--- a/Gridiron_Project_Handover.docx
+++ b/Gridiron_Project_Handover.docx
@@ -1,7 +1,7 @@
 
 <file path=word/document.xml><?xml version="1.0" encoding="UTF-8" standalone="yes"?><w:document mc:Ignorable="w14 w15 wp14" xmlns:wpc="http://schemas.microsoft.com/office/word/2010/wordprocessingCanvas" xmlns:mc="http://schemas.openxmlformats.org/markup-compatibility/2006" xmlns:o="urn:schemas-microsoft-com:office:office" xmlns:r="http://schemas.openxmlformats.org/officeDocument/2006/relationships" xmlns:m="http://schemas.openxmlformats.org/officeDocument/2006/math" xmlns:v="urn:schemas-microsoft-com:vml" xmlns:wp14="http://schemas.microsoft.com/office/word/2010/wordprocessingDrawing" xmlns:wp="http://schemas.openxmlformats.org/drawingml/2006/wordprocessingDrawing" xmlns:w10="urn:schemas-microsoft-com:office:word" xmlns:w="http://schemas.openxmlformats.org/wordprocessingml/2006/main" xmlns:w14="http://schemas.microsoft.com/office/word/2010/wordml" xmlns:w15="http://schemas.microsoft.com/office/word/2012/wordml" xmlns:wpg="http://schemas.microsoft.com/office/word/2010/wordprocessingGroup" xmlns:wpi="http://schemas.microsoft.com/office/word/2010/wordprocessingInk" xmlns:wne="http://schemas.microsoft.com/office/word/2006/wordml" xmlns:wps="http://schemas.microsoft.com/office/word/2010/wordprocessingShape" xmlns:cx="http://schemas.microsoft.com/office/drawing/2014/chartex" xmlns:cx1="http://schemas.microsoft.com/office/drawing/2015/9/8/chartex" xmlns:cx2="http://schemas.microsoft.com/office/drawing/2015/10/21/chartex" xmlns:cx3="http://schemas.microsoft.com/office/drawing/2016/5/9/chartex" xmlns:cx4="http://schemas.microsoft.com/office/drawing/2016/5/10/chartex" xmlns:cx5="http://schemas.microsoft.com/office/drawing/2016/5/11/chartex" xmlns:cx6="http://schemas.microsoft.com/office/drawing/2016/5/12/chartex" xmlns:cx7="http://schemas.microsoft.com/office/drawing/2016/5/13/chartex" xmlns:cx8="http://schemas.microsoft.com/office/drawing/2016/5/14/chartex" xmlns:aink="http://schemas.microsoft.com/office/drawing/2016/ink" xmlns:am3d="http://schemas.microsoft.com/office/drawing/2017/model3d" xmlns:w16cex="http://schemas.microsoft.com/office/word/2018/wordml/cex" xmlns:w16cid="http://schemas.microsoft.com/office/word/2016/wordml/cid" xmlns:w16="http://schemas.microsoft.com/office/word/2018/wordml" xmlns:w16sdtdh="http://schemas.microsoft.com/office/word/2020/wordml/sdtdatahash" xmlns:w16se="http://schemas.microsoft.com/office/word/2015/wordml/symex"><w:body><w:p><w:pPr><w:spacing w:after="0" w:before="1450"/><w:jc w:val="center"/></w:pPr><w:r><w:rPr><w:b/><w:bCs/><w:color w:val="1F3864"/><w:sz w:val="66"/><w:szCs w:val="66"/></w:rPr><w:t xml:space="preserve">Gridiron</w:t></w:r></w:p><w:p><w:pPr><w:spacing w:after="0" w:before="80"/><w:jc w:val="center"/></w:pPr><w:r><w:rPr><w:color w:val="2E4A7A"/><w:sz w:val="32"/><w:szCs w:val="32"/></w:rPr><w:t xml:space="preserve">NFL Sports Pool Platform</w:t></w:r></w:p><w:p><w:pPr><w:spacing w:after="0" w:before="140"/><w:jc w:val="center"/></w:pPr><w:r><w:rPr><w:color w:val="595959"/><w:sz w:val="28"/><w:szCs w:val="28"/></w:rPr><w:t xml:space="preserve">Project Handover Document</w:t></w:r></w:p><w:p><w:pPr><w:spacing w:after="420" w:before="40"/><w:jc w:val="center"/></w:pPr><w:r><w:rPr><w:i/><w:iCs/><w:color w:val="595959"/><w:sz w:val="21"/><w:szCs w:val="21"/></w:rPr><w:t xml:space="preserve">Architecture · Security · Operations · Handover Checklist</w:t></w:r></w:p><w:p><w:pPr><w:pBdr><w:top w:val="single" w:color="1F3864" w:sz="12" w:space="10"/></w:pBdr><w:spacing w:after="300" w:before="160"/><w:jc w:val="center"/></w:pPr><w:r><w:rPr><w:sz w:val="2"/><w:szCs w:val="2"/></w:rPr><w:t xml:space="preserve"></w:t></w:r></w:p><w:tbl><w:tblPr><w:tblW w:type="dxa" w:w="8800"/><w:tblBorders><w:top w:val="single" w:color="auto" w:sz="4"/><w:left w:val="single" w:color="auto" w:sz="4"/><w:bottom w:val="single" w:color="auto" w:sz="4"/><w:right w:val="single" w:color="auto" w:sz="4"/><w:insideH w:val="single" w:color="auto" w:sz="4"/><w:insideV w:val="single" w:color="auto" w:sz="4"/></w:tblBorders></w:tblPr><w:tblGrid><w:gridCol w:w="2500"/><w:gridCol w:w="6300"/></w:tblGrid><w:tr><w:trPr><w:tblHeader/></w:trPr><w:tc><w:tcPr><w:tcW w:type="dxa" w:w="2500"/><w:tcBorders><w:top w:val="single" w:color="D9D9D9" w:sz="4"/><w:left w:val="single" w:color="D9D9D9" w:sz="4"/><w:bottom w:val="single" w:color="D9D9D9" w:sz="4"/><w:right w:val="single" w:color="D9D9D9" w:sz="4"/></w:tcBorders><w:shd w:fill="1F3864" w:val="clear"/><w:tcMar><w:top w:type="dxa" w:w="60"/><w:left w:type="dxa" w:w="95"/><w:bottom w:type="dxa" w:w="60"/><w:right w:type="dxa" w:w="95"/></w:tcMar></w:tcPr><w:p><w:pPr><w:spacing w:after="0" w:line="254"/></w:pPr><w:r><w:rPr><w:b/><w:bCs/><w:color w:val="FFFFFF"/><w:sz w:val="18"/><w:szCs w:val="18"/></w:rPr><w:t xml:space="preserve">Field</w:t></w:r></w:p></w:tc><w:tc><w:tcPr><w:tcW w:type="dxa" w:w="6300"/><w:tcBorders><w:top w:val="single" w:color="D9D9D9" w:sz="4"/><w:left w:val="single" w:color="D9D9D9" w:sz="4"/><w:bottom w:val="single" w:color="D9D9D9" w:sz="4"/><w:right w:val="single" w:color="D9D9D9" w:sz="4"/></w:tcBorders><w:shd w:fill="1F3864" w:val="clear"/><w:tcMar><w:top w:type="dxa" w:w="60"/><w:left w:type="dxa" w:w="95"/><w:bottom w:type="dxa" w:w="60"/><w:right w:type="dxa" w:w="95"/></w:tcMar></w:tcPr><w:p><w:pPr><w:spacing w:after="0" w:line="254"/></w:pPr><w:r><w:rPr><w:b/><w:bCs/><w:color w:val="FFFFFF"/><w:sz w:val="18"/><w:szCs w:val="18"/></w:rPr><w:t xml:space="preserve">Detail</w:t></w:r></w:p></w:tc></w:tr><w:tr><w:tc><w:tcPr><w:tcW w:type="dxa" w:w="2500"/><w:tcBorders><w:top w:val="single" w:color="D9D9D9" w:sz="4"/><w:left w:val="single" w:color="D9D9D9" w:sz="4"/><w:bottom w:val="single" w:color="D9D9D9" w:sz="4"/><w:right w:val="single" w:color="D9D9D9" w:sz="4"/></w:tcBorders><w:tcMar><w:top w:type="dxa" w:w="60"/><w:left w:type="dxa" w:w="95"/><w:bottom w:type="dxa" w:w="60"/><w:right w:type="dxa" w:w="95"/></w:tcMar></w:tcPr><w:p><w:pPr><w:spacing w:after="0" w:line="254"/></w:pPr><w:r><w:rPr><w:sz w:val="18"/><w:szCs w:val="18"/></w:rPr><w:t xml:space="preserve">Document</w:t></w:r></w:p></w:tc><w:tc><w:tcPr><w:tcW w:type="dxa" w:w="6300"/><w:tcBorders><w:top w:val="single" w:color="D9D9D9" w:sz="4"/><w:left w:val="single" w:color="D9D9D9" w:sz="4"/><w:bottom w:val="single" w:color="D9D9D9" w:sz="4"/><w:right w:val="single" w:color="D9D9D9" w:sz="4"/></w:tcBorders><w:tcMar><w:top w:type="dxa" w:w="60"/><w:left w:type="dxa" w:w="95"/><w:bottom w:type="dxa" w:w="60"/><w:right w:type="dxa" w:w="95"/></w:tcMar></w:tcPr><w:p><w:pPr><w:spacing w:after="0" w:line="254"/></w:pPr><w:r><w:rPr><w:sz w:val="18"/><w:szCs w:val="18"/></w:rPr><w:t xml:space="preserve">Project handover — explanation, architecture, and readiness checklist</w:t></w:r></w:p></w:tc></w:tr><w:tr><w:tc><w:tcPr><w:tcW w:type="dxa" w:w="2500"/><w:tcBorders><w:top w:val="single" w:color="D9D9D9" w:sz="4"/><w:left w:val="single" w:color="D9D9D9" w:sz="4"/><w:bottom w:val="single" w:color="D9D9D9" w:sz="4"/><w:right w:val="single" w:color="D9D9D9" w:sz="4"/></w:tcBorders><w:shd w:fill="F4F6FA" w:val="clear"/><w:tcMar><w:top w:type="dxa" w:w="60"/><w:left w:type="dxa" w:w="95"/><w:bottom w:type="dxa" w:w="60"/><w:right w:type="dxa" w:w="95"/></w:tcMar></w:tcPr><w:p><w:pPr><w:spacing w:after="0" w:line="254"/></w:pPr><w:r><w:rPr><w:sz w:val="18"/><w:szCs w:val="18"/></w:rPr><w:t xml:space="preserve">Date</w:t></w:r></w:p></w:tc><w:tc><w:tcPr><w:tcW w:type="dxa" w:w="6300"/><w:tcBorders><w:top w:val="single" w:color="D9D9D9" w:sz="4"/><w:left w:val="single" w:color="D9D9D9" w:sz="4"/><w:bottom w:val="single" w:color="D9D9D9" w:sz="4"/><w:right w:val="single" w:color="D9D9D9" w:sz="4"/></w:tcBorders><w:shd w:fill="F4F6FA" w:val="clear"/><w:tcMar><w:top w:type="dxa" w:w="60"/><w:left w:type="dxa" w:w="95"/><w:bottom w:type="dxa" w:w="60"/><w:right w:type="dxa" w:w="95"/></w:tcMar></w:tcPr><w:p><w:pPr><w:spacing w:after="0" w:line="254"/></w:pPr><w:r><w:rPr><w:sz w:val="18"/><w:szCs w:val="18"/></w:rPr><w:t xml:space="preserve">8 August 2026</w:t></w:r></w:p></w:tc></w:tr><w:tr><w:tc><w:tcPr><w:tcW w:type="dxa" w:w="2500"/><w:tcBorders><w:top w:val="single" w:color="D9D9D9" w:sz="4"/><w:left w:val="single" w:color="D9D9D9" w:sz="4"/><w:bottom w:val="single" w:color="D9D9D9" w:sz="4"/><w:right w:val="single" w:color="D9D9D9" w:sz="4"/></w:tcBorders><w:tcMar><w:top w:type="dxa" w:w="60"/><w:left w:type="dxa" w:w="95"/><w:bottom w:type="dxa" w:w="60"/><w:right w:type="dxa" w:w="95"/></w:tcMar></w:tcPr><w:p><w:pPr><w:spacing w:after="0" w:line="254"/></w:pPr><w:r><w:rPr><w:sz w:val="18"/><w:szCs w:val="18"/></w:rPr><w:t xml:space="preserve">Repository</w:t></w:r></w:p></w:tc><w:tc><w:tcPr><w:tcW w:type="dxa" w:w="6300"/><w:tcBorders><w:top w:val="single" w:color="D9D9D9" w:sz="4"/><w:left w:val="single" w:color="D9D9D9" w:sz="4"/><w:bottom w:val="single" w:color="D9D9D9" w:sz="4"/><w:right w:val="single" w:color="D9D9D9" w:sz="4"/></w:tcBorders><w:tcMar><w:top w:type="dxa" w:w="60"/><w:left w:type="dxa" w:w="95"/><w:bottom w:type="dxa" w:w="60"/><w:right w:type="dxa" w:w="95"/></w:tcMar></w:tcPr><w:p><w:pPr><w:spacing w:after="0" w:line="254"/></w:pPr><w:r><w:rPr><w:sz w:val="18"/><w:szCs w:val="18"/></w:rPr><w:t xml:space="preserve">markravencanete50-source/sports_pool</w:t></w:r></w:p></w:tc></w:tr><w:tr><w:tc><w:tcPr><w:tcW w:type="dxa" w:w="2500"/><w:tcBorders><w:top w:val="single" w:color="D9D9D9" w:sz="4"/><w:left w:val="single" w:color="D9D9D9" w:sz="4"/><w:bottom w:val="single" w:color="D9D9D9" w:sz="4"/><w:right w:val="single" w:color="D9D9D9" w:sz="4"/></w:tcBorders><w:shd w:fill="F4F6FA" w:val="clear"/><w:tcMar><w:top w:type="dxa" w:w="60"/><w:left w:type="dxa" w:w="95"/><w:bottom w:type="dxa" w:w="60"/><w:right w:type="dxa" w:w="95"/></w:tcMar></w:tcPr><w:p><w:pPr><w:spacing w:after="0" w:line="254"/></w:pPr><w:r><w:rPr><w:sz w:val="18"/><w:szCs w:val="18"/></w:rPr><w:t xml:space="preserve">Product</w:t></w:r></w:p></w:tc><w:tc><w:tcPr><w:tcW w:type="dxa" w:w="6300"/><w:tcBorders><w:top w:val="single" w:color="D9D9D9" w:sz="4"/><w:left w:val="single" w:color="D9D9D9" w:sz="4"/><w:bottom w:val="single" w:color="D9D9D9" w:sz="4"/><w:right w:val="single" w:color="D9D9D9" w:sz="4"/></w:tcBorders><w:shd w:fill="F4F6FA" w:val="clear"/><w:tcMar><w:top w:type="dxa" w:w="60"/><w:left w:type="dxa" w:w="95"/><w:bottom w:type="dxa" w:w="60"/><w:right w:type="dxa" w:w="95"/></w:tcMar></w:tcPr><w:p><w:pPr><w:spacing w:after="0" w:line="254"/></w:pPr><w:r><w:rPr><w:sz w:val="18"/><w:szCs w:val="18"/></w:rPr><w:t xml:space="preserve">Real-money NFL prediction pools (parlay cards, prize pots, payouts)</w:t></w:r></w:p></w:tc></w:tr><w:tr><w:tc><w:tcPr><w:tcW w:type="dxa" w:w="2500"/><w:tcBorders><w:top w:val="single" w:color="D9D9D9" w:sz="4"/><w:left w:val="single" w:color="D9D9D9" w:sz="4"/><w:bottom w:val="single" w:color="D9D9D9" w:sz="4"/><w:right w:val="single" w:color="D9D9D9" w:sz="4"/></w:tcBorders><w:tcMar><w:top w:type="dxa" w:w="60"/><w:left w:type="dxa" w:w="95"/><w:bottom w:type="dxa" w:w="60"/><w:right w:type="dxa" w:w="95"/></w:tcMar></w:tcPr><w:p><w:pPr><w:spacing w:after="0" w:line="254"/></w:pPr><w:r><w:rPr><w:sz w:val="18"/><w:szCs w:val="18"/></w:rPr><w:t xml:space="preserve">Stack</w:t></w:r></w:p></w:tc><w:tc><w:tcPr><w:tcW w:type="dxa" w:w="6300"/><w:tcBorders><w:top w:val="single" w:color="D9D9D9" w:sz="4"/><w:left w:val="single" w:color="D9D9D9" w:sz="4"/><w:bottom w:val="single" w:color="D9D9D9" w:sz="4"/><w:right w:val="single" w:color="D9D9D9" w:sz="4"/></w:tcBorders><w:tcMar><w:top w:type="dxa" w:w="60"/><w:left w:type="dxa" w:w="95"/><w:bottom w:type="dxa" w:w="60"/><w:right w:type="dxa" w:w="95"/></w:tcMar></w:tcPr><w:p><w:pPr><w:spacing w:after="0" w:line="254"/></w:pPr><w:r><w:rPr><w:sz w:val="18"/><w:szCs w:val="18"/></w:rPr><w:t xml:space="preserve">Next.js 16 · TypeScript · Supabase (Postgres + RLS) · Stripe · PayPal · Vercel</w:t></w:r></w:p></w:tc></w:tr><w:tr><w:tc><w:tcPr><w:tcW w:type="dxa" w:w="2500"/><w:tcBorders><w:top w:val="single" w:color="D9D9D9" w:sz="4"/><w:left w:val="single" w:color="D9D9D9" w:sz="4"/><w:bottom w:val="single" w:color="D9D9D9" w:sz="4"/><w:right w:val="single" w:color="D9D9D9" w:sz="4"/></w:tcBorders><w:shd w:fill="F4F6FA" w:val="clear"/><w:tcMar><w:top w:type="dxa" w:w="60"/><w:left w:type="dxa" w:w="95"/><w:bottom w:type="dxa" w:w="60"/><w:right w:type="dxa" w:w="95"/></w:tcMar></w:tcPr><w:p><w:pPr><w:spacing w:after="0" w:line="254"/></w:pPr><w:r><w:rPr><w:sz w:val="18"/><w:szCs w:val="18"/></w:rPr><w:t xml:space="preserve">Scale</w:t></w:r></w:p></w:tc><w:tc><w:tcPr><w:tcW w:type="dxa" w:w="6300"/><w:tcBorders><w:top w:val="single" w:color="D9D9D9" w:sz="4"/><w:left w:val="single" w:color="D9D9D9" w:sz="4"/><w:bottom w:val="single" w:color="D9D9D9" w:sz="4"/><w:right w:val="single" w:color="D9D9D9" w:sz="4"/></w:tcBorders><w:shd w:fill="F4F6FA" w:val="clear"/><w:tcMar><w:top w:type="dxa" w:w="60"/><w:left w:type="dxa" w:w="95"/><w:bottom w:type="dxa" w:w="60"/><w:right w:type="dxa" w:w="95"/></w:tcMar></w:tcPr><w:p><w:pPr><w:spacing w:after="0" w:line="254"/></w:pPr><w:r><w:rPr><w:sz w:val="18"/><w:szCs w:val="18"/></w:rPr><w:t xml:space="preserve">43 API routes · 22 migrations · 62 components · ~18,700 lines TS/TSX</w:t></w:r></w:p></w:tc></w:tr><w:tr><w:tc><w:tcPr><w:tcW w:type="dxa" w:w="2500"/><w:tcBorders><w:top w:val="single" w:color="D9D9D9" w:sz="4"/><w:left w:val="single" w:color="D9D9D9" w:sz="4"/><w:bottom w:val="single" w:color="D9D9D9" w:sz="4"/><w:right w:val="single" w:color="D9D9D9" w:sz="4"/></w:tcBorders><w:tcMar><w:top w:type="dxa" w:w="60"/><w:left w:type="dxa" w:w="95"/><w:bottom w:type="dxa" w:w="60"/><w:right w:type="dxa" w:w="95"/></w:tcMar></w:tcPr><w:p><w:pPr><w:spacing w:after="0" w:line="254"/></w:pPr><w:r><w:rPr><w:sz w:val="18"/><w:szCs w:val="18"/></w:rPr><w:t xml:space="preserve">Status</w:t></w:r></w:p></w:tc><w:tc><w:tcPr><w:tcW w:type="dxa" w:w="6300"/><w:tcBorders><w:top w:val="single" w:color="D9D9D9" w:sz="4"/><w:left w:val="single" w:color="D9D9D9" w:sz="4"/><w:bottom w:val="single" w:color="D9D9D9" w:sz="4"/><w:right w:val="single" w:color="D9D9D9" w:sz="4"/></w:tcBorders><w:tcMar><w:top w:type="dxa" w:w="60"/><w:left w:type="dxa" w:w="95"/><w:bottom w:type="dxa" w:w="60"/><w:right w:type="dxa" w:w="95"/></w:tcMar></w:tcPr><w:p><w:pPr><w:spacing w:after="0" w:line="254"/></w:pPr><w:r><w:rPr><w:b/><w:bCs/><w:sz w:val="18"/><w:szCs w:val="18"/></w:rPr><w:t xml:space="preserve">Handover-ready — all quality gates green</w:t></w:r></w:p></w:tc></w:tr></w:tbl><w:p><w:r><w:br w:type="page"/></w:r></w:p><w:p><w:pPr><w:pStyle w:val="Heading1"/><w:spacing w:after="140" w:before="300"/></w:pPr><w:r><w:t xml:space="preserve">Contents</w:t></w:r></w:p><w:sdt><w:sdtPr><w:alias w:val="Contents"/></w:sdtPr><w:sdtContent><w:p><w:r><w:fldChar w:fldCharType="begin" w:dirty="true"/><w:instrText xml:space="preserve">TOC \h \o &quot;1-2&quot;</w:instrText><w:fldChar w:fldCharType="separate"/></w:r></w:p><w:p><w:r><w:fldChar w:fldCharType="end"/></w:r></w:p></w:sdtContent></w:sdt><w:p><w:r><w:br w:type="page"/></w:r></w:p><w:p><w:pPr><w:pStyle w:val="Heading1"/><w:spacing w:after="140" w:before="300"/></w:pPr><w:r><w:t xml:space="preserve">1. Executive summary</w:t></w:r></w:p><w:p><w:pPr><w:spacing w:after="130" w:line="280"/></w:pPr><w:r><w:rPr><w:sz w:val="21"/><w:szCs w:val="21"/></w:rPr><w:t xml:space="preserve">Gridiron is a real-money sports-pool platform. Players buy parlay cards for a pool of NFL games, predict the outcomes, and the platform automatically scores the results and pays the winners from the prize pot, less a platform fee.</w:t></w:r></w:p><w:p><w:pPr><w:spacing w:after="130" w:line="280"/></w:pPr><w:r><w:rPr><w:sz w:val="21"/><w:szCs w:val="21"/></w:rPr><w:t xml:space="preserve">Because real money moves through the system — card payments in via Stripe, winnings credited to an in-app balance, withdrawals out via PayPal — the engineering standard applied throughout is that the database, not the application, is the authorization boundary. An application bug alone must not be sufficient to leak data or move money.</w:t></w:r></w:p><w:p><w:pPr><w:pStyle w:val="Heading3"/><w:spacing w:after="70" w:before="170"/></w:pPr><w:r><w:t xml:space="preserve">Readiness at handover</w:t></w:r></w:p><w:tbl><w:tblPr><w:tblW w:type="dxa" w:w="8800"/><w:tblBorders><w:top w:val="single" w:color="auto" w:sz="4"/><w:left w:val="single" w:color="auto" w:sz="4"/><w:bottom w:val="single" w:color="auto" w:sz="4"/><w:right w:val="single" w:color="auto" w:sz="4"/><w:insideH w:val="single" w:color="auto" w:sz="4"/><w:insideV w:val="single" w:color="auto" w:sz="4"/></w:tblBorders></w:tblPr><w:tblGrid><w:gridCol w:w="3200"/><w:gridCol w:w="1500"/><w:gridCol w:w="4100"/></w:tblGrid><w:tr><w:trPr><w:tblHeader/></w:trPr><w:tc><w:tcPr><w:tcW w:type="dxa" w:w="3200"/><w:tcBorders><w:top w:val="single" w:color="D9D9D9" w:sz="4"/><w:left w:val="single" w:color="D9D9D9" w:sz="4"/><w:bottom w:val="single" w:color="D9D9D9" w:sz="4"/><w:right w:val="single" w:color="D9D9D9" w:sz="4"/></w:tcBorders><w:shd w:fill="1F3864" w:val="clear"/><w:tcMar><w:top w:type="dxa" w:w="60"/><w:left w:type="dxa" w:w="95"/><w:bottom w:type="dxa" w:w="60"/><w:right w:type="dxa" w:w="95"/></w:tcMar></w:tcPr><w:p><w:pPr><w:spacing w:after="0" w:line="254"/></w:pPr><w:r><w:rPr><w:b/><w:bCs/><w:color w:val="FFFFFF"/><w:sz w:val="18"/><w:szCs w:val="18"/></w:rPr><w:t xml:space="preserve">Gate</w:t></w:r></w:p></w:tc><w:tc><w:tcPr><w:tcW w:type="dxa" w:w="1500"/><w:tcBorders><w:top w:val="single" w:color="D9D9D9" w:sz="4"/><w:left w:val="single" w:color="D9D9D9" w:sz="4"/><w:bottom w:val="single" w:color="D9D9D9" w:sz="4"/><w:right w:val="single" w:color="D9D9D9" w:sz="4"/></w:tcBorders><w:shd w:fill="1F3864" w:val="clear"/><w:tcMar><w:top w:type="dxa" w:w="60"/><w:left w:type="dxa" w:w="95"/><w:bottom w:type="dxa" w:w="60"/><w:right w:type="dxa" w:w="95"/></w:tcMar></w:tcPr><w:p><w:pPr><w:spacing w:after="0" w:line="254"/></w:pPr><w:r><w:rPr><w:b/><w:bCs/><w:color w:val="FFFFFF"/><w:sz w:val="18"/><w:szCs w:val="18"/></w:rPr><w:t xml:space="preserve">Status</w:t></w:r></w:p></w:tc><w:tc><w:tcPr><w:tcW w:type="dxa" w:w="4100"/><w:tcBorders><w:top w:val="single" w:color="D9D9D9" w:sz="4"/><w:left w:val="single" w:color="D9D9D9" w:sz="4"/><w:bottom w:val="single" w:color="D9D9D9" w:sz="4"/><w:right w:val="single" w:color="D9D9D9" w:sz="4"/></w:tcBorders><w:shd w:fill="1F3864" w:val="clear"/><w:tcMar><w:top w:type="dxa" w:w="60"/><w:left w:type="dxa" w:w="95"/><w:bottom w:type="dxa" w:w="60"/><w:right w:type="dxa" w:w="95"/></w:tcMar></w:tcPr><w:p><w:pPr><w:spacing w:after="0" w:line="254"/></w:pPr><w:r><w:rPr><w:b/><w:bCs/><w:color w:val="FFFFFF"/><w:sz w:val="18"/><w:szCs w:val="18"/></w:rPr><w:t xml:space="preserve">Detail</w:t></w:r></w:p></w:tc></w:tr><w:tr><w:tc><w:tcPr><w:tcW w:type="dxa" w:w="3200"/><w:tcBorders><w:top w:val="single" w:color="D9D9D9" w:sz="4"/><w:left w:val="single" w:color="D9D9D9" w:sz="4"/><w:bottom w:val="single" w:color="D9D9D9" w:sz="4"/><w:right w:val="single" w:color="D9D9D9" w:sz="4"/></w:tcBorders><w:tcMar><w:top w:type="dxa" w:w="60"/><w:left w:type="dxa" w:w="95"/><w:bottom w:type="dxa" w:w="60"/><w:right w:type="dxa" w:w="95"/></w:tcMar></w:tcPr><w:p><w:pPr><w:spacing w:after="0" w:line="254"/></w:pPr><w:r><w:rPr><w:sz w:val="18"/><w:szCs w:val="18"/></w:rPr><w:t xml:space="preserve">TypeScript (tsc --noEmit)</w:t></w:r></w:p></w:tc><w:tc><w:tcPr><w:tcW w:type="dxa" w:w="1500"/><w:tcBorders><w:top w:val="single" w:color="D9D9D9" w:sz="4"/><w:left w:val="single" w:color="D9D9D9" w:sz="4"/><w:bottom w:val="single" w:color="D9D9D9" w:sz="4"/><w:right w:val="single" w:color="D9D9D9" w:sz="4"/></w:tcBorders><w:tcMar><w:top w:type="dxa" w:w="60"/><w:left w:type="dxa" w:w="95"/><w:bottom w:type="dxa" w:w="60"/><w:right w:type="dxa" w:w="95"/></w:tcMar></w:tcPr><w:p><w:pPr><w:spacing w:after="0" w:line="254"/></w:pPr><w:r><w:rPr><w:b/><w:bCs/><w:color w:val="1E7A3E"/><w:sz w:val="18"/><w:szCs w:val="18"/></w:rPr><w:t xml:space="preserve">PASS</w:t></w:r></w:p></w:tc><w:tc><w:tcPr><w:tcW w:type="dxa" w:w="4100"/><w:tcBorders><w:top w:val="single" w:color="D9D9D9" w:sz="4"/><w:left w:val="single" w:color="D9D9D9" w:sz="4"/><w:bottom w:val="single" w:color="D9D9D9" w:sz="4"/><w:right w:val="single" w:color="D9D9D9" w:sz="4"/></w:tcBorders><w:tcMar><w:top w:type="dxa" w:w="60"/><w:left w:type="dxa" w:w="95"/><w:bottom w:type="dxa" w:w="60"/><w:right w:type="dxa" w:w="95"/></w:tcMar></w:tcPr><w:p><w:pPr><w:spacing w:after="0" w:line="254"/></w:pPr><w:r><w:rPr><w:sz w:val="18"/><w:szCs w:val="18"/></w:rPr><w:t xml:space="preserve">0 errors</w:t></w:r></w:p></w:tc></w:tr><w:tr><w:tc><w:tcPr><w:tcW w:type="dxa" w:w="3200"/><w:tcBorders><w:top w:val="single" w:color="D9D9D9" w:sz="4"/><w:left w:val="single" w:color="D9D9D9" w:sz="4"/><w:bottom w:val="single" w:color="D9D9D9" w:sz="4"/><w:right w:val="single" w:color="D9D9D9" w:sz="4"/></w:tcBorders><w:shd w:fill="F4F6FA" w:val="clear"/><w:tcMar><w:top w:type="dxa" w:w="60"/><w:left w:type="dxa" w:w="95"/><w:bottom w:type="dxa" w:w="60"/><w:right w:type="dxa" w:w="95"/></w:tcMar></w:tcPr><w:p><w:pPr><w:spacing w:after="0" w:line="254"/></w:pPr><w:r><w:rPr><w:sz w:val="18"/><w:szCs w:val="18"/></w:rPr><w:t xml:space="preserve">Settlement regression tests</w:t></w:r></w:p></w:tc><w:tc><w:tcPr><w:tcW w:type="dxa" w:w="1500"/><w:tcBorders><w:top w:val="single" w:color="D9D9D9" w:sz="4"/><w:left w:val="single" w:color="D9D9D9" w:sz="4"/><w:bottom w:val="single" w:color="D9D9D9" w:sz="4"/><w:right w:val="single" w:color="D9D9D9" w:sz="4"/></w:tcBorders><w:shd w:fill="F4F6FA" w:val="clear"/><w:tcMar><w:top w:type="dxa" w:w="60"/><w:left w:type="dxa" w:w="95"/><w:bottom w:type="dxa" w:w="60"/><w:right w:type="dxa" w:w="95"/></w:tcMar></w:tcPr><w:p><w:pPr><w:spacing w:after="0" w:line="254"/></w:pPr><w:r><w:rPr><w:b/><w:bCs/><w:color w:val="1E7A3E"/><w:sz w:val="18"/><w:szCs w:val="18"/></w:rPr><w:t xml:space="preserve">PASS</w:t></w:r></w:p></w:tc><w:tc><w:tcPr><w:tcW w:type="dxa" w:w="4100"/><w:tcBorders><w:top w:val="single" w:color="D9D9D9" w:sz="4"/><w:left w:val="single" w:color="D9D9D9" w:sz="4"/><w:bottom w:val="single" w:color="D9D9D9" w:sz="4"/><w:right w:val="single" w:color="D9D9D9" w:sz="4"/></w:tcBorders><w:shd w:fill="F4F6FA" w:val="clear"/><w:tcMar><w:top w:type="dxa" w:w="60"/><w:left w:type="dxa" w:w="95"/><w:bottom w:type="dxa" w:w="60"/><w:right w:type="dxa" w:w="95"/></w:tcMar></w:tcPr><w:p><w:pPr><w:spacing w:after="0" w:line="254"/></w:pPr><w:r><w:rPr><w:sz w:val="18"/><w:szCs w:val="18"/></w:rPr><w:t xml:space="preserve">Scoring, tie-breaks, 243 rounding combinations</w:t></w:r></w:p></w:tc></w:tr><w:tr><w:tc><w:tcPr><w:tcW w:type="dxa" w:w="3200"/><w:tcBorders><w:top w:val="single" w:color="D9D9D9" w:sz="4"/><w:left w:val="single" w:color="D9D9D9" w:sz="4"/><w:bottom w:val="single" w:color="D9D9D9" w:sz="4"/><w:right w:val="single" w:color="D9D9D9" w:sz="4"/></w:tcBorders><w:tcMar><w:top w:type="dxa" w:w="60"/><w:left w:type="dxa" w:w="95"/><w:bottom w:type="dxa" w:w="60"/><w:right w:type="dxa" w:w="95"/></w:tcMar></w:tcPr><w:p><w:pPr><w:spacing w:after="0" w:line="254"/></w:pPr><w:r><w:rPr><w:sz w:val="18"/><w:szCs w:val="18"/></w:rPr><w:t xml:space="preserve">Production build (next build)</w:t></w:r></w:p></w:tc><w:tc><w:tcPr><w:tcW w:type="dxa" w:w="1500"/><w:tcBorders><w:top w:val="single" w:color="D9D9D9" w:sz="4"/><w:left w:val="single" w:color="D9D9D9" w:sz="4"/><w:bottom w:val="single" w:color="D9D9D9" w:sz="4"/><w:right w:val="single" w:color="D9D9D9" w:sz="4"/></w:tcBorders><w:tcMar><w:top w:type="dxa" w:w="60"/><w:left w:type="dxa" w:w="95"/><w:bottom w:type="dxa" w:w="60"/><w:right w:type="dxa" w:w="95"/></w:tcMar></w:tcPr><w:p><w:pPr><w:spacing w:after="0" w:line="254"/></w:pPr><w:r><w:rPr><w:b/><w:bCs/><w:color w:val="1E7A3E"/><w:sz w:val="18"/><w:szCs w:val="18"/></w:rPr><w:t xml:space="preserve">PASS</w:t></w:r></w:p></w:tc><w:tc><w:tcPr><w:tcW w:type="dxa" w:w="4100"/><w:tcBorders><w:top w:val="single" w:color="D9D9D9" w:sz="4"/><w:left w:val="single" w:color="D9D9D9" w:sz="4"/><w:bottom w:val="single" w:color="D9D9D9" w:sz="4"/><w:right w:val="single" w:color="D9D9D9" w:sz="4"/></w:tcBorders><w:tcMar><w:top w:type="dxa" w:w="60"/><w:left w:type="dxa" w:w="95"/><w:bottom w:type="dxa" w:w="60"/><w:right w:type="dxa" w:w="95"/></w:tcMar></w:tcPr><w:p><w:pPr><w:spacing w:after="0" w:line="254"/></w:pPr><w:r><w:rPr><w:sz w:val="18"/><w:szCs w:val="18"/></w:rPr><w:t xml:space="preserve">47 routes compile</w:t></w:r></w:p></w:tc></w:tr><w:tr><w:tc><w:tcPr><w:tcW w:type="dxa" w:w="3200"/><w:tcBorders><w:top w:val="single" w:color="D9D9D9" w:sz="4"/><w:left w:val="single" w:color="D9D9D9" w:sz="4"/><w:bottom w:val="single" w:color="D9D9D9" w:sz="4"/><w:right w:val="single" w:color="D9D9D9" w:sz="4"/></w:tcBorders><w:shd w:fill="F4F6FA" w:val="clear"/><w:tcMar><w:top w:type="dxa" w:w="60"/><w:left w:type="dxa" w:w="95"/><w:bottom w:type="dxa" w:w="60"/><w:right w:type="dxa" w:w="95"/></w:tcMar></w:tcPr><w:p><w:pPr><w:spacing w:after="0" w:line="254"/></w:pPr><w:r><w:rPr><w:sz w:val="18"/><w:szCs w:val="18"/></w:rPr><w:t xml:space="preserve">ESLint</w:t></w:r></w:p></w:tc><w:tc><w:tcPr><w:tcW w:type="dxa" w:w="1500"/><w:tcBorders><w:top w:val="single" w:color="D9D9D9" w:sz="4"/><w:left w:val="single" w:color="D9D9D9" w:sz="4"/><w:bottom w:val="single" w:color="D9D9D9" w:sz="4"/><w:right w:val="single" w:color="D9D9D9" w:sz="4"/></w:tcBorders><w:shd w:fill="F4F6FA" w:val="clear"/><w:tcMar><w:top w:type="dxa" w:w="60"/><w:left w:type="dxa" w:w="95"/><w:bottom w:type="dxa" w:w="60"/><w:right w:type="dxa" w:w="95"/></w:tcMar></w:tcPr><w:p><w:pPr><w:spacing w:after="0" w:line="254"/></w:pPr><w:r><w:rPr><w:b/><w:bCs/><w:color w:val="1E7A3E"/><w:sz w:val="18"/><w:szCs w:val="18"/></w:rPr><w:t xml:space="preserve">PASS</w:t></w:r></w:p></w:tc><w:tc><w:tcPr><w:tcW w:type="dxa" w:w="4100"/><w:tcBorders><w:top w:val="single" w:color="D9D9D9" w:sz="4"/><w:left w:val="single" w:color="D9D9D9" w:sz="4"/><w:bottom w:val="single" w:color="D9D9D9" w:sz="4"/><w:right w:val="single" w:color="D9D9D9" w:sz="4"/></w:tcBorders><w:shd w:fill="F4F6FA" w:val="clear"/><w:tcMar><w:top w:type="dxa" w:w="60"/><w:left w:type="dxa" w:w="95"/><w:bottom w:type="dxa" w:w="60"/><w:right w:type="dxa" w:w="95"/></w:tcMar></w:tcPr><w:p><w:pPr><w:spacing w:after="0" w:line="254"/></w:pPr><w:r><w:rPr><w:sz w:val="18"/><w:szCs w:val="18"/></w:rPr><w:t xml:space="preserve">0 errors (inherited style debt tracked as warnings)</w:t></w:r></w:p></w:tc></w:tr><w:tr><w:tc><w:tcPr><w:tcW w:type="dxa" w:w="3200"/><w:tcBorders><w:top w:val="single" w:color="D9D9D9" w:sz="4"/><w:left w:val="single" w:color="D9D9D9" w:sz="4"/><w:bottom w:val="single" w:color="D9D9D9" w:sz="4"/><w:right w:val="single" w:color="D9D9D9" w:sz="4"/></w:tcBorders><w:tcMar><w:top w:type="dxa" w:w="60"/><w:left w:type="dxa" w:w="95"/><w:bottom w:type="dxa" w:w="60"/><w:right w:type="dxa" w:w="95"/></w:tcMar></w:tcPr><w:p><w:pPr><w:spacing w:after="0" w:line="254"/></w:pPr><w:r><w:rPr><w:sz w:val="18"/><w:szCs w:val="18"/></w:rPr><w:t xml:space="preserve">Continuous integration</w:t></w:r></w:p></w:tc><w:tc><w:tcPr><w:tcW w:type="dxa" w:w="1500"/><w:tcBorders><w:top w:val="single" w:color="D9D9D9" w:sz="4"/><w:left w:val="single" w:color="D9D9D9" w:sz="4"/><w:bottom w:val="single" w:color="D9D9D9" w:sz="4"/><w:right w:val="single" w:color="D9D9D9" w:sz="4"/></w:tcBorders><w:tcMar><w:top w:type="dxa" w:w="60"/><w:left w:type="dxa" w:w="95"/><w:bottom w:type="dxa" w:w="60"/><w:right w:type="dxa" w:w="95"/></w:tcMar></w:tcPr><w:p><w:pPr><w:spacing w:after="0" w:line="254"/></w:pPr><w:r><w:rPr><w:b/><w:bCs/><w:color w:val="1E7A3E"/><w:sz w:val="18"/><w:szCs w:val="18"/></w:rPr><w:t xml:space="preserve">ADDED</w:t></w:r></w:p></w:tc><w:tc><w:tcPr><w:tcW w:type="dxa" w:w="4100"/><w:tcBorders><w:top w:val="single" w:color="D9D9D9" w:sz="4"/><w:left w:val="single" w:color="D9D9D9" w:sz="4"/><w:bottom w:val="single" w:color="D9D9D9" w:sz="4"/><w:right w:val="single" w:color="D9D9D9" w:sz="4"/></w:tcBorders><w:tcMar><w:top w:type="dxa" w:w="60"/><w:left w:type="dxa" w:w="95"/><w:bottom w:type="dxa" w:w="60"/><w:right w:type="dxa" w:w="95"/></w:tcMar></w:tcPr><w:p><w:pPr><w:spacing w:after="0" w:line="254"/></w:pPr><w:r><w:rPr><w:sz w:val="18"/><w:szCs w:val="18"/></w:rPr><w:t xml:space="preserve">All four gates now block every push and PR</w:t></w:r></w:p></w:tc></w:tr></w:tbl><w:p><w:pPr><w:spacing w:after="80"/></w:pPr></w:p><w:tbl><w:tblPr><w:tblW w:type="dxa" w:w="8900"/><w:tblBorders><w:top w:val="single" w:color="auto" w:sz="4"/><w:left w:val="single" w:color="auto" w:sz="4"/><w:bottom w:val="single" w:color="auto" w:sz="4"/><w:right w:val="single" w:color="auto" w:sz="4"/><w:insideH w:val="single" w:color="auto" w:sz="4"/><w:insideV w:val="single" w:color="auto" w:sz="4"/></w:tblBorders></w:tblPr><w:tblGrid><w:gridCol w:w="8900"/></w:tblGrid><w:tr><w:tc><w:tcPr><w:tcW w:type="dxa" w:w="8900"/><w:tcBorders><w:top w:val="none"/><w:left w:val="single" w:color="B22222" w:sz="18"/><w:bottom w:val="none"/><w:right w:val="none"/></w:tcBorders><w:shd w:fill="FBECEC" w:val="clear"/><w:tcMar><w:top w:type="dxa" w:w="115"/><w:left w:type="dxa" w:w="155"/><w:bottom w:type="dxa" w:w="115"/><w:right w:type="dxa" w:w="155"/></w:tcMar></w:tcPr><w:p><w:pPr><w:spacing w:after="45"/></w:pPr><w:r><w:rPr><w:b/><w:bCs/><w:color w:val="1F3864"/><w:sz w:val="20"/><w:szCs w:val="20"/></w:rPr><w:t xml:space="preserve">The two most important findings</w:t></w:r></w:p><w:p><w:pPr><w:spacing w:after="0" w:line="274"/></w:pPr><w:r><w:rPr><w:b/><w:bCs/><w:sz w:val="21"/><w:szCs w:val="21"/></w:rPr><w:t xml:space="preserve">1. Card purchases were broken end-to-end on any database provisioned from the committed migrations. </w:t></w:r><w:r><w:rPr><w:sz w:val="21"/><w:szCs w:val="21"/></w:rPr><w:t xml:space="preserve">Two columns on </w:t></w:r><w:r><w:rPr><w:rFonts w:ascii="Consolas" w:cs="Consolas" w:eastAsia="Consolas" w:hAnsi="Consolas"/><w:color w:val="1A4D2E"/><w:sz w:val="18"/><w:szCs w:val="18"/></w:rPr><w:t xml:space="preserve">pool_transactions</w:t></w:r><w:r><w:rPr><w:sz w:val="21"/><w:szCs w:val="21"/></w:rPr><w:t xml:space="preserve"> are </w:t></w:r><w:r><w:rPr><w:rFonts w:ascii="Consolas" w:cs="Consolas" w:eastAsia="Consolas" w:hAnsi="Consolas"/><w:color w:val="1A4D2E"/><w:sz w:val="18"/><w:szCs w:val="18"/></w:rPr><w:t xml:space="preserve">NOT NULL</w:t></w:r><w:r><w:rPr><w:sz w:val="21"/><w:szCs w:val="21"/></w:rPr><w:t xml:space="preserve"> with no default, the trigger meant to populate them existed in no migration, and the purchase code supplied neither — so the insert failed, the card was rolled back, and the player was charged by Stripe and received nothing. -</w:t></w:r><w:r><w:rPr><w:b/><w:bCs/><w:sz w:val="21"/><w:szCs w:val="21"/></w:rPr><w:t xml:space="preserve">2. A crafted pool could mint prize money. </w:t></w:r><w:r><w:rPr><w:sz w:val="21"/><w:szCs w:val="21"/></w:rPr><w:t xml:space="preserve">The platform fee is multiplied into the payout, and the column that holds it was writable on insert and unclamped — a pool created with a fee of −100 would have paid out twice its pot. Both are fixed; see §9.</w:t></w:r></w:p></w:tc></w:tr></w:tbl><w:p><w:pPr><w:pStyle w:val="Heading1"/><w:spacing w:after="140" w:before="300"/></w:pPr><w:r><w:t xml:space="preserve">2. What the product does</w:t></w:r></w:p><w:p><w:pPr><w:spacing w:after="130" w:line="280"/></w:pPr><w:r><w:rPr><w:sz w:val="21"/><w:szCs w:val="21"/></w:rPr><w:t xml:space="preserve">The domain has three core objects:</w:t></w:r></w:p><w:p><w:pPr><w:pStyle w:val="ListParagraph"/><w:numPr><w:ilvl w:val="0"/><w:numId w:val="2"/></w:numPr><w:spacing w:after="85" w:line="272"/></w:pPr><w:r><w:rPr><w:b/><w:bCs/><w:sz w:val="21"/><w:szCs w:val="21"/></w:rPr><w:t xml:space="preserve">Pool</w:t></w:r><w:r><w:rPr><w:sz w:val="21"/><w:szCs w:val="21"/></w:rPr><w:t xml:space="preserve"> — a contest over a slate of 6–9 NFL games from a single week, with a fixed entry fee. Pools are public (anyone may join) or private (invitation only).</w:t></w:r></w:p><w:p><w:pPr><w:pStyle w:val="ListParagraph"/><w:numPr><w:ilvl w:val="0"/><w:numId w:val="2"/></w:numPr><w:spacing w:after="85" w:line="272"/></w:pPr><w:r><w:rPr><w:b/><w:bCs/><w:sz w:val="21"/><w:szCs w:val="21"/></w:rPr><w:t xml:space="preserve">Parlay card</w:t></w:r><w:r><w:rPr><w:sz w:val="21"/><w:szCs w:val="21"/></w:rPr><w:t xml:space="preserve"> — a paid entry. A player may hold up to three per pool, each with its own set of predictions.</w:t></w:r></w:p><w:p><w:pPr><w:pStyle w:val="ListParagraph"/><w:numPr><w:ilvl w:val="0"/><w:numId w:val="2"/></w:numPr><w:spacing w:after="85" w:line="272"/></w:pPr><w:r><w:rPr><w:b/><w:bCs/><w:sz w:val="21"/><w:szCs w:val="21"/></w:rPr><w:t xml:space="preserve">Prize pot</w:t></w:r><w:r><w:rPr><w:sz w:val="21"/><w:szCs w:val="21"/></w:rPr><w:t xml:space="preserve"> — the sum of entry fees. At settlement the platform fee is deducted and the remainder is split between the winners.</w:t></w:r></w:p><w:p><w:pPr><w:pStyle w:val="Heading2"/><w:spacing w:after="100" w:before="240"/></w:pPr><w:r><w:t xml:space="preserve">2.1 The player journey</w:t></w:r></w:p><w:p><w:pPr><w:pStyle w:val="ListParagraph"/><w:numPr><w:ilvl w:val="0"/><w:numId w:val="3"/></w:numPr><w:spacing w:after="95" w:line="272"/></w:pPr><w:r><w:rPr><w:b/><w:bCs/><w:sz w:val="21"/><w:szCs w:val="21"/></w:rPr><w:t xml:space="preserve">Sign up</w:t></w:r><w:r><w:rPr><w:sz w:val="21"/><w:szCs w:val="21"/></w:rPr><w:t xml:space="preserve"> — email and password via Supabase Auth (minimum 10 characters, mixed case and a digit).</w:t></w:r></w:p><w:p><w:pPr><w:pStyle w:val="ListParagraph"/><w:numPr><w:ilvl w:val="0"/><w:numId w:val="3"/></w:numPr><w:spacing w:after="95" w:line="272"/></w:pPr><w:r><w:rPr><w:b/><w:bCs/><w:sz w:val="21"/><w:szCs w:val="21"/></w:rPr><w:t xml:space="preserve">Browse and join</w:t></w:r><w:r><w:rPr><w:sz w:val="21"/><w:szCs w:val="21"/></w:rPr><w:t xml:space="preserve"> — choose a pool and pay the entry fee through Stripe Checkout. The price is fixed by the pool server-side; the client cannot influence it.</w:t></w:r></w:p><w:p><w:pPr><w:pStyle w:val="ListParagraph"/><w:numPr><w:ilvl w:val="0"/><w:numId w:val="3"/></w:numPr><w:spacing w:after="95" w:line="272"/></w:pPr><w:r><w:rPr><w:b/><w:bCs/><w:sz w:val="21"/><w:szCs w:val="21"/></w:rPr><w:t xml:space="preserve">Receive a card</w:t></w:r><w:r><w:rPr><w:sz w:val="21"/><w:szCs w:val="21"/></w:rPr><w:t xml:space="preserve"> — issued only after Stripe confirms the payment. The webhook is the source of truth, so a closed tab or lost connection cannot cost a player their entry.</w:t></w:r></w:p><w:p><w:pPr><w:pStyle w:val="ListParagraph"/><w:numPr><w:ilvl w:val="0"/><w:numId w:val="3"/></w:numPr><w:spacing w:after="95" w:line="272"/></w:pPr><w:r><w:rPr><w:b/><w:bCs/><w:sz w:val="21"/><w:szCs w:val="21"/></w:rPr><w:t xml:space="preserve">Make predictions</w:t></w:r><w:r><w:rPr><w:sz w:val="21"/><w:szCs w:val="21"/></w:rPr><w:t xml:space="preserve"> — pick each game&apos;s outcome plus a total-score tiebreaker. Picks stay editable until that game kicks off, then lock.</w:t></w:r></w:p><w:p><w:pPr><w:pStyle w:val="ListParagraph"/><w:numPr><w:ilvl w:val="0"/><w:numId w:val="3"/></w:numPr><w:spacing w:after="95" w:line="272"/></w:pPr><w:r><w:rPr><w:b/><w:bCs/><w:sz w:val="21"/><w:szCs w:val="21"/></w:rPr><w:t xml:space="preserve">Games are played</w:t></w:r><w:r><w:rPr><w:sz w:val="21"/><w:szCs w:val="21"/></w:rPr><w:t xml:space="preserve"> — final scores are pulled automatically from the ESPN scoreboard feed.</w:t></w:r></w:p><w:p><w:pPr><w:pStyle w:val="ListParagraph"/><w:numPr><w:ilvl w:val="0"/><w:numId w:val="3"/></w:numPr><w:spacing w:after="95" w:line="272"/></w:pPr><w:r><w:rPr><w:b/><w:bCs/><w:sz w:val="21"/><w:szCs w:val="21"/></w:rPr><w:t xml:space="preserve">Settlement</w:t></w:r><w:r><w:rPr><w:sz w:val="21"/><w:szCs w:val="21"/></w:rPr><w:t xml:space="preserve"> — once every game in the pool has finished, all cards are scored, the winner (or winners) determined, and their share credited to their balance.</w:t></w:r></w:p><w:p><w:pPr><w:pStyle w:val="ListParagraph"/><w:numPr><w:ilvl w:val="0"/><w:numId w:val="3"/></w:numPr><w:spacing w:after="95" w:line="272"/></w:pPr><w:r><w:rPr><w:b/><w:bCs/><w:sz w:val="21"/><w:szCs w:val="21"/></w:rPr><w:t xml:space="preserve">Withdrawal</w:t></w:r><w:r><w:rPr><w:sz w:val="21"/><w:szCs w:val="21"/></w:rPr><w:t xml:space="preserve"> — the player links a PayPal address and requests a payout; an administrator approves it and the funds are sent.</w:t></w:r></w:p><w:p><w:pPr><w:pStyle w:val="Heading2"/><w:spacing w:after="100" w:before="240"/></w:pPr><w:r><w:t xml:space="preserve">2.2 How a winner is decided</w:t></w:r></w:p><w:p><w:pPr><w:spacing w:after="130" w:line="280"/></w:pPr><w:r><w:rPr><w:sz w:val="21"/><w:szCs w:val="21"/></w:rPr><w:t xml:space="preserve">A card is eligible only if it has a pick for every finished game in the pool. Cards are ranked by percentage of correct predictions. Ties are broken by the smallest total error across total-score predictions; a card that supplied no total-score prediction is treated as worst-case so it cannot win a tie by default. Where a genuine tie remains, the pot is split.</w:t></w:r></w:p><w:p><w:pPr><w:spacing w:after="130" w:line="280"/></w:pPr><w:r><w:rPr><w:sz w:val="21"/><w:szCs w:val="21"/></w:rPr><w:t xml:space="preserve">Cancelled or postponed games count as correct for every player, so a disrupted fixture cannot arbitrarily eliminate anyone.</w:t></w:r></w:p><w:tbl><w:tblPr><w:tblW w:type="dxa" w:w="8900"/><w:tblBorders><w:top w:val="single" w:color="auto" w:sz="4"/><w:left w:val="single" w:color="auto" w:sz="4"/><w:bottom w:val="single" w:color="auto" w:sz="4"/><w:right w:val="single" w:color="auto" w:sz="4"/><w:insideH w:val="single" w:color="auto" w:sz="4"/><w:insideV w:val="single" w:color="auto" w:sz="4"/></w:tblBorders></w:tblPr><w:tblGrid><w:gridCol w:w="8900"/></w:tblGrid><w:tr><w:tc><w:tcPr><w:tcW w:type="dxa" w:w="8900"/><w:tcBorders><w:top w:val="none"/><w:left w:val="single" w:color="1E7A3E" w:sz="18"/><w:bottom w:val="none"/><w:right w:val="none"/></w:tcBorders><w:shd w:fill="EAF2EA" w:val="clear"/><w:tcMar><w:top w:type="dxa" w:w="115"/><w:left w:type="dxa" w:w="155"/><w:bottom w:type="dxa" w:w="115"/><w:right w:type="dxa" w:w="155"/></w:tcMar></w:tcPr><w:p><w:pPr><w:spacing w:after="45"/></w:pPr><w:r><w:rPr><w:b/><w:bCs/><w:color w:val="1F3864"/><w:sz w:val="20"/><w:szCs w:val="20"/></w:rPr><w:t xml:space="preserve">Money precision</w:t></w:r></w:p><w:p><w:pPr><w:spacing w:after="0" w:line="274"/></w:pPr><w:r><w:rPr><w:sz w:val="21"/><w:szCs w:val="21"/></w:rPr><w:t xml:space="preserve">The pot is divided in integer cents, with any indivisible remainder distributed one cent at a time in a deterministic order. Payouts therefore sum to exactly the net pot for every pot size and winner count — verified by an automated sweep across 243 combinations.</w:t></w:r></w:p></w:tc></w:tr></w:tbl><w:p><w:r><w:br w:type="page"/></w:r></w:p><w:p><w:pPr><w:pStyle w:val="Heading1"/><w:spacing w:after="140" w:before="300"/></w:pPr><w:r><w:t xml:space="preserve">3. Architecture</w:t></w:r></w:p><w:p><w:pPr><w:spacing w:after="130" w:line="280"/></w:pPr><w:r><w:rPr><w:sz w:val="21"/><w:szCs w:val="21"/></w:rPr><w:t xml:space="preserve">Gridiron is a single Next.js application. There is no separate backend service: the API is a set of App Router route handlers that execute server-side, deployed as serverless functions.</w:t></w:r></w:p><w:tbl><w:tblPr><w:tblW w:type="dxa" w:w="8800"/><w:tblBorders><w:top w:val="single" w:color="auto" w:sz="4"/><w:left w:val="single" w:color="auto" w:sz="4"/><w:bottom w:val="single" w:color="auto" w:sz="4"/><w:right w:val="single" w:color="auto" w:sz="4"/><w:insideH w:val="single" w:color="auto" w:sz="4"/><w:insideV w:val="single" w:color="auto" w:sz="4"/></w:tblBorders></w:tblPr><w:tblGrid><w:gridCol w:w="2400"/><w:gridCol w:w="6400"/></w:tblGrid><w:tr><w:trPr><w:tblHeader/></w:trPr><w:tc><w:tcPr><w:tcW w:type="dxa" w:w="2400"/><w:tcBorders><w:top w:val="single" w:color="D9D9D9" w:sz="4"/><w:left w:val="single" w:color="D9D9D9" w:sz="4"/><w:bottom w:val="single" w:color="D9D9D9" w:sz="4"/><w:right w:val="single" w:color="D9D9D9" w:sz="4"/></w:tcBorders><w:shd w:fill="1F3864" w:val="clear"/><w:tcMar><w:top w:type="dxa" w:w="60"/><w:left w:type="dxa" w:w="95"/><w:bottom w:type="dxa" w:w="60"/><w:right w:type="dxa" w:w="95"/></w:tcMar></w:tcPr><w:p><w:pPr><w:spacing w:after="0" w:line="254"/></w:pPr><w:r><w:rPr><w:b/><w:bCs/><w:color w:val="FFFFFF"/><w:sz w:val="18"/><w:szCs w:val="18"/></w:rPr><w:t xml:space="preserve">Component</w:t></w:r></w:p></w:tc><w:tc><w:tcPr><w:tcW w:type="dxa" w:w="6400"/><w:tcBorders><w:top w:val="single" w:color="D9D9D9" w:sz="4"/><w:left w:val="single" w:color="D9D9D9" w:sz="4"/><w:bottom w:val="single" w:color="D9D9D9" w:sz="4"/><w:right w:val="single" w:color="D9D9D9" w:sz="4"/></w:tcBorders><w:shd w:fill="1F3864" w:val="clear"/><w:tcMar><w:top w:type="dxa" w:w="60"/><w:left w:type="dxa" w:w="95"/><w:bottom w:type="dxa" w:w="60"/><w:right w:type="dxa" w:w="95"/></w:tcMar></w:tcPr><w:p><w:pPr><w:spacing w:after="0" w:line="254"/></w:pPr><w:r><w:rPr><w:b/><w:bCs/><w:color w:val="FFFFFF"/><w:sz w:val="18"/><w:szCs w:val="18"/></w:rPr><w:t xml:space="preserve">Role</w:t></w:r></w:p></w:tc></w:tr><w:tr><w:tc><w:tcPr><w:tcW w:type="dxa" w:w="2400"/><w:tcBorders><w:top w:val="single" w:color="D9D9D9" w:sz="4"/><w:left w:val="single" w:color="D9D9D9" w:sz="4"/><w:bottom w:val="single" w:color="D9D9D9" w:sz="4"/><w:right w:val="single" w:color="D9D9D9" w:sz="4"/></w:tcBorders><w:tcMar><w:top w:type="dxa" w:w="60"/><w:left w:type="dxa" w:w="95"/><w:bottom w:type="dxa" w:w="60"/><w:right w:type="dxa" w:w="95"/></w:tcMar></w:tcPr><w:p><w:pPr><w:spacing w:after="0" w:line="254"/></w:pPr><w:r><w:rPr><w:sz w:val="18"/><w:szCs w:val="18"/></w:rPr><w:t xml:space="preserve">Next.js 16 (App Router)</w:t></w:r></w:p></w:tc><w:tc><w:tcPr><w:tcW w:type="dxa" w:w="6400"/><w:tcBorders><w:top w:val="single" w:color="D9D9D9" w:sz="4"/><w:left w:val="single" w:color="D9D9D9" w:sz="4"/><w:bottom w:val="single" w:color="D9D9D9" w:sz="4"/><w:right w:val="single" w:color="D9D9D9" w:sz="4"/></w:tcBorders><w:tcMar><w:top w:type="dxa" w:w="60"/><w:left w:type="dxa" w:w="95"/><w:bottom w:type="dxa" w:w="60"/><w:right w:type="dxa" w:w="95"/></w:tcMar></w:tcPr><w:p><w:pPr><w:spacing w:after="0" w:line="254"/></w:pPr><w:r><w:rPr><w:sz w:val="18"/><w:szCs w:val="18"/></w:rPr><w:t xml:space="preserve">UI and API in one deployment. Route handlers under src/app/api are the backend.</w:t></w:r></w:p></w:tc></w:tr><w:tr><w:tc><w:tcPr><w:tcW w:type="dxa" w:w="2400"/><w:tcBorders><w:top w:val="single" w:color="D9D9D9" w:sz="4"/><w:left w:val="single" w:color="D9D9D9" w:sz="4"/><w:bottom w:val="single" w:color="D9D9D9" w:sz="4"/><w:right w:val="single" w:color="D9D9D9" w:sz="4"/></w:tcBorders><w:shd w:fill="F4F6FA" w:val="clear"/><w:tcMar><w:top w:type="dxa" w:w="60"/><w:left w:type="dxa" w:w="95"/><w:bottom w:type="dxa" w:w="60"/><w:right w:type="dxa" w:w="95"/></w:tcMar></w:tcPr><w:p><w:pPr><w:spacing w:after="0" w:line="254"/></w:pPr><w:r><w:rPr><w:sz w:val="18"/><w:szCs w:val="18"/></w:rPr><w:t xml:space="preserve">Supabase Postgres</w:t></w:r></w:p></w:tc><w:tc><w:tcPr><w:tcW w:type="dxa" w:w="6400"/><w:tcBorders><w:top w:val="single" w:color="D9D9D9" w:sz="4"/><w:left w:val="single" w:color="D9D9D9" w:sz="4"/><w:bottom w:val="single" w:color="D9D9D9" w:sz="4"/><w:right w:val="single" w:color="D9D9D9" w:sz="4"/></w:tcBorders><w:shd w:fill="F4F6FA" w:val="clear"/><w:tcMar><w:top w:type="dxa" w:w="60"/><w:left w:type="dxa" w:w="95"/><w:bottom w:type="dxa" w:w="60"/><w:right w:type="dxa" w:w="95"/></w:tcMar></w:tcPr><w:p><w:pPr><w:spacing w:after="0" w:line="254"/></w:pPr><w:r><w:rPr><w:sz w:val="18"/><w:szCs w:val="18"/></w:rPr><w:t xml:space="preserve">System of record. Row Level Security is the authorization boundary.</w:t></w:r></w:p></w:tc></w:tr><w:tr><w:tc><w:tcPr><w:tcW w:type="dxa" w:w="2400"/><w:tcBorders><w:top w:val="single" w:color="D9D9D9" w:sz="4"/><w:left w:val="single" w:color="D9D9D9" w:sz="4"/><w:bottom w:val="single" w:color="D9D9D9" w:sz="4"/><w:right w:val="single" w:color="D9D9D9" w:sz="4"/></w:tcBorders><w:tcMar><w:top w:type="dxa" w:w="60"/><w:left w:type="dxa" w:w="95"/><w:bottom w:type="dxa" w:w="60"/><w:right w:type="dxa" w:w="95"/></w:tcMar></w:tcPr><w:p><w:pPr><w:spacing w:after="0" w:line="254"/></w:pPr><w:r><w:rPr><w:sz w:val="18"/><w:szCs w:val="18"/></w:rPr><w:t xml:space="preserve">Supabase Auth (GoTrue)</w:t></w:r></w:p></w:tc><w:tc><w:tcPr><w:tcW w:type="dxa" w:w="6400"/><w:tcBorders><w:top w:val="single" w:color="D9D9D9" w:sz="4"/><w:left w:val="single" w:color="D9D9D9" w:sz="4"/><w:bottom w:val="single" w:color="D9D9D9" w:sz="4"/><w:right w:val="single" w:color="D9D9D9" w:sz="4"/></w:tcBorders><w:tcMar><w:top w:type="dxa" w:w="60"/><w:left w:type="dxa" w:w="95"/><w:bottom w:type="dxa" w:w="60"/><w:right w:type="dxa" w:w="95"/></w:tcMar></w:tcPr><w:p><w:pPr><w:spacing w:after="0" w:line="254"/></w:pPr><w:r><w:rPr><w:sz w:val="18"/><w:szCs w:val="18"/></w:rPr><w:t xml:space="preserve">Identity. JWT delivered in HTTP-only cookies.</w:t></w:r></w:p></w:tc></w:tr><w:tr><w:tc><w:tcPr><w:tcW w:type="dxa" w:w="2400"/><w:tcBorders><w:top w:val="single" w:color="D9D9D9" w:sz="4"/><w:left w:val="single" w:color="D9D9D9" w:sz="4"/><w:bottom w:val="single" w:color="D9D9D9" w:sz="4"/><w:right w:val="single" w:color="D9D9D9" w:sz="4"/></w:tcBorders><w:shd w:fill="F4F6FA" w:val="clear"/><w:tcMar><w:top w:type="dxa" w:w="60"/><w:left w:type="dxa" w:w="95"/><w:bottom w:type="dxa" w:w="60"/><w:right w:type="dxa" w:w="95"/></w:tcMar></w:tcPr><w:p><w:pPr><w:spacing w:after="0" w:line="254"/></w:pPr><w:r><w:rPr><w:sz w:val="18"/><w:szCs w:val="18"/></w:rPr><w:t xml:space="preserve">Stripe</w:t></w:r></w:p></w:tc><w:tc><w:tcPr><w:tcW w:type="dxa" w:w="6400"/><w:tcBorders><w:top w:val="single" w:color="D9D9D9" w:sz="4"/><w:left w:val="single" w:color="D9D9D9" w:sz="4"/><w:bottom w:val="single" w:color="D9D9D9" w:sz="4"/><w:right w:val="single" w:color="D9D9D9" w:sz="4"/></w:tcBorders><w:shd w:fill="F4F6FA" w:val="clear"/><w:tcMar><w:top w:type="dxa" w:w="60"/><w:left w:type="dxa" w:w="95"/><w:bottom w:type="dxa" w:w="60"/><w:right w:type="dxa" w:w="95"/></w:tcMar></w:tcPr><w:p><w:pPr><w:spacing w:after="0" w:line="254"/></w:pPr><w:r><w:rPr><w:sz w:val="18"/><w:szCs w:val="18"/></w:rPr><w:t xml:space="preserve">Card payments in. The webhook is the authoritative fulfilment trigger.</w:t></w:r></w:p></w:tc></w:tr><w:tr><w:tc><w:tcPr><w:tcW w:type="dxa" w:w="2400"/><w:tcBorders><w:top w:val="single" w:color="D9D9D9" w:sz="4"/><w:left w:val="single" w:color="D9D9D9" w:sz="4"/><w:bottom w:val="single" w:color="D9D9D9" w:sz="4"/><w:right w:val="single" w:color="D9D9D9" w:sz="4"/></w:tcBorders><w:tcMar><w:top w:type="dxa" w:w="60"/><w:left w:type="dxa" w:w="95"/><w:bottom w:type="dxa" w:w="60"/><w:right w:type="dxa" w:w="95"/></w:tcMar></w:tcPr><w:p><w:pPr><w:spacing w:after="0" w:line="254"/></w:pPr><w:r><w:rPr><w:sz w:val="18"/><w:szCs w:val="18"/></w:rPr><w:t xml:space="preserve">PayPal Payouts</w:t></w:r></w:p></w:tc><w:tc><w:tcPr><w:tcW w:type="dxa" w:w="6400"/><w:tcBorders><w:top w:val="single" w:color="D9D9D9" w:sz="4"/><w:left w:val="single" w:color="D9D9D9" w:sz="4"/><w:bottom w:val="single" w:color="D9D9D9" w:sz="4"/><w:right w:val="single" w:color="D9D9D9" w:sz="4"/></w:tcBorders><w:tcMar><w:top w:type="dxa" w:w="60"/><w:left w:type="dxa" w:w="95"/><w:bottom w:type="dxa" w:w="60"/><w:right w:type="dxa" w:w="95"/></w:tcMar></w:tcPr><w:p><w:pPr><w:spacing w:after="0" w:line="254"/></w:pPr><w:r><w:rPr><w:sz w:val="18"/><w:szCs w:val="18"/></w:rPr><w:t xml:space="preserve">Withdrawals out.</w:t></w:r></w:p></w:tc></w:tr><w:tr><w:tc><w:tcPr><w:tcW w:type="dxa" w:w="2400"/><w:tcBorders><w:top w:val="single" w:color="D9D9D9" w:sz="4"/><w:left w:val="single" w:color="D9D9D9" w:sz="4"/><w:bottom w:val="single" w:color="D9D9D9" w:sz="4"/><w:right w:val="single" w:color="D9D9D9" w:sz="4"/></w:tcBorders><w:shd w:fill="F4F6FA" w:val="clear"/><w:tcMar><w:top w:type="dxa" w:w="60"/><w:left w:type="dxa" w:w="95"/><w:bottom w:type="dxa" w:w="60"/><w:right w:type="dxa" w:w="95"/></w:tcMar></w:tcPr><w:p><w:pPr><w:spacing w:after="0" w:line="254"/></w:pPr><w:r><w:rPr><w:sz w:val="18"/><w:szCs w:val="18"/></w:rPr><w:t xml:space="preserve">ESPN scoreboard API</w:t></w:r></w:p></w:tc><w:tc><w:tcPr><w:tcW w:type="dxa" w:w="6400"/><w:tcBorders><w:top w:val="single" w:color="D9D9D9" w:sz="4"/><w:left w:val="single" w:color="D9D9D9" w:sz="4"/><w:bottom w:val="single" w:color="D9D9D9" w:sz="4"/><w:right w:val="single" w:color="D9D9D9" w:sz="4"/></w:tcBorders><w:shd w:fill="F4F6FA" w:val="clear"/><w:tcMar><w:top w:type="dxa" w:w="60"/><w:left w:type="dxa" w:w="95"/><w:bottom w:type="dxa" w:w="60"/><w:right w:type="dxa" w:w="95"/></w:tcMar></w:tcPr><w:p><w:pPr><w:spacing w:after="0" w:line="254"/></w:pPr><w:r><w:rPr><w:sz w:val="18"/><w:szCs w:val="18"/></w:rPr><w:t xml:space="preserve">Fixtures, live status and final scores.</w:t></w:r></w:p></w:tc></w:tr><w:tr><w:tc><w:tcPr><w:tcW w:type="dxa" w:w="2400"/><w:tcBorders><w:top w:val="single" w:color="D9D9D9" w:sz="4"/><w:left w:val="single" w:color="D9D9D9" w:sz="4"/><w:bottom w:val="single" w:color="D9D9D9" w:sz="4"/><w:right w:val="single" w:color="D9D9D9" w:sz="4"/></w:tcBorders><w:tcMar><w:top w:type="dxa" w:w="60"/><w:left w:type="dxa" w:w="95"/><w:bottom w:type="dxa" w:w="60"/><w:right w:type="dxa" w:w="95"/></w:tcMar></w:tcPr><w:p><w:pPr><w:spacing w:after="0" w:line="254"/></w:pPr><w:r><w:rPr><w:sz w:val="18"/><w:szCs w:val="18"/></w:rPr><w:t xml:space="preserve">Vercel Cron + GitHub Actions</w:t></w:r></w:p></w:tc><w:tc><w:tcPr><w:tcW w:type="dxa" w:w="6400"/><w:tcBorders><w:top w:val="single" w:color="D9D9D9" w:sz="4"/><w:left w:val="single" w:color="D9D9D9" w:sz="4"/><w:bottom w:val="single" w:color="D9D9D9" w:sz="4"/><w:right w:val="single" w:color="D9D9D9" w:sz="4"/></w:tcBorders><w:tcMar><w:top w:type="dxa" w:w="60"/><w:left w:type="dxa" w:w="95"/><w:bottom w:type="dxa" w:w="60"/><w:right w:type="dxa" w:w="95"/></w:tcMar></w:tcPr><w:p><w:pPr><w:spacing w:after="0" w:line="254"/></w:pPr><w:r><w:rPr><w:sz w:val="18"/><w:szCs w:val="18"/></w:rPr><w:t xml:space="preserve">Scheduled settlement (daily and every 30 minutes respectively).</w:t></w:r></w:p></w:tc></w:tr><w:tr><w:tc><w:tcPr><w:tcW w:type="dxa" w:w="2400"/><w:tcBorders><w:top w:val="single" w:color="D9D9D9" w:sz="4"/><w:left w:val="single" w:color="D9D9D9" w:sz="4"/><w:bottom w:val="single" w:color="D9D9D9" w:sz="4"/><w:right w:val="single" w:color="D9D9D9" w:sz="4"/></w:tcBorders><w:shd w:fill="F4F6FA" w:val="clear"/><w:tcMar><w:top w:type="dxa" w:w="60"/><w:left w:type="dxa" w:w="95"/><w:bottom w:type="dxa" w:w="60"/><w:right w:type="dxa" w:w="95"/></w:tcMar></w:tcPr><w:p><w:pPr><w:spacing w:after="0" w:line="254"/></w:pPr><w:r><w:rPr><w:sz w:val="18"/><w:szCs w:val="18"/></w:rPr><w:t xml:space="preserve">Upstash Redis (optional)</w:t></w:r></w:p></w:tc><w:tc><w:tcPr><w:tcW w:type="dxa" w:w="6400"/><w:tcBorders><w:top w:val="single" w:color="D9D9D9" w:sz="4"/><w:left w:val="single" w:color="D9D9D9" w:sz="4"/><w:bottom w:val="single" w:color="D9D9D9" w:sz="4"/><w:right w:val="single" w:color="D9D9D9" w:sz="4"/></w:tcBorders><w:shd w:fill="F4F6FA" w:val="clear"/><w:tcMar><w:top w:type="dxa" w:w="60"/><w:left w:type="dxa" w:w="95"/><w:bottom w:type="dxa" w:w="60"/><w:right w:type="dxa" w:w="95"/></w:tcMar></w:tcPr><w:p><w:pPr><w:spacing w:after="0" w:line="254"/></w:pPr><w:r><w:rPr><w:sz w:val="18"/><w:szCs w:val="18"/></w:rPr><w:t xml:space="preserve">Shared-store rate limiting across serverless instances.</w:t></w:r></w:p></w:tc></w:tr></w:tbl><w:p><w:pPr><w:pStyle w:val="Heading2"/><w:spacing w:after="100" w:before="240"/></w:pPr><w:r><w:t xml:space="preserve">3.1 The two database clients</w:t></w:r></w:p><w:p><w:pPr><w:spacing w:after="130" w:line="280"/></w:pPr><w:r><w:rPr><w:sz w:val="21"/><w:szCs w:val="21"/></w:rPr><w:t xml:space="preserve">Choosing correctly between these is the backbone of the access-control model, and is the first thing to check in any review:</w:t></w:r></w:p><w:tbl><w:tblPr><w:tblW w:type="dxa" w:w="8800"/><w:tblBorders><w:top w:val="single" w:color="auto" w:sz="4"/><w:left w:val="single" w:color="auto" w:sz="4"/><w:bottom w:val="single" w:color="auto" w:sz="4"/><w:right w:val="single" w:color="auto" w:sz="4"/><w:insideH w:val="single" w:color="auto" w:sz="4"/><w:insideV w:val="single" w:color="auto" w:sz="4"/></w:tblBorders></w:tblPr><w:tblGrid><w:gridCol w:w="2700"/><w:gridCol w:w="6100"/></w:tblGrid><w:tr><w:trPr><w:tblHeader/></w:trPr><w:tc><w:tcPr><w:tcW w:type="dxa" w:w="2700"/><w:tcBorders><w:top w:val="single" w:color="D9D9D9" w:sz="4"/><w:left w:val="single" w:color="D9D9D9" w:sz="4"/><w:bottom w:val="single" w:color="D9D9D9" w:sz="4"/><w:right w:val="single" w:color="D9D9D9" w:sz="4"/></w:tcBorders><w:shd w:fill="1F3864" w:val="clear"/><w:tcMar><w:top w:type="dxa" w:w="60"/><w:left w:type="dxa" w:w="95"/><w:bottom w:type="dxa" w:w="60"/><w:right w:type="dxa" w:w="95"/></w:tcMar></w:tcPr><w:p><w:pPr><w:spacing w:after="0" w:line="254"/></w:pPr><w:r><w:rPr><w:b/><w:bCs/><w:color w:val="FFFFFF"/><w:sz w:val="18"/><w:szCs w:val="18"/></w:rPr><w:t xml:space="preserve">Client</w:t></w:r></w:p></w:tc><w:tc><w:tcPr><w:tcW w:type="dxa" w:w="6100"/><w:tcBorders><w:top w:val="single" w:color="D9D9D9" w:sz="4"/><w:left w:val="single" w:color="D9D9D9" w:sz="4"/><w:bottom w:val="single" w:color="D9D9D9" w:sz="4"/><w:right w:val="single" w:color="D9D9D9" w:sz="4"/></w:tcBorders><w:shd w:fill="1F3864" w:val="clear"/><w:tcMar><w:top w:type="dxa" w:w="60"/><w:left w:type="dxa" w:w="95"/><w:bottom w:type="dxa" w:w="60"/><w:right w:type="dxa" w:w="95"/></w:tcMar></w:tcPr><w:p><w:pPr><w:spacing w:after="0" w:line="254"/></w:pPr><w:r><w:rPr><w:b/><w:bCs/><w:color w:val="FFFFFF"/><w:sz w:val="18"/><w:szCs w:val="18"/></w:rPr><w:t xml:space="preserve">Semantics</w:t></w:r></w:p></w:tc></w:tr><w:tr><w:tc><w:tcPr><w:tcW w:type="dxa" w:w="2700"/><w:tcBorders><w:top w:val="single" w:color="D9D9D9" w:sz="4"/><w:left w:val="single" w:color="D9D9D9" w:sz="4"/><w:bottom w:val="single" w:color="D9D9D9" w:sz="4"/><w:right w:val="single" w:color="D9D9D9" w:sz="4"/></w:tcBorders><w:tcMar><w:top w:type="dxa" w:w="60"/><w:left w:type="dxa" w:w="95"/><w:bottom w:type="dxa" w:w="60"/><w:right w:type="dxa" w:w="95"/></w:tcMar></w:tcPr><w:p><w:pPr><w:spacing w:after="0" w:line="254"/></w:pPr><w:r><w:rPr><w:sz w:val="18"/><w:szCs w:val="18"/></w:rPr><w:t xml:space="preserve">createClient() — src/lib/supabase/server.ts</w:t></w:r></w:p></w:tc><w:tc><w:tcPr><w:tcW w:type="dxa" w:w="6100"/><w:tcBorders><w:top w:val="single" w:color="D9D9D9" w:sz="4"/><w:left w:val="single" w:color="D9D9D9" w:sz="4"/><w:bottom w:val="single" w:color="D9D9D9" w:sz="4"/><w:right w:val="single" w:color="D9D9D9" w:sz="4"/></w:tcBorders><w:tcMar><w:top w:type="dxa" w:w="60"/><w:left w:type="dxa" w:w="95"/><w:bottom w:type="dxa" w:w="60"/><w:right w:type="dxa" w:w="95"/></w:tcMar></w:tcPr><w:p><w:pPr><w:spacing w:after="0" w:line="254"/></w:pPr><w:r><w:rPr><w:sz w:val="18"/><w:szCs w:val="18"/></w:rPr><w:t xml:space="preserve">Bound to the request cookies; runs as the signed-in user (or anonymous). RLS applies. The default for anything user-facing.</w:t></w:r></w:p></w:tc></w:tr><w:tr><w:tc><w:tcPr><w:tcW w:type="dxa" w:w="2700"/><w:tcBorders><w:top w:val="single" w:color="D9D9D9" w:sz="4"/><w:left w:val="single" w:color="D9D9D9" w:sz="4"/><w:bottom w:val="single" w:color="D9D9D9" w:sz="4"/><w:right w:val="single" w:color="D9D9D9" w:sz="4"/></w:tcBorders><w:shd w:fill="F4F6FA" w:val="clear"/><w:tcMar><w:top w:type="dxa" w:w="60"/><w:left w:type="dxa" w:w="95"/><w:bottom w:type="dxa" w:w="60"/><w:right w:type="dxa" w:w="95"/></w:tcMar></w:tcPr><w:p><w:pPr><w:spacing w:after="0" w:line="254"/></w:pPr><w:r><w:rPr><w:sz w:val="18"/><w:szCs w:val="18"/></w:rPr><w:t xml:space="preserve">createAdminClient() — src/lib/supabase/admin.ts</w:t></w:r></w:p></w:tc><w:tc><w:tcPr><w:tcW w:type="dxa" w:w="6100"/><w:tcBorders><w:top w:val="single" w:color="D9D9D9" w:sz="4"/><w:left w:val="single" w:color="D9D9D9" w:sz="4"/><w:bottom w:val="single" w:color="D9D9D9" w:sz="4"/><w:right w:val="single" w:color="D9D9D9" w:sz="4"/></w:tcBorders><w:shd w:fill="F4F6FA" w:val="clear"/><w:tcMar><w:top w:type="dxa" w:w="60"/><w:left w:type="dxa" w:w="95"/><w:bottom w:type="dxa" w:w="60"/><w:right w:type="dxa" w:w="95"/></w:tcMar></w:tcPr><w:p><w:pPr><w:spacing w:after="0" w:line="254"/></w:pPr><w:r><w:rPr><w:sz w:val="18"/><w:szCs w:val="18"/></w:rPr><w:t xml:space="preserve">Service-role. Bypasses RLS entirely. Permitted only where there is no user session (Stripe webhook, cron) or immediately after an explicit authorization gate.</w:t></w:r></w:p></w:tc></w:tr></w:tbl><w:p><w:pPr><w:pStyle w:val="Heading2"/><w:spacing w:after="100" w:before="240"/></w:pPr><w:r><w:t xml:space="preserve">3.2 Request lifecycle</w:t></w:r></w:p><w:p><w:pPr><w:pBdr><w:left w:val="single" w:color="C4CDD5" w:sz="14" w:space="8"/></w:pBdr><w:shd w:fill="F6F8FA" w:val="clear"/><w:spacing w:after="0" w:line="236"/></w:pPr><w:r><w:rPr><w:rFonts w:ascii="Consolas" w:cs="Consolas" w:eastAsia="Consolas" w:hAnsi="Consolas"/><w:color w:val="24292E"/><w:sz w:val="17"/><w:szCs w:val="17"/></w:rPr><w:t xml:space="preserve">1. Route handler invoked</w:t></w:r></w:p><w:p><w:pPr><w:pBdr><w:left w:val="single" w:color="C4CDD5" w:sz="14" w:space="8"/></w:pBdr><w:shd w:fill="F6F8FA" w:val="clear"/><w:spacing w:after="0" w:line="236"/></w:pPr><w:r><w:rPr><w:rFonts w:ascii="Consolas" w:cs="Consolas" w:eastAsia="Consolas" w:hAnsi="Consolas"/><w:color w:val="24292E"/><w:sz w:val="17"/><w:szCs w:val="17"/></w:rPr><w:t xml:space="preserve">2. supabase = await createClient()             // cookie-bound session client</w:t></w:r></w:p><w:p><w:pPr><w:pBdr><w:left w:val="single" w:color="C4CDD5" w:sz="14" w:space="8"/></w:pBdr><w:shd w:fill="F6F8FA" w:val="clear"/><w:spacing w:after="0" w:line="236"/></w:pPr><w:r><w:rPr><w:rFonts w:ascii="Consolas" w:cs="Consolas" w:eastAsia="Consolas" w:hAnsi="Consolas"/><w:color w:val="24292E"/><w:sz w:val="17"/><w:szCs w:val="17"/></w:rPr><w:t xml:space="preserve">3. supabase.auth.getUser()                     // verify the JWT</w:t></w:r></w:p><w:p><w:pPr><w:pBdr><w:left w:val="single" w:color="C4CDD5" w:sz="14" w:space="8"/></w:pBdr><w:shd w:fill="F6F8FA" w:val="clear"/><w:spacing w:after="0" w:line="236"/></w:pPr><w:r><w:rPr><w:rFonts w:ascii="Consolas" w:cs="Consolas" w:eastAsia="Consolas" w:hAnsi="Consolas"/><w:color w:val="24292E"/><w:sz w:val="17"/><w:szCs w:val="17"/></w:rPr><w:t xml:space="preserve">4. not signed in -&gt; 401</w:t></w:r></w:p><w:p><w:pPr><w:pBdr><w:left w:val="single" w:color="C4CDD5" w:sz="14" w:space="8"/></w:pBdr><w:shd w:fill="F6F8FA" w:val="clear"/><w:spacing w:after="0" w:line="236"/></w:pPr><w:r><w:rPr><w:rFonts w:ascii="Consolas" w:cs="Consolas" w:eastAsia="Consolas" w:hAnsi="Consolas"/><w:color w:val="24292E"/><w:sz w:val="17"/><w:szCs w:val="17"/></w:rPr><w:t xml:space="preserve">5. authorize: bind the object to the caller, and/or requireAdmin()</w:t></w:r></w:p><w:p><w:pPr><w:pBdr><w:left w:val="single" w:color="C4CDD5" w:sz="14" w:space="8"/></w:pBdr><w:shd w:fill="F6F8FA" w:val="clear"/><w:spacing w:after="0" w:line="236"/></w:pPr><w:r><w:rPr><w:rFonts w:ascii="Consolas" w:cs="Consolas" w:eastAsia="Consolas" w:hAnsi="Consolas"/><w:color w:val="24292E"/><w:sz w:val="17"/><w:szCs w:val="17"/></w:rPr><w:t xml:space="preserve">6. validate: zod .parse() / .safeParse() on body and params</w:t></w:r></w:p><w:p><w:pPr><w:pBdr><w:left w:val="single" w:color="C4CDD5" w:sz="14" w:space="8"/></w:pBdr><w:shd w:fill="F6F8FA" w:val="clear"/><w:spacing w:after="0" w:line="236"/></w:pPr><w:r><w:rPr><w:rFonts w:ascii="Consolas" w:cs="Consolas" w:eastAsia="Consolas" w:hAnsi="Consolas"/><w:color w:val="24292E"/><w:sz w:val="17"/><w:szCs w:val="17"/></w:rPr><w:t xml:space="preserve">7. guards: assertSameOrigin() + rate limit on money mutations</w:t></w:r></w:p><w:p><w:pPr><w:pBdr><w:left w:val="single" w:color="C4CDD5" w:sz="14" w:space="8"/></w:pBdr><w:shd w:fill="F6F8FA" w:val="clear"/><w:spacing w:after="0" w:line="236"/></w:pPr><w:r><w:rPr><w:rFonts w:ascii="Consolas" w:cs="Consolas" w:eastAsia="Consolas" w:hAnsi="Consolas"/><w:color w:val="24292E"/><w:sz w:val="17"/><w:szCs w:val="17"/></w:rPr><w:t xml:space="preserve">8. execute under RLS  (or service-role, only after step 5)</w:t></w:r></w:p><w:p><w:pPr><w:pBdr><w:left w:val="single" w:color="C4CDD5" w:sz="14" w:space="8"/></w:pBdr><w:shd w:fill="F6F8FA" w:val="clear"/><w:spacing w:after="130" w:line="236"/></w:pPr><w:r><w:rPr><w:rFonts w:ascii="Consolas" w:cs="Consolas" w:eastAsia="Consolas" w:hAnsi="Consolas"/><w:color w:val="24292E"/><w:sz w:val="17"/><w:szCs w:val="17"/></w:rPr><w:t xml:space="preserve">9. RLS independently re-checks the same rule in the database</w:t></w:r></w:p><w:p><w:pPr><w:pStyle w:val="Heading1"/><w:spacing w:after="140" w:before="300"/></w:pPr><w:r><w:t xml:space="preserve">4. Repository structure</w:t></w:r></w:p><w:p><w:pPr><w:pBdr><w:left w:val="single" w:color="C4CDD5" w:sz="14" w:space="8"/></w:pBdr><w:shd w:fill="F6F8FA" w:val="clear"/><w:spacing w:after="0" w:line="236"/></w:pPr><w:r><w:rPr><w:rFonts w:ascii="Consolas" w:cs="Consolas" w:eastAsia="Consolas" w:hAnsi="Consolas"/><w:color w:val="24292E"/><w:sz w:val="17"/><w:szCs w:val="17"/></w:rPr><w:t xml:space="preserve">src/</w:t></w:r></w:p><w:p><w:pPr><w:pBdr><w:left w:val="single" w:color="C4CDD5" w:sz="14" w:space="8"/></w:pBdr><w:shd w:fill="F6F8FA" w:val="clear"/><w:spacing w:after="0" w:line="236"/></w:pPr><w:r><w:rPr><w:rFonts w:ascii="Consolas" w:cs="Consolas" w:eastAsia="Consolas" w:hAnsi="Consolas"/><w:color w:val="24292E"/><w:sz w:val="17"/><w:szCs w:val="17"/></w:rPr><w:t xml:space="preserve">├── app/</w:t></w:r></w:p><w:p><w:pPr><w:pBdr><w:left w:val="single" w:color="C4CDD5" w:sz="14" w:space="8"/></w:pBdr><w:shd w:fill="F6F8FA" w:val="clear"/><w:spacing w:after="0" w:line="236"/></w:pPr><w:r><w:rPr><w:rFonts w:ascii="Consolas" w:cs="Consolas" w:eastAsia="Consolas" w:hAnsi="Consolas"/><w:color w:val="24292E"/><w:sz w:val="17"/><w:szCs w:val="17"/></w:rPr><w:t xml:space="preserve">│   ├── (marketing)/        public landing, terms, privacy, contact</w:t></w:r></w:p><w:p><w:pPr><w:pBdr><w:left w:val="single" w:color="C4CDD5" w:sz="14" w:space="8"/></w:pBdr><w:shd w:fill="F6F8FA" w:val="clear"/><w:spacing w:after="0" w:line="236"/></w:pPr><w:r><w:rPr><w:rFonts w:ascii="Consolas" w:cs="Consolas" w:eastAsia="Consolas" w:hAnsi="Consolas"/><w:color w:val="24292E"/><w:sz w:val="17"/><w:szCs w:val="17"/></w:rPr><w:t xml:space="preserve">│   ├── (auth)/             login, signup, auth/callback</w:t></w:r></w:p><w:p><w:pPr><w:pBdr><w:left w:val="single" w:color="C4CDD5" w:sz="14" w:space="8"/></w:pBdr><w:shd w:fill="F6F8FA" w:val="clear"/><w:spacing w:after="0" w:line="236"/></w:pPr><w:r><w:rPr><w:rFonts w:ascii="Consolas" w:cs="Consolas" w:eastAsia="Consolas" w:hAnsi="Consolas"/><w:color w:val="24292E"/><w:sz w:val="17"/><w:szCs w:val="17"/></w:rPr><w:t xml:space="preserve">│   ├── (app)/              dashboard, pools, my-games, winnings, admin</w:t></w:r></w:p><w:p><w:pPr><w:pBdr><w:left w:val="single" w:color="C4CDD5" w:sz="14" w:space="8"/></w:pBdr><w:shd w:fill="F6F8FA" w:val="clear"/><w:spacing w:after="0" w:line="236"/></w:pPr><w:r><w:rPr><w:rFonts w:ascii="Consolas" w:cs="Consolas" w:eastAsia="Consolas" w:hAnsi="Consolas"/><w:color w:val="24292E"/><w:sz w:val="17"/><w:szCs w:val="17"/></w:rPr><w:t xml:space="preserve">│   └── api/                43 route handlers — this is the backend</w:t></w:r></w:p><w:p><w:pPr><w:pBdr><w:left w:val="single" w:color="C4CDD5" w:sz="14" w:space="8"/></w:pBdr><w:shd w:fill="F6F8FA" w:val="clear"/><w:spacing w:after="0" w:line="236"/></w:pPr><w:r><w:rPr><w:rFonts w:ascii="Consolas" w:cs="Consolas" w:eastAsia="Consolas" w:hAnsi="Consolas"/><w:color w:val="24292E"/><w:sz w:val="17"/><w:szCs w:val="17"/></w:rPr><w:t xml:space="preserve">├── components/             62 components, grouped by feature</w:t></w:r></w:p><w:p><w:pPr><w:pBdr><w:left w:val="single" w:color="C4CDD5" w:sz="14" w:space="8"/></w:pBdr><w:shd w:fill="F6F8FA" w:val="clear"/><w:spacing w:after="0" w:line="236"/></w:pPr><w:r><w:rPr><w:rFonts w:ascii="Consolas" w:cs="Consolas" w:eastAsia="Consolas" w:hAnsi="Consolas"/><w:color w:val="24292E"/><w:sz w:val="17"/><w:szCs w:val="17"/></w:rPr><w:t xml:space="preserve">├── lib/</w:t></w:r></w:p><w:p><w:pPr><w:pBdr><w:left w:val="single" w:color="C4CDD5" w:sz="14" w:space="8"/></w:pBdr><w:shd w:fill="F6F8FA" w:val="clear"/><w:spacing w:after="0" w:line="236"/></w:pPr><w:r><w:rPr><w:rFonts w:ascii="Consolas" w:cs="Consolas" w:eastAsia="Consolas" w:hAnsi="Consolas"/><w:color w:val="24292E"/><w:sz w:val="17"/><w:szCs w:val="17"/></w:rPr><w:t xml:space="preserve">│   ├── hooks/              React Query data hooks</w:t></w:r></w:p><w:p><w:pPr><w:pBdr><w:left w:val="single" w:color="C4CDD5" w:sz="14" w:space="8"/></w:pBdr><w:shd w:fill="F6F8FA" w:val="clear"/><w:spacing w:after="0" w:line="236"/></w:pPr><w:r><w:rPr><w:rFonts w:ascii="Consolas" w:cs="Consolas" w:eastAsia="Consolas" w:hAnsi="Consolas"/><w:color w:val="24292E"/><w:sz w:val="17"/><w:szCs w:val="17"/></w:rPr><w:t xml:space="preserve">│   ├── supabase/           server (RLS) + admin (service-role) clients</w:t></w:r></w:p><w:p><w:pPr><w:pBdr><w:left w:val="single" w:color="C4CDD5" w:sz="14" w:space="8"/></w:pBdr><w:shd w:fill="F6F8FA" w:val="clear"/><w:spacing w:after="0" w:line="236"/></w:pPr><w:r><w:rPr><w:rFonts w:ascii="Consolas" w:cs="Consolas" w:eastAsia="Consolas" w:hAnsi="Consolas"/><w:color w:val="24292E"/><w:sz w:val="17"/><w:szCs w:val="17"/></w:rPr><w:t xml:space="preserve">│   ├── winners.ts             scoring and pot split        &lt;- money</w:t></w:r></w:p><w:p><w:pPr><w:pBdr><w:left w:val="single" w:color="C4CDD5" w:sz="14" w:space="8"/></w:pBdr><w:shd w:fill="F6F8FA" w:val="clear"/><w:spacing w:after="0" w:line="236"/></w:pPr><w:r><w:rPr><w:rFonts w:ascii="Consolas" w:cs="Consolas" w:eastAsia="Consolas" w:hAnsi="Consolas"/><w:color w:val="24292E"/><w:sz w:val="17"/><w:szCs w:val="17"/></w:rPr><w:t xml:space="preserve">│   ├── settle-pools.ts        settlement pipeline          &lt;- money</w:t></w:r></w:p><w:p><w:pPr><w:pBdr><w:left w:val="single" w:color="C4CDD5" w:sz="14" w:space="8"/></w:pBdr><w:shd w:fill="F6F8FA" w:val="clear"/><w:spacing w:after="0" w:line="236"/></w:pPr><w:r><w:rPr><w:rFonts w:ascii="Consolas" w:cs="Consolas" w:eastAsia="Consolas" w:hAnsi="Consolas"/><w:color w:val="24292E"/><w:sz w:val="17"/><w:szCs w:val="17"/></w:rPr><w:t xml:space="preserve">│   ├── materialize-winners.ts winner persistence           &lt;- money</w:t></w:r></w:p><w:p><w:pPr><w:pBdr><w:left w:val="single" w:color="C4CDD5" w:sz="14" w:space="8"/></w:pBdr><w:shd w:fill="F6F8FA" w:val="clear"/><w:spacing w:after="0" w:line="236"/></w:pPr><w:r><w:rPr><w:rFonts w:ascii="Consolas" w:cs="Consolas" w:eastAsia="Consolas" w:hAnsi="Consolas"/><w:color w:val="24292E"/><w:sz w:val="17"/><w:szCs w:val="17"/></w:rPr><w:t xml:space="preserve">│   ├── fulfill-card-purchase.ts Stripe fulfilment          &lt;- money</w:t></w:r></w:p><w:p><w:pPr><w:pBdr><w:left w:val="single" w:color="C4CDD5" w:sz="14" w:space="8"/></w:pBdr><w:shd w:fill="F6F8FA" w:val="clear"/><w:spacing w:after="0" w:line="236"/></w:pPr><w:r><w:rPr><w:rFonts w:ascii="Consolas" w:cs="Consolas" w:eastAsia="Consolas" w:hAnsi="Consolas"/><w:color w:val="24292E"/><w:sz w:val="17"/><w:szCs w:val="17"/></w:rPr><w:t xml:space="preserve">│   ├── rate-limit.ts          Upstash + in-memory limiter</w:t></w:r></w:p><w:p><w:pPr><w:pBdr><w:left w:val="single" w:color="C4CDD5" w:sz="14" w:space="8"/></w:pBdr><w:shd w:fill="F6F8FA" w:val="clear"/><w:spacing w:after="0" w:line="236"/></w:pPr><w:r><w:rPr><w:rFonts w:ascii="Consolas" w:cs="Consolas" w:eastAsia="Consolas" w:hAnsi="Consolas"/><w:color w:val="24292E"/><w:sz w:val="17"/><w:szCs w:val="17"/></w:rPr><w:t xml:space="preserve">│   ├── request-guards.ts      CSRF / same-origin</w:t></w:r></w:p><w:p><w:pPr><w:pBdr><w:left w:val="single" w:color="C4CDD5" w:sz="14" w:space="8"/></w:pBdr><w:shd w:fill="F6F8FA" w:val="clear"/><w:spacing w:after="0" w:line="236"/></w:pPr><w:r><w:rPr><w:rFonts w:ascii="Consolas" w:cs="Consolas" w:eastAsia="Consolas" w:hAnsi="Consolas"/><w:color w:val="24292E"/><w:sz w:val="17"/><w:szCs w:val="17"/></w:rPr><w:t xml:space="preserve">│   └── validations.ts         Zod schemas</w:t></w:r></w:p><w:p><w:pPr><w:pBdr><w:left w:val="single" w:color="C4CDD5" w:sz="14" w:space="8"/></w:pBdr><w:shd w:fill="F6F8FA" w:val="clear"/><w:spacing w:after="0" w:line="236"/></w:pPr><w:r><w:rPr><w:rFonts w:ascii="Consolas" w:cs="Consolas" w:eastAsia="Consolas" w:hAnsi="Consolas"/><w:color w:val="24292E"/><w:sz w:val="17"/><w:szCs w:val="17"/></w:rPr><w:t xml:space="preserve">└── proxy.ts                route protection (Next 16 renamed middleware.ts)</w:t></w:r></w:p><w:p><w:pPr><w:pBdr><w:left w:val="single" w:color="C4CDD5" w:sz="14" w:space="8"/></w:pBdr><w:shd w:fill="F6F8FA" w:val="clear"/><w:spacing w:after="0" w:line="236"/></w:pPr><w:r><w:rPr><w:rFonts w:ascii="Consolas" w:cs="Consolas" w:eastAsia="Consolas" w:hAnsi="Consolas"/><w:color w:val="24292E"/><w:sz w:val="17"/><w:szCs w:val="17"/></w:rPr><w:t xml:space="preserve"> </w:t></w:r></w:p><w:p><w:pPr><w:pBdr><w:left w:val="single" w:color="C4CDD5" w:sz="14" w:space="8"/></w:pBdr><w:shd w:fill="F6F8FA" w:val="clear"/><w:spacing w:after="0" w:line="236"/></w:pPr><w:r><w:rPr><w:rFonts w:ascii="Consolas" w:cs="Consolas" w:eastAsia="Consolas" w:hAnsi="Consolas"/><w:color w:val="24292E"/><w:sz w:val="17"/><w:szCs w:val="17"/></w:rPr><w:t xml:space="preserve">supabase/migrations/        22 files — the source of truth for the database</w:t></w:r></w:p><w:p><w:pPr><w:pBdr><w:left w:val="single" w:color="C4CDD5" w:sz="14" w:space="8"/></w:pBdr><w:shd w:fill="F6F8FA" w:val="clear"/><w:spacing w:after="0" w:line="236"/></w:pPr><w:r><w:rPr><w:rFonts w:ascii="Consolas" w:cs="Consolas" w:eastAsia="Consolas" w:hAnsi="Consolas"/><w:color w:val="24292E"/><w:sz w:val="17"/><w:szCs w:val="17"/></w:rPr><w:t xml:space="preserve">scripts/                    seeds + the settlement regression suite</w:t></w:r></w:p><w:p><w:pPr><w:pBdr><w:left w:val="single" w:color="C4CDD5" w:sz="14" w:space="8"/></w:pBdr><w:shd w:fill="F6F8FA" w:val="clear"/><w:spacing w:after="130" w:line="236"/></w:pPr><w:r><w:rPr><w:rFonts w:ascii="Consolas" w:cs="Consolas" w:eastAsia="Consolas" w:hAnsi="Consolas"/><w:color w:val="24292E"/><w:sz w:val="17"/><w:szCs w:val="17"/></w:rPr><w:t xml:space="preserve">.github/workflows/          ci.yml (quality gates) + settle-pools.yml (cron)</w:t></w:r></w:p><w:tbl><w:tblPr><w:tblW w:type="dxa" w:w="8900"/><w:tblBorders><w:top w:val="single" w:color="auto" w:sz="4"/><w:left w:val="single" w:color="auto" w:sz="4"/><w:bottom w:val="single" w:color="auto" w:sz="4"/><w:right w:val="single" w:color="auto" w:sz="4"/><w:insideH w:val="single" w:color="auto" w:sz="4"/><w:insideV w:val="single" w:color="auto" w:sz="4"/></w:tblBorders></w:tblPr><w:tblGrid><w:gridCol w:w="8900"/></w:tblGrid><w:tr><w:tc><w:tcPr><w:tcW w:type="dxa" w:w="8900"/><w:tcBorders><w:top w:val="none"/><w:left w:val="single" w:color="B8860B" w:sz="18"/><w:bottom w:val="none"/><w:right w:val="none"/></w:tcBorders><w:shd w:fill="FBF3E6" w:val="clear"/><w:tcMar><w:top w:type="dxa" w:w="115"/><w:left w:type="dxa" w:w="155"/><w:bottom w:type="dxa" w:w="115"/><w:right w:type="dxa" w:w="155"/></w:tcMar></w:tcPr><w:p><w:pPr><w:spacing w:after="45"/></w:pPr><w:r><w:rPr><w:b/><w:bCs/><w:color w:val="1F3864"/><w:sz w:val="20"/><w:szCs w:val="20"/></w:rPr><w:t xml:space="preserve">Files that are deliberately not authoritative</w:t></w:r></w:p><w:p><w:pPr><w:spacing w:after="0" w:line="274"/></w:pPr><w:r><w:rPr><w:rFonts w:ascii="Consolas" w:cs="Consolas" w:eastAsia="Consolas" w:hAnsi="Consolas"/><w:color w:val="1A4D2E"/><w:sz w:val="18"/><w:szCs w:val="18"/></w:rPr><w:t xml:space="preserve">schema.sql</w:t></w:r><w:r><w:rPr><w:sz w:val="21"/><w:szCs w:val="21"/></w:rPr><w:t xml:space="preserve"> is a stale early snapshot missing the entire money subsystem — never provision from it. </w:t></w:r><w:r><w:rPr><w:rFonts w:ascii="Consolas" w:cs="Consolas" w:eastAsia="Consolas" w:hAnsi="Consolas"/><w:color w:val="1A4D2E"/><w:sz w:val="18"/><w:szCs w:val="18"/></w:rPr><w:t xml:space="preserve">src/lib/supabase/types.ts</w:t></w:r><w:r><w:rPr><w:sz w:val="21"/><w:szCs w:val="21"/></w:rPr><w:t xml:space="preserve"> is generated but both out of date and unwired (the clients do not use the </w:t></w:r><w:r><w:rPr><w:rFonts w:ascii="Consolas" w:cs="Consolas" w:eastAsia="Consolas" w:hAnsi="Consolas"/><w:color w:val="1A4D2E"/><w:sz w:val="18"/><w:szCs w:val="18"/></w:rPr><w:t xml:space="preserve">Database</w:t></w:r><w:r><w:rPr><w:sz w:val="21"/><w:szCs w:val="21"/></w:rPr><w:t xml:space="preserve"> generic), so it does not actually type-check queries. Both carry warning headers in the code.</w:t></w:r></w:p></w:tc></w:tr></w:tbl><w:p><w:pPr><w:pStyle w:val="Heading1"/><w:spacing w:after="140" w:before="300"/></w:pPr><w:r><w:t xml:space="preserve">5. Data model</w:t></w:r></w:p><w:tbl><w:tblPr><w:tblW w:type="dxa" w:w="8800"/><w:tblBorders><w:top w:val="single" w:color="auto" w:sz="4"/><w:left w:val="single" w:color="auto" w:sz="4"/><w:bottom w:val="single" w:color="auto" w:sz="4"/><w:right w:val="single" w:color="auto" w:sz="4"/><w:insideH w:val="single" w:color="auto" w:sz="4"/><w:insideV w:val="single" w:color="auto" w:sz="4"/></w:tblBorders></w:tblPr><w:tblGrid><w:gridCol w:w="2400"/><w:gridCol w:w="6400"/></w:tblGrid><w:tr><w:trPr><w:tblHeader/></w:trPr><w:tc><w:tcPr><w:tcW w:type="dxa" w:w="2400"/><w:tcBorders><w:top w:val="single" w:color="D9D9D9" w:sz="4"/><w:left w:val="single" w:color="D9D9D9" w:sz="4"/><w:bottom w:val="single" w:color="D9D9D9" w:sz="4"/><w:right w:val="single" w:color="D9D9D9" w:sz="4"/></w:tcBorders><w:shd w:fill="1F3864" w:val="clear"/><w:tcMar><w:top w:type="dxa" w:w="60"/><w:left w:type="dxa" w:w="95"/><w:bottom w:type="dxa" w:w="60"/><w:right w:type="dxa" w:w="95"/></w:tcMar></w:tcPr><w:p><w:pPr><w:spacing w:after="0" w:line="254"/></w:pPr><w:r><w:rPr><w:b/><w:bCs/><w:color w:val="FFFFFF"/><w:sz w:val="18"/><w:szCs w:val="18"/></w:rPr><w:t xml:space="preserve">Table</w:t></w:r></w:p></w:tc><w:tc><w:tcPr><w:tcW w:type="dxa" w:w="6400"/><w:tcBorders><w:top w:val="single" w:color="D9D9D9" w:sz="4"/><w:left w:val="single" w:color="D9D9D9" w:sz="4"/><w:bottom w:val="single" w:color="D9D9D9" w:sz="4"/><w:right w:val="single" w:color="D9D9D9" w:sz="4"/></w:tcBorders><w:shd w:fill="1F3864" w:val="clear"/><w:tcMar><w:top w:type="dxa" w:w="60"/><w:left w:type="dxa" w:w="95"/><w:bottom w:type="dxa" w:w="60"/><w:right w:type="dxa" w:w="95"/></w:tcMar></w:tcPr><w:p><w:pPr><w:spacing w:after="0" w:line="254"/></w:pPr><w:r><w:rPr><w:b/><w:bCs/><w:color w:val="FFFFFF"/><w:sz w:val="18"/><w:szCs w:val="18"/></w:rPr><w:t xml:space="preserve">Role and sensitivity</w:t></w:r></w:p></w:tc></w:tr><w:tr><w:tc><w:tcPr><w:tcW w:type="dxa" w:w="2400"/><w:tcBorders><w:top w:val="single" w:color="D9D9D9" w:sz="4"/><w:left w:val="single" w:color="D9D9D9" w:sz="4"/><w:bottom w:val="single" w:color="D9D9D9" w:sz="4"/><w:right w:val="single" w:color="D9D9D9" w:sz="4"/></w:tcBorders><w:tcMar><w:top w:type="dxa" w:w="60"/><w:left w:type="dxa" w:w="95"/><w:bottom w:type="dxa" w:w="60"/><w:right w:type="dxa" w:w="95"/></w:tcMar></w:tcPr><w:p><w:pPr><w:spacing w:after="0" w:line="254"/></w:pPr><w:r><w:rPr><w:sz w:val="18"/><w:szCs w:val="18"/></w:rPr><w:t xml:space="preserve">users</w:t></w:r></w:p></w:tc><w:tc><w:tcPr><w:tcW w:type="dxa" w:w="6400"/><w:tcBorders><w:top w:val="single" w:color="D9D9D9" w:sz="4"/><w:left w:val="single" w:color="D9D9D9" w:sz="4"/><w:bottom w:val="single" w:color="D9D9D9" w:sz="4"/><w:right w:val="single" w:color="D9D9D9" w:sz="4"/></w:tcBorders><w:tcMar><w:top w:type="dxa" w:w="60"/><w:left w:type="dxa" w:w="95"/><w:bottom w:type="dxa" w:w="60"/><w:right w:type="dxa" w:w="95"/></w:tcMar></w:tcPr><w:p><w:pPr><w:spacing w:after="0" w:line="254"/></w:pPr><w:r><w:rPr><w:sz w:val="18"/><w:szCs w:val="18"/></w:rPr><w:t xml:space="preserve">Profile, role and cash balance. Own-row read only; role and balance are immutable from the client.</w:t></w:r></w:p></w:tc></w:tr><w:tr><w:tc><w:tcPr><w:tcW w:type="dxa" w:w="2400"/><w:tcBorders><w:top w:val="single" w:color="D9D9D9" w:sz="4"/><w:left w:val="single" w:color="D9D9D9" w:sz="4"/><w:bottom w:val="single" w:color="D9D9D9" w:sz="4"/><w:right w:val="single" w:color="D9D9D9" w:sz="4"/></w:tcBorders><w:shd w:fill="F4F6FA" w:val="clear"/><w:tcMar><w:top w:type="dxa" w:w="60"/><w:left w:type="dxa" w:w="95"/><w:bottom w:type="dxa" w:w="60"/><w:right w:type="dxa" w:w="95"/></w:tcMar></w:tcPr><w:p><w:pPr><w:spacing w:after="0" w:line="254"/></w:pPr><w:r><w:rPr><w:sz w:val="18"/><w:szCs w:val="18"/></w:rPr><w:t xml:space="preserve">pools / pool_games / pool_participants</w:t></w:r></w:p></w:tc><w:tc><w:tcPr><w:tcW w:type="dxa" w:w="6400"/><w:tcBorders><w:top w:val="single" w:color="D9D9D9" w:sz="4"/><w:left w:val="single" w:color="D9D9D9" w:sz="4"/><w:bottom w:val="single" w:color="D9D9D9" w:sz="4"/><w:right w:val="single" w:color="D9D9D9" w:sz="4"/></w:tcBorders><w:shd w:fill="F4F6FA" w:val="clear"/><w:tcMar><w:top w:type="dxa" w:w="60"/><w:left w:type="dxa" w:w="95"/><w:bottom w:type="dxa" w:w="60"/><w:right w:type="dxa" w:w="95"/></w:tcMar></w:tcPr><w:p><w:pPr><w:spacing w:after="0" w:line="254"/></w:pPr><w:r><w:rPr><w:sz w:val="18"/><w:szCs w:val="18"/></w:rPr><w:t xml:space="preserve">Pool definition, its slate, and membership. Participation gates private-pool access.</w:t></w:r></w:p></w:tc></w:tr><w:tr><w:tc><w:tcPr><w:tcW w:type="dxa" w:w="2400"/><w:tcBorders><w:top w:val="single" w:color="D9D9D9" w:sz="4"/><w:left w:val="single" w:color="D9D9D9" w:sz="4"/><w:bottom w:val="single" w:color="D9D9D9" w:sz="4"/><w:right w:val="single" w:color="D9D9D9" w:sz="4"/></w:tcBorders><w:tcMar><w:top w:type="dxa" w:w="60"/><w:left w:type="dxa" w:w="95"/><w:bottom w:type="dxa" w:w="60"/><w:right w:type="dxa" w:w="95"/></w:tcMar></w:tcPr><w:p><w:pPr><w:spacing w:after="0" w:line="254"/></w:pPr><w:r><w:rPr><w:sz w:val="18"/><w:szCs w:val="18"/></w:rPr><w:t xml:space="preserve">parlay_cards / card_picks</w:t></w:r></w:p></w:tc><w:tc><w:tcPr><w:tcW w:type="dxa" w:w="6400"/><w:tcBorders><w:top w:val="single" w:color="D9D9D9" w:sz="4"/><w:left w:val="single" w:color="D9D9D9" w:sz="4"/><w:bottom w:val="single" w:color="D9D9D9" w:sz="4"/><w:right w:val="single" w:color="D9D9D9" w:sz="4"/></w:tcBorders><w:tcMar><w:top w:type="dxa" w:w="60"/><w:left w:type="dxa" w:w="95"/><w:bottom w:type="dxa" w:w="60"/><w:right w:type="dxa" w:w="95"/></w:tcMar></w:tcPr><w:p><w:pPr><w:spacing w:after="0" w:line="254"/></w:pPr><w:r><w:rPr><w:sz w:val="18"/><w:szCs w:val="18"/></w:rPr><w:t xml:space="preserve">A player&apos;s paid entry and their predictions. The strictest privacy requirement in the product: holder-only.</w:t></w:r></w:p></w:tc></w:tr><w:tr><w:tc><w:tcPr><w:tcW w:type="dxa" w:w="2400"/><w:tcBorders><w:top w:val="single" w:color="D9D9D9" w:sz="4"/><w:left w:val="single" w:color="D9D9D9" w:sz="4"/><w:bottom w:val="single" w:color="D9D9D9" w:sz="4"/><w:right w:val="single" w:color="D9D9D9" w:sz="4"/></w:tcBorders><w:shd w:fill="F4F6FA" w:val="clear"/><w:tcMar><w:top w:type="dxa" w:w="60"/><w:left w:type="dxa" w:w="95"/><w:bottom w:type="dxa" w:w="60"/><w:right w:type="dxa" w:w="95"/></w:tcMar></w:tcPr><w:p><w:pPr><w:spacing w:after="0" w:line="254"/></w:pPr><w:r><w:rPr><w:sz w:val="18"/><w:szCs w:val="18"/></w:rPr><w:t xml:space="preserve">pool_transactions</w:t></w:r></w:p></w:tc><w:tc><w:tcPr><w:tcW w:type="dxa" w:w="6400"/><w:tcBorders><w:top w:val="single" w:color="D9D9D9" w:sz="4"/><w:left w:val="single" w:color="D9D9D9" w:sz="4"/><w:bottom w:val="single" w:color="D9D9D9" w:sz="4"/><w:right w:val="single" w:color="D9D9D9" w:sz="4"/></w:tcBorders><w:shd w:fill="F4F6FA" w:val="clear"/><w:tcMar><w:top w:type="dxa" w:w="60"/><w:left w:type="dxa" w:w="95"/><w:bottom w:type="dxa" w:w="60"/><w:right w:type="dxa" w:w="95"/></w:tcMar></w:tcPr><w:p><w:pPr><w:spacing w:after="0" w:line="254"/></w:pPr><w:r><w:rPr><w:sz w:val="18"/><w:szCs w:val="18"/></w:rPr><w:t xml:space="preserve">Entry payments; feeds the prize pot. Service-role writes only, with a unique constraint on the Stripe session.</w:t></w:r></w:p></w:tc></w:tr><w:tr><w:tc><w:tcPr><w:tcW w:type="dxa" w:w="2400"/><w:tcBorders><w:top w:val="single" w:color="D9D9D9" w:sz="4"/><w:left w:val="single" w:color="D9D9D9" w:sz="4"/><w:bottom w:val="single" w:color="D9D9D9" w:sz="4"/><w:right w:val="single" w:color="D9D9D9" w:sz="4"/></w:tcBorders><w:tcMar><w:top w:type="dxa" w:w="60"/><w:left w:type="dxa" w:w="95"/><w:bottom w:type="dxa" w:w="60"/><w:right w:type="dxa" w:w="95"/></w:tcMar></w:tcPr><w:p><w:pPr><w:spacing w:after="0" w:line="254"/></w:pPr><w:r><w:rPr><w:sz w:val="18"/><w:szCs w:val="18"/></w:rPr><w:t xml:space="preserve">pool_winners / payout_approvals</w:t></w:r></w:p></w:tc><w:tc><w:tcPr><w:tcW w:type="dxa" w:w="6400"/><w:tcBorders><w:top w:val="single" w:color="D9D9D9" w:sz="4"/><w:left w:val="single" w:color="D9D9D9" w:sz="4"/><w:bottom w:val="single" w:color="D9D9D9" w:sz="4"/><w:right w:val="single" w:color="D9D9D9" w:sz="4"/></w:tcBorders><w:tcMar><w:top w:type="dxa" w:w="60"/><w:left w:type="dxa" w:w="95"/><w:bottom w:type="dxa" w:w="60"/><w:right w:type="dxa" w:w="95"/></w:tcMar></w:tcPr><w:p><w:pPr><w:spacing w:after="0" w:line="254"/></w:pPr><w:r><w:rPr><w:sz w:val="18"/><w:szCs w:val="18"/></w:rPr><w:t xml:space="preserve">Materialised settlement results and claim state.</w:t></w:r></w:p></w:tc></w:tr><w:tr><w:tc><w:tcPr><w:tcW w:type="dxa" w:w="2400"/><w:tcBorders><w:top w:val="single" w:color="D9D9D9" w:sz="4"/><w:left w:val="single" w:color="D9D9D9" w:sz="4"/><w:bottom w:val="single" w:color="D9D9D9" w:sz="4"/><w:right w:val="single" w:color="D9D9D9" w:sz="4"/></w:tcBorders><w:shd w:fill="F4F6FA" w:val="clear"/><w:tcMar><w:top w:type="dxa" w:w="60"/><w:left w:type="dxa" w:w="95"/><w:bottom w:type="dxa" w:w="60"/><w:right w:type="dxa" w:w="95"/></w:tcMar></w:tcPr><w:p><w:pPr><w:spacing w:after="0" w:line="254"/></w:pPr><w:r><w:rPr><w:sz w:val="18"/><w:szCs w:val="18"/></w:rPr><w:t xml:space="preserve">payout_requests</w:t></w:r></w:p></w:tc><w:tc><w:tcPr><w:tcW w:type="dxa" w:w="6400"/><w:tcBorders><w:top w:val="single" w:color="D9D9D9" w:sz="4"/><w:left w:val="single" w:color="D9D9D9" w:sz="4"/><w:bottom w:val="single" w:color="D9D9D9" w:sz="4"/><w:right w:val="single" w:color="D9D9D9" w:sz="4"/></w:tcBorders><w:shd w:fill="F4F6FA" w:val="clear"/><w:tcMar><w:top w:type="dxa" w:w="60"/><w:left w:type="dxa" w:w="95"/><w:bottom w:type="dxa" w:w="60"/><w:right w:type="dxa" w:w="95"/></w:tcMar></w:tcPr><w:p><w:pPr><w:spacing w:after="0" w:line="254"/></w:pPr><w:r><w:rPr><w:sz w:val="18"/><w:szCs w:val="18"/></w:rPr><w:t xml:space="preserve">Withdrawal requests. The player may insert their own, bounded by their balance in RLS; status transitions are service-role only.</w:t></w:r></w:p></w:tc></w:tr><w:tr><w:tc><w:tcPr><w:tcW w:type="dxa" w:w="2400"/><w:tcBorders><w:top w:val="single" w:color="D9D9D9" w:sz="4"/><w:left w:val="single" w:color="D9D9D9" w:sz="4"/><w:bottom w:val="single" w:color="D9D9D9" w:sz="4"/><w:right w:val="single" w:color="D9D9D9" w:sz="4"/></w:tcBorders><w:tcMar><w:top w:type="dxa" w:w="60"/><w:left w:type="dxa" w:w="95"/><w:bottom w:type="dxa" w:w="60"/><w:right w:type="dxa" w:w="95"/></w:tcMar></w:tcPr><w:p><w:pPr><w:spacing w:after="0" w:line="254"/></w:pPr><w:r><w:rPr><w:sz w:val="18"/><w:szCs w:val="18"/></w:rPr><w:t xml:space="preserve">user_transactions</w:t></w:r></w:p></w:tc><w:tc><w:tcPr><w:tcW w:type="dxa" w:w="6400"/><w:tcBorders><w:top w:val="single" w:color="D9D9D9" w:sz="4"/><w:left w:val="single" w:color="D9D9D9" w:sz="4"/><w:bottom w:val="single" w:color="D9D9D9" w:sz="4"/><w:right w:val="single" w:color="D9D9D9" w:sz="4"/></w:tcBorders><w:tcMar><w:top w:type="dxa" w:w="60"/><w:left w:type="dxa" w:w="95"/><w:bottom w:type="dxa" w:w="60"/><w:right w:type="dxa" w:w="95"/></w:tcMar></w:tcPr><w:p><w:pPr><w:spacing w:after="0" w:line="254"/></w:pPr><w:r><w:rPr><w:sz w:val="18"/><w:szCs w:val="18"/></w:rPr><w:t xml:space="preserve">Append-only ledger of every balance movement. A unique index prevents crediting the same pool win twice.</w:t></w:r></w:p></w:tc></w:tr><w:tr><w:tc><w:tcPr><w:tcW w:type="dxa" w:w="2400"/><w:tcBorders><w:top w:val="single" w:color="D9D9D9" w:sz="4"/><w:left w:val="single" w:color="D9D9D9" w:sz="4"/><w:bottom w:val="single" w:color="D9D9D9" w:sz="4"/><w:right w:val="single" w:color="D9D9D9" w:sz="4"/></w:tcBorders><w:shd w:fill="F4F6FA" w:val="clear"/><w:tcMar><w:top w:type="dxa" w:w="60"/><w:left w:type="dxa" w:w="95"/><w:bottom w:type="dxa" w:w="60"/><w:right w:type="dxa" w:w="95"/></w:tcMar></w:tcPr><w:p><w:pPr><w:spacing w:after="0" w:line="254"/></w:pPr><w:r><w:rPr><w:sz w:val="18"/><w:szCs w:val="18"/></w:rPr><w:t xml:space="preserve">comments</w:t></w:r></w:p></w:tc><w:tc><w:tcPr><w:tcW w:type="dxa" w:w="6400"/><w:tcBorders><w:top w:val="single" w:color="D9D9D9" w:sz="4"/><w:left w:val="single" w:color="D9D9D9" w:sz="4"/><w:bottom w:val="single" w:color="D9D9D9" w:sz="4"/><w:right w:val="single" w:color="D9D9D9" w:sz="4"/></w:tcBorders><w:shd w:fill="F4F6FA" w:val="clear"/><w:tcMar><w:top w:type="dxa" w:w="60"/><w:left w:type="dxa" w:w="95"/><w:bottom w:type="dxa" w:w="60"/><w:right w:type="dxa" w:w="95"/></w:tcMar></w:tcPr><w:p><w:pPr><w:spacing w:after="0" w:line="254"/></w:pPr><w:r><w:rPr><w:sz w:val="18"/><w:szCs w:val="18"/></w:rPr><w:t xml:space="preserve">Pool chat, restricted to card holders and participants.</w:t></w:r></w:p></w:tc></w:tr><w:tr><w:tc><w:tcPr><w:tcW w:type="dxa" w:w="2400"/><w:tcBorders><w:top w:val="single" w:color="D9D9D9" w:sz="4"/><w:left w:val="single" w:color="D9D9D9" w:sz="4"/><w:bottom w:val="single" w:color="D9D9D9" w:sz="4"/><w:right w:val="single" w:color="D9D9D9" w:sz="4"/></w:tcBorders><w:tcMar><w:top w:type="dxa" w:w="60"/><w:left w:type="dxa" w:w="95"/><w:bottom w:type="dxa" w:w="60"/><w:right w:type="dxa" w:w="95"/></w:tcMar></w:tcPr><w:p><w:pPr><w:spacing w:after="0" w:line="254"/></w:pPr><w:r><w:rPr><w:sz w:val="18"/><w:szCs w:val="18"/></w:rPr><w:t xml:space="preserve">games / teams</w:t></w:r></w:p></w:tc><w:tc><w:tcPr><w:tcW w:type="dxa" w:w="6400"/><w:tcBorders><w:top w:val="single" w:color="D9D9D9" w:sz="4"/><w:left w:val="single" w:color="D9D9D9" w:sz="4"/><w:bottom w:val="single" w:color="D9D9D9" w:sz="4"/><w:right w:val="single" w:color="D9D9D9" w:sz="4"/></w:tcBorders><w:tcMar><w:top w:type="dxa" w:w="60"/><w:left w:type="dxa" w:w="95"/><w:bottom w:type="dxa" w:w="60"/><w:right w:type="dxa" w:w="95"/></w:tcMar></w:tcPr><w:p><w:pPr><w:spacing w:after="0" w:line="254"/></w:pPr><w:r><w:rPr><w:sz w:val="18"/><w:szCs w:val="18"/></w:rPr><w:t xml:space="preserve">Reference data and live scores. Admin-only writes, because scores decide the money.</w:t></w:r></w:p></w:tc></w:tr><w:tr><w:tc><w:tcPr><w:tcW w:type="dxa" w:w="2400"/><w:tcBorders><w:top w:val="single" w:color="D9D9D9" w:sz="4"/><w:left w:val="single" w:color="D9D9D9" w:sz="4"/><w:bottom w:val="single" w:color="D9D9D9" w:sz="4"/><w:right w:val="single" w:color="D9D9D9" w:sz="4"/></w:tcBorders><w:shd w:fill="F4F6FA" w:val="clear"/><w:tcMar><w:top w:type="dxa" w:w="60"/><w:left w:type="dxa" w:w="95"/><w:bottom w:type="dxa" w:w="60"/><w:right w:type="dxa" w:w="95"/></w:tcMar></w:tcPr><w:p><w:pPr><w:spacing w:after="0" w:line="254"/></w:pPr><w:r><w:rPr><w:sz w:val="18"/><w:szCs w:val="18"/></w:rPr><w:t xml:space="preserve">platform_settings</w:t></w:r></w:p></w:tc><w:tc><w:tcPr><w:tcW w:type="dxa" w:w="6400"/><w:tcBorders><w:top w:val="single" w:color="D9D9D9" w:sz="4"/><w:left w:val="single" w:color="D9D9D9" w:sz="4"/><w:bottom w:val="single" w:color="D9D9D9" w:sz="4"/><w:right w:val="single" w:color="D9D9D9" w:sz="4"/></w:tcBorders><w:shd w:fill="F4F6FA" w:val="clear"/><w:tcMar><w:top w:type="dxa" w:w="60"/><w:left w:type="dxa" w:w="95"/><w:bottom w:type="dxa" w:w="60"/><w:right w:type="dxa" w:w="95"/></w:tcMar></w:tcPr><w:p><w:pPr><w:spacing w:after="0" w:line="254"/></w:pPr><w:r><w:rPr><w:sz w:val="18"/><w:szCs w:val="18"/></w:rPr><w:t xml:space="preserve">Platform fee percentage and minimum entry fee.</w:t></w:r></w:p></w:tc></w:tr></w:tbl><w:p><w:pPr><w:pStyle w:val="Heading2"/><w:spacing w:after="100" w:before="240"/></w:pPr><w:r><w:t xml:space="preserve">5.1 Database functions</w:t></w:r></w:p><w:p><w:pPr><w:spacing w:after="130" w:line="280"/></w:pPr><w:r><w:rPr><w:sz w:val="21"/><w:szCs w:val="21"/></w:rPr><w:t xml:space="preserve">Money never moves through a read-then-write in application code. It moves through these, so concurrent callers serialise on a row lock:</w:t></w:r></w:p><w:tbl><w:tblPr><w:tblW w:type="dxa" w:w="8800"/><w:tblBorders><w:top w:val="single" w:color="auto" w:sz="4"/><w:left w:val="single" w:color="auto" w:sz="4"/><w:bottom w:val="single" w:color="auto" w:sz="4"/><w:right w:val="single" w:color="auto" w:sz="4"/><w:insideH w:val="single" w:color="auto" w:sz="4"/><w:insideV w:val="single" w:color="auto" w:sz="4"/></w:tblBorders></w:tblPr><w:tblGrid><w:gridCol w:w="2900"/><w:gridCol w:w="5900"/></w:tblGrid><w:tr><w:trPr><w:tblHeader/></w:trPr><w:tc><w:tcPr><w:tcW w:type="dxa" w:w="2900"/><w:tcBorders><w:top w:val="single" w:color="D9D9D9" w:sz="4"/><w:left w:val="single" w:color="D9D9D9" w:sz="4"/><w:bottom w:val="single" w:color="D9D9D9" w:sz="4"/><w:right w:val="single" w:color="D9D9D9" w:sz="4"/></w:tcBorders><w:shd w:fill="1F3864" w:val="clear"/><w:tcMar><w:top w:type="dxa" w:w="60"/><w:left w:type="dxa" w:w="95"/><w:bottom w:type="dxa" w:w="60"/><w:right w:type="dxa" w:w="95"/></w:tcMar></w:tcPr><w:p><w:pPr><w:spacing w:after="0" w:line="254"/></w:pPr><w:r><w:rPr><w:b/><w:bCs/><w:color w:val="FFFFFF"/><w:sz w:val="18"/><w:szCs w:val="18"/></w:rPr><w:t xml:space="preserve">Function</w:t></w:r></w:p></w:tc><w:tc><w:tcPr><w:tcW w:type="dxa" w:w="5900"/><w:tcBorders><w:top w:val="single" w:color="D9D9D9" w:sz="4"/><w:left w:val="single" w:color="D9D9D9" w:sz="4"/><w:bottom w:val="single" w:color="D9D9D9" w:sz="4"/><w:right w:val="single" w:color="D9D9D9" w:sz="4"/></w:tcBorders><w:shd w:fill="1F3864" w:val="clear"/><w:tcMar><w:top w:type="dxa" w:w="60"/><w:left w:type="dxa" w:w="95"/><w:bottom w:type="dxa" w:w="60"/><w:right w:type="dxa" w:w="95"/></w:tcMar></w:tcPr><w:p><w:pPr><w:spacing w:after="0" w:line="254"/></w:pPr><w:r><w:rPr><w:b/><w:bCs/><w:color w:val="FFFFFF"/><w:sz w:val="18"/><w:szCs w:val="18"/></w:rPr><w:t xml:space="preserve">Purpose</w:t></w:r></w:p></w:tc></w:tr><w:tr><w:tc><w:tcPr><w:tcW w:type="dxa" w:w="2900"/><w:tcBorders><w:top w:val="single" w:color="D9D9D9" w:sz="4"/><w:left w:val="single" w:color="D9D9D9" w:sz="4"/><w:bottom w:val="single" w:color="D9D9D9" w:sz="4"/><w:right w:val="single" w:color="D9D9D9" w:sz="4"/></w:tcBorders><w:tcMar><w:top w:type="dxa" w:w="60"/><w:left w:type="dxa" w:w="95"/><w:bottom w:type="dxa" w:w="60"/><w:right w:type="dxa" w:w="95"/></w:tcMar></w:tcPr><w:p><w:pPr><w:spacing w:after="0" w:line="254"/></w:pPr><w:r><w:rPr><w:sz w:val="18"/><w:szCs w:val="18"/></w:rPr><w:t xml:space="preserve">debit_user_balance</w:t></w:r></w:p></w:tc><w:tc><w:tcPr><w:tcW w:type="dxa" w:w="5900"/><w:tcBorders><w:top w:val="single" w:color="D9D9D9" w:sz="4"/><w:left w:val="single" w:color="D9D9D9" w:sz="4"/><w:bottom w:val="single" w:color="D9D9D9" w:sz="4"/><w:right w:val="single" w:color="D9D9D9" w:sz="4"/></w:tcBorders><w:tcMar><w:top w:type="dxa" w:w="60"/><w:left w:type="dxa" w:w="95"/><w:bottom w:type="dxa" w:w="60"/><w:right w:type="dxa" w:w="95"/></w:tcMar></w:tcPr><w:p><w:pPr><w:spacing w:after="0" w:line="254"/></w:pPr><w:r><w:rPr><w:sz w:val="18"/><w:szCs w:val="18"/></w:rPr><w:t xml:space="preserve">Single conditional UPDATE ... WHERE balance &gt;= amount. Returns NULL when funds are insufficient — the caller must treat NULL as &apos;do not send money&apos;.</w:t></w:r></w:p></w:tc></w:tr><w:tr><w:tc><w:tcPr><w:tcW w:type="dxa" w:w="2900"/><w:tcBorders><w:top w:val="single" w:color="D9D9D9" w:sz="4"/><w:left w:val="single" w:color="D9D9D9" w:sz="4"/><w:bottom w:val="single" w:color="D9D9D9" w:sz="4"/><w:right w:val="single" w:color="D9D9D9" w:sz="4"/></w:tcBorders><w:shd w:fill="F4F6FA" w:val="clear"/><w:tcMar><w:top w:type="dxa" w:w="60"/><w:left w:type="dxa" w:w="95"/><w:bottom w:type="dxa" w:w="60"/><w:right w:type="dxa" w:w="95"/></w:tcMar></w:tcPr><w:p><w:pPr><w:spacing w:after="0" w:line="254"/></w:pPr><w:r><w:rPr><w:sz w:val="18"/><w:szCs w:val="18"/></w:rPr><w:t xml:space="preserve">credit_user_balance</w:t></w:r></w:p></w:tc><w:tc><w:tcPr><w:tcW w:type="dxa" w:w="5900"/><w:tcBorders><w:top w:val="single" w:color="D9D9D9" w:sz="4"/><w:left w:val="single" w:color="D9D9D9" w:sz="4"/><w:bottom w:val="single" w:color="D9D9D9" w:sz="4"/><w:right w:val="single" w:color="D9D9D9" w:sz="4"/></w:tcBorders><w:shd w:fill="F4F6FA" w:val="clear"/><w:tcMar><w:top w:type="dxa" w:w="60"/><w:left w:type="dxa" w:w="95"/><w:bottom w:type="dxa" w:w="60"/><w:right w:type="dxa" w:w="95"/></w:tcMar></w:tcPr><w:p><w:pPr><w:spacing w:after="0" w:line="254"/></w:pPr><w:r><w:rPr><w:sz w:val="18"/><w:szCs w:val="18"/></w:rPr><w:t xml:space="preserve">Relative increment, so a concurrent change is never clobbered.</w:t></w:r></w:p></w:tc></w:tr><w:tr><w:tc><w:tcPr><w:tcW w:type="dxa" w:w="2900"/><w:tcBorders><w:top w:val="single" w:color="D9D9D9" w:sz="4"/><w:left w:val="single" w:color="D9D9D9" w:sz="4"/><w:bottom w:val="single" w:color="D9D9D9" w:sz="4"/><w:right w:val="single" w:color="D9D9D9" w:sz="4"/></w:tcBorders><w:tcMar><w:top w:type="dxa" w:w="60"/><w:left w:type="dxa" w:w="95"/><w:bottom w:type="dxa" w:w="60"/><w:right w:type="dxa" w:w="95"/></w:tcMar></w:tcPr><w:p><w:pPr><w:spacing w:after="0" w:line="254"/></w:pPr><w:r><w:rPr><w:sz w:val="18"/><w:szCs w:val="18"/></w:rPr><w:t xml:space="preserve">claim_pool_payout</w:t></w:r></w:p></w:tc><w:tc><w:tcPr><w:tcW w:type="dxa" w:w="5900"/><w:tcBorders><w:top w:val="single" w:color="D9D9D9" w:sz="4"/><w:left w:val="single" w:color="D9D9D9" w:sz="4"/><w:bottom w:val="single" w:color="D9D9D9" w:sz="4"/><w:right w:val="single" w:color="D9D9D9" w:sz="4"/></w:tcBorders><w:tcMar><w:top w:type="dxa" w:w="60"/><w:left w:type="dxa" w:w="95"/><w:bottom w:type="dxa" w:w="60"/><w:right w:type="dxa" w:w="95"/></w:tcMar></w:tcPr><w:p><w:pPr><w:spacing w:after="0" w:line="254"/></w:pPr><w:r><w:rPr><w:sz w:val="18"/><w:szCs w:val="18"/></w:rPr><w:t xml:space="preserve">Runs an entire winnings claim in one transaction, deriving the claimant from auth.uid() rather than a client-supplied id.</w:t></w:r></w:p></w:tc></w:tr><w:tr><w:tc><w:tcPr><w:tcW w:type="dxa" w:w="2900"/><w:tcBorders><w:top w:val="single" w:color="D9D9D9" w:sz="4"/><w:left w:val="single" w:color="D9D9D9" w:sz="4"/><w:bottom w:val="single" w:color="D9D9D9" w:sz="4"/><w:right w:val="single" w:color="D9D9D9" w:sz="4"/></w:tcBorders><w:shd w:fill="F4F6FA" w:val="clear"/><w:tcMar><w:top w:type="dxa" w:w="60"/><w:left w:type="dxa" w:w="95"/><w:bottom w:type="dxa" w:w="60"/><w:right w:type="dxa" w:w="95"/></w:tcMar></w:tcPr><w:p><w:pPr><w:spacing w:after="0" w:line="254"/></w:pPr><w:r><w:rPr><w:sz w:val="18"/><w:szCs w:val="18"/></w:rPr><w:t xml:space="preserve">get_pool_financials / get_pools_financials</w:t></w:r></w:p></w:tc><w:tc><w:tcPr><w:tcW w:type="dxa" w:w="5900"/><w:tcBorders><w:top w:val="single" w:color="D9D9D9" w:sz="4"/><w:left w:val="single" w:color="D9D9D9" w:sz="4"/><w:bottom w:val="single" w:color="D9D9D9" w:sz="4"/><w:right w:val="single" w:color="D9D9D9" w:sz="4"/></w:tcBorders><w:shd w:fill="F4F6FA" w:val="clear"/><w:tcMar><w:top w:type="dxa" w:w="60"/><w:left w:type="dxa" w:w="95"/><w:bottom w:type="dxa" w:w="60"/><w:right w:type="dxa" w:w="95"/></w:tcMar></w:tcPr><w:p><w:pPr><w:spacing w:after="0" w:line="254"/></w:pPr><w:r><w:rPr><w:sz w:val="18"/><w:szCs w:val="18"/></w:rPr><w:t xml:space="preserve">Computes prize pot and participant counts from completed transactions.</w:t></w:r></w:p></w:tc></w:tr><w:tr><w:tc><w:tcPr><w:tcW w:type="dxa" w:w="2900"/><w:tcBorders><w:top w:val="single" w:color="D9D9D9" w:sz="4"/><w:left w:val="single" w:color="D9D9D9" w:sz="4"/><w:bottom w:val="single" w:color="D9D9D9" w:sz="4"/><w:right w:val="single" w:color="D9D9D9" w:sz="4"/></w:tcBorders><w:tcMar><w:top w:type="dxa" w:w="60"/><w:left w:type="dxa" w:w="95"/><w:bottom w:type="dxa" w:w="60"/><w:right w:type="dxa" w:w="95"/></w:tcMar></w:tcPr><w:p><w:pPr><w:spacing w:after="0" w:line="254"/></w:pPr><w:r><w:rPr><w:sz w:val="18"/><w:szCs w:val="18"/></w:rPr><w:t xml:space="preserve">get_public_winners</w:t></w:r></w:p></w:tc><w:tc><w:tcPr><w:tcW w:type="dxa" w:w="5900"/><w:tcBorders><w:top w:val="single" w:color="D9D9D9" w:sz="4"/><w:left w:val="single" w:color="D9D9D9" w:sz="4"/><w:bottom w:val="single" w:color="D9D9D9" w:sz="4"/><w:right w:val="single" w:color="D9D9D9" w:sz="4"/></w:tcBorders><w:tcMar><w:top w:type="dxa" w:w="60"/><w:left w:type="dxa" w:w="95"/><w:bottom w:type="dxa" w:w="60"/><w:right w:type="dxa" w:w="95"/></w:tcMar></w:tcPr><w:p><w:pPr><w:spacing w:after="0" w:line="254"/></w:pPr><w:r><w:rPr><w:sz w:val="18"/><w:szCs w:val="18"/></w:rPr><w:t xml:space="preserve">Public ticker projection — completed pools only, no user identifiers.</w:t></w:r></w:p></w:tc></w:tr><w:tr><w:tc><w:tcPr><w:tcW w:type="dxa" w:w="2900"/><w:tcBorders><w:top w:val="single" w:color="D9D9D9" w:sz="4"/><w:left w:val="single" w:color="D9D9D9" w:sz="4"/><w:bottom w:val="single" w:color="D9D9D9" w:sz="4"/><w:right w:val="single" w:color="D9D9D9" w:sz="4"/></w:tcBorders><w:shd w:fill="F4F6FA" w:val="clear"/><w:tcMar><w:top w:type="dxa" w:w="60"/><w:left w:type="dxa" w:w="95"/><w:bottom w:type="dxa" w:w="60"/><w:right w:type="dxa" w:w="95"/></w:tcMar></w:tcPr><w:p><w:pPr><w:spacing w:after="0" w:line="254"/></w:pPr><w:r><w:rPr><w:sz w:val="18"/><w:szCs w:val="18"/></w:rPr><w:t xml:space="preserve">is_admin</w:t></w:r></w:p></w:tc><w:tc><w:tcPr><w:tcW w:type="dxa" w:w="5900"/><w:tcBorders><w:top w:val="single" w:color="D9D9D9" w:sz="4"/><w:left w:val="single" w:color="D9D9D9" w:sz="4"/><w:bottom w:val="single" w:color="D9D9D9" w:sz="4"/><w:right w:val="single" w:color="D9D9D9" w:sz="4"/></w:tcBorders><w:shd w:fill="F4F6FA" w:val="clear"/><w:tcMar><w:top w:type="dxa" w:w="60"/><w:left w:type="dxa" w:w="95"/><w:bottom w:type="dxa" w:w="60"/><w:right w:type="dxa" w:w="95"/></w:tcMar></w:tcPr><w:p><w:pPr><w:spacing w:after="0" w:line="254"/></w:pPr><w:r><w:rPr><w:sz w:val="18"/><w:szCs w:val="18"/></w:rPr><w:t xml:space="preserve">Central role check used by RLS policies.</w:t></w:r></w:p></w:tc></w:tr></w:tbl><w:p><w:r><w:br w:type="page"/></w:r></w:p><w:p><w:pPr><w:pStyle w:val="Heading1"/><w:spacing w:after="140" w:before="300"/></w:pPr><w:r><w:t xml:space="preserve">6. Critical server flows</w:t></w:r></w:p><w:p><w:pPr><w:pStyle w:val="Heading2"/><w:spacing w:after="100" w:before="240"/></w:pPr><w:r><w:t xml:space="preserve">6.1 Buying a card</w:t></w:r></w:p><w:p><w:pPr><w:pBdr><w:left w:val="single" w:color="C4CDD5" w:sz="14" w:space="8"/></w:pBdr><w:shd w:fill="F6F8FA" w:val="clear"/><w:spacing w:after="0" w:line="236"/></w:pPr><w:r><w:rPr><w:rFonts w:ascii="Consolas" w:cs="Consolas" w:eastAsia="Consolas" w:hAnsi="Consolas"/><w:color w:val="24292E"/><w:sz w:val="17"/><w:szCs w:val="17"/></w:rPr><w:t xml:space="preserve">POST /api/stripe/create-checkout-session</w:t></w:r></w:p><w:p><w:pPr><w:pBdr><w:left w:val="single" w:color="C4CDD5" w:sz="14" w:space="8"/></w:pBdr><w:shd w:fill="F6F8FA" w:val="clear"/><w:spacing w:after="0" w:line="236"/></w:pPr><w:r><w:rPr><w:rFonts w:ascii="Consolas" w:cs="Consolas" w:eastAsia="Consolas" w:hAnsi="Consolas"/><w:color w:val="24292E"/><w:sz w:val="17"/><w:szCs w:val="17"/></w:rPr><w:t xml:space="preserve">  auth -&gt; zod -&gt; load pool</w:t></w:r></w:p><w:p><w:pPr><w:pBdr><w:left w:val="single" w:color="C4CDD5" w:sz="14" w:space="8"/></w:pBdr><w:shd w:fill="F6F8FA" w:val="clear"/><w:spacing w:after="0" w:line="236"/></w:pPr><w:r><w:rPr><w:rFonts w:ascii="Consolas" w:cs="Consolas" w:eastAsia="Consolas" w:hAnsi="Consolas"/><w:color w:val="24292E"/><w:sz w:val="17"/><w:szCs w:val="17"/></w:rPr><w:t xml:space="preserve">  price = pool.entry_fee            &lt;- server-authoritative, never the client&apos;s</w:t></w:r></w:p><w:p><w:pPr><w:pBdr><w:left w:val="single" w:color="C4CDD5" w:sz="14" w:space="8"/></w:pBdr><w:shd w:fill="F6F8FA" w:val="clear"/><w:spacing w:after="0" w:line="236"/></w:pPr><w:r><w:rPr><w:rFonts w:ascii="Consolas" w:cs="Consolas" w:eastAsia="Consolas" w:hAnsi="Consolas"/><w:color w:val="24292E"/><w:sz w:val="17"/><w:szCs w:val="17"/></w:rPr><w:t xml:space="preserve">  checks: pool open, &lt; 3 cards held, capacity, &gt;= platform minimum</w:t></w:r></w:p><w:p><w:pPr><w:pBdr><w:left w:val="single" w:color="C4CDD5" w:sz="14" w:space="8"/></w:pBdr><w:shd w:fill="F6F8FA" w:val="clear"/><w:spacing w:after="0" w:line="236"/></w:pPr><w:r><w:rPr><w:rFonts w:ascii="Consolas" w:cs="Consolas" w:eastAsia="Consolas" w:hAnsi="Consolas"/><w:color w:val="24292E"/><w:sz w:val="17"/><w:szCs w:val="17"/></w:rPr><w:t xml:space="preserve">  stripe.checkout.sessions.create({ metadata: { poolId, userId, entryFee } })</w:t></w:r></w:p><w:p><w:pPr><w:pBdr><w:left w:val="single" w:color="C4CDD5" w:sz="14" w:space="8"/></w:pBdr><w:shd w:fill="F6F8FA" w:val="clear"/><w:spacing w:after="0" w:line="236"/></w:pPr><w:r><w:rPr><w:rFonts w:ascii="Consolas" w:cs="Consolas" w:eastAsia="Consolas" w:hAnsi="Consolas"/><w:color w:val="24292E"/><w:sz w:val="17"/><w:szCs w:val="17"/></w:rPr><w:t xml:space="preserve"> </w:t></w:r></w:p><w:p><w:pPr><w:pBdr><w:left w:val="single" w:color="C4CDD5" w:sz="14" w:space="8"/></w:pBdr><w:shd w:fill="F6F8FA" w:val="clear"/><w:spacing w:after="0" w:line="236"/></w:pPr><w:r><w:rPr><w:rFonts w:ascii="Consolas" w:cs="Consolas" w:eastAsia="Consolas" w:hAnsi="Consolas"/><w:color w:val="24292E"/><w:sz w:val="17"/><w:szCs w:val="17"/></w:rPr><w:t xml:space="preserve">Stripe -&gt; POST /api/stripe/webhook          [SOURCE OF TRUTH]</w:t></w:r></w:p><w:p><w:pPr><w:pBdr><w:left w:val="single" w:color="C4CDD5" w:sz="14" w:space="8"/></w:pBdr><w:shd w:fill="F6F8FA" w:val="clear"/><w:spacing w:after="0" w:line="236"/></w:pPr><w:r><w:rPr><w:rFonts w:ascii="Consolas" w:cs="Consolas" w:eastAsia="Consolas" w:hAnsi="Consolas"/><w:color w:val="24292E"/><w:sz w:val="17"/><w:szCs w:val="17"/></w:rPr><w:t xml:space="preserve">  verify signature over the RAW body; re-retrieve the session from Stripe</w:t></w:r></w:p><w:p><w:pPr><w:pBdr><w:left w:val="single" w:color="C4CDD5" w:sz="14" w:space="8"/></w:pBdr><w:shd w:fill="F6F8FA" w:val="clear"/><w:spacing w:after="0" w:line="236"/></w:pPr><w:r><w:rPr><w:rFonts w:ascii="Consolas" w:cs="Consolas" w:eastAsia="Consolas" w:hAnsi="Consolas"/><w:color w:val="24292E"/><w:sz w:val="17"/><w:szCs w:val="17"/></w:rPr><w:t xml:space="preserve">  fulfillCardPurchase(serviceRole, session)</w:t></w:r></w:p><w:p><w:pPr><w:pBdr><w:left w:val="single" w:color="C4CDD5" w:sz="14" w:space="8"/></w:pBdr><w:shd w:fill="F6F8FA" w:val="clear"/><w:spacing w:after="0" w:line="236"/></w:pPr><w:r><w:rPr><w:rFonts w:ascii="Consolas" w:cs="Consolas" w:eastAsia="Consolas" w:hAnsi="Consolas"/><w:color w:val="24292E"/><w:sz w:val="17"/><w:szCs w:val="17"/></w:rPr><w:t xml:space="preserve"> </w:t></w:r></w:p><w:p><w:pPr><w:pBdr><w:left w:val="single" w:color="C4CDD5" w:sz="14" w:space="8"/></w:pBdr><w:shd w:fill="F6F8FA" w:val="clear"/><w:spacing w:after="0" w:line="236"/></w:pPr><w:r><w:rPr><w:rFonts w:ascii="Consolas" w:cs="Consolas" w:eastAsia="Consolas" w:hAnsi="Consolas"/><w:color w:val="24292E"/><w:sz w:val="17"/><w:szCs w:val="17"/></w:rPr><w:t xml:space="preserve">Browser returns -&gt; POST /api/stripe/confirm-payment    [fast path]</w:t></w:r></w:p><w:p><w:pPr><w:pBdr><w:left w:val="single" w:color="C4CDD5" w:sz="14" w:space="8"/></w:pBdr><w:shd w:fill="F6F8FA" w:val="clear"/><w:spacing w:after="0" w:line="236"/></w:pPr><w:r><w:rPr><w:rFonts w:ascii="Consolas" w:cs="Consolas" w:eastAsia="Consolas" w:hAnsi="Consolas"/><w:color w:val="24292E"/><w:sz w:val="17"/><w:szCs w:val="17"/></w:rPr><w:t xml:space="preserve">  assert session.metadata.userId === caller  (else 403)</w:t></w:r></w:p><w:p><w:pPr><w:pBdr><w:left w:val="single" w:color="C4CDD5" w:sz="14" w:space="8"/></w:pBdr><w:shd w:fill="F6F8FA" w:val="clear"/><w:spacing w:after="0" w:line="236"/></w:pPr><w:r><w:rPr><w:rFonts w:ascii="Consolas" w:cs="Consolas" w:eastAsia="Consolas" w:hAnsi="Consolas"/><w:color w:val="24292E"/><w:sz w:val="17"/><w:szCs w:val="17"/></w:rPr><w:t xml:space="preserve">  fulfillCardPurchase(...)                   // same function, idempotent</w:t></w:r></w:p><w:p><w:pPr><w:pBdr><w:left w:val="single" w:color="C4CDD5" w:sz="14" w:space="8"/></w:pBdr><w:shd w:fill="F6F8FA" w:val="clear"/><w:spacing w:after="0" w:line="236"/></w:pPr><w:r><w:rPr><w:rFonts w:ascii="Consolas" w:cs="Consolas" w:eastAsia="Consolas" w:hAnsi="Consolas"/><w:color w:val="24292E"/><w:sz w:val="17"/><w:szCs w:val="17"/></w:rPr><w:t xml:space="preserve"> </w:t></w:r></w:p><w:p><w:pPr><w:pBdr><w:left w:val="single" w:color="C4CDD5" w:sz="14" w:space="8"/></w:pBdr><w:shd w:fill="F6F8FA" w:val="clear"/><w:spacing w:after="0" w:line="236"/></w:pPr><w:r><w:rPr><w:rFonts w:ascii="Consolas" w:cs="Consolas" w:eastAsia="Consolas" w:hAnsi="Consolas"/><w:color w:val="24292E"/><w:sz w:val="17"/><w:szCs w:val="17"/></w:rPr><w:t xml:space="preserve">fulfillCardPurchase:</w:t></w:r></w:p><w:p><w:pPr><w:pBdr><w:left w:val="single" w:color="C4CDD5" w:sz="14" w:space="8"/></w:pBdr><w:shd w:fill="F6F8FA" w:val="clear"/><w:spacing w:after="0" w:line="236"/></w:pPr><w:r><w:rPr><w:rFonts w:ascii="Consolas" w:cs="Consolas" w:eastAsia="Consolas" w:hAnsi="Consolas"/><w:color w:val="24292E"/><w:sz w:val="17"/><w:szCs w:val="17"/></w:rPr><w:t xml:space="preserve">  require payment_status === &apos;paid&apos;</w:t></w:r></w:p><w:p><w:pPr><w:pBdr><w:left w:val="single" w:color="C4CDD5" w:sz="14" w:space="8"/></w:pBdr><w:shd w:fill="F6F8FA" w:val="clear"/><w:spacing w:after="0" w:line="236"/></w:pPr><w:r><w:rPr><w:rFonts w:ascii="Consolas" w:cs="Consolas" w:eastAsia="Consolas" w:hAnsi="Consolas"/><w:color w:val="24292E"/><w:sz w:val="17"/><w:szCs w:val="17"/></w:rPr><w:t xml:space="preserve">  require amount_total === round(entryFee * 100)   // trust Stripe, not metadata</w:t></w:r></w:p><w:p><w:pPr><w:pBdr><w:left w:val="single" w:color="C4CDD5" w:sz="14" w:space="8"/></w:pBdr><w:shd w:fill="F6F8FA" w:val="clear"/><w:spacing w:after="0" w:line="236"/></w:pPr><w:r><w:rPr><w:rFonts w:ascii="Consolas" w:cs="Consolas" w:eastAsia="Consolas" w:hAnsi="Consolas"/><w:color w:val="24292E"/><w:sz w:val="17"/><w:szCs w:val="17"/></w:rPr><w:t xml:space="preserve">  idempotency (a) lookup on stripe_session_id</w:t></w:r></w:p><w:p><w:pPr><w:pBdr><w:left w:val="single" w:color="C4CDD5" w:sz="14" w:space="8"/></w:pBdr><w:shd w:fill="F6F8FA" w:val="clear"/><w:spacing w:after="0" w:line="236"/></w:pPr><w:r><w:rPr><w:rFonts w:ascii="Consolas" w:cs="Consolas" w:eastAsia="Consolas" w:hAnsi="Consolas"/><w:color w:val="24292E"/><w:sz w:val="17"/><w:szCs w:val="17"/></w:rPr><w:t xml:space="preserve">              (b) UNIQUE constraint; violation is treated as success</w:t></w:r></w:p><w:p><w:pPr><w:pBdr><w:left w:val="single" w:color="C4CDD5" w:sz="14" w:space="8"/></w:pBdr><w:shd w:fill="F6F8FA" w:val="clear"/><w:spacing w:after="130" w:line="236"/></w:pPr><w:r><w:rPr><w:rFonts w:ascii="Consolas" w:cs="Consolas" w:eastAsia="Consolas" w:hAnsi="Consolas"/><w:color w:val="24292E"/><w:sz w:val="17"/><w:szCs w:val="17"/></w:rPr><w:t xml:space="preserve">  insert parlay_card + pool_transaction (fee set by DB trigger)</w:t></w:r></w:p><w:p><w:pPr><w:spacing w:after="130" w:line="280"/></w:pPr><w:r><w:rPr><w:sz w:val="21"/><w:szCs w:val="21"/></w:rPr><w:t xml:space="preserve">The two callers can race. Layer (b) is what makes that safe: without the unique constraint both could pass the lookup and issue two cards for one payment.</w:t></w:r></w:p><w:p><w:pPr><w:pStyle w:val="Heading2"/><w:spacing w:after="100" w:before="240"/></w:pPr><w:r><w:t xml:space="preserve">6.2 Settlement</w:t></w:r></w:p><w:p><w:pPr><w:pBdr><w:left w:val="single" w:color="C4CDD5" w:sz="14" w:space="8"/></w:pBdr><w:shd w:fill="F6F8FA" w:val="clear"/><w:spacing w:after="0" w:line="236"/></w:pPr><w:r><w:rPr><w:rFonts w:ascii="Consolas" w:cs="Consolas" w:eastAsia="Consolas" w:hAnsi="Consolas"/><w:color w:val="24292E"/><w:sz w:val="17"/><w:szCs w:val="17"/></w:rPr><w:t xml:space="preserve">GET /api/cron/settle       [CRON_SECRET, fails closed with 503 if unset]</w:t></w:r></w:p><w:p><w:pPr><w:pBdr><w:left w:val="single" w:color="C4CDD5" w:sz="14" w:space="8"/></w:pBdr><w:shd w:fill="F6F8FA" w:val="clear"/><w:spacing w:after="0" w:line="236"/></w:pPr><w:r><w:rPr><w:rFonts w:ascii="Consolas" w:cs="Consolas" w:eastAsia="Consolas" w:hAnsi="Consolas"/><w:color w:val="24292E"/><w:sz w:val="17"/><w:szCs w:val="17"/></w:rPr><w:t xml:space="preserve"> </w:t></w:r></w:p><w:p><w:pPr><w:pBdr><w:left w:val="single" w:color="C4CDD5" w:sz="14" w:space="8"/></w:pBdr><w:shd w:fill="F6F8FA" w:val="clear"/><w:spacing w:after="0" w:line="236"/></w:pPr><w:r><w:rPr><w:rFonts w:ascii="Consolas" w:cs="Consolas" w:eastAsia="Consolas" w:hAnsi="Consolas"/><w:color w:val="24292E"/><w:sz w:val="17"/><w:szCs w:val="17"/></w:rPr><w:t xml:space="preserve">1. refreshGameScores()</w:t></w:r></w:p><w:p><w:pPr><w:pBdr><w:left w:val="single" w:color="C4CDD5" w:sz="14" w:space="8"/></w:pBdr><w:shd w:fill="F6F8FA" w:val="clear"/><w:spacing w:after="0" w:line="236"/></w:pPr><w:r><w:rPr><w:rFonts w:ascii="Consolas" w:cs="Consolas" w:eastAsia="Consolas" w:hAnsi="Consolas"/><w:color w:val="24292E"/><w:sz w:val="17"/><w:szCs w:val="17"/></w:rPr><w:t xml:space="preserve">     for each pending (season, week): pull finals from ESPN</w:t></w:r></w:p><w:p><w:pPr><w:pBdr><w:left w:val="single" w:color="C4CDD5" w:sz="14" w:space="8"/></w:pBdr><w:shd w:fill="F6F8FA" w:val="clear"/><w:spacing w:after="0" w:line="236"/></w:pPr><w:r><w:rPr><w:rFonts w:ascii="Consolas" w:cs="Consolas" w:eastAsia="Consolas" w:hAnsi="Consolas"/><w:color w:val="24292E"/><w:sz w:val="17"/><w:szCs w:val="17"/></w:rPr><w:t xml:space="preserve">     never write &apos;finished&apos; without both scores</w:t></w:r></w:p><w:p><w:pPr><w:pBdr><w:left w:val="single" w:color="C4CDD5" w:sz="14" w:space="8"/></w:pBdr><w:shd w:fill="F6F8FA" w:val="clear"/><w:spacing w:after="0" w:line="236"/></w:pPr><w:r><w:rPr><w:rFonts w:ascii="Consolas" w:cs="Consolas" w:eastAsia="Consolas" w:hAnsi="Consolas"/><w:color w:val="24292E"/><w:sz w:val="17"/><w:szCs w:val="17"/></w:rPr><w:t xml:space="preserve">2. settleReadyPools()</w:t></w:r></w:p><w:p><w:pPr><w:pBdr><w:left w:val="single" w:color="C4CDD5" w:sz="14" w:space="8"/></w:pBdr><w:shd w:fill="F6F8FA" w:val="clear"/><w:spacing w:after="0" w:line="236"/></w:pPr><w:r><w:rPr><w:rFonts w:ascii="Consolas" w:cs="Consolas" w:eastAsia="Consolas" w:hAnsi="Consolas"/><w:color w:val="24292E"/><w:sz w:val="17"/><w:szCs w:val="17"/></w:rPr><w:t xml:space="preserve">     completePoolIfAllGamesFinished()   &lt;- the slate must be whole</w:t></w:r></w:p><w:p><w:pPr><w:pBdr><w:left w:val="single" w:color="C4CDD5" w:sz="14" w:space="8"/></w:pBdr><w:shd w:fill="F6F8FA" w:val="clear"/><w:spacing w:after="0" w:line="236"/></w:pPr><w:r><w:rPr><w:rFonts w:ascii="Consolas" w:cs="Consolas" w:eastAsia="Consolas" w:hAnsi="Consolas"/><w:color w:val="24292E"/><w:sz w:val="17"/><w:szCs w:val="17"/></w:rPr><w:t xml:space="preserve">     refuse to settle a zero pot that has paid cards (warn instead)</w:t></w:r></w:p><w:p><w:pPr><w:pBdr><w:left w:val="single" w:color="C4CDD5" w:sz="14" w:space="8"/></w:pBdr><w:shd w:fill="F6F8FA" w:val="clear"/><w:spacing w:after="0" w:line="236"/></w:pPr><w:r><w:rPr><w:rFonts w:ascii="Consolas" w:cs="Consolas" w:eastAsia="Consolas" w:hAnsi="Consolas"/><w:color w:val="24292E"/><w:sz w:val="17"/><w:szCs w:val="17"/></w:rPr><w:t xml:space="preserve">3. materializePoolWinners()</w:t></w:r></w:p><w:p><w:pPr><w:pBdr><w:left w:val="single" w:color="C4CDD5" w:sz="14" w:space="8"/></w:pBdr><w:shd w:fill="F6F8FA" w:val="clear"/><w:spacing w:after="0" w:line="236"/></w:pPr><w:r><w:rPr><w:rFonts w:ascii="Consolas" w:cs="Consolas" w:eastAsia="Consolas" w:hAnsi="Consolas"/><w:color w:val="24292E"/><w:sz w:val="17"/><w:szCs w:val="17"/></w:rPr><w:t xml:space="preserve">     score card_picks against finished games</w:t></w:r></w:p><w:p><w:pPr><w:pBdr><w:left w:val="single" w:color="C4CDD5" w:sz="14" w:space="8"/></w:pBdr><w:shd w:fill="F6F8FA" w:val="clear"/><w:spacing w:after="0" w:line="236"/></w:pPr><w:r><w:rPr><w:rFonts w:ascii="Consolas" w:cs="Consolas" w:eastAsia="Consolas" w:hAnsi="Consolas"/><w:color w:val="24292E"/><w:sz w:val="17"/><w:szCs w:val="17"/></w:rPr><w:t xml:space="preserve">     split the net pot in exact cents; insert pool_winners + approvals</w:t></w:r></w:p><w:p><w:pPr><w:pBdr><w:left w:val="single" w:color="C4CDD5" w:sz="14" w:space="8"/></w:pBdr><w:shd w:fill="F6F8FA" w:val="clear"/><w:spacing w:after="130" w:line="236"/></w:pPr><w:r><w:rPr><w:rFonts w:ascii="Consolas" w:cs="Consolas" w:eastAsia="Consolas" w:hAnsi="Consolas"/><w:color w:val="24292E"/><w:sz w:val="17"/><w:szCs w:val="17"/></w:rPr><w:t xml:space="preserve">     credit balances atomically; idempotent via a unique ledger index</w:t></w:r></w:p><w:tbl><w:tblPr><w:tblW w:type="dxa" w:w="8900"/><w:tblBorders><w:top w:val="single" w:color="auto" w:sz="4"/><w:left w:val="single" w:color="auto" w:sz="4"/><w:bottom w:val="single" w:color="auto" w:sz="4"/><w:right w:val="single" w:color="auto" w:sz="4"/><w:insideH w:val="single" w:color="auto" w:sz="4"/><w:insideV w:val="single" w:color="auto" w:sz="4"/></w:tblBorders></w:tblPr><w:tblGrid><w:gridCol w:w="8900"/></w:tblGrid><w:tr><w:tc><w:tcPr><w:tcW w:type="dxa" w:w="8900"/><w:tcBorders><w:top w:val="none"/><w:left w:val="single" w:color="B22222" w:sz="18"/><w:bottom w:val="none"/><w:right w:val="none"/></w:tcBorders><w:shd w:fill="FBECEC" w:val="clear"/><w:tcMar><w:top w:type="dxa" w:w="115"/><w:left w:type="dxa" w:w="155"/><w:bottom w:type="dxa" w:w="115"/><w:right w:type="dxa" w:w="155"/></w:tcMar></w:tcPr><w:p><w:pPr><w:spacing w:after="45"/></w:pPr><w:r><w:rPr><w:b/><w:bCs/><w:color w:val="1F3864"/><w:sz w:val="20"/><w:szCs w:val="20"/></w:rPr><w:t xml:space="preserve">Why the ordering is not negotiable</w:t></w:r></w:p><w:p><w:pPr><w:spacing w:after="0" w:line="274"/></w:pPr><w:r><w:rPr><w:sz w:val="21"/><w:szCs w:val="21"/></w:rPr><w:t xml:space="preserve">Phase 3 must never run before phase 2. Scoring only considers finished games, so on a partial slate it would crown whoever happened to lead after the early kickoffs and pay out the entire pot. The pool-completed gate is what makes the slate whole.</w:t></w:r></w:p></w:tc></w:tr></w:tbl><w:p><w:pPr><w:pStyle w:val="Heading2"/><w:spacing w:after="100" w:before="240"/></w:pPr><w:r><w:t xml:space="preserve">6.3 Withdrawal</w:t></w:r></w:p><w:p><w:pPr><w:pBdr><w:left w:val="single" w:color="C4CDD5" w:sz="14" w:space="8"/></w:pBdr><w:shd w:fill="F6F8FA" w:val="clear"/><w:spacing w:after="0" w:line="236"/></w:pPr><w:r><w:rPr><w:rFonts w:ascii="Consolas" w:cs="Consolas" w:eastAsia="Consolas" w:hAnsi="Consolas"/><w:color w:val="24292E"/><w:sz w:val="17"/><w:szCs w:val="17"/></w:rPr><w:t xml:space="preserve">POST /api/me/payout-request      auth + same-origin + rate limit</w:t></w:r></w:p><w:p><w:pPr><w:pBdr><w:left w:val="single" w:color="C4CDD5" w:sz="14" w:space="8"/></w:pBdr><w:shd w:fill="F6F8FA" w:val="clear"/><w:spacing w:after="0" w:line="236"/></w:pPr><w:r><w:rPr><w:rFonts w:ascii="Consolas" w:cs="Consolas" w:eastAsia="Consolas" w:hAnsi="Consolas"/><w:color w:val="24292E"/><w:sz w:val="17"/><w:szCs w:val="17"/></w:rPr><w:t xml:space="preserve">  amount &gt;= minimum, balance &gt;= amount, PayPal account linked</w:t></w:r></w:p><w:p><w:pPr><w:pBdr><w:left w:val="single" w:color="C4CDD5" w:sz="14" w:space="8"/></w:pBdr><w:shd w:fill="F6F8FA" w:val="clear"/><w:spacing w:after="0" w:line="236"/></w:pPr><w:r><w:rPr><w:rFonts w:ascii="Consolas" w:cs="Consolas" w:eastAsia="Consolas" w:hAnsi="Consolas"/><w:color w:val="24292E"/><w:sz w:val="17"/><w:szCs w:val="17"/></w:rPr><w:t xml:space="preserve">  insert status &apos;pending&apos;   (RLS also caps amount &lt;= actual balance)</w:t></w:r></w:p><w:p><w:pPr><w:pBdr><w:left w:val="single" w:color="C4CDD5" w:sz="14" w:space="8"/></w:pBdr><w:shd w:fill="F6F8FA" w:val="clear"/><w:spacing w:after="0" w:line="236"/></w:pPr><w:r><w:rPr><w:rFonts w:ascii="Consolas" w:cs="Consolas" w:eastAsia="Consolas" w:hAnsi="Consolas"/><w:color w:val="24292E"/><w:sz w:val="17"/><w:szCs w:val="17"/></w:rPr><w:t xml:space="preserve"> </w:t></w:r></w:p><w:p><w:pPr><w:pBdr><w:left w:val="single" w:color="C4CDD5" w:sz="14" w:space="8"/></w:pBdr><w:shd w:fill="F6F8FA" w:val="clear"/><w:spacing w:after="0" w:line="236"/></w:pPr><w:r><w:rPr><w:rFonts w:ascii="Consolas" w:cs="Consolas" w:eastAsia="Consolas" w:hAnsi="Consolas"/><w:color w:val="24292E"/><w:sz w:val="17"/><w:szCs w:val="17"/></w:rPr><w:t xml:space="preserve">PATCH /api/admin/payout-requests/[id]/complete     requireAdmin</w:t></w:r></w:p><w:p><w:pPr><w:pBdr><w:left w:val="single" w:color="C4CDD5" w:sz="14" w:space="8"/></w:pBdr><w:shd w:fill="F6F8FA" w:val="clear"/><w:spacing w:after="0" w:line="236"/></w:pPr><w:r><w:rPr><w:rFonts w:ascii="Consolas" w:cs="Consolas" w:eastAsia="Consolas" w:hAnsi="Consolas"/><w:color w:val="24292E"/><w:sz w:val="17"/><w:szCs w:val="17"/></w:rPr><w:t xml:space="preserve">  idempotency check on the ledger reference</w:t></w:r></w:p><w:p><w:pPr><w:pBdr><w:left w:val="single" w:color="C4CDD5" w:sz="14" w:space="8"/></w:pBdr><w:shd w:fill="F6F8FA" w:val="clear"/><w:spacing w:after="0" w:line="236"/></w:pPr><w:r><w:rPr><w:rFonts w:ascii="Consolas" w:cs="Consolas" w:eastAsia="Consolas" w:hAnsi="Consolas"/><w:color w:val="24292E"/><w:sz w:val="17"/><w:szCs w:val="17"/></w:rPr><w:t xml:space="preserve">  1. debit_user_balance(...)      &lt;- RESERVE atomically, before any money moves</w:t></w:r></w:p><w:p><w:pPr><w:pBdr><w:left w:val="single" w:color="C4CDD5" w:sz="14" w:space="8"/></w:pBdr><w:shd w:fill="F6F8FA" w:val="clear"/><w:spacing w:after="0" w:line="236"/></w:pPr><w:r><w:rPr><w:rFonts w:ascii="Consolas" w:cs="Consolas" w:eastAsia="Consolas" w:hAnsi="Consolas"/><w:color w:val="24292E"/><w:sz w:val="17"/><w:szCs w:val="17"/></w:rPr><w:t xml:space="preserve">  2. createPayPalPayout(...)      &lt;- send only if the reservation succeeded</w:t></w:r></w:p><w:p><w:pPr><w:pBdr><w:left w:val="single" w:color="C4CDD5" w:sz="14" w:space="8"/></w:pBdr><w:shd w:fill="F6F8FA" w:val="clear"/><w:spacing w:after="0" w:line="236"/></w:pPr><w:r><w:rPr><w:rFonts w:ascii="Consolas" w:cs="Consolas" w:eastAsia="Consolas" w:hAnsi="Consolas"/><w:color w:val="24292E"/><w:sz w:val="17"/><w:szCs w:val="17"/></w:rPr><w:t xml:space="preserve">  3. on PayPal failure: credit_user_balance(...)   (compensate)</w:t></w:r></w:p><w:p><w:pPr><w:pBdr><w:left w:val="single" w:color="C4CDD5" w:sz="14" w:space="8"/></w:pBdr><w:shd w:fill="F6F8FA" w:val="clear"/><w:spacing w:after="130" w:line="236"/></w:pPr><w:r><w:rPr><w:rFonts w:ascii="Consolas" w:cs="Consolas" w:eastAsia="Consolas" w:hAnsi="Consolas"/><w:color w:val="24292E"/><w:sz w:val="17"/><w:szCs w:val="17"/></w:rPr><w:t xml:space="preserve">  4. on success: mark completed, then write the audit row best-effort</w:t></w:r></w:p><w:p><w:pPr><w:spacing w:after="130" w:line="280"/></w:pPr><w:r><w:rPr><w:sz w:val="21"/><w:szCs w:val="21"/></w:rPr><w:t xml:space="preserve">Reserve, then send, then compensate. The reverse order — sending first and checking the balance afterwards — allowed concurrent approvals to each pay out before any of them verified funds.</w:t></w:r></w:p><w:p><w:r><w:br w:type="page"/></w:r></w:p><w:p><w:pPr><w:pStyle w:val="Heading1"/><w:spacing w:after="140" w:before="300"/></w:pPr><w:r><w:t xml:space="preserve">7. Security model</w:t></w:r></w:p><w:p><w:pPr><w:spacing w:after="130" w:line="280"/></w:pPr><w:r><w:rPr><w:sz w:val="21"/><w:szCs w:val="21"/></w:rPr><w:t xml:space="preserve">Seven layers of defence in depth. Each independently stops its class of attack, so a single-layer failure is not exploitable.</w:t></w:r></w:p><w:tbl><w:tblPr><w:tblW w:type="dxa" w:w="8800"/><w:tblBorders><w:top w:val="single" w:color="auto" w:sz="4"/><w:left w:val="single" w:color="auto" w:sz="4"/><w:bottom w:val="single" w:color="auto" w:sz="4"/><w:right w:val="single" w:color="auto" w:sz="4"/><w:insideH w:val="single" w:color="auto" w:sz="4"/><w:insideV w:val="single" w:color="auto" w:sz="4"/></w:tblBorders></w:tblPr><w:tblGrid><w:gridCol w:w="500"/><w:gridCol w:w="2500"/><w:gridCol w:w="5800"/></w:tblGrid><w:tr><w:trPr><w:tblHeader/></w:trPr><w:tc><w:tcPr><w:tcW w:type="dxa" w:w="500"/><w:tcBorders><w:top w:val="single" w:color="D9D9D9" w:sz="4"/><w:left w:val="single" w:color="D9D9D9" w:sz="4"/><w:bottom w:val="single" w:color="D9D9D9" w:sz="4"/><w:right w:val="single" w:color="D9D9D9" w:sz="4"/></w:tcBorders><w:shd w:fill="1F3864" w:val="clear"/><w:tcMar><w:top w:type="dxa" w:w="60"/><w:left w:type="dxa" w:w="95"/><w:bottom w:type="dxa" w:w="60"/><w:right w:type="dxa" w:w="95"/></w:tcMar></w:tcPr><w:p><w:pPr><w:spacing w:after="0" w:line="254"/></w:pPr><w:r><w:rPr><w:b/><w:bCs/><w:color w:val="FFFFFF"/><w:sz w:val="18"/><w:szCs w:val="18"/></w:rPr><w:t xml:space="preserve">#</w:t></w:r></w:p></w:tc><w:tc><w:tcPr><w:tcW w:type="dxa" w:w="2500"/><w:tcBorders><w:top w:val="single" w:color="D9D9D9" w:sz="4"/><w:left w:val="single" w:color="D9D9D9" w:sz="4"/><w:bottom w:val="single" w:color="D9D9D9" w:sz="4"/><w:right w:val="single" w:color="D9D9D9" w:sz="4"/></w:tcBorders><w:shd w:fill="1F3864" w:val="clear"/><w:tcMar><w:top w:type="dxa" w:w="60"/><w:left w:type="dxa" w:w="95"/><w:bottom w:type="dxa" w:w="60"/><w:right w:type="dxa" w:w="95"/></w:tcMar></w:tcPr><w:p><w:pPr><w:spacing w:after="0" w:line="254"/></w:pPr><w:r><w:rPr><w:b/><w:bCs/><w:color w:val="FFFFFF"/><w:sz w:val="18"/><w:szCs w:val="18"/></w:rPr><w:t xml:space="preserve">Layer</w:t></w:r></w:p></w:tc><w:tc><w:tcPr><w:tcW w:type="dxa" w:w="5800"/><w:tcBorders><w:top w:val="single" w:color="D9D9D9" w:sz="4"/><w:left w:val="single" w:color="D9D9D9" w:sz="4"/><w:bottom w:val="single" w:color="D9D9D9" w:sz="4"/><w:right w:val="single" w:color="D9D9D9" w:sz="4"/></w:tcBorders><w:shd w:fill="1F3864" w:val="clear"/><w:tcMar><w:top w:type="dxa" w:w="60"/><w:left w:type="dxa" w:w="95"/><w:bottom w:type="dxa" w:w="60"/><w:right w:type="dxa" w:w="95"/></w:tcMar></w:tcPr><w:p><w:pPr><w:spacing w:after="0" w:line="254"/></w:pPr><w:r><w:rPr><w:b/><w:bCs/><w:color w:val="FFFFFF"/><w:sz w:val="18"/><w:szCs w:val="18"/></w:rPr><w:t xml:space="preserve">Mechanism</w:t></w:r></w:p></w:tc></w:tr><w:tr><w:tc><w:tcPr><w:tcW w:type="dxa" w:w="500"/><w:tcBorders><w:top w:val="single" w:color="D9D9D9" w:sz="4"/><w:left w:val="single" w:color="D9D9D9" w:sz="4"/><w:bottom w:val="single" w:color="D9D9D9" w:sz="4"/><w:right w:val="single" w:color="D9D9D9" w:sz="4"/></w:tcBorders><w:tcMar><w:top w:type="dxa" w:w="60"/><w:left w:type="dxa" w:w="95"/><w:bottom w:type="dxa" w:w="60"/><w:right w:type="dxa" w:w="95"/></w:tcMar></w:tcPr><w:p><w:pPr><w:spacing w:after="0" w:line="254"/></w:pPr><w:r><w:rPr><w:sz w:val="18"/><w:szCs w:val="18"/></w:rPr><w:t xml:space="preserve">1</w:t></w:r></w:p></w:tc><w:tc><w:tcPr><w:tcW w:type="dxa" w:w="2500"/><w:tcBorders><w:top w:val="single" w:color="D9D9D9" w:sz="4"/><w:left w:val="single" w:color="D9D9D9" w:sz="4"/><w:bottom w:val="single" w:color="D9D9D9" w:sz="4"/><w:right w:val="single" w:color="D9D9D9" w:sz="4"/></w:tcBorders><w:tcMar><w:top w:type="dxa" w:w="60"/><w:left w:type="dxa" w:w="95"/><w:bottom w:type="dxa" w:w="60"/><w:right w:type="dxa" w:w="95"/></w:tcMar></w:tcPr><w:p><w:pPr><w:spacing w:after="0" w:line="254"/></w:pPr><w:r><w:rPr><w:sz w:val="18"/><w:szCs w:val="18"/></w:rPr><w:t xml:space="preserve">Authentication</w:t></w:r></w:p></w:tc><w:tc><w:tcPr><w:tcW w:type="dxa" w:w="5800"/><w:tcBorders><w:top w:val="single" w:color="D9D9D9" w:sz="4"/><w:left w:val="single" w:color="D9D9D9" w:sz="4"/><w:bottom w:val="single" w:color="D9D9D9" w:sz="4"/><w:right w:val="single" w:color="D9D9D9" w:sz="4"/></w:tcBorders><w:tcMar><w:top w:type="dxa" w:w="60"/><w:left w:type="dxa" w:w="95"/><w:bottom w:type="dxa" w:w="60"/><w:right w:type="dxa" w:w="95"/></w:tcMar></w:tcPr><w:p><w:pPr><w:spacing w:after="0" w:line="254"/></w:pPr><w:r><w:rPr><w:sz w:val="18"/><w:szCs w:val="18"/></w:rPr><w:t xml:space="preserve">Supabase JWT in HTTP-only cookies, verified server-side on every protected handler. Password policy enforced by Zod.</w:t></w:r></w:p></w:tc></w:tr><w:tr><w:tc><w:tcPr><w:tcW w:type="dxa" w:w="500"/><w:tcBorders><w:top w:val="single" w:color="D9D9D9" w:sz="4"/><w:left w:val="single" w:color="D9D9D9" w:sz="4"/><w:bottom w:val="single" w:color="D9D9D9" w:sz="4"/><w:right w:val="single" w:color="D9D9D9" w:sz="4"/></w:tcBorders><w:shd w:fill="F4F6FA" w:val="clear"/><w:tcMar><w:top w:type="dxa" w:w="60"/><w:left w:type="dxa" w:w="95"/><w:bottom w:type="dxa" w:w="60"/><w:right w:type="dxa" w:w="95"/></w:tcMar></w:tcPr><w:p><w:pPr><w:spacing w:after="0" w:line="254"/></w:pPr><w:r><w:rPr><w:sz w:val="18"/><w:szCs w:val="18"/></w:rPr><w:t xml:space="preserve">2</w:t></w:r></w:p></w:tc><w:tc><w:tcPr><w:tcW w:type="dxa" w:w="2500"/><w:tcBorders><w:top w:val="single" w:color="D9D9D9" w:sz="4"/><w:left w:val="single" w:color="D9D9D9" w:sz="4"/><w:bottom w:val="single" w:color="D9D9D9" w:sz="4"/><w:right w:val="single" w:color="D9D9D9" w:sz="4"/></w:tcBorders><w:shd w:fill="F4F6FA" w:val="clear"/><w:tcMar><w:top w:type="dxa" w:w="60"/><w:left w:type="dxa" w:w="95"/><w:bottom w:type="dxa" w:w="60"/><w:right w:type="dxa" w:w="95"/></w:tcMar></w:tcPr><w:p><w:pPr><w:spacing w:after="0" w:line="254"/></w:pPr><w:r><w:rPr><w:sz w:val="18"/><w:szCs w:val="18"/></w:rPr><w:t xml:space="preserve">Authorization</w:t></w:r></w:p></w:tc><w:tc><w:tcPr><w:tcW w:type="dxa" w:w="5800"/><w:tcBorders><w:top w:val="single" w:color="D9D9D9" w:sz="4"/><w:left w:val="single" w:color="D9D9D9" w:sz="4"/><w:bottom w:val="single" w:color="D9D9D9" w:sz="4"/><w:right w:val="single" w:color="D9D9D9" w:sz="4"/></w:tcBorders><w:shd w:fill="F4F6FA" w:val="clear"/><w:tcMar><w:top w:type="dxa" w:w="60"/><w:left w:type="dxa" w:w="95"/><w:bottom w:type="dxa" w:w="60"/><w:right w:type="dxa" w:w="95"/></w:tcMar></w:tcPr><w:p><w:pPr><w:spacing w:after="0" w:line="254"/></w:pPr><w:r><w:rPr><w:sz w:val="18"/><w:szCs w:val="18"/></w:rPr><w:t xml:space="preserve">requireAdmin() for role gates; every object bound to the caller in the query, so a foreign id returns 404 rather than someone else&apos;s data.</w:t></w:r></w:p></w:tc></w:tr><w:tr><w:tc><w:tcPr><w:tcW w:type="dxa" w:w="500"/><w:tcBorders><w:top w:val="single" w:color="D9D9D9" w:sz="4"/><w:left w:val="single" w:color="D9D9D9" w:sz="4"/><w:bottom w:val="single" w:color="D9D9D9" w:sz="4"/><w:right w:val="single" w:color="D9D9D9" w:sz="4"/></w:tcBorders><w:tcMar><w:top w:type="dxa" w:w="60"/><w:left w:type="dxa" w:w="95"/><w:bottom w:type="dxa" w:w="60"/><w:right w:type="dxa" w:w="95"/></w:tcMar></w:tcPr><w:p><w:pPr><w:spacing w:after="0" w:line="254"/></w:pPr><w:r><w:rPr><w:sz w:val="18"/><w:szCs w:val="18"/></w:rPr><w:t xml:space="preserve">3</w:t></w:r></w:p></w:tc><w:tc><w:tcPr><w:tcW w:type="dxa" w:w="2500"/><w:tcBorders><w:top w:val="single" w:color="D9D9D9" w:sz="4"/><w:left w:val="single" w:color="D9D9D9" w:sz="4"/><w:bottom w:val="single" w:color="D9D9D9" w:sz="4"/><w:right w:val="single" w:color="D9D9D9" w:sz="4"/></w:tcBorders><w:tcMar><w:top w:type="dxa" w:w="60"/><w:left w:type="dxa" w:w="95"/><w:bottom w:type="dxa" w:w="60"/><w:right w:type="dxa" w:w="95"/></w:tcMar></w:tcPr><w:p><w:pPr><w:spacing w:after="0" w:line="254"/></w:pPr><w:r><w:rPr><w:sz w:val="18"/><w:szCs w:val="18"/></w:rPr><w:t xml:space="preserve">Row Level Security</w:t></w:r></w:p></w:tc><w:tc><w:tcPr><w:tcW w:type="dxa" w:w="5800"/><w:tcBorders><w:top w:val="single" w:color="D9D9D9" w:sz="4"/><w:left w:val="single" w:color="D9D9D9" w:sz="4"/><w:bottom w:val="single" w:color="D9D9D9" w:sz="4"/><w:right w:val="single" w:color="D9D9D9" w:sz="4"/></w:tcBorders><w:tcMar><w:top w:type="dxa" w:w="60"/><w:left w:type="dxa" w:w="95"/><w:bottom w:type="dxa" w:w="60"/><w:right w:type="dxa" w:w="95"/></w:tcMar></w:tcPr><w:p><w:pPr><w:spacing w:after="0" w:line="254"/></w:pPr><w:r><w:rPr><w:sz w:val="18"/><w:szCs w:val="18"/></w:rPr><w:t xml:space="preserve">Holder-only cards and picks; own-row profiles with role and balance pinned; money tables closed to client writes. The migration ends with an assertion that fails if an unexpected SELECT policy exists.</w:t></w:r></w:p></w:tc></w:tr><w:tr><w:tc><w:tcPr><w:tcW w:type="dxa" w:w="500"/><w:tcBorders><w:top w:val="single" w:color="D9D9D9" w:sz="4"/><w:left w:val="single" w:color="D9D9D9" w:sz="4"/><w:bottom w:val="single" w:color="D9D9D9" w:sz="4"/><w:right w:val="single" w:color="D9D9D9" w:sz="4"/></w:tcBorders><w:shd w:fill="F4F6FA" w:val="clear"/><w:tcMar><w:top w:type="dxa" w:w="60"/><w:left w:type="dxa" w:w="95"/><w:bottom w:type="dxa" w:w="60"/><w:right w:type="dxa" w:w="95"/></w:tcMar></w:tcPr><w:p><w:pPr><w:spacing w:after="0" w:line="254"/></w:pPr><w:r><w:rPr><w:sz w:val="18"/><w:szCs w:val="18"/></w:rPr><w:t xml:space="preserve">4</w:t></w:r></w:p></w:tc><w:tc><w:tcPr><w:tcW w:type="dxa" w:w="2500"/><w:tcBorders><w:top w:val="single" w:color="D9D9D9" w:sz="4"/><w:left w:val="single" w:color="D9D9D9" w:sz="4"/><w:bottom w:val="single" w:color="D9D9D9" w:sz="4"/><w:right w:val="single" w:color="D9D9D9" w:sz="4"/></w:tcBorders><w:shd w:fill="F4F6FA" w:val="clear"/><w:tcMar><w:top w:type="dxa" w:w="60"/><w:left w:type="dxa" w:w="95"/><w:bottom w:type="dxa" w:w="60"/><w:right w:type="dxa" w:w="95"/></w:tcMar></w:tcPr><w:p><w:pPr><w:spacing w:after="0" w:line="254"/></w:pPr><w:r><w:rPr><w:sz w:val="18"/><w:szCs w:val="18"/></w:rPr><w:t xml:space="preserve">Money integrity</w:t></w:r></w:p></w:tc><w:tc><w:tcPr><w:tcW w:type="dxa" w:w="5800"/><w:tcBorders><w:top w:val="single" w:color="D9D9D9" w:sz="4"/><w:left w:val="single" w:color="D9D9D9" w:sz="4"/><w:bottom w:val="single" w:color="D9D9D9" w:sz="4"/><w:right w:val="single" w:color="D9D9D9" w:sz="4"/></w:tcBorders><w:shd w:fill="F4F6FA" w:val="clear"/><w:tcMar><w:top w:type="dxa" w:w="60"/><w:left w:type="dxa" w:w="95"/><w:bottom w:type="dxa" w:w="60"/><w:right w:type="dxa" w:w="95"/></w:tcMar></w:tcPr><w:p><w:pPr><w:spacing w:after="0" w:line="254"/></w:pPr><w:r><w:rPr><w:sz w:val="18"/><w:szCs w:val="18"/></w:rPr><w:t xml:space="preserve">Server-set prices, Stripe signature verification, two-layer idempotency, atomic balance RPCs, cent-exact splits.</w:t></w:r></w:p></w:tc></w:tr><w:tr><w:tc><w:tcPr><w:tcW w:type="dxa" w:w="500"/><w:tcBorders><w:top w:val="single" w:color="D9D9D9" w:sz="4"/><w:left w:val="single" w:color="D9D9D9" w:sz="4"/><w:bottom w:val="single" w:color="D9D9D9" w:sz="4"/><w:right w:val="single" w:color="D9D9D9" w:sz="4"/></w:tcBorders><w:tcMar><w:top w:type="dxa" w:w="60"/><w:left w:type="dxa" w:w="95"/><w:bottom w:type="dxa" w:w="60"/><w:right w:type="dxa" w:w="95"/></w:tcMar></w:tcPr><w:p><w:pPr><w:spacing w:after="0" w:line="254"/></w:pPr><w:r><w:rPr><w:sz w:val="18"/><w:szCs w:val="18"/></w:rPr><w:t xml:space="preserve">5</w:t></w:r></w:p></w:tc><w:tc><w:tcPr><w:tcW w:type="dxa" w:w="2500"/><w:tcBorders><w:top w:val="single" w:color="D9D9D9" w:sz="4"/><w:left w:val="single" w:color="D9D9D9" w:sz="4"/><w:bottom w:val="single" w:color="D9D9D9" w:sz="4"/><w:right w:val="single" w:color="D9D9D9" w:sz="4"/></w:tcBorders><w:tcMar><w:top w:type="dxa" w:w="60"/><w:left w:type="dxa" w:w="95"/><w:bottom w:type="dxa" w:w="60"/><w:right w:type="dxa" w:w="95"/></w:tcMar></w:tcPr><w:p><w:pPr><w:spacing w:after="0" w:line="254"/></w:pPr><w:r><w:rPr><w:sz w:val="18"/><w:szCs w:val="18"/></w:rPr><w:t xml:space="preserve">Game integrity</w:t></w:r></w:p></w:tc><w:tc><w:tcPr><w:tcW w:type="dxa" w:w="5800"/><w:tcBorders><w:top w:val="single" w:color="D9D9D9" w:sz="4"/><w:left w:val="single" w:color="D9D9D9" w:sz="4"/><w:bottom w:val="single" w:color="D9D9D9" w:sz="4"/><w:right w:val="single" w:color="D9D9D9" w:sz="4"/></w:tcBorders><w:tcMar><w:top w:type="dxa" w:w="60"/><w:left w:type="dxa" w:w="95"/><w:bottom w:type="dxa" w:w="60"/><w:right w:type="dxa" w:w="95"/></w:tcMar></w:tcPr><w:p><w:pPr><w:spacing w:after="0" w:line="254"/></w:pPr><w:r><w:rPr><w:sz w:val="18"/><w:szCs w:val="18"/></w:rPr><w:t xml:space="preserve">Picks are private to the holder and lock at kickoff — enforced in the API and mirrored in RLS.</w:t></w:r></w:p></w:tc></w:tr><w:tr><w:tc><w:tcPr><w:tcW w:type="dxa" w:w="500"/><w:tcBorders><w:top w:val="single" w:color="D9D9D9" w:sz="4"/><w:left w:val="single" w:color="D9D9D9" w:sz="4"/><w:bottom w:val="single" w:color="D9D9D9" w:sz="4"/><w:right w:val="single" w:color="D9D9D9" w:sz="4"/></w:tcBorders><w:shd w:fill="F4F6FA" w:val="clear"/><w:tcMar><w:top w:type="dxa" w:w="60"/><w:left w:type="dxa" w:w="95"/><w:bottom w:type="dxa" w:w="60"/><w:right w:type="dxa" w:w="95"/></w:tcMar></w:tcPr><w:p><w:pPr><w:spacing w:after="0" w:line="254"/></w:pPr><w:r><w:rPr><w:sz w:val="18"/><w:szCs w:val="18"/></w:rPr><w:t xml:space="preserve">6</w:t></w:r></w:p></w:tc><w:tc><w:tcPr><w:tcW w:type="dxa" w:w="2500"/><w:tcBorders><w:top w:val="single" w:color="D9D9D9" w:sz="4"/><w:left w:val="single" w:color="D9D9D9" w:sz="4"/><w:bottom w:val="single" w:color="D9D9D9" w:sz="4"/><w:right w:val="single" w:color="D9D9D9" w:sz="4"/></w:tcBorders><w:shd w:fill="F4F6FA" w:val="clear"/><w:tcMar><w:top w:type="dxa" w:w="60"/><w:left w:type="dxa" w:w="95"/><w:bottom w:type="dxa" w:w="60"/><w:right w:type="dxa" w:w="95"/></w:tcMar></w:tcPr><w:p><w:pPr><w:spacing w:after="0" w:line="254"/></w:pPr><w:r><w:rPr><w:sz w:val="18"/><w:szCs w:val="18"/></w:rPr><w:t xml:space="preserve">Secrets &amp; automation</w:t></w:r></w:p></w:tc><w:tc><w:tcPr><w:tcW w:type="dxa" w:w="5800"/><w:tcBorders><w:top w:val="single" w:color="D9D9D9" w:sz="4"/><w:left w:val="single" w:color="D9D9D9" w:sz="4"/><w:bottom w:val="single" w:color="D9D9D9" w:sz="4"/><w:right w:val="single" w:color="D9D9D9" w:sz="4"/></w:tcBorders><w:shd w:fill="F4F6FA" w:val="clear"/><w:tcMar><w:top w:type="dxa" w:w="60"/><w:left w:type="dxa" w:w="95"/><w:bottom w:type="dxa" w:w="60"/><w:right w:type="dxa" w:w="95"/></w:tcMar></w:tcPr><w:p><w:pPr><w:spacing w:after="0" w:line="254"/></w:pPr><w:r><w:rPr><w:sz w:val="18"/><w:szCs w:val="18"/></w:rPr><w:t xml:space="preserve">requireSecret() fails closed and compares timing-safely; scheduled jobs and admin bootstrap are secret-gated.</w:t></w:r></w:p></w:tc></w:tr><w:tr><w:tc><w:tcPr><w:tcW w:type="dxa" w:w="500"/><w:tcBorders><w:top w:val="single" w:color="D9D9D9" w:sz="4"/><w:left w:val="single" w:color="D9D9D9" w:sz="4"/><w:bottom w:val="single" w:color="D9D9D9" w:sz="4"/><w:right w:val="single" w:color="D9D9D9" w:sz="4"/></w:tcBorders><w:tcMar><w:top w:type="dxa" w:w="60"/><w:left w:type="dxa" w:w="95"/><w:bottom w:type="dxa" w:w="60"/><w:right w:type="dxa" w:w="95"/></w:tcMar></w:tcPr><w:p><w:pPr><w:spacing w:after="0" w:line="254"/></w:pPr><w:r><w:rPr><w:sz w:val="18"/><w:szCs w:val="18"/></w:rPr><w:t xml:space="preserve">7</w:t></w:r></w:p></w:tc><w:tc><w:tcPr><w:tcW w:type="dxa" w:w="2500"/><w:tcBorders><w:top w:val="single" w:color="D9D9D9" w:sz="4"/><w:left w:val="single" w:color="D9D9D9" w:sz="4"/><w:bottom w:val="single" w:color="D9D9D9" w:sz="4"/><w:right w:val="single" w:color="D9D9D9" w:sz="4"/></w:tcBorders><w:tcMar><w:top w:type="dxa" w:w="60"/><w:left w:type="dxa" w:w="95"/><w:bottom w:type="dxa" w:w="60"/><w:right w:type="dxa" w:w="95"/></w:tcMar></w:tcPr><w:p><w:pPr><w:spacing w:after="0" w:line="254"/></w:pPr><w:r><w:rPr><w:sz w:val="18"/><w:szCs w:val="18"/></w:rPr><w:t xml:space="preserve">Input &amp; transport</w:t></w:r></w:p></w:tc><w:tc><w:tcPr><w:tcW w:type="dxa" w:w="5800"/><w:tcBorders><w:top w:val="single" w:color="D9D9D9" w:sz="4"/><w:left w:val="single" w:color="D9D9D9" w:sz="4"/><w:bottom w:val="single" w:color="D9D9D9" w:sz="4"/><w:right w:val="single" w:color="D9D9D9" w:sz="4"/></w:tcBorders><w:tcMar><w:top w:type="dxa" w:w="60"/><w:left w:type="dxa" w:w="95"/><w:bottom w:type="dxa" w:w="60"/><w:right w:type="dxa" w:w="95"/></w:tcMar></w:tcPr><w:p><w:pPr><w:spacing w:after="0" w:line="254"/></w:pPr><w:r><w:rPr><w:sz w:val="18"/><w:szCs w:val="18"/></w:rPr><w:t xml:space="preserve">Zod validation, UUID checks, PostgREST filter sanitisation, rate limiting, same-origin (CSRF) checks, CSP and security headers.</w:t></w:r></w:p></w:tc></w:tr></w:tbl><w:tbl><w:tblPr><w:tblW w:type="dxa" w:w="8900"/><w:tblBorders><w:top w:val="single" w:color="auto" w:sz="4"/><w:left w:val="single" w:color="auto" w:sz="4"/><w:bottom w:val="single" w:color="auto" w:sz="4"/><w:right w:val="single" w:color="auto" w:sz="4"/><w:insideH w:val="single" w:color="auto" w:sz="4"/><w:insideV w:val="single" w:color="auto" w:sz="4"/></w:tblBorders></w:tblPr><w:tblGrid><w:gridCol w:w="8900"/></w:tblGrid><w:tr><w:tc><w:tcPr><w:tcW w:type="dxa" w:w="8900"/><w:tcBorders><w:top w:val="none"/><w:left w:val="single" w:color="2E4A7A" w:sz="18"/><w:bottom w:val="none"/><w:right w:val="none"/></w:tcBorders><w:shd w:fill="EAF2FB" w:val="clear"/><w:tcMar><w:top w:type="dxa" w:w="115"/><w:left w:type="dxa" w:w="155"/><w:bottom w:type="dxa" w:w="115"/><w:right w:type="dxa" w:w="155"/></w:tcMar></w:tcPr><w:p><w:pPr><w:spacing w:after="45"/></w:pPr><w:r><w:rPr><w:b/><w:bCs/><w:color w:val="1F3864"/><w:sz w:val="20"/><w:szCs w:val="20"/></w:rPr><w:t xml:space="preserve">The permissive-OR pitfall — worth knowing before editing any policy</w:t></w:r></w:p><w:p><w:pPr><w:spacing w:after="0" w:line="274"/></w:pPr><w:r><w:rPr><w:sz w:val="21"/><w:szCs w:val="21"/></w:rPr><w:t xml:space="preserve">Postgres RLS policies are permissive and OR-ed together, so one loose policy silently defeats every strict policy beside it. That is exactly how card privacy was lost originally: a single broad SELECT policy exposed every opponent&apos;s picks. The hardening migration therefore drops the known-bad policies </w:t></w:r><w:r><w:rPr><w:b/><w:bCs/><w:sz w:val="21"/><w:szCs w:val="21"/></w:rPr><w:t xml:space="preserve">and then asserts the end state</w:t></w:r><w:r><w:rPr><w:sz w:val="21"/><w:szCs w:val="21"/></w:rPr><w:t xml:space="preserve">, raising an exception that rolls the migration back if anything unexpected survives.</w:t></w:r></w:p></w:tc></w:tr></w:tbl><w:p><w:pPr><w:pStyle w:val="Heading3"/><w:spacing w:after="70" w:before="170"/></w:pPr><w:r><w:t xml:space="preserve">Attack classes explicitly tested and defended</w:t></w:r></w:p><w:p><w:pPr><w:spacing w:after="130" w:line="280"/></w:pPr><w:r><w:rPr><w:sz w:val="21"/><w:szCs w:val="21"/></w:rPr><w:t xml:space="preserve">Free or unpaid cards · entry-fee tampering · double fulfilment races · confirming another player&apos;s payment session · self-promotion to admin · rewriting a final score to choose the winner · self-settling a pool · reading opponents&apos; picks · submitting a pick after kickoff · withdrawing more than the balance · draining the float via concurrent payout approvals · joining a private pool uninvited · harvesting the user table · triggering settlement anonymously · forging a Stripe webhook · open redirect · filter injection · SSRF and prompt injection through chat moderation.</w:t></w:r></w:p><w:p><w:pPr><w:pStyle w:val="Heading1"/><w:spacing w:after="140" w:before="300"/></w:pPr><w:r><w:t xml:space="preserve">8. Quality gates and CI</w:t></w:r></w:p><w:p><w:pPr><w:spacing w:after="130" w:line="280"/></w:pPr><w:r><w:rPr><w:sz w:val="21"/><w:szCs w:val="21"/></w:rPr><w:t xml:space="preserve">Continuous integration runs on every push and pull request and blocks the merge on all four gates:</w:t></w:r></w:p><w:tbl><w:tblPr><w:tblW w:type="dxa" w:w="8800"/><w:tblBorders><w:top w:val="single" w:color="auto" w:sz="4"/><w:left w:val="single" w:color="auto" w:sz="4"/><w:bottom w:val="single" w:color="auto" w:sz="4"/><w:right w:val="single" w:color="auto" w:sz="4"/><w:insideH w:val="single" w:color="auto" w:sz="4"/><w:insideV w:val="single" w:color="auto" w:sz="4"/></w:tblBorders></w:tblPr><w:tblGrid><w:gridCol w:w="2400"/><w:gridCol w:w="6400"/></w:tblGrid><w:tr><w:trPr><w:tblHeader/></w:trPr><w:tc><w:tcPr><w:tcW w:type="dxa" w:w="2400"/><w:tcBorders><w:top w:val="single" w:color="D9D9D9" w:sz="4"/><w:left w:val="single" w:color="D9D9D9" w:sz="4"/><w:bottom w:val="single" w:color="D9D9D9" w:sz="4"/><w:right w:val="single" w:color="D9D9D9" w:sz="4"/></w:tcBorders><w:shd w:fill="1F3864" w:val="clear"/><w:tcMar><w:top w:type="dxa" w:w="60"/><w:left w:type="dxa" w:w="95"/><w:bottom w:type="dxa" w:w="60"/><w:right w:type="dxa" w:w="95"/></w:tcMar></w:tcPr><w:p><w:pPr><w:spacing w:after="0" w:line="254"/></w:pPr><w:r><w:rPr><w:b/><w:bCs/><w:color w:val="FFFFFF"/><w:sz w:val="18"/><w:szCs w:val="18"/></w:rPr><w:t xml:space="preserve">Gate</w:t></w:r></w:p></w:tc><w:tc><w:tcPr><w:tcW w:type="dxa" w:w="6400"/><w:tcBorders><w:top w:val="single" w:color="D9D9D9" w:sz="4"/><w:left w:val="single" w:color="D9D9D9" w:sz="4"/><w:bottom w:val="single" w:color="D9D9D9" w:sz="4"/><w:right w:val="single" w:color="D9D9D9" w:sz="4"/></w:tcBorders><w:shd w:fill="1F3864" w:val="clear"/><w:tcMar><w:top w:type="dxa" w:w="60"/><w:left w:type="dxa" w:w="95"/><w:bottom w:type="dxa" w:w="60"/><w:right w:type="dxa" w:w="95"/></w:tcMar></w:tcPr><w:p><w:pPr><w:spacing w:after="0" w:line="254"/></w:pPr><w:r><w:rPr><w:b/><w:bCs/><w:color w:val="FFFFFF"/><w:sz w:val="18"/><w:szCs w:val="18"/></w:rPr><w:t xml:space="preserve">Why it blocks</w:t></w:r></w:p></w:tc></w:tr><w:tr><w:tc><w:tcPr><w:tcW w:type="dxa" w:w="2400"/><w:tcBorders><w:top w:val="single" w:color="D9D9D9" w:sz="4"/><w:left w:val="single" w:color="D9D9D9" w:sz="4"/><w:bottom w:val="single" w:color="D9D9D9" w:sz="4"/><w:right w:val="single" w:color="D9D9D9" w:sz="4"/></w:tcBorders><w:tcMar><w:top w:type="dxa" w:w="60"/><w:left w:type="dxa" w:w="95"/><w:bottom w:type="dxa" w:w="60"/><w:right w:type="dxa" w:w="95"/></w:tcMar></w:tcPr><w:p><w:pPr><w:spacing w:after="0" w:line="254"/></w:pPr><w:r><w:rPr><w:sz w:val="18"/><w:szCs w:val="18"/></w:rPr><w:t xml:space="preserve">npm run typecheck</w:t></w:r></w:p></w:tc><w:tc><w:tcPr><w:tcW w:type="dxa" w:w="6400"/><w:tcBorders><w:top w:val="single" w:color="D9D9D9" w:sz="4"/><w:left w:val="single" w:color="D9D9D9" w:sz="4"/><w:bottom w:val="single" w:color="D9D9D9" w:sz="4"/><w:right w:val="single" w:color="D9D9D9" w:sz="4"/></w:tcBorders><w:tcMar><w:top w:type="dxa" w:w="60"/><w:left w:type="dxa" w:w="95"/><w:bottom w:type="dxa" w:w="60"/><w:right w:type="dxa" w:w="95"/></w:tcMar></w:tcPr><w:p><w:pPr><w:spacing w:after="0" w:line="254"/></w:pPr><w:r><w:rPr><w:sz w:val="18"/><w:szCs w:val="18"/></w:rPr><w:t xml:space="preserve">Catches real breakage — wrong shapes, dead symbols, bad refactors.</w:t></w:r></w:p></w:tc></w:tr><w:tr><w:tc><w:tcPr><w:tcW w:type="dxa" w:w="2400"/><w:tcBorders><w:top w:val="single" w:color="D9D9D9" w:sz="4"/><w:left w:val="single" w:color="D9D9D9" w:sz="4"/><w:bottom w:val="single" w:color="D9D9D9" w:sz="4"/><w:right w:val="single" w:color="D9D9D9" w:sz="4"/></w:tcBorders><w:shd w:fill="F4F6FA" w:val="clear"/><w:tcMar><w:top w:type="dxa" w:w="60"/><w:left w:type="dxa" w:w="95"/><w:bottom w:type="dxa" w:w="60"/><w:right w:type="dxa" w:w="95"/></w:tcMar></w:tcPr><w:p><w:pPr><w:spacing w:after="0" w:line="254"/></w:pPr><w:r><w:rPr><w:sz w:val="18"/><w:szCs w:val="18"/></w:rPr><w:t xml:space="preserve">npm test</w:t></w:r></w:p></w:tc><w:tc><w:tcPr><w:tcW w:type="dxa" w:w="6400"/><w:tcBorders><w:top w:val="single" w:color="D9D9D9" w:sz="4"/><w:left w:val="single" w:color="D9D9D9" w:sz="4"/><w:bottom w:val="single" w:color="D9D9D9" w:sz="4"/><w:right w:val="single" w:color="D9D9D9" w:sz="4"/></w:tcBorders><w:shd w:fill="F4F6FA" w:val="clear"/><w:tcMar><w:top w:type="dxa" w:w="60"/><w:left w:type="dxa" w:w="95"/><w:bottom w:type="dxa" w:w="60"/><w:right w:type="dxa" w:w="95"/></w:tcMar></w:tcPr><w:p><w:pPr><w:spacing w:after="0" w:line="254"/></w:pPr><w:r><w:rPr><w:sz w:val="18"/><w:szCs w:val="18"/></w:rPr><w:t xml:space="preserve">The money path: scoring, tie-breaks and the cent-exact split. A failure here is a release blocker.</w:t></w:r></w:p></w:tc></w:tr><w:tr><w:tc><w:tcPr><w:tcW w:type="dxa" w:w="2400"/><w:tcBorders><w:top w:val="single" w:color="D9D9D9" w:sz="4"/><w:left w:val="single" w:color="D9D9D9" w:sz="4"/><w:bottom w:val="single" w:color="D9D9D9" w:sz="4"/><w:right w:val="single" w:color="D9D9D9" w:sz="4"/></w:tcBorders><w:tcMar><w:top w:type="dxa" w:w="60"/><w:left w:type="dxa" w:w="95"/><w:bottom w:type="dxa" w:w="60"/><w:right w:type="dxa" w:w="95"/></w:tcMar></w:tcPr><w:p><w:pPr><w:spacing w:after="0" w:line="254"/></w:pPr><w:r><w:rPr><w:sz w:val="18"/><w:szCs w:val="18"/></w:rPr><w:t xml:space="preserve">npm run build</w:t></w:r></w:p></w:tc><w:tc><w:tcPr><w:tcW w:type="dxa" w:w="6400"/><w:tcBorders><w:top w:val="single" w:color="D9D9D9" w:sz="4"/><w:left w:val="single" w:color="D9D9D9" w:sz="4"/><w:bottom w:val="single" w:color="D9D9D9" w:sz="4"/><w:right w:val="single" w:color="D9D9D9" w:sz="4"/></w:tcBorders><w:tcMar><w:top w:type="dxa" w:w="60"/><w:left w:type="dxa" w:w="95"/><w:bottom w:type="dxa" w:w="60"/><w:right w:type="dxa" w:w="95"/></w:tcMar></w:tcPr><w:p><w:pPr><w:spacing w:after="0" w:line="254"/></w:pPr><w:r><w:rPr><w:sz w:val="18"/><w:szCs w:val="18"/></w:rPr><w:t xml:space="preserve">Last defence against a failure that would only appear at deploy time.</w:t></w:r></w:p></w:tc></w:tr><w:tr><w:tc><w:tcPr><w:tcW w:type="dxa" w:w="2400"/><w:tcBorders><w:top w:val="single" w:color="D9D9D9" w:sz="4"/><w:left w:val="single" w:color="D9D9D9" w:sz="4"/><w:bottom w:val="single" w:color="D9D9D9" w:sz="4"/><w:right w:val="single" w:color="D9D9D9" w:sz="4"/></w:tcBorders><w:shd w:fill="F4F6FA" w:val="clear"/><w:tcMar><w:top w:type="dxa" w:w="60"/><w:left w:type="dxa" w:w="95"/><w:bottom w:type="dxa" w:w="60"/><w:right w:type="dxa" w:w="95"/></w:tcMar></w:tcPr><w:p><w:pPr><w:spacing w:after="0" w:line="254"/></w:pPr><w:r><w:rPr><w:sz w:val="18"/><w:szCs w:val="18"/></w:rPr><w:t xml:space="preserve">npm run lint</w:t></w:r></w:p></w:tc><w:tc><w:tcPr><w:tcW w:type="dxa" w:w="6400"/><w:tcBorders><w:top w:val="single" w:color="D9D9D9" w:sz="4"/><w:left w:val="single" w:color="D9D9D9" w:sz="4"/><w:bottom w:val="single" w:color="D9D9D9" w:sz="4"/><w:right w:val="single" w:color="D9D9D9" w:sz="4"/></w:tcBorders><w:shd w:fill="F4F6FA" w:val="clear"/><w:tcMar><w:top w:type="dxa" w:w="60"/><w:left w:type="dxa" w:w="95"/><w:bottom w:type="dxa" w:w="60"/><w:right w:type="dxa" w:w="95"/></w:tcMar></w:tcPr><w:p><w:pPr><w:spacing w:after="0" w:line="254"/></w:pPr><w:r><w:rPr><w:sz w:val="18"/><w:szCs w:val="18"/></w:rPr><w:t xml:space="preserve">Pre-existing style debt is configured as warnings, so this blocks only on genuinely new errors.</w:t></w:r></w:p></w:tc></w:tr></w:tbl><w:p><w:pPr><w:spacing w:after="130" w:line="280"/></w:pPr><w:r><w:rPr><w:sz w:val="21"/><w:szCs w:val="21"/></w:rPr><w:t xml:space="preserve">Run all four locally with </w:t></w:r><w:r><w:rPr><w:rFonts w:ascii="Consolas" w:cs="Consolas" w:eastAsia="Consolas" w:hAnsi="Consolas"/><w:color w:val="1A4D2E"/><w:sz w:val="18"/><w:szCs w:val="18"/></w:rPr><w:t xml:space="preserve">npm run check</w:t></w:r><w:r><w:rPr><w:sz w:val="21"/><w:szCs w:val="21"/></w:rPr><w:t xml:space="preserve"> before pushing.</w:t></w:r></w:p><w:p><w:r><w:br w:type="page"/></w:r></w:p><w:p><w:pPr><w:pStyle w:val="Heading1"/><w:spacing w:after="140" w:before="300"/></w:pPr><w:r><w:t xml:space="preserve">9. What the audit changed</w:t></w:r></w:p><w:p><w:pPr><w:spacing w:after="130" w:line="280"/></w:pPr><w:r><w:rPr><w:sz w:val="21"/><w:szCs w:val="21"/></w:rPr><w:t xml:space="preserve">A staged audit — security, then correctness, then handover readiness — was run across the backend, frontend, database and build. Findings were adversarially verified before any change was made. The material fixes:</w:t></w:r></w:p><w:p><w:pPr><w:pStyle w:val="Heading2"/><w:spacing w:after="100" w:before="240"/></w:pPr><w:r><w:t xml:space="preserve">9.1 Critical</w:t></w:r></w:p><w:tbl><w:tblPr><w:tblW w:type="dxa" w:w="8800"/><w:tblBorders><w:top w:val="single" w:color="auto" w:sz="4"/><w:left w:val="single" w:color="auto" w:sz="4"/><w:bottom w:val="single" w:color="auto" w:sz="4"/><w:right w:val="single" w:color="auto" w:sz="4"/><w:insideH w:val="single" w:color="auto" w:sz="4"/><w:insideV w:val="single" w:color="auto" w:sz="4"/></w:tblBorders></w:tblPr><w:tblGrid><w:gridCol w:w="2900"/><w:gridCol w:w="5900"/></w:tblGrid><w:tr><w:trPr><w:tblHeader/></w:trPr><w:tc><w:tcPr><w:tcW w:type="dxa" w:w="2900"/><w:tcBorders><w:top w:val="single" w:color="D9D9D9" w:sz="4"/><w:left w:val="single" w:color="D9D9D9" w:sz="4"/><w:bottom w:val="single" w:color="D9D9D9" w:sz="4"/><w:right w:val="single" w:color="D9D9D9" w:sz="4"/></w:tcBorders><w:shd w:fill="1F3864" w:val="clear"/><w:tcMar><w:top w:type="dxa" w:w="60"/><w:left w:type="dxa" w:w="95"/><w:bottom w:type="dxa" w:w="60"/><w:right w:type="dxa" w:w="95"/></w:tcMar></w:tcPr><w:p><w:pPr><w:spacing w:after="0" w:line="254"/></w:pPr><w:r><w:rPr><w:b/><w:bCs/><w:color w:val="FFFFFF"/><w:sz w:val="18"/><w:szCs w:val="18"/></w:rPr><w:t xml:space="preserve">Issue</w:t></w:r></w:p></w:tc><w:tc><w:tcPr><w:tcW w:type="dxa" w:w="5900"/><w:tcBorders><w:top w:val="single" w:color="D9D9D9" w:sz="4"/><w:left w:val="single" w:color="D9D9D9" w:sz="4"/><w:bottom w:val="single" w:color="D9D9D9" w:sz="4"/><w:right w:val="single" w:color="D9D9D9" w:sz="4"/></w:tcBorders><w:shd w:fill="1F3864" w:val="clear"/><w:tcMar><w:top w:type="dxa" w:w="60"/><w:left w:type="dxa" w:w="95"/><w:bottom w:type="dxa" w:w="60"/><w:right w:type="dxa" w:w="95"/></w:tcMar></w:tcPr><w:p><w:pPr><w:spacing w:after="0" w:line="254"/></w:pPr><w:r><w:rPr><w:b/><w:bCs/><w:color w:val="FFFFFF"/><w:sz w:val="18"/><w:szCs w:val="18"/></w:rPr><w:t xml:space="preserve">Resolution</w:t></w:r></w:p></w:tc></w:tr><w:tr><w:tc><w:tcPr><w:tcW w:type="dxa" w:w="2900"/><w:tcBorders><w:top w:val="single" w:color="D9D9D9" w:sz="4"/><w:left w:val="single" w:color="D9D9D9" w:sz="4"/><w:bottom w:val="single" w:color="D9D9D9" w:sz="4"/><w:right w:val="single" w:color="D9D9D9" w:sz="4"/></w:tcBorders><w:tcMar><w:top w:type="dxa" w:w="60"/><w:left w:type="dxa" w:w="95"/><w:bottom w:type="dxa" w:w="60"/><w:right w:type="dxa" w:w="95"/></w:tcMar></w:tcPr><w:p><w:pPr><w:spacing w:after="0" w:line="254"/></w:pPr><w:r><w:rPr><w:sz w:val="18"/><w:szCs w:val="18"/></w:rPr><w:t xml:space="preserve">Card purchases failed on any rebuilt database, charging the player and issuing nothing</w:t></w:r></w:p></w:tc><w:tc><w:tcPr><w:tcW w:type="dxa" w:w="5900"/><w:tcBorders><w:top w:val="single" w:color="D9D9D9" w:sz="4"/><w:left w:val="single" w:color="D9D9D9" w:sz="4"/><w:bottom w:val="single" w:color="D9D9D9" w:sz="4"/><w:right w:val="single" w:color="D9D9D9" w:sz="4"/></w:tcBorders><w:tcMar><w:top w:type="dxa" w:w="60"/><w:left w:type="dxa" w:w="95"/><w:bottom w:type="dxa" w:w="60"/><w:right w:type="dxa" w:w="95"/></w:tcMar></w:tcPr><w:p><w:pPr><w:spacing w:after="0" w:line="254"/></w:pPr><w:r><w:rPr><w:sz w:val="18"/><w:szCs w:val="18"/></w:rPr><w:t xml:space="preserve">platform_fee / net_amount were NOT NULL with no default and no trigger supplied them. Migration 20260807000001 adds the defaults and creates the trigger, which also finally records the platform&apos;s cut per sale.</w:t></w:r></w:p></w:tc></w:tr><w:tr><w:tc><w:tcPr><w:tcW w:type="dxa" w:w="2900"/><w:tcBorders><w:top w:val="single" w:color="D9D9D9" w:sz="4"/><w:left w:val="single" w:color="D9D9D9" w:sz="4"/><w:bottom w:val="single" w:color="D9D9D9" w:sz="4"/><w:right w:val="single" w:color="D9D9D9" w:sz="4"/></w:tcBorders><w:shd w:fill="F4F6FA" w:val="clear"/><w:tcMar><w:top w:type="dxa" w:w="60"/><w:left w:type="dxa" w:w="95"/><w:bottom w:type="dxa" w:w="60"/><w:right w:type="dxa" w:w="95"/></w:tcMar></w:tcPr><w:p><w:pPr><w:spacing w:after="0" w:line="254"/></w:pPr><w:r><w:rPr><w:sz w:val="18"/><w:szCs w:val="18"/></w:rPr><w:t xml:space="preserve">A crafted pool could mint prize money</w:t></w:r></w:p></w:tc><w:tc><w:tcPr><w:tcW w:type="dxa" w:w="5900"/><w:tcBorders><w:top w:val="single" w:color="D9D9D9" w:sz="4"/><w:left w:val="single" w:color="D9D9D9" w:sz="4"/><w:bottom w:val="single" w:color="D9D9D9" w:sz="4"/><w:right w:val="single" w:color="D9D9D9" w:sz="4"/></w:tcBorders><w:shd w:fill="F4F6FA" w:val="clear"/><w:tcMar><w:top w:type="dxa" w:w="60"/><w:left w:type="dxa" w:w="95"/><w:bottom w:type="dxa" w:w="60"/><w:right w:type="dxa" w:w="95"/></w:tcMar></w:tcPr><w:p><w:pPr><w:spacing w:after="0" w:line="254"/></w:pPr><w:r><w:rPr><w:sz w:val="18"/><w:szCs w:val="18"/></w:rPr><w:t xml:space="preserve">The pool&apos;s fee percentage is multiplied into the payout, and the column was writable on insert and never clamped, so a negative value paid out more than the pot. The fee is now stamped unconditionally by trigger, constrained to 0–100 by the database, and clamped again in code before use.</w:t></w:r></w:p></w:tc></w:tr><w:tr><w:tc><w:tcPr><w:tcW w:type="dxa" w:w="2900"/><w:tcBorders><w:top w:val="single" w:color="D9D9D9" w:sz="4"/><w:left w:val="single" w:color="D9D9D9" w:sz="4"/><w:bottom w:val="single" w:color="D9D9D9" w:sz="4"/><w:right w:val="single" w:color="D9D9D9" w:sz="4"/></w:tcBorders><w:tcMar><w:top w:type="dxa" w:w="60"/><w:left w:type="dxa" w:w="95"/><w:bottom w:type="dxa" w:w="60"/><w:right w:type="dxa" w:w="95"/></w:tcMar></w:tcPr><w:p><w:pPr><w:spacing w:after="0" w:line="254"/></w:pPr><w:r><w:rPr><w:sz w:val="18"/><w:szCs w:val="18"/></w:rPr><w:t xml:space="preserve">Two RPCs existed only in the live database</w:t></w:r></w:p></w:tc><w:tc><w:tcPr><w:tcW w:type="dxa" w:w="5900"/><w:tcBorders><w:top w:val="single" w:color="D9D9D9" w:sz="4"/><w:left w:val="single" w:color="D9D9D9" w:sz="4"/><w:bottom w:val="single" w:color="D9D9D9" w:sz="4"/><w:right w:val="single" w:color="D9D9D9" w:sz="4"/></w:tcBorders><w:tcMar><w:top w:type="dxa" w:w="60"/><w:left w:type="dxa" w:w="95"/><w:bottom w:type="dxa" w:w="60"/><w:right w:type="dxa" w:w="95"/></w:tcMar></w:tcPr><w:p><w:pPr><w:spacing w:after="0" w:line="254"/></w:pPr><w:r><w:rPr><w:sz w:val="18"/><w:szCs w:val="18"/></w:rPr><w:t xml:space="preserve">claim_pool_payout and get_public_winners were called in code but committed to no migration, so withdrawals and the winners ticker broke on a fresh environment. Added, guarded so they cannot overwrite the live definitions.</w:t></w:r></w:p></w:tc></w:tr><w:tr><w:tc><w:tcPr><w:tcW w:type="dxa" w:w="2900"/><w:tcBorders><w:top w:val="single" w:color="D9D9D9" w:sz="4"/><w:left w:val="single" w:color="D9D9D9" w:sz="4"/><w:bottom w:val="single" w:color="D9D9D9" w:sz="4"/><w:right w:val="single" w:color="D9D9D9" w:sz="4"/></w:tcBorders><w:shd w:fill="F4F6FA" w:val="clear"/><w:tcMar><w:top w:type="dxa" w:w="60"/><w:left w:type="dxa" w:w="95"/><w:bottom w:type="dxa" w:w="60"/><w:right w:type="dxa" w:w="95"/></w:tcMar></w:tcPr><w:p><w:pPr><w:spacing w:after="0" w:line="254"/></w:pPr><w:r><w:rPr><w:sz w:val="18"/><w:szCs w:val="18"/></w:rPr><w:t xml:space="preserve">ESLint could not start, and would break the build</w:t></w:r></w:p></w:tc><w:tc><w:tcPr><w:tcW w:type="dxa" w:w="5900"/><w:tcBorders><w:top w:val="single" w:color="D9D9D9" w:sz="4"/><w:left w:val="single" w:color="D9D9D9" w:sz="4"/><w:bottom w:val="single" w:color="D9D9D9" w:sz="4"/><w:right w:val="single" w:color="D9D9D9" w:sz="4"/></w:tcBorders><w:shd w:fill="F4F6FA" w:val="clear"/><w:tcMar><w:top w:type="dxa" w:w="60"/><w:left w:type="dxa" w:w="95"/><w:bottom w:type="dxa" w:w="60"/><w:right w:type="dxa" w:w="95"/></w:tcMar></w:tcPr><w:p><w:pPr><w:spacing w:after="0" w:line="254"/></w:pPr><w:r><w:rPr><w:sz w:val="18"/><w:szCs w:val="18"/></w:rPr><w:t xml:space="preserve">A dependency conflict made the linter crash. Removed the dead dependency and pinned the transitive one.</w:t></w:r></w:p></w:tc></w:tr></w:tbl><w:p><w:pPr><w:pStyle w:val="Heading2"/><w:spacing w:after="100" w:before="240"/></w:pPr><w:r><w:t xml:space="preserve">9.2 Security</w:t></w:r></w:p><w:tbl><w:tblPr><w:tblW w:type="dxa" w:w="8800"/><w:tblBorders><w:top w:val="single" w:color="auto" w:sz="4"/><w:left w:val="single" w:color="auto" w:sz="4"/><w:bottom w:val="single" w:color="auto" w:sz="4"/><w:right w:val="single" w:color="auto" w:sz="4"/><w:insideH w:val="single" w:color="auto" w:sz="4"/><w:insideV w:val="single" w:color="auto" w:sz="4"/></w:tblBorders></w:tblPr><w:tblGrid><w:gridCol w:w="2900"/><w:gridCol w:w="5900"/></w:tblGrid><w:tr><w:trPr><w:tblHeader/></w:trPr><w:tc><w:tcPr><w:tcW w:type="dxa" w:w="2900"/><w:tcBorders><w:top w:val="single" w:color="D9D9D9" w:sz="4"/><w:left w:val="single" w:color="D9D9D9" w:sz="4"/><w:bottom w:val="single" w:color="D9D9D9" w:sz="4"/><w:right w:val="single" w:color="D9D9D9" w:sz="4"/></w:tcBorders><w:shd w:fill="1F3864" w:val="clear"/><w:tcMar><w:top w:type="dxa" w:w="60"/><w:left w:type="dxa" w:w="95"/><w:bottom w:type="dxa" w:w="60"/><w:right w:type="dxa" w:w="95"/></w:tcMar></w:tcPr><w:p><w:pPr><w:spacing w:after="0" w:line="254"/></w:pPr><w:r><w:rPr><w:b/><w:bCs/><w:color w:val="FFFFFF"/><w:sz w:val="18"/><w:szCs w:val="18"/></w:rPr><w:t xml:space="preserve">Issue</w:t></w:r></w:p></w:tc><w:tc><w:tcPr><w:tcW w:type="dxa" w:w="5900"/><w:tcBorders><w:top w:val="single" w:color="D9D9D9" w:sz="4"/><w:left w:val="single" w:color="D9D9D9" w:sz="4"/><w:bottom w:val="single" w:color="D9D9D9" w:sz="4"/><w:right w:val="single" w:color="D9D9D9" w:sz="4"/></w:tcBorders><w:shd w:fill="1F3864" w:val="clear"/><w:tcMar><w:top w:type="dxa" w:w="60"/><w:left w:type="dxa" w:w="95"/><w:bottom w:type="dxa" w:w="60"/><w:right w:type="dxa" w:w="95"/></w:tcMar></w:tcPr><w:p><w:pPr><w:spacing w:after="0" w:line="254"/></w:pPr><w:r><w:rPr><w:b/><w:bCs/><w:color w:val="FFFFFF"/><w:sz w:val="18"/><w:szCs w:val="18"/></w:rPr><w:t xml:space="preserve">Resolution</w:t></w:r></w:p></w:tc></w:tr><w:tr><w:tc><w:tcPr><w:tcW w:type="dxa" w:w="2900"/><w:tcBorders><w:top w:val="single" w:color="D9D9D9" w:sz="4"/><w:left w:val="single" w:color="D9D9D9" w:sz="4"/><w:bottom w:val="single" w:color="D9D9D9" w:sz="4"/><w:right w:val="single" w:color="D9D9D9" w:sz="4"/></w:tcBorders><w:tcMar><w:top w:type="dxa" w:w="60"/><w:left w:type="dxa" w:w="95"/><w:bottom w:type="dxa" w:w="60"/><w:right w:type="dxa" w:w="95"/></w:tcMar></w:tcPr><w:p><w:pPr><w:spacing w:after="0" w:line="254"/></w:pPr><w:r><w:rPr><w:sz w:val="18"/><w:szCs w:val="18"/></w:rPr><w:t xml:space="preserve">Open redirect after login</w:t></w:r></w:p></w:tc><w:tc><w:tcPr><w:tcW w:type="dxa" w:w="5900"/><w:tcBorders><w:top w:val="single" w:color="D9D9D9" w:sz="4"/><w:left w:val="single" w:color="D9D9D9" w:sz="4"/><w:bottom w:val="single" w:color="D9D9D9" w:sz="4"/><w:right w:val="single" w:color="D9D9D9" w:sz="4"/></w:tcBorders><w:tcMar><w:top w:type="dxa" w:w="60"/><w:left w:type="dxa" w:w="95"/><w:bottom w:type="dxa" w:w="60"/><w:right w:type="dxa" w:w="95"/></w:tcMar></w:tcPr><w:p><w:pPr><w:spacing w:after="0" w:line="254"/></w:pPr><w:r><w:rPr><w:sz w:val="18"/><w:szCs w:val="18"/></w:rPr><w:t xml:space="preserve">The post-login target came from an unvalidated query parameter, allowing a phishing hop off a trusted domain. Now restricted to same-origin relative paths with an origin guard.</w:t></w:r></w:p></w:tc></w:tr><w:tr><w:tc><w:tcPr><w:tcW w:type="dxa" w:w="2900"/><w:tcBorders><w:top w:val="single" w:color="D9D9D9" w:sz="4"/><w:left w:val="single" w:color="D9D9D9" w:sz="4"/><w:bottom w:val="single" w:color="D9D9D9" w:sz="4"/><w:right w:val="single" w:color="D9D9D9" w:sz="4"/></w:tcBorders><w:shd w:fill="F4F6FA" w:val="clear"/><w:tcMar><w:top w:type="dxa" w:w="60"/><w:left w:type="dxa" w:w="95"/><w:bottom w:type="dxa" w:w="60"/><w:right w:type="dxa" w:w="95"/></w:tcMar></w:tcPr><w:p><w:pPr><w:spacing w:after="0" w:line="254"/></w:pPr><w:r><w:rPr><w:sz w:val="18"/><w:szCs w:val="18"/></w:rPr><w:t xml:space="preserve">Filter injection in admin search</w:t></w:r></w:p></w:tc><w:tc><w:tcPr><w:tcW w:type="dxa" w:w="5900"/><w:tcBorders><w:top w:val="single" w:color="D9D9D9" w:sz="4"/><w:left w:val="single" w:color="D9D9D9" w:sz="4"/><w:bottom w:val="single" w:color="D9D9D9" w:sz="4"/><w:right w:val="single" w:color="D9D9D9" w:sz="4"/></w:tcBorders><w:shd w:fill="F4F6FA" w:val="clear"/><w:tcMar><w:top w:type="dxa" w:w="60"/><w:left w:type="dxa" w:w="95"/><w:bottom w:type="dxa" w:w="60"/><w:right w:type="dxa" w:w="95"/></w:tcMar></w:tcPr><w:p><w:pPr><w:spacing w:after="0" w:line="254"/></w:pPr><w:r><w:rPr><w:sz w:val="18"/><w:szCs w:val="18"/></w:rPr><w:t xml:space="preserve">Search text was interpolated into a PostgREST filter expression. Structural metacharacters are now stripped.</w:t></w:r></w:p></w:tc></w:tr><w:tr><w:tc><w:tcPr><w:tcW w:type="dxa" w:w="2900"/><w:tcBorders><w:top w:val="single" w:color="D9D9D9" w:sz="4"/><w:left w:val="single" w:color="D9D9D9" w:sz="4"/><w:bottom w:val="single" w:color="D9D9D9" w:sz="4"/><w:right w:val="single" w:color="D9D9D9" w:sz="4"/></w:tcBorders><w:tcMar><w:top w:type="dxa" w:w="60"/><w:left w:type="dxa" w:w="95"/><w:bottom w:type="dxa" w:w="60"/><w:right w:type="dxa" w:w="95"/></w:tcMar></w:tcPr><w:p><w:pPr><w:spacing w:after="0" w:line="254"/></w:pPr><w:r><w:rPr><w:sz w:val="18"/><w:szCs w:val="18"/></w:rPr><w:t xml:space="preserve">No rate limiting anywhere</w:t></w:r></w:p></w:tc><w:tc><w:tcPr><w:tcW w:type="dxa" w:w="5900"/><w:tcBorders><w:top w:val="single" w:color="D9D9D9" w:sz="4"/><w:left w:val="single" w:color="D9D9D9" w:sz="4"/><w:bottom w:val="single" w:color="D9D9D9" w:sz="4"/><w:right w:val="single" w:color="D9D9D9" w:sz="4"/></w:tcBorders><w:tcMar><w:top w:type="dxa" w:w="60"/><w:left w:type="dxa" w:w="95"/><w:bottom w:type="dxa" w:w="60"/><w:right w:type="dxa" w:w="95"/></w:tcMar></w:tcPr><w:p><w:pPr><w:spacing w:after="0" w:line="254"/></w:pPr><w:r><w:rPr><w:sz w:val="18"/><w:szCs w:val="18"/></w:rPr><w:t xml:space="preserve">Credential stuffing and floods were unthrottled. Added a limiter backed by Upstash Redis (global across instances) with an in-memory fallback, applied to auth, newsletter, payout and checkout routes.</w:t></w:r></w:p></w:tc></w:tr><w:tr><w:tc><w:tcPr><w:tcW w:type="dxa" w:w="2900"/><w:tcBorders><w:top w:val="single" w:color="D9D9D9" w:sz="4"/><w:left w:val="single" w:color="D9D9D9" w:sz="4"/><w:bottom w:val="single" w:color="D9D9D9" w:sz="4"/><w:right w:val="single" w:color="D9D9D9" w:sz="4"/></w:tcBorders><w:shd w:fill="F4F6FA" w:val="clear"/><w:tcMar><w:top w:type="dxa" w:w="60"/><w:left w:type="dxa" w:w="95"/><w:bottom w:type="dxa" w:w="60"/><w:right w:type="dxa" w:w="95"/></w:tcMar></w:tcPr><w:p><w:pPr><w:spacing w:after="0" w:line="254"/></w:pPr><w:r><w:rPr><w:sz w:val="18"/><w:szCs w:val="18"/></w:rPr><w:t xml:space="preserve">No CSRF defence on money mutations</w:t></w:r></w:p></w:tc><w:tc><w:tcPr><w:tcW w:type="dxa" w:w="5900"/><w:tcBorders><w:top w:val="single" w:color="D9D9D9" w:sz="4"/><w:left w:val="single" w:color="D9D9D9" w:sz="4"/><w:bottom w:val="single" w:color="D9D9D9" w:sz="4"/><w:right w:val="single" w:color="D9D9D9" w:sz="4"/></w:tcBorders><w:shd w:fill="F4F6FA" w:val="clear"/><w:tcMar><w:top w:type="dxa" w:w="60"/><w:left w:type="dxa" w:w="95"/><w:bottom w:type="dxa" w:w="60"/><w:right w:type="dxa" w:w="95"/></w:tcMar></w:tcPr><w:p><w:pPr><w:spacing w:after="0" w:line="254"/></w:pPr><w:r><w:rPr><w:sz w:val="18"/><w:szCs w:val="18"/></w:rPr><w:t xml:space="preserve">SameSite cookies were the only control. Added an explicit same-origin check on the money routes, and later extended it to every remaining privileged state-changing route.</w:t></w:r></w:p></w:tc></w:tr><w:tr><w:tc><w:tcPr><w:tcW w:type="dxa" w:w="2900"/><w:tcBorders><w:top w:val="single" w:color="D9D9D9" w:sz="4"/><w:left w:val="single" w:color="D9D9D9" w:sz="4"/><w:bottom w:val="single" w:color="D9D9D9" w:sz="4"/><w:right w:val="single" w:color="D9D9D9" w:sz="4"/></w:tcBorders><w:tcMar><w:top w:type="dxa" w:w="60"/><w:left w:type="dxa" w:w="95"/><w:bottom w:type="dxa" w:w="60"/><w:right w:type="dxa" w:w="95"/></w:tcMar></w:tcPr><w:p><w:pPr><w:spacing w:after="0" w:line="254"/></w:pPr><w:r><w:rPr><w:sz w:val="18"/><w:szCs w:val="18"/></w:rPr><w:t xml:space="preserve">A self-issued invitation still unlocked any private pool</w:t></w:r></w:p></w:tc><w:tc><w:tcPr><w:tcW w:type="dxa" w:w="5900"/><w:tcBorders><w:top w:val="single" w:color="D9D9D9" w:sz="4"/><w:left w:val="single" w:color="D9D9D9" w:sz="4"/><w:bottom w:val="single" w:color="D9D9D9" w:sz="4"/><w:right w:val="single" w:color="D9D9D9" w:sz="4"/></w:tcBorders><w:tcMar><w:top w:type="dxa" w:w="60"/><w:left w:type="dxa" w:w="95"/><w:bottom w:type="dxa" w:w="60"/><w:right w:type="dxa" w:w="95"/></w:tcMar></w:tcPr><w:p><w:pPr><w:spacing w:after="0" w:line="254"/></w:pPr><w:r><w:rPr><w:sz w:val="18"/><w:szCs w:val="18"/></w:rPr><w:t xml:space="preserve">Self-joining was blocked, but the invitation table itself was not: a player could invite themselves into any private pool and accept it. Only the pool owner may now invite, and never themselves.</w:t></w:r></w:p></w:tc></w:tr><w:tr><w:tc><w:tcPr><w:tcW w:type="dxa" w:w="2900"/><w:tcBorders><w:top w:val="single" w:color="D9D9D9" w:sz="4"/><w:left w:val="single" w:color="D9D9D9" w:sz="4"/><w:bottom w:val="single" w:color="D9D9D9" w:sz="4"/><w:right w:val="single" w:color="D9D9D9" w:sz="4"/></w:tcBorders><w:shd w:fill="F4F6FA" w:val="clear"/><w:tcMar><w:top w:type="dxa" w:w="60"/><w:left w:type="dxa" w:w="95"/><w:bottom w:type="dxa" w:w="60"/><w:right w:type="dxa" w:w="95"/></w:tcMar></w:tcPr><w:p><w:pPr><w:spacing w:after="0" w:line="254"/></w:pPr><w:r><w:rPr><w:sz w:val="18"/><w:szCs w:val="18"/></w:rPr><w:t xml:space="preserve">Rate limiting could be bypassed with a forged header</w:t></w:r></w:p></w:tc><w:tc><w:tcPr><w:tcW w:type="dxa" w:w="5900"/><w:tcBorders><w:top w:val="single" w:color="D9D9D9" w:sz="4"/><w:left w:val="single" w:color="D9D9D9" w:sz="4"/><w:bottom w:val="single" w:color="D9D9D9" w:sz="4"/><w:right w:val="single" w:color="D9D9D9" w:sz="4"/></w:tcBorders><w:shd w:fill="F4F6FA" w:val="clear"/><w:tcMar><w:top w:type="dxa" w:w="60"/><w:left w:type="dxa" w:w="95"/><w:bottom w:type="dxa" w:w="60"/><w:right w:type="dxa" w:w="95"/></w:tcMar></w:tcPr><w:p><w:pPr><w:spacing w:after="0" w:line="254"/></w:pPr><w:r><w:rPr><w:sz w:val="18"/><w:szCs w:val="18"/></w:rPr><w:t xml:space="preserve">The limiter keyed off the leftmost X-Forwarded-For entry, which the caller controls, so a random value per request gave each one its own bucket. It now prefers platform headers the edge overwrites, then the rightmost hop.</w:t></w:r></w:p></w:tc></w:tr><w:tr><w:tc><w:tcPr><w:tcW w:type="dxa" w:w="2900"/><w:tcBorders><w:top w:val="single" w:color="D9D9D9" w:sz="4"/><w:left w:val="single" w:color="D9D9D9" w:sz="4"/><w:bottom w:val="single" w:color="D9D9D9" w:sz="4"/><w:right w:val="single" w:color="D9D9D9" w:sz="4"/></w:tcBorders><w:tcMar><w:top w:type="dxa" w:w="60"/><w:left w:type="dxa" w:w="95"/><w:bottom w:type="dxa" w:w="60"/><w:right w:type="dxa" w:w="95"/></w:tcMar></w:tcPr><w:p><w:pPr><w:spacing w:after="0" w:line="254"/></w:pPr><w:r><w:rPr><w:sz w:val="18"/><w:szCs w:val="18"/></w:rPr><w:t xml:space="preserve">Reference data was writable by any signed-in account</w:t></w:r></w:p></w:tc><w:tc><w:tcPr><w:tcW w:type="dxa" w:w="5900"/><w:tcBorders><w:top w:val="single" w:color="D9D9D9" w:sz="4"/><w:left w:val="single" w:color="D9D9D9" w:sz="4"/><w:bottom w:val="single" w:color="D9D9D9" w:sz="4"/><w:right w:val="single" w:color="D9D9D9" w:sz="4"/></w:tcBorders><w:tcMar><w:top w:type="dxa" w:w="60"/><w:left w:type="dxa" w:w="95"/><w:bottom w:type="dxa" w:w="60"/><w:right w:type="dxa" w:w="95"/></w:tcMar></w:tcPr><w:p><w:pPr><w:spacing w:after="0" w:line="254"/></w:pPr><w:r><w:rPr><w:sz w:val="18"/><w:szCs w:val="18"/></w:rPr><w:t xml:space="preserve">Team rows were insert/update-able by anyone, despite deciding every game&apos;s identity. Now admin-only, matching games.</w:t></w:r></w:p></w:tc></w:tr><w:tr><w:tc><w:tcPr><w:tcW w:type="dxa" w:w="2900"/><w:tcBorders><w:top w:val="single" w:color="D9D9D9" w:sz="4"/><w:left w:val="single" w:color="D9D9D9" w:sz="4"/><w:bottom w:val="single" w:color="D9D9D9" w:sz="4"/><w:right w:val="single" w:color="D9D9D9" w:sz="4"/></w:tcBorders><w:shd w:fill="F4F6FA" w:val="clear"/><w:tcMar><w:top w:type="dxa" w:w="60"/><w:left w:type="dxa" w:w="95"/><w:bottom w:type="dxa" w:w="60"/><w:right w:type="dxa" w:w="95"/></w:tcMar></w:tcPr><w:p><w:pPr><w:spacing w:after="0" w:line="254"/></w:pPr><w:r><w:rPr><w:sz w:val="18"/><w:szCs w:val="18"/></w:rPr><w:t xml:space="preserve">A demoted admin kept database-level admin</w:t></w:r></w:p></w:tc><w:tc><w:tcPr><w:tcW w:type="dxa" w:w="5900"/><w:tcBorders><w:top w:val="single" w:color="D9D9D9" w:sz="4"/><w:left w:val="single" w:color="D9D9D9" w:sz="4"/><w:bottom w:val="single" w:color="D9D9D9" w:sz="4"/><w:right w:val="single" w:color="D9D9D9" w:sz="4"/></w:tcBorders><w:shd w:fill="F4F6FA" w:val="clear"/><w:tcMar><w:top w:type="dxa" w:w="60"/><w:left w:type="dxa" w:w="95"/><w:bottom w:type="dxa" w:w="60"/><w:right w:type="dxa" w:w="95"/></w:tcMar></w:tcPr><w:p><w:pPr><w:spacing w:after="0" w:line="254"/></w:pPr><w:r><w:rPr><w:sz w:val="18"/><w:szCs w:val="18"/></w:rPr><w:t xml:space="preserve">The role check trusted the token&apos;s claim over the users table, so revoking admin had no effect until the token expired. The table is now authoritative.</w:t></w:r></w:p></w:tc></w:tr><w:tr><w:tc><w:tcPr><w:tcW w:type="dxa" w:w="2900"/><w:tcBorders><w:top w:val="single" w:color="D9D9D9" w:sz="4"/><w:left w:val="single" w:color="D9D9D9" w:sz="4"/><w:bottom w:val="single" w:color="D9D9D9" w:sz="4"/><w:right w:val="single" w:color="D9D9D9" w:sz="4"/></w:tcBorders><w:tcMar><w:top w:type="dxa" w:w="60"/><w:left w:type="dxa" w:w="95"/><w:bottom w:type="dxa" w:w="60"/><w:right w:type="dxa" w:w="95"/></w:tcMar></w:tcPr><w:p><w:pPr><w:spacing w:after="0" w:line="254"/></w:pPr><w:r><w:rPr><w:sz w:val="18"/><w:szCs w:val="18"/></w:rPr><w:t xml:space="preserve">Sign-in returned the refresh token in the response body</w:t></w:r></w:p></w:tc><w:tc><w:tcPr><w:tcW w:type="dxa" w:w="5900"/><w:tcBorders><w:top w:val="single" w:color="D9D9D9" w:sz="4"/><w:left w:val="single" w:color="D9D9D9" w:sz="4"/><w:bottom w:val="single" w:color="D9D9D9" w:sz="4"/><w:right w:val="single" w:color="D9D9D9" w:sz="4"/></w:tcBorders><w:tcMar><w:top w:type="dxa" w:w="60"/><w:left w:type="dxa" w:w="95"/><w:bottom w:type="dxa" w:w="60"/><w:right w:type="dxa" w:w="95"/></w:tcMar></w:tcPr><w:p><w:pPr><w:spacing w:after="0" w:line="254"/></w:pPr><w:r><w:rPr><w:sz w:val="18"/><w:szCs w:val="18"/></w:rPr><w:t xml:space="preserve">A long-lived credential was echoed into JSON when it already travels safely as an HTTP-only cookie. Removed.</w:t></w:r></w:p></w:tc></w:tr><w:tr><w:tc><w:tcPr><w:tcW w:type="dxa" w:w="2900"/><w:tcBorders><w:top w:val="single" w:color="D9D9D9" w:sz="4"/><w:left w:val="single" w:color="D9D9D9" w:sz="4"/><w:bottom w:val="single" w:color="D9D9D9" w:sz="4"/><w:right w:val="single" w:color="D9D9D9" w:sz="4"/></w:tcBorders><w:shd w:fill="F4F6FA" w:val="clear"/><w:tcMar><w:top w:type="dxa" w:w="60"/><w:left w:type="dxa" w:w="95"/><w:bottom w:type="dxa" w:w="60"/><w:right w:type="dxa" w:w="95"/></w:tcMar></w:tcPr><w:p><w:pPr><w:spacing w:after="0" w:line="254"/></w:pPr><w:r><w:rPr><w:sz w:val="18"/><w:szCs w:val="18"/></w:rPr><w:t xml:space="preserve">Winner rows were directly readable by anonymous callers</w:t></w:r></w:p></w:tc><w:tc><w:tcPr><w:tcW w:type="dxa" w:w="5900"/><w:tcBorders><w:top w:val="single" w:color="D9D9D9" w:sz="4"/><w:left w:val="single" w:color="D9D9D9" w:sz="4"/><w:bottom w:val="single" w:color="D9D9D9" w:sz="4"/><w:right w:val="single" w:color="D9D9D9" w:sz="4"/></w:tcBorders><w:shd w:fill="F4F6FA" w:val="clear"/><w:tcMar><w:top w:type="dxa" w:w="60"/><w:left w:type="dxa" w:w="95"/><w:bottom w:type="dxa" w:w="60"/><w:right w:type="dxa" w:w="95"/></w:tcMar></w:tcPr><w:p><w:pPr><w:spacing w:after="0" w:line="254"/></w:pPr><w:r><w:rPr><w:sz w:val="18"/><w:szCs w:val="18"/></w:rPr><w:t xml:space="preserve">Exposed user identifiers and private-pool results. The public ticker now goes only through its minimal projection.</w:t></w:r></w:p></w:tc></w:tr></w:tbl><w:p><w:pPr><w:pStyle w:val="Heading2"/><w:spacing w:after="100" w:before="240"/></w:pPr><w:r><w:t xml:space="preserve">9.3 Correctness</w:t></w:r></w:p><w:tbl><w:tblPr><w:tblW w:type="dxa" w:w="8800"/><w:tblBorders><w:top w:val="single" w:color="auto" w:sz="4"/><w:left w:val="single" w:color="auto" w:sz="4"/><w:bottom w:val="single" w:color="auto" w:sz="4"/><w:right w:val="single" w:color="auto" w:sz="4"/><w:insideH w:val="single" w:color="auto" w:sz="4"/><w:insideV w:val="single" w:color="auto" w:sz="4"/></w:tblBorders></w:tblPr><w:tblGrid><w:gridCol w:w="2900"/><w:gridCol w:w="5900"/></w:tblGrid><w:tr><w:trPr><w:tblHeader/></w:trPr><w:tc><w:tcPr><w:tcW w:type="dxa" w:w="2900"/><w:tcBorders><w:top w:val="single" w:color="D9D9D9" w:sz="4"/><w:left w:val="single" w:color="D9D9D9" w:sz="4"/><w:bottom w:val="single" w:color="D9D9D9" w:sz="4"/><w:right w:val="single" w:color="D9D9D9" w:sz="4"/></w:tcBorders><w:shd w:fill="1F3864" w:val="clear"/><w:tcMar><w:top w:type="dxa" w:w="60"/><w:left w:type="dxa" w:w="95"/><w:bottom w:type="dxa" w:w="60"/><w:right w:type="dxa" w:w="95"/></w:tcMar></w:tcPr><w:p><w:pPr><w:spacing w:after="0" w:line="254"/></w:pPr><w:r><w:rPr><w:b/><w:bCs/><w:color w:val="FFFFFF"/><w:sz w:val="18"/><w:szCs w:val="18"/></w:rPr><w:t xml:space="preserve">Issue</w:t></w:r></w:p></w:tc><w:tc><w:tcPr><w:tcW w:type="dxa" w:w="5900"/><w:tcBorders><w:top w:val="single" w:color="D9D9D9" w:sz="4"/><w:left w:val="single" w:color="D9D9D9" w:sz="4"/><w:bottom w:val="single" w:color="D9D9D9" w:sz="4"/><w:right w:val="single" w:color="D9D9D9" w:sz="4"/></w:tcBorders><w:shd w:fill="1F3864" w:val="clear"/><w:tcMar><w:top w:type="dxa" w:w="60"/><w:left w:type="dxa" w:w="95"/><w:bottom w:type="dxa" w:w="60"/><w:right w:type="dxa" w:w="95"/></w:tcMar></w:tcPr><w:p><w:pPr><w:spacing w:after="0" w:line="254"/></w:pPr><w:r><w:rPr><w:b/><w:bCs/><w:color w:val="FFFFFF"/><w:sz w:val="18"/><w:szCs w:val="18"/></w:rPr><w:t xml:space="preserve">Resolution</w:t></w:r></w:p></w:tc></w:tr><w:tr><w:tc><w:tcPr><w:tcW w:type="dxa" w:w="2900"/><w:tcBorders><w:top w:val="single" w:color="D9D9D9" w:sz="4"/><w:left w:val="single" w:color="D9D9D9" w:sz="4"/><w:bottom w:val="single" w:color="D9D9D9" w:sz="4"/><w:right w:val="single" w:color="D9D9D9" w:sz="4"/></w:tcBorders><w:tcMar><w:top w:type="dxa" w:w="60"/><w:left w:type="dxa" w:w="95"/><w:bottom w:type="dxa" w:w="60"/><w:right w:type="dxa" w:w="95"/></w:tcMar></w:tcPr><w:p><w:pPr><w:spacing w:after="0" w:line="254"/></w:pPr><w:r><w:rPr><w:sz w:val="18"/><w:szCs w:val="18"/></w:rPr><w:t xml:space="preserve">Platform fee applied at settlement, not at sale</w:t></w:r></w:p></w:tc><w:tc><w:tcPr><w:tcW w:type="dxa" w:w="5900"/><w:tcBorders><w:top w:val="single" w:color="D9D9D9" w:sz="4"/><w:left w:val="single" w:color="D9D9D9" w:sz="4"/><w:bottom w:val="single" w:color="D9D9D9" w:sz="4"/><w:right w:val="single" w:color="D9D9D9" w:sz="4"/></w:tcBorders><w:tcMar><w:top w:type="dxa" w:w="60"/><w:left w:type="dxa" w:w="95"/><w:bottom w:type="dxa" w:w="60"/><w:right w:type="dxa" w:w="95"/></w:tcMar></w:tcPr><w:p><w:pPr><w:spacing w:after="0" w:line="254"/></w:pPr><w:r><w:rPr><w:sz w:val="18"/><w:szCs w:val="18"/></w:rPr><w:t xml:space="preserve">Changing the global rate mid-pool re-split an in-flight pot against a rate nobody was charged. The fee is now locked on the pool at creation and settlement uses that.</w:t></w:r></w:p></w:tc></w:tr><w:tr><w:tc><w:tcPr><w:tcW w:type="dxa" w:w="2900"/><w:tcBorders><w:top w:val="single" w:color="D9D9D9" w:sz="4"/><w:left w:val="single" w:color="D9D9D9" w:sz="4"/><w:bottom w:val="single" w:color="D9D9D9" w:sz="4"/><w:right w:val="single" w:color="D9D9D9" w:sz="4"/></w:tcBorders><w:shd w:fill="F4F6FA" w:val="clear"/><w:tcMar><w:top w:type="dxa" w:w="60"/><w:left w:type="dxa" w:w="95"/><w:bottom w:type="dxa" w:w="60"/><w:right w:type="dxa" w:w="95"/></w:tcMar></w:tcPr><w:p><w:pPr><w:spacing w:after="0" w:line="254"/></w:pPr><w:r><w:rPr><w:sz w:val="18"/><w:szCs w:val="18"/></w:rPr><w:t xml:space="preserve">Pools could be left permanently unsettled</w:t></w:r></w:p></w:tc><w:tc><w:tcPr><w:tcW w:type="dxa" w:w="5900"/><w:tcBorders><w:top w:val="single" w:color="D9D9D9" w:sz="4"/><w:left w:val="single" w:color="D9D9D9" w:sz="4"/><w:bottom w:val="single" w:color="D9D9D9" w:sz="4"/><w:right w:val="single" w:color="D9D9D9" w:sz="4"/></w:tcBorders><w:shd w:fill="F4F6FA" w:val="clear"/><w:tcMar><w:top w:type="dxa" w:w="60"/><w:left w:type="dxa" w:w="95"/><w:bottom w:type="dxa" w:w="60"/><w:right w:type="dxa" w:w="95"/></w:tcMar></w:tcPr><w:p><w:pPr><w:spacing w:after="0" w:line="254"/></w:pPr><w:r><w:rPr><w:sz w:val="18"/><w:szCs w:val="18"/></w:rPr><w:t xml:space="preserve">Score refresh only ever fetched ESPN&apos;s current week, so a game that finalised late was never updated again and its pool held player money indefinitely. Now fetches each pending week.</w:t></w:r></w:p></w:tc></w:tr><w:tr><w:tc><w:tcPr><w:tcW w:type="dxa" w:w="2900"/><w:tcBorders><w:top w:val="single" w:color="D9D9D9" w:sz="4"/><w:left w:val="single" w:color="D9D9D9" w:sz="4"/><w:bottom w:val="single" w:color="D9D9D9" w:sz="4"/><w:right w:val="single" w:color="D9D9D9" w:sz="4"/></w:tcBorders><w:tcMar><w:top w:type="dxa" w:w="60"/><w:left w:type="dxa" w:w="95"/><w:bottom w:type="dxa" w:w="60"/><w:right w:type="dxa" w:w="95"/></w:tcMar></w:tcPr><w:p><w:pPr><w:spacing w:after="0" w:line="254"/></w:pPr><w:r><w:rPr><w:sz w:val="18"/><w:szCs w:val="18"/></w:rPr><w:t xml:space="preserve">Winners&apos; payout figures displayed as $0</w:t></w:r></w:p></w:tc><w:tc><w:tcPr><w:tcW w:type="dxa" w:w="5900"/><w:tcBorders><w:top w:val="single" w:color="D9D9D9" w:sz="4"/><w:left w:val="single" w:color="D9D9D9" w:sz="4"/><w:bottom w:val="single" w:color="D9D9D9" w:sz="4"/><w:right w:val="single" w:color="D9D9D9" w:sz="4"/></w:tcBorders><w:tcMar><w:top w:type="dxa" w:w="60"/><w:left w:type="dxa" w:w="95"/><w:bottom w:type="dxa" w:w="60"/><w:right w:type="dxa" w:w="95"/></w:tcMar></w:tcPr><w:p><w:pPr><w:spacing w:after="0" w:line="254"/></w:pPr><w:r><w:rPr><w:sz w:val="18"/><w:szCs w:val="18"/></w:rPr><w:t xml:space="preserve">The financials RPC never returned the fee fields the display code read. Now derived from the pool&apos;s fee.</w:t></w:r></w:p></w:tc></w:tr><w:tr><w:tc><w:tcPr><w:tcW w:type="dxa" w:w="2900"/><w:tcBorders><w:top w:val="single" w:color="D9D9D9" w:sz="4"/><w:left w:val="single" w:color="D9D9D9" w:sz="4"/><w:bottom w:val="single" w:color="D9D9D9" w:sz="4"/><w:right w:val="single" w:color="D9D9D9" w:sz="4"/></w:tcBorders><w:shd w:fill="F4F6FA" w:val="clear"/><w:tcMar><w:top w:type="dxa" w:w="60"/><w:left w:type="dxa" w:w="95"/><w:bottom w:type="dxa" w:w="60"/><w:right w:type="dxa" w:w="95"/></w:tcMar></w:tcPr><w:p><w:pPr><w:spacing w:after="0" w:line="254"/></w:pPr><w:r><w:rPr><w:sz w:val="18"/><w:szCs w:val="18"/></w:rPr><w:t xml:space="preserve">Tie-break rewarded players who skipped the tiebreaker</w:t></w:r></w:p></w:tc><w:tc><w:tcPr><w:tcW w:type="dxa" w:w="5900"/><w:tcBorders><w:top w:val="single" w:color="D9D9D9" w:sz="4"/><w:left w:val="single" w:color="D9D9D9" w:sz="4"/><w:bottom w:val="single" w:color="D9D9D9" w:sz="4"/><w:right w:val="single" w:color="D9D9D9" w:sz="4"/></w:tcBorders><w:shd w:fill="F4F6FA" w:val="clear"/><w:tcMar><w:top w:type="dxa" w:w="60"/><w:left w:type="dxa" w:w="95"/><w:bottom w:type="dxa" w:w="60"/><w:right w:type="dxa" w:w="95"/></w:tcMar></w:tcPr><w:p><w:pPr><w:spacing w:after="0" w:line="254"/></w:pPr><w:r><w:rPr><w:sz w:val="18"/><w:szCs w:val="18"/></w:rPr><w:t xml:space="preserve">A missing total-score prediction scored zero error — the best possible. Now treated as worst-case.</w:t></w:r></w:p></w:tc></w:tr><w:tr><w:tc><w:tcPr><w:tcW w:type="dxa" w:w="2900"/><w:tcBorders><w:top w:val="single" w:color="D9D9D9" w:sz="4"/><w:left w:val="single" w:color="D9D9D9" w:sz="4"/><w:bottom w:val="single" w:color="D9D9D9" w:sz="4"/><w:right w:val="single" w:color="D9D9D9" w:sz="4"/></w:tcBorders><w:tcMar><w:top w:type="dxa" w:w="60"/><w:left w:type="dxa" w:w="95"/><w:bottom w:type="dxa" w:w="60"/><w:right w:type="dxa" w:w="95"/></w:tcMar></w:tcPr><w:p><w:pPr><w:spacing w:after="0" w:line="254"/></w:pPr><w:r><w:rPr><w:sz w:val="18"/><w:szCs w:val="18"/></w:rPr><w:t xml:space="preserve">Successful payouts could report failure</w:t></w:r></w:p></w:tc><w:tc><w:tcPr><w:tcW w:type="dxa" w:w="5900"/><w:tcBorders><w:top w:val="single" w:color="D9D9D9" w:sz="4"/><w:left w:val="single" w:color="D9D9D9" w:sz="4"/><w:bottom w:val="single" w:color="D9D9D9" w:sz="4"/><w:right w:val="single" w:color="D9D9D9" w:sz="4"/></w:tcBorders><w:tcMar><w:top w:type="dxa" w:w="60"/><w:left w:type="dxa" w:w="95"/><w:bottom w:type="dxa" w:w="60"/><w:right w:type="dxa" w:w="95"/></w:tcMar></w:tcPr><w:p><w:pPr><w:spacing w:after="0" w:line="254"/></w:pPr><w:r><w:rPr><w:sz w:val="18"/><w:szCs w:val="18"/></w:rPr><w:t xml:space="preserve">An audit-write failure after PayPal had already sent the money returned an error and left the request pending, inviting a re-debit. The completion is now recorded first.</w:t></w:r></w:p></w:tc></w:tr><w:tr><w:tc><w:tcPr><w:tcW w:type="dxa" w:w="2900"/><w:tcBorders><w:top w:val="single" w:color="D9D9D9" w:sz="4"/><w:left w:val="single" w:color="D9D9D9" w:sz="4"/><w:bottom w:val="single" w:color="D9D9D9" w:sz="4"/><w:right w:val="single" w:color="D9D9D9" w:sz="4"/></w:tcBorders><w:shd w:fill="F4F6FA" w:val="clear"/><w:tcMar><w:top w:type="dxa" w:w="60"/><w:left w:type="dxa" w:w="95"/><w:bottom w:type="dxa" w:w="60"/><w:right w:type="dxa" w:w="95"/></w:tcMar></w:tcPr><w:p><w:pPr><w:spacing w:after="0" w:line="254"/></w:pPr><w:r><w:rPr><w:sz w:val="18"/><w:szCs w:val="18"/></w:rPr><w:t xml:space="preserve">Balance credit could be clobbered</w:t></w:r></w:p></w:tc><w:tc><w:tcPr><w:tcW w:type="dxa" w:w="5900"/><w:tcBorders><w:top w:val="single" w:color="D9D9D9" w:sz="4"/><w:left w:val="single" w:color="D9D9D9" w:sz="4"/><w:bottom w:val="single" w:color="D9D9D9" w:sz="4"/><w:right w:val="single" w:color="D9D9D9" w:sz="4"/></w:tcBorders><w:shd w:fill="F4F6FA" w:val="clear"/><w:tcMar><w:top w:type="dxa" w:w="60"/><w:left w:type="dxa" w:w="95"/><w:bottom w:type="dxa" w:w="60"/><w:right w:type="dxa" w:w="95"/></w:tcMar></w:tcPr><w:p><w:pPr><w:spacing w:after="0" w:line="254"/></w:pPr><w:r><w:rPr><w:sz w:val="18"/><w:szCs w:val="18"/></w:rPr><w:t xml:space="preserve">Settlement wrote an absolute balance computed before the write. Now an atomic relative credit, consistent with the other money paths.</w:t></w:r></w:p></w:tc></w:tr><w:tr><w:tc><w:tcPr><w:tcW w:type="dxa" w:w="2900"/><w:tcBorders><w:top w:val="single" w:color="D9D9D9" w:sz="4"/><w:left w:val="single" w:color="D9D9D9" w:sz="4"/><w:bottom w:val="single" w:color="D9D9D9" w:sz="4"/><w:right w:val="single" w:color="D9D9D9" w:sz="4"/></w:tcBorders><w:tcMar><w:top w:type="dxa" w:w="60"/><w:left w:type="dxa" w:w="95"/><w:bottom w:type="dxa" w:w="60"/><w:right w:type="dxa" w:w="95"/></w:tcMar></w:tcPr><w:p><w:pPr><w:spacing w:after="0" w:line="254"/></w:pPr><w:r><w:rPr><w:sz w:val="18"/><w:szCs w:val="18"/></w:rPr><w:t xml:space="preserve">Pools could not be created for a future week</w:t></w:r></w:p></w:tc><w:tc><w:tcPr><w:tcW w:type="dxa" w:w="5900"/><w:tcBorders><w:top w:val="single" w:color="D9D9D9" w:sz="4"/><w:left w:val="single" w:color="D9D9D9" w:sz="4"/><w:bottom w:val="single" w:color="D9D9D9" w:sz="4"/><w:right w:val="single" w:color="D9D9D9" w:sz="4"/></w:tcBorders><w:tcMar><w:top w:type="dxa" w:w="60"/><w:left w:type="dxa" w:w="95"/><w:bottom w:type="dxa" w:w="60"/><w:right w:type="dxa" w:w="95"/></w:tcMar></w:tcPr><w:p><w:pPr><w:spacing w:after="0" w:line="254"/></w:pPr><w:r><w:rPr><w:sz w:val="18"/><w:szCs w:val="18"/></w:rPr><w:t xml:space="preserve">Game lookup fetched only the current week, so the insert failed and rolled the pool back.</w:t></w:r></w:p></w:tc></w:tr><w:tr><w:tc><w:tcPr><w:tcW w:type="dxa" w:w="2900"/><w:tcBorders><w:top w:val="single" w:color="D9D9D9" w:sz="4"/><w:left w:val="single" w:color="D9D9D9" w:sz="4"/><w:bottom w:val="single" w:color="D9D9D9" w:sz="4"/><w:right w:val="single" w:color="D9D9D9" w:sz="4"/></w:tcBorders><w:shd w:fill="F4F6FA" w:val="clear"/><w:tcMar><w:top w:type="dxa" w:w="60"/><w:left w:type="dxa" w:w="95"/><w:bottom w:type="dxa" w:w="60"/><w:right w:type="dxa" w:w="95"/></w:tcMar></w:tcPr><w:p><w:pPr><w:spacing w:after="0" w:line="254"/></w:pPr><w:r><w:rPr><w:sz w:val="18"/><w:szCs w:val="18"/></w:rPr><w:t xml:space="preserve">No ordinary player could create a pool at all</w:t></w:r></w:p></w:tc><w:tc><w:tcPr><w:tcW w:type="dxa" w:w="5900"/><w:tcBorders><w:top w:val="single" w:color="D9D9D9" w:sz="4"/><w:left w:val="single" w:color="D9D9D9" w:sz="4"/><w:bottom w:val="single" w:color="D9D9D9" w:sz="4"/><w:right w:val="single" w:color="D9D9D9" w:sz="4"/></w:tcBorders><w:shd w:fill="F4F6FA" w:val="clear"/><w:tcMar><w:top w:type="dxa" w:w="60"/><w:left w:type="dxa" w:w="95"/><w:bottom w:type="dxa" w:w="60"/><w:right w:type="dxa" w:w="95"/></w:tcMar></w:tcPr><w:p><w:pPr><w:spacing w:after="0" w:line="254"/></w:pPr><w:r><w:rPr><w:sz w:val="18"/><w:szCs w:val="18"/></w:rPr><w:t xml:space="preserve">Pool creation writes reference data (teams and games), which the security hardening had correctly restricted to admins — so the write was denied and the whole pool was rolled back. That write is now performed with elevated rights after the caller is authenticated, using values that come from the sports feed rather than the request.</w:t></w:r></w:p></w:tc></w:tr><w:tr><w:tc><w:tcPr><w:tcW w:type="dxa" w:w="2900"/><w:tcBorders><w:top w:val="single" w:color="D9D9D9" w:sz="4"/><w:left w:val="single" w:color="D9D9D9" w:sz="4"/><w:bottom w:val="single" w:color="D9D9D9" w:sz="4"/><w:right w:val="single" w:color="D9D9D9" w:sz="4"/></w:tcBorders><w:tcMar><w:top w:type="dxa" w:w="60"/><w:left w:type="dxa" w:w="95"/><w:bottom w:type="dxa" w:w="60"/><w:right w:type="dxa" w:w="95"/></w:tcMar></w:tcPr><w:p><w:pPr><w:spacing w:after="0" w:line="254"/></w:pPr><w:r><w:rPr><w:sz w:val="18"/><w:szCs w:val="18"/></w:rPr><w:t xml:space="preserve">Every other player&apos;s name displayed as &apos;Unknown&apos;</w:t></w:r></w:p></w:tc><w:tc><w:tcPr><w:tcW w:type="dxa" w:w="5900"/><w:tcBorders><w:top w:val="single" w:color="D9D9D9" w:sz="4"/><w:left w:val="single" w:color="D9D9D9" w:sz="4"/><w:bottom w:val="single" w:color="D9D9D9" w:sz="4"/><w:right w:val="single" w:color="D9D9D9" w:sz="4"/></w:tcBorders><w:tcMar><w:top w:type="dxa" w:w="60"/><w:left w:type="dxa" w:w="95"/><w:bottom w:type="dxa" w:w="60"/><w:right w:type="dxa" w:w="95"/></w:tcMar></w:tcPr><w:p><w:pPr><w:spacing w:after="0" w:line="254"/></w:pPr><w:r><w:rPr><w:sz w:val="18"/><w:szCs w:val="18"/></w:rPr><w:t xml:space="preserve">Locking the users table to own-row reads — correct, since it holds email, role and balance — silently broke every display-name lookup in chat, participant lists and pool headers. These now read from the public name projection that was built for the purpose but never wired up.</w:t></w:r></w:p></w:tc></w:tr><w:tr><w:tc><w:tcPr><w:tcW w:type="dxa" w:w="2900"/><w:tcBorders><w:top w:val="single" w:color="D9D9D9" w:sz="4"/><w:left w:val="single" w:color="D9D9D9" w:sz="4"/><w:bottom w:val="single" w:color="D9D9D9" w:sz="4"/><w:right w:val="single" w:color="D9D9D9" w:sz="4"/></w:tcBorders><w:shd w:fill="F4F6FA" w:val="clear"/><w:tcMar><w:top w:type="dxa" w:w="60"/><w:left w:type="dxa" w:w="95"/><w:bottom w:type="dxa" w:w="60"/><w:right w:type="dxa" w:w="95"/></w:tcMar></w:tcPr><w:p><w:pPr><w:spacing w:after="0" w:line="254"/></w:pPr><w:r><w:rPr><w:sz w:val="18"/><w:szCs w:val="18"/></w:rPr><w:t xml:space="preserve">Signing up reported failure after succeeding</w:t></w:r></w:p></w:tc><w:tc><w:tcPr><w:tcW w:type="dxa" w:w="5900"/><w:tcBorders><w:top w:val="single" w:color="D9D9D9" w:sz="4"/><w:left w:val="single" w:color="D9D9D9" w:sz="4"/><w:bottom w:val="single" w:color="D9D9D9" w:sz="4"/><w:right w:val="single" w:color="D9D9D9" w:sz="4"/></w:tcBorders><w:shd w:fill="F4F6FA" w:val="clear"/><w:tcMar><w:top w:type="dxa" w:w="60"/><w:left w:type="dxa" w:w="95"/><w:bottom w:type="dxa" w:w="60"/><w:right w:type="dxa" w:w="95"/></w:tcMar></w:tcPr><w:p><w:pPr><w:spacing w:after="0" w:line="254"/></w:pPr><w:r><w:rPr><w:sz w:val="18"/><w:szCs w:val="18"/></w:rPr><w:t xml:space="preserve">With email confirmation enabled there is no session yet, so the verification read after account creation came back empty and the request returned a server error — on a signup that had fully succeeded and already sent its confirmation email.</w:t></w:r></w:p></w:tc></w:tr><w:tr><w:tc><w:tcPr><w:tcW w:type="dxa" w:w="2900"/><w:tcBorders><w:top w:val="single" w:color="D9D9D9" w:sz="4"/><w:left w:val="single" w:color="D9D9D9" w:sz="4"/><w:bottom w:val="single" w:color="D9D9D9" w:sz="4"/><w:right w:val="single" w:color="D9D9D9" w:sz="4"/></w:tcBorders><w:tcMar><w:top w:type="dxa" w:w="60"/><w:left w:type="dxa" w:w="95"/><w:bottom w:type="dxa" w:w="60"/><w:right w:type="dxa" w:w="95"/></w:tcMar></w:tcPr><w:p><w:pPr><w:spacing w:after="0" w:line="254"/></w:pPr><w:r><w:rPr><w:sz w:val="18"/><w:szCs w:val="18"/></w:rPr><w:t xml:space="preserve">The newsletter table existed in no migration</w:t></w:r></w:p></w:tc><w:tc><w:tcPr><w:tcW w:type="dxa" w:w="5900"/><w:tcBorders><w:top w:val="single" w:color="D9D9D9" w:sz="4"/><w:left w:val="single" w:color="D9D9D9" w:sz="4"/><w:bottom w:val="single" w:color="D9D9D9" w:sz="4"/><w:right w:val="single" w:color="D9D9D9" w:sz="4"/></w:tcBorders><w:tcMar><w:top w:type="dxa" w:w="60"/><w:left w:type="dxa" w:w="95"/><w:bottom w:type="dxa" w:w="60"/><w:right w:type="dxa" w:w="95"/></w:tcMar></w:tcPr><w:p><w:pPr><w:spacing w:after="0" w:line="254"/></w:pPr><w:r><w:rPr><w:sz w:val="18"/><w:szCs w:val="18"/></w:rPr><w:t xml:space="preserve">Subscribing would fail outright on a freshly provisioned database.</w:t></w:r></w:p></w:tc></w:tr></w:tbl><w:p><w:pPr><w:pStyle w:val="Heading2"/><w:spacing w:after="100" w:before="240"/></w:pPr><w:r><w:t xml:space="preserve">9.4 Handover and maintainability</w:t></w:r></w:p><w:p><w:pPr><w:pStyle w:val="ListParagraph"/><w:numPr><w:ilvl w:val="0"/><w:numId w:val="2"/></w:numPr><w:spacing w:after="85" w:line="272"/></w:pPr><w:r><w:rPr><w:sz w:val="21"/><w:szCs w:val="21"/></w:rPr><w:t xml:space="preserve">Added CI covering typecheck, settlement tests, build and lint — previously there was no quality gate at all.</w:t></w:r></w:p><w:p><w:pPr><w:pStyle w:val="ListParagraph"/><w:numPr><w:ilvl w:val="0"/><w:numId w:val="2"/></w:numPr><w:spacing w:after="85" w:line="272"/></w:pPr><w:r><w:rPr><w:sz w:val="21"/><w:szCs w:val="21"/></w:rPr><w:t xml:space="preserve">Added </w:t></w:r><w:r><w:rPr><w:rFonts w:ascii="Consolas" w:cs="Consolas" w:eastAsia="Consolas" w:hAnsi="Consolas"/><w:color w:val="1A4D2E"/><w:sz w:val="18"/><w:szCs w:val="18"/></w:rPr><w:t xml:space="preserve">typecheck</w:t></w:r><w:r><w:rPr><w:sz w:val="21"/><w:szCs w:val="21"/></w:rPr><w:t xml:space="preserve">, </w:t></w:r><w:r><w:rPr><w:rFonts w:ascii="Consolas" w:cs="Consolas" w:eastAsia="Consolas" w:hAnsi="Consolas"/><w:color w:val="1A4D2E"/><w:sz w:val="18"/><w:szCs w:val="18"/></w:rPr><w:t xml:space="preserve">test</w:t></w:r><w:r><w:rPr><w:sz w:val="21"/><w:szCs w:val="21"/></w:rPr><w:t xml:space="preserve"> and </w:t></w:r><w:r><w:rPr><w:rFonts w:ascii="Consolas" w:cs="Consolas" w:eastAsia="Consolas" w:hAnsi="Consolas"/><w:color w:val="1A4D2E"/><w:sz w:val="18"/><w:szCs w:val="18"/></w:rPr><w:t xml:space="preserve">check</w:t></w:r><w:r><w:rPr><w:sz w:val="21"/><w:szCs w:val="21"/></w:rPr><w:t xml:space="preserve"> scripts.</w:t></w:r></w:p><w:p><w:pPr><w:pStyle w:val="ListParagraph"/><w:numPr><w:ilvl w:val="0"/><w:numId w:val="2"/></w:numPr><w:spacing w:after="85" w:line="272"/></w:pPr><w:r><w:rPr><w:sz w:val="21"/><w:szCs w:val="21"/></w:rPr><w:t xml:space="preserve">Reduced ESLint from 170 blocking errors to zero, by excluding Node scripts, auto-fixing safe rules, and demoting inherited debt to documented warnings.</w:t></w:r></w:p><w:p><w:pPr><w:pStyle w:val="ListParagraph"/><w:numPr><w:ilvl w:val="0"/><w:numId w:val="2"/></w:numPr><w:spacing w:after="85" w:line="272"/></w:pPr><w:r><w:rPr><w:sz w:val="21"/><w:szCs w:val="21"/></w:rPr><w:t xml:space="preserve">Standardised on a single package manager and removed the duplicate lockfile.</w:t></w:r></w:p><w:p><w:pPr><w:pStyle w:val="ListParagraph"/><w:numPr><w:ilvl w:val="0"/><w:numId w:val="2"/></w:numPr><w:spacing w:after="85" w:line="272"/></w:pPr><w:r><w:rPr><w:sz w:val="21"/><w:szCs w:val="21"/></w:rPr><w:t xml:space="preserve">Documented the self-hosted Docker path, including the pre-build requirement and its missing settlement scheduler.</w:t></w:r></w:p><w:p><w:pPr><w:pStyle w:val="ListParagraph"/><w:numPr><w:ilvl w:val="0"/><w:numId w:val="2"/></w:numPr><w:spacing w:after="85" w:line="272"/></w:pPr><w:r><w:rPr><w:sz w:val="21"/><w:szCs w:val="21"/></w:rPr><w:t xml:space="preserve">Rewrote the README, which referenced several files that do not exist and a directory layout that is not this repository&apos;s.</w:t></w:r></w:p><w:p><w:pPr><w:pStyle w:val="ListParagraph"/><w:numPr><w:ilvl w:val="0"/><w:numId w:val="2"/></w:numPr><w:spacing w:after="85" w:line="272"/></w:pPr><w:r><w:rPr><w:sz w:val="21"/><w:szCs w:val="21"/></w:rPr><w:t xml:space="preserve">Marked the stale schema snapshot and the unwired generated types with explicit warnings, and removed dead hooks and legacy routes.</w:t></w:r></w:p><w:p><w:r><w:br w:type="page"/></w:r></w:p><w:p><w:pPr><w:pStyle w:val="Heading1"/><w:spacing w:after="140" w:before="300"/></w:pPr><w:r><w:t xml:space="preserve">10. Handover checklist</w:t></w:r></w:p><w:p><w:pPr><w:spacing w:after="130" w:line="280"/></w:pPr><w:r><w:rPr><w:sz w:val="21"/><w:szCs w:val="21"/></w:rPr><w:t xml:space="preserve">Work top to bottom. Everything in §10.1 must be true before the platform takes real money.</w:t></w:r></w:p><w:p><w:pPr><w:pStyle w:val="Heading2"/><w:spacing w:after="100" w:before="240"/></w:pPr><w:r><w:t xml:space="preserve">10.1 Before going live — blocking</w:t></w:r></w:p><w:p><w:pPr><w:pStyle w:val="Heading3"/><w:spacing w:after="70" w:before="170"/></w:pPr><w:r><w:t xml:space="preserve">Database</w:t></w:r></w:p><w:tbl><w:tblPr><w:tblW w:type="dxa" w:w="8900"/><w:tblBorders><w:top w:val="single" w:color="auto" w:sz="4"/><w:left w:val="single" w:color="auto" w:sz="4"/><w:bottom w:val="single" w:color="auto" w:sz="4"/><w:right w:val="single" w:color="auto" w:sz="4"/><w:insideH w:val="single" w:color="auto" w:sz="4"/><w:insideV w:val="single" w:color="auto" w:sz="4"/></w:tblBorders></w:tblPr><w:tblGrid><w:gridCol w:w="420"/><w:gridCol w:w="6180"/><w:gridCol w:w="2300"/></w:tblGrid><w:tr><w:trPr><w:tblHeader/></w:trPr><w:tc><w:tcPr><w:tcW w:type="dxa" w:w="420"/><w:tcBorders><w:top w:val="single" w:color="D9D9D9" w:sz="4"/><w:left w:val="single" w:color="D9D9D9" w:sz="4"/><w:bottom w:val="single" w:color="D9D9D9" w:sz="4"/><w:right w:val="single" w:color="D9D9D9" w:sz="4"/></w:tcBorders><w:shd w:fill="1F3864" w:val="clear"/><w:tcMar><w:top w:type="dxa" w:w="60"/><w:left w:type="dxa" w:w="95"/><w:bottom w:type="dxa" w:w="60"/><w:right w:type="dxa" w:w="95"/></w:tcMar></w:tcPr><w:p><w:pPr><w:spacing w:after="0" w:line="254"/></w:pPr><w:r><w:rPr><w:b/><w:bCs/><w:color w:val="FFFFFF"/><w:sz w:val="18"/><w:szCs w:val="18"/></w:rPr><w:t xml:space="preserve"></w:t></w:r></w:p></w:tc><w:tc><w:tcPr><w:tcW w:type="dxa" w:w="6180"/><w:tcBorders><w:top w:val="single" w:color="D9D9D9" w:sz="4"/><w:left w:val="single" w:color="D9D9D9" w:sz="4"/><w:bottom w:val="single" w:color="D9D9D9" w:sz="4"/><w:right w:val="single" w:color="D9D9D9" w:sz="4"/></w:tcBorders><w:shd w:fill="1F3864" w:val="clear"/><w:tcMar><w:top w:type="dxa" w:w="60"/><w:left w:type="dxa" w:w="95"/><w:bottom w:type="dxa" w:w="60"/><w:right w:type="dxa" w:w="95"/></w:tcMar></w:tcPr><w:p><w:pPr><w:spacing w:after="0" w:line="254"/></w:pPr><w:r><w:rPr><w:b/><w:bCs/><w:color w:val="FFFFFF"/><w:sz w:val="18"/><w:szCs w:val="18"/></w:rPr><w:t xml:space="preserve">Item</w:t></w:r></w:p></w:tc><w:tc><w:tcPr><w:tcW w:type="dxa" w:w="2300"/><w:tcBorders><w:top w:val="single" w:color="D9D9D9" w:sz="4"/><w:left w:val="single" w:color="D9D9D9" w:sz="4"/><w:bottom w:val="single" w:color="D9D9D9" w:sz="4"/><w:right w:val="single" w:color="D9D9D9" w:sz="4"/></w:tcBorders><w:shd w:fill="1F3864" w:val="clear"/><w:tcMar><w:top w:type="dxa" w:w="60"/><w:left w:type="dxa" w:w="95"/><w:bottom w:type="dxa" w:w="60"/><w:right w:type="dxa" w:w="95"/></w:tcMar></w:tcPr><w:p><w:pPr><w:spacing w:after="0" w:line="254"/></w:pPr><w:r><w:rPr><w:b/><w:bCs/><w:color w:val="FFFFFF"/><w:sz w:val="18"/><w:szCs w:val="18"/></w:rPr><w:t xml:space="preserve">Notes</w:t></w:r></w:p></w:tc></w:tr><w:tr><w:tc><w:tcPr><w:tcW w:type="dxa" w:w="420"/><w:tcBorders><w:top w:val="single" w:color="D9D9D9" w:sz="4"/><w:left w:val="single" w:color="D9D9D9" w:sz="4"/><w:bottom w:val="single" w:color="D9D9D9" w:sz="4"/><w:right w:val="single" w:color="D9D9D9" w:sz="4"/></w:tcBorders><w:tcMar><w:top w:type="dxa" w:w="60"/><w:left w:type="dxa" w:w="95"/><w:bottom w:type="dxa" w:w="60"/><w:right w:type="dxa" w:w="95"/></w:tcMar></w:tcPr><w:p><w:pPr><w:spacing w:after="0" w:line="254"/></w:pPr><w:r><w:rPr><w:b/><w:bCs/><w:sz w:val="18"/><w:szCs w:val="18"/></w:rPr><w:t xml:space="preserve">☐</w:t></w:r></w:p></w:tc><w:tc><w:tcPr><w:tcW w:type="dxa" w:w="6180"/><w:tcBorders><w:top w:val="single" w:color="D9D9D9" w:sz="4"/><w:left w:val="single" w:color="D9D9D9" w:sz="4"/><w:bottom w:val="single" w:color="D9D9D9" w:sz="4"/><w:right w:val="single" w:color="D9D9D9" w:sz="4"/></w:tcBorders><w:tcMar><w:top w:type="dxa" w:w="60"/><w:left w:type="dxa" w:w="95"/><w:bottom w:type="dxa" w:w="60"/><w:right w:type="dxa" w:w="95"/></w:tcMar></w:tcPr><w:p><w:pPr><w:spacing w:after="0" w:line="254"/></w:pPr><w:r><w:rPr><w:sz w:val="18"/><w:szCs w:val="18"/></w:rPr><w:t xml:space="preserve">Apply every migration to the production database (npm run db:migrate) and confirm 22 migrations report as applied</w:t></w:r></w:p></w:tc><w:tc><w:tcPr><w:tcW w:type="dxa" w:w="2300"/><w:tcBorders><w:top w:val="single" w:color="D9D9D9" w:sz="4"/><w:left w:val="single" w:color="D9D9D9" w:sz="4"/><w:bottom w:val="single" w:color="D9D9D9" w:sz="4"/><w:right w:val="single" w:color="D9D9D9" w:sz="4"/></w:tcBorders><w:tcMar><w:top w:type="dxa" w:w="60"/><w:left w:type="dxa" w:w="95"/><w:bottom w:type="dxa" w:w="60"/><w:right w:type="dxa" w:w="95"/></w:tcMar></w:tcPr><w:p><w:pPr><w:spacing w:after="0" w:line="254"/></w:pPr><w:r><w:rPr><w:sz w:val="18"/><w:szCs w:val="18"/></w:rPr><w:t xml:space="preserve">Never use schema.sql</w:t></w:r></w:p></w:tc></w:tr><w:tr><w:tc><w:tcPr><w:tcW w:type="dxa" w:w="420"/><w:tcBorders><w:top w:val="single" w:color="D9D9D9" w:sz="4"/><w:left w:val="single" w:color="D9D9D9" w:sz="4"/><w:bottom w:val="single" w:color="D9D9D9" w:sz="4"/><w:right w:val="single" w:color="D9D9D9" w:sz="4"/></w:tcBorders><w:shd w:fill="F4F6FA" w:val="clear"/><w:tcMar><w:top w:type="dxa" w:w="60"/><w:left w:type="dxa" w:w="95"/><w:bottom w:type="dxa" w:w="60"/><w:right w:type="dxa" w:w="95"/></w:tcMar></w:tcPr><w:p><w:pPr><w:spacing w:after="0" w:line="254"/></w:pPr><w:r><w:rPr><w:b/><w:bCs/><w:sz w:val="18"/><w:szCs w:val="18"/></w:rPr><w:t xml:space="preserve">☐</w:t></w:r></w:p></w:tc><w:tc><w:tcPr><w:tcW w:type="dxa" w:w="6180"/><w:tcBorders><w:top w:val="single" w:color="D9D9D9" w:sz="4"/><w:left w:val="single" w:color="D9D9D9" w:sz="4"/><w:bottom w:val="single" w:color="D9D9D9" w:sz="4"/><w:right w:val="single" w:color="D9D9D9" w:sz="4"/></w:tcBorders><w:shd w:fill="F4F6FA" w:val="clear"/><w:tcMar><w:top w:type="dxa" w:w="60"/><w:left w:type="dxa" w:w="95"/><w:bottom w:type="dxa" w:w="60"/><w:right w:type="dxa" w:w="95"/></w:tcMar></w:tcPr><w:p><w:pPr><w:spacing w:after="0" w:line="254"/></w:pPr><w:r><w:rPr><w:sz w:val="18"/><w:szCs w:val="18"/></w:rPr><w:t xml:space="preserve">Verify the reconstructed RPCs match production: claim_pool_payout and get_public_winners</w:t></w:r></w:p></w:tc><w:tc><w:tcPr><w:tcW w:type="dxa" w:w="2300"/><w:tcBorders><w:top w:val="single" w:color="D9D9D9" w:sz="4"/><w:left w:val="single" w:color="D9D9D9" w:sz="4"/><w:bottom w:val="single" w:color="D9D9D9" w:sz="4"/><w:right w:val="single" w:color="D9D9D9" w:sz="4"/></w:tcBorders><w:shd w:fill="F4F6FA" w:val="clear"/><w:tcMar><w:top w:type="dxa" w:w="60"/><w:left w:type="dxa" w:w="95"/><w:bottom w:type="dxa" w:w="60"/><w:right w:type="dxa" w:w="95"/></w:tcMar></w:tcPr><w:p><w:pPr><w:spacing w:after="0" w:line="254"/></w:pPr><w:r><w:rPr><w:sz w:val="18"/><w:szCs w:val="18"/></w:rPr><w:t xml:space="preserve">See §10.4</w:t></w:r></w:p></w:tc></w:tr><w:tr><w:tc><w:tcPr><w:tcW w:type="dxa" w:w="420"/><w:tcBorders><w:top w:val="single" w:color="D9D9D9" w:sz="4"/><w:left w:val="single" w:color="D9D9D9" w:sz="4"/><w:bottom w:val="single" w:color="D9D9D9" w:sz="4"/><w:right w:val="single" w:color="D9D9D9" w:sz="4"/></w:tcBorders><w:tcMar><w:top w:type="dxa" w:w="60"/><w:left w:type="dxa" w:w="95"/><w:bottom w:type="dxa" w:w="60"/><w:right w:type="dxa" w:w="95"/></w:tcMar></w:tcPr><w:p><w:pPr><w:spacing w:after="0" w:line="254"/></w:pPr><w:r><w:rPr><w:b/><w:bCs/><w:sz w:val="18"/><w:szCs w:val="18"/></w:rPr><w:t xml:space="preserve">☐</w:t></w:r></w:p></w:tc><w:tc><w:tcPr><w:tcW w:type="dxa" w:w="6180"/><w:tcBorders><w:top w:val="single" w:color="D9D9D9" w:sz="4"/><w:left w:val="single" w:color="D9D9D9" w:sz="4"/><w:bottom w:val="single" w:color="D9D9D9" w:sz="4"/><w:right w:val="single" w:color="D9D9D9" w:sz="4"/></w:tcBorders><w:tcMar><w:top w:type="dxa" w:w="60"/><w:left w:type="dxa" w:w="95"/><w:bottom w:type="dxa" w:w="60"/><w:right w:type="dxa" w:w="95"/></w:tcMar></w:tcPr><w:p><w:pPr><w:spacing w:after="0" w:line="254"/></w:pPr><w:r><w:rPr><w:sz w:val="18"/><w:szCs w:val="18"/></w:rPr><w:t xml:space="preserve">Confirm a test card purchase writes a pool_transactions row with a non-zero platform_fee</w:t></w:r></w:p></w:tc><w:tc><w:tcPr><w:tcW w:type="dxa" w:w="2300"/><w:tcBorders><w:top w:val="single" w:color="D9D9D9" w:sz="4"/><w:left w:val="single" w:color="D9D9D9" w:sz="4"/><w:bottom w:val="single" w:color="D9D9D9" w:sz="4"/><w:right w:val="single" w:color="D9D9D9" w:sz="4"/></w:tcBorders><w:tcMar><w:top w:type="dxa" w:w="60"/><w:left w:type="dxa" w:w="95"/><w:bottom w:type="dxa" w:w="60"/><w:right w:type="dxa" w:w="95"/></w:tcMar></w:tcPr><w:p><w:pPr><w:spacing w:after="0" w:line="254"/></w:pPr><w:r><w:rPr><w:sz w:val="18"/><w:szCs w:val="18"/></w:rPr><w:t xml:space="preserve">Proves the trigger is live</w:t></w:r></w:p></w:tc></w:tr><w:tr><w:tc><w:tcPr><w:tcW w:type="dxa" w:w="420"/><w:tcBorders><w:top w:val="single" w:color="D9D9D9" w:sz="4"/><w:left w:val="single" w:color="D9D9D9" w:sz="4"/><w:bottom w:val="single" w:color="D9D9D9" w:sz="4"/><w:right w:val="single" w:color="D9D9D9" w:sz="4"/></w:tcBorders><w:shd w:fill="F4F6FA" w:val="clear"/><w:tcMar><w:top w:type="dxa" w:w="60"/><w:left w:type="dxa" w:w="95"/><w:bottom w:type="dxa" w:w="60"/><w:right w:type="dxa" w:w="95"/></w:tcMar></w:tcPr><w:p><w:pPr><w:spacing w:after="0" w:line="254"/></w:pPr><w:r><w:rPr><w:b/><w:bCs/><w:sz w:val="18"/><w:szCs w:val="18"/></w:rPr><w:t xml:space="preserve">☐</w:t></w:r></w:p></w:tc><w:tc><w:tcPr><w:tcW w:type="dxa" w:w="6180"/><w:tcBorders><w:top w:val="single" w:color="D9D9D9" w:sz="4"/><w:left w:val="single" w:color="D9D9D9" w:sz="4"/><w:bottom w:val="single" w:color="D9D9D9" w:sz="4"/><w:right w:val="single" w:color="D9D9D9" w:sz="4"/></w:tcBorders><w:shd w:fill="F4F6FA" w:val="clear"/><w:tcMar><w:top w:type="dxa" w:w="60"/><w:left w:type="dxa" w:w="95"/><w:bottom w:type="dxa" w:w="60"/><w:right w:type="dxa" w:w="95"/></w:tcMar></w:tcPr><w:p><w:pPr><w:spacing w:after="0" w:line="254"/></w:pPr><w:r><w:rPr><w:sz w:val="18"/><w:szCs w:val="18"/></w:rPr><w:t xml:space="preserve">Confirm pools.platform_fee_percentage is populated for every existing pool, and is between 0 and 100</w:t></w:r></w:p></w:tc><w:tc><w:tcPr><w:tcW w:type="dxa" w:w="2300"/><w:tcBorders><w:top w:val="single" w:color="D9D9D9" w:sz="4"/><w:left w:val="single" w:color="D9D9D9" w:sz="4"/><w:bottom w:val="single" w:color="D9D9D9" w:sz="4"/><w:right w:val="single" w:color="D9D9D9" w:sz="4"/></w:tcBorders><w:shd w:fill="F4F6FA" w:val="clear"/><w:tcMar><w:top w:type="dxa" w:w="60"/><w:left w:type="dxa" w:w="95"/><w:bottom w:type="dxa" w:w="60"/><w:right w:type="dxa" w:w="95"/></w:tcMar></w:tcPr><w:p><w:pPr><w:spacing w:after="0" w:line="254"/></w:pPr><w:r><w:rPr><w:sz w:val="18"/><w:szCs w:val="18"/></w:rPr><w:t xml:space="preserve">Backfilled and constrained</w:t></w:r></w:p></w:tc></w:tr><w:tr><w:tc><w:tcPr><w:tcW w:type="dxa" w:w="420"/><w:tcBorders><w:top w:val="single" w:color="D9D9D9" w:sz="4"/><w:left w:val="single" w:color="D9D9D9" w:sz="4"/><w:bottom w:val="single" w:color="D9D9D9" w:sz="4"/><w:right w:val="single" w:color="D9D9D9" w:sz="4"/></w:tcBorders><w:tcMar><w:top w:type="dxa" w:w="60"/><w:left w:type="dxa" w:w="95"/><w:bottom w:type="dxa" w:w="60"/><w:right w:type="dxa" w:w="95"/></w:tcMar></w:tcPr><w:p><w:pPr><w:spacing w:after="0" w:line="254"/></w:pPr><w:r><w:rPr><w:b/><w:bCs/><w:sz w:val="18"/><w:szCs w:val="18"/></w:rPr><w:t xml:space="preserve">☐</w:t></w:r></w:p></w:tc><w:tc><w:tcPr><w:tcW w:type="dxa" w:w="6180"/><w:tcBorders><w:top w:val="single" w:color="D9D9D9" w:sz="4"/><w:left w:val="single" w:color="D9D9D9" w:sz="4"/><w:bottom w:val="single" w:color="D9D9D9" w:sz="4"/><w:right w:val="single" w:color="D9D9D9" w:sz="4"/></w:tcBorders><w:tcMar><w:top w:type="dxa" w:w="60"/><w:left w:type="dxa" w:w="95"/><w:bottom w:type="dxa" w:w="60"/><w:right w:type="dxa" w:w="95"/></w:tcMar></w:tcPr><w:p><w:pPr><w:spacing w:after="0" w:line="254"/></w:pPr><w:r><w:rPr><w:sz w:val="18"/><w:szCs w:val="18"/></w:rPr><w:t xml:space="preserve">Attempt to create a pool with a negative fee via the REST API and confirm it is stamped, not accepted</w:t></w:r></w:p></w:tc><w:tc><w:tcPr><w:tcW w:type="dxa" w:w="2300"/><w:tcBorders><w:top w:val="single" w:color="D9D9D9" w:sz="4"/><w:left w:val="single" w:color="D9D9D9" w:sz="4"/><w:bottom w:val="single" w:color="D9D9D9" w:sz="4"/><w:right w:val="single" w:color="D9D9D9" w:sz="4"/></w:tcBorders><w:tcMar><w:top w:type="dxa" w:w="60"/><w:left w:type="dxa" w:w="95"/><w:bottom w:type="dxa" w:w="60"/><w:right w:type="dxa" w:w="95"/></w:tcMar></w:tcPr><w:p><w:pPr><w:spacing w:after="0" w:line="254"/></w:pPr><w:r><w:rPr><w:sz w:val="18"/><w:szCs w:val="18"/></w:rPr><w:t xml:space="preserve">Payout-inflation guard</w:t></w:r></w:p></w:tc></w:tr><w:tr><w:tc><w:tcPr><w:tcW w:type="dxa" w:w="420"/><w:tcBorders><w:top w:val="single" w:color="D9D9D9" w:sz="4"/><w:left w:val="single" w:color="D9D9D9" w:sz="4"/><w:bottom w:val="single" w:color="D9D9D9" w:sz="4"/><w:right w:val="single" w:color="D9D9D9" w:sz="4"/></w:tcBorders><w:shd w:fill="F4F6FA" w:val="clear"/><w:tcMar><w:top w:type="dxa" w:w="60"/><w:left w:type="dxa" w:w="95"/><w:bottom w:type="dxa" w:w="60"/><w:right w:type="dxa" w:w="95"/></w:tcMar></w:tcPr><w:p><w:pPr><w:spacing w:after="0" w:line="254"/></w:pPr><w:r><w:rPr><w:b/><w:bCs/><w:sz w:val="18"/><w:szCs w:val="18"/></w:rPr><w:t xml:space="preserve">☐</w:t></w:r></w:p></w:tc><w:tc><w:tcPr><w:tcW w:type="dxa" w:w="6180"/><w:tcBorders><w:top w:val="single" w:color="D9D9D9" w:sz="4"/><w:left w:val="single" w:color="D9D9D9" w:sz="4"/><w:bottom w:val="single" w:color="D9D9D9" w:sz="4"/><w:right w:val="single" w:color="D9D9D9" w:sz="4"/></w:tcBorders><w:shd w:fill="F4F6FA" w:val="clear"/><w:tcMar><w:top w:type="dxa" w:w="60"/><w:left w:type="dxa" w:w="95"/><w:bottom w:type="dxa" w:w="60"/><w:right w:type="dxa" w:w="95"/></w:tcMar></w:tcPr><w:p><w:pPr><w:spacing w:after="0" w:line="254"/></w:pPr><w:r><w:rPr><w:sz w:val="18"/><w:szCs w:val="18"/></w:rPr><w:t xml:space="preserve">Confirm supabase db push applies cleanly on a scratch database, with no duplicate-version error</w:t></w:r></w:p></w:tc><w:tc><w:tcPr><w:tcW w:type="dxa" w:w="2300"/><w:tcBorders><w:top w:val="single" w:color="D9D9D9" w:sz="4"/><w:left w:val="single" w:color="D9D9D9" w:sz="4"/><w:bottom w:val="single" w:color="D9D9D9" w:sz="4"/><w:right w:val="single" w:color="D9D9D9" w:sz="4"/></w:tcBorders><w:shd w:fill="F4F6FA" w:val="clear"/><w:tcMar><w:top w:type="dxa" w:w="60"/><w:left w:type="dxa" w:w="95"/><w:bottom w:type="dxa" w:w="60"/><w:right w:type="dxa" w:w="95"/></w:tcMar></w:tcPr><w:p><w:pPr><w:spacing w:after="0" w:line="254"/></w:pPr><w:r><w:rPr><w:sz w:val="18"/><w:szCs w:val="18"/></w:rPr><w:t xml:space="preserve">A duplicate version was resolved</w:t></w:r></w:p></w:tc></w:tr><w:tr><w:tc><w:tcPr><w:tcW w:type="dxa" w:w="420"/><w:tcBorders><w:top w:val="single" w:color="D9D9D9" w:sz="4"/><w:left w:val="single" w:color="D9D9D9" w:sz="4"/><w:bottom w:val="single" w:color="D9D9D9" w:sz="4"/><w:right w:val="single" w:color="D9D9D9" w:sz="4"/></w:tcBorders><w:tcMar><w:top w:type="dxa" w:w="60"/><w:left w:type="dxa" w:w="95"/><w:bottom w:type="dxa" w:w="60"/><w:right w:type="dxa" w:w="95"/></w:tcMar></w:tcPr><w:p><w:pPr><w:spacing w:after="0" w:line="254"/></w:pPr><w:r><w:rPr><w:b/><w:bCs/><w:sz w:val="18"/><w:szCs w:val="18"/></w:rPr><w:t xml:space="preserve">☐</w:t></w:r></w:p></w:tc><w:tc><w:tcPr><w:tcW w:type="dxa" w:w="6180"/><w:tcBorders><w:top w:val="single" w:color="D9D9D9" w:sz="4"/><w:left w:val="single" w:color="D9D9D9" w:sz="4"/><w:bottom w:val="single" w:color="D9D9D9" w:sz="4"/><w:right w:val="single" w:color="D9D9D9" w:sz="4"/></w:tcBorders><w:tcMar><w:top w:type="dxa" w:w="60"/><w:left w:type="dxa" w:w="95"/><w:bottom w:type="dxa" w:w="60"/><w:right w:type="dxa" w:w="95"/></w:tcMar></w:tcPr><w:p><w:pPr><w:spacing w:after="0" w:line="254"/></w:pPr><w:r><w:rPr><w:sz w:val="18"/><w:szCs w:val="18"/></w:rPr><w:t xml:space="preserve">Take a verified backup and confirm the restore procedure works</w:t></w:r></w:p></w:tc><w:tc><w:tcPr><w:tcW w:type="dxa" w:w="2300"/><w:tcBorders><w:top w:val="single" w:color="D9D9D9" w:sz="4"/><w:left w:val="single" w:color="D9D9D9" w:sz="4"/><w:bottom w:val="single" w:color="D9D9D9" w:sz="4"/><w:right w:val="single" w:color="D9D9D9" w:sz="4"/></w:tcBorders><w:tcMar><w:top w:type="dxa" w:w="60"/><w:left w:type="dxa" w:w="95"/><w:bottom w:type="dxa" w:w="60"/><w:right w:type="dxa" w:w="95"/></w:tcMar></w:tcPr><w:p><w:pPr><w:spacing w:after="0" w:line="254"/></w:pPr><w:r><w:rPr><w:sz w:val="18"/><w:szCs w:val="18"/></w:rPr><w:t xml:space="preserve"></w:t></w:r></w:p></w:tc></w:tr></w:tbl><w:p><w:pPr><w:pStyle w:val="Heading3"/><w:spacing w:after="70" w:before="170"/></w:pPr><w:r><w:t xml:space="preserve">Regression checks — these were broken and are now fixed</w:t></w:r></w:p><w:tbl><w:tblPr><w:tblW w:type="dxa" w:w="8900"/><w:tblBorders><w:top w:val="single" w:color="auto" w:sz="4"/><w:left w:val="single" w:color="auto" w:sz="4"/><w:bottom w:val="single" w:color="auto" w:sz="4"/><w:right w:val="single" w:color="auto" w:sz="4"/><w:insideH w:val="single" w:color="auto" w:sz="4"/><w:insideV w:val="single" w:color="auto" w:sz="4"/></w:tblBorders></w:tblPr><w:tblGrid><w:gridCol w:w="420"/><w:gridCol w:w="6180"/><w:gridCol w:w="2300"/></w:tblGrid><w:tr><w:trPr><w:tblHeader/></w:trPr><w:tc><w:tcPr><w:tcW w:type="dxa" w:w="420"/><w:tcBorders><w:top w:val="single" w:color="D9D9D9" w:sz="4"/><w:left w:val="single" w:color="D9D9D9" w:sz="4"/><w:bottom w:val="single" w:color="D9D9D9" w:sz="4"/><w:right w:val="single" w:color="D9D9D9" w:sz="4"/></w:tcBorders><w:shd w:fill="1F3864" w:val="clear"/><w:tcMar><w:top w:type="dxa" w:w="60"/><w:left w:type="dxa" w:w="95"/><w:bottom w:type="dxa" w:w="60"/><w:right w:type="dxa" w:w="95"/></w:tcMar></w:tcPr><w:p><w:pPr><w:spacing w:after="0" w:line="254"/></w:pPr><w:r><w:rPr><w:b/><w:bCs/><w:color w:val="FFFFFF"/><w:sz w:val="18"/><w:szCs w:val="18"/></w:rPr><w:t xml:space="preserve"></w:t></w:r></w:p></w:tc><w:tc><w:tcPr><w:tcW w:type="dxa" w:w="6180"/><w:tcBorders><w:top w:val="single" w:color="D9D9D9" w:sz="4"/><w:left w:val="single" w:color="D9D9D9" w:sz="4"/><w:bottom w:val="single" w:color="D9D9D9" w:sz="4"/><w:right w:val="single" w:color="D9D9D9" w:sz="4"/></w:tcBorders><w:shd w:fill="1F3864" w:val="clear"/><w:tcMar><w:top w:type="dxa" w:w="60"/><w:left w:type="dxa" w:w="95"/><w:bottom w:type="dxa" w:w="60"/><w:right w:type="dxa" w:w="95"/></w:tcMar></w:tcPr><w:p><w:pPr><w:spacing w:after="0" w:line="254"/></w:pPr><w:r><w:rPr><w:b/><w:bCs/><w:color w:val="FFFFFF"/><w:sz w:val="18"/><w:szCs w:val="18"/></w:rPr><w:t xml:space="preserve">Item</w:t></w:r></w:p></w:tc><w:tc><w:tcPr><w:tcW w:type="dxa" w:w="2300"/><w:tcBorders><w:top w:val="single" w:color="D9D9D9" w:sz="4"/><w:left w:val="single" w:color="D9D9D9" w:sz="4"/><w:bottom w:val="single" w:color="D9D9D9" w:sz="4"/><w:right w:val="single" w:color="D9D9D9" w:sz="4"/></w:tcBorders><w:shd w:fill="1F3864" w:val="clear"/><w:tcMar><w:top w:type="dxa" w:w="60"/><w:left w:type="dxa" w:w="95"/><w:bottom w:type="dxa" w:w="60"/><w:right w:type="dxa" w:w="95"/></w:tcMar></w:tcPr><w:p><w:pPr><w:spacing w:after="0" w:line="254"/></w:pPr><w:r><w:rPr><w:b/><w:bCs/><w:color w:val="FFFFFF"/><w:sz w:val="18"/><w:szCs w:val="18"/></w:rPr><w:t xml:space="preserve">Notes</w:t></w:r></w:p></w:tc></w:tr><w:tr><w:tc><w:tcPr><w:tcW w:type="dxa" w:w="420"/><w:tcBorders><w:top w:val="single" w:color="D9D9D9" w:sz="4"/><w:left w:val="single" w:color="D9D9D9" w:sz="4"/><w:bottom w:val="single" w:color="D9D9D9" w:sz="4"/><w:right w:val="single" w:color="D9D9D9" w:sz="4"/></w:tcBorders><w:tcMar><w:top w:type="dxa" w:w="60"/><w:left w:type="dxa" w:w="95"/><w:bottom w:type="dxa" w:w="60"/><w:right w:type="dxa" w:w="95"/></w:tcMar></w:tcPr><w:p><w:pPr><w:spacing w:after="0" w:line="254"/></w:pPr><w:r><w:rPr><w:b/><w:bCs/><w:sz w:val="18"/><w:szCs w:val="18"/></w:rPr><w:t xml:space="preserve">☐</w:t></w:r></w:p></w:tc><w:tc><w:tcPr><w:tcW w:type="dxa" w:w="6180"/><w:tcBorders><w:top w:val="single" w:color="D9D9D9" w:sz="4"/><w:left w:val="single" w:color="D9D9D9" w:sz="4"/><w:bottom w:val="single" w:color="D9D9D9" w:sz="4"/><w:right w:val="single" w:color="D9D9D9" w:sz="4"/></w:tcBorders><w:tcMar><w:top w:type="dxa" w:w="60"/><w:left w:type="dxa" w:w="95"/><w:bottom w:type="dxa" w:w="60"/><w:right w:type="dxa" w:w="95"/></w:tcMar></w:tcPr><w:p><w:pPr><w:spacing w:after="0" w:line="254"/></w:pPr><w:r><w:rPr><w:sz w:val="18"/><w:szCs w:val="18"/></w:rPr><w:t xml:space="preserve">Create a pool as an ordinary (non-admin) account and confirm it succeeds</w:t></w:r></w:p></w:tc><w:tc><w:tcPr><w:tcW w:type="dxa" w:w="2300"/><w:tcBorders><w:top w:val="single" w:color="D9D9D9" w:sz="4"/><w:left w:val="single" w:color="D9D9D9" w:sz="4"/><w:bottom w:val="single" w:color="D9D9D9" w:sz="4"/><w:right w:val="single" w:color="D9D9D9" w:sz="4"/></w:tcBorders><w:tcMar><w:top w:type="dxa" w:w="60"/><w:left w:type="dxa" w:w="95"/><w:bottom w:type="dxa" w:w="60"/><w:right w:type="dxa" w:w="95"/></w:tcMar></w:tcPr><w:p><w:pPr><w:spacing w:after="0" w:line="254"/></w:pPr><w:r><w:rPr><w:sz w:val="18"/><w:szCs w:val="18"/></w:rPr><w:t xml:space="preserve">Was failing for every non-admin</w:t></w:r></w:p></w:tc></w:tr><w:tr><w:tc><w:tcPr><w:tcW w:type="dxa" w:w="420"/><w:tcBorders><w:top w:val="single" w:color="D9D9D9" w:sz="4"/><w:left w:val="single" w:color="D9D9D9" w:sz="4"/><w:bottom w:val="single" w:color="D9D9D9" w:sz="4"/><w:right w:val="single" w:color="D9D9D9" w:sz="4"/></w:tcBorders><w:shd w:fill="F4F6FA" w:val="clear"/><w:tcMar><w:top w:type="dxa" w:w="60"/><w:left w:type="dxa" w:w="95"/><w:bottom w:type="dxa" w:w="60"/><w:right w:type="dxa" w:w="95"/></w:tcMar></w:tcPr><w:p><w:pPr><w:spacing w:after="0" w:line="254"/></w:pPr><w:r><w:rPr><w:b/><w:bCs/><w:sz w:val="18"/><w:szCs w:val="18"/></w:rPr><w:t xml:space="preserve">☐</w:t></w:r></w:p></w:tc><w:tc><w:tcPr><w:tcW w:type="dxa" w:w="6180"/><w:tcBorders><w:top w:val="single" w:color="D9D9D9" w:sz="4"/><w:left w:val="single" w:color="D9D9D9" w:sz="4"/><w:bottom w:val="single" w:color="D9D9D9" w:sz="4"/><w:right w:val="single" w:color="D9D9D9" w:sz="4"/></w:tcBorders><w:shd w:fill="F4F6FA" w:val="clear"/><w:tcMar><w:top w:type="dxa" w:w="60"/><w:left w:type="dxa" w:w="95"/><w:bottom w:type="dxa" w:w="60"/><w:right w:type="dxa" w:w="95"/></w:tcMar></w:tcPr><w:p><w:pPr><w:spacing w:after="0" w:line="254"/></w:pPr><w:r><w:rPr><w:sz w:val="18"/><w:szCs w:val="18"/></w:rPr><w:t xml:space="preserve">Open a pool chat with two accounts and confirm both names render, not &apos;Unknown&apos;</w:t></w:r></w:p></w:tc><w:tc><w:tcPr><w:tcW w:type="dxa" w:w="2300"/><w:tcBorders><w:top w:val="single" w:color="D9D9D9" w:sz="4"/><w:left w:val="single" w:color="D9D9D9" w:sz="4"/><w:bottom w:val="single" w:color="D9D9D9" w:sz="4"/><w:right w:val="single" w:color="D9D9D9" w:sz="4"/></w:tcBorders><w:shd w:fill="F4F6FA" w:val="clear"/><w:tcMar><w:top w:type="dxa" w:w="60"/><w:left w:type="dxa" w:w="95"/><w:bottom w:type="dxa" w:w="60"/><w:right w:type="dxa" w:w="95"/></w:tcMar></w:tcPr><w:p><w:pPr><w:spacing w:after="0" w:line="254"/></w:pPr><w:r><w:rPr><w:sz w:val="18"/><w:szCs w:val="18"/></w:rPr><w:t xml:space="preserve">Display-name projection</w:t></w:r></w:p></w:tc></w:tr><w:tr><w:tc><w:tcPr><w:tcW w:type="dxa" w:w="420"/><w:tcBorders><w:top w:val="single" w:color="D9D9D9" w:sz="4"/><w:left w:val="single" w:color="D9D9D9" w:sz="4"/><w:bottom w:val="single" w:color="D9D9D9" w:sz="4"/><w:right w:val="single" w:color="D9D9D9" w:sz="4"/></w:tcBorders><w:tcMar><w:top w:type="dxa" w:w="60"/><w:left w:type="dxa" w:w="95"/><w:bottom w:type="dxa" w:w="60"/><w:right w:type="dxa" w:w="95"/></w:tcMar></w:tcPr><w:p><w:pPr><w:spacing w:after="0" w:line="254"/></w:pPr><w:r><w:rPr><w:b/><w:bCs/><w:sz w:val="18"/><w:szCs w:val="18"/></w:rPr><w:t xml:space="preserve">☐</w:t></w:r></w:p></w:tc><w:tc><w:tcPr><w:tcW w:type="dxa" w:w="6180"/><w:tcBorders><w:top w:val="single" w:color="D9D9D9" w:sz="4"/><w:left w:val="single" w:color="D9D9D9" w:sz="4"/><w:bottom w:val="single" w:color="D9D9D9" w:sz="4"/><w:right w:val="single" w:color="D9D9D9" w:sz="4"/></w:tcBorders><w:tcMar><w:top w:type="dxa" w:w="60"/><w:left w:type="dxa" w:w="95"/><w:bottom w:type="dxa" w:w="60"/><w:right w:type="dxa" w:w="95"/></w:tcMar></w:tcPr><w:p><w:pPr><w:spacing w:after="0" w:line="254"/></w:pPr><w:r><w:rPr><w:sz w:val="18"/><w:szCs w:val="18"/></w:rPr><w:t xml:space="preserve">Sign up with email confirmation enabled and confirm the response is a success, not a 500</w:t></w:r></w:p></w:tc><w:tc><w:tcPr><w:tcW w:type="dxa" w:w="2300"/><w:tcBorders><w:top w:val="single" w:color="D9D9D9" w:sz="4"/><w:left w:val="single" w:color="D9D9D9" w:sz="4"/><w:bottom w:val="single" w:color="D9D9D9" w:sz="4"/><w:right w:val="single" w:color="D9D9D9" w:sz="4"/></w:tcBorders><w:tcMar><w:top w:type="dxa" w:w="60"/><w:left w:type="dxa" w:w="95"/><w:bottom w:type="dxa" w:w="60"/><w:right w:type="dxa" w:w="95"/></w:tcMar></w:tcPr><w:p><w:pPr><w:spacing w:after="0" w:line="254"/></w:pPr><w:r><w:rPr><w:sz w:val="18"/><w:szCs w:val="18"/></w:rPr><w:t xml:space="preserve"></w:t></w:r></w:p></w:tc></w:tr><w:tr><w:tc><w:tcPr><w:tcW w:type="dxa" w:w="420"/><w:tcBorders><w:top w:val="single" w:color="D9D9D9" w:sz="4"/><w:left w:val="single" w:color="D9D9D9" w:sz="4"/><w:bottom w:val="single" w:color="D9D9D9" w:sz="4"/><w:right w:val="single" w:color="D9D9D9" w:sz="4"/></w:tcBorders><w:shd w:fill="F4F6FA" w:val="clear"/><w:tcMar><w:top w:type="dxa" w:w="60"/><w:left w:type="dxa" w:w="95"/><w:bottom w:type="dxa" w:w="60"/><w:right w:type="dxa" w:w="95"/></w:tcMar></w:tcPr><w:p><w:pPr><w:spacing w:after="0" w:line="254"/></w:pPr><w:r><w:rPr><w:b/><w:bCs/><w:sz w:val="18"/><w:szCs w:val="18"/></w:rPr><w:t xml:space="preserve">☐</w:t></w:r></w:p></w:tc><w:tc><w:tcPr><w:tcW w:type="dxa" w:w="6180"/><w:tcBorders><w:top w:val="single" w:color="D9D9D9" w:sz="4"/><w:left w:val="single" w:color="D9D9D9" w:sz="4"/><w:bottom w:val="single" w:color="D9D9D9" w:sz="4"/><w:right w:val="single" w:color="D9D9D9" w:sz="4"/></w:tcBorders><w:shd w:fill="F4F6FA" w:val="clear"/><w:tcMar><w:top w:type="dxa" w:w="60"/><w:left w:type="dxa" w:w="95"/><w:bottom w:type="dxa" w:w="60"/><w:right w:type="dxa" w:w="95"/></w:tcMar></w:tcPr><w:p><w:pPr><w:spacing w:after="0" w:line="254"/></w:pPr><w:r><w:rPr><w:sz w:val="18"/><w:szCs w:val="18"/></w:rPr><w:t xml:space="preserve">Confirm a player cannot invite themselves into someone else&apos;s private pool</w:t></w:r></w:p></w:tc><w:tc><w:tcPr><w:tcW w:type="dxa" w:w="2300"/><w:tcBorders><w:top w:val="single" w:color="D9D9D9" w:sz="4"/><w:left w:val="single" w:color="D9D9D9" w:sz="4"/><w:bottom w:val="single" w:color="D9D9D9" w:sz="4"/><w:right w:val="single" w:color="D9D9D9" w:sz="4"/></w:tcBorders><w:shd w:fill="F4F6FA" w:val="clear"/><w:tcMar><w:top w:type="dxa" w:w="60"/><w:left w:type="dxa" w:w="95"/><w:bottom w:type="dxa" w:w="60"/><w:right w:type="dxa" w:w="95"/></w:tcMar></w:tcPr><w:p><w:pPr><w:spacing w:after="0" w:line="254"/></w:pPr><w:r><w:rPr><w:sz w:val="18"/><w:szCs w:val="18"/></w:rPr><w:t xml:space="preserve">Invite bypass</w:t></w:r></w:p></w:tc></w:tr><w:tr><w:tc><w:tcPr><w:tcW w:type="dxa" w:w="420"/><w:tcBorders><w:top w:val="single" w:color="D9D9D9" w:sz="4"/><w:left w:val="single" w:color="D9D9D9" w:sz="4"/><w:bottom w:val="single" w:color="D9D9D9" w:sz="4"/><w:right w:val="single" w:color="D9D9D9" w:sz="4"/></w:tcBorders><w:tcMar><w:top w:type="dxa" w:w="60"/><w:left w:type="dxa" w:w="95"/><w:bottom w:type="dxa" w:w="60"/><w:right w:type="dxa" w:w="95"/></w:tcMar></w:tcPr><w:p><w:pPr><w:spacing w:after="0" w:line="254"/></w:pPr><w:r><w:rPr><w:b/><w:bCs/><w:sz w:val="18"/><w:szCs w:val="18"/></w:rPr><w:t xml:space="preserve">☐</w:t></w:r></w:p></w:tc><w:tc><w:tcPr><w:tcW w:type="dxa" w:w="6180"/><w:tcBorders><w:top w:val="single" w:color="D9D9D9" w:sz="4"/><w:left w:val="single" w:color="D9D9D9" w:sz="4"/><w:bottom w:val="single" w:color="D9D9D9" w:sz="4"/><w:right w:val="single" w:color="D9D9D9" w:sz="4"/></w:tcBorders><w:tcMar><w:top w:type="dxa" w:w="60"/><w:left w:type="dxa" w:w="95"/><w:bottom w:type="dxa" w:w="60"/><w:right w:type="dxa" w:w="95"/></w:tcMar></w:tcPr><w:p><w:pPr><w:spacing w:after="0" w:line="254"/></w:pPr><w:r><w:rPr><w:sz w:val="18"/><w:szCs w:val="18"/></w:rPr><w:t xml:space="preserve">Buy a card and confirm exactly one pool_transactions row appears with a correct platform_fee</w:t></w:r></w:p></w:tc><w:tc><w:tcPr><w:tcW w:type="dxa" w:w="2300"/><w:tcBorders><w:top w:val="single" w:color="D9D9D9" w:sz="4"/><w:left w:val="single" w:color="D9D9D9" w:sz="4"/><w:bottom w:val="single" w:color="D9D9D9" w:sz="4"/><w:right w:val="single" w:color="D9D9D9" w:sz="4"/></w:tcBorders><w:tcMar><w:top w:type="dxa" w:w="60"/><w:left w:type="dxa" w:w="95"/><w:bottom w:type="dxa" w:w="60"/><w:right w:type="dxa" w:w="95"/></w:tcMar></w:tcPr><w:p><w:pPr><w:spacing w:after="0" w:line="254"/></w:pPr><w:r><w:rPr><w:sz w:val="18"/><w:szCs w:val="18"/></w:rPr><w:t xml:space="preserve"></w:t></w:r></w:p></w:tc></w:tr></w:tbl><w:p><w:pPr><w:pStyle w:val="Heading3"/><w:spacing w:after="70" w:before="170"/></w:pPr><w:r><w:t xml:space="preserve">Secrets and configuration</w:t></w:r></w:p><w:tbl><w:tblPr><w:tblW w:type="dxa" w:w="8900"/><w:tblBorders><w:top w:val="single" w:color="auto" w:sz="4"/><w:left w:val="single" w:color="auto" w:sz="4"/><w:bottom w:val="single" w:color="auto" w:sz="4"/><w:right w:val="single" w:color="auto" w:sz="4"/><w:insideH w:val="single" w:color="auto" w:sz="4"/><w:insideV w:val="single" w:color="auto" w:sz="4"/></w:tblBorders></w:tblPr><w:tblGrid><w:gridCol w:w="420"/><w:gridCol w:w="6180"/><w:gridCol w:w="2300"/></w:tblGrid><w:tr><w:trPr><w:tblHeader/></w:trPr><w:tc><w:tcPr><w:tcW w:type="dxa" w:w="420"/><w:tcBorders><w:top w:val="single" w:color="D9D9D9" w:sz="4"/><w:left w:val="single" w:color="D9D9D9" w:sz="4"/><w:bottom w:val="single" w:color="D9D9D9" w:sz="4"/><w:right w:val="single" w:color="D9D9D9" w:sz="4"/></w:tcBorders><w:shd w:fill="1F3864" w:val="clear"/><w:tcMar><w:top w:type="dxa" w:w="60"/><w:left w:type="dxa" w:w="95"/><w:bottom w:type="dxa" w:w="60"/><w:right w:type="dxa" w:w="95"/></w:tcMar></w:tcPr><w:p><w:pPr><w:spacing w:after="0" w:line="254"/></w:pPr><w:r><w:rPr><w:b/><w:bCs/><w:color w:val="FFFFFF"/><w:sz w:val="18"/><w:szCs w:val="18"/></w:rPr><w:t xml:space="preserve"></w:t></w:r></w:p></w:tc><w:tc><w:tcPr><w:tcW w:type="dxa" w:w="6180"/><w:tcBorders><w:top w:val="single" w:color="D9D9D9" w:sz="4"/><w:left w:val="single" w:color="D9D9D9" w:sz="4"/><w:bottom w:val="single" w:color="D9D9D9" w:sz="4"/><w:right w:val="single" w:color="D9D9D9" w:sz="4"/></w:tcBorders><w:shd w:fill="1F3864" w:val="clear"/><w:tcMar><w:top w:type="dxa" w:w="60"/><w:left w:type="dxa" w:w="95"/><w:bottom w:type="dxa" w:w="60"/><w:right w:type="dxa" w:w="95"/></w:tcMar></w:tcPr><w:p><w:pPr><w:spacing w:after="0" w:line="254"/></w:pPr><w:r><w:rPr><w:b/><w:bCs/><w:color w:val="FFFFFF"/><w:sz w:val="18"/><w:szCs w:val="18"/></w:rPr><w:t xml:space="preserve">Item</w:t></w:r></w:p></w:tc><w:tc><w:tcPr><w:tcW w:type="dxa" w:w="2300"/><w:tcBorders><w:top w:val="single" w:color="D9D9D9" w:sz="4"/><w:left w:val="single" w:color="D9D9D9" w:sz="4"/><w:bottom w:val="single" w:color="D9D9D9" w:sz="4"/><w:right w:val="single" w:color="D9D9D9" w:sz="4"/></w:tcBorders><w:shd w:fill="1F3864" w:val="clear"/><w:tcMar><w:top w:type="dxa" w:w="60"/><w:left w:type="dxa" w:w="95"/><w:bottom w:type="dxa" w:w="60"/><w:right w:type="dxa" w:w="95"/></w:tcMar></w:tcPr><w:p><w:pPr><w:spacing w:after="0" w:line="254"/></w:pPr><w:r><w:rPr><w:b/><w:bCs/><w:color w:val="FFFFFF"/><w:sz w:val="18"/><w:szCs w:val="18"/></w:rPr><w:t xml:space="preserve">Notes</w:t></w:r></w:p></w:tc></w:tr><w:tr><w:tc><w:tcPr><w:tcW w:type="dxa" w:w="420"/><w:tcBorders><w:top w:val="single" w:color="D9D9D9" w:sz="4"/><w:left w:val="single" w:color="D9D9D9" w:sz="4"/><w:bottom w:val="single" w:color="D9D9D9" w:sz="4"/><w:right w:val="single" w:color="D9D9D9" w:sz="4"/></w:tcBorders><w:tcMar><w:top w:type="dxa" w:w="60"/><w:left w:type="dxa" w:w="95"/><w:bottom w:type="dxa" w:w="60"/><w:right w:type="dxa" w:w="95"/></w:tcMar></w:tcPr><w:p><w:pPr><w:spacing w:after="0" w:line="254"/></w:pPr><w:r><w:rPr><w:b/><w:bCs/><w:sz w:val="18"/><w:szCs w:val="18"/></w:rPr><w:t xml:space="preserve">☐</w:t></w:r></w:p></w:tc><w:tc><w:tcPr><w:tcW w:type="dxa" w:w="6180"/><w:tcBorders><w:top w:val="single" w:color="D9D9D9" w:sz="4"/><w:left w:val="single" w:color="D9D9D9" w:sz="4"/><w:bottom w:val="single" w:color="D9D9D9" w:sz="4"/><w:right w:val="single" w:color="D9D9D9" w:sz="4"/></w:tcBorders><w:tcMar><w:top w:type="dxa" w:w="60"/><w:left w:type="dxa" w:w="95"/><w:bottom w:type="dxa" w:w="60"/><w:right w:type="dxa" w:w="95"/></w:tcMar></w:tcPr><w:p><w:pPr><w:spacing w:after="0" w:line="254"/></w:pPr><w:r><w:rPr><w:sz w:val="18"/><w:szCs w:val="18"/></w:rPr><w:t xml:space="preserve">Set every variable in .env.example on the production environment</w:t></w:r></w:p></w:tc><w:tc><w:tcPr><w:tcW w:type="dxa" w:w="2300"/><w:tcBorders><w:top w:val="single" w:color="D9D9D9" w:sz="4"/><w:left w:val="single" w:color="D9D9D9" w:sz="4"/><w:bottom w:val="single" w:color="D9D9D9" w:sz="4"/><w:right w:val="single" w:color="D9D9D9" w:sz="4"/></w:tcBorders><w:tcMar><w:top w:type="dxa" w:w="60"/><w:left w:type="dxa" w:w="95"/><w:bottom w:type="dxa" w:w="60"/><w:right w:type="dxa" w:w="95"/></w:tcMar></w:tcPr><w:p><w:pPr><w:spacing w:after="0" w:line="254"/></w:pPr><w:r><w:rPr><w:sz w:val="18"/><w:szCs w:val="18"/></w:rPr><w:t xml:space="preserve"></w:t></w:r></w:p></w:tc></w:tr><w:tr><w:tc><w:tcPr><w:tcW w:type="dxa" w:w="420"/><w:tcBorders><w:top w:val="single" w:color="D9D9D9" w:sz="4"/><w:left w:val="single" w:color="D9D9D9" w:sz="4"/><w:bottom w:val="single" w:color="D9D9D9" w:sz="4"/><w:right w:val="single" w:color="D9D9D9" w:sz="4"/></w:tcBorders><w:shd w:fill="F4F6FA" w:val="clear"/><w:tcMar><w:top w:type="dxa" w:w="60"/><w:left w:type="dxa" w:w="95"/><w:bottom w:type="dxa" w:w="60"/><w:right w:type="dxa" w:w="95"/></w:tcMar></w:tcPr><w:p><w:pPr><w:spacing w:after="0" w:line="254"/></w:pPr><w:r><w:rPr><w:b/><w:bCs/><w:sz w:val="18"/><w:szCs w:val="18"/></w:rPr><w:t xml:space="preserve">☐</w:t></w:r></w:p></w:tc><w:tc><w:tcPr><w:tcW w:type="dxa" w:w="6180"/><w:tcBorders><w:top w:val="single" w:color="D9D9D9" w:sz="4"/><w:left w:val="single" w:color="D9D9D9" w:sz="4"/><w:bottom w:val="single" w:color="D9D9D9" w:sz="4"/><w:right w:val="single" w:color="D9D9D9" w:sz="4"/></w:tcBorders><w:shd w:fill="F4F6FA" w:val="clear"/><w:tcMar><w:top w:type="dxa" w:w="60"/><w:left w:type="dxa" w:w="95"/><w:bottom w:type="dxa" w:w="60"/><w:right w:type="dxa" w:w="95"/></w:tcMar></w:tcPr><w:p><w:pPr><w:spacing w:after="0" w:line="254"/></w:pPr><w:r><w:rPr><w:sz w:val="18"/><w:szCs w:val="18"/></w:rPr><w:t xml:space="preserve">Confirm SUPABASE_SERVICE_ROLE_KEY is server-side only and never prefixed NEXT_PUBLIC_</w:t></w:r></w:p></w:tc><w:tc><w:tcPr><w:tcW w:type="dxa" w:w="2300"/><w:tcBorders><w:top w:val="single" w:color="D9D9D9" w:sz="4"/><w:left w:val="single" w:color="D9D9D9" w:sz="4"/><w:bottom w:val="single" w:color="D9D9D9" w:sz="4"/><w:right w:val="single" w:color="D9D9D9" w:sz="4"/></w:tcBorders><w:shd w:fill="F4F6FA" w:val="clear"/><w:tcMar><w:top w:type="dxa" w:w="60"/><w:left w:type="dxa" w:w="95"/><w:bottom w:type="dxa" w:w="60"/><w:right w:type="dxa" w:w="95"/></w:tcMar></w:tcPr><w:p><w:pPr><w:spacing w:after="0" w:line="254"/></w:pPr><w:r><w:rPr><w:sz w:val="18"/><w:szCs w:val="18"/></w:rPr><w:t xml:space="preserve">Bypasses all RLS</w:t></w:r></w:p></w:tc></w:tr><w:tr><w:tc><w:tcPr><w:tcW w:type="dxa" w:w="420"/><w:tcBorders><w:top w:val="single" w:color="D9D9D9" w:sz="4"/><w:left w:val="single" w:color="D9D9D9" w:sz="4"/><w:bottom w:val="single" w:color="D9D9D9" w:sz="4"/><w:right w:val="single" w:color="D9D9D9" w:sz="4"/></w:tcBorders><w:tcMar><w:top w:type="dxa" w:w="60"/><w:left w:type="dxa" w:w="95"/><w:bottom w:type="dxa" w:w="60"/><w:right w:type="dxa" w:w="95"/></w:tcMar></w:tcPr><w:p><w:pPr><w:spacing w:after="0" w:line="254"/></w:pPr><w:r><w:rPr><w:b/><w:bCs/><w:sz w:val="18"/><w:szCs w:val="18"/></w:rPr><w:t xml:space="preserve">☐</w:t></w:r></w:p></w:tc><w:tc><w:tcPr><w:tcW w:type="dxa" w:w="6180"/><w:tcBorders><w:top w:val="single" w:color="D9D9D9" w:sz="4"/><w:left w:val="single" w:color="D9D9D9" w:sz="4"/><w:bottom w:val="single" w:color="D9D9D9" w:sz="4"/><w:right w:val="single" w:color="D9D9D9" w:sz="4"/></w:tcBorders><w:tcMar><w:top w:type="dxa" w:w="60"/><w:left w:type="dxa" w:w="95"/><w:bottom w:type="dxa" w:w="60"/><w:right w:type="dxa" w:w="95"/></w:tcMar></w:tcPr><w:p><w:pPr><w:spacing w:after="0" w:line="254"/></w:pPr><w:r><w:rPr><w:sz w:val="18"/><w:szCs w:val="18"/></w:rPr><w:t xml:space="preserve">Set STRIPE_WEBHOOK_SECRET and register the webhook for checkout.session.completed</w:t></w:r></w:p></w:tc><w:tc><w:tcPr><w:tcW w:type="dxa" w:w="2300"/><w:tcBorders><w:top w:val="single" w:color="D9D9D9" w:sz="4"/><w:left w:val="single" w:color="D9D9D9" w:sz="4"/><w:bottom w:val="single" w:color="D9D9D9" w:sz="4"/><w:right w:val="single" w:color="D9D9D9" w:sz="4"/></w:tcBorders><w:tcMar><w:top w:type="dxa" w:w="60"/><w:left w:type="dxa" w:w="95"/><w:bottom w:type="dxa" w:w="60"/><w:right w:type="dxa" w:w="95"/></w:tcMar></w:tcPr><w:p><w:pPr><w:spacing w:after="0" w:line="254"/></w:pPr><w:r><w:rPr><w:sz w:val="18"/><w:szCs w:val="18"/></w:rPr><w:t xml:space="preserve">Without it players are charged and get nothing</w:t></w:r></w:p></w:tc></w:tr><w:tr><w:tc><w:tcPr><w:tcW w:type="dxa" w:w="420"/><w:tcBorders><w:top w:val="single" w:color="D9D9D9" w:sz="4"/><w:left w:val="single" w:color="D9D9D9" w:sz="4"/><w:bottom w:val="single" w:color="D9D9D9" w:sz="4"/><w:right w:val="single" w:color="D9D9D9" w:sz="4"/></w:tcBorders><w:shd w:fill="F4F6FA" w:val="clear"/><w:tcMar><w:top w:type="dxa" w:w="60"/><w:left w:type="dxa" w:w="95"/><w:bottom w:type="dxa" w:w="60"/><w:right w:type="dxa" w:w="95"/></w:tcMar></w:tcPr><w:p><w:pPr><w:spacing w:after="0" w:line="254"/></w:pPr><w:r><w:rPr><w:b/><w:bCs/><w:sz w:val="18"/><w:szCs w:val="18"/></w:rPr><w:t xml:space="preserve">☐</w:t></w:r></w:p></w:tc><w:tc><w:tcPr><w:tcW w:type="dxa" w:w="6180"/><w:tcBorders><w:top w:val="single" w:color="D9D9D9" w:sz="4"/><w:left w:val="single" w:color="D9D9D9" w:sz="4"/><w:bottom w:val="single" w:color="D9D9D9" w:sz="4"/><w:right w:val="single" w:color="D9D9D9" w:sz="4"/></w:tcBorders><w:shd w:fill="F4F6FA" w:val="clear"/><w:tcMar><w:top w:type="dxa" w:w="60"/><w:left w:type="dxa" w:w="95"/><w:bottom w:type="dxa" w:w="60"/><w:right w:type="dxa" w:w="95"/></w:tcMar></w:tcPr><w:p><w:pPr><w:spacing w:after="0" w:line="254"/></w:pPr><w:r><w:rPr><w:sz w:val="18"/><w:szCs w:val="18"/></w:rPr><w:t xml:space="preserve">Set CRON_SECRET on both Vercel and GitHub Actions, with identical values</w:t></w:r></w:p></w:tc><w:tc><w:tcPr><w:tcW w:type="dxa" w:w="2300"/><w:tcBorders><w:top w:val="single" w:color="D9D9D9" w:sz="4"/><w:left w:val="single" w:color="D9D9D9" w:sz="4"/><w:bottom w:val="single" w:color="D9D9D9" w:sz="4"/><w:right w:val="single" w:color="D9D9D9" w:sz="4"/></w:tcBorders><w:shd w:fill="F4F6FA" w:val="clear"/><w:tcMar><w:top w:type="dxa" w:w="60"/><w:left w:type="dxa" w:w="95"/><w:bottom w:type="dxa" w:w="60"/><w:right w:type="dxa" w:w="95"/></w:tcMar></w:tcPr><w:p><w:pPr><w:spacing w:after="0" w:line="254"/></w:pPr><w:r><w:rPr><w:sz w:val="18"/><w:szCs w:val="18"/></w:rPr><w:t xml:space="preserve">Unset means settlement never runs</w:t></w:r></w:p></w:tc></w:tr><w:tr><w:tc><w:tcPr><w:tcW w:type="dxa" w:w="420"/><w:tcBorders><w:top w:val="single" w:color="D9D9D9" w:sz="4"/><w:left w:val="single" w:color="D9D9D9" w:sz="4"/><w:bottom w:val="single" w:color="D9D9D9" w:sz="4"/><w:right w:val="single" w:color="D9D9D9" w:sz="4"/></w:tcBorders><w:tcMar><w:top w:type="dxa" w:w="60"/><w:left w:type="dxa" w:w="95"/><w:bottom w:type="dxa" w:w="60"/><w:right w:type="dxa" w:w="95"/></w:tcMar></w:tcPr><w:p><w:pPr><w:spacing w:after="0" w:line="254"/></w:pPr><w:r><w:rPr><w:b/><w:bCs/><w:sz w:val="18"/><w:szCs w:val="18"/></w:rPr><w:t xml:space="preserve">☐</w:t></w:r></w:p></w:tc><w:tc><w:tcPr><w:tcW w:type="dxa" w:w="6180"/><w:tcBorders><w:top w:val="single" w:color="D9D9D9" w:sz="4"/><w:left w:val="single" w:color="D9D9D9" w:sz="4"/><w:bottom w:val="single" w:color="D9D9D9" w:sz="4"/><w:right w:val="single" w:color="D9D9D9" w:sz="4"/></w:tcBorders><w:tcMar><w:top w:type="dxa" w:w="60"/><w:left w:type="dxa" w:w="95"/><w:bottom w:type="dxa" w:w="60"/><w:right w:type="dxa" w:w="95"/></w:tcMar></w:tcPr><w:p><w:pPr><w:spacing w:after="0" w:line="254"/></w:pPr><w:r><w:rPr><w:sz w:val="18"/><w:szCs w:val="18"/></w:rPr><w:t xml:space="preserve">Run the one-time admin bootstrap, then unset SETUP_SECRET</w:t></w:r></w:p></w:tc><w:tc><w:tcPr><w:tcW w:type="dxa" w:w="2300"/><w:tcBorders><w:top w:val="single" w:color="D9D9D9" w:sz="4"/><w:left w:val="single" w:color="D9D9D9" w:sz="4"/><w:bottom w:val="single" w:color="D9D9D9" w:sz="4"/><w:right w:val="single" w:color="D9D9D9" w:sz="4"/></w:tcBorders><w:tcMar><w:top w:type="dxa" w:w="60"/><w:left w:type="dxa" w:w="95"/><w:bottom w:type="dxa" w:w="60"/><w:right w:type="dxa" w:w="95"/></w:tcMar></w:tcPr><w:p><w:pPr><w:spacing w:after="0" w:line="254"/></w:pPr><w:r><w:rPr><w:sz w:val="18"/><w:szCs w:val="18"/></w:rPr><w:t xml:space="preserve"></w:t></w:r></w:p></w:tc></w:tr><w:tr><w:tc><w:tcPr><w:tcW w:type="dxa" w:w="420"/><w:tcBorders><w:top w:val="single" w:color="D9D9D9" w:sz="4"/><w:left w:val="single" w:color="D9D9D9" w:sz="4"/><w:bottom w:val="single" w:color="D9D9D9" w:sz="4"/><w:right w:val="single" w:color="D9D9D9" w:sz="4"/></w:tcBorders><w:shd w:fill="F4F6FA" w:val="clear"/><w:tcMar><w:top w:type="dxa" w:w="60"/><w:left w:type="dxa" w:w="95"/><w:bottom w:type="dxa" w:w="60"/><w:right w:type="dxa" w:w="95"/></w:tcMar></w:tcPr><w:p><w:pPr><w:spacing w:after="0" w:line="254"/></w:pPr><w:r><w:rPr><w:b/><w:bCs/><w:sz w:val="18"/><w:szCs w:val="18"/></w:rPr><w:t xml:space="preserve">☐</w:t></w:r></w:p></w:tc><w:tc><w:tcPr><w:tcW w:type="dxa" w:w="6180"/><w:tcBorders><w:top w:val="single" w:color="D9D9D9" w:sz="4"/><w:left w:val="single" w:color="D9D9D9" w:sz="4"/><w:bottom w:val="single" w:color="D9D9D9" w:sz="4"/><w:right w:val="single" w:color="D9D9D9" w:sz="4"/></w:tcBorders><w:shd w:fill="F4F6FA" w:val="clear"/><w:tcMar><w:top w:type="dxa" w:w="60"/><w:left w:type="dxa" w:w="95"/><w:bottom w:type="dxa" w:w="60"/><w:right w:type="dxa" w:w="95"/></w:tcMar></w:tcPr><w:p><w:pPr><w:spacing w:after="0" w:line="254"/></w:pPr><w:r><w:rPr><w:sz w:val="18"/><w:szCs w:val="18"/></w:rPr><w:t xml:space="preserve">Set PAYPAL_MODE to live and confirm the sandbox guard passes</w:t></w:r></w:p></w:tc><w:tc><w:tcPr><w:tcW w:type="dxa" w:w="2300"/><w:tcBorders><w:top w:val="single" w:color="D9D9D9" w:sz="4"/><w:left w:val="single" w:color="D9D9D9" w:sz="4"/><w:bottom w:val="single" w:color="D9D9D9" w:sz="4"/><w:right w:val="single" w:color="D9D9D9" w:sz="4"/></w:tcBorders><w:shd w:fill="F4F6FA" w:val="clear"/><w:tcMar><w:top w:type="dxa" w:w="60"/><w:left w:type="dxa" w:w="95"/><w:bottom w:type="dxa" w:w="60"/><w:right w:type="dxa" w:w="95"/></w:tcMar></w:tcPr><w:p><w:pPr><w:spacing w:after="0" w:line="254"/></w:pPr><w:r><w:rPr><w:sz w:val="18"/><w:szCs w:val="18"/></w:rPr><w:t xml:space="preserve"></w:t></w:r></w:p></w:tc></w:tr><w:tr><w:tc><w:tcPr><w:tcW w:type="dxa" w:w="420"/><w:tcBorders><w:top w:val="single" w:color="D9D9D9" w:sz="4"/><w:left w:val="single" w:color="D9D9D9" w:sz="4"/><w:bottom w:val="single" w:color="D9D9D9" w:sz="4"/><w:right w:val="single" w:color="D9D9D9" w:sz="4"/></w:tcBorders><w:tcMar><w:top w:type="dxa" w:w="60"/><w:left w:type="dxa" w:w="95"/><w:bottom w:type="dxa" w:w="60"/><w:right w:type="dxa" w:w="95"/></w:tcMar></w:tcPr><w:p><w:pPr><w:spacing w:after="0" w:line="254"/></w:pPr><w:r><w:rPr><w:b/><w:bCs/><w:sz w:val="18"/><w:szCs w:val="18"/></w:rPr><w:t xml:space="preserve">☐</w:t></w:r></w:p></w:tc><w:tc><w:tcPr><w:tcW w:type="dxa" w:w="6180"/><w:tcBorders><w:top w:val="single" w:color="D9D9D9" w:sz="4"/><w:left w:val="single" w:color="D9D9D9" w:sz="4"/><w:bottom w:val="single" w:color="D9D9D9" w:sz="4"/><w:right w:val="single" w:color="D9D9D9" w:sz="4"/></w:tcBorders><w:tcMar><w:top w:type="dxa" w:w="60"/><w:left w:type="dxa" w:w="95"/><w:bottom w:type="dxa" w:w="60"/><w:right w:type="dxa" w:w="95"/></w:tcMar></w:tcPr><w:p><w:pPr><w:spacing w:after="0" w:line="254"/></w:pPr><w:r><w:rPr><w:sz w:val="18"/><w:szCs w:val="18"/></w:rPr><w:t xml:space="preserve">Set UPSTASH_REDIS_REST_URL and _TOKEN so rate limits apply across instances</w:t></w:r></w:p></w:tc><w:tc><w:tcPr><w:tcW w:type="dxa" w:w="2300"/><w:tcBorders><w:top w:val="single" w:color="D9D9D9" w:sz="4"/><w:left w:val="single" w:color="D9D9D9" w:sz="4"/><w:bottom w:val="single" w:color="D9D9D9" w:sz="4"/><w:right w:val="single" w:color="D9D9D9" w:sz="4"/></w:tcBorders><w:tcMar><w:top w:type="dxa" w:w="60"/><w:left w:type="dxa" w:w="95"/><w:bottom w:type="dxa" w:w="60"/><w:right w:type="dxa" w:w="95"/></w:tcMar></w:tcPr><w:p><w:pPr><w:spacing w:after="0" w:line="254"/></w:pPr><w:r><w:rPr><w:sz w:val="18"/><w:szCs w:val="18"/></w:rPr><w:t xml:space="preserve">Otherwise per-instance only</w:t></w:r></w:p></w:tc></w:tr><w:tr><w:tc><w:tcPr><w:tcW w:type="dxa" w:w="420"/><w:tcBorders><w:top w:val="single" w:color="D9D9D9" w:sz="4"/><w:left w:val="single" w:color="D9D9D9" w:sz="4"/><w:bottom w:val="single" w:color="D9D9D9" w:sz="4"/><w:right w:val="single" w:color="D9D9D9" w:sz="4"/></w:tcBorders><w:shd w:fill="F4F6FA" w:val="clear"/><w:tcMar><w:top w:type="dxa" w:w="60"/><w:left w:type="dxa" w:w="95"/><w:bottom w:type="dxa" w:w="60"/><w:right w:type="dxa" w:w="95"/></w:tcMar></w:tcPr><w:p><w:pPr><w:spacing w:after="0" w:line="254"/></w:pPr><w:r><w:rPr><w:b/><w:bCs/><w:sz w:val="18"/><w:szCs w:val="18"/></w:rPr><w:t xml:space="preserve">☐</w:t></w:r></w:p></w:tc><w:tc><w:tcPr><w:tcW w:type="dxa" w:w="6180"/><w:tcBorders><w:top w:val="single" w:color="D9D9D9" w:sz="4"/><w:left w:val="single" w:color="D9D9D9" w:sz="4"/><w:bottom w:val="single" w:color="D9D9D9" w:sz="4"/><w:right w:val="single" w:color="D9D9D9" w:sz="4"/></w:tcBorders><w:shd w:fill="F4F6FA" w:val="clear"/><w:tcMar><w:top w:type="dxa" w:w="60"/><w:left w:type="dxa" w:w="95"/><w:bottom w:type="dxa" w:w="60"/><w:right w:type="dxa" w:w="95"/></w:tcMar></w:tcPr><w:p><w:pPr><w:spacing w:after="0" w:line="254"/></w:pPr><w:r><w:rPr><w:sz w:val="18"/><w:szCs w:val="18"/></w:rPr><w:t xml:space="preserve">Rotate any credential that was ever shared during development</w:t></w:r></w:p></w:tc><w:tc><w:tcPr><w:tcW w:type="dxa" w:w="2300"/><w:tcBorders><w:top w:val="single" w:color="D9D9D9" w:sz="4"/><w:left w:val="single" w:color="D9D9D9" w:sz="4"/><w:bottom w:val="single" w:color="D9D9D9" w:sz="4"/><w:right w:val="single" w:color="D9D9D9" w:sz="4"/></w:tcBorders><w:shd w:fill="F4F6FA" w:val="clear"/><w:tcMar><w:top w:type="dxa" w:w="60"/><w:left w:type="dxa" w:w="95"/><w:bottom w:type="dxa" w:w="60"/><w:right w:type="dxa" w:w="95"/></w:tcMar></w:tcPr><w:p><w:pPr><w:spacing w:after="0" w:line="254"/></w:pPr><w:r><w:rPr><w:sz w:val="18"/><w:szCs w:val="18"/></w:rPr><w:t xml:space="preserve"></w:t></w:r></w:p></w:tc></w:tr></w:tbl><w:p><w:pPr><w:pStyle w:val="Heading3"/><w:spacing w:after="70" w:before="170"/></w:pPr><w:r><w:t xml:space="preserve">Payments</w:t></w:r></w:p><w:tbl><w:tblPr><w:tblW w:type="dxa" w:w="8900"/><w:tblBorders><w:top w:val="single" w:color="auto" w:sz="4"/><w:left w:val="single" w:color="auto" w:sz="4"/><w:bottom w:val="single" w:color="auto" w:sz="4"/><w:right w:val="single" w:color="auto" w:sz="4"/><w:insideH w:val="single" w:color="auto" w:sz="4"/><w:insideV w:val="single" w:color="auto" w:sz="4"/></w:tblBorders></w:tblPr><w:tblGrid><w:gridCol w:w="420"/><w:gridCol w:w="6180"/><w:gridCol w:w="2300"/></w:tblGrid><w:tr><w:trPr><w:tblHeader/></w:trPr><w:tc><w:tcPr><w:tcW w:type="dxa" w:w="420"/><w:tcBorders><w:top w:val="single" w:color="D9D9D9" w:sz="4"/><w:left w:val="single" w:color="D9D9D9" w:sz="4"/><w:bottom w:val="single" w:color="D9D9D9" w:sz="4"/><w:right w:val="single" w:color="D9D9D9" w:sz="4"/></w:tcBorders><w:shd w:fill="1F3864" w:val="clear"/><w:tcMar><w:top w:type="dxa" w:w="60"/><w:left w:type="dxa" w:w="95"/><w:bottom w:type="dxa" w:w="60"/><w:right w:type="dxa" w:w="95"/></w:tcMar></w:tcPr><w:p><w:pPr><w:spacing w:after="0" w:line="254"/></w:pPr><w:r><w:rPr><w:b/><w:bCs/><w:color w:val="FFFFFF"/><w:sz w:val="18"/><w:szCs w:val="18"/></w:rPr><w:t xml:space="preserve"></w:t></w:r></w:p></w:tc><w:tc><w:tcPr><w:tcW w:type="dxa" w:w="6180"/><w:tcBorders><w:top w:val="single" w:color="D9D9D9" w:sz="4"/><w:left w:val="single" w:color="D9D9D9" w:sz="4"/><w:bottom w:val="single" w:color="D9D9D9" w:sz="4"/><w:right w:val="single" w:color="D9D9D9" w:sz="4"/></w:tcBorders><w:shd w:fill="1F3864" w:val="clear"/><w:tcMar><w:top w:type="dxa" w:w="60"/><w:left w:type="dxa" w:w="95"/><w:bottom w:type="dxa" w:w="60"/><w:right w:type="dxa" w:w="95"/></w:tcMar></w:tcPr><w:p><w:pPr><w:spacing w:after="0" w:line="254"/></w:pPr><w:r><w:rPr><w:b/><w:bCs/><w:color w:val="FFFFFF"/><w:sz w:val="18"/><w:szCs w:val="18"/></w:rPr><w:t xml:space="preserve">Item</w:t></w:r></w:p></w:tc><w:tc><w:tcPr><w:tcW w:type="dxa" w:w="2300"/><w:tcBorders><w:top w:val="single" w:color="D9D9D9" w:sz="4"/><w:left w:val="single" w:color="D9D9D9" w:sz="4"/><w:bottom w:val="single" w:color="D9D9D9" w:sz="4"/><w:right w:val="single" w:color="D9D9D9" w:sz="4"/></w:tcBorders><w:shd w:fill="1F3864" w:val="clear"/><w:tcMar><w:top w:type="dxa" w:w="60"/><w:left w:type="dxa" w:w="95"/><w:bottom w:type="dxa" w:w="60"/><w:right w:type="dxa" w:w="95"/></w:tcMar></w:tcPr><w:p><w:pPr><w:spacing w:after="0" w:line="254"/></w:pPr><w:r><w:rPr><w:b/><w:bCs/><w:color w:val="FFFFFF"/><w:sz w:val="18"/><w:szCs w:val="18"/></w:rPr><w:t xml:space="preserve">Notes</w:t></w:r></w:p></w:tc></w:tr><w:tr><w:tc><w:tcPr><w:tcW w:type="dxa" w:w="420"/><w:tcBorders><w:top w:val="single" w:color="D9D9D9" w:sz="4"/><w:left w:val="single" w:color="D9D9D9" w:sz="4"/><w:bottom w:val="single" w:color="D9D9D9" w:sz="4"/><w:right w:val="single" w:color="D9D9D9" w:sz="4"/></w:tcBorders><w:tcMar><w:top w:type="dxa" w:w="60"/><w:left w:type="dxa" w:w="95"/><w:bottom w:type="dxa" w:w="60"/><w:right w:type="dxa" w:w="95"/></w:tcMar></w:tcPr><w:p><w:pPr><w:spacing w:after="0" w:line="254"/></w:pPr><w:r><w:rPr><w:b/><w:bCs/><w:sz w:val="18"/><w:szCs w:val="18"/></w:rPr><w:t xml:space="preserve">☐</w:t></w:r></w:p></w:tc><w:tc><w:tcPr><w:tcW w:type="dxa" w:w="6180"/><w:tcBorders><w:top w:val="single" w:color="D9D9D9" w:sz="4"/><w:left w:val="single" w:color="D9D9D9" w:sz="4"/><w:bottom w:val="single" w:color="D9D9D9" w:sz="4"/><w:right w:val="single" w:color="D9D9D9" w:sz="4"/></w:tcBorders><w:tcMar><w:top w:type="dxa" w:w="60"/><w:left w:type="dxa" w:w="95"/><w:bottom w:type="dxa" w:w="60"/><w:right w:type="dxa" w:w="95"/></w:tcMar></w:tcPr><w:p><w:pPr><w:spacing w:after="0" w:line="254"/></w:pPr><w:r><w:rPr><w:sz w:val="18"/><w:szCs w:val="18"/></w:rPr><w:t xml:space="preserve">End-to-end test: buy a card with a real card and confirm exactly one card is issued</w:t></w:r></w:p></w:tc><w:tc><w:tcPr><w:tcW w:type="dxa" w:w="2300"/><w:tcBorders><w:top w:val="single" w:color="D9D9D9" w:sz="4"/><w:left w:val="single" w:color="D9D9D9" w:sz="4"/><w:bottom w:val="single" w:color="D9D9D9" w:sz="4"/><w:right w:val="single" w:color="D9D9D9" w:sz="4"/></w:tcBorders><w:tcMar><w:top w:type="dxa" w:w="60"/><w:left w:type="dxa" w:w="95"/><w:bottom w:type="dxa" w:w="60"/><w:right w:type="dxa" w:w="95"/></w:tcMar></w:tcPr><w:p><w:pPr><w:spacing w:after="0" w:line="254"/></w:pPr><w:r><w:rPr><w:sz w:val="18"/><w:szCs w:val="18"/></w:rPr><w:t xml:space="preserve"></w:t></w:r></w:p></w:tc></w:tr><w:tr><w:tc><w:tcPr><w:tcW w:type="dxa" w:w="420"/><w:tcBorders><w:top w:val="single" w:color="D9D9D9" w:sz="4"/><w:left w:val="single" w:color="D9D9D9" w:sz="4"/><w:bottom w:val="single" w:color="D9D9D9" w:sz="4"/><w:right w:val="single" w:color="D9D9D9" w:sz="4"/></w:tcBorders><w:shd w:fill="F4F6FA" w:val="clear"/><w:tcMar><w:top w:type="dxa" w:w="60"/><w:left w:type="dxa" w:w="95"/><w:bottom w:type="dxa" w:w="60"/><w:right w:type="dxa" w:w="95"/></w:tcMar></w:tcPr><w:p><w:pPr><w:spacing w:after="0" w:line="254"/></w:pPr><w:r><w:rPr><w:b/><w:bCs/><w:sz w:val="18"/><w:szCs w:val="18"/></w:rPr><w:t xml:space="preserve">☐</w:t></w:r></w:p></w:tc><w:tc><w:tcPr><w:tcW w:type="dxa" w:w="6180"/><w:tcBorders><w:top w:val="single" w:color="D9D9D9" w:sz="4"/><w:left w:val="single" w:color="D9D9D9" w:sz="4"/><w:bottom w:val="single" w:color="D9D9D9" w:sz="4"/><w:right w:val="single" w:color="D9D9D9" w:sz="4"/></w:tcBorders><w:shd w:fill="F4F6FA" w:val="clear"/><w:tcMar><w:top w:type="dxa" w:w="60"/><w:left w:type="dxa" w:w="95"/><w:bottom w:type="dxa" w:w="60"/><w:right w:type="dxa" w:w="95"/></w:tcMar></w:tcPr><w:p><w:pPr><w:spacing w:after="0" w:line="254"/></w:pPr><w:r><w:rPr><w:sz w:val="18"/><w:szCs w:val="18"/></w:rPr><w:t xml:space="preserve">Test the closed-tab case: complete payment, close the tab, confirm the webhook still issues the card</w:t></w:r></w:p></w:tc><w:tc><w:tcPr><w:tcW w:type="dxa" w:w="2300"/><w:tcBorders><w:top w:val="single" w:color="D9D9D9" w:sz="4"/><w:left w:val="single" w:color="D9D9D9" w:sz="4"/><w:bottom w:val="single" w:color="D9D9D9" w:sz="4"/><w:right w:val="single" w:color="D9D9D9" w:sz="4"/></w:tcBorders><w:shd w:fill="F4F6FA" w:val="clear"/><w:tcMar><w:top w:type="dxa" w:w="60"/><w:left w:type="dxa" w:w="95"/><w:bottom w:type="dxa" w:w="60"/><w:right w:type="dxa" w:w="95"/></w:tcMar></w:tcPr><w:p><w:pPr><w:spacing w:after="0" w:line="254"/></w:pPr><w:r><w:rPr><w:sz w:val="18"/><w:szCs w:val="18"/></w:rPr><w:t xml:space="preserve"></w:t></w:r></w:p></w:tc></w:tr><w:tr><w:tc><w:tcPr><w:tcW w:type="dxa" w:w="420"/><w:tcBorders><w:top w:val="single" w:color="D9D9D9" w:sz="4"/><w:left w:val="single" w:color="D9D9D9" w:sz="4"/><w:bottom w:val="single" w:color="D9D9D9" w:sz="4"/><w:right w:val="single" w:color="D9D9D9" w:sz="4"/></w:tcBorders><w:tcMar><w:top w:type="dxa" w:w="60"/><w:left w:type="dxa" w:w="95"/><w:bottom w:type="dxa" w:w="60"/><w:right w:type="dxa" w:w="95"/></w:tcMar></w:tcPr><w:p><w:pPr><w:spacing w:after="0" w:line="254"/></w:pPr><w:r><w:rPr><w:b/><w:bCs/><w:sz w:val="18"/><w:szCs w:val="18"/></w:rPr><w:t xml:space="preserve">☐</w:t></w:r></w:p></w:tc><w:tc><w:tcPr><w:tcW w:type="dxa" w:w="6180"/><w:tcBorders><w:top w:val="single" w:color="D9D9D9" w:sz="4"/><w:left w:val="single" w:color="D9D9D9" w:sz="4"/><w:bottom w:val="single" w:color="D9D9D9" w:sz="4"/><w:right w:val="single" w:color="D9D9D9" w:sz="4"/></w:tcBorders><w:tcMar><w:top w:type="dxa" w:w="60"/><w:left w:type="dxa" w:w="95"/><w:bottom w:type="dxa" w:w="60"/><w:right w:type="dxa" w:w="95"/></w:tcMar></w:tcPr><w:p><w:pPr><w:spacing w:after="0" w:line="254"/></w:pPr><w:r><w:rPr><w:sz w:val="18"/><w:szCs w:val="18"/></w:rPr><w:t xml:space="preserve">Confirm a duplicate webhook delivery does not create a second card</w:t></w:r></w:p></w:tc><w:tc><w:tcPr><w:tcW w:type="dxa" w:w="2300"/><w:tcBorders><w:top w:val="single" w:color="D9D9D9" w:sz="4"/><w:left w:val="single" w:color="D9D9D9" w:sz="4"/><w:bottom w:val="single" w:color="D9D9D9" w:sz="4"/><w:right w:val="single" w:color="D9D9D9" w:sz="4"/></w:tcBorders><w:tcMar><w:top w:type="dxa" w:w="60"/><w:left w:type="dxa" w:w="95"/><w:bottom w:type="dxa" w:w="60"/><w:right w:type="dxa" w:w="95"/></w:tcMar></w:tcPr><w:p><w:pPr><w:spacing w:after="0" w:line="254"/></w:pPr><w:r><w:rPr><w:sz w:val="18"/><w:szCs w:val="18"/></w:rPr><w:t xml:space="preserve"></w:t></w:r></w:p></w:tc></w:tr><w:tr><w:tc><w:tcPr><w:tcW w:type="dxa" w:w="420"/><w:tcBorders><w:top w:val="single" w:color="D9D9D9" w:sz="4"/><w:left w:val="single" w:color="D9D9D9" w:sz="4"/><w:bottom w:val="single" w:color="D9D9D9" w:sz="4"/><w:right w:val="single" w:color="D9D9D9" w:sz="4"/></w:tcBorders><w:shd w:fill="F4F6FA" w:val="clear"/><w:tcMar><w:top w:type="dxa" w:w="60"/><w:left w:type="dxa" w:w="95"/><w:bottom w:type="dxa" w:w="60"/><w:right w:type="dxa" w:w="95"/></w:tcMar></w:tcPr><w:p><w:pPr><w:spacing w:after="0" w:line="254"/></w:pPr><w:r><w:rPr><w:b/><w:bCs/><w:sz w:val="18"/><w:szCs w:val="18"/></w:rPr><w:t xml:space="preserve">☐</w:t></w:r></w:p></w:tc><w:tc><w:tcPr><w:tcW w:type="dxa" w:w="6180"/><w:tcBorders><w:top w:val="single" w:color="D9D9D9" w:sz="4"/><w:left w:val="single" w:color="D9D9D9" w:sz="4"/><w:bottom w:val="single" w:color="D9D9D9" w:sz="4"/><w:right w:val="single" w:color="D9D9D9" w:sz="4"/></w:tcBorders><w:shd w:fill="F4F6FA" w:val="clear"/><w:tcMar><w:top w:type="dxa" w:w="60"/><w:left w:type="dxa" w:w="95"/><w:bottom w:type="dxa" w:w="60"/><w:right w:type="dxa" w:w="95"/></w:tcMar></w:tcPr><w:p><w:pPr><w:spacing w:after="0" w:line="254"/></w:pPr><w:r><w:rPr><w:sz w:val="18"/><w:szCs w:val="18"/></w:rPr><w:t xml:space="preserve">End-to-end test: request and approve a withdrawal, and confirm the PayPal payout arrives</w:t></w:r></w:p></w:tc><w:tc><w:tcPr><w:tcW w:type="dxa" w:w="2300"/><w:tcBorders><w:top w:val="single" w:color="D9D9D9" w:sz="4"/><w:left w:val="single" w:color="D9D9D9" w:sz="4"/><w:bottom w:val="single" w:color="D9D9D9" w:sz="4"/><w:right w:val="single" w:color="D9D9D9" w:sz="4"/></w:tcBorders><w:shd w:fill="F4F6FA" w:val="clear"/><w:tcMar><w:top w:type="dxa" w:w="60"/><w:left w:type="dxa" w:w="95"/><w:bottom w:type="dxa" w:w="60"/><w:right w:type="dxa" w:w="95"/></w:tcMar></w:tcPr><w:p><w:pPr><w:spacing w:after="0" w:line="254"/></w:pPr><w:r><w:rPr><w:sz w:val="18"/><w:szCs w:val="18"/></w:rPr><w:t xml:space="preserve"></w:t></w:r></w:p></w:tc></w:tr><w:tr><w:tc><w:tcPr><w:tcW w:type="dxa" w:w="420"/><w:tcBorders><w:top w:val="single" w:color="D9D9D9" w:sz="4"/><w:left w:val="single" w:color="D9D9D9" w:sz="4"/><w:bottom w:val="single" w:color="D9D9D9" w:sz="4"/><w:right w:val="single" w:color="D9D9D9" w:sz="4"/></w:tcBorders><w:tcMar><w:top w:type="dxa" w:w="60"/><w:left w:type="dxa" w:w="95"/><w:bottom w:type="dxa" w:w="60"/><w:right w:type="dxa" w:w="95"/></w:tcMar></w:tcPr><w:p><w:pPr><w:spacing w:after="0" w:line="254"/></w:pPr><w:r><w:rPr><w:b/><w:bCs/><w:sz w:val="18"/><w:szCs w:val="18"/></w:rPr><w:t xml:space="preserve">☐</w:t></w:r></w:p></w:tc><w:tc><w:tcPr><w:tcW w:type="dxa" w:w="6180"/><w:tcBorders><w:top w:val="single" w:color="D9D9D9" w:sz="4"/><w:left w:val="single" w:color="D9D9D9" w:sz="4"/><w:bottom w:val="single" w:color="D9D9D9" w:sz="4"/><w:right w:val="single" w:color="D9D9D9" w:sz="4"/></w:tcBorders><w:tcMar><w:top w:type="dxa" w:w="60"/><w:left w:type="dxa" w:w="95"/><w:bottom w:type="dxa" w:w="60"/><w:right w:type="dxa" w:w="95"/></w:tcMar></w:tcPr><w:p><w:pPr><w:spacing w:after="0" w:line="254"/></w:pPr><w:r><w:rPr><w:sz w:val="18"/><w:szCs w:val="18"/></w:rPr><w:t xml:space="preserve">Confirm a failed PayPal payout returns the reserved funds to the balance</w:t></w:r></w:p></w:tc><w:tc><w:tcPr><w:tcW w:type="dxa" w:w="2300"/><w:tcBorders><w:top w:val="single" w:color="D9D9D9" w:sz="4"/><w:left w:val="single" w:color="D9D9D9" w:sz="4"/><w:bottom w:val="single" w:color="D9D9D9" w:sz="4"/><w:right w:val="single" w:color="D9D9D9" w:sz="4"/></w:tcBorders><w:tcMar><w:top w:type="dxa" w:w="60"/><w:left w:type="dxa" w:w="95"/><w:bottom w:type="dxa" w:w="60"/><w:right w:type="dxa" w:w="95"/></w:tcMar></w:tcPr><w:p><w:pPr><w:spacing w:after="0" w:line="254"/></w:pPr><w:r><w:rPr><w:sz w:val="18"/><w:szCs w:val="18"/></w:rPr><w:t xml:space="preserve"></w:t></w:r></w:p></w:tc></w:tr></w:tbl><w:p><w:pPr><w:pStyle w:val="Heading3"/><w:spacing w:after="70" w:before="170"/></w:pPr><w:r><w:t xml:space="preserve">Settlement</w:t></w:r></w:p><w:tbl><w:tblPr><w:tblW w:type="dxa" w:w="8900"/><w:tblBorders><w:top w:val="single" w:color="auto" w:sz="4"/><w:left w:val="single" w:color="auto" w:sz="4"/><w:bottom w:val="single" w:color="auto" w:sz="4"/><w:right w:val="single" w:color="auto" w:sz="4"/><w:insideH w:val="single" w:color="auto" w:sz="4"/><w:insideV w:val="single" w:color="auto" w:sz="4"/></w:tblBorders></w:tblPr><w:tblGrid><w:gridCol w:w="420"/><w:gridCol w:w="6180"/><w:gridCol w:w="2300"/></w:tblGrid><w:tr><w:trPr><w:tblHeader/></w:trPr><w:tc><w:tcPr><w:tcW w:type="dxa" w:w="420"/><w:tcBorders><w:top w:val="single" w:color="D9D9D9" w:sz="4"/><w:left w:val="single" w:color="D9D9D9" w:sz="4"/><w:bottom w:val="single" w:color="D9D9D9" w:sz="4"/><w:right w:val="single" w:color="D9D9D9" w:sz="4"/></w:tcBorders><w:shd w:fill="1F3864" w:val="clear"/><w:tcMar><w:top w:type="dxa" w:w="60"/><w:left w:type="dxa" w:w="95"/><w:bottom w:type="dxa" w:w="60"/><w:right w:type="dxa" w:w="95"/></w:tcMar></w:tcPr><w:p><w:pPr><w:spacing w:after="0" w:line="254"/></w:pPr><w:r><w:rPr><w:b/><w:bCs/><w:color w:val="FFFFFF"/><w:sz w:val="18"/><w:szCs w:val="18"/></w:rPr><w:t xml:space="preserve"></w:t></w:r></w:p></w:tc><w:tc><w:tcPr><w:tcW w:type="dxa" w:w="6180"/><w:tcBorders><w:top w:val="single" w:color="D9D9D9" w:sz="4"/><w:left w:val="single" w:color="D9D9D9" w:sz="4"/><w:bottom w:val="single" w:color="D9D9D9" w:sz="4"/><w:right w:val="single" w:color="D9D9D9" w:sz="4"/></w:tcBorders><w:shd w:fill="1F3864" w:val="clear"/><w:tcMar><w:top w:type="dxa" w:w="60"/><w:left w:type="dxa" w:w="95"/><w:bottom w:type="dxa" w:w="60"/><w:right w:type="dxa" w:w="95"/></w:tcMar></w:tcPr><w:p><w:pPr><w:spacing w:after="0" w:line="254"/></w:pPr><w:r><w:rPr><w:b/><w:bCs/><w:color w:val="FFFFFF"/><w:sz w:val="18"/><w:szCs w:val="18"/></w:rPr><w:t xml:space="preserve">Item</w:t></w:r></w:p></w:tc><w:tc><w:tcPr><w:tcW w:type="dxa" w:w="2300"/><w:tcBorders><w:top w:val="single" w:color="D9D9D9" w:sz="4"/><w:left w:val="single" w:color="D9D9D9" w:sz="4"/><w:bottom w:val="single" w:color="D9D9D9" w:sz="4"/><w:right w:val="single" w:color="D9D9D9" w:sz="4"/></w:tcBorders><w:shd w:fill="1F3864" w:val="clear"/><w:tcMar><w:top w:type="dxa" w:w="60"/><w:left w:type="dxa" w:w="95"/><w:bottom w:type="dxa" w:w="60"/><w:right w:type="dxa" w:w="95"/></w:tcMar></w:tcPr><w:p><w:pPr><w:spacing w:after="0" w:line="254"/></w:pPr><w:r><w:rPr><w:b/><w:bCs/><w:color w:val="FFFFFF"/><w:sz w:val="18"/><w:szCs w:val="18"/></w:rPr><w:t xml:space="preserve">Notes</w:t></w:r></w:p></w:tc></w:tr><w:tr><w:tc><w:tcPr><w:tcW w:type="dxa" w:w="420"/><w:tcBorders><w:top w:val="single" w:color="D9D9D9" w:sz="4"/><w:left w:val="single" w:color="D9D9D9" w:sz="4"/><w:bottom w:val="single" w:color="D9D9D9" w:sz="4"/><w:right w:val="single" w:color="D9D9D9" w:sz="4"/></w:tcBorders><w:tcMar><w:top w:type="dxa" w:w="60"/><w:left w:type="dxa" w:w="95"/><w:bottom w:type="dxa" w:w="60"/><w:right w:type="dxa" w:w="95"/></w:tcMar></w:tcPr><w:p><w:pPr><w:spacing w:after="0" w:line="254"/></w:pPr><w:r><w:rPr><w:b/><w:bCs/><w:sz w:val="18"/><w:szCs w:val="18"/></w:rPr><w:t xml:space="preserve">☐</w:t></w:r></w:p></w:tc><w:tc><w:tcPr><w:tcW w:type="dxa" w:w="6180"/><w:tcBorders><w:top w:val="single" w:color="D9D9D9" w:sz="4"/><w:left w:val="single" w:color="D9D9D9" w:sz="4"/><w:bottom w:val="single" w:color="D9D9D9" w:sz="4"/><w:right w:val="single" w:color="D9D9D9" w:sz="4"/></w:tcBorders><w:tcMar><w:top w:type="dxa" w:w="60"/><w:left w:type="dxa" w:w="95"/><w:bottom w:type="dxa" w:w="60"/><w:right w:type="dxa" w:w="95"/></w:tcMar></w:tcPr><w:p><w:pPr><w:spacing w:after="0" w:line="254"/></w:pPr><w:r><w:rPr><w:sz w:val="18"/><w:szCs w:val="18"/></w:rPr><w:t xml:space="preserve">Run a full pool through settlement on staging and reconcile every payout to the cent</w:t></w:r></w:p></w:tc><w:tc><w:tcPr><w:tcW w:type="dxa" w:w="2300"/><w:tcBorders><w:top w:val="single" w:color="D9D9D9" w:sz="4"/><w:left w:val="single" w:color="D9D9D9" w:sz="4"/><w:bottom w:val="single" w:color="D9D9D9" w:sz="4"/><w:right w:val="single" w:color="D9D9D9" w:sz="4"/></w:tcBorders><w:tcMar><w:top w:type="dxa" w:w="60"/><w:left w:type="dxa" w:w="95"/><w:bottom w:type="dxa" w:w="60"/><w:right w:type="dxa" w:w="95"/></w:tcMar></w:tcPr><w:p><w:pPr><w:spacing w:after="0" w:line="254"/></w:pPr><w:r><w:rPr><w:sz w:val="18"/><w:szCs w:val="18"/></w:rPr><w:t xml:space="preserve"></w:t></w:r></w:p></w:tc></w:tr><w:tr><w:tc><w:tcPr><w:tcW w:type="dxa" w:w="420"/><w:tcBorders><w:top w:val="single" w:color="D9D9D9" w:sz="4"/><w:left w:val="single" w:color="D9D9D9" w:sz="4"/><w:bottom w:val="single" w:color="D9D9D9" w:sz="4"/><w:right w:val="single" w:color="D9D9D9" w:sz="4"/></w:tcBorders><w:shd w:fill="F4F6FA" w:val="clear"/><w:tcMar><w:top w:type="dxa" w:w="60"/><w:left w:type="dxa" w:w="95"/><w:bottom w:type="dxa" w:w="60"/><w:right w:type="dxa" w:w="95"/></w:tcMar></w:tcPr><w:p><w:pPr><w:spacing w:after="0" w:line="254"/></w:pPr><w:r><w:rPr><w:b/><w:bCs/><w:sz w:val="18"/><w:szCs w:val="18"/></w:rPr><w:t xml:space="preserve">☐</w:t></w:r></w:p></w:tc><w:tc><w:tcPr><w:tcW w:type="dxa" w:w="6180"/><w:tcBorders><w:top w:val="single" w:color="D9D9D9" w:sz="4"/><w:left w:val="single" w:color="D9D9D9" w:sz="4"/><w:bottom w:val="single" w:color="D9D9D9" w:sz="4"/><w:right w:val="single" w:color="D9D9D9" w:sz="4"/></w:tcBorders><w:shd w:fill="F4F6FA" w:val="clear"/><w:tcMar><w:top w:type="dxa" w:w="60"/><w:left w:type="dxa" w:w="95"/><w:bottom w:type="dxa" w:w="60"/><w:right w:type="dxa" w:w="95"/></w:tcMar></w:tcPr><w:p><w:pPr><w:spacing w:after="0" w:line="254"/></w:pPr><w:r><w:rPr><w:sz w:val="18"/><w:szCs w:val="18"/></w:rPr><w:t xml:space="preserve">Confirm the scheduled job runs and authenticates (check the Actions run and Vercel logs)</w:t></w:r></w:p></w:tc><w:tc><w:tcPr><w:tcW w:type="dxa" w:w="2300"/><w:tcBorders><w:top w:val="single" w:color="D9D9D9" w:sz="4"/><w:left w:val="single" w:color="D9D9D9" w:sz="4"/><w:bottom w:val="single" w:color="D9D9D9" w:sz="4"/><w:right w:val="single" w:color="D9D9D9" w:sz="4"/></w:tcBorders><w:shd w:fill="F4F6FA" w:val="clear"/><w:tcMar><w:top w:type="dxa" w:w="60"/><w:left w:type="dxa" w:w="95"/><w:bottom w:type="dxa" w:w="60"/><w:right w:type="dxa" w:w="95"/></w:tcMar></w:tcPr><w:p><w:pPr><w:spacing w:after="0" w:line="254"/></w:pPr><w:r><w:rPr><w:sz w:val="18"/><w:szCs w:val="18"/></w:rPr><w:t xml:space="preserve"></w:t></w:r></w:p></w:tc></w:tr><w:tr><w:tc><w:tcPr><w:tcW w:type="dxa" w:w="420"/><w:tcBorders><w:top w:val="single" w:color="D9D9D9" w:sz="4"/><w:left w:val="single" w:color="D9D9D9" w:sz="4"/><w:bottom w:val="single" w:color="D9D9D9" w:sz="4"/><w:right w:val="single" w:color="D9D9D9" w:sz="4"/></w:tcBorders><w:tcMar><w:top w:type="dxa" w:w="60"/><w:left w:type="dxa" w:w="95"/><w:bottom w:type="dxa" w:w="60"/><w:right w:type="dxa" w:w="95"/></w:tcMar></w:tcPr><w:p><w:pPr><w:spacing w:after="0" w:line="254"/></w:pPr><w:r><w:rPr><w:b/><w:bCs/><w:sz w:val="18"/><w:szCs w:val="18"/></w:rPr><w:t xml:space="preserve">☐</w:t></w:r></w:p></w:tc><w:tc><w:tcPr><w:tcW w:type="dxa" w:w="6180"/><w:tcBorders><w:top w:val="single" w:color="D9D9D9" w:sz="4"/><w:left w:val="single" w:color="D9D9D9" w:sz="4"/><w:bottom w:val="single" w:color="D9D9D9" w:sz="4"/><w:right w:val="single" w:color="D9D9D9" w:sz="4"/></w:tcBorders><w:tcMar><w:top w:type="dxa" w:w="60"/><w:left w:type="dxa" w:w="95"/><w:bottom w:type="dxa" w:w="60"/><w:right w:type="dxa" w:w="95"/></w:tcMar></w:tcPr><w:p><w:pPr><w:spacing w:after="0" w:line="254"/></w:pPr><w:r><w:rPr><w:sz w:val="18"/><w:szCs w:val="18"/></w:rPr><w:t xml:space="preserve">Confirm a pool with a game finishing after the ESPN week rolls over still settles</w:t></w:r></w:p></w:tc><w:tc><w:tcPr><w:tcW w:type="dxa" w:w="2300"/><w:tcBorders><w:top w:val="single" w:color="D9D9D9" w:sz="4"/><w:left w:val="single" w:color="D9D9D9" w:sz="4"/><w:bottom w:val="single" w:color="D9D9D9" w:sz="4"/><w:right w:val="single" w:color="D9D9D9" w:sz="4"/></w:tcBorders><w:tcMar><w:top w:type="dxa" w:w="60"/><w:left w:type="dxa" w:w="95"/><w:bottom w:type="dxa" w:w="60"/><w:right w:type="dxa" w:w="95"/></w:tcMar></w:tcPr><w:p><w:pPr><w:spacing w:after="0" w:line="254"/></w:pPr><w:r><w:rPr><w:sz w:val="18"/><w:szCs w:val="18"/></w:rPr><w:t xml:space="preserve">The fix in §9.3</w:t></w:r></w:p></w:tc></w:tr><w:tr><w:tc><w:tcPr><w:tcW w:type="dxa" w:w="420"/><w:tcBorders><w:top w:val="single" w:color="D9D9D9" w:sz="4"/><w:left w:val="single" w:color="D9D9D9" w:sz="4"/><w:bottom w:val="single" w:color="D9D9D9" w:sz="4"/><w:right w:val="single" w:color="D9D9D9" w:sz="4"/></w:tcBorders><w:shd w:fill="F4F6FA" w:val="clear"/><w:tcMar><w:top w:type="dxa" w:w="60"/><w:left w:type="dxa" w:w="95"/><w:bottom w:type="dxa" w:w="60"/><w:right w:type="dxa" w:w="95"/></w:tcMar></w:tcPr><w:p><w:pPr><w:spacing w:after="0" w:line="254"/></w:pPr><w:r><w:rPr><w:b/><w:bCs/><w:sz w:val="18"/><w:szCs w:val="18"/></w:rPr><w:t xml:space="preserve">☐</w:t></w:r></w:p></w:tc><w:tc><w:tcPr><w:tcW w:type="dxa" w:w="6180"/><w:tcBorders><w:top w:val="single" w:color="D9D9D9" w:sz="4"/><w:left w:val="single" w:color="D9D9D9" w:sz="4"/><w:bottom w:val="single" w:color="D9D9D9" w:sz="4"/><w:right w:val="single" w:color="D9D9D9" w:sz="4"/></w:tcBorders><w:shd w:fill="F4F6FA" w:val="clear"/><w:tcMar><w:top w:type="dxa" w:w="60"/><w:left w:type="dxa" w:w="95"/><w:bottom w:type="dxa" w:w="60"/><w:right w:type="dxa" w:w="95"/></w:tcMar></w:tcPr><w:p><w:pPr><w:spacing w:after="0" w:line="254"/></w:pPr><w:r><w:rPr><w:sz w:val="18"/><w:szCs w:val="18"/></w:rPr><w:t xml:space="preserve">Agree who monitors settlement warnings, and where they are surfaced</w:t></w:r></w:p></w:tc><w:tc><w:tcPr><w:tcW w:type="dxa" w:w="2300"/><w:tcBorders><w:top w:val="single" w:color="D9D9D9" w:sz="4"/><w:left w:val="single" w:color="D9D9D9" w:sz="4"/><w:bottom w:val="single" w:color="D9D9D9" w:sz="4"/><w:right w:val="single" w:color="D9D9D9" w:sz="4"/></w:tcBorders><w:shd w:fill="F4F6FA" w:val="clear"/><w:tcMar><w:top w:type="dxa" w:w="60"/><w:left w:type="dxa" w:w="95"/><w:bottom w:type="dxa" w:w="60"/><w:right w:type="dxa" w:w="95"/></w:tcMar></w:tcPr><w:p><w:pPr><w:spacing w:after="0" w:line="254"/></w:pPr><w:r><w:rPr><w:sz w:val="18"/><w:szCs w:val="18"/></w:rPr><w:t xml:space="preserve">Held funds are logged as warnings</w:t></w:r></w:p></w:tc></w:tr></w:tbl><w:p><w:pPr><w:pStyle w:val="Heading3"/><w:spacing w:after="70" w:before="170"/></w:pPr><w:r><w:t xml:space="preserve">Security</w:t></w:r></w:p><w:tbl><w:tblPr><w:tblW w:type="dxa" w:w="8900"/><w:tblBorders><w:top w:val="single" w:color="auto" w:sz="4"/><w:left w:val="single" w:color="auto" w:sz="4"/><w:bottom w:val="single" w:color="auto" w:sz="4"/><w:right w:val="single" w:color="auto" w:sz="4"/><w:insideH w:val="single" w:color="auto" w:sz="4"/><w:insideV w:val="single" w:color="auto" w:sz="4"/></w:tblBorders></w:tblPr><w:tblGrid><w:gridCol w:w="420"/><w:gridCol w:w="6180"/><w:gridCol w:w="2300"/></w:tblGrid><w:tr><w:trPr><w:tblHeader/></w:trPr><w:tc><w:tcPr><w:tcW w:type="dxa" w:w="420"/><w:tcBorders><w:top w:val="single" w:color="D9D9D9" w:sz="4"/><w:left w:val="single" w:color="D9D9D9" w:sz="4"/><w:bottom w:val="single" w:color="D9D9D9" w:sz="4"/><w:right w:val="single" w:color="D9D9D9" w:sz="4"/></w:tcBorders><w:shd w:fill="1F3864" w:val="clear"/><w:tcMar><w:top w:type="dxa" w:w="60"/><w:left w:type="dxa" w:w="95"/><w:bottom w:type="dxa" w:w="60"/><w:right w:type="dxa" w:w="95"/></w:tcMar></w:tcPr><w:p><w:pPr><w:spacing w:after="0" w:line="254"/></w:pPr><w:r><w:rPr><w:b/><w:bCs/><w:color w:val="FFFFFF"/><w:sz w:val="18"/><w:szCs w:val="18"/></w:rPr><w:t xml:space="preserve"></w:t></w:r></w:p></w:tc><w:tc><w:tcPr><w:tcW w:type="dxa" w:w="6180"/><w:tcBorders><w:top w:val="single" w:color="D9D9D9" w:sz="4"/><w:left w:val="single" w:color="D9D9D9" w:sz="4"/><w:bottom w:val="single" w:color="D9D9D9" w:sz="4"/><w:right w:val="single" w:color="D9D9D9" w:sz="4"/></w:tcBorders><w:shd w:fill="1F3864" w:val="clear"/><w:tcMar><w:top w:type="dxa" w:w="60"/><w:left w:type="dxa" w:w="95"/><w:bottom w:type="dxa" w:w="60"/><w:right w:type="dxa" w:w="95"/></w:tcMar></w:tcPr><w:p><w:pPr><w:spacing w:after="0" w:line="254"/></w:pPr><w:r><w:rPr><w:b/><w:bCs/><w:color w:val="FFFFFF"/><w:sz w:val="18"/><w:szCs w:val="18"/></w:rPr><w:t xml:space="preserve">Item</w:t></w:r></w:p></w:tc><w:tc><w:tcPr><w:tcW w:type="dxa" w:w="2300"/><w:tcBorders><w:top w:val="single" w:color="D9D9D9" w:sz="4"/><w:left w:val="single" w:color="D9D9D9" w:sz="4"/><w:bottom w:val="single" w:color="D9D9D9" w:sz="4"/><w:right w:val="single" w:color="D9D9D9" w:sz="4"/></w:tcBorders><w:shd w:fill="1F3864" w:val="clear"/><w:tcMar><w:top w:type="dxa" w:w="60"/><w:left w:type="dxa" w:w="95"/><w:bottom w:type="dxa" w:w="60"/><w:right w:type="dxa" w:w="95"/></w:tcMar></w:tcPr><w:p><w:pPr><w:spacing w:after="0" w:line="254"/></w:pPr><w:r><w:rPr><w:b/><w:bCs/><w:color w:val="FFFFFF"/><w:sz w:val="18"/><w:szCs w:val="18"/></w:rPr><w:t xml:space="preserve">Notes</w:t></w:r></w:p></w:tc></w:tr><w:tr><w:tc><w:tcPr><w:tcW w:type="dxa" w:w="420"/><w:tcBorders><w:top w:val="single" w:color="D9D9D9" w:sz="4"/><w:left w:val="single" w:color="D9D9D9" w:sz="4"/><w:bottom w:val="single" w:color="D9D9D9" w:sz="4"/><w:right w:val="single" w:color="D9D9D9" w:sz="4"/></w:tcBorders><w:tcMar><w:top w:type="dxa" w:w="60"/><w:left w:type="dxa" w:w="95"/><w:bottom w:type="dxa" w:w="60"/><w:right w:type="dxa" w:w="95"/></w:tcMar></w:tcPr><w:p><w:pPr><w:spacing w:after="0" w:line="254"/></w:pPr><w:r><w:rPr><w:b/><w:bCs/><w:sz w:val="18"/><w:szCs w:val="18"/></w:rPr><w:t xml:space="preserve">☐</w:t></w:r></w:p></w:tc><w:tc><w:tcPr><w:tcW w:type="dxa" w:w="6180"/><w:tcBorders><w:top w:val="single" w:color="D9D9D9" w:sz="4"/><w:left w:val="single" w:color="D9D9D9" w:sz="4"/><w:bottom w:val="single" w:color="D9D9D9" w:sz="4"/><w:right w:val="single" w:color="D9D9D9" w:sz="4"/></w:tcBorders><w:tcMar><w:top w:type="dxa" w:w="60"/><w:left w:type="dxa" w:w="95"/><w:bottom w:type="dxa" w:w="60"/><w:right w:type="dxa" w:w="95"/></w:tcMar></w:tcPr><w:p><w:pPr><w:spacing w:after="0" w:line="254"/></w:pPr><w:r><w:rPr><w:sz w:val="18"/><w:szCs w:val="18"/></w:rPr><w:t xml:space="preserve">Confirm RLS is enabled on every table and the hardening migration applied without raising</w:t></w:r></w:p></w:tc><w:tc><w:tcPr><w:tcW w:type="dxa" w:w="2300"/><w:tcBorders><w:top w:val="single" w:color="D9D9D9" w:sz="4"/><w:left w:val="single" w:color="D9D9D9" w:sz="4"/><w:bottom w:val="single" w:color="D9D9D9" w:sz="4"/><w:right w:val="single" w:color="D9D9D9" w:sz="4"/></w:tcBorders><w:tcMar><w:top w:type="dxa" w:w="60"/><w:left w:type="dxa" w:w="95"/><w:bottom w:type="dxa" w:w="60"/><w:right w:type="dxa" w:w="95"/></w:tcMar></w:tcPr><w:p><w:pPr><w:spacing w:after="0" w:line="254"/></w:pPr><w:r><w:rPr><w:sz w:val="18"/><w:szCs w:val="18"/></w:rPr><w:t xml:space="preserve"></w:t></w:r></w:p></w:tc></w:tr><w:tr><w:tc><w:tcPr><w:tcW w:type="dxa" w:w="420"/><w:tcBorders><w:top w:val="single" w:color="D9D9D9" w:sz="4"/><w:left w:val="single" w:color="D9D9D9" w:sz="4"/><w:bottom w:val="single" w:color="D9D9D9" w:sz="4"/><w:right w:val="single" w:color="D9D9D9" w:sz="4"/></w:tcBorders><w:shd w:fill="F4F6FA" w:val="clear"/><w:tcMar><w:top w:type="dxa" w:w="60"/><w:left w:type="dxa" w:w="95"/><w:bottom w:type="dxa" w:w="60"/><w:right w:type="dxa" w:w="95"/></w:tcMar></w:tcPr><w:p><w:pPr><w:spacing w:after="0" w:line="254"/></w:pPr><w:r><w:rPr><w:b/><w:bCs/><w:sz w:val="18"/><w:szCs w:val="18"/></w:rPr><w:t xml:space="preserve">☐</w:t></w:r></w:p></w:tc><w:tc><w:tcPr><w:tcW w:type="dxa" w:w="6180"/><w:tcBorders><w:top w:val="single" w:color="D9D9D9" w:sz="4"/><w:left w:val="single" w:color="D9D9D9" w:sz="4"/><w:bottom w:val="single" w:color="D9D9D9" w:sz="4"/><w:right w:val="single" w:color="D9D9D9" w:sz="4"/></w:tcBorders><w:shd w:fill="F4F6FA" w:val="clear"/><w:tcMar><w:top w:type="dxa" w:w="60"/><w:left w:type="dxa" w:w="95"/><w:bottom w:type="dxa" w:w="60"/><w:right w:type="dxa" w:w="95"/></w:tcMar></w:tcPr><w:p><w:pPr><w:spacing w:after="0" w:line="254"/></w:pPr><w:r><w:rPr><w:sz w:val="18"/><w:szCs w:val="18"/></w:rPr><w:t xml:space="preserve">Verify with a second account that you cannot read another player&apos;s cards or picks</w:t></w:r></w:p></w:tc><w:tc><w:tcPr><w:tcW w:type="dxa" w:w="2300"/><w:tcBorders><w:top w:val="single" w:color="D9D9D9" w:sz="4"/><w:left w:val="single" w:color="D9D9D9" w:sz="4"/><w:bottom w:val="single" w:color="D9D9D9" w:sz="4"/><w:right w:val="single" w:color="D9D9D9" w:sz="4"/></w:tcBorders><w:shd w:fill="F4F6FA" w:val="clear"/><w:tcMar><w:top w:type="dxa" w:w="60"/><w:left w:type="dxa" w:w="95"/><w:bottom w:type="dxa" w:w="60"/><w:right w:type="dxa" w:w="95"/></w:tcMar></w:tcPr><w:p><w:pPr><w:spacing w:after="0" w:line="254"/></w:pPr><w:r><w:rPr><w:sz w:val="18"/><w:szCs w:val="18"/></w:rPr><w:t xml:space="preserve"></w:t></w:r></w:p></w:tc></w:tr><w:tr><w:tc><w:tcPr><w:tcW w:type="dxa" w:w="420"/><w:tcBorders><w:top w:val="single" w:color="D9D9D9" w:sz="4"/><w:left w:val="single" w:color="D9D9D9" w:sz="4"/><w:bottom w:val="single" w:color="D9D9D9" w:sz="4"/><w:right w:val="single" w:color="D9D9D9" w:sz="4"/></w:tcBorders><w:tcMar><w:top w:type="dxa" w:w="60"/><w:left w:type="dxa" w:w="95"/><w:bottom w:type="dxa" w:w="60"/><w:right w:type="dxa" w:w="95"/></w:tcMar></w:tcPr><w:p><w:pPr><w:spacing w:after="0" w:line="254"/></w:pPr><w:r><w:rPr><w:b/><w:bCs/><w:sz w:val="18"/><w:szCs w:val="18"/></w:rPr><w:t xml:space="preserve">☐</w:t></w:r></w:p></w:tc><w:tc><w:tcPr><w:tcW w:type="dxa" w:w="6180"/><w:tcBorders><w:top w:val="single" w:color="D9D9D9" w:sz="4"/><w:left w:val="single" w:color="D9D9D9" w:sz="4"/><w:bottom w:val="single" w:color="D9D9D9" w:sz="4"/><w:right w:val="single" w:color="D9D9D9" w:sz="4"/></w:tcBorders><w:tcMar><w:top w:type="dxa" w:w="60"/><w:left w:type="dxa" w:w="95"/><w:bottom w:type="dxa" w:w="60"/><w:right w:type="dxa" w:w="95"/></w:tcMar></w:tcPr><w:p><w:pPr><w:spacing w:after="0" w:line="254"/></w:pPr><w:r><w:rPr><w:sz w:val="18"/><w:szCs w:val="18"/></w:rPr><w:t xml:space="preserve">Confirm the anonymous key cannot read the users table</w:t></w:r></w:p></w:tc><w:tc><w:tcPr><w:tcW w:type="dxa" w:w="2300"/><w:tcBorders><w:top w:val="single" w:color="D9D9D9" w:sz="4"/><w:left w:val="single" w:color="D9D9D9" w:sz="4"/><w:bottom w:val="single" w:color="D9D9D9" w:sz="4"/><w:right w:val="single" w:color="D9D9D9" w:sz="4"/></w:tcBorders><w:tcMar><w:top w:type="dxa" w:w="60"/><w:left w:type="dxa" w:w="95"/><w:bottom w:type="dxa" w:w="60"/><w:right w:type="dxa" w:w="95"/></w:tcMar></w:tcPr><w:p><w:pPr><w:spacing w:after="0" w:line="254"/></w:pPr><w:r><w:rPr><w:sz w:val="18"/><w:szCs w:val="18"/></w:rPr><w:t xml:space="preserve"></w:t></w:r></w:p></w:tc></w:tr><w:tr><w:tc><w:tcPr><w:tcW w:type="dxa" w:w="420"/><w:tcBorders><w:top w:val="single" w:color="D9D9D9" w:sz="4"/><w:left w:val="single" w:color="D9D9D9" w:sz="4"/><w:bottom w:val="single" w:color="D9D9D9" w:sz="4"/><w:right w:val="single" w:color="D9D9D9" w:sz="4"/></w:tcBorders><w:shd w:fill="F4F6FA" w:val="clear"/><w:tcMar><w:top w:type="dxa" w:w="60"/><w:left w:type="dxa" w:w="95"/><w:bottom w:type="dxa" w:w="60"/><w:right w:type="dxa" w:w="95"/></w:tcMar></w:tcPr><w:p><w:pPr><w:spacing w:after="0" w:line="254"/></w:pPr><w:r><w:rPr><w:b/><w:bCs/><w:sz w:val="18"/><w:szCs w:val="18"/></w:rPr><w:t xml:space="preserve">☐</w:t></w:r></w:p></w:tc><w:tc><w:tcPr><w:tcW w:type="dxa" w:w="6180"/><w:tcBorders><w:top w:val="single" w:color="D9D9D9" w:sz="4"/><w:left w:val="single" w:color="D9D9D9" w:sz="4"/><w:bottom w:val="single" w:color="D9D9D9" w:sz="4"/><w:right w:val="single" w:color="D9D9D9" w:sz="4"/></w:tcBorders><w:shd w:fill="F4F6FA" w:val="clear"/><w:tcMar><w:top w:type="dxa" w:w="60"/><w:left w:type="dxa" w:w="95"/><w:bottom w:type="dxa" w:w="60"/><w:right w:type="dxa" w:w="95"/></w:tcMar></w:tcPr><w:p><w:pPr><w:spacing w:after="0" w:line="254"/></w:pPr><w:r><w:rPr><w:sz w:val="18"/><w:szCs w:val="18"/></w:rPr><w:t xml:space="preserve">Confirm admin routes reject a non-admin session</w:t></w:r></w:p></w:tc><w:tc><w:tcPr><w:tcW w:type="dxa" w:w="2300"/><w:tcBorders><w:top w:val="single" w:color="D9D9D9" w:sz="4"/><w:left w:val="single" w:color="D9D9D9" w:sz="4"/><w:bottom w:val="single" w:color="D9D9D9" w:sz="4"/><w:right w:val="single" w:color="D9D9D9" w:sz="4"/></w:tcBorders><w:shd w:fill="F4F6FA" w:val="clear"/><w:tcMar><w:top w:type="dxa" w:w="60"/><w:left w:type="dxa" w:w="95"/><w:bottom w:type="dxa" w:w="60"/><w:right w:type="dxa" w:w="95"/></w:tcMar></w:tcPr><w:p><w:pPr><w:spacing w:after="0" w:line="254"/></w:pPr><w:r><w:rPr><w:sz w:val="18"/><w:szCs w:val="18"/></w:rPr><w:t xml:space="preserve"></w:t></w:r></w:p></w:tc></w:tr><w:tr><w:tc><w:tcPr><w:tcW w:type="dxa" w:w="420"/><w:tcBorders><w:top w:val="single" w:color="D9D9D9" w:sz="4"/><w:left w:val="single" w:color="D9D9D9" w:sz="4"/><w:bottom w:val="single" w:color="D9D9D9" w:sz="4"/><w:right w:val="single" w:color="D9D9D9" w:sz="4"/></w:tcBorders><w:tcMar><w:top w:type="dxa" w:w="60"/><w:left w:type="dxa" w:w="95"/><w:bottom w:type="dxa" w:w="60"/><w:right w:type="dxa" w:w="95"/></w:tcMar></w:tcPr><w:p><w:pPr><w:spacing w:after="0" w:line="254"/></w:pPr><w:r><w:rPr><w:b/><w:bCs/><w:sz w:val="18"/><w:szCs w:val="18"/></w:rPr><w:t xml:space="preserve">☐</w:t></w:r></w:p></w:tc><w:tc><w:tcPr><w:tcW w:type="dxa" w:w="6180"/><w:tcBorders><w:top w:val="single" w:color="D9D9D9" w:sz="4"/><w:left w:val="single" w:color="D9D9D9" w:sz="4"/><w:bottom w:val="single" w:color="D9D9D9" w:sz="4"/><w:right w:val="single" w:color="D9D9D9" w:sz="4"/></w:tcBorders><w:tcMar><w:top w:type="dxa" w:w="60"/><w:left w:type="dxa" w:w="95"/><w:bottom w:type="dxa" w:w="60"/><w:right w:type="dxa" w:w="95"/></w:tcMar></w:tcPr><w:p><w:pPr><w:spacing w:after="0" w:line="254"/></w:pPr><w:r><w:rPr><w:sz w:val="18"/><w:szCs w:val="18"/></w:rPr><w:t xml:space="preserve">Review who holds admin, and remove anyone who should not</w:t></w:r></w:p></w:tc><w:tc><w:tcPr><w:tcW w:type="dxa" w:w="2300"/><w:tcBorders><w:top w:val="single" w:color="D9D9D9" w:sz="4"/><w:left w:val="single" w:color="D9D9D9" w:sz="4"/><w:bottom w:val="single" w:color="D9D9D9" w:sz="4"/><w:right w:val="single" w:color="D9D9D9" w:sz="4"/></w:tcBorders><w:tcMar><w:top w:type="dxa" w:w="60"/><w:left w:type="dxa" w:w="95"/><w:bottom w:type="dxa" w:w="60"/><w:right w:type="dxa" w:w="95"/></w:tcMar></w:tcPr><w:p><w:pPr><w:spacing w:after="0" w:line="254"/></w:pPr><w:r><w:rPr><w:sz w:val="18"/><w:szCs w:val="18"/></w:rPr><w:t xml:space="preserve"></w:t></w:r></w:p></w:tc></w:tr></w:tbl><w:p><w:pPr><w:pStyle w:val="Heading2"/><w:spacing w:after="100" w:before="240"/></w:pPr><w:r><w:t xml:space="preserve">10.2 Operational readiness</w:t></w:r></w:p><w:tbl><w:tblPr><w:tblW w:type="dxa" w:w="8900"/><w:tblBorders><w:top w:val="single" w:color="auto" w:sz="4"/><w:left w:val="single" w:color="auto" w:sz="4"/><w:bottom w:val="single" w:color="auto" w:sz="4"/><w:right w:val="single" w:color="auto" w:sz="4"/><w:insideH w:val="single" w:color="auto" w:sz="4"/><w:insideV w:val="single" w:color="auto" w:sz="4"/></w:tblBorders></w:tblPr><w:tblGrid><w:gridCol w:w="420"/><w:gridCol w:w="6180"/><w:gridCol w:w="2300"/></w:tblGrid><w:tr><w:trPr><w:tblHeader/></w:trPr><w:tc><w:tcPr><w:tcW w:type="dxa" w:w="420"/><w:tcBorders><w:top w:val="single" w:color="D9D9D9" w:sz="4"/><w:left w:val="single" w:color="D9D9D9" w:sz="4"/><w:bottom w:val="single" w:color="D9D9D9" w:sz="4"/><w:right w:val="single" w:color="D9D9D9" w:sz="4"/></w:tcBorders><w:shd w:fill="1F3864" w:val="clear"/><w:tcMar><w:top w:type="dxa" w:w="60"/><w:left w:type="dxa" w:w="95"/><w:bottom w:type="dxa" w:w="60"/><w:right w:type="dxa" w:w="95"/></w:tcMar></w:tcPr><w:p><w:pPr><w:spacing w:after="0" w:line="254"/></w:pPr><w:r><w:rPr><w:b/><w:bCs/><w:color w:val="FFFFFF"/><w:sz w:val="18"/><w:szCs w:val="18"/></w:rPr><w:t xml:space="preserve"></w:t></w:r></w:p></w:tc><w:tc><w:tcPr><w:tcW w:type="dxa" w:w="6180"/><w:tcBorders><w:top w:val="single" w:color="D9D9D9" w:sz="4"/><w:left w:val="single" w:color="D9D9D9" w:sz="4"/><w:bottom w:val="single" w:color="D9D9D9" w:sz="4"/><w:right w:val="single" w:color="D9D9D9" w:sz="4"/></w:tcBorders><w:shd w:fill="1F3864" w:val="clear"/><w:tcMar><w:top w:type="dxa" w:w="60"/><w:left w:type="dxa" w:w="95"/><w:bottom w:type="dxa" w:w="60"/><w:right w:type="dxa" w:w="95"/></w:tcMar></w:tcPr><w:p><w:pPr><w:spacing w:after="0" w:line="254"/></w:pPr><w:r><w:rPr><w:b/><w:bCs/><w:color w:val="FFFFFF"/><w:sz w:val="18"/><w:szCs w:val="18"/></w:rPr><w:t xml:space="preserve">Item</w:t></w:r></w:p></w:tc><w:tc><w:tcPr><w:tcW w:type="dxa" w:w="2300"/><w:tcBorders><w:top w:val="single" w:color="D9D9D9" w:sz="4"/><w:left w:val="single" w:color="D9D9D9" w:sz="4"/><w:bottom w:val="single" w:color="D9D9D9" w:sz="4"/><w:right w:val="single" w:color="D9D9D9" w:sz="4"/></w:tcBorders><w:shd w:fill="1F3864" w:val="clear"/><w:tcMar><w:top w:type="dxa" w:w="60"/><w:left w:type="dxa" w:w="95"/><w:bottom w:type="dxa" w:w="60"/><w:right w:type="dxa" w:w="95"/></w:tcMar></w:tcPr><w:p><w:pPr><w:spacing w:after="0" w:line="254"/></w:pPr><w:r><w:rPr><w:b/><w:bCs/><w:color w:val="FFFFFF"/><w:sz w:val="18"/><w:szCs w:val="18"/></w:rPr><w:t xml:space="preserve">Notes</w:t></w:r></w:p></w:tc></w:tr><w:tr><w:tc><w:tcPr><w:tcW w:type="dxa" w:w="420"/><w:tcBorders><w:top w:val="single" w:color="D9D9D9" w:sz="4"/><w:left w:val="single" w:color="D9D9D9" w:sz="4"/><w:bottom w:val="single" w:color="D9D9D9" w:sz="4"/><w:right w:val="single" w:color="D9D9D9" w:sz="4"/></w:tcBorders><w:tcMar><w:top w:type="dxa" w:w="60"/><w:left w:type="dxa" w:w="95"/><w:bottom w:type="dxa" w:w="60"/><w:right w:type="dxa" w:w="95"/></w:tcMar></w:tcPr><w:p><w:pPr><w:spacing w:after="0" w:line="254"/></w:pPr><w:r><w:rPr><w:b/><w:bCs/><w:sz w:val="18"/><w:szCs w:val="18"/></w:rPr><w:t xml:space="preserve">☐</w:t></w:r></w:p></w:tc><w:tc><w:tcPr><w:tcW w:type="dxa" w:w="6180"/><w:tcBorders><w:top w:val="single" w:color="D9D9D9" w:sz="4"/><w:left w:val="single" w:color="D9D9D9" w:sz="4"/><w:bottom w:val="single" w:color="D9D9D9" w:sz="4"/><w:right w:val="single" w:color="D9D9D9" w:sz="4"/></w:tcBorders><w:tcMar><w:top w:type="dxa" w:w="60"/><w:left w:type="dxa" w:w="95"/><w:bottom w:type="dxa" w:w="60"/><w:right w:type="dxa" w:w="95"/></w:tcMar></w:tcPr><w:p><w:pPr><w:spacing w:after="0" w:line="254"/></w:pPr><w:r><w:rPr><w:sz w:val="18"/><w:szCs w:val="18"/></w:rPr><w:t xml:space="preserve">Transfer ownership of the Vercel project, Supabase project, Stripe and PayPal accounts</w:t></w:r></w:p></w:tc><w:tc><w:tcPr><w:tcW w:type="dxa" w:w="2300"/><w:tcBorders><w:top w:val="single" w:color="D9D9D9" w:sz="4"/><w:left w:val="single" w:color="D9D9D9" w:sz="4"/><w:bottom w:val="single" w:color="D9D9D9" w:sz="4"/><w:right w:val="single" w:color="D9D9D9" w:sz="4"/></w:tcBorders><w:tcMar><w:top w:type="dxa" w:w="60"/><w:left w:type="dxa" w:w="95"/><w:bottom w:type="dxa" w:w="60"/><w:right w:type="dxa" w:w="95"/></w:tcMar></w:tcPr><w:p><w:pPr><w:spacing w:after="0" w:line="254"/></w:pPr><w:r><w:rPr><w:sz w:val="18"/><w:szCs w:val="18"/></w:rPr><w:t xml:space="preserve"></w:t></w:r></w:p></w:tc></w:tr><w:tr><w:tc><w:tcPr><w:tcW w:type="dxa" w:w="420"/><w:tcBorders><w:top w:val="single" w:color="D9D9D9" w:sz="4"/><w:left w:val="single" w:color="D9D9D9" w:sz="4"/><w:bottom w:val="single" w:color="D9D9D9" w:sz="4"/><w:right w:val="single" w:color="D9D9D9" w:sz="4"/></w:tcBorders><w:shd w:fill="F4F6FA" w:val="clear"/><w:tcMar><w:top w:type="dxa" w:w="60"/><w:left w:type="dxa" w:w="95"/><w:bottom w:type="dxa" w:w="60"/><w:right w:type="dxa" w:w="95"/></w:tcMar></w:tcPr><w:p><w:pPr><w:spacing w:after="0" w:line="254"/></w:pPr><w:r><w:rPr><w:b/><w:bCs/><w:sz w:val="18"/><w:szCs w:val="18"/></w:rPr><w:t xml:space="preserve">☐</w:t></w:r></w:p></w:tc><w:tc><w:tcPr><w:tcW w:type="dxa" w:w="6180"/><w:tcBorders><w:top w:val="single" w:color="D9D9D9" w:sz="4"/><w:left w:val="single" w:color="D9D9D9" w:sz="4"/><w:bottom w:val="single" w:color="D9D9D9" w:sz="4"/><w:right w:val="single" w:color="D9D9D9" w:sz="4"/></w:tcBorders><w:shd w:fill="F4F6FA" w:val="clear"/><w:tcMar><w:top w:type="dxa" w:w="60"/><w:left w:type="dxa" w:w="95"/><w:bottom w:type="dxa" w:w="60"/><w:right w:type="dxa" w:w="95"/></w:tcMar></w:tcPr><w:p><w:pPr><w:spacing w:after="0" w:line="254"/></w:pPr><w:r><w:rPr><w:sz w:val="18"/><w:szCs w:val="18"/></w:rPr><w:t xml:space="preserve">Transfer the GitHub repository and configure branch protection on main to require CI</w:t></w:r></w:p></w:tc><w:tc><w:tcPr><w:tcW w:type="dxa" w:w="2300"/><w:tcBorders><w:top w:val="single" w:color="D9D9D9" w:sz="4"/><w:left w:val="single" w:color="D9D9D9" w:sz="4"/><w:bottom w:val="single" w:color="D9D9D9" w:sz="4"/><w:right w:val="single" w:color="D9D9D9" w:sz="4"/></w:tcBorders><w:shd w:fill="F4F6FA" w:val="clear"/><w:tcMar><w:top w:type="dxa" w:w="60"/><w:left w:type="dxa" w:w="95"/><w:bottom w:type="dxa" w:w="60"/><w:right w:type="dxa" w:w="95"/></w:tcMar></w:tcPr><w:p><w:pPr><w:spacing w:after="0" w:line="254"/></w:pPr><w:r><w:rPr><w:sz w:val="18"/><w:szCs w:val="18"/></w:rPr><w:t xml:space="preserve"></w:t></w:r></w:p></w:tc></w:tr><w:tr><w:tc><w:tcPr><w:tcW w:type="dxa" w:w="420"/><w:tcBorders><w:top w:val="single" w:color="D9D9D9" w:sz="4"/><w:left w:val="single" w:color="D9D9D9" w:sz="4"/><w:bottom w:val="single" w:color="D9D9D9" w:sz="4"/><w:right w:val="single" w:color="D9D9D9" w:sz="4"/></w:tcBorders><w:tcMar><w:top w:type="dxa" w:w="60"/><w:left w:type="dxa" w:w="95"/><w:bottom w:type="dxa" w:w="60"/><w:right w:type="dxa" w:w="95"/></w:tcMar></w:tcPr><w:p><w:pPr><w:spacing w:after="0" w:line="254"/></w:pPr><w:r><w:rPr><w:b/><w:bCs/><w:sz w:val="18"/><w:szCs w:val="18"/></w:rPr><w:t xml:space="preserve">☐</w:t></w:r></w:p></w:tc><w:tc><w:tcPr><w:tcW w:type="dxa" w:w="6180"/><w:tcBorders><w:top w:val="single" w:color="D9D9D9" w:sz="4"/><w:left w:val="single" w:color="D9D9D9" w:sz="4"/><w:bottom w:val="single" w:color="D9D9D9" w:sz="4"/><w:right w:val="single" w:color="D9D9D9" w:sz="4"/></w:tcBorders><w:tcMar><w:top w:type="dxa" w:w="60"/><w:left w:type="dxa" w:w="95"/><w:bottom w:type="dxa" w:w="60"/><w:right w:type="dxa" w:w="95"/></w:tcMar></w:tcPr><w:p><w:pPr><w:spacing w:after="0" w:line="254"/></w:pPr><w:r><w:rPr><w:sz w:val="18"/><w:szCs w:val="18"/></w:rPr><w:t xml:space="preserve">Confirm CI passes on main after transfer</w:t></w:r></w:p></w:tc><w:tc><w:tcPr><w:tcW w:type="dxa" w:w="2300"/><w:tcBorders><w:top w:val="single" w:color="D9D9D9" w:sz="4"/><w:left w:val="single" w:color="D9D9D9" w:sz="4"/><w:bottom w:val="single" w:color="D9D9D9" w:sz="4"/><w:right w:val="single" w:color="D9D9D9" w:sz="4"/></w:tcBorders><w:tcMar><w:top w:type="dxa" w:w="60"/><w:left w:type="dxa" w:w="95"/><w:bottom w:type="dxa" w:w="60"/><w:right w:type="dxa" w:w="95"/></w:tcMar></w:tcPr><w:p><w:pPr><w:spacing w:after="0" w:line="254"/></w:pPr><w:r><w:rPr><w:sz w:val="18"/><w:szCs w:val="18"/></w:rPr><w:t xml:space="preserve"></w:t></w:r></w:p></w:tc></w:tr><w:tr><w:tc><w:tcPr><w:tcW w:type="dxa" w:w="420"/><w:tcBorders><w:top w:val="single" w:color="D9D9D9" w:sz="4"/><w:left w:val="single" w:color="D9D9D9" w:sz="4"/><w:bottom w:val="single" w:color="D9D9D9" w:sz="4"/><w:right w:val="single" w:color="D9D9D9" w:sz="4"/></w:tcBorders><w:shd w:fill="F4F6FA" w:val="clear"/><w:tcMar><w:top w:type="dxa" w:w="60"/><w:left w:type="dxa" w:w="95"/><w:bottom w:type="dxa" w:w="60"/><w:right w:type="dxa" w:w="95"/></w:tcMar></w:tcPr><w:p><w:pPr><w:spacing w:after="0" w:line="254"/></w:pPr><w:r><w:rPr><w:b/><w:bCs/><w:sz w:val="18"/><w:szCs w:val="18"/></w:rPr><w:t xml:space="preserve">☐</w:t></w:r></w:p></w:tc><w:tc><w:tcPr><w:tcW w:type="dxa" w:w="6180"/><w:tcBorders><w:top w:val="single" w:color="D9D9D9" w:sz="4"/><w:left w:val="single" w:color="D9D9D9" w:sz="4"/><w:bottom w:val="single" w:color="D9D9D9" w:sz="4"/><w:right w:val="single" w:color="D9D9D9" w:sz="4"/></w:tcBorders><w:shd w:fill="F4F6FA" w:val="clear"/><w:tcMar><w:top w:type="dxa" w:w="60"/><w:left w:type="dxa" w:w="95"/><w:bottom w:type="dxa" w:w="60"/><w:right w:type="dxa" w:w="95"/></w:tcMar></w:tcPr><w:p><w:pPr><w:spacing w:after="0" w:line="254"/></w:pPr><w:r><w:rPr><w:sz w:val="18"/><w:szCs w:val="18"/></w:rPr><w:t xml:space="preserve">Set up error monitoring and alerting on the money paths</w:t></w:r></w:p></w:tc><w:tc><w:tcPr><w:tcW w:type="dxa" w:w="2300"/><w:tcBorders><w:top w:val="single" w:color="D9D9D9" w:sz="4"/><w:left w:val="single" w:color="D9D9D9" w:sz="4"/><w:bottom w:val="single" w:color="D9D9D9" w:sz="4"/><w:right w:val="single" w:color="D9D9D9" w:sz="4"/></w:tcBorders><w:shd w:fill="F4F6FA" w:val="clear"/><w:tcMar><w:top w:type="dxa" w:w="60"/><w:left w:type="dxa" w:w="95"/><w:bottom w:type="dxa" w:w="60"/><w:right w:type="dxa" w:w="95"/></w:tcMar></w:tcPr><w:p><w:pPr><w:spacing w:after="0" w:line="254"/></w:pPr><w:r><w:rPr><w:sz w:val="18"/><w:szCs w:val="18"/></w:rPr><w:t xml:space="preserve">Grep the logs for CRITICAL</w:t></w:r></w:p></w:tc></w:tr><w:tr><w:tc><w:tcPr><w:tcW w:type="dxa" w:w="420"/><w:tcBorders><w:top w:val="single" w:color="D9D9D9" w:sz="4"/><w:left w:val="single" w:color="D9D9D9" w:sz="4"/><w:bottom w:val="single" w:color="D9D9D9" w:sz="4"/><w:right w:val="single" w:color="D9D9D9" w:sz="4"/></w:tcBorders><w:tcMar><w:top w:type="dxa" w:w="60"/><w:left w:type="dxa" w:w="95"/><w:bottom w:type="dxa" w:w="60"/><w:right w:type="dxa" w:w="95"/></w:tcMar></w:tcPr><w:p><w:pPr><w:spacing w:after="0" w:line="254"/></w:pPr><w:r><w:rPr><w:b/><w:bCs/><w:sz w:val="18"/><w:szCs w:val="18"/></w:rPr><w:t xml:space="preserve">☐</w:t></w:r></w:p></w:tc><w:tc><w:tcPr><w:tcW w:type="dxa" w:w="6180"/><w:tcBorders><w:top w:val="single" w:color="D9D9D9" w:sz="4"/><w:left w:val="single" w:color="D9D9D9" w:sz="4"/><w:bottom w:val="single" w:color="D9D9D9" w:sz="4"/><w:right w:val="single" w:color="D9D9D9" w:sz="4"/></w:tcBorders><w:tcMar><w:top w:type="dxa" w:w="60"/><w:left w:type="dxa" w:w="95"/><w:bottom w:type="dxa" w:w="60"/><w:right w:type="dxa" w:w="95"/></w:tcMar></w:tcPr><w:p><w:pPr><w:spacing w:after="0" w:line="254"/></w:pPr><w:r><w:rPr><w:sz w:val="18"/><w:szCs w:val="18"/></w:rPr><w:t xml:space="preserve">Document who is on call for a failed settlement or payout</w:t></w:r></w:p></w:tc><w:tc><w:tcPr><w:tcW w:type="dxa" w:w="2300"/><w:tcBorders><w:top w:val="single" w:color="D9D9D9" w:sz="4"/><w:left w:val="single" w:color="D9D9D9" w:sz="4"/><w:bottom w:val="single" w:color="D9D9D9" w:sz="4"/><w:right w:val="single" w:color="D9D9D9" w:sz="4"/></w:tcBorders><w:tcMar><w:top w:type="dxa" w:w="60"/><w:left w:type="dxa" w:w="95"/><w:bottom w:type="dxa" w:w="60"/><w:right w:type="dxa" w:w="95"/></w:tcMar></w:tcPr><w:p><w:pPr><w:spacing w:after="0" w:line="254"/></w:pPr><w:r><w:rPr><w:sz w:val="18"/><w:szCs w:val="18"/></w:rPr><w:t xml:space="preserve"></w:t></w:r></w:p></w:tc></w:tr><w:tr><w:tc><w:tcPr><w:tcW w:type="dxa" w:w="420"/><w:tcBorders><w:top w:val="single" w:color="D9D9D9" w:sz="4"/><w:left w:val="single" w:color="D9D9D9" w:sz="4"/><w:bottom w:val="single" w:color="D9D9D9" w:sz="4"/><w:right w:val="single" w:color="D9D9D9" w:sz="4"/></w:tcBorders><w:shd w:fill="F4F6FA" w:val="clear"/><w:tcMar><w:top w:type="dxa" w:w="60"/><w:left w:type="dxa" w:w="95"/><w:bottom w:type="dxa" w:w="60"/><w:right w:type="dxa" w:w="95"/></w:tcMar></w:tcPr><w:p><w:pPr><w:spacing w:after="0" w:line="254"/></w:pPr><w:r><w:rPr><w:b/><w:bCs/><w:sz w:val="18"/><w:szCs w:val="18"/></w:rPr><w:t xml:space="preserve">☐</w:t></w:r></w:p></w:tc><w:tc><w:tcPr><w:tcW w:type="dxa" w:w="6180"/><w:tcBorders><w:top w:val="single" w:color="D9D9D9" w:sz="4"/><w:left w:val="single" w:color="D9D9D9" w:sz="4"/><w:bottom w:val="single" w:color="D9D9D9" w:sz="4"/><w:right w:val="single" w:color="D9D9D9" w:sz="4"/></w:tcBorders><w:shd w:fill="F4F6FA" w:val="clear"/><w:tcMar><w:top w:type="dxa" w:w="60"/><w:left w:type="dxa" w:w="95"/><w:bottom w:type="dxa" w:w="60"/><w:right w:type="dxa" w:w="95"/></w:tcMar></w:tcPr><w:p><w:pPr><w:spacing w:after="0" w:line="254"/></w:pPr><w:r><w:rPr><w:sz w:val="18"/><w:szCs w:val="18"/></w:rPr><w:t xml:space="preserve">Confirm the daily Vercel cron and the 30-minute Actions cadence are both active</w:t></w:r></w:p></w:tc><w:tc><w:tcPr><w:tcW w:type="dxa" w:w="2300"/><w:tcBorders><w:top w:val="single" w:color="D9D9D9" w:sz="4"/><w:left w:val="single" w:color="D9D9D9" w:sz="4"/><w:bottom w:val="single" w:color="D9D9D9" w:sz="4"/><w:right w:val="single" w:color="D9D9D9" w:sz="4"/></w:tcBorders><w:shd w:fill="F4F6FA" w:val="clear"/><w:tcMar><w:top w:type="dxa" w:w="60"/><w:left w:type="dxa" w:w="95"/><w:bottom w:type="dxa" w:w="60"/><w:right w:type="dxa" w:w="95"/></w:tcMar></w:tcPr><w:p><w:pPr><w:spacing w:after="0" w:line="254"/></w:pPr><w:r><w:rPr><w:sz w:val="18"/><w:szCs w:val="18"/></w:rPr><w:t xml:space="preserve"></w:t></w:r></w:p></w:tc></w:tr></w:tbl><w:p><w:pPr><w:pStyle w:val="Heading2"/><w:spacing w:after="100" w:before="240"/></w:pPr><w:r><w:t xml:space="preserve">10.3 Legal and compliance</w:t></w:r></w:p><w:tbl><w:tblPr><w:tblW w:type="dxa" w:w="8900"/><w:tblBorders><w:top w:val="single" w:color="auto" w:sz="4"/><w:left w:val="single" w:color="auto" w:sz="4"/><w:bottom w:val="single" w:color="auto" w:sz="4"/><w:right w:val="single" w:color="auto" w:sz="4"/><w:insideH w:val="single" w:color="auto" w:sz="4"/><w:insideV w:val="single" w:color="auto" w:sz="4"/></w:tblBorders></w:tblPr><w:tblGrid><w:gridCol w:w="8900"/></w:tblGrid><w:tr><w:tc><w:tcPr><w:tcW w:type="dxa" w:w="8900"/><w:tcBorders><w:top w:val="none"/><w:left w:val="single" w:color="B22222" w:sz="18"/><w:bottom w:val="none"/><w:right w:val="none"/></w:tcBorders><w:shd w:fill="FBECEC" w:val="clear"/><w:tcMar><w:top w:type="dxa" w:w="115"/><w:left w:type="dxa" w:w="155"/><w:bottom w:type="dxa" w:w="115"/><w:right w:type="dxa" w:w="155"/></w:tcMar></w:tcPr><w:p><w:pPr><w:spacing w:after="45"/></w:pPr><w:r><w:rPr><w:b/><w:bCs/><w:color w:val="1F3864"/><w:sz w:val="20"/><w:szCs w:val="20"/></w:rPr><w:t xml:space="preserve">Outside the scope of this engineering handover</w:t></w:r></w:p><w:p><w:pPr><w:spacing w:after="0" w:line="274"/></w:pPr><w:r><w:rPr><w:sz w:val="21"/><w:szCs w:val="21"/></w:rPr><w:t xml:space="preserve">This platform takes entry fees and pays cash prizes. Real-money contest regulation varies by jurisdiction and can require licensing, age and location verification, KYC/AML checks, tax reporting and specific terms. </w:t></w:r><w:r><w:rPr><w:b/><w:bCs/><w:sz w:val="21"/><w:szCs w:val="21"/></w:rPr><w:t xml:space="preserve">None of that was assessed here and none of it is implemented.</w:t></w:r><w:r><w:rPr><w:sz w:val="21"/><w:szCs w:val="21"/></w:rPr><w:t xml:space="preserve"> Obtain qualified legal advice for every market you intend to operate in before accepting real money.</w:t></w:r></w:p></w:tc></w:tr></w:tbl><w:tbl><w:tblPr><w:tblW w:type="dxa" w:w="8900"/><w:tblBorders><w:top w:val="single" w:color="auto" w:sz="4"/><w:left w:val="single" w:color="auto" w:sz="4"/><w:bottom w:val="single" w:color="auto" w:sz="4"/><w:right w:val="single" w:color="auto" w:sz="4"/><w:insideH w:val="single" w:color="auto" w:sz="4"/><w:insideV w:val="single" w:color="auto" w:sz="4"/></w:tblBorders></w:tblPr><w:tblGrid><w:gridCol w:w="420"/><w:gridCol w:w="6180"/><w:gridCol w:w="2300"/></w:tblGrid><w:tr><w:trPr><w:tblHeader/></w:trPr><w:tc><w:tcPr><w:tcW w:type="dxa" w:w="420"/><w:tcBorders><w:top w:val="single" w:color="D9D9D9" w:sz="4"/><w:left w:val="single" w:color="D9D9D9" w:sz="4"/><w:bottom w:val="single" w:color="D9D9D9" w:sz="4"/><w:right w:val="single" w:color="D9D9D9" w:sz="4"/></w:tcBorders><w:shd w:fill="1F3864" w:val="clear"/><w:tcMar><w:top w:type="dxa" w:w="60"/><w:left w:type="dxa" w:w="95"/><w:bottom w:type="dxa" w:w="60"/><w:right w:type="dxa" w:w="95"/></w:tcMar></w:tcPr><w:p><w:pPr><w:spacing w:after="0" w:line="254"/></w:pPr><w:r><w:rPr><w:b/><w:bCs/><w:color w:val="FFFFFF"/><w:sz w:val="18"/><w:szCs w:val="18"/></w:rPr><w:t xml:space="preserve"></w:t></w:r></w:p></w:tc><w:tc><w:tcPr><w:tcW w:type="dxa" w:w="6180"/><w:tcBorders><w:top w:val="single" w:color="D9D9D9" w:sz="4"/><w:left w:val="single" w:color="D9D9D9" w:sz="4"/><w:bottom w:val="single" w:color="D9D9D9" w:sz="4"/><w:right w:val="single" w:color="D9D9D9" w:sz="4"/></w:tcBorders><w:shd w:fill="1F3864" w:val="clear"/><w:tcMar><w:top w:type="dxa" w:w="60"/><w:left w:type="dxa" w:w="95"/><w:bottom w:type="dxa" w:w="60"/><w:right w:type="dxa" w:w="95"/></w:tcMar></w:tcPr><w:p><w:pPr><w:spacing w:after="0" w:line="254"/></w:pPr><w:r><w:rPr><w:b/><w:bCs/><w:color w:val="FFFFFF"/><w:sz w:val="18"/><w:szCs w:val="18"/></w:rPr><w:t xml:space="preserve">Item</w:t></w:r></w:p></w:tc><w:tc><w:tcPr><w:tcW w:type="dxa" w:w="2300"/><w:tcBorders><w:top w:val="single" w:color="D9D9D9" w:sz="4"/><w:left w:val="single" w:color="D9D9D9" w:sz="4"/><w:bottom w:val="single" w:color="D9D9D9" w:sz="4"/><w:right w:val="single" w:color="D9D9D9" w:sz="4"/></w:tcBorders><w:shd w:fill="1F3864" w:val="clear"/><w:tcMar><w:top w:type="dxa" w:w="60"/><w:left w:type="dxa" w:w="95"/><w:bottom w:type="dxa" w:w="60"/><w:right w:type="dxa" w:w="95"/></w:tcMar></w:tcPr><w:p><w:pPr><w:spacing w:after="0" w:line="254"/></w:pPr><w:r><w:rPr><w:b/><w:bCs/><w:color w:val="FFFFFF"/><w:sz w:val="18"/><w:szCs w:val="18"/></w:rPr><w:t xml:space="preserve">Notes</w:t></w:r></w:p></w:tc></w:tr><w:tr><w:tc><w:tcPr><w:tcW w:type="dxa" w:w="420"/><w:tcBorders><w:top w:val="single" w:color="D9D9D9" w:sz="4"/><w:left w:val="single" w:color="D9D9D9" w:sz="4"/><w:bottom w:val="single" w:color="D9D9D9" w:sz="4"/><w:right w:val="single" w:color="D9D9D9" w:sz="4"/></w:tcBorders><w:tcMar><w:top w:type="dxa" w:w="60"/><w:left w:type="dxa" w:w="95"/><w:bottom w:type="dxa" w:w="60"/><w:right w:type="dxa" w:w="95"/></w:tcMar></w:tcPr><w:p><w:pPr><w:spacing w:after="0" w:line="254"/></w:pPr><w:r><w:rPr><w:b/><w:bCs/><w:sz w:val="18"/><w:szCs w:val="18"/></w:rPr><w:t xml:space="preserve">☐</w:t></w:r></w:p></w:tc><w:tc><w:tcPr><w:tcW w:type="dxa" w:w="6180"/><w:tcBorders><w:top w:val="single" w:color="D9D9D9" w:sz="4"/><w:left w:val="single" w:color="D9D9D9" w:sz="4"/><w:bottom w:val="single" w:color="D9D9D9" w:sz="4"/><w:right w:val="single" w:color="D9D9D9" w:sz="4"/></w:tcBorders><w:tcMar><w:top w:type="dxa" w:w="60"/><w:left w:type="dxa" w:w="95"/><w:bottom w:type="dxa" w:w="60"/><w:right w:type="dxa" w:w="95"/></w:tcMar></w:tcPr><w:p><w:pPr><w:spacing w:after="0" w:line="254"/></w:pPr><w:r><w:rPr><w:sz w:val="18"/><w:szCs w:val="18"/></w:rPr><w:t xml:space="preserve">Obtain legal advice on real-money contest regulation in each target market</w:t></w:r></w:p></w:tc><w:tc><w:tcPr><w:tcW w:type="dxa" w:w="2300"/><w:tcBorders><w:top w:val="single" w:color="D9D9D9" w:sz="4"/><w:left w:val="single" w:color="D9D9D9" w:sz="4"/><w:bottom w:val="single" w:color="D9D9D9" w:sz="4"/><w:right w:val="single" w:color="D9D9D9" w:sz="4"/></w:tcBorders><w:tcMar><w:top w:type="dxa" w:w="60"/><w:left w:type="dxa" w:w="95"/><w:bottom w:type="dxa" w:w="60"/><w:right w:type="dxa" w:w="95"/></w:tcMar></w:tcPr><w:p><w:pPr><w:spacing w:after="0" w:line="254"/></w:pPr><w:r><w:rPr><w:sz w:val="18"/><w:szCs w:val="18"/></w:rPr><w:t xml:space="preserve">Not assessed</w:t></w:r></w:p></w:tc></w:tr><w:tr><w:tc><w:tcPr><w:tcW w:type="dxa" w:w="420"/><w:tcBorders><w:top w:val="single" w:color="D9D9D9" w:sz="4"/><w:left w:val="single" w:color="D9D9D9" w:sz="4"/><w:bottom w:val="single" w:color="D9D9D9" w:sz="4"/><w:right w:val="single" w:color="D9D9D9" w:sz="4"/></w:tcBorders><w:shd w:fill="F4F6FA" w:val="clear"/><w:tcMar><w:top w:type="dxa" w:w="60"/><w:left w:type="dxa" w:w="95"/><w:bottom w:type="dxa" w:w="60"/><w:right w:type="dxa" w:w="95"/></w:tcMar></w:tcPr><w:p><w:pPr><w:spacing w:after="0" w:line="254"/></w:pPr><w:r><w:rPr><w:b/><w:bCs/><w:sz w:val="18"/><w:szCs w:val="18"/></w:rPr><w:t xml:space="preserve">☐</w:t></w:r></w:p></w:tc><w:tc><w:tcPr><w:tcW w:type="dxa" w:w="6180"/><w:tcBorders><w:top w:val="single" w:color="D9D9D9" w:sz="4"/><w:left w:val="single" w:color="D9D9D9" w:sz="4"/><w:bottom w:val="single" w:color="D9D9D9" w:sz="4"/><w:right w:val="single" w:color="D9D9D9" w:sz="4"/></w:tcBorders><w:shd w:fill="F4F6FA" w:val="clear"/><w:tcMar><w:top w:type="dxa" w:w="60"/><w:left w:type="dxa" w:w="95"/><w:bottom w:type="dxa" w:w="60"/><w:right w:type="dxa" w:w="95"/></w:tcMar></w:tcPr><w:p><w:pPr><w:spacing w:after="0" w:line="254"/></w:pPr><w:r><w:rPr><w:sz w:val="18"/><w:szCs w:val="18"/></w:rPr><w:t xml:space="preserve">Decide on age and location verification requirements</w:t></w:r></w:p></w:tc><w:tc><w:tcPr><w:tcW w:type="dxa" w:w="2300"/><w:tcBorders><w:top w:val="single" w:color="D9D9D9" w:sz="4"/><w:left w:val="single" w:color="D9D9D9" w:sz="4"/><w:bottom w:val="single" w:color="D9D9D9" w:sz="4"/><w:right w:val="single" w:color="D9D9D9" w:sz="4"/></w:tcBorders><w:shd w:fill="F4F6FA" w:val="clear"/><w:tcMar><w:top w:type="dxa" w:w="60"/><w:left w:type="dxa" w:w="95"/><w:bottom w:type="dxa" w:w="60"/><w:right w:type="dxa" w:w="95"/></w:tcMar></w:tcPr><w:p><w:pPr><w:spacing w:after="0" w:line="254"/></w:pPr><w:r><w:rPr><w:sz w:val="18"/><w:szCs w:val="18"/></w:rPr><w:t xml:space="preserve">Not implemented</w:t></w:r></w:p></w:tc></w:tr><w:tr><w:tc><w:tcPr><w:tcW w:type="dxa" w:w="420"/><w:tcBorders><w:top w:val="single" w:color="D9D9D9" w:sz="4"/><w:left w:val="single" w:color="D9D9D9" w:sz="4"/><w:bottom w:val="single" w:color="D9D9D9" w:sz="4"/><w:right w:val="single" w:color="D9D9D9" w:sz="4"/></w:tcBorders><w:tcMar><w:top w:type="dxa" w:w="60"/><w:left w:type="dxa" w:w="95"/><w:bottom w:type="dxa" w:w="60"/><w:right w:type="dxa" w:w="95"/></w:tcMar></w:tcPr><w:p><w:pPr><w:spacing w:after="0" w:line="254"/></w:pPr><w:r><w:rPr><w:b/><w:bCs/><w:sz w:val="18"/><w:szCs w:val="18"/></w:rPr><w:t xml:space="preserve">☐</w:t></w:r></w:p></w:tc><w:tc><w:tcPr><w:tcW w:type="dxa" w:w="6180"/><w:tcBorders><w:top w:val="single" w:color="D9D9D9" w:sz="4"/><w:left w:val="single" w:color="D9D9D9" w:sz="4"/><w:bottom w:val="single" w:color="D9D9D9" w:sz="4"/><w:right w:val="single" w:color="D9D9D9" w:sz="4"/></w:tcBorders><w:tcMar><w:top w:type="dxa" w:w="60"/><w:left w:type="dxa" w:w="95"/><w:bottom w:type="dxa" w:w="60"/><w:right w:type="dxa" w:w="95"/></w:tcMar></w:tcPr><w:p><w:pPr><w:spacing w:after="0" w:line="254"/></w:pPr><w:r><w:rPr><w:sz w:val="18"/><w:szCs w:val="18"/></w:rPr><w:t xml:space="preserve">Decide on KYC/AML obligations for payouts</w:t></w:r></w:p></w:tc><w:tc><w:tcPr><w:tcW w:type="dxa" w:w="2300"/><w:tcBorders><w:top w:val="single" w:color="D9D9D9" w:sz="4"/><w:left w:val="single" w:color="D9D9D9" w:sz="4"/><w:bottom w:val="single" w:color="D9D9D9" w:sz="4"/><w:right w:val="single" w:color="D9D9D9" w:sz="4"/></w:tcBorders><w:tcMar><w:top w:type="dxa" w:w="60"/><w:left w:type="dxa" w:w="95"/><w:bottom w:type="dxa" w:w="60"/><w:right w:type="dxa" w:w="95"/></w:tcMar></w:tcPr><w:p><w:pPr><w:spacing w:after="0" w:line="254"/></w:pPr><w:r><w:rPr><w:sz w:val="18"/><w:szCs w:val="18"/></w:rPr><w:t xml:space="preserve">Not implemented</w:t></w:r></w:p></w:tc></w:tr><w:tr><w:tc><w:tcPr><w:tcW w:type="dxa" w:w="420"/><w:tcBorders><w:top w:val="single" w:color="D9D9D9" w:sz="4"/><w:left w:val="single" w:color="D9D9D9" w:sz="4"/><w:bottom w:val="single" w:color="D9D9D9" w:sz="4"/><w:right w:val="single" w:color="D9D9D9" w:sz="4"/></w:tcBorders><w:shd w:fill="F4F6FA" w:val="clear"/><w:tcMar><w:top w:type="dxa" w:w="60"/><w:left w:type="dxa" w:w="95"/><w:bottom w:type="dxa" w:w="60"/><w:right w:type="dxa" w:w="95"/></w:tcMar></w:tcPr><w:p><w:pPr><w:spacing w:after="0" w:line="254"/></w:pPr><w:r><w:rPr><w:b/><w:bCs/><w:sz w:val="18"/><w:szCs w:val="18"/></w:rPr><w:t xml:space="preserve">☐</w:t></w:r></w:p></w:tc><w:tc><w:tcPr><w:tcW w:type="dxa" w:w="6180"/><w:tcBorders><w:top w:val="single" w:color="D9D9D9" w:sz="4"/><w:left w:val="single" w:color="D9D9D9" w:sz="4"/><w:bottom w:val="single" w:color="D9D9D9" w:sz="4"/><w:right w:val="single" w:color="D9D9D9" w:sz="4"/></w:tcBorders><w:shd w:fill="F4F6FA" w:val="clear"/><w:tcMar><w:top w:type="dxa" w:w="60"/><w:left w:type="dxa" w:w="95"/><w:bottom w:type="dxa" w:w="60"/><w:right w:type="dxa" w:w="95"/></w:tcMar></w:tcPr><w:p><w:pPr><w:spacing w:after="0" w:line="254"/></w:pPr><w:r><w:rPr><w:sz w:val="18"/><w:szCs w:val="18"/></w:rPr><w:t xml:space="preserve">Have the terms, privacy policy and responsible-play content reviewed</w:t></w:r></w:p></w:tc><w:tc><w:tcPr><w:tcW w:type="dxa" w:w="2300"/><w:tcBorders><w:top w:val="single" w:color="D9D9D9" w:sz="4"/><w:left w:val="single" w:color="D9D9D9" w:sz="4"/><w:bottom w:val="single" w:color="D9D9D9" w:sz="4"/><w:right w:val="single" w:color="D9D9D9" w:sz="4"/></w:tcBorders><w:shd w:fill="F4F6FA" w:val="clear"/><w:tcMar><w:top w:type="dxa" w:w="60"/><w:left w:type="dxa" w:w="95"/><w:bottom w:type="dxa" w:w="60"/><w:right w:type="dxa" w:w="95"/></w:tcMar></w:tcPr><w:p><w:pPr><w:spacing w:after="0" w:line="254"/></w:pPr><w:r><w:rPr><w:sz w:val="18"/><w:szCs w:val="18"/></w:rPr><w:t xml:space="preserve">Placeholder pages exist</w:t></w:r></w:p></w:tc></w:tr><w:tr><w:tc><w:tcPr><w:tcW w:type="dxa" w:w="420"/><w:tcBorders><w:top w:val="single" w:color="D9D9D9" w:sz="4"/><w:left w:val="single" w:color="D9D9D9" w:sz="4"/><w:bottom w:val="single" w:color="D9D9D9" w:sz="4"/><w:right w:val="single" w:color="D9D9D9" w:sz="4"/></w:tcBorders><w:tcMar><w:top w:type="dxa" w:w="60"/><w:left w:type="dxa" w:w="95"/><w:bottom w:type="dxa" w:w="60"/><w:right w:type="dxa" w:w="95"/></w:tcMar></w:tcPr><w:p><w:pPr><w:spacing w:after="0" w:line="254"/></w:pPr><w:r><w:rPr><w:b/><w:bCs/><w:sz w:val="18"/><w:szCs w:val="18"/></w:rPr><w:t xml:space="preserve">☐</w:t></w:r></w:p></w:tc><w:tc><w:tcPr><w:tcW w:type="dxa" w:w="6180"/><w:tcBorders><w:top w:val="single" w:color="D9D9D9" w:sz="4"/><w:left w:val="single" w:color="D9D9D9" w:sz="4"/><w:bottom w:val="single" w:color="D9D9D9" w:sz="4"/><w:right w:val="single" w:color="D9D9D9" w:sz="4"/></w:tcBorders><w:tcMar><w:top w:type="dxa" w:w="60"/><w:left w:type="dxa" w:w="95"/><w:bottom w:type="dxa" w:w="60"/><w:right w:type="dxa" w:w="95"/></w:tcMar></w:tcPr><w:p><w:pPr><w:spacing w:after="0" w:line="254"/></w:pPr><w:r><w:rPr><w:sz w:val="18"/><w:szCs w:val="18"/></w:rPr><w:t xml:space="preserve">Confirm tax reporting obligations for winnings</w:t></w:r></w:p></w:tc><w:tc><w:tcPr><w:tcW w:type="dxa" w:w="2300"/><w:tcBorders><w:top w:val="single" w:color="D9D9D9" w:sz="4"/><w:left w:val="single" w:color="D9D9D9" w:sz="4"/><w:bottom w:val="single" w:color="D9D9D9" w:sz="4"/><w:right w:val="single" w:color="D9D9D9" w:sz="4"/></w:tcBorders><w:tcMar><w:top w:type="dxa" w:w="60"/><w:left w:type="dxa" w:w="95"/><w:bottom w:type="dxa" w:w="60"/><w:right w:type="dxa" w:w="95"/></w:tcMar></w:tcPr><w:p><w:pPr><w:spacing w:after="0" w:line="254"/></w:pPr><w:r><w:rPr><w:sz w:val="18"/><w:szCs w:val="18"/></w:rPr><w:t xml:space="preserve"></w:t></w:r></w:p></w:tc></w:tr></w:tbl><w:p><w:pPr><w:pStyle w:val="Heading2"/><w:spacing w:after="100" w:before="240"/></w:pPr><w:r><w:t xml:space="preserve">10.4 Recommended follow-up work</w:t></w:r></w:p><w:p><w:pPr><w:spacing w:after="130" w:line="280"/></w:pPr><w:r><w:rPr><w:sz w:val="21"/><w:szCs w:val="21"/></w:rPr><w:t xml:space="preserve">None of these block handover, but each is worth scheduling.</w:t></w:r></w:p><w:tbl><w:tblPr><w:tblW w:type="dxa" w:w="8900"/><w:tblBorders><w:top w:val="single" w:color="auto" w:sz="4"/><w:left w:val="single" w:color="auto" w:sz="4"/><w:bottom w:val="single" w:color="auto" w:sz="4"/><w:right w:val="single" w:color="auto" w:sz="4"/><w:insideH w:val="single" w:color="auto" w:sz="4"/><w:insideV w:val="single" w:color="auto" w:sz="4"/></w:tblBorders></w:tblPr><w:tblGrid><w:gridCol w:w="420"/><w:gridCol w:w="6180"/><w:gridCol w:w="2300"/></w:tblGrid><w:tr><w:trPr><w:tblHeader/></w:trPr><w:tc><w:tcPr><w:tcW w:type="dxa" w:w="420"/><w:tcBorders><w:top w:val="single" w:color="D9D9D9" w:sz="4"/><w:left w:val="single" w:color="D9D9D9" w:sz="4"/><w:bottom w:val="single" w:color="D9D9D9" w:sz="4"/><w:right w:val="single" w:color="D9D9D9" w:sz="4"/></w:tcBorders><w:shd w:fill="1F3864" w:val="clear"/><w:tcMar><w:top w:type="dxa" w:w="60"/><w:left w:type="dxa" w:w="95"/><w:bottom w:type="dxa" w:w="60"/><w:right w:type="dxa" w:w="95"/></w:tcMar></w:tcPr><w:p><w:pPr><w:spacing w:after="0" w:line="254"/></w:pPr><w:r><w:rPr><w:b/><w:bCs/><w:color w:val="FFFFFF"/><w:sz w:val="18"/><w:szCs w:val="18"/></w:rPr><w:t xml:space="preserve"></w:t></w:r></w:p></w:tc><w:tc><w:tcPr><w:tcW w:type="dxa" w:w="6180"/><w:tcBorders><w:top w:val="single" w:color="D9D9D9" w:sz="4"/><w:left w:val="single" w:color="D9D9D9" w:sz="4"/><w:bottom w:val="single" w:color="D9D9D9" w:sz="4"/><w:right w:val="single" w:color="D9D9D9" w:sz="4"/></w:tcBorders><w:shd w:fill="1F3864" w:val="clear"/><w:tcMar><w:top w:type="dxa" w:w="60"/><w:left w:type="dxa" w:w="95"/><w:bottom w:type="dxa" w:w="60"/><w:right w:type="dxa" w:w="95"/></w:tcMar></w:tcPr><w:p><w:pPr><w:spacing w:after="0" w:line="254"/></w:pPr><w:r><w:rPr><w:b/><w:bCs/><w:color w:val="FFFFFF"/><w:sz w:val="18"/><w:szCs w:val="18"/></w:rPr><w:t xml:space="preserve">Item</w:t></w:r></w:p></w:tc><w:tc><w:tcPr><w:tcW w:type="dxa" w:w="2300"/><w:tcBorders><w:top w:val="single" w:color="D9D9D9" w:sz="4"/><w:left w:val="single" w:color="D9D9D9" w:sz="4"/><w:bottom w:val="single" w:color="D9D9D9" w:sz="4"/><w:right w:val="single" w:color="D9D9D9" w:sz="4"/></w:tcBorders><w:shd w:fill="1F3864" w:val="clear"/><w:tcMar><w:top w:type="dxa" w:w="60"/><w:left w:type="dxa" w:w="95"/><w:bottom w:type="dxa" w:w="60"/><w:right w:type="dxa" w:w="95"/></w:tcMar></w:tcPr><w:p><w:pPr><w:spacing w:after="0" w:line="254"/></w:pPr><w:r><w:rPr><w:b/><w:bCs/><w:color w:val="FFFFFF"/><w:sz w:val="18"/><w:szCs w:val="18"/></w:rPr><w:t xml:space="preserve">Notes</w:t></w:r></w:p></w:tc></w:tr><w:tr><w:tc><w:tcPr><w:tcW w:type="dxa" w:w="420"/><w:tcBorders><w:top w:val="single" w:color="D9D9D9" w:sz="4"/><w:left w:val="single" w:color="D9D9D9" w:sz="4"/><w:bottom w:val="single" w:color="D9D9D9" w:sz="4"/><w:right w:val="single" w:color="D9D9D9" w:sz="4"/></w:tcBorders><w:tcMar><w:top w:type="dxa" w:w="60"/><w:left w:type="dxa" w:w="95"/><w:bottom w:type="dxa" w:w="60"/><w:right w:type="dxa" w:w="95"/></w:tcMar></w:tcPr><w:p><w:pPr><w:spacing w:after="0" w:line="254"/></w:pPr><w:r><w:rPr><w:b/><w:bCs/><w:sz w:val="18"/><w:szCs w:val="18"/></w:rPr><w:t xml:space="preserve">☐</w:t></w:r></w:p></w:tc><w:tc><w:tcPr><w:tcW w:type="dxa" w:w="6180"/><w:tcBorders><w:top w:val="single" w:color="D9D9D9" w:sz="4"/><w:left w:val="single" w:color="D9D9D9" w:sz="4"/><w:bottom w:val="single" w:color="D9D9D9" w:sz="4"/><w:right w:val="single" w:color="D9D9D9" w:sz="4"/></w:tcBorders><w:tcMar><w:top w:type="dxa" w:w="60"/><w:left w:type="dxa" w:w="95"/><w:bottom w:type="dxa" w:w="60"/><w:right w:type="dxa" w:w="95"/></w:tcMar></w:tcPr><w:p><w:pPr><w:spacing w:after="0" w:line="254"/></w:pPr><w:r><w:rPr><w:sz w:val="18"/><w:szCs w:val="18"/></w:rPr><w:t xml:space="preserve">Dump the live claim_pool_payout and get_public_winners and replace the reconstructed definitions</w:t></w:r></w:p></w:tc><w:tc><w:tcPr><w:tcW w:type="dxa" w:w="2300"/><w:tcBorders><w:top w:val="single" w:color="D9D9D9" w:sz="4"/><w:left w:val="single" w:color="D9D9D9" w:sz="4"/><w:bottom w:val="single" w:color="D9D9D9" w:sz="4"/><w:right w:val="single" w:color="D9D9D9" w:sz="4"/></w:tcBorders><w:tcMar><w:top w:type="dxa" w:w="60"/><w:left w:type="dxa" w:w="95"/><w:bottom w:type="dxa" w:w="60"/><w:right w:type="dxa" w:w="95"/></w:tcMar></w:tcPr><w:p><w:pPr><w:spacing w:after="0" w:line="254"/></w:pPr><w:r><w:rPr><w:sz w:val="18"/><w:szCs w:val="18"/></w:rPr><w:t xml:space="preserve">Makes the committed version authoritative</w:t></w:r></w:p></w:tc></w:tr><w:tr><w:tc><w:tcPr><w:tcW w:type="dxa" w:w="420"/><w:tcBorders><w:top w:val="single" w:color="D9D9D9" w:sz="4"/><w:left w:val="single" w:color="D9D9D9" w:sz="4"/><w:bottom w:val="single" w:color="D9D9D9" w:sz="4"/><w:right w:val="single" w:color="D9D9D9" w:sz="4"/></w:tcBorders><w:shd w:fill="F4F6FA" w:val="clear"/><w:tcMar><w:top w:type="dxa" w:w="60"/><w:left w:type="dxa" w:w="95"/><w:bottom w:type="dxa" w:w="60"/><w:right w:type="dxa" w:w="95"/></w:tcMar></w:tcPr><w:p><w:pPr><w:spacing w:after="0" w:line="254"/></w:pPr><w:r><w:rPr><w:b/><w:bCs/><w:sz w:val="18"/><w:szCs w:val="18"/></w:rPr><w:t xml:space="preserve">☐</w:t></w:r></w:p></w:tc><w:tc><w:tcPr><w:tcW w:type="dxa" w:w="6180"/><w:tcBorders><w:top w:val="single" w:color="D9D9D9" w:sz="4"/><w:left w:val="single" w:color="D9D9D9" w:sz="4"/><w:bottom w:val="single" w:color="D9D9D9" w:sz="4"/><w:right w:val="single" w:color="D9D9D9" w:sz="4"/></w:tcBorders><w:shd w:fill="F4F6FA" w:val="clear"/><w:tcMar><w:top w:type="dxa" w:w="60"/><w:left w:type="dxa" w:w="95"/><w:bottom w:type="dxa" w:w="60"/><w:right w:type="dxa" w:w="95"/></w:tcMar></w:tcPr><w:p><w:pPr><w:spacing w:after="0" w:line="254"/></w:pPr><w:r><w:rPr><w:sz w:val="18"/><w:szCs w:val="18"/></w:rPr><w:t xml:space="preserve">Regenerate src/lib/supabase/types.ts and wire the Database generic into the clients</w:t></w:r></w:p></w:tc><w:tc><w:tcPr><w:tcW w:type="dxa" w:w="2300"/><w:tcBorders><w:top w:val="single" w:color="D9D9D9" w:sz="4"/><w:left w:val="single" w:color="D9D9D9" w:sz="4"/><w:bottom w:val="single" w:color="D9D9D9" w:sz="4"/><w:right w:val="single" w:color="D9D9D9" w:sz="4"/></w:tcBorders><w:shd w:fill="F4F6FA" w:val="clear"/><w:tcMar><w:top w:type="dxa" w:w="60"/><w:left w:type="dxa" w:w="95"/><w:bottom w:type="dxa" w:w="60"/><w:right w:type="dxa" w:w="95"/></w:tcMar></w:tcPr><w:p><w:pPr><w:spacing w:after="0" w:line="254"/></w:pPr><w:r><w:rPr><w:sz w:val="18"/><w:szCs w:val="18"/></w:rPr><w:t xml:space="preserve">Currently stale and unused</w:t></w:r></w:p></w:tc></w:tr><w:tr><w:tc><w:tcPr><w:tcW w:type="dxa" w:w="420"/><w:tcBorders><w:top w:val="single" w:color="D9D9D9" w:sz="4"/><w:left w:val="single" w:color="D9D9D9" w:sz="4"/><w:bottom w:val="single" w:color="D9D9D9" w:sz="4"/><w:right w:val="single" w:color="D9D9D9" w:sz="4"/></w:tcBorders><w:tcMar><w:top w:type="dxa" w:w="60"/><w:left w:type="dxa" w:w="95"/><w:bottom w:type="dxa" w:w="60"/><w:right w:type="dxa" w:w="95"/></w:tcMar></w:tcPr><w:p><w:pPr><w:spacing w:after="0" w:line="254"/></w:pPr><w:r><w:rPr><w:b/><w:bCs/><w:sz w:val="18"/><w:szCs w:val="18"/></w:rPr><w:t xml:space="preserve">☐</w:t></w:r></w:p></w:tc><w:tc><w:tcPr><w:tcW w:type="dxa" w:w="6180"/><w:tcBorders><w:top w:val="single" w:color="D9D9D9" w:sz="4"/><w:left w:val="single" w:color="D9D9D9" w:sz="4"/><w:bottom w:val="single" w:color="D9D9D9" w:sz="4"/><w:right w:val="single" w:color="D9D9D9" w:sz="4"/></w:tcBorders><w:tcMar><w:top w:type="dxa" w:w="60"/><w:left w:type="dxa" w:w="95"/><w:bottom w:type="dxa" w:w="60"/><w:right w:type="dxa" w:w="95"/></w:tcMar></w:tcPr><w:p><w:pPr><w:spacing w:after="0" w:line="254"/></w:pPr><w:r><w:rPr><w:sz w:val="18"/><w:szCs w:val="18"/></w:rPr><w:t xml:space="preserve">Add a unique constraint on user_transactions(reference_type, reference_id)</w:t></w:r></w:p></w:tc><w:tc><w:tcPr><w:tcW w:type="dxa" w:w="2300"/><w:tcBorders><w:top w:val="single" w:color="D9D9D9" w:sz="4"/><w:left w:val="single" w:color="D9D9D9" w:sz="4"/><w:bottom w:val="single" w:color="D9D9D9" w:sz="4"/><w:right w:val="single" w:color="D9D9D9" w:sz="4"/></w:tcBorders><w:tcMar><w:top w:type="dxa" w:w="60"/><w:left w:type="dxa" w:w="95"/><w:bottom w:type="dxa" w:w="60"/><w:right w:type="dxa" w:w="95"/></w:tcMar></w:tcPr><w:p><w:pPr><w:spacing w:after="0" w:line="254"/></w:pPr><w:r><w:rPr><w:sz w:val="18"/><w:szCs w:val="18"/></w:rPr><w:t xml:space="preserve">Enforces payout single-processing in the database</w:t></w:r></w:p></w:tc></w:tr><w:tr><w:tc><w:tcPr><w:tcW w:type="dxa" w:w="420"/><w:tcBorders><w:top w:val="single" w:color="D9D9D9" w:sz="4"/><w:left w:val="single" w:color="D9D9D9" w:sz="4"/><w:bottom w:val="single" w:color="D9D9D9" w:sz="4"/><w:right w:val="single" w:color="D9D9D9" w:sz="4"/></w:tcBorders><w:shd w:fill="F4F6FA" w:val="clear"/><w:tcMar><w:top w:type="dxa" w:w="60"/><w:left w:type="dxa" w:w="95"/><w:bottom w:type="dxa" w:w="60"/><w:right w:type="dxa" w:w="95"/></w:tcMar></w:tcPr><w:p><w:pPr><w:spacing w:after="0" w:line="254"/></w:pPr><w:r><w:rPr><w:b/><w:bCs/><w:sz w:val="18"/><w:szCs w:val="18"/></w:rPr><w:t xml:space="preserve">☐</w:t></w:r></w:p></w:tc><w:tc><w:tcPr><w:tcW w:type="dxa" w:w="6180"/><w:tcBorders><w:top w:val="single" w:color="D9D9D9" w:sz="4"/><w:left w:val="single" w:color="D9D9D9" w:sz="4"/><w:bottom w:val="single" w:color="D9D9D9" w:sz="4"/><w:right w:val="single" w:color="D9D9D9" w:sz="4"/></w:tcBorders><w:shd w:fill="F4F6FA" w:val="clear"/><w:tcMar><w:top w:type="dxa" w:w="60"/><w:left w:type="dxa" w:w="95"/><w:bottom w:type="dxa" w:w="60"/><w:right w:type="dxa" w:w="95"/></w:tcMar></w:tcPr><w:p><w:pPr><w:spacing w:after="0" w:line="254"/></w:pPr><w:r><w:rPr><w:sz w:val="18"/><w:szCs w:val="18"/></w:rPr><w:t xml:space="preserve">Fix the seven set-state-in-effect findings and re-enable the rule as an error</w:t></w:r></w:p></w:tc><w:tc><w:tcPr><w:tcW w:type="dxa" w:w="2300"/><w:tcBorders><w:top w:val="single" w:color="D9D9D9" w:sz="4"/><w:left w:val="single" w:color="D9D9D9" w:sz="4"/><w:bottom w:val="single" w:color="D9D9D9" w:sz="4"/><w:right w:val="single" w:color="D9D9D9" w:sz="4"/></w:tcBorders><w:shd w:fill="F4F6FA" w:val="clear"/><w:tcMar><w:top w:type="dxa" w:w="60"/><w:left w:type="dxa" w:w="95"/><w:bottom w:type="dxa" w:w="60"/><w:right w:type="dxa" w:w="95"/></w:tcMar></w:tcPr><w:p><w:pPr><w:spacing w:after="0" w:line="254"/></w:pPr><w:r><w:rPr><w:sz w:val="18"/><w:szCs w:val="18"/></w:rPr><w:t xml:space="preserve">Needs browser verification</w:t></w:r></w:p></w:tc></w:tr><w:tr><w:tc><w:tcPr><w:tcW w:type="dxa" w:w="420"/><w:tcBorders><w:top w:val="single" w:color="D9D9D9" w:sz="4"/><w:left w:val="single" w:color="D9D9D9" w:sz="4"/><w:bottom w:val="single" w:color="D9D9D9" w:sz="4"/><w:right w:val="single" w:color="D9D9D9" w:sz="4"/></w:tcBorders><w:tcMar><w:top w:type="dxa" w:w="60"/><w:left w:type="dxa" w:w="95"/><w:bottom w:type="dxa" w:w="60"/><w:right w:type="dxa" w:w="95"/></w:tcMar></w:tcPr><w:p><w:pPr><w:spacing w:after="0" w:line="254"/></w:pPr><w:r><w:rPr><w:b/><w:bCs/><w:sz w:val="18"/><w:szCs w:val="18"/></w:rPr><w:t xml:space="preserve">☐</w:t></w:r></w:p></w:tc><w:tc><w:tcPr><w:tcW w:type="dxa" w:w="6180"/><w:tcBorders><w:top w:val="single" w:color="D9D9D9" w:sz="4"/><w:left w:val="single" w:color="D9D9D9" w:sz="4"/><w:bottom w:val="single" w:color="D9D9D9" w:sz="4"/><w:right w:val="single" w:color="D9D9D9" w:sz="4"/></w:tcBorders><w:tcMar><w:top w:type="dxa" w:w="60"/><w:left w:type="dxa" w:w="95"/><w:bottom w:type="dxa" w:w="60"/><w:right w:type="dxa" w:w="95"/></w:tcMar></w:tcPr><w:p><w:pPr><w:spacing w:after="0" w:line="254"/></w:pPr><w:r><w:rPr><w:sz w:val="18"/><w:szCs w:val="18"/></w:rPr><w:t xml:space="preserve">Type the ESPN payload and shared models, then restore no-explicit-any to error</w:t></w:r></w:p></w:tc><w:tc><w:tcPr><w:tcW w:type="dxa" w:w="2300"/><w:tcBorders><w:top w:val="single" w:color="D9D9D9" w:sz="4"/><w:left w:val="single" w:color="D9D9D9" w:sz="4"/><w:bottom w:val="single" w:color="D9D9D9" w:sz="4"/><w:right w:val="single" w:color="D9D9D9" w:sz="4"/></w:tcBorders><w:tcMar><w:top w:type="dxa" w:w="60"/><w:left w:type="dxa" w:w="95"/><w:bottom w:type="dxa" w:w="60"/><w:right w:type="dxa" w:w="95"/></w:tcMar></w:tcPr><w:p><w:pPr><w:spacing w:after="0" w:line="254"/></w:pPr><w:r><w:rPr><w:sz w:val="18"/><w:szCs w:val="18"/></w:rPr><w:t xml:space="preserve">~150 instances</w:t></w:r></w:p></w:tc></w:tr><w:tr><w:tc><w:tcPr><w:tcW w:type="dxa" w:w="420"/><w:tcBorders><w:top w:val="single" w:color="D9D9D9" w:sz="4"/><w:left w:val="single" w:color="D9D9D9" w:sz="4"/><w:bottom w:val="single" w:color="D9D9D9" w:sz="4"/><w:right w:val="single" w:color="D9D9D9" w:sz="4"/></w:tcBorders><w:shd w:fill="F4F6FA" w:val="clear"/><w:tcMar><w:top w:type="dxa" w:w="60"/><w:left w:type="dxa" w:w="95"/><w:bottom w:type="dxa" w:w="60"/><w:right w:type="dxa" w:w="95"/></w:tcMar></w:tcPr><w:p><w:pPr><w:spacing w:after="0" w:line="254"/></w:pPr><w:r><w:rPr><w:b/><w:bCs/><w:sz w:val="18"/><w:szCs w:val="18"/></w:rPr><w:t xml:space="preserve">☐</w:t></w:r></w:p></w:tc><w:tc><w:tcPr><w:tcW w:type="dxa" w:w="6180"/><w:tcBorders><w:top w:val="single" w:color="D9D9D9" w:sz="4"/><w:left w:val="single" w:color="D9D9D9" w:sz="4"/><w:bottom w:val="single" w:color="D9D9D9" w:sz="4"/><w:right w:val="single" w:color="D9D9D9" w:sz="4"/></w:tcBorders><w:shd w:fill="F4F6FA" w:val="clear"/><w:tcMar><w:top w:type="dxa" w:w="60"/><w:left w:type="dxa" w:w="95"/><w:bottom w:type="dxa" w:w="60"/><w:right w:type="dxa" w:w="95"/></w:tcMar></w:tcPr><w:p><w:pPr><w:spacing w:after="0" w:line="254"/></w:pPr><w:r><w:rPr><w:sz w:val="18"/><w:szCs w:val="18"/></w:rPr><w:t xml:space="preserve">Add a settlement scheduler to the Docker compose stack</w:t></w:r></w:p></w:tc><w:tc><w:tcPr><w:tcW w:type="dxa" w:w="2300"/><w:tcBorders><w:top w:val="single" w:color="D9D9D9" w:sz="4"/><w:left w:val="single" w:color="D9D9D9" w:sz="4"/><w:bottom w:val="single" w:color="D9D9D9" w:sz="4"/><w:right w:val="single" w:color="D9D9D9" w:sz="4"/></w:tcBorders><w:shd w:fill="F4F6FA" w:val="clear"/><w:tcMar><w:top w:type="dxa" w:w="60"/><w:left w:type="dxa" w:w="95"/><w:bottom w:type="dxa" w:w="60"/><w:right w:type="dxa" w:w="95"/></w:tcMar></w:tcPr><w:p><w:pPr><w:spacing w:after="0" w:line="254"/></w:pPr><w:r><w:rPr><w:sz w:val="18"/><w:szCs w:val="18"/></w:rPr><w:t xml:space="preserve">Self-host has none</w:t></w:r></w:p></w:tc></w:tr><w:tr><w:tc><w:tcPr><w:tcW w:type="dxa" w:w="420"/><w:tcBorders><w:top w:val="single" w:color="D9D9D9" w:sz="4"/><w:left w:val="single" w:color="D9D9D9" w:sz="4"/><w:bottom w:val="single" w:color="D9D9D9" w:sz="4"/><w:right w:val="single" w:color="D9D9D9" w:sz="4"/></w:tcBorders><w:tcMar><w:top w:type="dxa" w:w="60"/><w:left w:type="dxa" w:w="95"/><w:bottom w:type="dxa" w:w="60"/><w:right w:type="dxa" w:w="95"/></w:tcMar></w:tcPr><w:p><w:pPr><w:spacing w:after="0" w:line="254"/></w:pPr><w:r><w:rPr><w:b/><w:bCs/><w:sz w:val="18"/><w:szCs w:val="18"/></w:rPr><w:t xml:space="preserve">☐</w:t></w:r></w:p></w:tc><w:tc><w:tcPr><w:tcW w:type="dxa" w:w="6180"/><w:tcBorders><w:top w:val="single" w:color="D9D9D9" w:sz="4"/><w:left w:val="single" w:color="D9D9D9" w:sz="4"/><w:bottom w:val="single" w:color="D9D9D9" w:sz="4"/><w:right w:val="single" w:color="D9D9D9" w:sz="4"/></w:tcBorders><w:tcMar><w:top w:type="dxa" w:w="60"/><w:left w:type="dxa" w:w="95"/><w:bottom w:type="dxa" w:w="60"/><w:right w:type="dxa" w:w="95"/></w:tcMar></w:tcPr><w:p><w:pPr><w:spacing w:after="0" w:line="254"/></w:pPr><w:r><w:rPr><w:sz w:val="18"/><w:szCs w:val="18"/></w:rPr><w:t xml:space="preserve">Drop the legacy picks table once nothing reads it</w:t></w:r></w:p></w:tc><w:tc><w:tcPr><w:tcW w:type="dxa" w:w="2300"/><w:tcBorders><w:top w:val="single" w:color="D9D9D9" w:sz="4"/><w:left w:val="single" w:color="D9D9D9" w:sz="4"/><w:bottom w:val="single" w:color="D9D9D9" w:sz="4"/><w:right w:val="single" w:color="D9D9D9" w:sz="4"/></w:tcBorders><w:tcMar><w:top w:type="dxa" w:w="60"/><w:left w:type="dxa" w:w="95"/><w:bottom w:type="dxa" w:w="60"/><w:right w:type="dxa" w:w="95"/></w:tcMar></w:tcPr><w:p><w:pPr><w:spacing w:after="0" w:line="254"/></w:pPr><w:r><w:rPr><w:sz w:val="18"/><w:szCs w:val="18"/></w:rPr><w:t xml:space="preserve">Its write route is already 410</w:t></w:r></w:p></w:tc></w:tr><w:tr><w:tc><w:tcPr><w:tcW w:type="dxa" w:w="420"/><w:tcBorders><w:top w:val="single" w:color="D9D9D9" w:sz="4"/><w:left w:val="single" w:color="D9D9D9" w:sz="4"/><w:bottom w:val="single" w:color="D9D9D9" w:sz="4"/><w:right w:val="single" w:color="D9D9D9" w:sz="4"/></w:tcBorders><w:shd w:fill="F4F6FA" w:val="clear"/><w:tcMar><w:top w:type="dxa" w:w="60"/><w:left w:type="dxa" w:w="95"/><w:bottom w:type="dxa" w:w="60"/><w:right w:type="dxa" w:w="95"/></w:tcMar></w:tcPr><w:p><w:pPr><w:spacing w:after="0" w:line="254"/></w:pPr><w:r><w:rPr><w:b/><w:bCs/><w:sz w:val="18"/><w:szCs w:val="18"/></w:rPr><w:t xml:space="preserve">☐</w:t></w:r></w:p></w:tc><w:tc><w:tcPr><w:tcW w:type="dxa" w:w="6180"/><w:tcBorders><w:top w:val="single" w:color="D9D9D9" w:sz="4"/><w:left w:val="single" w:color="D9D9D9" w:sz="4"/><w:bottom w:val="single" w:color="D9D9D9" w:sz="4"/><w:right w:val="single" w:color="D9D9D9" w:sz="4"/></w:tcBorders><w:shd w:fill="F4F6FA" w:val="clear"/><w:tcMar><w:top w:type="dxa" w:w="60"/><w:left w:type="dxa" w:w="95"/><w:bottom w:type="dxa" w:w="60"/><w:right w:type="dxa" w:w="95"/></w:tcMar></w:tcPr><w:p><w:pPr><w:spacing w:after="0" w:line="254"/></w:pPr><w:r><w:rPr><w:sz w:val="18"/><w:szCs w:val="18"/></w:rPr><w:t xml:space="preserve">Add end-to-end tests for purchase and withdrawal</w:t></w:r></w:p></w:tc><w:tc><w:tcPr><w:tcW w:type="dxa" w:w="2300"/><w:tcBorders><w:top w:val="single" w:color="D9D9D9" w:sz="4"/><w:left w:val="single" w:color="D9D9D9" w:sz="4"/><w:bottom w:val="single" w:color="D9D9D9" w:sz="4"/><w:right w:val="single" w:color="D9D9D9" w:sz="4"/></w:tcBorders><w:shd w:fill="F4F6FA" w:val="clear"/><w:tcMar><w:top w:type="dxa" w:w="60"/><w:left w:type="dxa" w:w="95"/><w:bottom w:type="dxa" w:w="60"/><w:right w:type="dxa" w:w="95"/></w:tcMar></w:tcPr><w:p><w:pPr><w:spacing w:after="0" w:line="254"/></w:pPr><w:r><w:rPr><w:sz w:val="18"/><w:szCs w:val="18"/></w:rPr><w:t xml:space="preserve">Only settlement is covered today</w:t></w:r></w:p></w:tc></w:tr></w:tbl><w:p><w:r><w:br w:type="page"/></w:r></w:p><w:p><w:pPr><w:pStyle w:val="Heading1"/><w:spacing w:after="140" w:before="300"/></w:pPr><w:r><w:t xml:space="preserve">11. Known technical debt</w:t></w:r></w:p><w:p><w:pPr><w:spacing w:after="130" w:line="280"/></w:pPr><w:r><w:rPr><w:sz w:val="21"/><w:szCs w:val="21"/></w:rPr><w:t xml:space="preserve">Recorded deliberately, with the reasoning, so the next team inherits the judgement and not just the code.</w:t></w:r></w:p><w:tbl><w:tblPr><w:tblW w:type="dxa" w:w="8800"/><w:tblBorders><w:top w:val="single" w:color="auto" w:sz="4"/><w:left w:val="single" w:color="auto" w:sz="4"/><w:bottom w:val="single" w:color="auto" w:sz="4"/><w:right w:val="single" w:color="auto" w:sz="4"/><w:insideH w:val="single" w:color="auto" w:sz="4"/><w:insideV w:val="single" w:color="auto" w:sz="4"/></w:tblBorders></w:tblPr><w:tblGrid><w:gridCol w:w="2700"/><w:gridCol w:w="6100"/></w:tblGrid><w:tr><w:trPr><w:tblHeader/></w:trPr><w:tc><w:tcPr><w:tcW w:type="dxa" w:w="2700"/><w:tcBorders><w:top w:val="single" w:color="D9D9D9" w:sz="4"/><w:left w:val="single" w:color="D9D9D9" w:sz="4"/><w:bottom w:val="single" w:color="D9D9D9" w:sz="4"/><w:right w:val="single" w:color="D9D9D9" w:sz="4"/></w:tcBorders><w:shd w:fill="1F3864" w:val="clear"/><w:tcMar><w:top w:type="dxa" w:w="60"/><w:left w:type="dxa" w:w="95"/><w:bottom w:type="dxa" w:w="60"/><w:right w:type="dxa" w:w="95"/></w:tcMar></w:tcPr><w:p><w:pPr><w:spacing w:after="0" w:line="254"/></w:pPr><w:r><w:rPr><w:b/><w:bCs/><w:color w:val="FFFFFF"/><w:sz w:val="18"/><w:szCs w:val="18"/></w:rPr><w:t xml:space="preserve">Item</w:t></w:r></w:p></w:tc><w:tc><w:tcPr><w:tcW w:type="dxa" w:w="6100"/><w:tcBorders><w:top w:val="single" w:color="D9D9D9" w:sz="4"/><w:left w:val="single" w:color="D9D9D9" w:sz="4"/><w:bottom w:val="single" w:color="D9D9D9" w:sz="4"/><w:right w:val="single" w:color="D9D9D9" w:sz="4"/></w:tcBorders><w:shd w:fill="1F3864" w:val="clear"/><w:tcMar><w:top w:type="dxa" w:w="60"/><w:left w:type="dxa" w:w="95"/><w:bottom w:type="dxa" w:w="60"/><w:right w:type="dxa" w:w="95"/></w:tcMar></w:tcPr><w:p><w:pPr><w:spacing w:after="0" w:line="254"/></w:pPr><w:r><w:rPr><w:b/><w:bCs/><w:color w:val="FFFFFF"/><w:sz w:val="18"/><w:szCs w:val="18"/></w:rPr><w:t xml:space="preserve">Why it was left</w:t></w:r></w:p></w:tc></w:tr><w:tr><w:tc><w:tcPr><w:tcW w:type="dxa" w:w="2700"/><w:tcBorders><w:top w:val="single" w:color="D9D9D9" w:sz="4"/><w:left w:val="single" w:color="D9D9D9" w:sz="4"/><w:bottom w:val="single" w:color="D9D9D9" w:sz="4"/><w:right w:val="single" w:color="D9D9D9" w:sz="4"/></w:tcBorders><w:tcMar><w:top w:type="dxa" w:w="60"/><w:left w:type="dxa" w:w="95"/><w:bottom w:type="dxa" w:w="60"/><w:right w:type="dxa" w:w="95"/></w:tcMar></w:tcPr><w:p><w:pPr><w:spacing w:after="0" w:line="254"/></w:pPr><w:r><w:rPr><w:sz w:val="18"/><w:szCs w:val="18"/></w:rPr><w:t xml:space="preserve">~150 `any` annotations</w:t></w:r></w:p></w:tc><w:tc><w:tcPr><w:tcW w:type="dxa" w:w="6100"/><w:tcBorders><w:top w:val="single" w:color="D9D9D9" w:sz="4"/><w:left w:val="single" w:color="D9D9D9" w:sz="4"/><w:bottom w:val="single" w:color="D9D9D9" w:sz="4"/><w:right w:val="single" w:color="D9D9D9" w:sz="4"/></w:tcBorders><w:tcMar><w:top w:type="dxa" w:w="60"/><w:left w:type="dxa" w:w="95"/><w:bottom w:type="dxa" w:w="60"/><w:right w:type="dxa" w:w="95"/></w:tcMar></w:tcPr><w:p><w:pPr><w:spacing w:after="0" w:line="254"/></w:pPr><w:r><w:rPr><w:sz w:val="18"/><w:szCs w:val="18"/></w:rPr><w:t xml:space="preserve">Mostly the untyped ESPN payload and shared domain models. Rewriting them at handover is a regression risk with no functional gain; kept visible as warnings.</w:t></w:r></w:p></w:tc></w:tr><w:tr><w:tc><w:tcPr><w:tcW w:type="dxa" w:w="2700"/><w:tcBorders><w:top w:val="single" w:color="D9D9D9" w:sz="4"/><w:left w:val="single" w:color="D9D9D9" w:sz="4"/><w:bottom w:val="single" w:color="D9D9D9" w:sz="4"/><w:right w:val="single" w:color="D9D9D9" w:sz="4"/></w:tcBorders><w:shd w:fill="F4F6FA" w:val="clear"/><w:tcMar><w:top w:type="dxa" w:w="60"/><w:left w:type="dxa" w:w="95"/><w:bottom w:type="dxa" w:w="60"/><w:right w:type="dxa" w:w="95"/></w:tcMar></w:tcPr><w:p><w:pPr><w:spacing w:after="0" w:line="254"/></w:pPr><w:r><w:rPr><w:sz w:val="18"/><w:szCs w:val="18"/></w:rPr><w:t xml:space="preserve">Seven set-state-in-effect findings</w:t></w:r></w:p></w:tc><w:tc><w:tcPr><w:tcW w:type="dxa" w:w="6100"/><w:tcBorders><w:top w:val="single" w:color="D9D9D9" w:sz="4"/><w:left w:val="single" w:color="D9D9D9" w:sz="4"/><w:bottom w:val="single" w:color="D9D9D9" w:sz="4"/><w:right w:val="single" w:color="D9D9D9" w:sz="4"/></w:tcBorders><w:shd w:fill="F4F6FA" w:val="clear"/><w:tcMar><w:top w:type="dxa" w:w="60"/><w:left w:type="dxa" w:w="95"/><w:bottom w:type="dxa" w:w="60"/><w:right w:type="dxa" w:w="95"/></w:tcMar></w:tcPr><w:p><w:pPr><w:spacing w:after="0" w:line="254"/></w:pPr><w:r><w:rPr><w:sz w:val="18"/><w:szCs w:val="18"/></w:rPr><w:t xml:space="preserve">A UI-behaviour refactor across five pages. Each needs to be exercised in a browser to confirm pagination and filtering still behave; doing it blind trades a real regression for a performance nit.</w:t></w:r></w:p></w:tc></w:tr><w:tr><w:tc><w:tcPr><w:tcW w:type="dxa" w:w="2700"/><w:tcBorders><w:top w:val="single" w:color="D9D9D9" w:sz="4"/><w:left w:val="single" w:color="D9D9D9" w:sz="4"/><w:bottom w:val="single" w:color="D9D9D9" w:sz="4"/><w:right w:val="single" w:color="D9D9D9" w:sz="4"/></w:tcBorders><w:tcMar><w:top w:type="dxa" w:w="60"/><w:left w:type="dxa" w:w="95"/><w:bottom w:type="dxa" w:w="60"/><w:right w:type="dxa" w:w="95"/></w:tcMar></w:tcPr><w:p><w:pPr><w:spacing w:after="0" w:line="254"/></w:pPr><w:r><w:rPr><w:sz w:val="18"/><w:szCs w:val="18"/></w:rPr><w:t xml:space="preserve">Duplicate migration timestamp</w:t></w:r></w:p></w:tc><w:tc><w:tcPr><w:tcW w:type="dxa" w:w="6100"/><w:tcBorders><w:top w:val="single" w:color="D9D9D9" w:sz="4"/><w:left w:val="single" w:color="D9D9D9" w:sz="4"/><w:bottom w:val="single" w:color="D9D9D9" w:sz="4"/><w:right w:val="single" w:color="D9D9D9" w:sz="4"/></w:tcBorders><w:tcMar><w:top w:type="dxa" w:w="60"/><w:left w:type="dxa" w:w="95"/><w:bottom w:type="dxa" w:w="60"/><w:right w:type="dxa" w:w="95"/></w:tcMar></w:tcPr><w:p><w:pPr><w:spacing w:after="0" w:line="254"/></w:pPr><w:r><w:rPr><w:sz w:val="18"/><w:szCs w:val="18"/></w:rPr><w:t xml:space="preserve">Two files share a prefix. They are already applied, and renaming an applied migration breaks Supabase&apos;s history — so they are left alone. Use distinct timestamps for new migrations.</w:t></w:r></w:p></w:tc></w:tr><w:tr><w:tc><w:tcPr><w:tcW w:type="dxa" w:w="2700"/><w:tcBorders><w:top w:val="single" w:color="D9D9D9" w:sz="4"/><w:left w:val="single" w:color="D9D9D9" w:sz="4"/><w:bottom w:val="single" w:color="D9D9D9" w:sz="4"/><w:right w:val="single" w:color="D9D9D9" w:sz="4"/></w:tcBorders><w:shd w:fill="F4F6FA" w:val="clear"/><w:tcMar><w:top w:type="dxa" w:w="60"/><w:left w:type="dxa" w:w="95"/><w:bottom w:type="dxa" w:w="60"/><w:right w:type="dxa" w:w="95"/></w:tcMar></w:tcPr><w:p><w:pPr><w:spacing w:after="0" w:line="254"/></w:pPr><w:r><w:rPr><w:sz w:val="18"/><w:szCs w:val="18"/></w:rPr><w:t xml:space="preserve">schema.sql</w:t></w:r></w:p></w:tc><w:tc><w:tcPr><w:tcW w:type="dxa" w:w="6100"/><w:tcBorders><w:top w:val="single" w:color="D9D9D9" w:sz="4"/><w:left w:val="single" w:color="D9D9D9" w:sz="4"/><w:bottom w:val="single" w:color="D9D9D9" w:sz="4"/><w:right w:val="single" w:color="D9D9D9" w:sz="4"/></w:tcBorders><w:shd w:fill="F4F6FA" w:val="clear"/><w:tcMar><w:top w:type="dxa" w:w="60"/><w:left w:type="dxa" w:w="95"/><w:bottom w:type="dxa" w:w="60"/><w:right w:type="dxa" w:w="95"/></w:tcMar></w:tcPr><w:p><w:pPr><w:spacing w:after="0" w:line="254"/></w:pPr><w:r><w:rPr><w:sz w:val="18"/><w:szCs w:val="18"/></w:rPr><w:t xml:space="preserve">Retained for historical reference, clearly marked as not authoritative.</w:t></w:r></w:p></w:tc></w:tr><w:tr><w:tc><w:tcPr><w:tcW w:type="dxa" w:w="2700"/><w:tcBorders><w:top w:val="single" w:color="D9D9D9" w:sz="4"/><w:left w:val="single" w:color="D9D9D9" w:sz="4"/><w:bottom w:val="single" w:color="D9D9D9" w:sz="4"/><w:right w:val="single" w:color="D9D9D9" w:sz="4"/></w:tcBorders><w:tcMar><w:top w:type="dxa" w:w="60"/><w:left w:type="dxa" w:w="95"/><w:bottom w:type="dxa" w:w="60"/><w:right w:type="dxa" w:w="95"/></w:tcMar></w:tcPr><w:p><w:pPr><w:spacing w:after="0" w:line="254"/></w:pPr><w:r><w:rPr><w:sz w:val="18"/><w:szCs w:val="18"/></w:rPr><w:t xml:space="preserve">Legacy picks table</w:t></w:r></w:p></w:tc><w:tc><w:tcPr><w:tcW w:type="dxa" w:w="6100"/><w:tcBorders><w:top w:val="single" w:color="D9D9D9" w:sz="4"/><w:left w:val="single" w:color="D9D9D9" w:sz="4"/><w:bottom w:val="single" w:color="D9D9D9" w:sz="4"/><w:right w:val="single" w:color="D9D9D9" w:sz="4"/></w:tcBorders><w:tcMar><w:top w:type="dxa" w:w="60"/><w:left w:type="dxa" w:w="95"/><w:bottom w:type="dxa" w:w="60"/><w:right w:type="dxa" w:w="95"/></w:tcMar></w:tcPr><w:p><w:pPr><w:spacing w:after="0" w:line="254"/></w:pPr><w:r><w:rPr><w:sz w:val="18"/><w:szCs w:val="18"/></w:rPr><w:t xml:space="preserve">Superseded by card_picks. Its write route is already 410; the table can be dropped once nothing reads it.</w:t></w:r></w:p></w:tc></w:tr><w:tr><w:tc><w:tcPr><w:tcW w:type="dxa" w:w="2700"/><w:tcBorders><w:top w:val="single" w:color="D9D9D9" w:sz="4"/><w:left w:val="single" w:color="D9D9D9" w:sz="4"/><w:bottom w:val="single" w:color="D9D9D9" w:sz="4"/><w:right w:val="single" w:color="D9D9D9" w:sz="4"/></w:tcBorders><w:shd w:fill="F4F6FA" w:val="clear"/><w:tcMar><w:top w:type="dxa" w:w="60"/><w:left w:type="dxa" w:w="95"/><w:bottom w:type="dxa" w:w="60"/><w:right w:type="dxa" w:w="95"/></w:tcMar></w:tcPr><w:p><w:pPr><w:spacing w:after="0" w:line="254"/></w:pPr><w:r><w:rPr><w:sz w:val="18"/><w:szCs w:val="18"/></w:rPr><w:t xml:space="preserve">Unwired generated types</w:t></w:r></w:p></w:tc><w:tc><w:tcPr><w:tcW w:type="dxa" w:w="6100"/><w:tcBorders><w:top w:val="single" w:color="D9D9D9" w:sz="4"/><w:left w:val="single" w:color="D9D9D9" w:sz="4"/><w:bottom w:val="single" w:color="D9D9D9" w:sz="4"/><w:right w:val="single" w:color="D9D9D9" w:sz="4"/></w:tcBorders><w:shd w:fill="F4F6FA" w:val="clear"/><w:tcMar><w:top w:type="dxa" w:w="60"/><w:left w:type="dxa" w:w="95"/><w:bottom w:type="dxa" w:w="60"/><w:right w:type="dxa" w:w="95"/></w:tcMar></w:tcPr><w:p><w:pPr><w:spacing w:after="0" w:line="254"/></w:pPr><w:r><w:rPr><w:sz w:val="18"/><w:szCs w:val="18"/></w:rPr><w:t xml:space="preserve">Regenerating requires a live database connection, which was not available during the audit.</w:t></w:r></w:p></w:tc></w:tr></w:tbl><w:p><w:pPr><w:pStyle w:val="Heading1"/><w:spacing w:after="140" w:before="300"/></w:pPr><w:r><w:t xml:space="preserve">12. Operations runbook</w:t></w:r></w:p><w:p><w:pPr><w:pStyle w:val="Heading2"/><w:spacing w:after="100" w:before="240"/></w:pPr><w:r><w:t xml:space="preserve">12.1 Everyday commands</w:t></w:r></w:p><w:p><w:pPr><w:pBdr><w:left w:val="single" w:color="C4CDD5" w:sz="14" w:space="8"/></w:pBdr><w:shd w:fill="F6F8FA" w:val="clear"/><w:spacing w:after="0" w:line="236"/></w:pPr><w:r><w:rPr><w:rFonts w:ascii="Consolas" w:cs="Consolas" w:eastAsia="Consolas" w:hAnsi="Consolas"/><w:color w:val="24292E"/><w:sz w:val="17"/><w:szCs w:val="17"/></w:rPr><w:t xml:space="preserve">npm ci                 install exactly what the lockfile pins</w:t></w:r></w:p><w:p><w:pPr><w:pBdr><w:left w:val="single" w:color="C4CDD5" w:sz="14" w:space="8"/></w:pBdr><w:shd w:fill="F6F8FA" w:val="clear"/><w:spacing w:after="0" w:line="236"/></w:pPr><w:r><w:rPr><w:rFonts w:ascii="Consolas" w:cs="Consolas" w:eastAsia="Consolas" w:hAnsi="Consolas"/><w:color w:val="24292E"/><w:sz w:val="17"/><w:szCs w:val="17"/></w:rPr><w:t xml:space="preserve">npm run dev            development server</w:t></w:r></w:p><w:p><w:pPr><w:pBdr><w:left w:val="single" w:color="C4CDD5" w:sz="14" w:space="8"/></w:pBdr><w:shd w:fill="F6F8FA" w:val="clear"/><w:spacing w:after="0" w:line="236"/></w:pPr><w:r><w:rPr><w:rFonts w:ascii="Consolas" w:cs="Consolas" w:eastAsia="Consolas" w:hAnsi="Consolas"/><w:color w:val="24292E"/><w:sz w:val="17"/><w:szCs w:val="17"/></w:rPr><w:t xml:space="preserve">npm run check          typecheck + settlement tests + lint  (run before pushing)</w:t></w:r></w:p><w:p><w:pPr><w:pBdr><w:left w:val="single" w:color="C4CDD5" w:sz="14" w:space="8"/></w:pBdr><w:shd w:fill="F6F8FA" w:val="clear"/><w:spacing w:after="0" w:line="236"/></w:pPr><w:r><w:rPr><w:rFonts w:ascii="Consolas" w:cs="Consolas" w:eastAsia="Consolas" w:hAnsi="Consolas"/><w:color w:val="24292E"/><w:sz w:val="17"/><w:szCs w:val="17"/></w:rPr><w:t xml:space="preserve">npm run build          production build</w:t></w:r></w:p><w:p><w:pPr><w:pBdr><w:left w:val="single" w:color="C4CDD5" w:sz="14" w:space="8"/></w:pBdr><w:shd w:fill="F6F8FA" w:val="clear"/><w:spacing w:after="0" w:line="236"/></w:pPr><w:r><w:rPr><w:rFonts w:ascii="Consolas" w:cs="Consolas" w:eastAsia="Consolas" w:hAnsi="Consolas"/><w:color w:val="24292E"/><w:sz w:val="17"/><w:szCs w:val="17"/></w:rPr><w:t xml:space="preserve">npm run db:migrate     apply migrations</w:t></w:r></w:p><w:p><w:pPr><w:pBdr><w:left w:val="single" w:color="C4CDD5" w:sz="14" w:space="8"/></w:pBdr><w:shd w:fill="F6F8FA" w:val="clear"/><w:spacing w:after="130" w:line="236"/></w:pPr><w:r><w:rPr><w:rFonts w:ascii="Consolas" w:cs="Consolas" w:eastAsia="Consolas" w:hAnsi="Consolas"/><w:color w:val="24292E"/><w:sz w:val="17"/><w:szCs w:val="17"/></w:rPr><w:t xml:space="preserve">npm run seed:admin     promote the configured admin account</w:t></w:r></w:p><w:p><w:pPr><w:pStyle w:val="Heading2"/><w:spacing w:after="100" w:before="240"/></w:pPr><w:r><w:t xml:space="preserve">12.2 Incident: a pool completed but nobody was paid</w:t></w:r></w:p><w:p><w:pPr><w:pStyle w:val="ListParagraph"/><w:numPr><w:ilvl w:val="0"/><w:numId w:val="3"/></w:numPr><w:spacing w:after="95" w:line="272"/></w:pPr><w:r><w:rPr><w:sz w:val="21"/><w:szCs w:val="21"/></w:rPr><w:t xml:space="preserve">Check the settlement logs for a warning naming that pool. A completed pool with no winners is reported explicitly, because it means player money is being held.</w:t></w:r></w:p><w:p><w:pPr><w:pStyle w:val="ListParagraph"/><w:numPr><w:ilvl w:val="0"/><w:numId w:val="3"/></w:numPr><w:spacing w:after="95" w:line="272"/></w:pPr><w:r><w:rPr><w:sz w:val="21"/><w:szCs w:val="21"/></w:rPr><w:t xml:space="preserve">Confirm every game in the pool has a finished status and both scores. Settlement deliberately refuses to score an incomplete slate.</w:t></w:r></w:p><w:p><w:pPr><w:pStyle w:val="ListParagraph"/><w:numPr><w:ilvl w:val="0"/><w:numId w:val="3"/></w:numPr><w:spacing w:after="95" w:line="272"/></w:pPr><w:r><w:rPr><w:sz w:val="21"/><w:szCs w:val="21"/></w:rPr><w:t xml:space="preserve">Confirm the prize pot is non-zero. Settlement refuses to pay a zero pot when paid cards exist rather than silently paying nothing.</w:t></w:r></w:p><w:p><w:pPr><w:pStyle w:val="ListParagraph"/><w:numPr><w:ilvl w:val="0"/><w:numId w:val="3"/></w:numPr><w:spacing w:after="95" w:line="272"/></w:pPr><w:r><w:rPr><w:sz w:val="21"/><w:szCs w:val="21"/></w:rPr><w:t xml:space="preserve">Once the underlying data is corrected, the next scheduled run settles it — the job is idempotent and safe to re-run.</w:t></w:r></w:p><w:p><w:pPr><w:pStyle w:val="Heading2"/><w:spacing w:after="100" w:before="240"/></w:pPr><w:r><w:t xml:space="preserve">12.3 Incident: a player was charged but has no card</w:t></w:r></w:p><w:p><w:pPr><w:pStyle w:val="ListParagraph"/><w:numPr><w:ilvl w:val="0"/><w:numId w:val="3"/></w:numPr><w:spacing w:after="95" w:line="272"/></w:pPr><w:r><w:rPr><w:sz w:val="21"/><w:szCs w:val="21"/></w:rPr><w:t xml:space="preserve">Search the logs for FULFILMENT FAILED, which the webhook logs with the Stripe session id.</w:t></w:r></w:p><w:p><w:pPr><w:pStyle w:val="ListParagraph"/><w:numPr><w:ilvl w:val="0"/><w:numId w:val="3"/></w:numPr><w:spacing w:after="95" w:line="272"/></w:pPr><w:r><w:rPr><w:sz w:val="21"/><w:szCs w:val="21"/></w:rPr><w:t xml:space="preserve">The usual causes are a pool that closed between payment and fulfilment, or the player already holding three cards. Both need an operator refund in Stripe.</w:t></w:r></w:p><w:p><w:pPr><w:pStyle w:val="ListParagraph"/><w:numPr><w:ilvl w:val="0"/><w:numId w:val="3"/></w:numPr><w:spacing w:after="95" w:line="272"/></w:pPr><w:r><w:rPr><w:sz w:val="21"/><w:szCs w:val="21"/></w:rPr><w:t xml:space="preserve">If this happens on every purchase, the fee trigger or column defaults are missing — verify migration 20260807000001 is applied.</w:t></w:r></w:p><w:p><w:pPr><w:pStyle w:val="Heading2"/><w:spacing w:after="100" w:before="240"/></w:pPr><w:r><w:t xml:space="preserve">12.4 Incident: settlement is not running</w:t></w:r></w:p><w:p><w:pPr><w:pStyle w:val="ListParagraph"/><w:numPr><w:ilvl w:val="0"/><w:numId w:val="3"/></w:numPr><w:spacing w:after="95" w:line="272"/></w:pPr><w:r><w:rPr><w:sz w:val="21"/><w:szCs w:val="21"/></w:rPr><w:t xml:space="preserve">A 503 from /api/cron/settle means CRON_SECRET is unset on the host — the endpoint fails closed by design.</w:t></w:r></w:p><w:p><w:pPr><w:pStyle w:val="ListParagraph"/><w:numPr><w:ilvl w:val="0"/><w:numId w:val="3"/></w:numPr><w:spacing w:after="95" w:line="272"/></w:pPr><w:r><w:rPr><w:sz w:val="21"/><w:szCs w:val="21"/></w:rPr><w:t xml:space="preserve">A 401 means the scheduler&apos;s secret does not match the host&apos;s.</w:t></w:r></w:p><w:p><w:pPr><w:pStyle w:val="ListParagraph"/><w:numPr><w:ilvl w:val="0"/><w:numId w:val="3"/></w:numPr><w:spacing w:after="95" w:line="272"/></w:pPr><w:r><w:rPr><w:sz w:val="21"/><w:szCs w:val="21"/></w:rPr><w:t xml:space="preserve">If the GitHub Actions run skipped with a warning, its CRON_SECRET secret is missing; the daily Vercel cron is still covering settlement in the meantime.</w:t></w:r></w:p><w:p><w:pPr><w:pStyle w:val="Heading1"/><w:spacing w:after="140" w:before="300"/></w:pPr><w:r><w:t xml:space="preserve">13. Quick reference</w:t></w:r></w:p><w:p><w:pPr><w:pStyle w:val="Heading2"/><w:spacing w:after="100" w:before="240"/></w:pPr><w:r><w:t xml:space="preserve">13.1 Endpoints by auth posture</w:t></w:r></w:p><w:tbl><w:tblPr><w:tblW w:type="dxa" w:w="8800"/><w:tblBorders><w:top w:val="single" w:color="auto" w:sz="4"/><w:left w:val="single" w:color="auto" w:sz="4"/><w:bottom w:val="single" w:color="auto" w:sz="4"/><w:right w:val="single" w:color="auto" w:sz="4"/><w:insideH w:val="single" w:color="auto" w:sz="4"/><w:insideV w:val="single" w:color="auto" w:sz="4"/></w:tblBorders></w:tblPr><w:tblGrid><w:gridCol w:w="3300"/><w:gridCol w:w="5500"/></w:tblGrid><w:tr><w:trPr><w:tblHeader/></w:trPr><w:tc><w:tcPr><w:tcW w:type="dxa" w:w="3300"/><w:tcBorders><w:top w:val="single" w:color="D9D9D9" w:sz="4"/><w:left w:val="single" w:color="D9D9D9" w:sz="4"/><w:bottom w:val="single" w:color="D9D9D9" w:sz="4"/><w:right w:val="single" w:color="D9D9D9" w:sz="4"/></w:tcBorders><w:shd w:fill="1F3864" w:val="clear"/><w:tcMar><w:top w:type="dxa" w:w="60"/><w:left w:type="dxa" w:w="95"/><w:bottom w:type="dxa" w:w="60"/><w:right w:type="dxa" w:w="95"/></w:tcMar></w:tcPr><w:p><w:pPr><w:spacing w:after="0" w:line="254"/></w:pPr><w:r><w:rPr><w:b/><w:bCs/><w:color w:val="FFFFFF"/><w:sz w:val="18"/><w:szCs w:val="18"/></w:rPr><w:t xml:space="preserve">Posture</w:t></w:r></w:p></w:tc><w:tc><w:tcPr><w:tcW w:type="dxa" w:w="5500"/><w:tcBorders><w:top w:val="single" w:color="D9D9D9" w:sz="4"/><w:left w:val="single" w:color="D9D9D9" w:sz="4"/><w:bottom w:val="single" w:color="D9D9D9" w:sz="4"/><w:right w:val="single" w:color="D9D9D9" w:sz="4"/></w:tcBorders><w:shd w:fill="1F3864" w:val="clear"/><w:tcMar><w:top w:type="dxa" w:w="60"/><w:left w:type="dxa" w:w="95"/><w:bottom w:type="dxa" w:w="60"/><w:right w:type="dxa" w:w="95"/></w:tcMar></w:tcPr><w:p><w:pPr><w:spacing w:after="0" w:line="254"/></w:pPr><w:r><w:rPr><w:b/><w:bCs/><w:color w:val="FFFFFF"/><w:sz w:val="18"/><w:szCs w:val="18"/></w:rPr><w:t xml:space="preserve">Endpoints</w:t></w:r></w:p></w:tc></w:tr><w:tr><w:tc><w:tcPr><w:tcW w:type="dxa" w:w="3300"/><w:tcBorders><w:top w:val="single" w:color="D9D9D9" w:sz="4"/><w:left w:val="single" w:color="D9D9D9" w:sz="4"/><w:bottom w:val="single" w:color="D9D9D9" w:sz="4"/><w:right w:val="single" w:color="D9D9D9" w:sz="4"/></w:tcBorders><w:tcMar><w:top w:type="dxa" w:w="60"/><w:left w:type="dxa" w:w="95"/><w:bottom w:type="dxa" w:w="60"/><w:right w:type="dxa" w:w="95"/></w:tcMar></w:tcPr><w:p><w:pPr><w:spacing w:after="0" w:line="254"/></w:pPr><w:r><w:rPr><w:sz w:val="18"/><w:szCs w:val="18"/></w:rPr><w:t xml:space="preserve">Public</w:t></w:r></w:p></w:tc><w:tc><w:tcPr><w:tcW w:type="dxa" w:w="5500"/><w:tcBorders><w:top w:val="single" w:color="D9D9D9" w:sz="4"/><w:left w:val="single" w:color="D9D9D9" w:sz="4"/><w:bottom w:val="single" w:color="D9D9D9" w:sz="4"/><w:right w:val="single" w:color="D9D9D9" w:sz="4"/></w:tcBorders><w:tcMar><w:top w:type="dxa" w:w="60"/><w:left w:type="dxa" w:w="95"/><w:bottom w:type="dxa" w:w="60"/><w:right w:type="dxa" w:w="95"/></w:tcMar></w:tcPr><w:p><w:pPr><w:spacing w:after="0" w:line="254"/></w:pPr><w:r><w:rPr><w:sz w:val="18"/><w:szCs w:val="18"/></w:rPr><w:t xml:space="preserve">GET /api/pools, /api/pools/[id], /api/games, /api/games/[id], /api/winners; POST /api/newsletter/subscribe</w:t></w:r></w:p></w:tc></w:tr><w:tr><w:tc><w:tcPr><w:tcW w:type="dxa" w:w="3300"/><w:tcBorders><w:top w:val="single" w:color="D9D9D9" w:sz="4"/><w:left w:val="single" w:color="D9D9D9" w:sz="4"/><w:bottom w:val="single" w:color="D9D9D9" w:sz="4"/><w:right w:val="single" w:color="D9D9D9" w:sz="4"/></w:tcBorders><w:shd w:fill="F4F6FA" w:val="clear"/><w:tcMar><w:top w:type="dxa" w:w="60"/><w:left w:type="dxa" w:w="95"/><w:bottom w:type="dxa" w:w="60"/><w:right w:type="dxa" w:w="95"/></w:tcMar></w:tcPr><w:p><w:pPr><w:spacing w:after="0" w:line="254"/></w:pPr><w:r><w:rPr><w:sz w:val="18"/><w:szCs w:val="18"/></w:rPr><w:t xml:space="preserve">Authenticated</w:t></w:r></w:p></w:tc><w:tc><w:tcPr><w:tcW w:type="dxa" w:w="5500"/><w:tcBorders><w:top w:val="single" w:color="D9D9D9" w:sz="4"/><w:left w:val="single" w:color="D9D9D9" w:sz="4"/><w:bottom w:val="single" w:color="D9D9D9" w:sz="4"/><w:right w:val="single" w:color="D9D9D9" w:sz="4"/></w:tcBorders><w:shd w:fill="F4F6FA" w:val="clear"/><w:tcMar><w:top w:type="dxa" w:w="60"/><w:left w:type="dxa" w:w="95"/><w:bottom w:type="dxa" w:w="60"/><w:right w:type="dxa" w:w="95"/></w:tcMar></w:tcPr><w:p><w:pPr><w:spacing w:after="0" w:line="254"/></w:pPr><w:r><w:rPr><w:sz w:val="18"/><w:szCs w:val="18"/></w:rPr><w:t xml:space="preserve">/api/auth/*, /api/me/* , POST /api/pools, /api/pools/[id]/cards*, /api/pools/[id]/chat, /api/invitations/*, /api/stripe/create-checkout-session, /api/stripe/confirm-payment</w:t></w:r></w:p></w:tc></w:tr><w:tr><w:tc><w:tcPr><w:tcW w:type="dxa" w:w="3300"/><w:tcBorders><w:top w:val="single" w:color="D9D9D9" w:sz="4"/><w:left w:val="single" w:color="D9D9D9" w:sz="4"/><w:bottom w:val="single" w:color="D9D9D9" w:sz="4"/><w:right w:val="single" w:color="D9D9D9" w:sz="4"/></w:tcBorders><w:tcMar><w:top w:type="dxa" w:w="60"/><w:left w:type="dxa" w:w="95"/><w:bottom w:type="dxa" w:w="60"/><w:right w:type="dxa" w:w="95"/></w:tcMar></w:tcPr><w:p><w:pPr><w:spacing w:after="0" w:line="254"/></w:pPr><w:r><w:rPr><w:sz w:val="18"/><w:szCs w:val="18"/></w:rPr><w:t xml:space="preserve">Admin only</w:t></w:r></w:p></w:tc><w:tc><w:tcPr><w:tcW w:type="dxa" w:w="5500"/><w:tcBorders><w:top w:val="single" w:color="D9D9D9" w:sz="4"/><w:left w:val="single" w:color="D9D9D9" w:sz="4"/><w:bottom w:val="single" w:color="D9D9D9" w:sz="4"/><w:right w:val="single" w:color="D9D9D9" w:sz="4"/></w:tcBorders><w:tcMar><w:top w:type="dxa" w:w="60"/><w:left w:type="dxa" w:w="95"/><w:bottom w:type="dxa" w:w="60"/><w:right w:type="dxa" w:w="95"/></w:tcMar></w:tcPr><w:p><w:pPr><w:spacing w:after="0" w:line="254"/></w:pPr><w:r><w:rPr><w:sz w:val="18"/><w:szCs w:val="18"/></w:rPr><w:t xml:space="preserve">/api/admin/*, /api/games/[id]/outcome, /api/sync/nfl-games, /api/pools/complete-finished</w:t></w:r></w:p></w:tc></w:tr><w:tr><w:tc><w:tcPr><w:tcW w:type="dxa" w:w="3300"/><w:tcBorders><w:top w:val="single" w:color="D9D9D9" w:sz="4"/><w:left w:val="single" w:color="D9D9D9" w:sz="4"/><w:bottom w:val="single" w:color="D9D9D9" w:sz="4"/><w:right w:val="single" w:color="D9D9D9" w:sz="4"/></w:tcBorders><w:shd w:fill="F4F6FA" w:val="clear"/><w:tcMar><w:top w:type="dxa" w:w="60"/><w:left w:type="dxa" w:w="95"/><w:bottom w:type="dxa" w:w="60"/><w:right w:type="dxa" w:w="95"/></w:tcMar></w:tcPr><w:p><w:pPr><w:spacing w:after="0" w:line="254"/></w:pPr><w:r><w:rPr><w:sz w:val="18"/><w:szCs w:val="18"/></w:rPr><w:t xml:space="preserve">Secret-gated</w:t></w:r></w:p></w:tc><w:tc><w:tcPr><w:tcW w:type="dxa" w:w="5500"/><w:tcBorders><w:top w:val="single" w:color="D9D9D9" w:sz="4"/><w:left w:val="single" w:color="D9D9D9" w:sz="4"/><w:bottom w:val="single" w:color="D9D9D9" w:sz="4"/><w:right w:val="single" w:color="D9D9D9" w:sz="4"/></w:tcBorders><w:shd w:fill="F4F6FA" w:val="clear"/><w:tcMar><w:top w:type="dxa" w:w="60"/><w:left w:type="dxa" w:w="95"/><w:bottom w:type="dxa" w:w="60"/><w:right w:type="dxa" w:w="95"/></w:tcMar></w:tcPr><w:p><w:pPr><w:spacing w:after="0" w:line="254"/></w:pPr><w:r><w:rPr><w:sz w:val="18"/><w:szCs w:val="18"/></w:rPr><w:t xml:space="preserve">/api/cron/settle (CRON_SECRET), /api/seed-admin (SETUP_SECRET)</w:t></w:r></w:p></w:tc></w:tr><w:tr><w:tc><w:tcPr><w:tcW w:type="dxa" w:w="3300"/><w:tcBorders><w:top w:val="single" w:color="D9D9D9" w:sz="4"/><w:left w:val="single" w:color="D9D9D9" w:sz="4"/><w:bottom w:val="single" w:color="D9D9D9" w:sz="4"/><w:right w:val="single" w:color="D9D9D9" w:sz="4"/></w:tcBorders><w:tcMar><w:top w:type="dxa" w:w="60"/><w:left w:type="dxa" w:w="95"/><w:bottom w:type="dxa" w:w="60"/><w:right w:type="dxa" w:w="95"/></w:tcMar></w:tcPr><w:p><w:pPr><w:spacing w:after="0" w:line="254"/></w:pPr><w:r><w:rPr><w:sz w:val="18"/><w:szCs w:val="18"/></w:rPr><w:t xml:space="preserve">Signature-gated</w:t></w:r></w:p></w:tc><w:tc><w:tcPr><w:tcW w:type="dxa" w:w="5500"/><w:tcBorders><w:top w:val="single" w:color="D9D9D9" w:sz="4"/><w:left w:val="single" w:color="D9D9D9" w:sz="4"/><w:bottom w:val="single" w:color="D9D9D9" w:sz="4"/><w:right w:val="single" w:color="D9D9D9" w:sz="4"/></w:tcBorders><w:tcMar><w:top w:type="dxa" w:w="60"/><w:left w:type="dxa" w:w="95"/><w:bottom w:type="dxa" w:w="60"/><w:right w:type="dxa" w:w="95"/></w:tcMar></w:tcPr><w:p><w:pPr><w:spacing w:after="0" w:line="254"/></w:pPr><w:r><w:rPr><w:sz w:val="18"/><w:szCs w:val="18"/></w:rPr><w:t xml:space="preserve">/api/stripe/webhook — the Stripe signature is its authentication</w:t></w:r></w:p></w:tc></w:tr><w:tr><w:tc><w:tcPr><w:tcW w:type="dxa" w:w="3300"/><w:tcBorders><w:top w:val="single" w:color="D9D9D9" w:sz="4"/><w:left w:val="single" w:color="D9D9D9" w:sz="4"/><w:bottom w:val="single" w:color="D9D9D9" w:sz="4"/><w:right w:val="single" w:color="D9D9D9" w:sz="4"/></w:tcBorders><w:shd w:fill="F4F6FA" w:val="clear"/><w:tcMar><w:top w:type="dxa" w:w="60"/><w:left w:type="dxa" w:w="95"/><w:bottom w:type="dxa" w:w="60"/><w:right w:type="dxa" w:w="95"/></w:tcMar></w:tcPr><w:p><w:pPr><w:spacing w:after="0" w:line="254"/></w:pPr><w:r><w:rPr><w:sz w:val="18"/><w:szCs w:val="18"/></w:rPr><w:t xml:space="preserve">Removed (410 Gone)</w:t></w:r></w:p></w:tc><w:tc><w:tcPr><w:tcW w:type="dxa" w:w="5500"/><w:tcBorders><w:top w:val="single" w:color="D9D9D9" w:sz="4"/><w:left w:val="single" w:color="D9D9D9" w:sz="4"/><w:bottom w:val="single" w:color="D9D9D9" w:sz="4"/><w:right w:val="single" w:color="D9D9D9" w:sz="4"/></w:tcBorders><w:shd w:fill="F4F6FA" w:val="clear"/><w:tcMar><w:top w:type="dxa" w:w="60"/><w:left w:type="dxa" w:w="95"/><w:bottom w:type="dxa" w:w="60"/><w:right w:type="dxa" w:w="95"/></w:tcMar></w:tcPr><w:p><w:pPr><w:spacing w:after="0" w:line="254"/></w:pPr><w:r><w:rPr><w:sz w:val="18"/><w:szCs w:val="18"/></w:rPr><w:t xml:space="preserve">/api/pools/[id]/cards/purchase, /api/pools/[id]/cards/[cardId]/submit</w:t></w:r></w:p></w:tc></w:tr></w:tbl><w:p><w:pPr><w:pStyle w:val="Heading2"/><w:spacing w:after="100" w:before="240"/></w:pPr><w:r><w:t xml:space="preserve">13.2 Environment variables that have no safe default</w:t></w:r></w:p><w:tbl><w:tblPr><w:tblW w:type="dxa" w:w="8800"/><w:tblBorders><w:top w:val="single" w:color="auto" w:sz="4"/><w:left w:val="single" w:color="auto" w:sz="4"/><w:bottom w:val="single" w:color="auto" w:sz="4"/><w:right w:val="single" w:color="auto" w:sz="4"/><w:insideH w:val="single" w:color="auto" w:sz="4"/><w:insideV w:val="single" w:color="auto" w:sz="4"/></w:tblBorders></w:tblPr><w:tblGrid><w:gridCol w:w="3300"/><w:gridCol w:w="5500"/></w:tblGrid><w:tr><w:trPr><w:tblHeader/></w:trPr><w:tc><w:tcPr><w:tcW w:type="dxa" w:w="3300"/><w:tcBorders><w:top w:val="single" w:color="D9D9D9" w:sz="4"/><w:left w:val="single" w:color="D9D9D9" w:sz="4"/><w:bottom w:val="single" w:color="D9D9D9" w:sz="4"/><w:right w:val="single" w:color="D9D9D9" w:sz="4"/></w:tcBorders><w:shd w:fill="1F3864" w:val="clear"/><w:tcMar><w:top w:type="dxa" w:w="60"/><w:left w:type="dxa" w:w="95"/><w:bottom w:type="dxa" w:w="60"/><w:right w:type="dxa" w:w="95"/></w:tcMar></w:tcPr><w:p><w:pPr><w:spacing w:after="0" w:line="254"/></w:pPr><w:r><w:rPr><w:b/><w:bCs/><w:color w:val="FFFFFF"/><w:sz w:val="18"/><w:szCs w:val="18"/></w:rPr><w:t xml:space="preserve">Variable</w:t></w:r></w:p></w:tc><w:tc><w:tcPr><w:tcW w:type="dxa" w:w="5500"/><w:tcBorders><w:top w:val="single" w:color="D9D9D9" w:sz="4"/><w:left w:val="single" w:color="D9D9D9" w:sz="4"/><w:bottom w:val="single" w:color="D9D9D9" w:sz="4"/><w:right w:val="single" w:color="D9D9D9" w:sz="4"/></w:tcBorders><w:shd w:fill="1F3864" w:val="clear"/><w:tcMar><w:top w:type="dxa" w:w="60"/><w:left w:type="dxa" w:w="95"/><w:bottom w:type="dxa" w:w="60"/><w:right w:type="dxa" w:w="95"/></w:tcMar></w:tcPr><w:p><w:pPr><w:spacing w:after="0" w:line="254"/></w:pPr><w:r><w:rPr><w:b/><w:bCs/><w:color w:val="FFFFFF"/><w:sz w:val="18"/><w:szCs w:val="18"/></w:rPr><w:t xml:space="preserve">Consequence if wrong or missing</w:t></w:r></w:p></w:tc></w:tr><w:tr><w:tc><w:tcPr><w:tcW w:type="dxa" w:w="3300"/><w:tcBorders><w:top w:val="single" w:color="D9D9D9" w:sz="4"/><w:left w:val="single" w:color="D9D9D9" w:sz="4"/><w:bottom w:val="single" w:color="D9D9D9" w:sz="4"/><w:right w:val="single" w:color="D9D9D9" w:sz="4"/></w:tcBorders><w:tcMar><w:top w:type="dxa" w:w="60"/><w:left w:type="dxa" w:w="95"/><w:bottom w:type="dxa" w:w="60"/><w:right w:type="dxa" w:w="95"/></w:tcMar></w:tcPr><w:p><w:pPr><w:spacing w:after="0" w:line="254"/></w:pPr><w:r><w:rPr><w:sz w:val="18"/><w:szCs w:val="18"/></w:rPr><w:t xml:space="preserve">SUPABASE_SERVICE_ROLE_KEY</w:t></w:r></w:p></w:tc><w:tc><w:tcPr><w:tcW w:type="dxa" w:w="5500"/><w:tcBorders><w:top w:val="single" w:color="D9D9D9" w:sz="4"/><w:left w:val="single" w:color="D9D9D9" w:sz="4"/><w:bottom w:val="single" w:color="D9D9D9" w:sz="4"/><w:right w:val="single" w:color="D9D9D9" w:sz="4"/></w:tcBorders><w:tcMar><w:top w:type="dxa" w:w="60"/><w:left w:type="dxa" w:w="95"/><w:bottom w:type="dxa" w:w="60"/><w:right w:type="dxa" w:w="95"/></w:tcMar></w:tcPr><w:p><w:pPr><w:spacing w:after="0" w:line="254"/></w:pPr><w:r><w:rPr><w:sz w:val="18"/><w:szCs w:val="18"/></w:rPr><w:t xml:space="preserve">Bypasses all RLS. Never expose to the browser.</w:t></w:r></w:p></w:tc></w:tr><w:tr><w:tc><w:tcPr><w:tcW w:type="dxa" w:w="3300"/><w:tcBorders><w:top w:val="single" w:color="D9D9D9" w:sz="4"/><w:left w:val="single" w:color="D9D9D9" w:sz="4"/><w:bottom w:val="single" w:color="D9D9D9" w:sz="4"/><w:right w:val="single" w:color="D9D9D9" w:sz="4"/></w:tcBorders><w:shd w:fill="F4F6FA" w:val="clear"/><w:tcMar><w:top w:type="dxa" w:w="60"/><w:left w:type="dxa" w:w="95"/><w:bottom w:type="dxa" w:w="60"/><w:right w:type="dxa" w:w="95"/></w:tcMar></w:tcPr><w:p><w:pPr><w:spacing w:after="0" w:line="254"/></w:pPr><w:r><w:rPr><w:sz w:val="18"/><w:szCs w:val="18"/></w:rPr><w:t xml:space="preserve">STRIPE_WEBHOOK_SECRET</w:t></w:r></w:p></w:tc><w:tc><w:tcPr><w:tcW w:type="dxa" w:w="5500"/><w:tcBorders><w:top w:val="single" w:color="D9D9D9" w:sz="4"/><w:left w:val="single" w:color="D9D9D9" w:sz="4"/><w:bottom w:val="single" w:color="D9D9D9" w:sz="4"/><w:right w:val="single" w:color="D9D9D9" w:sz="4"/></w:tcBorders><w:shd w:fill="F4F6FA" w:val="clear"/><w:tcMar><w:top w:type="dxa" w:w="60"/><w:left w:type="dxa" w:w="95"/><w:bottom w:type="dxa" w:w="60"/><w:right w:type="dxa" w:w="95"/></w:tcMar></w:tcPr><w:p><w:pPr><w:spacing w:after="0" w:line="254"/></w:pPr><w:r><w:rPr><w:sz w:val="18"/><w:szCs w:val="18"/></w:rPr><w:t xml:space="preserve">Webhook fails closed — players are charged and receive no card.</w:t></w:r></w:p></w:tc></w:tr><w:tr><w:tc><w:tcPr><w:tcW w:type="dxa" w:w="3300"/><w:tcBorders><w:top w:val="single" w:color="D9D9D9" w:sz="4"/><w:left w:val="single" w:color="D9D9D9" w:sz="4"/><w:bottom w:val="single" w:color="D9D9D9" w:sz="4"/><w:right w:val="single" w:color="D9D9D9" w:sz="4"/></w:tcBorders><w:tcMar><w:top w:type="dxa" w:w="60"/><w:left w:type="dxa" w:w="95"/><w:bottom w:type="dxa" w:w="60"/><w:right w:type="dxa" w:w="95"/></w:tcMar></w:tcPr><w:p><w:pPr><w:spacing w:after="0" w:line="254"/></w:pPr><w:r><w:rPr><w:sz w:val="18"/><w:szCs w:val="18"/></w:rPr><w:t xml:space="preserve">CRON_SECRET</w:t></w:r></w:p></w:tc><w:tc><w:tcPr><w:tcW w:type="dxa" w:w="5500"/><w:tcBorders><w:top w:val="single" w:color="D9D9D9" w:sz="4"/><w:left w:val="single" w:color="D9D9D9" w:sz="4"/><w:bottom w:val="single" w:color="D9D9D9" w:sz="4"/><w:right w:val="single" w:color="D9D9D9" w:sz="4"/></w:tcBorders><w:tcMar><w:top w:type="dxa" w:w="60"/><w:left w:type="dxa" w:w="95"/><w:bottom w:type="dxa" w:w="60"/><w:right w:type="dxa" w:w="95"/></w:tcMar></w:tcPr><w:p><w:pPr><w:spacing w:after="0" w:line="254"/></w:pPr><w:r><w:rPr><w:sz w:val="18"/><w:szCs w:val="18"/></w:rPr><w:t xml:space="preserve">Settlement returns 503 and never runs; winners are never paid.</w:t></w:r></w:p></w:tc></w:tr><w:tr><w:tc><w:tcPr><w:tcW w:type="dxa" w:w="3300"/><w:tcBorders><w:top w:val="single" w:color="D9D9D9" w:sz="4"/><w:left w:val="single" w:color="D9D9D9" w:sz="4"/><w:bottom w:val="single" w:color="D9D9D9" w:sz="4"/><w:right w:val="single" w:color="D9D9D9" w:sz="4"/></w:tcBorders><w:shd w:fill="F4F6FA" w:val="clear"/><w:tcMar><w:top w:type="dxa" w:w="60"/><w:left w:type="dxa" w:w="95"/><w:bottom w:type="dxa" w:w="60"/><w:right w:type="dxa" w:w="95"/></w:tcMar></w:tcPr><w:p><w:pPr><w:spacing w:after="0" w:line="254"/></w:pPr><w:r><w:rPr><w:sz w:val="18"/><w:szCs w:val="18"/></w:rPr><w:t xml:space="preserve">SETUP_SECRET</w:t></w:r></w:p></w:tc><w:tc><w:tcPr><w:tcW w:type="dxa" w:w="5500"/><w:tcBorders><w:top w:val="single" w:color="D9D9D9" w:sz="4"/><w:left w:val="single" w:color="D9D9D9" w:sz="4"/><w:bottom w:val="single" w:color="D9D9D9" w:sz="4"/><w:right w:val="single" w:color="D9D9D9" w:sz="4"/></w:tcBorders><w:shd w:fill="F4F6FA" w:val="clear"/><w:tcMar><w:top w:type="dxa" w:w="60"/><w:left w:type="dxa" w:w="95"/><w:bottom w:type="dxa" w:w="60"/><w:right w:type="dxa" w:w="95"/></w:tcMar></w:tcPr><w:p><w:pPr><w:spacing w:after="0" w:line="254"/></w:pPr><w:r><w:rPr><w:sz w:val="18"/><w:szCs w:val="18"/></w:rPr><w:t xml:space="preserve">Admin bootstrap disabled. Unset it again once the admin exists.</w:t></w:r></w:p></w:tc></w:tr><w:tr><w:tc><w:tcPr><w:tcW w:type="dxa" w:w="3300"/><w:tcBorders><w:top w:val="single" w:color="D9D9D9" w:sz="4"/><w:left w:val="single" w:color="D9D9D9" w:sz="4"/><w:bottom w:val="single" w:color="D9D9D9" w:sz="4"/><w:right w:val="single" w:color="D9D9D9" w:sz="4"/></w:tcBorders><w:tcMar><w:top w:type="dxa" w:w="60"/><w:left w:type="dxa" w:w="95"/><w:bottom w:type="dxa" w:w="60"/><w:right w:type="dxa" w:w="95"/></w:tcMar></w:tcPr><w:p><w:pPr><w:spacing w:after="0" w:line="254"/></w:pPr><w:r><w:rPr><w:sz w:val="18"/><w:szCs w:val="18"/></w:rPr><w:t xml:space="preserve">PAYPAL_MODE</w:t></w:r></w:p></w:tc><w:tc><w:tcPr><w:tcW w:type="dxa" w:w="5500"/><w:tcBorders><w:top w:val="single" w:color="D9D9D9" w:sz="4"/><w:left w:val="single" w:color="D9D9D9" w:sz="4"/><w:bottom w:val="single" w:color="D9D9D9" w:sz="4"/><w:right w:val="single" w:color="D9D9D9" w:sz="4"/></w:tcBorders><w:tcMar><w:top w:type="dxa" w:w="60"/><w:left w:type="dxa" w:w="95"/><w:bottom w:type="dxa" w:w="60"/><w:right w:type="dxa" w:w="95"/></w:tcMar></w:tcPr><w:p><w:pPr><w:spacing w:after="0" w:line="254"/></w:pPr><w:r><w:rPr><w:sz w:val="18"/><w:szCs w:val="18"/></w:rPr><w:t xml:space="preserve">Sandbox in production is refused by an explicit guard.</w:t></w:r></w:p></w:tc></w:tr><w:tr><w:tc><w:tcPr><w:tcW w:type="dxa" w:w="3300"/><w:tcBorders><w:top w:val="single" w:color="D9D9D9" w:sz="4"/><w:left w:val="single" w:color="D9D9D9" w:sz="4"/><w:bottom w:val="single" w:color="D9D9D9" w:sz="4"/><w:right w:val="single" w:color="D9D9D9" w:sz="4"/></w:tcBorders><w:shd w:fill="F4F6FA" w:val="clear"/><w:tcMar><w:top w:type="dxa" w:w="60"/><w:left w:type="dxa" w:w="95"/><w:bottom w:type="dxa" w:w="60"/><w:right w:type="dxa" w:w="95"/></w:tcMar></w:tcPr><w:p><w:pPr><w:spacing w:after="0" w:line="254"/></w:pPr><w:r><w:rPr><w:sz w:val="18"/><w:szCs w:val="18"/></w:rPr><w:t xml:space="preserve">NEXT_PUBLIC_APP_URL</w:t></w:r></w:p></w:tc><w:tc><w:tcPr><w:tcW w:type="dxa" w:w="5500"/><w:tcBorders><w:top w:val="single" w:color="D9D9D9" w:sz="4"/><w:left w:val="single" w:color="D9D9D9" w:sz="4"/><w:bottom w:val="single" w:color="D9D9D9" w:sz="4"/><w:right w:val="single" w:color="D9D9D9" w:sz="4"/></w:tcBorders><w:shd w:fill="F4F6FA" w:val="clear"/><w:tcMar><w:top w:type="dxa" w:w="60"/><w:left w:type="dxa" w:w="95"/><w:bottom w:type="dxa" w:w="60"/><w:right w:type="dxa" w:w="95"/></w:tcMar></w:tcPr><w:p><w:pPr><w:spacing w:after="0" w:line="254"/></w:pPr><w:r><w:rPr><w:sz w:val="18"/><w:szCs w:val="18"/></w:rPr><w:t xml:space="preserve">Stripe redirects and auth emails point at the wrong host.</w:t></w:r></w:p></w:tc></w:tr></w:tbl><w:p><w:pPr><w:pBdr><w:top w:val="single" w:color="CCCCCC" w:sz="6" w:space="8"/></w:pBdr><w:spacing w:before="320"/></w:pPr><w:r><w:rPr><w:i/><w:iCs/><w:color w:val="595959"/><w:sz w:val="17"/><w:szCs w:val="17"/></w:rPr><w:t xml:space="preserve">Prepared as part of the final pre-handover audit. Companion documents: the backend security audit report, the technical architecture reference, and the plain-English overview.</w:t></w:r></w:p><w:sectPr><w:pgSz w:w="12240" w:h="15840" w:orient="portrait"/><w:pgMar w:top="1200" w:right="1300" w:bottom="1150" w:left="1300" w:header="708" w:footer="708" w:gutter="0"/><w:pgNumType/><w:docGrid w:linePitch="360"/></w:sectPr></w:body></w:document>
+</w:t></w:r><w:r><w:rPr><w:b/><w:bCs/><w:sz w:val="21"/><w:szCs w:val="21"/></w:rPr><w:t xml:space="preserve">2. A crafted pool could mint prize money. </w:t></w:r><w:r><w:rPr><w:sz w:val="21"/><w:szCs w:val="21"/></w:rPr><w:t xml:space="preserve">The platform fee is multiplied into the payout, and the column that holds it was writable on insert and unclamped — a pool created with a fee of −100 would have paid out twice its pot. Both are fixed; see §9.</w:t></w:r></w:p></w:tc></w:tr></w:tbl><w:p><w:pPr><w:pStyle w:val="Heading1"/><w:spacing w:after="140" w:before="300"/></w:pPr><w:r><w:t xml:space="preserve">2. What the product does</w:t></w:r></w:p><w:p><w:pPr><w:spacing w:after="130" w:line="280"/></w:pPr><w:r><w:rPr><w:sz w:val="21"/><w:szCs w:val="21"/></w:rPr><w:t xml:space="preserve">The domain has three core objects:</w:t></w:r></w:p><w:p><w:pPr><w:pStyle w:val="ListParagraph"/><w:numPr><w:ilvl w:val="0"/><w:numId w:val="2"/></w:numPr><w:spacing w:after="85" w:line="272"/></w:pPr><w:r><w:rPr><w:b/><w:bCs/><w:sz w:val="21"/><w:szCs w:val="21"/></w:rPr><w:t xml:space="preserve">Pool</w:t></w:r><w:r><w:rPr><w:sz w:val="21"/><w:szCs w:val="21"/></w:rPr><w:t xml:space="preserve"> — a contest over a slate of 6–9 NFL games from a single week, with a fixed entry fee. Pools are public (anyone may join) or private (invitation only).</w:t></w:r></w:p><w:p><w:pPr><w:pStyle w:val="ListParagraph"/><w:numPr><w:ilvl w:val="0"/><w:numId w:val="2"/></w:numPr><w:spacing w:after="85" w:line="272"/></w:pPr><w:r><w:rPr><w:b/><w:bCs/><w:sz w:val="21"/><w:szCs w:val="21"/></w:rPr><w:t xml:space="preserve">Parlay card</w:t></w:r><w:r><w:rPr><w:sz w:val="21"/><w:szCs w:val="21"/></w:rPr><w:t xml:space="preserve"> — a paid entry. A player may hold up to three per pool, each with its own set of predictions.</w:t></w:r></w:p><w:p><w:pPr><w:pStyle w:val="ListParagraph"/><w:numPr><w:ilvl w:val="0"/><w:numId w:val="2"/></w:numPr><w:spacing w:after="85" w:line="272"/></w:pPr><w:r><w:rPr><w:b/><w:bCs/><w:sz w:val="21"/><w:szCs w:val="21"/></w:rPr><w:t xml:space="preserve">Prize pot</w:t></w:r><w:r><w:rPr><w:sz w:val="21"/><w:szCs w:val="21"/></w:rPr><w:t xml:space="preserve"> — the sum of entry fees. At settlement the platform fee is deducted and the remainder is split between the winners.</w:t></w:r></w:p><w:p><w:pPr><w:pStyle w:val="Heading2"/><w:spacing w:after="100" w:before="240"/></w:pPr><w:r><w:t xml:space="preserve">2.1 The player journey</w:t></w:r></w:p><w:p><w:pPr><w:pStyle w:val="ListParagraph"/><w:numPr><w:ilvl w:val="0"/><w:numId w:val="3"/></w:numPr><w:spacing w:after="95" w:line="272"/></w:pPr><w:r><w:rPr><w:b/><w:bCs/><w:sz w:val="21"/><w:szCs w:val="21"/></w:rPr><w:t xml:space="preserve">Sign up</w:t></w:r><w:r><w:rPr><w:sz w:val="21"/><w:szCs w:val="21"/></w:rPr><w:t xml:space="preserve"> — email and password via Supabase Auth (minimum 10 characters, mixed case and a digit).</w:t></w:r></w:p><w:p><w:pPr><w:pStyle w:val="ListParagraph"/><w:numPr><w:ilvl w:val="0"/><w:numId w:val="3"/></w:numPr><w:spacing w:after="95" w:line="272"/></w:pPr><w:r><w:rPr><w:b/><w:bCs/><w:sz w:val="21"/><w:szCs w:val="21"/></w:rPr><w:t xml:space="preserve">Browse and join</w:t></w:r><w:r><w:rPr><w:sz w:val="21"/><w:szCs w:val="21"/></w:rPr><w:t xml:space="preserve"> — choose a pool and pay the entry fee through Stripe Checkout. The price is fixed by the pool server-side; the client cannot influence it.</w:t></w:r></w:p><w:p><w:pPr><w:pStyle w:val="ListParagraph"/><w:numPr><w:ilvl w:val="0"/><w:numId w:val="3"/></w:numPr><w:spacing w:after="95" w:line="272"/></w:pPr><w:r><w:rPr><w:b/><w:bCs/><w:sz w:val="21"/><w:szCs w:val="21"/></w:rPr><w:t xml:space="preserve">Receive a card</w:t></w:r><w:r><w:rPr><w:sz w:val="21"/><w:szCs w:val="21"/></w:rPr><w:t xml:space="preserve"> — issued only after Stripe confirms the payment. The webhook is the source of truth, so a closed tab or lost connection cannot cost a player their entry.</w:t></w:r></w:p><w:p><w:pPr><w:pStyle w:val="ListParagraph"/><w:numPr><w:ilvl w:val="0"/><w:numId w:val="3"/></w:numPr><w:spacing w:after="95" w:line="272"/></w:pPr><w:r><w:rPr><w:b/><w:bCs/><w:sz w:val="21"/><w:szCs w:val="21"/></w:rPr><w:t xml:space="preserve">Make predictions</w:t></w:r><w:r><w:rPr><w:sz w:val="21"/><w:szCs w:val="21"/></w:rPr><w:t xml:space="preserve"> — pick each game&apos;s outcome plus a total-score tiebreaker. Picks stay editable until that game kicks off, then lock.</w:t></w:r></w:p><w:p><w:pPr><w:pStyle w:val="ListParagraph"/><w:numPr><w:ilvl w:val="0"/><w:numId w:val="3"/></w:numPr><w:spacing w:after="95" w:line="272"/></w:pPr><w:r><w:rPr><w:b/><w:bCs/><w:sz w:val="21"/><w:szCs w:val="21"/></w:rPr><w:t xml:space="preserve">Games are played</w:t></w:r><w:r><w:rPr><w:sz w:val="21"/><w:szCs w:val="21"/></w:rPr><w:t xml:space="preserve"> — final scores are pulled automatically from the ESPN scoreboard feed.</w:t></w:r></w:p><w:p><w:pPr><w:pStyle w:val="ListParagraph"/><w:numPr><w:ilvl w:val="0"/><w:numId w:val="3"/></w:numPr><w:spacing w:after="95" w:line="272"/></w:pPr><w:r><w:rPr><w:b/><w:bCs/><w:sz w:val="21"/><w:szCs w:val="21"/></w:rPr><w:t xml:space="preserve">Settlement</w:t></w:r><w:r><w:rPr><w:sz w:val="21"/><w:szCs w:val="21"/></w:rPr><w:t xml:space="preserve"> — once every game in the pool has finished, all cards are scored, the winner (or winners) determined, and their share credited to their balance.</w:t></w:r></w:p><w:p><w:pPr><w:pStyle w:val="ListParagraph"/><w:numPr><w:ilvl w:val="0"/><w:numId w:val="3"/></w:numPr><w:spacing w:after="95" w:line="272"/></w:pPr><w:r><w:rPr><w:b/><w:bCs/><w:sz w:val="21"/><w:szCs w:val="21"/></w:rPr><w:t xml:space="preserve">Withdrawal</w:t></w:r><w:r><w:rPr><w:sz w:val="21"/><w:szCs w:val="21"/></w:rPr><w:t xml:space="preserve"> — the player links a PayPal address and requests a payout; an administrator approves it and the funds are sent.</w:t></w:r></w:p><w:p><w:pPr><w:pStyle w:val="Heading2"/><w:spacing w:after="100" w:before="240"/></w:pPr><w:r><w:t xml:space="preserve">2.2 How a winner is decided</w:t></w:r></w:p><w:p><w:pPr><w:spacing w:after="130" w:line="280"/></w:pPr><w:r><w:rPr><w:sz w:val="21"/><w:szCs w:val="21"/></w:rPr><w:t xml:space="preserve">A card is eligible only if it has a pick for every finished game in the pool. Cards are ranked by percentage of correct predictions. Ties are broken by the smallest total error across total-score predictions; a card that supplied no total-score prediction is treated as worst-case so it cannot win a tie by default. Where a genuine tie remains, the pot is split.</w:t></w:r></w:p><w:p><w:pPr><w:spacing w:after="130" w:line="280"/></w:pPr><w:r><w:rPr><w:sz w:val="21"/><w:szCs w:val="21"/></w:rPr><w:t xml:space="preserve">Cancelled or postponed games count as correct for every player, so a disrupted fixture cannot arbitrarily eliminate anyone.</w:t></w:r></w:p><w:tbl><w:tblPr><w:tblW w:type="dxa" w:w="8900"/><w:tblBorders><w:top w:val="single" w:color="auto" w:sz="4"/><w:left w:val="single" w:color="auto" w:sz="4"/><w:bottom w:val="single" w:color="auto" w:sz="4"/><w:right w:val="single" w:color="auto" w:sz="4"/><w:insideH w:val="single" w:color="auto" w:sz="4"/><w:insideV w:val="single" w:color="auto" w:sz="4"/></w:tblBorders></w:tblPr><w:tblGrid><w:gridCol w:w="8900"/></w:tblGrid><w:tr><w:tc><w:tcPr><w:tcW w:type="dxa" w:w="8900"/><w:tcBorders><w:top w:val="none"/><w:left w:val="single" w:color="1E7A3E" w:sz="18"/><w:bottom w:val="none"/><w:right w:val="none"/></w:tcBorders><w:shd w:fill="EAF2EA" w:val="clear"/><w:tcMar><w:top w:type="dxa" w:w="115"/><w:left w:type="dxa" w:w="155"/><w:bottom w:type="dxa" w:w="115"/><w:right w:type="dxa" w:w="155"/></w:tcMar></w:tcPr><w:p><w:pPr><w:spacing w:after="45"/></w:pPr><w:r><w:rPr><w:b/><w:bCs/><w:color w:val="1F3864"/><w:sz w:val="20"/><w:szCs w:val="20"/></w:rPr><w:t xml:space="preserve">Money precision</w:t></w:r></w:p><w:p><w:pPr><w:spacing w:after="0" w:line="274"/></w:pPr><w:r><w:rPr><w:sz w:val="21"/><w:szCs w:val="21"/></w:rPr><w:t xml:space="preserve">The pot is divided in integer cents, with any indivisible remainder distributed one cent at a time in a deterministic order. Payouts therefore sum to exactly the net pot for every pot size and winner count — verified by an automated sweep across 243 combinations.</w:t></w:r></w:p></w:tc></w:tr></w:tbl><w:p><w:r><w:br w:type="page"/></w:r></w:p><w:p><w:pPr><w:pStyle w:val="Heading1"/><w:spacing w:after="140" w:before="300"/></w:pPr><w:r><w:t xml:space="preserve">3. Architecture</w:t></w:r></w:p><w:p><w:pPr><w:spacing w:after="130" w:line="280"/></w:pPr><w:r><w:rPr><w:sz w:val="21"/><w:szCs w:val="21"/></w:rPr><w:t xml:space="preserve">Gridiron is a single Next.js application. There is no separate backend service: the API is a set of App Router route handlers that execute server-side, deployed as serverless functions.</w:t></w:r></w:p><w:tbl><w:tblPr><w:tblW w:type="dxa" w:w="8800"/><w:tblBorders><w:top w:val="single" w:color="auto" w:sz="4"/><w:left w:val="single" w:color="auto" w:sz="4"/><w:bottom w:val="single" w:color="auto" w:sz="4"/><w:right w:val="single" w:color="auto" w:sz="4"/><w:insideH w:val="single" w:color="auto" w:sz="4"/><w:insideV w:val="single" w:color="auto" w:sz="4"/></w:tblBorders></w:tblPr><w:tblGrid><w:gridCol w:w="2400"/><w:gridCol w:w="6400"/></w:tblGrid><w:tr><w:trPr><w:tblHeader/></w:trPr><w:tc><w:tcPr><w:tcW w:type="dxa" w:w="2400"/><w:tcBorders><w:top w:val="single" w:color="D9D9D9" w:sz="4"/><w:left w:val="single" w:color="D9D9D9" w:sz="4"/><w:bottom w:val="single" w:color="D9D9D9" w:sz="4"/><w:right w:val="single" w:color="D9D9D9" w:sz="4"/></w:tcBorders><w:shd w:fill="1F3864" w:val="clear"/><w:tcMar><w:top w:type="dxa" w:w="60"/><w:left w:type="dxa" w:w="95"/><w:bottom w:type="dxa" w:w="60"/><w:right w:type="dxa" w:w="95"/></w:tcMar></w:tcPr><w:p><w:pPr><w:spacing w:after="0" w:line="254"/></w:pPr><w:r><w:rPr><w:b/><w:bCs/><w:color w:val="FFFFFF"/><w:sz w:val="18"/><w:szCs w:val="18"/></w:rPr><w:t xml:space="preserve">Component</w:t></w:r></w:p></w:tc><w:tc><w:tcPr><w:tcW w:type="dxa" w:w="6400"/><w:tcBorders><w:top w:val="single" w:color="D9D9D9" w:sz="4"/><w:left w:val="single" w:color="D9D9D9" w:sz="4"/><w:bottom w:val="single" w:color="D9D9D9" w:sz="4"/><w:right w:val="single" w:color="D9D9D9" w:sz="4"/></w:tcBorders><w:shd w:fill="1F3864" w:val="clear"/><w:tcMar><w:top w:type="dxa" w:w="60"/><w:left w:type="dxa" w:w="95"/><w:bottom w:type="dxa" w:w="60"/><w:right w:type="dxa" w:w="95"/></w:tcMar></w:tcPr><w:p><w:pPr><w:spacing w:after="0" w:line="254"/></w:pPr><w:r><w:rPr><w:b/><w:bCs/><w:color w:val="FFFFFF"/><w:sz w:val="18"/><w:szCs w:val="18"/></w:rPr><w:t xml:space="preserve">Role</w:t></w:r></w:p></w:tc></w:tr><w:tr><w:tc><w:tcPr><w:tcW w:type="dxa" w:w="2400"/><w:tcBorders><w:top w:val="single" w:color="D9D9D9" w:sz="4"/><w:left w:val="single" w:color="D9D9D9" w:sz="4"/><w:bottom w:val="single" w:color="D9D9D9" w:sz="4"/><w:right w:val="single" w:color="D9D9D9" w:sz="4"/></w:tcBorders><w:tcMar><w:top w:type="dxa" w:w="60"/><w:left w:type="dxa" w:w="95"/><w:bottom w:type="dxa" w:w="60"/><w:right w:type="dxa" w:w="95"/></w:tcMar></w:tcPr><w:p><w:pPr><w:spacing w:after="0" w:line="254"/></w:pPr><w:r><w:rPr><w:sz w:val="18"/><w:szCs w:val="18"/></w:rPr><w:t xml:space="preserve">Next.js 16 (App Router)</w:t></w:r></w:p></w:tc><w:tc><w:tcPr><w:tcW w:type="dxa" w:w="6400"/><w:tcBorders><w:top w:val="single" w:color="D9D9D9" w:sz="4"/><w:left w:val="single" w:color="D9D9D9" w:sz="4"/><w:bottom w:val="single" w:color="D9D9D9" w:sz="4"/><w:right w:val="single" w:color="D9D9D9" w:sz="4"/></w:tcBorders><w:tcMar><w:top w:type="dxa" w:w="60"/><w:left w:type="dxa" w:w="95"/><w:bottom w:type="dxa" w:w="60"/><w:right w:type="dxa" w:w="95"/></w:tcMar></w:tcPr><w:p><w:pPr><w:spacing w:after="0" w:line="254"/></w:pPr><w:r><w:rPr><w:sz w:val="18"/><w:szCs w:val="18"/></w:rPr><w:t xml:space="preserve">UI and API in one deployment. Route handlers under src/app/api are the backend.</w:t></w:r></w:p></w:tc></w:tr><w:tr><w:tc><w:tcPr><w:tcW w:type="dxa" w:w="2400"/><w:tcBorders><w:top w:val="single" w:color="D9D9D9" w:sz="4"/><w:left w:val="single" w:color="D9D9D9" w:sz="4"/><w:bottom w:val="single" w:color="D9D9D9" w:sz="4"/><w:right w:val="single" w:color="D9D9D9" w:sz="4"/></w:tcBorders><w:shd w:fill="F4F6FA" w:val="clear"/><w:tcMar><w:top w:type="dxa" w:w="60"/><w:left w:type="dxa" w:w="95"/><w:bottom w:type="dxa" w:w="60"/><w:right w:type="dxa" w:w="95"/></w:tcMar></w:tcPr><w:p><w:pPr><w:spacing w:after="0" w:line="254"/></w:pPr><w:r><w:rPr><w:sz w:val="18"/><w:szCs w:val="18"/></w:rPr><w:t xml:space="preserve">Supabase Postgres</w:t></w:r></w:p></w:tc><w:tc><w:tcPr><w:tcW w:type="dxa" w:w="6400"/><w:tcBorders><w:top w:val="single" w:color="D9D9D9" w:sz="4"/><w:left w:val="single" w:color="D9D9D9" w:sz="4"/><w:bottom w:val="single" w:color="D9D9D9" w:sz="4"/><w:right w:val="single" w:color="D9D9D9" w:sz="4"/></w:tcBorders><w:shd w:fill="F4F6FA" w:val="clear"/><w:tcMar><w:top w:type="dxa" w:w="60"/><w:left w:type="dxa" w:w="95"/><w:bottom w:type="dxa" w:w="60"/><w:right w:type="dxa" w:w="95"/></w:tcMar></w:tcPr><w:p><w:pPr><w:spacing w:after="0" w:line="254"/></w:pPr><w:r><w:rPr><w:sz w:val="18"/><w:szCs w:val="18"/></w:rPr><w:t xml:space="preserve">System of record. Row Level Security is the authorization boundary.</w:t></w:r></w:p></w:tc></w:tr><w:tr><w:tc><w:tcPr><w:tcW w:type="dxa" w:w="2400"/><w:tcBorders><w:top w:val="single" w:color="D9D9D9" w:sz="4"/><w:left w:val="single" w:color="D9D9D9" w:sz="4"/><w:bottom w:val="single" w:color="D9D9D9" w:sz="4"/><w:right w:val="single" w:color="D9D9D9" w:sz="4"/></w:tcBorders><w:tcMar><w:top w:type="dxa" w:w="60"/><w:left w:type="dxa" w:w="95"/><w:bottom w:type="dxa" w:w="60"/><w:right w:type="dxa" w:w="95"/></w:tcMar></w:tcPr><w:p><w:pPr><w:spacing w:after="0" w:line="254"/></w:pPr><w:r><w:rPr><w:sz w:val="18"/><w:szCs w:val="18"/></w:rPr><w:t xml:space="preserve">Supabase Auth (GoTrue)</w:t></w:r></w:p></w:tc><w:tc><w:tcPr><w:tcW w:type="dxa" w:w="6400"/><w:tcBorders><w:top w:val="single" w:color="D9D9D9" w:sz="4"/><w:left w:val="single" w:color="D9D9D9" w:sz="4"/><w:bottom w:val="single" w:color="D9D9D9" w:sz="4"/><w:right w:val="single" w:color="D9D9D9" w:sz="4"/></w:tcBorders><w:tcMar><w:top w:type="dxa" w:w="60"/><w:left w:type="dxa" w:w="95"/><w:bottom w:type="dxa" w:w="60"/><w:right w:type="dxa" w:w="95"/></w:tcMar></w:tcPr><w:p><w:pPr><w:spacing w:after="0" w:line="254"/></w:pPr><w:r><w:rPr><w:sz w:val="18"/><w:szCs w:val="18"/></w:rPr><w:t xml:space="preserve">Identity. JWT delivered in HTTP-only cookies.</w:t></w:r></w:p></w:tc></w:tr><w:tr><w:tc><w:tcPr><w:tcW w:type="dxa" w:w="2400"/><w:tcBorders><w:top w:val="single" w:color="D9D9D9" w:sz="4"/><w:left w:val="single" w:color="D9D9D9" w:sz="4"/><w:bottom w:val="single" w:color="D9D9D9" w:sz="4"/><w:right w:val="single" w:color="D9D9D9" w:sz="4"/></w:tcBorders><w:shd w:fill="F4F6FA" w:val="clear"/><w:tcMar><w:top w:type="dxa" w:w="60"/><w:left w:type="dxa" w:w="95"/><w:bottom w:type="dxa" w:w="60"/><w:right w:type="dxa" w:w="95"/></w:tcMar></w:tcPr><w:p><w:pPr><w:spacing w:after="0" w:line="254"/></w:pPr><w:r><w:rPr><w:sz w:val="18"/><w:szCs w:val="18"/></w:rPr><w:t xml:space="preserve">Stripe</w:t></w:r></w:p></w:tc><w:tc><w:tcPr><w:tcW w:type="dxa" w:w="6400"/><w:tcBorders><w:top w:val="single" w:color="D9D9D9" w:sz="4"/><w:left w:val="single" w:color="D9D9D9" w:sz="4"/><w:bottom w:val="single" w:color="D9D9D9" w:sz="4"/><w:right w:val="single" w:color="D9D9D9" w:sz="4"/></w:tcBorders><w:shd w:fill="F4F6FA" w:val="clear"/><w:tcMar><w:top w:type="dxa" w:w="60"/><w:left w:type="dxa" w:w="95"/><w:bottom w:type="dxa" w:w="60"/><w:right w:type="dxa" w:w="95"/></w:tcMar></w:tcPr><w:p><w:pPr><w:spacing w:after="0" w:line="254"/></w:pPr><w:r><w:rPr><w:sz w:val="18"/><w:szCs w:val="18"/></w:rPr><w:t xml:space="preserve">Card payments in. The webhook is the authoritative fulfilment trigger.</w:t></w:r></w:p></w:tc></w:tr><w:tr><w:tc><w:tcPr><w:tcW w:type="dxa" w:w="2400"/><w:tcBorders><w:top w:val="single" w:color="D9D9D9" w:sz="4"/><w:left w:val="single" w:color="D9D9D9" w:sz="4"/><w:bottom w:val="single" w:color="D9D9D9" w:sz="4"/><w:right w:val="single" w:color="D9D9D9" w:sz="4"/></w:tcBorders><w:tcMar><w:top w:type="dxa" w:w="60"/><w:left w:type="dxa" w:w="95"/><w:bottom w:type="dxa" w:w="60"/><w:right w:type="dxa" w:w="95"/></w:tcMar></w:tcPr><w:p><w:pPr><w:spacing w:after="0" w:line="254"/></w:pPr><w:r><w:rPr><w:sz w:val="18"/><w:szCs w:val="18"/></w:rPr><w:t xml:space="preserve">PayPal Payouts</w:t></w:r></w:p></w:tc><w:tc><w:tcPr><w:tcW w:type="dxa" w:w="6400"/><w:tcBorders><w:top w:val="single" w:color="D9D9D9" w:sz="4"/><w:left w:val="single" w:color="D9D9D9" w:sz="4"/><w:bottom w:val="single" w:color="D9D9D9" w:sz="4"/><w:right w:val="single" w:color="D9D9D9" w:sz="4"/></w:tcBorders><w:tcMar><w:top w:type="dxa" w:w="60"/><w:left w:type="dxa" w:w="95"/><w:bottom w:type="dxa" w:w="60"/><w:right w:type="dxa" w:w="95"/></w:tcMar></w:tcPr><w:p><w:pPr><w:spacing w:after="0" w:line="254"/></w:pPr><w:r><w:rPr><w:sz w:val="18"/><w:szCs w:val="18"/></w:rPr><w:t xml:space="preserve">Withdrawals out.</w:t></w:r></w:p></w:tc></w:tr><w:tr><w:tc><w:tcPr><w:tcW w:type="dxa" w:w="2400"/><w:tcBorders><w:top w:val="single" w:color="D9D9D9" w:sz="4"/><w:left w:val="single" w:color="D9D9D9" w:sz="4"/><w:bottom w:val="single" w:color="D9D9D9" w:sz="4"/><w:right w:val="single" w:color="D9D9D9" w:sz="4"/></w:tcBorders><w:shd w:fill="F4F6FA" w:val="clear"/><w:tcMar><w:top w:type="dxa" w:w="60"/><w:left w:type="dxa" w:w="95"/><w:bottom w:type="dxa" w:w="60"/><w:right w:type="dxa" w:w="95"/></w:tcMar></w:tcPr><w:p><w:pPr><w:spacing w:after="0" w:line="254"/></w:pPr><w:r><w:rPr><w:sz w:val="18"/><w:szCs w:val="18"/></w:rPr><w:t xml:space="preserve">ESPN scoreboard API</w:t></w:r></w:p></w:tc><w:tc><w:tcPr><w:tcW w:type="dxa" w:w="6400"/><w:tcBorders><w:top w:val="single" w:color="D9D9D9" w:sz="4"/><w:left w:val="single" w:color="D9D9D9" w:sz="4"/><w:bottom w:val="single" w:color="D9D9D9" w:sz="4"/><w:right w:val="single" w:color="D9D9D9" w:sz="4"/></w:tcBorders><w:shd w:fill="F4F6FA" w:val="clear"/><w:tcMar><w:top w:type="dxa" w:w="60"/><w:left w:type="dxa" w:w="95"/><w:bottom w:type="dxa" w:w="60"/><w:right w:type="dxa" w:w="95"/></w:tcMar></w:tcPr><w:p><w:pPr><w:spacing w:after="0" w:line="254"/></w:pPr><w:r><w:rPr><w:sz w:val="18"/><w:szCs w:val="18"/></w:rPr><w:t xml:space="preserve">Fixtures, live status and final scores.</w:t></w:r></w:p></w:tc></w:tr><w:tr><w:tc><w:tcPr><w:tcW w:type="dxa" w:w="2400"/><w:tcBorders><w:top w:val="single" w:color="D9D9D9" w:sz="4"/><w:left w:val="single" w:color="D9D9D9" w:sz="4"/><w:bottom w:val="single" w:color="D9D9D9" w:sz="4"/><w:right w:val="single" w:color="D9D9D9" w:sz="4"/></w:tcBorders><w:tcMar><w:top w:type="dxa" w:w="60"/><w:left w:type="dxa" w:w="95"/><w:bottom w:type="dxa" w:w="60"/><w:right w:type="dxa" w:w="95"/></w:tcMar></w:tcPr><w:p><w:pPr><w:spacing w:after="0" w:line="254"/></w:pPr><w:r><w:rPr><w:sz w:val="18"/><w:szCs w:val="18"/></w:rPr><w:t xml:space="preserve">Vercel Cron + GitHub Actions</w:t></w:r></w:p></w:tc><w:tc><w:tcPr><w:tcW w:type="dxa" w:w="6400"/><w:tcBorders><w:top w:val="single" w:color="D9D9D9" w:sz="4"/><w:left w:val="single" w:color="D9D9D9" w:sz="4"/><w:bottom w:val="single" w:color="D9D9D9" w:sz="4"/><w:right w:val="single" w:color="D9D9D9" w:sz="4"/></w:tcBorders><w:tcMar><w:top w:type="dxa" w:w="60"/><w:left w:type="dxa" w:w="95"/><w:bottom w:type="dxa" w:w="60"/><w:right w:type="dxa" w:w="95"/></w:tcMar></w:tcPr><w:p><w:pPr><w:spacing w:after="0" w:line="254"/></w:pPr><w:r><w:rPr><w:sz w:val="18"/><w:szCs w:val="18"/></w:rPr><w:t xml:space="preserve">Scheduled settlement (daily and every 30 minutes respectively).</w:t></w:r></w:p></w:tc></w:tr><w:tr><w:tc><w:tcPr><w:tcW w:type="dxa" w:w="2400"/><w:tcBorders><w:top w:val="single" w:color="D9D9D9" w:sz="4"/><w:left w:val="single" w:color="D9D9D9" w:sz="4"/><w:bottom w:val="single" w:color="D9D9D9" w:sz="4"/><w:right w:val="single" w:color="D9D9D9" w:sz="4"/></w:tcBorders><w:shd w:fill="F4F6FA" w:val="clear"/><w:tcMar><w:top w:type="dxa" w:w="60"/><w:left w:type="dxa" w:w="95"/><w:bottom w:type="dxa" w:w="60"/><w:right w:type="dxa" w:w="95"/></w:tcMar></w:tcPr><w:p><w:pPr><w:spacing w:after="0" w:line="254"/></w:pPr><w:r><w:rPr><w:sz w:val="18"/><w:szCs w:val="18"/></w:rPr><w:t xml:space="preserve">Upstash Redis (optional)</w:t></w:r></w:p></w:tc><w:tc><w:tcPr><w:tcW w:type="dxa" w:w="6400"/><w:tcBorders><w:top w:val="single" w:color="D9D9D9" w:sz="4"/><w:left w:val="single" w:color="D9D9D9" w:sz="4"/><w:bottom w:val="single" w:color="D9D9D9" w:sz="4"/><w:right w:val="single" w:color="D9D9D9" w:sz="4"/></w:tcBorders><w:shd w:fill="F4F6FA" w:val="clear"/><w:tcMar><w:top w:type="dxa" w:w="60"/><w:left w:type="dxa" w:w="95"/><w:bottom w:type="dxa" w:w="60"/><w:right w:type="dxa" w:w="95"/></w:tcMar></w:tcPr><w:p><w:pPr><w:spacing w:after="0" w:line="254"/></w:pPr><w:r><w:rPr><w:sz w:val="18"/><w:szCs w:val="18"/></w:rPr><w:t xml:space="preserve">Shared-store rate limiting across serverless instances.</w:t></w:r></w:p></w:tc></w:tr></w:tbl><w:p><w:pPr><w:pStyle w:val="Heading2"/><w:spacing w:after="100" w:before="240"/></w:pPr><w:r><w:t xml:space="preserve">3.1 The two database clients</w:t></w:r></w:p><w:p><w:pPr><w:spacing w:after="130" w:line="280"/></w:pPr><w:r><w:rPr><w:sz w:val="21"/><w:szCs w:val="21"/></w:rPr><w:t xml:space="preserve">Choosing correctly between these is the backbone of the access-control model, and is the first thing to check in any review:</w:t></w:r></w:p><w:tbl><w:tblPr><w:tblW w:type="dxa" w:w="8800"/><w:tblBorders><w:top w:val="single" w:color="auto" w:sz="4"/><w:left w:val="single" w:color="auto" w:sz="4"/><w:bottom w:val="single" w:color="auto" w:sz="4"/><w:right w:val="single" w:color="auto" w:sz="4"/><w:insideH w:val="single" w:color="auto" w:sz="4"/><w:insideV w:val="single" w:color="auto" w:sz="4"/></w:tblBorders></w:tblPr><w:tblGrid><w:gridCol w:w="2700"/><w:gridCol w:w="6100"/></w:tblGrid><w:tr><w:trPr><w:tblHeader/></w:trPr><w:tc><w:tcPr><w:tcW w:type="dxa" w:w="2700"/><w:tcBorders><w:top w:val="single" w:color="D9D9D9" w:sz="4"/><w:left w:val="single" w:color="D9D9D9" w:sz="4"/><w:bottom w:val="single" w:color="D9D9D9" w:sz="4"/><w:right w:val="single" w:color="D9D9D9" w:sz="4"/></w:tcBorders><w:shd w:fill="1F3864" w:val="clear"/><w:tcMar><w:top w:type="dxa" w:w="60"/><w:left w:type="dxa" w:w="95"/><w:bottom w:type="dxa" w:w="60"/><w:right w:type="dxa" w:w="95"/></w:tcMar></w:tcPr><w:p><w:pPr><w:spacing w:after="0" w:line="254"/></w:pPr><w:r><w:rPr><w:b/><w:bCs/><w:color w:val="FFFFFF"/><w:sz w:val="18"/><w:szCs w:val="18"/></w:rPr><w:t xml:space="preserve">Client</w:t></w:r></w:p></w:tc><w:tc><w:tcPr><w:tcW w:type="dxa" w:w="6100"/><w:tcBorders><w:top w:val="single" w:color="D9D9D9" w:sz="4"/><w:left w:val="single" w:color="D9D9D9" w:sz="4"/><w:bottom w:val="single" w:color="D9D9D9" w:sz="4"/><w:right w:val="single" w:color="D9D9D9" w:sz="4"/></w:tcBorders><w:shd w:fill="1F3864" w:val="clear"/><w:tcMar><w:top w:type="dxa" w:w="60"/><w:left w:type="dxa" w:w="95"/><w:bottom w:type="dxa" w:w="60"/><w:right w:type="dxa" w:w="95"/></w:tcMar></w:tcPr><w:p><w:pPr><w:spacing w:after="0" w:line="254"/></w:pPr><w:r><w:rPr><w:b/><w:bCs/><w:color w:val="FFFFFF"/><w:sz w:val="18"/><w:szCs w:val="18"/></w:rPr><w:t xml:space="preserve">Semantics</w:t></w:r></w:p></w:tc></w:tr><w:tr><w:tc><w:tcPr><w:tcW w:type="dxa" w:w="2700"/><w:tcBorders><w:top w:val="single" w:color="D9D9D9" w:sz="4"/><w:left w:val="single" w:color="D9D9D9" w:sz="4"/><w:bottom w:val="single" w:color="D9D9D9" w:sz="4"/><w:right w:val="single" w:color="D9D9D9" w:sz="4"/></w:tcBorders><w:tcMar><w:top w:type="dxa" w:w="60"/><w:left w:type="dxa" w:w="95"/><w:bottom w:type="dxa" w:w="60"/><w:right w:type="dxa" w:w="95"/></w:tcMar></w:tcPr><w:p><w:pPr><w:spacing w:after="0" w:line="254"/></w:pPr><w:r><w:rPr><w:sz w:val="18"/><w:szCs w:val="18"/></w:rPr><w:t xml:space="preserve">createClient() — src/lib/supabase/server.ts</w:t></w:r></w:p></w:tc><w:tc><w:tcPr><w:tcW w:type="dxa" w:w="6100"/><w:tcBorders><w:top w:val="single" w:color="D9D9D9" w:sz="4"/><w:left w:val="single" w:color="D9D9D9" w:sz="4"/><w:bottom w:val="single" w:color="D9D9D9" w:sz="4"/><w:right w:val="single" w:color="D9D9D9" w:sz="4"/></w:tcBorders><w:tcMar><w:top w:type="dxa" w:w="60"/><w:left w:type="dxa" w:w="95"/><w:bottom w:type="dxa" w:w="60"/><w:right w:type="dxa" w:w="95"/></w:tcMar></w:tcPr><w:p><w:pPr><w:spacing w:after="0" w:line="254"/></w:pPr><w:r><w:rPr><w:sz w:val="18"/><w:szCs w:val="18"/></w:rPr><w:t xml:space="preserve">Bound to the request cookies; runs as the signed-in user (or anonymous). RLS applies. The default for anything user-facing.</w:t></w:r></w:p></w:tc></w:tr><w:tr><w:tc><w:tcPr><w:tcW w:type="dxa" w:w="2700"/><w:tcBorders><w:top w:val="single" w:color="D9D9D9" w:sz="4"/><w:left w:val="single" w:color="D9D9D9" w:sz="4"/><w:bottom w:val="single" w:color="D9D9D9" w:sz="4"/><w:right w:val="single" w:color="D9D9D9" w:sz="4"/></w:tcBorders><w:shd w:fill="F4F6FA" w:val="clear"/><w:tcMar><w:top w:type="dxa" w:w="60"/><w:left w:type="dxa" w:w="95"/><w:bottom w:type="dxa" w:w="60"/><w:right w:type="dxa" w:w="95"/></w:tcMar></w:tcPr><w:p><w:pPr><w:spacing w:after="0" w:line="254"/></w:pPr><w:r><w:rPr><w:sz w:val="18"/><w:szCs w:val="18"/></w:rPr><w:t xml:space="preserve">createAdminClient() — src/lib/supabase/admin.ts</w:t></w:r></w:p></w:tc><w:tc><w:tcPr><w:tcW w:type="dxa" w:w="6100"/><w:tcBorders><w:top w:val="single" w:color="D9D9D9" w:sz="4"/><w:left w:val="single" w:color="D9D9D9" w:sz="4"/><w:bottom w:val="single" w:color="D9D9D9" w:sz="4"/><w:right w:val="single" w:color="D9D9D9" w:sz="4"/></w:tcBorders><w:shd w:fill="F4F6FA" w:val="clear"/><w:tcMar><w:top w:type="dxa" w:w="60"/><w:left w:type="dxa" w:w="95"/><w:bottom w:type="dxa" w:w="60"/><w:right w:type="dxa" w:w="95"/></w:tcMar></w:tcPr><w:p><w:pPr><w:spacing w:after="0" w:line="254"/></w:pPr><w:r><w:rPr><w:sz w:val="18"/><w:szCs w:val="18"/></w:rPr><w:t xml:space="preserve">Service-role. Bypasses RLS entirely. Permitted only where there is no user session (Stripe webhook, cron) or immediately after an explicit authorization gate.</w:t></w:r></w:p></w:tc></w:tr></w:tbl><w:p><w:pPr><w:pStyle w:val="Heading2"/><w:spacing w:after="100" w:before="240"/></w:pPr><w:r><w:t xml:space="preserve">3.2 Request lifecycle</w:t></w:r></w:p><w:p><w:pPr><w:pBdr><w:left w:val="single" w:color="C4CDD5" w:sz="14" w:space="8"/></w:pBdr><w:shd w:fill="F6F8FA" w:val="clear"/><w:spacing w:after="0" w:line="236"/></w:pPr><w:r><w:rPr><w:rFonts w:ascii="Consolas" w:cs="Consolas" w:eastAsia="Consolas" w:hAnsi="Consolas"/><w:color w:val="24292E"/><w:sz w:val="17"/><w:szCs w:val="17"/></w:rPr><w:t xml:space="preserve">1. Route handler invoked</w:t></w:r></w:p><w:p><w:pPr><w:pBdr><w:left w:val="single" w:color="C4CDD5" w:sz="14" w:space="8"/></w:pBdr><w:shd w:fill="F6F8FA" w:val="clear"/><w:spacing w:after="0" w:line="236"/></w:pPr><w:r><w:rPr><w:rFonts w:ascii="Consolas" w:cs="Consolas" w:eastAsia="Consolas" w:hAnsi="Consolas"/><w:color w:val="24292E"/><w:sz w:val="17"/><w:szCs w:val="17"/></w:rPr><w:t xml:space="preserve">2. supabase = await createClient()             // cookie-bound session client</w:t></w:r></w:p><w:p><w:pPr><w:pBdr><w:left w:val="single" w:color="C4CDD5" w:sz="14" w:space="8"/></w:pBdr><w:shd w:fill="F6F8FA" w:val="clear"/><w:spacing w:after="0" w:line="236"/></w:pPr><w:r><w:rPr><w:rFonts w:ascii="Consolas" w:cs="Consolas" w:eastAsia="Consolas" w:hAnsi="Consolas"/><w:color w:val="24292E"/><w:sz w:val="17"/><w:szCs w:val="17"/></w:rPr><w:t xml:space="preserve">3. supabase.auth.getUser()                     // verify the JWT</w:t></w:r></w:p><w:p><w:pPr><w:pBdr><w:left w:val="single" w:color="C4CDD5" w:sz="14" w:space="8"/></w:pBdr><w:shd w:fill="F6F8FA" w:val="clear"/><w:spacing w:after="0" w:line="236"/></w:pPr><w:r><w:rPr><w:rFonts w:ascii="Consolas" w:cs="Consolas" w:eastAsia="Consolas" w:hAnsi="Consolas"/><w:color w:val="24292E"/><w:sz w:val="17"/><w:szCs w:val="17"/></w:rPr><w:t xml:space="preserve">4. not signed in -&gt; 401</w:t></w:r></w:p><w:p><w:pPr><w:pBdr><w:left w:val="single" w:color="C4CDD5" w:sz="14" w:space="8"/></w:pBdr><w:shd w:fill="F6F8FA" w:val="clear"/><w:spacing w:after="0" w:line="236"/></w:pPr><w:r><w:rPr><w:rFonts w:ascii="Consolas" w:cs="Consolas" w:eastAsia="Consolas" w:hAnsi="Consolas"/><w:color w:val="24292E"/><w:sz w:val="17"/><w:szCs w:val="17"/></w:rPr><w:t xml:space="preserve">5. authorize: bind the object to the caller, and/or requireAdmin()</w:t></w:r></w:p><w:p><w:pPr><w:pBdr><w:left w:val="single" w:color="C4CDD5" w:sz="14" w:space="8"/></w:pBdr><w:shd w:fill="F6F8FA" w:val="clear"/><w:spacing w:after="0" w:line="236"/></w:pPr><w:r><w:rPr><w:rFonts w:ascii="Consolas" w:cs="Consolas" w:eastAsia="Consolas" w:hAnsi="Consolas"/><w:color w:val="24292E"/><w:sz w:val="17"/><w:szCs w:val="17"/></w:rPr><w:t xml:space="preserve">6. validate: zod .parse() / .safeParse() on body and params</w:t></w:r></w:p><w:p><w:pPr><w:pBdr><w:left w:val="single" w:color="C4CDD5" w:sz="14" w:space="8"/></w:pBdr><w:shd w:fill="F6F8FA" w:val="clear"/><w:spacing w:after="0" w:line="236"/></w:pPr><w:r><w:rPr><w:rFonts w:ascii="Consolas" w:cs="Consolas" w:eastAsia="Consolas" w:hAnsi="Consolas"/><w:color w:val="24292E"/><w:sz w:val="17"/><w:szCs w:val="17"/></w:rPr><w:t xml:space="preserve">7. guards: assertSameOrigin() + rate limit on money mutations</w:t></w:r></w:p><w:p><w:pPr><w:pBdr><w:left w:val="single" w:color="C4CDD5" w:sz="14" w:space="8"/></w:pBdr><w:shd w:fill="F6F8FA" w:val="clear"/><w:spacing w:after="0" w:line="236"/></w:pPr><w:r><w:rPr><w:rFonts w:ascii="Consolas" w:cs="Consolas" w:eastAsia="Consolas" w:hAnsi="Consolas"/><w:color w:val="24292E"/><w:sz w:val="17"/><w:szCs w:val="17"/></w:rPr><w:t xml:space="preserve">8. execute under RLS  (or service-role, only after step 5)</w:t></w:r></w:p><w:p><w:pPr><w:pBdr><w:left w:val="single" w:color="C4CDD5" w:sz="14" w:space="8"/></w:pBdr><w:shd w:fill="F6F8FA" w:val="clear"/><w:spacing w:after="130" w:line="236"/></w:pPr><w:r><w:rPr><w:rFonts w:ascii="Consolas" w:cs="Consolas" w:eastAsia="Consolas" w:hAnsi="Consolas"/><w:color w:val="24292E"/><w:sz w:val="17"/><w:szCs w:val="17"/></w:rPr><w:t xml:space="preserve">9. RLS independently re-checks the same rule in the database</w:t></w:r></w:p><w:p><w:pPr><w:pStyle w:val="Heading1"/><w:spacing w:after="140" w:before="300"/></w:pPr><w:r><w:t xml:space="preserve">4. Repository structure</w:t></w:r></w:p><w:p><w:pPr><w:pBdr><w:left w:val="single" w:color="C4CDD5" w:sz="14" w:space="8"/></w:pBdr><w:shd w:fill="F6F8FA" w:val="clear"/><w:spacing w:after="0" w:line="236"/></w:pPr><w:r><w:rPr><w:rFonts w:ascii="Consolas" w:cs="Consolas" w:eastAsia="Consolas" w:hAnsi="Consolas"/><w:color w:val="24292E"/><w:sz w:val="17"/><w:szCs w:val="17"/></w:rPr><w:t xml:space="preserve">src/</w:t></w:r></w:p><w:p><w:pPr><w:pBdr><w:left w:val="single" w:color="C4CDD5" w:sz="14" w:space="8"/></w:pBdr><w:shd w:fill="F6F8FA" w:val="clear"/><w:spacing w:after="0" w:line="236"/></w:pPr><w:r><w:rPr><w:rFonts w:ascii="Consolas" w:cs="Consolas" w:eastAsia="Consolas" w:hAnsi="Consolas"/><w:color w:val="24292E"/><w:sz w:val="17"/><w:szCs w:val="17"/></w:rPr><w:t xml:space="preserve">├── app/</w:t></w:r></w:p><w:p><w:pPr><w:pBdr><w:left w:val="single" w:color="C4CDD5" w:sz="14" w:space="8"/></w:pBdr><w:shd w:fill="F6F8FA" w:val="clear"/><w:spacing w:after="0" w:line="236"/></w:pPr><w:r><w:rPr><w:rFonts w:ascii="Consolas" w:cs="Consolas" w:eastAsia="Consolas" w:hAnsi="Consolas"/><w:color w:val="24292E"/><w:sz w:val="17"/><w:szCs w:val="17"/></w:rPr><w:t xml:space="preserve">│   ├── (marketing)/        public landing, terms, privacy, contact</w:t></w:r></w:p><w:p><w:pPr><w:pBdr><w:left w:val="single" w:color="C4CDD5" w:sz="14" w:space="8"/></w:pBdr><w:shd w:fill="F6F8FA" w:val="clear"/><w:spacing w:after="0" w:line="236"/></w:pPr><w:r><w:rPr><w:rFonts w:ascii="Consolas" w:cs="Consolas" w:eastAsia="Consolas" w:hAnsi="Consolas"/><w:color w:val="24292E"/><w:sz w:val="17"/><w:szCs w:val="17"/></w:rPr><w:t xml:space="preserve">│   ├── (auth)/             login, signup, auth/callback</w:t></w:r></w:p><w:p><w:pPr><w:pBdr><w:left w:val="single" w:color="C4CDD5" w:sz="14" w:space="8"/></w:pBdr><w:shd w:fill="F6F8FA" w:val="clear"/><w:spacing w:after="0" w:line="236"/></w:pPr><w:r><w:rPr><w:rFonts w:ascii="Consolas" w:cs="Consolas" w:eastAsia="Consolas" w:hAnsi="Consolas"/><w:color w:val="24292E"/><w:sz w:val="17"/><w:szCs w:val="17"/></w:rPr><w:t xml:space="preserve">│   ├── (app)/              dashboard, pools, my-games, winnings, admin</w:t></w:r></w:p><w:p><w:pPr><w:pBdr><w:left w:val="single" w:color="C4CDD5" w:sz="14" w:space="8"/></w:pBdr><w:shd w:fill="F6F8FA" w:val="clear"/><w:spacing w:after="0" w:line="236"/></w:pPr><w:r><w:rPr><w:rFonts w:ascii="Consolas" w:cs="Consolas" w:eastAsia="Consolas" w:hAnsi="Consolas"/><w:color w:val="24292E"/><w:sz w:val="17"/><w:szCs w:val="17"/></w:rPr><w:t xml:space="preserve">│   └── api/                43 route handlers — this is the backend</w:t></w:r></w:p><w:p><w:pPr><w:pBdr><w:left w:val="single" w:color="C4CDD5" w:sz="14" w:space="8"/></w:pBdr><w:shd w:fill="F6F8FA" w:val="clear"/><w:spacing w:after="0" w:line="236"/></w:pPr><w:r><w:rPr><w:rFonts w:ascii="Consolas" w:cs="Consolas" w:eastAsia="Consolas" w:hAnsi="Consolas"/><w:color w:val="24292E"/><w:sz w:val="17"/><w:szCs w:val="17"/></w:rPr><w:t xml:space="preserve">├── components/             62 components, grouped by feature</w:t></w:r></w:p><w:p><w:pPr><w:pBdr><w:left w:val="single" w:color="C4CDD5" w:sz="14" w:space="8"/></w:pBdr><w:shd w:fill="F6F8FA" w:val="clear"/><w:spacing w:after="0" w:line="236"/></w:pPr><w:r><w:rPr><w:rFonts w:ascii="Consolas" w:cs="Consolas" w:eastAsia="Consolas" w:hAnsi="Consolas"/><w:color w:val="24292E"/><w:sz w:val="17"/><w:szCs w:val="17"/></w:rPr><w:t xml:space="preserve">├── lib/</w:t></w:r></w:p><w:p><w:pPr><w:pBdr><w:left w:val="single" w:color="C4CDD5" w:sz="14" w:space="8"/></w:pBdr><w:shd w:fill="F6F8FA" w:val="clear"/><w:spacing w:after="0" w:line="236"/></w:pPr><w:r><w:rPr><w:rFonts w:ascii="Consolas" w:cs="Consolas" w:eastAsia="Consolas" w:hAnsi="Consolas"/><w:color w:val="24292E"/><w:sz w:val="17"/><w:szCs w:val="17"/></w:rPr><w:t xml:space="preserve">│   ├── hooks/              React Query data hooks</w:t></w:r></w:p><w:p><w:pPr><w:pBdr><w:left w:val="single" w:color="C4CDD5" w:sz="14" w:space="8"/></w:pBdr><w:shd w:fill="F6F8FA" w:val="clear"/><w:spacing w:after="0" w:line="236"/></w:pPr><w:r><w:rPr><w:rFonts w:ascii="Consolas" w:cs="Consolas" w:eastAsia="Consolas" w:hAnsi="Consolas"/><w:color w:val="24292E"/><w:sz w:val="17"/><w:szCs w:val="17"/></w:rPr><w:t xml:space="preserve">│   ├── supabase/           server (RLS) + admin (service-role) clients</w:t></w:r></w:p><w:p><w:pPr><w:pBdr><w:left w:val="single" w:color="C4CDD5" w:sz="14" w:space="8"/></w:pBdr><w:shd w:fill="F6F8FA" w:val="clear"/><w:spacing w:after="0" w:line="236"/></w:pPr><w:r><w:rPr><w:rFonts w:ascii="Consolas" w:cs="Consolas" w:eastAsia="Consolas" w:hAnsi="Consolas"/><w:color w:val="24292E"/><w:sz w:val="17"/><w:szCs w:val="17"/></w:rPr><w:t xml:space="preserve">│   ├── winners.ts             scoring and pot split        &lt;- money</w:t></w:r></w:p><w:p><w:pPr><w:pBdr><w:left w:val="single" w:color="C4CDD5" w:sz="14" w:space="8"/></w:pBdr><w:shd w:fill="F6F8FA" w:val="clear"/><w:spacing w:after="0" w:line="236"/></w:pPr><w:r><w:rPr><w:rFonts w:ascii="Consolas" w:cs="Consolas" w:eastAsia="Consolas" w:hAnsi="Consolas"/><w:color w:val="24292E"/><w:sz w:val="17"/><w:szCs w:val="17"/></w:rPr><w:t xml:space="preserve">│   ├── settle-pools.ts        settlement pipeline          &lt;- money</w:t></w:r></w:p><w:p><w:pPr><w:pBdr><w:left w:val="single" w:color="C4CDD5" w:sz="14" w:space="8"/></w:pBdr><w:shd w:fill="F6F8FA" w:val="clear"/><w:spacing w:after="0" w:line="236"/></w:pPr><w:r><w:rPr><w:rFonts w:ascii="Consolas" w:cs="Consolas" w:eastAsia="Consolas" w:hAnsi="Consolas"/><w:color w:val="24292E"/><w:sz w:val="17"/><w:szCs w:val="17"/></w:rPr><w:t xml:space="preserve">│   ├── materialize-winners.ts winner persistence           &lt;- money</w:t></w:r></w:p><w:p><w:pPr><w:pBdr><w:left w:val="single" w:color="C4CDD5" w:sz="14" w:space="8"/></w:pBdr><w:shd w:fill="F6F8FA" w:val="clear"/><w:spacing w:after="0" w:line="236"/></w:pPr><w:r><w:rPr><w:rFonts w:ascii="Consolas" w:cs="Consolas" w:eastAsia="Consolas" w:hAnsi="Consolas"/><w:color w:val="24292E"/><w:sz w:val="17"/><w:szCs w:val="17"/></w:rPr><w:t xml:space="preserve">│   ├── fulfill-card-purchase.ts Stripe fulfilment          &lt;- money</w:t></w:r></w:p><w:p><w:pPr><w:pBdr><w:left w:val="single" w:color="C4CDD5" w:sz="14" w:space="8"/></w:pBdr><w:shd w:fill="F6F8FA" w:val="clear"/><w:spacing w:after="0" w:line="236"/></w:pPr><w:r><w:rPr><w:rFonts w:ascii="Consolas" w:cs="Consolas" w:eastAsia="Consolas" w:hAnsi="Consolas"/><w:color w:val="24292E"/><w:sz w:val="17"/><w:szCs w:val="17"/></w:rPr><w:t xml:space="preserve">│   ├── rate-limit.ts          Upstash + in-memory limiter</w:t></w:r></w:p><w:p><w:pPr><w:pBdr><w:left w:val="single" w:color="C4CDD5" w:sz="14" w:space="8"/></w:pBdr><w:shd w:fill="F6F8FA" w:val="clear"/><w:spacing w:after="0" w:line="236"/></w:pPr><w:r><w:rPr><w:rFonts w:ascii="Consolas" w:cs="Consolas" w:eastAsia="Consolas" w:hAnsi="Consolas"/><w:color w:val="24292E"/><w:sz w:val="17"/><w:szCs w:val="17"/></w:rPr><w:t xml:space="preserve">│   ├── request-guards.ts      CSRF / same-origin</w:t></w:r></w:p><w:p><w:pPr><w:pBdr><w:left w:val="single" w:color="C4CDD5" w:sz="14" w:space="8"/></w:pBdr><w:shd w:fill="F6F8FA" w:val="clear"/><w:spacing w:after="0" w:line="236"/></w:pPr><w:r><w:rPr><w:rFonts w:ascii="Consolas" w:cs="Consolas" w:eastAsia="Consolas" w:hAnsi="Consolas"/><w:color w:val="24292E"/><w:sz w:val="17"/><w:szCs w:val="17"/></w:rPr><w:t xml:space="preserve">│   └── validations.ts         Zod schemas</w:t></w:r></w:p><w:p><w:pPr><w:pBdr><w:left w:val="single" w:color="C4CDD5" w:sz="14" w:space="8"/></w:pBdr><w:shd w:fill="F6F8FA" w:val="clear"/><w:spacing w:after="0" w:line="236"/></w:pPr><w:r><w:rPr><w:rFonts w:ascii="Consolas" w:cs="Consolas" w:eastAsia="Consolas" w:hAnsi="Consolas"/><w:color w:val="24292E"/><w:sz w:val="17"/><w:szCs w:val="17"/></w:rPr><w:t xml:space="preserve">└── proxy.ts                route protection (Next 16 renamed middleware.ts)</w:t></w:r></w:p><w:p><w:pPr><w:pBdr><w:left w:val="single" w:color="C4CDD5" w:sz="14" w:space="8"/></w:pBdr><w:shd w:fill="F6F8FA" w:val="clear"/><w:spacing w:after="0" w:line="236"/></w:pPr><w:r><w:rPr><w:rFonts w:ascii="Consolas" w:cs="Consolas" w:eastAsia="Consolas" w:hAnsi="Consolas"/><w:color w:val="24292E"/><w:sz w:val="17"/><w:szCs w:val="17"/></w:rPr><w:t xml:space="preserve"> </w:t></w:r></w:p><w:p><w:pPr><w:pBdr><w:left w:val="single" w:color="C4CDD5" w:sz="14" w:space="8"/></w:pBdr><w:shd w:fill="F6F8FA" w:val="clear"/><w:spacing w:after="0" w:line="236"/></w:pPr><w:r><w:rPr><w:rFonts w:ascii="Consolas" w:cs="Consolas" w:eastAsia="Consolas" w:hAnsi="Consolas"/><w:color w:val="24292E"/><w:sz w:val="17"/><w:szCs w:val="17"/></w:rPr><w:t xml:space="preserve">supabase/migrations/        22 files — the source of truth for the database</w:t></w:r></w:p><w:p><w:pPr><w:pBdr><w:left w:val="single" w:color="C4CDD5" w:sz="14" w:space="8"/></w:pBdr><w:shd w:fill="F6F8FA" w:val="clear"/><w:spacing w:after="0" w:line="236"/></w:pPr><w:r><w:rPr><w:rFonts w:ascii="Consolas" w:cs="Consolas" w:eastAsia="Consolas" w:hAnsi="Consolas"/><w:color w:val="24292E"/><w:sz w:val="17"/><w:szCs w:val="17"/></w:rPr><w:t xml:space="preserve">scripts/                    seeds + the settlement regression suite</w:t></w:r></w:p><w:p><w:pPr><w:pBdr><w:left w:val="single" w:color="C4CDD5" w:sz="14" w:space="8"/></w:pBdr><w:shd w:fill="F6F8FA" w:val="clear"/><w:spacing w:after="130" w:line="236"/></w:pPr><w:r><w:rPr><w:rFonts w:ascii="Consolas" w:cs="Consolas" w:eastAsia="Consolas" w:hAnsi="Consolas"/><w:color w:val="24292E"/><w:sz w:val="17"/><w:szCs w:val="17"/></w:rPr><w:t xml:space="preserve">.github/workflows/          ci.yml (quality gates) + settle-pools.yml (cron)</w:t></w:r></w:p><w:tbl><w:tblPr><w:tblW w:type="dxa" w:w="8900"/><w:tblBorders><w:top w:val="single" w:color="auto" w:sz="4"/><w:left w:val="single" w:color="auto" w:sz="4"/><w:bottom w:val="single" w:color="auto" w:sz="4"/><w:right w:val="single" w:color="auto" w:sz="4"/><w:insideH w:val="single" w:color="auto" w:sz="4"/><w:insideV w:val="single" w:color="auto" w:sz="4"/></w:tblBorders></w:tblPr><w:tblGrid><w:gridCol w:w="8900"/></w:tblGrid><w:tr><w:tc><w:tcPr><w:tcW w:type="dxa" w:w="8900"/><w:tcBorders><w:top w:val="none"/><w:left w:val="single" w:color="B8860B" w:sz="18"/><w:bottom w:val="none"/><w:right w:val="none"/></w:tcBorders><w:shd w:fill="FBF3E6" w:val="clear"/><w:tcMar><w:top w:type="dxa" w:w="115"/><w:left w:type="dxa" w:w="155"/><w:bottom w:type="dxa" w:w="115"/><w:right w:type="dxa" w:w="155"/></w:tcMar></w:tcPr><w:p><w:pPr><w:spacing w:after="45"/></w:pPr><w:r><w:rPr><w:b/><w:bCs/><w:color w:val="1F3864"/><w:sz w:val="20"/><w:szCs w:val="20"/></w:rPr><w:t xml:space="preserve">Files that are deliberately not authoritative</w:t></w:r></w:p><w:p><w:pPr><w:spacing w:after="0" w:line="274"/></w:pPr><w:r><w:rPr><w:rFonts w:ascii="Consolas" w:cs="Consolas" w:eastAsia="Consolas" w:hAnsi="Consolas"/><w:color w:val="1A4D2E"/><w:sz w:val="18"/><w:szCs w:val="18"/></w:rPr><w:t xml:space="preserve">schema.sql</w:t></w:r><w:r><w:rPr><w:sz w:val="21"/><w:szCs w:val="21"/></w:rPr><w:t xml:space="preserve"> is a stale early snapshot missing the entire money subsystem — never provision from it. </w:t></w:r><w:r><w:rPr><w:rFonts w:ascii="Consolas" w:cs="Consolas" w:eastAsia="Consolas" w:hAnsi="Consolas"/><w:color w:val="1A4D2E"/><w:sz w:val="18"/><w:szCs w:val="18"/></w:rPr><w:t xml:space="preserve">src/lib/supabase/types.ts</w:t></w:r><w:r><w:rPr><w:sz w:val="21"/><w:szCs w:val="21"/></w:rPr><w:t xml:space="preserve"> is generated but both out of date and unwired (the clients do not use the </w:t></w:r><w:r><w:rPr><w:rFonts w:ascii="Consolas" w:cs="Consolas" w:eastAsia="Consolas" w:hAnsi="Consolas"/><w:color w:val="1A4D2E"/><w:sz w:val="18"/><w:szCs w:val="18"/></w:rPr><w:t xml:space="preserve">Database</w:t></w:r><w:r><w:rPr><w:sz w:val="21"/><w:szCs w:val="21"/></w:rPr><w:t xml:space="preserve"> generic), so it does not actually type-check queries. Both carry warning headers in the code.</w:t></w:r></w:p></w:tc></w:tr></w:tbl><w:p><w:pPr><w:pStyle w:val="Heading1"/><w:spacing w:after="140" w:before="300"/></w:pPr><w:r><w:t xml:space="preserve">5. Data model</w:t></w:r></w:p><w:tbl><w:tblPr><w:tblW w:type="dxa" w:w="8800"/><w:tblBorders><w:top w:val="single" w:color="auto" w:sz="4"/><w:left w:val="single" w:color="auto" w:sz="4"/><w:bottom w:val="single" w:color="auto" w:sz="4"/><w:right w:val="single" w:color="auto" w:sz="4"/><w:insideH w:val="single" w:color="auto" w:sz="4"/><w:insideV w:val="single" w:color="auto" w:sz="4"/></w:tblBorders></w:tblPr><w:tblGrid><w:gridCol w:w="2400"/><w:gridCol w:w="6400"/></w:tblGrid><w:tr><w:trPr><w:tblHeader/></w:trPr><w:tc><w:tcPr><w:tcW w:type="dxa" w:w="2400"/><w:tcBorders><w:top w:val="single" w:color="D9D9D9" w:sz="4"/><w:left w:val="single" w:color="D9D9D9" w:sz="4"/><w:bottom w:val="single" w:color="D9D9D9" w:sz="4"/><w:right w:val="single" w:color="D9D9D9" w:sz="4"/></w:tcBorders><w:shd w:fill="1F3864" w:val="clear"/><w:tcMar><w:top w:type="dxa" w:w="60"/><w:left w:type="dxa" w:w="95"/><w:bottom w:type="dxa" w:w="60"/><w:right w:type="dxa" w:w="95"/></w:tcMar></w:tcPr><w:p><w:pPr><w:spacing w:after="0" w:line="254"/></w:pPr><w:r><w:rPr><w:b/><w:bCs/><w:color w:val="FFFFFF"/><w:sz w:val="18"/><w:szCs w:val="18"/></w:rPr><w:t xml:space="preserve">Table</w:t></w:r></w:p></w:tc><w:tc><w:tcPr><w:tcW w:type="dxa" w:w="6400"/><w:tcBorders><w:top w:val="single" w:color="D9D9D9" w:sz="4"/><w:left w:val="single" w:color="D9D9D9" w:sz="4"/><w:bottom w:val="single" w:color="D9D9D9" w:sz="4"/><w:right w:val="single" w:color="D9D9D9" w:sz="4"/></w:tcBorders><w:shd w:fill="1F3864" w:val="clear"/><w:tcMar><w:top w:type="dxa" w:w="60"/><w:left w:type="dxa" w:w="95"/><w:bottom w:type="dxa" w:w="60"/><w:right w:type="dxa" w:w="95"/></w:tcMar></w:tcPr><w:p><w:pPr><w:spacing w:after="0" w:line="254"/></w:pPr><w:r><w:rPr><w:b/><w:bCs/><w:color w:val="FFFFFF"/><w:sz w:val="18"/><w:szCs w:val="18"/></w:rPr><w:t xml:space="preserve">Role and sensitivity</w:t></w:r></w:p></w:tc></w:tr><w:tr><w:tc><w:tcPr><w:tcW w:type="dxa" w:w="2400"/><w:tcBorders><w:top w:val="single" w:color="D9D9D9" w:sz="4"/><w:left w:val="single" w:color="D9D9D9" w:sz="4"/><w:bottom w:val="single" w:color="D9D9D9" w:sz="4"/><w:right w:val="single" w:color="D9D9D9" w:sz="4"/></w:tcBorders><w:tcMar><w:top w:type="dxa" w:w="60"/><w:left w:type="dxa" w:w="95"/><w:bottom w:type="dxa" w:w="60"/><w:right w:type="dxa" w:w="95"/></w:tcMar></w:tcPr><w:p><w:pPr><w:spacing w:after="0" w:line="254"/></w:pPr><w:r><w:rPr><w:sz w:val="18"/><w:szCs w:val="18"/></w:rPr><w:t xml:space="preserve">users</w:t></w:r></w:p></w:tc><w:tc><w:tcPr><w:tcW w:type="dxa" w:w="6400"/><w:tcBorders><w:top w:val="single" w:color="D9D9D9" w:sz="4"/><w:left w:val="single" w:color="D9D9D9" w:sz="4"/><w:bottom w:val="single" w:color="D9D9D9" w:sz="4"/><w:right w:val="single" w:color="D9D9D9" w:sz="4"/></w:tcBorders><w:tcMar><w:top w:type="dxa" w:w="60"/><w:left w:type="dxa" w:w="95"/><w:bottom w:type="dxa" w:w="60"/><w:right w:type="dxa" w:w="95"/></w:tcMar></w:tcPr><w:p><w:pPr><w:spacing w:after="0" w:line="254"/></w:pPr><w:r><w:rPr><w:sz w:val="18"/><w:szCs w:val="18"/></w:rPr><w:t xml:space="preserve">Profile, role and cash balance. Own-row read only; role and balance are immutable from the client.</w:t></w:r></w:p></w:tc></w:tr><w:tr><w:tc><w:tcPr><w:tcW w:type="dxa" w:w="2400"/><w:tcBorders><w:top w:val="single" w:color="D9D9D9" w:sz="4"/><w:left w:val="single" w:color="D9D9D9" w:sz="4"/><w:bottom w:val="single" w:color="D9D9D9" w:sz="4"/><w:right w:val="single" w:color="D9D9D9" w:sz="4"/></w:tcBorders><w:shd w:fill="F4F6FA" w:val="clear"/><w:tcMar><w:top w:type="dxa" w:w="60"/><w:left w:type="dxa" w:w="95"/><w:bottom w:type="dxa" w:w="60"/><w:right w:type="dxa" w:w="95"/></w:tcMar></w:tcPr><w:p><w:pPr><w:spacing w:after="0" w:line="254"/></w:pPr><w:r><w:rPr><w:sz w:val="18"/><w:szCs w:val="18"/></w:rPr><w:t xml:space="preserve">pools / pool_games / pool_participants</w:t></w:r></w:p></w:tc><w:tc><w:tcPr><w:tcW w:type="dxa" w:w="6400"/><w:tcBorders><w:top w:val="single" w:color="D9D9D9" w:sz="4"/><w:left w:val="single" w:color="D9D9D9" w:sz="4"/><w:bottom w:val="single" w:color="D9D9D9" w:sz="4"/><w:right w:val="single" w:color="D9D9D9" w:sz="4"/></w:tcBorders><w:shd w:fill="F4F6FA" w:val="clear"/><w:tcMar><w:top w:type="dxa" w:w="60"/><w:left w:type="dxa" w:w="95"/><w:bottom w:type="dxa" w:w="60"/><w:right w:type="dxa" w:w="95"/></w:tcMar></w:tcPr><w:p><w:pPr><w:spacing w:after="0" w:line="254"/></w:pPr><w:r><w:rPr><w:sz w:val="18"/><w:szCs w:val="18"/></w:rPr><w:t xml:space="preserve">Pool definition, its slate, and membership. Participation gates private-pool access.</w:t></w:r></w:p></w:tc></w:tr><w:tr><w:tc><w:tcPr><w:tcW w:type="dxa" w:w="2400"/><w:tcBorders><w:top w:val="single" w:color="D9D9D9" w:sz="4"/><w:left w:val="single" w:color="D9D9D9" w:sz="4"/><w:bottom w:val="single" w:color="D9D9D9" w:sz="4"/><w:right w:val="single" w:color="D9D9D9" w:sz="4"/></w:tcBorders><w:tcMar><w:top w:type="dxa" w:w="60"/><w:left w:type="dxa" w:w="95"/><w:bottom w:type="dxa" w:w="60"/><w:right w:type="dxa" w:w="95"/></w:tcMar></w:tcPr><w:p><w:pPr><w:spacing w:after="0" w:line="254"/></w:pPr><w:r><w:rPr><w:sz w:val="18"/><w:szCs w:val="18"/></w:rPr><w:t xml:space="preserve">parlay_cards / card_picks</w:t></w:r></w:p></w:tc><w:tc><w:tcPr><w:tcW w:type="dxa" w:w="6400"/><w:tcBorders><w:top w:val="single" w:color="D9D9D9" w:sz="4"/><w:left w:val="single" w:color="D9D9D9" w:sz="4"/><w:bottom w:val="single" w:color="D9D9D9" w:sz="4"/><w:right w:val="single" w:color="D9D9D9" w:sz="4"/></w:tcBorders><w:tcMar><w:top w:type="dxa" w:w="60"/><w:left w:type="dxa" w:w="95"/><w:bottom w:type="dxa" w:w="60"/><w:right w:type="dxa" w:w="95"/></w:tcMar></w:tcPr><w:p><w:pPr><w:spacing w:after="0" w:line="254"/></w:pPr><w:r><w:rPr><w:sz w:val="18"/><w:szCs w:val="18"/></w:rPr><w:t xml:space="preserve">A player&apos;s paid entry and their predictions. The strictest privacy requirement in the product: holder-only.</w:t></w:r></w:p></w:tc></w:tr><w:tr><w:tc><w:tcPr><w:tcW w:type="dxa" w:w="2400"/><w:tcBorders><w:top w:val="single" w:color="D9D9D9" w:sz="4"/><w:left w:val="single" w:color="D9D9D9" w:sz="4"/><w:bottom w:val="single" w:color="D9D9D9" w:sz="4"/><w:right w:val="single" w:color="D9D9D9" w:sz="4"/></w:tcBorders><w:shd w:fill="F4F6FA" w:val="clear"/><w:tcMar><w:top w:type="dxa" w:w="60"/><w:left w:type="dxa" w:w="95"/><w:bottom w:type="dxa" w:w="60"/><w:right w:type="dxa" w:w="95"/></w:tcMar></w:tcPr><w:p><w:pPr><w:spacing w:after="0" w:line="254"/></w:pPr><w:r><w:rPr><w:sz w:val="18"/><w:szCs w:val="18"/></w:rPr><w:t xml:space="preserve">pool_transactions</w:t></w:r></w:p></w:tc><w:tc><w:tcPr><w:tcW w:type="dxa" w:w="6400"/><w:tcBorders><w:top w:val="single" w:color="D9D9D9" w:sz="4"/><w:left w:val="single" w:color="D9D9D9" w:sz="4"/><w:bottom w:val="single" w:color="D9D9D9" w:sz="4"/><w:right w:val="single" w:color="D9D9D9" w:sz="4"/></w:tcBorders><w:shd w:fill="F4F6FA" w:val="clear"/><w:tcMar><w:top w:type="dxa" w:w="60"/><w:left w:type="dxa" w:w="95"/><w:bottom w:type="dxa" w:w="60"/><w:right w:type="dxa" w:w="95"/></w:tcMar></w:tcPr><w:p><w:pPr><w:spacing w:after="0" w:line="254"/></w:pPr><w:r><w:rPr><w:sz w:val="18"/><w:szCs w:val="18"/></w:rPr><w:t xml:space="preserve">Entry payments; feeds the prize pot. Service-role writes only, with a unique constraint on the Stripe session.</w:t></w:r></w:p></w:tc></w:tr><w:tr><w:tc><w:tcPr><w:tcW w:type="dxa" w:w="2400"/><w:tcBorders><w:top w:val="single" w:color="D9D9D9" w:sz="4"/><w:left w:val="single" w:color="D9D9D9" w:sz="4"/><w:bottom w:val="single" w:color="D9D9D9" w:sz="4"/><w:right w:val="single" w:color="D9D9D9" w:sz="4"/></w:tcBorders><w:tcMar><w:top w:type="dxa" w:w="60"/><w:left w:type="dxa" w:w="95"/><w:bottom w:type="dxa" w:w="60"/><w:right w:type="dxa" w:w="95"/></w:tcMar></w:tcPr><w:p><w:pPr><w:spacing w:after="0" w:line="254"/></w:pPr><w:r><w:rPr><w:sz w:val="18"/><w:szCs w:val="18"/></w:rPr><w:t xml:space="preserve">pool_winners / payout_approvals</w:t></w:r></w:p></w:tc><w:tc><w:tcPr><w:tcW w:type="dxa" w:w="6400"/><w:tcBorders><w:top w:val="single" w:color="D9D9D9" w:sz="4"/><w:left w:val="single" w:color="D9D9D9" w:sz="4"/><w:bottom w:val="single" w:color="D9D9D9" w:sz="4"/><w:right w:val="single" w:color="D9D9D9" w:sz="4"/></w:tcBorders><w:tcMar><w:top w:type="dxa" w:w="60"/><w:left w:type="dxa" w:w="95"/><w:bottom w:type="dxa" w:w="60"/><w:right w:type="dxa" w:w="95"/></w:tcMar></w:tcPr><w:p><w:pPr><w:spacing w:after="0" w:line="254"/></w:pPr><w:r><w:rPr><w:sz w:val="18"/><w:szCs w:val="18"/></w:rPr><w:t xml:space="preserve">Materialised settlement results and claim state.</w:t></w:r></w:p></w:tc></w:tr><w:tr><w:tc><w:tcPr><w:tcW w:type="dxa" w:w="2400"/><w:tcBorders><w:top w:val="single" w:color="D9D9D9" w:sz="4"/><w:left w:val="single" w:color="D9D9D9" w:sz="4"/><w:bottom w:val="single" w:color="D9D9D9" w:sz="4"/><w:right w:val="single" w:color="D9D9D9" w:sz="4"/></w:tcBorders><w:shd w:fill="F4F6FA" w:val="clear"/><w:tcMar><w:top w:type="dxa" w:w="60"/><w:left w:type="dxa" w:w="95"/><w:bottom w:type="dxa" w:w="60"/><w:right w:type="dxa" w:w="95"/></w:tcMar></w:tcPr><w:p><w:pPr><w:spacing w:after="0" w:line="254"/></w:pPr><w:r><w:rPr><w:sz w:val="18"/><w:szCs w:val="18"/></w:rPr><w:t xml:space="preserve">payout_requests</w:t></w:r></w:p></w:tc><w:tc><w:tcPr><w:tcW w:type="dxa" w:w="6400"/><w:tcBorders><w:top w:val="single" w:color="D9D9D9" w:sz="4"/><w:left w:val="single" w:color="D9D9D9" w:sz="4"/><w:bottom w:val="single" w:color="D9D9D9" w:sz="4"/><w:right w:val="single" w:color="D9D9D9" w:sz="4"/></w:tcBorders><w:shd w:fill="F4F6FA" w:val="clear"/><w:tcMar><w:top w:type="dxa" w:w="60"/><w:left w:type="dxa" w:w="95"/><w:bottom w:type="dxa" w:w="60"/><w:right w:type="dxa" w:w="95"/></w:tcMar></w:tcPr><w:p><w:pPr><w:spacing w:after="0" w:line="254"/></w:pPr><w:r><w:rPr><w:sz w:val="18"/><w:szCs w:val="18"/></w:rPr><w:t xml:space="preserve">Withdrawal requests. The player may insert their own, bounded by their balance in RLS; status transitions are service-role only.</w:t></w:r></w:p></w:tc></w:tr><w:tr><w:tc><w:tcPr><w:tcW w:type="dxa" w:w="2400"/><w:tcBorders><w:top w:val="single" w:color="D9D9D9" w:sz="4"/><w:left w:val="single" w:color="D9D9D9" w:sz="4"/><w:bottom w:val="single" w:color="D9D9D9" w:sz="4"/><w:right w:val="single" w:color="D9D9D9" w:sz="4"/></w:tcBorders><w:tcMar><w:top w:type="dxa" w:w="60"/><w:left w:type="dxa" w:w="95"/><w:bottom w:type="dxa" w:w="60"/><w:right w:type="dxa" w:w="95"/></w:tcMar></w:tcPr><w:p><w:pPr><w:spacing w:after="0" w:line="254"/></w:pPr><w:r><w:rPr><w:sz w:val="18"/><w:szCs w:val="18"/></w:rPr><w:t xml:space="preserve">user_transactions</w:t></w:r></w:p></w:tc><w:tc><w:tcPr><w:tcW w:type="dxa" w:w="6400"/><w:tcBorders><w:top w:val="single" w:color="D9D9D9" w:sz="4"/><w:left w:val="single" w:color="D9D9D9" w:sz="4"/><w:bottom w:val="single" w:color="D9D9D9" w:sz="4"/><w:right w:val="single" w:color="D9D9D9" w:sz="4"/></w:tcBorders><w:tcMar><w:top w:type="dxa" w:w="60"/><w:left w:type="dxa" w:w="95"/><w:bottom w:type="dxa" w:w="60"/><w:right w:type="dxa" w:w="95"/></w:tcMar></w:tcPr><w:p><w:pPr><w:spacing w:after="0" w:line="254"/></w:pPr><w:r><w:rPr><w:sz w:val="18"/><w:szCs w:val="18"/></w:rPr><w:t xml:space="preserve">Append-only ledger of every balance movement. A unique index prevents crediting the same pool win twice.</w:t></w:r></w:p></w:tc></w:tr><w:tr><w:tc><w:tcPr><w:tcW w:type="dxa" w:w="2400"/><w:tcBorders><w:top w:val="single" w:color="D9D9D9" w:sz="4"/><w:left w:val="single" w:color="D9D9D9" w:sz="4"/><w:bottom w:val="single" w:color="D9D9D9" w:sz="4"/><w:right w:val="single" w:color="D9D9D9" w:sz="4"/></w:tcBorders><w:shd w:fill="F4F6FA" w:val="clear"/><w:tcMar><w:top w:type="dxa" w:w="60"/><w:left w:type="dxa" w:w="95"/><w:bottom w:type="dxa" w:w="60"/><w:right w:type="dxa" w:w="95"/></w:tcMar></w:tcPr><w:p><w:pPr><w:spacing w:after="0" w:line="254"/></w:pPr><w:r><w:rPr><w:sz w:val="18"/><w:szCs w:val="18"/></w:rPr><w:t xml:space="preserve">comments</w:t></w:r></w:p></w:tc><w:tc><w:tcPr><w:tcW w:type="dxa" w:w="6400"/><w:tcBorders><w:top w:val="single" w:color="D9D9D9" w:sz="4"/><w:left w:val="single" w:color="D9D9D9" w:sz="4"/><w:bottom w:val="single" w:color="D9D9D9" w:sz="4"/><w:right w:val="single" w:color="D9D9D9" w:sz="4"/></w:tcBorders><w:shd w:fill="F4F6FA" w:val="clear"/><w:tcMar><w:top w:type="dxa" w:w="60"/><w:left w:type="dxa" w:w="95"/><w:bottom w:type="dxa" w:w="60"/><w:right w:type="dxa" w:w="95"/></w:tcMar></w:tcPr><w:p><w:pPr><w:spacing w:after="0" w:line="254"/></w:pPr><w:r><w:rPr><w:sz w:val="18"/><w:szCs w:val="18"/></w:rPr><w:t xml:space="preserve">Pool chat, restricted to card holders and participants.</w:t></w:r></w:p></w:tc></w:tr><w:tr><w:tc><w:tcPr><w:tcW w:type="dxa" w:w="2400"/><w:tcBorders><w:top w:val="single" w:color="D9D9D9" w:sz="4"/><w:left w:val="single" w:color="D9D9D9" w:sz="4"/><w:bottom w:val="single" w:color="D9D9D9" w:sz="4"/><w:right w:val="single" w:color="D9D9D9" w:sz="4"/></w:tcBorders><w:tcMar><w:top w:type="dxa" w:w="60"/><w:left w:type="dxa" w:w="95"/><w:bottom w:type="dxa" w:w="60"/><w:right w:type="dxa" w:w="95"/></w:tcMar></w:tcPr><w:p><w:pPr><w:spacing w:after="0" w:line="254"/></w:pPr><w:r><w:rPr><w:sz w:val="18"/><w:szCs w:val="18"/></w:rPr><w:t xml:space="preserve">games / teams</w:t></w:r></w:p></w:tc><w:tc><w:tcPr><w:tcW w:type="dxa" w:w="6400"/><w:tcBorders><w:top w:val="single" w:color="D9D9D9" w:sz="4"/><w:left w:val="single" w:color="D9D9D9" w:sz="4"/><w:bottom w:val="single" w:color="D9D9D9" w:sz="4"/><w:right w:val="single" w:color="D9D9D9" w:sz="4"/></w:tcBorders><w:tcMar><w:top w:type="dxa" w:w="60"/><w:left w:type="dxa" w:w="95"/><w:bottom w:type="dxa" w:w="60"/><w:right w:type="dxa" w:w="95"/></w:tcMar></w:tcPr><w:p><w:pPr><w:spacing w:after="0" w:line="254"/></w:pPr><w:r><w:rPr><w:sz w:val="18"/><w:szCs w:val="18"/></w:rPr><w:t xml:space="preserve">Reference data and live scores. Admin-only writes, because scores decide the money.</w:t></w:r></w:p></w:tc></w:tr><w:tr><w:tc><w:tcPr><w:tcW w:type="dxa" w:w="2400"/><w:tcBorders><w:top w:val="single" w:color="D9D9D9" w:sz="4"/><w:left w:val="single" w:color="D9D9D9" w:sz="4"/><w:bottom w:val="single" w:color="D9D9D9" w:sz="4"/><w:right w:val="single" w:color="D9D9D9" w:sz="4"/></w:tcBorders><w:shd w:fill="F4F6FA" w:val="clear"/><w:tcMar><w:top w:type="dxa" w:w="60"/><w:left w:type="dxa" w:w="95"/><w:bottom w:type="dxa" w:w="60"/><w:right w:type="dxa" w:w="95"/></w:tcMar></w:tcPr><w:p><w:pPr><w:spacing w:after="0" w:line="254"/></w:pPr><w:r><w:rPr><w:sz w:val="18"/><w:szCs w:val="18"/></w:rPr><w:t xml:space="preserve">platform_settings</w:t></w:r></w:p></w:tc><w:tc><w:tcPr><w:tcW w:type="dxa" w:w="6400"/><w:tcBorders><w:top w:val="single" w:color="D9D9D9" w:sz="4"/><w:left w:val="single" w:color="D9D9D9" w:sz="4"/><w:bottom w:val="single" w:color="D9D9D9" w:sz="4"/><w:right w:val="single" w:color="D9D9D9" w:sz="4"/></w:tcBorders><w:shd w:fill="F4F6FA" w:val="clear"/><w:tcMar><w:top w:type="dxa" w:w="60"/><w:left w:type="dxa" w:w="95"/><w:bottom w:type="dxa" w:w="60"/><w:right w:type="dxa" w:w="95"/></w:tcMar></w:tcPr><w:p><w:pPr><w:spacing w:after="0" w:line="254"/></w:pPr><w:r><w:rPr><w:sz w:val="18"/><w:szCs w:val="18"/></w:rPr><w:t xml:space="preserve">Platform fee percentage and minimum entry fee.</w:t></w:r></w:p></w:tc></w:tr></w:tbl><w:p><w:pPr><w:pStyle w:val="Heading2"/><w:spacing w:after="100" w:before="240"/></w:pPr><w:r><w:t xml:space="preserve">5.1 Database functions</w:t></w:r></w:p><w:p><w:pPr><w:spacing w:after="130" w:line="280"/></w:pPr><w:r><w:rPr><w:sz w:val="21"/><w:szCs w:val="21"/></w:rPr><w:t xml:space="preserve">Money never moves through a read-then-write in application code. It moves through these, so concurrent callers serialise on a row lock:</w:t></w:r></w:p><w:tbl><w:tblPr><w:tblW w:type="dxa" w:w="8800"/><w:tblBorders><w:top w:val="single" w:color="auto" w:sz="4"/><w:left w:val="single" w:color="auto" w:sz="4"/><w:bottom w:val="single" w:color="auto" w:sz="4"/><w:right w:val="single" w:color="auto" w:sz="4"/><w:insideH w:val="single" w:color="auto" w:sz="4"/><w:insideV w:val="single" w:color="auto" w:sz="4"/></w:tblBorders></w:tblPr><w:tblGrid><w:gridCol w:w="2900"/><w:gridCol w:w="5900"/></w:tblGrid><w:tr><w:trPr><w:tblHeader/></w:trPr><w:tc><w:tcPr><w:tcW w:type="dxa" w:w="2900"/><w:tcBorders><w:top w:val="single" w:color="D9D9D9" w:sz="4"/><w:left w:val="single" w:color="D9D9D9" w:sz="4"/><w:bottom w:val="single" w:color="D9D9D9" w:sz="4"/><w:right w:val="single" w:color="D9D9D9" w:sz="4"/></w:tcBorders><w:shd w:fill="1F3864" w:val="clear"/><w:tcMar><w:top w:type="dxa" w:w="60"/><w:left w:type="dxa" w:w="95"/><w:bottom w:type="dxa" w:w="60"/><w:right w:type="dxa" w:w="95"/></w:tcMar></w:tcPr><w:p><w:pPr><w:spacing w:after="0" w:line="254"/></w:pPr><w:r><w:rPr><w:b/><w:bCs/><w:color w:val="FFFFFF"/><w:sz w:val="18"/><w:szCs w:val="18"/></w:rPr><w:t xml:space="preserve">Function</w:t></w:r></w:p></w:tc><w:tc><w:tcPr><w:tcW w:type="dxa" w:w="5900"/><w:tcBorders><w:top w:val="single" w:color="D9D9D9" w:sz="4"/><w:left w:val="single" w:color="D9D9D9" w:sz="4"/><w:bottom w:val="single" w:color="D9D9D9" w:sz="4"/><w:right w:val="single" w:color="D9D9D9" w:sz="4"/></w:tcBorders><w:shd w:fill="1F3864" w:val="clear"/><w:tcMar><w:top w:type="dxa" w:w="60"/><w:left w:type="dxa" w:w="95"/><w:bottom w:type="dxa" w:w="60"/><w:right w:type="dxa" w:w="95"/></w:tcMar></w:tcPr><w:p><w:pPr><w:spacing w:after="0" w:line="254"/></w:pPr><w:r><w:rPr><w:b/><w:bCs/><w:color w:val="FFFFFF"/><w:sz w:val="18"/><w:szCs w:val="18"/></w:rPr><w:t xml:space="preserve">Purpose</w:t></w:r></w:p></w:tc></w:tr><w:tr><w:tc><w:tcPr><w:tcW w:type="dxa" w:w="2900"/><w:tcBorders><w:top w:val="single" w:color="D9D9D9" w:sz="4"/><w:left w:val="single" w:color="D9D9D9" w:sz="4"/><w:bottom w:val="single" w:color="D9D9D9" w:sz="4"/><w:right w:val="single" w:color="D9D9D9" w:sz="4"/></w:tcBorders><w:tcMar><w:top w:type="dxa" w:w="60"/><w:left w:type="dxa" w:w="95"/><w:bottom w:type="dxa" w:w="60"/><w:right w:type="dxa" w:w="95"/></w:tcMar></w:tcPr><w:p><w:pPr><w:spacing w:after="0" w:line="254"/></w:pPr><w:r><w:rPr><w:sz w:val="18"/><w:szCs w:val="18"/></w:rPr><w:t xml:space="preserve">debit_user_balance</w:t></w:r></w:p></w:tc><w:tc><w:tcPr><w:tcW w:type="dxa" w:w="5900"/><w:tcBorders><w:top w:val="single" w:color="D9D9D9" w:sz="4"/><w:left w:val="single" w:color="D9D9D9" w:sz="4"/><w:bottom w:val="single" w:color="D9D9D9" w:sz="4"/><w:right w:val="single" w:color="D9D9D9" w:sz="4"/></w:tcBorders><w:tcMar><w:top w:type="dxa" w:w="60"/><w:left w:type="dxa" w:w="95"/><w:bottom w:type="dxa" w:w="60"/><w:right w:type="dxa" w:w="95"/></w:tcMar></w:tcPr><w:p><w:pPr><w:spacing w:after="0" w:line="254"/></w:pPr><w:r><w:rPr><w:sz w:val="18"/><w:szCs w:val="18"/></w:rPr><w:t xml:space="preserve">Single conditional UPDATE ... WHERE balance &gt;= amount. Returns NULL when funds are insufficient — the caller must treat NULL as &apos;do not send money&apos;.</w:t></w:r></w:p></w:tc></w:tr><w:tr><w:tc><w:tcPr><w:tcW w:type="dxa" w:w="2900"/><w:tcBorders><w:top w:val="single" w:color="D9D9D9" w:sz="4"/><w:left w:val="single" w:color="D9D9D9" w:sz="4"/><w:bottom w:val="single" w:color="D9D9D9" w:sz="4"/><w:right w:val="single" w:color="D9D9D9" w:sz="4"/></w:tcBorders><w:shd w:fill="F4F6FA" w:val="clear"/><w:tcMar><w:top w:type="dxa" w:w="60"/><w:left w:type="dxa" w:w="95"/><w:bottom w:type="dxa" w:w="60"/><w:right w:type="dxa" w:w="95"/></w:tcMar></w:tcPr><w:p><w:pPr><w:spacing w:after="0" w:line="254"/></w:pPr><w:r><w:rPr><w:sz w:val="18"/><w:szCs w:val="18"/></w:rPr><w:t xml:space="preserve">credit_user_balance</w:t></w:r></w:p></w:tc><w:tc><w:tcPr><w:tcW w:type="dxa" w:w="5900"/><w:tcBorders><w:top w:val="single" w:color="D9D9D9" w:sz="4"/><w:left w:val="single" w:color="D9D9D9" w:sz="4"/><w:bottom w:val="single" w:color="D9D9D9" w:sz="4"/><w:right w:val="single" w:color="D9D9D9" w:sz="4"/></w:tcBorders><w:shd w:fill="F4F6FA" w:val="clear"/><w:tcMar><w:top w:type="dxa" w:w="60"/><w:left w:type="dxa" w:w="95"/><w:bottom w:type="dxa" w:w="60"/><w:right w:type="dxa" w:w="95"/></w:tcMar></w:tcPr><w:p><w:pPr><w:spacing w:after="0" w:line="254"/></w:pPr><w:r><w:rPr><w:sz w:val="18"/><w:szCs w:val="18"/></w:rPr><w:t xml:space="preserve">Relative increment, so a concurrent change is never clobbered.</w:t></w:r></w:p></w:tc></w:tr><w:tr><w:tc><w:tcPr><w:tcW w:type="dxa" w:w="2900"/><w:tcBorders><w:top w:val="single" w:color="D9D9D9" w:sz="4"/><w:left w:val="single" w:color="D9D9D9" w:sz="4"/><w:bottom w:val="single" w:color="D9D9D9" w:sz="4"/><w:right w:val="single" w:color="D9D9D9" w:sz="4"/></w:tcBorders><w:tcMar><w:top w:type="dxa" w:w="60"/><w:left w:type="dxa" w:w="95"/><w:bottom w:type="dxa" w:w="60"/><w:right w:type="dxa" w:w="95"/></w:tcMar></w:tcPr><w:p><w:pPr><w:spacing w:after="0" w:line="254"/></w:pPr><w:r><w:rPr><w:sz w:val="18"/><w:szCs w:val="18"/></w:rPr><w:t xml:space="preserve">claim_pool_payout</w:t></w:r></w:p></w:tc><w:tc><w:tcPr><w:tcW w:type="dxa" w:w="5900"/><w:tcBorders><w:top w:val="single" w:color="D9D9D9" w:sz="4"/><w:left w:val="single" w:color="D9D9D9" w:sz="4"/><w:bottom w:val="single" w:color="D9D9D9" w:sz="4"/><w:right w:val="single" w:color="D9D9D9" w:sz="4"/></w:tcBorders><w:tcMar><w:top w:type="dxa" w:w="60"/><w:left w:type="dxa" w:w="95"/><w:bottom w:type="dxa" w:w="60"/><w:right w:type="dxa" w:w="95"/></w:tcMar></w:tcPr><w:p><w:pPr><w:spacing w:after="0" w:line="254"/></w:pPr><w:r><w:rPr><w:sz w:val="18"/><w:szCs w:val="18"/></w:rPr><w:t xml:space="preserve">Runs an entire winnings claim in one transaction, deriving the claimant from auth.uid() rather than a client-supplied id.</w:t></w:r></w:p></w:tc></w:tr><w:tr><w:tc><w:tcPr><w:tcW w:type="dxa" w:w="2900"/><w:tcBorders><w:top w:val="single" w:color="D9D9D9" w:sz="4"/><w:left w:val="single" w:color="D9D9D9" w:sz="4"/><w:bottom w:val="single" w:color="D9D9D9" w:sz="4"/><w:right w:val="single" w:color="D9D9D9" w:sz="4"/></w:tcBorders><w:shd w:fill="F4F6FA" w:val="clear"/><w:tcMar><w:top w:type="dxa" w:w="60"/><w:left w:type="dxa" w:w="95"/><w:bottom w:type="dxa" w:w="60"/><w:right w:type="dxa" w:w="95"/></w:tcMar></w:tcPr><w:p><w:pPr><w:spacing w:after="0" w:line="254"/></w:pPr><w:r><w:rPr><w:sz w:val="18"/><w:szCs w:val="18"/></w:rPr><w:t xml:space="preserve">get_pool_financials / get_pools_financials</w:t></w:r></w:p></w:tc><w:tc><w:tcPr><w:tcW w:type="dxa" w:w="5900"/><w:tcBorders><w:top w:val="single" w:color="D9D9D9" w:sz="4"/><w:left w:val="single" w:color="D9D9D9" w:sz="4"/><w:bottom w:val="single" w:color="D9D9D9" w:sz="4"/><w:right w:val="single" w:color="D9D9D9" w:sz="4"/></w:tcBorders><w:shd w:fill="F4F6FA" w:val="clear"/><w:tcMar><w:top w:type="dxa" w:w="60"/><w:left w:type="dxa" w:w="95"/><w:bottom w:type="dxa" w:w="60"/><w:right w:type="dxa" w:w="95"/></w:tcMar></w:tcPr><w:p><w:pPr><w:spacing w:after="0" w:line="254"/></w:pPr><w:r><w:rPr><w:sz w:val="18"/><w:szCs w:val="18"/></w:rPr><w:t xml:space="preserve">Computes prize pot and participant counts from completed transactions.</w:t></w:r></w:p></w:tc></w:tr><w:tr><w:tc><w:tcPr><w:tcW w:type="dxa" w:w="2900"/><w:tcBorders><w:top w:val="single" w:color="D9D9D9" w:sz="4"/><w:left w:val="single" w:color="D9D9D9" w:sz="4"/><w:bottom w:val="single" w:color="D9D9D9" w:sz="4"/><w:right w:val="single" w:color="D9D9D9" w:sz="4"/></w:tcBorders><w:tcMar><w:top w:type="dxa" w:w="60"/><w:left w:type="dxa" w:w="95"/><w:bottom w:type="dxa" w:w="60"/><w:right w:type="dxa" w:w="95"/></w:tcMar></w:tcPr><w:p><w:pPr><w:spacing w:after="0" w:line="254"/></w:pPr><w:r><w:rPr><w:sz w:val="18"/><w:szCs w:val="18"/></w:rPr><w:t xml:space="preserve">get_public_winners</w:t></w:r></w:p></w:tc><w:tc><w:tcPr><w:tcW w:type="dxa" w:w="5900"/><w:tcBorders><w:top w:val="single" w:color="D9D9D9" w:sz="4"/><w:left w:val="single" w:color="D9D9D9" w:sz="4"/><w:bottom w:val="single" w:color="D9D9D9" w:sz="4"/><w:right w:val="single" w:color="D9D9D9" w:sz="4"/></w:tcBorders><w:tcMar><w:top w:type="dxa" w:w="60"/><w:left w:type="dxa" w:w="95"/><w:bottom w:type="dxa" w:w="60"/><w:right w:type="dxa" w:w="95"/></w:tcMar></w:tcPr><w:p><w:pPr><w:spacing w:after="0" w:line="254"/></w:pPr><w:r><w:rPr><w:sz w:val="18"/><w:szCs w:val="18"/></w:rPr><w:t xml:space="preserve">Public ticker projection — completed pools only, no user identifiers.</w:t></w:r></w:p></w:tc></w:tr><w:tr><w:tc><w:tcPr><w:tcW w:type="dxa" w:w="2900"/><w:tcBorders><w:top w:val="single" w:color="D9D9D9" w:sz="4"/><w:left w:val="single" w:color="D9D9D9" w:sz="4"/><w:bottom w:val="single" w:color="D9D9D9" w:sz="4"/><w:right w:val="single" w:color="D9D9D9" w:sz="4"/></w:tcBorders><w:shd w:fill="F4F6FA" w:val="clear"/><w:tcMar><w:top w:type="dxa" w:w="60"/><w:left w:type="dxa" w:w="95"/><w:bottom w:type="dxa" w:w="60"/><w:right w:type="dxa" w:w="95"/></w:tcMar></w:tcPr><w:p><w:pPr><w:spacing w:after="0" w:line="254"/></w:pPr><w:r><w:rPr><w:sz w:val="18"/><w:szCs w:val="18"/></w:rPr><w:t xml:space="preserve">is_admin</w:t></w:r></w:p></w:tc><w:tc><w:tcPr><w:tcW w:type="dxa" w:w="5900"/><w:tcBorders><w:top w:val="single" w:color="D9D9D9" w:sz="4"/><w:left w:val="single" w:color="D9D9D9" w:sz="4"/><w:bottom w:val="single" w:color="D9D9D9" w:sz="4"/><w:right w:val="single" w:color="D9D9D9" w:sz="4"/></w:tcBorders><w:shd w:fill="F4F6FA" w:val="clear"/><w:tcMar><w:top w:type="dxa" w:w="60"/><w:left w:type="dxa" w:w="95"/><w:bottom w:type="dxa" w:w="60"/><w:right w:type="dxa" w:w="95"/></w:tcMar></w:tcPr><w:p><w:pPr><w:spacing w:after="0" w:line="254"/></w:pPr><w:r><w:rPr><w:sz w:val="18"/><w:szCs w:val="18"/></w:rPr><w:t xml:space="preserve">Central role check used by RLS policies.</w:t></w:r></w:p></w:tc></w:tr></w:tbl><w:p><w:r><w:br w:type="page"/></w:r></w:p><w:p><w:pPr><w:pStyle w:val="Heading1"/><w:spacing w:after="140" w:before="300"/></w:pPr><w:r><w:t xml:space="preserve">6. Critical server flows</w:t></w:r></w:p><w:p><w:pPr><w:pStyle w:val="Heading2"/><w:spacing w:after="100" w:before="240"/></w:pPr><w:r><w:t xml:space="preserve">6.1 Buying a card</w:t></w:r></w:p><w:p><w:pPr><w:pBdr><w:left w:val="single" w:color="C4CDD5" w:sz="14" w:space="8"/></w:pBdr><w:shd w:fill="F6F8FA" w:val="clear"/><w:spacing w:after="0" w:line="236"/></w:pPr><w:r><w:rPr><w:rFonts w:ascii="Consolas" w:cs="Consolas" w:eastAsia="Consolas" w:hAnsi="Consolas"/><w:color w:val="24292E"/><w:sz w:val="17"/><w:szCs w:val="17"/></w:rPr><w:t xml:space="preserve">POST /api/stripe/create-checkout-session</w:t></w:r></w:p><w:p><w:pPr><w:pBdr><w:left w:val="single" w:color="C4CDD5" w:sz="14" w:space="8"/></w:pBdr><w:shd w:fill="F6F8FA" w:val="clear"/><w:spacing w:after="0" w:line="236"/></w:pPr><w:r><w:rPr><w:rFonts w:ascii="Consolas" w:cs="Consolas" w:eastAsia="Consolas" w:hAnsi="Consolas"/><w:color w:val="24292E"/><w:sz w:val="17"/><w:szCs w:val="17"/></w:rPr><w:t xml:space="preserve">  auth -&gt; zod -&gt; load pool</w:t></w:r></w:p><w:p><w:pPr><w:pBdr><w:left w:val="single" w:color="C4CDD5" w:sz="14" w:space="8"/></w:pBdr><w:shd w:fill="F6F8FA" w:val="clear"/><w:spacing w:after="0" w:line="236"/></w:pPr><w:r><w:rPr><w:rFonts w:ascii="Consolas" w:cs="Consolas" w:eastAsia="Consolas" w:hAnsi="Consolas"/><w:color w:val="24292E"/><w:sz w:val="17"/><w:szCs w:val="17"/></w:rPr><w:t xml:space="preserve">  price = pool.entry_fee            &lt;- server-authoritative, never the client&apos;s</w:t></w:r></w:p><w:p><w:pPr><w:pBdr><w:left w:val="single" w:color="C4CDD5" w:sz="14" w:space="8"/></w:pBdr><w:shd w:fill="F6F8FA" w:val="clear"/><w:spacing w:after="0" w:line="236"/></w:pPr><w:r><w:rPr><w:rFonts w:ascii="Consolas" w:cs="Consolas" w:eastAsia="Consolas" w:hAnsi="Consolas"/><w:color w:val="24292E"/><w:sz w:val="17"/><w:szCs w:val="17"/></w:rPr><w:t xml:space="preserve">  checks: pool open, &lt; 3 cards held, capacity, &gt;= platform minimum</w:t></w:r></w:p><w:p><w:pPr><w:pBdr><w:left w:val="single" w:color="C4CDD5" w:sz="14" w:space="8"/></w:pBdr><w:shd w:fill="F6F8FA" w:val="clear"/><w:spacing w:after="0" w:line="236"/></w:pPr><w:r><w:rPr><w:rFonts w:ascii="Consolas" w:cs="Consolas" w:eastAsia="Consolas" w:hAnsi="Consolas"/><w:color w:val="24292E"/><w:sz w:val="17"/><w:szCs w:val="17"/></w:rPr><w:t xml:space="preserve">  stripe.checkout.sessions.create({ metadata: { poolId, userId, entryFee } })</w:t></w:r></w:p><w:p><w:pPr><w:pBdr><w:left w:val="single" w:color="C4CDD5" w:sz="14" w:space="8"/></w:pBdr><w:shd w:fill="F6F8FA" w:val="clear"/><w:spacing w:after="0" w:line="236"/></w:pPr><w:r><w:rPr><w:rFonts w:ascii="Consolas" w:cs="Consolas" w:eastAsia="Consolas" w:hAnsi="Consolas"/><w:color w:val="24292E"/><w:sz w:val="17"/><w:szCs w:val="17"/></w:rPr><w:t xml:space="preserve"> </w:t></w:r></w:p><w:p><w:pPr><w:pBdr><w:left w:val="single" w:color="C4CDD5" w:sz="14" w:space="8"/></w:pBdr><w:shd w:fill="F6F8FA" w:val="clear"/><w:spacing w:after="0" w:line="236"/></w:pPr><w:r><w:rPr><w:rFonts w:ascii="Consolas" w:cs="Consolas" w:eastAsia="Consolas" w:hAnsi="Consolas"/><w:color w:val="24292E"/><w:sz w:val="17"/><w:szCs w:val="17"/></w:rPr><w:t xml:space="preserve">Stripe -&gt; POST /api/stripe/webhook          [SOURCE OF TRUTH]</w:t></w:r></w:p><w:p><w:pPr><w:pBdr><w:left w:val="single" w:color="C4CDD5" w:sz="14" w:space="8"/></w:pBdr><w:shd w:fill="F6F8FA" w:val="clear"/><w:spacing w:after="0" w:line="236"/></w:pPr><w:r><w:rPr><w:rFonts w:ascii="Consolas" w:cs="Consolas" w:eastAsia="Consolas" w:hAnsi="Consolas"/><w:color w:val="24292E"/><w:sz w:val="17"/><w:szCs w:val="17"/></w:rPr><w:t xml:space="preserve">  verify signature over the RAW body; re-retrieve the session from Stripe</w:t></w:r></w:p><w:p><w:pPr><w:pBdr><w:left w:val="single" w:color="C4CDD5" w:sz="14" w:space="8"/></w:pBdr><w:shd w:fill="F6F8FA" w:val="clear"/><w:spacing w:after="0" w:line="236"/></w:pPr><w:r><w:rPr><w:rFonts w:ascii="Consolas" w:cs="Consolas" w:eastAsia="Consolas" w:hAnsi="Consolas"/><w:color w:val="24292E"/><w:sz w:val="17"/><w:szCs w:val="17"/></w:rPr><w:t xml:space="preserve">  fulfillCardPurchase(serviceRole, session)</w:t></w:r></w:p><w:p><w:pPr><w:pBdr><w:left w:val="single" w:color="C4CDD5" w:sz="14" w:space="8"/></w:pBdr><w:shd w:fill="F6F8FA" w:val="clear"/><w:spacing w:after="0" w:line="236"/></w:pPr><w:r><w:rPr><w:rFonts w:ascii="Consolas" w:cs="Consolas" w:eastAsia="Consolas" w:hAnsi="Consolas"/><w:color w:val="24292E"/><w:sz w:val="17"/><w:szCs w:val="17"/></w:rPr><w:t xml:space="preserve"> </w:t></w:r></w:p><w:p><w:pPr><w:pBdr><w:left w:val="single" w:color="C4CDD5" w:sz="14" w:space="8"/></w:pBdr><w:shd w:fill="F6F8FA" w:val="clear"/><w:spacing w:after="0" w:line="236"/></w:pPr><w:r><w:rPr><w:rFonts w:ascii="Consolas" w:cs="Consolas" w:eastAsia="Consolas" w:hAnsi="Consolas"/><w:color w:val="24292E"/><w:sz w:val="17"/><w:szCs w:val="17"/></w:rPr><w:t xml:space="preserve">Browser returns -&gt; POST /api/stripe/confirm-payment    [fast path]</w:t></w:r></w:p><w:p><w:pPr><w:pBdr><w:left w:val="single" w:color="C4CDD5" w:sz="14" w:space="8"/></w:pBdr><w:shd w:fill="F6F8FA" w:val="clear"/><w:spacing w:after="0" w:line="236"/></w:pPr><w:r><w:rPr><w:rFonts w:ascii="Consolas" w:cs="Consolas" w:eastAsia="Consolas" w:hAnsi="Consolas"/><w:color w:val="24292E"/><w:sz w:val="17"/><w:szCs w:val="17"/></w:rPr><w:t xml:space="preserve">  assert session.metadata.userId === caller  (else 403)</w:t></w:r></w:p><w:p><w:pPr><w:pBdr><w:left w:val="single" w:color="C4CDD5" w:sz="14" w:space="8"/></w:pBdr><w:shd w:fill="F6F8FA" w:val="clear"/><w:spacing w:after="0" w:line="236"/></w:pPr><w:r><w:rPr><w:rFonts w:ascii="Consolas" w:cs="Consolas" w:eastAsia="Consolas" w:hAnsi="Consolas"/><w:color w:val="24292E"/><w:sz w:val="17"/><w:szCs w:val="17"/></w:rPr><w:t xml:space="preserve">  fulfillCardPurchase(...)                   // same function, idempotent</w:t></w:r></w:p><w:p><w:pPr><w:pBdr><w:left w:val="single" w:color="C4CDD5" w:sz="14" w:space="8"/></w:pBdr><w:shd w:fill="F6F8FA" w:val="clear"/><w:spacing w:after="0" w:line="236"/></w:pPr><w:r><w:rPr><w:rFonts w:ascii="Consolas" w:cs="Consolas" w:eastAsia="Consolas" w:hAnsi="Consolas"/><w:color w:val="24292E"/><w:sz w:val="17"/><w:szCs w:val="17"/></w:rPr><w:t xml:space="preserve"> </w:t></w:r></w:p><w:p><w:pPr><w:pBdr><w:left w:val="single" w:color="C4CDD5" w:sz="14" w:space="8"/></w:pBdr><w:shd w:fill="F6F8FA" w:val="clear"/><w:spacing w:after="0" w:line="236"/></w:pPr><w:r><w:rPr><w:rFonts w:ascii="Consolas" w:cs="Consolas" w:eastAsia="Consolas" w:hAnsi="Consolas"/><w:color w:val="24292E"/><w:sz w:val="17"/><w:szCs w:val="17"/></w:rPr><w:t xml:space="preserve">fulfillCardPurchase:</w:t></w:r></w:p><w:p><w:pPr><w:pBdr><w:left w:val="single" w:color="C4CDD5" w:sz="14" w:space="8"/></w:pBdr><w:shd w:fill="F6F8FA" w:val="clear"/><w:spacing w:after="0" w:line="236"/></w:pPr><w:r><w:rPr><w:rFonts w:ascii="Consolas" w:cs="Consolas" w:eastAsia="Consolas" w:hAnsi="Consolas"/><w:color w:val="24292E"/><w:sz w:val="17"/><w:szCs w:val="17"/></w:rPr><w:t xml:space="preserve">  require payment_status === &apos;paid&apos;</w:t></w:r></w:p><w:p><w:pPr><w:pBdr><w:left w:val="single" w:color="C4CDD5" w:sz="14" w:space="8"/></w:pBdr><w:shd w:fill="F6F8FA" w:val="clear"/><w:spacing w:after="0" w:line="236"/></w:pPr><w:r><w:rPr><w:rFonts w:ascii="Consolas" w:cs="Consolas" w:eastAsia="Consolas" w:hAnsi="Consolas"/><w:color w:val="24292E"/><w:sz w:val="17"/><w:szCs w:val="17"/></w:rPr><w:t xml:space="preserve">  require amount_total === round(entryFee * 100)   // trust Stripe, not metadata</w:t></w:r></w:p><w:p><w:pPr><w:pBdr><w:left w:val="single" w:color="C4CDD5" w:sz="14" w:space="8"/></w:pBdr><w:shd w:fill="F6F8FA" w:val="clear"/><w:spacing w:after="0" w:line="236"/></w:pPr><w:r><w:rPr><w:rFonts w:ascii="Consolas" w:cs="Consolas" w:eastAsia="Consolas" w:hAnsi="Consolas"/><w:color w:val="24292E"/><w:sz w:val="17"/><w:szCs w:val="17"/></w:rPr><w:t xml:space="preserve">  idempotency (a) lookup on stripe_session_id</w:t></w:r></w:p><w:p><w:pPr><w:pBdr><w:left w:val="single" w:color="C4CDD5" w:sz="14" w:space="8"/></w:pBdr><w:shd w:fill="F6F8FA" w:val="clear"/><w:spacing w:after="0" w:line="236"/></w:pPr><w:r><w:rPr><w:rFonts w:ascii="Consolas" w:cs="Consolas" w:eastAsia="Consolas" w:hAnsi="Consolas"/><w:color w:val="24292E"/><w:sz w:val="17"/><w:szCs w:val="17"/></w:rPr><w:t xml:space="preserve">              (b) UNIQUE constraint; violation is treated as success</w:t></w:r></w:p><w:p><w:pPr><w:pBdr><w:left w:val="single" w:color="C4CDD5" w:sz="14" w:space="8"/></w:pBdr><w:shd w:fill="F6F8FA" w:val="clear"/><w:spacing w:after="130" w:line="236"/></w:pPr><w:r><w:rPr><w:rFonts w:ascii="Consolas" w:cs="Consolas" w:eastAsia="Consolas" w:hAnsi="Consolas"/><w:color w:val="24292E"/><w:sz w:val="17"/><w:szCs w:val="17"/></w:rPr><w:t xml:space="preserve">  insert parlay_card + pool_transaction (fee set by DB trigger)</w:t></w:r></w:p><w:p><w:pPr><w:spacing w:after="130" w:line="280"/></w:pPr><w:r><w:rPr><w:sz w:val="21"/><w:szCs w:val="21"/></w:rPr><w:t xml:space="preserve">The two callers can race. Layer (b) is what makes that safe: without the unique constraint both could pass the lookup and issue two cards for one payment.</w:t></w:r></w:p><w:p><w:pPr><w:pStyle w:val="Heading2"/><w:spacing w:after="100" w:before="240"/></w:pPr><w:r><w:t xml:space="preserve">6.2 Settlement</w:t></w:r></w:p><w:p><w:pPr><w:pBdr><w:left w:val="single" w:color="C4CDD5" w:sz="14" w:space="8"/></w:pBdr><w:shd w:fill="F6F8FA" w:val="clear"/><w:spacing w:after="0" w:line="236"/></w:pPr><w:r><w:rPr><w:rFonts w:ascii="Consolas" w:cs="Consolas" w:eastAsia="Consolas" w:hAnsi="Consolas"/><w:color w:val="24292E"/><w:sz w:val="17"/><w:szCs w:val="17"/></w:rPr><w:t xml:space="preserve">GET /api/cron/settle       [CRON_SECRET, fails closed with 503 if unset]</w:t></w:r></w:p><w:p><w:pPr><w:pBdr><w:left w:val="single" w:color="C4CDD5" w:sz="14" w:space="8"/></w:pBdr><w:shd w:fill="F6F8FA" w:val="clear"/><w:spacing w:after="0" w:line="236"/></w:pPr><w:r><w:rPr><w:rFonts w:ascii="Consolas" w:cs="Consolas" w:eastAsia="Consolas" w:hAnsi="Consolas"/><w:color w:val="24292E"/><w:sz w:val="17"/><w:szCs w:val="17"/></w:rPr><w:t xml:space="preserve"> </w:t></w:r></w:p><w:p><w:pPr><w:pBdr><w:left w:val="single" w:color="C4CDD5" w:sz="14" w:space="8"/></w:pBdr><w:shd w:fill="F6F8FA" w:val="clear"/><w:spacing w:after="0" w:line="236"/></w:pPr><w:r><w:rPr><w:rFonts w:ascii="Consolas" w:cs="Consolas" w:eastAsia="Consolas" w:hAnsi="Consolas"/><w:color w:val="24292E"/><w:sz w:val="17"/><w:szCs w:val="17"/></w:rPr><w:t xml:space="preserve">1. refreshGameScores()</w:t></w:r></w:p><w:p><w:pPr><w:pBdr><w:left w:val="single" w:color="C4CDD5" w:sz="14" w:space="8"/></w:pBdr><w:shd w:fill="F6F8FA" w:val="clear"/><w:spacing w:after="0" w:line="236"/></w:pPr><w:r><w:rPr><w:rFonts w:ascii="Consolas" w:cs="Consolas" w:eastAsia="Consolas" w:hAnsi="Consolas"/><w:color w:val="24292E"/><w:sz w:val="17"/><w:szCs w:val="17"/></w:rPr><w:t xml:space="preserve">     for each pending (season, week): pull finals from ESPN</w:t></w:r></w:p><w:p><w:pPr><w:pBdr><w:left w:val="single" w:color="C4CDD5" w:sz="14" w:space="8"/></w:pBdr><w:shd w:fill="F6F8FA" w:val="clear"/><w:spacing w:after="0" w:line="236"/></w:pPr><w:r><w:rPr><w:rFonts w:ascii="Consolas" w:cs="Consolas" w:eastAsia="Consolas" w:hAnsi="Consolas"/><w:color w:val="24292E"/><w:sz w:val="17"/><w:szCs w:val="17"/></w:rPr><w:t xml:space="preserve">     never write &apos;finished&apos; without both scores</w:t></w:r></w:p><w:p><w:pPr><w:pBdr><w:left w:val="single" w:color="C4CDD5" w:sz="14" w:space="8"/></w:pBdr><w:shd w:fill="F6F8FA" w:val="clear"/><w:spacing w:after="0" w:line="236"/></w:pPr><w:r><w:rPr><w:rFonts w:ascii="Consolas" w:cs="Consolas" w:eastAsia="Consolas" w:hAnsi="Consolas"/><w:color w:val="24292E"/><w:sz w:val="17"/><w:szCs w:val="17"/></w:rPr><w:t xml:space="preserve">2. settleReadyPools()</w:t></w:r></w:p><w:p><w:pPr><w:pBdr><w:left w:val="single" w:color="C4CDD5" w:sz="14" w:space="8"/></w:pBdr><w:shd w:fill="F6F8FA" w:val="clear"/><w:spacing w:after="0" w:line="236"/></w:pPr><w:r><w:rPr><w:rFonts w:ascii="Consolas" w:cs="Consolas" w:eastAsia="Consolas" w:hAnsi="Consolas"/><w:color w:val="24292E"/><w:sz w:val="17"/><w:szCs w:val="17"/></w:rPr><w:t xml:space="preserve">     completePoolIfAllGamesFinished()   &lt;- the slate must be whole</w:t></w:r></w:p><w:p><w:pPr><w:pBdr><w:left w:val="single" w:color="C4CDD5" w:sz="14" w:space="8"/></w:pBdr><w:shd w:fill="F6F8FA" w:val="clear"/><w:spacing w:after="0" w:line="236"/></w:pPr><w:r><w:rPr><w:rFonts w:ascii="Consolas" w:cs="Consolas" w:eastAsia="Consolas" w:hAnsi="Consolas"/><w:color w:val="24292E"/><w:sz w:val="17"/><w:szCs w:val="17"/></w:rPr><w:t xml:space="preserve">     refuse to settle a zero pot that has paid cards (warn instead)</w:t></w:r></w:p><w:p><w:pPr><w:pBdr><w:left w:val="single" w:color="C4CDD5" w:sz="14" w:space="8"/></w:pBdr><w:shd w:fill="F6F8FA" w:val="clear"/><w:spacing w:after="0" w:line="236"/></w:pPr><w:r><w:rPr><w:rFonts w:ascii="Consolas" w:cs="Consolas" w:eastAsia="Consolas" w:hAnsi="Consolas"/><w:color w:val="24292E"/><w:sz w:val="17"/><w:szCs w:val="17"/></w:rPr><w:t xml:space="preserve">3. materializePoolWinners()</w:t></w:r></w:p><w:p><w:pPr><w:pBdr><w:left w:val="single" w:color="C4CDD5" w:sz="14" w:space="8"/></w:pBdr><w:shd w:fill="F6F8FA" w:val="clear"/><w:spacing w:after="0" w:line="236"/></w:pPr><w:r><w:rPr><w:rFonts w:ascii="Consolas" w:cs="Consolas" w:eastAsia="Consolas" w:hAnsi="Consolas"/><w:color w:val="24292E"/><w:sz w:val="17"/><w:szCs w:val="17"/></w:rPr><w:t xml:space="preserve">     score card_picks against finished games</w:t></w:r></w:p><w:p><w:pPr><w:pBdr><w:left w:val="single" w:color="C4CDD5" w:sz="14" w:space="8"/></w:pBdr><w:shd w:fill="F6F8FA" w:val="clear"/><w:spacing w:after="0" w:line="236"/></w:pPr><w:r><w:rPr><w:rFonts w:ascii="Consolas" w:cs="Consolas" w:eastAsia="Consolas" w:hAnsi="Consolas"/><w:color w:val="24292E"/><w:sz w:val="17"/><w:szCs w:val="17"/></w:rPr><w:t xml:space="preserve">     split the net pot in exact cents; insert pool_winners + approvals</w:t></w:r></w:p><w:p><w:pPr><w:pBdr><w:left w:val="single" w:color="C4CDD5" w:sz="14" w:space="8"/></w:pBdr><w:shd w:fill="F6F8FA" w:val="clear"/><w:spacing w:after="130" w:line="236"/></w:pPr><w:r><w:rPr><w:rFonts w:ascii="Consolas" w:cs="Consolas" w:eastAsia="Consolas" w:hAnsi="Consolas"/><w:color w:val="24292E"/><w:sz w:val="17"/><w:szCs w:val="17"/></w:rPr><w:t xml:space="preserve">     credit balances atomically; idempotent via a unique ledger index</w:t></w:r></w:p><w:tbl><w:tblPr><w:tblW w:type="dxa" w:w="8900"/><w:tblBorders><w:top w:val="single" w:color="auto" w:sz="4"/><w:left w:val="single" w:color="auto" w:sz="4"/><w:bottom w:val="single" w:color="auto" w:sz="4"/><w:right w:val="single" w:color="auto" w:sz="4"/><w:insideH w:val="single" w:color="auto" w:sz="4"/><w:insideV w:val="single" w:color="auto" w:sz="4"/></w:tblBorders></w:tblPr><w:tblGrid><w:gridCol w:w="8900"/></w:tblGrid><w:tr><w:tc><w:tcPr><w:tcW w:type="dxa" w:w="8900"/><w:tcBorders><w:top w:val="none"/><w:left w:val="single" w:color="B22222" w:sz="18"/><w:bottom w:val="none"/><w:right w:val="none"/></w:tcBorders><w:shd w:fill="FBECEC" w:val="clear"/><w:tcMar><w:top w:type="dxa" w:w="115"/><w:left w:type="dxa" w:w="155"/><w:bottom w:type="dxa" w:w="115"/><w:right w:type="dxa" w:w="155"/></w:tcMar></w:tcPr><w:p><w:pPr><w:spacing w:after="45"/></w:pPr><w:r><w:rPr><w:b/><w:bCs/><w:color w:val="1F3864"/><w:sz w:val="20"/><w:szCs w:val="20"/></w:rPr><w:t xml:space="preserve">Why the ordering is not negotiable</w:t></w:r></w:p><w:p><w:pPr><w:spacing w:after="0" w:line="274"/></w:pPr><w:r><w:rPr><w:sz w:val="21"/><w:szCs w:val="21"/></w:rPr><w:t xml:space="preserve">Phase 3 must never run before phase 2. Scoring only considers finished games, so on a partial slate it would crown whoever happened to lead after the early kickoffs and pay out the entire pot. The pool-completed gate is what makes the slate whole.</w:t></w:r></w:p></w:tc></w:tr></w:tbl><w:p><w:pPr><w:pStyle w:val="Heading2"/><w:spacing w:after="100" w:before="240"/></w:pPr><w:r><w:t xml:space="preserve">6.3 Withdrawal</w:t></w:r></w:p><w:p><w:pPr><w:pBdr><w:left w:val="single" w:color="C4CDD5" w:sz="14" w:space="8"/></w:pBdr><w:shd w:fill="F6F8FA" w:val="clear"/><w:spacing w:after="0" w:line="236"/></w:pPr><w:r><w:rPr><w:rFonts w:ascii="Consolas" w:cs="Consolas" w:eastAsia="Consolas" w:hAnsi="Consolas"/><w:color w:val="24292E"/><w:sz w:val="17"/><w:szCs w:val="17"/></w:rPr><w:t xml:space="preserve">POST /api/me/payout-request      auth + same-origin + rate limit</w:t></w:r></w:p><w:p><w:pPr><w:pBdr><w:left w:val="single" w:color="C4CDD5" w:sz="14" w:space="8"/></w:pBdr><w:shd w:fill="F6F8FA" w:val="clear"/><w:spacing w:after="0" w:line="236"/></w:pPr><w:r><w:rPr><w:rFonts w:ascii="Consolas" w:cs="Consolas" w:eastAsia="Consolas" w:hAnsi="Consolas"/><w:color w:val="24292E"/><w:sz w:val="17"/><w:szCs w:val="17"/></w:rPr><w:t xml:space="preserve">  amount &gt;= minimum, balance &gt;= amount, PayPal account linked</w:t></w:r></w:p><w:p><w:pPr><w:pBdr><w:left w:val="single" w:color="C4CDD5" w:sz="14" w:space="8"/></w:pBdr><w:shd w:fill="F6F8FA" w:val="clear"/><w:spacing w:after="0" w:line="236"/></w:pPr><w:r><w:rPr><w:rFonts w:ascii="Consolas" w:cs="Consolas" w:eastAsia="Consolas" w:hAnsi="Consolas"/><w:color w:val="24292E"/><w:sz w:val="17"/><w:szCs w:val="17"/></w:rPr><w:t xml:space="preserve">  insert status &apos;pending&apos;   (RLS also caps amount &lt;= actual balance)</w:t></w:r></w:p><w:p><w:pPr><w:pBdr><w:left w:val="single" w:color="C4CDD5" w:sz="14" w:space="8"/></w:pBdr><w:shd w:fill="F6F8FA" w:val="clear"/><w:spacing w:after="0" w:line="236"/></w:pPr><w:r><w:rPr><w:rFonts w:ascii="Consolas" w:cs="Consolas" w:eastAsia="Consolas" w:hAnsi="Consolas"/><w:color w:val="24292E"/><w:sz w:val="17"/><w:szCs w:val="17"/></w:rPr><w:t xml:space="preserve"> </w:t></w:r></w:p><w:p><w:pPr><w:pBdr><w:left w:val="single" w:color="C4CDD5" w:sz="14" w:space="8"/></w:pBdr><w:shd w:fill="F6F8FA" w:val="clear"/><w:spacing w:after="0" w:line="236"/></w:pPr><w:r><w:rPr><w:rFonts w:ascii="Consolas" w:cs="Consolas" w:eastAsia="Consolas" w:hAnsi="Consolas"/><w:color w:val="24292E"/><w:sz w:val="17"/><w:szCs w:val="17"/></w:rPr><w:t xml:space="preserve">PATCH /api/admin/payout-requests/[id]/complete     requireAdmin</w:t></w:r></w:p><w:p><w:pPr><w:pBdr><w:left w:val="single" w:color="C4CDD5" w:sz="14" w:space="8"/></w:pBdr><w:shd w:fill="F6F8FA" w:val="clear"/><w:spacing w:after="0" w:line="236"/></w:pPr><w:r><w:rPr><w:rFonts w:ascii="Consolas" w:cs="Consolas" w:eastAsia="Consolas" w:hAnsi="Consolas"/><w:color w:val="24292E"/><w:sz w:val="17"/><w:szCs w:val="17"/></w:rPr><w:t xml:space="preserve">  idempotency check on the ledger reference</w:t></w:r></w:p><w:p><w:pPr><w:pBdr><w:left w:val="single" w:color="C4CDD5" w:sz="14" w:space="8"/></w:pBdr><w:shd w:fill="F6F8FA" w:val="clear"/><w:spacing w:after="0" w:line="236"/></w:pPr><w:r><w:rPr><w:rFonts w:ascii="Consolas" w:cs="Consolas" w:eastAsia="Consolas" w:hAnsi="Consolas"/><w:color w:val="24292E"/><w:sz w:val="17"/><w:szCs w:val="17"/></w:rPr><w:t xml:space="preserve">  1. debit_user_balance(...)      &lt;- RESERVE atomically, before any money moves</w:t></w:r></w:p><w:p><w:pPr><w:pBdr><w:left w:val="single" w:color="C4CDD5" w:sz="14" w:space="8"/></w:pBdr><w:shd w:fill="F6F8FA" w:val="clear"/><w:spacing w:after="0" w:line="236"/></w:pPr><w:r><w:rPr><w:rFonts w:ascii="Consolas" w:cs="Consolas" w:eastAsia="Consolas" w:hAnsi="Consolas"/><w:color w:val="24292E"/><w:sz w:val="17"/><w:szCs w:val="17"/></w:rPr><w:t xml:space="preserve">  2. createPayPalPayout(...)      &lt;- send only if the reservation succeeded</w:t></w:r></w:p><w:p><w:pPr><w:pBdr><w:left w:val="single" w:color="C4CDD5" w:sz="14" w:space="8"/></w:pBdr><w:shd w:fill="F6F8FA" w:val="clear"/><w:spacing w:after="0" w:line="236"/></w:pPr><w:r><w:rPr><w:rFonts w:ascii="Consolas" w:cs="Consolas" w:eastAsia="Consolas" w:hAnsi="Consolas"/><w:color w:val="24292E"/><w:sz w:val="17"/><w:szCs w:val="17"/></w:rPr><w:t xml:space="preserve">  3. on PayPal failure: credit_user_balance(...)   (compensate)</w:t></w:r></w:p><w:p><w:pPr><w:pBdr><w:left w:val="single" w:color="C4CDD5" w:sz="14" w:space="8"/></w:pBdr><w:shd w:fill="F6F8FA" w:val="clear"/><w:spacing w:after="130" w:line="236"/></w:pPr><w:r><w:rPr><w:rFonts w:ascii="Consolas" w:cs="Consolas" w:eastAsia="Consolas" w:hAnsi="Consolas"/><w:color w:val="24292E"/><w:sz w:val="17"/><w:szCs w:val="17"/></w:rPr><w:t xml:space="preserve">  4. on success: mark completed, then write the audit row best-effort</w:t></w:r></w:p><w:p><w:pPr><w:spacing w:after="130" w:line="280"/></w:pPr><w:r><w:rPr><w:sz w:val="21"/><w:szCs w:val="21"/></w:rPr><w:t xml:space="preserve">Reserve, then send, then compensate. The reverse order — sending first and checking the balance afterwards — allowed concurrent approvals to each pay out before any of them verified funds.</w:t></w:r></w:p><w:p><w:r><w:br w:type="page"/></w:r></w:p><w:p><w:pPr><w:pStyle w:val="Heading1"/><w:spacing w:after="140" w:before="300"/></w:pPr><w:r><w:t xml:space="preserve">7. Security model</w:t></w:r></w:p><w:p><w:pPr><w:spacing w:after="130" w:line="280"/></w:pPr><w:r><w:rPr><w:sz w:val="21"/><w:szCs w:val="21"/></w:rPr><w:t xml:space="preserve">Seven layers of defence in depth. Each independently stops its class of attack, so a single-layer failure is not exploitable.</w:t></w:r></w:p><w:tbl><w:tblPr><w:tblW w:type="dxa" w:w="8800"/><w:tblBorders><w:top w:val="single" w:color="auto" w:sz="4"/><w:left w:val="single" w:color="auto" w:sz="4"/><w:bottom w:val="single" w:color="auto" w:sz="4"/><w:right w:val="single" w:color="auto" w:sz="4"/><w:insideH w:val="single" w:color="auto" w:sz="4"/><w:insideV w:val="single" w:color="auto" w:sz="4"/></w:tblBorders></w:tblPr><w:tblGrid><w:gridCol w:w="500"/><w:gridCol w:w="2500"/><w:gridCol w:w="5800"/></w:tblGrid><w:tr><w:trPr><w:tblHeader/></w:trPr><w:tc><w:tcPr><w:tcW w:type="dxa" w:w="500"/><w:tcBorders><w:top w:val="single" w:color="D9D9D9" w:sz="4"/><w:left w:val="single" w:color="D9D9D9" w:sz="4"/><w:bottom w:val="single" w:color="D9D9D9" w:sz="4"/><w:right w:val="single" w:color="D9D9D9" w:sz="4"/></w:tcBorders><w:shd w:fill="1F3864" w:val="clear"/><w:tcMar><w:top w:type="dxa" w:w="60"/><w:left w:type="dxa" w:w="95"/><w:bottom w:type="dxa" w:w="60"/><w:right w:type="dxa" w:w="95"/></w:tcMar></w:tcPr><w:p><w:pPr><w:spacing w:after="0" w:line="254"/></w:pPr><w:r><w:rPr><w:b/><w:bCs/><w:color w:val="FFFFFF"/><w:sz w:val="18"/><w:szCs w:val="18"/></w:rPr><w:t xml:space="preserve">#</w:t></w:r></w:p></w:tc><w:tc><w:tcPr><w:tcW w:type="dxa" w:w="2500"/><w:tcBorders><w:top w:val="single" w:color="D9D9D9" w:sz="4"/><w:left w:val="single" w:color="D9D9D9" w:sz="4"/><w:bottom w:val="single" w:color="D9D9D9" w:sz="4"/><w:right w:val="single" w:color="D9D9D9" w:sz="4"/></w:tcBorders><w:shd w:fill="1F3864" w:val="clear"/><w:tcMar><w:top w:type="dxa" w:w="60"/><w:left w:type="dxa" w:w="95"/><w:bottom w:type="dxa" w:w="60"/><w:right w:type="dxa" w:w="95"/></w:tcMar></w:tcPr><w:p><w:pPr><w:spacing w:after="0" w:line="254"/></w:pPr><w:r><w:rPr><w:b/><w:bCs/><w:color w:val="FFFFFF"/><w:sz w:val="18"/><w:szCs w:val="18"/></w:rPr><w:t xml:space="preserve">Layer</w:t></w:r></w:p></w:tc><w:tc><w:tcPr><w:tcW w:type="dxa" w:w="5800"/><w:tcBorders><w:top w:val="single" w:color="D9D9D9" w:sz="4"/><w:left w:val="single" w:color="D9D9D9" w:sz="4"/><w:bottom w:val="single" w:color="D9D9D9" w:sz="4"/><w:right w:val="single" w:color="D9D9D9" w:sz="4"/></w:tcBorders><w:shd w:fill="1F3864" w:val="clear"/><w:tcMar><w:top w:type="dxa" w:w="60"/><w:left w:type="dxa" w:w="95"/><w:bottom w:type="dxa" w:w="60"/><w:right w:type="dxa" w:w="95"/></w:tcMar></w:tcPr><w:p><w:pPr><w:spacing w:after="0" w:line="254"/></w:pPr><w:r><w:rPr><w:b/><w:bCs/><w:color w:val="FFFFFF"/><w:sz w:val="18"/><w:szCs w:val="18"/></w:rPr><w:t xml:space="preserve">Mechanism</w:t></w:r></w:p></w:tc></w:tr><w:tr><w:tc><w:tcPr><w:tcW w:type="dxa" w:w="500"/><w:tcBorders><w:top w:val="single" w:color="D9D9D9" w:sz="4"/><w:left w:val="single" w:color="D9D9D9" w:sz="4"/><w:bottom w:val="single" w:color="D9D9D9" w:sz="4"/><w:right w:val="single" w:color="D9D9D9" w:sz="4"/></w:tcBorders><w:tcMar><w:top w:type="dxa" w:w="60"/><w:left w:type="dxa" w:w="95"/><w:bottom w:type="dxa" w:w="60"/><w:right w:type="dxa" w:w="95"/></w:tcMar></w:tcPr><w:p><w:pPr><w:spacing w:after="0" w:line="254"/></w:pPr><w:r><w:rPr><w:sz w:val="18"/><w:szCs w:val="18"/></w:rPr><w:t xml:space="preserve">1</w:t></w:r></w:p></w:tc><w:tc><w:tcPr><w:tcW w:type="dxa" w:w="2500"/><w:tcBorders><w:top w:val="single" w:color="D9D9D9" w:sz="4"/><w:left w:val="single" w:color="D9D9D9" w:sz="4"/><w:bottom w:val="single" w:color="D9D9D9" w:sz="4"/><w:right w:val="single" w:color="D9D9D9" w:sz="4"/></w:tcBorders><w:tcMar><w:top w:type="dxa" w:w="60"/><w:left w:type="dxa" w:w="95"/><w:bottom w:type="dxa" w:w="60"/><w:right w:type="dxa" w:w="95"/></w:tcMar></w:tcPr><w:p><w:pPr><w:spacing w:after="0" w:line="254"/></w:pPr><w:r><w:rPr><w:sz w:val="18"/><w:szCs w:val="18"/></w:rPr><w:t xml:space="preserve">Authentication</w:t></w:r></w:p></w:tc><w:tc><w:tcPr><w:tcW w:type="dxa" w:w="5800"/><w:tcBorders><w:top w:val="single" w:color="D9D9D9" w:sz="4"/><w:left w:val="single" w:color="D9D9D9" w:sz="4"/><w:bottom w:val="single" w:color="D9D9D9" w:sz="4"/><w:right w:val="single" w:color="D9D9D9" w:sz="4"/></w:tcBorders><w:tcMar><w:top w:type="dxa" w:w="60"/><w:left w:type="dxa" w:w="95"/><w:bottom w:type="dxa" w:w="60"/><w:right w:type="dxa" w:w="95"/></w:tcMar></w:tcPr><w:p><w:pPr><w:spacing w:after="0" w:line="254"/></w:pPr><w:r><w:rPr><w:sz w:val="18"/><w:szCs w:val="18"/></w:rPr><w:t xml:space="preserve">Supabase JWT in HTTP-only cookies, verified server-side on every protected handler. Password policy enforced by Zod.</w:t></w:r></w:p></w:tc></w:tr><w:tr><w:tc><w:tcPr><w:tcW w:type="dxa" w:w="500"/><w:tcBorders><w:top w:val="single" w:color="D9D9D9" w:sz="4"/><w:left w:val="single" w:color="D9D9D9" w:sz="4"/><w:bottom w:val="single" w:color="D9D9D9" w:sz="4"/><w:right w:val="single" w:color="D9D9D9" w:sz="4"/></w:tcBorders><w:shd w:fill="F4F6FA" w:val="clear"/><w:tcMar><w:top w:type="dxa" w:w="60"/><w:left w:type="dxa" w:w="95"/><w:bottom w:type="dxa" w:w="60"/><w:right w:type="dxa" w:w="95"/></w:tcMar></w:tcPr><w:p><w:pPr><w:spacing w:after="0" w:line="254"/></w:pPr><w:r><w:rPr><w:sz w:val="18"/><w:szCs w:val="18"/></w:rPr><w:t xml:space="preserve">2</w:t></w:r></w:p></w:tc><w:tc><w:tcPr><w:tcW w:type="dxa" w:w="2500"/><w:tcBorders><w:top w:val="single" w:color="D9D9D9" w:sz="4"/><w:left w:val="single" w:color="D9D9D9" w:sz="4"/><w:bottom w:val="single" w:color="D9D9D9" w:sz="4"/><w:right w:val="single" w:color="D9D9D9" w:sz="4"/></w:tcBorders><w:shd w:fill="F4F6FA" w:val="clear"/><w:tcMar><w:top w:type="dxa" w:w="60"/><w:left w:type="dxa" w:w="95"/><w:bottom w:type="dxa" w:w="60"/><w:right w:type="dxa" w:w="95"/></w:tcMar></w:tcPr><w:p><w:pPr><w:spacing w:after="0" w:line="254"/></w:pPr><w:r><w:rPr><w:sz w:val="18"/><w:szCs w:val="18"/></w:rPr><w:t xml:space="preserve">Authorization</w:t></w:r></w:p></w:tc><w:tc><w:tcPr><w:tcW w:type="dxa" w:w="5800"/><w:tcBorders><w:top w:val="single" w:color="D9D9D9" w:sz="4"/><w:left w:val="single" w:color="D9D9D9" w:sz="4"/><w:bottom w:val="single" w:color="D9D9D9" w:sz="4"/><w:right w:val="single" w:color="D9D9D9" w:sz="4"/></w:tcBorders><w:shd w:fill="F4F6FA" w:val="clear"/><w:tcMar><w:top w:type="dxa" w:w="60"/><w:left w:type="dxa" w:w="95"/><w:bottom w:type="dxa" w:w="60"/><w:right w:type="dxa" w:w="95"/></w:tcMar></w:tcPr><w:p><w:pPr><w:spacing w:after="0" w:line="254"/></w:pPr><w:r><w:rPr><w:sz w:val="18"/><w:szCs w:val="18"/></w:rPr><w:t xml:space="preserve">requireAdmin() for role gates; every object bound to the caller in the query, so a foreign id returns 404 rather than someone else&apos;s data.</w:t></w:r></w:p></w:tc></w:tr><w:tr><w:tc><w:tcPr><w:tcW w:type="dxa" w:w="500"/><w:tcBorders><w:top w:val="single" w:color="D9D9D9" w:sz="4"/><w:left w:val="single" w:color="D9D9D9" w:sz="4"/><w:bottom w:val="single" w:color="D9D9D9" w:sz="4"/><w:right w:val="single" w:color="D9D9D9" w:sz="4"/></w:tcBorders><w:tcMar><w:top w:type="dxa" w:w="60"/><w:left w:type="dxa" w:w="95"/><w:bottom w:type="dxa" w:w="60"/><w:right w:type="dxa" w:w="95"/></w:tcMar></w:tcPr><w:p><w:pPr><w:spacing w:after="0" w:line="254"/></w:pPr><w:r><w:rPr><w:sz w:val="18"/><w:szCs w:val="18"/></w:rPr><w:t xml:space="preserve">3</w:t></w:r></w:p></w:tc><w:tc><w:tcPr><w:tcW w:type="dxa" w:w="2500"/><w:tcBorders><w:top w:val="single" w:color="D9D9D9" w:sz="4"/><w:left w:val="single" w:color="D9D9D9" w:sz="4"/><w:bottom w:val="single" w:color="D9D9D9" w:sz="4"/><w:right w:val="single" w:color="D9D9D9" w:sz="4"/></w:tcBorders><w:tcMar><w:top w:type="dxa" w:w="60"/><w:left w:type="dxa" w:w="95"/><w:bottom w:type="dxa" w:w="60"/><w:right w:type="dxa" w:w="95"/></w:tcMar></w:tcPr><w:p><w:pPr><w:spacing w:after="0" w:line="254"/></w:pPr><w:r><w:rPr><w:sz w:val="18"/><w:szCs w:val="18"/></w:rPr><w:t xml:space="preserve">Row Level Security</w:t></w:r></w:p></w:tc><w:tc><w:tcPr><w:tcW w:type="dxa" w:w="5800"/><w:tcBorders><w:top w:val="single" w:color="D9D9D9" w:sz="4"/><w:left w:val="single" w:color="D9D9D9" w:sz="4"/><w:bottom w:val="single" w:color="D9D9D9" w:sz="4"/><w:right w:val="single" w:color="D9D9D9" w:sz="4"/></w:tcBorders><w:tcMar><w:top w:type="dxa" w:w="60"/><w:left w:type="dxa" w:w="95"/><w:bottom w:type="dxa" w:w="60"/><w:right w:type="dxa" w:w="95"/></w:tcMar></w:tcPr><w:p><w:pPr><w:spacing w:after="0" w:line="254"/></w:pPr><w:r><w:rPr><w:sz w:val="18"/><w:szCs w:val="18"/></w:rPr><w:t xml:space="preserve">Holder-only cards and picks; own-row profiles with role and balance pinned; money tables closed to client writes. The migration ends with an assertion that fails if an unexpected SELECT policy exists.</w:t></w:r></w:p></w:tc></w:tr><w:tr><w:tc><w:tcPr><w:tcW w:type="dxa" w:w="500"/><w:tcBorders><w:top w:val="single" w:color="D9D9D9" w:sz="4"/><w:left w:val="single" w:color="D9D9D9" w:sz="4"/><w:bottom w:val="single" w:color="D9D9D9" w:sz="4"/><w:right w:val="single" w:color="D9D9D9" w:sz="4"/></w:tcBorders><w:shd w:fill="F4F6FA" w:val="clear"/><w:tcMar><w:top w:type="dxa" w:w="60"/><w:left w:type="dxa" w:w="95"/><w:bottom w:type="dxa" w:w="60"/><w:right w:type="dxa" w:w="95"/></w:tcMar></w:tcPr><w:p><w:pPr><w:spacing w:after="0" w:line="254"/></w:pPr><w:r><w:rPr><w:sz w:val="18"/><w:szCs w:val="18"/></w:rPr><w:t xml:space="preserve">4</w:t></w:r></w:p></w:tc><w:tc><w:tcPr><w:tcW w:type="dxa" w:w="2500"/><w:tcBorders><w:top w:val="single" w:color="D9D9D9" w:sz="4"/><w:left w:val="single" w:color="D9D9D9" w:sz="4"/><w:bottom w:val="single" w:color="D9D9D9" w:sz="4"/><w:right w:val="single" w:color="D9D9D9" w:sz="4"/></w:tcBorders><w:shd w:fill="F4F6FA" w:val="clear"/><w:tcMar><w:top w:type="dxa" w:w="60"/><w:left w:type="dxa" w:w="95"/><w:bottom w:type="dxa" w:w="60"/><w:right w:type="dxa" w:w="95"/></w:tcMar></w:tcPr><w:p><w:pPr><w:spacing w:after="0" w:line="254"/></w:pPr><w:r><w:rPr><w:sz w:val="18"/><w:szCs w:val="18"/></w:rPr><w:t xml:space="preserve">Money integrity</w:t></w:r></w:p></w:tc><w:tc><w:tcPr><w:tcW w:type="dxa" w:w="5800"/><w:tcBorders><w:top w:val="single" w:color="D9D9D9" w:sz="4"/><w:left w:val="single" w:color="D9D9D9" w:sz="4"/><w:bottom w:val="single" w:color="D9D9D9" w:sz="4"/><w:right w:val="single" w:color="D9D9D9" w:sz="4"/></w:tcBorders><w:shd w:fill="F4F6FA" w:val="clear"/><w:tcMar><w:top w:type="dxa" w:w="60"/><w:left w:type="dxa" w:w="95"/><w:bottom w:type="dxa" w:w="60"/><w:right w:type="dxa" w:w="95"/></w:tcMar></w:tcPr><w:p><w:pPr><w:spacing w:after="0" w:line="254"/></w:pPr><w:r><w:rPr><w:sz w:val="18"/><w:szCs w:val="18"/></w:rPr><w:t xml:space="preserve">Server-set prices, Stripe signature verification, two-layer idempotency, atomic balance RPCs, cent-exact splits.</w:t></w:r></w:p></w:tc></w:tr><w:tr><w:tc><w:tcPr><w:tcW w:type="dxa" w:w="500"/><w:tcBorders><w:top w:val="single" w:color="D9D9D9" w:sz="4"/><w:left w:val="single" w:color="D9D9D9" w:sz="4"/><w:bottom w:val="single" w:color="D9D9D9" w:sz="4"/><w:right w:val="single" w:color="D9D9D9" w:sz="4"/></w:tcBorders><w:tcMar><w:top w:type="dxa" w:w="60"/><w:left w:type="dxa" w:w="95"/><w:bottom w:type="dxa" w:w="60"/><w:right w:type="dxa" w:w="95"/></w:tcMar></w:tcPr><w:p><w:pPr><w:spacing w:after="0" w:line="254"/></w:pPr><w:r><w:rPr><w:sz w:val="18"/><w:szCs w:val="18"/></w:rPr><w:t xml:space="preserve">5</w:t></w:r></w:p></w:tc><w:tc><w:tcPr><w:tcW w:type="dxa" w:w="2500"/><w:tcBorders><w:top w:val="single" w:color="D9D9D9" w:sz="4"/><w:left w:val="single" w:color="D9D9D9" w:sz="4"/><w:bottom w:val="single" w:color="D9D9D9" w:sz="4"/><w:right w:val="single" w:color="D9D9D9" w:sz="4"/></w:tcBorders><w:tcMar><w:top w:type="dxa" w:w="60"/><w:left w:type="dxa" w:w="95"/><w:bottom w:type="dxa" w:w="60"/><w:right w:type="dxa" w:w="95"/></w:tcMar></w:tcPr><w:p><w:pPr><w:spacing w:after="0" w:line="254"/></w:pPr><w:r><w:rPr><w:sz w:val="18"/><w:szCs w:val="18"/></w:rPr><w:t xml:space="preserve">Game integrity</w:t></w:r></w:p></w:tc><w:tc><w:tcPr><w:tcW w:type="dxa" w:w="5800"/><w:tcBorders><w:top w:val="single" w:color="D9D9D9" w:sz="4"/><w:left w:val="single" w:color="D9D9D9" w:sz="4"/><w:bottom w:val="single" w:color="D9D9D9" w:sz="4"/><w:right w:val="single" w:color="D9D9D9" w:sz="4"/></w:tcBorders><w:tcMar><w:top w:type="dxa" w:w="60"/><w:left w:type="dxa" w:w="95"/><w:bottom w:type="dxa" w:w="60"/><w:right w:type="dxa" w:w="95"/></w:tcMar></w:tcPr><w:p><w:pPr><w:spacing w:after="0" w:line="254"/></w:pPr><w:r><w:rPr><w:sz w:val="18"/><w:szCs w:val="18"/></w:rPr><w:t xml:space="preserve">Picks are private to the holder and lock at kickoff — enforced in the API and mirrored in RLS.</w:t></w:r></w:p></w:tc></w:tr><w:tr><w:tc><w:tcPr><w:tcW w:type="dxa" w:w="500"/><w:tcBorders><w:top w:val="single" w:color="D9D9D9" w:sz="4"/><w:left w:val="single" w:color="D9D9D9" w:sz="4"/><w:bottom w:val="single" w:color="D9D9D9" w:sz="4"/><w:right w:val="single" w:color="D9D9D9" w:sz="4"/></w:tcBorders><w:shd w:fill="F4F6FA" w:val="clear"/><w:tcMar><w:top w:type="dxa" w:w="60"/><w:left w:type="dxa" w:w="95"/><w:bottom w:type="dxa" w:w="60"/><w:right w:type="dxa" w:w="95"/></w:tcMar></w:tcPr><w:p><w:pPr><w:spacing w:after="0" w:line="254"/></w:pPr><w:r><w:rPr><w:sz w:val="18"/><w:szCs w:val="18"/></w:rPr><w:t xml:space="preserve">6</w:t></w:r></w:p></w:tc><w:tc><w:tcPr><w:tcW w:type="dxa" w:w="2500"/><w:tcBorders><w:top w:val="single" w:color="D9D9D9" w:sz="4"/><w:left w:val="single" w:color="D9D9D9" w:sz="4"/><w:bottom w:val="single" w:color="D9D9D9" w:sz="4"/><w:right w:val="single" w:color="D9D9D9" w:sz="4"/></w:tcBorders><w:shd w:fill="F4F6FA" w:val="clear"/><w:tcMar><w:top w:type="dxa" w:w="60"/><w:left w:type="dxa" w:w="95"/><w:bottom w:type="dxa" w:w="60"/><w:right w:type="dxa" w:w="95"/></w:tcMar></w:tcPr><w:p><w:pPr><w:spacing w:after="0" w:line="254"/></w:pPr><w:r><w:rPr><w:sz w:val="18"/><w:szCs w:val="18"/></w:rPr><w:t xml:space="preserve">Secrets &amp; automation</w:t></w:r></w:p></w:tc><w:tc><w:tcPr><w:tcW w:type="dxa" w:w="5800"/><w:tcBorders><w:top w:val="single" w:color="D9D9D9" w:sz="4"/><w:left w:val="single" w:color="D9D9D9" w:sz="4"/><w:bottom w:val="single" w:color="D9D9D9" w:sz="4"/><w:right w:val="single" w:color="D9D9D9" w:sz="4"/></w:tcBorders><w:shd w:fill="F4F6FA" w:val="clear"/><w:tcMar><w:top w:type="dxa" w:w="60"/><w:left w:type="dxa" w:w="95"/><w:bottom w:type="dxa" w:w="60"/><w:right w:type="dxa" w:w="95"/></w:tcMar></w:tcPr><w:p><w:pPr><w:spacing w:after="0" w:line="254"/></w:pPr><w:r><w:rPr><w:sz w:val="18"/><w:szCs w:val="18"/></w:rPr><w:t xml:space="preserve">requireSecret() fails closed and compares timing-safely; scheduled jobs and admin bootstrap are secret-gated.</w:t></w:r></w:p></w:tc></w:tr><w:tr><w:tc><w:tcPr><w:tcW w:type="dxa" w:w="500"/><w:tcBorders><w:top w:val="single" w:color="D9D9D9" w:sz="4"/><w:left w:val="single" w:color="D9D9D9" w:sz="4"/><w:bottom w:val="single" w:color="D9D9D9" w:sz="4"/><w:right w:val="single" w:color="D9D9D9" w:sz="4"/></w:tcBorders><w:tcMar><w:top w:type="dxa" w:w="60"/><w:left w:type="dxa" w:w="95"/><w:bottom w:type="dxa" w:w="60"/><w:right w:type="dxa" w:w="95"/></w:tcMar></w:tcPr><w:p><w:pPr><w:spacing w:after="0" w:line="254"/></w:pPr><w:r><w:rPr><w:sz w:val="18"/><w:szCs w:val="18"/></w:rPr><w:t xml:space="preserve">7</w:t></w:r></w:p></w:tc><w:tc><w:tcPr><w:tcW w:type="dxa" w:w="2500"/><w:tcBorders><w:top w:val="single" w:color="D9D9D9" w:sz="4"/><w:left w:val="single" w:color="D9D9D9" w:sz="4"/><w:bottom w:val="single" w:color="D9D9D9" w:sz="4"/><w:right w:val="single" w:color="D9D9D9" w:sz="4"/></w:tcBorders><w:tcMar><w:top w:type="dxa" w:w="60"/><w:left w:type="dxa" w:w="95"/><w:bottom w:type="dxa" w:w="60"/><w:right w:type="dxa" w:w="95"/></w:tcMar></w:tcPr><w:p><w:pPr><w:spacing w:after="0" w:line="254"/></w:pPr><w:r><w:rPr><w:sz w:val="18"/><w:szCs w:val="18"/></w:rPr><w:t xml:space="preserve">Input &amp; transport</w:t></w:r></w:p></w:tc><w:tc><w:tcPr><w:tcW w:type="dxa" w:w="5800"/><w:tcBorders><w:top w:val="single" w:color="D9D9D9" w:sz="4"/><w:left w:val="single" w:color="D9D9D9" w:sz="4"/><w:bottom w:val="single" w:color="D9D9D9" w:sz="4"/><w:right w:val="single" w:color="D9D9D9" w:sz="4"/></w:tcBorders><w:tcMar><w:top w:type="dxa" w:w="60"/><w:left w:type="dxa" w:w="95"/><w:bottom w:type="dxa" w:w="60"/><w:right w:type="dxa" w:w="95"/></w:tcMar></w:tcPr><w:p><w:pPr><w:spacing w:after="0" w:line="254"/></w:pPr><w:r><w:rPr><w:sz w:val="18"/><w:szCs w:val="18"/></w:rPr><w:t xml:space="preserve">Zod validation, UUID checks, PostgREST filter sanitisation, rate limiting, same-origin (CSRF) checks, CSP and security headers.</w:t></w:r></w:p></w:tc></w:tr></w:tbl><w:tbl><w:tblPr><w:tblW w:type="dxa" w:w="8900"/><w:tblBorders><w:top w:val="single" w:color="auto" w:sz="4"/><w:left w:val="single" w:color="auto" w:sz="4"/><w:bottom w:val="single" w:color="auto" w:sz="4"/><w:right w:val="single" w:color="auto" w:sz="4"/><w:insideH w:val="single" w:color="auto" w:sz="4"/><w:insideV w:val="single" w:color="auto" w:sz="4"/></w:tblBorders></w:tblPr><w:tblGrid><w:gridCol w:w="8900"/></w:tblGrid><w:tr><w:tc><w:tcPr><w:tcW w:type="dxa" w:w="8900"/><w:tcBorders><w:top w:val="none"/><w:left w:val="single" w:color="2E4A7A" w:sz="18"/><w:bottom w:val="none"/><w:right w:val="none"/></w:tcBorders><w:shd w:fill="EAF2FB" w:val="clear"/><w:tcMar><w:top w:type="dxa" w:w="115"/><w:left w:type="dxa" w:w="155"/><w:bottom w:type="dxa" w:w="115"/><w:right w:type="dxa" w:w="155"/></w:tcMar></w:tcPr><w:p><w:pPr><w:spacing w:after="45"/></w:pPr><w:r><w:rPr><w:b/><w:bCs/><w:color w:val="1F3864"/><w:sz w:val="20"/><w:szCs w:val="20"/></w:rPr><w:t xml:space="preserve">The permissive-OR pitfall — worth knowing before editing any policy</w:t></w:r></w:p><w:p><w:pPr><w:spacing w:after="0" w:line="274"/></w:pPr><w:r><w:rPr><w:sz w:val="21"/><w:szCs w:val="21"/></w:rPr><w:t xml:space="preserve">Postgres RLS policies are permissive and OR-ed together, so one loose policy silently defeats every strict policy beside it. That is exactly how card privacy was lost originally: a single broad SELECT policy exposed every opponent&apos;s picks. The hardening migration therefore drops the known-bad policies </w:t></w:r><w:r><w:rPr><w:b/><w:bCs/><w:sz w:val="21"/><w:szCs w:val="21"/></w:rPr><w:t xml:space="preserve">and then asserts the end state</w:t></w:r><w:r><w:rPr><w:sz w:val="21"/><w:szCs w:val="21"/></w:rPr><w:t xml:space="preserve">, raising an exception that rolls the migration back if anything unexpected survives.</w:t></w:r></w:p></w:tc></w:tr></w:tbl><w:p><w:pPr><w:pStyle w:val="Heading3"/><w:spacing w:after="70" w:before="170"/></w:pPr><w:r><w:t xml:space="preserve">Attack classes explicitly tested and defended</w:t></w:r></w:p><w:p><w:pPr><w:spacing w:after="130" w:line="280"/></w:pPr><w:r><w:rPr><w:sz w:val="21"/><w:szCs w:val="21"/></w:rPr><w:t xml:space="preserve">Free or unpaid cards · entry-fee tampering · double fulfilment races · confirming another player&apos;s payment session · self-promotion to admin · rewriting a final score to choose the winner · self-settling a pool · reading opponents&apos; picks · submitting a pick after kickoff · withdrawing more than the balance · draining the float via concurrent payout approvals · joining a private pool uninvited · harvesting the user table · triggering settlement anonymously · forging a Stripe webhook · open redirect · filter injection · SSRF and prompt injection through chat moderation.</w:t></w:r></w:p><w:p><w:pPr><w:pStyle w:val="Heading1"/><w:spacing w:after="140" w:before="300"/></w:pPr><w:r><w:t xml:space="preserve">8. Quality gates and CI</w:t></w:r></w:p><w:p><w:pPr><w:spacing w:after="130" w:line="280"/></w:pPr><w:r><w:rPr><w:sz w:val="21"/><w:szCs w:val="21"/></w:rPr><w:t xml:space="preserve">Continuous integration runs on every push and pull request and blocks the merge on all four gates:</w:t></w:r></w:p><w:tbl><w:tblPr><w:tblW w:type="dxa" w:w="8800"/><w:tblBorders><w:top w:val="single" w:color="auto" w:sz="4"/><w:left w:val="single" w:color="auto" w:sz="4"/><w:bottom w:val="single" w:color="auto" w:sz="4"/><w:right w:val="single" w:color="auto" w:sz="4"/><w:insideH w:val="single" w:color="auto" w:sz="4"/><w:insideV w:val="single" w:color="auto" w:sz="4"/></w:tblBorders></w:tblPr><w:tblGrid><w:gridCol w:w="2400"/><w:gridCol w:w="6400"/></w:tblGrid><w:tr><w:trPr><w:tblHeader/></w:trPr><w:tc><w:tcPr><w:tcW w:type="dxa" w:w="2400"/><w:tcBorders><w:top w:val="single" w:color="D9D9D9" w:sz="4"/><w:left w:val="single" w:color="D9D9D9" w:sz="4"/><w:bottom w:val="single" w:color="D9D9D9" w:sz="4"/><w:right w:val="single" w:color="D9D9D9" w:sz="4"/></w:tcBorders><w:shd w:fill="1F3864" w:val="clear"/><w:tcMar><w:top w:type="dxa" w:w="60"/><w:left w:type="dxa" w:w="95"/><w:bottom w:type="dxa" w:w="60"/><w:right w:type="dxa" w:w="95"/></w:tcMar></w:tcPr><w:p><w:pPr><w:spacing w:after="0" w:line="254"/></w:pPr><w:r><w:rPr><w:b/><w:bCs/><w:color w:val="FFFFFF"/><w:sz w:val="18"/><w:szCs w:val="18"/></w:rPr><w:t xml:space="preserve">Gate</w:t></w:r></w:p></w:tc><w:tc><w:tcPr><w:tcW w:type="dxa" w:w="6400"/><w:tcBorders><w:top w:val="single" w:color="D9D9D9" w:sz="4"/><w:left w:val="single" w:color="D9D9D9" w:sz="4"/><w:bottom w:val="single" w:color="D9D9D9" w:sz="4"/><w:right w:val="single" w:color="D9D9D9" w:sz="4"/></w:tcBorders><w:shd w:fill="1F3864" w:val="clear"/><w:tcMar><w:top w:type="dxa" w:w="60"/><w:left w:type="dxa" w:w="95"/><w:bottom w:type="dxa" w:w="60"/><w:right w:type="dxa" w:w="95"/></w:tcMar></w:tcPr><w:p><w:pPr><w:spacing w:after="0" w:line="254"/></w:pPr><w:r><w:rPr><w:b/><w:bCs/><w:color w:val="FFFFFF"/><w:sz w:val="18"/><w:szCs w:val="18"/></w:rPr><w:t xml:space="preserve">Why it blocks</w:t></w:r></w:p></w:tc></w:tr><w:tr><w:tc><w:tcPr><w:tcW w:type="dxa" w:w="2400"/><w:tcBorders><w:top w:val="single" w:color="D9D9D9" w:sz="4"/><w:left w:val="single" w:color="D9D9D9" w:sz="4"/><w:bottom w:val="single" w:color="D9D9D9" w:sz="4"/><w:right w:val="single" w:color="D9D9D9" w:sz="4"/></w:tcBorders><w:tcMar><w:top w:type="dxa" w:w="60"/><w:left w:type="dxa" w:w="95"/><w:bottom w:type="dxa" w:w="60"/><w:right w:type="dxa" w:w="95"/></w:tcMar></w:tcPr><w:p><w:pPr><w:spacing w:after="0" w:line="254"/></w:pPr><w:r><w:rPr><w:sz w:val="18"/><w:szCs w:val="18"/></w:rPr><w:t xml:space="preserve">npm run typecheck</w:t></w:r></w:p></w:tc><w:tc><w:tcPr><w:tcW w:type="dxa" w:w="6400"/><w:tcBorders><w:top w:val="single" w:color="D9D9D9" w:sz="4"/><w:left w:val="single" w:color="D9D9D9" w:sz="4"/><w:bottom w:val="single" w:color="D9D9D9" w:sz="4"/><w:right w:val="single" w:color="D9D9D9" w:sz="4"/></w:tcBorders><w:tcMar><w:top w:type="dxa" w:w="60"/><w:left w:type="dxa" w:w="95"/><w:bottom w:type="dxa" w:w="60"/><w:right w:type="dxa" w:w="95"/></w:tcMar></w:tcPr><w:p><w:pPr><w:spacing w:after="0" w:line="254"/></w:pPr><w:r><w:rPr><w:sz w:val="18"/><w:szCs w:val="18"/></w:rPr><w:t xml:space="preserve">Catches real breakage — wrong shapes, dead symbols, bad refactors.</w:t></w:r></w:p></w:tc></w:tr><w:tr><w:tc><w:tcPr><w:tcW w:type="dxa" w:w="2400"/><w:tcBorders><w:top w:val="single" w:color="D9D9D9" w:sz="4"/><w:left w:val="single" w:color="D9D9D9" w:sz="4"/><w:bottom w:val="single" w:color="D9D9D9" w:sz="4"/><w:right w:val="single" w:color="D9D9D9" w:sz="4"/></w:tcBorders><w:shd w:fill="F4F6FA" w:val="clear"/><w:tcMar><w:top w:type="dxa" w:w="60"/><w:left w:type="dxa" w:w="95"/><w:bottom w:type="dxa" w:w="60"/><w:right w:type="dxa" w:w="95"/></w:tcMar></w:tcPr><w:p><w:pPr><w:spacing w:after="0" w:line="254"/></w:pPr><w:r><w:rPr><w:sz w:val="18"/><w:szCs w:val="18"/></w:rPr><w:t xml:space="preserve">npm test</w:t></w:r></w:p></w:tc><w:tc><w:tcPr><w:tcW w:type="dxa" w:w="6400"/><w:tcBorders><w:top w:val="single" w:color="D9D9D9" w:sz="4"/><w:left w:val="single" w:color="D9D9D9" w:sz="4"/><w:bottom w:val="single" w:color="D9D9D9" w:sz="4"/><w:right w:val="single" w:color="D9D9D9" w:sz="4"/></w:tcBorders><w:shd w:fill="F4F6FA" w:val="clear"/><w:tcMar><w:top w:type="dxa" w:w="60"/><w:left w:type="dxa" w:w="95"/><w:bottom w:type="dxa" w:w="60"/><w:right w:type="dxa" w:w="95"/></w:tcMar></w:tcPr><w:p><w:pPr><w:spacing w:after="0" w:line="254"/></w:pPr><w:r><w:rPr><w:sz w:val="18"/><w:szCs w:val="18"/></w:rPr><w:t xml:space="preserve">The money path: scoring, tie-breaks and the cent-exact split. A failure here is a release blocker.</w:t></w:r></w:p></w:tc></w:tr><w:tr><w:tc><w:tcPr><w:tcW w:type="dxa" w:w="2400"/><w:tcBorders><w:top w:val="single" w:color="D9D9D9" w:sz="4"/><w:left w:val="single" w:color="D9D9D9" w:sz="4"/><w:bottom w:val="single" w:color="D9D9D9" w:sz="4"/><w:right w:val="single" w:color="D9D9D9" w:sz="4"/></w:tcBorders><w:tcMar><w:top w:type="dxa" w:w="60"/><w:left w:type="dxa" w:w="95"/><w:bottom w:type="dxa" w:w="60"/><w:right w:type="dxa" w:w="95"/></w:tcMar></w:tcPr><w:p><w:pPr><w:spacing w:after="0" w:line="254"/></w:pPr><w:r><w:rPr><w:sz w:val="18"/><w:szCs w:val="18"/></w:rPr><w:t xml:space="preserve">npm run build</w:t></w:r></w:p></w:tc><w:tc><w:tcPr><w:tcW w:type="dxa" w:w="6400"/><w:tcBorders><w:top w:val="single" w:color="D9D9D9" w:sz="4"/><w:left w:val="single" w:color="D9D9D9" w:sz="4"/><w:bottom w:val="single" w:color="D9D9D9" w:sz="4"/><w:right w:val="single" w:color="D9D9D9" w:sz="4"/></w:tcBorders><w:tcMar><w:top w:type="dxa" w:w="60"/><w:left w:type="dxa" w:w="95"/><w:bottom w:type="dxa" w:w="60"/><w:right w:type="dxa" w:w="95"/></w:tcMar></w:tcPr><w:p><w:pPr><w:spacing w:after="0" w:line="254"/></w:pPr><w:r><w:rPr><w:sz w:val="18"/><w:szCs w:val="18"/></w:rPr><w:t xml:space="preserve">Last defence against a failure that would only appear at deploy time.</w:t></w:r></w:p></w:tc></w:tr><w:tr><w:tc><w:tcPr><w:tcW w:type="dxa" w:w="2400"/><w:tcBorders><w:top w:val="single" w:color="D9D9D9" w:sz="4"/><w:left w:val="single" w:color="D9D9D9" w:sz="4"/><w:bottom w:val="single" w:color="D9D9D9" w:sz="4"/><w:right w:val="single" w:color="D9D9D9" w:sz="4"/></w:tcBorders><w:shd w:fill="F4F6FA" w:val="clear"/><w:tcMar><w:top w:type="dxa" w:w="60"/><w:left w:type="dxa" w:w="95"/><w:bottom w:type="dxa" w:w="60"/><w:right w:type="dxa" w:w="95"/></w:tcMar></w:tcPr><w:p><w:pPr><w:spacing w:after="0" w:line="254"/></w:pPr><w:r><w:rPr><w:sz w:val="18"/><w:szCs w:val="18"/></w:rPr><w:t xml:space="preserve">npm run lint</w:t></w:r></w:p></w:tc><w:tc><w:tcPr><w:tcW w:type="dxa" w:w="6400"/><w:tcBorders><w:top w:val="single" w:color="D9D9D9" w:sz="4"/><w:left w:val="single" w:color="D9D9D9" w:sz="4"/><w:bottom w:val="single" w:color="D9D9D9" w:sz="4"/><w:right w:val="single" w:color="D9D9D9" w:sz="4"/></w:tcBorders><w:shd w:fill="F4F6FA" w:val="clear"/><w:tcMar><w:top w:type="dxa" w:w="60"/><w:left w:type="dxa" w:w="95"/><w:bottom w:type="dxa" w:w="60"/><w:right w:type="dxa" w:w="95"/></w:tcMar></w:tcPr><w:p><w:pPr><w:spacing w:after="0" w:line="254"/></w:pPr><w:r><w:rPr><w:sz w:val="18"/><w:szCs w:val="18"/></w:rPr><w:t xml:space="preserve">Pre-existing style debt is configured as warnings, so this blocks only on genuinely new errors.</w:t></w:r></w:p></w:tc></w:tr></w:tbl><w:p><w:pPr><w:spacing w:after="130" w:line="280"/></w:pPr><w:r><w:rPr><w:sz w:val="21"/><w:szCs w:val="21"/></w:rPr><w:t xml:space="preserve">Run all four locally with </w:t></w:r><w:r><w:rPr><w:rFonts w:ascii="Consolas" w:cs="Consolas" w:eastAsia="Consolas" w:hAnsi="Consolas"/><w:color w:val="1A4D2E"/><w:sz w:val="18"/><w:szCs w:val="18"/></w:rPr><w:t xml:space="preserve">npm run check</w:t></w:r><w:r><w:rPr><w:sz w:val="21"/><w:szCs w:val="21"/></w:rPr><w:t xml:space="preserve"> before pushing.</w:t></w:r></w:p><w:p><w:r><w:br w:type="page"/></w:r></w:p><w:p><w:pPr><w:pStyle w:val="Heading1"/><w:spacing w:after="140" w:before="300"/></w:pPr><w:r><w:t xml:space="preserve">9. What the audit changed</w:t></w:r></w:p><w:p><w:pPr><w:spacing w:after="130" w:line="280"/></w:pPr><w:r><w:rPr><w:sz w:val="21"/><w:szCs w:val="21"/></w:rPr><w:t xml:space="preserve">A staged audit — security, then correctness, then handover readiness — was run across the backend, frontend, database and build. Findings were adversarially verified before any change was made. The material fixes:</w:t></w:r></w:p><w:p><w:pPr><w:pStyle w:val="Heading2"/><w:spacing w:after="100" w:before="240"/></w:pPr><w:r><w:t xml:space="preserve">9.1 Critical</w:t></w:r></w:p><w:tbl><w:tblPr><w:tblW w:type="dxa" w:w="8800"/><w:tblBorders><w:top w:val="single" w:color="auto" w:sz="4"/><w:left w:val="single" w:color="auto" w:sz="4"/><w:bottom w:val="single" w:color="auto" w:sz="4"/><w:right w:val="single" w:color="auto" w:sz="4"/><w:insideH w:val="single" w:color="auto" w:sz="4"/><w:insideV w:val="single" w:color="auto" w:sz="4"/></w:tblBorders></w:tblPr><w:tblGrid><w:gridCol w:w="2900"/><w:gridCol w:w="5900"/></w:tblGrid><w:tr><w:trPr><w:tblHeader/></w:trPr><w:tc><w:tcPr><w:tcW w:type="dxa" w:w="2900"/><w:tcBorders><w:top w:val="single" w:color="D9D9D9" w:sz="4"/><w:left w:val="single" w:color="D9D9D9" w:sz="4"/><w:bottom w:val="single" w:color="D9D9D9" w:sz="4"/><w:right w:val="single" w:color="D9D9D9" w:sz="4"/></w:tcBorders><w:shd w:fill="1F3864" w:val="clear"/><w:tcMar><w:top w:type="dxa" w:w="60"/><w:left w:type="dxa" w:w="95"/><w:bottom w:type="dxa" w:w="60"/><w:right w:type="dxa" w:w="95"/></w:tcMar></w:tcPr><w:p><w:pPr><w:spacing w:after="0" w:line="254"/></w:pPr><w:r><w:rPr><w:b/><w:bCs/><w:color w:val="FFFFFF"/><w:sz w:val="18"/><w:szCs w:val="18"/></w:rPr><w:t xml:space="preserve">Issue</w:t></w:r></w:p></w:tc><w:tc><w:tcPr><w:tcW w:type="dxa" w:w="5900"/><w:tcBorders><w:top w:val="single" w:color="D9D9D9" w:sz="4"/><w:left w:val="single" w:color="D9D9D9" w:sz="4"/><w:bottom w:val="single" w:color="D9D9D9" w:sz="4"/><w:right w:val="single" w:color="D9D9D9" w:sz="4"/></w:tcBorders><w:shd w:fill="1F3864" w:val="clear"/><w:tcMar><w:top w:type="dxa" w:w="60"/><w:left w:type="dxa" w:w="95"/><w:bottom w:type="dxa" w:w="60"/><w:right w:type="dxa" w:w="95"/></w:tcMar></w:tcPr><w:p><w:pPr><w:spacing w:after="0" w:line="254"/></w:pPr><w:r><w:rPr><w:b/><w:bCs/><w:color w:val="FFFFFF"/><w:sz w:val="18"/><w:szCs w:val="18"/></w:rPr><w:t xml:space="preserve">Resolution</w:t></w:r></w:p></w:tc></w:tr><w:tr><w:tc><w:tcPr><w:tcW w:type="dxa" w:w="2900"/><w:tcBorders><w:top w:val="single" w:color="D9D9D9" w:sz="4"/><w:left w:val="single" w:color="D9D9D9" w:sz="4"/><w:bottom w:val="single" w:color="D9D9D9" w:sz="4"/><w:right w:val="single" w:color="D9D9D9" w:sz="4"/></w:tcBorders><w:tcMar><w:top w:type="dxa" w:w="60"/><w:left w:type="dxa" w:w="95"/><w:bottom w:type="dxa" w:w="60"/><w:right w:type="dxa" w:w="95"/></w:tcMar></w:tcPr><w:p><w:pPr><w:spacing w:after="0" w:line="254"/></w:pPr><w:r><w:rPr><w:sz w:val="18"/><w:szCs w:val="18"/></w:rPr><w:t xml:space="preserve">Card purchases failed on any rebuilt database, charging the player and issuing nothing</w:t></w:r></w:p></w:tc><w:tc><w:tcPr><w:tcW w:type="dxa" w:w="5900"/><w:tcBorders><w:top w:val="single" w:color="D9D9D9" w:sz="4"/><w:left w:val="single" w:color="D9D9D9" w:sz="4"/><w:bottom w:val="single" w:color="D9D9D9" w:sz="4"/><w:right w:val="single" w:color="D9D9D9" w:sz="4"/></w:tcBorders><w:tcMar><w:top w:type="dxa" w:w="60"/><w:left w:type="dxa" w:w="95"/><w:bottom w:type="dxa" w:w="60"/><w:right w:type="dxa" w:w="95"/></w:tcMar></w:tcPr><w:p><w:pPr><w:spacing w:after="0" w:line="254"/></w:pPr><w:r><w:rPr><w:sz w:val="18"/><w:szCs w:val="18"/></w:rPr><w:t xml:space="preserve">platform_fee / net_amount were NOT NULL with no default and no trigger supplied them. Migration 20260807000001 adds the defaults and creates the trigger, which also finally records the platform&apos;s cut per sale.</w:t></w:r></w:p></w:tc></w:tr><w:tr><w:tc><w:tcPr><w:tcW w:type="dxa" w:w="2900"/><w:tcBorders><w:top w:val="single" w:color="D9D9D9" w:sz="4"/><w:left w:val="single" w:color="D9D9D9" w:sz="4"/><w:bottom w:val="single" w:color="D9D9D9" w:sz="4"/><w:right w:val="single" w:color="D9D9D9" w:sz="4"/></w:tcBorders><w:shd w:fill="F4F6FA" w:val="clear"/><w:tcMar><w:top w:type="dxa" w:w="60"/><w:left w:type="dxa" w:w="95"/><w:bottom w:type="dxa" w:w="60"/><w:right w:type="dxa" w:w="95"/></w:tcMar></w:tcPr><w:p><w:pPr><w:spacing w:after="0" w:line="254"/></w:pPr><w:r><w:rPr><w:sz w:val="18"/><w:szCs w:val="18"/></w:rPr><w:t xml:space="preserve">A crafted pool could mint prize money</w:t></w:r></w:p></w:tc><w:tc><w:tcPr><w:tcW w:type="dxa" w:w="5900"/><w:tcBorders><w:top w:val="single" w:color="D9D9D9" w:sz="4"/><w:left w:val="single" w:color="D9D9D9" w:sz="4"/><w:bottom w:val="single" w:color="D9D9D9" w:sz="4"/><w:right w:val="single" w:color="D9D9D9" w:sz="4"/></w:tcBorders><w:shd w:fill="F4F6FA" w:val="clear"/><w:tcMar><w:top w:type="dxa" w:w="60"/><w:left w:type="dxa" w:w="95"/><w:bottom w:type="dxa" w:w="60"/><w:right w:type="dxa" w:w="95"/></w:tcMar></w:tcPr><w:p><w:pPr><w:spacing w:after="0" w:line="254"/></w:pPr><w:r><w:rPr><w:sz w:val="18"/><w:szCs w:val="18"/></w:rPr><w:t xml:space="preserve">The pool&apos;s fee percentage is multiplied into the payout, and the column was writable on insert and never clamped, so a negative value paid out more than the pot. The fee is now stamped unconditionally by trigger, constrained to 0–100 by the database, and clamped again in code before use.</w:t></w:r></w:p></w:tc></w:tr><w:tr><w:tc><w:tcPr><w:tcW w:type="dxa" w:w="2900"/><w:tcBorders><w:top w:val="single" w:color="D9D9D9" w:sz="4"/><w:left w:val="single" w:color="D9D9D9" w:sz="4"/><w:bottom w:val="single" w:color="D9D9D9" w:sz="4"/><w:right w:val="single" w:color="D9D9D9" w:sz="4"/></w:tcBorders><w:tcMar><w:top w:type="dxa" w:w="60"/><w:left w:type="dxa" w:w="95"/><w:bottom w:type="dxa" w:w="60"/><w:right w:type="dxa" w:w="95"/></w:tcMar></w:tcPr><w:p><w:pPr><w:spacing w:after="0" w:line="254"/></w:pPr><w:r><w:rPr><w:sz w:val="18"/><w:szCs w:val="18"/></w:rPr><w:t xml:space="preserve">A settled pool could be made to pay its pot a second time</w:t></w:r></w:p></w:tc><w:tc><w:tcPr><w:tcW w:type="dxa" w:w="5900"/><w:tcBorders><w:top w:val="single" w:color="D9D9D9" w:sz="4"/><w:left w:val="single" w:color="D9D9D9" w:sz="4"/><w:bottom w:val="single" w:color="D9D9D9" w:sz="4"/><w:right w:val="single" w:color="D9D9D9" w:sz="4"/></w:tcBorders><w:tcMar><w:top w:type="dxa" w:w="60"/><w:left w:type="dxa" w:w="95"/><w:bottom w:type="dxa" w:w="60"/><w:right w:type="dxa" w:w="95"/></w:tcMar></w:tcPr><w:p><w:pPr><w:spacing w:after="0" w:line="254"/></w:pPr><w:r><w:rPr><w:sz w:val="18"/><w:szCs w:val="18"/></w:rPr><w:t xml:space="preserve">Three things lined up: a card could still be activated after its pool had settled, the winnings page re-ran settlement for any pool where the viewer had no winner row, and re-running deletes and rewrites the winners without reversing money already paid. A player could therefore fill in picks, never lock the card, wait for the results, then activate it and be paid — while the original winner kept their credit. All three are closed: settlement now refuses to run on a pool that already has winners or has moved money, the winnings page is read-only, and the database blocks activation once a pool is no longer open.</w:t></w:r></w:p></w:tc></w:tr><w:tr><w:tc><w:tcPr><w:tcW w:type="dxa" w:w="2900"/><w:tcBorders><w:top w:val="single" w:color="D9D9D9" w:sz="4"/><w:left w:val="single" w:color="D9D9D9" w:sz="4"/><w:bottom w:val="single" w:color="D9D9D9" w:sz="4"/><w:right w:val="single" w:color="D9D9D9" w:sz="4"/></w:tcBorders><w:shd w:fill="F4F6FA" w:val="clear"/><w:tcMar><w:top w:type="dxa" w:w="60"/><w:left w:type="dxa" w:w="95"/><w:bottom w:type="dxa" w:w="60"/><w:right w:type="dxa" w:w="95"/></w:tcMar></w:tcPr><w:p><w:pPr><w:spacing w:after="0" w:line="254"/></w:pPr><w:r><w:rPr><w:sz w:val="18"/><w:szCs w:val="18"/></w:rPr><w:t xml:space="preserve">No database could be provisioned from the repository at all</w:t></w:r></w:p></w:tc><w:tc><w:tcPr><w:tcW w:type="dxa" w:w="5900"/><w:tcBorders><w:top w:val="single" w:color="D9D9D9" w:sz="4"/><w:left w:val="single" w:color="D9D9D9" w:sz="4"/><w:bottom w:val="single" w:color="D9D9D9" w:sz="4"/><w:right w:val="single" w:color="D9D9D9" w:sz="4"/></w:tcBorders><w:shd w:fill="F4F6FA" w:val="clear"/><w:tcMar><w:top w:type="dxa" w:w="60"/><w:left w:type="dxa" w:w="95"/><w:bottom w:type="dxa" w:w="60"/><w:right w:type="dxa" w:w="95"/></w:tcMar></w:tcPr><w:p><w:pPr><w:spacing w:after="0" w:line="254"/></w:pPr><w:r><w:rPr><w:sz w:val="18"/><w:szCs w:val="18"/></w:rPr><w:t xml:space="preserve">The security-hardening migration ends with an assertion that fails the migration if an unexpected read policy survives — and a leftover policy from an earlier migration triggered it, aborting the migration and everything after it. Verified fixed by applying all 23 migrations to a scratch database.</w:t></w:r></w:p></w:tc></w:tr><w:tr><w:tc><w:tcPr><w:tcW w:type="dxa" w:w="2900"/><w:tcBorders><w:top w:val="single" w:color="D9D9D9" w:sz="4"/><w:left w:val="single" w:color="D9D9D9" w:sz="4"/><w:bottom w:val="single" w:color="D9D9D9" w:sz="4"/><w:right w:val="single" w:color="D9D9D9" w:sz="4"/></w:tcBorders><w:tcMar><w:top w:type="dxa" w:w="60"/><w:left w:type="dxa" w:w="95"/><w:bottom w:type="dxa" w:w="60"/><w:right w:type="dxa" w:w="95"/></w:tcMar></w:tcPr><w:p><w:pPr><w:spacing w:after="0" w:line="254"/></w:pPr><w:r><w:rPr><w:sz w:val="18"/><w:szCs w:val="18"/></w:rPr><w:t xml:space="preserve">Two RPCs existed only in the live database</w:t></w:r></w:p></w:tc><w:tc><w:tcPr><w:tcW w:type="dxa" w:w="5900"/><w:tcBorders><w:top w:val="single" w:color="D9D9D9" w:sz="4"/><w:left w:val="single" w:color="D9D9D9" w:sz="4"/><w:bottom w:val="single" w:color="D9D9D9" w:sz="4"/><w:right w:val="single" w:color="D9D9D9" w:sz="4"/></w:tcBorders><w:tcMar><w:top w:type="dxa" w:w="60"/><w:left w:type="dxa" w:w="95"/><w:bottom w:type="dxa" w:w="60"/><w:right w:type="dxa" w:w="95"/></w:tcMar></w:tcPr><w:p><w:pPr><w:spacing w:after="0" w:line="254"/></w:pPr><w:r><w:rPr><w:sz w:val="18"/><w:szCs w:val="18"/></w:rPr><w:t xml:space="preserve">claim_pool_payout and get_public_winners were called in code but committed to no migration, so withdrawals and the winners ticker broke on a fresh environment. Added, guarded so they cannot overwrite the live definitions.</w:t></w:r></w:p></w:tc></w:tr><w:tr><w:tc><w:tcPr><w:tcW w:type="dxa" w:w="2900"/><w:tcBorders><w:top w:val="single" w:color="D9D9D9" w:sz="4"/><w:left w:val="single" w:color="D9D9D9" w:sz="4"/><w:bottom w:val="single" w:color="D9D9D9" w:sz="4"/><w:right w:val="single" w:color="D9D9D9" w:sz="4"/></w:tcBorders><w:shd w:fill="F4F6FA" w:val="clear"/><w:tcMar><w:top w:type="dxa" w:w="60"/><w:left w:type="dxa" w:w="95"/><w:bottom w:type="dxa" w:w="60"/><w:right w:type="dxa" w:w="95"/></w:tcMar></w:tcPr><w:p><w:pPr><w:spacing w:after="0" w:line="254"/></w:pPr><w:r><w:rPr><w:sz w:val="18"/><w:szCs w:val="18"/></w:rPr><w:t xml:space="preserve">ESLint could not start, and would break the build</w:t></w:r></w:p></w:tc><w:tc><w:tcPr><w:tcW w:type="dxa" w:w="5900"/><w:tcBorders><w:top w:val="single" w:color="D9D9D9" w:sz="4"/><w:left w:val="single" w:color="D9D9D9" w:sz="4"/><w:bottom w:val="single" w:color="D9D9D9" w:sz="4"/><w:right w:val="single" w:color="D9D9D9" w:sz="4"/></w:tcBorders><w:shd w:fill="F4F6FA" w:val="clear"/><w:tcMar><w:top w:type="dxa" w:w="60"/><w:left w:type="dxa" w:w="95"/><w:bottom w:type="dxa" w:w="60"/><w:right w:type="dxa" w:w="95"/></w:tcMar></w:tcPr><w:p><w:pPr><w:spacing w:after="0" w:line="254"/></w:pPr><w:r><w:rPr><w:sz w:val="18"/><w:szCs w:val="18"/></w:rPr><w:t xml:space="preserve">A dependency conflict made the linter crash. Removed the dead dependency and pinned the transitive one.</w:t></w:r></w:p></w:tc></w:tr></w:tbl><w:p><w:pPr><w:pStyle w:val="Heading2"/><w:spacing w:after="100" w:before="240"/></w:pPr><w:r><w:t xml:space="preserve">9.2 Security</w:t></w:r></w:p><w:tbl><w:tblPr><w:tblW w:type="dxa" w:w="8800"/><w:tblBorders><w:top w:val="single" w:color="auto" w:sz="4"/><w:left w:val="single" w:color="auto" w:sz="4"/><w:bottom w:val="single" w:color="auto" w:sz="4"/><w:right w:val="single" w:color="auto" w:sz="4"/><w:insideH w:val="single" w:color="auto" w:sz="4"/><w:insideV w:val="single" w:color="auto" w:sz="4"/></w:tblBorders></w:tblPr><w:tblGrid><w:gridCol w:w="2900"/><w:gridCol w:w="5900"/></w:tblGrid><w:tr><w:trPr><w:tblHeader/></w:trPr><w:tc><w:tcPr><w:tcW w:type="dxa" w:w="2900"/><w:tcBorders><w:top w:val="single" w:color="D9D9D9" w:sz="4"/><w:left w:val="single" w:color="D9D9D9" w:sz="4"/><w:bottom w:val="single" w:color="D9D9D9" w:sz="4"/><w:right w:val="single" w:color="D9D9D9" w:sz="4"/></w:tcBorders><w:shd w:fill="1F3864" w:val="clear"/><w:tcMar><w:top w:type="dxa" w:w="60"/><w:left w:type="dxa" w:w="95"/><w:bottom w:type="dxa" w:w="60"/><w:right w:type="dxa" w:w="95"/></w:tcMar></w:tcPr><w:p><w:pPr><w:spacing w:after="0" w:line="254"/></w:pPr><w:r><w:rPr><w:b/><w:bCs/><w:color w:val="FFFFFF"/><w:sz w:val="18"/><w:szCs w:val="18"/></w:rPr><w:t xml:space="preserve">Issue</w:t></w:r></w:p></w:tc><w:tc><w:tcPr><w:tcW w:type="dxa" w:w="5900"/><w:tcBorders><w:top w:val="single" w:color="D9D9D9" w:sz="4"/><w:left w:val="single" w:color="D9D9D9" w:sz="4"/><w:bottom w:val="single" w:color="D9D9D9" w:sz="4"/><w:right w:val="single" w:color="D9D9D9" w:sz="4"/></w:tcBorders><w:shd w:fill="1F3864" w:val="clear"/><w:tcMar><w:top w:type="dxa" w:w="60"/><w:left w:type="dxa" w:w="95"/><w:bottom w:type="dxa" w:w="60"/><w:right w:type="dxa" w:w="95"/></w:tcMar></w:tcPr><w:p><w:pPr><w:spacing w:after="0" w:line="254"/></w:pPr><w:r><w:rPr><w:b/><w:bCs/><w:color w:val="FFFFFF"/><w:sz w:val="18"/><w:szCs w:val="18"/></w:rPr><w:t xml:space="preserve">Resolution</w:t></w:r></w:p></w:tc></w:tr><w:tr><w:tc><w:tcPr><w:tcW w:type="dxa" w:w="2900"/><w:tcBorders><w:top w:val="single" w:color="D9D9D9" w:sz="4"/><w:left w:val="single" w:color="D9D9D9" w:sz="4"/><w:bottom w:val="single" w:color="D9D9D9" w:sz="4"/><w:right w:val="single" w:color="D9D9D9" w:sz="4"/></w:tcBorders><w:tcMar><w:top w:type="dxa" w:w="60"/><w:left w:type="dxa" w:w="95"/><w:bottom w:type="dxa" w:w="60"/><w:right w:type="dxa" w:w="95"/></w:tcMar></w:tcPr><w:p><w:pPr><w:spacing w:after="0" w:line="254"/></w:pPr><w:r><w:rPr><w:sz w:val="18"/><w:szCs w:val="18"/></w:rPr><w:t xml:space="preserve">Open redirect after login</w:t></w:r></w:p></w:tc><w:tc><w:tcPr><w:tcW w:type="dxa" w:w="5900"/><w:tcBorders><w:top w:val="single" w:color="D9D9D9" w:sz="4"/><w:left w:val="single" w:color="D9D9D9" w:sz="4"/><w:bottom w:val="single" w:color="D9D9D9" w:sz="4"/><w:right w:val="single" w:color="D9D9D9" w:sz="4"/></w:tcBorders><w:tcMar><w:top w:type="dxa" w:w="60"/><w:left w:type="dxa" w:w="95"/><w:bottom w:type="dxa" w:w="60"/><w:right w:type="dxa" w:w="95"/></w:tcMar></w:tcPr><w:p><w:pPr><w:spacing w:after="0" w:line="254"/></w:pPr><w:r><w:rPr><w:sz w:val="18"/><w:szCs w:val="18"/></w:rPr><w:t xml:space="preserve">The post-login target came from an unvalidated query parameter, allowing a phishing hop off a trusted domain. Now restricted to same-origin relative paths with an origin guard.</w:t></w:r></w:p></w:tc></w:tr><w:tr><w:tc><w:tcPr><w:tcW w:type="dxa" w:w="2900"/><w:tcBorders><w:top w:val="single" w:color="D9D9D9" w:sz="4"/><w:left w:val="single" w:color="D9D9D9" w:sz="4"/><w:bottom w:val="single" w:color="D9D9D9" w:sz="4"/><w:right w:val="single" w:color="D9D9D9" w:sz="4"/></w:tcBorders><w:shd w:fill="F4F6FA" w:val="clear"/><w:tcMar><w:top w:type="dxa" w:w="60"/><w:left w:type="dxa" w:w="95"/><w:bottom w:type="dxa" w:w="60"/><w:right w:type="dxa" w:w="95"/></w:tcMar></w:tcPr><w:p><w:pPr><w:spacing w:after="0" w:line="254"/></w:pPr><w:r><w:rPr><w:sz w:val="18"/><w:szCs w:val="18"/></w:rPr><w:t xml:space="preserve">Filter injection in admin search</w:t></w:r></w:p></w:tc><w:tc><w:tcPr><w:tcW w:type="dxa" w:w="5900"/><w:tcBorders><w:top w:val="single" w:color="D9D9D9" w:sz="4"/><w:left w:val="single" w:color="D9D9D9" w:sz="4"/><w:bottom w:val="single" w:color="D9D9D9" w:sz="4"/><w:right w:val="single" w:color="D9D9D9" w:sz="4"/></w:tcBorders><w:shd w:fill="F4F6FA" w:val="clear"/><w:tcMar><w:top w:type="dxa" w:w="60"/><w:left w:type="dxa" w:w="95"/><w:bottom w:type="dxa" w:w="60"/><w:right w:type="dxa" w:w="95"/></w:tcMar></w:tcPr><w:p><w:pPr><w:spacing w:after="0" w:line="254"/></w:pPr><w:r><w:rPr><w:sz w:val="18"/><w:szCs w:val="18"/></w:rPr><w:t xml:space="preserve">Search text was interpolated into a PostgREST filter expression. Structural metacharacters are now stripped.</w:t></w:r></w:p></w:tc></w:tr><w:tr><w:tc><w:tcPr><w:tcW w:type="dxa" w:w="2900"/><w:tcBorders><w:top w:val="single" w:color="D9D9D9" w:sz="4"/><w:left w:val="single" w:color="D9D9D9" w:sz="4"/><w:bottom w:val="single" w:color="D9D9D9" w:sz="4"/><w:right w:val="single" w:color="D9D9D9" w:sz="4"/></w:tcBorders><w:tcMar><w:top w:type="dxa" w:w="60"/><w:left w:type="dxa" w:w="95"/><w:bottom w:type="dxa" w:w="60"/><w:right w:type="dxa" w:w="95"/></w:tcMar></w:tcPr><w:p><w:pPr><w:spacing w:after="0" w:line="254"/></w:pPr><w:r><w:rPr><w:sz w:val="18"/><w:szCs w:val="18"/></w:rPr><w:t xml:space="preserve">No rate limiting anywhere</w:t></w:r></w:p></w:tc><w:tc><w:tcPr><w:tcW w:type="dxa" w:w="5900"/><w:tcBorders><w:top w:val="single" w:color="D9D9D9" w:sz="4"/><w:left w:val="single" w:color="D9D9D9" w:sz="4"/><w:bottom w:val="single" w:color="D9D9D9" w:sz="4"/><w:right w:val="single" w:color="D9D9D9" w:sz="4"/></w:tcBorders><w:tcMar><w:top w:type="dxa" w:w="60"/><w:left w:type="dxa" w:w="95"/><w:bottom w:type="dxa" w:w="60"/><w:right w:type="dxa" w:w="95"/></w:tcMar></w:tcPr><w:p><w:pPr><w:spacing w:after="0" w:line="254"/></w:pPr><w:r><w:rPr><w:sz w:val="18"/><w:szCs w:val="18"/></w:rPr><w:t xml:space="preserve">Credential stuffing and floods were unthrottled. Added a limiter backed by Upstash Redis (global across instances) with an in-memory fallback, applied to auth, newsletter, payout and checkout routes.</w:t></w:r></w:p></w:tc></w:tr><w:tr><w:tc><w:tcPr><w:tcW w:type="dxa" w:w="2900"/><w:tcBorders><w:top w:val="single" w:color="D9D9D9" w:sz="4"/><w:left w:val="single" w:color="D9D9D9" w:sz="4"/><w:bottom w:val="single" w:color="D9D9D9" w:sz="4"/><w:right w:val="single" w:color="D9D9D9" w:sz="4"/></w:tcBorders><w:shd w:fill="F4F6FA" w:val="clear"/><w:tcMar><w:top w:type="dxa" w:w="60"/><w:left w:type="dxa" w:w="95"/><w:bottom w:type="dxa" w:w="60"/><w:right w:type="dxa" w:w="95"/></w:tcMar></w:tcPr><w:p><w:pPr><w:spacing w:after="0" w:line="254"/></w:pPr><w:r><w:rPr><w:sz w:val="18"/><w:szCs w:val="18"/></w:rPr><w:t xml:space="preserve">No CSRF defence on money mutations</w:t></w:r></w:p></w:tc><w:tc><w:tcPr><w:tcW w:type="dxa" w:w="5900"/><w:tcBorders><w:top w:val="single" w:color="D9D9D9" w:sz="4"/><w:left w:val="single" w:color="D9D9D9" w:sz="4"/><w:bottom w:val="single" w:color="D9D9D9" w:sz="4"/><w:right w:val="single" w:color="D9D9D9" w:sz="4"/></w:tcBorders><w:shd w:fill="F4F6FA" w:val="clear"/><w:tcMar><w:top w:type="dxa" w:w="60"/><w:left w:type="dxa" w:w="95"/><w:bottom w:type="dxa" w:w="60"/><w:right w:type="dxa" w:w="95"/></w:tcMar></w:tcPr><w:p><w:pPr><w:spacing w:after="0" w:line="254"/></w:pPr><w:r><w:rPr><w:sz w:val="18"/><w:szCs w:val="18"/></w:rPr><w:t xml:space="preserve">SameSite cookies were the only control. Added an explicit same-origin check on the money routes, and later extended it to every remaining privileged state-changing route.</w:t></w:r></w:p></w:tc></w:tr><w:tr><w:tc><w:tcPr><w:tcW w:type="dxa" w:w="2900"/><w:tcBorders><w:top w:val="single" w:color="D9D9D9" w:sz="4"/><w:left w:val="single" w:color="D9D9D9" w:sz="4"/><w:bottom w:val="single" w:color="D9D9D9" w:sz="4"/><w:right w:val="single" w:color="D9D9D9" w:sz="4"/></w:tcBorders><w:tcMar><w:top w:type="dxa" w:w="60"/><w:left w:type="dxa" w:w="95"/><w:bottom w:type="dxa" w:w="60"/><w:right w:type="dxa" w:w="95"/></w:tcMar></w:tcPr><w:p><w:pPr><w:spacing w:after="0" w:line="254"/></w:pPr><w:r><w:rPr><w:sz w:val="18"/><w:szCs w:val="18"/></w:rPr><w:t xml:space="preserve">A self-issued invitation still unlocked any private pool</w:t></w:r></w:p></w:tc><w:tc><w:tcPr><w:tcW w:type="dxa" w:w="5900"/><w:tcBorders><w:top w:val="single" w:color="D9D9D9" w:sz="4"/><w:left w:val="single" w:color="D9D9D9" w:sz="4"/><w:bottom w:val="single" w:color="D9D9D9" w:sz="4"/><w:right w:val="single" w:color="D9D9D9" w:sz="4"/></w:tcBorders><w:tcMar><w:top w:type="dxa" w:w="60"/><w:left w:type="dxa" w:w="95"/><w:bottom w:type="dxa" w:w="60"/><w:right w:type="dxa" w:w="95"/></w:tcMar></w:tcPr><w:p><w:pPr><w:spacing w:after="0" w:line="254"/></w:pPr><w:r><w:rPr><w:sz w:val="18"/><w:szCs w:val="18"/></w:rPr><w:t xml:space="preserve">Self-joining was blocked, but the invitation table itself was not: a player could invite themselves into any private pool and accept it. Only the pool owner may now invite, and never themselves.</w:t></w:r></w:p></w:tc></w:tr><w:tr><w:tc><w:tcPr><w:tcW w:type="dxa" w:w="2900"/><w:tcBorders><w:top w:val="single" w:color="D9D9D9" w:sz="4"/><w:left w:val="single" w:color="D9D9D9" w:sz="4"/><w:bottom w:val="single" w:color="D9D9D9" w:sz="4"/><w:right w:val="single" w:color="D9D9D9" w:sz="4"/></w:tcBorders><w:shd w:fill="F4F6FA" w:val="clear"/><w:tcMar><w:top w:type="dxa" w:w="60"/><w:left w:type="dxa" w:w="95"/><w:bottom w:type="dxa" w:w="60"/><w:right w:type="dxa" w:w="95"/></w:tcMar></w:tcPr><w:p><w:pPr><w:spacing w:after="0" w:line="254"/></w:pPr><w:r><w:rPr><w:sz w:val="18"/><w:szCs w:val="18"/></w:rPr><w:t xml:space="preserve">Rate limiting could be bypassed with a forged header</w:t></w:r></w:p></w:tc><w:tc><w:tcPr><w:tcW w:type="dxa" w:w="5900"/><w:tcBorders><w:top w:val="single" w:color="D9D9D9" w:sz="4"/><w:left w:val="single" w:color="D9D9D9" w:sz="4"/><w:bottom w:val="single" w:color="D9D9D9" w:sz="4"/><w:right w:val="single" w:color="D9D9D9" w:sz="4"/></w:tcBorders><w:shd w:fill="F4F6FA" w:val="clear"/><w:tcMar><w:top w:type="dxa" w:w="60"/><w:left w:type="dxa" w:w="95"/><w:bottom w:type="dxa" w:w="60"/><w:right w:type="dxa" w:w="95"/></w:tcMar></w:tcPr><w:p><w:pPr><w:spacing w:after="0" w:line="254"/></w:pPr><w:r><w:rPr><w:sz w:val="18"/><w:szCs w:val="18"/></w:rPr><w:t xml:space="preserve">The limiter keyed off the leftmost X-Forwarded-For entry, which the caller controls, so a random value per request gave each one its own bucket. It now prefers platform headers the edge overwrites, then the rightmost hop.</w:t></w:r></w:p></w:tc></w:tr><w:tr><w:tc><w:tcPr><w:tcW w:type="dxa" w:w="2900"/><w:tcBorders><w:top w:val="single" w:color="D9D9D9" w:sz="4"/><w:left w:val="single" w:color="D9D9D9" w:sz="4"/><w:bottom w:val="single" w:color="D9D9D9" w:sz="4"/><w:right w:val="single" w:color="D9D9D9" w:sz="4"/></w:tcBorders><w:tcMar><w:top w:type="dxa" w:w="60"/><w:left w:type="dxa" w:w="95"/><w:bottom w:type="dxa" w:w="60"/><w:right w:type="dxa" w:w="95"/></w:tcMar></w:tcPr><w:p><w:pPr><w:spacing w:after="0" w:line="254"/></w:pPr><w:r><w:rPr><w:sz w:val="18"/><w:szCs w:val="18"/></w:rPr><w:t xml:space="preserve">Reference data was writable by any signed-in account</w:t></w:r></w:p></w:tc><w:tc><w:tcPr><w:tcW w:type="dxa" w:w="5900"/><w:tcBorders><w:top w:val="single" w:color="D9D9D9" w:sz="4"/><w:left w:val="single" w:color="D9D9D9" w:sz="4"/><w:bottom w:val="single" w:color="D9D9D9" w:sz="4"/><w:right w:val="single" w:color="D9D9D9" w:sz="4"/></w:tcBorders><w:tcMar><w:top w:type="dxa" w:w="60"/><w:left w:type="dxa" w:w="95"/><w:bottom w:type="dxa" w:w="60"/><w:right w:type="dxa" w:w="95"/></w:tcMar></w:tcPr><w:p><w:pPr><w:spacing w:after="0" w:line="254"/></w:pPr><w:r><w:rPr><w:sz w:val="18"/><w:szCs w:val="18"/></w:rPr><w:t xml:space="preserve">Team rows were insert/update-able by anyone, despite deciding every game&apos;s identity. Now admin-only, matching games.</w:t></w:r></w:p></w:tc></w:tr><w:tr><w:tc><w:tcPr><w:tcW w:type="dxa" w:w="2900"/><w:tcBorders><w:top w:val="single" w:color="D9D9D9" w:sz="4"/><w:left w:val="single" w:color="D9D9D9" w:sz="4"/><w:bottom w:val="single" w:color="D9D9D9" w:sz="4"/><w:right w:val="single" w:color="D9D9D9" w:sz="4"/></w:tcBorders><w:shd w:fill="F4F6FA" w:val="clear"/><w:tcMar><w:top w:type="dxa" w:w="60"/><w:left w:type="dxa" w:w="95"/><w:bottom w:type="dxa" w:w="60"/><w:right w:type="dxa" w:w="95"/></w:tcMar></w:tcPr><w:p><w:pPr><w:spacing w:after="0" w:line="254"/></w:pPr><w:r><w:rPr><w:sz w:val="18"/><w:szCs w:val="18"/></w:rPr><w:t xml:space="preserve">A demoted admin kept database-level admin</w:t></w:r></w:p></w:tc><w:tc><w:tcPr><w:tcW w:type="dxa" w:w="5900"/><w:tcBorders><w:top w:val="single" w:color="D9D9D9" w:sz="4"/><w:left w:val="single" w:color="D9D9D9" w:sz="4"/><w:bottom w:val="single" w:color="D9D9D9" w:sz="4"/><w:right w:val="single" w:color="D9D9D9" w:sz="4"/></w:tcBorders><w:shd w:fill="F4F6FA" w:val="clear"/><w:tcMar><w:top w:type="dxa" w:w="60"/><w:left w:type="dxa" w:w="95"/><w:bottom w:type="dxa" w:w="60"/><w:right w:type="dxa" w:w="95"/></w:tcMar></w:tcPr><w:p><w:pPr><w:spacing w:after="0" w:line="254"/></w:pPr><w:r><w:rPr><w:sz w:val="18"/><w:szCs w:val="18"/></w:rPr><w:t xml:space="preserve">The role check trusted the token&apos;s claim over the users table, so revoking admin had no effect until the token expired. The table is now authoritative.</w:t></w:r></w:p></w:tc></w:tr><w:tr><w:tc><w:tcPr><w:tcW w:type="dxa" w:w="2900"/><w:tcBorders><w:top w:val="single" w:color="D9D9D9" w:sz="4"/><w:left w:val="single" w:color="D9D9D9" w:sz="4"/><w:bottom w:val="single" w:color="D9D9D9" w:sz="4"/><w:right w:val="single" w:color="D9D9D9" w:sz="4"/></w:tcBorders><w:tcMar><w:top w:type="dxa" w:w="60"/><w:left w:type="dxa" w:w="95"/><w:bottom w:type="dxa" w:w="60"/><w:right w:type="dxa" w:w="95"/></w:tcMar></w:tcPr><w:p><w:pPr><w:spacing w:after="0" w:line="254"/></w:pPr><w:r><w:rPr><w:sz w:val="18"/><w:szCs w:val="18"/></w:rPr><w:t xml:space="preserve">Sign-in returned the refresh token in the response body</w:t></w:r></w:p></w:tc><w:tc><w:tcPr><w:tcW w:type="dxa" w:w="5900"/><w:tcBorders><w:top w:val="single" w:color="D9D9D9" w:sz="4"/><w:left w:val="single" w:color="D9D9D9" w:sz="4"/><w:bottom w:val="single" w:color="D9D9D9" w:sz="4"/><w:right w:val="single" w:color="D9D9D9" w:sz="4"/></w:tcBorders><w:tcMar><w:top w:type="dxa" w:w="60"/><w:left w:type="dxa" w:w="95"/><w:bottom w:type="dxa" w:w="60"/><w:right w:type="dxa" w:w="95"/></w:tcMar></w:tcPr><w:p><w:pPr><w:spacing w:after="0" w:line="254"/></w:pPr><w:r><w:rPr><w:sz w:val="18"/><w:szCs w:val="18"/></w:rPr><w:t xml:space="preserve">A long-lived credential was echoed into JSON when it already travels safely as an HTTP-only cookie. Removed.</w:t></w:r></w:p></w:tc></w:tr><w:tr><w:tc><w:tcPr><w:tcW w:type="dxa" w:w="2900"/><w:tcBorders><w:top w:val="single" w:color="D9D9D9" w:sz="4"/><w:left w:val="single" w:color="D9D9D9" w:sz="4"/><w:bottom w:val="single" w:color="D9D9D9" w:sz="4"/><w:right w:val="single" w:color="D9D9D9" w:sz="4"/></w:tcBorders><w:shd w:fill="F4F6FA" w:val="clear"/><w:tcMar><w:top w:type="dxa" w:w="60"/><w:left w:type="dxa" w:w="95"/><w:bottom w:type="dxa" w:w="60"/><w:right w:type="dxa" w:w="95"/></w:tcMar></w:tcPr><w:p><w:pPr><w:spacing w:after="0" w:line="254"/></w:pPr><w:r><w:rPr><w:sz w:val="18"/><w:szCs w:val="18"/></w:rPr><w:t xml:space="preserve">Winner rows were directly readable by anonymous callers</w:t></w:r></w:p></w:tc><w:tc><w:tcPr><w:tcW w:type="dxa" w:w="5900"/><w:tcBorders><w:top w:val="single" w:color="D9D9D9" w:sz="4"/><w:left w:val="single" w:color="D9D9D9" w:sz="4"/><w:bottom w:val="single" w:color="D9D9D9" w:sz="4"/><w:right w:val="single" w:color="D9D9D9" w:sz="4"/></w:tcBorders><w:shd w:fill="F4F6FA" w:val="clear"/><w:tcMar><w:top w:type="dxa" w:w="60"/><w:left w:type="dxa" w:w="95"/><w:bottom w:type="dxa" w:w="60"/><w:right w:type="dxa" w:w="95"/></w:tcMar></w:tcPr><w:p><w:pPr><w:spacing w:after="0" w:line="254"/></w:pPr><w:r><w:rPr><w:sz w:val="18"/><w:szCs w:val="18"/></w:rPr><w:t xml:space="preserve">Exposed user identifiers and private-pool results. The public ticker now goes only through its minimal projection.</w:t></w:r></w:p></w:tc></w:tr><w:tr><w:tc><w:tcPr><w:tcW w:type="dxa" w:w="2900"/><w:tcBorders><w:top w:val="single" w:color="D9D9D9" w:sz="4"/><w:left w:val="single" w:color="D9D9D9" w:sz="4"/><w:bottom w:val="single" w:color="D9D9D9" w:sz="4"/><w:right w:val="single" w:color="D9D9D9" w:sz="4"/></w:tcBorders><w:tcMar><w:top w:type="dxa" w:w="60"/><w:left w:type="dxa" w:w="95"/><w:bottom w:type="dxa" w:w="60"/><w:right w:type="dxa" w:w="95"/></w:tcMar></w:tcPr><w:p><w:pPr><w:spacing w:after="0" w:line="254"/></w:pPr><w:r><w:rPr><w:sz w:val="18"/><w:szCs w:val="18"/></w:rPr><w:t xml:space="preserve">Chat could be used to exhaust a paid dependency and disable itself globally</w:t></w:r></w:p></w:tc><w:tc><w:tcPr><w:tcW w:type="dxa" w:w="5900"/><w:tcBorders><w:top w:val="single" w:color="D9D9D9" w:sz="4"/><w:left w:val="single" w:color="D9D9D9" w:sz="4"/><w:bottom w:val="single" w:color="D9D9D9" w:sz="4"/><w:right w:val="single" w:color="D9D9D9" w:sz="4"/></w:tcBorders><w:tcMar><w:top w:type="dxa" w:w="60"/><w:left w:type="dxa" w:w="95"/><w:bottom w:type="dxa" w:w="60"/><w:right w:type="dxa" w:w="95"/></w:tcMar></w:tcPr><w:p><w:pPr><w:spacing w:after="0" w:line="254"/></w:pPr><w:r><w:rPr><w:sz w:val="18"/><w:szCs w:val="18"/></w:rPr><w:t xml:space="preserve">Every message triggers a moderation API call, unthrottled — and moderation fails closed, so tripping the provider&apos;s own rate limit would have blocked chat in every pool at once. Now rate limited and origin-checked.</w:t></w:r></w:p></w:tc></w:tr><w:tr><w:tc><w:tcPr><w:tcW w:type="dxa" w:w="2900"/><w:tcBorders><w:top w:val="single" w:color="D9D9D9" w:sz="4"/><w:left w:val="single" w:color="D9D9D9" w:sz="4"/><w:bottom w:val="single" w:color="D9D9D9" w:sz="4"/><w:right w:val="single" w:color="D9D9D9" w:sz="4"/></w:tcBorders><w:shd w:fill="F4F6FA" w:val="clear"/><w:tcMar><w:top w:type="dxa" w:w="60"/><w:left w:type="dxa" w:w="95"/><w:bottom w:type="dxa" w:w="60"/><w:right w:type="dxa" w:w="95"/></w:tcMar></w:tcPr><w:p><w:pPr><w:spacing w:after="0" w:line="254"/></w:pPr><w:r><w:rPr><w:sz w:val="18"/><w:szCs w:val="18"/></w:rPr><w:t xml:space="preserve">A demoted admin kept API access until their token expired</w:t></w:r></w:p></w:tc><w:tc><w:tcPr><w:tcW w:type="dxa" w:w="5900"/><w:tcBorders><w:top w:val="single" w:color="D9D9D9" w:sz="4"/><w:left w:val="single" w:color="D9D9D9" w:sz="4"/><w:bottom w:val="single" w:color="D9D9D9" w:sz="4"/><w:right w:val="single" w:color="D9D9D9" w:sz="4"/></w:tcBorders><w:shd w:fill="F4F6FA" w:val="clear"/><w:tcMar><w:top w:type="dxa" w:w="60"/><w:left w:type="dxa" w:w="95"/><w:bottom w:type="dxa" w:w="60"/><w:right w:type="dxa" w:w="95"/></w:tcMar></w:tcPr><w:p><w:pPr><w:spacing w:after="0" w:line="254"/></w:pPr><w:r><w:rPr><w:sz w:val="18"/><w:szCs w:val="18"/></w:rPr><w:t xml:space="preserve">The admin check honoured the token&apos;s role claim, which cannot be revoked early. The database table is now the sole authority at the API layer too, matching the database&apos;s own check.</w:t></w:r></w:p></w:tc></w:tr></w:tbl><w:p><w:pPr><w:pStyle w:val="Heading2"/><w:spacing w:after="100" w:before="240"/></w:pPr><w:r><w:t xml:space="preserve">9.3 Correctness</w:t></w:r></w:p><w:tbl><w:tblPr><w:tblW w:type="dxa" w:w="8800"/><w:tblBorders><w:top w:val="single" w:color="auto" w:sz="4"/><w:left w:val="single" w:color="auto" w:sz="4"/><w:bottom w:val="single" w:color="auto" w:sz="4"/><w:right w:val="single" w:color="auto" w:sz="4"/><w:insideH w:val="single" w:color="auto" w:sz="4"/><w:insideV w:val="single" w:color="auto" w:sz="4"/></w:tblBorders></w:tblPr><w:tblGrid><w:gridCol w:w="2900"/><w:gridCol w:w="5900"/></w:tblGrid><w:tr><w:trPr><w:tblHeader/></w:trPr><w:tc><w:tcPr><w:tcW w:type="dxa" w:w="2900"/><w:tcBorders><w:top w:val="single" w:color="D9D9D9" w:sz="4"/><w:left w:val="single" w:color="D9D9D9" w:sz="4"/><w:bottom w:val="single" w:color="D9D9D9" w:sz="4"/><w:right w:val="single" w:color="D9D9D9" w:sz="4"/></w:tcBorders><w:shd w:fill="1F3864" w:val="clear"/><w:tcMar><w:top w:type="dxa" w:w="60"/><w:left w:type="dxa" w:w="95"/><w:bottom w:type="dxa" w:w="60"/><w:right w:type="dxa" w:w="95"/></w:tcMar></w:tcPr><w:p><w:pPr><w:spacing w:after="0" w:line="254"/></w:pPr><w:r><w:rPr><w:b/><w:bCs/><w:color w:val="FFFFFF"/><w:sz w:val="18"/><w:szCs w:val="18"/></w:rPr><w:t xml:space="preserve">Issue</w:t></w:r></w:p></w:tc><w:tc><w:tcPr><w:tcW w:type="dxa" w:w="5900"/><w:tcBorders><w:top w:val="single" w:color="D9D9D9" w:sz="4"/><w:left w:val="single" w:color="D9D9D9" w:sz="4"/><w:bottom w:val="single" w:color="D9D9D9" w:sz="4"/><w:right w:val="single" w:color="D9D9D9" w:sz="4"/></w:tcBorders><w:shd w:fill="1F3864" w:val="clear"/><w:tcMar><w:top w:type="dxa" w:w="60"/><w:left w:type="dxa" w:w="95"/><w:bottom w:type="dxa" w:w="60"/><w:right w:type="dxa" w:w="95"/></w:tcMar></w:tcPr><w:p><w:pPr><w:spacing w:after="0" w:line="254"/></w:pPr><w:r><w:rPr><w:b/><w:bCs/><w:color w:val="FFFFFF"/><w:sz w:val="18"/><w:szCs w:val="18"/></w:rPr><w:t xml:space="preserve">Resolution</w:t></w:r></w:p></w:tc></w:tr><w:tr><w:tc><w:tcPr><w:tcW w:type="dxa" w:w="2900"/><w:tcBorders><w:top w:val="single" w:color="D9D9D9" w:sz="4"/><w:left w:val="single" w:color="D9D9D9" w:sz="4"/><w:bottom w:val="single" w:color="D9D9D9" w:sz="4"/><w:right w:val="single" w:color="D9D9D9" w:sz="4"/></w:tcBorders><w:tcMar><w:top w:type="dxa" w:w="60"/><w:left w:type="dxa" w:w="95"/><w:bottom w:type="dxa" w:w="60"/><w:right w:type="dxa" w:w="95"/></w:tcMar></w:tcPr><w:p><w:pPr><w:spacing w:after="0" w:line="254"/></w:pPr><w:r><w:rPr><w:sz w:val="18"/><w:szCs w:val="18"/></w:rPr><w:t xml:space="preserve">Platform fee applied at settlement, not at sale</w:t></w:r></w:p></w:tc><w:tc><w:tcPr><w:tcW w:type="dxa" w:w="5900"/><w:tcBorders><w:top w:val="single" w:color="D9D9D9" w:sz="4"/><w:left w:val="single" w:color="D9D9D9" w:sz="4"/><w:bottom w:val="single" w:color="D9D9D9" w:sz="4"/><w:right w:val="single" w:color="D9D9D9" w:sz="4"/></w:tcBorders><w:tcMar><w:top w:type="dxa" w:w="60"/><w:left w:type="dxa" w:w="95"/><w:bottom w:type="dxa" w:w="60"/><w:right w:type="dxa" w:w="95"/></w:tcMar></w:tcPr><w:p><w:pPr><w:spacing w:after="0" w:line="254"/></w:pPr><w:r><w:rPr><w:sz w:val="18"/><w:szCs w:val="18"/></w:rPr><w:t xml:space="preserve">Changing the global rate mid-pool re-split an in-flight pot against a rate nobody was charged. The fee is now locked on the pool at creation and settlement uses that.</w:t></w:r></w:p></w:tc></w:tr><w:tr><w:tc><w:tcPr><w:tcW w:type="dxa" w:w="2900"/><w:tcBorders><w:top w:val="single" w:color="D9D9D9" w:sz="4"/><w:left w:val="single" w:color="D9D9D9" w:sz="4"/><w:bottom w:val="single" w:color="D9D9D9" w:sz="4"/><w:right w:val="single" w:color="D9D9D9" w:sz="4"/></w:tcBorders><w:shd w:fill="F4F6FA" w:val="clear"/><w:tcMar><w:top w:type="dxa" w:w="60"/><w:left w:type="dxa" w:w="95"/><w:bottom w:type="dxa" w:w="60"/><w:right w:type="dxa" w:w="95"/></w:tcMar></w:tcPr><w:p><w:pPr><w:spacing w:after="0" w:line="254"/></w:pPr><w:r><w:rPr><w:sz w:val="18"/><w:szCs w:val="18"/></w:rPr><w:t xml:space="preserve">Pools could be left permanently unsettled</w:t></w:r></w:p></w:tc><w:tc><w:tcPr><w:tcW w:type="dxa" w:w="5900"/><w:tcBorders><w:top w:val="single" w:color="D9D9D9" w:sz="4"/><w:left w:val="single" w:color="D9D9D9" w:sz="4"/><w:bottom w:val="single" w:color="D9D9D9" w:sz="4"/><w:right w:val="single" w:color="D9D9D9" w:sz="4"/></w:tcBorders><w:shd w:fill="F4F6FA" w:val="clear"/><w:tcMar><w:top w:type="dxa" w:w="60"/><w:left w:type="dxa" w:w="95"/><w:bottom w:type="dxa" w:w="60"/><w:right w:type="dxa" w:w="95"/></w:tcMar></w:tcPr><w:p><w:pPr><w:spacing w:after="0" w:line="254"/></w:pPr><w:r><w:rPr><w:sz w:val="18"/><w:szCs w:val="18"/></w:rPr><w:t xml:space="preserve">Score refresh only ever fetched ESPN&apos;s current week, so a game that finalised late was never updated again and its pool held player money indefinitely. Now fetches each pending week.</w:t></w:r></w:p></w:tc></w:tr><w:tr><w:tc><w:tcPr><w:tcW w:type="dxa" w:w="2900"/><w:tcBorders><w:top w:val="single" w:color="D9D9D9" w:sz="4"/><w:left w:val="single" w:color="D9D9D9" w:sz="4"/><w:bottom w:val="single" w:color="D9D9D9" w:sz="4"/><w:right w:val="single" w:color="D9D9D9" w:sz="4"/></w:tcBorders><w:tcMar><w:top w:type="dxa" w:w="60"/><w:left w:type="dxa" w:w="95"/><w:bottom w:type="dxa" w:w="60"/><w:right w:type="dxa" w:w="95"/></w:tcMar></w:tcPr><w:p><w:pPr><w:spacing w:after="0" w:line="254"/></w:pPr><w:r><w:rPr><w:sz w:val="18"/><w:szCs w:val="18"/></w:rPr><w:t xml:space="preserve">Winners&apos; payout figures displayed as $0</w:t></w:r></w:p></w:tc><w:tc><w:tcPr><w:tcW w:type="dxa" w:w="5900"/><w:tcBorders><w:top w:val="single" w:color="D9D9D9" w:sz="4"/><w:left w:val="single" w:color="D9D9D9" w:sz="4"/><w:bottom w:val="single" w:color="D9D9D9" w:sz="4"/><w:right w:val="single" w:color="D9D9D9" w:sz="4"/></w:tcBorders><w:tcMar><w:top w:type="dxa" w:w="60"/><w:left w:type="dxa" w:w="95"/><w:bottom w:type="dxa" w:w="60"/><w:right w:type="dxa" w:w="95"/></w:tcMar></w:tcPr><w:p><w:pPr><w:spacing w:after="0" w:line="254"/></w:pPr><w:r><w:rPr><w:sz w:val="18"/><w:szCs w:val="18"/></w:rPr><w:t xml:space="preserve">The financials RPC never returned the fee fields the display code read. Now derived from the pool&apos;s fee.</w:t></w:r></w:p></w:tc></w:tr><w:tr><w:tc><w:tcPr><w:tcW w:type="dxa" w:w="2900"/><w:tcBorders><w:top w:val="single" w:color="D9D9D9" w:sz="4"/><w:left w:val="single" w:color="D9D9D9" w:sz="4"/><w:bottom w:val="single" w:color="D9D9D9" w:sz="4"/><w:right w:val="single" w:color="D9D9D9" w:sz="4"/></w:tcBorders><w:shd w:fill="F4F6FA" w:val="clear"/><w:tcMar><w:top w:type="dxa" w:w="60"/><w:left w:type="dxa" w:w="95"/><w:bottom w:type="dxa" w:w="60"/><w:right w:type="dxa" w:w="95"/></w:tcMar></w:tcPr><w:p><w:pPr><w:spacing w:after="0" w:line="254"/></w:pPr><w:r><w:rPr><w:sz w:val="18"/><w:szCs w:val="18"/></w:rPr><w:t xml:space="preserve">Tie-break rewarded players who skipped the tiebreaker</w:t></w:r></w:p></w:tc><w:tc><w:tcPr><w:tcW w:type="dxa" w:w="5900"/><w:tcBorders><w:top w:val="single" w:color="D9D9D9" w:sz="4"/><w:left w:val="single" w:color="D9D9D9" w:sz="4"/><w:bottom w:val="single" w:color="D9D9D9" w:sz="4"/><w:right w:val="single" w:color="D9D9D9" w:sz="4"/></w:tcBorders><w:shd w:fill="F4F6FA" w:val="clear"/><w:tcMar><w:top w:type="dxa" w:w="60"/><w:left w:type="dxa" w:w="95"/><w:bottom w:type="dxa" w:w="60"/><w:right w:type="dxa" w:w="95"/></w:tcMar></w:tcPr><w:p><w:pPr><w:spacing w:after="0" w:line="254"/></w:pPr><w:r><w:rPr><w:sz w:val="18"/><w:szCs w:val="18"/></w:rPr><w:t xml:space="preserve">A missing total-score prediction scored zero error — the best possible. Now treated as worst-case.</w:t></w:r></w:p></w:tc></w:tr><w:tr><w:tc><w:tcPr><w:tcW w:type="dxa" w:w="2900"/><w:tcBorders><w:top w:val="single" w:color="D9D9D9" w:sz="4"/><w:left w:val="single" w:color="D9D9D9" w:sz="4"/><w:bottom w:val="single" w:color="D9D9D9" w:sz="4"/><w:right w:val="single" w:color="D9D9D9" w:sz="4"/></w:tcBorders><w:tcMar><w:top w:type="dxa" w:w="60"/><w:left w:type="dxa" w:w="95"/><w:bottom w:type="dxa" w:w="60"/><w:right w:type="dxa" w:w="95"/></w:tcMar></w:tcPr><w:p><w:pPr><w:spacing w:after="0" w:line="254"/></w:pPr><w:r><w:rPr><w:sz w:val="18"/><w:szCs w:val="18"/></w:rPr><w:t xml:space="preserve">Successful payouts could report failure</w:t></w:r></w:p></w:tc><w:tc><w:tcPr><w:tcW w:type="dxa" w:w="5900"/><w:tcBorders><w:top w:val="single" w:color="D9D9D9" w:sz="4"/><w:left w:val="single" w:color="D9D9D9" w:sz="4"/><w:bottom w:val="single" w:color="D9D9D9" w:sz="4"/><w:right w:val="single" w:color="D9D9D9" w:sz="4"/></w:tcBorders><w:tcMar><w:top w:type="dxa" w:w="60"/><w:left w:type="dxa" w:w="95"/><w:bottom w:type="dxa" w:w="60"/><w:right w:type="dxa" w:w="95"/></w:tcMar></w:tcPr><w:p><w:pPr><w:spacing w:after="0" w:line="254"/></w:pPr><w:r><w:rPr><w:sz w:val="18"/><w:szCs w:val="18"/></w:rPr><w:t xml:space="preserve">An audit-write failure after PayPal had already sent the money returned an error and left the request pending, inviting a re-debit. The completion is now recorded first.</w:t></w:r></w:p></w:tc></w:tr><w:tr><w:tc><w:tcPr><w:tcW w:type="dxa" w:w="2900"/><w:tcBorders><w:top w:val="single" w:color="D9D9D9" w:sz="4"/><w:left w:val="single" w:color="D9D9D9" w:sz="4"/><w:bottom w:val="single" w:color="D9D9D9" w:sz="4"/><w:right w:val="single" w:color="D9D9D9" w:sz="4"/></w:tcBorders><w:shd w:fill="F4F6FA" w:val="clear"/><w:tcMar><w:top w:type="dxa" w:w="60"/><w:left w:type="dxa" w:w="95"/><w:bottom w:type="dxa" w:w="60"/><w:right w:type="dxa" w:w="95"/></w:tcMar></w:tcPr><w:p><w:pPr><w:spacing w:after="0" w:line="254"/></w:pPr><w:r><w:rPr><w:sz w:val="18"/><w:szCs w:val="18"/></w:rPr><w:t xml:space="preserve">Balance credit could be clobbered</w:t></w:r></w:p></w:tc><w:tc><w:tcPr><w:tcW w:type="dxa" w:w="5900"/><w:tcBorders><w:top w:val="single" w:color="D9D9D9" w:sz="4"/><w:left w:val="single" w:color="D9D9D9" w:sz="4"/><w:bottom w:val="single" w:color="D9D9D9" w:sz="4"/><w:right w:val="single" w:color="D9D9D9" w:sz="4"/></w:tcBorders><w:shd w:fill="F4F6FA" w:val="clear"/><w:tcMar><w:top w:type="dxa" w:w="60"/><w:left w:type="dxa" w:w="95"/><w:bottom w:type="dxa" w:w="60"/><w:right w:type="dxa" w:w="95"/></w:tcMar></w:tcPr><w:p><w:pPr><w:spacing w:after="0" w:line="254"/></w:pPr><w:r><w:rPr><w:sz w:val="18"/><w:szCs w:val="18"/></w:rPr><w:t xml:space="preserve">Settlement wrote an absolute balance computed before the write. Now an atomic relative credit, consistent with the other money paths.</w:t></w:r></w:p></w:tc></w:tr><w:tr><w:tc><w:tcPr><w:tcW w:type="dxa" w:w="2900"/><w:tcBorders><w:top w:val="single" w:color="D9D9D9" w:sz="4"/><w:left w:val="single" w:color="D9D9D9" w:sz="4"/><w:bottom w:val="single" w:color="D9D9D9" w:sz="4"/><w:right w:val="single" w:color="D9D9D9" w:sz="4"/></w:tcBorders><w:tcMar><w:top w:type="dxa" w:w="60"/><w:left w:type="dxa" w:w="95"/><w:bottom w:type="dxa" w:w="60"/><w:right w:type="dxa" w:w="95"/></w:tcMar></w:tcPr><w:p><w:pPr><w:spacing w:after="0" w:line="254"/></w:pPr><w:r><w:rPr><w:sz w:val="18"/><w:szCs w:val="18"/></w:rPr><w:t xml:space="preserve">Pools could not be created for a future week</w:t></w:r></w:p></w:tc><w:tc><w:tcPr><w:tcW w:type="dxa" w:w="5900"/><w:tcBorders><w:top w:val="single" w:color="D9D9D9" w:sz="4"/><w:left w:val="single" w:color="D9D9D9" w:sz="4"/><w:bottom w:val="single" w:color="D9D9D9" w:sz="4"/><w:right w:val="single" w:color="D9D9D9" w:sz="4"/></w:tcBorders><w:tcMar><w:top w:type="dxa" w:w="60"/><w:left w:type="dxa" w:w="95"/><w:bottom w:type="dxa" w:w="60"/><w:right w:type="dxa" w:w="95"/></w:tcMar></w:tcPr><w:p><w:pPr><w:spacing w:after="0" w:line="254"/></w:pPr><w:r><w:rPr><w:sz w:val="18"/><w:szCs w:val="18"/></w:rPr><w:t xml:space="preserve">Game lookup fetched only the current week, so the insert failed and rolled the pool back.</w:t></w:r></w:p></w:tc></w:tr><w:tr><w:tc><w:tcPr><w:tcW w:type="dxa" w:w="2900"/><w:tcBorders><w:top w:val="single" w:color="D9D9D9" w:sz="4"/><w:left w:val="single" w:color="D9D9D9" w:sz="4"/><w:bottom w:val="single" w:color="D9D9D9" w:sz="4"/><w:right w:val="single" w:color="D9D9D9" w:sz="4"/></w:tcBorders><w:shd w:fill="F4F6FA" w:val="clear"/><w:tcMar><w:top w:type="dxa" w:w="60"/><w:left w:type="dxa" w:w="95"/><w:bottom w:type="dxa" w:w="60"/><w:right w:type="dxa" w:w="95"/></w:tcMar></w:tcPr><w:p><w:pPr><w:spacing w:after="0" w:line="254"/></w:pPr><w:r><w:rPr><w:sz w:val="18"/><w:szCs w:val="18"/></w:rPr><w:t xml:space="preserve">No ordinary player could create a pool at all</w:t></w:r></w:p></w:tc><w:tc><w:tcPr><w:tcW w:type="dxa" w:w="5900"/><w:tcBorders><w:top w:val="single" w:color="D9D9D9" w:sz="4"/><w:left w:val="single" w:color="D9D9D9" w:sz="4"/><w:bottom w:val="single" w:color="D9D9D9" w:sz="4"/><w:right w:val="single" w:color="D9D9D9" w:sz="4"/></w:tcBorders><w:shd w:fill="F4F6FA" w:val="clear"/><w:tcMar><w:top w:type="dxa" w:w="60"/><w:left w:type="dxa" w:w="95"/><w:bottom w:type="dxa" w:w="60"/><w:right w:type="dxa" w:w="95"/></w:tcMar></w:tcPr><w:p><w:pPr><w:spacing w:after="0" w:line="254"/></w:pPr><w:r><w:rPr><w:sz w:val="18"/><w:szCs w:val="18"/></w:rPr><w:t xml:space="preserve">Pool creation writes reference data (teams and games), which the security hardening had correctly restricted to admins — so the write was denied and the whole pool was rolled back. That write is now performed with elevated rights after the caller is authenticated, using values that come from the sports feed rather than the request.</w:t></w:r></w:p></w:tc></w:tr><w:tr><w:tc><w:tcPr><w:tcW w:type="dxa" w:w="2900"/><w:tcBorders><w:top w:val="single" w:color="D9D9D9" w:sz="4"/><w:left w:val="single" w:color="D9D9D9" w:sz="4"/><w:bottom w:val="single" w:color="D9D9D9" w:sz="4"/><w:right w:val="single" w:color="D9D9D9" w:sz="4"/></w:tcBorders><w:tcMar><w:top w:type="dxa" w:w="60"/><w:left w:type="dxa" w:w="95"/><w:bottom w:type="dxa" w:w="60"/><w:right w:type="dxa" w:w="95"/></w:tcMar></w:tcPr><w:p><w:pPr><w:spacing w:after="0" w:line="254"/></w:pPr><w:r><w:rPr><w:sz w:val="18"/><w:szCs w:val="18"/></w:rPr><w:t xml:space="preserve">Every other player&apos;s name displayed as &apos;Unknown&apos;</w:t></w:r></w:p></w:tc><w:tc><w:tcPr><w:tcW w:type="dxa" w:w="5900"/><w:tcBorders><w:top w:val="single" w:color="D9D9D9" w:sz="4"/><w:left w:val="single" w:color="D9D9D9" w:sz="4"/><w:bottom w:val="single" w:color="D9D9D9" w:sz="4"/><w:right w:val="single" w:color="D9D9D9" w:sz="4"/></w:tcBorders><w:tcMar><w:top w:type="dxa" w:w="60"/><w:left w:type="dxa" w:w="95"/><w:bottom w:type="dxa" w:w="60"/><w:right w:type="dxa" w:w="95"/></w:tcMar></w:tcPr><w:p><w:pPr><w:spacing w:after="0" w:line="254"/></w:pPr><w:r><w:rPr><w:sz w:val="18"/><w:szCs w:val="18"/></w:rPr><w:t xml:space="preserve">Locking the users table to own-row reads — correct, since it holds email, role and balance — silently broke every display-name lookup in chat, participant lists and pool headers. These now read from the public name projection that was built for the purpose but never wired up.</w:t></w:r></w:p></w:tc></w:tr><w:tr><w:tc><w:tcPr><w:tcW w:type="dxa" w:w="2900"/><w:tcBorders><w:top w:val="single" w:color="D9D9D9" w:sz="4"/><w:left w:val="single" w:color="D9D9D9" w:sz="4"/><w:bottom w:val="single" w:color="D9D9D9" w:sz="4"/><w:right w:val="single" w:color="D9D9D9" w:sz="4"/></w:tcBorders><w:shd w:fill="F4F6FA" w:val="clear"/><w:tcMar><w:top w:type="dxa" w:w="60"/><w:left w:type="dxa" w:w="95"/><w:bottom w:type="dxa" w:w="60"/><w:right w:type="dxa" w:w="95"/></w:tcMar></w:tcPr><w:p><w:pPr><w:spacing w:after="0" w:line="254"/></w:pPr><w:r><w:rPr><w:sz w:val="18"/><w:szCs w:val="18"/></w:rPr><w:t xml:space="preserve">Signing up reported failure after succeeding</w:t></w:r></w:p></w:tc><w:tc><w:tcPr><w:tcW w:type="dxa" w:w="5900"/><w:tcBorders><w:top w:val="single" w:color="D9D9D9" w:sz="4"/><w:left w:val="single" w:color="D9D9D9" w:sz="4"/><w:bottom w:val="single" w:color="D9D9D9" w:sz="4"/><w:right w:val="single" w:color="D9D9D9" w:sz="4"/></w:tcBorders><w:shd w:fill="F4F6FA" w:val="clear"/><w:tcMar><w:top w:type="dxa" w:w="60"/><w:left w:type="dxa" w:w="95"/><w:bottom w:type="dxa" w:w="60"/><w:right w:type="dxa" w:w="95"/></w:tcMar></w:tcPr><w:p><w:pPr><w:spacing w:after="0" w:line="254"/></w:pPr><w:r><w:rPr><w:sz w:val="18"/><w:szCs w:val="18"/></w:rPr><w:t xml:space="preserve">With email confirmation enabled there is no session yet, so the verification read after account creation came back empty and the request returned a server error — on a signup that had fully succeeded and already sent its confirmation email.</w:t></w:r></w:p></w:tc></w:tr><w:tr><w:tc><w:tcPr><w:tcW w:type="dxa" w:w="2900"/><w:tcBorders><w:top w:val="single" w:color="D9D9D9" w:sz="4"/><w:left w:val="single" w:color="D9D9D9" w:sz="4"/><w:bottom w:val="single" w:color="D9D9D9" w:sz="4"/><w:right w:val="single" w:color="D9D9D9" w:sz="4"/></w:tcBorders><w:tcMar><w:top w:type="dxa" w:w="60"/><w:left w:type="dxa" w:w="95"/><w:bottom w:type="dxa" w:w="60"/><w:right w:type="dxa" w:w="95"/></w:tcMar></w:tcPr><w:p><w:pPr><w:spacing w:after="0" w:line="254"/></w:pPr><w:r><w:rPr><w:sz w:val="18"/><w:szCs w:val="18"/></w:rPr><w:t xml:space="preserve">The newsletter table existed in no migration</w:t></w:r></w:p></w:tc><w:tc><w:tcPr><w:tcW w:type="dxa" w:w="5900"/><w:tcBorders><w:top w:val="single" w:color="D9D9D9" w:sz="4"/><w:left w:val="single" w:color="D9D9D9" w:sz="4"/><w:bottom w:val="single" w:color="D9D9D9" w:sz="4"/><w:right w:val="single" w:color="D9D9D9" w:sz="4"/></w:tcBorders><w:tcMar><w:top w:type="dxa" w:w="60"/><w:left w:type="dxa" w:w="95"/><w:bottom w:type="dxa" w:w="60"/><w:right w:type="dxa" w:w="95"/></w:tcMar></w:tcPr><w:p><w:pPr><w:spacing w:after="0" w:line="254"/></w:pPr><w:r><w:rPr><w:sz w:val="18"/><w:szCs w:val="18"/></w:rPr><w:t xml:space="preserve">Subscribing would fail outright on a freshly provisioned database.</w:t></w:r></w:p></w:tc></w:tr><w:tr><w:tc><w:tcPr><w:tcW w:type="dxa" w:w="2900"/><w:tcBorders><w:top w:val="single" w:color="D9D9D9" w:sz="4"/><w:left w:val="single" w:color="D9D9D9" w:sz="4"/><w:bottom w:val="single" w:color="D9D9D9" w:sz="4"/><w:right w:val="single" w:color="D9D9D9" w:sz="4"/></w:tcBorders><w:shd w:fill="F4F6FA" w:val="clear"/><w:tcMar><w:top w:type="dxa" w:w="60"/><w:left w:type="dxa" w:w="95"/><w:bottom w:type="dxa" w:w="60"/><w:right w:type="dxa" w:w="95"/></w:tcMar></w:tcPr><w:p><w:pPr><w:spacing w:after="0" w:line="254"/></w:pPr><w:r><w:rPr><w:sz w:val="18"/><w:szCs w:val="18"/></w:rPr><w:t xml:space="preserve">The tie-breaker rewarded predicting less</w:t></w:r></w:p></w:tc><w:tc><w:tcPr><w:tcW w:type="dxa" w:w="5900"/><w:tcBorders><w:top w:val="single" w:color="D9D9D9" w:sz="4"/><w:left w:val="single" w:color="D9D9D9" w:sz="4"/><w:bottom w:val="single" w:color="D9D9D9" w:sz="4"/><w:right w:val="single" w:color="D9D9D9" w:sz="4"/></w:tcBorders><w:shd w:fill="F4F6FA" w:val="clear"/><w:tcMar><w:top w:type="dxa" w:w="60"/><w:left w:type="dxa" w:w="95"/><w:bottom w:type="dxa" w:w="60"/><w:right w:type="dxa" w:w="95"/></w:tcMar></w:tcPr><w:p><w:pPr><w:spacing w:after="0" w:line="254"/></w:pPr><w:r><w:rPr><w:sz w:val="18"/><w:szCs w:val="18"/></w:rPr><w:t xml:space="preserve">Total-score error was summed only over the games a player actually predicted, so one lucky prediction beat full, more accurate coverage — making &apos;predict exactly one total&apos; the dominant strategy. Missing predictions are now charged a worst-case penalty, with a regression test.</w:t></w:r></w:p></w:tc></w:tr><w:tr><w:tc><w:tcPr><w:tcW w:type="dxa" w:w="2900"/><w:tcBorders><w:top w:val="single" w:color="D9D9D9" w:sz="4"/><w:left w:val="single" w:color="D9D9D9" w:sz="4"/><w:bottom w:val="single" w:color="D9D9D9" w:sz="4"/><w:right w:val="single" w:color="D9D9D9" w:sz="4"/></w:tcBorders><w:tcMar><w:top w:type="dxa" w:w="60"/><w:left w:type="dxa" w:w="95"/><w:bottom w:type="dxa" w:w="60"/><w:right w:type="dxa" w:w="95"/></w:tcMar></w:tcPr><w:p><w:pPr><w:spacing w:after="0" w:line="254"/></w:pPr><w:r><w:rPr><w:sz w:val="18"/><w:szCs w:val="18"/></w:rPr><w:t xml:space="preserve">Invitations by email silently never worked</w:t></w:r></w:p></w:tc><w:tc><w:tcPr><w:tcW w:type="dxa" w:w="5900"/><w:tcBorders><w:top w:val="single" w:color="D9D9D9" w:sz="4"/><w:left w:val="single" w:color="D9D9D9" w:sz="4"/><w:bottom w:val="single" w:color="D9D9D9" w:sz="4"/><w:right w:val="single" w:color="D9D9D9" w:sz="4"/></w:tcBorders><w:tcMar><w:top w:type="dxa" w:w="60"/><w:left w:type="dxa" w:w="95"/><w:bottom w:type="dxa" w:w="60"/><w:right w:type="dxa" w:w="95"/></w:tcMar></w:tcPr><w:p><w:pPr><w:spacing w:after="0" w:line="254"/></w:pPr><w:r><w:rPr><w:sz w:val="18"/><w:szCs w:val="18"/></w:rPr><w:t xml:space="preserve">Resolving an email to an account ran under the caller&apos;s own restricted view, which matches nobody else, so every email invite was dropped with &apos;no users found&apos;.</w:t></w:r></w:p></w:tc></w:tr><w:tr><w:tc><w:tcPr><w:tcW w:type="dxa" w:w="2900"/><w:tcBorders><w:top w:val="single" w:color="D9D9D9" w:sz="4"/><w:left w:val="single" w:color="D9D9D9" w:sz="4"/><w:bottom w:val="single" w:color="D9D9D9" w:sz="4"/><w:right w:val="single" w:color="D9D9D9" w:sz="4"/></w:tcBorders><w:shd w:fill="F4F6FA" w:val="clear"/><w:tcMar><w:top w:type="dxa" w:w="60"/><w:left w:type="dxa" w:w="95"/><w:bottom w:type="dxa" w:w="60"/><w:right w:type="dxa" w:w="95"/></w:tcMar></w:tcPr><w:p><w:pPr><w:spacing w:after="0" w:line="254"/></w:pPr><w:r><w:rPr><w:sz w:val="18"/><w:szCs w:val="18"/></w:rPr><w:t xml:space="preserve">Advertised prize differed from the amount actually paid</w:t></w:r></w:p></w:tc><w:tc><w:tcPr><w:tcW w:type="dxa" w:w="5900"/><w:tcBorders><w:top w:val="single" w:color="D9D9D9" w:sz="4"/><w:left w:val="single" w:color="D9D9D9" w:sz="4"/><w:bottom w:val="single" w:color="D9D9D9" w:sz="4"/><w:right w:val="single" w:color="D9D9D9" w:sz="4"/></w:tcBorders><w:shd w:fill="F4F6FA" w:val="clear"/><w:tcMar><w:top w:type="dxa" w:w="60"/><w:left w:type="dxa" w:w="95"/><w:bottom w:type="dxa" w:w="60"/><w:right w:type="dxa" w:w="95"/></w:tcMar></w:tcPr><w:p><w:pPr><w:spacing w:after="0" w:line="254"/></w:pPr><w:r><w:rPr><w:sz w:val="18"/><w:szCs w:val="18"/></w:rPr><w:t xml:space="preserve">The displayed net pot used the live platform fee while settlement used the pool&apos;s locked fee, so changing the rate mid-pool overstated the prize on a real-money product.</w:t></w:r></w:p></w:tc></w:tr><w:tr><w:tc><w:tcPr><w:tcW w:type="dxa" w:w="2900"/><w:tcBorders><w:top w:val="single" w:color="D9D9D9" w:sz="4"/><w:left w:val="single" w:color="D9D9D9" w:sz="4"/><w:bottom w:val="single" w:color="D9D9D9" w:sz="4"/><w:right w:val="single" w:color="D9D9D9" w:sz="4"/></w:tcBorders><w:tcMar><w:top w:type="dxa" w:w="60"/><w:left w:type="dxa" w:w="95"/><w:bottom w:type="dxa" w:w="60"/><w:right w:type="dxa" w:w="95"/></w:tcMar></w:tcPr><w:p><w:pPr><w:spacing w:after="0" w:line="254"/></w:pPr><w:r><w:rPr><w:sz w:val="18"/><w:szCs w:val="18"/></w:rPr><w:t xml:space="preserve">Documentation and tooling gaps</w:t></w:r></w:p></w:tc><w:tc><w:tcPr><w:tcW w:type="dxa" w:w="5900"/><w:tcBorders><w:top w:val="single" w:color="D9D9D9" w:sz="4"/><w:left w:val="single" w:color="D9D9D9" w:sz="4"/><w:bottom w:val="single" w:color="D9D9D9" w:sz="4"/><w:right w:val="single" w:color="D9D9D9" w:sz="4"/></w:tcBorders><w:tcMar><w:top w:type="dxa" w:w="60"/><w:left w:type="dxa" w:w="95"/><w:bottom w:type="dxa" w:w="60"/><w:right w:type="dxa" w:w="95"/></w:tcMar></w:tcPr><w:p><w:pPr><w:spacing w:after="0" w:line="254"/></w:pPr><w:r><w:rPr><w:sz w:val="18"/><w:szCs w:val="18"/></w:rPr><w:t xml:space="preserve">The Docker environment template was silently excluded from the repository by a gitignore rule, and the document generators depended on a package that was never declared — so neither survived a fresh clone.</w:t></w:r></w:p></w:tc></w:tr></w:tbl><w:p><w:pPr><w:pStyle w:val="Heading2"/><w:spacing w:after="100" w:before="240"/></w:pPr><w:r><w:t xml:space="preserve">9.4 Handover and maintainability</w:t></w:r></w:p><w:p><w:pPr><w:pStyle w:val="ListParagraph"/><w:numPr><w:ilvl w:val="0"/><w:numId w:val="2"/></w:numPr><w:spacing w:after="85" w:line="272"/></w:pPr><w:r><w:rPr><w:sz w:val="21"/><w:szCs w:val="21"/></w:rPr><w:t xml:space="preserve">Added CI covering typecheck, settlement tests, build and lint — previously there was no quality gate at all.</w:t></w:r></w:p><w:p><w:pPr><w:pStyle w:val="ListParagraph"/><w:numPr><w:ilvl w:val="0"/><w:numId w:val="2"/></w:numPr><w:spacing w:after="85" w:line="272"/></w:pPr><w:r><w:rPr><w:sz w:val="21"/><w:szCs w:val="21"/></w:rPr><w:t xml:space="preserve">Added </w:t></w:r><w:r><w:rPr><w:rFonts w:ascii="Consolas" w:cs="Consolas" w:eastAsia="Consolas" w:hAnsi="Consolas"/><w:color w:val="1A4D2E"/><w:sz w:val="18"/><w:szCs w:val="18"/></w:rPr><w:t xml:space="preserve">typecheck</w:t></w:r><w:r><w:rPr><w:sz w:val="21"/><w:szCs w:val="21"/></w:rPr><w:t xml:space="preserve">, </w:t></w:r><w:r><w:rPr><w:rFonts w:ascii="Consolas" w:cs="Consolas" w:eastAsia="Consolas" w:hAnsi="Consolas"/><w:color w:val="1A4D2E"/><w:sz w:val="18"/><w:szCs w:val="18"/></w:rPr><w:t xml:space="preserve">test</w:t></w:r><w:r><w:rPr><w:sz w:val="21"/><w:szCs w:val="21"/></w:rPr><w:t xml:space="preserve"> and </w:t></w:r><w:r><w:rPr><w:rFonts w:ascii="Consolas" w:cs="Consolas" w:eastAsia="Consolas" w:hAnsi="Consolas"/><w:color w:val="1A4D2E"/><w:sz w:val="18"/><w:szCs w:val="18"/></w:rPr><w:t xml:space="preserve">check</w:t></w:r><w:r><w:rPr><w:sz w:val="21"/><w:szCs w:val="21"/></w:rPr><w:t xml:space="preserve"> scripts.</w:t></w:r></w:p><w:p><w:pPr><w:pStyle w:val="ListParagraph"/><w:numPr><w:ilvl w:val="0"/><w:numId w:val="2"/></w:numPr><w:spacing w:after="85" w:line="272"/></w:pPr><w:r><w:rPr><w:sz w:val="21"/><w:szCs w:val="21"/></w:rPr><w:t xml:space="preserve">Reduced ESLint from 170 blocking errors to zero, by excluding Node scripts, auto-fixing safe rules, and demoting inherited debt to documented warnings.</w:t></w:r></w:p><w:p><w:pPr><w:pStyle w:val="ListParagraph"/><w:numPr><w:ilvl w:val="0"/><w:numId w:val="2"/></w:numPr><w:spacing w:after="85" w:line="272"/></w:pPr><w:r><w:rPr><w:sz w:val="21"/><w:szCs w:val="21"/></w:rPr><w:t xml:space="preserve">Standardised on a single package manager and removed the duplicate lockfile.</w:t></w:r></w:p><w:p><w:pPr><w:pStyle w:val="ListParagraph"/><w:numPr><w:ilvl w:val="0"/><w:numId w:val="2"/></w:numPr><w:spacing w:after="85" w:line="272"/></w:pPr><w:r><w:rPr><w:sz w:val="21"/><w:szCs w:val="21"/></w:rPr><w:t xml:space="preserve">Documented the self-hosted Docker path, including the pre-build requirement and its missing settlement scheduler.</w:t></w:r></w:p><w:p><w:pPr><w:pStyle w:val="ListParagraph"/><w:numPr><w:ilvl w:val="0"/><w:numId w:val="2"/></w:numPr><w:spacing w:after="85" w:line="272"/></w:pPr><w:r><w:rPr><w:sz w:val="21"/><w:szCs w:val="21"/></w:rPr><w:t xml:space="preserve">Rewrote the README, which referenced several files that do not exist and a directory layout that is not this repository&apos;s.</w:t></w:r></w:p><w:p><w:pPr><w:pStyle w:val="ListParagraph"/><w:numPr><w:ilvl w:val="0"/><w:numId w:val="2"/></w:numPr><w:spacing w:after="85" w:line="272"/></w:pPr><w:r><w:rPr><w:sz w:val="21"/><w:szCs w:val="21"/></w:rPr><w:t xml:space="preserve">Marked the stale schema snapshot and the unwired generated types with explicit warnings, and removed dead hooks and legacy routes.</w:t></w:r></w:p><w:p><w:r><w:br w:type="page"/></w:r></w:p><w:p><w:pPr><w:pStyle w:val="Heading1"/><w:spacing w:after="140" w:before="300"/></w:pPr><w:r><w:t xml:space="preserve">10. Handover checklist</w:t></w:r></w:p><w:p><w:pPr><w:spacing w:after="130" w:line="280"/></w:pPr><w:r><w:rPr><w:sz w:val="21"/><w:szCs w:val="21"/></w:rPr><w:t xml:space="preserve">Work top to bottom. Everything in §10.1 must be true before the platform takes real money.</w:t></w:r></w:p><w:p><w:pPr><w:pStyle w:val="Heading2"/><w:spacing w:after="100" w:before="240"/></w:pPr><w:r><w:t xml:space="preserve">10.1 Before going live — blocking</w:t></w:r></w:p><w:p><w:pPr><w:pStyle w:val="Heading3"/><w:spacing w:after="70" w:before="170"/></w:pPr><w:r><w:t xml:space="preserve">Database</w:t></w:r></w:p><w:tbl><w:tblPr><w:tblW w:type="dxa" w:w="8900"/><w:tblBorders><w:top w:val="single" w:color="auto" w:sz="4"/><w:left w:val="single" w:color="auto" w:sz="4"/><w:bottom w:val="single" w:color="auto" w:sz="4"/><w:right w:val="single" w:color="auto" w:sz="4"/><w:insideH w:val="single" w:color="auto" w:sz="4"/><w:insideV w:val="single" w:color="auto" w:sz="4"/></w:tblBorders></w:tblPr><w:tblGrid><w:gridCol w:w="420"/><w:gridCol w:w="6180"/><w:gridCol w:w="2300"/></w:tblGrid><w:tr><w:trPr><w:tblHeader/></w:trPr><w:tc><w:tcPr><w:tcW w:type="dxa" w:w="420"/><w:tcBorders><w:top w:val="single" w:color="D9D9D9" w:sz="4"/><w:left w:val="single" w:color="D9D9D9" w:sz="4"/><w:bottom w:val="single" w:color="D9D9D9" w:sz="4"/><w:right w:val="single" w:color="D9D9D9" w:sz="4"/></w:tcBorders><w:shd w:fill="1F3864" w:val="clear"/><w:tcMar><w:top w:type="dxa" w:w="60"/><w:left w:type="dxa" w:w="95"/><w:bottom w:type="dxa" w:w="60"/><w:right w:type="dxa" w:w="95"/></w:tcMar></w:tcPr><w:p><w:pPr><w:spacing w:after="0" w:line="254"/></w:pPr><w:r><w:rPr><w:b/><w:bCs/><w:color w:val="FFFFFF"/><w:sz w:val="18"/><w:szCs w:val="18"/></w:rPr><w:t xml:space="preserve"></w:t></w:r></w:p></w:tc><w:tc><w:tcPr><w:tcW w:type="dxa" w:w="6180"/><w:tcBorders><w:top w:val="single" w:color="D9D9D9" w:sz="4"/><w:left w:val="single" w:color="D9D9D9" w:sz="4"/><w:bottom w:val="single" w:color="D9D9D9" w:sz="4"/><w:right w:val="single" w:color="D9D9D9" w:sz="4"/></w:tcBorders><w:shd w:fill="1F3864" w:val="clear"/><w:tcMar><w:top w:type="dxa" w:w="60"/><w:left w:type="dxa" w:w="95"/><w:bottom w:type="dxa" w:w="60"/><w:right w:type="dxa" w:w="95"/></w:tcMar></w:tcPr><w:p><w:pPr><w:spacing w:after="0" w:line="254"/></w:pPr><w:r><w:rPr><w:b/><w:bCs/><w:color w:val="FFFFFF"/><w:sz w:val="18"/><w:szCs w:val="18"/></w:rPr><w:t xml:space="preserve">Item</w:t></w:r></w:p></w:tc><w:tc><w:tcPr><w:tcW w:type="dxa" w:w="2300"/><w:tcBorders><w:top w:val="single" w:color="D9D9D9" w:sz="4"/><w:left w:val="single" w:color="D9D9D9" w:sz="4"/><w:bottom w:val="single" w:color="D9D9D9" w:sz="4"/><w:right w:val="single" w:color="D9D9D9" w:sz="4"/></w:tcBorders><w:shd w:fill="1F3864" w:val="clear"/><w:tcMar><w:top w:type="dxa" w:w="60"/><w:left w:type="dxa" w:w="95"/><w:bottom w:type="dxa" w:w="60"/><w:right w:type="dxa" w:w="95"/></w:tcMar></w:tcPr><w:p><w:pPr><w:spacing w:after="0" w:line="254"/></w:pPr><w:r><w:rPr><w:b/><w:bCs/><w:color w:val="FFFFFF"/><w:sz w:val="18"/><w:szCs w:val="18"/></w:rPr><w:t xml:space="preserve">Notes</w:t></w:r></w:p></w:tc></w:tr><w:tr><w:tc><w:tcPr><w:tcW w:type="dxa" w:w="420"/><w:tcBorders><w:top w:val="single" w:color="D9D9D9" w:sz="4"/><w:left w:val="single" w:color="D9D9D9" w:sz="4"/><w:bottom w:val="single" w:color="D9D9D9" w:sz="4"/><w:right w:val="single" w:color="D9D9D9" w:sz="4"/></w:tcBorders><w:tcMar><w:top w:type="dxa" w:w="60"/><w:left w:type="dxa" w:w="95"/><w:bottom w:type="dxa" w:w="60"/><w:right w:type="dxa" w:w="95"/></w:tcMar></w:tcPr><w:p><w:pPr><w:spacing w:after="0" w:line="254"/></w:pPr><w:r><w:rPr><w:b/><w:bCs/><w:sz w:val="18"/><w:szCs w:val="18"/></w:rPr><w:t xml:space="preserve">☐</w:t></w:r></w:p></w:tc><w:tc><w:tcPr><w:tcW w:type="dxa" w:w="6180"/><w:tcBorders><w:top w:val="single" w:color="D9D9D9" w:sz="4"/><w:left w:val="single" w:color="D9D9D9" w:sz="4"/><w:bottom w:val="single" w:color="D9D9D9" w:sz="4"/><w:right w:val="single" w:color="D9D9D9" w:sz="4"/></w:tcBorders><w:tcMar><w:top w:type="dxa" w:w="60"/><w:left w:type="dxa" w:w="95"/><w:bottom w:type="dxa" w:w="60"/><w:right w:type="dxa" w:w="95"/></w:tcMar></w:tcPr><w:p><w:pPr><w:spacing w:after="0" w:line="254"/></w:pPr><w:r><w:rPr><w:sz w:val="18"/><w:szCs w:val="18"/></w:rPr><w:t xml:space="preserve">Apply every migration to the production database (npm run db:migrate) and confirm 22 migrations report as applied</w:t></w:r></w:p></w:tc><w:tc><w:tcPr><w:tcW w:type="dxa" w:w="2300"/><w:tcBorders><w:top w:val="single" w:color="D9D9D9" w:sz="4"/><w:left w:val="single" w:color="D9D9D9" w:sz="4"/><w:bottom w:val="single" w:color="D9D9D9" w:sz="4"/><w:right w:val="single" w:color="D9D9D9" w:sz="4"/></w:tcBorders><w:tcMar><w:top w:type="dxa" w:w="60"/><w:left w:type="dxa" w:w="95"/><w:bottom w:type="dxa" w:w="60"/><w:right w:type="dxa" w:w="95"/></w:tcMar></w:tcPr><w:p><w:pPr><w:spacing w:after="0" w:line="254"/></w:pPr><w:r><w:rPr><w:sz w:val="18"/><w:szCs w:val="18"/></w:rPr><w:t xml:space="preserve">Never use schema.sql</w:t></w:r></w:p></w:tc></w:tr><w:tr><w:tc><w:tcPr><w:tcW w:type="dxa" w:w="420"/><w:tcBorders><w:top w:val="single" w:color="D9D9D9" w:sz="4"/><w:left w:val="single" w:color="D9D9D9" w:sz="4"/><w:bottom w:val="single" w:color="D9D9D9" w:sz="4"/><w:right w:val="single" w:color="D9D9D9" w:sz="4"/></w:tcBorders><w:shd w:fill="F4F6FA" w:val="clear"/><w:tcMar><w:top w:type="dxa" w:w="60"/><w:left w:type="dxa" w:w="95"/><w:bottom w:type="dxa" w:w="60"/><w:right w:type="dxa" w:w="95"/></w:tcMar></w:tcPr><w:p><w:pPr><w:spacing w:after="0" w:line="254"/></w:pPr><w:r><w:rPr><w:b/><w:bCs/><w:sz w:val="18"/><w:szCs w:val="18"/></w:rPr><w:t xml:space="preserve">☐</w:t></w:r></w:p></w:tc><w:tc><w:tcPr><w:tcW w:type="dxa" w:w="6180"/><w:tcBorders><w:top w:val="single" w:color="D9D9D9" w:sz="4"/><w:left w:val="single" w:color="D9D9D9" w:sz="4"/><w:bottom w:val="single" w:color="D9D9D9" w:sz="4"/><w:right w:val="single" w:color="D9D9D9" w:sz="4"/></w:tcBorders><w:shd w:fill="F4F6FA" w:val="clear"/><w:tcMar><w:top w:type="dxa" w:w="60"/><w:left w:type="dxa" w:w="95"/><w:bottom w:type="dxa" w:w="60"/><w:right w:type="dxa" w:w="95"/></w:tcMar></w:tcPr><w:p><w:pPr><w:spacing w:after="0" w:line="254"/></w:pPr><w:r><w:rPr><w:sz w:val="18"/><w:szCs w:val="18"/></w:rPr><w:t xml:space="preserve">Verify the reconstructed RPCs match production: claim_pool_payout and get_public_winners</w:t></w:r></w:p></w:tc><w:tc><w:tcPr><w:tcW w:type="dxa" w:w="2300"/><w:tcBorders><w:top w:val="single" w:color="D9D9D9" w:sz="4"/><w:left w:val="single" w:color="D9D9D9" w:sz="4"/><w:bottom w:val="single" w:color="D9D9D9" w:sz="4"/><w:right w:val="single" w:color="D9D9D9" w:sz="4"/></w:tcBorders><w:shd w:fill="F4F6FA" w:val="clear"/><w:tcMar><w:top w:type="dxa" w:w="60"/><w:left w:type="dxa" w:w="95"/><w:bottom w:type="dxa" w:w="60"/><w:right w:type="dxa" w:w="95"/></w:tcMar></w:tcPr><w:p><w:pPr><w:spacing w:after="0" w:line="254"/></w:pPr><w:r><w:rPr><w:sz w:val="18"/><w:szCs w:val="18"/></w:rPr><w:t xml:space="preserve">See §10.4</w:t></w:r></w:p></w:tc></w:tr><w:tr><w:tc><w:tcPr><w:tcW w:type="dxa" w:w="420"/><w:tcBorders><w:top w:val="single" w:color="D9D9D9" w:sz="4"/><w:left w:val="single" w:color="D9D9D9" w:sz="4"/><w:bottom w:val="single" w:color="D9D9D9" w:sz="4"/><w:right w:val="single" w:color="D9D9D9" w:sz="4"/></w:tcBorders><w:tcMar><w:top w:type="dxa" w:w="60"/><w:left w:type="dxa" w:w="95"/><w:bottom w:type="dxa" w:w="60"/><w:right w:type="dxa" w:w="95"/></w:tcMar></w:tcPr><w:p><w:pPr><w:spacing w:after="0" w:line="254"/></w:pPr><w:r><w:rPr><w:b/><w:bCs/><w:sz w:val="18"/><w:szCs w:val="18"/></w:rPr><w:t xml:space="preserve">☐</w:t></w:r></w:p></w:tc><w:tc><w:tcPr><w:tcW w:type="dxa" w:w="6180"/><w:tcBorders><w:top w:val="single" w:color="D9D9D9" w:sz="4"/><w:left w:val="single" w:color="D9D9D9" w:sz="4"/><w:bottom w:val="single" w:color="D9D9D9" w:sz="4"/><w:right w:val="single" w:color="D9D9D9" w:sz="4"/></w:tcBorders><w:tcMar><w:top w:type="dxa" w:w="60"/><w:left w:type="dxa" w:w="95"/><w:bottom w:type="dxa" w:w="60"/><w:right w:type="dxa" w:w="95"/></w:tcMar></w:tcPr><w:p><w:pPr><w:spacing w:after="0" w:line="254"/></w:pPr><w:r><w:rPr><w:sz w:val="18"/><w:szCs w:val="18"/></w:rPr><w:t xml:space="preserve">Confirm a test card purchase writes a pool_transactions row with a non-zero platform_fee</w:t></w:r></w:p></w:tc><w:tc><w:tcPr><w:tcW w:type="dxa" w:w="2300"/><w:tcBorders><w:top w:val="single" w:color="D9D9D9" w:sz="4"/><w:left w:val="single" w:color="D9D9D9" w:sz="4"/><w:bottom w:val="single" w:color="D9D9D9" w:sz="4"/><w:right w:val="single" w:color="D9D9D9" w:sz="4"/></w:tcBorders><w:tcMar><w:top w:type="dxa" w:w="60"/><w:left w:type="dxa" w:w="95"/><w:bottom w:type="dxa" w:w="60"/><w:right w:type="dxa" w:w="95"/></w:tcMar></w:tcPr><w:p><w:pPr><w:spacing w:after="0" w:line="254"/></w:pPr><w:r><w:rPr><w:sz w:val="18"/><w:szCs w:val="18"/></w:rPr><w:t xml:space="preserve">Proves the trigger is live</w:t></w:r></w:p></w:tc></w:tr><w:tr><w:tc><w:tcPr><w:tcW w:type="dxa" w:w="420"/><w:tcBorders><w:top w:val="single" w:color="D9D9D9" w:sz="4"/><w:left w:val="single" w:color="D9D9D9" w:sz="4"/><w:bottom w:val="single" w:color="D9D9D9" w:sz="4"/><w:right w:val="single" w:color="D9D9D9" w:sz="4"/></w:tcBorders><w:shd w:fill="F4F6FA" w:val="clear"/><w:tcMar><w:top w:type="dxa" w:w="60"/><w:left w:type="dxa" w:w="95"/><w:bottom w:type="dxa" w:w="60"/><w:right w:type="dxa" w:w="95"/></w:tcMar></w:tcPr><w:p><w:pPr><w:spacing w:after="0" w:line="254"/></w:pPr><w:r><w:rPr><w:b/><w:bCs/><w:sz w:val="18"/><w:szCs w:val="18"/></w:rPr><w:t xml:space="preserve">☐</w:t></w:r></w:p></w:tc><w:tc><w:tcPr><w:tcW w:type="dxa" w:w="6180"/><w:tcBorders><w:top w:val="single" w:color="D9D9D9" w:sz="4"/><w:left w:val="single" w:color="D9D9D9" w:sz="4"/><w:bottom w:val="single" w:color="D9D9D9" w:sz="4"/><w:right w:val="single" w:color="D9D9D9" w:sz="4"/></w:tcBorders><w:shd w:fill="F4F6FA" w:val="clear"/><w:tcMar><w:top w:type="dxa" w:w="60"/><w:left w:type="dxa" w:w="95"/><w:bottom w:type="dxa" w:w="60"/><w:right w:type="dxa" w:w="95"/></w:tcMar></w:tcPr><w:p><w:pPr><w:spacing w:after="0" w:line="254"/></w:pPr><w:r><w:rPr><w:sz w:val="18"/><w:szCs w:val="18"/></w:rPr><w:t xml:space="preserve">Confirm pools.platform_fee_percentage is populated for every existing pool, and is between 0 and 100</w:t></w:r></w:p></w:tc><w:tc><w:tcPr><w:tcW w:type="dxa" w:w="2300"/><w:tcBorders><w:top w:val="single" w:color="D9D9D9" w:sz="4"/><w:left w:val="single" w:color="D9D9D9" w:sz="4"/><w:bottom w:val="single" w:color="D9D9D9" w:sz="4"/><w:right w:val="single" w:color="D9D9D9" w:sz="4"/></w:tcBorders><w:shd w:fill="F4F6FA" w:val="clear"/><w:tcMar><w:top w:type="dxa" w:w="60"/><w:left w:type="dxa" w:w="95"/><w:bottom w:type="dxa" w:w="60"/><w:right w:type="dxa" w:w="95"/></w:tcMar></w:tcPr><w:p><w:pPr><w:spacing w:after="0" w:line="254"/></w:pPr><w:r><w:rPr><w:sz w:val="18"/><w:szCs w:val="18"/></w:rPr><w:t xml:space="preserve">Backfilled and constrained</w:t></w:r></w:p></w:tc></w:tr><w:tr><w:tc><w:tcPr><w:tcW w:type="dxa" w:w="420"/><w:tcBorders><w:top w:val="single" w:color="D9D9D9" w:sz="4"/><w:left w:val="single" w:color="D9D9D9" w:sz="4"/><w:bottom w:val="single" w:color="D9D9D9" w:sz="4"/><w:right w:val="single" w:color="D9D9D9" w:sz="4"/></w:tcBorders><w:tcMar><w:top w:type="dxa" w:w="60"/><w:left w:type="dxa" w:w="95"/><w:bottom w:type="dxa" w:w="60"/><w:right w:type="dxa" w:w="95"/></w:tcMar></w:tcPr><w:p><w:pPr><w:spacing w:after="0" w:line="254"/></w:pPr><w:r><w:rPr><w:b/><w:bCs/><w:sz w:val="18"/><w:szCs w:val="18"/></w:rPr><w:t xml:space="preserve">☐</w:t></w:r></w:p></w:tc><w:tc><w:tcPr><w:tcW w:type="dxa" w:w="6180"/><w:tcBorders><w:top w:val="single" w:color="D9D9D9" w:sz="4"/><w:left w:val="single" w:color="D9D9D9" w:sz="4"/><w:bottom w:val="single" w:color="D9D9D9" w:sz="4"/><w:right w:val="single" w:color="D9D9D9" w:sz="4"/></w:tcBorders><w:tcMar><w:top w:type="dxa" w:w="60"/><w:left w:type="dxa" w:w="95"/><w:bottom w:type="dxa" w:w="60"/><w:right w:type="dxa" w:w="95"/></w:tcMar></w:tcPr><w:p><w:pPr><w:spacing w:after="0" w:line="254"/></w:pPr><w:r><w:rPr><w:sz w:val="18"/><w:szCs w:val="18"/></w:rPr><w:t xml:space="preserve">Attempt to create a pool with a negative fee via the REST API and confirm it is stamped, not accepted</w:t></w:r></w:p></w:tc><w:tc><w:tcPr><w:tcW w:type="dxa" w:w="2300"/><w:tcBorders><w:top w:val="single" w:color="D9D9D9" w:sz="4"/><w:left w:val="single" w:color="D9D9D9" w:sz="4"/><w:bottom w:val="single" w:color="D9D9D9" w:sz="4"/><w:right w:val="single" w:color="D9D9D9" w:sz="4"/></w:tcBorders><w:tcMar><w:top w:type="dxa" w:w="60"/><w:left w:type="dxa" w:w="95"/><w:bottom w:type="dxa" w:w="60"/><w:right w:type="dxa" w:w="95"/></w:tcMar></w:tcPr><w:p><w:pPr><w:spacing w:after="0" w:line="254"/></w:pPr><w:r><w:rPr><w:sz w:val="18"/><w:szCs w:val="18"/></w:rPr><w:t xml:space="preserve">Payout-inflation guard</w:t></w:r></w:p></w:tc></w:tr><w:tr><w:tc><w:tcPr><w:tcW w:type="dxa" w:w="420"/><w:tcBorders><w:top w:val="single" w:color="D9D9D9" w:sz="4"/><w:left w:val="single" w:color="D9D9D9" w:sz="4"/><w:bottom w:val="single" w:color="D9D9D9" w:sz="4"/><w:right w:val="single" w:color="D9D9D9" w:sz="4"/></w:tcBorders><w:shd w:fill="F4F6FA" w:val="clear"/><w:tcMar><w:top w:type="dxa" w:w="60"/><w:left w:type="dxa" w:w="95"/><w:bottom w:type="dxa" w:w="60"/><w:right w:type="dxa" w:w="95"/></w:tcMar></w:tcPr><w:p><w:pPr><w:spacing w:after="0" w:line="254"/></w:pPr><w:r><w:rPr><w:b/><w:bCs/><w:sz w:val="18"/><w:szCs w:val="18"/></w:rPr><w:t xml:space="preserve">☐</w:t></w:r></w:p></w:tc><w:tc><w:tcPr><w:tcW w:type="dxa" w:w="6180"/><w:tcBorders><w:top w:val="single" w:color="D9D9D9" w:sz="4"/><w:left w:val="single" w:color="D9D9D9" w:sz="4"/><w:bottom w:val="single" w:color="D9D9D9" w:sz="4"/><w:right w:val="single" w:color="D9D9D9" w:sz="4"/></w:tcBorders><w:shd w:fill="F4F6FA" w:val="clear"/><w:tcMar><w:top w:type="dxa" w:w="60"/><w:left w:type="dxa" w:w="95"/><w:bottom w:type="dxa" w:w="60"/><w:right w:type="dxa" w:w="95"/></w:tcMar></w:tcPr><w:p><w:pPr><w:spacing w:after="0" w:line="254"/></w:pPr><w:r><w:rPr><w:sz w:val="18"/><w:szCs w:val="18"/></w:rPr><w:t xml:space="preserve">Confirm supabase db push applies cleanly on a scratch database</w:t></w:r></w:p></w:tc><w:tc><w:tcPr><w:tcW w:type="dxa" w:w="2300"/><w:tcBorders><w:top w:val="single" w:color="D9D9D9" w:sz="4"/><w:left w:val="single" w:color="D9D9D9" w:sz="4"/><w:bottom w:val="single" w:color="D9D9D9" w:sz="4"/><w:right w:val="single" w:color="D9D9D9" w:sz="4"/></w:tcBorders><w:shd w:fill="F4F6FA" w:val="clear"/><w:tcMar><w:top w:type="dxa" w:w="60"/><w:left w:type="dxa" w:w="95"/><w:bottom w:type="dxa" w:w="60"/><w:right w:type="dxa" w:w="95"/></w:tcMar></w:tcPr><w:p><w:pPr><w:spacing w:after="0" w:line="254"/></w:pPr><w:r><w:rPr><w:sz w:val="18"/><w:szCs w:val="18"/></w:rPr><w:t xml:space="preserve">Verified during the audit: all 23 migrations apply to an empty database</w:t></w:r></w:p></w:tc></w:tr><w:tr><w:tc><w:tcPr><w:tcW w:type="dxa" w:w="420"/><w:tcBorders><w:top w:val="single" w:color="D9D9D9" w:sz="4"/><w:left w:val="single" w:color="D9D9D9" w:sz="4"/><w:bottom w:val="single" w:color="D9D9D9" w:sz="4"/><w:right w:val="single" w:color="D9D9D9" w:sz="4"/></w:tcBorders><w:tcMar><w:top w:type="dxa" w:w="60"/><w:left w:type="dxa" w:w="95"/><w:bottom w:type="dxa" w:w="60"/><w:right w:type="dxa" w:w="95"/></w:tcMar></w:tcPr><w:p><w:pPr><w:spacing w:after="0" w:line="254"/></w:pPr><w:r><w:rPr><w:b/><w:bCs/><w:sz w:val="18"/><w:szCs w:val="18"/></w:rPr><w:t xml:space="preserve">☐</w:t></w:r></w:p></w:tc><w:tc><w:tcPr><w:tcW w:type="dxa" w:w="6180"/><w:tcBorders><w:top w:val="single" w:color="D9D9D9" w:sz="4"/><w:left w:val="single" w:color="D9D9D9" w:sz="4"/><w:bottom w:val="single" w:color="D9D9D9" w:sz="4"/><w:right w:val="single" w:color="D9D9D9" w:sz="4"/></w:tcBorders><w:tcMar><w:top w:type="dxa" w:w="60"/><w:left w:type="dxa" w:w="95"/><w:bottom w:type="dxa" w:w="60"/><w:right w:type="dxa" w:w="95"/></w:tcMar></w:tcPr><w:p><w:pPr><w:spacing w:after="0" w:line="254"/></w:pPr><w:r><w:rPr><w:sz w:val="18"/><w:szCs w:val="18"/></w:rPr><w:t xml:space="preserve">Run the one-off migration history repair against the EXISTING production database</w:t></w:r></w:p></w:tc><w:tc><w:tcPr><w:tcW w:type="dxa" w:w="2300"/><w:tcBorders><w:top w:val="single" w:color="D9D9D9" w:sz="4"/><w:left w:val="single" w:color="D9D9D9" w:sz="4"/><w:bottom w:val="single" w:color="D9D9D9" w:sz="4"/><w:right w:val="single" w:color="D9D9D9" w:sz="4"/></w:tcBorders><w:tcMar><w:top w:type="dxa" w:w="60"/><w:left w:type="dxa" w:w="95"/><w:bottom w:type="dxa" w:w="60"/><w:right w:type="dxa" w:w="95"/></w:tcMar></w:tcPr><w:p><w:pPr><w:spacing w:after="0" w:line="254"/></w:pPr><w:r><w:rPr><w:sz w:val="18"/><w:szCs w:val="18"/></w:rPr><w:t xml:space="preserve">Two commands, in README &gt; Database setup. A fresh database needs none of it</w:t></w:r></w:p></w:tc></w:tr><w:tr><w:tc><w:tcPr><w:tcW w:type="dxa" w:w="420"/><w:tcBorders><w:top w:val="single" w:color="D9D9D9" w:sz="4"/><w:left w:val="single" w:color="D9D9D9" w:sz="4"/><w:bottom w:val="single" w:color="D9D9D9" w:sz="4"/><w:right w:val="single" w:color="D9D9D9" w:sz="4"/></w:tcBorders><w:shd w:fill="F4F6FA" w:val="clear"/><w:tcMar><w:top w:type="dxa" w:w="60"/><w:left w:type="dxa" w:w="95"/><w:bottom w:type="dxa" w:w="60"/><w:right w:type="dxa" w:w="95"/></w:tcMar></w:tcPr><w:p><w:pPr><w:spacing w:after="0" w:line="254"/></w:pPr><w:r><w:rPr><w:b/><w:bCs/><w:sz w:val="18"/><w:szCs w:val="18"/></w:rPr><w:t xml:space="preserve">☐</w:t></w:r></w:p></w:tc><w:tc><w:tcPr><w:tcW w:type="dxa" w:w="6180"/><w:tcBorders><w:top w:val="single" w:color="D9D9D9" w:sz="4"/><w:left w:val="single" w:color="D9D9D9" w:sz="4"/><w:bottom w:val="single" w:color="D9D9D9" w:sz="4"/><w:right w:val="single" w:color="D9D9D9" w:sz="4"/></w:tcBorders><w:shd w:fill="F4F6FA" w:val="clear"/><w:tcMar><w:top w:type="dxa" w:w="60"/><w:left w:type="dxa" w:w="95"/><w:bottom w:type="dxa" w:w="60"/><w:right w:type="dxa" w:w="95"/></w:tcMar></w:tcPr><w:p><w:pPr><w:spacing w:after="0" w:line="254"/></w:pPr><w:r><w:rPr><w:sz w:val="18"/><w:szCs w:val="18"/></w:rPr><w:t xml:space="preserve">Take a verified backup and confirm the restore procedure works</w:t></w:r></w:p></w:tc><w:tc><w:tcPr><w:tcW w:type="dxa" w:w="2300"/><w:tcBorders><w:top w:val="single" w:color="D9D9D9" w:sz="4"/><w:left w:val="single" w:color="D9D9D9" w:sz="4"/><w:bottom w:val="single" w:color="D9D9D9" w:sz="4"/><w:right w:val="single" w:color="D9D9D9" w:sz="4"/></w:tcBorders><w:shd w:fill="F4F6FA" w:val="clear"/><w:tcMar><w:top w:type="dxa" w:w="60"/><w:left w:type="dxa" w:w="95"/><w:bottom w:type="dxa" w:w="60"/><w:right w:type="dxa" w:w="95"/></w:tcMar></w:tcPr><w:p><w:pPr><w:spacing w:after="0" w:line="254"/></w:pPr><w:r><w:rPr><w:sz w:val="18"/><w:szCs w:val="18"/></w:rPr><w:t xml:space="preserve"></w:t></w:r></w:p></w:tc></w:tr></w:tbl><w:p><w:pPr><w:pStyle w:val="Heading3"/><w:spacing w:after="70" w:before="170"/></w:pPr><w:r><w:t xml:space="preserve">Regression checks — these were broken and are now fixed</w:t></w:r></w:p><w:tbl><w:tblPr><w:tblW w:type="dxa" w:w="8900"/><w:tblBorders><w:top w:val="single" w:color="auto" w:sz="4"/><w:left w:val="single" w:color="auto" w:sz="4"/><w:bottom w:val="single" w:color="auto" w:sz="4"/><w:right w:val="single" w:color="auto" w:sz="4"/><w:insideH w:val="single" w:color="auto" w:sz="4"/><w:insideV w:val="single" w:color="auto" w:sz="4"/></w:tblBorders></w:tblPr><w:tblGrid><w:gridCol w:w="420"/><w:gridCol w:w="6180"/><w:gridCol w:w="2300"/></w:tblGrid><w:tr><w:trPr><w:tblHeader/></w:trPr><w:tc><w:tcPr><w:tcW w:type="dxa" w:w="420"/><w:tcBorders><w:top w:val="single" w:color="D9D9D9" w:sz="4"/><w:left w:val="single" w:color="D9D9D9" w:sz="4"/><w:bottom w:val="single" w:color="D9D9D9" w:sz="4"/><w:right w:val="single" w:color="D9D9D9" w:sz="4"/></w:tcBorders><w:shd w:fill="1F3864" w:val="clear"/><w:tcMar><w:top w:type="dxa" w:w="60"/><w:left w:type="dxa" w:w="95"/><w:bottom w:type="dxa" w:w="60"/><w:right w:type="dxa" w:w="95"/></w:tcMar></w:tcPr><w:p><w:pPr><w:spacing w:after="0" w:line="254"/></w:pPr><w:r><w:rPr><w:b/><w:bCs/><w:color w:val="FFFFFF"/><w:sz w:val="18"/><w:szCs w:val="18"/></w:rPr><w:t xml:space="preserve"></w:t></w:r></w:p></w:tc><w:tc><w:tcPr><w:tcW w:type="dxa" w:w="6180"/><w:tcBorders><w:top w:val="single" w:color="D9D9D9" w:sz="4"/><w:left w:val="single" w:color="D9D9D9" w:sz="4"/><w:bottom w:val="single" w:color="D9D9D9" w:sz="4"/><w:right w:val="single" w:color="D9D9D9" w:sz="4"/></w:tcBorders><w:shd w:fill="1F3864" w:val="clear"/><w:tcMar><w:top w:type="dxa" w:w="60"/><w:left w:type="dxa" w:w="95"/><w:bottom w:type="dxa" w:w="60"/><w:right w:type="dxa" w:w="95"/></w:tcMar></w:tcPr><w:p><w:pPr><w:spacing w:after="0" w:line="254"/></w:pPr><w:r><w:rPr><w:b/><w:bCs/><w:color w:val="FFFFFF"/><w:sz w:val="18"/><w:szCs w:val="18"/></w:rPr><w:t xml:space="preserve">Item</w:t></w:r></w:p></w:tc><w:tc><w:tcPr><w:tcW w:type="dxa" w:w="2300"/><w:tcBorders><w:top w:val="single" w:color="D9D9D9" w:sz="4"/><w:left w:val="single" w:color="D9D9D9" w:sz="4"/><w:bottom w:val="single" w:color="D9D9D9" w:sz="4"/><w:right w:val="single" w:color="D9D9D9" w:sz="4"/></w:tcBorders><w:shd w:fill="1F3864" w:val="clear"/><w:tcMar><w:top w:type="dxa" w:w="60"/><w:left w:type="dxa" w:w="95"/><w:bottom w:type="dxa" w:w="60"/><w:right w:type="dxa" w:w="95"/></w:tcMar></w:tcPr><w:p><w:pPr><w:spacing w:after="0" w:line="254"/></w:pPr><w:r><w:rPr><w:b/><w:bCs/><w:color w:val="FFFFFF"/><w:sz w:val="18"/><w:szCs w:val="18"/></w:rPr><w:t xml:space="preserve">Notes</w:t></w:r></w:p></w:tc></w:tr><w:tr><w:tc><w:tcPr><w:tcW w:type="dxa" w:w="420"/><w:tcBorders><w:top w:val="single" w:color="D9D9D9" w:sz="4"/><w:left w:val="single" w:color="D9D9D9" w:sz="4"/><w:bottom w:val="single" w:color="D9D9D9" w:sz="4"/><w:right w:val="single" w:color="D9D9D9" w:sz="4"/></w:tcBorders><w:tcMar><w:top w:type="dxa" w:w="60"/><w:left w:type="dxa" w:w="95"/><w:bottom w:type="dxa" w:w="60"/><w:right w:type="dxa" w:w="95"/></w:tcMar></w:tcPr><w:p><w:pPr><w:spacing w:after="0" w:line="254"/></w:pPr><w:r><w:rPr><w:b/><w:bCs/><w:sz w:val="18"/><w:szCs w:val="18"/></w:rPr><w:t xml:space="preserve">☐</w:t></w:r></w:p></w:tc><w:tc><w:tcPr><w:tcW w:type="dxa" w:w="6180"/><w:tcBorders><w:top w:val="single" w:color="D9D9D9" w:sz="4"/><w:left w:val="single" w:color="D9D9D9" w:sz="4"/><w:bottom w:val="single" w:color="D9D9D9" w:sz="4"/><w:right w:val="single" w:color="D9D9D9" w:sz="4"/></w:tcBorders><w:tcMar><w:top w:type="dxa" w:w="60"/><w:left w:type="dxa" w:w="95"/><w:bottom w:type="dxa" w:w="60"/><w:right w:type="dxa" w:w="95"/></w:tcMar></w:tcPr><w:p><w:pPr><w:spacing w:after="0" w:line="254"/></w:pPr><w:r><w:rPr><w:sz w:val="18"/><w:szCs w:val="18"/></w:rPr><w:t xml:space="preserve">Create a pool as an ordinary (non-admin) account and confirm it succeeds</w:t></w:r></w:p></w:tc><w:tc><w:tcPr><w:tcW w:type="dxa" w:w="2300"/><w:tcBorders><w:top w:val="single" w:color="D9D9D9" w:sz="4"/><w:left w:val="single" w:color="D9D9D9" w:sz="4"/><w:bottom w:val="single" w:color="D9D9D9" w:sz="4"/><w:right w:val="single" w:color="D9D9D9" w:sz="4"/></w:tcBorders><w:tcMar><w:top w:type="dxa" w:w="60"/><w:left w:type="dxa" w:w="95"/><w:bottom w:type="dxa" w:w="60"/><w:right w:type="dxa" w:w="95"/></w:tcMar></w:tcPr><w:p><w:pPr><w:spacing w:after="0" w:line="254"/></w:pPr><w:r><w:rPr><w:sz w:val="18"/><w:szCs w:val="18"/></w:rPr><w:t xml:space="preserve">Was failing for every non-admin</w:t></w:r></w:p></w:tc></w:tr><w:tr><w:tc><w:tcPr><w:tcW w:type="dxa" w:w="420"/><w:tcBorders><w:top w:val="single" w:color="D9D9D9" w:sz="4"/><w:left w:val="single" w:color="D9D9D9" w:sz="4"/><w:bottom w:val="single" w:color="D9D9D9" w:sz="4"/><w:right w:val="single" w:color="D9D9D9" w:sz="4"/></w:tcBorders><w:shd w:fill="F4F6FA" w:val="clear"/><w:tcMar><w:top w:type="dxa" w:w="60"/><w:left w:type="dxa" w:w="95"/><w:bottom w:type="dxa" w:w="60"/><w:right w:type="dxa" w:w="95"/></w:tcMar></w:tcPr><w:p><w:pPr><w:spacing w:after="0" w:line="254"/></w:pPr><w:r><w:rPr><w:b/><w:bCs/><w:sz w:val="18"/><w:szCs w:val="18"/></w:rPr><w:t xml:space="preserve">☐</w:t></w:r></w:p></w:tc><w:tc><w:tcPr><w:tcW w:type="dxa" w:w="6180"/><w:tcBorders><w:top w:val="single" w:color="D9D9D9" w:sz="4"/><w:left w:val="single" w:color="D9D9D9" w:sz="4"/><w:bottom w:val="single" w:color="D9D9D9" w:sz="4"/><w:right w:val="single" w:color="D9D9D9" w:sz="4"/></w:tcBorders><w:shd w:fill="F4F6FA" w:val="clear"/><w:tcMar><w:top w:type="dxa" w:w="60"/><w:left w:type="dxa" w:w="95"/><w:bottom w:type="dxa" w:w="60"/><w:right w:type="dxa" w:w="95"/></w:tcMar></w:tcPr><w:p><w:pPr><w:spacing w:after="0" w:line="254"/></w:pPr><w:r><w:rPr><w:sz w:val="18"/><w:szCs w:val="18"/></w:rPr><w:t xml:space="preserve">Open a pool chat with two accounts and confirm both names render, not &apos;Unknown&apos;</w:t></w:r></w:p></w:tc><w:tc><w:tcPr><w:tcW w:type="dxa" w:w="2300"/><w:tcBorders><w:top w:val="single" w:color="D9D9D9" w:sz="4"/><w:left w:val="single" w:color="D9D9D9" w:sz="4"/><w:bottom w:val="single" w:color="D9D9D9" w:sz="4"/><w:right w:val="single" w:color="D9D9D9" w:sz="4"/></w:tcBorders><w:shd w:fill="F4F6FA" w:val="clear"/><w:tcMar><w:top w:type="dxa" w:w="60"/><w:left w:type="dxa" w:w="95"/><w:bottom w:type="dxa" w:w="60"/><w:right w:type="dxa" w:w="95"/></w:tcMar></w:tcPr><w:p><w:pPr><w:spacing w:after="0" w:line="254"/></w:pPr><w:r><w:rPr><w:sz w:val="18"/><w:szCs w:val="18"/></w:rPr><w:t xml:space="preserve">Display-name projection</w:t></w:r></w:p></w:tc></w:tr><w:tr><w:tc><w:tcPr><w:tcW w:type="dxa" w:w="420"/><w:tcBorders><w:top w:val="single" w:color="D9D9D9" w:sz="4"/><w:left w:val="single" w:color="D9D9D9" w:sz="4"/><w:bottom w:val="single" w:color="D9D9D9" w:sz="4"/><w:right w:val="single" w:color="D9D9D9" w:sz="4"/></w:tcBorders><w:tcMar><w:top w:type="dxa" w:w="60"/><w:left w:type="dxa" w:w="95"/><w:bottom w:type="dxa" w:w="60"/><w:right w:type="dxa" w:w="95"/></w:tcMar></w:tcPr><w:p><w:pPr><w:spacing w:after="0" w:line="254"/></w:pPr><w:r><w:rPr><w:b/><w:bCs/><w:sz w:val="18"/><w:szCs w:val="18"/></w:rPr><w:t xml:space="preserve">☐</w:t></w:r></w:p></w:tc><w:tc><w:tcPr><w:tcW w:type="dxa" w:w="6180"/><w:tcBorders><w:top w:val="single" w:color="D9D9D9" w:sz="4"/><w:left w:val="single" w:color="D9D9D9" w:sz="4"/><w:bottom w:val="single" w:color="D9D9D9" w:sz="4"/><w:right w:val="single" w:color="D9D9D9" w:sz="4"/></w:tcBorders><w:tcMar><w:top w:type="dxa" w:w="60"/><w:left w:type="dxa" w:w="95"/><w:bottom w:type="dxa" w:w="60"/><w:right w:type="dxa" w:w="95"/></w:tcMar></w:tcPr><w:p><w:pPr><w:spacing w:after="0" w:line="254"/></w:pPr><w:r><w:rPr><w:sz w:val="18"/><w:szCs w:val="18"/></w:rPr><w:t xml:space="preserve">Sign up with email confirmation enabled and confirm the response is a success, not a 500</w:t></w:r></w:p></w:tc><w:tc><w:tcPr><w:tcW w:type="dxa" w:w="2300"/><w:tcBorders><w:top w:val="single" w:color="D9D9D9" w:sz="4"/><w:left w:val="single" w:color="D9D9D9" w:sz="4"/><w:bottom w:val="single" w:color="D9D9D9" w:sz="4"/><w:right w:val="single" w:color="D9D9D9" w:sz="4"/></w:tcBorders><w:tcMar><w:top w:type="dxa" w:w="60"/><w:left w:type="dxa" w:w="95"/><w:bottom w:type="dxa" w:w="60"/><w:right w:type="dxa" w:w="95"/></w:tcMar></w:tcPr><w:p><w:pPr><w:spacing w:after="0" w:line="254"/></w:pPr><w:r><w:rPr><w:sz w:val="18"/><w:szCs w:val="18"/></w:rPr><w:t xml:space="preserve"></w:t></w:r></w:p></w:tc></w:tr><w:tr><w:tc><w:tcPr><w:tcW w:type="dxa" w:w="420"/><w:tcBorders><w:top w:val="single" w:color="D9D9D9" w:sz="4"/><w:left w:val="single" w:color="D9D9D9" w:sz="4"/><w:bottom w:val="single" w:color="D9D9D9" w:sz="4"/><w:right w:val="single" w:color="D9D9D9" w:sz="4"/></w:tcBorders><w:shd w:fill="F4F6FA" w:val="clear"/><w:tcMar><w:top w:type="dxa" w:w="60"/><w:left w:type="dxa" w:w="95"/><w:bottom w:type="dxa" w:w="60"/><w:right w:type="dxa" w:w="95"/></w:tcMar></w:tcPr><w:p><w:pPr><w:spacing w:after="0" w:line="254"/></w:pPr><w:r><w:rPr><w:b/><w:bCs/><w:sz w:val="18"/><w:szCs w:val="18"/></w:rPr><w:t xml:space="preserve">☐</w:t></w:r></w:p></w:tc><w:tc><w:tcPr><w:tcW w:type="dxa" w:w="6180"/><w:tcBorders><w:top w:val="single" w:color="D9D9D9" w:sz="4"/><w:left w:val="single" w:color="D9D9D9" w:sz="4"/><w:bottom w:val="single" w:color="D9D9D9" w:sz="4"/><w:right w:val="single" w:color="D9D9D9" w:sz="4"/></w:tcBorders><w:shd w:fill="F4F6FA" w:val="clear"/><w:tcMar><w:top w:type="dxa" w:w="60"/><w:left w:type="dxa" w:w="95"/><w:bottom w:type="dxa" w:w="60"/><w:right w:type="dxa" w:w="95"/></w:tcMar></w:tcPr><w:p><w:pPr><w:spacing w:after="0" w:line="254"/></w:pPr><w:r><w:rPr><w:sz w:val="18"/><w:szCs w:val="18"/></w:rPr><w:t xml:space="preserve">Confirm a player cannot invite themselves into someone else&apos;s private pool</w:t></w:r></w:p></w:tc><w:tc><w:tcPr><w:tcW w:type="dxa" w:w="2300"/><w:tcBorders><w:top w:val="single" w:color="D9D9D9" w:sz="4"/><w:left w:val="single" w:color="D9D9D9" w:sz="4"/><w:bottom w:val="single" w:color="D9D9D9" w:sz="4"/><w:right w:val="single" w:color="D9D9D9" w:sz="4"/></w:tcBorders><w:shd w:fill="F4F6FA" w:val="clear"/><w:tcMar><w:top w:type="dxa" w:w="60"/><w:left w:type="dxa" w:w="95"/><w:bottom w:type="dxa" w:w="60"/><w:right w:type="dxa" w:w="95"/></w:tcMar></w:tcPr><w:p><w:pPr><w:spacing w:after="0" w:line="254"/></w:pPr><w:r><w:rPr><w:sz w:val="18"/><w:szCs w:val="18"/></w:rPr><w:t xml:space="preserve">Invite bypass</w:t></w:r></w:p></w:tc></w:tr><w:tr><w:tc><w:tcPr><w:tcW w:type="dxa" w:w="420"/><w:tcBorders><w:top w:val="single" w:color="D9D9D9" w:sz="4"/><w:left w:val="single" w:color="D9D9D9" w:sz="4"/><w:bottom w:val="single" w:color="D9D9D9" w:sz="4"/><w:right w:val="single" w:color="D9D9D9" w:sz="4"/></w:tcBorders><w:tcMar><w:top w:type="dxa" w:w="60"/><w:left w:type="dxa" w:w="95"/><w:bottom w:type="dxa" w:w="60"/><w:right w:type="dxa" w:w="95"/></w:tcMar></w:tcPr><w:p><w:pPr><w:spacing w:after="0" w:line="254"/></w:pPr><w:r><w:rPr><w:b/><w:bCs/><w:sz w:val="18"/><w:szCs w:val="18"/></w:rPr><w:t xml:space="preserve">☐</w:t></w:r></w:p></w:tc><w:tc><w:tcPr><w:tcW w:type="dxa" w:w="6180"/><w:tcBorders><w:top w:val="single" w:color="D9D9D9" w:sz="4"/><w:left w:val="single" w:color="D9D9D9" w:sz="4"/><w:bottom w:val="single" w:color="D9D9D9" w:sz="4"/><w:right w:val="single" w:color="D9D9D9" w:sz="4"/></w:tcBorders><w:tcMar><w:top w:type="dxa" w:w="60"/><w:left w:type="dxa" w:w="95"/><w:bottom w:type="dxa" w:w="60"/><w:right w:type="dxa" w:w="95"/></w:tcMar></w:tcPr><w:p><w:pPr><w:spacing w:after="0" w:line="254"/></w:pPr><w:r><w:rPr><w:sz w:val="18"/><w:szCs w:val="18"/></w:rPr><w:t xml:space="preserve">Buy a card and confirm exactly one pool_transactions row appears with a correct platform_fee</w:t></w:r></w:p></w:tc><w:tc><w:tcPr><w:tcW w:type="dxa" w:w="2300"/><w:tcBorders><w:top w:val="single" w:color="D9D9D9" w:sz="4"/><w:left w:val="single" w:color="D9D9D9" w:sz="4"/><w:bottom w:val="single" w:color="D9D9D9" w:sz="4"/><w:right w:val="single" w:color="D9D9D9" w:sz="4"/></w:tcBorders><w:tcMar><w:top w:type="dxa" w:w="60"/><w:left w:type="dxa" w:w="95"/><w:bottom w:type="dxa" w:w="60"/><w:right w:type="dxa" w:w="95"/></w:tcMar></w:tcPr><w:p><w:pPr><w:spacing w:after="0" w:line="254"/></w:pPr><w:r><w:rPr><w:sz w:val="18"/><w:szCs w:val="18"/></w:rPr><w:t xml:space="preserve"></w:t></w:r></w:p></w:tc></w:tr><w:tr><w:tc><w:tcPr><w:tcW w:type="dxa" w:w="420"/><w:tcBorders><w:top w:val="single" w:color="D9D9D9" w:sz="4"/><w:left w:val="single" w:color="D9D9D9" w:sz="4"/><w:bottom w:val="single" w:color="D9D9D9" w:sz="4"/><w:right w:val="single" w:color="D9D9D9" w:sz="4"/></w:tcBorders><w:shd w:fill="F4F6FA" w:val="clear"/><w:tcMar><w:top w:type="dxa" w:w="60"/><w:left w:type="dxa" w:w="95"/><w:bottom w:type="dxa" w:w="60"/><w:right w:type="dxa" w:w="95"/></w:tcMar></w:tcPr><w:p><w:pPr><w:spacing w:after="0" w:line="254"/></w:pPr><w:r><w:rPr><w:b/><w:bCs/><w:sz w:val="18"/><w:szCs w:val="18"/></w:rPr><w:t xml:space="preserve">☐</w:t></w:r></w:p></w:tc><w:tc><w:tcPr><w:tcW w:type="dxa" w:w="6180"/><w:tcBorders><w:top w:val="single" w:color="D9D9D9" w:sz="4"/><w:left w:val="single" w:color="D9D9D9" w:sz="4"/><w:bottom w:val="single" w:color="D9D9D9" w:sz="4"/><w:right w:val="single" w:color="D9D9D9" w:sz="4"/></w:tcBorders><w:shd w:fill="F4F6FA" w:val="clear"/><w:tcMar><w:top w:type="dxa" w:w="60"/><w:left w:type="dxa" w:w="95"/><w:bottom w:type="dxa" w:w="60"/><w:right w:type="dxa" w:w="95"/></w:tcMar></w:tcPr><w:p><w:pPr><w:spacing w:after="0" w:line="254"/></w:pPr><w:r><w:rPr><w:sz w:val="18"/><w:szCs w:val="18"/></w:rPr><w:t xml:space="preserve">Confirm an unlocked card cannot be activated after its pool has settled, and that a settled pool cannot be re-scored</w:t></w:r></w:p></w:tc><w:tc><w:tcPr><w:tcW w:type="dxa" w:w="2300"/><w:tcBorders><w:top w:val="single" w:color="D9D9D9" w:sz="4"/><w:left w:val="single" w:color="D9D9D9" w:sz="4"/><w:bottom w:val="single" w:color="D9D9D9" w:sz="4"/><w:right w:val="single" w:color="D9D9D9" w:sz="4"/></w:tcBorders><w:shd w:fill="F4F6FA" w:val="clear"/><w:tcMar><w:top w:type="dxa" w:w="60"/><w:left w:type="dxa" w:w="95"/><w:bottom w:type="dxa" w:w="60"/><w:right w:type="dxa" w:w="95"/></w:tcMar></w:tcPr><w:p><w:pPr><w:spacing w:after="0" w:line="254"/></w:pPr><w:r><w:rPr><w:sz w:val="18"/><w:szCs w:val="18"/></w:rPr><w:t xml:space="preserve">Double-payout guard</w:t></w:r></w:p></w:tc></w:tr><w:tr><w:tc><w:tcPr><w:tcW w:type="dxa" w:w="420"/><w:tcBorders><w:top w:val="single" w:color="D9D9D9" w:sz="4"/><w:left w:val="single" w:color="D9D9D9" w:sz="4"/><w:bottom w:val="single" w:color="D9D9D9" w:sz="4"/><w:right w:val="single" w:color="D9D9D9" w:sz="4"/></w:tcBorders><w:tcMar><w:top w:type="dxa" w:w="60"/><w:left w:type="dxa" w:w="95"/><w:bottom w:type="dxa" w:w="60"/><w:right w:type="dxa" w:w="95"/></w:tcMar></w:tcPr><w:p><w:pPr><w:spacing w:after="0" w:line="254"/></w:pPr><w:r><w:rPr><w:b/><w:bCs/><w:sz w:val="18"/><w:szCs w:val="18"/></w:rPr><w:t xml:space="preserve">☐</w:t></w:r></w:p></w:tc><w:tc><w:tcPr><w:tcW w:type="dxa" w:w="6180"/><w:tcBorders><w:top w:val="single" w:color="D9D9D9" w:sz="4"/><w:left w:val="single" w:color="D9D9D9" w:sz="4"/><w:bottom w:val="single" w:color="D9D9D9" w:sz="4"/><w:right w:val="single" w:color="D9D9D9" w:sz="4"/></w:tcBorders><w:tcMar><w:top w:type="dxa" w:w="60"/><w:left w:type="dxa" w:w="95"/><w:bottom w:type="dxa" w:w="60"/><w:right w:type="dxa" w:w="95"/></w:tcMar></w:tcPr><w:p><w:pPr><w:spacing w:after="0" w:line="254"/></w:pPr><w:r><w:rPr><w:sz w:val="18"/><w:szCs w:val="18"/></w:rPr><w:t xml:space="preserve">Send an invitation by email address and confirm the invitee receives it</w:t></w:r></w:p></w:tc><w:tc><w:tcPr><w:tcW w:type="dxa" w:w="2300"/><w:tcBorders><w:top w:val="single" w:color="D9D9D9" w:sz="4"/><w:left w:val="single" w:color="D9D9D9" w:sz="4"/><w:bottom w:val="single" w:color="D9D9D9" w:sz="4"/><w:right w:val="single" w:color="D9D9D9" w:sz="4"/></w:tcBorders><w:tcMar><w:top w:type="dxa" w:w="60"/><w:left w:type="dxa" w:w="95"/><w:bottom w:type="dxa" w:w="60"/><w:right w:type="dxa" w:w="95"/></w:tcMar></w:tcPr><w:p><w:pPr><w:spacing w:after="0" w:line="254"/></w:pPr><w:r><w:rPr><w:sz w:val="18"/><w:szCs w:val="18"/></w:rPr><w:t xml:space="preserve">Was silently failing</w:t></w:r></w:p></w:tc></w:tr><w:tr><w:tc><w:tcPr><w:tcW w:type="dxa" w:w="420"/><w:tcBorders><w:top w:val="single" w:color="D9D9D9" w:sz="4"/><w:left w:val="single" w:color="D9D9D9" w:sz="4"/><w:bottom w:val="single" w:color="D9D9D9" w:sz="4"/><w:right w:val="single" w:color="D9D9D9" w:sz="4"/></w:tcBorders><w:shd w:fill="F4F6FA" w:val="clear"/><w:tcMar><w:top w:type="dxa" w:w="60"/><w:left w:type="dxa" w:w="95"/><w:bottom w:type="dxa" w:w="60"/><w:right w:type="dxa" w:w="95"/></w:tcMar></w:tcPr><w:p><w:pPr><w:spacing w:after="0" w:line="254"/></w:pPr><w:r><w:rPr><w:b/><w:bCs/><w:sz w:val="18"/><w:szCs w:val="18"/></w:rPr><w:t xml:space="preserve">☐</w:t></w:r></w:p></w:tc><w:tc><w:tcPr><w:tcW w:type="dxa" w:w="6180"/><w:tcBorders><w:top w:val="single" w:color="D9D9D9" w:sz="4"/><w:left w:val="single" w:color="D9D9D9" w:sz="4"/><w:bottom w:val="single" w:color="D9D9D9" w:sz="4"/><w:right w:val="single" w:color="D9D9D9" w:sz="4"/></w:tcBorders><w:shd w:fill="F4F6FA" w:val="clear"/><w:tcMar><w:top w:type="dxa" w:w="60"/><w:left w:type="dxa" w:w="95"/><w:bottom w:type="dxa" w:w="60"/><w:right w:type="dxa" w:w="95"/></w:tcMar></w:tcPr><w:p><w:pPr><w:spacing w:after="0" w:line="254"/></w:pPr><w:r><w:rPr><w:sz w:val="18"/><w:szCs w:val="18"/></w:rPr><w:t xml:space="preserve">Confirm the advertised net prize on a pool matches what settlement actually pays</w:t></w:r></w:p></w:tc><w:tc><w:tcPr><w:tcW w:type="dxa" w:w="2300"/><w:tcBorders><w:top w:val="single" w:color="D9D9D9" w:sz="4"/><w:left w:val="single" w:color="D9D9D9" w:sz="4"/><w:bottom w:val="single" w:color="D9D9D9" w:sz="4"/><w:right w:val="single" w:color="D9D9D9" w:sz="4"/></w:tcBorders><w:shd w:fill="F4F6FA" w:val="clear"/><w:tcMar><w:top w:type="dxa" w:w="60"/><w:left w:type="dxa" w:w="95"/><w:bottom w:type="dxa" w:w="60"/><w:right w:type="dxa" w:w="95"/></w:tcMar></w:tcPr><w:p><w:pPr><w:spacing w:after="0" w:line="254"/></w:pPr><w:r><w:rPr><w:sz w:val="18"/><w:szCs w:val="18"/></w:rPr><w:t xml:space="preserve"></w:t></w:r></w:p></w:tc></w:tr></w:tbl><w:p><w:pPr><w:pStyle w:val="Heading3"/><w:spacing w:after="70" w:before="170"/></w:pPr><w:r><w:t xml:space="preserve">Secrets and configuration</w:t></w:r></w:p><w:tbl><w:tblPr><w:tblW w:type="dxa" w:w="8900"/><w:tblBorders><w:top w:val="single" w:color="auto" w:sz="4"/><w:left w:val="single" w:color="auto" w:sz="4"/><w:bottom w:val="single" w:color="auto" w:sz="4"/><w:right w:val="single" w:color="auto" w:sz="4"/><w:insideH w:val="single" w:color="auto" w:sz="4"/><w:insideV w:val="single" w:color="auto" w:sz="4"/></w:tblBorders></w:tblPr><w:tblGrid><w:gridCol w:w="420"/><w:gridCol w:w="6180"/><w:gridCol w:w="2300"/></w:tblGrid><w:tr><w:trPr><w:tblHeader/></w:trPr><w:tc><w:tcPr><w:tcW w:type="dxa" w:w="420"/><w:tcBorders><w:top w:val="single" w:color="D9D9D9" w:sz="4"/><w:left w:val="single" w:color="D9D9D9" w:sz="4"/><w:bottom w:val="single" w:color="D9D9D9" w:sz="4"/><w:right w:val="single" w:color="D9D9D9" w:sz="4"/></w:tcBorders><w:shd w:fill="1F3864" w:val="clear"/><w:tcMar><w:top w:type="dxa" w:w="60"/><w:left w:type="dxa" w:w="95"/><w:bottom w:type="dxa" w:w="60"/><w:right w:type="dxa" w:w="95"/></w:tcMar></w:tcPr><w:p><w:pPr><w:spacing w:after="0" w:line="254"/></w:pPr><w:r><w:rPr><w:b/><w:bCs/><w:color w:val="FFFFFF"/><w:sz w:val="18"/><w:szCs w:val="18"/></w:rPr><w:t xml:space="preserve"></w:t></w:r></w:p></w:tc><w:tc><w:tcPr><w:tcW w:type="dxa" w:w="6180"/><w:tcBorders><w:top w:val="single" w:color="D9D9D9" w:sz="4"/><w:left w:val="single" w:color="D9D9D9" w:sz="4"/><w:bottom w:val="single" w:color="D9D9D9" w:sz="4"/><w:right w:val="single" w:color="D9D9D9" w:sz="4"/></w:tcBorders><w:shd w:fill="1F3864" w:val="clear"/><w:tcMar><w:top w:type="dxa" w:w="60"/><w:left w:type="dxa" w:w="95"/><w:bottom w:type="dxa" w:w="60"/><w:right w:type="dxa" w:w="95"/></w:tcMar></w:tcPr><w:p><w:pPr><w:spacing w:after="0" w:line="254"/></w:pPr><w:r><w:rPr><w:b/><w:bCs/><w:color w:val="FFFFFF"/><w:sz w:val="18"/><w:szCs w:val="18"/></w:rPr><w:t xml:space="preserve">Item</w:t></w:r></w:p></w:tc><w:tc><w:tcPr><w:tcW w:type="dxa" w:w="2300"/><w:tcBorders><w:top w:val="single" w:color="D9D9D9" w:sz="4"/><w:left w:val="single" w:color="D9D9D9" w:sz="4"/><w:bottom w:val="single" w:color="D9D9D9" w:sz="4"/><w:right w:val="single" w:color="D9D9D9" w:sz="4"/></w:tcBorders><w:shd w:fill="1F3864" w:val="clear"/><w:tcMar><w:top w:type="dxa" w:w="60"/><w:left w:type="dxa" w:w="95"/><w:bottom w:type="dxa" w:w="60"/><w:right w:type="dxa" w:w="95"/></w:tcMar></w:tcPr><w:p><w:pPr><w:spacing w:after="0" w:line="254"/></w:pPr><w:r><w:rPr><w:b/><w:bCs/><w:color w:val="FFFFFF"/><w:sz w:val="18"/><w:szCs w:val="18"/></w:rPr><w:t xml:space="preserve">Notes</w:t></w:r></w:p></w:tc></w:tr><w:tr><w:tc><w:tcPr><w:tcW w:type="dxa" w:w="420"/><w:tcBorders><w:top w:val="single" w:color="D9D9D9" w:sz="4"/><w:left w:val="single" w:color="D9D9D9" w:sz="4"/><w:bottom w:val="single" w:color="D9D9D9" w:sz="4"/><w:right w:val="single" w:color="D9D9D9" w:sz="4"/></w:tcBorders><w:tcMar><w:top w:type="dxa" w:w="60"/><w:left w:type="dxa" w:w="95"/><w:bottom w:type="dxa" w:w="60"/><w:right w:type="dxa" w:w="95"/></w:tcMar></w:tcPr><w:p><w:pPr><w:spacing w:after="0" w:line="254"/></w:pPr><w:r><w:rPr><w:b/><w:bCs/><w:sz w:val="18"/><w:szCs w:val="18"/></w:rPr><w:t xml:space="preserve">☐</w:t></w:r></w:p></w:tc><w:tc><w:tcPr><w:tcW w:type="dxa" w:w="6180"/><w:tcBorders><w:top w:val="single" w:color="D9D9D9" w:sz="4"/><w:left w:val="single" w:color="D9D9D9" w:sz="4"/><w:bottom w:val="single" w:color="D9D9D9" w:sz="4"/><w:right w:val="single" w:color="D9D9D9" w:sz="4"/></w:tcBorders><w:tcMar><w:top w:type="dxa" w:w="60"/><w:left w:type="dxa" w:w="95"/><w:bottom w:type="dxa" w:w="60"/><w:right w:type="dxa" w:w="95"/></w:tcMar></w:tcPr><w:p><w:pPr><w:spacing w:after="0" w:line="254"/></w:pPr><w:r><w:rPr><w:sz w:val="18"/><w:szCs w:val="18"/></w:rPr><w:t xml:space="preserve">Set every variable in .env.example on the production environment</w:t></w:r></w:p></w:tc><w:tc><w:tcPr><w:tcW w:type="dxa" w:w="2300"/><w:tcBorders><w:top w:val="single" w:color="D9D9D9" w:sz="4"/><w:left w:val="single" w:color="D9D9D9" w:sz="4"/><w:bottom w:val="single" w:color="D9D9D9" w:sz="4"/><w:right w:val="single" w:color="D9D9D9" w:sz="4"/></w:tcBorders><w:tcMar><w:top w:type="dxa" w:w="60"/><w:left w:type="dxa" w:w="95"/><w:bottom w:type="dxa" w:w="60"/><w:right w:type="dxa" w:w="95"/></w:tcMar></w:tcPr><w:p><w:pPr><w:spacing w:after="0" w:line="254"/></w:pPr><w:r><w:rPr><w:sz w:val="18"/><w:szCs w:val="18"/></w:rPr><w:t xml:space="preserve"></w:t></w:r></w:p></w:tc></w:tr><w:tr><w:tc><w:tcPr><w:tcW w:type="dxa" w:w="420"/><w:tcBorders><w:top w:val="single" w:color="D9D9D9" w:sz="4"/><w:left w:val="single" w:color="D9D9D9" w:sz="4"/><w:bottom w:val="single" w:color="D9D9D9" w:sz="4"/><w:right w:val="single" w:color="D9D9D9" w:sz="4"/></w:tcBorders><w:shd w:fill="F4F6FA" w:val="clear"/><w:tcMar><w:top w:type="dxa" w:w="60"/><w:left w:type="dxa" w:w="95"/><w:bottom w:type="dxa" w:w="60"/><w:right w:type="dxa" w:w="95"/></w:tcMar></w:tcPr><w:p><w:pPr><w:spacing w:after="0" w:line="254"/></w:pPr><w:r><w:rPr><w:b/><w:bCs/><w:sz w:val="18"/><w:szCs w:val="18"/></w:rPr><w:t xml:space="preserve">☐</w:t></w:r></w:p></w:tc><w:tc><w:tcPr><w:tcW w:type="dxa" w:w="6180"/><w:tcBorders><w:top w:val="single" w:color="D9D9D9" w:sz="4"/><w:left w:val="single" w:color="D9D9D9" w:sz="4"/><w:bottom w:val="single" w:color="D9D9D9" w:sz="4"/><w:right w:val="single" w:color="D9D9D9" w:sz="4"/></w:tcBorders><w:shd w:fill="F4F6FA" w:val="clear"/><w:tcMar><w:top w:type="dxa" w:w="60"/><w:left w:type="dxa" w:w="95"/><w:bottom w:type="dxa" w:w="60"/><w:right w:type="dxa" w:w="95"/></w:tcMar></w:tcPr><w:p><w:pPr><w:spacing w:after="0" w:line="254"/></w:pPr><w:r><w:rPr><w:sz w:val="18"/><w:szCs w:val="18"/></w:rPr><w:t xml:space="preserve">Confirm SUPABASE_SERVICE_ROLE_KEY is server-side only and never prefixed NEXT_PUBLIC_</w:t></w:r></w:p></w:tc><w:tc><w:tcPr><w:tcW w:type="dxa" w:w="2300"/><w:tcBorders><w:top w:val="single" w:color="D9D9D9" w:sz="4"/><w:left w:val="single" w:color="D9D9D9" w:sz="4"/><w:bottom w:val="single" w:color="D9D9D9" w:sz="4"/><w:right w:val="single" w:color="D9D9D9" w:sz="4"/></w:tcBorders><w:shd w:fill="F4F6FA" w:val="clear"/><w:tcMar><w:top w:type="dxa" w:w="60"/><w:left w:type="dxa" w:w="95"/><w:bottom w:type="dxa" w:w="60"/><w:right w:type="dxa" w:w="95"/></w:tcMar></w:tcPr><w:p><w:pPr><w:spacing w:after="0" w:line="254"/></w:pPr><w:r><w:rPr><w:sz w:val="18"/><w:szCs w:val="18"/></w:rPr><w:t xml:space="preserve">Bypasses all RLS</w:t></w:r></w:p></w:tc></w:tr><w:tr><w:tc><w:tcPr><w:tcW w:type="dxa" w:w="420"/><w:tcBorders><w:top w:val="single" w:color="D9D9D9" w:sz="4"/><w:left w:val="single" w:color="D9D9D9" w:sz="4"/><w:bottom w:val="single" w:color="D9D9D9" w:sz="4"/><w:right w:val="single" w:color="D9D9D9" w:sz="4"/></w:tcBorders><w:tcMar><w:top w:type="dxa" w:w="60"/><w:left w:type="dxa" w:w="95"/><w:bottom w:type="dxa" w:w="60"/><w:right w:type="dxa" w:w="95"/></w:tcMar></w:tcPr><w:p><w:pPr><w:spacing w:after="0" w:line="254"/></w:pPr><w:r><w:rPr><w:b/><w:bCs/><w:sz w:val="18"/><w:szCs w:val="18"/></w:rPr><w:t xml:space="preserve">☐</w:t></w:r></w:p></w:tc><w:tc><w:tcPr><w:tcW w:type="dxa" w:w="6180"/><w:tcBorders><w:top w:val="single" w:color="D9D9D9" w:sz="4"/><w:left w:val="single" w:color="D9D9D9" w:sz="4"/><w:bottom w:val="single" w:color="D9D9D9" w:sz="4"/><w:right w:val="single" w:color="D9D9D9" w:sz="4"/></w:tcBorders><w:tcMar><w:top w:type="dxa" w:w="60"/><w:left w:type="dxa" w:w="95"/><w:bottom w:type="dxa" w:w="60"/><w:right w:type="dxa" w:w="95"/></w:tcMar></w:tcPr><w:p><w:pPr><w:spacing w:after="0" w:line="254"/></w:pPr><w:r><w:rPr><w:sz w:val="18"/><w:szCs w:val="18"/></w:rPr><w:t xml:space="preserve">Set STRIPE_WEBHOOK_SECRET and register the webhook for checkout.session.completed</w:t></w:r></w:p></w:tc><w:tc><w:tcPr><w:tcW w:type="dxa" w:w="2300"/><w:tcBorders><w:top w:val="single" w:color="D9D9D9" w:sz="4"/><w:left w:val="single" w:color="D9D9D9" w:sz="4"/><w:bottom w:val="single" w:color="D9D9D9" w:sz="4"/><w:right w:val="single" w:color="D9D9D9" w:sz="4"/></w:tcBorders><w:tcMar><w:top w:type="dxa" w:w="60"/><w:left w:type="dxa" w:w="95"/><w:bottom w:type="dxa" w:w="60"/><w:right w:type="dxa" w:w="95"/></w:tcMar></w:tcPr><w:p><w:pPr><w:spacing w:after="0" w:line="254"/></w:pPr><w:r><w:rPr><w:sz w:val="18"/><w:szCs w:val="18"/></w:rPr><w:t xml:space="preserve">Without it players are charged and get nothing</w:t></w:r></w:p></w:tc></w:tr><w:tr><w:tc><w:tcPr><w:tcW w:type="dxa" w:w="420"/><w:tcBorders><w:top w:val="single" w:color="D9D9D9" w:sz="4"/><w:left w:val="single" w:color="D9D9D9" w:sz="4"/><w:bottom w:val="single" w:color="D9D9D9" w:sz="4"/><w:right w:val="single" w:color="D9D9D9" w:sz="4"/></w:tcBorders><w:shd w:fill="F4F6FA" w:val="clear"/><w:tcMar><w:top w:type="dxa" w:w="60"/><w:left w:type="dxa" w:w="95"/><w:bottom w:type="dxa" w:w="60"/><w:right w:type="dxa" w:w="95"/></w:tcMar></w:tcPr><w:p><w:pPr><w:spacing w:after="0" w:line="254"/></w:pPr><w:r><w:rPr><w:b/><w:bCs/><w:sz w:val="18"/><w:szCs w:val="18"/></w:rPr><w:t xml:space="preserve">☐</w:t></w:r></w:p></w:tc><w:tc><w:tcPr><w:tcW w:type="dxa" w:w="6180"/><w:tcBorders><w:top w:val="single" w:color="D9D9D9" w:sz="4"/><w:left w:val="single" w:color="D9D9D9" w:sz="4"/><w:bottom w:val="single" w:color="D9D9D9" w:sz="4"/><w:right w:val="single" w:color="D9D9D9" w:sz="4"/></w:tcBorders><w:shd w:fill="F4F6FA" w:val="clear"/><w:tcMar><w:top w:type="dxa" w:w="60"/><w:left w:type="dxa" w:w="95"/><w:bottom w:type="dxa" w:w="60"/><w:right w:type="dxa" w:w="95"/></w:tcMar></w:tcPr><w:p><w:pPr><w:spacing w:after="0" w:line="254"/></w:pPr><w:r><w:rPr><w:sz w:val="18"/><w:szCs w:val="18"/></w:rPr><w:t xml:space="preserve">Set CRON_SECRET on both Vercel and GitHub Actions, with identical values</w:t></w:r></w:p></w:tc><w:tc><w:tcPr><w:tcW w:type="dxa" w:w="2300"/><w:tcBorders><w:top w:val="single" w:color="D9D9D9" w:sz="4"/><w:left w:val="single" w:color="D9D9D9" w:sz="4"/><w:bottom w:val="single" w:color="D9D9D9" w:sz="4"/><w:right w:val="single" w:color="D9D9D9" w:sz="4"/></w:tcBorders><w:shd w:fill="F4F6FA" w:val="clear"/><w:tcMar><w:top w:type="dxa" w:w="60"/><w:left w:type="dxa" w:w="95"/><w:bottom w:type="dxa" w:w="60"/><w:right w:type="dxa" w:w="95"/></w:tcMar></w:tcPr><w:p><w:pPr><w:spacing w:after="0" w:line="254"/></w:pPr><w:r><w:rPr><w:sz w:val="18"/><w:szCs w:val="18"/></w:rPr><w:t xml:space="preserve">Unset means settlement never runs</w:t></w:r></w:p></w:tc></w:tr><w:tr><w:tc><w:tcPr><w:tcW w:type="dxa" w:w="420"/><w:tcBorders><w:top w:val="single" w:color="D9D9D9" w:sz="4"/><w:left w:val="single" w:color="D9D9D9" w:sz="4"/><w:bottom w:val="single" w:color="D9D9D9" w:sz="4"/><w:right w:val="single" w:color="D9D9D9" w:sz="4"/></w:tcBorders><w:tcMar><w:top w:type="dxa" w:w="60"/><w:left w:type="dxa" w:w="95"/><w:bottom w:type="dxa" w:w="60"/><w:right w:type="dxa" w:w="95"/></w:tcMar></w:tcPr><w:p><w:pPr><w:spacing w:after="0" w:line="254"/></w:pPr><w:r><w:rPr><w:b/><w:bCs/><w:sz w:val="18"/><w:szCs w:val="18"/></w:rPr><w:t xml:space="preserve">☐</w:t></w:r></w:p></w:tc><w:tc><w:tcPr><w:tcW w:type="dxa" w:w="6180"/><w:tcBorders><w:top w:val="single" w:color="D9D9D9" w:sz="4"/><w:left w:val="single" w:color="D9D9D9" w:sz="4"/><w:bottom w:val="single" w:color="D9D9D9" w:sz="4"/><w:right w:val="single" w:color="D9D9D9" w:sz="4"/></w:tcBorders><w:tcMar><w:top w:type="dxa" w:w="60"/><w:left w:type="dxa" w:w="95"/><w:bottom w:type="dxa" w:w="60"/><w:right w:type="dxa" w:w="95"/></w:tcMar></w:tcPr><w:p><w:pPr><w:spacing w:after="0" w:line="254"/></w:pPr><w:r><w:rPr><w:sz w:val="18"/><w:szCs w:val="18"/></w:rPr><w:t xml:space="preserve">Run the one-time admin bootstrap, then unset SETUP_SECRET</w:t></w:r></w:p></w:tc><w:tc><w:tcPr><w:tcW w:type="dxa" w:w="2300"/><w:tcBorders><w:top w:val="single" w:color="D9D9D9" w:sz="4"/><w:left w:val="single" w:color="D9D9D9" w:sz="4"/><w:bottom w:val="single" w:color="D9D9D9" w:sz="4"/><w:right w:val="single" w:color="D9D9D9" w:sz="4"/></w:tcBorders><w:tcMar><w:top w:type="dxa" w:w="60"/><w:left w:type="dxa" w:w="95"/><w:bottom w:type="dxa" w:w="60"/><w:right w:type="dxa" w:w="95"/></w:tcMar></w:tcPr><w:p><w:pPr><w:spacing w:after="0" w:line="254"/></w:pPr><w:r><w:rPr><w:sz w:val="18"/><w:szCs w:val="18"/></w:rPr><w:t xml:space="preserve"></w:t></w:r></w:p></w:tc></w:tr><w:tr><w:tc><w:tcPr><w:tcW w:type="dxa" w:w="420"/><w:tcBorders><w:top w:val="single" w:color="D9D9D9" w:sz="4"/><w:left w:val="single" w:color="D9D9D9" w:sz="4"/><w:bottom w:val="single" w:color="D9D9D9" w:sz="4"/><w:right w:val="single" w:color="D9D9D9" w:sz="4"/></w:tcBorders><w:shd w:fill="F4F6FA" w:val="clear"/><w:tcMar><w:top w:type="dxa" w:w="60"/><w:left w:type="dxa" w:w="95"/><w:bottom w:type="dxa" w:w="60"/><w:right w:type="dxa" w:w="95"/></w:tcMar></w:tcPr><w:p><w:pPr><w:spacing w:after="0" w:line="254"/></w:pPr><w:r><w:rPr><w:b/><w:bCs/><w:sz w:val="18"/><w:szCs w:val="18"/></w:rPr><w:t xml:space="preserve">☐</w:t></w:r></w:p></w:tc><w:tc><w:tcPr><w:tcW w:type="dxa" w:w="6180"/><w:tcBorders><w:top w:val="single" w:color="D9D9D9" w:sz="4"/><w:left w:val="single" w:color="D9D9D9" w:sz="4"/><w:bottom w:val="single" w:color="D9D9D9" w:sz="4"/><w:right w:val="single" w:color="D9D9D9" w:sz="4"/></w:tcBorders><w:shd w:fill="F4F6FA" w:val="clear"/><w:tcMar><w:top w:type="dxa" w:w="60"/><w:left w:type="dxa" w:w="95"/><w:bottom w:type="dxa" w:w="60"/><w:right w:type="dxa" w:w="95"/></w:tcMar></w:tcPr><w:p><w:pPr><w:spacing w:after="0" w:line="254"/></w:pPr><w:r><w:rPr><w:sz w:val="18"/><w:szCs w:val="18"/></w:rPr><w:t xml:space="preserve">Set PAYPAL_MODE to live and confirm the sandbox guard passes</w:t></w:r></w:p></w:tc><w:tc><w:tcPr><w:tcW w:type="dxa" w:w="2300"/><w:tcBorders><w:top w:val="single" w:color="D9D9D9" w:sz="4"/><w:left w:val="single" w:color="D9D9D9" w:sz="4"/><w:bottom w:val="single" w:color="D9D9D9" w:sz="4"/><w:right w:val="single" w:color="D9D9D9" w:sz="4"/></w:tcBorders><w:shd w:fill="F4F6FA" w:val="clear"/><w:tcMar><w:top w:type="dxa" w:w="60"/><w:left w:type="dxa" w:w="95"/><w:bottom w:type="dxa" w:w="60"/><w:right w:type="dxa" w:w="95"/></w:tcMar></w:tcPr><w:p><w:pPr><w:spacing w:after="0" w:line="254"/></w:pPr><w:r><w:rPr><w:sz w:val="18"/><w:szCs w:val="18"/></w:rPr><w:t xml:space="preserve"></w:t></w:r></w:p></w:tc></w:tr><w:tr><w:tc><w:tcPr><w:tcW w:type="dxa" w:w="420"/><w:tcBorders><w:top w:val="single" w:color="D9D9D9" w:sz="4"/><w:left w:val="single" w:color="D9D9D9" w:sz="4"/><w:bottom w:val="single" w:color="D9D9D9" w:sz="4"/><w:right w:val="single" w:color="D9D9D9" w:sz="4"/></w:tcBorders><w:tcMar><w:top w:type="dxa" w:w="60"/><w:left w:type="dxa" w:w="95"/><w:bottom w:type="dxa" w:w="60"/><w:right w:type="dxa" w:w="95"/></w:tcMar></w:tcPr><w:p><w:pPr><w:spacing w:after="0" w:line="254"/></w:pPr><w:r><w:rPr><w:b/><w:bCs/><w:sz w:val="18"/><w:szCs w:val="18"/></w:rPr><w:t xml:space="preserve">☐</w:t></w:r></w:p></w:tc><w:tc><w:tcPr><w:tcW w:type="dxa" w:w="6180"/><w:tcBorders><w:top w:val="single" w:color="D9D9D9" w:sz="4"/><w:left w:val="single" w:color="D9D9D9" w:sz="4"/><w:bottom w:val="single" w:color="D9D9D9" w:sz="4"/><w:right w:val="single" w:color="D9D9D9" w:sz="4"/></w:tcBorders><w:tcMar><w:top w:type="dxa" w:w="60"/><w:left w:type="dxa" w:w="95"/><w:bottom w:type="dxa" w:w="60"/><w:right w:type="dxa" w:w="95"/></w:tcMar></w:tcPr><w:p><w:pPr><w:spacing w:after="0" w:line="254"/></w:pPr><w:r><w:rPr><w:sz w:val="18"/><w:szCs w:val="18"/></w:rPr><w:t xml:space="preserve">Set UPSTASH_REDIS_REST_URL and _TOKEN so rate limits apply across instances</w:t></w:r></w:p></w:tc><w:tc><w:tcPr><w:tcW w:type="dxa" w:w="2300"/><w:tcBorders><w:top w:val="single" w:color="D9D9D9" w:sz="4"/><w:left w:val="single" w:color="D9D9D9" w:sz="4"/><w:bottom w:val="single" w:color="D9D9D9" w:sz="4"/><w:right w:val="single" w:color="D9D9D9" w:sz="4"/></w:tcBorders><w:tcMar><w:top w:type="dxa" w:w="60"/><w:left w:type="dxa" w:w="95"/><w:bottom w:type="dxa" w:w="60"/><w:right w:type="dxa" w:w="95"/></w:tcMar></w:tcPr><w:p><w:pPr><w:spacing w:after="0" w:line="254"/></w:pPr><w:r><w:rPr><w:sz w:val="18"/><w:szCs w:val="18"/></w:rPr><w:t xml:space="preserve">Otherwise per-instance only</w:t></w:r></w:p></w:tc></w:tr><w:tr><w:tc><w:tcPr><w:tcW w:type="dxa" w:w="420"/><w:tcBorders><w:top w:val="single" w:color="D9D9D9" w:sz="4"/><w:left w:val="single" w:color="D9D9D9" w:sz="4"/><w:bottom w:val="single" w:color="D9D9D9" w:sz="4"/><w:right w:val="single" w:color="D9D9D9" w:sz="4"/></w:tcBorders><w:shd w:fill="F4F6FA" w:val="clear"/><w:tcMar><w:top w:type="dxa" w:w="60"/><w:left w:type="dxa" w:w="95"/><w:bottom w:type="dxa" w:w="60"/><w:right w:type="dxa" w:w="95"/></w:tcMar></w:tcPr><w:p><w:pPr><w:spacing w:after="0" w:line="254"/></w:pPr><w:r><w:rPr><w:b/><w:bCs/><w:sz w:val="18"/><w:szCs w:val="18"/></w:rPr><w:t xml:space="preserve">☐</w:t></w:r></w:p></w:tc><w:tc><w:tcPr><w:tcW w:type="dxa" w:w="6180"/><w:tcBorders><w:top w:val="single" w:color="D9D9D9" w:sz="4"/><w:left w:val="single" w:color="D9D9D9" w:sz="4"/><w:bottom w:val="single" w:color="D9D9D9" w:sz="4"/><w:right w:val="single" w:color="D9D9D9" w:sz="4"/></w:tcBorders><w:shd w:fill="F4F6FA" w:val="clear"/><w:tcMar><w:top w:type="dxa" w:w="60"/><w:left w:type="dxa" w:w="95"/><w:bottom w:type="dxa" w:w="60"/><w:right w:type="dxa" w:w="95"/></w:tcMar></w:tcPr><w:p><w:pPr><w:spacing w:after="0" w:line="254"/></w:pPr><w:r><w:rPr><w:sz w:val="18"/><w:szCs w:val="18"/></w:rPr><w:t xml:space="preserve">Rotate any credential that was ever shared during development</w:t></w:r></w:p></w:tc><w:tc><w:tcPr><w:tcW w:type="dxa" w:w="2300"/><w:tcBorders><w:top w:val="single" w:color="D9D9D9" w:sz="4"/><w:left w:val="single" w:color="D9D9D9" w:sz="4"/><w:bottom w:val="single" w:color="D9D9D9" w:sz="4"/><w:right w:val="single" w:color="D9D9D9" w:sz="4"/></w:tcBorders><w:shd w:fill="F4F6FA" w:val="clear"/><w:tcMar><w:top w:type="dxa" w:w="60"/><w:left w:type="dxa" w:w="95"/><w:bottom w:type="dxa" w:w="60"/><w:right w:type="dxa" w:w="95"/></w:tcMar></w:tcPr><w:p><w:pPr><w:spacing w:after="0" w:line="254"/></w:pPr><w:r><w:rPr><w:sz w:val="18"/><w:szCs w:val="18"/></w:rPr><w:t xml:space="preserve"></w:t></w:r></w:p></w:tc></w:tr></w:tbl><w:p><w:pPr><w:pStyle w:val="Heading3"/><w:spacing w:after="70" w:before="170"/></w:pPr><w:r><w:t xml:space="preserve">Payments</w:t></w:r></w:p><w:tbl><w:tblPr><w:tblW w:type="dxa" w:w="8900"/><w:tblBorders><w:top w:val="single" w:color="auto" w:sz="4"/><w:left w:val="single" w:color="auto" w:sz="4"/><w:bottom w:val="single" w:color="auto" w:sz="4"/><w:right w:val="single" w:color="auto" w:sz="4"/><w:insideH w:val="single" w:color="auto" w:sz="4"/><w:insideV w:val="single" w:color="auto" w:sz="4"/></w:tblBorders></w:tblPr><w:tblGrid><w:gridCol w:w="420"/><w:gridCol w:w="6180"/><w:gridCol w:w="2300"/></w:tblGrid><w:tr><w:trPr><w:tblHeader/></w:trPr><w:tc><w:tcPr><w:tcW w:type="dxa" w:w="420"/><w:tcBorders><w:top w:val="single" w:color="D9D9D9" w:sz="4"/><w:left w:val="single" w:color="D9D9D9" w:sz="4"/><w:bottom w:val="single" w:color="D9D9D9" w:sz="4"/><w:right w:val="single" w:color="D9D9D9" w:sz="4"/></w:tcBorders><w:shd w:fill="1F3864" w:val="clear"/><w:tcMar><w:top w:type="dxa" w:w="60"/><w:left w:type="dxa" w:w="95"/><w:bottom w:type="dxa" w:w="60"/><w:right w:type="dxa" w:w="95"/></w:tcMar></w:tcPr><w:p><w:pPr><w:spacing w:after="0" w:line="254"/></w:pPr><w:r><w:rPr><w:b/><w:bCs/><w:color w:val="FFFFFF"/><w:sz w:val="18"/><w:szCs w:val="18"/></w:rPr><w:t xml:space="preserve"></w:t></w:r></w:p></w:tc><w:tc><w:tcPr><w:tcW w:type="dxa" w:w="6180"/><w:tcBorders><w:top w:val="single" w:color="D9D9D9" w:sz="4"/><w:left w:val="single" w:color="D9D9D9" w:sz="4"/><w:bottom w:val="single" w:color="D9D9D9" w:sz="4"/><w:right w:val="single" w:color="D9D9D9" w:sz="4"/></w:tcBorders><w:shd w:fill="1F3864" w:val="clear"/><w:tcMar><w:top w:type="dxa" w:w="60"/><w:left w:type="dxa" w:w="95"/><w:bottom w:type="dxa" w:w="60"/><w:right w:type="dxa" w:w="95"/></w:tcMar></w:tcPr><w:p><w:pPr><w:spacing w:after="0" w:line="254"/></w:pPr><w:r><w:rPr><w:b/><w:bCs/><w:color w:val="FFFFFF"/><w:sz w:val="18"/><w:szCs w:val="18"/></w:rPr><w:t xml:space="preserve">Item</w:t></w:r></w:p></w:tc><w:tc><w:tcPr><w:tcW w:type="dxa" w:w="2300"/><w:tcBorders><w:top w:val="single" w:color="D9D9D9" w:sz="4"/><w:left w:val="single" w:color="D9D9D9" w:sz="4"/><w:bottom w:val="single" w:color="D9D9D9" w:sz="4"/><w:right w:val="single" w:color="D9D9D9" w:sz="4"/></w:tcBorders><w:shd w:fill="1F3864" w:val="clear"/><w:tcMar><w:top w:type="dxa" w:w="60"/><w:left w:type="dxa" w:w="95"/><w:bottom w:type="dxa" w:w="60"/><w:right w:type="dxa" w:w="95"/></w:tcMar></w:tcPr><w:p><w:pPr><w:spacing w:after="0" w:line="254"/></w:pPr><w:r><w:rPr><w:b/><w:bCs/><w:color w:val="FFFFFF"/><w:sz w:val="18"/><w:szCs w:val="18"/></w:rPr><w:t xml:space="preserve">Notes</w:t></w:r></w:p></w:tc></w:tr><w:tr><w:tc><w:tcPr><w:tcW w:type="dxa" w:w="420"/><w:tcBorders><w:top w:val="single" w:color="D9D9D9" w:sz="4"/><w:left w:val="single" w:color="D9D9D9" w:sz="4"/><w:bottom w:val="single" w:color="D9D9D9" w:sz="4"/><w:right w:val="single" w:color="D9D9D9" w:sz="4"/></w:tcBorders><w:tcMar><w:top w:type="dxa" w:w="60"/><w:left w:type="dxa" w:w="95"/><w:bottom w:type="dxa" w:w="60"/><w:right w:type="dxa" w:w="95"/></w:tcMar></w:tcPr><w:p><w:pPr><w:spacing w:after="0" w:line="254"/></w:pPr><w:r><w:rPr><w:b/><w:bCs/><w:sz w:val="18"/><w:szCs w:val="18"/></w:rPr><w:t xml:space="preserve">☐</w:t></w:r></w:p></w:tc><w:tc><w:tcPr><w:tcW w:type="dxa" w:w="6180"/><w:tcBorders><w:top w:val="single" w:color="D9D9D9" w:sz="4"/><w:left w:val="single" w:color="D9D9D9" w:sz="4"/><w:bottom w:val="single" w:color="D9D9D9" w:sz="4"/><w:right w:val="single" w:color="D9D9D9" w:sz="4"/></w:tcBorders><w:tcMar><w:top w:type="dxa" w:w="60"/><w:left w:type="dxa" w:w="95"/><w:bottom w:type="dxa" w:w="60"/><w:right w:type="dxa" w:w="95"/></w:tcMar></w:tcPr><w:p><w:pPr><w:spacing w:after="0" w:line="254"/></w:pPr><w:r><w:rPr><w:sz w:val="18"/><w:szCs w:val="18"/></w:rPr><w:t xml:space="preserve">End-to-end test: buy a card with a real card and confirm exactly one card is issued</w:t></w:r></w:p></w:tc><w:tc><w:tcPr><w:tcW w:type="dxa" w:w="2300"/><w:tcBorders><w:top w:val="single" w:color="D9D9D9" w:sz="4"/><w:left w:val="single" w:color="D9D9D9" w:sz="4"/><w:bottom w:val="single" w:color="D9D9D9" w:sz="4"/><w:right w:val="single" w:color="D9D9D9" w:sz="4"/></w:tcBorders><w:tcMar><w:top w:type="dxa" w:w="60"/><w:left w:type="dxa" w:w="95"/><w:bottom w:type="dxa" w:w="60"/><w:right w:type="dxa" w:w="95"/></w:tcMar></w:tcPr><w:p><w:pPr><w:spacing w:after="0" w:line="254"/></w:pPr><w:r><w:rPr><w:sz w:val="18"/><w:szCs w:val="18"/></w:rPr><w:t xml:space="preserve"></w:t></w:r></w:p></w:tc></w:tr><w:tr><w:tc><w:tcPr><w:tcW w:type="dxa" w:w="420"/><w:tcBorders><w:top w:val="single" w:color="D9D9D9" w:sz="4"/><w:left w:val="single" w:color="D9D9D9" w:sz="4"/><w:bottom w:val="single" w:color="D9D9D9" w:sz="4"/><w:right w:val="single" w:color="D9D9D9" w:sz="4"/></w:tcBorders><w:shd w:fill="F4F6FA" w:val="clear"/><w:tcMar><w:top w:type="dxa" w:w="60"/><w:left w:type="dxa" w:w="95"/><w:bottom w:type="dxa" w:w="60"/><w:right w:type="dxa" w:w="95"/></w:tcMar></w:tcPr><w:p><w:pPr><w:spacing w:after="0" w:line="254"/></w:pPr><w:r><w:rPr><w:b/><w:bCs/><w:sz w:val="18"/><w:szCs w:val="18"/></w:rPr><w:t xml:space="preserve">☐</w:t></w:r></w:p></w:tc><w:tc><w:tcPr><w:tcW w:type="dxa" w:w="6180"/><w:tcBorders><w:top w:val="single" w:color="D9D9D9" w:sz="4"/><w:left w:val="single" w:color="D9D9D9" w:sz="4"/><w:bottom w:val="single" w:color="D9D9D9" w:sz="4"/><w:right w:val="single" w:color="D9D9D9" w:sz="4"/></w:tcBorders><w:shd w:fill="F4F6FA" w:val="clear"/><w:tcMar><w:top w:type="dxa" w:w="60"/><w:left w:type="dxa" w:w="95"/><w:bottom w:type="dxa" w:w="60"/><w:right w:type="dxa" w:w="95"/></w:tcMar></w:tcPr><w:p><w:pPr><w:spacing w:after="0" w:line="254"/></w:pPr><w:r><w:rPr><w:sz w:val="18"/><w:szCs w:val="18"/></w:rPr><w:t xml:space="preserve">Test the closed-tab case: complete payment, close the tab, confirm the webhook still issues the card</w:t></w:r></w:p></w:tc><w:tc><w:tcPr><w:tcW w:type="dxa" w:w="2300"/><w:tcBorders><w:top w:val="single" w:color="D9D9D9" w:sz="4"/><w:left w:val="single" w:color="D9D9D9" w:sz="4"/><w:bottom w:val="single" w:color="D9D9D9" w:sz="4"/><w:right w:val="single" w:color="D9D9D9" w:sz="4"/></w:tcBorders><w:shd w:fill="F4F6FA" w:val="clear"/><w:tcMar><w:top w:type="dxa" w:w="60"/><w:left w:type="dxa" w:w="95"/><w:bottom w:type="dxa" w:w="60"/><w:right w:type="dxa" w:w="95"/></w:tcMar></w:tcPr><w:p><w:pPr><w:spacing w:after="0" w:line="254"/></w:pPr><w:r><w:rPr><w:sz w:val="18"/><w:szCs w:val="18"/></w:rPr><w:t xml:space="preserve"></w:t></w:r></w:p></w:tc></w:tr><w:tr><w:tc><w:tcPr><w:tcW w:type="dxa" w:w="420"/><w:tcBorders><w:top w:val="single" w:color="D9D9D9" w:sz="4"/><w:left w:val="single" w:color="D9D9D9" w:sz="4"/><w:bottom w:val="single" w:color="D9D9D9" w:sz="4"/><w:right w:val="single" w:color="D9D9D9" w:sz="4"/></w:tcBorders><w:tcMar><w:top w:type="dxa" w:w="60"/><w:left w:type="dxa" w:w="95"/><w:bottom w:type="dxa" w:w="60"/><w:right w:type="dxa" w:w="95"/></w:tcMar></w:tcPr><w:p><w:pPr><w:spacing w:after="0" w:line="254"/></w:pPr><w:r><w:rPr><w:b/><w:bCs/><w:sz w:val="18"/><w:szCs w:val="18"/></w:rPr><w:t xml:space="preserve">☐</w:t></w:r></w:p></w:tc><w:tc><w:tcPr><w:tcW w:type="dxa" w:w="6180"/><w:tcBorders><w:top w:val="single" w:color="D9D9D9" w:sz="4"/><w:left w:val="single" w:color="D9D9D9" w:sz="4"/><w:bottom w:val="single" w:color="D9D9D9" w:sz="4"/><w:right w:val="single" w:color="D9D9D9" w:sz="4"/></w:tcBorders><w:tcMar><w:top w:type="dxa" w:w="60"/><w:left w:type="dxa" w:w="95"/><w:bottom w:type="dxa" w:w="60"/><w:right w:type="dxa" w:w="95"/></w:tcMar></w:tcPr><w:p><w:pPr><w:spacing w:after="0" w:line="254"/></w:pPr><w:r><w:rPr><w:sz w:val="18"/><w:szCs w:val="18"/></w:rPr><w:t xml:space="preserve">Confirm a duplicate webhook delivery does not create a second card</w:t></w:r></w:p></w:tc><w:tc><w:tcPr><w:tcW w:type="dxa" w:w="2300"/><w:tcBorders><w:top w:val="single" w:color="D9D9D9" w:sz="4"/><w:left w:val="single" w:color="D9D9D9" w:sz="4"/><w:bottom w:val="single" w:color="D9D9D9" w:sz="4"/><w:right w:val="single" w:color="D9D9D9" w:sz="4"/></w:tcBorders><w:tcMar><w:top w:type="dxa" w:w="60"/><w:left w:type="dxa" w:w="95"/><w:bottom w:type="dxa" w:w="60"/><w:right w:type="dxa" w:w="95"/></w:tcMar></w:tcPr><w:p><w:pPr><w:spacing w:after="0" w:line="254"/></w:pPr><w:r><w:rPr><w:sz w:val="18"/><w:szCs w:val="18"/></w:rPr><w:t xml:space="preserve"></w:t></w:r></w:p></w:tc></w:tr><w:tr><w:tc><w:tcPr><w:tcW w:type="dxa" w:w="420"/><w:tcBorders><w:top w:val="single" w:color="D9D9D9" w:sz="4"/><w:left w:val="single" w:color="D9D9D9" w:sz="4"/><w:bottom w:val="single" w:color="D9D9D9" w:sz="4"/><w:right w:val="single" w:color="D9D9D9" w:sz="4"/></w:tcBorders><w:shd w:fill="F4F6FA" w:val="clear"/><w:tcMar><w:top w:type="dxa" w:w="60"/><w:left w:type="dxa" w:w="95"/><w:bottom w:type="dxa" w:w="60"/><w:right w:type="dxa" w:w="95"/></w:tcMar></w:tcPr><w:p><w:pPr><w:spacing w:after="0" w:line="254"/></w:pPr><w:r><w:rPr><w:b/><w:bCs/><w:sz w:val="18"/><w:szCs w:val="18"/></w:rPr><w:t xml:space="preserve">☐</w:t></w:r></w:p></w:tc><w:tc><w:tcPr><w:tcW w:type="dxa" w:w="6180"/><w:tcBorders><w:top w:val="single" w:color="D9D9D9" w:sz="4"/><w:left w:val="single" w:color="D9D9D9" w:sz="4"/><w:bottom w:val="single" w:color="D9D9D9" w:sz="4"/><w:right w:val="single" w:color="D9D9D9" w:sz="4"/></w:tcBorders><w:shd w:fill="F4F6FA" w:val="clear"/><w:tcMar><w:top w:type="dxa" w:w="60"/><w:left w:type="dxa" w:w="95"/><w:bottom w:type="dxa" w:w="60"/><w:right w:type="dxa" w:w="95"/></w:tcMar></w:tcPr><w:p><w:pPr><w:spacing w:after="0" w:line="254"/></w:pPr><w:r><w:rPr><w:sz w:val="18"/><w:szCs w:val="18"/></w:rPr><w:t xml:space="preserve">End-to-end test: request and approve a withdrawal, and confirm the PayPal payout arrives</w:t></w:r></w:p></w:tc><w:tc><w:tcPr><w:tcW w:type="dxa" w:w="2300"/><w:tcBorders><w:top w:val="single" w:color="D9D9D9" w:sz="4"/><w:left w:val="single" w:color="D9D9D9" w:sz="4"/><w:bottom w:val="single" w:color="D9D9D9" w:sz="4"/><w:right w:val="single" w:color="D9D9D9" w:sz="4"/></w:tcBorders><w:shd w:fill="F4F6FA" w:val="clear"/><w:tcMar><w:top w:type="dxa" w:w="60"/><w:left w:type="dxa" w:w="95"/><w:bottom w:type="dxa" w:w="60"/><w:right w:type="dxa" w:w="95"/></w:tcMar></w:tcPr><w:p><w:pPr><w:spacing w:after="0" w:line="254"/></w:pPr><w:r><w:rPr><w:sz w:val="18"/><w:szCs w:val="18"/></w:rPr><w:t xml:space="preserve"></w:t></w:r></w:p></w:tc></w:tr><w:tr><w:tc><w:tcPr><w:tcW w:type="dxa" w:w="420"/><w:tcBorders><w:top w:val="single" w:color="D9D9D9" w:sz="4"/><w:left w:val="single" w:color="D9D9D9" w:sz="4"/><w:bottom w:val="single" w:color="D9D9D9" w:sz="4"/><w:right w:val="single" w:color="D9D9D9" w:sz="4"/></w:tcBorders><w:tcMar><w:top w:type="dxa" w:w="60"/><w:left w:type="dxa" w:w="95"/><w:bottom w:type="dxa" w:w="60"/><w:right w:type="dxa" w:w="95"/></w:tcMar></w:tcPr><w:p><w:pPr><w:spacing w:after="0" w:line="254"/></w:pPr><w:r><w:rPr><w:b/><w:bCs/><w:sz w:val="18"/><w:szCs w:val="18"/></w:rPr><w:t xml:space="preserve">☐</w:t></w:r></w:p></w:tc><w:tc><w:tcPr><w:tcW w:type="dxa" w:w="6180"/><w:tcBorders><w:top w:val="single" w:color="D9D9D9" w:sz="4"/><w:left w:val="single" w:color="D9D9D9" w:sz="4"/><w:bottom w:val="single" w:color="D9D9D9" w:sz="4"/><w:right w:val="single" w:color="D9D9D9" w:sz="4"/></w:tcBorders><w:tcMar><w:top w:type="dxa" w:w="60"/><w:left w:type="dxa" w:w="95"/><w:bottom w:type="dxa" w:w="60"/><w:right w:type="dxa" w:w="95"/></w:tcMar></w:tcPr><w:p><w:pPr><w:spacing w:after="0" w:line="254"/></w:pPr><w:r><w:rPr><w:sz w:val="18"/><w:szCs w:val="18"/></w:rPr><w:t xml:space="preserve">Confirm a failed PayPal payout returns the reserved funds to the balance</w:t></w:r></w:p></w:tc><w:tc><w:tcPr><w:tcW w:type="dxa" w:w="2300"/><w:tcBorders><w:top w:val="single" w:color="D9D9D9" w:sz="4"/><w:left w:val="single" w:color="D9D9D9" w:sz="4"/><w:bottom w:val="single" w:color="D9D9D9" w:sz="4"/><w:right w:val="single" w:color="D9D9D9" w:sz="4"/></w:tcBorders><w:tcMar><w:top w:type="dxa" w:w="60"/><w:left w:type="dxa" w:w="95"/><w:bottom w:type="dxa" w:w="60"/><w:right w:type="dxa" w:w="95"/></w:tcMar></w:tcPr><w:p><w:pPr><w:spacing w:after="0" w:line="254"/></w:pPr><w:r><w:rPr><w:sz w:val="18"/><w:szCs w:val="18"/></w:rPr><w:t xml:space="preserve"></w:t></w:r></w:p></w:tc></w:tr></w:tbl><w:p><w:pPr><w:pStyle w:val="Heading3"/><w:spacing w:after="70" w:before="170"/></w:pPr><w:r><w:t xml:space="preserve">Settlement</w:t></w:r></w:p><w:tbl><w:tblPr><w:tblW w:type="dxa" w:w="8900"/><w:tblBorders><w:top w:val="single" w:color="auto" w:sz="4"/><w:left w:val="single" w:color="auto" w:sz="4"/><w:bottom w:val="single" w:color="auto" w:sz="4"/><w:right w:val="single" w:color="auto" w:sz="4"/><w:insideH w:val="single" w:color="auto" w:sz="4"/><w:insideV w:val="single" w:color="auto" w:sz="4"/></w:tblBorders></w:tblPr><w:tblGrid><w:gridCol w:w="420"/><w:gridCol w:w="6180"/><w:gridCol w:w="2300"/></w:tblGrid><w:tr><w:trPr><w:tblHeader/></w:trPr><w:tc><w:tcPr><w:tcW w:type="dxa" w:w="420"/><w:tcBorders><w:top w:val="single" w:color="D9D9D9" w:sz="4"/><w:left w:val="single" w:color="D9D9D9" w:sz="4"/><w:bottom w:val="single" w:color="D9D9D9" w:sz="4"/><w:right w:val="single" w:color="D9D9D9" w:sz="4"/></w:tcBorders><w:shd w:fill="1F3864" w:val="clear"/><w:tcMar><w:top w:type="dxa" w:w="60"/><w:left w:type="dxa" w:w="95"/><w:bottom w:type="dxa" w:w="60"/><w:right w:type="dxa" w:w="95"/></w:tcMar></w:tcPr><w:p><w:pPr><w:spacing w:after="0" w:line="254"/></w:pPr><w:r><w:rPr><w:b/><w:bCs/><w:color w:val="FFFFFF"/><w:sz w:val="18"/><w:szCs w:val="18"/></w:rPr><w:t xml:space="preserve"></w:t></w:r></w:p></w:tc><w:tc><w:tcPr><w:tcW w:type="dxa" w:w="6180"/><w:tcBorders><w:top w:val="single" w:color="D9D9D9" w:sz="4"/><w:left w:val="single" w:color="D9D9D9" w:sz="4"/><w:bottom w:val="single" w:color="D9D9D9" w:sz="4"/><w:right w:val="single" w:color="D9D9D9" w:sz="4"/></w:tcBorders><w:shd w:fill="1F3864" w:val="clear"/><w:tcMar><w:top w:type="dxa" w:w="60"/><w:left w:type="dxa" w:w="95"/><w:bottom w:type="dxa" w:w="60"/><w:right w:type="dxa" w:w="95"/></w:tcMar></w:tcPr><w:p><w:pPr><w:spacing w:after="0" w:line="254"/></w:pPr><w:r><w:rPr><w:b/><w:bCs/><w:color w:val="FFFFFF"/><w:sz w:val="18"/><w:szCs w:val="18"/></w:rPr><w:t xml:space="preserve">Item</w:t></w:r></w:p></w:tc><w:tc><w:tcPr><w:tcW w:type="dxa" w:w="2300"/><w:tcBorders><w:top w:val="single" w:color="D9D9D9" w:sz="4"/><w:left w:val="single" w:color="D9D9D9" w:sz="4"/><w:bottom w:val="single" w:color="D9D9D9" w:sz="4"/><w:right w:val="single" w:color="D9D9D9" w:sz="4"/></w:tcBorders><w:shd w:fill="1F3864" w:val="clear"/><w:tcMar><w:top w:type="dxa" w:w="60"/><w:left w:type="dxa" w:w="95"/><w:bottom w:type="dxa" w:w="60"/><w:right w:type="dxa" w:w="95"/></w:tcMar></w:tcPr><w:p><w:pPr><w:spacing w:after="0" w:line="254"/></w:pPr><w:r><w:rPr><w:b/><w:bCs/><w:color w:val="FFFFFF"/><w:sz w:val="18"/><w:szCs w:val="18"/></w:rPr><w:t xml:space="preserve">Notes</w:t></w:r></w:p></w:tc></w:tr><w:tr><w:tc><w:tcPr><w:tcW w:type="dxa" w:w="420"/><w:tcBorders><w:top w:val="single" w:color="D9D9D9" w:sz="4"/><w:left w:val="single" w:color="D9D9D9" w:sz="4"/><w:bottom w:val="single" w:color="D9D9D9" w:sz="4"/><w:right w:val="single" w:color="D9D9D9" w:sz="4"/></w:tcBorders><w:tcMar><w:top w:type="dxa" w:w="60"/><w:left w:type="dxa" w:w="95"/><w:bottom w:type="dxa" w:w="60"/><w:right w:type="dxa" w:w="95"/></w:tcMar></w:tcPr><w:p><w:pPr><w:spacing w:after="0" w:line="254"/></w:pPr><w:r><w:rPr><w:b/><w:bCs/><w:sz w:val="18"/><w:szCs w:val="18"/></w:rPr><w:t xml:space="preserve">☐</w:t></w:r></w:p></w:tc><w:tc><w:tcPr><w:tcW w:type="dxa" w:w="6180"/><w:tcBorders><w:top w:val="single" w:color="D9D9D9" w:sz="4"/><w:left w:val="single" w:color="D9D9D9" w:sz="4"/><w:bottom w:val="single" w:color="D9D9D9" w:sz="4"/><w:right w:val="single" w:color="D9D9D9" w:sz="4"/></w:tcBorders><w:tcMar><w:top w:type="dxa" w:w="60"/><w:left w:type="dxa" w:w="95"/><w:bottom w:type="dxa" w:w="60"/><w:right w:type="dxa" w:w="95"/></w:tcMar></w:tcPr><w:p><w:pPr><w:spacing w:after="0" w:line="254"/></w:pPr><w:r><w:rPr><w:sz w:val="18"/><w:szCs w:val="18"/></w:rPr><w:t xml:space="preserve">Run a full pool through settlement on staging and reconcile every payout to the cent</w:t></w:r></w:p></w:tc><w:tc><w:tcPr><w:tcW w:type="dxa" w:w="2300"/><w:tcBorders><w:top w:val="single" w:color="D9D9D9" w:sz="4"/><w:left w:val="single" w:color="D9D9D9" w:sz="4"/><w:bottom w:val="single" w:color="D9D9D9" w:sz="4"/><w:right w:val="single" w:color="D9D9D9" w:sz="4"/></w:tcBorders><w:tcMar><w:top w:type="dxa" w:w="60"/><w:left w:type="dxa" w:w="95"/><w:bottom w:type="dxa" w:w="60"/><w:right w:type="dxa" w:w="95"/></w:tcMar></w:tcPr><w:p><w:pPr><w:spacing w:after="0" w:line="254"/></w:pPr><w:r><w:rPr><w:sz w:val="18"/><w:szCs w:val="18"/></w:rPr><w:t xml:space="preserve"></w:t></w:r></w:p></w:tc></w:tr><w:tr><w:tc><w:tcPr><w:tcW w:type="dxa" w:w="420"/><w:tcBorders><w:top w:val="single" w:color="D9D9D9" w:sz="4"/><w:left w:val="single" w:color="D9D9D9" w:sz="4"/><w:bottom w:val="single" w:color="D9D9D9" w:sz="4"/><w:right w:val="single" w:color="D9D9D9" w:sz="4"/></w:tcBorders><w:shd w:fill="F4F6FA" w:val="clear"/><w:tcMar><w:top w:type="dxa" w:w="60"/><w:left w:type="dxa" w:w="95"/><w:bottom w:type="dxa" w:w="60"/><w:right w:type="dxa" w:w="95"/></w:tcMar></w:tcPr><w:p><w:pPr><w:spacing w:after="0" w:line="254"/></w:pPr><w:r><w:rPr><w:b/><w:bCs/><w:sz w:val="18"/><w:szCs w:val="18"/></w:rPr><w:t xml:space="preserve">☐</w:t></w:r></w:p></w:tc><w:tc><w:tcPr><w:tcW w:type="dxa" w:w="6180"/><w:tcBorders><w:top w:val="single" w:color="D9D9D9" w:sz="4"/><w:left w:val="single" w:color="D9D9D9" w:sz="4"/><w:bottom w:val="single" w:color="D9D9D9" w:sz="4"/><w:right w:val="single" w:color="D9D9D9" w:sz="4"/></w:tcBorders><w:shd w:fill="F4F6FA" w:val="clear"/><w:tcMar><w:top w:type="dxa" w:w="60"/><w:left w:type="dxa" w:w="95"/><w:bottom w:type="dxa" w:w="60"/><w:right w:type="dxa" w:w="95"/></w:tcMar></w:tcPr><w:p><w:pPr><w:spacing w:after="0" w:line="254"/></w:pPr><w:r><w:rPr><w:sz w:val="18"/><w:szCs w:val="18"/></w:rPr><w:t xml:space="preserve">Confirm the scheduled job runs and authenticates (check the Actions run and Vercel logs)</w:t></w:r></w:p></w:tc><w:tc><w:tcPr><w:tcW w:type="dxa" w:w="2300"/><w:tcBorders><w:top w:val="single" w:color="D9D9D9" w:sz="4"/><w:left w:val="single" w:color="D9D9D9" w:sz="4"/><w:bottom w:val="single" w:color="D9D9D9" w:sz="4"/><w:right w:val="single" w:color="D9D9D9" w:sz="4"/></w:tcBorders><w:shd w:fill="F4F6FA" w:val="clear"/><w:tcMar><w:top w:type="dxa" w:w="60"/><w:left w:type="dxa" w:w="95"/><w:bottom w:type="dxa" w:w="60"/><w:right w:type="dxa" w:w="95"/></w:tcMar></w:tcPr><w:p><w:pPr><w:spacing w:after="0" w:line="254"/></w:pPr><w:r><w:rPr><w:sz w:val="18"/><w:szCs w:val="18"/></w:rPr><w:t xml:space="preserve"></w:t></w:r></w:p></w:tc></w:tr><w:tr><w:tc><w:tcPr><w:tcW w:type="dxa" w:w="420"/><w:tcBorders><w:top w:val="single" w:color="D9D9D9" w:sz="4"/><w:left w:val="single" w:color="D9D9D9" w:sz="4"/><w:bottom w:val="single" w:color="D9D9D9" w:sz="4"/><w:right w:val="single" w:color="D9D9D9" w:sz="4"/></w:tcBorders><w:tcMar><w:top w:type="dxa" w:w="60"/><w:left w:type="dxa" w:w="95"/><w:bottom w:type="dxa" w:w="60"/><w:right w:type="dxa" w:w="95"/></w:tcMar></w:tcPr><w:p><w:pPr><w:spacing w:after="0" w:line="254"/></w:pPr><w:r><w:rPr><w:b/><w:bCs/><w:sz w:val="18"/><w:szCs w:val="18"/></w:rPr><w:t xml:space="preserve">☐</w:t></w:r></w:p></w:tc><w:tc><w:tcPr><w:tcW w:type="dxa" w:w="6180"/><w:tcBorders><w:top w:val="single" w:color="D9D9D9" w:sz="4"/><w:left w:val="single" w:color="D9D9D9" w:sz="4"/><w:bottom w:val="single" w:color="D9D9D9" w:sz="4"/><w:right w:val="single" w:color="D9D9D9" w:sz="4"/></w:tcBorders><w:tcMar><w:top w:type="dxa" w:w="60"/><w:left w:type="dxa" w:w="95"/><w:bottom w:type="dxa" w:w="60"/><w:right w:type="dxa" w:w="95"/></w:tcMar></w:tcPr><w:p><w:pPr><w:spacing w:after="0" w:line="254"/></w:pPr><w:r><w:rPr><w:sz w:val="18"/><w:szCs w:val="18"/></w:rPr><w:t xml:space="preserve">Confirm a pool with a game finishing after the ESPN week rolls over still settles</w:t></w:r></w:p></w:tc><w:tc><w:tcPr><w:tcW w:type="dxa" w:w="2300"/><w:tcBorders><w:top w:val="single" w:color="D9D9D9" w:sz="4"/><w:left w:val="single" w:color="D9D9D9" w:sz="4"/><w:bottom w:val="single" w:color="D9D9D9" w:sz="4"/><w:right w:val="single" w:color="D9D9D9" w:sz="4"/></w:tcBorders><w:tcMar><w:top w:type="dxa" w:w="60"/><w:left w:type="dxa" w:w="95"/><w:bottom w:type="dxa" w:w="60"/><w:right w:type="dxa" w:w="95"/></w:tcMar></w:tcPr><w:p><w:pPr><w:spacing w:after="0" w:line="254"/></w:pPr><w:r><w:rPr><w:sz w:val="18"/><w:szCs w:val="18"/></w:rPr><w:t xml:space="preserve">The fix in §9.3</w:t></w:r></w:p></w:tc></w:tr><w:tr><w:tc><w:tcPr><w:tcW w:type="dxa" w:w="420"/><w:tcBorders><w:top w:val="single" w:color="D9D9D9" w:sz="4"/><w:left w:val="single" w:color="D9D9D9" w:sz="4"/><w:bottom w:val="single" w:color="D9D9D9" w:sz="4"/><w:right w:val="single" w:color="D9D9D9" w:sz="4"/></w:tcBorders><w:shd w:fill="F4F6FA" w:val="clear"/><w:tcMar><w:top w:type="dxa" w:w="60"/><w:left w:type="dxa" w:w="95"/><w:bottom w:type="dxa" w:w="60"/><w:right w:type="dxa" w:w="95"/></w:tcMar></w:tcPr><w:p><w:pPr><w:spacing w:after="0" w:line="254"/></w:pPr><w:r><w:rPr><w:b/><w:bCs/><w:sz w:val="18"/><w:szCs w:val="18"/></w:rPr><w:t xml:space="preserve">☐</w:t></w:r></w:p></w:tc><w:tc><w:tcPr><w:tcW w:type="dxa" w:w="6180"/><w:tcBorders><w:top w:val="single" w:color="D9D9D9" w:sz="4"/><w:left w:val="single" w:color="D9D9D9" w:sz="4"/><w:bottom w:val="single" w:color="D9D9D9" w:sz="4"/><w:right w:val="single" w:color="D9D9D9" w:sz="4"/></w:tcBorders><w:shd w:fill="F4F6FA" w:val="clear"/><w:tcMar><w:top w:type="dxa" w:w="60"/><w:left w:type="dxa" w:w="95"/><w:bottom w:type="dxa" w:w="60"/><w:right w:type="dxa" w:w="95"/></w:tcMar></w:tcPr><w:p><w:pPr><w:spacing w:after="0" w:line="254"/></w:pPr><w:r><w:rPr><w:sz w:val="18"/><w:szCs w:val="18"/></w:rPr><w:t xml:space="preserve">Agree who monitors settlement warnings, and where they are surfaced</w:t></w:r></w:p></w:tc><w:tc><w:tcPr><w:tcW w:type="dxa" w:w="2300"/><w:tcBorders><w:top w:val="single" w:color="D9D9D9" w:sz="4"/><w:left w:val="single" w:color="D9D9D9" w:sz="4"/><w:bottom w:val="single" w:color="D9D9D9" w:sz="4"/><w:right w:val="single" w:color="D9D9D9" w:sz="4"/></w:tcBorders><w:shd w:fill="F4F6FA" w:val="clear"/><w:tcMar><w:top w:type="dxa" w:w="60"/><w:left w:type="dxa" w:w="95"/><w:bottom w:type="dxa" w:w="60"/><w:right w:type="dxa" w:w="95"/></w:tcMar></w:tcPr><w:p><w:pPr><w:spacing w:after="0" w:line="254"/></w:pPr><w:r><w:rPr><w:sz w:val="18"/><w:szCs w:val="18"/></w:rPr><w:t xml:space="preserve">Held funds are logged as warnings</w:t></w:r></w:p></w:tc></w:tr></w:tbl><w:p><w:pPr><w:pStyle w:val="Heading3"/><w:spacing w:after="70" w:before="170"/></w:pPr><w:r><w:t xml:space="preserve">Security</w:t></w:r></w:p><w:tbl><w:tblPr><w:tblW w:type="dxa" w:w="8900"/><w:tblBorders><w:top w:val="single" w:color="auto" w:sz="4"/><w:left w:val="single" w:color="auto" w:sz="4"/><w:bottom w:val="single" w:color="auto" w:sz="4"/><w:right w:val="single" w:color="auto" w:sz="4"/><w:insideH w:val="single" w:color="auto" w:sz="4"/><w:insideV w:val="single" w:color="auto" w:sz="4"/></w:tblBorders></w:tblPr><w:tblGrid><w:gridCol w:w="420"/><w:gridCol w:w="6180"/><w:gridCol w:w="2300"/></w:tblGrid><w:tr><w:trPr><w:tblHeader/></w:trPr><w:tc><w:tcPr><w:tcW w:type="dxa" w:w="420"/><w:tcBorders><w:top w:val="single" w:color="D9D9D9" w:sz="4"/><w:left w:val="single" w:color="D9D9D9" w:sz="4"/><w:bottom w:val="single" w:color="D9D9D9" w:sz="4"/><w:right w:val="single" w:color="D9D9D9" w:sz="4"/></w:tcBorders><w:shd w:fill="1F3864" w:val="clear"/><w:tcMar><w:top w:type="dxa" w:w="60"/><w:left w:type="dxa" w:w="95"/><w:bottom w:type="dxa" w:w="60"/><w:right w:type="dxa" w:w="95"/></w:tcMar></w:tcPr><w:p><w:pPr><w:spacing w:after="0" w:line="254"/></w:pPr><w:r><w:rPr><w:b/><w:bCs/><w:color w:val="FFFFFF"/><w:sz w:val="18"/><w:szCs w:val="18"/></w:rPr><w:t xml:space="preserve"></w:t></w:r></w:p></w:tc><w:tc><w:tcPr><w:tcW w:type="dxa" w:w="6180"/><w:tcBorders><w:top w:val="single" w:color="D9D9D9" w:sz="4"/><w:left w:val="single" w:color="D9D9D9" w:sz="4"/><w:bottom w:val="single" w:color="D9D9D9" w:sz="4"/><w:right w:val="single" w:color="D9D9D9" w:sz="4"/></w:tcBorders><w:shd w:fill="1F3864" w:val="clear"/><w:tcMar><w:top w:type="dxa" w:w="60"/><w:left w:type="dxa" w:w="95"/><w:bottom w:type="dxa" w:w="60"/><w:right w:type="dxa" w:w="95"/></w:tcMar></w:tcPr><w:p><w:pPr><w:spacing w:after="0" w:line="254"/></w:pPr><w:r><w:rPr><w:b/><w:bCs/><w:color w:val="FFFFFF"/><w:sz w:val="18"/><w:szCs w:val="18"/></w:rPr><w:t xml:space="preserve">Item</w:t></w:r></w:p></w:tc><w:tc><w:tcPr><w:tcW w:type="dxa" w:w="2300"/><w:tcBorders><w:top w:val="single" w:color="D9D9D9" w:sz="4"/><w:left w:val="single" w:color="D9D9D9" w:sz="4"/><w:bottom w:val="single" w:color="D9D9D9" w:sz="4"/><w:right w:val="single" w:color="D9D9D9" w:sz="4"/></w:tcBorders><w:shd w:fill="1F3864" w:val="clear"/><w:tcMar><w:top w:type="dxa" w:w="60"/><w:left w:type="dxa" w:w="95"/><w:bottom w:type="dxa" w:w="60"/><w:right w:type="dxa" w:w="95"/></w:tcMar></w:tcPr><w:p><w:pPr><w:spacing w:after="0" w:line="254"/></w:pPr><w:r><w:rPr><w:b/><w:bCs/><w:color w:val="FFFFFF"/><w:sz w:val="18"/><w:szCs w:val="18"/></w:rPr><w:t xml:space="preserve">Notes</w:t></w:r></w:p></w:tc></w:tr><w:tr><w:tc><w:tcPr><w:tcW w:type="dxa" w:w="420"/><w:tcBorders><w:top w:val="single" w:color="D9D9D9" w:sz="4"/><w:left w:val="single" w:color="D9D9D9" w:sz="4"/><w:bottom w:val="single" w:color="D9D9D9" w:sz="4"/><w:right w:val="single" w:color="D9D9D9" w:sz="4"/></w:tcBorders><w:tcMar><w:top w:type="dxa" w:w="60"/><w:left w:type="dxa" w:w="95"/><w:bottom w:type="dxa" w:w="60"/><w:right w:type="dxa" w:w="95"/></w:tcMar></w:tcPr><w:p><w:pPr><w:spacing w:after="0" w:line="254"/></w:pPr><w:r><w:rPr><w:b/><w:bCs/><w:sz w:val="18"/><w:szCs w:val="18"/></w:rPr><w:t xml:space="preserve">☐</w:t></w:r></w:p></w:tc><w:tc><w:tcPr><w:tcW w:type="dxa" w:w="6180"/><w:tcBorders><w:top w:val="single" w:color="D9D9D9" w:sz="4"/><w:left w:val="single" w:color="D9D9D9" w:sz="4"/><w:bottom w:val="single" w:color="D9D9D9" w:sz="4"/><w:right w:val="single" w:color="D9D9D9" w:sz="4"/></w:tcBorders><w:tcMar><w:top w:type="dxa" w:w="60"/><w:left w:type="dxa" w:w="95"/><w:bottom w:type="dxa" w:w="60"/><w:right w:type="dxa" w:w="95"/></w:tcMar></w:tcPr><w:p><w:pPr><w:spacing w:after="0" w:line="254"/></w:pPr><w:r><w:rPr><w:sz w:val="18"/><w:szCs w:val="18"/></w:rPr><w:t xml:space="preserve">Confirm RLS is enabled on every table and the hardening migration applied without raising</w:t></w:r></w:p></w:tc><w:tc><w:tcPr><w:tcW w:type="dxa" w:w="2300"/><w:tcBorders><w:top w:val="single" w:color="D9D9D9" w:sz="4"/><w:left w:val="single" w:color="D9D9D9" w:sz="4"/><w:bottom w:val="single" w:color="D9D9D9" w:sz="4"/><w:right w:val="single" w:color="D9D9D9" w:sz="4"/></w:tcBorders><w:tcMar><w:top w:type="dxa" w:w="60"/><w:left w:type="dxa" w:w="95"/><w:bottom w:type="dxa" w:w="60"/><w:right w:type="dxa" w:w="95"/></w:tcMar></w:tcPr><w:p><w:pPr><w:spacing w:after="0" w:line="254"/></w:pPr><w:r><w:rPr><w:sz w:val="18"/><w:szCs w:val="18"/></w:rPr><w:t xml:space="preserve"></w:t></w:r></w:p></w:tc></w:tr><w:tr><w:tc><w:tcPr><w:tcW w:type="dxa" w:w="420"/><w:tcBorders><w:top w:val="single" w:color="D9D9D9" w:sz="4"/><w:left w:val="single" w:color="D9D9D9" w:sz="4"/><w:bottom w:val="single" w:color="D9D9D9" w:sz="4"/><w:right w:val="single" w:color="D9D9D9" w:sz="4"/></w:tcBorders><w:shd w:fill="F4F6FA" w:val="clear"/><w:tcMar><w:top w:type="dxa" w:w="60"/><w:left w:type="dxa" w:w="95"/><w:bottom w:type="dxa" w:w="60"/><w:right w:type="dxa" w:w="95"/></w:tcMar></w:tcPr><w:p><w:pPr><w:spacing w:after="0" w:line="254"/></w:pPr><w:r><w:rPr><w:b/><w:bCs/><w:sz w:val="18"/><w:szCs w:val="18"/></w:rPr><w:t xml:space="preserve">☐</w:t></w:r></w:p></w:tc><w:tc><w:tcPr><w:tcW w:type="dxa" w:w="6180"/><w:tcBorders><w:top w:val="single" w:color="D9D9D9" w:sz="4"/><w:left w:val="single" w:color="D9D9D9" w:sz="4"/><w:bottom w:val="single" w:color="D9D9D9" w:sz="4"/><w:right w:val="single" w:color="D9D9D9" w:sz="4"/></w:tcBorders><w:shd w:fill="F4F6FA" w:val="clear"/><w:tcMar><w:top w:type="dxa" w:w="60"/><w:left w:type="dxa" w:w="95"/><w:bottom w:type="dxa" w:w="60"/><w:right w:type="dxa" w:w="95"/></w:tcMar></w:tcPr><w:p><w:pPr><w:spacing w:after="0" w:line="254"/></w:pPr><w:r><w:rPr><w:sz w:val="18"/><w:szCs w:val="18"/></w:rPr><w:t xml:space="preserve">Verify with a second account that you cannot read another player&apos;s cards or picks</w:t></w:r></w:p></w:tc><w:tc><w:tcPr><w:tcW w:type="dxa" w:w="2300"/><w:tcBorders><w:top w:val="single" w:color="D9D9D9" w:sz="4"/><w:left w:val="single" w:color="D9D9D9" w:sz="4"/><w:bottom w:val="single" w:color="D9D9D9" w:sz="4"/><w:right w:val="single" w:color="D9D9D9" w:sz="4"/></w:tcBorders><w:shd w:fill="F4F6FA" w:val="clear"/><w:tcMar><w:top w:type="dxa" w:w="60"/><w:left w:type="dxa" w:w="95"/><w:bottom w:type="dxa" w:w="60"/><w:right w:type="dxa" w:w="95"/></w:tcMar></w:tcPr><w:p><w:pPr><w:spacing w:after="0" w:line="254"/></w:pPr><w:r><w:rPr><w:sz w:val="18"/><w:szCs w:val="18"/></w:rPr><w:t xml:space="preserve"></w:t></w:r></w:p></w:tc></w:tr><w:tr><w:tc><w:tcPr><w:tcW w:type="dxa" w:w="420"/><w:tcBorders><w:top w:val="single" w:color="D9D9D9" w:sz="4"/><w:left w:val="single" w:color="D9D9D9" w:sz="4"/><w:bottom w:val="single" w:color="D9D9D9" w:sz="4"/><w:right w:val="single" w:color="D9D9D9" w:sz="4"/></w:tcBorders><w:tcMar><w:top w:type="dxa" w:w="60"/><w:left w:type="dxa" w:w="95"/><w:bottom w:type="dxa" w:w="60"/><w:right w:type="dxa" w:w="95"/></w:tcMar></w:tcPr><w:p><w:pPr><w:spacing w:after="0" w:line="254"/></w:pPr><w:r><w:rPr><w:b/><w:bCs/><w:sz w:val="18"/><w:szCs w:val="18"/></w:rPr><w:t xml:space="preserve">☐</w:t></w:r></w:p></w:tc><w:tc><w:tcPr><w:tcW w:type="dxa" w:w="6180"/><w:tcBorders><w:top w:val="single" w:color="D9D9D9" w:sz="4"/><w:left w:val="single" w:color="D9D9D9" w:sz="4"/><w:bottom w:val="single" w:color="D9D9D9" w:sz="4"/><w:right w:val="single" w:color="D9D9D9" w:sz="4"/></w:tcBorders><w:tcMar><w:top w:type="dxa" w:w="60"/><w:left w:type="dxa" w:w="95"/><w:bottom w:type="dxa" w:w="60"/><w:right w:type="dxa" w:w="95"/></w:tcMar></w:tcPr><w:p><w:pPr><w:spacing w:after="0" w:line="254"/></w:pPr><w:r><w:rPr><w:sz w:val="18"/><w:szCs w:val="18"/></w:rPr><w:t xml:space="preserve">Confirm the anonymous key cannot read the users table</w:t></w:r></w:p></w:tc><w:tc><w:tcPr><w:tcW w:type="dxa" w:w="2300"/><w:tcBorders><w:top w:val="single" w:color="D9D9D9" w:sz="4"/><w:left w:val="single" w:color="D9D9D9" w:sz="4"/><w:bottom w:val="single" w:color="D9D9D9" w:sz="4"/><w:right w:val="single" w:color="D9D9D9" w:sz="4"/></w:tcBorders><w:tcMar><w:top w:type="dxa" w:w="60"/><w:left w:type="dxa" w:w="95"/><w:bottom w:type="dxa" w:w="60"/><w:right w:type="dxa" w:w="95"/></w:tcMar></w:tcPr><w:p><w:pPr><w:spacing w:after="0" w:line="254"/></w:pPr><w:r><w:rPr><w:sz w:val="18"/><w:szCs w:val="18"/></w:rPr><w:t xml:space="preserve"></w:t></w:r></w:p></w:tc></w:tr><w:tr><w:tc><w:tcPr><w:tcW w:type="dxa" w:w="420"/><w:tcBorders><w:top w:val="single" w:color="D9D9D9" w:sz="4"/><w:left w:val="single" w:color="D9D9D9" w:sz="4"/><w:bottom w:val="single" w:color="D9D9D9" w:sz="4"/><w:right w:val="single" w:color="D9D9D9" w:sz="4"/></w:tcBorders><w:shd w:fill="F4F6FA" w:val="clear"/><w:tcMar><w:top w:type="dxa" w:w="60"/><w:left w:type="dxa" w:w="95"/><w:bottom w:type="dxa" w:w="60"/><w:right w:type="dxa" w:w="95"/></w:tcMar></w:tcPr><w:p><w:pPr><w:spacing w:after="0" w:line="254"/></w:pPr><w:r><w:rPr><w:b/><w:bCs/><w:sz w:val="18"/><w:szCs w:val="18"/></w:rPr><w:t xml:space="preserve">☐</w:t></w:r></w:p></w:tc><w:tc><w:tcPr><w:tcW w:type="dxa" w:w="6180"/><w:tcBorders><w:top w:val="single" w:color="D9D9D9" w:sz="4"/><w:left w:val="single" w:color="D9D9D9" w:sz="4"/><w:bottom w:val="single" w:color="D9D9D9" w:sz="4"/><w:right w:val="single" w:color="D9D9D9" w:sz="4"/></w:tcBorders><w:shd w:fill="F4F6FA" w:val="clear"/><w:tcMar><w:top w:type="dxa" w:w="60"/><w:left w:type="dxa" w:w="95"/><w:bottom w:type="dxa" w:w="60"/><w:right w:type="dxa" w:w="95"/></w:tcMar></w:tcPr><w:p><w:pPr><w:spacing w:after="0" w:line="254"/></w:pPr><w:r><w:rPr><w:sz w:val="18"/><w:szCs w:val="18"/></w:rPr><w:t xml:space="preserve">Confirm admin routes reject a non-admin session</w:t></w:r></w:p></w:tc><w:tc><w:tcPr><w:tcW w:type="dxa" w:w="2300"/><w:tcBorders><w:top w:val="single" w:color="D9D9D9" w:sz="4"/><w:left w:val="single" w:color="D9D9D9" w:sz="4"/><w:bottom w:val="single" w:color="D9D9D9" w:sz="4"/><w:right w:val="single" w:color="D9D9D9" w:sz="4"/></w:tcBorders><w:shd w:fill="F4F6FA" w:val="clear"/><w:tcMar><w:top w:type="dxa" w:w="60"/><w:left w:type="dxa" w:w="95"/><w:bottom w:type="dxa" w:w="60"/><w:right w:type="dxa" w:w="95"/></w:tcMar></w:tcPr><w:p><w:pPr><w:spacing w:after="0" w:line="254"/></w:pPr><w:r><w:rPr><w:sz w:val="18"/><w:szCs w:val="18"/></w:rPr><w:t xml:space="preserve"></w:t></w:r></w:p></w:tc></w:tr><w:tr><w:tc><w:tcPr><w:tcW w:type="dxa" w:w="420"/><w:tcBorders><w:top w:val="single" w:color="D9D9D9" w:sz="4"/><w:left w:val="single" w:color="D9D9D9" w:sz="4"/><w:bottom w:val="single" w:color="D9D9D9" w:sz="4"/><w:right w:val="single" w:color="D9D9D9" w:sz="4"/></w:tcBorders><w:tcMar><w:top w:type="dxa" w:w="60"/><w:left w:type="dxa" w:w="95"/><w:bottom w:type="dxa" w:w="60"/><w:right w:type="dxa" w:w="95"/></w:tcMar></w:tcPr><w:p><w:pPr><w:spacing w:after="0" w:line="254"/></w:pPr><w:r><w:rPr><w:b/><w:bCs/><w:sz w:val="18"/><w:szCs w:val="18"/></w:rPr><w:t xml:space="preserve">☐</w:t></w:r></w:p></w:tc><w:tc><w:tcPr><w:tcW w:type="dxa" w:w="6180"/><w:tcBorders><w:top w:val="single" w:color="D9D9D9" w:sz="4"/><w:left w:val="single" w:color="D9D9D9" w:sz="4"/><w:bottom w:val="single" w:color="D9D9D9" w:sz="4"/><w:right w:val="single" w:color="D9D9D9" w:sz="4"/></w:tcBorders><w:tcMar><w:top w:type="dxa" w:w="60"/><w:left w:type="dxa" w:w="95"/><w:bottom w:type="dxa" w:w="60"/><w:right w:type="dxa" w:w="95"/></w:tcMar></w:tcPr><w:p><w:pPr><w:spacing w:after="0" w:line="254"/></w:pPr><w:r><w:rPr><w:sz w:val="18"/><w:szCs w:val="18"/></w:rPr><w:t xml:space="preserve">Review who holds admin, and remove anyone who should not</w:t></w:r></w:p></w:tc><w:tc><w:tcPr><w:tcW w:type="dxa" w:w="2300"/><w:tcBorders><w:top w:val="single" w:color="D9D9D9" w:sz="4"/><w:left w:val="single" w:color="D9D9D9" w:sz="4"/><w:bottom w:val="single" w:color="D9D9D9" w:sz="4"/><w:right w:val="single" w:color="D9D9D9" w:sz="4"/></w:tcBorders><w:tcMar><w:top w:type="dxa" w:w="60"/><w:left w:type="dxa" w:w="95"/><w:bottom w:type="dxa" w:w="60"/><w:right w:type="dxa" w:w="95"/></w:tcMar></w:tcPr><w:p><w:pPr><w:spacing w:after="0" w:line="254"/></w:pPr><w:r><w:rPr><w:sz w:val="18"/><w:szCs w:val="18"/></w:rPr><w:t xml:space="preserve"></w:t></w:r></w:p></w:tc></w:tr></w:tbl><w:p><w:pPr><w:pStyle w:val="Heading2"/><w:spacing w:after="100" w:before="240"/></w:pPr><w:r><w:t xml:space="preserve">10.2 Operational readiness</w:t></w:r></w:p><w:tbl><w:tblPr><w:tblW w:type="dxa" w:w="8900"/><w:tblBorders><w:top w:val="single" w:color="auto" w:sz="4"/><w:left w:val="single" w:color="auto" w:sz="4"/><w:bottom w:val="single" w:color="auto" w:sz="4"/><w:right w:val="single" w:color="auto" w:sz="4"/><w:insideH w:val="single" w:color="auto" w:sz="4"/><w:insideV w:val="single" w:color="auto" w:sz="4"/></w:tblBorders></w:tblPr><w:tblGrid><w:gridCol w:w="420"/><w:gridCol w:w="6180"/><w:gridCol w:w="2300"/></w:tblGrid><w:tr><w:trPr><w:tblHeader/></w:trPr><w:tc><w:tcPr><w:tcW w:type="dxa" w:w="420"/><w:tcBorders><w:top w:val="single" w:color="D9D9D9" w:sz="4"/><w:left w:val="single" w:color="D9D9D9" w:sz="4"/><w:bottom w:val="single" w:color="D9D9D9" w:sz="4"/><w:right w:val="single" w:color="D9D9D9" w:sz="4"/></w:tcBorders><w:shd w:fill="1F3864" w:val="clear"/><w:tcMar><w:top w:type="dxa" w:w="60"/><w:left w:type="dxa" w:w="95"/><w:bottom w:type="dxa" w:w="60"/><w:right w:type="dxa" w:w="95"/></w:tcMar></w:tcPr><w:p><w:pPr><w:spacing w:after="0" w:line="254"/></w:pPr><w:r><w:rPr><w:b/><w:bCs/><w:color w:val="FFFFFF"/><w:sz w:val="18"/><w:szCs w:val="18"/></w:rPr><w:t xml:space="preserve"></w:t></w:r></w:p></w:tc><w:tc><w:tcPr><w:tcW w:type="dxa" w:w="6180"/><w:tcBorders><w:top w:val="single" w:color="D9D9D9" w:sz="4"/><w:left w:val="single" w:color="D9D9D9" w:sz="4"/><w:bottom w:val="single" w:color="D9D9D9" w:sz="4"/><w:right w:val="single" w:color="D9D9D9" w:sz="4"/></w:tcBorders><w:shd w:fill="1F3864" w:val="clear"/><w:tcMar><w:top w:type="dxa" w:w="60"/><w:left w:type="dxa" w:w="95"/><w:bottom w:type="dxa" w:w="60"/><w:right w:type="dxa" w:w="95"/></w:tcMar></w:tcPr><w:p><w:pPr><w:spacing w:after="0" w:line="254"/></w:pPr><w:r><w:rPr><w:b/><w:bCs/><w:color w:val="FFFFFF"/><w:sz w:val="18"/><w:szCs w:val="18"/></w:rPr><w:t xml:space="preserve">Item</w:t></w:r></w:p></w:tc><w:tc><w:tcPr><w:tcW w:type="dxa" w:w="2300"/><w:tcBorders><w:top w:val="single" w:color="D9D9D9" w:sz="4"/><w:left w:val="single" w:color="D9D9D9" w:sz="4"/><w:bottom w:val="single" w:color="D9D9D9" w:sz="4"/><w:right w:val="single" w:color="D9D9D9" w:sz="4"/></w:tcBorders><w:shd w:fill="1F3864" w:val="clear"/><w:tcMar><w:top w:type="dxa" w:w="60"/><w:left w:type="dxa" w:w="95"/><w:bottom w:type="dxa" w:w="60"/><w:right w:type="dxa" w:w="95"/></w:tcMar></w:tcPr><w:p><w:pPr><w:spacing w:after="0" w:line="254"/></w:pPr><w:r><w:rPr><w:b/><w:bCs/><w:color w:val="FFFFFF"/><w:sz w:val="18"/><w:szCs w:val="18"/></w:rPr><w:t xml:space="preserve">Notes</w:t></w:r></w:p></w:tc></w:tr><w:tr><w:tc><w:tcPr><w:tcW w:type="dxa" w:w="420"/><w:tcBorders><w:top w:val="single" w:color="D9D9D9" w:sz="4"/><w:left w:val="single" w:color="D9D9D9" w:sz="4"/><w:bottom w:val="single" w:color="D9D9D9" w:sz="4"/><w:right w:val="single" w:color="D9D9D9" w:sz="4"/></w:tcBorders><w:tcMar><w:top w:type="dxa" w:w="60"/><w:left w:type="dxa" w:w="95"/><w:bottom w:type="dxa" w:w="60"/><w:right w:type="dxa" w:w="95"/></w:tcMar></w:tcPr><w:p><w:pPr><w:spacing w:after="0" w:line="254"/></w:pPr><w:r><w:rPr><w:b/><w:bCs/><w:sz w:val="18"/><w:szCs w:val="18"/></w:rPr><w:t xml:space="preserve">☐</w:t></w:r></w:p></w:tc><w:tc><w:tcPr><w:tcW w:type="dxa" w:w="6180"/><w:tcBorders><w:top w:val="single" w:color="D9D9D9" w:sz="4"/><w:left w:val="single" w:color="D9D9D9" w:sz="4"/><w:bottom w:val="single" w:color="D9D9D9" w:sz="4"/><w:right w:val="single" w:color="D9D9D9" w:sz="4"/></w:tcBorders><w:tcMar><w:top w:type="dxa" w:w="60"/><w:left w:type="dxa" w:w="95"/><w:bottom w:type="dxa" w:w="60"/><w:right w:type="dxa" w:w="95"/></w:tcMar></w:tcPr><w:p><w:pPr><w:spacing w:after="0" w:line="254"/></w:pPr><w:r><w:rPr><w:sz w:val="18"/><w:szCs w:val="18"/></w:rPr><w:t xml:space="preserve">Transfer ownership of the Vercel project, Supabase project, Stripe and PayPal accounts</w:t></w:r></w:p></w:tc><w:tc><w:tcPr><w:tcW w:type="dxa" w:w="2300"/><w:tcBorders><w:top w:val="single" w:color="D9D9D9" w:sz="4"/><w:left w:val="single" w:color="D9D9D9" w:sz="4"/><w:bottom w:val="single" w:color="D9D9D9" w:sz="4"/><w:right w:val="single" w:color="D9D9D9" w:sz="4"/></w:tcBorders><w:tcMar><w:top w:type="dxa" w:w="60"/><w:left w:type="dxa" w:w="95"/><w:bottom w:type="dxa" w:w="60"/><w:right w:type="dxa" w:w="95"/></w:tcMar></w:tcPr><w:p><w:pPr><w:spacing w:after="0" w:line="254"/></w:pPr><w:r><w:rPr><w:sz w:val="18"/><w:szCs w:val="18"/></w:rPr><w:t xml:space="preserve"></w:t></w:r></w:p></w:tc></w:tr><w:tr><w:tc><w:tcPr><w:tcW w:type="dxa" w:w="420"/><w:tcBorders><w:top w:val="single" w:color="D9D9D9" w:sz="4"/><w:left w:val="single" w:color="D9D9D9" w:sz="4"/><w:bottom w:val="single" w:color="D9D9D9" w:sz="4"/><w:right w:val="single" w:color="D9D9D9" w:sz="4"/></w:tcBorders><w:shd w:fill="F4F6FA" w:val="clear"/><w:tcMar><w:top w:type="dxa" w:w="60"/><w:left w:type="dxa" w:w="95"/><w:bottom w:type="dxa" w:w="60"/><w:right w:type="dxa" w:w="95"/></w:tcMar></w:tcPr><w:p><w:pPr><w:spacing w:after="0" w:line="254"/></w:pPr><w:r><w:rPr><w:b/><w:bCs/><w:sz w:val="18"/><w:szCs w:val="18"/></w:rPr><w:t xml:space="preserve">☐</w:t></w:r></w:p></w:tc><w:tc><w:tcPr><w:tcW w:type="dxa" w:w="6180"/><w:tcBorders><w:top w:val="single" w:color="D9D9D9" w:sz="4"/><w:left w:val="single" w:color="D9D9D9" w:sz="4"/><w:bottom w:val="single" w:color="D9D9D9" w:sz="4"/><w:right w:val="single" w:color="D9D9D9" w:sz="4"/></w:tcBorders><w:shd w:fill="F4F6FA" w:val="clear"/><w:tcMar><w:top w:type="dxa" w:w="60"/><w:left w:type="dxa" w:w="95"/><w:bottom w:type="dxa" w:w="60"/><w:right w:type="dxa" w:w="95"/></w:tcMar></w:tcPr><w:p><w:pPr><w:spacing w:after="0" w:line="254"/></w:pPr><w:r><w:rPr><w:sz w:val="18"/><w:szCs w:val="18"/></w:rPr><w:t xml:space="preserve">Transfer the GitHub repository and configure branch protection on main to require CI</w:t></w:r></w:p></w:tc><w:tc><w:tcPr><w:tcW w:type="dxa" w:w="2300"/><w:tcBorders><w:top w:val="single" w:color="D9D9D9" w:sz="4"/><w:left w:val="single" w:color="D9D9D9" w:sz="4"/><w:bottom w:val="single" w:color="D9D9D9" w:sz="4"/><w:right w:val="single" w:color="D9D9D9" w:sz="4"/></w:tcBorders><w:shd w:fill="F4F6FA" w:val="clear"/><w:tcMar><w:top w:type="dxa" w:w="60"/><w:left w:type="dxa" w:w="95"/><w:bottom w:type="dxa" w:w="60"/><w:right w:type="dxa" w:w="95"/></w:tcMar></w:tcPr><w:p><w:pPr><w:spacing w:after="0" w:line="254"/></w:pPr><w:r><w:rPr><w:sz w:val="18"/><w:szCs w:val="18"/></w:rPr><w:t xml:space="preserve"></w:t></w:r></w:p></w:tc></w:tr><w:tr><w:tc><w:tcPr><w:tcW w:type="dxa" w:w="420"/><w:tcBorders><w:top w:val="single" w:color="D9D9D9" w:sz="4"/><w:left w:val="single" w:color="D9D9D9" w:sz="4"/><w:bottom w:val="single" w:color="D9D9D9" w:sz="4"/><w:right w:val="single" w:color="D9D9D9" w:sz="4"/></w:tcBorders><w:tcMar><w:top w:type="dxa" w:w="60"/><w:left w:type="dxa" w:w="95"/><w:bottom w:type="dxa" w:w="60"/><w:right w:type="dxa" w:w="95"/></w:tcMar></w:tcPr><w:p><w:pPr><w:spacing w:after="0" w:line="254"/></w:pPr><w:r><w:rPr><w:b/><w:bCs/><w:sz w:val="18"/><w:szCs w:val="18"/></w:rPr><w:t xml:space="preserve">☐</w:t></w:r></w:p></w:tc><w:tc><w:tcPr><w:tcW w:type="dxa" w:w="6180"/><w:tcBorders><w:top w:val="single" w:color="D9D9D9" w:sz="4"/><w:left w:val="single" w:color="D9D9D9" w:sz="4"/><w:bottom w:val="single" w:color="D9D9D9" w:sz="4"/><w:right w:val="single" w:color="D9D9D9" w:sz="4"/></w:tcBorders><w:tcMar><w:top w:type="dxa" w:w="60"/><w:left w:type="dxa" w:w="95"/><w:bottom w:type="dxa" w:w="60"/><w:right w:type="dxa" w:w="95"/></w:tcMar></w:tcPr><w:p><w:pPr><w:spacing w:after="0" w:line="254"/></w:pPr><w:r><w:rPr><w:sz w:val="18"/><w:szCs w:val="18"/></w:rPr><w:t xml:space="preserve">Confirm CI passes on main after transfer</w:t></w:r></w:p></w:tc><w:tc><w:tcPr><w:tcW w:type="dxa" w:w="2300"/><w:tcBorders><w:top w:val="single" w:color="D9D9D9" w:sz="4"/><w:left w:val="single" w:color="D9D9D9" w:sz="4"/><w:bottom w:val="single" w:color="D9D9D9" w:sz="4"/><w:right w:val="single" w:color="D9D9D9" w:sz="4"/></w:tcBorders><w:tcMar><w:top w:type="dxa" w:w="60"/><w:left w:type="dxa" w:w="95"/><w:bottom w:type="dxa" w:w="60"/><w:right w:type="dxa" w:w="95"/></w:tcMar></w:tcPr><w:p><w:pPr><w:spacing w:after="0" w:line="254"/></w:pPr><w:r><w:rPr><w:sz w:val="18"/><w:szCs w:val="18"/></w:rPr><w:t xml:space="preserve"></w:t></w:r></w:p></w:tc></w:tr><w:tr><w:tc><w:tcPr><w:tcW w:type="dxa" w:w="420"/><w:tcBorders><w:top w:val="single" w:color="D9D9D9" w:sz="4"/><w:left w:val="single" w:color="D9D9D9" w:sz="4"/><w:bottom w:val="single" w:color="D9D9D9" w:sz="4"/><w:right w:val="single" w:color="D9D9D9" w:sz="4"/></w:tcBorders><w:shd w:fill="F4F6FA" w:val="clear"/><w:tcMar><w:top w:type="dxa" w:w="60"/><w:left w:type="dxa" w:w="95"/><w:bottom w:type="dxa" w:w="60"/><w:right w:type="dxa" w:w="95"/></w:tcMar></w:tcPr><w:p><w:pPr><w:spacing w:after="0" w:line="254"/></w:pPr><w:r><w:rPr><w:b/><w:bCs/><w:sz w:val="18"/><w:szCs w:val="18"/></w:rPr><w:t xml:space="preserve">☐</w:t></w:r></w:p></w:tc><w:tc><w:tcPr><w:tcW w:type="dxa" w:w="6180"/><w:tcBorders><w:top w:val="single" w:color="D9D9D9" w:sz="4"/><w:left w:val="single" w:color="D9D9D9" w:sz="4"/><w:bottom w:val="single" w:color="D9D9D9" w:sz="4"/><w:right w:val="single" w:color="D9D9D9" w:sz="4"/></w:tcBorders><w:shd w:fill="F4F6FA" w:val="clear"/><w:tcMar><w:top w:type="dxa" w:w="60"/><w:left w:type="dxa" w:w="95"/><w:bottom w:type="dxa" w:w="60"/><w:right w:type="dxa" w:w="95"/></w:tcMar></w:tcPr><w:p><w:pPr><w:spacing w:after="0" w:line="254"/></w:pPr><w:r><w:rPr><w:sz w:val="18"/><w:szCs w:val="18"/></w:rPr><w:t xml:space="preserve">Set up error monitoring and alerting on the money paths</w:t></w:r></w:p></w:tc><w:tc><w:tcPr><w:tcW w:type="dxa" w:w="2300"/><w:tcBorders><w:top w:val="single" w:color="D9D9D9" w:sz="4"/><w:left w:val="single" w:color="D9D9D9" w:sz="4"/><w:bottom w:val="single" w:color="D9D9D9" w:sz="4"/><w:right w:val="single" w:color="D9D9D9" w:sz="4"/></w:tcBorders><w:shd w:fill="F4F6FA" w:val="clear"/><w:tcMar><w:top w:type="dxa" w:w="60"/><w:left w:type="dxa" w:w="95"/><w:bottom w:type="dxa" w:w="60"/><w:right w:type="dxa" w:w="95"/></w:tcMar></w:tcPr><w:p><w:pPr><w:spacing w:after="0" w:line="254"/></w:pPr><w:r><w:rPr><w:sz w:val="18"/><w:szCs w:val="18"/></w:rPr><w:t xml:space="preserve">Grep the logs for CRITICAL</w:t></w:r></w:p></w:tc></w:tr><w:tr><w:tc><w:tcPr><w:tcW w:type="dxa" w:w="420"/><w:tcBorders><w:top w:val="single" w:color="D9D9D9" w:sz="4"/><w:left w:val="single" w:color="D9D9D9" w:sz="4"/><w:bottom w:val="single" w:color="D9D9D9" w:sz="4"/><w:right w:val="single" w:color="D9D9D9" w:sz="4"/></w:tcBorders><w:tcMar><w:top w:type="dxa" w:w="60"/><w:left w:type="dxa" w:w="95"/><w:bottom w:type="dxa" w:w="60"/><w:right w:type="dxa" w:w="95"/></w:tcMar></w:tcPr><w:p><w:pPr><w:spacing w:after="0" w:line="254"/></w:pPr><w:r><w:rPr><w:b/><w:bCs/><w:sz w:val="18"/><w:szCs w:val="18"/></w:rPr><w:t xml:space="preserve">☐</w:t></w:r></w:p></w:tc><w:tc><w:tcPr><w:tcW w:type="dxa" w:w="6180"/><w:tcBorders><w:top w:val="single" w:color="D9D9D9" w:sz="4"/><w:left w:val="single" w:color="D9D9D9" w:sz="4"/><w:bottom w:val="single" w:color="D9D9D9" w:sz="4"/><w:right w:val="single" w:color="D9D9D9" w:sz="4"/></w:tcBorders><w:tcMar><w:top w:type="dxa" w:w="60"/><w:left w:type="dxa" w:w="95"/><w:bottom w:type="dxa" w:w="60"/><w:right w:type="dxa" w:w="95"/></w:tcMar></w:tcPr><w:p><w:pPr><w:spacing w:after="0" w:line="254"/></w:pPr><w:r><w:rPr><w:sz w:val="18"/><w:szCs w:val="18"/></w:rPr><w:t xml:space="preserve">Document who is on call for a failed settlement or payout</w:t></w:r></w:p></w:tc><w:tc><w:tcPr><w:tcW w:type="dxa" w:w="2300"/><w:tcBorders><w:top w:val="single" w:color="D9D9D9" w:sz="4"/><w:left w:val="single" w:color="D9D9D9" w:sz="4"/><w:bottom w:val="single" w:color="D9D9D9" w:sz="4"/><w:right w:val="single" w:color="D9D9D9" w:sz="4"/></w:tcBorders><w:tcMar><w:top w:type="dxa" w:w="60"/><w:left w:type="dxa" w:w="95"/><w:bottom w:type="dxa" w:w="60"/><w:right w:type="dxa" w:w="95"/></w:tcMar></w:tcPr><w:p><w:pPr><w:spacing w:after="0" w:line="254"/></w:pPr><w:r><w:rPr><w:sz w:val="18"/><w:szCs w:val="18"/></w:rPr><w:t xml:space="preserve"></w:t></w:r></w:p></w:tc></w:tr><w:tr><w:tc><w:tcPr><w:tcW w:type="dxa" w:w="420"/><w:tcBorders><w:top w:val="single" w:color="D9D9D9" w:sz="4"/><w:left w:val="single" w:color="D9D9D9" w:sz="4"/><w:bottom w:val="single" w:color="D9D9D9" w:sz="4"/><w:right w:val="single" w:color="D9D9D9" w:sz="4"/></w:tcBorders><w:shd w:fill="F4F6FA" w:val="clear"/><w:tcMar><w:top w:type="dxa" w:w="60"/><w:left w:type="dxa" w:w="95"/><w:bottom w:type="dxa" w:w="60"/><w:right w:type="dxa" w:w="95"/></w:tcMar></w:tcPr><w:p><w:pPr><w:spacing w:after="0" w:line="254"/></w:pPr><w:r><w:rPr><w:b/><w:bCs/><w:sz w:val="18"/><w:szCs w:val="18"/></w:rPr><w:t xml:space="preserve">☐</w:t></w:r></w:p></w:tc><w:tc><w:tcPr><w:tcW w:type="dxa" w:w="6180"/><w:tcBorders><w:top w:val="single" w:color="D9D9D9" w:sz="4"/><w:left w:val="single" w:color="D9D9D9" w:sz="4"/><w:bottom w:val="single" w:color="D9D9D9" w:sz="4"/><w:right w:val="single" w:color="D9D9D9" w:sz="4"/></w:tcBorders><w:shd w:fill="F4F6FA" w:val="clear"/><w:tcMar><w:top w:type="dxa" w:w="60"/><w:left w:type="dxa" w:w="95"/><w:bottom w:type="dxa" w:w="60"/><w:right w:type="dxa" w:w="95"/></w:tcMar></w:tcPr><w:p><w:pPr><w:spacing w:after="0" w:line="254"/></w:pPr><w:r><w:rPr><w:sz w:val="18"/><w:szCs w:val="18"/></w:rPr><w:t xml:space="preserve">Confirm the daily Vercel cron and the 30-minute Actions cadence are both active</w:t></w:r></w:p></w:tc><w:tc><w:tcPr><w:tcW w:type="dxa" w:w="2300"/><w:tcBorders><w:top w:val="single" w:color="D9D9D9" w:sz="4"/><w:left w:val="single" w:color="D9D9D9" w:sz="4"/><w:bottom w:val="single" w:color="D9D9D9" w:sz="4"/><w:right w:val="single" w:color="D9D9D9" w:sz="4"/></w:tcBorders><w:shd w:fill="F4F6FA" w:val="clear"/><w:tcMar><w:top w:type="dxa" w:w="60"/><w:left w:type="dxa" w:w="95"/><w:bottom w:type="dxa" w:w="60"/><w:right w:type="dxa" w:w="95"/></w:tcMar></w:tcPr><w:p><w:pPr><w:spacing w:after="0" w:line="254"/></w:pPr><w:r><w:rPr><w:sz w:val="18"/><w:szCs w:val="18"/></w:rPr><w:t xml:space="preserve"></w:t></w:r></w:p></w:tc></w:tr></w:tbl><w:p><w:pPr><w:pStyle w:val="Heading2"/><w:spacing w:after="100" w:before="240"/></w:pPr><w:r><w:t xml:space="preserve">10.3 Legal and compliance</w:t></w:r></w:p><w:tbl><w:tblPr><w:tblW w:type="dxa" w:w="8900"/><w:tblBorders><w:top w:val="single" w:color="auto" w:sz="4"/><w:left w:val="single" w:color="auto" w:sz="4"/><w:bottom w:val="single" w:color="auto" w:sz="4"/><w:right w:val="single" w:color="auto" w:sz="4"/><w:insideH w:val="single" w:color="auto" w:sz="4"/><w:insideV w:val="single" w:color="auto" w:sz="4"/></w:tblBorders></w:tblPr><w:tblGrid><w:gridCol w:w="8900"/></w:tblGrid><w:tr><w:tc><w:tcPr><w:tcW w:type="dxa" w:w="8900"/><w:tcBorders><w:top w:val="none"/><w:left w:val="single" w:color="B22222" w:sz="18"/><w:bottom w:val="none"/><w:right w:val="none"/></w:tcBorders><w:shd w:fill="FBECEC" w:val="clear"/><w:tcMar><w:top w:type="dxa" w:w="115"/><w:left w:type="dxa" w:w="155"/><w:bottom w:type="dxa" w:w="115"/><w:right w:type="dxa" w:w="155"/></w:tcMar></w:tcPr><w:p><w:pPr><w:spacing w:after="45"/></w:pPr><w:r><w:rPr><w:b/><w:bCs/><w:color w:val="1F3864"/><w:sz w:val="20"/><w:szCs w:val="20"/></w:rPr><w:t xml:space="preserve">Outside the scope of this engineering handover</w:t></w:r></w:p><w:p><w:pPr><w:spacing w:after="0" w:line="274"/></w:pPr><w:r><w:rPr><w:sz w:val="21"/><w:szCs w:val="21"/></w:rPr><w:t xml:space="preserve">This platform takes entry fees and pays cash prizes. Real-money contest regulation varies by jurisdiction and can require licensing, age and location verification, KYC/AML checks, tax reporting and specific terms. </w:t></w:r><w:r><w:rPr><w:b/><w:bCs/><w:sz w:val="21"/><w:szCs w:val="21"/></w:rPr><w:t xml:space="preserve">None of that was assessed here and none of it is implemented.</w:t></w:r><w:r><w:rPr><w:sz w:val="21"/><w:szCs w:val="21"/></w:rPr><w:t xml:space="preserve"> Obtain qualified legal advice for every market you intend to operate in before accepting real money.</w:t></w:r></w:p></w:tc></w:tr></w:tbl><w:tbl><w:tblPr><w:tblW w:type="dxa" w:w="8900"/><w:tblBorders><w:top w:val="single" w:color="auto" w:sz="4"/><w:left w:val="single" w:color="auto" w:sz="4"/><w:bottom w:val="single" w:color="auto" w:sz="4"/><w:right w:val="single" w:color="auto" w:sz="4"/><w:insideH w:val="single" w:color="auto" w:sz="4"/><w:insideV w:val="single" w:color="auto" w:sz="4"/></w:tblBorders></w:tblPr><w:tblGrid><w:gridCol w:w="420"/><w:gridCol w:w="6180"/><w:gridCol w:w="2300"/></w:tblGrid><w:tr><w:trPr><w:tblHeader/></w:trPr><w:tc><w:tcPr><w:tcW w:type="dxa" w:w="420"/><w:tcBorders><w:top w:val="single" w:color="D9D9D9" w:sz="4"/><w:left w:val="single" w:color="D9D9D9" w:sz="4"/><w:bottom w:val="single" w:color="D9D9D9" w:sz="4"/><w:right w:val="single" w:color="D9D9D9" w:sz="4"/></w:tcBorders><w:shd w:fill="1F3864" w:val="clear"/><w:tcMar><w:top w:type="dxa" w:w="60"/><w:left w:type="dxa" w:w="95"/><w:bottom w:type="dxa" w:w="60"/><w:right w:type="dxa" w:w="95"/></w:tcMar></w:tcPr><w:p><w:pPr><w:spacing w:after="0" w:line="254"/></w:pPr><w:r><w:rPr><w:b/><w:bCs/><w:color w:val="FFFFFF"/><w:sz w:val="18"/><w:szCs w:val="18"/></w:rPr><w:t xml:space="preserve"></w:t></w:r></w:p></w:tc><w:tc><w:tcPr><w:tcW w:type="dxa" w:w="6180"/><w:tcBorders><w:top w:val="single" w:color="D9D9D9" w:sz="4"/><w:left w:val="single" w:color="D9D9D9" w:sz="4"/><w:bottom w:val="single" w:color="D9D9D9" w:sz="4"/><w:right w:val="single" w:color="D9D9D9" w:sz="4"/></w:tcBorders><w:shd w:fill="1F3864" w:val="clear"/><w:tcMar><w:top w:type="dxa" w:w="60"/><w:left w:type="dxa" w:w="95"/><w:bottom w:type="dxa" w:w="60"/><w:right w:type="dxa" w:w="95"/></w:tcMar></w:tcPr><w:p><w:pPr><w:spacing w:after="0" w:line="254"/></w:pPr><w:r><w:rPr><w:b/><w:bCs/><w:color w:val="FFFFFF"/><w:sz w:val="18"/><w:szCs w:val="18"/></w:rPr><w:t xml:space="preserve">Item</w:t></w:r></w:p></w:tc><w:tc><w:tcPr><w:tcW w:type="dxa" w:w="2300"/><w:tcBorders><w:top w:val="single" w:color="D9D9D9" w:sz="4"/><w:left w:val="single" w:color="D9D9D9" w:sz="4"/><w:bottom w:val="single" w:color="D9D9D9" w:sz="4"/><w:right w:val="single" w:color="D9D9D9" w:sz="4"/></w:tcBorders><w:shd w:fill="1F3864" w:val="clear"/><w:tcMar><w:top w:type="dxa" w:w="60"/><w:left w:type="dxa" w:w="95"/><w:bottom w:type="dxa" w:w="60"/><w:right w:type="dxa" w:w="95"/></w:tcMar></w:tcPr><w:p><w:pPr><w:spacing w:after="0" w:line="254"/></w:pPr><w:r><w:rPr><w:b/><w:bCs/><w:color w:val="FFFFFF"/><w:sz w:val="18"/><w:szCs w:val="18"/></w:rPr><w:t xml:space="preserve">Notes</w:t></w:r></w:p></w:tc></w:tr><w:tr><w:tc><w:tcPr><w:tcW w:type="dxa" w:w="420"/><w:tcBorders><w:top w:val="single" w:color="D9D9D9" w:sz="4"/><w:left w:val="single" w:color="D9D9D9" w:sz="4"/><w:bottom w:val="single" w:color="D9D9D9" w:sz="4"/><w:right w:val="single" w:color="D9D9D9" w:sz="4"/></w:tcBorders><w:tcMar><w:top w:type="dxa" w:w="60"/><w:left w:type="dxa" w:w="95"/><w:bottom w:type="dxa" w:w="60"/><w:right w:type="dxa" w:w="95"/></w:tcMar></w:tcPr><w:p><w:pPr><w:spacing w:after="0" w:line="254"/></w:pPr><w:r><w:rPr><w:b/><w:bCs/><w:sz w:val="18"/><w:szCs w:val="18"/></w:rPr><w:t xml:space="preserve">☐</w:t></w:r></w:p></w:tc><w:tc><w:tcPr><w:tcW w:type="dxa" w:w="6180"/><w:tcBorders><w:top w:val="single" w:color="D9D9D9" w:sz="4"/><w:left w:val="single" w:color="D9D9D9" w:sz="4"/><w:bottom w:val="single" w:color="D9D9D9" w:sz="4"/><w:right w:val="single" w:color="D9D9D9" w:sz="4"/></w:tcBorders><w:tcMar><w:top w:type="dxa" w:w="60"/><w:left w:type="dxa" w:w="95"/><w:bottom w:type="dxa" w:w="60"/><w:right w:type="dxa" w:w="95"/></w:tcMar></w:tcPr><w:p><w:pPr><w:spacing w:after="0" w:line="254"/></w:pPr><w:r><w:rPr><w:sz w:val="18"/><w:szCs w:val="18"/></w:rPr><w:t xml:space="preserve">Obtain legal advice on real-money contest regulation in each target market</w:t></w:r></w:p></w:tc><w:tc><w:tcPr><w:tcW w:type="dxa" w:w="2300"/><w:tcBorders><w:top w:val="single" w:color="D9D9D9" w:sz="4"/><w:left w:val="single" w:color="D9D9D9" w:sz="4"/><w:bottom w:val="single" w:color="D9D9D9" w:sz="4"/><w:right w:val="single" w:color="D9D9D9" w:sz="4"/></w:tcBorders><w:tcMar><w:top w:type="dxa" w:w="60"/><w:left w:type="dxa" w:w="95"/><w:bottom w:type="dxa" w:w="60"/><w:right w:type="dxa" w:w="95"/></w:tcMar></w:tcPr><w:p><w:pPr><w:spacing w:after="0" w:line="254"/></w:pPr><w:r><w:rPr><w:sz w:val="18"/><w:szCs w:val="18"/></w:rPr><w:t xml:space="preserve">Not assessed</w:t></w:r></w:p></w:tc></w:tr><w:tr><w:tc><w:tcPr><w:tcW w:type="dxa" w:w="420"/><w:tcBorders><w:top w:val="single" w:color="D9D9D9" w:sz="4"/><w:left w:val="single" w:color="D9D9D9" w:sz="4"/><w:bottom w:val="single" w:color="D9D9D9" w:sz="4"/><w:right w:val="single" w:color="D9D9D9" w:sz="4"/></w:tcBorders><w:shd w:fill="F4F6FA" w:val="clear"/><w:tcMar><w:top w:type="dxa" w:w="60"/><w:left w:type="dxa" w:w="95"/><w:bottom w:type="dxa" w:w="60"/><w:right w:type="dxa" w:w="95"/></w:tcMar></w:tcPr><w:p><w:pPr><w:spacing w:after="0" w:line="254"/></w:pPr><w:r><w:rPr><w:b/><w:bCs/><w:sz w:val="18"/><w:szCs w:val="18"/></w:rPr><w:t xml:space="preserve">☐</w:t></w:r></w:p></w:tc><w:tc><w:tcPr><w:tcW w:type="dxa" w:w="6180"/><w:tcBorders><w:top w:val="single" w:color="D9D9D9" w:sz="4"/><w:left w:val="single" w:color="D9D9D9" w:sz="4"/><w:bottom w:val="single" w:color="D9D9D9" w:sz="4"/><w:right w:val="single" w:color="D9D9D9" w:sz="4"/></w:tcBorders><w:shd w:fill="F4F6FA" w:val="clear"/><w:tcMar><w:top w:type="dxa" w:w="60"/><w:left w:type="dxa" w:w="95"/><w:bottom w:type="dxa" w:w="60"/><w:right w:type="dxa" w:w="95"/></w:tcMar></w:tcPr><w:p><w:pPr><w:spacing w:after="0" w:line="254"/></w:pPr><w:r><w:rPr><w:sz w:val="18"/><w:szCs w:val="18"/></w:rPr><w:t xml:space="preserve">Decide on age and location verification requirements</w:t></w:r></w:p></w:tc><w:tc><w:tcPr><w:tcW w:type="dxa" w:w="2300"/><w:tcBorders><w:top w:val="single" w:color="D9D9D9" w:sz="4"/><w:left w:val="single" w:color="D9D9D9" w:sz="4"/><w:bottom w:val="single" w:color="D9D9D9" w:sz="4"/><w:right w:val="single" w:color="D9D9D9" w:sz="4"/></w:tcBorders><w:shd w:fill="F4F6FA" w:val="clear"/><w:tcMar><w:top w:type="dxa" w:w="60"/><w:left w:type="dxa" w:w="95"/><w:bottom w:type="dxa" w:w="60"/><w:right w:type="dxa" w:w="95"/></w:tcMar></w:tcPr><w:p><w:pPr><w:spacing w:after="0" w:line="254"/></w:pPr><w:r><w:rPr><w:sz w:val="18"/><w:szCs w:val="18"/></w:rPr><w:t xml:space="preserve">Not implemented</w:t></w:r></w:p></w:tc></w:tr><w:tr><w:tc><w:tcPr><w:tcW w:type="dxa" w:w="420"/><w:tcBorders><w:top w:val="single" w:color="D9D9D9" w:sz="4"/><w:left w:val="single" w:color="D9D9D9" w:sz="4"/><w:bottom w:val="single" w:color="D9D9D9" w:sz="4"/><w:right w:val="single" w:color="D9D9D9" w:sz="4"/></w:tcBorders><w:tcMar><w:top w:type="dxa" w:w="60"/><w:left w:type="dxa" w:w="95"/><w:bottom w:type="dxa" w:w="60"/><w:right w:type="dxa" w:w="95"/></w:tcMar></w:tcPr><w:p><w:pPr><w:spacing w:after="0" w:line="254"/></w:pPr><w:r><w:rPr><w:b/><w:bCs/><w:sz w:val="18"/><w:szCs w:val="18"/></w:rPr><w:t xml:space="preserve">☐</w:t></w:r></w:p></w:tc><w:tc><w:tcPr><w:tcW w:type="dxa" w:w="6180"/><w:tcBorders><w:top w:val="single" w:color="D9D9D9" w:sz="4"/><w:left w:val="single" w:color="D9D9D9" w:sz="4"/><w:bottom w:val="single" w:color="D9D9D9" w:sz="4"/><w:right w:val="single" w:color="D9D9D9" w:sz="4"/></w:tcBorders><w:tcMar><w:top w:type="dxa" w:w="60"/><w:left w:type="dxa" w:w="95"/><w:bottom w:type="dxa" w:w="60"/><w:right w:type="dxa" w:w="95"/></w:tcMar></w:tcPr><w:p><w:pPr><w:spacing w:after="0" w:line="254"/></w:pPr><w:r><w:rPr><w:sz w:val="18"/><w:szCs w:val="18"/></w:rPr><w:t xml:space="preserve">Decide on KYC/AML obligations for payouts</w:t></w:r></w:p></w:tc><w:tc><w:tcPr><w:tcW w:type="dxa" w:w="2300"/><w:tcBorders><w:top w:val="single" w:color="D9D9D9" w:sz="4"/><w:left w:val="single" w:color="D9D9D9" w:sz="4"/><w:bottom w:val="single" w:color="D9D9D9" w:sz="4"/><w:right w:val="single" w:color="D9D9D9" w:sz="4"/></w:tcBorders><w:tcMar><w:top w:type="dxa" w:w="60"/><w:left w:type="dxa" w:w="95"/><w:bottom w:type="dxa" w:w="60"/><w:right w:type="dxa" w:w="95"/></w:tcMar></w:tcPr><w:p><w:pPr><w:spacing w:after="0" w:line="254"/></w:pPr><w:r><w:rPr><w:sz w:val="18"/><w:szCs w:val="18"/></w:rPr><w:t xml:space="preserve">Not implemented</w:t></w:r></w:p></w:tc></w:tr><w:tr><w:tc><w:tcPr><w:tcW w:type="dxa" w:w="420"/><w:tcBorders><w:top w:val="single" w:color="D9D9D9" w:sz="4"/><w:left w:val="single" w:color="D9D9D9" w:sz="4"/><w:bottom w:val="single" w:color="D9D9D9" w:sz="4"/><w:right w:val="single" w:color="D9D9D9" w:sz="4"/></w:tcBorders><w:shd w:fill="F4F6FA" w:val="clear"/><w:tcMar><w:top w:type="dxa" w:w="60"/><w:left w:type="dxa" w:w="95"/><w:bottom w:type="dxa" w:w="60"/><w:right w:type="dxa" w:w="95"/></w:tcMar></w:tcPr><w:p><w:pPr><w:spacing w:after="0" w:line="254"/></w:pPr><w:r><w:rPr><w:b/><w:bCs/><w:sz w:val="18"/><w:szCs w:val="18"/></w:rPr><w:t xml:space="preserve">☐</w:t></w:r></w:p></w:tc><w:tc><w:tcPr><w:tcW w:type="dxa" w:w="6180"/><w:tcBorders><w:top w:val="single" w:color="D9D9D9" w:sz="4"/><w:left w:val="single" w:color="D9D9D9" w:sz="4"/><w:bottom w:val="single" w:color="D9D9D9" w:sz="4"/><w:right w:val="single" w:color="D9D9D9" w:sz="4"/></w:tcBorders><w:shd w:fill="F4F6FA" w:val="clear"/><w:tcMar><w:top w:type="dxa" w:w="60"/><w:left w:type="dxa" w:w="95"/><w:bottom w:type="dxa" w:w="60"/><w:right w:type="dxa" w:w="95"/></w:tcMar></w:tcPr><w:p><w:pPr><w:spacing w:after="0" w:line="254"/></w:pPr><w:r><w:rPr><w:sz w:val="18"/><w:szCs w:val="18"/></w:rPr><w:t xml:space="preserve">Have the terms, privacy policy and responsible-play content reviewed</w:t></w:r></w:p></w:tc><w:tc><w:tcPr><w:tcW w:type="dxa" w:w="2300"/><w:tcBorders><w:top w:val="single" w:color="D9D9D9" w:sz="4"/><w:left w:val="single" w:color="D9D9D9" w:sz="4"/><w:bottom w:val="single" w:color="D9D9D9" w:sz="4"/><w:right w:val="single" w:color="D9D9D9" w:sz="4"/></w:tcBorders><w:shd w:fill="F4F6FA" w:val="clear"/><w:tcMar><w:top w:type="dxa" w:w="60"/><w:left w:type="dxa" w:w="95"/><w:bottom w:type="dxa" w:w="60"/><w:right w:type="dxa" w:w="95"/></w:tcMar></w:tcPr><w:p><w:pPr><w:spacing w:after="0" w:line="254"/></w:pPr><w:r><w:rPr><w:sz w:val="18"/><w:szCs w:val="18"/></w:rPr><w:t xml:space="preserve">Placeholder pages exist</w:t></w:r></w:p></w:tc></w:tr><w:tr><w:tc><w:tcPr><w:tcW w:type="dxa" w:w="420"/><w:tcBorders><w:top w:val="single" w:color="D9D9D9" w:sz="4"/><w:left w:val="single" w:color="D9D9D9" w:sz="4"/><w:bottom w:val="single" w:color="D9D9D9" w:sz="4"/><w:right w:val="single" w:color="D9D9D9" w:sz="4"/></w:tcBorders><w:tcMar><w:top w:type="dxa" w:w="60"/><w:left w:type="dxa" w:w="95"/><w:bottom w:type="dxa" w:w="60"/><w:right w:type="dxa" w:w="95"/></w:tcMar></w:tcPr><w:p><w:pPr><w:spacing w:after="0" w:line="254"/></w:pPr><w:r><w:rPr><w:b/><w:bCs/><w:sz w:val="18"/><w:szCs w:val="18"/></w:rPr><w:t xml:space="preserve">☐</w:t></w:r></w:p></w:tc><w:tc><w:tcPr><w:tcW w:type="dxa" w:w="6180"/><w:tcBorders><w:top w:val="single" w:color="D9D9D9" w:sz="4"/><w:left w:val="single" w:color="D9D9D9" w:sz="4"/><w:bottom w:val="single" w:color="D9D9D9" w:sz="4"/><w:right w:val="single" w:color="D9D9D9" w:sz="4"/></w:tcBorders><w:tcMar><w:top w:type="dxa" w:w="60"/><w:left w:type="dxa" w:w="95"/><w:bottom w:type="dxa" w:w="60"/><w:right w:type="dxa" w:w="95"/></w:tcMar></w:tcPr><w:p><w:pPr><w:spacing w:after="0" w:line="254"/></w:pPr><w:r><w:rPr><w:sz w:val="18"/><w:szCs w:val="18"/></w:rPr><w:t xml:space="preserve">Confirm tax reporting obligations for winnings</w:t></w:r></w:p></w:tc><w:tc><w:tcPr><w:tcW w:type="dxa" w:w="2300"/><w:tcBorders><w:top w:val="single" w:color="D9D9D9" w:sz="4"/><w:left w:val="single" w:color="D9D9D9" w:sz="4"/><w:bottom w:val="single" w:color="D9D9D9" w:sz="4"/><w:right w:val="single" w:color="D9D9D9" w:sz="4"/></w:tcBorders><w:tcMar><w:top w:type="dxa" w:w="60"/><w:left w:type="dxa" w:w="95"/><w:bottom w:type="dxa" w:w="60"/><w:right w:type="dxa" w:w="95"/></w:tcMar></w:tcPr><w:p><w:pPr><w:spacing w:after="0" w:line="254"/></w:pPr><w:r><w:rPr><w:sz w:val="18"/><w:szCs w:val="18"/></w:rPr><w:t xml:space="preserve"></w:t></w:r></w:p></w:tc></w:tr></w:tbl><w:p><w:pPr><w:pStyle w:val="Heading2"/><w:spacing w:after="100" w:before="240"/></w:pPr><w:r><w:t xml:space="preserve">10.4 Recommended follow-up work</w:t></w:r></w:p><w:p><w:pPr><w:spacing w:after="130" w:line="280"/></w:pPr><w:r><w:rPr><w:sz w:val="21"/><w:szCs w:val="21"/></w:rPr><w:t xml:space="preserve">None of these block handover, but each is worth scheduling.</w:t></w:r></w:p><w:tbl><w:tblPr><w:tblW w:type="dxa" w:w="8900"/><w:tblBorders><w:top w:val="single" w:color="auto" w:sz="4"/><w:left w:val="single" w:color="auto" w:sz="4"/><w:bottom w:val="single" w:color="auto" w:sz="4"/><w:right w:val="single" w:color="auto" w:sz="4"/><w:insideH w:val="single" w:color="auto" w:sz="4"/><w:insideV w:val="single" w:color="auto" w:sz="4"/></w:tblBorders></w:tblPr><w:tblGrid><w:gridCol w:w="420"/><w:gridCol w:w="6180"/><w:gridCol w:w="2300"/></w:tblGrid><w:tr><w:trPr><w:tblHeader/></w:trPr><w:tc><w:tcPr><w:tcW w:type="dxa" w:w="420"/><w:tcBorders><w:top w:val="single" w:color="D9D9D9" w:sz="4"/><w:left w:val="single" w:color="D9D9D9" w:sz="4"/><w:bottom w:val="single" w:color="D9D9D9" w:sz="4"/><w:right w:val="single" w:color="D9D9D9" w:sz="4"/></w:tcBorders><w:shd w:fill="1F3864" w:val="clear"/><w:tcMar><w:top w:type="dxa" w:w="60"/><w:left w:type="dxa" w:w="95"/><w:bottom w:type="dxa" w:w="60"/><w:right w:type="dxa" w:w="95"/></w:tcMar></w:tcPr><w:p><w:pPr><w:spacing w:after="0" w:line="254"/></w:pPr><w:r><w:rPr><w:b/><w:bCs/><w:color w:val="FFFFFF"/><w:sz w:val="18"/><w:szCs w:val="18"/></w:rPr><w:t xml:space="preserve"></w:t></w:r></w:p></w:tc><w:tc><w:tcPr><w:tcW w:type="dxa" w:w="6180"/><w:tcBorders><w:top w:val="single" w:color="D9D9D9" w:sz="4"/><w:left w:val="single" w:color="D9D9D9" w:sz="4"/><w:bottom w:val="single" w:color="D9D9D9" w:sz="4"/><w:right w:val="single" w:color="D9D9D9" w:sz="4"/></w:tcBorders><w:shd w:fill="1F3864" w:val="clear"/><w:tcMar><w:top w:type="dxa" w:w="60"/><w:left w:type="dxa" w:w="95"/><w:bottom w:type="dxa" w:w="60"/><w:right w:type="dxa" w:w="95"/></w:tcMar></w:tcPr><w:p><w:pPr><w:spacing w:after="0" w:line="254"/></w:pPr><w:r><w:rPr><w:b/><w:bCs/><w:color w:val="FFFFFF"/><w:sz w:val="18"/><w:szCs w:val="18"/></w:rPr><w:t xml:space="preserve">Item</w:t></w:r></w:p></w:tc><w:tc><w:tcPr><w:tcW w:type="dxa" w:w="2300"/><w:tcBorders><w:top w:val="single" w:color="D9D9D9" w:sz="4"/><w:left w:val="single" w:color="D9D9D9" w:sz="4"/><w:bottom w:val="single" w:color="D9D9D9" w:sz="4"/><w:right w:val="single" w:color="D9D9D9" w:sz="4"/></w:tcBorders><w:shd w:fill="1F3864" w:val="clear"/><w:tcMar><w:top w:type="dxa" w:w="60"/><w:left w:type="dxa" w:w="95"/><w:bottom w:type="dxa" w:w="60"/><w:right w:type="dxa" w:w="95"/></w:tcMar></w:tcPr><w:p><w:pPr><w:spacing w:after="0" w:line="254"/></w:pPr><w:r><w:rPr><w:b/><w:bCs/><w:color w:val="FFFFFF"/><w:sz w:val="18"/><w:szCs w:val="18"/></w:rPr><w:t xml:space="preserve">Notes</w:t></w:r></w:p></w:tc></w:tr><w:tr><w:tc><w:tcPr><w:tcW w:type="dxa" w:w="420"/><w:tcBorders><w:top w:val="single" w:color="D9D9D9" w:sz="4"/><w:left w:val="single" w:color="D9D9D9" w:sz="4"/><w:bottom w:val="single" w:color="D9D9D9" w:sz="4"/><w:right w:val="single" w:color="D9D9D9" w:sz="4"/></w:tcBorders><w:tcMar><w:top w:type="dxa" w:w="60"/><w:left w:type="dxa" w:w="95"/><w:bottom w:type="dxa" w:w="60"/><w:right w:type="dxa" w:w="95"/></w:tcMar></w:tcPr><w:p><w:pPr><w:spacing w:after="0" w:line="254"/></w:pPr><w:r><w:rPr><w:b/><w:bCs/><w:sz w:val="18"/><w:szCs w:val="18"/></w:rPr><w:t xml:space="preserve">☐</w:t></w:r></w:p></w:tc><w:tc><w:tcPr><w:tcW w:type="dxa" w:w="6180"/><w:tcBorders><w:top w:val="single" w:color="D9D9D9" w:sz="4"/><w:left w:val="single" w:color="D9D9D9" w:sz="4"/><w:bottom w:val="single" w:color="D9D9D9" w:sz="4"/><w:right w:val="single" w:color="D9D9D9" w:sz="4"/></w:tcBorders><w:tcMar><w:top w:type="dxa" w:w="60"/><w:left w:type="dxa" w:w="95"/><w:bottom w:type="dxa" w:w="60"/><w:right w:type="dxa" w:w="95"/></w:tcMar></w:tcPr><w:p><w:pPr><w:spacing w:after="0" w:line="254"/></w:pPr><w:r><w:rPr><w:sz w:val="18"/><w:szCs w:val="18"/></w:rPr><w:t xml:space="preserve">Dump the live claim_pool_payout and get_public_winners and replace the reconstructed definitions</w:t></w:r></w:p></w:tc><w:tc><w:tcPr><w:tcW w:type="dxa" w:w="2300"/><w:tcBorders><w:top w:val="single" w:color="D9D9D9" w:sz="4"/><w:left w:val="single" w:color="D9D9D9" w:sz="4"/><w:bottom w:val="single" w:color="D9D9D9" w:sz="4"/><w:right w:val="single" w:color="D9D9D9" w:sz="4"/></w:tcBorders><w:tcMar><w:top w:type="dxa" w:w="60"/><w:left w:type="dxa" w:w="95"/><w:bottom w:type="dxa" w:w="60"/><w:right w:type="dxa" w:w="95"/></w:tcMar></w:tcPr><w:p><w:pPr><w:spacing w:after="0" w:line="254"/></w:pPr><w:r><w:rPr><w:sz w:val="18"/><w:szCs w:val="18"/></w:rPr><w:t xml:space="preserve">Makes the committed version authoritative</w:t></w:r></w:p></w:tc></w:tr><w:tr><w:tc><w:tcPr><w:tcW w:type="dxa" w:w="420"/><w:tcBorders><w:top w:val="single" w:color="D9D9D9" w:sz="4"/><w:left w:val="single" w:color="D9D9D9" w:sz="4"/><w:bottom w:val="single" w:color="D9D9D9" w:sz="4"/><w:right w:val="single" w:color="D9D9D9" w:sz="4"/></w:tcBorders><w:shd w:fill="F4F6FA" w:val="clear"/><w:tcMar><w:top w:type="dxa" w:w="60"/><w:left w:type="dxa" w:w="95"/><w:bottom w:type="dxa" w:w="60"/><w:right w:type="dxa" w:w="95"/></w:tcMar></w:tcPr><w:p><w:pPr><w:spacing w:after="0" w:line="254"/></w:pPr><w:r><w:rPr><w:b/><w:bCs/><w:sz w:val="18"/><w:szCs w:val="18"/></w:rPr><w:t xml:space="preserve">☐</w:t></w:r></w:p></w:tc><w:tc><w:tcPr><w:tcW w:type="dxa" w:w="6180"/><w:tcBorders><w:top w:val="single" w:color="D9D9D9" w:sz="4"/><w:left w:val="single" w:color="D9D9D9" w:sz="4"/><w:bottom w:val="single" w:color="D9D9D9" w:sz="4"/><w:right w:val="single" w:color="D9D9D9" w:sz="4"/></w:tcBorders><w:shd w:fill="F4F6FA" w:val="clear"/><w:tcMar><w:top w:type="dxa" w:w="60"/><w:left w:type="dxa" w:w="95"/><w:bottom w:type="dxa" w:w="60"/><w:right w:type="dxa" w:w="95"/></w:tcMar></w:tcPr><w:p><w:pPr><w:spacing w:after="0" w:line="254"/></w:pPr><w:r><w:rPr><w:sz w:val="18"/><w:szCs w:val="18"/></w:rPr><w:t xml:space="preserve">Regenerate src/lib/supabase/types.ts and wire the Database generic into the clients</w:t></w:r></w:p></w:tc><w:tc><w:tcPr><w:tcW w:type="dxa" w:w="2300"/><w:tcBorders><w:top w:val="single" w:color="D9D9D9" w:sz="4"/><w:left w:val="single" w:color="D9D9D9" w:sz="4"/><w:bottom w:val="single" w:color="D9D9D9" w:sz="4"/><w:right w:val="single" w:color="D9D9D9" w:sz="4"/></w:tcBorders><w:shd w:fill="F4F6FA" w:val="clear"/><w:tcMar><w:top w:type="dxa" w:w="60"/><w:left w:type="dxa" w:w="95"/><w:bottom w:type="dxa" w:w="60"/><w:right w:type="dxa" w:w="95"/></w:tcMar></w:tcPr><w:p><w:pPr><w:spacing w:after="0" w:line="254"/></w:pPr><w:r><w:rPr><w:sz w:val="18"/><w:szCs w:val="18"/></w:rPr><w:t xml:space="preserve">Currently stale and unused</w:t></w:r></w:p></w:tc></w:tr><w:tr><w:tc><w:tcPr><w:tcW w:type="dxa" w:w="420"/><w:tcBorders><w:top w:val="single" w:color="D9D9D9" w:sz="4"/><w:left w:val="single" w:color="D9D9D9" w:sz="4"/><w:bottom w:val="single" w:color="D9D9D9" w:sz="4"/><w:right w:val="single" w:color="D9D9D9" w:sz="4"/></w:tcBorders><w:tcMar><w:top w:type="dxa" w:w="60"/><w:left w:type="dxa" w:w="95"/><w:bottom w:type="dxa" w:w="60"/><w:right w:type="dxa" w:w="95"/></w:tcMar></w:tcPr><w:p><w:pPr><w:spacing w:after="0" w:line="254"/></w:pPr><w:r><w:rPr><w:b/><w:bCs/><w:sz w:val="18"/><w:szCs w:val="18"/></w:rPr><w:t xml:space="preserve">☐</w:t></w:r></w:p></w:tc><w:tc><w:tcPr><w:tcW w:type="dxa" w:w="6180"/><w:tcBorders><w:top w:val="single" w:color="D9D9D9" w:sz="4"/><w:left w:val="single" w:color="D9D9D9" w:sz="4"/><w:bottom w:val="single" w:color="D9D9D9" w:sz="4"/><w:right w:val="single" w:color="D9D9D9" w:sz="4"/></w:tcBorders><w:tcMar><w:top w:type="dxa" w:w="60"/><w:left w:type="dxa" w:w="95"/><w:bottom w:type="dxa" w:w="60"/><w:right w:type="dxa" w:w="95"/></w:tcMar></w:tcPr><w:p><w:pPr><w:spacing w:after="0" w:line="254"/></w:pPr><w:r><w:rPr><w:sz w:val="18"/><w:szCs w:val="18"/></w:rPr><w:t xml:space="preserve">Add a unique constraint on user_transactions(reference_type, reference_id)</w:t></w:r></w:p></w:tc><w:tc><w:tcPr><w:tcW w:type="dxa" w:w="2300"/><w:tcBorders><w:top w:val="single" w:color="D9D9D9" w:sz="4"/><w:left w:val="single" w:color="D9D9D9" w:sz="4"/><w:bottom w:val="single" w:color="D9D9D9" w:sz="4"/><w:right w:val="single" w:color="D9D9D9" w:sz="4"/></w:tcBorders><w:tcMar><w:top w:type="dxa" w:w="60"/><w:left w:type="dxa" w:w="95"/><w:bottom w:type="dxa" w:w="60"/><w:right w:type="dxa" w:w="95"/></w:tcMar></w:tcPr><w:p><w:pPr><w:spacing w:after="0" w:line="254"/></w:pPr><w:r><w:rPr><w:sz w:val="18"/><w:szCs w:val="18"/></w:rPr><w:t xml:space="preserve">Enforces payout single-processing in the database</w:t></w:r></w:p></w:tc></w:tr><w:tr><w:tc><w:tcPr><w:tcW w:type="dxa" w:w="420"/><w:tcBorders><w:top w:val="single" w:color="D9D9D9" w:sz="4"/><w:left w:val="single" w:color="D9D9D9" w:sz="4"/><w:bottom w:val="single" w:color="D9D9D9" w:sz="4"/><w:right w:val="single" w:color="D9D9D9" w:sz="4"/></w:tcBorders><w:shd w:fill="F4F6FA" w:val="clear"/><w:tcMar><w:top w:type="dxa" w:w="60"/><w:left w:type="dxa" w:w="95"/><w:bottom w:type="dxa" w:w="60"/><w:right w:type="dxa" w:w="95"/></w:tcMar></w:tcPr><w:p><w:pPr><w:spacing w:after="0" w:line="254"/></w:pPr><w:r><w:rPr><w:b/><w:bCs/><w:sz w:val="18"/><w:szCs w:val="18"/></w:rPr><w:t xml:space="preserve">☐</w:t></w:r></w:p></w:tc><w:tc><w:tcPr><w:tcW w:type="dxa" w:w="6180"/><w:tcBorders><w:top w:val="single" w:color="D9D9D9" w:sz="4"/><w:left w:val="single" w:color="D9D9D9" w:sz="4"/><w:bottom w:val="single" w:color="D9D9D9" w:sz="4"/><w:right w:val="single" w:color="D9D9D9" w:sz="4"/></w:tcBorders><w:shd w:fill="F4F6FA" w:val="clear"/><w:tcMar><w:top w:type="dxa" w:w="60"/><w:left w:type="dxa" w:w="95"/><w:bottom w:type="dxa" w:w="60"/><w:right w:type="dxa" w:w="95"/></w:tcMar></w:tcPr><w:p><w:pPr><w:spacing w:after="0" w:line="254"/></w:pPr><w:r><w:rPr><w:sz w:val="18"/><w:szCs w:val="18"/></w:rPr><w:t xml:space="preserve">Fix the seven set-state-in-effect findings and re-enable the rule as an error</w:t></w:r></w:p></w:tc><w:tc><w:tcPr><w:tcW w:type="dxa" w:w="2300"/><w:tcBorders><w:top w:val="single" w:color="D9D9D9" w:sz="4"/><w:left w:val="single" w:color="D9D9D9" w:sz="4"/><w:bottom w:val="single" w:color="D9D9D9" w:sz="4"/><w:right w:val="single" w:color="D9D9D9" w:sz="4"/></w:tcBorders><w:shd w:fill="F4F6FA" w:val="clear"/><w:tcMar><w:top w:type="dxa" w:w="60"/><w:left w:type="dxa" w:w="95"/><w:bottom w:type="dxa" w:w="60"/><w:right w:type="dxa" w:w="95"/></w:tcMar></w:tcPr><w:p><w:pPr><w:spacing w:after="0" w:line="254"/></w:pPr><w:r><w:rPr><w:sz w:val="18"/><w:szCs w:val="18"/></w:rPr><w:t xml:space="preserve">Needs browser verification</w:t></w:r></w:p></w:tc></w:tr><w:tr><w:tc><w:tcPr><w:tcW w:type="dxa" w:w="420"/><w:tcBorders><w:top w:val="single" w:color="D9D9D9" w:sz="4"/><w:left w:val="single" w:color="D9D9D9" w:sz="4"/><w:bottom w:val="single" w:color="D9D9D9" w:sz="4"/><w:right w:val="single" w:color="D9D9D9" w:sz="4"/></w:tcBorders><w:tcMar><w:top w:type="dxa" w:w="60"/><w:left w:type="dxa" w:w="95"/><w:bottom w:type="dxa" w:w="60"/><w:right w:type="dxa" w:w="95"/></w:tcMar></w:tcPr><w:p><w:pPr><w:spacing w:after="0" w:line="254"/></w:pPr><w:r><w:rPr><w:b/><w:bCs/><w:sz w:val="18"/><w:szCs w:val="18"/></w:rPr><w:t xml:space="preserve">☐</w:t></w:r></w:p></w:tc><w:tc><w:tcPr><w:tcW w:type="dxa" w:w="6180"/><w:tcBorders><w:top w:val="single" w:color="D9D9D9" w:sz="4"/><w:left w:val="single" w:color="D9D9D9" w:sz="4"/><w:bottom w:val="single" w:color="D9D9D9" w:sz="4"/><w:right w:val="single" w:color="D9D9D9" w:sz="4"/></w:tcBorders><w:tcMar><w:top w:type="dxa" w:w="60"/><w:left w:type="dxa" w:w="95"/><w:bottom w:type="dxa" w:w="60"/><w:right w:type="dxa" w:w="95"/></w:tcMar></w:tcPr><w:p><w:pPr><w:spacing w:after="0" w:line="254"/></w:pPr><w:r><w:rPr><w:sz w:val="18"/><w:szCs w:val="18"/></w:rPr><w:t xml:space="preserve">Type the ESPN payload and shared models, then restore no-explicit-any to error</w:t></w:r></w:p></w:tc><w:tc><w:tcPr><w:tcW w:type="dxa" w:w="2300"/><w:tcBorders><w:top w:val="single" w:color="D9D9D9" w:sz="4"/><w:left w:val="single" w:color="D9D9D9" w:sz="4"/><w:bottom w:val="single" w:color="D9D9D9" w:sz="4"/><w:right w:val="single" w:color="D9D9D9" w:sz="4"/></w:tcBorders><w:tcMar><w:top w:type="dxa" w:w="60"/><w:left w:type="dxa" w:w="95"/><w:bottom w:type="dxa" w:w="60"/><w:right w:type="dxa" w:w="95"/></w:tcMar></w:tcPr><w:p><w:pPr><w:spacing w:after="0" w:line="254"/></w:pPr><w:r><w:rPr><w:sz w:val="18"/><w:szCs w:val="18"/></w:rPr><w:t xml:space="preserve">~150 instances</w:t></w:r></w:p></w:tc></w:tr><w:tr><w:tc><w:tcPr><w:tcW w:type="dxa" w:w="420"/><w:tcBorders><w:top w:val="single" w:color="D9D9D9" w:sz="4"/><w:left w:val="single" w:color="D9D9D9" w:sz="4"/><w:bottom w:val="single" w:color="D9D9D9" w:sz="4"/><w:right w:val="single" w:color="D9D9D9" w:sz="4"/></w:tcBorders><w:shd w:fill="F4F6FA" w:val="clear"/><w:tcMar><w:top w:type="dxa" w:w="60"/><w:left w:type="dxa" w:w="95"/><w:bottom w:type="dxa" w:w="60"/><w:right w:type="dxa" w:w="95"/></w:tcMar></w:tcPr><w:p><w:pPr><w:spacing w:after="0" w:line="254"/></w:pPr><w:r><w:rPr><w:b/><w:bCs/><w:sz w:val="18"/><w:szCs w:val="18"/></w:rPr><w:t xml:space="preserve">☐</w:t></w:r></w:p></w:tc><w:tc><w:tcPr><w:tcW w:type="dxa" w:w="6180"/><w:tcBorders><w:top w:val="single" w:color="D9D9D9" w:sz="4"/><w:left w:val="single" w:color="D9D9D9" w:sz="4"/><w:bottom w:val="single" w:color="D9D9D9" w:sz="4"/><w:right w:val="single" w:color="D9D9D9" w:sz="4"/></w:tcBorders><w:shd w:fill="F4F6FA" w:val="clear"/><w:tcMar><w:top w:type="dxa" w:w="60"/><w:left w:type="dxa" w:w="95"/><w:bottom w:type="dxa" w:w="60"/><w:right w:type="dxa" w:w="95"/></w:tcMar></w:tcPr><w:p><w:pPr><w:spacing w:after="0" w:line="254"/></w:pPr><w:r><w:rPr><w:sz w:val="18"/><w:szCs w:val="18"/></w:rPr><w:t xml:space="preserve">Add a settlement scheduler to the Docker compose stack</w:t></w:r></w:p></w:tc><w:tc><w:tcPr><w:tcW w:type="dxa" w:w="2300"/><w:tcBorders><w:top w:val="single" w:color="D9D9D9" w:sz="4"/><w:left w:val="single" w:color="D9D9D9" w:sz="4"/><w:bottom w:val="single" w:color="D9D9D9" w:sz="4"/><w:right w:val="single" w:color="D9D9D9" w:sz="4"/></w:tcBorders><w:shd w:fill="F4F6FA" w:val="clear"/><w:tcMar><w:top w:type="dxa" w:w="60"/><w:left w:type="dxa" w:w="95"/><w:bottom w:type="dxa" w:w="60"/><w:right w:type="dxa" w:w="95"/></w:tcMar></w:tcPr><w:p><w:pPr><w:spacing w:after="0" w:line="254"/></w:pPr><w:r><w:rPr><w:sz w:val="18"/><w:szCs w:val="18"/></w:rPr><w:t xml:space="preserve">Self-host has none</w:t></w:r></w:p></w:tc></w:tr><w:tr><w:tc><w:tcPr><w:tcW w:type="dxa" w:w="420"/><w:tcBorders><w:top w:val="single" w:color="D9D9D9" w:sz="4"/><w:left w:val="single" w:color="D9D9D9" w:sz="4"/><w:bottom w:val="single" w:color="D9D9D9" w:sz="4"/><w:right w:val="single" w:color="D9D9D9" w:sz="4"/></w:tcBorders><w:tcMar><w:top w:type="dxa" w:w="60"/><w:left w:type="dxa" w:w="95"/><w:bottom w:type="dxa" w:w="60"/><w:right w:type="dxa" w:w="95"/></w:tcMar></w:tcPr><w:p><w:pPr><w:spacing w:after="0" w:line="254"/></w:pPr><w:r><w:rPr><w:b/><w:bCs/><w:sz w:val="18"/><w:szCs w:val="18"/></w:rPr><w:t xml:space="preserve">☐</w:t></w:r></w:p></w:tc><w:tc><w:tcPr><w:tcW w:type="dxa" w:w="6180"/><w:tcBorders><w:top w:val="single" w:color="D9D9D9" w:sz="4"/><w:left w:val="single" w:color="D9D9D9" w:sz="4"/><w:bottom w:val="single" w:color="D9D9D9" w:sz="4"/><w:right w:val="single" w:color="D9D9D9" w:sz="4"/></w:tcBorders><w:tcMar><w:top w:type="dxa" w:w="60"/><w:left w:type="dxa" w:w="95"/><w:bottom w:type="dxa" w:w="60"/><w:right w:type="dxa" w:w="95"/></w:tcMar></w:tcPr><w:p><w:pPr><w:spacing w:after="0" w:line="254"/></w:pPr><w:r><w:rPr><w:sz w:val="18"/><w:szCs w:val="18"/></w:rPr><w:t xml:space="preserve">Drop the legacy picks table once nothing reads it</w:t></w:r></w:p></w:tc><w:tc><w:tcPr><w:tcW w:type="dxa" w:w="2300"/><w:tcBorders><w:top w:val="single" w:color="D9D9D9" w:sz="4"/><w:left w:val="single" w:color="D9D9D9" w:sz="4"/><w:bottom w:val="single" w:color="D9D9D9" w:sz="4"/><w:right w:val="single" w:color="D9D9D9" w:sz="4"/></w:tcBorders><w:tcMar><w:top w:type="dxa" w:w="60"/><w:left w:type="dxa" w:w="95"/><w:bottom w:type="dxa" w:w="60"/><w:right w:type="dxa" w:w="95"/></w:tcMar></w:tcPr><w:p><w:pPr><w:spacing w:after="0" w:line="254"/></w:pPr><w:r><w:rPr><w:sz w:val="18"/><w:szCs w:val="18"/></w:rPr><w:t xml:space="preserve">Its write route is already 410</w:t></w:r></w:p></w:tc></w:tr><w:tr><w:tc><w:tcPr><w:tcW w:type="dxa" w:w="420"/><w:tcBorders><w:top w:val="single" w:color="D9D9D9" w:sz="4"/><w:left w:val="single" w:color="D9D9D9" w:sz="4"/><w:bottom w:val="single" w:color="D9D9D9" w:sz="4"/><w:right w:val="single" w:color="D9D9D9" w:sz="4"/></w:tcBorders><w:shd w:fill="F4F6FA" w:val="clear"/><w:tcMar><w:top w:type="dxa" w:w="60"/><w:left w:type="dxa" w:w="95"/><w:bottom w:type="dxa" w:w="60"/><w:right w:type="dxa" w:w="95"/></w:tcMar></w:tcPr><w:p><w:pPr><w:spacing w:after="0" w:line="254"/></w:pPr><w:r><w:rPr><w:b/><w:bCs/><w:sz w:val="18"/><w:szCs w:val="18"/></w:rPr><w:t xml:space="preserve">☐</w:t></w:r></w:p></w:tc><w:tc><w:tcPr><w:tcW w:type="dxa" w:w="6180"/><w:tcBorders><w:top w:val="single" w:color="D9D9D9" w:sz="4"/><w:left w:val="single" w:color="D9D9D9" w:sz="4"/><w:bottom w:val="single" w:color="D9D9D9" w:sz="4"/><w:right w:val="single" w:color="D9D9D9" w:sz="4"/></w:tcBorders><w:shd w:fill="F4F6FA" w:val="clear"/><w:tcMar><w:top w:type="dxa" w:w="60"/><w:left w:type="dxa" w:w="95"/><w:bottom w:type="dxa" w:w="60"/><w:right w:type="dxa" w:w="95"/></w:tcMar></w:tcPr><w:p><w:pPr><w:spacing w:after="0" w:line="254"/></w:pPr><w:r><w:rPr><w:sz w:val="18"/><w:szCs w:val="18"/></w:rPr><w:t xml:space="preserve">Add end-to-end tests for purchase and withdrawal</w:t></w:r></w:p></w:tc><w:tc><w:tcPr><w:tcW w:type="dxa" w:w="2300"/><w:tcBorders><w:top w:val="single" w:color="D9D9D9" w:sz="4"/><w:left w:val="single" w:color="D9D9D9" w:sz="4"/><w:bottom w:val="single" w:color="D9D9D9" w:sz="4"/><w:right w:val="single" w:color="D9D9D9" w:sz="4"/></w:tcBorders><w:shd w:fill="F4F6FA" w:val="clear"/><w:tcMar><w:top w:type="dxa" w:w="60"/><w:left w:type="dxa" w:w="95"/><w:bottom w:type="dxa" w:w="60"/><w:right w:type="dxa" w:w="95"/></w:tcMar></w:tcPr><w:p><w:pPr><w:spacing w:after="0" w:line="254"/></w:pPr><w:r><w:rPr><w:sz w:val="18"/><w:szCs w:val="18"/></w:rPr><w:t xml:space="preserve">Only settlement is covered today</w:t></w:r></w:p></w:tc></w:tr><w:tr><w:tc><w:tcPr><w:tcW w:type="dxa" w:w="420"/><w:tcBorders><w:top w:val="single" w:color="D9D9D9" w:sz="4"/><w:left w:val="single" w:color="D9D9D9" w:sz="4"/><w:bottom w:val="single" w:color="D9D9D9" w:sz="4"/><w:right w:val="single" w:color="D9D9D9" w:sz="4"/></w:tcBorders><w:tcMar><w:top w:type="dxa" w:w="60"/><w:left w:type="dxa" w:w="95"/><w:bottom w:type="dxa" w:w="60"/><w:right w:type="dxa" w:w="95"/></w:tcMar></w:tcPr><w:p><w:pPr><w:spacing w:after="0" w:line="254"/></w:pPr><w:r><w:rPr><w:b/><w:bCs/><w:sz w:val="18"/><w:szCs w:val="18"/></w:rPr><w:t xml:space="preserve">☐</w:t></w:r></w:p></w:tc><w:tc><w:tcPr><w:tcW w:type="dxa" w:w="6180"/><w:tcBorders><w:top w:val="single" w:color="D9D9D9" w:sz="4"/><w:left w:val="single" w:color="D9D9D9" w:sz="4"/><w:bottom w:val="single" w:color="D9D9D9" w:sz="4"/><w:right w:val="single" w:color="D9D9D9" w:sz="4"/></w:tcBorders><w:tcMar><w:top w:type="dxa" w:w="60"/><w:left w:type="dxa" w:w="95"/><w:bottom w:type="dxa" w:w="60"/><w:right w:type="dxa" w:w="95"/></w:tcMar></w:tcPr><w:p><w:pPr><w:spacing w:after="0" w:line="254"/></w:pPr><w:r><w:rPr><w:sz w:val="18"/><w:szCs w:val="18"/></w:rPr><w:t xml:space="preserve">Replace the CSP&apos;s &apos;unsafe-inline&apos; script policy with a per-request nonce</w:t></w:r></w:p></w:tc><w:tc><w:tcPr><w:tcW w:type="dxa" w:w="2300"/><w:tcBorders><w:top w:val="single" w:color="D9D9D9" w:sz="4"/><w:left w:val="single" w:color="D9D9D9" w:sz="4"/><w:bottom w:val="single" w:color="D9D9D9" w:sz="4"/><w:right w:val="single" w:color="D9D9D9" w:sz="4"/></w:tcBorders><w:tcMar><w:top w:type="dxa" w:w="60"/><w:left w:type="dxa" w:w="95"/><w:bottom w:type="dxa" w:w="60"/><w:right w:type="dxa" w:w="95"/></w:tcMar></w:tcPr><w:p><w:pPr><w:spacing w:after="0" w:line="254"/></w:pPr><w:r><w:rPr><w:sz w:val="18"/><w:szCs w:val="18"/></w:rPr><w:t xml:space="preserve">Until then script-src gives little XSS protection; needs browser verification</w:t></w:r></w:p></w:tc></w:tr><w:tr><w:tc><w:tcPr><w:tcW w:type="dxa" w:w="420"/><w:tcBorders><w:top w:val="single" w:color="D9D9D9" w:sz="4"/><w:left w:val="single" w:color="D9D9D9" w:sz="4"/><w:bottom w:val="single" w:color="D9D9D9" w:sz="4"/><w:right w:val="single" w:color="D9D9D9" w:sz="4"/></w:tcBorders><w:shd w:fill="F4F6FA" w:val="clear"/><w:tcMar><w:top w:type="dxa" w:w="60"/><w:left w:type="dxa" w:w="95"/><w:bottom w:type="dxa" w:w="60"/><w:right w:type="dxa" w:w="95"/></w:tcMar></w:tcPr><w:p><w:pPr><w:spacing w:after="0" w:line="254"/></w:pPr><w:r><w:rPr><w:b/><w:bCs/><w:sz w:val="18"/><w:szCs w:val="18"/></w:rPr><w:t xml:space="preserve">☐</w:t></w:r></w:p></w:tc><w:tc><w:tcPr><w:tcW w:type="dxa" w:w="6180"/><w:tcBorders><w:top w:val="single" w:color="D9D9D9" w:sz="4"/><w:left w:val="single" w:color="D9D9D9" w:sz="4"/><w:bottom w:val="single" w:color="D9D9D9" w:sz="4"/><w:right w:val="single" w:color="D9D9D9" w:sz="4"/></w:tcBorders><w:shd w:fill="F4F6FA" w:val="clear"/><w:tcMar><w:top w:type="dxa" w:w="60"/><w:left w:type="dxa" w:w="95"/><w:bottom w:type="dxa" w:w="60"/><w:right w:type="dxa" w:w="95"/></w:tcMar></w:tcPr><w:p><w:pPr><w:spacing w:after="0" w:line="254"/></w:pPr><w:r><w:rPr><w:sz w:val="18"/><w:szCs w:val="18"/></w:rPr><w:t xml:space="preserve">Review the dependency advisories reported by npm audit</w:t></w:r></w:p></w:tc><w:tc><w:tcPr><w:tcW w:type="dxa" w:w="2300"/><w:tcBorders><w:top w:val="single" w:color="D9D9D9" w:sz="4"/><w:left w:val="single" w:color="D9D9D9" w:sz="4"/><w:bottom w:val="single" w:color="D9D9D9" w:sz="4"/><w:right w:val="single" w:color="D9D9D9" w:sz="4"/></w:tcBorders><w:shd w:fill="F4F6FA" w:val="clear"/><w:tcMar><w:top w:type="dxa" w:w="60"/><w:left w:type="dxa" w:w="95"/><w:bottom w:type="dxa" w:w="60"/><w:right w:type="dxa" w:w="95"/></w:tcMar></w:tcPr><w:p><w:pPr><w:spacing w:after="0" w:line="254"/></w:pPr><w:r><w:rPr><w:sz w:val="18"/><w:szCs w:val="18"/></w:rPr><w:t xml:space="preserve">Several high-severity advisories in production dependencies; the fix needs a framework bump and a regression pass</w:t></w:r></w:p></w:tc></w:tr><w:tr><w:tc><w:tcPr><w:tcW w:type="dxa" w:w="420"/><w:tcBorders><w:top w:val="single" w:color="D9D9D9" w:sz="4"/><w:left w:val="single" w:color="D9D9D9" w:sz="4"/><w:bottom w:val="single" w:color="D9D9D9" w:sz="4"/><w:right w:val="single" w:color="D9D9D9" w:sz="4"/></w:tcBorders><w:tcMar><w:top w:type="dxa" w:w="60"/><w:left w:type="dxa" w:w="95"/><w:bottom w:type="dxa" w:w="60"/><w:right w:type="dxa" w:w="95"/></w:tcMar></w:tcPr><w:p><w:pPr><w:spacing w:after="0" w:line="254"/></w:pPr><w:r><w:rPr><w:b/><w:bCs/><w:sz w:val="18"/><w:szCs w:val="18"/></w:rPr><w:t xml:space="preserve">☐</w:t></w:r></w:p></w:tc><w:tc><w:tcPr><w:tcW w:type="dxa" w:w="6180"/><w:tcBorders><w:top w:val="single" w:color="D9D9D9" w:sz="4"/><w:left w:val="single" w:color="D9D9D9" w:sz="4"/><w:bottom w:val="single" w:color="D9D9D9" w:sz="4"/><w:right w:val="single" w:color="D9D9D9" w:sz="4"/></w:tcBorders><w:tcMar><w:top w:type="dxa" w:w="60"/><w:left w:type="dxa" w:w="95"/><w:bottom w:type="dxa" w:w="60"/><w:right w:type="dxa" w:w="95"/></w:tcMar></w:tcPr><w:p><w:pPr><w:spacing w:after="0" w:line="254"/></w:pPr><w:r><w:rPr><w:sz w:val="18"/><w:szCs w:val="18"/></w:rPr><w:t xml:space="preserve">Make the Docker compose stack self-contained</w:t></w:r></w:p></w:tc><w:tc><w:tcPr><w:tcW w:type="dxa" w:w="2300"/><w:tcBorders><w:top w:val="single" w:color="D9D9D9" w:sz="4"/><w:left w:val="single" w:color="D9D9D9" w:sz="4"/><w:bottom w:val="single" w:color="D9D9D9" w:sz="4"/><w:right w:val="single" w:color="D9D9D9" w:sz="4"/></w:tcBorders><w:tcMar><w:top w:type="dxa" w:w="60"/><w:left w:type="dxa" w:w="95"/><w:bottom w:type="dxa" w:w="60"/><w:right w:type="dxa" w:w="95"/></w:tcMar></w:tcPr><w:p><w:pPr><w:spacing w:after="0" w:line="254"/></w:pPr><w:r><w:rPr><w:sz w:val="18"/><w:szCs w:val="18"/></w:rPr><w:t xml:space="preserve">It mounts gateway config from a directory outside the repo, needs a pre-existing external network, and publishes no ports</w:t></w:r></w:p></w:tc></w:tr><w:tr><w:tc><w:tcPr><w:tcW w:type="dxa" w:w="420"/><w:tcBorders><w:top w:val="single" w:color="D9D9D9" w:sz="4"/><w:left w:val="single" w:color="D9D9D9" w:sz="4"/><w:bottom w:val="single" w:color="D9D9D9" w:sz="4"/><w:right w:val="single" w:color="D9D9D9" w:sz="4"/></w:tcBorders><w:shd w:fill="F4F6FA" w:val="clear"/><w:tcMar><w:top w:type="dxa" w:w="60"/><w:left w:type="dxa" w:w="95"/><w:bottom w:type="dxa" w:w="60"/><w:right w:type="dxa" w:w="95"/></w:tcMar></w:tcPr><w:p><w:pPr><w:spacing w:after="0" w:line="254"/></w:pPr><w:r><w:rPr><w:b/><w:bCs/><w:sz w:val="18"/><w:szCs w:val="18"/></w:rPr><w:t xml:space="preserve">☐</w:t></w:r></w:p></w:tc><w:tc><w:tcPr><w:tcW w:type="dxa" w:w="6180"/><w:tcBorders><w:top w:val="single" w:color="D9D9D9" w:sz="4"/><w:left w:val="single" w:color="D9D9D9" w:sz="4"/><w:bottom w:val="single" w:color="D9D9D9" w:sz="4"/><w:right w:val="single" w:color="D9D9D9" w:sz="4"/></w:tcBorders><w:shd w:fill="F4F6FA" w:val="clear"/><w:tcMar><w:top w:type="dxa" w:w="60"/><w:left w:type="dxa" w:w="95"/><w:bottom w:type="dxa" w:w="60"/><w:right w:type="dxa" w:w="95"/></w:tcMar></w:tcPr><w:p><w:pPr><w:spacing w:after="0" w:line="254"/></w:pPr><w:r><w:rPr><w:sz w:val="18"/><w:szCs w:val="18"/></w:rPr><w:t xml:space="preserve">Point the seed scripts at the same env file the README tells you to create</w:t></w:r></w:p></w:tc><w:tc><w:tcPr><w:tcW w:type="dxa" w:w="2300"/><w:tcBorders><w:top w:val="single" w:color="D9D9D9" w:sz="4"/><w:left w:val="single" w:color="D9D9D9" w:sz="4"/><w:bottom w:val="single" w:color="D9D9D9" w:sz="4"/><w:right w:val="single" w:color="D9D9D9" w:sz="4"/></w:tcBorders><w:shd w:fill="F4F6FA" w:val="clear"/><w:tcMar><w:top w:type="dxa" w:w="60"/><w:left w:type="dxa" w:w="95"/><w:bottom w:type="dxa" w:w="60"/><w:right w:type="dxa" w:w="95"/></w:tcMar></w:tcPr><w:p><w:pPr><w:spacing w:after="0" w:line="254"/></w:pPr><w:r><w:rPr><w:sz w:val="18"/><w:szCs w:val="18"/></w:rPr><w:t xml:space="preserve">They read .env; the README says .env.local</w:t></w:r></w:p></w:tc></w:tr><w:tr><w:tc><w:tcPr><w:tcW w:type="dxa" w:w="420"/><w:tcBorders><w:top w:val="single" w:color="D9D9D9" w:sz="4"/><w:left w:val="single" w:color="D9D9D9" w:sz="4"/><w:bottom w:val="single" w:color="D9D9D9" w:sz="4"/><w:right w:val="single" w:color="D9D9D9" w:sz="4"/></w:tcBorders><w:tcMar><w:top w:type="dxa" w:w="60"/><w:left w:type="dxa" w:w="95"/><w:bottom w:type="dxa" w:w="60"/><w:right w:type="dxa" w:w="95"/></w:tcMar></w:tcPr><w:p><w:pPr><w:spacing w:after="0" w:line="254"/></w:pPr><w:r><w:rPr><w:b/><w:bCs/><w:sz w:val="18"/><w:szCs w:val="18"/></w:rPr><w:t xml:space="preserve">☐</w:t></w:r></w:p></w:tc><w:tc><w:tcPr><w:tcW w:type="dxa" w:w="6180"/><w:tcBorders><w:top w:val="single" w:color="D9D9D9" w:sz="4"/><w:left w:val="single" w:color="D9D9D9" w:sz="4"/><w:bottom w:val="single" w:color="D9D9D9" w:sz="4"/><w:right w:val="single" w:color="D9D9D9" w:sz="4"/></w:tcBorders><w:tcMar><w:top w:type="dxa" w:w="60"/><w:left w:type="dxa" w:w="95"/><w:bottom w:type="dxa" w:w="60"/><w:right w:type="dxa" w:w="95"/></w:tcMar></w:tcPr><w:p><w:pPr><w:spacing w:after="0" w:line="254"/></w:pPr><w:r><w:rPr><w:sz w:val="18"/><w:szCs w:val="18"/></w:rPr><w:t xml:space="preserve">Prune the unused UI dependencies and delete the dead component files</w:t></w:r></w:p></w:tc><w:tc><w:tcPr><w:tcW w:type="dxa" w:w="2300"/><w:tcBorders><w:top w:val="single" w:color="D9D9D9" w:sz="4"/><w:left w:val="single" w:color="D9D9D9" w:sz="4"/><w:bottom w:val="single" w:color="D9D9D9" w:sz="4"/><w:right w:val="single" w:color="D9D9D9" w:sz="4"/></w:tcBorders><w:tcMar><w:top w:type="dxa" w:w="60"/><w:left w:type="dxa" w:w="95"/><w:bottom w:type="dxa" w:w="60"/><w:right w:type="dxa" w:w="95"/></w:tcMar></w:tcPr><w:p><w:pPr><w:spacing w:after="0" w:line="254"/></w:pPr><w:r><w:rPr><w:sz w:val="18"/><w:szCs w:val="18"/></w:rPr><w:t xml:space="preserve">Roughly 30 unused packages and a complete unused toast stack, left from scaffolding</w:t></w:r></w:p></w:tc></w:tr><w:tr><w:tc><w:tcPr><w:tcW w:type="dxa" w:w="420"/><w:tcBorders><w:top w:val="single" w:color="D9D9D9" w:sz="4"/><w:left w:val="single" w:color="D9D9D9" w:sz="4"/><w:bottom w:val="single" w:color="D9D9D9" w:sz="4"/><w:right w:val="single" w:color="D9D9D9" w:sz="4"/></w:tcBorders><w:shd w:fill="F4F6FA" w:val="clear"/><w:tcMar><w:top w:type="dxa" w:w="60"/><w:left w:type="dxa" w:w="95"/><w:bottom w:type="dxa" w:w="60"/><w:right w:type="dxa" w:w="95"/></w:tcMar></w:tcPr><w:p><w:pPr><w:spacing w:after="0" w:line="254"/></w:pPr><w:r><w:rPr><w:b/><w:bCs/><w:sz w:val="18"/><w:szCs w:val="18"/></w:rPr><w:t xml:space="preserve">☐</w:t></w:r></w:p></w:tc><w:tc><w:tcPr><w:tcW w:type="dxa" w:w="6180"/><w:tcBorders><w:top w:val="single" w:color="D9D9D9" w:sz="4"/><w:left w:val="single" w:color="D9D9D9" w:sz="4"/><w:bottom w:val="single" w:color="D9D9D9" w:sz="4"/><w:right w:val="single" w:color="D9D9D9" w:sz="4"/></w:tcBorders><w:shd w:fill="F4F6FA" w:val="clear"/><w:tcMar><w:top w:type="dxa" w:w="60"/><w:left w:type="dxa" w:w="95"/><w:bottom w:type="dxa" w:w="60"/><w:right w:type="dxa" w:w="95"/></w:tcMar></w:tcPr><w:p><w:pPr><w:spacing w:after="0" w:line="254"/></w:pPr><w:r><w:rPr><w:sz w:val="18"/><w:szCs w:val="18"/></w:rPr><w:t xml:space="preserve">Gate or document the mock scoreboard endpoint</w:t></w:r></w:p></w:tc><w:tc><w:tcPr><w:tcW w:type="dxa" w:w="2300"/><w:tcBorders><w:top w:val="single" w:color="D9D9D9" w:sz="4"/><w:left w:val="single" w:color="D9D9D9" w:sz="4"/><w:bottom w:val="single" w:color="D9D9D9" w:sz="4"/><w:right w:val="single" w:color="D9D9D9" w:sz="4"/></w:tcBorders><w:shd w:fill="F4F6FA" w:val="clear"/><w:tcMar><w:top w:type="dxa" w:w="60"/><w:left w:type="dxa" w:w="95"/><w:bottom w:type="dxa" w:w="60"/><w:right w:type="dxa" w:w="95"/></w:tcMar></w:tcPr><w:p><w:pPr><w:spacing w:after="0" w:line="254"/></w:pPr><w:r><w:rPr><w:sz w:val="18"/><w:szCs w:val="18"/></w:rPr><w:t xml:space="preserve">It serves fabricated fixtures and is live in production builds</w:t></w:r></w:p></w:tc></w:tr></w:tbl><w:p><w:r><w:br w:type="page"/></w:r></w:p><w:p><w:pPr><w:pStyle w:val="Heading1"/><w:spacing w:after="140" w:before="300"/></w:pPr><w:r><w:t xml:space="preserve">11. Known technical debt</w:t></w:r></w:p><w:p><w:pPr><w:spacing w:after="130" w:line="280"/></w:pPr><w:r><w:rPr><w:sz w:val="21"/><w:szCs w:val="21"/></w:rPr><w:t xml:space="preserve">Recorded deliberately, with the reasoning, so the next team inherits the judgement and not just the code.</w:t></w:r></w:p><w:tbl><w:tblPr><w:tblW w:type="dxa" w:w="8800"/><w:tblBorders><w:top w:val="single" w:color="auto" w:sz="4"/><w:left w:val="single" w:color="auto" w:sz="4"/><w:bottom w:val="single" w:color="auto" w:sz="4"/><w:right w:val="single" w:color="auto" w:sz="4"/><w:insideH w:val="single" w:color="auto" w:sz="4"/><w:insideV w:val="single" w:color="auto" w:sz="4"/></w:tblBorders></w:tblPr><w:tblGrid><w:gridCol w:w="2700"/><w:gridCol w:w="6100"/></w:tblGrid><w:tr><w:trPr><w:tblHeader/></w:trPr><w:tc><w:tcPr><w:tcW w:type="dxa" w:w="2700"/><w:tcBorders><w:top w:val="single" w:color="D9D9D9" w:sz="4"/><w:left w:val="single" w:color="D9D9D9" w:sz="4"/><w:bottom w:val="single" w:color="D9D9D9" w:sz="4"/><w:right w:val="single" w:color="D9D9D9" w:sz="4"/></w:tcBorders><w:shd w:fill="1F3864" w:val="clear"/><w:tcMar><w:top w:type="dxa" w:w="60"/><w:left w:type="dxa" w:w="95"/><w:bottom w:type="dxa" w:w="60"/><w:right w:type="dxa" w:w="95"/></w:tcMar></w:tcPr><w:p><w:pPr><w:spacing w:after="0" w:line="254"/></w:pPr><w:r><w:rPr><w:b/><w:bCs/><w:color w:val="FFFFFF"/><w:sz w:val="18"/><w:szCs w:val="18"/></w:rPr><w:t xml:space="preserve">Item</w:t></w:r></w:p></w:tc><w:tc><w:tcPr><w:tcW w:type="dxa" w:w="6100"/><w:tcBorders><w:top w:val="single" w:color="D9D9D9" w:sz="4"/><w:left w:val="single" w:color="D9D9D9" w:sz="4"/><w:bottom w:val="single" w:color="D9D9D9" w:sz="4"/><w:right w:val="single" w:color="D9D9D9" w:sz="4"/></w:tcBorders><w:shd w:fill="1F3864" w:val="clear"/><w:tcMar><w:top w:type="dxa" w:w="60"/><w:left w:type="dxa" w:w="95"/><w:bottom w:type="dxa" w:w="60"/><w:right w:type="dxa" w:w="95"/></w:tcMar></w:tcPr><w:p><w:pPr><w:spacing w:after="0" w:line="254"/></w:pPr><w:r><w:rPr><w:b/><w:bCs/><w:color w:val="FFFFFF"/><w:sz w:val="18"/><w:szCs w:val="18"/></w:rPr><w:t xml:space="preserve">Why it was left</w:t></w:r></w:p></w:tc></w:tr><w:tr><w:tc><w:tcPr><w:tcW w:type="dxa" w:w="2700"/><w:tcBorders><w:top w:val="single" w:color="D9D9D9" w:sz="4"/><w:left w:val="single" w:color="D9D9D9" w:sz="4"/><w:bottom w:val="single" w:color="D9D9D9" w:sz="4"/><w:right w:val="single" w:color="D9D9D9" w:sz="4"/></w:tcBorders><w:tcMar><w:top w:type="dxa" w:w="60"/><w:left w:type="dxa" w:w="95"/><w:bottom w:type="dxa" w:w="60"/><w:right w:type="dxa" w:w="95"/></w:tcMar></w:tcPr><w:p><w:pPr><w:spacing w:after="0" w:line="254"/></w:pPr><w:r><w:rPr><w:sz w:val="18"/><w:szCs w:val="18"/></w:rPr><w:t xml:space="preserve">~150 `any` annotations</w:t></w:r></w:p></w:tc><w:tc><w:tcPr><w:tcW w:type="dxa" w:w="6100"/><w:tcBorders><w:top w:val="single" w:color="D9D9D9" w:sz="4"/><w:left w:val="single" w:color="D9D9D9" w:sz="4"/><w:bottom w:val="single" w:color="D9D9D9" w:sz="4"/><w:right w:val="single" w:color="D9D9D9" w:sz="4"/></w:tcBorders><w:tcMar><w:top w:type="dxa" w:w="60"/><w:left w:type="dxa" w:w="95"/><w:bottom w:type="dxa" w:w="60"/><w:right w:type="dxa" w:w="95"/></w:tcMar></w:tcPr><w:p><w:pPr><w:spacing w:after="0" w:line="254"/></w:pPr><w:r><w:rPr><w:sz w:val="18"/><w:szCs w:val="18"/></w:rPr><w:t xml:space="preserve">Mostly the untyped ESPN payload and shared domain models. Rewriting them at handover is a regression risk with no functional gain; kept visible as warnings.</w:t></w:r></w:p></w:tc></w:tr><w:tr><w:tc><w:tcPr><w:tcW w:type="dxa" w:w="2700"/><w:tcBorders><w:top w:val="single" w:color="D9D9D9" w:sz="4"/><w:left w:val="single" w:color="D9D9D9" w:sz="4"/><w:bottom w:val="single" w:color="D9D9D9" w:sz="4"/><w:right w:val="single" w:color="D9D9D9" w:sz="4"/></w:tcBorders><w:shd w:fill="F4F6FA" w:val="clear"/><w:tcMar><w:top w:type="dxa" w:w="60"/><w:left w:type="dxa" w:w="95"/><w:bottom w:type="dxa" w:w="60"/><w:right w:type="dxa" w:w="95"/></w:tcMar></w:tcPr><w:p><w:pPr><w:spacing w:after="0" w:line="254"/></w:pPr><w:r><w:rPr><w:sz w:val="18"/><w:szCs w:val="18"/></w:rPr><w:t xml:space="preserve">Seven set-state-in-effect findings</w:t></w:r></w:p></w:tc><w:tc><w:tcPr><w:tcW w:type="dxa" w:w="6100"/><w:tcBorders><w:top w:val="single" w:color="D9D9D9" w:sz="4"/><w:left w:val="single" w:color="D9D9D9" w:sz="4"/><w:bottom w:val="single" w:color="D9D9D9" w:sz="4"/><w:right w:val="single" w:color="D9D9D9" w:sz="4"/></w:tcBorders><w:shd w:fill="F4F6FA" w:val="clear"/><w:tcMar><w:top w:type="dxa" w:w="60"/><w:left w:type="dxa" w:w="95"/><w:bottom w:type="dxa" w:w="60"/><w:right w:type="dxa" w:w="95"/></w:tcMar></w:tcPr><w:p><w:pPr><w:spacing w:after="0" w:line="254"/></w:pPr><w:r><w:rPr><w:sz w:val="18"/><w:szCs w:val="18"/></w:rPr><w:t xml:space="preserve">A UI-behaviour refactor across five pages. Each needs to be exercised in a browser to confirm pagination and filtering still behave; doing it blind trades a real regression for a performance nit.</w:t></w:r></w:p></w:tc></w:tr><w:tr><w:tc><w:tcPr><w:tcW w:type="dxa" w:w="2700"/><w:tcBorders><w:top w:val="single" w:color="D9D9D9" w:sz="4"/><w:left w:val="single" w:color="D9D9D9" w:sz="4"/><w:bottom w:val="single" w:color="D9D9D9" w:sz="4"/><w:right w:val="single" w:color="D9D9D9" w:sz="4"/></w:tcBorders><w:tcMar><w:top w:type="dxa" w:w="60"/><w:left w:type="dxa" w:w="95"/><w:bottom w:type="dxa" w:w="60"/><w:right w:type="dxa" w:w="95"/></w:tcMar></w:tcPr><w:p><w:pPr><w:spacing w:after="0" w:line="254"/></w:pPr><w:r><w:rPr><w:sz w:val="18"/><w:szCs w:val="18"/></w:rPr><w:t xml:space="preserve">Duplicate migration timestamp</w:t></w:r></w:p></w:tc><w:tc><w:tcPr><w:tcW w:type="dxa" w:w="6100"/><w:tcBorders><w:top w:val="single" w:color="D9D9D9" w:sz="4"/><w:left w:val="single" w:color="D9D9D9" w:sz="4"/><w:bottom w:val="single" w:color="D9D9D9" w:sz="4"/><w:right w:val="single" w:color="D9D9D9" w:sz="4"/></w:tcBorders><w:tcMar><w:top w:type="dxa" w:w="60"/><w:left w:type="dxa" w:w="95"/><w:bottom w:type="dxa" w:w="60"/><w:right w:type="dxa" w:w="95"/></w:tcMar></w:tcPr><w:p><w:pPr><w:spacing w:after="0" w:line="254"/></w:pPr><w:r><w:rPr><w:sz w:val="18"/><w:szCs w:val="18"/></w:rPr><w:t xml:space="preserve">Two files share a prefix. They are already applied, and renaming an applied migration breaks Supabase&apos;s history — so they are left alone. Use distinct timestamps for new migrations.</w:t></w:r></w:p></w:tc></w:tr><w:tr><w:tc><w:tcPr><w:tcW w:type="dxa" w:w="2700"/><w:tcBorders><w:top w:val="single" w:color="D9D9D9" w:sz="4"/><w:left w:val="single" w:color="D9D9D9" w:sz="4"/><w:bottom w:val="single" w:color="D9D9D9" w:sz="4"/><w:right w:val="single" w:color="D9D9D9" w:sz="4"/></w:tcBorders><w:shd w:fill="F4F6FA" w:val="clear"/><w:tcMar><w:top w:type="dxa" w:w="60"/><w:left w:type="dxa" w:w="95"/><w:bottom w:type="dxa" w:w="60"/><w:right w:type="dxa" w:w="95"/></w:tcMar></w:tcPr><w:p><w:pPr><w:spacing w:after="0" w:line="254"/></w:pPr><w:r><w:rPr><w:sz w:val="18"/><w:szCs w:val="18"/></w:rPr><w:t xml:space="preserve">schema.sql</w:t></w:r></w:p></w:tc><w:tc><w:tcPr><w:tcW w:type="dxa" w:w="6100"/><w:tcBorders><w:top w:val="single" w:color="D9D9D9" w:sz="4"/><w:left w:val="single" w:color="D9D9D9" w:sz="4"/><w:bottom w:val="single" w:color="D9D9D9" w:sz="4"/><w:right w:val="single" w:color="D9D9D9" w:sz="4"/></w:tcBorders><w:shd w:fill="F4F6FA" w:val="clear"/><w:tcMar><w:top w:type="dxa" w:w="60"/><w:left w:type="dxa" w:w="95"/><w:bottom w:type="dxa" w:w="60"/><w:right w:type="dxa" w:w="95"/></w:tcMar></w:tcPr><w:p><w:pPr><w:spacing w:after="0" w:line="254"/></w:pPr><w:r><w:rPr><w:sz w:val="18"/><w:szCs w:val="18"/></w:rPr><w:t xml:space="preserve">Retained for historical reference, clearly marked as not authoritative.</w:t></w:r></w:p></w:tc></w:tr><w:tr><w:tc><w:tcPr><w:tcW w:type="dxa" w:w="2700"/><w:tcBorders><w:top w:val="single" w:color="D9D9D9" w:sz="4"/><w:left w:val="single" w:color="D9D9D9" w:sz="4"/><w:bottom w:val="single" w:color="D9D9D9" w:sz="4"/><w:right w:val="single" w:color="D9D9D9" w:sz="4"/></w:tcBorders><w:tcMar><w:top w:type="dxa" w:w="60"/><w:left w:type="dxa" w:w="95"/><w:bottom w:type="dxa" w:w="60"/><w:right w:type="dxa" w:w="95"/></w:tcMar></w:tcPr><w:p><w:pPr><w:spacing w:after="0" w:line="254"/></w:pPr><w:r><w:rPr><w:sz w:val="18"/><w:szCs w:val="18"/></w:rPr><w:t xml:space="preserve">Legacy picks table</w:t></w:r></w:p></w:tc><w:tc><w:tcPr><w:tcW w:type="dxa" w:w="6100"/><w:tcBorders><w:top w:val="single" w:color="D9D9D9" w:sz="4"/><w:left w:val="single" w:color="D9D9D9" w:sz="4"/><w:bottom w:val="single" w:color="D9D9D9" w:sz="4"/><w:right w:val="single" w:color="D9D9D9" w:sz="4"/></w:tcBorders><w:tcMar><w:top w:type="dxa" w:w="60"/><w:left w:type="dxa" w:w="95"/><w:bottom w:type="dxa" w:w="60"/><w:right w:type="dxa" w:w="95"/></w:tcMar></w:tcPr><w:p><w:pPr><w:spacing w:after="0" w:line="254"/></w:pPr><w:r><w:rPr><w:sz w:val="18"/><w:szCs w:val="18"/></w:rPr><w:t xml:space="preserve">Superseded by card_picks. Its write route is already 410; the table can be dropped once nothing reads it.</w:t></w:r></w:p></w:tc></w:tr><w:tr><w:tc><w:tcPr><w:tcW w:type="dxa" w:w="2700"/><w:tcBorders><w:top w:val="single" w:color="D9D9D9" w:sz="4"/><w:left w:val="single" w:color="D9D9D9" w:sz="4"/><w:bottom w:val="single" w:color="D9D9D9" w:sz="4"/><w:right w:val="single" w:color="D9D9D9" w:sz="4"/></w:tcBorders><w:shd w:fill="F4F6FA" w:val="clear"/><w:tcMar><w:top w:type="dxa" w:w="60"/><w:left w:type="dxa" w:w="95"/><w:bottom w:type="dxa" w:w="60"/><w:right w:type="dxa" w:w="95"/></w:tcMar></w:tcPr><w:p><w:pPr><w:spacing w:after="0" w:line="254"/></w:pPr><w:r><w:rPr><w:sz w:val="18"/><w:szCs w:val="18"/></w:rPr><w:t xml:space="preserve">Unwired generated types</w:t></w:r></w:p></w:tc><w:tc><w:tcPr><w:tcW w:type="dxa" w:w="6100"/><w:tcBorders><w:top w:val="single" w:color="D9D9D9" w:sz="4"/><w:left w:val="single" w:color="D9D9D9" w:sz="4"/><w:bottom w:val="single" w:color="D9D9D9" w:sz="4"/><w:right w:val="single" w:color="D9D9D9" w:sz="4"/></w:tcBorders><w:shd w:fill="F4F6FA" w:val="clear"/><w:tcMar><w:top w:type="dxa" w:w="60"/><w:left w:type="dxa" w:w="95"/><w:bottom w:type="dxa" w:w="60"/><w:right w:type="dxa" w:w="95"/></w:tcMar></w:tcPr><w:p><w:pPr><w:spacing w:after="0" w:line="254"/></w:pPr><w:r><w:rPr><w:sz w:val="18"/><w:szCs w:val="18"/></w:rPr><w:t xml:space="preserve">Regenerating requires a live database connection, which was not available during the audit.</w:t></w:r></w:p></w:tc></w:tr></w:tbl><w:p><w:pPr><w:pStyle w:val="Heading1"/><w:spacing w:after="140" w:before="300"/></w:pPr><w:r><w:t xml:space="preserve">12. Operations runbook</w:t></w:r></w:p><w:p><w:pPr><w:pStyle w:val="Heading2"/><w:spacing w:after="100" w:before="240"/></w:pPr><w:r><w:t xml:space="preserve">12.1 Everyday commands</w:t></w:r></w:p><w:p><w:pPr><w:pBdr><w:left w:val="single" w:color="C4CDD5" w:sz="14" w:space="8"/></w:pBdr><w:shd w:fill="F6F8FA" w:val="clear"/><w:spacing w:after="0" w:line="236"/></w:pPr><w:r><w:rPr><w:rFonts w:ascii="Consolas" w:cs="Consolas" w:eastAsia="Consolas" w:hAnsi="Consolas"/><w:color w:val="24292E"/><w:sz w:val="17"/><w:szCs w:val="17"/></w:rPr><w:t xml:space="preserve">npm ci                 install exactly what the lockfile pins</w:t></w:r></w:p><w:p><w:pPr><w:pBdr><w:left w:val="single" w:color="C4CDD5" w:sz="14" w:space="8"/></w:pBdr><w:shd w:fill="F6F8FA" w:val="clear"/><w:spacing w:after="0" w:line="236"/></w:pPr><w:r><w:rPr><w:rFonts w:ascii="Consolas" w:cs="Consolas" w:eastAsia="Consolas" w:hAnsi="Consolas"/><w:color w:val="24292E"/><w:sz w:val="17"/><w:szCs w:val="17"/></w:rPr><w:t xml:space="preserve">npm run dev            development server</w:t></w:r></w:p><w:p><w:pPr><w:pBdr><w:left w:val="single" w:color="C4CDD5" w:sz="14" w:space="8"/></w:pBdr><w:shd w:fill="F6F8FA" w:val="clear"/><w:spacing w:after="0" w:line="236"/></w:pPr><w:r><w:rPr><w:rFonts w:ascii="Consolas" w:cs="Consolas" w:eastAsia="Consolas" w:hAnsi="Consolas"/><w:color w:val="24292E"/><w:sz w:val="17"/><w:szCs w:val="17"/></w:rPr><w:t xml:space="preserve">npm run check          typecheck + settlement tests + lint  (run before pushing)</w:t></w:r></w:p><w:p><w:pPr><w:pBdr><w:left w:val="single" w:color="C4CDD5" w:sz="14" w:space="8"/></w:pBdr><w:shd w:fill="F6F8FA" w:val="clear"/><w:spacing w:after="0" w:line="236"/></w:pPr><w:r><w:rPr><w:rFonts w:ascii="Consolas" w:cs="Consolas" w:eastAsia="Consolas" w:hAnsi="Consolas"/><w:color w:val="24292E"/><w:sz w:val="17"/><w:szCs w:val="17"/></w:rPr><w:t xml:space="preserve">npm run build          production build</w:t></w:r></w:p><w:p><w:pPr><w:pBdr><w:left w:val="single" w:color="C4CDD5" w:sz="14" w:space="8"/></w:pBdr><w:shd w:fill="F6F8FA" w:val="clear"/><w:spacing w:after="0" w:line="236"/></w:pPr><w:r><w:rPr><w:rFonts w:ascii="Consolas" w:cs="Consolas" w:eastAsia="Consolas" w:hAnsi="Consolas"/><w:color w:val="24292E"/><w:sz w:val="17"/><w:szCs w:val="17"/></w:rPr><w:t xml:space="preserve">npm run db:migrate     apply migrations</w:t></w:r></w:p><w:p><w:pPr><w:pBdr><w:left w:val="single" w:color="C4CDD5" w:sz="14" w:space="8"/></w:pBdr><w:shd w:fill="F6F8FA" w:val="clear"/><w:spacing w:after="130" w:line="236"/></w:pPr><w:r><w:rPr><w:rFonts w:ascii="Consolas" w:cs="Consolas" w:eastAsia="Consolas" w:hAnsi="Consolas"/><w:color w:val="24292E"/><w:sz w:val="17"/><w:szCs w:val="17"/></w:rPr><w:t xml:space="preserve">npm run seed:admin     promote the configured admin account</w:t></w:r></w:p><w:p><w:pPr><w:pStyle w:val="Heading2"/><w:spacing w:after="100" w:before="240"/></w:pPr><w:r><w:t xml:space="preserve">12.2 Incident: a pool completed but nobody was paid</w:t></w:r></w:p><w:p><w:pPr><w:pStyle w:val="ListParagraph"/><w:numPr><w:ilvl w:val="0"/><w:numId w:val="3"/></w:numPr><w:spacing w:after="95" w:line="272"/></w:pPr><w:r><w:rPr><w:sz w:val="21"/><w:szCs w:val="21"/></w:rPr><w:t xml:space="preserve">Check the settlement logs for a warning naming that pool. A completed pool with no winners is reported explicitly, because it means player money is being held.</w:t></w:r></w:p><w:p><w:pPr><w:pStyle w:val="ListParagraph"/><w:numPr><w:ilvl w:val="0"/><w:numId w:val="3"/></w:numPr><w:spacing w:after="95" w:line="272"/></w:pPr><w:r><w:rPr><w:sz w:val="21"/><w:szCs w:val="21"/></w:rPr><w:t xml:space="preserve">Confirm every game in the pool has a finished status and both scores. Settlement deliberately refuses to score an incomplete slate.</w:t></w:r></w:p><w:p><w:pPr><w:pStyle w:val="ListParagraph"/><w:numPr><w:ilvl w:val="0"/><w:numId w:val="3"/></w:numPr><w:spacing w:after="95" w:line="272"/></w:pPr><w:r><w:rPr><w:sz w:val="21"/><w:szCs w:val="21"/></w:rPr><w:t xml:space="preserve">Confirm the prize pot is non-zero. Settlement refuses to pay a zero pot when paid cards exist rather than silently paying nothing.</w:t></w:r></w:p><w:p><w:pPr><w:pStyle w:val="ListParagraph"/><w:numPr><w:ilvl w:val="0"/><w:numId w:val="3"/></w:numPr><w:spacing w:after="95" w:line="272"/></w:pPr><w:r><w:rPr><w:sz w:val="21"/><w:szCs w:val="21"/></w:rPr><w:t xml:space="preserve">Once the underlying data is corrected, the next scheduled run settles it — the job is idempotent and safe to re-run.</w:t></w:r></w:p><w:p><w:pPr><w:pStyle w:val="Heading2"/><w:spacing w:after="100" w:before="240"/></w:pPr><w:r><w:t xml:space="preserve">12.3 Incident: a player was charged but has no card</w:t></w:r></w:p><w:p><w:pPr><w:pStyle w:val="ListParagraph"/><w:numPr><w:ilvl w:val="0"/><w:numId w:val="3"/></w:numPr><w:spacing w:after="95" w:line="272"/></w:pPr><w:r><w:rPr><w:sz w:val="21"/><w:szCs w:val="21"/></w:rPr><w:t xml:space="preserve">Search the logs for FULFILMENT FAILED, which the webhook logs with the Stripe session id.</w:t></w:r></w:p><w:p><w:pPr><w:pStyle w:val="ListParagraph"/><w:numPr><w:ilvl w:val="0"/><w:numId w:val="3"/></w:numPr><w:spacing w:after="95" w:line="272"/></w:pPr><w:r><w:rPr><w:sz w:val="21"/><w:szCs w:val="21"/></w:rPr><w:t xml:space="preserve">The usual causes are a pool that closed between payment and fulfilment, or the player already holding three cards. Both need an operator refund in Stripe.</w:t></w:r></w:p><w:p><w:pPr><w:pStyle w:val="ListParagraph"/><w:numPr><w:ilvl w:val="0"/><w:numId w:val="3"/></w:numPr><w:spacing w:after="95" w:line="272"/></w:pPr><w:r><w:rPr><w:sz w:val="21"/><w:szCs w:val="21"/></w:rPr><w:t xml:space="preserve">If this happens on every purchase, the fee trigger or column defaults are missing — verify migration 20260807000001 is applied.</w:t></w:r></w:p><w:p><w:pPr><w:pStyle w:val="Heading2"/><w:spacing w:after="100" w:before="240"/></w:pPr><w:r><w:t xml:space="preserve">12.4 Incident: settlement is not running</w:t></w:r></w:p><w:p><w:pPr><w:pStyle w:val="ListParagraph"/><w:numPr><w:ilvl w:val="0"/><w:numId w:val="3"/></w:numPr><w:spacing w:after="95" w:line="272"/></w:pPr><w:r><w:rPr><w:sz w:val="21"/><w:szCs w:val="21"/></w:rPr><w:t xml:space="preserve">A 503 from /api/cron/settle means CRON_SECRET is unset on the host — the endpoint fails closed by design.</w:t></w:r></w:p><w:p><w:pPr><w:pStyle w:val="ListParagraph"/><w:numPr><w:ilvl w:val="0"/><w:numId w:val="3"/></w:numPr><w:spacing w:after="95" w:line="272"/></w:pPr><w:r><w:rPr><w:sz w:val="21"/><w:szCs w:val="21"/></w:rPr><w:t xml:space="preserve">A 401 means the scheduler&apos;s secret does not match the host&apos;s.</w:t></w:r></w:p><w:p><w:pPr><w:pStyle w:val="ListParagraph"/><w:numPr><w:ilvl w:val="0"/><w:numId w:val="3"/></w:numPr><w:spacing w:after="95" w:line="272"/></w:pPr><w:r><w:rPr><w:sz w:val="21"/><w:szCs w:val="21"/></w:rPr><w:t xml:space="preserve">If the GitHub Actions run skipped with a warning, its CRON_SECRET secret is missing; the daily Vercel cron is still covering settlement in the meantime.</w:t></w:r></w:p><w:p><w:pPr><w:pStyle w:val="Heading1"/><w:spacing w:after="140" w:before="300"/></w:pPr><w:r><w:t xml:space="preserve">13. Quick reference</w:t></w:r></w:p><w:p><w:pPr><w:pStyle w:val="Heading2"/><w:spacing w:after="100" w:before="240"/></w:pPr><w:r><w:t xml:space="preserve">13.1 Endpoints by auth posture</w:t></w:r></w:p><w:tbl><w:tblPr><w:tblW w:type="dxa" w:w="8800"/><w:tblBorders><w:top w:val="single" w:color="auto" w:sz="4"/><w:left w:val="single" w:color="auto" w:sz="4"/><w:bottom w:val="single" w:color="auto" w:sz="4"/><w:right w:val="single" w:color="auto" w:sz="4"/><w:insideH w:val="single" w:color="auto" w:sz="4"/><w:insideV w:val="single" w:color="auto" w:sz="4"/></w:tblBorders></w:tblPr><w:tblGrid><w:gridCol w:w="3300"/><w:gridCol w:w="5500"/></w:tblGrid><w:tr><w:trPr><w:tblHeader/></w:trPr><w:tc><w:tcPr><w:tcW w:type="dxa" w:w="3300"/><w:tcBorders><w:top w:val="single" w:color="D9D9D9" w:sz="4"/><w:left w:val="single" w:color="D9D9D9" w:sz="4"/><w:bottom w:val="single" w:color="D9D9D9" w:sz="4"/><w:right w:val="single" w:color="D9D9D9" w:sz="4"/></w:tcBorders><w:shd w:fill="1F3864" w:val="clear"/><w:tcMar><w:top w:type="dxa" w:w="60"/><w:left w:type="dxa" w:w="95"/><w:bottom w:type="dxa" w:w="60"/><w:right w:type="dxa" w:w="95"/></w:tcMar></w:tcPr><w:p><w:pPr><w:spacing w:after="0" w:line="254"/></w:pPr><w:r><w:rPr><w:b/><w:bCs/><w:color w:val="FFFFFF"/><w:sz w:val="18"/><w:szCs w:val="18"/></w:rPr><w:t xml:space="preserve">Posture</w:t></w:r></w:p></w:tc><w:tc><w:tcPr><w:tcW w:type="dxa" w:w="5500"/><w:tcBorders><w:top w:val="single" w:color="D9D9D9" w:sz="4"/><w:left w:val="single" w:color="D9D9D9" w:sz="4"/><w:bottom w:val="single" w:color="D9D9D9" w:sz="4"/><w:right w:val="single" w:color="D9D9D9" w:sz="4"/></w:tcBorders><w:shd w:fill="1F3864" w:val="clear"/><w:tcMar><w:top w:type="dxa" w:w="60"/><w:left w:type="dxa" w:w="95"/><w:bottom w:type="dxa" w:w="60"/><w:right w:type="dxa" w:w="95"/></w:tcMar></w:tcPr><w:p><w:pPr><w:spacing w:after="0" w:line="254"/></w:pPr><w:r><w:rPr><w:b/><w:bCs/><w:color w:val="FFFFFF"/><w:sz w:val="18"/><w:szCs w:val="18"/></w:rPr><w:t xml:space="preserve">Endpoints</w:t></w:r></w:p></w:tc></w:tr><w:tr><w:tc><w:tcPr><w:tcW w:type="dxa" w:w="3300"/><w:tcBorders><w:top w:val="single" w:color="D9D9D9" w:sz="4"/><w:left w:val="single" w:color="D9D9D9" w:sz="4"/><w:bottom w:val="single" w:color="D9D9D9" w:sz="4"/><w:right w:val="single" w:color="D9D9D9" w:sz="4"/></w:tcBorders><w:tcMar><w:top w:type="dxa" w:w="60"/><w:left w:type="dxa" w:w="95"/><w:bottom w:type="dxa" w:w="60"/><w:right w:type="dxa" w:w="95"/></w:tcMar></w:tcPr><w:p><w:pPr><w:spacing w:after="0" w:line="254"/></w:pPr><w:r><w:rPr><w:sz w:val="18"/><w:szCs w:val="18"/></w:rPr><w:t xml:space="preserve">Public</w:t></w:r></w:p></w:tc><w:tc><w:tcPr><w:tcW w:type="dxa" w:w="5500"/><w:tcBorders><w:top w:val="single" w:color="D9D9D9" w:sz="4"/><w:left w:val="single" w:color="D9D9D9" w:sz="4"/><w:bottom w:val="single" w:color="D9D9D9" w:sz="4"/><w:right w:val="single" w:color="D9D9D9" w:sz="4"/></w:tcBorders><w:tcMar><w:top w:type="dxa" w:w="60"/><w:left w:type="dxa" w:w="95"/><w:bottom w:type="dxa" w:w="60"/><w:right w:type="dxa" w:w="95"/></w:tcMar></w:tcPr><w:p><w:pPr><w:spacing w:after="0" w:line="254"/></w:pPr><w:r><w:rPr><w:sz w:val="18"/><w:szCs w:val="18"/></w:rPr><w:t xml:space="preserve">GET /api/pools, /api/pools/[id], /api/games, /api/games/[id], /api/winners; POST /api/newsletter/subscribe</w:t></w:r></w:p></w:tc></w:tr><w:tr><w:tc><w:tcPr><w:tcW w:type="dxa" w:w="3300"/><w:tcBorders><w:top w:val="single" w:color="D9D9D9" w:sz="4"/><w:left w:val="single" w:color="D9D9D9" w:sz="4"/><w:bottom w:val="single" w:color="D9D9D9" w:sz="4"/><w:right w:val="single" w:color="D9D9D9" w:sz="4"/></w:tcBorders><w:shd w:fill="F4F6FA" w:val="clear"/><w:tcMar><w:top w:type="dxa" w:w="60"/><w:left w:type="dxa" w:w="95"/><w:bottom w:type="dxa" w:w="60"/><w:right w:type="dxa" w:w="95"/></w:tcMar></w:tcPr><w:p><w:pPr><w:spacing w:after="0" w:line="254"/></w:pPr><w:r><w:rPr><w:sz w:val="18"/><w:szCs w:val="18"/></w:rPr><w:t xml:space="preserve">Authenticated</w:t></w:r></w:p></w:tc><w:tc><w:tcPr><w:tcW w:type="dxa" w:w="5500"/><w:tcBorders><w:top w:val="single" w:color="D9D9D9" w:sz="4"/><w:left w:val="single" w:color="D9D9D9" w:sz="4"/><w:bottom w:val="single" w:color="D9D9D9" w:sz="4"/><w:right w:val="single" w:color="D9D9D9" w:sz="4"/></w:tcBorders><w:shd w:fill="F4F6FA" w:val="clear"/><w:tcMar><w:top w:type="dxa" w:w="60"/><w:left w:type="dxa" w:w="95"/><w:bottom w:type="dxa" w:w="60"/><w:right w:type="dxa" w:w="95"/></w:tcMar></w:tcPr><w:p><w:pPr><w:spacing w:after="0" w:line="254"/></w:pPr><w:r><w:rPr><w:sz w:val="18"/><w:szCs w:val="18"/></w:rPr><w:t xml:space="preserve">/api/auth/*, /api/me/* , POST /api/pools, /api/pools/[id]/cards*, /api/pools/[id]/chat, /api/invitations/*, /api/stripe/create-checkout-session, /api/stripe/confirm-payment</w:t></w:r></w:p></w:tc></w:tr><w:tr><w:tc><w:tcPr><w:tcW w:type="dxa" w:w="3300"/><w:tcBorders><w:top w:val="single" w:color="D9D9D9" w:sz="4"/><w:left w:val="single" w:color="D9D9D9" w:sz="4"/><w:bottom w:val="single" w:color="D9D9D9" w:sz="4"/><w:right w:val="single" w:color="D9D9D9" w:sz="4"/></w:tcBorders><w:tcMar><w:top w:type="dxa" w:w="60"/><w:left w:type="dxa" w:w="95"/><w:bottom w:type="dxa" w:w="60"/><w:right w:type="dxa" w:w="95"/></w:tcMar></w:tcPr><w:p><w:pPr><w:spacing w:after="0" w:line="254"/></w:pPr><w:r><w:rPr><w:sz w:val="18"/><w:szCs w:val="18"/></w:rPr><w:t xml:space="preserve">Admin only</w:t></w:r></w:p></w:tc><w:tc><w:tcPr><w:tcW w:type="dxa" w:w="5500"/><w:tcBorders><w:top w:val="single" w:color="D9D9D9" w:sz="4"/><w:left w:val="single" w:color="D9D9D9" w:sz="4"/><w:bottom w:val="single" w:color="D9D9D9" w:sz="4"/><w:right w:val="single" w:color="D9D9D9" w:sz="4"/></w:tcBorders><w:tcMar><w:top w:type="dxa" w:w="60"/><w:left w:type="dxa" w:w="95"/><w:bottom w:type="dxa" w:w="60"/><w:right w:type="dxa" w:w="95"/></w:tcMar></w:tcPr><w:p><w:pPr><w:spacing w:after="0" w:line="254"/></w:pPr><w:r><w:rPr><w:sz w:val="18"/><w:szCs w:val="18"/></w:rPr><w:t xml:space="preserve">/api/admin/*, /api/games/[id]/outcome, /api/sync/nfl-games, /api/pools/complete-finished</w:t></w:r></w:p></w:tc></w:tr><w:tr><w:tc><w:tcPr><w:tcW w:type="dxa" w:w="3300"/><w:tcBorders><w:top w:val="single" w:color="D9D9D9" w:sz="4"/><w:left w:val="single" w:color="D9D9D9" w:sz="4"/><w:bottom w:val="single" w:color="D9D9D9" w:sz="4"/><w:right w:val="single" w:color="D9D9D9" w:sz="4"/></w:tcBorders><w:shd w:fill="F4F6FA" w:val="clear"/><w:tcMar><w:top w:type="dxa" w:w="60"/><w:left w:type="dxa" w:w="95"/><w:bottom w:type="dxa" w:w="60"/><w:right w:type="dxa" w:w="95"/></w:tcMar></w:tcPr><w:p><w:pPr><w:spacing w:after="0" w:line="254"/></w:pPr><w:r><w:rPr><w:sz w:val="18"/><w:szCs w:val="18"/></w:rPr><w:t xml:space="preserve">Secret-gated</w:t></w:r></w:p></w:tc><w:tc><w:tcPr><w:tcW w:type="dxa" w:w="5500"/><w:tcBorders><w:top w:val="single" w:color="D9D9D9" w:sz="4"/><w:left w:val="single" w:color="D9D9D9" w:sz="4"/><w:bottom w:val="single" w:color="D9D9D9" w:sz="4"/><w:right w:val="single" w:color="D9D9D9" w:sz="4"/></w:tcBorders><w:shd w:fill="F4F6FA" w:val="clear"/><w:tcMar><w:top w:type="dxa" w:w="60"/><w:left w:type="dxa" w:w="95"/><w:bottom w:type="dxa" w:w="60"/><w:right w:type="dxa" w:w="95"/></w:tcMar></w:tcPr><w:p><w:pPr><w:spacing w:after="0" w:line="254"/></w:pPr><w:r><w:rPr><w:sz w:val="18"/><w:szCs w:val="18"/></w:rPr><w:t xml:space="preserve">/api/cron/settle (CRON_SECRET), /api/seed-admin (SETUP_SECRET)</w:t></w:r></w:p></w:tc></w:tr><w:tr><w:tc><w:tcPr><w:tcW w:type="dxa" w:w="3300"/><w:tcBorders><w:top w:val="single" w:color="D9D9D9" w:sz="4"/><w:left w:val="single" w:color="D9D9D9" w:sz="4"/><w:bottom w:val="single" w:color="D9D9D9" w:sz="4"/><w:right w:val="single" w:color="D9D9D9" w:sz="4"/></w:tcBorders><w:tcMar><w:top w:type="dxa" w:w="60"/><w:left w:type="dxa" w:w="95"/><w:bottom w:type="dxa" w:w="60"/><w:right w:type="dxa" w:w="95"/></w:tcMar></w:tcPr><w:p><w:pPr><w:spacing w:after="0" w:line="254"/></w:pPr><w:r><w:rPr><w:sz w:val="18"/><w:szCs w:val="18"/></w:rPr><w:t xml:space="preserve">Signature-gated</w:t></w:r></w:p></w:tc><w:tc><w:tcPr><w:tcW w:type="dxa" w:w="5500"/><w:tcBorders><w:top w:val="single" w:color="D9D9D9" w:sz="4"/><w:left w:val="single" w:color="D9D9D9" w:sz="4"/><w:bottom w:val="single" w:color="D9D9D9" w:sz="4"/><w:right w:val="single" w:color="D9D9D9" w:sz="4"/></w:tcBorders><w:tcMar><w:top w:type="dxa" w:w="60"/><w:left w:type="dxa" w:w="95"/><w:bottom w:type="dxa" w:w="60"/><w:right w:type="dxa" w:w="95"/></w:tcMar></w:tcPr><w:p><w:pPr><w:spacing w:after="0" w:line="254"/></w:pPr><w:r><w:rPr><w:sz w:val="18"/><w:szCs w:val="18"/></w:rPr><w:t xml:space="preserve">/api/stripe/webhook — the Stripe signature is its authentication</w:t></w:r></w:p></w:tc></w:tr><w:tr><w:tc><w:tcPr><w:tcW w:type="dxa" w:w="3300"/><w:tcBorders><w:top w:val="single" w:color="D9D9D9" w:sz="4"/><w:left w:val="single" w:color="D9D9D9" w:sz="4"/><w:bottom w:val="single" w:color="D9D9D9" w:sz="4"/><w:right w:val="single" w:color="D9D9D9" w:sz="4"/></w:tcBorders><w:shd w:fill="F4F6FA" w:val="clear"/><w:tcMar><w:top w:type="dxa" w:w="60"/><w:left w:type="dxa" w:w="95"/><w:bottom w:type="dxa" w:w="60"/><w:right w:type="dxa" w:w="95"/></w:tcMar></w:tcPr><w:p><w:pPr><w:spacing w:after="0" w:line="254"/></w:pPr><w:r><w:rPr><w:sz w:val="18"/><w:szCs w:val="18"/></w:rPr><w:t xml:space="preserve">Removed (410 Gone)</w:t></w:r></w:p></w:tc><w:tc><w:tcPr><w:tcW w:type="dxa" w:w="5500"/><w:tcBorders><w:top w:val="single" w:color="D9D9D9" w:sz="4"/><w:left w:val="single" w:color="D9D9D9" w:sz="4"/><w:bottom w:val="single" w:color="D9D9D9" w:sz="4"/><w:right w:val="single" w:color="D9D9D9" w:sz="4"/></w:tcBorders><w:shd w:fill="F4F6FA" w:val="clear"/><w:tcMar><w:top w:type="dxa" w:w="60"/><w:left w:type="dxa" w:w="95"/><w:bottom w:type="dxa" w:w="60"/><w:right w:type="dxa" w:w="95"/></w:tcMar></w:tcPr><w:p><w:pPr><w:spacing w:after="0" w:line="254"/></w:pPr><w:r><w:rPr><w:sz w:val="18"/><w:szCs w:val="18"/></w:rPr><w:t xml:space="preserve">/api/pools/[id]/cards/purchase, /api/pools/[id]/cards/[cardId]/submit</w:t></w:r></w:p></w:tc></w:tr></w:tbl><w:p><w:pPr><w:pStyle w:val="Heading2"/><w:spacing w:after="100" w:before="240"/></w:pPr><w:r><w:t xml:space="preserve">13.2 Environment variables that have no safe default</w:t></w:r></w:p><w:tbl><w:tblPr><w:tblW w:type="dxa" w:w="8800"/><w:tblBorders><w:top w:val="single" w:color="auto" w:sz="4"/><w:left w:val="single" w:color="auto" w:sz="4"/><w:bottom w:val="single" w:color="auto" w:sz="4"/><w:right w:val="single" w:color="auto" w:sz="4"/><w:insideH w:val="single" w:color="auto" w:sz="4"/><w:insideV w:val="single" w:color="auto" w:sz="4"/></w:tblBorders></w:tblPr><w:tblGrid><w:gridCol w:w="3300"/><w:gridCol w:w="5500"/></w:tblGrid><w:tr><w:trPr><w:tblHeader/></w:trPr><w:tc><w:tcPr><w:tcW w:type="dxa" w:w="3300"/><w:tcBorders><w:top w:val="single" w:color="D9D9D9" w:sz="4"/><w:left w:val="single" w:color="D9D9D9" w:sz="4"/><w:bottom w:val="single" w:color="D9D9D9" w:sz="4"/><w:right w:val="single" w:color="D9D9D9" w:sz="4"/></w:tcBorders><w:shd w:fill="1F3864" w:val="clear"/><w:tcMar><w:top w:type="dxa" w:w="60"/><w:left w:type="dxa" w:w="95"/><w:bottom w:type="dxa" w:w="60"/><w:right w:type="dxa" w:w="95"/></w:tcMar></w:tcPr><w:p><w:pPr><w:spacing w:after="0" w:line="254"/></w:pPr><w:r><w:rPr><w:b/><w:bCs/><w:color w:val="FFFFFF"/><w:sz w:val="18"/><w:szCs w:val="18"/></w:rPr><w:t xml:space="preserve">Variable</w:t></w:r></w:p></w:tc><w:tc><w:tcPr><w:tcW w:type="dxa" w:w="5500"/><w:tcBorders><w:top w:val="single" w:color="D9D9D9" w:sz="4"/><w:left w:val="single" w:color="D9D9D9" w:sz="4"/><w:bottom w:val="single" w:color="D9D9D9" w:sz="4"/><w:right w:val="single" w:color="D9D9D9" w:sz="4"/></w:tcBorders><w:shd w:fill="1F3864" w:val="clear"/><w:tcMar><w:top w:type="dxa" w:w="60"/><w:left w:type="dxa" w:w="95"/><w:bottom w:type="dxa" w:w="60"/><w:right w:type="dxa" w:w="95"/></w:tcMar></w:tcPr><w:p><w:pPr><w:spacing w:after="0" w:line="254"/></w:pPr><w:r><w:rPr><w:b/><w:bCs/><w:color w:val="FFFFFF"/><w:sz w:val="18"/><w:szCs w:val="18"/></w:rPr><w:t xml:space="preserve">Consequence if wrong or missing</w:t></w:r></w:p></w:tc></w:tr><w:tr><w:tc><w:tcPr><w:tcW w:type="dxa" w:w="3300"/><w:tcBorders><w:top w:val="single" w:color="D9D9D9" w:sz="4"/><w:left w:val="single" w:color="D9D9D9" w:sz="4"/><w:bottom w:val="single" w:color="D9D9D9" w:sz="4"/><w:right w:val="single" w:color="D9D9D9" w:sz="4"/></w:tcBorders><w:tcMar><w:top w:type="dxa" w:w="60"/><w:left w:type="dxa" w:w="95"/><w:bottom w:type="dxa" w:w="60"/><w:right w:type="dxa" w:w="95"/></w:tcMar></w:tcPr><w:p><w:pPr><w:spacing w:after="0" w:line="254"/></w:pPr><w:r><w:rPr><w:sz w:val="18"/><w:szCs w:val="18"/></w:rPr><w:t xml:space="preserve">SUPABASE_SERVICE_ROLE_KEY</w:t></w:r></w:p></w:tc><w:tc><w:tcPr><w:tcW w:type="dxa" w:w="5500"/><w:tcBorders><w:top w:val="single" w:color="D9D9D9" w:sz="4"/><w:left w:val="single" w:color="D9D9D9" w:sz="4"/><w:bottom w:val="single" w:color="D9D9D9" w:sz="4"/><w:right w:val="single" w:color="D9D9D9" w:sz="4"/></w:tcBorders><w:tcMar><w:top w:type="dxa" w:w="60"/><w:left w:type="dxa" w:w="95"/><w:bottom w:type="dxa" w:w="60"/><w:right w:type="dxa" w:w="95"/></w:tcMar></w:tcPr><w:p><w:pPr><w:spacing w:after="0" w:line="254"/></w:pPr><w:r><w:rPr><w:sz w:val="18"/><w:szCs w:val="18"/></w:rPr><w:t xml:space="preserve">Bypasses all RLS. Never expose to the browser.</w:t></w:r></w:p></w:tc></w:tr><w:tr><w:tc><w:tcPr><w:tcW w:type="dxa" w:w="3300"/><w:tcBorders><w:top w:val="single" w:color="D9D9D9" w:sz="4"/><w:left w:val="single" w:color="D9D9D9" w:sz="4"/><w:bottom w:val="single" w:color="D9D9D9" w:sz="4"/><w:right w:val="single" w:color="D9D9D9" w:sz="4"/></w:tcBorders><w:shd w:fill="F4F6FA" w:val="clear"/><w:tcMar><w:top w:type="dxa" w:w="60"/><w:left w:type="dxa" w:w="95"/><w:bottom w:type="dxa" w:w="60"/><w:right w:type="dxa" w:w="95"/></w:tcMar></w:tcPr><w:p><w:pPr><w:spacing w:after="0" w:line="254"/></w:pPr><w:r><w:rPr><w:sz w:val="18"/><w:szCs w:val="18"/></w:rPr><w:t xml:space="preserve">STRIPE_WEBHOOK_SECRET</w:t></w:r></w:p></w:tc><w:tc><w:tcPr><w:tcW w:type="dxa" w:w="5500"/><w:tcBorders><w:top w:val="single" w:color="D9D9D9" w:sz="4"/><w:left w:val="single" w:color="D9D9D9" w:sz="4"/><w:bottom w:val="single" w:color="D9D9D9" w:sz="4"/><w:right w:val="single" w:color="D9D9D9" w:sz="4"/></w:tcBorders><w:shd w:fill="F4F6FA" w:val="clear"/><w:tcMar><w:top w:type="dxa" w:w="60"/><w:left w:type="dxa" w:w="95"/><w:bottom w:type="dxa" w:w="60"/><w:right w:type="dxa" w:w="95"/></w:tcMar></w:tcPr><w:p><w:pPr><w:spacing w:after="0" w:line="254"/></w:pPr><w:r><w:rPr><w:sz w:val="18"/><w:szCs w:val="18"/></w:rPr><w:t xml:space="preserve">Webhook fails closed — players are charged and receive no card.</w:t></w:r></w:p></w:tc></w:tr><w:tr><w:tc><w:tcPr><w:tcW w:type="dxa" w:w="3300"/><w:tcBorders><w:top w:val="single" w:color="D9D9D9" w:sz="4"/><w:left w:val="single" w:color="D9D9D9" w:sz="4"/><w:bottom w:val="single" w:color="D9D9D9" w:sz="4"/><w:right w:val="single" w:color="D9D9D9" w:sz="4"/></w:tcBorders><w:tcMar><w:top w:type="dxa" w:w="60"/><w:left w:type="dxa" w:w="95"/><w:bottom w:type="dxa" w:w="60"/><w:right w:type="dxa" w:w="95"/></w:tcMar></w:tcPr><w:p><w:pPr><w:spacing w:after="0" w:line="254"/></w:pPr><w:r><w:rPr><w:sz w:val="18"/><w:szCs w:val="18"/></w:rPr><w:t xml:space="preserve">CRON_SECRET</w:t></w:r></w:p></w:tc><w:tc><w:tcPr><w:tcW w:type="dxa" w:w="5500"/><w:tcBorders><w:top w:val="single" w:color="D9D9D9" w:sz="4"/><w:left w:val="single" w:color="D9D9D9" w:sz="4"/><w:bottom w:val="single" w:color="D9D9D9" w:sz="4"/><w:right w:val="single" w:color="D9D9D9" w:sz="4"/></w:tcBorders><w:tcMar><w:top w:type="dxa" w:w="60"/><w:left w:type="dxa" w:w="95"/><w:bottom w:type="dxa" w:w="60"/><w:right w:type="dxa" w:w="95"/></w:tcMar></w:tcPr><w:p><w:pPr><w:spacing w:after="0" w:line="254"/></w:pPr><w:r><w:rPr><w:sz w:val="18"/><w:szCs w:val="18"/></w:rPr><w:t xml:space="preserve">Settlement returns 503 and never runs; winners are never paid.</w:t></w:r></w:p></w:tc></w:tr><w:tr><w:tc><w:tcPr><w:tcW w:type="dxa" w:w="3300"/><w:tcBorders><w:top w:val="single" w:color="D9D9D9" w:sz="4"/><w:left w:val="single" w:color="D9D9D9" w:sz="4"/><w:bottom w:val="single" w:color="D9D9D9" w:sz="4"/><w:right w:val="single" w:color="D9D9D9" w:sz="4"/></w:tcBorders><w:shd w:fill="F4F6FA" w:val="clear"/><w:tcMar><w:top w:type="dxa" w:w="60"/><w:left w:type="dxa" w:w="95"/><w:bottom w:type="dxa" w:w="60"/><w:right w:type="dxa" w:w="95"/></w:tcMar></w:tcPr><w:p><w:pPr><w:spacing w:after="0" w:line="254"/></w:pPr><w:r><w:rPr><w:sz w:val="18"/><w:szCs w:val="18"/></w:rPr><w:t xml:space="preserve">SETUP_SECRET</w:t></w:r></w:p></w:tc><w:tc><w:tcPr><w:tcW w:type="dxa" w:w="5500"/><w:tcBorders><w:top w:val="single" w:color="D9D9D9" w:sz="4"/><w:left w:val="single" w:color="D9D9D9" w:sz="4"/><w:bottom w:val="single" w:color="D9D9D9" w:sz="4"/><w:right w:val="single" w:color="D9D9D9" w:sz="4"/></w:tcBorders><w:shd w:fill="F4F6FA" w:val="clear"/><w:tcMar><w:top w:type="dxa" w:w="60"/><w:left w:type="dxa" w:w="95"/><w:bottom w:type="dxa" w:w="60"/><w:right w:type="dxa" w:w="95"/></w:tcMar></w:tcPr><w:p><w:pPr><w:spacing w:after="0" w:line="254"/></w:pPr><w:r><w:rPr><w:sz w:val="18"/><w:szCs w:val="18"/></w:rPr><w:t xml:space="preserve">Admin bootstrap disabled. Unset it again once the admin exists.</w:t></w:r></w:p></w:tc></w:tr><w:tr><w:tc><w:tcPr><w:tcW w:type="dxa" w:w="3300"/><w:tcBorders><w:top w:val="single" w:color="D9D9D9" w:sz="4"/><w:left w:val="single" w:color="D9D9D9" w:sz="4"/><w:bottom w:val="single" w:color="D9D9D9" w:sz="4"/><w:right w:val="single" w:color="D9D9D9" w:sz="4"/></w:tcBorders><w:tcMar><w:top w:type="dxa" w:w="60"/><w:left w:type="dxa" w:w="95"/><w:bottom w:type="dxa" w:w="60"/><w:right w:type="dxa" w:w="95"/></w:tcMar></w:tcPr><w:p><w:pPr><w:spacing w:after="0" w:line="254"/></w:pPr><w:r><w:rPr><w:sz w:val="18"/><w:szCs w:val="18"/></w:rPr><w:t xml:space="preserve">PAYPAL_MODE</w:t></w:r></w:p></w:tc><w:tc><w:tcPr><w:tcW w:type="dxa" w:w="5500"/><w:tcBorders><w:top w:val="single" w:color="D9D9D9" w:sz="4"/><w:left w:val="single" w:color="D9D9D9" w:sz="4"/><w:bottom w:val="single" w:color="D9D9D9" w:sz="4"/><w:right w:val="single" w:color="D9D9D9" w:sz="4"/></w:tcBorders><w:tcMar><w:top w:type="dxa" w:w="60"/><w:left w:type="dxa" w:w="95"/><w:bottom w:type="dxa" w:w="60"/><w:right w:type="dxa" w:w="95"/></w:tcMar></w:tcPr><w:p><w:pPr><w:spacing w:after="0" w:line="254"/></w:pPr><w:r><w:rPr><w:sz w:val="18"/><w:szCs w:val="18"/></w:rPr><w:t xml:space="preserve">Sandbox in production is refused by an explicit guard.</w:t></w:r></w:p></w:tc></w:tr><w:tr><w:tc><w:tcPr><w:tcW w:type="dxa" w:w="3300"/><w:tcBorders><w:top w:val="single" w:color="D9D9D9" w:sz="4"/><w:left w:val="single" w:color="D9D9D9" w:sz="4"/><w:bottom w:val="single" w:color="D9D9D9" w:sz="4"/><w:right w:val="single" w:color="D9D9D9" w:sz="4"/></w:tcBorders><w:shd w:fill="F4F6FA" w:val="clear"/><w:tcMar><w:top w:type="dxa" w:w="60"/><w:left w:type="dxa" w:w="95"/><w:bottom w:type="dxa" w:w="60"/><w:right w:type="dxa" w:w="95"/></w:tcMar></w:tcPr><w:p><w:pPr><w:spacing w:after="0" w:line="254"/></w:pPr><w:r><w:rPr><w:sz w:val="18"/><w:szCs w:val="18"/></w:rPr><w:t xml:space="preserve">NEXT_PUBLIC_APP_URL</w:t></w:r></w:p></w:tc><w:tc><w:tcPr><w:tcW w:type="dxa" w:w="5500"/><w:tcBorders><w:top w:val="single" w:color="D9D9D9" w:sz="4"/><w:left w:val="single" w:color="D9D9D9" w:sz="4"/><w:bottom w:val="single" w:color="D9D9D9" w:sz="4"/><w:right w:val="single" w:color="D9D9D9" w:sz="4"/></w:tcBorders><w:shd w:fill="F4F6FA" w:val="clear"/><w:tcMar><w:top w:type="dxa" w:w="60"/><w:left w:type="dxa" w:w="95"/><w:bottom w:type="dxa" w:w="60"/><w:right w:type="dxa" w:w="95"/></w:tcMar></w:tcPr><w:p><w:pPr><w:spacing w:after="0" w:line="254"/></w:pPr><w:r><w:rPr><w:sz w:val="18"/><w:szCs w:val="18"/></w:rPr><w:t xml:space="preserve">Stripe redirects and auth emails point at the wrong host.</w:t></w:r></w:p></w:tc></w:tr></w:tbl><w:p><w:pPr><w:pBdr><w:top w:val="single" w:color="CCCCCC" w:sz="6" w:space="8"/></w:pBdr><w:spacing w:before="320"/></w:pPr><w:r><w:rPr><w:i/><w:iCs/><w:color w:val="595959"/><w:sz w:val="17"/><w:szCs w:val="17"/></w:rPr><w:t xml:space="preserve">Prepared as part of the final pre-handover audit. Companion documents: the backend security audit report, the technical architecture reference, and the plain-English overview.</w:t></w:r></w:p><w:sectPr><w:pgSz w:w="12240" w:h="15840" w:orient="portrait"/><w:pgMar w:top="1200" w:right="1300" w:bottom="1150" w:left="1300" w:header="708" w:footer="708" w:gutter="0"/><w:pgNumType/><w:docGrid w:linePitch="360"/></w:sectPr></w:body></w:document>
 </file>
 
 <file path=word/comments.xml><?xml version="1.0" encoding="utf-8"?>

--- a/Gridiron_Project_Handover.docx
+++ b/Gridiron_Project_Handover.docx
@@ -1,7 +1,7 @@
 
-<file path=word/document.xml><?xml version="1.0" encoding="UTF-8" standalone="yes"?><w:document mc:Ignorable="w14 w15 wp14" xmlns:wpc="http://schemas.microsoft.com/office/word/2010/wordprocessingCanvas" xmlns:mc="http://schemas.openxmlformats.org/markup-compatibility/2006" xmlns:o="urn:schemas-microsoft-com:office:office" xmlns:r="http://schemas.openxmlformats.org/officeDocument/2006/relationships" xmlns:m="http://schemas.openxmlformats.org/officeDocument/2006/math" xmlns:v="urn:schemas-microsoft-com:vml" xmlns:wp14="http://schemas.microsoft.com/office/word/2010/wordprocessingDrawing" xmlns:wp="http://schemas.openxmlformats.org/drawingml/2006/wordprocessingDrawing" xmlns:w10="urn:schemas-microsoft-com:office:word" xmlns:w="http://schemas.openxmlformats.org/wordprocessingml/2006/main" xmlns:w14="http://schemas.microsoft.com/office/word/2010/wordml" xmlns:w15="http://schemas.microsoft.com/office/word/2012/wordml" xmlns:wpg="http://schemas.microsoft.com/office/word/2010/wordprocessingGroup" xmlns:wpi="http://schemas.microsoft.com/office/word/2010/wordprocessingInk" xmlns:wne="http://schemas.microsoft.com/office/word/2006/wordml" xmlns:wps="http://schemas.microsoft.com/office/word/2010/wordprocessingShape" xmlns:cx="http://schemas.microsoft.com/office/drawing/2014/chartex" xmlns:cx1="http://schemas.microsoft.com/office/drawing/2015/9/8/chartex" xmlns:cx2="http://schemas.microsoft.com/office/drawing/2015/10/21/chartex" xmlns:cx3="http://schemas.microsoft.com/office/drawing/2016/5/9/chartex" xmlns:cx4="http://schemas.microsoft.com/office/drawing/2016/5/10/chartex" xmlns:cx5="http://schemas.microsoft.com/office/drawing/2016/5/11/chartex" xmlns:cx6="http://schemas.microsoft.com/office/drawing/2016/5/12/chartex" xmlns:cx7="http://schemas.microsoft.com/office/drawing/2016/5/13/chartex" xmlns:cx8="http://schemas.microsoft.com/office/drawing/2016/5/14/chartex" xmlns:aink="http://schemas.microsoft.com/office/drawing/2016/ink" xmlns:am3d="http://schemas.microsoft.com/office/drawing/2017/model3d" xmlns:w16cex="http://schemas.microsoft.com/office/word/2018/wordml/cex" xmlns:w16cid="http://schemas.microsoft.com/office/word/2016/wordml/cid" xmlns:w16="http://schemas.microsoft.com/office/word/2018/wordml" xmlns:w16sdtdh="http://schemas.microsoft.com/office/word/2020/wordml/sdtdatahash" xmlns:w16se="http://schemas.microsoft.com/office/word/2015/wordml/symex"><w:body><w:p><w:pPr><w:spacing w:after="0" w:before="1450"/><w:jc w:val="center"/></w:pPr><w:r><w:rPr><w:b/><w:bCs/><w:color w:val="1F3864"/><w:sz w:val="66"/><w:szCs w:val="66"/></w:rPr><w:t xml:space="preserve">Gridiron</w:t></w:r></w:p><w:p><w:pPr><w:spacing w:after="0" w:before="80"/><w:jc w:val="center"/></w:pPr><w:r><w:rPr><w:color w:val="2E4A7A"/><w:sz w:val="32"/><w:szCs w:val="32"/></w:rPr><w:t xml:space="preserve">NFL Sports Pool Platform</w:t></w:r></w:p><w:p><w:pPr><w:spacing w:after="0" w:before="140"/><w:jc w:val="center"/></w:pPr><w:r><w:rPr><w:color w:val="595959"/><w:sz w:val="28"/><w:szCs w:val="28"/></w:rPr><w:t xml:space="preserve">Project Handover Document</w:t></w:r></w:p><w:p><w:pPr><w:spacing w:after="420" w:before="40"/><w:jc w:val="center"/></w:pPr><w:r><w:rPr><w:i/><w:iCs/><w:color w:val="595959"/><w:sz w:val="21"/><w:szCs w:val="21"/></w:rPr><w:t xml:space="preserve">Architecture · Security · Operations · Handover Checklist</w:t></w:r></w:p><w:p><w:pPr><w:pBdr><w:top w:val="single" w:color="1F3864" w:sz="12" w:space="10"/></w:pBdr><w:spacing w:after="300" w:before="160"/><w:jc w:val="center"/></w:pPr><w:r><w:rPr><w:sz w:val="2"/><w:szCs w:val="2"/></w:rPr><w:t xml:space="preserve"></w:t></w:r></w:p><w:tbl><w:tblPr><w:tblW w:type="dxa" w:w="8800"/><w:tblBorders><w:top w:val="single" w:color="auto" w:sz="4"/><w:left w:val="single" w:color="auto" w:sz="4"/><w:bottom w:val="single" w:color="auto" w:sz="4"/><w:right w:val="single" w:color="auto" w:sz="4"/><w:insideH w:val="single" w:color="auto" w:sz="4"/><w:insideV w:val="single" w:color="auto" w:sz="4"/></w:tblBorders></w:tblPr><w:tblGrid><w:gridCol w:w="2500"/><w:gridCol w:w="6300"/></w:tblGrid><w:tr><w:trPr><w:tblHeader/></w:trPr><w:tc><w:tcPr><w:tcW w:type="dxa" w:w="2500"/><w:tcBorders><w:top w:val="single" w:color="D9D9D9" w:sz="4"/><w:left w:val="single" w:color="D9D9D9" w:sz="4"/><w:bottom w:val="single" w:color="D9D9D9" w:sz="4"/><w:right w:val="single" w:color="D9D9D9" w:sz="4"/></w:tcBorders><w:shd w:fill="1F3864" w:val="clear"/><w:tcMar><w:top w:type="dxa" w:w="60"/><w:left w:type="dxa" w:w="95"/><w:bottom w:type="dxa" w:w="60"/><w:right w:type="dxa" w:w="95"/></w:tcMar></w:tcPr><w:p><w:pPr><w:spacing w:after="0" w:line="254"/></w:pPr><w:r><w:rPr><w:b/><w:bCs/><w:color w:val="FFFFFF"/><w:sz w:val="18"/><w:szCs w:val="18"/></w:rPr><w:t xml:space="preserve">Field</w:t></w:r></w:p></w:tc><w:tc><w:tcPr><w:tcW w:type="dxa" w:w="6300"/><w:tcBorders><w:top w:val="single" w:color="D9D9D9" w:sz="4"/><w:left w:val="single" w:color="D9D9D9" w:sz="4"/><w:bottom w:val="single" w:color="D9D9D9" w:sz="4"/><w:right w:val="single" w:color="D9D9D9" w:sz="4"/></w:tcBorders><w:shd w:fill="1F3864" w:val="clear"/><w:tcMar><w:top w:type="dxa" w:w="60"/><w:left w:type="dxa" w:w="95"/><w:bottom w:type="dxa" w:w="60"/><w:right w:type="dxa" w:w="95"/></w:tcMar></w:tcPr><w:p><w:pPr><w:spacing w:after="0" w:line="254"/></w:pPr><w:r><w:rPr><w:b/><w:bCs/><w:color w:val="FFFFFF"/><w:sz w:val="18"/><w:szCs w:val="18"/></w:rPr><w:t xml:space="preserve">Detail</w:t></w:r></w:p></w:tc></w:tr><w:tr><w:tc><w:tcPr><w:tcW w:type="dxa" w:w="2500"/><w:tcBorders><w:top w:val="single" w:color="D9D9D9" w:sz="4"/><w:left w:val="single" w:color="D9D9D9" w:sz="4"/><w:bottom w:val="single" w:color="D9D9D9" w:sz="4"/><w:right w:val="single" w:color="D9D9D9" w:sz="4"/></w:tcBorders><w:tcMar><w:top w:type="dxa" w:w="60"/><w:left w:type="dxa" w:w="95"/><w:bottom w:type="dxa" w:w="60"/><w:right w:type="dxa" w:w="95"/></w:tcMar></w:tcPr><w:p><w:pPr><w:spacing w:after="0" w:line="254"/></w:pPr><w:r><w:rPr><w:sz w:val="18"/><w:szCs w:val="18"/></w:rPr><w:t xml:space="preserve">Document</w:t></w:r></w:p></w:tc><w:tc><w:tcPr><w:tcW w:type="dxa" w:w="6300"/><w:tcBorders><w:top w:val="single" w:color="D9D9D9" w:sz="4"/><w:left w:val="single" w:color="D9D9D9" w:sz="4"/><w:bottom w:val="single" w:color="D9D9D9" w:sz="4"/><w:right w:val="single" w:color="D9D9D9" w:sz="4"/></w:tcBorders><w:tcMar><w:top w:type="dxa" w:w="60"/><w:left w:type="dxa" w:w="95"/><w:bottom w:type="dxa" w:w="60"/><w:right w:type="dxa" w:w="95"/></w:tcMar></w:tcPr><w:p><w:pPr><w:spacing w:after="0" w:line="254"/></w:pPr><w:r><w:rPr><w:sz w:val="18"/><w:szCs w:val="18"/></w:rPr><w:t xml:space="preserve">Project handover — explanation, architecture, and readiness checklist</w:t></w:r></w:p></w:tc></w:tr><w:tr><w:tc><w:tcPr><w:tcW w:type="dxa" w:w="2500"/><w:tcBorders><w:top w:val="single" w:color="D9D9D9" w:sz="4"/><w:left w:val="single" w:color="D9D9D9" w:sz="4"/><w:bottom w:val="single" w:color="D9D9D9" w:sz="4"/><w:right w:val="single" w:color="D9D9D9" w:sz="4"/></w:tcBorders><w:shd w:fill="F4F6FA" w:val="clear"/><w:tcMar><w:top w:type="dxa" w:w="60"/><w:left w:type="dxa" w:w="95"/><w:bottom w:type="dxa" w:w="60"/><w:right w:type="dxa" w:w="95"/></w:tcMar></w:tcPr><w:p><w:pPr><w:spacing w:after="0" w:line="254"/></w:pPr><w:r><w:rPr><w:sz w:val="18"/><w:szCs w:val="18"/></w:rPr><w:t xml:space="preserve">Date</w:t></w:r></w:p></w:tc><w:tc><w:tcPr><w:tcW w:type="dxa" w:w="6300"/><w:tcBorders><w:top w:val="single" w:color="D9D9D9" w:sz="4"/><w:left w:val="single" w:color="D9D9D9" w:sz="4"/><w:bottom w:val="single" w:color="D9D9D9" w:sz="4"/><w:right w:val="single" w:color="D9D9D9" w:sz="4"/></w:tcBorders><w:shd w:fill="F4F6FA" w:val="clear"/><w:tcMar><w:top w:type="dxa" w:w="60"/><w:left w:type="dxa" w:w="95"/><w:bottom w:type="dxa" w:w="60"/><w:right w:type="dxa" w:w="95"/></w:tcMar></w:tcPr><w:p><w:pPr><w:spacing w:after="0" w:line="254"/></w:pPr><w:r><w:rPr><w:sz w:val="18"/><w:szCs w:val="18"/></w:rPr><w:t xml:space="preserve">8 August 2026</w:t></w:r></w:p></w:tc></w:tr><w:tr><w:tc><w:tcPr><w:tcW w:type="dxa" w:w="2500"/><w:tcBorders><w:top w:val="single" w:color="D9D9D9" w:sz="4"/><w:left w:val="single" w:color="D9D9D9" w:sz="4"/><w:bottom w:val="single" w:color="D9D9D9" w:sz="4"/><w:right w:val="single" w:color="D9D9D9" w:sz="4"/></w:tcBorders><w:tcMar><w:top w:type="dxa" w:w="60"/><w:left w:type="dxa" w:w="95"/><w:bottom w:type="dxa" w:w="60"/><w:right w:type="dxa" w:w="95"/></w:tcMar></w:tcPr><w:p><w:pPr><w:spacing w:after="0" w:line="254"/></w:pPr><w:r><w:rPr><w:sz w:val="18"/><w:szCs w:val="18"/></w:rPr><w:t xml:space="preserve">Repository</w:t></w:r></w:p></w:tc><w:tc><w:tcPr><w:tcW w:type="dxa" w:w="6300"/><w:tcBorders><w:top w:val="single" w:color="D9D9D9" w:sz="4"/><w:left w:val="single" w:color="D9D9D9" w:sz="4"/><w:bottom w:val="single" w:color="D9D9D9" w:sz="4"/><w:right w:val="single" w:color="D9D9D9" w:sz="4"/></w:tcBorders><w:tcMar><w:top w:type="dxa" w:w="60"/><w:left w:type="dxa" w:w="95"/><w:bottom w:type="dxa" w:w="60"/><w:right w:type="dxa" w:w="95"/></w:tcMar></w:tcPr><w:p><w:pPr><w:spacing w:after="0" w:line="254"/></w:pPr><w:r><w:rPr><w:sz w:val="18"/><w:szCs w:val="18"/></w:rPr><w:t xml:space="preserve">markravencanete50-source/sports_pool</w:t></w:r></w:p></w:tc></w:tr><w:tr><w:tc><w:tcPr><w:tcW w:type="dxa" w:w="2500"/><w:tcBorders><w:top w:val="single" w:color="D9D9D9" w:sz="4"/><w:left w:val="single" w:color="D9D9D9" w:sz="4"/><w:bottom w:val="single" w:color="D9D9D9" w:sz="4"/><w:right w:val="single" w:color="D9D9D9" w:sz="4"/></w:tcBorders><w:shd w:fill="F4F6FA" w:val="clear"/><w:tcMar><w:top w:type="dxa" w:w="60"/><w:left w:type="dxa" w:w="95"/><w:bottom w:type="dxa" w:w="60"/><w:right w:type="dxa" w:w="95"/></w:tcMar></w:tcPr><w:p><w:pPr><w:spacing w:after="0" w:line="254"/></w:pPr><w:r><w:rPr><w:sz w:val="18"/><w:szCs w:val="18"/></w:rPr><w:t xml:space="preserve">Product</w:t></w:r></w:p></w:tc><w:tc><w:tcPr><w:tcW w:type="dxa" w:w="6300"/><w:tcBorders><w:top w:val="single" w:color="D9D9D9" w:sz="4"/><w:left w:val="single" w:color="D9D9D9" w:sz="4"/><w:bottom w:val="single" w:color="D9D9D9" w:sz="4"/><w:right w:val="single" w:color="D9D9D9" w:sz="4"/></w:tcBorders><w:shd w:fill="F4F6FA" w:val="clear"/><w:tcMar><w:top w:type="dxa" w:w="60"/><w:left w:type="dxa" w:w="95"/><w:bottom w:type="dxa" w:w="60"/><w:right w:type="dxa" w:w="95"/></w:tcMar></w:tcPr><w:p><w:pPr><w:spacing w:after="0" w:line="254"/></w:pPr><w:r><w:rPr><w:sz w:val="18"/><w:szCs w:val="18"/></w:rPr><w:t xml:space="preserve">Real-money NFL prediction pools (parlay cards, prize pots, payouts)</w:t></w:r></w:p></w:tc></w:tr><w:tr><w:tc><w:tcPr><w:tcW w:type="dxa" w:w="2500"/><w:tcBorders><w:top w:val="single" w:color="D9D9D9" w:sz="4"/><w:left w:val="single" w:color="D9D9D9" w:sz="4"/><w:bottom w:val="single" w:color="D9D9D9" w:sz="4"/><w:right w:val="single" w:color="D9D9D9" w:sz="4"/></w:tcBorders><w:tcMar><w:top w:type="dxa" w:w="60"/><w:left w:type="dxa" w:w="95"/><w:bottom w:type="dxa" w:w="60"/><w:right w:type="dxa" w:w="95"/></w:tcMar></w:tcPr><w:p><w:pPr><w:spacing w:after="0" w:line="254"/></w:pPr><w:r><w:rPr><w:sz w:val="18"/><w:szCs w:val="18"/></w:rPr><w:t xml:space="preserve">Stack</w:t></w:r></w:p></w:tc><w:tc><w:tcPr><w:tcW w:type="dxa" w:w="6300"/><w:tcBorders><w:top w:val="single" w:color="D9D9D9" w:sz="4"/><w:left w:val="single" w:color="D9D9D9" w:sz="4"/><w:bottom w:val="single" w:color="D9D9D9" w:sz="4"/><w:right w:val="single" w:color="D9D9D9" w:sz="4"/></w:tcBorders><w:tcMar><w:top w:type="dxa" w:w="60"/><w:left w:type="dxa" w:w="95"/><w:bottom w:type="dxa" w:w="60"/><w:right w:type="dxa" w:w="95"/></w:tcMar></w:tcPr><w:p><w:pPr><w:spacing w:after="0" w:line="254"/></w:pPr><w:r><w:rPr><w:sz w:val="18"/><w:szCs w:val="18"/></w:rPr><w:t xml:space="preserve">Next.js 16 · TypeScript · Supabase (Postgres + RLS) · Stripe · PayPal · Vercel</w:t></w:r></w:p></w:tc></w:tr><w:tr><w:tc><w:tcPr><w:tcW w:type="dxa" w:w="2500"/><w:tcBorders><w:top w:val="single" w:color="D9D9D9" w:sz="4"/><w:left w:val="single" w:color="D9D9D9" w:sz="4"/><w:bottom w:val="single" w:color="D9D9D9" w:sz="4"/><w:right w:val="single" w:color="D9D9D9" w:sz="4"/></w:tcBorders><w:shd w:fill="F4F6FA" w:val="clear"/><w:tcMar><w:top w:type="dxa" w:w="60"/><w:left w:type="dxa" w:w="95"/><w:bottom w:type="dxa" w:w="60"/><w:right w:type="dxa" w:w="95"/></w:tcMar></w:tcPr><w:p><w:pPr><w:spacing w:after="0" w:line="254"/></w:pPr><w:r><w:rPr><w:sz w:val="18"/><w:szCs w:val="18"/></w:rPr><w:t xml:space="preserve">Scale</w:t></w:r></w:p></w:tc><w:tc><w:tcPr><w:tcW w:type="dxa" w:w="6300"/><w:tcBorders><w:top w:val="single" w:color="D9D9D9" w:sz="4"/><w:left w:val="single" w:color="D9D9D9" w:sz="4"/><w:bottom w:val="single" w:color="D9D9D9" w:sz="4"/><w:right w:val="single" w:color="D9D9D9" w:sz="4"/></w:tcBorders><w:shd w:fill="F4F6FA" w:val="clear"/><w:tcMar><w:top w:type="dxa" w:w="60"/><w:left w:type="dxa" w:w="95"/><w:bottom w:type="dxa" w:w="60"/><w:right w:type="dxa" w:w="95"/></w:tcMar></w:tcPr><w:p><w:pPr><w:spacing w:after="0" w:line="254"/></w:pPr><w:r><w:rPr><w:sz w:val="18"/><w:szCs w:val="18"/></w:rPr><w:t xml:space="preserve">43 API routes · 22 migrations · 62 components · ~18,700 lines TS/TSX</w:t></w:r></w:p></w:tc></w:tr><w:tr><w:tc><w:tcPr><w:tcW w:type="dxa" w:w="2500"/><w:tcBorders><w:top w:val="single" w:color="D9D9D9" w:sz="4"/><w:left w:val="single" w:color="D9D9D9" w:sz="4"/><w:bottom w:val="single" w:color="D9D9D9" w:sz="4"/><w:right w:val="single" w:color="D9D9D9" w:sz="4"/></w:tcBorders><w:tcMar><w:top w:type="dxa" w:w="60"/><w:left w:type="dxa" w:w="95"/><w:bottom w:type="dxa" w:w="60"/><w:right w:type="dxa" w:w="95"/></w:tcMar></w:tcPr><w:p><w:pPr><w:spacing w:after="0" w:line="254"/></w:pPr><w:r><w:rPr><w:sz w:val="18"/><w:szCs w:val="18"/></w:rPr><w:t xml:space="preserve">Status</w:t></w:r></w:p></w:tc><w:tc><w:tcPr><w:tcW w:type="dxa" w:w="6300"/><w:tcBorders><w:top w:val="single" w:color="D9D9D9" w:sz="4"/><w:left w:val="single" w:color="D9D9D9" w:sz="4"/><w:bottom w:val="single" w:color="D9D9D9" w:sz="4"/><w:right w:val="single" w:color="D9D9D9" w:sz="4"/></w:tcBorders><w:tcMar><w:top w:type="dxa" w:w="60"/><w:left w:type="dxa" w:w="95"/><w:bottom w:type="dxa" w:w="60"/><w:right w:type="dxa" w:w="95"/></w:tcMar></w:tcPr><w:p><w:pPr><w:spacing w:after="0" w:line="254"/></w:pPr><w:r><w:rPr><w:b/><w:bCs/><w:sz w:val="18"/><w:szCs w:val="18"/></w:rPr><w:t xml:space="preserve">Handover-ready — all quality gates green</w:t></w:r></w:p></w:tc></w:tr></w:tbl><w:p><w:r><w:br w:type="page"/></w:r></w:p><w:p><w:pPr><w:pStyle w:val="Heading1"/><w:spacing w:after="140" w:before="300"/></w:pPr><w:r><w:t xml:space="preserve">Contents</w:t></w:r></w:p><w:sdt><w:sdtPr><w:alias w:val="Contents"/></w:sdtPr><w:sdtContent><w:p><w:r><w:fldChar w:fldCharType="begin" w:dirty="true"/><w:instrText xml:space="preserve">TOC \h \o &quot;1-2&quot;</w:instrText><w:fldChar w:fldCharType="separate"/></w:r></w:p><w:p><w:r><w:fldChar w:fldCharType="end"/></w:r></w:p></w:sdtContent></w:sdt><w:p><w:r><w:br w:type="page"/></w:r></w:p><w:p><w:pPr><w:pStyle w:val="Heading1"/><w:spacing w:after="140" w:before="300"/></w:pPr><w:r><w:t xml:space="preserve">1. Executive summary</w:t></w:r></w:p><w:p><w:pPr><w:spacing w:after="130" w:line="280"/></w:pPr><w:r><w:rPr><w:sz w:val="21"/><w:szCs w:val="21"/></w:rPr><w:t xml:space="preserve">Gridiron is a real-money sports-pool platform. Players buy parlay cards for a pool of NFL games, predict the outcomes, and the platform automatically scores the results and pays the winners from the prize pot, less a platform fee.</w:t></w:r></w:p><w:p><w:pPr><w:spacing w:after="130" w:line="280"/></w:pPr><w:r><w:rPr><w:sz w:val="21"/><w:szCs w:val="21"/></w:rPr><w:t xml:space="preserve">Because real money moves through the system — card payments in via Stripe, winnings credited to an in-app balance, withdrawals out via PayPal — the engineering standard applied throughout is that the database, not the application, is the authorization boundary. An application bug alone must not be sufficient to leak data or move money.</w:t></w:r></w:p><w:p><w:pPr><w:pStyle w:val="Heading3"/><w:spacing w:after="70" w:before="170"/></w:pPr><w:r><w:t xml:space="preserve">Readiness at handover</w:t></w:r></w:p><w:tbl><w:tblPr><w:tblW w:type="dxa" w:w="8800"/><w:tblBorders><w:top w:val="single" w:color="auto" w:sz="4"/><w:left w:val="single" w:color="auto" w:sz="4"/><w:bottom w:val="single" w:color="auto" w:sz="4"/><w:right w:val="single" w:color="auto" w:sz="4"/><w:insideH w:val="single" w:color="auto" w:sz="4"/><w:insideV w:val="single" w:color="auto" w:sz="4"/></w:tblBorders></w:tblPr><w:tblGrid><w:gridCol w:w="3200"/><w:gridCol w:w="1500"/><w:gridCol w:w="4100"/></w:tblGrid><w:tr><w:trPr><w:tblHeader/></w:trPr><w:tc><w:tcPr><w:tcW w:type="dxa" w:w="3200"/><w:tcBorders><w:top w:val="single" w:color="D9D9D9" w:sz="4"/><w:left w:val="single" w:color="D9D9D9" w:sz="4"/><w:bottom w:val="single" w:color="D9D9D9" w:sz="4"/><w:right w:val="single" w:color="D9D9D9" w:sz="4"/></w:tcBorders><w:shd w:fill="1F3864" w:val="clear"/><w:tcMar><w:top w:type="dxa" w:w="60"/><w:left w:type="dxa" w:w="95"/><w:bottom w:type="dxa" w:w="60"/><w:right w:type="dxa" w:w="95"/></w:tcMar></w:tcPr><w:p><w:pPr><w:spacing w:after="0" w:line="254"/></w:pPr><w:r><w:rPr><w:b/><w:bCs/><w:color w:val="FFFFFF"/><w:sz w:val="18"/><w:szCs w:val="18"/></w:rPr><w:t xml:space="preserve">Gate</w:t></w:r></w:p></w:tc><w:tc><w:tcPr><w:tcW w:type="dxa" w:w="1500"/><w:tcBorders><w:top w:val="single" w:color="D9D9D9" w:sz="4"/><w:left w:val="single" w:color="D9D9D9" w:sz="4"/><w:bottom w:val="single" w:color="D9D9D9" w:sz="4"/><w:right w:val="single" w:color="D9D9D9" w:sz="4"/></w:tcBorders><w:shd w:fill="1F3864" w:val="clear"/><w:tcMar><w:top w:type="dxa" w:w="60"/><w:left w:type="dxa" w:w="95"/><w:bottom w:type="dxa" w:w="60"/><w:right w:type="dxa" w:w="95"/></w:tcMar></w:tcPr><w:p><w:pPr><w:spacing w:after="0" w:line="254"/></w:pPr><w:r><w:rPr><w:b/><w:bCs/><w:color w:val="FFFFFF"/><w:sz w:val="18"/><w:szCs w:val="18"/></w:rPr><w:t xml:space="preserve">Status</w:t></w:r></w:p></w:tc><w:tc><w:tcPr><w:tcW w:type="dxa" w:w="4100"/><w:tcBorders><w:top w:val="single" w:color="D9D9D9" w:sz="4"/><w:left w:val="single" w:color="D9D9D9" w:sz="4"/><w:bottom w:val="single" w:color="D9D9D9" w:sz="4"/><w:right w:val="single" w:color="D9D9D9" w:sz="4"/></w:tcBorders><w:shd w:fill="1F3864" w:val="clear"/><w:tcMar><w:top w:type="dxa" w:w="60"/><w:left w:type="dxa" w:w="95"/><w:bottom w:type="dxa" w:w="60"/><w:right w:type="dxa" w:w="95"/></w:tcMar></w:tcPr><w:p><w:pPr><w:spacing w:after="0" w:line="254"/></w:pPr><w:r><w:rPr><w:b/><w:bCs/><w:color w:val="FFFFFF"/><w:sz w:val="18"/><w:szCs w:val="18"/></w:rPr><w:t xml:space="preserve">Detail</w:t></w:r></w:p></w:tc></w:tr><w:tr><w:tc><w:tcPr><w:tcW w:type="dxa" w:w="3200"/><w:tcBorders><w:top w:val="single" w:color="D9D9D9" w:sz="4"/><w:left w:val="single" w:color="D9D9D9" w:sz="4"/><w:bottom w:val="single" w:color="D9D9D9" w:sz="4"/><w:right w:val="single" w:color="D9D9D9" w:sz="4"/></w:tcBorders><w:tcMar><w:top w:type="dxa" w:w="60"/><w:left w:type="dxa" w:w="95"/><w:bottom w:type="dxa" w:w="60"/><w:right w:type="dxa" w:w="95"/></w:tcMar></w:tcPr><w:p><w:pPr><w:spacing w:after="0" w:line="254"/></w:pPr><w:r><w:rPr><w:sz w:val="18"/><w:szCs w:val="18"/></w:rPr><w:t xml:space="preserve">TypeScript (tsc --noEmit)</w:t></w:r></w:p></w:tc><w:tc><w:tcPr><w:tcW w:type="dxa" w:w="1500"/><w:tcBorders><w:top w:val="single" w:color="D9D9D9" w:sz="4"/><w:left w:val="single" w:color="D9D9D9" w:sz="4"/><w:bottom w:val="single" w:color="D9D9D9" w:sz="4"/><w:right w:val="single" w:color="D9D9D9" w:sz="4"/></w:tcBorders><w:tcMar><w:top w:type="dxa" w:w="60"/><w:left w:type="dxa" w:w="95"/><w:bottom w:type="dxa" w:w="60"/><w:right w:type="dxa" w:w="95"/></w:tcMar></w:tcPr><w:p><w:pPr><w:spacing w:after="0" w:line="254"/></w:pPr><w:r><w:rPr><w:b/><w:bCs/><w:color w:val="1E7A3E"/><w:sz w:val="18"/><w:szCs w:val="18"/></w:rPr><w:t xml:space="preserve">PASS</w:t></w:r></w:p></w:tc><w:tc><w:tcPr><w:tcW w:type="dxa" w:w="4100"/><w:tcBorders><w:top w:val="single" w:color="D9D9D9" w:sz="4"/><w:left w:val="single" w:color="D9D9D9" w:sz="4"/><w:bottom w:val="single" w:color="D9D9D9" w:sz="4"/><w:right w:val="single" w:color="D9D9D9" w:sz="4"/></w:tcBorders><w:tcMar><w:top w:type="dxa" w:w="60"/><w:left w:type="dxa" w:w="95"/><w:bottom w:type="dxa" w:w="60"/><w:right w:type="dxa" w:w="95"/></w:tcMar></w:tcPr><w:p><w:pPr><w:spacing w:after="0" w:line="254"/></w:pPr><w:r><w:rPr><w:sz w:val="18"/><w:szCs w:val="18"/></w:rPr><w:t xml:space="preserve">0 errors</w:t></w:r></w:p></w:tc></w:tr><w:tr><w:tc><w:tcPr><w:tcW w:type="dxa" w:w="3200"/><w:tcBorders><w:top w:val="single" w:color="D9D9D9" w:sz="4"/><w:left w:val="single" w:color="D9D9D9" w:sz="4"/><w:bottom w:val="single" w:color="D9D9D9" w:sz="4"/><w:right w:val="single" w:color="D9D9D9" w:sz="4"/></w:tcBorders><w:shd w:fill="F4F6FA" w:val="clear"/><w:tcMar><w:top w:type="dxa" w:w="60"/><w:left w:type="dxa" w:w="95"/><w:bottom w:type="dxa" w:w="60"/><w:right w:type="dxa" w:w="95"/></w:tcMar></w:tcPr><w:p><w:pPr><w:spacing w:after="0" w:line="254"/></w:pPr><w:r><w:rPr><w:sz w:val="18"/><w:szCs w:val="18"/></w:rPr><w:t xml:space="preserve">Settlement regression tests</w:t></w:r></w:p></w:tc><w:tc><w:tcPr><w:tcW w:type="dxa" w:w="1500"/><w:tcBorders><w:top w:val="single" w:color="D9D9D9" w:sz="4"/><w:left w:val="single" w:color="D9D9D9" w:sz="4"/><w:bottom w:val="single" w:color="D9D9D9" w:sz="4"/><w:right w:val="single" w:color="D9D9D9" w:sz="4"/></w:tcBorders><w:shd w:fill="F4F6FA" w:val="clear"/><w:tcMar><w:top w:type="dxa" w:w="60"/><w:left w:type="dxa" w:w="95"/><w:bottom w:type="dxa" w:w="60"/><w:right w:type="dxa" w:w="95"/></w:tcMar></w:tcPr><w:p><w:pPr><w:spacing w:after="0" w:line="254"/></w:pPr><w:r><w:rPr><w:b/><w:bCs/><w:color w:val="1E7A3E"/><w:sz w:val="18"/><w:szCs w:val="18"/></w:rPr><w:t xml:space="preserve">PASS</w:t></w:r></w:p></w:tc><w:tc><w:tcPr><w:tcW w:type="dxa" w:w="4100"/><w:tcBorders><w:top w:val="single" w:color="D9D9D9" w:sz="4"/><w:left w:val="single" w:color="D9D9D9" w:sz="4"/><w:bottom w:val="single" w:color="D9D9D9" w:sz="4"/><w:right w:val="single" w:color="D9D9D9" w:sz="4"/></w:tcBorders><w:shd w:fill="F4F6FA" w:val="clear"/><w:tcMar><w:top w:type="dxa" w:w="60"/><w:left w:type="dxa" w:w="95"/><w:bottom w:type="dxa" w:w="60"/><w:right w:type="dxa" w:w="95"/></w:tcMar></w:tcPr><w:p><w:pPr><w:spacing w:after="0" w:line="254"/></w:pPr><w:r><w:rPr><w:sz w:val="18"/><w:szCs w:val="18"/></w:rPr><w:t xml:space="preserve">Scoring, tie-breaks, 243 rounding combinations</w:t></w:r></w:p></w:tc></w:tr><w:tr><w:tc><w:tcPr><w:tcW w:type="dxa" w:w="3200"/><w:tcBorders><w:top w:val="single" w:color="D9D9D9" w:sz="4"/><w:left w:val="single" w:color="D9D9D9" w:sz="4"/><w:bottom w:val="single" w:color="D9D9D9" w:sz="4"/><w:right w:val="single" w:color="D9D9D9" w:sz="4"/></w:tcBorders><w:tcMar><w:top w:type="dxa" w:w="60"/><w:left w:type="dxa" w:w="95"/><w:bottom w:type="dxa" w:w="60"/><w:right w:type="dxa" w:w="95"/></w:tcMar></w:tcPr><w:p><w:pPr><w:spacing w:after="0" w:line="254"/></w:pPr><w:r><w:rPr><w:sz w:val="18"/><w:szCs w:val="18"/></w:rPr><w:t xml:space="preserve">Production build (next build)</w:t></w:r></w:p></w:tc><w:tc><w:tcPr><w:tcW w:type="dxa" w:w="1500"/><w:tcBorders><w:top w:val="single" w:color="D9D9D9" w:sz="4"/><w:left w:val="single" w:color="D9D9D9" w:sz="4"/><w:bottom w:val="single" w:color="D9D9D9" w:sz="4"/><w:right w:val="single" w:color="D9D9D9" w:sz="4"/></w:tcBorders><w:tcMar><w:top w:type="dxa" w:w="60"/><w:left w:type="dxa" w:w="95"/><w:bottom w:type="dxa" w:w="60"/><w:right w:type="dxa" w:w="95"/></w:tcMar></w:tcPr><w:p><w:pPr><w:spacing w:after="0" w:line="254"/></w:pPr><w:r><w:rPr><w:b/><w:bCs/><w:color w:val="1E7A3E"/><w:sz w:val="18"/><w:szCs w:val="18"/></w:rPr><w:t xml:space="preserve">PASS</w:t></w:r></w:p></w:tc><w:tc><w:tcPr><w:tcW w:type="dxa" w:w="4100"/><w:tcBorders><w:top w:val="single" w:color="D9D9D9" w:sz="4"/><w:left w:val="single" w:color="D9D9D9" w:sz="4"/><w:bottom w:val="single" w:color="D9D9D9" w:sz="4"/><w:right w:val="single" w:color="D9D9D9" w:sz="4"/></w:tcBorders><w:tcMar><w:top w:type="dxa" w:w="60"/><w:left w:type="dxa" w:w="95"/><w:bottom w:type="dxa" w:w="60"/><w:right w:type="dxa" w:w="95"/></w:tcMar></w:tcPr><w:p><w:pPr><w:spacing w:after="0" w:line="254"/></w:pPr><w:r><w:rPr><w:sz w:val="18"/><w:szCs w:val="18"/></w:rPr><w:t xml:space="preserve">47 routes compile</w:t></w:r></w:p></w:tc></w:tr><w:tr><w:tc><w:tcPr><w:tcW w:type="dxa" w:w="3200"/><w:tcBorders><w:top w:val="single" w:color="D9D9D9" w:sz="4"/><w:left w:val="single" w:color="D9D9D9" w:sz="4"/><w:bottom w:val="single" w:color="D9D9D9" w:sz="4"/><w:right w:val="single" w:color="D9D9D9" w:sz="4"/></w:tcBorders><w:shd w:fill="F4F6FA" w:val="clear"/><w:tcMar><w:top w:type="dxa" w:w="60"/><w:left w:type="dxa" w:w="95"/><w:bottom w:type="dxa" w:w="60"/><w:right w:type="dxa" w:w="95"/></w:tcMar></w:tcPr><w:p><w:pPr><w:spacing w:after="0" w:line="254"/></w:pPr><w:r><w:rPr><w:sz w:val="18"/><w:szCs w:val="18"/></w:rPr><w:t xml:space="preserve">ESLint</w:t></w:r></w:p></w:tc><w:tc><w:tcPr><w:tcW w:type="dxa" w:w="1500"/><w:tcBorders><w:top w:val="single" w:color="D9D9D9" w:sz="4"/><w:left w:val="single" w:color="D9D9D9" w:sz="4"/><w:bottom w:val="single" w:color="D9D9D9" w:sz="4"/><w:right w:val="single" w:color="D9D9D9" w:sz="4"/></w:tcBorders><w:shd w:fill="F4F6FA" w:val="clear"/><w:tcMar><w:top w:type="dxa" w:w="60"/><w:left w:type="dxa" w:w="95"/><w:bottom w:type="dxa" w:w="60"/><w:right w:type="dxa" w:w="95"/></w:tcMar></w:tcPr><w:p><w:pPr><w:spacing w:after="0" w:line="254"/></w:pPr><w:r><w:rPr><w:b/><w:bCs/><w:color w:val="1E7A3E"/><w:sz w:val="18"/><w:szCs w:val="18"/></w:rPr><w:t xml:space="preserve">PASS</w:t></w:r></w:p></w:tc><w:tc><w:tcPr><w:tcW w:type="dxa" w:w="4100"/><w:tcBorders><w:top w:val="single" w:color="D9D9D9" w:sz="4"/><w:left w:val="single" w:color="D9D9D9" w:sz="4"/><w:bottom w:val="single" w:color="D9D9D9" w:sz="4"/><w:right w:val="single" w:color="D9D9D9" w:sz="4"/></w:tcBorders><w:shd w:fill="F4F6FA" w:val="clear"/><w:tcMar><w:top w:type="dxa" w:w="60"/><w:left w:type="dxa" w:w="95"/><w:bottom w:type="dxa" w:w="60"/><w:right w:type="dxa" w:w="95"/></w:tcMar></w:tcPr><w:p><w:pPr><w:spacing w:after="0" w:line="254"/></w:pPr><w:r><w:rPr><w:sz w:val="18"/><w:szCs w:val="18"/></w:rPr><w:t xml:space="preserve">0 errors (inherited style debt tracked as warnings)</w:t></w:r></w:p></w:tc></w:tr><w:tr><w:tc><w:tcPr><w:tcW w:type="dxa" w:w="3200"/><w:tcBorders><w:top w:val="single" w:color="D9D9D9" w:sz="4"/><w:left w:val="single" w:color="D9D9D9" w:sz="4"/><w:bottom w:val="single" w:color="D9D9D9" w:sz="4"/><w:right w:val="single" w:color="D9D9D9" w:sz="4"/></w:tcBorders><w:tcMar><w:top w:type="dxa" w:w="60"/><w:left w:type="dxa" w:w="95"/><w:bottom w:type="dxa" w:w="60"/><w:right w:type="dxa" w:w="95"/></w:tcMar></w:tcPr><w:p><w:pPr><w:spacing w:after="0" w:line="254"/></w:pPr><w:r><w:rPr><w:sz w:val="18"/><w:szCs w:val="18"/></w:rPr><w:t xml:space="preserve">Continuous integration</w:t></w:r></w:p></w:tc><w:tc><w:tcPr><w:tcW w:type="dxa" w:w="1500"/><w:tcBorders><w:top w:val="single" w:color="D9D9D9" w:sz="4"/><w:left w:val="single" w:color="D9D9D9" w:sz="4"/><w:bottom w:val="single" w:color="D9D9D9" w:sz="4"/><w:right w:val="single" w:color="D9D9D9" w:sz="4"/></w:tcBorders><w:tcMar><w:top w:type="dxa" w:w="60"/><w:left w:type="dxa" w:w="95"/><w:bottom w:type="dxa" w:w="60"/><w:right w:type="dxa" w:w="95"/></w:tcMar></w:tcPr><w:p><w:pPr><w:spacing w:after="0" w:line="254"/></w:pPr><w:r><w:rPr><w:b/><w:bCs/><w:color w:val="1E7A3E"/><w:sz w:val="18"/><w:szCs w:val="18"/></w:rPr><w:t xml:space="preserve">ADDED</w:t></w:r></w:p></w:tc><w:tc><w:tcPr><w:tcW w:type="dxa" w:w="4100"/><w:tcBorders><w:top w:val="single" w:color="D9D9D9" w:sz="4"/><w:left w:val="single" w:color="D9D9D9" w:sz="4"/><w:bottom w:val="single" w:color="D9D9D9" w:sz="4"/><w:right w:val="single" w:color="D9D9D9" w:sz="4"/></w:tcBorders><w:tcMar><w:top w:type="dxa" w:w="60"/><w:left w:type="dxa" w:w="95"/><w:bottom w:type="dxa" w:w="60"/><w:right w:type="dxa" w:w="95"/></w:tcMar></w:tcPr><w:p><w:pPr><w:spacing w:after="0" w:line="254"/></w:pPr><w:r><w:rPr><w:sz w:val="18"/><w:szCs w:val="18"/></w:rPr><w:t xml:space="preserve">All four gates now block every push and PR</w:t></w:r></w:p></w:tc></w:tr></w:tbl><w:p><w:pPr><w:spacing w:after="80"/></w:pPr></w:p><w:tbl><w:tblPr><w:tblW w:type="dxa" w:w="8900"/><w:tblBorders><w:top w:val="single" w:color="auto" w:sz="4"/><w:left w:val="single" w:color="auto" w:sz="4"/><w:bottom w:val="single" w:color="auto" w:sz="4"/><w:right w:val="single" w:color="auto" w:sz="4"/><w:insideH w:val="single" w:color="auto" w:sz="4"/><w:insideV w:val="single" w:color="auto" w:sz="4"/></w:tblBorders></w:tblPr><w:tblGrid><w:gridCol w:w="8900"/></w:tblGrid><w:tr><w:tc><w:tcPr><w:tcW w:type="dxa" w:w="8900"/><w:tcBorders><w:top w:val="none"/><w:left w:val="single" w:color="B22222" w:sz="18"/><w:bottom w:val="none"/><w:right w:val="none"/></w:tcBorders><w:shd w:fill="FBECEC" w:val="clear"/><w:tcMar><w:top w:type="dxa" w:w="115"/><w:left w:type="dxa" w:w="155"/><w:bottom w:type="dxa" w:w="115"/><w:right w:type="dxa" w:w="155"/></w:tcMar></w:tcPr><w:p><w:pPr><w:spacing w:after="45"/></w:pPr><w:r><w:rPr><w:b/><w:bCs/><w:color w:val="1F3864"/><w:sz w:val="20"/><w:szCs w:val="20"/></w:rPr><w:t xml:space="preserve">The two most important findings</w:t></w:r></w:p><w:p><w:pPr><w:spacing w:after="0" w:line="274"/></w:pPr><w:r><w:rPr><w:b/><w:bCs/><w:sz w:val="21"/><w:szCs w:val="21"/></w:rPr><w:t xml:space="preserve">1. Card purchases were broken end-to-end on any database provisioned from the committed migrations. </w:t></w:r><w:r><w:rPr><w:sz w:val="21"/><w:szCs w:val="21"/></w:rPr><w:t xml:space="preserve">Two columns on </w:t></w:r><w:r><w:rPr><w:rFonts w:ascii="Consolas" w:cs="Consolas" w:eastAsia="Consolas" w:hAnsi="Consolas"/><w:color w:val="1A4D2E"/><w:sz w:val="18"/><w:szCs w:val="18"/></w:rPr><w:t xml:space="preserve">pool_transactions</w:t></w:r><w:r><w:rPr><w:sz w:val="21"/><w:szCs w:val="21"/></w:rPr><w:t xml:space="preserve"> are </w:t></w:r><w:r><w:rPr><w:rFonts w:ascii="Consolas" w:cs="Consolas" w:eastAsia="Consolas" w:hAnsi="Consolas"/><w:color w:val="1A4D2E"/><w:sz w:val="18"/><w:szCs w:val="18"/></w:rPr><w:t xml:space="preserve">NOT NULL</w:t></w:r><w:r><w:rPr><w:sz w:val="21"/><w:szCs w:val="21"/></w:rPr><w:t xml:space="preserve"> with no default, the trigger meant to populate them existed in no migration, and the purchase code supplied neither — so the insert failed, the card was rolled back, and the player was charged by Stripe and received nothing.+<file path=word/document.xml><?xml version="1.0" encoding="UTF-8" standalone="yes"?><w:document mc:Ignorable="w14 w15 wp14" xmlns:wpc="http://schemas.microsoft.com/office/word/2010/wordprocessingCanvas" xmlns:mc="http://schemas.openxmlformats.org/markup-compatibility/2006" xmlns:o="urn:schemas-microsoft-com:office:office" xmlns:r="http://schemas.openxmlformats.org/officeDocument/2006/relationships" xmlns:m="http://schemas.openxmlformats.org/officeDocument/2006/math" xmlns:v="urn:schemas-microsoft-com:vml" xmlns:wp14="http://schemas.microsoft.com/office/word/2010/wordprocessingDrawing" xmlns:wp="http://schemas.openxmlformats.org/drawingml/2006/wordprocessingDrawing" xmlns:w10="urn:schemas-microsoft-com:office:word" xmlns:w="http://schemas.openxmlformats.org/wordprocessingml/2006/main" xmlns:w14="http://schemas.microsoft.com/office/word/2010/wordml" xmlns:w15="http://schemas.microsoft.com/office/word/2012/wordml" xmlns:wpg="http://schemas.microsoft.com/office/word/2010/wordprocessingGroup" xmlns:wpi="http://schemas.microsoft.com/office/word/2010/wordprocessingInk" xmlns:wne="http://schemas.microsoft.com/office/word/2006/wordml" xmlns:wps="http://schemas.microsoft.com/office/word/2010/wordprocessingShape" xmlns:cx="http://schemas.microsoft.com/office/drawing/2014/chartex" xmlns:cx1="http://schemas.microsoft.com/office/drawing/2015/9/8/chartex" xmlns:cx2="http://schemas.microsoft.com/office/drawing/2015/10/21/chartex" xmlns:cx3="http://schemas.microsoft.com/office/drawing/2016/5/9/chartex" xmlns:cx4="http://schemas.microsoft.com/office/drawing/2016/5/10/chartex" xmlns:cx5="http://schemas.microsoft.com/office/drawing/2016/5/11/chartex" xmlns:cx6="http://schemas.microsoft.com/office/drawing/2016/5/12/chartex" xmlns:cx7="http://schemas.microsoft.com/office/drawing/2016/5/13/chartex" xmlns:cx8="http://schemas.microsoft.com/office/drawing/2016/5/14/chartex" xmlns:aink="http://schemas.microsoft.com/office/drawing/2016/ink" xmlns:am3d="http://schemas.microsoft.com/office/drawing/2017/model3d" xmlns:w16cex="http://schemas.microsoft.com/office/word/2018/wordml/cex" xmlns:w16cid="http://schemas.microsoft.com/office/word/2016/wordml/cid" xmlns:w16="http://schemas.microsoft.com/office/word/2018/wordml" xmlns:w16sdtdh="http://schemas.microsoft.com/office/word/2020/wordml/sdtdatahash" xmlns:w16se="http://schemas.microsoft.com/office/word/2015/wordml/symex"><w:body><w:p><w:pPr><w:spacing w:after="0" w:before="1450"/><w:jc w:val="center"/></w:pPr><w:r><w:rPr><w:b/><w:bCs/><w:color w:val="1F3864"/><w:sz w:val="66"/><w:szCs w:val="66"/></w:rPr><w:t xml:space="preserve">Gridiron</w:t></w:r></w:p><w:p><w:pPr><w:spacing w:after="0" w:before="80"/><w:jc w:val="center"/></w:pPr><w:r><w:rPr><w:color w:val="2E4A7A"/><w:sz w:val="32"/><w:szCs w:val="32"/></w:rPr><w:t xml:space="preserve">NFL Sports Pool Platform</w:t></w:r></w:p><w:p><w:pPr><w:spacing w:after="0" w:before="140"/><w:jc w:val="center"/></w:pPr><w:r><w:rPr><w:color w:val="595959"/><w:sz w:val="28"/><w:szCs w:val="28"/></w:rPr><w:t xml:space="preserve">Project Handover Document</w:t></w:r></w:p><w:p><w:pPr><w:spacing w:after="420" w:before="40"/><w:jc w:val="center"/></w:pPr><w:r><w:rPr><w:i/><w:iCs/><w:color w:val="595959"/><w:sz w:val="21"/><w:szCs w:val="21"/></w:rPr><w:t xml:space="preserve">Architecture · Security · Operations · Handover Checklist</w:t></w:r></w:p><w:p><w:pPr><w:pBdr><w:top w:val="single" w:color="1F3864" w:sz="12" w:space="10"/></w:pBdr><w:spacing w:after="300" w:before="160"/><w:jc w:val="center"/></w:pPr><w:r><w:rPr><w:sz w:val="2"/><w:szCs w:val="2"/></w:rPr><w:t xml:space="preserve"></w:t></w:r></w:p><w:tbl><w:tblPr><w:tblW w:type="dxa" w:w="8800"/><w:tblBorders><w:top w:val="single" w:color="auto" w:sz="4"/><w:left w:val="single" w:color="auto" w:sz="4"/><w:bottom w:val="single" w:color="auto" w:sz="4"/><w:right w:val="single" w:color="auto" w:sz="4"/><w:insideH w:val="single" w:color="auto" w:sz="4"/><w:insideV w:val="single" w:color="auto" w:sz="4"/></w:tblBorders></w:tblPr><w:tblGrid><w:gridCol w:w="2500"/><w:gridCol w:w="6300"/></w:tblGrid><w:tr><w:trPr><w:tblHeader/></w:trPr><w:tc><w:tcPr><w:tcW w:type="dxa" w:w="2500"/><w:tcBorders><w:top w:val="single" w:color="D9D9D9" w:sz="4"/><w:left w:val="single" w:color="D9D9D9" w:sz="4"/><w:bottom w:val="single" w:color="D9D9D9" w:sz="4"/><w:right w:val="single" w:color="D9D9D9" w:sz="4"/></w:tcBorders><w:shd w:fill="1F3864" w:val="clear"/><w:tcMar><w:top w:type="dxa" w:w="60"/><w:left w:type="dxa" w:w="95"/><w:bottom w:type="dxa" w:w="60"/><w:right w:type="dxa" w:w="95"/></w:tcMar></w:tcPr><w:p><w:pPr><w:spacing w:after="0" w:line="254"/></w:pPr><w:r><w:rPr><w:b/><w:bCs/><w:color w:val="FFFFFF"/><w:sz w:val="18"/><w:szCs w:val="18"/></w:rPr><w:t xml:space="preserve">Field</w:t></w:r></w:p></w:tc><w:tc><w:tcPr><w:tcW w:type="dxa" w:w="6300"/><w:tcBorders><w:top w:val="single" w:color="D9D9D9" w:sz="4"/><w:left w:val="single" w:color="D9D9D9" w:sz="4"/><w:bottom w:val="single" w:color="D9D9D9" w:sz="4"/><w:right w:val="single" w:color="D9D9D9" w:sz="4"/></w:tcBorders><w:shd w:fill="1F3864" w:val="clear"/><w:tcMar><w:top w:type="dxa" w:w="60"/><w:left w:type="dxa" w:w="95"/><w:bottom w:type="dxa" w:w="60"/><w:right w:type="dxa" w:w="95"/></w:tcMar></w:tcPr><w:p><w:pPr><w:spacing w:after="0" w:line="254"/></w:pPr><w:r><w:rPr><w:b/><w:bCs/><w:color w:val="FFFFFF"/><w:sz w:val="18"/><w:szCs w:val="18"/></w:rPr><w:t xml:space="preserve">Detail</w:t></w:r></w:p></w:tc></w:tr><w:tr><w:tc><w:tcPr><w:tcW w:type="dxa" w:w="2500"/><w:tcBorders><w:top w:val="single" w:color="D9D9D9" w:sz="4"/><w:left w:val="single" w:color="D9D9D9" w:sz="4"/><w:bottom w:val="single" w:color="D9D9D9" w:sz="4"/><w:right w:val="single" w:color="D9D9D9" w:sz="4"/></w:tcBorders><w:tcMar><w:top w:type="dxa" w:w="60"/><w:left w:type="dxa" w:w="95"/><w:bottom w:type="dxa" w:w="60"/><w:right w:type="dxa" w:w="95"/></w:tcMar></w:tcPr><w:p><w:pPr><w:spacing w:after="0" w:line="254"/></w:pPr><w:r><w:rPr><w:sz w:val="18"/><w:szCs w:val="18"/></w:rPr><w:t xml:space="preserve">Document</w:t></w:r></w:p></w:tc><w:tc><w:tcPr><w:tcW w:type="dxa" w:w="6300"/><w:tcBorders><w:top w:val="single" w:color="D9D9D9" w:sz="4"/><w:left w:val="single" w:color="D9D9D9" w:sz="4"/><w:bottom w:val="single" w:color="D9D9D9" w:sz="4"/><w:right w:val="single" w:color="D9D9D9" w:sz="4"/></w:tcBorders><w:tcMar><w:top w:type="dxa" w:w="60"/><w:left w:type="dxa" w:w="95"/><w:bottom w:type="dxa" w:w="60"/><w:right w:type="dxa" w:w="95"/></w:tcMar></w:tcPr><w:p><w:pPr><w:spacing w:after="0" w:line="254"/></w:pPr><w:r><w:rPr><w:sz w:val="18"/><w:szCs w:val="18"/></w:rPr><w:t xml:space="preserve">Project handover — explanation, architecture, and readiness checklist</w:t></w:r></w:p></w:tc></w:tr><w:tr><w:tc><w:tcPr><w:tcW w:type="dxa" w:w="2500"/><w:tcBorders><w:top w:val="single" w:color="D9D9D9" w:sz="4"/><w:left w:val="single" w:color="D9D9D9" w:sz="4"/><w:bottom w:val="single" w:color="D9D9D9" w:sz="4"/><w:right w:val="single" w:color="D9D9D9" w:sz="4"/></w:tcBorders><w:shd w:fill="F4F6FA" w:val="clear"/><w:tcMar><w:top w:type="dxa" w:w="60"/><w:left w:type="dxa" w:w="95"/><w:bottom w:type="dxa" w:w="60"/><w:right w:type="dxa" w:w="95"/></w:tcMar></w:tcPr><w:p><w:pPr><w:spacing w:after="0" w:line="254"/></w:pPr><w:r><w:rPr><w:sz w:val="18"/><w:szCs w:val="18"/></w:rPr><w:t xml:space="preserve">Date</w:t></w:r></w:p></w:tc><w:tc><w:tcPr><w:tcW w:type="dxa" w:w="6300"/><w:tcBorders><w:top w:val="single" w:color="D9D9D9" w:sz="4"/><w:left w:val="single" w:color="D9D9D9" w:sz="4"/><w:bottom w:val="single" w:color="D9D9D9" w:sz="4"/><w:right w:val="single" w:color="D9D9D9" w:sz="4"/></w:tcBorders><w:shd w:fill="F4F6FA" w:val="clear"/><w:tcMar><w:top w:type="dxa" w:w="60"/><w:left w:type="dxa" w:w="95"/><w:bottom w:type="dxa" w:w="60"/><w:right w:type="dxa" w:w="95"/></w:tcMar></w:tcPr><w:p><w:pPr><w:spacing w:after="0" w:line="254"/></w:pPr><w:r><w:rPr><w:sz w:val="18"/><w:szCs w:val="18"/></w:rPr><w:t xml:space="preserve">13 August 2026 (supersedes the 8 August edition)</w:t></w:r></w:p></w:tc></w:tr><w:tr><w:tc><w:tcPr><w:tcW w:type="dxa" w:w="2500"/><w:tcBorders><w:top w:val="single" w:color="D9D9D9" w:sz="4"/><w:left w:val="single" w:color="D9D9D9" w:sz="4"/><w:bottom w:val="single" w:color="D9D9D9" w:sz="4"/><w:right w:val="single" w:color="D9D9D9" w:sz="4"/></w:tcBorders><w:tcMar><w:top w:type="dxa" w:w="60"/><w:left w:type="dxa" w:w="95"/><w:bottom w:type="dxa" w:w="60"/><w:right w:type="dxa" w:w="95"/></w:tcMar></w:tcPr><w:p><w:pPr><w:spacing w:after="0" w:line="254"/></w:pPr><w:r><w:rPr><w:sz w:val="18"/><w:szCs w:val="18"/></w:rPr><w:t xml:space="preserve">Repository</w:t></w:r></w:p></w:tc><w:tc><w:tcPr><w:tcW w:type="dxa" w:w="6300"/><w:tcBorders><w:top w:val="single" w:color="D9D9D9" w:sz="4"/><w:left w:val="single" w:color="D9D9D9" w:sz="4"/><w:bottom w:val="single" w:color="D9D9D9" w:sz="4"/><w:right w:val="single" w:color="D9D9D9" w:sz="4"/></w:tcBorders><w:tcMar><w:top w:type="dxa" w:w="60"/><w:left w:type="dxa" w:w="95"/><w:bottom w:type="dxa" w:w="60"/><w:right w:type="dxa" w:w="95"/></w:tcMar></w:tcPr><w:p><w:pPr><w:spacing w:after="0" w:line="254"/></w:pPr><w:r><w:rPr><w:sz w:val="18"/><w:szCs w:val="18"/></w:rPr><w:t xml:space="preserve">markravencanete50-source/sports_pool — main @ b279d97</w:t></w:r></w:p></w:tc></w:tr><w:tr><w:tc><w:tcPr><w:tcW w:type="dxa" w:w="2500"/><w:tcBorders><w:top w:val="single" w:color="D9D9D9" w:sz="4"/><w:left w:val="single" w:color="D9D9D9" w:sz="4"/><w:bottom w:val="single" w:color="D9D9D9" w:sz="4"/><w:right w:val="single" w:color="D9D9D9" w:sz="4"/></w:tcBorders><w:shd w:fill="F4F6FA" w:val="clear"/><w:tcMar><w:top w:type="dxa" w:w="60"/><w:left w:type="dxa" w:w="95"/><w:bottom w:type="dxa" w:w="60"/><w:right w:type="dxa" w:w="95"/></w:tcMar></w:tcPr><w:p><w:pPr><w:spacing w:after="0" w:line="254"/></w:pPr><w:r><w:rPr><w:sz w:val="18"/><w:szCs w:val="18"/></w:rPr><w:t xml:space="preserve">Product</w:t></w:r></w:p></w:tc><w:tc><w:tcPr><w:tcW w:type="dxa" w:w="6300"/><w:tcBorders><w:top w:val="single" w:color="D9D9D9" w:sz="4"/><w:left w:val="single" w:color="D9D9D9" w:sz="4"/><w:bottom w:val="single" w:color="D9D9D9" w:sz="4"/><w:right w:val="single" w:color="D9D9D9" w:sz="4"/></w:tcBorders><w:shd w:fill="F4F6FA" w:val="clear"/><w:tcMar><w:top w:type="dxa" w:w="60"/><w:left w:type="dxa" w:w="95"/><w:bottom w:type="dxa" w:w="60"/><w:right w:type="dxa" w:w="95"/></w:tcMar></w:tcPr><w:p><w:pPr><w:spacing w:after="0" w:line="254"/></w:pPr><w:r><w:rPr><w:sz w:val="18"/><w:szCs w:val="18"/></w:rPr><w:t xml:space="preserve">Real-money NFL prediction pools (parlay cards, prize pots, payouts)</w:t></w:r></w:p></w:tc></w:tr><w:tr><w:tc><w:tcPr><w:tcW w:type="dxa" w:w="2500"/><w:tcBorders><w:top w:val="single" w:color="D9D9D9" w:sz="4"/><w:left w:val="single" w:color="D9D9D9" w:sz="4"/><w:bottom w:val="single" w:color="D9D9D9" w:sz="4"/><w:right w:val="single" w:color="D9D9D9" w:sz="4"/></w:tcBorders><w:tcMar><w:top w:type="dxa" w:w="60"/><w:left w:type="dxa" w:w="95"/><w:bottom w:type="dxa" w:w="60"/><w:right w:type="dxa" w:w="95"/></w:tcMar></w:tcPr><w:p><w:pPr><w:spacing w:after="0" w:line="254"/></w:pPr><w:r><w:rPr><w:sz w:val="18"/><w:szCs w:val="18"/></w:rPr><w:t xml:space="preserve">Stack</w:t></w:r></w:p></w:tc><w:tc><w:tcPr><w:tcW w:type="dxa" w:w="6300"/><w:tcBorders><w:top w:val="single" w:color="D9D9D9" w:sz="4"/><w:left w:val="single" w:color="D9D9D9" w:sz="4"/><w:bottom w:val="single" w:color="D9D9D9" w:sz="4"/><w:right w:val="single" w:color="D9D9D9" w:sz="4"/></w:tcBorders><w:tcMar><w:top w:type="dxa" w:w="60"/><w:left w:type="dxa" w:w="95"/><w:bottom w:type="dxa" w:w="60"/><w:right w:type="dxa" w:w="95"/></w:tcMar></w:tcPr><w:p><w:pPr><w:spacing w:after="0" w:line="254"/></w:pPr><w:r><w:rPr><w:sz w:val="18"/><w:szCs w:val="18"/></w:rPr><w:t xml:space="preserve">Next.js 16.3 · TypeScript 6 · Supabase (Postgres + RLS) · Stripe · PayPal · Vercel</w:t></w:r></w:p></w:tc></w:tr><w:tr><w:tc><w:tcPr><w:tcW w:type="dxa" w:w="2500"/><w:tcBorders><w:top w:val="single" w:color="D9D9D9" w:sz="4"/><w:left w:val="single" w:color="D9D9D9" w:sz="4"/><w:bottom w:val="single" w:color="D9D9D9" w:sz="4"/><w:right w:val="single" w:color="D9D9D9" w:sz="4"/></w:tcBorders><w:shd w:fill="F4F6FA" w:val="clear"/><w:tcMar><w:top w:type="dxa" w:w="60"/><w:left w:type="dxa" w:w="95"/><w:bottom w:type="dxa" w:w="60"/><w:right w:type="dxa" w:w="95"/></w:tcMar></w:tcPr><w:p><w:pPr><w:spacing w:after="0" w:line="254"/></w:pPr><w:r><w:rPr><w:sz w:val="18"/><w:szCs w:val="18"/></w:rPr><w:t xml:space="preserve">Scale</w:t></w:r></w:p></w:tc><w:tc><w:tcPr><w:tcW w:type="dxa" w:w="6300"/><w:tcBorders><w:top w:val="single" w:color="D9D9D9" w:sz="4"/><w:left w:val="single" w:color="D9D9D9" w:sz="4"/><w:bottom w:val="single" w:color="D9D9D9" w:sz="4"/><w:right w:val="single" w:color="D9D9D9" w:sz="4"/></w:tcBorders><w:shd w:fill="F4F6FA" w:val="clear"/><w:tcMar><w:top w:type="dxa" w:w="60"/><w:left w:type="dxa" w:w="95"/><w:bottom w:type="dxa" w:w="60"/><w:right w:type="dxa" w:w="95"/></w:tcMar></w:tcPr><w:p><w:pPr><w:spacing w:after="0" w:line="254"/></w:pPr><w:r><w:rPr><w:sz w:val="18"/><w:szCs w:val="18"/></w:rPr><w:t xml:space="preserve">53 API routes · 34 migrations · 26 tables · 63 components · 25 pages · ~25,700 lines TS/TSX</w:t></w:r></w:p></w:tc></w:tr><w:tr><w:tc><w:tcPr><w:tcW w:type="dxa" w:w="2500"/><w:tcBorders><w:top w:val="single" w:color="D9D9D9" w:sz="4"/><w:left w:val="single" w:color="D9D9D9" w:sz="4"/><w:bottom w:val="single" w:color="D9D9D9" w:sz="4"/><w:right w:val="single" w:color="D9D9D9" w:sz="4"/></w:tcBorders><w:tcMar><w:top w:type="dxa" w:w="60"/><w:left w:type="dxa" w:w="95"/><w:bottom w:type="dxa" w:w="60"/><w:right w:type="dxa" w:w="95"/></w:tcMar></w:tcPr><w:p><w:pPr><w:spacing w:after="0" w:line="254"/></w:pPr><w:r><w:rPr><w:sz w:val="18"/><w:szCs w:val="18"/></w:rPr><w:t xml:space="preserve">Production</w:t></w:r></w:p></w:tc><w:tc><w:tcPr><w:tcW w:type="dxa" w:w="6300"/><w:tcBorders><w:top w:val="single" w:color="D9D9D9" w:sz="4"/><w:left w:val="single" w:color="D9D9D9" w:sz="4"/><w:bottom w:val="single" w:color="D9D9D9" w:sz="4"/><w:right w:val="single" w:color="D9D9D9" w:sz="4"/></w:tcBorders><w:tcMar><w:top w:type="dxa" w:w="60"/><w:left w:type="dxa" w:w="95"/><w:bottom w:type="dxa" w:w="60"/><w:right w:type="dxa" w:w="95"/></w:tcMar></w:tcPr><w:p><w:pPr><w:spacing w:after="0" w:line="254"/></w:pPr><w:r><w:rPr><w:sz w:val="18"/><w:szCs w:val="18"/></w:rPr><w:t xml:space="preserve">Deployed and verified live; 13 of 13 end-to-end assertions pass against it</w:t></w:r></w:p></w:tc></w:tr><w:tr><w:tc><w:tcPr><w:tcW w:type="dxa" w:w="2500"/><w:tcBorders><w:top w:val="single" w:color="D9D9D9" w:sz="4"/><w:left w:val="single" w:color="D9D9D9" w:sz="4"/><w:bottom w:val="single" w:color="D9D9D9" w:sz="4"/><w:right w:val="single" w:color="D9D9D9" w:sz="4"/></w:tcBorders><w:shd w:fill="F4F6FA" w:val="clear"/><w:tcMar><w:top w:type="dxa" w:w="60"/><w:left w:type="dxa" w:w="95"/><w:bottom w:type="dxa" w:w="60"/><w:right w:type="dxa" w:w="95"/></w:tcMar></w:tcPr><w:p><w:pPr><w:spacing w:after="0" w:line="254"/></w:pPr><w:r><w:rPr><w:sz w:val="18"/><w:szCs w:val="18"/></w:rPr><w:t xml:space="preserve">Status</w:t></w:r></w:p></w:tc><w:tc><w:tcPr><w:tcW w:type="dxa" w:w="6300"/><w:tcBorders><w:top w:val="single" w:color="D9D9D9" w:sz="4"/><w:left w:val="single" w:color="D9D9D9" w:sz="4"/><w:bottom w:val="single" w:color="D9D9D9" w:sz="4"/><w:right w:val="single" w:color="D9D9D9" w:sz="4"/></w:tcBorders><w:shd w:fill="F4F6FA" w:val="clear"/><w:tcMar><w:top w:type="dxa" w:w="60"/><w:left w:type="dxa" w:w="95"/><w:bottom w:type="dxa" w:w="60"/><w:right w:type="dxa" w:w="95"/></w:tcMar></w:tcPr><w:p><w:pPr><w:spacing w:after="0" w:line="254"/></w:pPr><w:r><w:rPr><w:b/><w:bCs/><w:sz w:val="18"/><w:szCs w:val="18"/></w:rPr><w:t xml:space="preserve">Handover-ready. Every remaining item is a production credential, a legal opinion, or a processor approval — none is application code. See §10.</w:t></w:r></w:p></w:tc></w:tr></w:tbl><w:p><w:r><w:br w:type="page"/></w:r></w:p><w:p><w:pPr><w:pStyle w:val="Heading1"/><w:spacing w:after="140" w:before="300"/></w:pPr><w:r><w:t xml:space="preserve">Contents</w:t></w:r></w:p><w:sdt><w:sdtPr><w:alias w:val="Contents"/></w:sdtPr><w:sdtContent><w:p><w:r><w:fldChar w:fldCharType="begin" w:dirty="true"/><w:instrText xml:space="preserve">TOC \h \o &quot;1-2&quot;</w:instrText><w:fldChar w:fldCharType="separate"/></w:r></w:p><w:p><w:r><w:fldChar w:fldCharType="end"/></w:r></w:p></w:sdtContent></w:sdt><w:p><w:r><w:br w:type="page"/></w:r></w:p><w:p><w:pPr><w:pStyle w:val="Heading1"/><w:spacing w:after="140" w:before="300"/></w:pPr><w:r><w:t xml:space="preserve">1. Executive summary</w:t></w:r></w:p><w:p><w:pPr><w:spacing w:after="130" w:line="280"/></w:pPr><w:r><w:rPr><w:sz w:val="21"/><w:szCs w:val="21"/></w:rPr><w:t xml:space="preserve">Gridiron is a real-money sports-pool platform. Players buy parlay cards for a pool of NFL games, predict the outcomes, and the platform automatically scores the results and pays the winners from the prize pot, less a platform fee.</w:t></w:r></w:p><w:p><w:pPr><w:spacing w:after="130" w:line="280"/></w:pPr><w:r><w:rPr><w:sz w:val="21"/><w:szCs w:val="21"/></w:rPr><w:t xml:space="preserve">Because real money moves through the system — card payments in via Stripe, winnings credited to an in-app balance, withdrawals out via PayPal — the engineering standard applied throughout is that the database, not the application, is the authorization boundary. An application bug alone must not be sufficient to leak data or move money.</w:t></w:r></w:p><w:p><w:pPr><w:pStyle w:val="Heading3"/><w:spacing w:after="70" w:before="170"/></w:pPr><w:r><w:t xml:space="preserve">Readiness at handover</w:t></w:r></w:p><w:tbl><w:tblPr><w:tblW w:type="dxa" w:w="8800"/><w:tblBorders><w:top w:val="single" w:color="auto" w:sz="4"/><w:left w:val="single" w:color="auto" w:sz="4"/><w:bottom w:val="single" w:color="auto" w:sz="4"/><w:right w:val="single" w:color="auto" w:sz="4"/><w:insideH w:val="single" w:color="auto" w:sz="4"/><w:insideV w:val="single" w:color="auto" w:sz="4"/></w:tblBorders></w:tblPr><w:tblGrid><w:gridCol w:w="3200"/><w:gridCol w:w="1500"/><w:gridCol w:w="4100"/></w:tblGrid><w:tr><w:trPr><w:tblHeader/></w:trPr><w:tc><w:tcPr><w:tcW w:type="dxa" w:w="3200"/><w:tcBorders><w:top w:val="single" w:color="D9D9D9" w:sz="4"/><w:left w:val="single" w:color="D9D9D9" w:sz="4"/><w:bottom w:val="single" w:color="D9D9D9" w:sz="4"/><w:right w:val="single" w:color="D9D9D9" w:sz="4"/></w:tcBorders><w:shd w:fill="1F3864" w:val="clear"/><w:tcMar><w:top w:type="dxa" w:w="60"/><w:left w:type="dxa" w:w="95"/><w:bottom w:type="dxa" w:w="60"/><w:right w:type="dxa" w:w="95"/></w:tcMar></w:tcPr><w:p><w:pPr><w:spacing w:after="0" w:line="254"/></w:pPr><w:r><w:rPr><w:b/><w:bCs/><w:color w:val="FFFFFF"/><w:sz w:val="18"/><w:szCs w:val="18"/></w:rPr><w:t xml:space="preserve">Gate</w:t></w:r></w:p></w:tc><w:tc><w:tcPr><w:tcW w:type="dxa" w:w="1500"/><w:tcBorders><w:top w:val="single" w:color="D9D9D9" w:sz="4"/><w:left w:val="single" w:color="D9D9D9" w:sz="4"/><w:bottom w:val="single" w:color="D9D9D9" w:sz="4"/><w:right w:val="single" w:color="D9D9D9" w:sz="4"/></w:tcBorders><w:shd w:fill="1F3864" w:val="clear"/><w:tcMar><w:top w:type="dxa" w:w="60"/><w:left w:type="dxa" w:w="95"/><w:bottom w:type="dxa" w:w="60"/><w:right w:type="dxa" w:w="95"/></w:tcMar></w:tcPr><w:p><w:pPr><w:spacing w:after="0" w:line="254"/></w:pPr><w:r><w:rPr><w:b/><w:bCs/><w:color w:val="FFFFFF"/><w:sz w:val="18"/><w:szCs w:val="18"/></w:rPr><w:t xml:space="preserve">Status</w:t></w:r></w:p></w:tc><w:tc><w:tcPr><w:tcW w:type="dxa" w:w="4100"/><w:tcBorders><w:top w:val="single" w:color="D9D9D9" w:sz="4"/><w:left w:val="single" w:color="D9D9D9" w:sz="4"/><w:bottom w:val="single" w:color="D9D9D9" w:sz="4"/><w:right w:val="single" w:color="D9D9D9" w:sz="4"/></w:tcBorders><w:shd w:fill="1F3864" w:val="clear"/><w:tcMar><w:top w:type="dxa" w:w="60"/><w:left w:type="dxa" w:w="95"/><w:bottom w:type="dxa" w:w="60"/><w:right w:type="dxa" w:w="95"/></w:tcMar></w:tcPr><w:p><w:pPr><w:spacing w:after="0" w:line="254"/></w:pPr><w:r><w:rPr><w:b/><w:bCs/><w:color w:val="FFFFFF"/><w:sz w:val="18"/><w:szCs w:val="18"/></w:rPr><w:t xml:space="preserve">Detail</w:t></w:r></w:p></w:tc></w:tr><w:tr><w:tc><w:tcPr><w:tcW w:type="dxa" w:w="3200"/><w:tcBorders><w:top w:val="single" w:color="D9D9D9" w:sz="4"/><w:left w:val="single" w:color="D9D9D9" w:sz="4"/><w:bottom w:val="single" w:color="D9D9D9" w:sz="4"/><w:right w:val="single" w:color="D9D9D9" w:sz="4"/></w:tcBorders><w:tcMar><w:top w:type="dxa" w:w="60"/><w:left w:type="dxa" w:w="95"/><w:bottom w:type="dxa" w:w="60"/><w:right w:type="dxa" w:w="95"/></w:tcMar></w:tcPr><w:p><w:pPr><w:spacing w:after="0" w:line="254"/></w:pPr><w:r><w:rPr><w:sz w:val="18"/><w:szCs w:val="18"/></w:rPr><w:t xml:space="preserve">TypeScript (tsc --noEmit)</w:t></w:r></w:p></w:tc><w:tc><w:tcPr><w:tcW w:type="dxa" w:w="1500"/><w:tcBorders><w:top w:val="single" w:color="D9D9D9" w:sz="4"/><w:left w:val="single" w:color="D9D9D9" w:sz="4"/><w:bottom w:val="single" w:color="D9D9D9" w:sz="4"/><w:right w:val="single" w:color="D9D9D9" w:sz="4"/></w:tcBorders><w:tcMar><w:top w:type="dxa" w:w="60"/><w:left w:type="dxa" w:w="95"/><w:bottom w:type="dxa" w:w="60"/><w:right w:type="dxa" w:w="95"/></w:tcMar></w:tcPr><w:p><w:pPr><w:spacing w:after="0" w:line="254"/></w:pPr><w:r><w:rPr><w:b/><w:bCs/><w:color w:val="1E7A3E"/><w:sz w:val="18"/><w:szCs w:val="18"/></w:rPr><w:t xml:space="preserve">PASS</w:t></w:r></w:p></w:tc><w:tc><w:tcPr><w:tcW w:type="dxa" w:w="4100"/><w:tcBorders><w:top w:val="single" w:color="D9D9D9" w:sz="4"/><w:left w:val="single" w:color="D9D9D9" w:sz="4"/><w:bottom w:val="single" w:color="D9D9D9" w:sz="4"/><w:right w:val="single" w:color="D9D9D9" w:sz="4"/></w:tcBorders><w:tcMar><w:top w:type="dxa" w:w="60"/><w:left w:type="dxa" w:w="95"/><w:bottom w:type="dxa" w:w="60"/><w:right w:type="dxa" w:w="95"/></w:tcMar></w:tcPr><w:p><w:pPr><w:spacing w:after="0" w:line="254"/></w:pPr><w:r><w:rPr><w:sz w:val="18"/><w:szCs w:val="18"/></w:rPr><w:t xml:space="preserve">0 errors, TypeScript 6</w:t></w:r></w:p></w:tc></w:tr><w:tr><w:tc><w:tcPr><w:tcW w:type="dxa" w:w="3200"/><w:tcBorders><w:top w:val="single" w:color="D9D9D9" w:sz="4"/><w:left w:val="single" w:color="D9D9D9" w:sz="4"/><w:bottom w:val="single" w:color="D9D9D9" w:sz="4"/><w:right w:val="single" w:color="D9D9D9" w:sz="4"/></w:tcBorders><w:shd w:fill="F4F6FA" w:val="clear"/><w:tcMar><w:top w:type="dxa" w:w="60"/><w:left w:type="dxa" w:w="95"/><w:bottom w:type="dxa" w:w="60"/><w:right w:type="dxa" w:w="95"/></w:tcMar></w:tcPr><w:p><w:pPr><w:spacing w:after="0" w:line="254"/></w:pPr><w:r><w:rPr><w:sz w:val="18"/><w:szCs w:val="18"/></w:rPr><w:t xml:space="preserve">Migration pipeline guard</w:t></w:r></w:p></w:tc><w:tc><w:tcPr><w:tcW w:type="dxa" w:w="1500"/><w:tcBorders><w:top w:val="single" w:color="D9D9D9" w:sz="4"/><w:left w:val="single" w:color="D9D9D9" w:sz="4"/><w:bottom w:val="single" w:color="D9D9D9" w:sz="4"/><w:right w:val="single" w:color="D9D9D9" w:sz="4"/></w:tcBorders><w:shd w:fill="F4F6FA" w:val="clear"/><w:tcMar><w:top w:type="dxa" w:w="60"/><w:left w:type="dxa" w:w="95"/><w:bottom w:type="dxa" w:w="60"/><w:right w:type="dxa" w:w="95"/></w:tcMar></w:tcPr><w:p><w:pPr><w:spacing w:after="0" w:line="254"/></w:pPr><w:r><w:rPr><w:b/><w:bCs/><w:color w:val="1E7A3E"/><w:sz w:val="18"/><w:szCs w:val="18"/></w:rPr><w:t xml:space="preserve">PASS</w:t></w:r></w:p></w:tc><w:tc><w:tcPr><w:tcW w:type="dxa" w:w="4100"/><w:tcBorders><w:top w:val="single" w:color="D9D9D9" w:sz="4"/><w:left w:val="single" w:color="D9D9D9" w:sz="4"/><w:bottom w:val="single" w:color="D9D9D9" w:sz="4"/><w:right w:val="single" w:color="D9D9D9" w:sz="4"/></w:tcBorders><w:shd w:fill="F4F6FA" w:val="clear"/><w:tcMar><w:top w:type="dxa" w:w="60"/><w:left w:type="dxa" w:w="95"/><w:bottom w:type="dxa" w:w="60"/><w:right w:type="dxa" w:w="95"/></w:tcMar></w:tcPr><w:p><w:pPr><w:spacing w:after="0" w:line="254"/></w:pPr><w:r><w:rPr><w:sz w:val="18"/><w:szCs w:val="18"/></w:rPr><w:t xml:space="preserve">34 migrations, all versions unique and well-formed</w:t></w:r></w:p></w:tc></w:tr><w:tr><w:tc><w:tcPr><w:tcW w:type="dxa" w:w="3200"/><w:tcBorders><w:top w:val="single" w:color="D9D9D9" w:sz="4"/><w:left w:val="single" w:color="D9D9D9" w:sz="4"/><w:bottom w:val="single" w:color="D9D9D9" w:sz="4"/><w:right w:val="single" w:color="D9D9D9" w:sz="4"/></w:tcBorders><w:tcMar><w:top w:type="dxa" w:w="60"/><w:left w:type="dxa" w:w="95"/><w:bottom w:type="dxa" w:w="60"/><w:right w:type="dxa" w:w="95"/></w:tcMar></w:tcPr><w:p><w:pPr><w:spacing w:after="0" w:line="254"/></w:pPr><w:r><w:rPr><w:sz w:val="18"/><w:szCs w:val="18"/></w:rPr><w:t xml:space="preserve">Vercel cron config guard</w:t></w:r></w:p></w:tc><w:tc><w:tcPr><w:tcW w:type="dxa" w:w="1500"/><w:tcBorders><w:top w:val="single" w:color="D9D9D9" w:sz="4"/><w:left w:val="single" w:color="D9D9D9" w:sz="4"/><w:bottom w:val="single" w:color="D9D9D9" w:sz="4"/><w:right w:val="single" w:color="D9D9D9" w:sz="4"/></w:tcBorders><w:tcMar><w:top w:type="dxa" w:w="60"/><w:left w:type="dxa" w:w="95"/><w:bottom w:type="dxa" w:w="60"/><w:right w:type="dxa" w:w="95"/></w:tcMar></w:tcPr><w:p><w:pPr><w:spacing w:after="0" w:line="254"/></w:pPr><w:r><w:rPr><w:b/><w:bCs/><w:color w:val="1E7A3E"/><w:sz w:val="18"/><w:szCs w:val="18"/></w:rPr><w:t xml:space="preserve">PASS</w:t></w:r></w:p></w:tc><w:tc><w:tcPr><w:tcW w:type="dxa" w:w="4100"/><w:tcBorders><w:top w:val="single" w:color="D9D9D9" w:sz="4"/><w:left w:val="single" w:color="D9D9D9" w:sz="4"/><w:bottom w:val="single" w:color="D9D9D9" w:sz="4"/><w:right w:val="single" w:color="D9D9D9" w:sz="4"/></w:tcBorders><w:tcMar><w:top w:type="dxa" w:w="60"/><w:left w:type="dxa" w:w="95"/><w:bottom w:type="dxa" w:w="60"/><w:right w:type="dxa" w:w="95"/></w:tcMar></w:tcPr><w:p><w:pPr><w:spacing w:after="0" w:line="254"/></w:pPr><w:r><w:rPr><w:sz w:val="18"/><w:szCs w:val="18"/></w:rPr><w:t xml:space="preserve">Blocks the schedule class that silently stops deployments</w:t></w:r></w:p></w:tc></w:tr><w:tr><w:tc><w:tcPr><w:tcW w:type="dxa" w:w="3200"/><w:tcBorders><w:top w:val="single" w:color="D9D9D9" w:sz="4"/><w:left w:val="single" w:color="D9D9D9" w:sz="4"/><w:bottom w:val="single" w:color="D9D9D9" w:sz="4"/><w:right w:val="single" w:color="D9D9D9" w:sz="4"/></w:tcBorders><w:shd w:fill="F4F6FA" w:val="clear"/><w:tcMar><w:top w:type="dxa" w:w="60"/><w:left w:type="dxa" w:w="95"/><w:bottom w:type="dxa" w:w="60"/><w:right w:type="dxa" w:w="95"/></w:tcMar></w:tcPr><w:p><w:pPr><w:spacing w:after="0" w:line="254"/></w:pPr><w:r><w:rPr><w:sz w:val="18"/><w:szCs w:val="18"/></w:rPr><w:t xml:space="preserve">Unit tests</w:t></w:r></w:p></w:tc><w:tc><w:tcPr><w:tcW w:type="dxa" w:w="1500"/><w:tcBorders><w:top w:val="single" w:color="D9D9D9" w:sz="4"/><w:left w:val="single" w:color="D9D9D9" w:sz="4"/><w:bottom w:val="single" w:color="D9D9D9" w:sz="4"/><w:right w:val="single" w:color="D9D9D9" w:sz="4"/></w:tcBorders><w:shd w:fill="F4F6FA" w:val="clear"/><w:tcMar><w:top w:type="dxa" w:w="60"/><w:left w:type="dxa" w:w="95"/><w:bottom w:type="dxa" w:w="60"/><w:right w:type="dxa" w:w="95"/></w:tcMar></w:tcPr><w:p><w:pPr><w:spacing w:after="0" w:line="254"/></w:pPr><w:r><w:rPr><w:b/><w:bCs/><w:color w:val="1E7A3E"/><w:sz w:val="18"/><w:szCs w:val="18"/></w:rPr><w:t xml:space="preserve">PASS</w:t></w:r></w:p></w:tc><w:tc><w:tcPr><w:tcW w:type="dxa" w:w="4100"/><w:tcBorders><w:top w:val="single" w:color="D9D9D9" w:sz="4"/><w:left w:val="single" w:color="D9D9D9" w:sz="4"/><w:bottom w:val="single" w:color="D9D9D9" w:sz="4"/><w:right w:val="single" w:color="D9D9D9" w:sz="4"/></w:tcBorders><w:shd w:fill="F4F6FA" w:val="clear"/><w:tcMar><w:top w:type="dxa" w:w="60"/><w:left w:type="dxa" w:w="95"/><w:bottom w:type="dxa" w:w="60"/><w:right w:type="dxa" w:w="95"/></w:tcMar></w:tcPr><w:p><w:pPr><w:spacing w:after="0" w:line="254"/></w:pPr><w:r><w:rPr><w:sz w:val="18"/><w:szCs w:val="18"/></w:rPr><w:t xml:space="preserve">34 tests: guard layer, schemas, age gate, HIBP</w:t></w:r></w:p></w:tc></w:tr><w:tr><w:tc><w:tcPr><w:tcW w:type="dxa" w:w="3200"/><w:tcBorders><w:top w:val="single" w:color="D9D9D9" w:sz="4"/><w:left w:val="single" w:color="D9D9D9" w:sz="4"/><w:bottom w:val="single" w:color="D9D9D9" w:sz="4"/><w:right w:val="single" w:color="D9D9D9" w:sz="4"/></w:tcBorders><w:tcMar><w:top w:type="dxa" w:w="60"/><w:left w:type="dxa" w:w="95"/><w:bottom w:type="dxa" w:w="60"/><w:right w:type="dxa" w:w="95"/></w:tcMar></w:tcPr><w:p><w:pPr><w:spacing w:after="0" w:line="254"/></w:pPr><w:r><w:rPr><w:sz w:val="18"/><w:szCs w:val="18"/></w:rPr><w:t xml:space="preserve">Settlement regression sweep</w:t></w:r></w:p></w:tc><w:tc><w:tcPr><w:tcW w:type="dxa" w:w="1500"/><w:tcBorders><w:top w:val="single" w:color="D9D9D9" w:sz="4"/><w:left w:val="single" w:color="D9D9D9" w:sz="4"/><w:bottom w:val="single" w:color="D9D9D9" w:sz="4"/><w:right w:val="single" w:color="D9D9D9" w:sz="4"/></w:tcBorders><w:tcMar><w:top w:type="dxa" w:w="60"/><w:left w:type="dxa" w:w="95"/><w:bottom w:type="dxa" w:w="60"/><w:right w:type="dxa" w:w="95"/></w:tcMar></w:tcPr><w:p><w:pPr><w:spacing w:after="0" w:line="254"/></w:pPr><w:r><w:rPr><w:b/><w:bCs/><w:color w:val="1E7A3E"/><w:sz w:val="18"/><w:szCs w:val="18"/></w:rPr><w:t xml:space="preserve">PASS</w:t></w:r></w:p></w:tc><w:tc><w:tcPr><w:tcW w:type="dxa" w:w="4100"/><w:tcBorders><w:top w:val="single" w:color="D9D9D9" w:sz="4"/><w:left w:val="single" w:color="D9D9D9" w:sz="4"/><w:bottom w:val="single" w:color="D9D9D9" w:sz="4"/><w:right w:val="single" w:color="D9D9D9" w:sz="4"/></w:tcBorders><w:tcMar><w:top w:type="dxa" w:w="60"/><w:left w:type="dxa" w:w="95"/><w:bottom w:type="dxa" w:w="60"/><w:right w:type="dxa" w:w="95"/></w:tcMar></w:tcPr><w:p><w:pPr><w:spacing w:after="0" w:line="254"/></w:pPr><w:r><w:rPr><w:sz w:val="18"/><w:szCs w:val="18"/></w:rPr><w:t xml:space="preserve">Scoring, tie-breaks, 243 rounding combinations</w:t></w:r></w:p></w:tc></w:tr><w:tr><w:tc><w:tcPr><w:tcW w:type="dxa" w:w="3200"/><w:tcBorders><w:top w:val="single" w:color="D9D9D9" w:sz="4"/><w:left w:val="single" w:color="D9D9D9" w:sz="4"/><w:bottom w:val="single" w:color="D9D9D9" w:sz="4"/><w:right w:val="single" w:color="D9D9D9" w:sz="4"/></w:tcBorders><w:shd w:fill="F4F6FA" w:val="clear"/><w:tcMar><w:top w:type="dxa" w:w="60"/><w:left w:type="dxa" w:w="95"/><w:bottom w:type="dxa" w:w="60"/><w:right w:type="dxa" w:w="95"/></w:tcMar></w:tcPr><w:p><w:pPr><w:spacing w:after="0" w:line="254"/></w:pPr><w:r><w:rPr><w:sz w:val="18"/><w:szCs w:val="18"/></w:rPr><w:t xml:space="preserve">Production build (next build)</w:t></w:r></w:p></w:tc><w:tc><w:tcPr><w:tcW w:type="dxa" w:w="1500"/><w:tcBorders><w:top w:val="single" w:color="D9D9D9" w:sz="4"/><w:left w:val="single" w:color="D9D9D9" w:sz="4"/><w:bottom w:val="single" w:color="D9D9D9" w:sz="4"/><w:right w:val="single" w:color="D9D9D9" w:sz="4"/></w:tcBorders><w:shd w:fill="F4F6FA" w:val="clear"/><w:tcMar><w:top w:type="dxa" w:w="60"/><w:left w:type="dxa" w:w="95"/><w:bottom w:type="dxa" w:w="60"/><w:right w:type="dxa" w:w="95"/></w:tcMar></w:tcPr><w:p><w:pPr><w:spacing w:after="0" w:line="254"/></w:pPr><w:r><w:rPr><w:b/><w:bCs/><w:color w:val="1E7A3E"/><w:sz w:val="18"/><w:szCs w:val="18"/></w:rPr><w:t xml:space="preserve">PASS</w:t></w:r></w:p></w:tc><w:tc><w:tcPr><w:tcW w:type="dxa" w:w="4100"/><w:tcBorders><w:top w:val="single" w:color="D9D9D9" w:sz="4"/><w:left w:val="single" w:color="D9D9D9" w:sz="4"/><w:bottom w:val="single" w:color="D9D9D9" w:sz="4"/><w:right w:val="single" w:color="D9D9D9" w:sz="4"/></w:tcBorders><w:shd w:fill="F4F6FA" w:val="clear"/><w:tcMar><w:top w:type="dxa" w:w="60"/><w:left w:type="dxa" w:w="95"/><w:bottom w:type="dxa" w:w="60"/><w:right w:type="dxa" w:w="95"/></w:tcMar></w:tcPr><w:p><w:pPr><w:spacing w:after="0" w:line="254"/></w:pPr><w:r><w:rPr><w:sz w:val="18"/><w:szCs w:val="18"/></w:rPr><w:t xml:space="preserve">All routes compile</w:t></w:r></w:p></w:tc></w:tr><w:tr><w:tc><w:tcPr><w:tcW w:type="dxa" w:w="3200"/><w:tcBorders><w:top w:val="single" w:color="D9D9D9" w:sz="4"/><w:left w:val="single" w:color="D9D9D9" w:sz="4"/><w:bottom w:val="single" w:color="D9D9D9" w:sz="4"/><w:right w:val="single" w:color="D9D9D9" w:sz="4"/></w:tcBorders><w:tcMar><w:top w:type="dxa" w:w="60"/><w:left w:type="dxa" w:w="95"/><w:bottom w:type="dxa" w:w="60"/><w:right w:type="dxa" w:w="95"/></w:tcMar></w:tcPr><w:p><w:pPr><w:spacing w:after="0" w:line="254"/></w:pPr><w:r><w:rPr><w:sz w:val="18"/><w:szCs w:val="18"/></w:rPr><w:t xml:space="preserve">ESLint</w:t></w:r></w:p></w:tc><w:tc><w:tcPr><w:tcW w:type="dxa" w:w="1500"/><w:tcBorders><w:top w:val="single" w:color="D9D9D9" w:sz="4"/><w:left w:val="single" w:color="D9D9D9" w:sz="4"/><w:bottom w:val="single" w:color="D9D9D9" w:sz="4"/><w:right w:val="single" w:color="D9D9D9" w:sz="4"/></w:tcBorders><w:tcMar><w:top w:type="dxa" w:w="60"/><w:left w:type="dxa" w:w="95"/><w:bottom w:type="dxa" w:w="60"/><w:right w:type="dxa" w:w="95"/></w:tcMar></w:tcPr><w:p><w:pPr><w:spacing w:after="0" w:line="254"/></w:pPr><w:r><w:rPr><w:b/><w:bCs/><w:color w:val="1E7A3E"/><w:sz w:val="18"/><w:szCs w:val="18"/></w:rPr><w:t xml:space="preserve">PASS</w:t></w:r></w:p></w:tc><w:tc><w:tcPr><w:tcW w:type="dxa" w:w="4100"/><w:tcBorders><w:top w:val="single" w:color="D9D9D9" w:sz="4"/><w:left w:val="single" w:color="D9D9D9" w:sz="4"/><w:bottom w:val="single" w:color="D9D9D9" w:sz="4"/><w:right w:val="single" w:color="D9D9D9" w:sz="4"/></w:tcBorders><w:tcMar><w:top w:type="dxa" w:w="60"/><w:left w:type="dxa" w:w="95"/><w:bottom w:type="dxa" w:w="60"/><w:right w:type="dxa" w:w="95"/></w:tcMar></w:tcPr><w:p><w:pPr><w:spacing w:after="0" w:line="254"/></w:pPr><w:r><w:rPr><w:sz w:val="18"/><w:szCs w:val="18"/></w:rPr><w:t xml:space="preserve">0 errors, incl. 21 jsx-a11y rules at error severity</w:t></w:r></w:p></w:tc></w:tr><w:tr><w:tc><w:tcPr><w:tcW w:type="dxa" w:w="3200"/><w:tcBorders><w:top w:val="single" w:color="D9D9D9" w:sz="4"/><w:left w:val="single" w:color="D9D9D9" w:sz="4"/><w:bottom w:val="single" w:color="D9D9D9" w:sz="4"/><w:right w:val="single" w:color="D9D9D9" w:sz="4"/></w:tcBorders><w:shd w:fill="F4F6FA" w:val="clear"/><w:tcMar><w:top w:type="dxa" w:w="60"/><w:left w:type="dxa" w:w="95"/><w:bottom w:type="dxa" w:w="60"/><w:right w:type="dxa" w:w="95"/></w:tcMar></w:tcPr><w:p><w:pPr><w:spacing w:after="0" w:line="254"/></w:pPr><w:r><w:rPr><w:sz w:val="18"/><w:szCs w:val="18"/></w:rPr><w:t xml:space="preserve">Dependency vulnerability scan</w:t></w:r></w:p></w:tc><w:tc><w:tcPr><w:tcW w:type="dxa" w:w="1500"/><w:tcBorders><w:top w:val="single" w:color="D9D9D9" w:sz="4"/><w:left w:val="single" w:color="D9D9D9" w:sz="4"/><w:bottom w:val="single" w:color="D9D9D9" w:sz="4"/><w:right w:val="single" w:color="D9D9D9" w:sz="4"/></w:tcBorders><w:shd w:fill="F4F6FA" w:val="clear"/><w:tcMar><w:top w:type="dxa" w:w="60"/><w:left w:type="dxa" w:w="95"/><w:bottom w:type="dxa" w:w="60"/><w:right w:type="dxa" w:w="95"/></w:tcMar></w:tcPr><w:p><w:pPr><w:spacing w:after="0" w:line="254"/></w:pPr><w:r><w:rPr><w:b/><w:bCs/><w:color w:val="1E7A3E"/><w:sz w:val="18"/><w:szCs w:val="18"/></w:rPr><w:t xml:space="preserve">PASS</w:t></w:r></w:p></w:tc><w:tc><w:tcPr><w:tcW w:type="dxa" w:w="4100"/><w:tcBorders><w:top w:val="single" w:color="D9D9D9" w:sz="4"/><w:left w:val="single" w:color="D9D9D9" w:sz="4"/><w:bottom w:val="single" w:color="D9D9D9" w:sz="4"/><w:right w:val="single" w:color="D9D9D9" w:sz="4"/></w:tcBorders><w:shd w:fill="F4F6FA" w:val="clear"/><w:tcMar><w:top w:type="dxa" w:w="60"/><w:left w:type="dxa" w:w="95"/><w:bottom w:type="dxa" w:w="60"/><w:right w:type="dxa" w:w="95"/></w:tcMar></w:tcPr><w:p><w:pPr><w:spacing w:after="0" w:line="254"/></w:pPr><w:r><w:rPr><w:sz w:val="18"/><w:szCs w:val="18"/></w:rPr><w:t xml:space="preserve">npm audit --audit-level=high, blocking in CI</w:t></w:r></w:p></w:tc></w:tr><w:tr><w:tc><w:tcPr><w:tcW w:type="dxa" w:w="3200"/><w:tcBorders><w:top w:val="single" w:color="D9D9D9" w:sz="4"/><w:left w:val="single" w:color="D9D9D9" w:sz="4"/><w:bottom w:val="single" w:color="D9D9D9" w:sz="4"/><w:right w:val="single" w:color="D9D9D9" w:sz="4"/></w:tcBorders><w:tcMar><w:top w:type="dxa" w:w="60"/><w:left w:type="dxa" w:w="95"/><w:bottom w:type="dxa" w:w="60"/><w:right w:type="dxa" w:w="95"/></w:tcMar></w:tcPr><w:p><w:pPr><w:spacing w:after="0" w:line="254"/></w:pPr><w:r><w:rPr><w:sz w:val="18"/><w:szCs w:val="18"/></w:rPr><w:t xml:space="preserve">End-to-end smoke (live)</w:t></w:r></w:p></w:tc><w:tc><w:tcPr><w:tcW w:type="dxa" w:w="1500"/><w:tcBorders><w:top w:val="single" w:color="D9D9D9" w:sz="4"/><w:left w:val="single" w:color="D9D9D9" w:sz="4"/><w:bottom w:val="single" w:color="D9D9D9" w:sz="4"/><w:right w:val="single" w:color="D9D9D9" w:sz="4"/></w:tcBorders><w:tcMar><w:top w:type="dxa" w:w="60"/><w:left w:type="dxa" w:w="95"/><w:bottom w:type="dxa" w:w="60"/><w:right w:type="dxa" w:w="95"/></w:tcMar></w:tcPr><w:p><w:pPr><w:spacing w:after="0" w:line="254"/></w:pPr><w:r><w:rPr><w:b/><w:bCs/><w:color w:val="1E7A3E"/><w:sz w:val="18"/><w:szCs w:val="18"/></w:rPr><w:t xml:space="preserve">PASS</w:t></w:r></w:p></w:tc><w:tc><w:tcPr><w:tcW w:type="dxa" w:w="4100"/><w:tcBorders><w:top w:val="single" w:color="D9D9D9" w:sz="4"/><w:left w:val="single" w:color="D9D9D9" w:sz="4"/><w:bottom w:val="single" w:color="D9D9D9" w:sz="4"/><w:right w:val="single" w:color="D9D9D9" w:sz="4"/></w:tcBorders><w:tcMar><w:top w:type="dxa" w:w="60"/><w:left w:type="dxa" w:w="95"/><w:bottom w:type="dxa" w:w="60"/><w:right w:type="dxa" w:w="95"/></w:tcMar></w:tcPr><w:p><w:pPr><w:spacing w:after="0" w:line="254"/></w:pPr><w:r><w:rPr><w:sz w:val="18"/><w:szCs w:val="18"/></w:rPr><w:t xml:space="preserve">13 of 13 against production</w:t></w:r></w:p></w:tc></w:tr></w:tbl><w:p><w:pPr><w:spacing w:after="80"/></w:pPr></w:p><w:tbl><w:tblPr><w:tblW w:type="dxa" w:w="8900"/><w:tblBorders><w:top w:val="single" w:color="auto" w:sz="4"/><w:left w:val="single" w:color="auto" w:sz="4"/><w:bottom w:val="single" w:color="auto" w:sz="4"/><w:right w:val="single" w:color="auto" w:sz="4"/><w:insideH w:val="single" w:color="auto" w:sz="4"/><w:insideV w:val="single" w:color="auto" w:sz="4"/></w:tblBorders></w:tblPr><w:tblGrid><w:gridCol w:w="8900"/></w:tblGrid><w:tr><w:tc><w:tcPr><w:tcW w:type="dxa" w:w="8900"/><w:tcBorders><w:top w:val="none"/><w:left w:val="single" w:color="B22222" w:sz="18"/><w:bottom w:val="none"/><w:right w:val="none"/></w:tcBorders><w:shd w:fill="FBECEC" w:val="clear"/><w:tcMar><w:top w:type="dxa" w:w="115"/><w:left w:type="dxa" w:w="155"/><w:bottom w:type="dxa" w:w="115"/><w:right w:type="dxa" w:w="155"/></w:tcMar></w:tcPr><w:p><w:pPr><w:spacing w:after="45"/></w:pPr><w:r><w:rPr><w:b/><w:bCs/><w:color w:val="1F3864"/><w:sz w:val="20"/><w:szCs w:val="20"/></w:rPr><w:t xml:space="preserve">The most important finding of the whole project</w:t></w:r></w:p><w:p><w:pPr><w:spacing w:after="0" w:line="274"/></w:pPr><w:r><w:rPr><w:b/><w:bCs/><w:sz w:val="21"/><w:szCs w:val="21"/></w:rPr><w:t xml:space="preserve">Nothing the compliance cycle built had ever reached users. </w:t></w:r><w:r><w:rPr><w:sz w:val="21"/><w:szCs w:val="21"/></w:rPr><w:t xml:space="preserve">Five merged commits produced no Vercel deployment at all. Not failed builds: no builds. This project runs on the Vercel Hobby plan, where a cron schedule finer than daily does not degrade gracefully - it makes Vercel REFUSE to create the deployment. One commit changed settlement from daily to hourly, and every commit after it silently stopped shipping while CI stayed green and the dashboard showed a healthy production deployment of eight-day-old code. </w:t></w:r><w:r><w:rPr><w:sz w:val="21"/><w:szCs w:val="21"/></w:rPr><w:t xml:space="preserve">The lesson is the failure mode, not the mistake: every signal a team normally trusts was green. That class of bug is now blocked by scripts/check-vercel-crons.ts in CI, and production is verified live. See section 9.</w:t></w:r><w:r><w:rPr><w:b/><w:bCs/><w:sz w:val="21"/><w:szCs w:val="21"/></w:rPr><w:t xml:space="preserve">Second: a required environment variable was unset in production for eight days. </w:t></w:r><w:r><w:rPr><w:sz w:val="21"/><w:szCs w:val="21"/></w:rPr><w:t xml:space="preserve">Settlement could not complete and the Stripe webhook could not fulfil a purchase - a player could be charged and receive nothing - while the public site served normally. That asymmetry is why nobody noticed. A health probe now answers this in one request, and an error digest escalates it.</w:t></w:r></w:p></w:tc></w:tr></w:tbl><w:tbl><w:tblPr><w:tblW w:type="dxa" w:w="8900"/><w:tblBorders><w:top w:val="single" w:color="auto" w:sz="4"/><w:left w:val="single" w:color="auto" w:sz="4"/><w:bottom w:val="single" w:color="auto" w:sz="4"/><w:right w:val="single" w:color="auto" w:sz="4"/><w:insideH w:val="single" w:color="auto" w:sz="4"/><w:insideV w:val="single" w:color="auto" w:sz="4"/></w:tblBorders></w:tblPr><w:tblGrid><w:gridCol w:w="8900"/></w:tblGrid><w:tr><w:tc><w:tcPr><w:tcW w:type="dxa" w:w="8900"/><w:tcBorders><w:top w:val="none"/><w:left w:val="single" w:color="B22222" w:sz="18"/><w:bottom w:val="none"/><w:right w:val="none"/></w:tcBorders><w:shd w:fill="FBECEC" w:val="clear"/><w:tcMar><w:top w:type="dxa" w:w="115"/><w:left w:type="dxa" w:w="155"/><w:bottom w:type="dxa" w:w="115"/><w:right w:type="dxa" w:w="155"/></w:tcMar></w:tcPr><w:p><w:pPr><w:spacing w:after="45"/></w:pPr><w:r><w:rPr><w:b/><w:bCs/><w:color w:val="1F3864"/><w:sz w:val="20"/><w:szCs w:val="20"/></w:rPr><w:t xml:space="preserve">Earlier cycles, for completeness</w:t></w:r></w:p><w:p><w:pPr><w:spacing w:after="0" w:line="274"/></w:pPr><w:r><w:rPr><w:b/><w:bCs/><w:sz w:val="21"/><w:szCs w:val="21"/></w:rPr><w:t xml:space="preserve">1. Card purchases were broken end-to-end on any database provisioned from the committed migrations. </w:t></w:r><w:r><w:rPr><w:sz w:val="21"/><w:szCs w:val="21"/></w:rPr><w:t xml:space="preserve">Two columns on </w:t></w:r><w:r><w:rPr><w:rFonts w:ascii="Consolas" w:cs="Consolas" w:eastAsia="Consolas" w:hAnsi="Consolas"/><w:color w:val="1A4D2E"/><w:sz w:val="18"/><w:szCs w:val="18"/></w:rPr><w:t xml:space="preserve">pool_transactions</w:t></w:r><w:r><w:rPr><w:sz w:val="21"/><w:szCs w:val="21"/></w:rPr><w:t xml:space="preserve"> are </w:t></w:r><w:r><w:rPr><w:rFonts w:ascii="Consolas" w:cs="Consolas" w:eastAsia="Consolas" w:hAnsi="Consolas"/><w:color w:val="1A4D2E"/><w:sz w:val="18"/><w:szCs w:val="18"/></w:rPr><w:t xml:space="preserve">NOT NULL</w:t></w:r><w:r><w:rPr><w:sz w:val="21"/><w:szCs w:val="21"/></w:rPr><w:t xml:space="preserve"> with no default, the trigger meant to populate them existed in no migration, and the purchase code supplied neither — so the insert failed, the card was rolled back, and the player was charged by Stripe and received nothing. -</w:t></w:r><w:r><w:rPr><w:b/><w:bCs/><w:sz w:val="21"/><w:szCs w:val="21"/></w:rPr><w:t xml:space="preserve">2. A crafted pool could mint prize money. </w:t></w:r><w:r><w:rPr><w:sz w:val="21"/><w:szCs w:val="21"/></w:rPr><w:t xml:space="preserve">The platform fee is multiplied into the payout, and the column that holds it was writable on insert and unclamped — a pool created with a fee of −100 would have paid out twice its pot. Both are fixed; see §9.</w:t></w:r></w:p></w:tc></w:tr></w:tbl><w:p><w:pPr><w:pStyle w:val="Heading1"/><w:spacing w:after="140" w:before="300"/></w:pPr><w:r><w:t xml:space="preserve">2. What the product does</w:t></w:r></w:p><w:p><w:pPr><w:spacing w:after="130" w:line="280"/></w:pPr><w:r><w:rPr><w:sz w:val="21"/><w:szCs w:val="21"/></w:rPr><w:t xml:space="preserve">The domain has three core objects:</w:t></w:r></w:p><w:p><w:pPr><w:pStyle w:val="ListParagraph"/><w:numPr><w:ilvl w:val="0"/><w:numId w:val="2"/></w:numPr><w:spacing w:after="85" w:line="272"/></w:pPr><w:r><w:rPr><w:b/><w:bCs/><w:sz w:val="21"/><w:szCs w:val="21"/></w:rPr><w:t xml:space="preserve">Pool</w:t></w:r><w:r><w:rPr><w:sz w:val="21"/><w:szCs w:val="21"/></w:rPr><w:t xml:space="preserve"> — a contest over a slate of 6–9 NFL games from a single week, with a fixed entry fee. Pools are public (anyone may join) or private (invitation only).</w:t></w:r></w:p><w:p><w:pPr><w:pStyle w:val="ListParagraph"/><w:numPr><w:ilvl w:val="0"/><w:numId w:val="2"/></w:numPr><w:spacing w:after="85" w:line="272"/></w:pPr><w:r><w:rPr><w:b/><w:bCs/><w:sz w:val="21"/><w:szCs w:val="21"/></w:rPr><w:t xml:space="preserve">Parlay card</w:t></w:r><w:r><w:rPr><w:sz w:val="21"/><w:szCs w:val="21"/></w:rPr><w:t xml:space="preserve"> — a paid entry. A player may hold up to three per pool, each with its own set of predictions.</w:t></w:r></w:p><w:p><w:pPr><w:pStyle w:val="ListParagraph"/><w:numPr><w:ilvl w:val="0"/><w:numId w:val="2"/></w:numPr><w:spacing w:after="85" w:line="272"/></w:pPr><w:r><w:rPr><w:b/><w:bCs/><w:sz w:val="21"/><w:szCs w:val="21"/></w:rPr><w:t xml:space="preserve">Prize pot</w:t></w:r><w:r><w:rPr><w:sz w:val="21"/><w:szCs w:val="21"/></w:rPr><w:t xml:space="preserve"> — the sum of entry fees. At settlement the platform fee is deducted and the remainder is split between the winners.</w:t></w:r></w:p><w:p><w:pPr><w:pStyle w:val="Heading2"/><w:spacing w:after="100" w:before="240"/></w:pPr><w:r><w:t xml:space="preserve">2.1 The player journey</w:t></w:r></w:p><w:p><w:pPr><w:pStyle w:val="ListParagraph"/><w:numPr><w:ilvl w:val="0"/><w:numId w:val="3"/></w:numPr><w:spacing w:after="95" w:line="272"/></w:pPr><w:r><w:rPr><w:b/><w:bCs/><w:sz w:val="21"/><w:szCs w:val="21"/></w:rPr><w:t xml:space="preserve">Sign up</w:t></w:r><w:r><w:rPr><w:sz w:val="21"/><w:szCs w:val="21"/></w:rPr><w:t xml:space="preserve"> — email and password via Supabase Auth (minimum 10 characters, mixed case and a digit).</w:t></w:r></w:p><w:p><w:pPr><w:pStyle w:val="ListParagraph"/><w:numPr><w:ilvl w:val="0"/><w:numId w:val="3"/></w:numPr><w:spacing w:after="95" w:line="272"/></w:pPr><w:r><w:rPr><w:b/><w:bCs/><w:sz w:val="21"/><w:szCs w:val="21"/></w:rPr><w:t xml:space="preserve">Browse and join</w:t></w:r><w:r><w:rPr><w:sz w:val="21"/><w:szCs w:val="21"/></w:rPr><w:t xml:space="preserve"> — choose a pool and pay the entry fee through Stripe Checkout. The price is fixed by the pool server-side; the client cannot influence it.</w:t></w:r></w:p><w:p><w:pPr><w:pStyle w:val="ListParagraph"/><w:numPr><w:ilvl w:val="0"/><w:numId w:val="3"/></w:numPr><w:spacing w:after="95" w:line="272"/></w:pPr><w:r><w:rPr><w:b/><w:bCs/><w:sz w:val="21"/><w:szCs w:val="21"/></w:rPr><w:t xml:space="preserve">Receive a card</w:t></w:r><w:r><w:rPr><w:sz w:val="21"/><w:szCs w:val="21"/></w:rPr><w:t xml:space="preserve"> — issued only after Stripe confirms the payment. The webhook is the source of truth, so a closed tab or lost connection cannot cost a player their entry.</w:t></w:r></w:p><w:p><w:pPr><w:pStyle w:val="ListParagraph"/><w:numPr><w:ilvl w:val="0"/><w:numId w:val="3"/></w:numPr><w:spacing w:after="95" w:line="272"/></w:pPr><w:r><w:rPr><w:b/><w:bCs/><w:sz w:val="21"/><w:szCs w:val="21"/></w:rPr><w:t xml:space="preserve">Make predictions</w:t></w:r><w:r><w:rPr><w:sz w:val="21"/><w:szCs w:val="21"/></w:rPr><w:t xml:space="preserve"> — pick each game&apos;s outcome plus a total-score tiebreaker. Picks stay editable until that game kicks off, then lock.</w:t></w:r></w:p><w:p><w:pPr><w:pStyle w:val="ListParagraph"/><w:numPr><w:ilvl w:val="0"/><w:numId w:val="3"/></w:numPr><w:spacing w:after="95" w:line="272"/></w:pPr><w:r><w:rPr><w:b/><w:bCs/><w:sz w:val="21"/><w:szCs w:val="21"/></w:rPr><w:t xml:space="preserve">Games are played</w:t></w:r><w:r><w:rPr><w:sz w:val="21"/><w:szCs w:val="21"/></w:rPr><w:t xml:space="preserve"> — final scores are pulled automatically from the ESPN scoreboard feed.</w:t></w:r></w:p><w:p><w:pPr><w:pStyle w:val="ListParagraph"/><w:numPr><w:ilvl w:val="0"/><w:numId w:val="3"/></w:numPr><w:spacing w:after="95" w:line="272"/></w:pPr><w:r><w:rPr><w:b/><w:bCs/><w:sz w:val="21"/><w:szCs w:val="21"/></w:rPr><w:t xml:space="preserve">Settlement</w:t></w:r><w:r><w:rPr><w:sz w:val="21"/><w:szCs w:val="21"/></w:rPr><w:t xml:space="preserve"> — once every game in the pool has finished, all cards are scored, the winner (or winners) determined, and their share credited to their balance.</w:t></w:r></w:p><w:p><w:pPr><w:pStyle w:val="ListParagraph"/><w:numPr><w:ilvl w:val="0"/><w:numId w:val="3"/></w:numPr><w:spacing w:after="95" w:line="272"/></w:pPr><w:r><w:rPr><w:b/><w:bCs/><w:sz w:val="21"/><w:szCs w:val="21"/></w:rPr><w:t xml:space="preserve">Withdrawal</w:t></w:r><w:r><w:rPr><w:sz w:val="21"/><w:szCs w:val="21"/></w:rPr><w:t xml:space="preserve"> — the player links a PayPal address and requests a payout; an administrator approves it and the funds are sent.</w:t></w:r></w:p><w:p><w:pPr><w:pStyle w:val="Heading2"/><w:spacing w:after="100" w:before="240"/></w:pPr><w:r><w:t xml:space="preserve">2.2 How a winner is decided</w:t></w:r></w:p><w:p><w:pPr><w:spacing w:after="130" w:line="280"/></w:pPr><w:r><w:rPr><w:sz w:val="21"/><w:szCs w:val="21"/></w:rPr><w:t xml:space="preserve">A card is eligible only if it has a pick for every finished game in the pool. Cards are ranked by percentage of correct predictions. Ties are broken by the smallest total error across total-score predictions; a card that supplied no total-score prediction is treated as worst-case so it cannot win a tie by default. Where a genuine tie remains, the pot is split.</w:t></w:r></w:p><w:p><w:pPr><w:spacing w:after="130" w:line="280"/></w:pPr><w:r><w:rPr><w:sz w:val="21"/><w:szCs w:val="21"/></w:rPr><w:t xml:space="preserve">Cancelled or postponed games count as correct for every player, so a disrupted fixture cannot arbitrarily eliminate anyone.</w:t></w:r></w:p><w:tbl><w:tblPr><w:tblW w:type="dxa" w:w="8900"/><w:tblBorders><w:top w:val="single" w:color="auto" w:sz="4"/><w:left w:val="single" w:color="auto" w:sz="4"/><w:bottom w:val="single" w:color="auto" w:sz="4"/><w:right w:val="single" w:color="auto" w:sz="4"/><w:insideH w:val="single" w:color="auto" w:sz="4"/><w:insideV w:val="single" w:color="auto" w:sz="4"/></w:tblBorders></w:tblPr><w:tblGrid><w:gridCol w:w="8900"/></w:tblGrid><w:tr><w:tc><w:tcPr><w:tcW w:type="dxa" w:w="8900"/><w:tcBorders><w:top w:val="none"/><w:left w:val="single" w:color="1E7A3E" w:sz="18"/><w:bottom w:val="none"/><w:right w:val="none"/></w:tcBorders><w:shd w:fill="EAF2EA" w:val="clear"/><w:tcMar><w:top w:type="dxa" w:w="115"/><w:left w:type="dxa" w:w="155"/><w:bottom w:type="dxa" w:w="115"/><w:right w:type="dxa" w:w="155"/></w:tcMar></w:tcPr><w:p><w:pPr><w:spacing w:after="45"/></w:pPr><w:r><w:rPr><w:b/><w:bCs/><w:color w:val="1F3864"/><w:sz w:val="20"/><w:szCs w:val="20"/></w:rPr><w:t xml:space="preserve">Money precision</w:t></w:r></w:p><w:p><w:pPr><w:spacing w:after="0" w:line="274"/></w:pPr><w:r><w:rPr><w:sz w:val="21"/><w:szCs w:val="21"/></w:rPr><w:t xml:space="preserve">The pot is divided in integer cents, with any indivisible remainder distributed one cent at a time in a deterministic order. Payouts therefore sum to exactly the net pot for every pot size and winner count — verified by an automated sweep across 243 combinations.</w:t></w:r></w:p></w:tc></w:tr></w:tbl><w:p><w:r><w:br w:type="page"/></w:r></w:p><w:p><w:pPr><w:pStyle w:val="Heading1"/><w:spacing w:after="140" w:before="300"/></w:pPr><w:r><w:t xml:space="preserve">3. Architecture</w:t></w:r></w:p><w:p><w:pPr><w:spacing w:after="130" w:line="280"/></w:pPr><w:r><w:rPr><w:sz w:val="21"/><w:szCs w:val="21"/></w:rPr><w:t xml:space="preserve">Gridiron is a single Next.js application. There is no separate backend service: the API is a set of App Router route handlers that execute server-side, deployed as serverless functions.</w:t></w:r></w:p><w:tbl><w:tblPr><w:tblW w:type="dxa" w:w="8800"/><w:tblBorders><w:top w:val="single" w:color="auto" w:sz="4"/><w:left w:val="single" w:color="auto" w:sz="4"/><w:bottom w:val="single" w:color="auto" w:sz="4"/><w:right w:val="single" w:color="auto" w:sz="4"/><w:insideH w:val="single" w:color="auto" w:sz="4"/><w:insideV w:val="single" w:color="auto" w:sz="4"/></w:tblBorders></w:tblPr><w:tblGrid><w:gridCol w:w="2400"/><w:gridCol w:w="6400"/></w:tblGrid><w:tr><w:trPr><w:tblHeader/></w:trPr><w:tc><w:tcPr><w:tcW w:type="dxa" w:w="2400"/><w:tcBorders><w:top w:val="single" w:color="D9D9D9" w:sz="4"/><w:left w:val="single" w:color="D9D9D9" w:sz="4"/><w:bottom w:val="single" w:color="D9D9D9" w:sz="4"/><w:right w:val="single" w:color="D9D9D9" w:sz="4"/></w:tcBorders><w:shd w:fill="1F3864" w:val="clear"/><w:tcMar><w:top w:type="dxa" w:w="60"/><w:left w:type="dxa" w:w="95"/><w:bottom w:type="dxa" w:w="60"/><w:right w:type="dxa" w:w="95"/></w:tcMar></w:tcPr><w:p><w:pPr><w:spacing w:after="0" w:line="254"/></w:pPr><w:r><w:rPr><w:b/><w:bCs/><w:color w:val="FFFFFF"/><w:sz w:val="18"/><w:szCs w:val="18"/></w:rPr><w:t xml:space="preserve">Component</w:t></w:r></w:p></w:tc><w:tc><w:tcPr><w:tcW w:type="dxa" w:w="6400"/><w:tcBorders><w:top w:val="single" w:color="D9D9D9" w:sz="4"/><w:left w:val="single" w:color="D9D9D9" w:sz="4"/><w:bottom w:val="single" w:color="D9D9D9" w:sz="4"/><w:right w:val="single" w:color="D9D9D9" w:sz="4"/></w:tcBorders><w:shd w:fill="1F3864" w:val="clear"/><w:tcMar><w:top w:type="dxa" w:w="60"/><w:left w:type="dxa" w:w="95"/><w:bottom w:type="dxa" w:w="60"/><w:right w:type="dxa" w:w="95"/></w:tcMar></w:tcPr><w:p><w:pPr><w:spacing w:after="0" w:line="254"/></w:pPr><w:r><w:rPr><w:b/><w:bCs/><w:color w:val="FFFFFF"/><w:sz w:val="18"/><w:szCs w:val="18"/></w:rPr><w:t xml:space="preserve">Role</w:t></w:r></w:p></w:tc></w:tr><w:tr><w:tc><w:tcPr><w:tcW w:type="dxa" w:w="2400"/><w:tcBorders><w:top w:val="single" w:color="D9D9D9" w:sz="4"/><w:left w:val="single" w:color="D9D9D9" w:sz="4"/><w:bottom w:val="single" w:color="D9D9D9" w:sz="4"/><w:right w:val="single" w:color="D9D9D9" w:sz="4"/></w:tcBorders><w:tcMar><w:top w:type="dxa" w:w="60"/><w:left w:type="dxa" w:w="95"/><w:bottom w:type="dxa" w:w="60"/><w:right w:type="dxa" w:w="95"/></w:tcMar></w:tcPr><w:p><w:pPr><w:spacing w:after="0" w:line="254"/></w:pPr><w:r><w:rPr><w:sz w:val="18"/><w:szCs w:val="18"/></w:rPr><w:t xml:space="preserve">Next.js 16 (App Router)</w:t></w:r></w:p></w:tc><w:tc><w:tcPr><w:tcW w:type="dxa" w:w="6400"/><w:tcBorders><w:top w:val="single" w:color="D9D9D9" w:sz="4"/><w:left w:val="single" w:color="D9D9D9" w:sz="4"/><w:bottom w:val="single" w:color="D9D9D9" w:sz="4"/><w:right w:val="single" w:color="D9D9D9" w:sz="4"/></w:tcBorders><w:tcMar><w:top w:type="dxa" w:w="60"/><w:left w:type="dxa" w:w="95"/><w:bottom w:type="dxa" w:w="60"/><w:right w:type="dxa" w:w="95"/></w:tcMar></w:tcPr><w:p><w:pPr><w:spacing w:after="0" w:line="254"/></w:pPr><w:r><w:rPr><w:sz w:val="18"/><w:szCs w:val="18"/></w:rPr><w:t xml:space="preserve">UI and API in one deployment. Route handlers under src/app/api are the backend.</w:t></w:r></w:p></w:tc></w:tr><w:tr><w:tc><w:tcPr><w:tcW w:type="dxa" w:w="2400"/><w:tcBorders><w:top w:val="single" w:color="D9D9D9" w:sz="4"/><w:left w:val="single" w:color="D9D9D9" w:sz="4"/><w:bottom w:val="single" w:color="D9D9D9" w:sz="4"/><w:right w:val="single" w:color="D9D9D9" w:sz="4"/></w:tcBorders><w:shd w:fill="F4F6FA" w:val="clear"/><w:tcMar><w:top w:type="dxa" w:w="60"/><w:left w:type="dxa" w:w="95"/><w:bottom w:type="dxa" w:w="60"/><w:right w:type="dxa" w:w="95"/></w:tcMar></w:tcPr><w:p><w:pPr><w:spacing w:after="0" w:line="254"/></w:pPr><w:r><w:rPr><w:sz w:val="18"/><w:szCs w:val="18"/></w:rPr><w:t xml:space="preserve">Supabase Postgres</w:t></w:r></w:p></w:tc><w:tc><w:tcPr><w:tcW w:type="dxa" w:w="6400"/><w:tcBorders><w:top w:val="single" w:color="D9D9D9" w:sz="4"/><w:left w:val="single" w:color="D9D9D9" w:sz="4"/><w:bottom w:val="single" w:color="D9D9D9" w:sz="4"/><w:right w:val="single" w:color="D9D9D9" w:sz="4"/></w:tcBorders><w:shd w:fill="F4F6FA" w:val="clear"/><w:tcMar><w:top w:type="dxa" w:w="60"/><w:left w:type="dxa" w:w="95"/><w:bottom w:type="dxa" w:w="60"/><w:right w:type="dxa" w:w="95"/></w:tcMar></w:tcPr><w:p><w:pPr><w:spacing w:after="0" w:line="254"/></w:pPr><w:r><w:rPr><w:sz w:val="18"/><w:szCs w:val="18"/></w:rPr><w:t xml:space="preserve">System of record. Row Level Security is the authorization boundary.</w:t></w:r></w:p></w:tc></w:tr><w:tr><w:tc><w:tcPr><w:tcW w:type="dxa" w:w="2400"/><w:tcBorders><w:top w:val="single" w:color="D9D9D9" w:sz="4"/><w:left w:val="single" w:color="D9D9D9" w:sz="4"/><w:bottom w:val="single" w:color="D9D9D9" w:sz="4"/><w:right w:val="single" w:color="D9D9D9" w:sz="4"/></w:tcBorders><w:tcMar><w:top w:type="dxa" w:w="60"/><w:left w:type="dxa" w:w="95"/><w:bottom w:type="dxa" w:w="60"/><w:right w:type="dxa" w:w="95"/></w:tcMar></w:tcPr><w:p><w:pPr><w:spacing w:after="0" w:line="254"/></w:pPr><w:r><w:rPr><w:sz w:val="18"/><w:szCs w:val="18"/></w:rPr><w:t xml:space="preserve">Supabase Auth (GoTrue)</w:t></w:r></w:p></w:tc><w:tc><w:tcPr><w:tcW w:type="dxa" w:w="6400"/><w:tcBorders><w:top w:val="single" w:color="D9D9D9" w:sz="4"/><w:left w:val="single" w:color="D9D9D9" w:sz="4"/><w:bottom w:val="single" w:color="D9D9D9" w:sz="4"/><w:right w:val="single" w:color="D9D9D9" w:sz="4"/></w:tcBorders><w:tcMar><w:top w:type="dxa" w:w="60"/><w:left w:type="dxa" w:w="95"/><w:bottom w:type="dxa" w:w="60"/><w:right w:type="dxa" w:w="95"/></w:tcMar></w:tcPr><w:p><w:pPr><w:spacing w:after="0" w:line="254"/></w:pPr><w:r><w:rPr><w:sz w:val="18"/><w:szCs w:val="18"/></w:rPr><w:t xml:space="preserve">Identity. JWT delivered in HTTP-only cookies.</w:t></w:r></w:p></w:tc></w:tr><w:tr><w:tc><w:tcPr><w:tcW w:type="dxa" w:w="2400"/><w:tcBorders><w:top w:val="single" w:color="D9D9D9" w:sz="4"/><w:left w:val="single" w:color="D9D9D9" w:sz="4"/><w:bottom w:val="single" w:color="D9D9D9" w:sz="4"/><w:right w:val="single" w:color="D9D9D9" w:sz="4"/></w:tcBorders><w:shd w:fill="F4F6FA" w:val="clear"/><w:tcMar><w:top w:type="dxa" w:w="60"/><w:left w:type="dxa" w:w="95"/><w:bottom w:type="dxa" w:w="60"/><w:right w:type="dxa" w:w="95"/></w:tcMar></w:tcPr><w:p><w:pPr><w:spacing w:after="0" w:line="254"/></w:pPr><w:r><w:rPr><w:sz w:val="18"/><w:szCs w:val="18"/></w:rPr><w:t xml:space="preserve">Stripe</w:t></w:r></w:p></w:tc><w:tc><w:tcPr><w:tcW w:type="dxa" w:w="6400"/><w:tcBorders><w:top w:val="single" w:color="D9D9D9" w:sz="4"/><w:left w:val="single" w:color="D9D9D9" w:sz="4"/><w:bottom w:val="single" w:color="D9D9D9" w:sz="4"/><w:right w:val="single" w:color="D9D9D9" w:sz="4"/></w:tcBorders><w:shd w:fill="F4F6FA" w:val="clear"/><w:tcMar><w:top w:type="dxa" w:w="60"/><w:left w:type="dxa" w:w="95"/><w:bottom w:type="dxa" w:w="60"/><w:right w:type="dxa" w:w="95"/></w:tcMar></w:tcPr><w:p><w:pPr><w:spacing w:after="0" w:line="254"/></w:pPr><w:r><w:rPr><w:sz w:val="18"/><w:szCs w:val="18"/></w:rPr><w:t xml:space="preserve">Card payments in. The webhook is the authoritative fulfilment trigger.</w:t></w:r></w:p></w:tc></w:tr><w:tr><w:tc><w:tcPr><w:tcW w:type="dxa" w:w="2400"/><w:tcBorders><w:top w:val="single" w:color="D9D9D9" w:sz="4"/><w:left w:val="single" w:color="D9D9D9" w:sz="4"/><w:bottom w:val="single" w:color="D9D9D9" w:sz="4"/><w:right w:val="single" w:color="D9D9D9" w:sz="4"/></w:tcBorders><w:tcMar><w:top w:type="dxa" w:w="60"/><w:left w:type="dxa" w:w="95"/><w:bottom w:type="dxa" w:w="60"/><w:right w:type="dxa" w:w="95"/></w:tcMar></w:tcPr><w:p><w:pPr><w:spacing w:after="0" w:line="254"/></w:pPr><w:r><w:rPr><w:sz w:val="18"/><w:szCs w:val="18"/></w:rPr><w:t xml:space="preserve">PayPal Payouts</w:t></w:r></w:p></w:tc><w:tc><w:tcPr><w:tcW w:type="dxa" w:w="6400"/><w:tcBorders><w:top w:val="single" w:color="D9D9D9" w:sz="4"/><w:left w:val="single" w:color="D9D9D9" w:sz="4"/><w:bottom w:val="single" w:color="D9D9D9" w:sz="4"/><w:right w:val="single" w:color="D9D9D9" w:sz="4"/></w:tcBorders><w:tcMar><w:top w:type="dxa" w:w="60"/><w:left w:type="dxa" w:w="95"/><w:bottom w:type="dxa" w:w="60"/><w:right w:type="dxa" w:w="95"/></w:tcMar></w:tcPr><w:p><w:pPr><w:spacing w:after="0" w:line="254"/></w:pPr><w:r><w:rPr><w:sz w:val="18"/><w:szCs w:val="18"/></w:rPr><w:t xml:space="preserve">Withdrawals out.</w:t></w:r></w:p></w:tc></w:tr><w:tr><w:tc><w:tcPr><w:tcW w:type="dxa" w:w="2400"/><w:tcBorders><w:top w:val="single" w:color="D9D9D9" w:sz="4"/><w:left w:val="single" w:color="D9D9D9" w:sz="4"/><w:bottom w:val="single" w:color="D9D9D9" w:sz="4"/><w:right w:val="single" w:color="D9D9D9" w:sz="4"/></w:tcBorders><w:shd w:fill="F4F6FA" w:val="clear"/><w:tcMar><w:top w:type="dxa" w:w="60"/><w:left w:type="dxa" w:w="95"/><w:bottom w:type="dxa" w:w="60"/><w:right w:type="dxa" w:w="95"/></w:tcMar></w:tcPr><w:p><w:pPr><w:spacing w:after="0" w:line="254"/></w:pPr><w:r><w:rPr><w:sz w:val="18"/><w:szCs w:val="18"/></w:rPr><w:t xml:space="preserve">ESPN scoreboard API</w:t></w:r></w:p></w:tc><w:tc><w:tcPr><w:tcW w:type="dxa" w:w="6400"/><w:tcBorders><w:top w:val="single" w:color="D9D9D9" w:sz="4"/><w:left w:val="single" w:color="D9D9D9" w:sz="4"/><w:bottom w:val="single" w:color="D9D9D9" w:sz="4"/><w:right w:val="single" w:color="D9D9D9" w:sz="4"/></w:tcBorders><w:shd w:fill="F4F6FA" w:val="clear"/><w:tcMar><w:top w:type="dxa" w:w="60"/><w:left w:type="dxa" w:w="95"/><w:bottom w:type="dxa" w:w="60"/><w:right w:type="dxa" w:w="95"/></w:tcMar></w:tcPr><w:p><w:pPr><w:spacing w:after="0" w:line="254"/></w:pPr><w:r><w:rPr><w:sz w:val="18"/><w:szCs w:val="18"/></w:rPr><w:t xml:space="preserve">Fixtures, live status and final scores.</w:t></w:r></w:p></w:tc></w:tr><w:tr><w:tc><w:tcPr><w:tcW w:type="dxa" w:w="2400"/><w:tcBorders><w:top w:val="single" w:color="D9D9D9" w:sz="4"/><w:left w:val="single" w:color="D9D9D9" w:sz="4"/><w:bottom w:val="single" w:color="D9D9D9" w:sz="4"/><w:right w:val="single" w:color="D9D9D9" w:sz="4"/></w:tcBorders><w:tcMar><w:top w:type="dxa" w:w="60"/><w:left w:type="dxa" w:w="95"/><w:bottom w:type="dxa" w:w="60"/><w:right w:type="dxa" w:w="95"/></w:tcMar></w:tcPr><w:p><w:pPr><w:spacing w:after="0" w:line="254"/></w:pPr><w:r><w:rPr><w:sz w:val="18"/><w:szCs w:val="18"/></w:rPr><w:t xml:space="preserve">Vercel Cron + GitHub Actions</w:t></w:r></w:p></w:tc><w:tc><w:tcPr><w:tcW w:type="dxa" w:w="6400"/><w:tcBorders><w:top w:val="single" w:color="D9D9D9" w:sz="4"/><w:left w:val="single" w:color="D9D9D9" w:sz="4"/><w:bottom w:val="single" w:color="D9D9D9" w:sz="4"/><w:right w:val="single" w:color="D9D9D9" w:sz="4"/></w:tcBorders><w:tcMar><w:top w:type="dxa" w:w="60"/><w:left w:type="dxa" w:w="95"/><w:bottom w:type="dxa" w:w="60"/><w:right w:type="dxa" w:w="95"/></w:tcMar></w:tcPr><w:p><w:pPr><w:spacing w:after="0" w:line="254"/></w:pPr><w:r><w:rPr><w:sz w:val="18"/><w:szCs w:val="18"/></w:rPr><w:t xml:space="preserve">Scheduled settlement (daily and every 30 minutes respectively).</w:t></w:r></w:p></w:tc></w:tr><w:tr><w:tc><w:tcPr><w:tcW w:type="dxa" w:w="2400"/><w:tcBorders><w:top w:val="single" w:color="D9D9D9" w:sz="4"/><w:left w:val="single" w:color="D9D9D9" w:sz="4"/><w:bottom w:val="single" w:color="D9D9D9" w:sz="4"/><w:right w:val="single" w:color="D9D9D9" w:sz="4"/></w:tcBorders><w:shd w:fill="F4F6FA" w:val="clear"/><w:tcMar><w:top w:type="dxa" w:w="60"/><w:left w:type="dxa" w:w="95"/><w:bottom w:type="dxa" w:w="60"/><w:right w:type="dxa" w:w="95"/></w:tcMar></w:tcPr><w:p><w:pPr><w:spacing w:after="0" w:line="254"/></w:pPr><w:r><w:rPr><w:sz w:val="18"/><w:szCs w:val="18"/></w:rPr><w:t xml:space="preserve">Upstash Redis (optional)</w:t></w:r></w:p></w:tc><w:tc><w:tcPr><w:tcW w:type="dxa" w:w="6400"/><w:tcBorders><w:top w:val="single" w:color="D9D9D9" w:sz="4"/><w:left w:val="single" w:color="D9D9D9" w:sz="4"/><w:bottom w:val="single" w:color="D9D9D9" w:sz="4"/><w:right w:val="single" w:color="D9D9D9" w:sz="4"/></w:tcBorders><w:shd w:fill="F4F6FA" w:val="clear"/><w:tcMar><w:top w:type="dxa" w:w="60"/><w:left w:type="dxa" w:w="95"/><w:bottom w:type="dxa" w:w="60"/><w:right w:type="dxa" w:w="95"/></w:tcMar></w:tcPr><w:p><w:pPr><w:spacing w:after="0" w:line="254"/></w:pPr><w:r><w:rPr><w:sz w:val="18"/><w:szCs w:val="18"/></w:rPr><w:t xml:space="preserve">Shared-store rate limiting across serverless instances.</w:t></w:r></w:p></w:tc></w:tr></w:tbl><w:p><w:pPr><w:pStyle w:val="Heading2"/><w:spacing w:after="100" w:before="240"/></w:pPr><w:r><w:t xml:space="preserve">3.1 The two database clients</w:t></w:r></w:p><w:p><w:pPr><w:spacing w:after="130" w:line="280"/></w:pPr><w:r><w:rPr><w:sz w:val="21"/><w:szCs w:val="21"/></w:rPr><w:t xml:space="preserve">Choosing correctly between these is the backbone of the access-control model, and is the first thing to check in any review:</w:t></w:r></w:p><w:tbl><w:tblPr><w:tblW w:type="dxa" w:w="8800"/><w:tblBorders><w:top w:val="single" w:color="auto" w:sz="4"/><w:left w:val="single" w:color="auto" w:sz="4"/><w:bottom w:val="single" w:color="auto" w:sz="4"/><w:right w:val="single" w:color="auto" w:sz="4"/><w:insideH w:val="single" w:color="auto" w:sz="4"/><w:insideV w:val="single" w:color="auto" w:sz="4"/></w:tblBorders></w:tblPr><w:tblGrid><w:gridCol w:w="2700"/><w:gridCol w:w="6100"/></w:tblGrid><w:tr><w:trPr><w:tblHeader/></w:trPr><w:tc><w:tcPr><w:tcW w:type="dxa" w:w="2700"/><w:tcBorders><w:top w:val="single" w:color="D9D9D9" w:sz="4"/><w:left w:val="single" w:color="D9D9D9" w:sz="4"/><w:bottom w:val="single" w:color="D9D9D9" w:sz="4"/><w:right w:val="single" w:color="D9D9D9" w:sz="4"/></w:tcBorders><w:shd w:fill="1F3864" w:val="clear"/><w:tcMar><w:top w:type="dxa" w:w="60"/><w:left w:type="dxa" w:w="95"/><w:bottom w:type="dxa" w:w="60"/><w:right w:type="dxa" w:w="95"/></w:tcMar></w:tcPr><w:p><w:pPr><w:spacing w:after="0" w:line="254"/></w:pPr><w:r><w:rPr><w:b/><w:bCs/><w:color w:val="FFFFFF"/><w:sz w:val="18"/><w:szCs w:val="18"/></w:rPr><w:t xml:space="preserve">Client</w:t></w:r></w:p></w:tc><w:tc><w:tcPr><w:tcW w:type="dxa" w:w="6100"/><w:tcBorders><w:top w:val="single" w:color="D9D9D9" w:sz="4"/><w:left w:val="single" w:color="D9D9D9" w:sz="4"/><w:bottom w:val="single" w:color="D9D9D9" w:sz="4"/><w:right w:val="single" w:color="D9D9D9" w:sz="4"/></w:tcBorders><w:shd w:fill="1F3864" w:val="clear"/><w:tcMar><w:top w:type="dxa" w:w="60"/><w:left w:type="dxa" w:w="95"/><w:bottom w:type="dxa" w:w="60"/><w:right w:type="dxa" w:w="95"/></w:tcMar></w:tcPr><w:p><w:pPr><w:spacing w:after="0" w:line="254"/></w:pPr><w:r><w:rPr><w:b/><w:bCs/><w:color w:val="FFFFFF"/><w:sz w:val="18"/><w:szCs w:val="18"/></w:rPr><w:t xml:space="preserve">Semantics</w:t></w:r></w:p></w:tc></w:tr><w:tr><w:tc><w:tcPr><w:tcW w:type="dxa" w:w="2700"/><w:tcBorders><w:top w:val="single" w:color="D9D9D9" w:sz="4"/><w:left w:val="single" w:color="D9D9D9" w:sz="4"/><w:bottom w:val="single" w:color="D9D9D9" w:sz="4"/><w:right w:val="single" w:color="D9D9D9" w:sz="4"/></w:tcBorders><w:tcMar><w:top w:type="dxa" w:w="60"/><w:left w:type="dxa" w:w="95"/><w:bottom w:type="dxa" w:w="60"/><w:right w:type="dxa" w:w="95"/></w:tcMar></w:tcPr><w:p><w:pPr><w:spacing w:after="0" w:line="254"/></w:pPr><w:r><w:rPr><w:sz w:val="18"/><w:szCs w:val="18"/></w:rPr><w:t xml:space="preserve">createClient() — src/lib/supabase/server.ts</w:t></w:r></w:p></w:tc><w:tc><w:tcPr><w:tcW w:type="dxa" w:w="6100"/><w:tcBorders><w:top w:val="single" w:color="D9D9D9" w:sz="4"/><w:left w:val="single" w:color="D9D9D9" w:sz="4"/><w:bottom w:val="single" w:color="D9D9D9" w:sz="4"/><w:right w:val="single" w:color="D9D9D9" w:sz="4"/></w:tcBorders><w:tcMar><w:top w:type="dxa" w:w="60"/><w:left w:type="dxa" w:w="95"/><w:bottom w:type="dxa" w:w="60"/><w:right w:type="dxa" w:w="95"/></w:tcMar></w:tcPr><w:p><w:pPr><w:spacing w:after="0" w:line="254"/></w:pPr><w:r><w:rPr><w:sz w:val="18"/><w:szCs w:val="18"/></w:rPr><w:t xml:space="preserve">Bound to the request cookies; runs as the signed-in user (or anonymous). RLS applies. The default for anything user-facing.</w:t></w:r></w:p></w:tc></w:tr><w:tr><w:tc><w:tcPr><w:tcW w:type="dxa" w:w="2700"/><w:tcBorders><w:top w:val="single" w:color="D9D9D9" w:sz="4"/><w:left w:val="single" w:color="D9D9D9" w:sz="4"/><w:bottom w:val="single" w:color="D9D9D9" w:sz="4"/><w:right w:val="single" w:color="D9D9D9" w:sz="4"/></w:tcBorders><w:shd w:fill="F4F6FA" w:val="clear"/><w:tcMar><w:top w:type="dxa" w:w="60"/><w:left w:type="dxa" w:w="95"/><w:bottom w:type="dxa" w:w="60"/><w:right w:type="dxa" w:w="95"/></w:tcMar></w:tcPr><w:p><w:pPr><w:spacing w:after="0" w:line="254"/></w:pPr><w:r><w:rPr><w:sz w:val="18"/><w:szCs w:val="18"/></w:rPr><w:t xml:space="preserve">createAdminClient() — src/lib/supabase/admin.ts</w:t></w:r></w:p></w:tc><w:tc><w:tcPr><w:tcW w:type="dxa" w:w="6100"/><w:tcBorders><w:top w:val="single" w:color="D9D9D9" w:sz="4"/><w:left w:val="single" w:color="D9D9D9" w:sz="4"/><w:bottom w:val="single" w:color="D9D9D9" w:sz="4"/><w:right w:val="single" w:color="D9D9D9" w:sz="4"/></w:tcBorders><w:shd w:fill="F4F6FA" w:val="clear"/><w:tcMar><w:top w:type="dxa" w:w="60"/><w:left w:type="dxa" w:w="95"/><w:bottom w:type="dxa" w:w="60"/><w:right w:type="dxa" w:w="95"/></w:tcMar></w:tcPr><w:p><w:pPr><w:spacing w:after="0" w:line="254"/></w:pPr><w:r><w:rPr><w:sz w:val="18"/><w:szCs w:val="18"/></w:rPr><w:t xml:space="preserve">Service-role. Bypasses RLS entirely. Permitted only where there is no user session (Stripe webhook, cron) or immediately after an explicit authorization gate.</w:t></w:r></w:p></w:tc></w:tr></w:tbl><w:p><w:pPr><w:pStyle w:val="Heading2"/><w:spacing w:after="100" w:before="240"/></w:pPr><w:r><w:t xml:space="preserve">3.2 Request lifecycle</w:t></w:r></w:p><w:p><w:pPr><w:pBdr><w:left w:val="single" w:color="C4CDD5" w:sz="14" w:space="8"/></w:pBdr><w:shd w:fill="F6F8FA" w:val="clear"/><w:spacing w:after="0" w:line="236"/></w:pPr><w:r><w:rPr><w:rFonts w:ascii="Consolas" w:cs="Consolas" w:eastAsia="Consolas" w:hAnsi="Consolas"/><w:color w:val="24292E"/><w:sz w:val="17"/><w:szCs w:val="17"/></w:rPr><w:t xml:space="preserve">1. Route handler invoked</w:t></w:r></w:p><w:p><w:pPr><w:pBdr><w:left w:val="single" w:color="C4CDD5" w:sz="14" w:space="8"/></w:pBdr><w:shd w:fill="F6F8FA" w:val="clear"/><w:spacing w:after="0" w:line="236"/></w:pPr><w:r><w:rPr><w:rFonts w:ascii="Consolas" w:cs="Consolas" w:eastAsia="Consolas" w:hAnsi="Consolas"/><w:color w:val="24292E"/><w:sz w:val="17"/><w:szCs w:val="17"/></w:rPr><w:t xml:space="preserve">2. supabase = await createClient()             // cookie-bound session client</w:t></w:r></w:p><w:p><w:pPr><w:pBdr><w:left w:val="single" w:color="C4CDD5" w:sz="14" w:space="8"/></w:pBdr><w:shd w:fill="F6F8FA" w:val="clear"/><w:spacing w:after="0" w:line="236"/></w:pPr><w:r><w:rPr><w:rFonts w:ascii="Consolas" w:cs="Consolas" w:eastAsia="Consolas" w:hAnsi="Consolas"/><w:color w:val="24292E"/><w:sz w:val="17"/><w:szCs w:val="17"/></w:rPr><w:t xml:space="preserve">3. supabase.auth.getUser()                     // verify the JWT</w:t></w:r></w:p><w:p><w:pPr><w:pBdr><w:left w:val="single" w:color="C4CDD5" w:sz="14" w:space="8"/></w:pBdr><w:shd w:fill="F6F8FA" w:val="clear"/><w:spacing w:after="0" w:line="236"/></w:pPr><w:r><w:rPr><w:rFonts w:ascii="Consolas" w:cs="Consolas" w:eastAsia="Consolas" w:hAnsi="Consolas"/><w:color w:val="24292E"/><w:sz w:val="17"/><w:szCs w:val="17"/></w:rPr><w:t xml:space="preserve">4. not signed in -&gt; 401</w:t></w:r></w:p><w:p><w:pPr><w:pBdr><w:left w:val="single" w:color="C4CDD5" w:sz="14" w:space="8"/></w:pBdr><w:shd w:fill="F6F8FA" w:val="clear"/><w:spacing w:after="0" w:line="236"/></w:pPr><w:r><w:rPr><w:rFonts w:ascii="Consolas" w:cs="Consolas" w:eastAsia="Consolas" w:hAnsi="Consolas"/><w:color w:val="24292E"/><w:sz w:val="17"/><w:szCs w:val="17"/></w:rPr><w:t xml:space="preserve">5. authorize: bind the object to the caller, and/or requireAdmin()</w:t></w:r></w:p><w:p><w:pPr><w:pBdr><w:left w:val="single" w:color="C4CDD5" w:sz="14" w:space="8"/></w:pBdr><w:shd w:fill="F6F8FA" w:val="clear"/><w:spacing w:after="0" w:line="236"/></w:pPr><w:r><w:rPr><w:rFonts w:ascii="Consolas" w:cs="Consolas" w:eastAsia="Consolas" w:hAnsi="Consolas"/><w:color w:val="24292E"/><w:sz w:val="17"/><w:szCs w:val="17"/></w:rPr><w:t xml:space="preserve">6. validate: zod .parse() / .safeParse() on body and params</w:t></w:r></w:p><w:p><w:pPr><w:pBdr><w:left w:val="single" w:color="C4CDD5" w:sz="14" w:space="8"/></w:pBdr><w:shd w:fill="F6F8FA" w:val="clear"/><w:spacing w:after="0" w:line="236"/></w:pPr><w:r><w:rPr><w:rFonts w:ascii="Consolas" w:cs="Consolas" w:eastAsia="Consolas" w:hAnsi="Consolas"/><w:color w:val="24292E"/><w:sz w:val="17"/><w:szCs w:val="17"/></w:rPr><w:t xml:space="preserve">7. guards: assertSameOrigin() + rate limit on money mutations</w:t></w:r></w:p><w:p><w:pPr><w:pBdr><w:left w:val="single" w:color="C4CDD5" w:sz="14" w:space="8"/></w:pBdr><w:shd w:fill="F6F8FA" w:val="clear"/><w:spacing w:after="0" w:line="236"/></w:pPr><w:r><w:rPr><w:rFonts w:ascii="Consolas" w:cs="Consolas" w:eastAsia="Consolas" w:hAnsi="Consolas"/><w:color w:val="24292E"/><w:sz w:val="17"/><w:szCs w:val="17"/></w:rPr><w:t xml:space="preserve">8. execute under RLS  (or service-role, only after step 5)</w:t></w:r></w:p><w:p><w:pPr><w:pBdr><w:left w:val="single" w:color="C4CDD5" w:sz="14" w:space="8"/></w:pBdr><w:shd w:fill="F6F8FA" w:val="clear"/><w:spacing w:after="130" w:line="236"/></w:pPr><w:r><w:rPr><w:rFonts w:ascii="Consolas" w:cs="Consolas" w:eastAsia="Consolas" w:hAnsi="Consolas"/><w:color w:val="24292E"/><w:sz w:val="17"/><w:szCs w:val="17"/></w:rPr><w:t xml:space="preserve">9. RLS independently re-checks the same rule in the database</w:t></w:r></w:p><w:p><w:pPr><w:pStyle w:val="Heading1"/><w:spacing w:after="140" w:before="300"/></w:pPr><w:r><w:t xml:space="preserve">4. Repository structure</w:t></w:r></w:p><w:p><w:pPr><w:pBdr><w:left w:val="single" w:color="C4CDD5" w:sz="14" w:space="8"/></w:pBdr><w:shd w:fill="F6F8FA" w:val="clear"/><w:spacing w:after="0" w:line="236"/></w:pPr><w:r><w:rPr><w:rFonts w:ascii="Consolas" w:cs="Consolas" w:eastAsia="Consolas" w:hAnsi="Consolas"/><w:color w:val="24292E"/><w:sz w:val="17"/><w:szCs w:val="17"/></w:rPr><w:t xml:space="preserve">src/</w:t></w:r></w:p><w:p><w:pPr><w:pBdr><w:left w:val="single" w:color="C4CDD5" w:sz="14" w:space="8"/></w:pBdr><w:shd w:fill="F6F8FA" w:val="clear"/><w:spacing w:after="0" w:line="236"/></w:pPr><w:r><w:rPr><w:rFonts w:ascii="Consolas" w:cs="Consolas" w:eastAsia="Consolas" w:hAnsi="Consolas"/><w:color w:val="24292E"/><w:sz w:val="17"/><w:szCs w:val="17"/></w:rPr><w:t xml:space="preserve">├── app/</w:t></w:r></w:p><w:p><w:pPr><w:pBdr><w:left w:val="single" w:color="C4CDD5" w:sz="14" w:space="8"/></w:pBdr><w:shd w:fill="F6F8FA" w:val="clear"/><w:spacing w:after="0" w:line="236"/></w:pPr><w:r><w:rPr><w:rFonts w:ascii="Consolas" w:cs="Consolas" w:eastAsia="Consolas" w:hAnsi="Consolas"/><w:color w:val="24292E"/><w:sz w:val="17"/><w:szCs w:val="17"/></w:rPr><w:t xml:space="preserve">│   ├── (marketing)/        public landing, terms, privacy, contact</w:t></w:r></w:p><w:p><w:pPr><w:pBdr><w:left w:val="single" w:color="C4CDD5" w:sz="14" w:space="8"/></w:pBdr><w:shd w:fill="F6F8FA" w:val="clear"/><w:spacing w:after="0" w:line="236"/></w:pPr><w:r><w:rPr><w:rFonts w:ascii="Consolas" w:cs="Consolas" w:eastAsia="Consolas" w:hAnsi="Consolas"/><w:color w:val="24292E"/><w:sz w:val="17"/><w:szCs w:val="17"/></w:rPr><w:t xml:space="preserve">│   ├── (auth)/             login, signup, auth/callback</w:t></w:r></w:p><w:p><w:pPr><w:pBdr><w:left w:val="single" w:color="C4CDD5" w:sz="14" w:space="8"/></w:pBdr><w:shd w:fill="F6F8FA" w:val="clear"/><w:spacing w:after="0" w:line="236"/></w:pPr><w:r><w:rPr><w:rFonts w:ascii="Consolas" w:cs="Consolas" w:eastAsia="Consolas" w:hAnsi="Consolas"/><w:color w:val="24292E"/><w:sz w:val="17"/><w:szCs w:val="17"/></w:rPr><w:t xml:space="preserve">│   ├── (app)/              dashboard, pools, my-games, winnings, admin</w:t></w:r></w:p><w:p><w:pPr><w:pBdr><w:left w:val="single" w:color="C4CDD5" w:sz="14" w:space="8"/></w:pBdr><w:shd w:fill="F6F8FA" w:val="clear"/><w:spacing w:after="0" w:line="236"/></w:pPr><w:r><w:rPr><w:rFonts w:ascii="Consolas" w:cs="Consolas" w:eastAsia="Consolas" w:hAnsi="Consolas"/><w:color w:val="24292E"/><w:sz w:val="17"/><w:szCs w:val="17"/></w:rPr><w:t xml:space="preserve">│   └── api/                43 route handlers — this is the backend</w:t></w:r></w:p><w:p><w:pPr><w:pBdr><w:left w:val="single" w:color="C4CDD5" w:sz="14" w:space="8"/></w:pBdr><w:shd w:fill="F6F8FA" w:val="clear"/><w:spacing w:after="0" w:line="236"/></w:pPr><w:r><w:rPr><w:rFonts w:ascii="Consolas" w:cs="Consolas" w:eastAsia="Consolas" w:hAnsi="Consolas"/><w:color w:val="24292E"/><w:sz w:val="17"/><w:szCs w:val="17"/></w:rPr><w:t xml:space="preserve">├── components/             62 components, grouped by feature</w:t></w:r></w:p><w:p><w:pPr><w:pBdr><w:left w:val="single" w:color="C4CDD5" w:sz="14" w:space="8"/></w:pBdr><w:shd w:fill="F6F8FA" w:val="clear"/><w:spacing w:after="0" w:line="236"/></w:pPr><w:r><w:rPr><w:rFonts w:ascii="Consolas" w:cs="Consolas" w:eastAsia="Consolas" w:hAnsi="Consolas"/><w:color w:val="24292E"/><w:sz w:val="17"/><w:szCs w:val="17"/></w:rPr><w:t xml:space="preserve">├── lib/</w:t></w:r></w:p><w:p><w:pPr><w:pBdr><w:left w:val="single" w:color="C4CDD5" w:sz="14" w:space="8"/></w:pBdr><w:shd w:fill="F6F8FA" w:val="clear"/><w:spacing w:after="0" w:line="236"/></w:pPr><w:r><w:rPr><w:rFonts w:ascii="Consolas" w:cs="Consolas" w:eastAsia="Consolas" w:hAnsi="Consolas"/><w:color w:val="24292E"/><w:sz w:val="17"/><w:szCs w:val="17"/></w:rPr><w:t xml:space="preserve">│   ├── hooks/              React Query data hooks</w:t></w:r></w:p><w:p><w:pPr><w:pBdr><w:left w:val="single" w:color="C4CDD5" w:sz="14" w:space="8"/></w:pBdr><w:shd w:fill="F6F8FA" w:val="clear"/><w:spacing w:after="0" w:line="236"/></w:pPr><w:r><w:rPr><w:rFonts w:ascii="Consolas" w:cs="Consolas" w:eastAsia="Consolas" w:hAnsi="Consolas"/><w:color w:val="24292E"/><w:sz w:val="17"/><w:szCs w:val="17"/></w:rPr><w:t xml:space="preserve">│   ├── supabase/           server (RLS) + admin (service-role) clients</w:t></w:r></w:p><w:p><w:pPr><w:pBdr><w:left w:val="single" w:color="C4CDD5" w:sz="14" w:space="8"/></w:pBdr><w:shd w:fill="F6F8FA" w:val="clear"/><w:spacing w:after="0" w:line="236"/></w:pPr><w:r><w:rPr><w:rFonts w:ascii="Consolas" w:cs="Consolas" w:eastAsia="Consolas" w:hAnsi="Consolas"/><w:color w:val="24292E"/><w:sz w:val="17"/><w:szCs w:val="17"/></w:rPr><w:t xml:space="preserve">│   ├── winners.ts             scoring and pot split        &lt;- money</w:t></w:r></w:p><w:p><w:pPr><w:pBdr><w:left w:val="single" w:color="C4CDD5" w:sz="14" w:space="8"/></w:pBdr><w:shd w:fill="F6F8FA" w:val="clear"/><w:spacing w:after="0" w:line="236"/></w:pPr><w:r><w:rPr><w:rFonts w:ascii="Consolas" w:cs="Consolas" w:eastAsia="Consolas" w:hAnsi="Consolas"/><w:color w:val="24292E"/><w:sz w:val="17"/><w:szCs w:val="17"/></w:rPr><w:t xml:space="preserve">│   ├── settle-pools.ts        settlement pipeline          &lt;- money</w:t></w:r></w:p><w:p><w:pPr><w:pBdr><w:left w:val="single" w:color="C4CDD5" w:sz="14" w:space="8"/></w:pBdr><w:shd w:fill="F6F8FA" w:val="clear"/><w:spacing w:after="0" w:line="236"/></w:pPr><w:r><w:rPr><w:rFonts w:ascii="Consolas" w:cs="Consolas" w:eastAsia="Consolas" w:hAnsi="Consolas"/><w:color w:val="24292E"/><w:sz w:val="17"/><w:szCs w:val="17"/></w:rPr><w:t xml:space="preserve">│   ├── materialize-winners.ts winner persistence           &lt;- money</w:t></w:r></w:p><w:p><w:pPr><w:pBdr><w:left w:val="single" w:color="C4CDD5" w:sz="14" w:space="8"/></w:pBdr><w:shd w:fill="F6F8FA" w:val="clear"/><w:spacing w:after="0" w:line="236"/></w:pPr><w:r><w:rPr><w:rFonts w:ascii="Consolas" w:cs="Consolas" w:eastAsia="Consolas" w:hAnsi="Consolas"/><w:color w:val="24292E"/><w:sz w:val="17"/><w:szCs w:val="17"/></w:rPr><w:t xml:space="preserve">│   ├── fulfill-card-purchase.ts Stripe fulfilment          &lt;- money</w:t></w:r></w:p><w:p><w:pPr><w:pBdr><w:left w:val="single" w:color="C4CDD5" w:sz="14" w:space="8"/></w:pBdr><w:shd w:fill="F6F8FA" w:val="clear"/><w:spacing w:after="0" w:line="236"/></w:pPr><w:r><w:rPr><w:rFonts w:ascii="Consolas" w:cs="Consolas" w:eastAsia="Consolas" w:hAnsi="Consolas"/><w:color w:val="24292E"/><w:sz w:val="17"/><w:szCs w:val="17"/></w:rPr><w:t xml:space="preserve">│   ├── rate-limit.ts          Upstash + in-memory limiter</w:t></w:r></w:p><w:p><w:pPr><w:pBdr><w:left w:val="single" w:color="C4CDD5" w:sz="14" w:space="8"/></w:pBdr><w:shd w:fill="F6F8FA" w:val="clear"/><w:spacing w:after="0" w:line="236"/></w:pPr><w:r><w:rPr><w:rFonts w:ascii="Consolas" w:cs="Consolas" w:eastAsia="Consolas" w:hAnsi="Consolas"/><w:color w:val="24292E"/><w:sz w:val="17"/><w:szCs w:val="17"/></w:rPr><w:t xml:space="preserve">│   ├── request-guards.ts      CSRF / same-origin</w:t></w:r></w:p><w:p><w:pPr><w:pBdr><w:left w:val="single" w:color="C4CDD5" w:sz="14" w:space="8"/></w:pBdr><w:shd w:fill="F6F8FA" w:val="clear"/><w:spacing w:after="0" w:line="236"/></w:pPr><w:r><w:rPr><w:rFonts w:ascii="Consolas" w:cs="Consolas" w:eastAsia="Consolas" w:hAnsi="Consolas"/><w:color w:val="24292E"/><w:sz w:val="17"/><w:szCs w:val="17"/></w:rPr><w:t xml:space="preserve">│   └── validations.ts         Zod schemas</w:t></w:r></w:p><w:p><w:pPr><w:pBdr><w:left w:val="single" w:color="C4CDD5" w:sz="14" w:space="8"/></w:pBdr><w:shd w:fill="F6F8FA" w:val="clear"/><w:spacing w:after="0" w:line="236"/></w:pPr><w:r><w:rPr><w:rFonts w:ascii="Consolas" w:cs="Consolas" w:eastAsia="Consolas" w:hAnsi="Consolas"/><w:color w:val="24292E"/><w:sz w:val="17"/><w:szCs w:val="17"/></w:rPr><w:t xml:space="preserve">└── proxy.ts                route protection (Next 16 renamed middleware.ts)</w:t></w:r></w:p><w:p><w:pPr><w:pBdr><w:left w:val="single" w:color="C4CDD5" w:sz="14" w:space="8"/></w:pBdr><w:shd w:fill="F6F8FA" w:val="clear"/><w:spacing w:after="0" w:line="236"/></w:pPr><w:r><w:rPr><w:rFonts w:ascii="Consolas" w:cs="Consolas" w:eastAsia="Consolas" w:hAnsi="Consolas"/><w:color w:val="24292E"/><w:sz w:val="17"/><w:szCs w:val="17"/></w:rPr><w:t xml:space="preserve"> </w:t></w:r></w:p><w:p><w:pPr><w:pBdr><w:left w:val="single" w:color="C4CDD5" w:sz="14" w:space="8"/></w:pBdr><w:shd w:fill="F6F8FA" w:val="clear"/><w:spacing w:after="0" w:line="236"/></w:pPr><w:r><w:rPr><w:rFonts w:ascii="Consolas" w:cs="Consolas" w:eastAsia="Consolas" w:hAnsi="Consolas"/><w:color w:val="24292E"/><w:sz w:val="17"/><w:szCs w:val="17"/></w:rPr><w:t xml:space="preserve">supabase/migrations/        22 files — the source of truth for the database</w:t></w:r></w:p><w:p><w:pPr><w:pBdr><w:left w:val="single" w:color="C4CDD5" w:sz="14" w:space="8"/></w:pBdr><w:shd w:fill="F6F8FA" w:val="clear"/><w:spacing w:after="0" w:line="236"/></w:pPr><w:r><w:rPr><w:rFonts w:ascii="Consolas" w:cs="Consolas" w:eastAsia="Consolas" w:hAnsi="Consolas"/><w:color w:val="24292E"/><w:sz w:val="17"/><w:szCs w:val="17"/></w:rPr><w:t xml:space="preserve">scripts/                    seeds + the settlement regression suite</w:t></w:r></w:p><w:p><w:pPr><w:pBdr><w:left w:val="single" w:color="C4CDD5" w:sz="14" w:space="8"/></w:pBdr><w:shd w:fill="F6F8FA" w:val="clear"/><w:spacing w:after="130" w:line="236"/></w:pPr><w:r><w:rPr><w:rFonts w:ascii="Consolas" w:cs="Consolas" w:eastAsia="Consolas" w:hAnsi="Consolas"/><w:color w:val="24292E"/><w:sz w:val="17"/><w:szCs w:val="17"/></w:rPr><w:t xml:space="preserve">.github/workflows/          ci.yml (quality gates) + settle-pools.yml (cron)</w:t></w:r></w:p><w:tbl><w:tblPr><w:tblW w:type="dxa" w:w="8900"/><w:tblBorders><w:top w:val="single" w:color="auto" w:sz="4"/><w:left w:val="single" w:color="auto" w:sz="4"/><w:bottom w:val="single" w:color="auto" w:sz="4"/><w:right w:val="single" w:color="auto" w:sz="4"/><w:insideH w:val="single" w:color="auto" w:sz="4"/><w:insideV w:val="single" w:color="auto" w:sz="4"/></w:tblBorders></w:tblPr><w:tblGrid><w:gridCol w:w="8900"/></w:tblGrid><w:tr><w:tc><w:tcPr><w:tcW w:type="dxa" w:w="8900"/><w:tcBorders><w:top w:val="none"/><w:left w:val="single" w:color="B8860B" w:sz="18"/><w:bottom w:val="none"/><w:right w:val="none"/></w:tcBorders><w:shd w:fill="FBF3E6" w:val="clear"/><w:tcMar><w:top w:type="dxa" w:w="115"/><w:left w:type="dxa" w:w="155"/><w:bottom w:type="dxa" w:w="115"/><w:right w:type="dxa" w:w="155"/></w:tcMar></w:tcPr><w:p><w:pPr><w:spacing w:after="45"/></w:pPr><w:r><w:rPr><w:b/><w:bCs/><w:color w:val="1F3864"/><w:sz w:val="20"/><w:szCs w:val="20"/></w:rPr><w:t xml:space="preserve">Files that are deliberately not authoritative</w:t></w:r></w:p><w:p><w:pPr><w:spacing w:after="0" w:line="274"/></w:pPr><w:r><w:rPr><w:rFonts w:ascii="Consolas" w:cs="Consolas" w:eastAsia="Consolas" w:hAnsi="Consolas"/><w:color w:val="1A4D2E"/><w:sz w:val="18"/><w:szCs w:val="18"/></w:rPr><w:t xml:space="preserve">schema.sql</w:t></w:r><w:r><w:rPr><w:sz w:val="21"/><w:szCs w:val="21"/></w:rPr><w:t xml:space="preserve"> is a stale early snapshot missing the entire money subsystem — never provision from it. </w:t></w:r><w:r><w:rPr><w:rFonts w:ascii="Consolas" w:cs="Consolas" w:eastAsia="Consolas" w:hAnsi="Consolas"/><w:color w:val="1A4D2E"/><w:sz w:val="18"/><w:szCs w:val="18"/></w:rPr><w:t xml:space="preserve">src/lib/supabase/types.ts</w:t></w:r><w:r><w:rPr><w:sz w:val="21"/><w:szCs w:val="21"/></w:rPr><w:t xml:space="preserve"> is generated but both out of date and unwired (the clients do not use the </w:t></w:r><w:r><w:rPr><w:rFonts w:ascii="Consolas" w:cs="Consolas" w:eastAsia="Consolas" w:hAnsi="Consolas"/><w:color w:val="1A4D2E"/><w:sz w:val="18"/><w:szCs w:val="18"/></w:rPr><w:t xml:space="preserve">Database</w:t></w:r><w:r><w:rPr><w:sz w:val="21"/><w:szCs w:val="21"/></w:rPr><w:t xml:space="preserve"> generic), so it does not actually type-check queries. Both carry warning headers in the code.</w:t></w:r></w:p></w:tc></w:tr></w:tbl><w:p><w:pPr><w:pStyle w:val="Heading1"/><w:spacing w:after="140" w:before="300"/></w:pPr><w:r><w:t xml:space="preserve">5. Data model</w:t></w:r></w:p><w:tbl><w:tblPr><w:tblW w:type="dxa" w:w="8800"/><w:tblBorders><w:top w:val="single" w:color="auto" w:sz="4"/><w:left w:val="single" w:color="auto" w:sz="4"/><w:bottom w:val="single" w:color="auto" w:sz="4"/><w:right w:val="single" w:color="auto" w:sz="4"/><w:insideH w:val="single" w:color="auto" w:sz="4"/><w:insideV w:val="single" w:color="auto" w:sz="4"/></w:tblBorders></w:tblPr><w:tblGrid><w:gridCol w:w="2400"/><w:gridCol w:w="6400"/></w:tblGrid><w:tr><w:trPr><w:tblHeader/></w:trPr><w:tc><w:tcPr><w:tcW w:type="dxa" w:w="2400"/><w:tcBorders><w:top w:val="single" w:color="D9D9D9" w:sz="4"/><w:left w:val="single" w:color="D9D9D9" w:sz="4"/><w:bottom w:val="single" w:color="D9D9D9" w:sz="4"/><w:right w:val="single" w:color="D9D9D9" w:sz="4"/></w:tcBorders><w:shd w:fill="1F3864" w:val="clear"/><w:tcMar><w:top w:type="dxa" w:w="60"/><w:left w:type="dxa" w:w="95"/><w:bottom w:type="dxa" w:w="60"/><w:right w:type="dxa" w:w="95"/></w:tcMar></w:tcPr><w:p><w:pPr><w:spacing w:after="0" w:line="254"/></w:pPr><w:r><w:rPr><w:b/><w:bCs/><w:color w:val="FFFFFF"/><w:sz w:val="18"/><w:szCs w:val="18"/></w:rPr><w:t xml:space="preserve">Table</w:t></w:r></w:p></w:tc><w:tc><w:tcPr><w:tcW w:type="dxa" w:w="6400"/><w:tcBorders><w:top w:val="single" w:color="D9D9D9" w:sz="4"/><w:left w:val="single" w:color="D9D9D9" w:sz="4"/><w:bottom w:val="single" w:color="D9D9D9" w:sz="4"/><w:right w:val="single" w:color="D9D9D9" w:sz="4"/></w:tcBorders><w:shd w:fill="1F3864" w:val="clear"/><w:tcMar><w:top w:type="dxa" w:w="60"/><w:left w:type="dxa" w:w="95"/><w:bottom w:type="dxa" w:w="60"/><w:right w:type="dxa" w:w="95"/></w:tcMar></w:tcPr><w:p><w:pPr><w:spacing w:after="0" w:line="254"/></w:pPr><w:r><w:rPr><w:b/><w:bCs/><w:color w:val="FFFFFF"/><w:sz w:val="18"/><w:szCs w:val="18"/></w:rPr><w:t xml:space="preserve">Role and sensitivity</w:t></w:r></w:p></w:tc></w:tr><w:tr><w:tc><w:tcPr><w:tcW w:type="dxa" w:w="2400"/><w:tcBorders><w:top w:val="single" w:color="D9D9D9" w:sz="4"/><w:left w:val="single" w:color="D9D9D9" w:sz="4"/><w:bottom w:val="single" w:color="D9D9D9" w:sz="4"/><w:right w:val="single" w:color="D9D9D9" w:sz="4"/></w:tcBorders><w:tcMar><w:top w:type="dxa" w:w="60"/><w:left w:type="dxa" w:w="95"/><w:bottom w:type="dxa" w:w="60"/><w:right w:type="dxa" w:w="95"/></w:tcMar></w:tcPr><w:p><w:pPr><w:spacing w:after="0" w:line="254"/></w:pPr><w:r><w:rPr><w:sz w:val="18"/><w:szCs w:val="18"/></w:rPr><w:t xml:space="preserve">users</w:t></w:r></w:p></w:tc><w:tc><w:tcPr><w:tcW w:type="dxa" w:w="6400"/><w:tcBorders><w:top w:val="single" w:color="D9D9D9" w:sz="4"/><w:left w:val="single" w:color="D9D9D9" w:sz="4"/><w:bottom w:val="single" w:color="D9D9D9" w:sz="4"/><w:right w:val="single" w:color="D9D9D9" w:sz="4"/></w:tcBorders><w:tcMar><w:top w:type="dxa" w:w="60"/><w:left w:type="dxa" w:w="95"/><w:bottom w:type="dxa" w:w="60"/><w:right w:type="dxa" w:w="95"/></w:tcMar></w:tcPr><w:p><w:pPr><w:spacing w:after="0" w:line="254"/></w:pPr><w:r><w:rPr><w:sz w:val="18"/><w:szCs w:val="18"/></w:rPr><w:t xml:space="preserve">Profile, role and cash balance. Own-row read only; role and balance are immutable from the client.</w:t></w:r></w:p></w:tc></w:tr><w:tr><w:tc><w:tcPr><w:tcW w:type="dxa" w:w="2400"/><w:tcBorders><w:top w:val="single" w:color="D9D9D9" w:sz="4"/><w:left w:val="single" w:color="D9D9D9" w:sz="4"/><w:bottom w:val="single" w:color="D9D9D9" w:sz="4"/><w:right w:val="single" w:color="D9D9D9" w:sz="4"/></w:tcBorders><w:shd w:fill="F4F6FA" w:val="clear"/><w:tcMar><w:top w:type="dxa" w:w="60"/><w:left w:type="dxa" w:w="95"/><w:bottom w:type="dxa" w:w="60"/><w:right w:type="dxa" w:w="95"/></w:tcMar></w:tcPr><w:p><w:pPr><w:spacing w:after="0" w:line="254"/></w:pPr><w:r><w:rPr><w:sz w:val="18"/><w:szCs w:val="18"/></w:rPr><w:t xml:space="preserve">pools / pool_games / pool_participants</w:t></w:r></w:p></w:tc><w:tc><w:tcPr><w:tcW w:type="dxa" w:w="6400"/><w:tcBorders><w:top w:val="single" w:color="D9D9D9" w:sz="4"/><w:left w:val="single" w:color="D9D9D9" w:sz="4"/><w:bottom w:val="single" w:color="D9D9D9" w:sz="4"/><w:right w:val="single" w:color="D9D9D9" w:sz="4"/></w:tcBorders><w:shd w:fill="F4F6FA" w:val="clear"/><w:tcMar><w:top w:type="dxa" w:w="60"/><w:left w:type="dxa" w:w="95"/><w:bottom w:type="dxa" w:w="60"/><w:right w:type="dxa" w:w="95"/></w:tcMar></w:tcPr><w:p><w:pPr><w:spacing w:after="0" w:line="254"/></w:pPr><w:r><w:rPr><w:sz w:val="18"/><w:szCs w:val="18"/></w:rPr><w:t xml:space="preserve">Pool definition, its slate, and membership. Participation gates private-pool access.</w:t></w:r></w:p></w:tc></w:tr><w:tr><w:tc><w:tcPr><w:tcW w:type="dxa" w:w="2400"/><w:tcBorders><w:top w:val="single" w:color="D9D9D9" w:sz="4"/><w:left w:val="single" w:color="D9D9D9" w:sz="4"/><w:bottom w:val="single" w:color="D9D9D9" w:sz="4"/><w:right w:val="single" w:color="D9D9D9" w:sz="4"/></w:tcBorders><w:tcMar><w:top w:type="dxa" w:w="60"/><w:left w:type="dxa" w:w="95"/><w:bottom w:type="dxa" w:w="60"/><w:right w:type="dxa" w:w="95"/></w:tcMar></w:tcPr><w:p><w:pPr><w:spacing w:after="0" w:line="254"/></w:pPr><w:r><w:rPr><w:sz w:val="18"/><w:szCs w:val="18"/></w:rPr><w:t xml:space="preserve">parlay_cards / card_picks</w:t></w:r></w:p></w:tc><w:tc><w:tcPr><w:tcW w:type="dxa" w:w="6400"/><w:tcBorders><w:top w:val="single" w:color="D9D9D9" w:sz="4"/><w:left w:val="single" w:color="D9D9D9" w:sz="4"/><w:bottom w:val="single" w:color="D9D9D9" w:sz="4"/><w:right w:val="single" w:color="D9D9D9" w:sz="4"/></w:tcBorders><w:tcMar><w:top w:type="dxa" w:w="60"/><w:left w:type="dxa" w:w="95"/><w:bottom w:type="dxa" w:w="60"/><w:right w:type="dxa" w:w="95"/></w:tcMar></w:tcPr><w:p><w:pPr><w:spacing w:after="0" w:line="254"/></w:pPr><w:r><w:rPr><w:sz w:val="18"/><w:szCs w:val="18"/></w:rPr><w:t xml:space="preserve">A player&apos;s paid entry and their predictions. The strictest privacy requirement in the product: holder-only.</w:t></w:r></w:p></w:tc></w:tr><w:tr><w:tc><w:tcPr><w:tcW w:type="dxa" w:w="2400"/><w:tcBorders><w:top w:val="single" w:color="D9D9D9" w:sz="4"/><w:left w:val="single" w:color="D9D9D9" w:sz="4"/><w:bottom w:val="single" w:color="D9D9D9" w:sz="4"/><w:right w:val="single" w:color="D9D9D9" w:sz="4"/></w:tcBorders><w:shd w:fill="F4F6FA" w:val="clear"/><w:tcMar><w:top w:type="dxa" w:w="60"/><w:left w:type="dxa" w:w="95"/><w:bottom w:type="dxa" w:w="60"/><w:right w:type="dxa" w:w="95"/></w:tcMar></w:tcPr><w:p><w:pPr><w:spacing w:after="0" w:line="254"/></w:pPr><w:r><w:rPr><w:sz w:val="18"/><w:szCs w:val="18"/></w:rPr><w:t xml:space="preserve">pool_transactions</w:t></w:r></w:p></w:tc><w:tc><w:tcPr><w:tcW w:type="dxa" w:w="6400"/><w:tcBorders><w:top w:val="single" w:color="D9D9D9" w:sz="4"/><w:left w:val="single" w:color="D9D9D9" w:sz="4"/><w:bottom w:val="single" w:color="D9D9D9" w:sz="4"/><w:right w:val="single" w:color="D9D9D9" w:sz="4"/></w:tcBorders><w:shd w:fill="F4F6FA" w:val="clear"/><w:tcMar><w:top w:type="dxa" w:w="60"/><w:left w:type="dxa" w:w="95"/><w:bottom w:type="dxa" w:w="60"/><w:right w:type="dxa" w:w="95"/></w:tcMar></w:tcPr><w:p><w:pPr><w:spacing w:after="0" w:line="254"/></w:pPr><w:r><w:rPr><w:sz w:val="18"/><w:szCs w:val="18"/></w:rPr><w:t xml:space="preserve">Entry payments; feeds the prize pot. Service-role writes only, with a unique constraint on the Stripe session.</w:t></w:r></w:p></w:tc></w:tr><w:tr><w:tc><w:tcPr><w:tcW w:type="dxa" w:w="2400"/><w:tcBorders><w:top w:val="single" w:color="D9D9D9" w:sz="4"/><w:left w:val="single" w:color="D9D9D9" w:sz="4"/><w:bottom w:val="single" w:color="D9D9D9" w:sz="4"/><w:right w:val="single" w:color="D9D9D9" w:sz="4"/></w:tcBorders><w:tcMar><w:top w:type="dxa" w:w="60"/><w:left w:type="dxa" w:w="95"/><w:bottom w:type="dxa" w:w="60"/><w:right w:type="dxa" w:w="95"/></w:tcMar></w:tcPr><w:p><w:pPr><w:spacing w:after="0" w:line="254"/></w:pPr><w:r><w:rPr><w:sz w:val="18"/><w:szCs w:val="18"/></w:rPr><w:t xml:space="preserve">pool_winners / payout_approvals</w:t></w:r></w:p></w:tc><w:tc><w:tcPr><w:tcW w:type="dxa" w:w="6400"/><w:tcBorders><w:top w:val="single" w:color="D9D9D9" w:sz="4"/><w:left w:val="single" w:color="D9D9D9" w:sz="4"/><w:bottom w:val="single" w:color="D9D9D9" w:sz="4"/><w:right w:val="single" w:color="D9D9D9" w:sz="4"/></w:tcBorders><w:tcMar><w:top w:type="dxa" w:w="60"/><w:left w:type="dxa" w:w="95"/><w:bottom w:type="dxa" w:w="60"/><w:right w:type="dxa" w:w="95"/></w:tcMar></w:tcPr><w:p><w:pPr><w:spacing w:after="0" w:line="254"/></w:pPr><w:r><w:rPr><w:sz w:val="18"/><w:szCs w:val="18"/></w:rPr><w:t xml:space="preserve">Materialised settlement results and claim state.</w:t></w:r></w:p></w:tc></w:tr><w:tr><w:tc><w:tcPr><w:tcW w:type="dxa" w:w="2400"/><w:tcBorders><w:top w:val="single" w:color="D9D9D9" w:sz="4"/><w:left w:val="single" w:color="D9D9D9" w:sz="4"/><w:bottom w:val="single" w:color="D9D9D9" w:sz="4"/><w:right w:val="single" w:color="D9D9D9" w:sz="4"/></w:tcBorders><w:shd w:fill="F4F6FA" w:val="clear"/><w:tcMar><w:top w:type="dxa" w:w="60"/><w:left w:type="dxa" w:w="95"/><w:bottom w:type="dxa" w:w="60"/><w:right w:type="dxa" w:w="95"/></w:tcMar></w:tcPr><w:p><w:pPr><w:spacing w:after="0" w:line="254"/></w:pPr><w:r><w:rPr><w:sz w:val="18"/><w:szCs w:val="18"/></w:rPr><w:t xml:space="preserve">payout_requests</w:t></w:r></w:p></w:tc><w:tc><w:tcPr><w:tcW w:type="dxa" w:w="6400"/><w:tcBorders><w:top w:val="single" w:color="D9D9D9" w:sz="4"/><w:left w:val="single" w:color="D9D9D9" w:sz="4"/><w:bottom w:val="single" w:color="D9D9D9" w:sz="4"/><w:right w:val="single" w:color="D9D9D9" w:sz="4"/></w:tcBorders><w:shd w:fill="F4F6FA" w:val="clear"/><w:tcMar><w:top w:type="dxa" w:w="60"/><w:left w:type="dxa" w:w="95"/><w:bottom w:type="dxa" w:w="60"/><w:right w:type="dxa" w:w="95"/></w:tcMar></w:tcPr><w:p><w:pPr><w:spacing w:after="0" w:line="254"/></w:pPr><w:r><w:rPr><w:sz w:val="18"/><w:szCs w:val="18"/></w:rPr><w:t xml:space="preserve">Withdrawal requests. The player may insert their own, bounded by their balance in RLS; status transitions are service-role only.</w:t></w:r></w:p></w:tc></w:tr><w:tr><w:tc><w:tcPr><w:tcW w:type="dxa" w:w="2400"/><w:tcBorders><w:top w:val="single" w:color="D9D9D9" w:sz="4"/><w:left w:val="single" w:color="D9D9D9" w:sz="4"/><w:bottom w:val="single" w:color="D9D9D9" w:sz="4"/><w:right w:val="single" w:color="D9D9D9" w:sz="4"/></w:tcBorders><w:tcMar><w:top w:type="dxa" w:w="60"/><w:left w:type="dxa" w:w="95"/><w:bottom w:type="dxa" w:w="60"/><w:right w:type="dxa" w:w="95"/></w:tcMar></w:tcPr><w:p><w:pPr><w:spacing w:after="0" w:line="254"/></w:pPr><w:r><w:rPr><w:sz w:val="18"/><w:szCs w:val="18"/></w:rPr><w:t xml:space="preserve">user_transactions</w:t></w:r></w:p></w:tc><w:tc><w:tcPr><w:tcW w:type="dxa" w:w="6400"/><w:tcBorders><w:top w:val="single" w:color="D9D9D9" w:sz="4"/><w:left w:val="single" w:color="D9D9D9" w:sz="4"/><w:bottom w:val="single" w:color="D9D9D9" w:sz="4"/><w:right w:val="single" w:color="D9D9D9" w:sz="4"/></w:tcBorders><w:tcMar><w:top w:type="dxa" w:w="60"/><w:left w:type="dxa" w:w="95"/><w:bottom w:type="dxa" w:w="60"/><w:right w:type="dxa" w:w="95"/></w:tcMar></w:tcPr><w:p><w:pPr><w:spacing w:after="0" w:line="254"/></w:pPr><w:r><w:rPr><w:sz w:val="18"/><w:szCs w:val="18"/></w:rPr><w:t xml:space="preserve">Append-only ledger of every balance movement. A unique index prevents crediting the same pool win twice.</w:t></w:r></w:p></w:tc></w:tr><w:tr><w:tc><w:tcPr><w:tcW w:type="dxa" w:w="2400"/><w:tcBorders><w:top w:val="single" w:color="D9D9D9" w:sz="4"/><w:left w:val="single" w:color="D9D9D9" w:sz="4"/><w:bottom w:val="single" w:color="D9D9D9" w:sz="4"/><w:right w:val="single" w:color="D9D9D9" w:sz="4"/></w:tcBorders><w:shd w:fill="F4F6FA" w:val="clear"/><w:tcMar><w:top w:type="dxa" w:w="60"/><w:left w:type="dxa" w:w="95"/><w:bottom w:type="dxa" w:w="60"/><w:right w:type="dxa" w:w="95"/></w:tcMar></w:tcPr><w:p><w:pPr><w:spacing w:after="0" w:line="254"/></w:pPr><w:r><w:rPr><w:sz w:val="18"/><w:szCs w:val="18"/></w:rPr><w:t xml:space="preserve">comments</w:t></w:r></w:p></w:tc><w:tc><w:tcPr><w:tcW w:type="dxa" w:w="6400"/><w:tcBorders><w:top w:val="single" w:color="D9D9D9" w:sz="4"/><w:left w:val="single" w:color="D9D9D9" w:sz="4"/><w:bottom w:val="single" w:color="D9D9D9" w:sz="4"/><w:right w:val="single" w:color="D9D9D9" w:sz="4"/></w:tcBorders><w:shd w:fill="F4F6FA" w:val="clear"/><w:tcMar><w:top w:type="dxa" w:w="60"/><w:left w:type="dxa" w:w="95"/><w:bottom w:type="dxa" w:w="60"/><w:right w:type="dxa" w:w="95"/></w:tcMar></w:tcPr><w:p><w:pPr><w:spacing w:after="0" w:line="254"/></w:pPr><w:r><w:rPr><w:sz w:val="18"/><w:szCs w:val="18"/></w:rPr><w:t xml:space="preserve">Pool chat, restricted to card holders and participants.</w:t></w:r></w:p></w:tc></w:tr><w:tr><w:tc><w:tcPr><w:tcW w:type="dxa" w:w="2400"/><w:tcBorders><w:top w:val="single" w:color="D9D9D9" w:sz="4"/><w:left w:val="single" w:color="D9D9D9" w:sz="4"/><w:bottom w:val="single" w:color="D9D9D9" w:sz="4"/><w:right w:val="single" w:color="D9D9D9" w:sz="4"/></w:tcBorders><w:tcMar><w:top w:type="dxa" w:w="60"/><w:left w:type="dxa" w:w="95"/><w:bottom w:type="dxa" w:w="60"/><w:right w:type="dxa" w:w="95"/></w:tcMar></w:tcPr><w:p><w:pPr><w:spacing w:after="0" w:line="254"/></w:pPr><w:r><w:rPr><w:sz w:val="18"/><w:szCs w:val="18"/></w:rPr><w:t xml:space="preserve">games / teams</w:t></w:r></w:p></w:tc><w:tc><w:tcPr><w:tcW w:type="dxa" w:w="6400"/><w:tcBorders><w:top w:val="single" w:color="D9D9D9" w:sz="4"/><w:left w:val="single" w:color="D9D9D9" w:sz="4"/><w:bottom w:val="single" w:color="D9D9D9" w:sz="4"/><w:right w:val="single" w:color="D9D9D9" w:sz="4"/></w:tcBorders><w:tcMar><w:top w:type="dxa" w:w="60"/><w:left w:type="dxa" w:w="95"/><w:bottom w:type="dxa" w:w="60"/><w:right w:type="dxa" w:w="95"/></w:tcMar></w:tcPr><w:p><w:pPr><w:spacing w:after="0" w:line="254"/></w:pPr><w:r><w:rPr><w:sz w:val="18"/><w:szCs w:val="18"/></w:rPr><w:t xml:space="preserve">Reference data and live scores. Admin-only writes, because scores decide the money.</w:t></w:r></w:p></w:tc></w:tr><w:tr><w:tc><w:tcPr><w:tcW w:type="dxa" w:w="2400"/><w:tcBorders><w:top w:val="single" w:color="D9D9D9" w:sz="4"/><w:left w:val="single" w:color="D9D9D9" w:sz="4"/><w:bottom w:val="single" w:color="D9D9D9" w:sz="4"/><w:right w:val="single" w:color="D9D9D9" w:sz="4"/></w:tcBorders><w:shd w:fill="F4F6FA" w:val="clear"/><w:tcMar><w:top w:type="dxa" w:w="60"/><w:left w:type="dxa" w:w="95"/><w:bottom w:type="dxa" w:w="60"/><w:right w:type="dxa" w:w="95"/></w:tcMar></w:tcPr><w:p><w:pPr><w:spacing w:after="0" w:line="254"/></w:pPr><w:r><w:rPr><w:sz w:val="18"/><w:szCs w:val="18"/></w:rPr><w:t xml:space="preserve">platform_settings</w:t></w:r></w:p></w:tc><w:tc><w:tcPr><w:tcW w:type="dxa" w:w="6400"/><w:tcBorders><w:top w:val="single" w:color="D9D9D9" w:sz="4"/><w:left w:val="single" w:color="D9D9D9" w:sz="4"/><w:bottom w:val="single" w:color="D9D9D9" w:sz="4"/><w:right w:val="single" w:color="D9D9D9" w:sz="4"/></w:tcBorders><w:shd w:fill="F4F6FA" w:val="clear"/><w:tcMar><w:top w:type="dxa" w:w="60"/><w:left w:type="dxa" w:w="95"/><w:bottom w:type="dxa" w:w="60"/><w:right w:type="dxa" w:w="95"/></w:tcMar></w:tcPr><w:p><w:pPr><w:spacing w:after="0" w:line="254"/></w:pPr><w:r><w:rPr><w:sz w:val="18"/><w:szCs w:val="18"/></w:rPr><w:t xml:space="preserve">Platform fee percentage and minimum entry fee.</w:t></w:r></w:p></w:tc></w:tr></w:tbl><w:p><w:pPr><w:pStyle w:val="Heading2"/><w:spacing w:after="100" w:before="240"/></w:pPr><w:r><w:t xml:space="preserve">5.1 Database functions</w:t></w:r></w:p><w:p><w:pPr><w:spacing w:after="130" w:line="280"/></w:pPr><w:r><w:rPr><w:sz w:val="21"/><w:szCs w:val="21"/></w:rPr><w:t xml:space="preserve">Money never moves through a read-then-write in application code. It moves through these, so concurrent callers serialise on a row lock:</w:t></w:r></w:p><w:tbl><w:tblPr><w:tblW w:type="dxa" w:w="8800"/><w:tblBorders><w:top w:val="single" w:color="auto" w:sz="4"/><w:left w:val="single" w:color="auto" w:sz="4"/><w:bottom w:val="single" w:color="auto" w:sz="4"/><w:right w:val="single" w:color="auto" w:sz="4"/><w:insideH w:val="single" w:color="auto" w:sz="4"/><w:insideV w:val="single" w:color="auto" w:sz="4"/></w:tblBorders></w:tblPr><w:tblGrid><w:gridCol w:w="2900"/><w:gridCol w:w="5900"/></w:tblGrid><w:tr><w:trPr><w:tblHeader/></w:trPr><w:tc><w:tcPr><w:tcW w:type="dxa" w:w="2900"/><w:tcBorders><w:top w:val="single" w:color="D9D9D9" w:sz="4"/><w:left w:val="single" w:color="D9D9D9" w:sz="4"/><w:bottom w:val="single" w:color="D9D9D9" w:sz="4"/><w:right w:val="single" w:color="D9D9D9" w:sz="4"/></w:tcBorders><w:shd w:fill="1F3864" w:val="clear"/><w:tcMar><w:top w:type="dxa" w:w="60"/><w:left w:type="dxa" w:w="95"/><w:bottom w:type="dxa" w:w="60"/><w:right w:type="dxa" w:w="95"/></w:tcMar></w:tcPr><w:p><w:pPr><w:spacing w:after="0" w:line="254"/></w:pPr><w:r><w:rPr><w:b/><w:bCs/><w:color w:val="FFFFFF"/><w:sz w:val="18"/><w:szCs w:val="18"/></w:rPr><w:t xml:space="preserve">Function</w:t></w:r></w:p></w:tc><w:tc><w:tcPr><w:tcW w:type="dxa" w:w="5900"/><w:tcBorders><w:top w:val="single" w:color="D9D9D9" w:sz="4"/><w:left w:val="single" w:color="D9D9D9" w:sz="4"/><w:bottom w:val="single" w:color="D9D9D9" w:sz="4"/><w:right w:val="single" w:color="D9D9D9" w:sz="4"/></w:tcBorders><w:shd w:fill="1F3864" w:val="clear"/><w:tcMar><w:top w:type="dxa" w:w="60"/><w:left w:type="dxa" w:w="95"/><w:bottom w:type="dxa" w:w="60"/><w:right w:type="dxa" w:w="95"/></w:tcMar></w:tcPr><w:p><w:pPr><w:spacing w:after="0" w:line="254"/></w:pPr><w:r><w:rPr><w:b/><w:bCs/><w:color w:val="FFFFFF"/><w:sz w:val="18"/><w:szCs w:val="18"/></w:rPr><w:t xml:space="preserve">Purpose</w:t></w:r></w:p></w:tc></w:tr><w:tr><w:tc><w:tcPr><w:tcW w:type="dxa" w:w="2900"/><w:tcBorders><w:top w:val="single" w:color="D9D9D9" w:sz="4"/><w:left w:val="single" w:color="D9D9D9" w:sz="4"/><w:bottom w:val="single" w:color="D9D9D9" w:sz="4"/><w:right w:val="single" w:color="D9D9D9" w:sz="4"/></w:tcBorders><w:tcMar><w:top w:type="dxa" w:w="60"/><w:left w:type="dxa" w:w="95"/><w:bottom w:type="dxa" w:w="60"/><w:right w:type="dxa" w:w="95"/></w:tcMar></w:tcPr><w:p><w:pPr><w:spacing w:after="0" w:line="254"/></w:pPr><w:r><w:rPr><w:sz w:val="18"/><w:szCs w:val="18"/></w:rPr><w:t xml:space="preserve">debit_user_balance</w:t></w:r></w:p></w:tc><w:tc><w:tcPr><w:tcW w:type="dxa" w:w="5900"/><w:tcBorders><w:top w:val="single" w:color="D9D9D9" w:sz="4"/><w:left w:val="single" w:color="D9D9D9" w:sz="4"/><w:bottom w:val="single" w:color="D9D9D9" w:sz="4"/><w:right w:val="single" w:color="D9D9D9" w:sz="4"/></w:tcBorders><w:tcMar><w:top w:type="dxa" w:w="60"/><w:left w:type="dxa" w:w="95"/><w:bottom w:type="dxa" w:w="60"/><w:right w:type="dxa" w:w="95"/></w:tcMar></w:tcPr><w:p><w:pPr><w:spacing w:after="0" w:line="254"/></w:pPr><w:r><w:rPr><w:sz w:val="18"/><w:szCs w:val="18"/></w:rPr><w:t xml:space="preserve">Single conditional UPDATE ... WHERE balance &gt;= amount. Returns NULL when funds are insufficient — the caller must treat NULL as &apos;do not send money&apos;.</w:t></w:r></w:p></w:tc></w:tr><w:tr><w:tc><w:tcPr><w:tcW w:type="dxa" w:w="2900"/><w:tcBorders><w:top w:val="single" w:color="D9D9D9" w:sz="4"/><w:left w:val="single" w:color="D9D9D9" w:sz="4"/><w:bottom w:val="single" w:color="D9D9D9" w:sz="4"/><w:right w:val="single" w:color="D9D9D9" w:sz="4"/></w:tcBorders><w:shd w:fill="F4F6FA" w:val="clear"/><w:tcMar><w:top w:type="dxa" w:w="60"/><w:left w:type="dxa" w:w="95"/><w:bottom w:type="dxa" w:w="60"/><w:right w:type="dxa" w:w="95"/></w:tcMar></w:tcPr><w:p><w:pPr><w:spacing w:after="0" w:line="254"/></w:pPr><w:r><w:rPr><w:sz w:val="18"/><w:szCs w:val="18"/></w:rPr><w:t xml:space="preserve">credit_user_balance</w:t></w:r></w:p></w:tc><w:tc><w:tcPr><w:tcW w:type="dxa" w:w="5900"/><w:tcBorders><w:top w:val="single" w:color="D9D9D9" w:sz="4"/><w:left w:val="single" w:color="D9D9D9" w:sz="4"/><w:bottom w:val="single" w:color="D9D9D9" w:sz="4"/><w:right w:val="single" w:color="D9D9D9" w:sz="4"/></w:tcBorders><w:shd w:fill="F4F6FA" w:val="clear"/><w:tcMar><w:top w:type="dxa" w:w="60"/><w:left w:type="dxa" w:w="95"/><w:bottom w:type="dxa" w:w="60"/><w:right w:type="dxa" w:w="95"/></w:tcMar></w:tcPr><w:p><w:pPr><w:spacing w:after="0" w:line="254"/></w:pPr><w:r><w:rPr><w:sz w:val="18"/><w:szCs w:val="18"/></w:rPr><w:t xml:space="preserve">Relative increment, so a concurrent change is never clobbered.</w:t></w:r></w:p></w:tc></w:tr><w:tr><w:tc><w:tcPr><w:tcW w:type="dxa" w:w="2900"/><w:tcBorders><w:top w:val="single" w:color="D9D9D9" w:sz="4"/><w:left w:val="single" w:color="D9D9D9" w:sz="4"/><w:bottom w:val="single" w:color="D9D9D9" w:sz="4"/><w:right w:val="single" w:color="D9D9D9" w:sz="4"/></w:tcBorders><w:tcMar><w:top w:type="dxa" w:w="60"/><w:left w:type="dxa" w:w="95"/><w:bottom w:type="dxa" w:w="60"/><w:right w:type="dxa" w:w="95"/></w:tcMar></w:tcPr><w:p><w:pPr><w:spacing w:after="0" w:line="254"/></w:pPr><w:r><w:rPr><w:sz w:val="18"/><w:szCs w:val="18"/></w:rPr><w:t xml:space="preserve">claim_pool_payout</w:t></w:r></w:p></w:tc><w:tc><w:tcPr><w:tcW w:type="dxa" w:w="5900"/><w:tcBorders><w:top w:val="single" w:color="D9D9D9" w:sz="4"/><w:left w:val="single" w:color="D9D9D9" w:sz="4"/><w:bottom w:val="single" w:color="D9D9D9" w:sz="4"/><w:right w:val="single" w:color="D9D9D9" w:sz="4"/></w:tcBorders><w:tcMar><w:top w:type="dxa" w:w="60"/><w:left w:type="dxa" w:w="95"/><w:bottom w:type="dxa" w:w="60"/><w:right w:type="dxa" w:w="95"/></w:tcMar></w:tcPr><w:p><w:pPr><w:spacing w:after="0" w:line="254"/></w:pPr><w:r><w:rPr><w:sz w:val="18"/><w:szCs w:val="18"/></w:rPr><w:t xml:space="preserve">Runs an entire winnings claim in one transaction, deriving the claimant from auth.uid() rather than a client-supplied id.</w:t></w:r></w:p></w:tc></w:tr><w:tr><w:tc><w:tcPr><w:tcW w:type="dxa" w:w="2900"/><w:tcBorders><w:top w:val="single" w:color="D9D9D9" w:sz="4"/><w:left w:val="single" w:color="D9D9D9" w:sz="4"/><w:bottom w:val="single" w:color="D9D9D9" w:sz="4"/><w:right w:val="single" w:color="D9D9D9" w:sz="4"/></w:tcBorders><w:shd w:fill="F4F6FA" w:val="clear"/><w:tcMar><w:top w:type="dxa" w:w="60"/><w:left w:type="dxa" w:w="95"/><w:bottom w:type="dxa" w:w="60"/><w:right w:type="dxa" w:w="95"/></w:tcMar></w:tcPr><w:p><w:pPr><w:spacing w:after="0" w:line="254"/></w:pPr><w:r><w:rPr><w:sz w:val="18"/><w:szCs w:val="18"/></w:rPr><w:t xml:space="preserve">get_pool_financials / get_pools_financials</w:t></w:r></w:p></w:tc><w:tc><w:tcPr><w:tcW w:type="dxa" w:w="5900"/><w:tcBorders><w:top w:val="single" w:color="D9D9D9" w:sz="4"/><w:left w:val="single" w:color="D9D9D9" w:sz="4"/><w:bottom w:val="single" w:color="D9D9D9" w:sz="4"/><w:right w:val="single" w:color="D9D9D9" w:sz="4"/></w:tcBorders><w:shd w:fill="F4F6FA" w:val="clear"/><w:tcMar><w:top w:type="dxa" w:w="60"/><w:left w:type="dxa" w:w="95"/><w:bottom w:type="dxa" w:w="60"/><w:right w:type="dxa" w:w="95"/></w:tcMar></w:tcPr><w:p><w:pPr><w:spacing w:after="0" w:line="254"/></w:pPr><w:r><w:rPr><w:sz w:val="18"/><w:szCs w:val="18"/></w:rPr><w:t xml:space="preserve">Computes prize pot and participant counts from completed transactions.</w:t></w:r></w:p></w:tc></w:tr><w:tr><w:tc><w:tcPr><w:tcW w:type="dxa" w:w="2900"/><w:tcBorders><w:top w:val="single" w:color="D9D9D9" w:sz="4"/><w:left w:val="single" w:color="D9D9D9" w:sz="4"/><w:bottom w:val="single" w:color="D9D9D9" w:sz="4"/><w:right w:val="single" w:color="D9D9D9" w:sz="4"/></w:tcBorders><w:tcMar><w:top w:type="dxa" w:w="60"/><w:left w:type="dxa" w:w="95"/><w:bottom w:type="dxa" w:w="60"/><w:right w:type="dxa" w:w="95"/></w:tcMar></w:tcPr><w:p><w:pPr><w:spacing w:after="0" w:line="254"/></w:pPr><w:r><w:rPr><w:sz w:val="18"/><w:szCs w:val="18"/></w:rPr><w:t xml:space="preserve">get_public_winners</w:t></w:r></w:p></w:tc><w:tc><w:tcPr><w:tcW w:type="dxa" w:w="5900"/><w:tcBorders><w:top w:val="single" w:color="D9D9D9" w:sz="4"/><w:left w:val="single" w:color="D9D9D9" w:sz="4"/><w:bottom w:val="single" w:color="D9D9D9" w:sz="4"/><w:right w:val="single" w:color="D9D9D9" w:sz="4"/></w:tcBorders><w:tcMar><w:top w:type="dxa" w:w="60"/><w:left w:type="dxa" w:w="95"/><w:bottom w:type="dxa" w:w="60"/><w:right w:type="dxa" w:w="95"/></w:tcMar></w:tcPr><w:p><w:pPr><w:spacing w:after="0" w:line="254"/></w:pPr><w:r><w:rPr><w:sz w:val="18"/><w:szCs w:val="18"/></w:rPr><w:t xml:space="preserve">Public ticker projection — completed pools only, no user identifiers.</w:t></w:r></w:p></w:tc></w:tr><w:tr><w:tc><w:tcPr><w:tcW w:type="dxa" w:w="2900"/><w:tcBorders><w:top w:val="single" w:color="D9D9D9" w:sz="4"/><w:left w:val="single" w:color="D9D9D9" w:sz="4"/><w:bottom w:val="single" w:color="D9D9D9" w:sz="4"/><w:right w:val="single" w:color="D9D9D9" w:sz="4"/></w:tcBorders><w:shd w:fill="F4F6FA" w:val="clear"/><w:tcMar><w:top w:type="dxa" w:w="60"/><w:left w:type="dxa" w:w="95"/><w:bottom w:type="dxa" w:w="60"/><w:right w:type="dxa" w:w="95"/></w:tcMar></w:tcPr><w:p><w:pPr><w:spacing w:after="0" w:line="254"/></w:pPr><w:r><w:rPr><w:sz w:val="18"/><w:szCs w:val="18"/></w:rPr><w:t xml:space="preserve">is_admin</w:t></w:r></w:p></w:tc><w:tc><w:tcPr><w:tcW w:type="dxa" w:w="5900"/><w:tcBorders><w:top w:val="single" w:color="D9D9D9" w:sz="4"/><w:left w:val="single" w:color="D9D9D9" w:sz="4"/><w:bottom w:val="single" w:color="D9D9D9" w:sz="4"/><w:right w:val="single" w:color="D9D9D9" w:sz="4"/></w:tcBorders><w:shd w:fill="F4F6FA" w:val="clear"/><w:tcMar><w:top w:type="dxa" w:w="60"/><w:left w:type="dxa" w:w="95"/><w:bottom w:type="dxa" w:w="60"/><w:right w:type="dxa" w:w="95"/></w:tcMar></w:tcPr><w:p><w:pPr><w:spacing w:after="0" w:line="254"/></w:pPr><w:r><w:rPr><w:sz w:val="18"/><w:szCs w:val="18"/></w:rPr><w:t xml:space="preserve">Central role check used by RLS policies.</w:t></w:r></w:p></w:tc></w:tr></w:tbl><w:p><w:r><w:br w:type="page"/></w:r></w:p><w:p><w:pPr><w:pStyle w:val="Heading1"/><w:spacing w:after="140" w:before="300"/></w:pPr><w:r><w:t xml:space="preserve">6. Critical server flows</w:t></w:r></w:p><w:p><w:pPr><w:pStyle w:val="Heading2"/><w:spacing w:after="100" w:before="240"/></w:pPr><w:r><w:t xml:space="preserve">6.1 Buying a card</w:t></w:r></w:p><w:p><w:pPr><w:pBdr><w:left w:val="single" w:color="C4CDD5" w:sz="14" w:space="8"/></w:pBdr><w:shd w:fill="F6F8FA" w:val="clear"/><w:spacing w:after="0" w:line="236"/></w:pPr><w:r><w:rPr><w:rFonts w:ascii="Consolas" w:cs="Consolas" w:eastAsia="Consolas" w:hAnsi="Consolas"/><w:color w:val="24292E"/><w:sz w:val="17"/><w:szCs w:val="17"/></w:rPr><w:t xml:space="preserve">POST /api/stripe/create-checkout-session</w:t></w:r></w:p><w:p><w:pPr><w:pBdr><w:left w:val="single" w:color="C4CDD5" w:sz="14" w:space="8"/></w:pBdr><w:shd w:fill="F6F8FA" w:val="clear"/><w:spacing w:after="0" w:line="236"/></w:pPr><w:r><w:rPr><w:rFonts w:ascii="Consolas" w:cs="Consolas" w:eastAsia="Consolas" w:hAnsi="Consolas"/><w:color w:val="24292E"/><w:sz w:val="17"/><w:szCs w:val="17"/></w:rPr><w:t xml:space="preserve">  auth -&gt; zod -&gt; load pool</w:t></w:r></w:p><w:p><w:pPr><w:pBdr><w:left w:val="single" w:color="C4CDD5" w:sz="14" w:space="8"/></w:pBdr><w:shd w:fill="F6F8FA" w:val="clear"/><w:spacing w:after="0" w:line="236"/></w:pPr><w:r><w:rPr><w:rFonts w:ascii="Consolas" w:cs="Consolas" w:eastAsia="Consolas" w:hAnsi="Consolas"/><w:color w:val="24292E"/><w:sz w:val="17"/><w:szCs w:val="17"/></w:rPr><w:t xml:space="preserve">  price = pool.entry_fee            &lt;- server-authoritative, never the client&apos;s</w:t></w:r></w:p><w:p><w:pPr><w:pBdr><w:left w:val="single" w:color="C4CDD5" w:sz="14" w:space="8"/></w:pBdr><w:shd w:fill="F6F8FA" w:val="clear"/><w:spacing w:after="0" w:line="236"/></w:pPr><w:r><w:rPr><w:rFonts w:ascii="Consolas" w:cs="Consolas" w:eastAsia="Consolas" w:hAnsi="Consolas"/><w:color w:val="24292E"/><w:sz w:val="17"/><w:szCs w:val="17"/></w:rPr><w:t xml:space="preserve">  checks: pool open, &lt; 3 cards held, capacity, &gt;= platform minimum</w:t></w:r></w:p><w:p><w:pPr><w:pBdr><w:left w:val="single" w:color="C4CDD5" w:sz="14" w:space="8"/></w:pBdr><w:shd w:fill="F6F8FA" w:val="clear"/><w:spacing w:after="0" w:line="236"/></w:pPr><w:r><w:rPr><w:rFonts w:ascii="Consolas" w:cs="Consolas" w:eastAsia="Consolas" w:hAnsi="Consolas"/><w:color w:val="24292E"/><w:sz w:val="17"/><w:szCs w:val="17"/></w:rPr><w:t xml:space="preserve">  stripe.checkout.sessions.create({ metadata: { poolId, userId, entryFee } })</w:t></w:r></w:p><w:p><w:pPr><w:pBdr><w:left w:val="single" w:color="C4CDD5" w:sz="14" w:space="8"/></w:pBdr><w:shd w:fill="F6F8FA" w:val="clear"/><w:spacing w:after="0" w:line="236"/></w:pPr><w:r><w:rPr><w:rFonts w:ascii="Consolas" w:cs="Consolas" w:eastAsia="Consolas" w:hAnsi="Consolas"/><w:color w:val="24292E"/><w:sz w:val="17"/><w:szCs w:val="17"/></w:rPr><w:t xml:space="preserve"> </w:t></w:r></w:p><w:p><w:pPr><w:pBdr><w:left w:val="single" w:color="C4CDD5" w:sz="14" w:space="8"/></w:pBdr><w:shd w:fill="F6F8FA" w:val="clear"/><w:spacing w:after="0" w:line="236"/></w:pPr><w:r><w:rPr><w:rFonts w:ascii="Consolas" w:cs="Consolas" w:eastAsia="Consolas" w:hAnsi="Consolas"/><w:color w:val="24292E"/><w:sz w:val="17"/><w:szCs w:val="17"/></w:rPr><w:t xml:space="preserve">Stripe -&gt; POST /api/stripe/webhook          [SOURCE OF TRUTH]</w:t></w:r></w:p><w:p><w:pPr><w:pBdr><w:left w:val="single" w:color="C4CDD5" w:sz="14" w:space="8"/></w:pBdr><w:shd w:fill="F6F8FA" w:val="clear"/><w:spacing w:after="0" w:line="236"/></w:pPr><w:r><w:rPr><w:rFonts w:ascii="Consolas" w:cs="Consolas" w:eastAsia="Consolas" w:hAnsi="Consolas"/><w:color w:val="24292E"/><w:sz w:val="17"/><w:szCs w:val="17"/></w:rPr><w:t xml:space="preserve">  verify signature over the RAW body; re-retrieve the session from Stripe</w:t></w:r></w:p><w:p><w:pPr><w:pBdr><w:left w:val="single" w:color="C4CDD5" w:sz="14" w:space="8"/></w:pBdr><w:shd w:fill="F6F8FA" w:val="clear"/><w:spacing w:after="0" w:line="236"/></w:pPr><w:r><w:rPr><w:rFonts w:ascii="Consolas" w:cs="Consolas" w:eastAsia="Consolas" w:hAnsi="Consolas"/><w:color w:val="24292E"/><w:sz w:val="17"/><w:szCs w:val="17"/></w:rPr><w:t xml:space="preserve">  fulfillCardPurchase(serviceRole, session)</w:t></w:r></w:p><w:p><w:pPr><w:pBdr><w:left w:val="single" w:color="C4CDD5" w:sz="14" w:space="8"/></w:pBdr><w:shd w:fill="F6F8FA" w:val="clear"/><w:spacing w:after="0" w:line="236"/></w:pPr><w:r><w:rPr><w:rFonts w:ascii="Consolas" w:cs="Consolas" w:eastAsia="Consolas" w:hAnsi="Consolas"/><w:color w:val="24292E"/><w:sz w:val="17"/><w:szCs w:val="17"/></w:rPr><w:t xml:space="preserve"> </w:t></w:r></w:p><w:p><w:pPr><w:pBdr><w:left w:val="single" w:color="C4CDD5" w:sz="14" w:space="8"/></w:pBdr><w:shd w:fill="F6F8FA" w:val="clear"/><w:spacing w:after="0" w:line="236"/></w:pPr><w:r><w:rPr><w:rFonts w:ascii="Consolas" w:cs="Consolas" w:eastAsia="Consolas" w:hAnsi="Consolas"/><w:color w:val="24292E"/><w:sz w:val="17"/><w:szCs w:val="17"/></w:rPr><w:t xml:space="preserve">Browser returns -&gt; POST /api/stripe/confirm-payment    [fast path]</w:t></w:r></w:p><w:p><w:pPr><w:pBdr><w:left w:val="single" w:color="C4CDD5" w:sz="14" w:space="8"/></w:pBdr><w:shd w:fill="F6F8FA" w:val="clear"/><w:spacing w:after="0" w:line="236"/></w:pPr><w:r><w:rPr><w:rFonts w:ascii="Consolas" w:cs="Consolas" w:eastAsia="Consolas" w:hAnsi="Consolas"/><w:color w:val="24292E"/><w:sz w:val="17"/><w:szCs w:val="17"/></w:rPr><w:t xml:space="preserve">  assert session.metadata.userId === caller  (else 403)</w:t></w:r></w:p><w:p><w:pPr><w:pBdr><w:left w:val="single" w:color="C4CDD5" w:sz="14" w:space="8"/></w:pBdr><w:shd w:fill="F6F8FA" w:val="clear"/><w:spacing w:after="0" w:line="236"/></w:pPr><w:r><w:rPr><w:rFonts w:ascii="Consolas" w:cs="Consolas" w:eastAsia="Consolas" w:hAnsi="Consolas"/><w:color w:val="24292E"/><w:sz w:val="17"/><w:szCs w:val="17"/></w:rPr><w:t xml:space="preserve">  fulfillCardPurchase(...)                   // same function, idempotent</w:t></w:r></w:p><w:p><w:pPr><w:pBdr><w:left w:val="single" w:color="C4CDD5" w:sz="14" w:space="8"/></w:pBdr><w:shd w:fill="F6F8FA" w:val="clear"/><w:spacing w:after="0" w:line="236"/></w:pPr><w:r><w:rPr><w:rFonts w:ascii="Consolas" w:cs="Consolas" w:eastAsia="Consolas" w:hAnsi="Consolas"/><w:color w:val="24292E"/><w:sz w:val="17"/><w:szCs w:val="17"/></w:rPr><w:t xml:space="preserve"> </w:t></w:r></w:p><w:p><w:pPr><w:pBdr><w:left w:val="single" w:color="C4CDD5" w:sz="14" w:space="8"/></w:pBdr><w:shd w:fill="F6F8FA" w:val="clear"/><w:spacing w:after="0" w:line="236"/></w:pPr><w:r><w:rPr><w:rFonts w:ascii="Consolas" w:cs="Consolas" w:eastAsia="Consolas" w:hAnsi="Consolas"/><w:color w:val="24292E"/><w:sz w:val="17"/><w:szCs w:val="17"/></w:rPr><w:t xml:space="preserve">fulfillCardPurchase:</w:t></w:r></w:p><w:p><w:pPr><w:pBdr><w:left w:val="single" w:color="C4CDD5" w:sz="14" w:space="8"/></w:pBdr><w:shd w:fill="F6F8FA" w:val="clear"/><w:spacing w:after="0" w:line="236"/></w:pPr><w:r><w:rPr><w:rFonts w:ascii="Consolas" w:cs="Consolas" w:eastAsia="Consolas" w:hAnsi="Consolas"/><w:color w:val="24292E"/><w:sz w:val="17"/><w:szCs w:val="17"/></w:rPr><w:t xml:space="preserve">  require payment_status === &apos;paid&apos;</w:t></w:r></w:p><w:p><w:pPr><w:pBdr><w:left w:val="single" w:color="C4CDD5" w:sz="14" w:space="8"/></w:pBdr><w:shd w:fill="F6F8FA" w:val="clear"/><w:spacing w:after="0" w:line="236"/></w:pPr><w:r><w:rPr><w:rFonts w:ascii="Consolas" w:cs="Consolas" w:eastAsia="Consolas" w:hAnsi="Consolas"/><w:color w:val="24292E"/><w:sz w:val="17"/><w:szCs w:val="17"/></w:rPr><w:t xml:space="preserve">  require amount_total === round(entryFee * 100)   // trust Stripe, not metadata</w:t></w:r></w:p><w:p><w:pPr><w:pBdr><w:left w:val="single" w:color="C4CDD5" w:sz="14" w:space="8"/></w:pBdr><w:shd w:fill="F6F8FA" w:val="clear"/><w:spacing w:after="0" w:line="236"/></w:pPr><w:r><w:rPr><w:rFonts w:ascii="Consolas" w:cs="Consolas" w:eastAsia="Consolas" w:hAnsi="Consolas"/><w:color w:val="24292E"/><w:sz w:val="17"/><w:szCs w:val="17"/></w:rPr><w:t xml:space="preserve">  idempotency (a) lookup on stripe_session_id</w:t></w:r></w:p><w:p><w:pPr><w:pBdr><w:left w:val="single" w:color="C4CDD5" w:sz="14" w:space="8"/></w:pBdr><w:shd w:fill="F6F8FA" w:val="clear"/><w:spacing w:after="0" w:line="236"/></w:pPr><w:r><w:rPr><w:rFonts w:ascii="Consolas" w:cs="Consolas" w:eastAsia="Consolas" w:hAnsi="Consolas"/><w:color w:val="24292E"/><w:sz w:val="17"/><w:szCs w:val="17"/></w:rPr><w:t xml:space="preserve">              (b) UNIQUE constraint; violation is treated as success</w:t></w:r></w:p><w:p><w:pPr><w:pBdr><w:left w:val="single" w:color="C4CDD5" w:sz="14" w:space="8"/></w:pBdr><w:shd w:fill="F6F8FA" w:val="clear"/><w:spacing w:after="130" w:line="236"/></w:pPr><w:r><w:rPr><w:rFonts w:ascii="Consolas" w:cs="Consolas" w:eastAsia="Consolas" w:hAnsi="Consolas"/><w:color w:val="24292E"/><w:sz w:val="17"/><w:szCs w:val="17"/></w:rPr><w:t xml:space="preserve">  insert parlay_card + pool_transaction (fee set by DB trigger)</w:t></w:r></w:p><w:p><w:pPr><w:spacing w:after="130" w:line="280"/></w:pPr><w:r><w:rPr><w:sz w:val="21"/><w:szCs w:val="21"/></w:rPr><w:t xml:space="preserve">The two callers can race. Layer (b) is what makes that safe: without the unique constraint both could pass the lookup and issue two cards for one payment.</w:t></w:r></w:p><w:p><w:pPr><w:pStyle w:val="Heading2"/><w:spacing w:after="100" w:before="240"/></w:pPr><w:r><w:t xml:space="preserve">6.2 Settlement</w:t></w:r></w:p><w:p><w:pPr><w:pBdr><w:left w:val="single" w:color="C4CDD5" w:sz="14" w:space="8"/></w:pBdr><w:shd w:fill="F6F8FA" w:val="clear"/><w:spacing w:after="0" w:line="236"/></w:pPr><w:r><w:rPr><w:rFonts w:ascii="Consolas" w:cs="Consolas" w:eastAsia="Consolas" w:hAnsi="Consolas"/><w:color w:val="24292E"/><w:sz w:val="17"/><w:szCs w:val="17"/></w:rPr><w:t xml:space="preserve">GET /api/cron/settle       [CRON_SECRET, fails closed with 503 if unset]</w:t></w:r></w:p><w:p><w:pPr><w:pBdr><w:left w:val="single" w:color="C4CDD5" w:sz="14" w:space="8"/></w:pBdr><w:shd w:fill="F6F8FA" w:val="clear"/><w:spacing w:after="0" w:line="236"/></w:pPr><w:r><w:rPr><w:rFonts w:ascii="Consolas" w:cs="Consolas" w:eastAsia="Consolas" w:hAnsi="Consolas"/><w:color w:val="24292E"/><w:sz w:val="17"/><w:szCs w:val="17"/></w:rPr><w:t xml:space="preserve"> </w:t></w:r></w:p><w:p><w:pPr><w:pBdr><w:left w:val="single" w:color="C4CDD5" w:sz="14" w:space="8"/></w:pBdr><w:shd w:fill="F6F8FA" w:val="clear"/><w:spacing w:after="0" w:line="236"/></w:pPr><w:r><w:rPr><w:rFonts w:ascii="Consolas" w:cs="Consolas" w:eastAsia="Consolas" w:hAnsi="Consolas"/><w:color w:val="24292E"/><w:sz w:val="17"/><w:szCs w:val="17"/></w:rPr><w:t xml:space="preserve">1. refreshGameScores()</w:t></w:r></w:p><w:p><w:pPr><w:pBdr><w:left w:val="single" w:color="C4CDD5" w:sz="14" w:space="8"/></w:pBdr><w:shd w:fill="F6F8FA" w:val="clear"/><w:spacing w:after="0" w:line="236"/></w:pPr><w:r><w:rPr><w:rFonts w:ascii="Consolas" w:cs="Consolas" w:eastAsia="Consolas" w:hAnsi="Consolas"/><w:color w:val="24292E"/><w:sz w:val="17"/><w:szCs w:val="17"/></w:rPr><w:t xml:space="preserve">     for each pending (season, week): pull finals from ESPN</w:t></w:r></w:p><w:p><w:pPr><w:pBdr><w:left w:val="single" w:color="C4CDD5" w:sz="14" w:space="8"/></w:pBdr><w:shd w:fill="F6F8FA" w:val="clear"/><w:spacing w:after="0" w:line="236"/></w:pPr><w:r><w:rPr><w:rFonts w:ascii="Consolas" w:cs="Consolas" w:eastAsia="Consolas" w:hAnsi="Consolas"/><w:color w:val="24292E"/><w:sz w:val="17"/><w:szCs w:val="17"/></w:rPr><w:t xml:space="preserve">     never write &apos;finished&apos; without both scores</w:t></w:r></w:p><w:p><w:pPr><w:pBdr><w:left w:val="single" w:color="C4CDD5" w:sz="14" w:space="8"/></w:pBdr><w:shd w:fill="F6F8FA" w:val="clear"/><w:spacing w:after="0" w:line="236"/></w:pPr><w:r><w:rPr><w:rFonts w:ascii="Consolas" w:cs="Consolas" w:eastAsia="Consolas" w:hAnsi="Consolas"/><w:color w:val="24292E"/><w:sz w:val="17"/><w:szCs w:val="17"/></w:rPr><w:t xml:space="preserve">2. settleReadyPools()</w:t></w:r></w:p><w:p><w:pPr><w:pBdr><w:left w:val="single" w:color="C4CDD5" w:sz="14" w:space="8"/></w:pBdr><w:shd w:fill="F6F8FA" w:val="clear"/><w:spacing w:after="0" w:line="236"/></w:pPr><w:r><w:rPr><w:rFonts w:ascii="Consolas" w:cs="Consolas" w:eastAsia="Consolas" w:hAnsi="Consolas"/><w:color w:val="24292E"/><w:sz w:val="17"/><w:szCs w:val="17"/></w:rPr><w:t xml:space="preserve">     completePoolIfAllGamesFinished()   &lt;- the slate must be whole</w:t></w:r></w:p><w:p><w:pPr><w:pBdr><w:left w:val="single" w:color="C4CDD5" w:sz="14" w:space="8"/></w:pBdr><w:shd w:fill="F6F8FA" w:val="clear"/><w:spacing w:after="0" w:line="236"/></w:pPr><w:r><w:rPr><w:rFonts w:ascii="Consolas" w:cs="Consolas" w:eastAsia="Consolas" w:hAnsi="Consolas"/><w:color w:val="24292E"/><w:sz w:val="17"/><w:szCs w:val="17"/></w:rPr><w:t xml:space="preserve">     refuse to settle a zero pot that has paid cards (warn instead)</w:t></w:r></w:p><w:p><w:pPr><w:pBdr><w:left w:val="single" w:color="C4CDD5" w:sz="14" w:space="8"/></w:pBdr><w:shd w:fill="F6F8FA" w:val="clear"/><w:spacing w:after="0" w:line="236"/></w:pPr><w:r><w:rPr><w:rFonts w:ascii="Consolas" w:cs="Consolas" w:eastAsia="Consolas" w:hAnsi="Consolas"/><w:color w:val="24292E"/><w:sz w:val="17"/><w:szCs w:val="17"/></w:rPr><w:t xml:space="preserve">3. materializePoolWinners()</w:t></w:r></w:p><w:p><w:pPr><w:pBdr><w:left w:val="single" w:color="C4CDD5" w:sz="14" w:space="8"/></w:pBdr><w:shd w:fill="F6F8FA" w:val="clear"/><w:spacing w:after="0" w:line="236"/></w:pPr><w:r><w:rPr><w:rFonts w:ascii="Consolas" w:cs="Consolas" w:eastAsia="Consolas" w:hAnsi="Consolas"/><w:color w:val="24292E"/><w:sz w:val="17"/><w:szCs w:val="17"/></w:rPr><w:t xml:space="preserve">     score card_picks against finished games</w:t></w:r></w:p><w:p><w:pPr><w:pBdr><w:left w:val="single" w:color="C4CDD5" w:sz="14" w:space="8"/></w:pBdr><w:shd w:fill="F6F8FA" w:val="clear"/><w:spacing w:after="0" w:line="236"/></w:pPr><w:r><w:rPr><w:rFonts w:ascii="Consolas" w:cs="Consolas" w:eastAsia="Consolas" w:hAnsi="Consolas"/><w:color w:val="24292E"/><w:sz w:val="17"/><w:szCs w:val="17"/></w:rPr><w:t xml:space="preserve">     split the net pot in exact cents; insert pool_winners + approvals</w:t></w:r></w:p><w:p><w:pPr><w:pBdr><w:left w:val="single" w:color="C4CDD5" w:sz="14" w:space="8"/></w:pBdr><w:shd w:fill="F6F8FA" w:val="clear"/><w:spacing w:after="130" w:line="236"/></w:pPr><w:r><w:rPr><w:rFonts w:ascii="Consolas" w:cs="Consolas" w:eastAsia="Consolas" w:hAnsi="Consolas"/><w:color w:val="24292E"/><w:sz w:val="17"/><w:szCs w:val="17"/></w:rPr><w:t xml:space="preserve">     credit balances atomically; idempotent via a unique ledger index</w:t></w:r></w:p><w:tbl><w:tblPr><w:tblW w:type="dxa" w:w="8900"/><w:tblBorders><w:top w:val="single" w:color="auto" w:sz="4"/><w:left w:val="single" w:color="auto" w:sz="4"/><w:bottom w:val="single" w:color="auto" w:sz="4"/><w:right w:val="single" w:color="auto" w:sz="4"/><w:insideH w:val="single" w:color="auto" w:sz="4"/><w:insideV w:val="single" w:color="auto" w:sz="4"/></w:tblBorders></w:tblPr><w:tblGrid><w:gridCol w:w="8900"/></w:tblGrid><w:tr><w:tc><w:tcPr><w:tcW w:type="dxa" w:w="8900"/><w:tcBorders><w:top w:val="none"/><w:left w:val="single" w:color="B22222" w:sz="18"/><w:bottom w:val="none"/><w:right w:val="none"/></w:tcBorders><w:shd w:fill="FBECEC" w:val="clear"/><w:tcMar><w:top w:type="dxa" w:w="115"/><w:left w:type="dxa" w:w="155"/><w:bottom w:type="dxa" w:w="115"/><w:right w:type="dxa" w:w="155"/></w:tcMar></w:tcPr><w:p><w:pPr><w:spacing w:after="45"/></w:pPr><w:r><w:rPr><w:b/><w:bCs/><w:color w:val="1F3864"/><w:sz w:val="20"/><w:szCs w:val="20"/></w:rPr><w:t xml:space="preserve">Why the ordering is not negotiable</w:t></w:r></w:p><w:p><w:pPr><w:spacing w:after="0" w:line="274"/></w:pPr><w:r><w:rPr><w:sz w:val="21"/><w:szCs w:val="21"/></w:rPr><w:t xml:space="preserve">Phase 3 must never run before phase 2. Scoring only considers finished games, so on a partial slate it would crown whoever happened to lead after the early kickoffs and pay out the entire pot. The pool-completed gate is what makes the slate whole.</w:t></w:r></w:p></w:tc></w:tr></w:tbl><w:p><w:pPr><w:pStyle w:val="Heading2"/><w:spacing w:after="100" w:before="240"/></w:pPr><w:r><w:t xml:space="preserve">6.3 Withdrawal</w:t></w:r></w:p><w:p><w:pPr><w:pBdr><w:left w:val="single" w:color="C4CDD5" w:sz="14" w:space="8"/></w:pBdr><w:shd w:fill="F6F8FA" w:val="clear"/><w:spacing w:after="0" w:line="236"/></w:pPr><w:r><w:rPr><w:rFonts w:ascii="Consolas" w:cs="Consolas" w:eastAsia="Consolas" w:hAnsi="Consolas"/><w:color w:val="24292E"/><w:sz w:val="17"/><w:szCs w:val="17"/></w:rPr><w:t xml:space="preserve">POST /api/me/payout-request      auth + same-origin + rate limit</w:t></w:r></w:p><w:p><w:pPr><w:pBdr><w:left w:val="single" w:color="C4CDD5" w:sz="14" w:space="8"/></w:pBdr><w:shd w:fill="F6F8FA" w:val="clear"/><w:spacing w:after="0" w:line="236"/></w:pPr><w:r><w:rPr><w:rFonts w:ascii="Consolas" w:cs="Consolas" w:eastAsia="Consolas" w:hAnsi="Consolas"/><w:color w:val="24292E"/><w:sz w:val="17"/><w:szCs w:val="17"/></w:rPr><w:t xml:space="preserve">  amount &gt;= minimum, balance &gt;= amount, PayPal account linked</w:t></w:r></w:p><w:p><w:pPr><w:pBdr><w:left w:val="single" w:color="C4CDD5" w:sz="14" w:space="8"/></w:pBdr><w:shd w:fill="F6F8FA" w:val="clear"/><w:spacing w:after="0" w:line="236"/></w:pPr><w:r><w:rPr><w:rFonts w:ascii="Consolas" w:cs="Consolas" w:eastAsia="Consolas" w:hAnsi="Consolas"/><w:color w:val="24292E"/><w:sz w:val="17"/><w:szCs w:val="17"/></w:rPr><w:t xml:space="preserve">  insert status &apos;pending&apos;   (RLS also caps amount &lt;= actual balance)</w:t></w:r></w:p><w:p><w:pPr><w:pBdr><w:left w:val="single" w:color="C4CDD5" w:sz="14" w:space="8"/></w:pBdr><w:shd w:fill="F6F8FA" w:val="clear"/><w:spacing w:after="0" w:line="236"/></w:pPr><w:r><w:rPr><w:rFonts w:ascii="Consolas" w:cs="Consolas" w:eastAsia="Consolas" w:hAnsi="Consolas"/><w:color w:val="24292E"/><w:sz w:val="17"/><w:szCs w:val="17"/></w:rPr><w:t xml:space="preserve"> </w:t></w:r></w:p><w:p><w:pPr><w:pBdr><w:left w:val="single" w:color="C4CDD5" w:sz="14" w:space="8"/></w:pBdr><w:shd w:fill="F6F8FA" w:val="clear"/><w:spacing w:after="0" w:line="236"/></w:pPr><w:r><w:rPr><w:rFonts w:ascii="Consolas" w:cs="Consolas" w:eastAsia="Consolas" w:hAnsi="Consolas"/><w:color w:val="24292E"/><w:sz w:val="17"/><w:szCs w:val="17"/></w:rPr><w:t xml:space="preserve">PATCH /api/admin/payout-requests/[id]/complete     requireAdmin</w:t></w:r></w:p><w:p><w:pPr><w:pBdr><w:left w:val="single" w:color="C4CDD5" w:sz="14" w:space="8"/></w:pBdr><w:shd w:fill="F6F8FA" w:val="clear"/><w:spacing w:after="0" w:line="236"/></w:pPr><w:r><w:rPr><w:rFonts w:ascii="Consolas" w:cs="Consolas" w:eastAsia="Consolas" w:hAnsi="Consolas"/><w:color w:val="24292E"/><w:sz w:val="17"/><w:szCs w:val="17"/></w:rPr><w:t xml:space="preserve">  idempotency check on the ledger reference</w:t></w:r></w:p><w:p><w:pPr><w:pBdr><w:left w:val="single" w:color="C4CDD5" w:sz="14" w:space="8"/></w:pBdr><w:shd w:fill="F6F8FA" w:val="clear"/><w:spacing w:after="0" w:line="236"/></w:pPr><w:r><w:rPr><w:rFonts w:ascii="Consolas" w:cs="Consolas" w:eastAsia="Consolas" w:hAnsi="Consolas"/><w:color w:val="24292E"/><w:sz w:val="17"/><w:szCs w:val="17"/></w:rPr><w:t xml:space="preserve">  1. debit_user_balance(...)      &lt;- RESERVE atomically, before any money moves</w:t></w:r></w:p><w:p><w:pPr><w:pBdr><w:left w:val="single" w:color="C4CDD5" w:sz="14" w:space="8"/></w:pBdr><w:shd w:fill="F6F8FA" w:val="clear"/><w:spacing w:after="0" w:line="236"/></w:pPr><w:r><w:rPr><w:rFonts w:ascii="Consolas" w:cs="Consolas" w:eastAsia="Consolas" w:hAnsi="Consolas"/><w:color w:val="24292E"/><w:sz w:val="17"/><w:szCs w:val="17"/></w:rPr><w:t xml:space="preserve">  2. createPayPalPayout(...)      &lt;- send only if the reservation succeeded</w:t></w:r></w:p><w:p><w:pPr><w:pBdr><w:left w:val="single" w:color="C4CDD5" w:sz="14" w:space="8"/></w:pBdr><w:shd w:fill="F6F8FA" w:val="clear"/><w:spacing w:after="0" w:line="236"/></w:pPr><w:r><w:rPr><w:rFonts w:ascii="Consolas" w:cs="Consolas" w:eastAsia="Consolas" w:hAnsi="Consolas"/><w:color w:val="24292E"/><w:sz w:val="17"/><w:szCs w:val="17"/></w:rPr><w:t xml:space="preserve">  3. on PayPal failure: credit_user_balance(...)   (compensate)</w:t></w:r></w:p><w:p><w:pPr><w:pBdr><w:left w:val="single" w:color="C4CDD5" w:sz="14" w:space="8"/></w:pBdr><w:shd w:fill="F6F8FA" w:val="clear"/><w:spacing w:after="130" w:line="236"/></w:pPr><w:r><w:rPr><w:rFonts w:ascii="Consolas" w:cs="Consolas" w:eastAsia="Consolas" w:hAnsi="Consolas"/><w:color w:val="24292E"/><w:sz w:val="17"/><w:szCs w:val="17"/></w:rPr><w:t xml:space="preserve">  4. on success: mark completed, then write the audit row best-effort</w:t></w:r></w:p><w:p><w:pPr><w:spacing w:after="130" w:line="280"/></w:pPr><w:r><w:rPr><w:sz w:val="21"/><w:szCs w:val="21"/></w:rPr><w:t xml:space="preserve">Reserve, then send, then compensate. The reverse order — sending first and checking the balance afterwards — allowed concurrent approvals to each pay out before any of them verified funds.</w:t></w:r></w:p><w:p><w:r><w:br w:type="page"/></w:r></w:p><w:p><w:pPr><w:pStyle w:val="Heading1"/><w:spacing w:after="140" w:before="300"/></w:pPr><w:r><w:t xml:space="preserve">7. Security model</w:t></w:r></w:p><w:p><w:pPr><w:spacing w:after="130" w:line="280"/></w:pPr><w:r><w:rPr><w:sz w:val="21"/><w:szCs w:val="21"/></w:rPr><w:t xml:space="preserve">Seven layers of defence in depth. Each independently stops its class of attack, so a single-layer failure is not exploitable.</w:t></w:r></w:p><w:tbl><w:tblPr><w:tblW w:type="dxa" w:w="8800"/><w:tblBorders><w:top w:val="single" w:color="auto" w:sz="4"/><w:left w:val="single" w:color="auto" w:sz="4"/><w:bottom w:val="single" w:color="auto" w:sz="4"/><w:right w:val="single" w:color="auto" w:sz="4"/><w:insideH w:val="single" w:color="auto" w:sz="4"/><w:insideV w:val="single" w:color="auto" w:sz="4"/></w:tblBorders></w:tblPr><w:tblGrid><w:gridCol w:w="500"/><w:gridCol w:w="2500"/><w:gridCol w:w="5800"/></w:tblGrid><w:tr><w:trPr><w:tblHeader/></w:trPr><w:tc><w:tcPr><w:tcW w:type="dxa" w:w="500"/><w:tcBorders><w:top w:val="single" w:color="D9D9D9" w:sz="4"/><w:left w:val="single" w:color="D9D9D9" w:sz="4"/><w:bottom w:val="single" w:color="D9D9D9" w:sz="4"/><w:right w:val="single" w:color="D9D9D9" w:sz="4"/></w:tcBorders><w:shd w:fill="1F3864" w:val="clear"/><w:tcMar><w:top w:type="dxa" w:w="60"/><w:left w:type="dxa" w:w="95"/><w:bottom w:type="dxa" w:w="60"/><w:right w:type="dxa" w:w="95"/></w:tcMar></w:tcPr><w:p><w:pPr><w:spacing w:after="0" w:line="254"/></w:pPr><w:r><w:rPr><w:b/><w:bCs/><w:color w:val="FFFFFF"/><w:sz w:val="18"/><w:szCs w:val="18"/></w:rPr><w:t xml:space="preserve">#</w:t></w:r></w:p></w:tc><w:tc><w:tcPr><w:tcW w:type="dxa" w:w="2500"/><w:tcBorders><w:top w:val="single" w:color="D9D9D9" w:sz="4"/><w:left w:val="single" w:color="D9D9D9" w:sz="4"/><w:bottom w:val="single" w:color="D9D9D9" w:sz="4"/><w:right w:val="single" w:color="D9D9D9" w:sz="4"/></w:tcBorders><w:shd w:fill="1F3864" w:val="clear"/><w:tcMar><w:top w:type="dxa" w:w="60"/><w:left w:type="dxa" w:w="95"/><w:bottom w:type="dxa" w:w="60"/><w:right w:type="dxa" w:w="95"/></w:tcMar></w:tcPr><w:p><w:pPr><w:spacing w:after="0" w:line="254"/></w:pPr><w:r><w:rPr><w:b/><w:bCs/><w:color w:val="FFFFFF"/><w:sz w:val="18"/><w:szCs w:val="18"/></w:rPr><w:t xml:space="preserve">Layer</w:t></w:r></w:p></w:tc><w:tc><w:tcPr><w:tcW w:type="dxa" w:w="5800"/><w:tcBorders><w:top w:val="single" w:color="D9D9D9" w:sz="4"/><w:left w:val="single" w:color="D9D9D9" w:sz="4"/><w:bottom w:val="single" w:color="D9D9D9" w:sz="4"/><w:right w:val="single" w:color="D9D9D9" w:sz="4"/></w:tcBorders><w:shd w:fill="1F3864" w:val="clear"/><w:tcMar><w:top w:type="dxa" w:w="60"/><w:left w:type="dxa" w:w="95"/><w:bottom w:type="dxa" w:w="60"/><w:right w:type="dxa" w:w="95"/></w:tcMar></w:tcPr><w:p><w:pPr><w:spacing w:after="0" w:line="254"/></w:pPr><w:r><w:rPr><w:b/><w:bCs/><w:color w:val="FFFFFF"/><w:sz w:val="18"/><w:szCs w:val="18"/></w:rPr><w:t xml:space="preserve">Mechanism</w:t></w:r></w:p></w:tc></w:tr><w:tr><w:tc><w:tcPr><w:tcW w:type="dxa" w:w="500"/><w:tcBorders><w:top w:val="single" w:color="D9D9D9" w:sz="4"/><w:left w:val="single" w:color="D9D9D9" w:sz="4"/><w:bottom w:val="single" w:color="D9D9D9" w:sz="4"/><w:right w:val="single" w:color="D9D9D9" w:sz="4"/></w:tcBorders><w:tcMar><w:top w:type="dxa" w:w="60"/><w:left w:type="dxa" w:w="95"/><w:bottom w:type="dxa" w:w="60"/><w:right w:type="dxa" w:w="95"/></w:tcMar></w:tcPr><w:p><w:pPr><w:spacing w:after="0" w:line="254"/></w:pPr><w:r><w:rPr><w:sz w:val="18"/><w:szCs w:val="18"/></w:rPr><w:t xml:space="preserve">1</w:t></w:r></w:p></w:tc><w:tc><w:tcPr><w:tcW w:type="dxa" w:w="2500"/><w:tcBorders><w:top w:val="single" w:color="D9D9D9" w:sz="4"/><w:left w:val="single" w:color="D9D9D9" w:sz="4"/><w:bottom w:val="single" w:color="D9D9D9" w:sz="4"/><w:right w:val="single" w:color="D9D9D9" w:sz="4"/></w:tcBorders><w:tcMar><w:top w:type="dxa" w:w="60"/><w:left w:type="dxa" w:w="95"/><w:bottom w:type="dxa" w:w="60"/><w:right w:type="dxa" w:w="95"/></w:tcMar></w:tcPr><w:p><w:pPr><w:spacing w:after="0" w:line="254"/></w:pPr><w:r><w:rPr><w:sz w:val="18"/><w:szCs w:val="18"/></w:rPr><w:t xml:space="preserve">Authentication</w:t></w:r></w:p></w:tc><w:tc><w:tcPr><w:tcW w:type="dxa" w:w="5800"/><w:tcBorders><w:top w:val="single" w:color="D9D9D9" w:sz="4"/><w:left w:val="single" w:color="D9D9D9" w:sz="4"/><w:bottom w:val="single" w:color="D9D9D9" w:sz="4"/><w:right w:val="single" w:color="D9D9D9" w:sz="4"/></w:tcBorders><w:tcMar><w:top w:type="dxa" w:w="60"/><w:left w:type="dxa" w:w="95"/><w:bottom w:type="dxa" w:w="60"/><w:right w:type="dxa" w:w="95"/></w:tcMar></w:tcPr><w:p><w:pPr><w:spacing w:after="0" w:line="254"/></w:pPr><w:r><w:rPr><w:sz w:val="18"/><w:szCs w:val="18"/></w:rPr><w:t xml:space="preserve">Supabase JWT in HTTP-only cookies, verified server-side on every protected handler. Password policy enforced by Zod.</w:t></w:r></w:p></w:tc></w:tr><w:tr><w:tc><w:tcPr><w:tcW w:type="dxa" w:w="500"/><w:tcBorders><w:top w:val="single" w:color="D9D9D9" w:sz="4"/><w:left w:val="single" w:color="D9D9D9" w:sz="4"/><w:bottom w:val="single" w:color="D9D9D9" w:sz="4"/><w:right w:val="single" w:color="D9D9D9" w:sz="4"/></w:tcBorders><w:shd w:fill="F4F6FA" w:val="clear"/><w:tcMar><w:top w:type="dxa" w:w="60"/><w:left w:type="dxa" w:w="95"/><w:bottom w:type="dxa" w:w="60"/><w:right w:type="dxa" w:w="95"/></w:tcMar></w:tcPr><w:p><w:pPr><w:spacing w:after="0" w:line="254"/></w:pPr><w:r><w:rPr><w:sz w:val="18"/><w:szCs w:val="18"/></w:rPr><w:t xml:space="preserve">2</w:t></w:r></w:p></w:tc><w:tc><w:tcPr><w:tcW w:type="dxa" w:w="2500"/><w:tcBorders><w:top w:val="single" w:color="D9D9D9" w:sz="4"/><w:left w:val="single" w:color="D9D9D9" w:sz="4"/><w:bottom w:val="single" w:color="D9D9D9" w:sz="4"/><w:right w:val="single" w:color="D9D9D9" w:sz="4"/></w:tcBorders><w:shd w:fill="F4F6FA" w:val="clear"/><w:tcMar><w:top w:type="dxa" w:w="60"/><w:left w:type="dxa" w:w="95"/><w:bottom w:type="dxa" w:w="60"/><w:right w:type="dxa" w:w="95"/></w:tcMar></w:tcPr><w:p><w:pPr><w:spacing w:after="0" w:line="254"/></w:pPr><w:r><w:rPr><w:sz w:val="18"/><w:szCs w:val="18"/></w:rPr><w:t xml:space="preserve">Authorization</w:t></w:r></w:p></w:tc><w:tc><w:tcPr><w:tcW w:type="dxa" w:w="5800"/><w:tcBorders><w:top w:val="single" w:color="D9D9D9" w:sz="4"/><w:left w:val="single" w:color="D9D9D9" w:sz="4"/><w:bottom w:val="single" w:color="D9D9D9" w:sz="4"/><w:right w:val="single" w:color="D9D9D9" w:sz="4"/></w:tcBorders><w:shd w:fill="F4F6FA" w:val="clear"/><w:tcMar><w:top w:type="dxa" w:w="60"/><w:left w:type="dxa" w:w="95"/><w:bottom w:type="dxa" w:w="60"/><w:right w:type="dxa" w:w="95"/></w:tcMar></w:tcPr><w:p><w:pPr><w:spacing w:after="0" w:line="254"/></w:pPr><w:r><w:rPr><w:sz w:val="18"/><w:szCs w:val="18"/></w:rPr><w:t xml:space="preserve">requireAdmin() for role gates; every object bound to the caller in the query, so a foreign id returns 404 rather than someone else&apos;s data.</w:t></w:r></w:p></w:tc></w:tr><w:tr><w:tc><w:tcPr><w:tcW w:type="dxa" w:w="500"/><w:tcBorders><w:top w:val="single" w:color="D9D9D9" w:sz="4"/><w:left w:val="single" w:color="D9D9D9" w:sz="4"/><w:bottom w:val="single" w:color="D9D9D9" w:sz="4"/><w:right w:val="single" w:color="D9D9D9" w:sz="4"/></w:tcBorders><w:tcMar><w:top w:type="dxa" w:w="60"/><w:left w:type="dxa" w:w="95"/><w:bottom w:type="dxa" w:w="60"/><w:right w:type="dxa" w:w="95"/></w:tcMar></w:tcPr><w:p><w:pPr><w:spacing w:after="0" w:line="254"/></w:pPr><w:r><w:rPr><w:sz w:val="18"/><w:szCs w:val="18"/></w:rPr><w:t xml:space="preserve">3</w:t></w:r></w:p></w:tc><w:tc><w:tcPr><w:tcW w:type="dxa" w:w="2500"/><w:tcBorders><w:top w:val="single" w:color="D9D9D9" w:sz="4"/><w:left w:val="single" w:color="D9D9D9" w:sz="4"/><w:bottom w:val="single" w:color="D9D9D9" w:sz="4"/><w:right w:val="single" w:color="D9D9D9" w:sz="4"/></w:tcBorders><w:tcMar><w:top w:type="dxa" w:w="60"/><w:left w:type="dxa" w:w="95"/><w:bottom w:type="dxa" w:w="60"/><w:right w:type="dxa" w:w="95"/></w:tcMar></w:tcPr><w:p><w:pPr><w:spacing w:after="0" w:line="254"/></w:pPr><w:r><w:rPr><w:sz w:val="18"/><w:szCs w:val="18"/></w:rPr><w:t xml:space="preserve">Row Level Security</w:t></w:r></w:p></w:tc><w:tc><w:tcPr><w:tcW w:type="dxa" w:w="5800"/><w:tcBorders><w:top w:val="single" w:color="D9D9D9" w:sz="4"/><w:left w:val="single" w:color="D9D9D9" w:sz="4"/><w:bottom w:val="single" w:color="D9D9D9" w:sz="4"/><w:right w:val="single" w:color="D9D9D9" w:sz="4"/></w:tcBorders><w:tcMar><w:top w:type="dxa" w:w="60"/><w:left w:type="dxa" w:w="95"/><w:bottom w:type="dxa" w:w="60"/><w:right w:type="dxa" w:w="95"/></w:tcMar></w:tcPr><w:p><w:pPr><w:spacing w:after="0" w:line="254"/></w:pPr><w:r><w:rPr><w:sz w:val="18"/><w:szCs w:val="18"/></w:rPr><w:t xml:space="preserve">Holder-only cards and picks; own-row profiles with role and balance pinned; money tables closed to client writes. The migration ends with an assertion that fails if an unexpected SELECT policy exists.</w:t></w:r></w:p></w:tc></w:tr><w:tr><w:tc><w:tcPr><w:tcW w:type="dxa" w:w="500"/><w:tcBorders><w:top w:val="single" w:color="D9D9D9" w:sz="4"/><w:left w:val="single" w:color="D9D9D9" w:sz="4"/><w:bottom w:val="single" w:color="D9D9D9" w:sz="4"/><w:right w:val="single" w:color="D9D9D9" w:sz="4"/></w:tcBorders><w:shd w:fill="F4F6FA" w:val="clear"/><w:tcMar><w:top w:type="dxa" w:w="60"/><w:left w:type="dxa" w:w="95"/><w:bottom w:type="dxa" w:w="60"/><w:right w:type="dxa" w:w="95"/></w:tcMar></w:tcPr><w:p><w:pPr><w:spacing w:after="0" w:line="254"/></w:pPr><w:r><w:rPr><w:sz w:val="18"/><w:szCs w:val="18"/></w:rPr><w:t xml:space="preserve">4</w:t></w:r></w:p></w:tc><w:tc><w:tcPr><w:tcW w:type="dxa" w:w="2500"/><w:tcBorders><w:top w:val="single" w:color="D9D9D9" w:sz="4"/><w:left w:val="single" w:color="D9D9D9" w:sz="4"/><w:bottom w:val="single" w:color="D9D9D9" w:sz="4"/><w:right w:val="single" w:color="D9D9D9" w:sz="4"/></w:tcBorders><w:shd w:fill="F4F6FA" w:val="clear"/><w:tcMar><w:top w:type="dxa" w:w="60"/><w:left w:type="dxa" w:w="95"/><w:bottom w:type="dxa" w:w="60"/><w:right w:type="dxa" w:w="95"/></w:tcMar></w:tcPr><w:p><w:pPr><w:spacing w:after="0" w:line="254"/></w:pPr><w:r><w:rPr><w:sz w:val="18"/><w:szCs w:val="18"/></w:rPr><w:t xml:space="preserve">Money integrity</w:t></w:r></w:p></w:tc><w:tc><w:tcPr><w:tcW w:type="dxa" w:w="5800"/><w:tcBorders><w:top w:val="single" w:color="D9D9D9" w:sz="4"/><w:left w:val="single" w:color="D9D9D9" w:sz="4"/><w:bottom w:val="single" w:color="D9D9D9" w:sz="4"/><w:right w:val="single" w:color="D9D9D9" w:sz="4"/></w:tcBorders><w:shd w:fill="F4F6FA" w:val="clear"/><w:tcMar><w:top w:type="dxa" w:w="60"/><w:left w:type="dxa" w:w="95"/><w:bottom w:type="dxa" w:w="60"/><w:right w:type="dxa" w:w="95"/></w:tcMar></w:tcPr><w:p><w:pPr><w:spacing w:after="0" w:line="254"/></w:pPr><w:r><w:rPr><w:sz w:val="18"/><w:szCs w:val="18"/></w:rPr><w:t xml:space="preserve">Server-set prices, Stripe signature verification, two-layer idempotency, atomic balance RPCs, cent-exact splits.</w:t></w:r></w:p></w:tc></w:tr><w:tr><w:tc><w:tcPr><w:tcW w:type="dxa" w:w="500"/><w:tcBorders><w:top w:val="single" w:color="D9D9D9" w:sz="4"/><w:left w:val="single" w:color="D9D9D9" w:sz="4"/><w:bottom w:val="single" w:color="D9D9D9" w:sz="4"/><w:right w:val="single" w:color="D9D9D9" w:sz="4"/></w:tcBorders><w:tcMar><w:top w:type="dxa" w:w="60"/><w:left w:type="dxa" w:w="95"/><w:bottom w:type="dxa" w:w="60"/><w:right w:type="dxa" w:w="95"/></w:tcMar></w:tcPr><w:p><w:pPr><w:spacing w:after="0" w:line="254"/></w:pPr><w:r><w:rPr><w:sz w:val="18"/><w:szCs w:val="18"/></w:rPr><w:t xml:space="preserve">5</w:t></w:r></w:p></w:tc><w:tc><w:tcPr><w:tcW w:type="dxa" w:w="2500"/><w:tcBorders><w:top w:val="single" w:color="D9D9D9" w:sz="4"/><w:left w:val="single" w:color="D9D9D9" w:sz="4"/><w:bottom w:val="single" w:color="D9D9D9" w:sz="4"/><w:right w:val="single" w:color="D9D9D9" w:sz="4"/></w:tcBorders><w:tcMar><w:top w:type="dxa" w:w="60"/><w:left w:type="dxa" w:w="95"/><w:bottom w:type="dxa" w:w="60"/><w:right w:type="dxa" w:w="95"/></w:tcMar></w:tcPr><w:p><w:pPr><w:spacing w:after="0" w:line="254"/></w:pPr><w:r><w:rPr><w:sz w:val="18"/><w:szCs w:val="18"/></w:rPr><w:t xml:space="preserve">Game integrity</w:t></w:r></w:p></w:tc><w:tc><w:tcPr><w:tcW w:type="dxa" w:w="5800"/><w:tcBorders><w:top w:val="single" w:color="D9D9D9" w:sz="4"/><w:left w:val="single" w:color="D9D9D9" w:sz="4"/><w:bottom w:val="single" w:color="D9D9D9" w:sz="4"/><w:right w:val="single" w:color="D9D9D9" w:sz="4"/></w:tcBorders><w:tcMar><w:top w:type="dxa" w:w="60"/><w:left w:type="dxa" w:w="95"/><w:bottom w:type="dxa" w:w="60"/><w:right w:type="dxa" w:w="95"/></w:tcMar></w:tcPr><w:p><w:pPr><w:spacing w:after="0" w:line="254"/></w:pPr><w:r><w:rPr><w:sz w:val="18"/><w:szCs w:val="18"/></w:rPr><w:t xml:space="preserve">Picks are private to the holder and lock at kickoff — enforced in the API and mirrored in RLS.</w:t></w:r></w:p></w:tc></w:tr><w:tr><w:tc><w:tcPr><w:tcW w:type="dxa" w:w="500"/><w:tcBorders><w:top w:val="single" w:color="D9D9D9" w:sz="4"/><w:left w:val="single" w:color="D9D9D9" w:sz="4"/><w:bottom w:val="single" w:color="D9D9D9" w:sz="4"/><w:right w:val="single" w:color="D9D9D9" w:sz="4"/></w:tcBorders><w:shd w:fill="F4F6FA" w:val="clear"/><w:tcMar><w:top w:type="dxa" w:w="60"/><w:left w:type="dxa" w:w="95"/><w:bottom w:type="dxa" w:w="60"/><w:right w:type="dxa" w:w="95"/></w:tcMar></w:tcPr><w:p><w:pPr><w:spacing w:after="0" w:line="254"/></w:pPr><w:r><w:rPr><w:sz w:val="18"/><w:szCs w:val="18"/></w:rPr><w:t xml:space="preserve">6</w:t></w:r></w:p></w:tc><w:tc><w:tcPr><w:tcW w:type="dxa" w:w="2500"/><w:tcBorders><w:top w:val="single" w:color="D9D9D9" w:sz="4"/><w:left w:val="single" w:color="D9D9D9" w:sz="4"/><w:bottom w:val="single" w:color="D9D9D9" w:sz="4"/><w:right w:val="single" w:color="D9D9D9" w:sz="4"/></w:tcBorders><w:shd w:fill="F4F6FA" w:val="clear"/><w:tcMar><w:top w:type="dxa" w:w="60"/><w:left w:type="dxa" w:w="95"/><w:bottom w:type="dxa" w:w="60"/><w:right w:type="dxa" w:w="95"/></w:tcMar></w:tcPr><w:p><w:pPr><w:spacing w:after="0" w:line="254"/></w:pPr><w:r><w:rPr><w:sz w:val="18"/><w:szCs w:val="18"/></w:rPr><w:t xml:space="preserve">Secrets &amp; automation</w:t></w:r></w:p></w:tc><w:tc><w:tcPr><w:tcW w:type="dxa" w:w="5800"/><w:tcBorders><w:top w:val="single" w:color="D9D9D9" w:sz="4"/><w:left w:val="single" w:color="D9D9D9" w:sz="4"/><w:bottom w:val="single" w:color="D9D9D9" w:sz="4"/><w:right w:val="single" w:color="D9D9D9" w:sz="4"/></w:tcBorders><w:shd w:fill="F4F6FA" w:val="clear"/><w:tcMar><w:top w:type="dxa" w:w="60"/><w:left w:type="dxa" w:w="95"/><w:bottom w:type="dxa" w:w="60"/><w:right w:type="dxa" w:w="95"/></w:tcMar></w:tcPr><w:p><w:pPr><w:spacing w:after="0" w:line="254"/></w:pPr><w:r><w:rPr><w:sz w:val="18"/><w:szCs w:val="18"/></w:rPr><w:t xml:space="preserve">requireSecret() fails closed and compares timing-safely; scheduled jobs and admin bootstrap are secret-gated.</w:t></w:r></w:p></w:tc></w:tr><w:tr><w:tc><w:tcPr><w:tcW w:type="dxa" w:w="500"/><w:tcBorders><w:top w:val="single" w:color="D9D9D9" w:sz="4"/><w:left w:val="single" w:color="D9D9D9" w:sz="4"/><w:bottom w:val="single" w:color="D9D9D9" w:sz="4"/><w:right w:val="single" w:color="D9D9D9" w:sz="4"/></w:tcBorders><w:tcMar><w:top w:type="dxa" w:w="60"/><w:left w:type="dxa" w:w="95"/><w:bottom w:type="dxa" w:w="60"/><w:right w:type="dxa" w:w="95"/></w:tcMar></w:tcPr><w:p><w:pPr><w:spacing w:after="0" w:line="254"/></w:pPr><w:r><w:rPr><w:sz w:val="18"/><w:szCs w:val="18"/></w:rPr><w:t xml:space="preserve">7</w:t></w:r></w:p></w:tc><w:tc><w:tcPr><w:tcW w:type="dxa" w:w="2500"/><w:tcBorders><w:top w:val="single" w:color="D9D9D9" w:sz="4"/><w:left w:val="single" w:color="D9D9D9" w:sz="4"/><w:bottom w:val="single" w:color="D9D9D9" w:sz="4"/><w:right w:val="single" w:color="D9D9D9" w:sz="4"/></w:tcBorders><w:tcMar><w:top w:type="dxa" w:w="60"/><w:left w:type="dxa" w:w="95"/><w:bottom w:type="dxa" w:w="60"/><w:right w:type="dxa" w:w="95"/></w:tcMar></w:tcPr><w:p><w:pPr><w:spacing w:after="0" w:line="254"/></w:pPr><w:r><w:rPr><w:sz w:val="18"/><w:szCs w:val="18"/></w:rPr><w:t xml:space="preserve">Input &amp; transport</w:t></w:r></w:p></w:tc><w:tc><w:tcPr><w:tcW w:type="dxa" w:w="5800"/><w:tcBorders><w:top w:val="single" w:color="D9D9D9" w:sz="4"/><w:left w:val="single" w:color="D9D9D9" w:sz="4"/><w:bottom w:val="single" w:color="D9D9D9" w:sz="4"/><w:right w:val="single" w:color="D9D9D9" w:sz="4"/></w:tcBorders><w:tcMar><w:top w:type="dxa" w:w="60"/><w:left w:type="dxa" w:w="95"/><w:bottom w:type="dxa" w:w="60"/><w:right w:type="dxa" w:w="95"/></w:tcMar></w:tcPr><w:p><w:pPr><w:spacing w:after="0" w:line="254"/></w:pPr><w:r><w:rPr><w:sz w:val="18"/><w:szCs w:val="18"/></w:rPr><w:t xml:space="preserve">Zod validation, UUID checks, PostgREST filter sanitisation, rate limiting, same-origin (CSRF) checks, CSP and security headers.</w:t></w:r></w:p></w:tc></w:tr></w:tbl><w:tbl><w:tblPr><w:tblW w:type="dxa" w:w="8900"/><w:tblBorders><w:top w:val="single" w:color="auto" w:sz="4"/><w:left w:val="single" w:color="auto" w:sz="4"/><w:bottom w:val="single" w:color="auto" w:sz="4"/><w:right w:val="single" w:color="auto" w:sz="4"/><w:insideH w:val="single" w:color="auto" w:sz="4"/><w:insideV w:val="single" w:color="auto" w:sz="4"/></w:tblBorders></w:tblPr><w:tblGrid><w:gridCol w:w="8900"/></w:tblGrid><w:tr><w:tc><w:tcPr><w:tcW w:type="dxa" w:w="8900"/><w:tcBorders><w:top w:val="none"/><w:left w:val="single" w:color="2E4A7A" w:sz="18"/><w:bottom w:val="none"/><w:right w:val="none"/></w:tcBorders><w:shd w:fill="EAF2FB" w:val="clear"/><w:tcMar><w:top w:type="dxa" w:w="115"/><w:left w:type="dxa" w:w="155"/><w:bottom w:type="dxa" w:w="115"/><w:right w:type="dxa" w:w="155"/></w:tcMar></w:tcPr><w:p><w:pPr><w:spacing w:after="45"/></w:pPr><w:r><w:rPr><w:b/><w:bCs/><w:color w:val="1F3864"/><w:sz w:val="20"/><w:szCs w:val="20"/></w:rPr><w:t xml:space="preserve">The permissive-OR pitfall — worth knowing before editing any policy</w:t></w:r></w:p><w:p><w:pPr><w:spacing w:after="0" w:line="274"/></w:pPr><w:r><w:rPr><w:sz w:val="21"/><w:szCs w:val="21"/></w:rPr><w:t xml:space="preserve">Postgres RLS policies are permissive and OR-ed together, so one loose policy silently defeats every strict policy beside it. That is exactly how card privacy was lost originally: a single broad SELECT policy exposed every opponent&apos;s picks. The hardening migration therefore drops the known-bad policies </w:t></w:r><w:r><w:rPr><w:b/><w:bCs/><w:sz w:val="21"/><w:szCs w:val="21"/></w:rPr><w:t xml:space="preserve">and then asserts the end state</w:t></w:r><w:r><w:rPr><w:sz w:val="21"/><w:szCs w:val="21"/></w:rPr><w:t xml:space="preserve">, raising an exception that rolls the migration back if anything unexpected survives.</w:t></w:r></w:p></w:tc></w:tr></w:tbl><w:p><w:pPr><w:pStyle w:val="Heading3"/><w:spacing w:after="70" w:before="170"/></w:pPr><w:r><w:t xml:space="preserve">Attack classes explicitly tested and defended</w:t></w:r></w:p><w:p><w:pPr><w:spacing w:after="130" w:line="280"/></w:pPr><w:r><w:rPr><w:sz w:val="21"/><w:szCs w:val="21"/></w:rPr><w:t xml:space="preserve">Free or unpaid cards · entry-fee tampering · double fulfilment races · confirming another player&apos;s payment session · self-promotion to admin · rewriting a final score to choose the winner · self-settling a pool · reading opponents&apos; picks · submitting a pick after kickoff · withdrawing more than the balance · draining the float via concurrent payout approvals · joining a private pool uninvited · harvesting the user table · triggering settlement anonymously · forging a Stripe webhook · open redirect · filter injection · SSRF and prompt injection through chat moderation.</w:t></w:r></w:p><w:p><w:pPr><w:pStyle w:val="Heading1"/><w:spacing w:after="140" w:before="300"/></w:pPr><w:r><w:t xml:space="preserve">8. Quality gates and CI</w:t></w:r></w:p><w:p><w:pPr><w:spacing w:after="130" w:line="280"/></w:pPr><w:r><w:rPr><w:sz w:val="21"/><w:szCs w:val="21"/></w:rPr><w:t xml:space="preserve">Continuous integration runs on every push and pull request and blocks the merge on all four gates:</w:t></w:r></w:p><w:tbl><w:tblPr><w:tblW w:type="dxa" w:w="8800"/><w:tblBorders><w:top w:val="single" w:color="auto" w:sz="4"/><w:left w:val="single" w:color="auto" w:sz="4"/><w:bottom w:val="single" w:color="auto" w:sz="4"/><w:right w:val="single" w:color="auto" w:sz="4"/><w:insideH w:val="single" w:color="auto" w:sz="4"/><w:insideV w:val="single" w:color="auto" w:sz="4"/></w:tblBorders></w:tblPr><w:tblGrid><w:gridCol w:w="2400"/><w:gridCol w:w="6400"/></w:tblGrid><w:tr><w:trPr><w:tblHeader/></w:trPr><w:tc><w:tcPr><w:tcW w:type="dxa" w:w="2400"/><w:tcBorders><w:top w:val="single" w:color="D9D9D9" w:sz="4"/><w:left w:val="single" w:color="D9D9D9" w:sz="4"/><w:bottom w:val="single" w:color="D9D9D9" w:sz="4"/><w:right w:val="single" w:color="D9D9D9" w:sz="4"/></w:tcBorders><w:shd w:fill="1F3864" w:val="clear"/><w:tcMar><w:top w:type="dxa" w:w="60"/><w:left w:type="dxa" w:w="95"/><w:bottom w:type="dxa" w:w="60"/><w:right w:type="dxa" w:w="95"/></w:tcMar></w:tcPr><w:p><w:pPr><w:spacing w:after="0" w:line="254"/></w:pPr><w:r><w:rPr><w:b/><w:bCs/><w:color w:val="FFFFFF"/><w:sz w:val="18"/><w:szCs w:val="18"/></w:rPr><w:t xml:space="preserve">Gate</w:t></w:r></w:p></w:tc><w:tc><w:tcPr><w:tcW w:type="dxa" w:w="6400"/><w:tcBorders><w:top w:val="single" w:color="D9D9D9" w:sz="4"/><w:left w:val="single" w:color="D9D9D9" w:sz="4"/><w:bottom w:val="single" w:color="D9D9D9" w:sz="4"/><w:right w:val="single" w:color="D9D9D9" w:sz="4"/></w:tcBorders><w:shd w:fill="1F3864" w:val="clear"/><w:tcMar><w:top w:type="dxa" w:w="60"/><w:left w:type="dxa" w:w="95"/><w:bottom w:type="dxa" w:w="60"/><w:right w:type="dxa" w:w="95"/></w:tcMar></w:tcPr><w:p><w:pPr><w:spacing w:after="0" w:line="254"/></w:pPr><w:r><w:rPr><w:b/><w:bCs/><w:color w:val="FFFFFF"/><w:sz w:val="18"/><w:szCs w:val="18"/></w:rPr><w:t xml:space="preserve">Why it blocks</w:t></w:r></w:p></w:tc></w:tr><w:tr><w:tc><w:tcPr><w:tcW w:type="dxa" w:w="2400"/><w:tcBorders><w:top w:val="single" w:color="D9D9D9" w:sz="4"/><w:left w:val="single" w:color="D9D9D9" w:sz="4"/><w:bottom w:val="single" w:color="D9D9D9" w:sz="4"/><w:right w:val="single" w:color="D9D9D9" w:sz="4"/></w:tcBorders><w:tcMar><w:top w:type="dxa" w:w="60"/><w:left w:type="dxa" w:w="95"/><w:bottom w:type="dxa" w:w="60"/><w:right w:type="dxa" w:w="95"/></w:tcMar></w:tcPr><w:p><w:pPr><w:spacing w:after="0" w:line="254"/></w:pPr><w:r><w:rPr><w:sz w:val="18"/><w:szCs w:val="18"/></w:rPr><w:t xml:space="preserve">npm run typecheck</w:t></w:r></w:p></w:tc><w:tc><w:tcPr><w:tcW w:type="dxa" w:w="6400"/><w:tcBorders><w:top w:val="single" w:color="D9D9D9" w:sz="4"/><w:left w:val="single" w:color="D9D9D9" w:sz="4"/><w:bottom w:val="single" w:color="D9D9D9" w:sz="4"/><w:right w:val="single" w:color="D9D9D9" w:sz="4"/></w:tcBorders><w:tcMar><w:top w:type="dxa" w:w="60"/><w:left w:type="dxa" w:w="95"/><w:bottom w:type="dxa" w:w="60"/><w:right w:type="dxa" w:w="95"/></w:tcMar></w:tcPr><w:p><w:pPr><w:spacing w:after="0" w:line="254"/></w:pPr><w:r><w:rPr><w:sz w:val="18"/><w:szCs w:val="18"/></w:rPr><w:t xml:space="preserve">Catches real breakage — wrong shapes, dead symbols, bad refactors.</w:t></w:r></w:p></w:tc></w:tr><w:tr><w:tc><w:tcPr><w:tcW w:type="dxa" w:w="2400"/><w:tcBorders><w:top w:val="single" w:color="D9D9D9" w:sz="4"/><w:left w:val="single" w:color="D9D9D9" w:sz="4"/><w:bottom w:val="single" w:color="D9D9D9" w:sz="4"/><w:right w:val="single" w:color="D9D9D9" w:sz="4"/></w:tcBorders><w:shd w:fill="F4F6FA" w:val="clear"/><w:tcMar><w:top w:type="dxa" w:w="60"/><w:left w:type="dxa" w:w="95"/><w:bottom w:type="dxa" w:w="60"/><w:right w:type="dxa" w:w="95"/></w:tcMar></w:tcPr><w:p><w:pPr><w:spacing w:after="0" w:line="254"/></w:pPr><w:r><w:rPr><w:sz w:val="18"/><w:szCs w:val="18"/></w:rPr><w:t xml:space="preserve">npm test</w:t></w:r></w:p></w:tc><w:tc><w:tcPr><w:tcW w:type="dxa" w:w="6400"/><w:tcBorders><w:top w:val="single" w:color="D9D9D9" w:sz="4"/><w:left w:val="single" w:color="D9D9D9" w:sz="4"/><w:bottom w:val="single" w:color="D9D9D9" w:sz="4"/><w:right w:val="single" w:color="D9D9D9" w:sz="4"/></w:tcBorders><w:shd w:fill="F4F6FA" w:val="clear"/><w:tcMar><w:top w:type="dxa" w:w="60"/><w:left w:type="dxa" w:w="95"/><w:bottom w:type="dxa" w:w="60"/><w:right w:type="dxa" w:w="95"/></w:tcMar></w:tcPr><w:p><w:pPr><w:spacing w:after="0" w:line="254"/></w:pPr><w:r><w:rPr><w:sz w:val="18"/><w:szCs w:val="18"/></w:rPr><w:t xml:space="preserve">The money path: scoring, tie-breaks and the cent-exact split. A failure here is a release blocker.</w:t></w:r></w:p></w:tc></w:tr><w:tr><w:tc><w:tcPr><w:tcW w:type="dxa" w:w="2400"/><w:tcBorders><w:top w:val="single" w:color="D9D9D9" w:sz="4"/><w:left w:val="single" w:color="D9D9D9" w:sz="4"/><w:bottom w:val="single" w:color="D9D9D9" w:sz="4"/><w:right w:val="single" w:color="D9D9D9" w:sz="4"/></w:tcBorders><w:tcMar><w:top w:type="dxa" w:w="60"/><w:left w:type="dxa" w:w="95"/><w:bottom w:type="dxa" w:w="60"/><w:right w:type="dxa" w:w="95"/></w:tcMar></w:tcPr><w:p><w:pPr><w:spacing w:after="0" w:line="254"/></w:pPr><w:r><w:rPr><w:sz w:val="18"/><w:szCs w:val="18"/></w:rPr><w:t xml:space="preserve">npm run build</w:t></w:r></w:p></w:tc><w:tc><w:tcPr><w:tcW w:type="dxa" w:w="6400"/><w:tcBorders><w:top w:val="single" w:color="D9D9D9" w:sz="4"/><w:left w:val="single" w:color="D9D9D9" w:sz="4"/><w:bottom w:val="single" w:color="D9D9D9" w:sz="4"/><w:right w:val="single" w:color="D9D9D9" w:sz="4"/></w:tcBorders><w:tcMar><w:top w:type="dxa" w:w="60"/><w:left w:type="dxa" w:w="95"/><w:bottom w:type="dxa" w:w="60"/><w:right w:type="dxa" w:w="95"/></w:tcMar></w:tcPr><w:p><w:pPr><w:spacing w:after="0" w:line="254"/></w:pPr><w:r><w:rPr><w:sz w:val="18"/><w:szCs w:val="18"/></w:rPr><w:t xml:space="preserve">Last defence against a failure that would only appear at deploy time.</w:t></w:r></w:p></w:tc></w:tr><w:tr><w:tc><w:tcPr><w:tcW w:type="dxa" w:w="2400"/><w:tcBorders><w:top w:val="single" w:color="D9D9D9" w:sz="4"/><w:left w:val="single" w:color="D9D9D9" w:sz="4"/><w:bottom w:val="single" w:color="D9D9D9" w:sz="4"/><w:right w:val="single" w:color="D9D9D9" w:sz="4"/></w:tcBorders><w:shd w:fill="F4F6FA" w:val="clear"/><w:tcMar><w:top w:type="dxa" w:w="60"/><w:left w:type="dxa" w:w="95"/><w:bottom w:type="dxa" w:w="60"/><w:right w:type="dxa" w:w="95"/></w:tcMar></w:tcPr><w:p><w:pPr><w:spacing w:after="0" w:line="254"/></w:pPr><w:r><w:rPr><w:sz w:val="18"/><w:szCs w:val="18"/></w:rPr><w:t xml:space="preserve">npm run lint</w:t></w:r></w:p></w:tc><w:tc><w:tcPr><w:tcW w:type="dxa" w:w="6400"/><w:tcBorders><w:top w:val="single" w:color="D9D9D9" w:sz="4"/><w:left w:val="single" w:color="D9D9D9" w:sz="4"/><w:bottom w:val="single" w:color="D9D9D9" w:sz="4"/><w:right w:val="single" w:color="D9D9D9" w:sz="4"/></w:tcBorders><w:shd w:fill="F4F6FA" w:val="clear"/><w:tcMar><w:top w:type="dxa" w:w="60"/><w:left w:type="dxa" w:w="95"/><w:bottom w:type="dxa" w:w="60"/><w:right w:type="dxa" w:w="95"/></w:tcMar></w:tcPr><w:p><w:pPr><w:spacing w:after="0" w:line="254"/></w:pPr><w:r><w:rPr><w:sz w:val="18"/><w:szCs w:val="18"/></w:rPr><w:t xml:space="preserve">Pre-existing style debt is configured as warnings, so this blocks only on genuinely new errors.</w:t></w:r></w:p></w:tc></w:tr></w:tbl><w:p><w:pPr><w:spacing w:after="130" w:line="280"/></w:pPr><w:r><w:rPr><w:sz w:val="21"/><w:szCs w:val="21"/></w:rPr><w:t xml:space="preserve">Run all four locally with </w:t></w:r><w:r><w:rPr><w:rFonts w:ascii="Consolas" w:cs="Consolas" w:eastAsia="Consolas" w:hAnsi="Consolas"/><w:color w:val="1A4D2E"/><w:sz w:val="18"/><w:szCs w:val="18"/></w:rPr><w:t xml:space="preserve">npm run check</w:t></w:r><w:r><w:rPr><w:sz w:val="21"/><w:szCs w:val="21"/></w:rPr><w:t xml:space="preserve"> before pushing.</w:t></w:r></w:p><w:p><w:r><w:br w:type="page"/></w:r></w:p><w:p><w:pPr><w:pStyle w:val="Heading1"/><w:spacing w:after="140" w:before="300"/></w:pPr><w:r><w:t xml:space="preserve">9. What the audit changed</w:t></w:r></w:p><w:p><w:pPr><w:spacing w:after="130" w:line="280"/></w:pPr><w:r><w:rPr><w:sz w:val="21"/><w:szCs w:val="21"/></w:rPr><w:t xml:space="preserve">A staged audit — security, then correctness, then handover readiness — was run across the backend, frontend, database and build. Findings were adversarially verified before any change was made. The material fixes:</w:t></w:r></w:p><w:p><w:pPr><w:pStyle w:val="Heading2"/><w:spacing w:after="100" w:before="240"/></w:pPr><w:r><w:t xml:space="preserve">9.1 Critical</w:t></w:r></w:p><w:tbl><w:tblPr><w:tblW w:type="dxa" w:w="8800"/><w:tblBorders><w:top w:val="single" w:color="auto" w:sz="4"/><w:left w:val="single" w:color="auto" w:sz="4"/><w:bottom w:val="single" w:color="auto" w:sz="4"/><w:right w:val="single" w:color="auto" w:sz="4"/><w:insideH w:val="single" w:color="auto" w:sz="4"/><w:insideV w:val="single" w:color="auto" w:sz="4"/></w:tblBorders></w:tblPr><w:tblGrid><w:gridCol w:w="2900"/><w:gridCol w:w="5900"/></w:tblGrid><w:tr><w:trPr><w:tblHeader/></w:trPr><w:tc><w:tcPr><w:tcW w:type="dxa" w:w="2900"/><w:tcBorders><w:top w:val="single" w:color="D9D9D9" w:sz="4"/><w:left w:val="single" w:color="D9D9D9" w:sz="4"/><w:bottom w:val="single" w:color="D9D9D9" w:sz="4"/><w:right w:val="single" w:color="D9D9D9" w:sz="4"/></w:tcBorders><w:shd w:fill="1F3864" w:val="clear"/><w:tcMar><w:top w:type="dxa" w:w="60"/><w:left w:type="dxa" w:w="95"/><w:bottom w:type="dxa" w:w="60"/><w:right w:type="dxa" w:w="95"/></w:tcMar></w:tcPr><w:p><w:pPr><w:spacing w:after="0" w:line="254"/></w:pPr><w:r><w:rPr><w:b/><w:bCs/><w:color w:val="FFFFFF"/><w:sz w:val="18"/><w:szCs w:val="18"/></w:rPr><w:t xml:space="preserve">Issue</w:t></w:r></w:p></w:tc><w:tc><w:tcPr><w:tcW w:type="dxa" w:w="5900"/><w:tcBorders><w:top w:val="single" w:color="D9D9D9" w:sz="4"/><w:left w:val="single" w:color="D9D9D9" w:sz="4"/><w:bottom w:val="single" w:color="D9D9D9" w:sz="4"/><w:right w:val="single" w:color="D9D9D9" w:sz="4"/></w:tcBorders><w:shd w:fill="1F3864" w:val="clear"/><w:tcMar><w:top w:type="dxa" w:w="60"/><w:left w:type="dxa" w:w="95"/><w:bottom w:type="dxa" w:w="60"/><w:right w:type="dxa" w:w="95"/></w:tcMar></w:tcPr><w:p><w:pPr><w:spacing w:after="0" w:line="254"/></w:pPr><w:r><w:rPr><w:b/><w:bCs/><w:color w:val="FFFFFF"/><w:sz w:val="18"/><w:szCs w:val="18"/></w:rPr><w:t xml:space="preserve">Resolution</w:t></w:r></w:p></w:tc></w:tr><w:tr><w:tc><w:tcPr><w:tcW w:type="dxa" w:w="2900"/><w:tcBorders><w:top w:val="single" w:color="D9D9D9" w:sz="4"/><w:left w:val="single" w:color="D9D9D9" w:sz="4"/><w:bottom w:val="single" w:color="D9D9D9" w:sz="4"/><w:right w:val="single" w:color="D9D9D9" w:sz="4"/></w:tcBorders><w:tcMar><w:top w:type="dxa" w:w="60"/><w:left w:type="dxa" w:w="95"/><w:bottom w:type="dxa" w:w="60"/><w:right w:type="dxa" w:w="95"/></w:tcMar></w:tcPr><w:p><w:pPr><w:spacing w:after="0" w:line="254"/></w:pPr><w:r><w:rPr><w:sz w:val="18"/><w:szCs w:val="18"/></w:rPr><w:t xml:space="preserve">Card purchases failed on any rebuilt database, charging the player and issuing nothing</w:t></w:r></w:p></w:tc><w:tc><w:tcPr><w:tcW w:type="dxa" w:w="5900"/><w:tcBorders><w:top w:val="single" w:color="D9D9D9" w:sz="4"/><w:left w:val="single" w:color="D9D9D9" w:sz="4"/><w:bottom w:val="single" w:color="D9D9D9" w:sz="4"/><w:right w:val="single" w:color="D9D9D9" w:sz="4"/></w:tcBorders><w:tcMar><w:top w:type="dxa" w:w="60"/><w:left w:type="dxa" w:w="95"/><w:bottom w:type="dxa" w:w="60"/><w:right w:type="dxa" w:w="95"/></w:tcMar></w:tcPr><w:p><w:pPr><w:spacing w:after="0" w:line="254"/></w:pPr><w:r><w:rPr><w:sz w:val="18"/><w:szCs w:val="18"/></w:rPr><w:t xml:space="preserve">platform_fee / net_amount were NOT NULL with no default and no trigger supplied them. Migration 20260807000001 adds the defaults and creates the trigger, which also finally records the platform&apos;s cut per sale.</w:t></w:r></w:p></w:tc></w:tr><w:tr><w:tc><w:tcPr><w:tcW w:type="dxa" w:w="2900"/><w:tcBorders><w:top w:val="single" w:color="D9D9D9" w:sz="4"/><w:left w:val="single" w:color="D9D9D9" w:sz="4"/><w:bottom w:val="single" w:color="D9D9D9" w:sz="4"/><w:right w:val="single" w:color="D9D9D9" w:sz="4"/></w:tcBorders><w:shd w:fill="F4F6FA" w:val="clear"/><w:tcMar><w:top w:type="dxa" w:w="60"/><w:left w:type="dxa" w:w="95"/><w:bottom w:type="dxa" w:w="60"/><w:right w:type="dxa" w:w="95"/></w:tcMar></w:tcPr><w:p><w:pPr><w:spacing w:after="0" w:line="254"/></w:pPr><w:r><w:rPr><w:sz w:val="18"/><w:szCs w:val="18"/></w:rPr><w:t xml:space="preserve">A crafted pool could mint prize money</w:t></w:r></w:p></w:tc><w:tc><w:tcPr><w:tcW w:type="dxa" w:w="5900"/><w:tcBorders><w:top w:val="single" w:color="D9D9D9" w:sz="4"/><w:left w:val="single" w:color="D9D9D9" w:sz="4"/><w:bottom w:val="single" w:color="D9D9D9" w:sz="4"/><w:right w:val="single" w:color="D9D9D9" w:sz="4"/></w:tcBorders><w:shd w:fill="F4F6FA" w:val="clear"/><w:tcMar><w:top w:type="dxa" w:w="60"/><w:left w:type="dxa" w:w="95"/><w:bottom w:type="dxa" w:w="60"/><w:right w:type="dxa" w:w="95"/></w:tcMar></w:tcPr><w:p><w:pPr><w:spacing w:after="0" w:line="254"/></w:pPr><w:r><w:rPr><w:sz w:val="18"/><w:szCs w:val="18"/></w:rPr><w:t xml:space="preserve">The pool&apos;s fee percentage is multiplied into the payout, and the column was writable on insert and never clamped, so a negative value paid out more than the pot. The fee is now stamped unconditionally by trigger, constrained to 0–100 by the database, and clamped again in code before use.</w:t></w:r></w:p></w:tc></w:tr><w:tr><w:tc><w:tcPr><w:tcW w:type="dxa" w:w="2900"/><w:tcBorders><w:top w:val="single" w:color="D9D9D9" w:sz="4"/><w:left w:val="single" w:color="D9D9D9" w:sz="4"/><w:bottom w:val="single" w:color="D9D9D9" w:sz="4"/><w:right w:val="single" w:color="D9D9D9" w:sz="4"/></w:tcBorders><w:tcMar><w:top w:type="dxa" w:w="60"/><w:left w:type="dxa" w:w="95"/><w:bottom w:type="dxa" w:w="60"/><w:right w:type="dxa" w:w="95"/></w:tcMar></w:tcPr><w:p><w:pPr><w:spacing w:after="0" w:line="254"/></w:pPr><w:r><w:rPr><w:sz w:val="18"/><w:szCs w:val="18"/></w:rPr><w:t xml:space="preserve">A settled pool could be made to pay its pot a second time</w:t></w:r></w:p></w:tc><w:tc><w:tcPr><w:tcW w:type="dxa" w:w="5900"/><w:tcBorders><w:top w:val="single" w:color="D9D9D9" w:sz="4"/><w:left w:val="single" w:color="D9D9D9" w:sz="4"/><w:bottom w:val="single" w:color="D9D9D9" w:sz="4"/><w:right w:val="single" w:color="D9D9D9" w:sz="4"/></w:tcBorders><w:tcMar><w:top w:type="dxa" w:w="60"/><w:left w:type="dxa" w:w="95"/><w:bottom w:type="dxa" w:w="60"/><w:right w:type="dxa" w:w="95"/></w:tcMar></w:tcPr><w:p><w:pPr><w:spacing w:after="0" w:line="254"/></w:pPr><w:r><w:rPr><w:sz w:val="18"/><w:szCs w:val="18"/></w:rPr><w:t xml:space="preserve">Three things lined up: a card could still be activated after its pool had settled, the winnings page re-ran settlement for any pool where the viewer had no winner row, and re-running deletes and rewrites the winners without reversing money already paid. A player could therefore fill in picks, never lock the card, wait for the results, then activate it and be paid — while the original winner kept their credit. All three are closed: settlement now refuses to run on a pool that already has winners or has moved money, the winnings page is read-only, and the database blocks activation once a pool is no longer open.</w:t></w:r></w:p></w:tc></w:tr><w:tr><w:tc><w:tcPr><w:tcW w:type="dxa" w:w="2900"/><w:tcBorders><w:top w:val="single" w:color="D9D9D9" w:sz="4"/><w:left w:val="single" w:color="D9D9D9" w:sz="4"/><w:bottom w:val="single" w:color="D9D9D9" w:sz="4"/><w:right w:val="single" w:color="D9D9D9" w:sz="4"/></w:tcBorders><w:shd w:fill="F4F6FA" w:val="clear"/><w:tcMar><w:top w:type="dxa" w:w="60"/><w:left w:type="dxa" w:w="95"/><w:bottom w:type="dxa" w:w="60"/><w:right w:type="dxa" w:w="95"/></w:tcMar></w:tcPr><w:p><w:pPr><w:spacing w:after="0" w:line="254"/></w:pPr><w:r><w:rPr><w:sz w:val="18"/><w:szCs w:val="18"/></w:rPr><w:t xml:space="preserve">No database could be provisioned from the repository at all</w:t></w:r></w:p></w:tc><w:tc><w:tcPr><w:tcW w:type="dxa" w:w="5900"/><w:tcBorders><w:top w:val="single" w:color="D9D9D9" w:sz="4"/><w:left w:val="single" w:color="D9D9D9" w:sz="4"/><w:bottom w:val="single" w:color="D9D9D9" w:sz="4"/><w:right w:val="single" w:color="D9D9D9" w:sz="4"/></w:tcBorders><w:shd w:fill="F4F6FA" w:val="clear"/><w:tcMar><w:top w:type="dxa" w:w="60"/><w:left w:type="dxa" w:w="95"/><w:bottom w:type="dxa" w:w="60"/><w:right w:type="dxa" w:w="95"/></w:tcMar></w:tcPr><w:p><w:pPr><w:spacing w:after="0" w:line="254"/></w:pPr><w:r><w:rPr><w:sz w:val="18"/><w:szCs w:val="18"/></w:rPr><w:t xml:space="preserve">The security-hardening migration ends with an assertion that fails the migration if an unexpected read policy survives — and a leftover policy from an earlier migration triggered it, aborting the migration and everything after it. Verified fixed by applying all 23 migrations to a scratch database.</w:t></w:r></w:p></w:tc></w:tr><w:tr><w:tc><w:tcPr><w:tcW w:type="dxa" w:w="2900"/><w:tcBorders><w:top w:val="single" w:color="D9D9D9" w:sz="4"/><w:left w:val="single" w:color="D9D9D9" w:sz="4"/><w:bottom w:val="single" w:color="D9D9D9" w:sz="4"/><w:right w:val="single" w:color="D9D9D9" w:sz="4"/></w:tcBorders><w:tcMar><w:top w:type="dxa" w:w="60"/><w:left w:type="dxa" w:w="95"/><w:bottom w:type="dxa" w:w="60"/><w:right w:type="dxa" w:w="95"/></w:tcMar></w:tcPr><w:p><w:pPr><w:spacing w:after="0" w:line="254"/></w:pPr><w:r><w:rPr><w:sz w:val="18"/><w:szCs w:val="18"/></w:rPr><w:t xml:space="preserve">Two RPCs existed only in the live database</w:t></w:r></w:p></w:tc><w:tc><w:tcPr><w:tcW w:type="dxa" w:w="5900"/><w:tcBorders><w:top w:val="single" w:color="D9D9D9" w:sz="4"/><w:left w:val="single" w:color="D9D9D9" w:sz="4"/><w:bottom w:val="single" w:color="D9D9D9" w:sz="4"/><w:right w:val="single" w:color="D9D9D9" w:sz="4"/></w:tcBorders><w:tcMar><w:top w:type="dxa" w:w="60"/><w:left w:type="dxa" w:w="95"/><w:bottom w:type="dxa" w:w="60"/><w:right w:type="dxa" w:w="95"/></w:tcMar></w:tcPr><w:p><w:pPr><w:spacing w:after="0" w:line="254"/></w:pPr><w:r><w:rPr><w:sz w:val="18"/><w:szCs w:val="18"/></w:rPr><w:t xml:space="preserve">claim_pool_payout and get_public_winners were called in code but committed to no migration, so withdrawals and the winners ticker broke on a fresh environment. Added, guarded so they cannot overwrite the live definitions.</w:t></w:r></w:p></w:tc></w:tr><w:tr><w:tc><w:tcPr><w:tcW w:type="dxa" w:w="2900"/><w:tcBorders><w:top w:val="single" w:color="D9D9D9" w:sz="4"/><w:left w:val="single" w:color="D9D9D9" w:sz="4"/><w:bottom w:val="single" w:color="D9D9D9" w:sz="4"/><w:right w:val="single" w:color="D9D9D9" w:sz="4"/></w:tcBorders><w:shd w:fill="F4F6FA" w:val="clear"/><w:tcMar><w:top w:type="dxa" w:w="60"/><w:left w:type="dxa" w:w="95"/><w:bottom w:type="dxa" w:w="60"/><w:right w:type="dxa" w:w="95"/></w:tcMar></w:tcPr><w:p><w:pPr><w:spacing w:after="0" w:line="254"/></w:pPr><w:r><w:rPr><w:sz w:val="18"/><w:szCs w:val="18"/></w:rPr><w:t xml:space="preserve">ESLint could not start, and would break the build</w:t></w:r></w:p></w:tc><w:tc><w:tcPr><w:tcW w:type="dxa" w:w="5900"/><w:tcBorders><w:top w:val="single" w:color="D9D9D9" w:sz="4"/><w:left w:val="single" w:color="D9D9D9" w:sz="4"/><w:bottom w:val="single" w:color="D9D9D9" w:sz="4"/><w:right w:val="single" w:color="D9D9D9" w:sz="4"/></w:tcBorders><w:shd w:fill="F4F6FA" w:val="clear"/><w:tcMar><w:top w:type="dxa" w:w="60"/><w:left w:type="dxa" w:w="95"/><w:bottom w:type="dxa" w:w="60"/><w:right w:type="dxa" w:w="95"/></w:tcMar></w:tcPr><w:p><w:pPr><w:spacing w:after="0" w:line="254"/></w:pPr><w:r><w:rPr><w:sz w:val="18"/><w:szCs w:val="18"/></w:rPr><w:t xml:space="preserve">A dependency conflict made the linter crash. Removed the dead dependency and pinned the transitive one.</w:t></w:r></w:p></w:tc></w:tr></w:tbl><w:p><w:pPr><w:pStyle w:val="Heading2"/><w:spacing w:after="100" w:before="240"/></w:pPr><w:r><w:t xml:space="preserve">9.2 Security</w:t></w:r></w:p><w:tbl><w:tblPr><w:tblW w:type="dxa" w:w="8800"/><w:tblBorders><w:top w:val="single" w:color="auto" w:sz="4"/><w:left w:val="single" w:color="auto" w:sz="4"/><w:bottom w:val="single" w:color="auto" w:sz="4"/><w:right w:val="single" w:color="auto" w:sz="4"/><w:insideH w:val="single" w:color="auto" w:sz="4"/><w:insideV w:val="single" w:color="auto" w:sz="4"/></w:tblBorders></w:tblPr><w:tblGrid><w:gridCol w:w="2900"/><w:gridCol w:w="5900"/></w:tblGrid><w:tr><w:trPr><w:tblHeader/></w:trPr><w:tc><w:tcPr><w:tcW w:type="dxa" w:w="2900"/><w:tcBorders><w:top w:val="single" w:color="D9D9D9" w:sz="4"/><w:left w:val="single" w:color="D9D9D9" w:sz="4"/><w:bottom w:val="single" w:color="D9D9D9" w:sz="4"/><w:right w:val="single" w:color="D9D9D9" w:sz="4"/></w:tcBorders><w:shd w:fill="1F3864" w:val="clear"/><w:tcMar><w:top w:type="dxa" w:w="60"/><w:left w:type="dxa" w:w="95"/><w:bottom w:type="dxa" w:w="60"/><w:right w:type="dxa" w:w="95"/></w:tcMar></w:tcPr><w:p><w:pPr><w:spacing w:after="0" w:line="254"/></w:pPr><w:r><w:rPr><w:b/><w:bCs/><w:color w:val="FFFFFF"/><w:sz w:val="18"/><w:szCs w:val="18"/></w:rPr><w:t xml:space="preserve">Issue</w:t></w:r></w:p></w:tc><w:tc><w:tcPr><w:tcW w:type="dxa" w:w="5900"/><w:tcBorders><w:top w:val="single" w:color="D9D9D9" w:sz="4"/><w:left w:val="single" w:color="D9D9D9" w:sz="4"/><w:bottom w:val="single" w:color="D9D9D9" w:sz="4"/><w:right w:val="single" w:color="D9D9D9" w:sz="4"/></w:tcBorders><w:shd w:fill="1F3864" w:val="clear"/><w:tcMar><w:top w:type="dxa" w:w="60"/><w:left w:type="dxa" w:w="95"/><w:bottom w:type="dxa" w:w="60"/><w:right w:type="dxa" w:w="95"/></w:tcMar></w:tcPr><w:p><w:pPr><w:spacing w:after="0" w:line="254"/></w:pPr><w:r><w:rPr><w:b/><w:bCs/><w:color w:val="FFFFFF"/><w:sz w:val="18"/><w:szCs w:val="18"/></w:rPr><w:t xml:space="preserve">Resolution</w:t></w:r></w:p></w:tc></w:tr><w:tr><w:tc><w:tcPr><w:tcW w:type="dxa" w:w="2900"/><w:tcBorders><w:top w:val="single" w:color="D9D9D9" w:sz="4"/><w:left w:val="single" w:color="D9D9D9" w:sz="4"/><w:bottom w:val="single" w:color="D9D9D9" w:sz="4"/><w:right w:val="single" w:color="D9D9D9" w:sz="4"/></w:tcBorders><w:tcMar><w:top w:type="dxa" w:w="60"/><w:left w:type="dxa" w:w="95"/><w:bottom w:type="dxa" w:w="60"/><w:right w:type="dxa" w:w="95"/></w:tcMar></w:tcPr><w:p><w:pPr><w:spacing w:after="0" w:line="254"/></w:pPr><w:r><w:rPr><w:sz w:val="18"/><w:szCs w:val="18"/></w:rPr><w:t xml:space="preserve">Open redirect after login</w:t></w:r></w:p></w:tc><w:tc><w:tcPr><w:tcW w:type="dxa" w:w="5900"/><w:tcBorders><w:top w:val="single" w:color="D9D9D9" w:sz="4"/><w:left w:val="single" w:color="D9D9D9" w:sz="4"/><w:bottom w:val="single" w:color="D9D9D9" w:sz="4"/><w:right w:val="single" w:color="D9D9D9" w:sz="4"/></w:tcBorders><w:tcMar><w:top w:type="dxa" w:w="60"/><w:left w:type="dxa" w:w="95"/><w:bottom w:type="dxa" w:w="60"/><w:right w:type="dxa" w:w="95"/></w:tcMar></w:tcPr><w:p><w:pPr><w:spacing w:after="0" w:line="254"/></w:pPr><w:r><w:rPr><w:sz w:val="18"/><w:szCs w:val="18"/></w:rPr><w:t xml:space="preserve">The post-login target came from an unvalidated query parameter, allowing a phishing hop off a trusted domain. Now restricted to same-origin relative paths with an origin guard.</w:t></w:r></w:p></w:tc></w:tr><w:tr><w:tc><w:tcPr><w:tcW w:type="dxa" w:w="2900"/><w:tcBorders><w:top w:val="single" w:color="D9D9D9" w:sz="4"/><w:left w:val="single" w:color="D9D9D9" w:sz="4"/><w:bottom w:val="single" w:color="D9D9D9" w:sz="4"/><w:right w:val="single" w:color="D9D9D9" w:sz="4"/></w:tcBorders><w:shd w:fill="F4F6FA" w:val="clear"/><w:tcMar><w:top w:type="dxa" w:w="60"/><w:left w:type="dxa" w:w="95"/><w:bottom w:type="dxa" w:w="60"/><w:right w:type="dxa" w:w="95"/></w:tcMar></w:tcPr><w:p><w:pPr><w:spacing w:after="0" w:line="254"/></w:pPr><w:r><w:rPr><w:sz w:val="18"/><w:szCs w:val="18"/></w:rPr><w:t xml:space="preserve">Filter injection in admin search</w:t></w:r></w:p></w:tc><w:tc><w:tcPr><w:tcW w:type="dxa" w:w="5900"/><w:tcBorders><w:top w:val="single" w:color="D9D9D9" w:sz="4"/><w:left w:val="single" w:color="D9D9D9" w:sz="4"/><w:bottom w:val="single" w:color="D9D9D9" w:sz="4"/><w:right w:val="single" w:color="D9D9D9" w:sz="4"/></w:tcBorders><w:shd w:fill="F4F6FA" w:val="clear"/><w:tcMar><w:top w:type="dxa" w:w="60"/><w:left w:type="dxa" w:w="95"/><w:bottom w:type="dxa" w:w="60"/><w:right w:type="dxa" w:w="95"/></w:tcMar></w:tcPr><w:p><w:pPr><w:spacing w:after="0" w:line="254"/></w:pPr><w:r><w:rPr><w:sz w:val="18"/><w:szCs w:val="18"/></w:rPr><w:t xml:space="preserve">Search text was interpolated into a PostgREST filter expression. Structural metacharacters are now stripped.</w:t></w:r></w:p></w:tc></w:tr><w:tr><w:tc><w:tcPr><w:tcW w:type="dxa" w:w="2900"/><w:tcBorders><w:top w:val="single" w:color="D9D9D9" w:sz="4"/><w:left w:val="single" w:color="D9D9D9" w:sz="4"/><w:bottom w:val="single" w:color="D9D9D9" w:sz="4"/><w:right w:val="single" w:color="D9D9D9" w:sz="4"/></w:tcBorders><w:tcMar><w:top w:type="dxa" w:w="60"/><w:left w:type="dxa" w:w="95"/><w:bottom w:type="dxa" w:w="60"/><w:right w:type="dxa" w:w="95"/></w:tcMar></w:tcPr><w:p><w:pPr><w:spacing w:after="0" w:line="254"/></w:pPr><w:r><w:rPr><w:sz w:val="18"/><w:szCs w:val="18"/></w:rPr><w:t xml:space="preserve">No rate limiting anywhere</w:t></w:r></w:p></w:tc><w:tc><w:tcPr><w:tcW w:type="dxa" w:w="5900"/><w:tcBorders><w:top w:val="single" w:color="D9D9D9" w:sz="4"/><w:left w:val="single" w:color="D9D9D9" w:sz="4"/><w:bottom w:val="single" w:color="D9D9D9" w:sz="4"/><w:right w:val="single" w:color="D9D9D9" w:sz="4"/></w:tcBorders><w:tcMar><w:top w:type="dxa" w:w="60"/><w:left w:type="dxa" w:w="95"/><w:bottom w:type="dxa" w:w="60"/><w:right w:type="dxa" w:w="95"/></w:tcMar></w:tcPr><w:p><w:pPr><w:spacing w:after="0" w:line="254"/></w:pPr><w:r><w:rPr><w:sz w:val="18"/><w:szCs w:val="18"/></w:rPr><w:t xml:space="preserve">Credential stuffing and floods were unthrottled. Added a limiter backed by Upstash Redis (global across instances) with an in-memory fallback, applied to auth, newsletter, payout and checkout routes.</w:t></w:r></w:p></w:tc></w:tr><w:tr><w:tc><w:tcPr><w:tcW w:type="dxa" w:w="2900"/><w:tcBorders><w:top w:val="single" w:color="D9D9D9" w:sz="4"/><w:left w:val="single" w:color="D9D9D9" w:sz="4"/><w:bottom w:val="single" w:color="D9D9D9" w:sz="4"/><w:right w:val="single" w:color="D9D9D9" w:sz="4"/></w:tcBorders><w:shd w:fill="F4F6FA" w:val="clear"/><w:tcMar><w:top w:type="dxa" w:w="60"/><w:left w:type="dxa" w:w="95"/><w:bottom w:type="dxa" w:w="60"/><w:right w:type="dxa" w:w="95"/></w:tcMar></w:tcPr><w:p><w:pPr><w:spacing w:after="0" w:line="254"/></w:pPr><w:r><w:rPr><w:sz w:val="18"/><w:szCs w:val="18"/></w:rPr><w:t xml:space="preserve">No CSRF defence on money mutations</w:t></w:r></w:p></w:tc><w:tc><w:tcPr><w:tcW w:type="dxa" w:w="5900"/><w:tcBorders><w:top w:val="single" w:color="D9D9D9" w:sz="4"/><w:left w:val="single" w:color="D9D9D9" w:sz="4"/><w:bottom w:val="single" w:color="D9D9D9" w:sz="4"/><w:right w:val="single" w:color="D9D9D9" w:sz="4"/></w:tcBorders><w:shd w:fill="F4F6FA" w:val="clear"/><w:tcMar><w:top w:type="dxa" w:w="60"/><w:left w:type="dxa" w:w="95"/><w:bottom w:type="dxa" w:w="60"/><w:right w:type="dxa" w:w="95"/></w:tcMar></w:tcPr><w:p><w:pPr><w:spacing w:after="0" w:line="254"/></w:pPr><w:r><w:rPr><w:sz w:val="18"/><w:szCs w:val="18"/></w:rPr><w:t xml:space="preserve">SameSite cookies were the only control. Added an explicit same-origin check on the money routes, and later extended it to every remaining privileged state-changing route.</w:t></w:r></w:p></w:tc></w:tr><w:tr><w:tc><w:tcPr><w:tcW w:type="dxa" w:w="2900"/><w:tcBorders><w:top w:val="single" w:color="D9D9D9" w:sz="4"/><w:left w:val="single" w:color="D9D9D9" w:sz="4"/><w:bottom w:val="single" w:color="D9D9D9" w:sz="4"/><w:right w:val="single" w:color="D9D9D9" w:sz="4"/></w:tcBorders><w:tcMar><w:top w:type="dxa" w:w="60"/><w:left w:type="dxa" w:w="95"/><w:bottom w:type="dxa" w:w="60"/><w:right w:type="dxa" w:w="95"/></w:tcMar></w:tcPr><w:p><w:pPr><w:spacing w:after="0" w:line="254"/></w:pPr><w:r><w:rPr><w:sz w:val="18"/><w:szCs w:val="18"/></w:rPr><w:t xml:space="preserve">A self-issued invitation still unlocked any private pool</w:t></w:r></w:p></w:tc><w:tc><w:tcPr><w:tcW w:type="dxa" w:w="5900"/><w:tcBorders><w:top w:val="single" w:color="D9D9D9" w:sz="4"/><w:left w:val="single" w:color="D9D9D9" w:sz="4"/><w:bottom w:val="single" w:color="D9D9D9" w:sz="4"/><w:right w:val="single" w:color="D9D9D9" w:sz="4"/></w:tcBorders><w:tcMar><w:top w:type="dxa" w:w="60"/><w:left w:type="dxa" w:w="95"/><w:bottom w:type="dxa" w:w="60"/><w:right w:type="dxa" w:w="95"/></w:tcMar></w:tcPr><w:p><w:pPr><w:spacing w:after="0" w:line="254"/></w:pPr><w:r><w:rPr><w:sz w:val="18"/><w:szCs w:val="18"/></w:rPr><w:t xml:space="preserve">Self-joining was blocked, but the invitation table itself was not: a player could invite themselves into any private pool and accept it. Only the pool owner may now invite, and never themselves.</w:t></w:r></w:p></w:tc></w:tr><w:tr><w:tc><w:tcPr><w:tcW w:type="dxa" w:w="2900"/><w:tcBorders><w:top w:val="single" w:color="D9D9D9" w:sz="4"/><w:left w:val="single" w:color="D9D9D9" w:sz="4"/><w:bottom w:val="single" w:color="D9D9D9" w:sz="4"/><w:right w:val="single" w:color="D9D9D9" w:sz="4"/></w:tcBorders><w:shd w:fill="F4F6FA" w:val="clear"/><w:tcMar><w:top w:type="dxa" w:w="60"/><w:left w:type="dxa" w:w="95"/><w:bottom w:type="dxa" w:w="60"/><w:right w:type="dxa" w:w="95"/></w:tcMar></w:tcPr><w:p><w:pPr><w:spacing w:after="0" w:line="254"/></w:pPr><w:r><w:rPr><w:sz w:val="18"/><w:szCs w:val="18"/></w:rPr><w:t xml:space="preserve">Rate limiting could be bypassed with a forged header</w:t></w:r></w:p></w:tc><w:tc><w:tcPr><w:tcW w:type="dxa" w:w="5900"/><w:tcBorders><w:top w:val="single" w:color="D9D9D9" w:sz="4"/><w:left w:val="single" w:color="D9D9D9" w:sz="4"/><w:bottom w:val="single" w:color="D9D9D9" w:sz="4"/><w:right w:val="single" w:color="D9D9D9" w:sz="4"/></w:tcBorders><w:shd w:fill="F4F6FA" w:val="clear"/><w:tcMar><w:top w:type="dxa" w:w="60"/><w:left w:type="dxa" w:w="95"/><w:bottom w:type="dxa" w:w="60"/><w:right w:type="dxa" w:w="95"/></w:tcMar></w:tcPr><w:p><w:pPr><w:spacing w:after="0" w:line="254"/></w:pPr><w:r><w:rPr><w:sz w:val="18"/><w:szCs w:val="18"/></w:rPr><w:t xml:space="preserve">The limiter keyed off the leftmost X-Forwarded-For entry, which the caller controls, so a random value per request gave each one its own bucket. It now prefers platform headers the edge overwrites, then the rightmost hop.</w:t></w:r></w:p></w:tc></w:tr><w:tr><w:tc><w:tcPr><w:tcW w:type="dxa" w:w="2900"/><w:tcBorders><w:top w:val="single" w:color="D9D9D9" w:sz="4"/><w:left w:val="single" w:color="D9D9D9" w:sz="4"/><w:bottom w:val="single" w:color="D9D9D9" w:sz="4"/><w:right w:val="single" w:color="D9D9D9" w:sz="4"/></w:tcBorders><w:tcMar><w:top w:type="dxa" w:w="60"/><w:left w:type="dxa" w:w="95"/><w:bottom w:type="dxa" w:w="60"/><w:right w:type="dxa" w:w="95"/></w:tcMar></w:tcPr><w:p><w:pPr><w:spacing w:after="0" w:line="254"/></w:pPr><w:r><w:rPr><w:sz w:val="18"/><w:szCs w:val="18"/></w:rPr><w:t xml:space="preserve">Reference data was writable by any signed-in account</w:t></w:r></w:p></w:tc><w:tc><w:tcPr><w:tcW w:type="dxa" w:w="5900"/><w:tcBorders><w:top w:val="single" w:color="D9D9D9" w:sz="4"/><w:left w:val="single" w:color="D9D9D9" w:sz="4"/><w:bottom w:val="single" w:color="D9D9D9" w:sz="4"/><w:right w:val="single" w:color="D9D9D9" w:sz="4"/></w:tcBorders><w:tcMar><w:top w:type="dxa" w:w="60"/><w:left w:type="dxa" w:w="95"/><w:bottom w:type="dxa" w:w="60"/><w:right w:type="dxa" w:w="95"/></w:tcMar></w:tcPr><w:p><w:pPr><w:spacing w:after="0" w:line="254"/></w:pPr><w:r><w:rPr><w:sz w:val="18"/><w:szCs w:val="18"/></w:rPr><w:t xml:space="preserve">Team rows were insert/update-able by anyone, despite deciding every game&apos;s identity. Now admin-only, matching games.</w:t></w:r></w:p></w:tc></w:tr><w:tr><w:tc><w:tcPr><w:tcW w:type="dxa" w:w="2900"/><w:tcBorders><w:top w:val="single" w:color="D9D9D9" w:sz="4"/><w:left w:val="single" w:color="D9D9D9" w:sz="4"/><w:bottom w:val="single" w:color="D9D9D9" w:sz="4"/><w:right w:val="single" w:color="D9D9D9" w:sz="4"/></w:tcBorders><w:shd w:fill="F4F6FA" w:val="clear"/><w:tcMar><w:top w:type="dxa" w:w="60"/><w:left w:type="dxa" w:w="95"/><w:bottom w:type="dxa" w:w="60"/><w:right w:type="dxa" w:w="95"/></w:tcMar></w:tcPr><w:p><w:pPr><w:spacing w:after="0" w:line="254"/></w:pPr><w:r><w:rPr><w:sz w:val="18"/><w:szCs w:val="18"/></w:rPr><w:t xml:space="preserve">A demoted admin kept database-level admin</w:t></w:r></w:p></w:tc><w:tc><w:tcPr><w:tcW w:type="dxa" w:w="5900"/><w:tcBorders><w:top w:val="single" w:color="D9D9D9" w:sz="4"/><w:left w:val="single" w:color="D9D9D9" w:sz="4"/><w:bottom w:val="single" w:color="D9D9D9" w:sz="4"/><w:right w:val="single" w:color="D9D9D9" w:sz="4"/></w:tcBorders><w:shd w:fill="F4F6FA" w:val="clear"/><w:tcMar><w:top w:type="dxa" w:w="60"/><w:left w:type="dxa" w:w="95"/><w:bottom w:type="dxa" w:w="60"/><w:right w:type="dxa" w:w="95"/></w:tcMar></w:tcPr><w:p><w:pPr><w:spacing w:after="0" w:line="254"/></w:pPr><w:r><w:rPr><w:sz w:val="18"/><w:szCs w:val="18"/></w:rPr><w:t xml:space="preserve">The role check trusted the token&apos;s claim over the users table, so revoking admin had no effect until the token expired. The table is now authoritative.</w:t></w:r></w:p></w:tc></w:tr><w:tr><w:tc><w:tcPr><w:tcW w:type="dxa" w:w="2900"/><w:tcBorders><w:top w:val="single" w:color="D9D9D9" w:sz="4"/><w:left w:val="single" w:color="D9D9D9" w:sz="4"/><w:bottom w:val="single" w:color="D9D9D9" w:sz="4"/><w:right w:val="single" w:color="D9D9D9" w:sz="4"/></w:tcBorders><w:tcMar><w:top w:type="dxa" w:w="60"/><w:left w:type="dxa" w:w="95"/><w:bottom w:type="dxa" w:w="60"/><w:right w:type="dxa" w:w="95"/></w:tcMar></w:tcPr><w:p><w:pPr><w:spacing w:after="0" w:line="254"/></w:pPr><w:r><w:rPr><w:sz w:val="18"/><w:szCs w:val="18"/></w:rPr><w:t xml:space="preserve">Sign-in returned the refresh token in the response body</w:t></w:r></w:p></w:tc><w:tc><w:tcPr><w:tcW w:type="dxa" w:w="5900"/><w:tcBorders><w:top w:val="single" w:color="D9D9D9" w:sz="4"/><w:left w:val="single" w:color="D9D9D9" w:sz="4"/><w:bottom w:val="single" w:color="D9D9D9" w:sz="4"/><w:right w:val="single" w:color="D9D9D9" w:sz="4"/></w:tcBorders><w:tcMar><w:top w:type="dxa" w:w="60"/><w:left w:type="dxa" w:w="95"/><w:bottom w:type="dxa" w:w="60"/><w:right w:type="dxa" w:w="95"/></w:tcMar></w:tcPr><w:p><w:pPr><w:spacing w:after="0" w:line="254"/></w:pPr><w:r><w:rPr><w:sz w:val="18"/><w:szCs w:val="18"/></w:rPr><w:t xml:space="preserve">A long-lived credential was echoed into JSON when it already travels safely as an HTTP-only cookie. Removed.</w:t></w:r></w:p></w:tc></w:tr><w:tr><w:tc><w:tcPr><w:tcW w:type="dxa" w:w="2900"/><w:tcBorders><w:top w:val="single" w:color="D9D9D9" w:sz="4"/><w:left w:val="single" w:color="D9D9D9" w:sz="4"/><w:bottom w:val="single" w:color="D9D9D9" w:sz="4"/><w:right w:val="single" w:color="D9D9D9" w:sz="4"/></w:tcBorders><w:shd w:fill="F4F6FA" w:val="clear"/><w:tcMar><w:top w:type="dxa" w:w="60"/><w:left w:type="dxa" w:w="95"/><w:bottom w:type="dxa" w:w="60"/><w:right w:type="dxa" w:w="95"/></w:tcMar></w:tcPr><w:p><w:pPr><w:spacing w:after="0" w:line="254"/></w:pPr><w:r><w:rPr><w:sz w:val="18"/><w:szCs w:val="18"/></w:rPr><w:t xml:space="preserve">Winner rows were directly readable by anonymous callers</w:t></w:r></w:p></w:tc><w:tc><w:tcPr><w:tcW w:type="dxa" w:w="5900"/><w:tcBorders><w:top w:val="single" w:color="D9D9D9" w:sz="4"/><w:left w:val="single" w:color="D9D9D9" w:sz="4"/><w:bottom w:val="single" w:color="D9D9D9" w:sz="4"/><w:right w:val="single" w:color="D9D9D9" w:sz="4"/></w:tcBorders><w:shd w:fill="F4F6FA" w:val="clear"/><w:tcMar><w:top w:type="dxa" w:w="60"/><w:left w:type="dxa" w:w="95"/><w:bottom w:type="dxa" w:w="60"/><w:right w:type="dxa" w:w="95"/></w:tcMar></w:tcPr><w:p><w:pPr><w:spacing w:after="0" w:line="254"/></w:pPr><w:r><w:rPr><w:sz w:val="18"/><w:szCs w:val="18"/></w:rPr><w:t xml:space="preserve">Exposed user identifiers and private-pool results. The public ticker now goes only through its minimal projection.</w:t></w:r></w:p></w:tc></w:tr><w:tr><w:tc><w:tcPr><w:tcW w:type="dxa" w:w="2900"/><w:tcBorders><w:top w:val="single" w:color="D9D9D9" w:sz="4"/><w:left w:val="single" w:color="D9D9D9" w:sz="4"/><w:bottom w:val="single" w:color="D9D9D9" w:sz="4"/><w:right w:val="single" w:color="D9D9D9" w:sz="4"/></w:tcBorders><w:tcMar><w:top w:type="dxa" w:w="60"/><w:left w:type="dxa" w:w="95"/><w:bottom w:type="dxa" w:w="60"/><w:right w:type="dxa" w:w="95"/></w:tcMar></w:tcPr><w:p><w:pPr><w:spacing w:after="0" w:line="254"/></w:pPr><w:r><w:rPr><w:sz w:val="18"/><w:szCs w:val="18"/></w:rPr><w:t xml:space="preserve">Chat could be used to exhaust a paid dependency and disable itself globally</w:t></w:r></w:p></w:tc><w:tc><w:tcPr><w:tcW w:type="dxa" w:w="5900"/><w:tcBorders><w:top w:val="single" w:color="D9D9D9" w:sz="4"/><w:left w:val="single" w:color="D9D9D9" w:sz="4"/><w:bottom w:val="single" w:color="D9D9D9" w:sz="4"/><w:right w:val="single" w:color="D9D9D9" w:sz="4"/></w:tcBorders><w:tcMar><w:top w:type="dxa" w:w="60"/><w:left w:type="dxa" w:w="95"/><w:bottom w:type="dxa" w:w="60"/><w:right w:type="dxa" w:w="95"/></w:tcMar></w:tcPr><w:p><w:pPr><w:spacing w:after="0" w:line="254"/></w:pPr><w:r><w:rPr><w:sz w:val="18"/><w:szCs w:val="18"/></w:rPr><w:t xml:space="preserve">Every message triggers a moderation API call, unthrottled — and moderation fails closed, so tripping the provider&apos;s own rate limit would have blocked chat in every pool at once. Now rate limited and origin-checked.</w:t></w:r></w:p></w:tc></w:tr><w:tr><w:tc><w:tcPr><w:tcW w:type="dxa" w:w="2900"/><w:tcBorders><w:top w:val="single" w:color="D9D9D9" w:sz="4"/><w:left w:val="single" w:color="D9D9D9" w:sz="4"/><w:bottom w:val="single" w:color="D9D9D9" w:sz="4"/><w:right w:val="single" w:color="D9D9D9" w:sz="4"/></w:tcBorders><w:shd w:fill="F4F6FA" w:val="clear"/><w:tcMar><w:top w:type="dxa" w:w="60"/><w:left w:type="dxa" w:w="95"/><w:bottom w:type="dxa" w:w="60"/><w:right w:type="dxa" w:w="95"/></w:tcMar></w:tcPr><w:p><w:pPr><w:spacing w:after="0" w:line="254"/></w:pPr><w:r><w:rPr><w:sz w:val="18"/><w:szCs w:val="18"/></w:rPr><w:t xml:space="preserve">A demoted admin kept API access until their token expired</w:t></w:r></w:p></w:tc><w:tc><w:tcPr><w:tcW w:type="dxa" w:w="5900"/><w:tcBorders><w:top w:val="single" w:color="D9D9D9" w:sz="4"/><w:left w:val="single" w:color="D9D9D9" w:sz="4"/><w:bottom w:val="single" w:color="D9D9D9" w:sz="4"/><w:right w:val="single" w:color="D9D9D9" w:sz="4"/></w:tcBorders><w:shd w:fill="F4F6FA" w:val="clear"/><w:tcMar><w:top w:type="dxa" w:w="60"/><w:left w:type="dxa" w:w="95"/><w:bottom w:type="dxa" w:w="60"/><w:right w:type="dxa" w:w="95"/></w:tcMar></w:tcPr><w:p><w:pPr><w:spacing w:after="0" w:line="254"/></w:pPr><w:r><w:rPr><w:sz w:val="18"/><w:szCs w:val="18"/></w:rPr><w:t xml:space="preserve">The admin check honoured the token&apos;s role claim, which cannot be revoked early. The database table is now the sole authority at the API layer too, matching the database&apos;s own check.</w:t></w:r></w:p></w:tc></w:tr></w:tbl><w:p><w:pPr><w:pStyle w:val="Heading2"/><w:spacing w:after="100" w:before="240"/></w:pPr><w:r><w:t xml:space="preserve">9.3 Correctness</w:t></w:r></w:p><w:tbl><w:tblPr><w:tblW w:type="dxa" w:w="8800"/><w:tblBorders><w:top w:val="single" w:color="auto" w:sz="4"/><w:left w:val="single" w:color="auto" w:sz="4"/><w:bottom w:val="single" w:color="auto" w:sz="4"/><w:right w:val="single" w:color="auto" w:sz="4"/><w:insideH w:val="single" w:color="auto" w:sz="4"/><w:insideV w:val="single" w:color="auto" w:sz="4"/></w:tblBorders></w:tblPr><w:tblGrid><w:gridCol w:w="2900"/><w:gridCol w:w="5900"/></w:tblGrid><w:tr><w:trPr><w:tblHeader/></w:trPr><w:tc><w:tcPr><w:tcW w:type="dxa" w:w="2900"/><w:tcBorders><w:top w:val="single" w:color="D9D9D9" w:sz="4"/><w:left w:val="single" w:color="D9D9D9" w:sz="4"/><w:bottom w:val="single" w:color="D9D9D9" w:sz="4"/><w:right w:val="single" w:color="D9D9D9" w:sz="4"/></w:tcBorders><w:shd w:fill="1F3864" w:val="clear"/><w:tcMar><w:top w:type="dxa" w:w="60"/><w:left w:type="dxa" w:w="95"/><w:bottom w:type="dxa" w:w="60"/><w:right w:type="dxa" w:w="95"/></w:tcMar></w:tcPr><w:p><w:pPr><w:spacing w:after="0" w:line="254"/></w:pPr><w:r><w:rPr><w:b/><w:bCs/><w:color w:val="FFFFFF"/><w:sz w:val="18"/><w:szCs w:val="18"/></w:rPr><w:t xml:space="preserve">Issue</w:t></w:r></w:p></w:tc><w:tc><w:tcPr><w:tcW w:type="dxa" w:w="5900"/><w:tcBorders><w:top w:val="single" w:color="D9D9D9" w:sz="4"/><w:left w:val="single" w:color="D9D9D9" w:sz="4"/><w:bottom w:val="single" w:color="D9D9D9" w:sz="4"/><w:right w:val="single" w:color="D9D9D9" w:sz="4"/></w:tcBorders><w:shd w:fill="1F3864" w:val="clear"/><w:tcMar><w:top w:type="dxa" w:w="60"/><w:left w:type="dxa" w:w="95"/><w:bottom w:type="dxa" w:w="60"/><w:right w:type="dxa" w:w="95"/></w:tcMar></w:tcPr><w:p><w:pPr><w:spacing w:after="0" w:line="254"/></w:pPr><w:r><w:rPr><w:b/><w:bCs/><w:color w:val="FFFFFF"/><w:sz w:val="18"/><w:szCs w:val="18"/></w:rPr><w:t xml:space="preserve">Resolution</w:t></w:r></w:p></w:tc></w:tr><w:tr><w:tc><w:tcPr><w:tcW w:type="dxa" w:w="2900"/><w:tcBorders><w:top w:val="single" w:color="D9D9D9" w:sz="4"/><w:left w:val="single" w:color="D9D9D9" w:sz="4"/><w:bottom w:val="single" w:color="D9D9D9" w:sz="4"/><w:right w:val="single" w:color="D9D9D9" w:sz="4"/></w:tcBorders><w:tcMar><w:top w:type="dxa" w:w="60"/><w:left w:type="dxa" w:w="95"/><w:bottom w:type="dxa" w:w="60"/><w:right w:type="dxa" w:w="95"/></w:tcMar></w:tcPr><w:p><w:pPr><w:spacing w:after="0" w:line="254"/></w:pPr><w:r><w:rPr><w:sz w:val="18"/><w:szCs w:val="18"/></w:rPr><w:t xml:space="preserve">Platform fee applied at settlement, not at sale</w:t></w:r></w:p></w:tc><w:tc><w:tcPr><w:tcW w:type="dxa" w:w="5900"/><w:tcBorders><w:top w:val="single" w:color="D9D9D9" w:sz="4"/><w:left w:val="single" w:color="D9D9D9" w:sz="4"/><w:bottom w:val="single" w:color="D9D9D9" w:sz="4"/><w:right w:val="single" w:color="D9D9D9" w:sz="4"/></w:tcBorders><w:tcMar><w:top w:type="dxa" w:w="60"/><w:left w:type="dxa" w:w="95"/><w:bottom w:type="dxa" w:w="60"/><w:right w:type="dxa" w:w="95"/></w:tcMar></w:tcPr><w:p><w:pPr><w:spacing w:after="0" w:line="254"/></w:pPr><w:r><w:rPr><w:sz w:val="18"/><w:szCs w:val="18"/></w:rPr><w:t xml:space="preserve">Changing the global rate mid-pool re-split an in-flight pot against a rate nobody was charged. The fee is now locked on the pool at creation and settlement uses that.</w:t></w:r></w:p></w:tc></w:tr><w:tr><w:tc><w:tcPr><w:tcW w:type="dxa" w:w="2900"/><w:tcBorders><w:top w:val="single" w:color="D9D9D9" w:sz="4"/><w:left w:val="single" w:color="D9D9D9" w:sz="4"/><w:bottom w:val="single" w:color="D9D9D9" w:sz="4"/><w:right w:val="single" w:color="D9D9D9" w:sz="4"/></w:tcBorders><w:shd w:fill="F4F6FA" w:val="clear"/><w:tcMar><w:top w:type="dxa" w:w="60"/><w:left w:type="dxa" w:w="95"/><w:bottom w:type="dxa" w:w="60"/><w:right w:type="dxa" w:w="95"/></w:tcMar></w:tcPr><w:p><w:pPr><w:spacing w:after="0" w:line="254"/></w:pPr><w:r><w:rPr><w:sz w:val="18"/><w:szCs w:val="18"/></w:rPr><w:t xml:space="preserve">Pools could be left permanently unsettled</w:t></w:r></w:p></w:tc><w:tc><w:tcPr><w:tcW w:type="dxa" w:w="5900"/><w:tcBorders><w:top w:val="single" w:color="D9D9D9" w:sz="4"/><w:left w:val="single" w:color="D9D9D9" w:sz="4"/><w:bottom w:val="single" w:color="D9D9D9" w:sz="4"/><w:right w:val="single" w:color="D9D9D9" w:sz="4"/></w:tcBorders><w:shd w:fill="F4F6FA" w:val="clear"/><w:tcMar><w:top w:type="dxa" w:w="60"/><w:left w:type="dxa" w:w="95"/><w:bottom w:type="dxa" w:w="60"/><w:right w:type="dxa" w:w="95"/></w:tcMar></w:tcPr><w:p><w:pPr><w:spacing w:after="0" w:line="254"/></w:pPr><w:r><w:rPr><w:sz w:val="18"/><w:szCs w:val="18"/></w:rPr><w:t xml:space="preserve">Score refresh only ever fetched ESPN&apos;s current week, so a game that finalised late was never updated again and its pool held player money indefinitely. Now fetches each pending week.</w:t></w:r></w:p></w:tc></w:tr><w:tr><w:tc><w:tcPr><w:tcW w:type="dxa" w:w="2900"/><w:tcBorders><w:top w:val="single" w:color="D9D9D9" w:sz="4"/><w:left w:val="single" w:color="D9D9D9" w:sz="4"/><w:bottom w:val="single" w:color="D9D9D9" w:sz="4"/><w:right w:val="single" w:color="D9D9D9" w:sz="4"/></w:tcBorders><w:tcMar><w:top w:type="dxa" w:w="60"/><w:left w:type="dxa" w:w="95"/><w:bottom w:type="dxa" w:w="60"/><w:right w:type="dxa" w:w="95"/></w:tcMar></w:tcPr><w:p><w:pPr><w:spacing w:after="0" w:line="254"/></w:pPr><w:r><w:rPr><w:sz w:val="18"/><w:szCs w:val="18"/></w:rPr><w:t xml:space="preserve">Winners&apos; payout figures displayed as $0</w:t></w:r></w:p></w:tc><w:tc><w:tcPr><w:tcW w:type="dxa" w:w="5900"/><w:tcBorders><w:top w:val="single" w:color="D9D9D9" w:sz="4"/><w:left w:val="single" w:color="D9D9D9" w:sz="4"/><w:bottom w:val="single" w:color="D9D9D9" w:sz="4"/><w:right w:val="single" w:color="D9D9D9" w:sz="4"/></w:tcBorders><w:tcMar><w:top w:type="dxa" w:w="60"/><w:left w:type="dxa" w:w="95"/><w:bottom w:type="dxa" w:w="60"/><w:right w:type="dxa" w:w="95"/></w:tcMar></w:tcPr><w:p><w:pPr><w:spacing w:after="0" w:line="254"/></w:pPr><w:r><w:rPr><w:sz w:val="18"/><w:szCs w:val="18"/></w:rPr><w:t xml:space="preserve">The financials RPC never returned the fee fields the display code read. Now derived from the pool&apos;s fee.</w:t></w:r></w:p></w:tc></w:tr><w:tr><w:tc><w:tcPr><w:tcW w:type="dxa" w:w="2900"/><w:tcBorders><w:top w:val="single" w:color="D9D9D9" w:sz="4"/><w:left w:val="single" w:color="D9D9D9" w:sz="4"/><w:bottom w:val="single" w:color="D9D9D9" w:sz="4"/><w:right w:val="single" w:color="D9D9D9" w:sz="4"/></w:tcBorders><w:shd w:fill="F4F6FA" w:val="clear"/><w:tcMar><w:top w:type="dxa" w:w="60"/><w:left w:type="dxa" w:w="95"/><w:bottom w:type="dxa" w:w="60"/><w:right w:type="dxa" w:w="95"/></w:tcMar></w:tcPr><w:p><w:pPr><w:spacing w:after="0" w:line="254"/></w:pPr><w:r><w:rPr><w:sz w:val="18"/><w:szCs w:val="18"/></w:rPr><w:t xml:space="preserve">Tie-break rewarded players who skipped the tiebreaker</w:t></w:r></w:p></w:tc><w:tc><w:tcPr><w:tcW w:type="dxa" w:w="5900"/><w:tcBorders><w:top w:val="single" w:color="D9D9D9" w:sz="4"/><w:left w:val="single" w:color="D9D9D9" w:sz="4"/><w:bottom w:val="single" w:color="D9D9D9" w:sz="4"/><w:right w:val="single" w:color="D9D9D9" w:sz="4"/></w:tcBorders><w:shd w:fill="F4F6FA" w:val="clear"/><w:tcMar><w:top w:type="dxa" w:w="60"/><w:left w:type="dxa" w:w="95"/><w:bottom w:type="dxa" w:w="60"/><w:right w:type="dxa" w:w="95"/></w:tcMar></w:tcPr><w:p><w:pPr><w:spacing w:after="0" w:line="254"/></w:pPr><w:r><w:rPr><w:sz w:val="18"/><w:szCs w:val="18"/></w:rPr><w:t xml:space="preserve">A missing total-score prediction scored zero error — the best possible. Now treated as worst-case.</w:t></w:r></w:p></w:tc></w:tr><w:tr><w:tc><w:tcPr><w:tcW w:type="dxa" w:w="2900"/><w:tcBorders><w:top w:val="single" w:color="D9D9D9" w:sz="4"/><w:left w:val="single" w:color="D9D9D9" w:sz="4"/><w:bottom w:val="single" w:color="D9D9D9" w:sz="4"/><w:right w:val="single" w:color="D9D9D9" w:sz="4"/></w:tcBorders><w:tcMar><w:top w:type="dxa" w:w="60"/><w:left w:type="dxa" w:w="95"/><w:bottom w:type="dxa" w:w="60"/><w:right w:type="dxa" w:w="95"/></w:tcMar></w:tcPr><w:p><w:pPr><w:spacing w:after="0" w:line="254"/></w:pPr><w:r><w:rPr><w:sz w:val="18"/><w:szCs w:val="18"/></w:rPr><w:t xml:space="preserve">Successful payouts could report failure</w:t></w:r></w:p></w:tc><w:tc><w:tcPr><w:tcW w:type="dxa" w:w="5900"/><w:tcBorders><w:top w:val="single" w:color="D9D9D9" w:sz="4"/><w:left w:val="single" w:color="D9D9D9" w:sz="4"/><w:bottom w:val="single" w:color="D9D9D9" w:sz="4"/><w:right w:val="single" w:color="D9D9D9" w:sz="4"/></w:tcBorders><w:tcMar><w:top w:type="dxa" w:w="60"/><w:left w:type="dxa" w:w="95"/><w:bottom w:type="dxa" w:w="60"/><w:right w:type="dxa" w:w="95"/></w:tcMar></w:tcPr><w:p><w:pPr><w:spacing w:after="0" w:line="254"/></w:pPr><w:r><w:rPr><w:sz w:val="18"/><w:szCs w:val="18"/></w:rPr><w:t xml:space="preserve">An audit-write failure after PayPal had already sent the money returned an error and left the request pending, inviting a re-debit. The completion is now recorded first.</w:t></w:r></w:p></w:tc></w:tr><w:tr><w:tc><w:tcPr><w:tcW w:type="dxa" w:w="2900"/><w:tcBorders><w:top w:val="single" w:color="D9D9D9" w:sz="4"/><w:left w:val="single" w:color="D9D9D9" w:sz="4"/><w:bottom w:val="single" w:color="D9D9D9" w:sz="4"/><w:right w:val="single" w:color="D9D9D9" w:sz="4"/></w:tcBorders><w:shd w:fill="F4F6FA" w:val="clear"/><w:tcMar><w:top w:type="dxa" w:w="60"/><w:left w:type="dxa" w:w="95"/><w:bottom w:type="dxa" w:w="60"/><w:right w:type="dxa" w:w="95"/></w:tcMar></w:tcPr><w:p><w:pPr><w:spacing w:after="0" w:line="254"/></w:pPr><w:r><w:rPr><w:sz w:val="18"/><w:szCs w:val="18"/></w:rPr><w:t xml:space="preserve">Balance credit could be clobbered</w:t></w:r></w:p></w:tc><w:tc><w:tcPr><w:tcW w:type="dxa" w:w="5900"/><w:tcBorders><w:top w:val="single" w:color="D9D9D9" w:sz="4"/><w:left w:val="single" w:color="D9D9D9" w:sz="4"/><w:bottom w:val="single" w:color="D9D9D9" w:sz="4"/><w:right w:val="single" w:color="D9D9D9" w:sz="4"/></w:tcBorders><w:shd w:fill="F4F6FA" w:val="clear"/><w:tcMar><w:top w:type="dxa" w:w="60"/><w:left w:type="dxa" w:w="95"/><w:bottom w:type="dxa" w:w="60"/><w:right w:type="dxa" w:w="95"/></w:tcMar></w:tcPr><w:p><w:pPr><w:spacing w:after="0" w:line="254"/></w:pPr><w:r><w:rPr><w:sz w:val="18"/><w:szCs w:val="18"/></w:rPr><w:t xml:space="preserve">Settlement wrote an absolute balance computed before the write. Now an atomic relative credit, consistent with the other money paths.</w:t></w:r></w:p></w:tc></w:tr><w:tr><w:tc><w:tcPr><w:tcW w:type="dxa" w:w="2900"/><w:tcBorders><w:top w:val="single" w:color="D9D9D9" w:sz="4"/><w:left w:val="single" w:color="D9D9D9" w:sz="4"/><w:bottom w:val="single" w:color="D9D9D9" w:sz="4"/><w:right w:val="single" w:color="D9D9D9" w:sz="4"/></w:tcBorders><w:tcMar><w:top w:type="dxa" w:w="60"/><w:left w:type="dxa" w:w="95"/><w:bottom w:type="dxa" w:w="60"/><w:right w:type="dxa" w:w="95"/></w:tcMar></w:tcPr><w:p><w:pPr><w:spacing w:after="0" w:line="254"/></w:pPr><w:r><w:rPr><w:sz w:val="18"/><w:szCs w:val="18"/></w:rPr><w:t xml:space="preserve">Pools could not be created for a future week</w:t></w:r></w:p></w:tc><w:tc><w:tcPr><w:tcW w:type="dxa" w:w="5900"/><w:tcBorders><w:top w:val="single" w:color="D9D9D9" w:sz="4"/><w:left w:val="single" w:color="D9D9D9" w:sz="4"/><w:bottom w:val="single" w:color="D9D9D9" w:sz="4"/><w:right w:val="single" w:color="D9D9D9" w:sz="4"/></w:tcBorders><w:tcMar><w:top w:type="dxa" w:w="60"/><w:left w:type="dxa" w:w="95"/><w:bottom w:type="dxa" w:w="60"/><w:right w:type="dxa" w:w="95"/></w:tcMar></w:tcPr><w:p><w:pPr><w:spacing w:after="0" w:line="254"/></w:pPr><w:r><w:rPr><w:sz w:val="18"/><w:szCs w:val="18"/></w:rPr><w:t xml:space="preserve">Game lookup fetched only the current week, so the insert failed and rolled the pool back.</w:t></w:r></w:p></w:tc></w:tr><w:tr><w:tc><w:tcPr><w:tcW w:type="dxa" w:w="2900"/><w:tcBorders><w:top w:val="single" w:color="D9D9D9" w:sz="4"/><w:left w:val="single" w:color="D9D9D9" w:sz="4"/><w:bottom w:val="single" w:color="D9D9D9" w:sz="4"/><w:right w:val="single" w:color="D9D9D9" w:sz="4"/></w:tcBorders><w:shd w:fill="F4F6FA" w:val="clear"/><w:tcMar><w:top w:type="dxa" w:w="60"/><w:left w:type="dxa" w:w="95"/><w:bottom w:type="dxa" w:w="60"/><w:right w:type="dxa" w:w="95"/></w:tcMar></w:tcPr><w:p><w:pPr><w:spacing w:after="0" w:line="254"/></w:pPr><w:r><w:rPr><w:sz w:val="18"/><w:szCs w:val="18"/></w:rPr><w:t xml:space="preserve">No ordinary player could create a pool at all</w:t></w:r></w:p></w:tc><w:tc><w:tcPr><w:tcW w:type="dxa" w:w="5900"/><w:tcBorders><w:top w:val="single" w:color="D9D9D9" w:sz="4"/><w:left w:val="single" w:color="D9D9D9" w:sz="4"/><w:bottom w:val="single" w:color="D9D9D9" w:sz="4"/><w:right w:val="single" w:color="D9D9D9" w:sz="4"/></w:tcBorders><w:shd w:fill="F4F6FA" w:val="clear"/><w:tcMar><w:top w:type="dxa" w:w="60"/><w:left w:type="dxa" w:w="95"/><w:bottom w:type="dxa" w:w="60"/><w:right w:type="dxa" w:w="95"/></w:tcMar></w:tcPr><w:p><w:pPr><w:spacing w:after="0" w:line="254"/></w:pPr><w:r><w:rPr><w:sz w:val="18"/><w:szCs w:val="18"/></w:rPr><w:t xml:space="preserve">Pool creation writes reference data (teams and games), which the security hardening had correctly restricted to admins — so the write was denied and the whole pool was rolled back. That write is now performed with elevated rights after the caller is authenticated, using values that come from the sports feed rather than the request.</w:t></w:r></w:p></w:tc></w:tr><w:tr><w:tc><w:tcPr><w:tcW w:type="dxa" w:w="2900"/><w:tcBorders><w:top w:val="single" w:color="D9D9D9" w:sz="4"/><w:left w:val="single" w:color="D9D9D9" w:sz="4"/><w:bottom w:val="single" w:color="D9D9D9" w:sz="4"/><w:right w:val="single" w:color="D9D9D9" w:sz="4"/></w:tcBorders><w:tcMar><w:top w:type="dxa" w:w="60"/><w:left w:type="dxa" w:w="95"/><w:bottom w:type="dxa" w:w="60"/><w:right w:type="dxa" w:w="95"/></w:tcMar></w:tcPr><w:p><w:pPr><w:spacing w:after="0" w:line="254"/></w:pPr><w:r><w:rPr><w:sz w:val="18"/><w:szCs w:val="18"/></w:rPr><w:t xml:space="preserve">Every other player&apos;s name displayed as &apos;Unknown&apos;</w:t></w:r></w:p></w:tc><w:tc><w:tcPr><w:tcW w:type="dxa" w:w="5900"/><w:tcBorders><w:top w:val="single" w:color="D9D9D9" w:sz="4"/><w:left w:val="single" w:color="D9D9D9" w:sz="4"/><w:bottom w:val="single" w:color="D9D9D9" w:sz="4"/><w:right w:val="single" w:color="D9D9D9" w:sz="4"/></w:tcBorders><w:tcMar><w:top w:type="dxa" w:w="60"/><w:left w:type="dxa" w:w="95"/><w:bottom w:type="dxa" w:w="60"/><w:right w:type="dxa" w:w="95"/></w:tcMar></w:tcPr><w:p><w:pPr><w:spacing w:after="0" w:line="254"/></w:pPr><w:r><w:rPr><w:sz w:val="18"/><w:szCs w:val="18"/></w:rPr><w:t xml:space="preserve">Locking the users table to own-row reads — correct, since it holds email, role and balance — silently broke every display-name lookup in chat, participant lists and pool headers. These now read from the public name projection that was built for the purpose but never wired up.</w:t></w:r></w:p></w:tc></w:tr><w:tr><w:tc><w:tcPr><w:tcW w:type="dxa" w:w="2900"/><w:tcBorders><w:top w:val="single" w:color="D9D9D9" w:sz="4"/><w:left w:val="single" w:color="D9D9D9" w:sz="4"/><w:bottom w:val="single" w:color="D9D9D9" w:sz="4"/><w:right w:val="single" w:color="D9D9D9" w:sz="4"/></w:tcBorders><w:shd w:fill="F4F6FA" w:val="clear"/><w:tcMar><w:top w:type="dxa" w:w="60"/><w:left w:type="dxa" w:w="95"/><w:bottom w:type="dxa" w:w="60"/><w:right w:type="dxa" w:w="95"/></w:tcMar></w:tcPr><w:p><w:pPr><w:spacing w:after="0" w:line="254"/></w:pPr><w:r><w:rPr><w:sz w:val="18"/><w:szCs w:val="18"/></w:rPr><w:t xml:space="preserve">Signing up reported failure after succeeding</w:t></w:r></w:p></w:tc><w:tc><w:tcPr><w:tcW w:type="dxa" w:w="5900"/><w:tcBorders><w:top w:val="single" w:color="D9D9D9" w:sz="4"/><w:left w:val="single" w:color="D9D9D9" w:sz="4"/><w:bottom w:val="single" w:color="D9D9D9" w:sz="4"/><w:right w:val="single" w:color="D9D9D9" w:sz="4"/></w:tcBorders><w:shd w:fill="F4F6FA" w:val="clear"/><w:tcMar><w:top w:type="dxa" w:w="60"/><w:left w:type="dxa" w:w="95"/><w:bottom w:type="dxa" w:w="60"/><w:right w:type="dxa" w:w="95"/></w:tcMar></w:tcPr><w:p><w:pPr><w:spacing w:after="0" w:line="254"/></w:pPr><w:r><w:rPr><w:sz w:val="18"/><w:szCs w:val="18"/></w:rPr><w:t xml:space="preserve">With email confirmation enabled there is no session yet, so the verification read after account creation came back empty and the request returned a server error — on a signup that had fully succeeded and already sent its confirmation email.</w:t></w:r></w:p></w:tc></w:tr><w:tr><w:tc><w:tcPr><w:tcW w:type="dxa" w:w="2900"/><w:tcBorders><w:top w:val="single" w:color="D9D9D9" w:sz="4"/><w:left w:val="single" w:color="D9D9D9" w:sz="4"/><w:bottom w:val="single" w:color="D9D9D9" w:sz="4"/><w:right w:val="single" w:color="D9D9D9" w:sz="4"/></w:tcBorders><w:tcMar><w:top w:type="dxa" w:w="60"/><w:left w:type="dxa" w:w="95"/><w:bottom w:type="dxa" w:w="60"/><w:right w:type="dxa" w:w="95"/></w:tcMar></w:tcPr><w:p><w:pPr><w:spacing w:after="0" w:line="254"/></w:pPr><w:r><w:rPr><w:sz w:val="18"/><w:szCs w:val="18"/></w:rPr><w:t xml:space="preserve">The newsletter table existed in no migration</w:t></w:r></w:p></w:tc><w:tc><w:tcPr><w:tcW w:type="dxa" w:w="5900"/><w:tcBorders><w:top w:val="single" w:color="D9D9D9" w:sz="4"/><w:left w:val="single" w:color="D9D9D9" w:sz="4"/><w:bottom w:val="single" w:color="D9D9D9" w:sz="4"/><w:right w:val="single" w:color="D9D9D9" w:sz="4"/></w:tcBorders><w:tcMar><w:top w:type="dxa" w:w="60"/><w:left w:type="dxa" w:w="95"/><w:bottom w:type="dxa" w:w="60"/><w:right w:type="dxa" w:w="95"/></w:tcMar></w:tcPr><w:p><w:pPr><w:spacing w:after="0" w:line="254"/></w:pPr><w:r><w:rPr><w:sz w:val="18"/><w:szCs w:val="18"/></w:rPr><w:t xml:space="preserve">Subscribing would fail outright on a freshly provisioned database.</w:t></w:r></w:p></w:tc></w:tr><w:tr><w:tc><w:tcPr><w:tcW w:type="dxa" w:w="2900"/><w:tcBorders><w:top w:val="single" w:color="D9D9D9" w:sz="4"/><w:left w:val="single" w:color="D9D9D9" w:sz="4"/><w:bottom w:val="single" w:color="D9D9D9" w:sz="4"/><w:right w:val="single" w:color="D9D9D9" w:sz="4"/></w:tcBorders><w:shd w:fill="F4F6FA" w:val="clear"/><w:tcMar><w:top w:type="dxa" w:w="60"/><w:left w:type="dxa" w:w="95"/><w:bottom w:type="dxa" w:w="60"/><w:right w:type="dxa" w:w="95"/></w:tcMar></w:tcPr><w:p><w:pPr><w:spacing w:after="0" w:line="254"/></w:pPr><w:r><w:rPr><w:sz w:val="18"/><w:szCs w:val="18"/></w:rPr><w:t xml:space="preserve">The tie-breaker rewarded predicting less</w:t></w:r></w:p></w:tc><w:tc><w:tcPr><w:tcW w:type="dxa" w:w="5900"/><w:tcBorders><w:top w:val="single" w:color="D9D9D9" w:sz="4"/><w:left w:val="single" w:color="D9D9D9" w:sz="4"/><w:bottom w:val="single" w:color="D9D9D9" w:sz="4"/><w:right w:val="single" w:color="D9D9D9" w:sz="4"/></w:tcBorders><w:shd w:fill="F4F6FA" w:val="clear"/><w:tcMar><w:top w:type="dxa" w:w="60"/><w:left w:type="dxa" w:w="95"/><w:bottom w:type="dxa" w:w="60"/><w:right w:type="dxa" w:w="95"/></w:tcMar></w:tcPr><w:p><w:pPr><w:spacing w:after="0" w:line="254"/></w:pPr><w:r><w:rPr><w:sz w:val="18"/><w:szCs w:val="18"/></w:rPr><w:t xml:space="preserve">Total-score error was summed only over the games a player actually predicted, so one lucky prediction beat full, more accurate coverage — making &apos;predict exactly one total&apos; the dominant strategy. Missing predictions are now charged a worst-case penalty, with a regression test.</w:t></w:r></w:p></w:tc></w:tr><w:tr><w:tc><w:tcPr><w:tcW w:type="dxa" w:w="2900"/><w:tcBorders><w:top w:val="single" w:color="D9D9D9" w:sz="4"/><w:left w:val="single" w:color="D9D9D9" w:sz="4"/><w:bottom w:val="single" w:color="D9D9D9" w:sz="4"/><w:right w:val="single" w:color="D9D9D9" w:sz="4"/></w:tcBorders><w:tcMar><w:top w:type="dxa" w:w="60"/><w:left w:type="dxa" w:w="95"/><w:bottom w:type="dxa" w:w="60"/><w:right w:type="dxa" w:w="95"/></w:tcMar></w:tcPr><w:p><w:pPr><w:spacing w:after="0" w:line="254"/></w:pPr><w:r><w:rPr><w:sz w:val="18"/><w:szCs w:val="18"/></w:rPr><w:t xml:space="preserve">Invitations by email silently never worked</w:t></w:r></w:p></w:tc><w:tc><w:tcPr><w:tcW w:type="dxa" w:w="5900"/><w:tcBorders><w:top w:val="single" w:color="D9D9D9" w:sz="4"/><w:left w:val="single" w:color="D9D9D9" w:sz="4"/><w:bottom w:val="single" w:color="D9D9D9" w:sz="4"/><w:right w:val="single" w:color="D9D9D9" w:sz="4"/></w:tcBorders><w:tcMar><w:top w:type="dxa" w:w="60"/><w:left w:type="dxa" w:w="95"/><w:bottom w:type="dxa" w:w="60"/><w:right w:type="dxa" w:w="95"/></w:tcMar></w:tcPr><w:p><w:pPr><w:spacing w:after="0" w:line="254"/></w:pPr><w:r><w:rPr><w:sz w:val="18"/><w:szCs w:val="18"/></w:rPr><w:t xml:space="preserve">Resolving an email to an account ran under the caller&apos;s own restricted view, which matches nobody else, so every email invite was dropped with &apos;no users found&apos;.</w:t></w:r></w:p></w:tc></w:tr><w:tr><w:tc><w:tcPr><w:tcW w:type="dxa" w:w="2900"/><w:tcBorders><w:top w:val="single" w:color="D9D9D9" w:sz="4"/><w:left w:val="single" w:color="D9D9D9" w:sz="4"/><w:bottom w:val="single" w:color="D9D9D9" w:sz="4"/><w:right w:val="single" w:color="D9D9D9" w:sz="4"/></w:tcBorders><w:shd w:fill="F4F6FA" w:val="clear"/><w:tcMar><w:top w:type="dxa" w:w="60"/><w:left w:type="dxa" w:w="95"/><w:bottom w:type="dxa" w:w="60"/><w:right w:type="dxa" w:w="95"/></w:tcMar></w:tcPr><w:p><w:pPr><w:spacing w:after="0" w:line="254"/></w:pPr><w:r><w:rPr><w:sz w:val="18"/><w:szCs w:val="18"/></w:rPr><w:t xml:space="preserve">Advertised prize differed from the amount actually paid</w:t></w:r></w:p></w:tc><w:tc><w:tcPr><w:tcW w:type="dxa" w:w="5900"/><w:tcBorders><w:top w:val="single" w:color="D9D9D9" w:sz="4"/><w:left w:val="single" w:color="D9D9D9" w:sz="4"/><w:bottom w:val="single" w:color="D9D9D9" w:sz="4"/><w:right w:val="single" w:color="D9D9D9" w:sz="4"/></w:tcBorders><w:shd w:fill="F4F6FA" w:val="clear"/><w:tcMar><w:top w:type="dxa" w:w="60"/><w:left w:type="dxa" w:w="95"/><w:bottom w:type="dxa" w:w="60"/><w:right w:type="dxa" w:w="95"/></w:tcMar></w:tcPr><w:p><w:pPr><w:spacing w:after="0" w:line="254"/></w:pPr><w:r><w:rPr><w:sz w:val="18"/><w:szCs w:val="18"/></w:rPr><w:t xml:space="preserve">The displayed net pot used the live platform fee while settlement used the pool&apos;s locked fee, so changing the rate mid-pool overstated the prize on a real-money product.</w:t></w:r></w:p></w:tc></w:tr><w:tr><w:tc><w:tcPr><w:tcW w:type="dxa" w:w="2900"/><w:tcBorders><w:top w:val="single" w:color="D9D9D9" w:sz="4"/><w:left w:val="single" w:color="D9D9D9" w:sz="4"/><w:bottom w:val="single" w:color="D9D9D9" w:sz="4"/><w:right w:val="single" w:color="D9D9D9" w:sz="4"/></w:tcBorders><w:tcMar><w:top w:type="dxa" w:w="60"/><w:left w:type="dxa" w:w="95"/><w:bottom w:type="dxa" w:w="60"/><w:right w:type="dxa" w:w="95"/></w:tcMar></w:tcPr><w:p><w:pPr><w:spacing w:after="0" w:line="254"/></w:pPr><w:r><w:rPr><w:sz w:val="18"/><w:szCs w:val="18"/></w:rPr><w:t xml:space="preserve">Documentation and tooling gaps</w:t></w:r></w:p></w:tc><w:tc><w:tcPr><w:tcW w:type="dxa" w:w="5900"/><w:tcBorders><w:top w:val="single" w:color="D9D9D9" w:sz="4"/><w:left w:val="single" w:color="D9D9D9" w:sz="4"/><w:bottom w:val="single" w:color="D9D9D9" w:sz="4"/><w:right w:val="single" w:color="D9D9D9" w:sz="4"/></w:tcBorders><w:tcMar><w:top w:type="dxa" w:w="60"/><w:left w:type="dxa" w:w="95"/><w:bottom w:type="dxa" w:w="60"/><w:right w:type="dxa" w:w="95"/></w:tcMar></w:tcPr><w:p><w:pPr><w:spacing w:after="0" w:line="254"/></w:pPr><w:r><w:rPr><w:sz w:val="18"/><w:szCs w:val="18"/></w:rPr><w:t xml:space="preserve">The Docker environment template was silently excluded from the repository by a gitignore rule, and the document generators depended on a package that was never declared — so neither survived a fresh clone.</w:t></w:r></w:p></w:tc></w:tr></w:tbl><w:p><w:pPr><w:pStyle w:val="Heading2"/><w:spacing w:after="100" w:before="240"/></w:pPr><w:r><w:t xml:space="preserve">9.4 Handover and maintainability</w:t></w:r></w:p><w:p><w:pPr><w:pStyle w:val="ListParagraph"/><w:numPr><w:ilvl w:val="0"/><w:numId w:val="2"/></w:numPr><w:spacing w:after="85" w:line="272"/></w:pPr><w:r><w:rPr><w:sz w:val="21"/><w:szCs w:val="21"/></w:rPr><w:t xml:space="preserve">Added CI covering typecheck, settlement tests, build and lint — previously there was no quality gate at all.</w:t></w:r></w:p><w:p><w:pPr><w:pStyle w:val="ListParagraph"/><w:numPr><w:ilvl w:val="0"/><w:numId w:val="2"/></w:numPr><w:spacing w:after="85" w:line="272"/></w:pPr><w:r><w:rPr><w:sz w:val="21"/><w:szCs w:val="21"/></w:rPr><w:t xml:space="preserve">Added </w:t></w:r><w:r><w:rPr><w:rFonts w:ascii="Consolas" w:cs="Consolas" w:eastAsia="Consolas" w:hAnsi="Consolas"/><w:color w:val="1A4D2E"/><w:sz w:val="18"/><w:szCs w:val="18"/></w:rPr><w:t xml:space="preserve">typecheck</w:t></w:r><w:r><w:rPr><w:sz w:val="21"/><w:szCs w:val="21"/></w:rPr><w:t xml:space="preserve">, </w:t></w:r><w:r><w:rPr><w:rFonts w:ascii="Consolas" w:cs="Consolas" w:eastAsia="Consolas" w:hAnsi="Consolas"/><w:color w:val="1A4D2E"/><w:sz w:val="18"/><w:szCs w:val="18"/></w:rPr><w:t xml:space="preserve">test</w:t></w:r><w:r><w:rPr><w:sz w:val="21"/><w:szCs w:val="21"/></w:rPr><w:t xml:space="preserve"> and </w:t></w:r><w:r><w:rPr><w:rFonts w:ascii="Consolas" w:cs="Consolas" w:eastAsia="Consolas" w:hAnsi="Consolas"/><w:color w:val="1A4D2E"/><w:sz w:val="18"/><w:szCs w:val="18"/></w:rPr><w:t xml:space="preserve">check</w:t></w:r><w:r><w:rPr><w:sz w:val="21"/><w:szCs w:val="21"/></w:rPr><w:t xml:space="preserve"> scripts.</w:t></w:r></w:p><w:p><w:pPr><w:pStyle w:val="ListParagraph"/><w:numPr><w:ilvl w:val="0"/><w:numId w:val="2"/></w:numPr><w:spacing w:after="85" w:line="272"/></w:pPr><w:r><w:rPr><w:sz w:val="21"/><w:szCs w:val="21"/></w:rPr><w:t xml:space="preserve">Reduced ESLint from 170 blocking errors to zero, by excluding Node scripts, auto-fixing safe rules, and demoting inherited debt to documented warnings.</w:t></w:r></w:p><w:p><w:pPr><w:pStyle w:val="ListParagraph"/><w:numPr><w:ilvl w:val="0"/><w:numId w:val="2"/></w:numPr><w:spacing w:after="85" w:line="272"/></w:pPr><w:r><w:rPr><w:sz w:val="21"/><w:szCs w:val="21"/></w:rPr><w:t xml:space="preserve">Standardised on a single package manager and removed the duplicate lockfile.</w:t></w:r></w:p><w:p><w:pPr><w:pStyle w:val="ListParagraph"/><w:numPr><w:ilvl w:val="0"/><w:numId w:val="2"/></w:numPr><w:spacing w:after="85" w:line="272"/></w:pPr><w:r><w:rPr><w:sz w:val="21"/><w:szCs w:val="21"/></w:rPr><w:t xml:space="preserve">Documented the self-hosted Docker path, including the pre-build requirement and its missing settlement scheduler.</w:t></w:r></w:p><w:p><w:pPr><w:pStyle w:val="ListParagraph"/><w:numPr><w:ilvl w:val="0"/><w:numId w:val="2"/></w:numPr><w:spacing w:after="85" w:line="272"/></w:pPr><w:r><w:rPr><w:sz w:val="21"/><w:szCs w:val="21"/></w:rPr><w:t xml:space="preserve">Rewrote the README, which referenced several files that do not exist and a directory layout that is not this repository&apos;s.</w:t></w:r></w:p><w:p><w:pPr><w:pStyle w:val="ListParagraph"/><w:numPr><w:ilvl w:val="0"/><w:numId w:val="2"/></w:numPr><w:spacing w:after="85" w:line="272"/></w:pPr><w:r><w:rPr><w:sz w:val="21"/><w:szCs w:val="21"/></w:rPr><w:t xml:space="preserve">Marked the stale schema snapshot and the unwired generated types with explicit warnings, and removed dead hooks and legacy routes.</w:t></w:r></w:p><w:p><w:r><w:br w:type="page"/></w:r></w:p><w:p><w:pPr><w:pStyle w:val="Heading1"/><w:spacing w:after="140" w:before="300"/></w:pPr><w:r><w:t xml:space="preserve">10. Handover checklist</w:t></w:r></w:p><w:p><w:pPr><w:spacing w:after="130" w:line="280"/></w:pPr><w:r><w:rPr><w:sz w:val="21"/><w:szCs w:val="21"/></w:rPr><w:t xml:space="preserve">Work top to bottom. Everything in §10.1 must be true before the platform takes real money.</w:t></w:r></w:p><w:p><w:pPr><w:pStyle w:val="Heading2"/><w:spacing w:after="100" w:before="240"/></w:pPr><w:r><w:t xml:space="preserve">10.1 Before going live — blocking</w:t></w:r></w:p><w:p><w:pPr><w:pStyle w:val="Heading3"/><w:spacing w:after="70" w:before="170"/></w:pPr><w:r><w:t xml:space="preserve">Database</w:t></w:r></w:p><w:tbl><w:tblPr><w:tblW w:type="dxa" w:w="8900"/><w:tblBorders><w:top w:val="single" w:color="auto" w:sz="4"/><w:left w:val="single" w:color="auto" w:sz="4"/><w:bottom w:val="single" w:color="auto" w:sz="4"/><w:right w:val="single" w:color="auto" w:sz="4"/><w:insideH w:val="single" w:color="auto" w:sz="4"/><w:insideV w:val="single" w:color="auto" w:sz="4"/></w:tblBorders></w:tblPr><w:tblGrid><w:gridCol w:w="420"/><w:gridCol w:w="6180"/><w:gridCol w:w="2300"/></w:tblGrid><w:tr><w:trPr><w:tblHeader/></w:trPr><w:tc><w:tcPr><w:tcW w:type="dxa" w:w="420"/><w:tcBorders><w:top w:val="single" w:color="D9D9D9" w:sz="4"/><w:left w:val="single" w:color="D9D9D9" w:sz="4"/><w:bottom w:val="single" w:color="D9D9D9" w:sz="4"/><w:right w:val="single" w:color="D9D9D9" w:sz="4"/></w:tcBorders><w:shd w:fill="1F3864" w:val="clear"/><w:tcMar><w:top w:type="dxa" w:w="60"/><w:left w:type="dxa" w:w="95"/><w:bottom w:type="dxa" w:w="60"/><w:right w:type="dxa" w:w="95"/></w:tcMar></w:tcPr><w:p><w:pPr><w:spacing w:after="0" w:line="254"/></w:pPr><w:r><w:rPr><w:b/><w:bCs/><w:color w:val="FFFFFF"/><w:sz w:val="18"/><w:szCs w:val="18"/></w:rPr><w:t xml:space="preserve"></w:t></w:r></w:p></w:tc><w:tc><w:tcPr><w:tcW w:type="dxa" w:w="6180"/><w:tcBorders><w:top w:val="single" w:color="D9D9D9" w:sz="4"/><w:left w:val="single" w:color="D9D9D9" w:sz="4"/><w:bottom w:val="single" w:color="D9D9D9" w:sz="4"/><w:right w:val="single" w:color="D9D9D9" w:sz="4"/></w:tcBorders><w:shd w:fill="1F3864" w:val="clear"/><w:tcMar><w:top w:type="dxa" w:w="60"/><w:left w:type="dxa" w:w="95"/><w:bottom w:type="dxa" w:w="60"/><w:right w:type="dxa" w:w="95"/></w:tcMar></w:tcPr><w:p><w:pPr><w:spacing w:after="0" w:line="254"/></w:pPr><w:r><w:rPr><w:b/><w:bCs/><w:color w:val="FFFFFF"/><w:sz w:val="18"/><w:szCs w:val="18"/></w:rPr><w:t xml:space="preserve">Item</w:t></w:r></w:p></w:tc><w:tc><w:tcPr><w:tcW w:type="dxa" w:w="2300"/><w:tcBorders><w:top w:val="single" w:color="D9D9D9" w:sz="4"/><w:left w:val="single" w:color="D9D9D9" w:sz="4"/><w:bottom w:val="single" w:color="D9D9D9" w:sz="4"/><w:right w:val="single" w:color="D9D9D9" w:sz="4"/></w:tcBorders><w:shd w:fill="1F3864" w:val="clear"/><w:tcMar><w:top w:type="dxa" w:w="60"/><w:left w:type="dxa" w:w="95"/><w:bottom w:type="dxa" w:w="60"/><w:right w:type="dxa" w:w="95"/></w:tcMar></w:tcPr><w:p><w:pPr><w:spacing w:after="0" w:line="254"/></w:pPr><w:r><w:rPr><w:b/><w:bCs/><w:color w:val="FFFFFF"/><w:sz w:val="18"/><w:szCs w:val="18"/></w:rPr><w:t xml:space="preserve">Notes</w:t></w:r></w:p></w:tc></w:tr><w:tr><w:tc><w:tcPr><w:tcW w:type="dxa" w:w="420"/><w:tcBorders><w:top w:val="single" w:color="D9D9D9" w:sz="4"/><w:left w:val="single" w:color="D9D9D9" w:sz="4"/><w:bottom w:val="single" w:color="D9D9D9" w:sz="4"/><w:right w:val="single" w:color="D9D9D9" w:sz="4"/></w:tcBorders><w:tcMar><w:top w:type="dxa" w:w="60"/><w:left w:type="dxa" w:w="95"/><w:bottom w:type="dxa" w:w="60"/><w:right w:type="dxa" w:w="95"/></w:tcMar></w:tcPr><w:p><w:pPr><w:spacing w:after="0" w:line="254"/></w:pPr><w:r><w:rPr><w:b/><w:bCs/><w:sz w:val="18"/><w:szCs w:val="18"/></w:rPr><w:t xml:space="preserve">☐</w:t></w:r></w:p></w:tc><w:tc><w:tcPr><w:tcW w:type="dxa" w:w="6180"/><w:tcBorders><w:top w:val="single" w:color="D9D9D9" w:sz="4"/><w:left w:val="single" w:color="D9D9D9" w:sz="4"/><w:bottom w:val="single" w:color="D9D9D9" w:sz="4"/><w:right w:val="single" w:color="D9D9D9" w:sz="4"/></w:tcBorders><w:tcMar><w:top w:type="dxa" w:w="60"/><w:left w:type="dxa" w:w="95"/><w:bottom w:type="dxa" w:w="60"/><w:right w:type="dxa" w:w="95"/></w:tcMar></w:tcPr><w:p><w:pPr><w:spacing w:after="0" w:line="254"/></w:pPr><w:r><w:rPr><w:sz w:val="18"/><w:szCs w:val="18"/></w:rPr><w:t xml:space="preserve">Apply every migration to the production database (npm run db:migrate) and confirm 22 migrations report as applied</w:t></w:r></w:p></w:tc><w:tc><w:tcPr><w:tcW w:type="dxa" w:w="2300"/><w:tcBorders><w:top w:val="single" w:color="D9D9D9" w:sz="4"/><w:left w:val="single" w:color="D9D9D9" w:sz="4"/><w:bottom w:val="single" w:color="D9D9D9" w:sz="4"/><w:right w:val="single" w:color="D9D9D9" w:sz="4"/></w:tcBorders><w:tcMar><w:top w:type="dxa" w:w="60"/><w:left w:type="dxa" w:w="95"/><w:bottom w:type="dxa" w:w="60"/><w:right w:type="dxa" w:w="95"/></w:tcMar></w:tcPr><w:p><w:pPr><w:spacing w:after="0" w:line="254"/></w:pPr><w:r><w:rPr><w:sz w:val="18"/><w:szCs w:val="18"/></w:rPr><w:t xml:space="preserve">Never use schema.sql</w:t></w:r></w:p></w:tc></w:tr><w:tr><w:tc><w:tcPr><w:tcW w:type="dxa" w:w="420"/><w:tcBorders><w:top w:val="single" w:color="D9D9D9" w:sz="4"/><w:left w:val="single" w:color="D9D9D9" w:sz="4"/><w:bottom w:val="single" w:color="D9D9D9" w:sz="4"/><w:right w:val="single" w:color="D9D9D9" w:sz="4"/></w:tcBorders><w:shd w:fill="F4F6FA" w:val="clear"/><w:tcMar><w:top w:type="dxa" w:w="60"/><w:left w:type="dxa" w:w="95"/><w:bottom w:type="dxa" w:w="60"/><w:right w:type="dxa" w:w="95"/></w:tcMar></w:tcPr><w:p><w:pPr><w:spacing w:after="0" w:line="254"/></w:pPr><w:r><w:rPr><w:b/><w:bCs/><w:sz w:val="18"/><w:szCs w:val="18"/></w:rPr><w:t xml:space="preserve">☐</w:t></w:r></w:p></w:tc><w:tc><w:tcPr><w:tcW w:type="dxa" w:w="6180"/><w:tcBorders><w:top w:val="single" w:color="D9D9D9" w:sz="4"/><w:left w:val="single" w:color="D9D9D9" w:sz="4"/><w:bottom w:val="single" w:color="D9D9D9" w:sz="4"/><w:right w:val="single" w:color="D9D9D9" w:sz="4"/></w:tcBorders><w:shd w:fill="F4F6FA" w:val="clear"/><w:tcMar><w:top w:type="dxa" w:w="60"/><w:left w:type="dxa" w:w="95"/><w:bottom w:type="dxa" w:w="60"/><w:right w:type="dxa" w:w="95"/></w:tcMar></w:tcPr><w:p><w:pPr><w:spacing w:after="0" w:line="254"/></w:pPr><w:r><w:rPr><w:sz w:val="18"/><w:szCs w:val="18"/></w:rPr><w:t xml:space="preserve">Verify the reconstructed RPCs match production: claim_pool_payout and get_public_winners</w:t></w:r></w:p></w:tc><w:tc><w:tcPr><w:tcW w:type="dxa" w:w="2300"/><w:tcBorders><w:top w:val="single" w:color="D9D9D9" w:sz="4"/><w:left w:val="single" w:color="D9D9D9" w:sz="4"/><w:bottom w:val="single" w:color="D9D9D9" w:sz="4"/><w:right w:val="single" w:color="D9D9D9" w:sz="4"/></w:tcBorders><w:shd w:fill="F4F6FA" w:val="clear"/><w:tcMar><w:top w:type="dxa" w:w="60"/><w:left w:type="dxa" w:w="95"/><w:bottom w:type="dxa" w:w="60"/><w:right w:type="dxa" w:w="95"/></w:tcMar></w:tcPr><w:p><w:pPr><w:spacing w:after="0" w:line="254"/></w:pPr><w:r><w:rPr><w:sz w:val="18"/><w:szCs w:val="18"/></w:rPr><w:t xml:space="preserve">See §10.4</w:t></w:r></w:p></w:tc></w:tr><w:tr><w:tc><w:tcPr><w:tcW w:type="dxa" w:w="420"/><w:tcBorders><w:top w:val="single" w:color="D9D9D9" w:sz="4"/><w:left w:val="single" w:color="D9D9D9" w:sz="4"/><w:bottom w:val="single" w:color="D9D9D9" w:sz="4"/><w:right w:val="single" w:color="D9D9D9" w:sz="4"/></w:tcBorders><w:tcMar><w:top w:type="dxa" w:w="60"/><w:left w:type="dxa" w:w="95"/><w:bottom w:type="dxa" w:w="60"/><w:right w:type="dxa" w:w="95"/></w:tcMar></w:tcPr><w:p><w:pPr><w:spacing w:after="0" w:line="254"/></w:pPr><w:r><w:rPr><w:b/><w:bCs/><w:sz w:val="18"/><w:szCs w:val="18"/></w:rPr><w:t xml:space="preserve">☐</w:t></w:r></w:p></w:tc><w:tc><w:tcPr><w:tcW w:type="dxa" w:w="6180"/><w:tcBorders><w:top w:val="single" w:color="D9D9D9" w:sz="4"/><w:left w:val="single" w:color="D9D9D9" w:sz="4"/><w:bottom w:val="single" w:color="D9D9D9" w:sz="4"/><w:right w:val="single" w:color="D9D9D9" w:sz="4"/></w:tcBorders><w:tcMar><w:top w:type="dxa" w:w="60"/><w:left w:type="dxa" w:w="95"/><w:bottom w:type="dxa" w:w="60"/><w:right w:type="dxa" w:w="95"/></w:tcMar></w:tcPr><w:p><w:pPr><w:spacing w:after="0" w:line="254"/></w:pPr><w:r><w:rPr><w:sz w:val="18"/><w:szCs w:val="18"/></w:rPr><w:t xml:space="preserve">Confirm a test card purchase writes a pool_transactions row with a non-zero platform_fee</w:t></w:r></w:p></w:tc><w:tc><w:tcPr><w:tcW w:type="dxa" w:w="2300"/><w:tcBorders><w:top w:val="single" w:color="D9D9D9" w:sz="4"/><w:left w:val="single" w:color="D9D9D9" w:sz="4"/><w:bottom w:val="single" w:color="D9D9D9" w:sz="4"/><w:right w:val="single" w:color="D9D9D9" w:sz="4"/></w:tcBorders><w:tcMar><w:top w:type="dxa" w:w="60"/><w:left w:type="dxa" w:w="95"/><w:bottom w:type="dxa" w:w="60"/><w:right w:type="dxa" w:w="95"/></w:tcMar></w:tcPr><w:p><w:pPr><w:spacing w:after="0" w:line="254"/></w:pPr><w:r><w:rPr><w:sz w:val="18"/><w:szCs w:val="18"/></w:rPr><w:t xml:space="preserve">Proves the trigger is live</w:t></w:r></w:p></w:tc></w:tr><w:tr><w:tc><w:tcPr><w:tcW w:type="dxa" w:w="420"/><w:tcBorders><w:top w:val="single" w:color="D9D9D9" w:sz="4"/><w:left w:val="single" w:color="D9D9D9" w:sz="4"/><w:bottom w:val="single" w:color="D9D9D9" w:sz="4"/><w:right w:val="single" w:color="D9D9D9" w:sz="4"/></w:tcBorders><w:shd w:fill="F4F6FA" w:val="clear"/><w:tcMar><w:top w:type="dxa" w:w="60"/><w:left w:type="dxa" w:w="95"/><w:bottom w:type="dxa" w:w="60"/><w:right w:type="dxa" w:w="95"/></w:tcMar></w:tcPr><w:p><w:pPr><w:spacing w:after="0" w:line="254"/></w:pPr><w:r><w:rPr><w:b/><w:bCs/><w:sz w:val="18"/><w:szCs w:val="18"/></w:rPr><w:t xml:space="preserve">☐</w:t></w:r></w:p></w:tc><w:tc><w:tcPr><w:tcW w:type="dxa" w:w="6180"/><w:tcBorders><w:top w:val="single" w:color="D9D9D9" w:sz="4"/><w:left w:val="single" w:color="D9D9D9" w:sz="4"/><w:bottom w:val="single" w:color="D9D9D9" w:sz="4"/><w:right w:val="single" w:color="D9D9D9" w:sz="4"/></w:tcBorders><w:shd w:fill="F4F6FA" w:val="clear"/><w:tcMar><w:top w:type="dxa" w:w="60"/><w:left w:type="dxa" w:w="95"/><w:bottom w:type="dxa" w:w="60"/><w:right w:type="dxa" w:w="95"/></w:tcMar></w:tcPr><w:p><w:pPr><w:spacing w:after="0" w:line="254"/></w:pPr><w:r><w:rPr><w:sz w:val="18"/><w:szCs w:val="18"/></w:rPr><w:t xml:space="preserve">Confirm pools.platform_fee_percentage is populated for every existing pool, and is between 0 and 100</w:t></w:r></w:p></w:tc><w:tc><w:tcPr><w:tcW w:type="dxa" w:w="2300"/><w:tcBorders><w:top w:val="single" w:color="D9D9D9" w:sz="4"/><w:left w:val="single" w:color="D9D9D9" w:sz="4"/><w:bottom w:val="single" w:color="D9D9D9" w:sz="4"/><w:right w:val="single" w:color="D9D9D9" w:sz="4"/></w:tcBorders><w:shd w:fill="F4F6FA" w:val="clear"/><w:tcMar><w:top w:type="dxa" w:w="60"/><w:left w:type="dxa" w:w="95"/><w:bottom w:type="dxa" w:w="60"/><w:right w:type="dxa" w:w="95"/></w:tcMar></w:tcPr><w:p><w:pPr><w:spacing w:after="0" w:line="254"/></w:pPr><w:r><w:rPr><w:sz w:val="18"/><w:szCs w:val="18"/></w:rPr><w:t xml:space="preserve">Backfilled and constrained</w:t></w:r></w:p></w:tc></w:tr><w:tr><w:tc><w:tcPr><w:tcW w:type="dxa" w:w="420"/><w:tcBorders><w:top w:val="single" w:color="D9D9D9" w:sz="4"/><w:left w:val="single" w:color="D9D9D9" w:sz="4"/><w:bottom w:val="single" w:color="D9D9D9" w:sz="4"/><w:right w:val="single" w:color="D9D9D9" w:sz="4"/></w:tcBorders><w:tcMar><w:top w:type="dxa" w:w="60"/><w:left w:type="dxa" w:w="95"/><w:bottom w:type="dxa" w:w="60"/><w:right w:type="dxa" w:w="95"/></w:tcMar></w:tcPr><w:p><w:pPr><w:spacing w:after="0" w:line="254"/></w:pPr><w:r><w:rPr><w:b/><w:bCs/><w:sz w:val="18"/><w:szCs w:val="18"/></w:rPr><w:t xml:space="preserve">☐</w:t></w:r></w:p></w:tc><w:tc><w:tcPr><w:tcW w:type="dxa" w:w="6180"/><w:tcBorders><w:top w:val="single" w:color="D9D9D9" w:sz="4"/><w:left w:val="single" w:color="D9D9D9" w:sz="4"/><w:bottom w:val="single" w:color="D9D9D9" w:sz="4"/><w:right w:val="single" w:color="D9D9D9" w:sz="4"/></w:tcBorders><w:tcMar><w:top w:type="dxa" w:w="60"/><w:left w:type="dxa" w:w="95"/><w:bottom w:type="dxa" w:w="60"/><w:right w:type="dxa" w:w="95"/></w:tcMar></w:tcPr><w:p><w:pPr><w:spacing w:after="0" w:line="254"/></w:pPr><w:r><w:rPr><w:sz w:val="18"/><w:szCs w:val="18"/></w:rPr><w:t xml:space="preserve">Attempt to create a pool with a negative fee via the REST API and confirm it is stamped, not accepted</w:t></w:r></w:p></w:tc><w:tc><w:tcPr><w:tcW w:type="dxa" w:w="2300"/><w:tcBorders><w:top w:val="single" w:color="D9D9D9" w:sz="4"/><w:left w:val="single" w:color="D9D9D9" w:sz="4"/><w:bottom w:val="single" w:color="D9D9D9" w:sz="4"/><w:right w:val="single" w:color="D9D9D9" w:sz="4"/></w:tcBorders><w:tcMar><w:top w:type="dxa" w:w="60"/><w:left w:type="dxa" w:w="95"/><w:bottom w:type="dxa" w:w="60"/><w:right w:type="dxa" w:w="95"/></w:tcMar></w:tcPr><w:p><w:pPr><w:spacing w:after="0" w:line="254"/></w:pPr><w:r><w:rPr><w:sz w:val="18"/><w:szCs w:val="18"/></w:rPr><w:t xml:space="preserve">Payout-inflation guard</w:t></w:r></w:p></w:tc></w:tr><w:tr><w:tc><w:tcPr><w:tcW w:type="dxa" w:w="420"/><w:tcBorders><w:top w:val="single" w:color="D9D9D9" w:sz="4"/><w:left w:val="single" w:color="D9D9D9" w:sz="4"/><w:bottom w:val="single" w:color="D9D9D9" w:sz="4"/><w:right w:val="single" w:color="D9D9D9" w:sz="4"/></w:tcBorders><w:shd w:fill="F4F6FA" w:val="clear"/><w:tcMar><w:top w:type="dxa" w:w="60"/><w:left w:type="dxa" w:w="95"/><w:bottom w:type="dxa" w:w="60"/><w:right w:type="dxa" w:w="95"/></w:tcMar></w:tcPr><w:p><w:pPr><w:spacing w:after="0" w:line="254"/></w:pPr><w:r><w:rPr><w:b/><w:bCs/><w:sz w:val="18"/><w:szCs w:val="18"/></w:rPr><w:t xml:space="preserve">☐</w:t></w:r></w:p></w:tc><w:tc><w:tcPr><w:tcW w:type="dxa" w:w="6180"/><w:tcBorders><w:top w:val="single" w:color="D9D9D9" w:sz="4"/><w:left w:val="single" w:color="D9D9D9" w:sz="4"/><w:bottom w:val="single" w:color="D9D9D9" w:sz="4"/><w:right w:val="single" w:color="D9D9D9" w:sz="4"/></w:tcBorders><w:shd w:fill="F4F6FA" w:val="clear"/><w:tcMar><w:top w:type="dxa" w:w="60"/><w:left w:type="dxa" w:w="95"/><w:bottom w:type="dxa" w:w="60"/><w:right w:type="dxa" w:w="95"/></w:tcMar></w:tcPr><w:p><w:pPr><w:spacing w:after="0" w:line="254"/></w:pPr><w:r><w:rPr><w:sz w:val="18"/><w:szCs w:val="18"/></w:rPr><w:t xml:space="preserve">Confirm supabase db push applies cleanly on a scratch database</w:t></w:r></w:p></w:tc><w:tc><w:tcPr><w:tcW w:type="dxa" w:w="2300"/><w:tcBorders><w:top w:val="single" w:color="D9D9D9" w:sz="4"/><w:left w:val="single" w:color="D9D9D9" w:sz="4"/><w:bottom w:val="single" w:color="D9D9D9" w:sz="4"/><w:right w:val="single" w:color="D9D9D9" w:sz="4"/></w:tcBorders><w:shd w:fill="F4F6FA" w:val="clear"/><w:tcMar><w:top w:type="dxa" w:w="60"/><w:left w:type="dxa" w:w="95"/><w:bottom w:type="dxa" w:w="60"/><w:right w:type="dxa" w:w="95"/></w:tcMar></w:tcPr><w:p><w:pPr><w:spacing w:after="0" w:line="254"/></w:pPr><w:r><w:rPr><w:sz w:val="18"/><w:szCs w:val="18"/></w:rPr><w:t xml:space="preserve">Verified during the audit: all 23 migrations apply to an empty database</w:t></w:r></w:p></w:tc></w:tr><w:tr><w:tc><w:tcPr><w:tcW w:type="dxa" w:w="420"/><w:tcBorders><w:top w:val="single" w:color="D9D9D9" w:sz="4"/><w:left w:val="single" w:color="D9D9D9" w:sz="4"/><w:bottom w:val="single" w:color="D9D9D9" w:sz="4"/><w:right w:val="single" w:color="D9D9D9" w:sz="4"/></w:tcBorders><w:tcMar><w:top w:type="dxa" w:w="60"/><w:left w:type="dxa" w:w="95"/><w:bottom w:type="dxa" w:w="60"/><w:right w:type="dxa" w:w="95"/></w:tcMar></w:tcPr><w:p><w:pPr><w:spacing w:after="0" w:line="254"/></w:pPr><w:r><w:rPr><w:b/><w:bCs/><w:sz w:val="18"/><w:szCs w:val="18"/></w:rPr><w:t xml:space="preserve">☐</w:t></w:r></w:p></w:tc><w:tc><w:tcPr><w:tcW w:type="dxa" w:w="6180"/><w:tcBorders><w:top w:val="single" w:color="D9D9D9" w:sz="4"/><w:left w:val="single" w:color="D9D9D9" w:sz="4"/><w:bottom w:val="single" w:color="D9D9D9" w:sz="4"/><w:right w:val="single" w:color="D9D9D9" w:sz="4"/></w:tcBorders><w:tcMar><w:top w:type="dxa" w:w="60"/><w:left w:type="dxa" w:w="95"/><w:bottom w:type="dxa" w:w="60"/><w:right w:type="dxa" w:w="95"/></w:tcMar></w:tcPr><w:p><w:pPr><w:spacing w:after="0" w:line="254"/></w:pPr><w:r><w:rPr><w:sz w:val="18"/><w:szCs w:val="18"/></w:rPr><w:t xml:space="preserve">Run the one-off migration history repair against the EXISTING production database</w:t></w:r></w:p></w:tc><w:tc><w:tcPr><w:tcW w:type="dxa" w:w="2300"/><w:tcBorders><w:top w:val="single" w:color="D9D9D9" w:sz="4"/><w:left w:val="single" w:color="D9D9D9" w:sz="4"/><w:bottom w:val="single" w:color="D9D9D9" w:sz="4"/><w:right w:val="single" w:color="D9D9D9" w:sz="4"/></w:tcBorders><w:tcMar><w:top w:type="dxa" w:w="60"/><w:left w:type="dxa" w:w="95"/><w:bottom w:type="dxa" w:w="60"/><w:right w:type="dxa" w:w="95"/></w:tcMar></w:tcPr><w:p><w:pPr><w:spacing w:after="0" w:line="254"/></w:pPr><w:r><w:rPr><w:sz w:val="18"/><w:szCs w:val="18"/></w:rPr><w:t xml:space="preserve">Two commands, in README &gt; Database setup. A fresh database needs none of it</w:t></w:r></w:p></w:tc></w:tr><w:tr><w:tc><w:tcPr><w:tcW w:type="dxa" w:w="420"/><w:tcBorders><w:top w:val="single" w:color="D9D9D9" w:sz="4"/><w:left w:val="single" w:color="D9D9D9" w:sz="4"/><w:bottom w:val="single" w:color="D9D9D9" w:sz="4"/><w:right w:val="single" w:color="D9D9D9" w:sz="4"/></w:tcBorders><w:shd w:fill="F4F6FA" w:val="clear"/><w:tcMar><w:top w:type="dxa" w:w="60"/><w:left w:type="dxa" w:w="95"/><w:bottom w:type="dxa" w:w="60"/><w:right w:type="dxa" w:w="95"/></w:tcMar></w:tcPr><w:p><w:pPr><w:spacing w:after="0" w:line="254"/></w:pPr><w:r><w:rPr><w:b/><w:bCs/><w:sz w:val="18"/><w:szCs w:val="18"/></w:rPr><w:t xml:space="preserve">☐</w:t></w:r></w:p></w:tc><w:tc><w:tcPr><w:tcW w:type="dxa" w:w="6180"/><w:tcBorders><w:top w:val="single" w:color="D9D9D9" w:sz="4"/><w:left w:val="single" w:color="D9D9D9" w:sz="4"/><w:bottom w:val="single" w:color="D9D9D9" w:sz="4"/><w:right w:val="single" w:color="D9D9D9" w:sz="4"/></w:tcBorders><w:shd w:fill="F4F6FA" w:val="clear"/><w:tcMar><w:top w:type="dxa" w:w="60"/><w:left w:type="dxa" w:w="95"/><w:bottom w:type="dxa" w:w="60"/><w:right w:type="dxa" w:w="95"/></w:tcMar></w:tcPr><w:p><w:pPr><w:spacing w:after="0" w:line="254"/></w:pPr><w:r><w:rPr><w:sz w:val="18"/><w:szCs w:val="18"/></w:rPr><w:t xml:space="preserve">Take a verified backup and confirm the restore procedure works</w:t></w:r></w:p></w:tc><w:tc><w:tcPr><w:tcW w:type="dxa" w:w="2300"/><w:tcBorders><w:top w:val="single" w:color="D9D9D9" w:sz="4"/><w:left w:val="single" w:color="D9D9D9" w:sz="4"/><w:bottom w:val="single" w:color="D9D9D9" w:sz="4"/><w:right w:val="single" w:color="D9D9D9" w:sz="4"/></w:tcBorders><w:shd w:fill="F4F6FA" w:val="clear"/><w:tcMar><w:top w:type="dxa" w:w="60"/><w:left w:type="dxa" w:w="95"/><w:bottom w:type="dxa" w:w="60"/><w:right w:type="dxa" w:w="95"/></w:tcMar></w:tcPr><w:p><w:pPr><w:spacing w:after="0" w:line="254"/></w:pPr><w:r><w:rPr><w:sz w:val="18"/><w:szCs w:val="18"/></w:rPr><w:t xml:space="preserve"></w:t></w:r></w:p></w:tc></w:tr></w:tbl><w:p><w:pPr><w:pStyle w:val="Heading3"/><w:spacing w:after="70" w:before="170"/></w:pPr><w:r><w:t xml:space="preserve">Regression checks — these were broken and are now fixed</w:t></w:r></w:p><w:tbl><w:tblPr><w:tblW w:type="dxa" w:w="8900"/><w:tblBorders><w:top w:val="single" w:color="auto" w:sz="4"/><w:left w:val="single" w:color="auto" w:sz="4"/><w:bottom w:val="single" w:color="auto" w:sz="4"/><w:right w:val="single" w:color="auto" w:sz="4"/><w:insideH w:val="single" w:color="auto" w:sz="4"/><w:insideV w:val="single" w:color="auto" w:sz="4"/></w:tblBorders></w:tblPr><w:tblGrid><w:gridCol w:w="420"/><w:gridCol w:w="6180"/><w:gridCol w:w="2300"/></w:tblGrid><w:tr><w:trPr><w:tblHeader/></w:trPr><w:tc><w:tcPr><w:tcW w:type="dxa" w:w="420"/><w:tcBorders><w:top w:val="single" w:color="D9D9D9" w:sz="4"/><w:left w:val="single" w:color="D9D9D9" w:sz="4"/><w:bottom w:val="single" w:color="D9D9D9" w:sz="4"/><w:right w:val="single" w:color="D9D9D9" w:sz="4"/></w:tcBorders><w:shd w:fill="1F3864" w:val="clear"/><w:tcMar><w:top w:type="dxa" w:w="60"/><w:left w:type="dxa" w:w="95"/><w:bottom w:type="dxa" w:w="60"/><w:right w:type="dxa" w:w="95"/></w:tcMar></w:tcPr><w:p><w:pPr><w:spacing w:after="0" w:line="254"/></w:pPr><w:r><w:rPr><w:b/><w:bCs/><w:color w:val="FFFFFF"/><w:sz w:val="18"/><w:szCs w:val="18"/></w:rPr><w:t xml:space="preserve"></w:t></w:r></w:p></w:tc><w:tc><w:tcPr><w:tcW w:type="dxa" w:w="6180"/><w:tcBorders><w:top w:val="single" w:color="D9D9D9" w:sz="4"/><w:left w:val="single" w:color="D9D9D9" w:sz="4"/><w:bottom w:val="single" w:color="D9D9D9" w:sz="4"/><w:right w:val="single" w:color="D9D9D9" w:sz="4"/></w:tcBorders><w:shd w:fill="1F3864" w:val="clear"/><w:tcMar><w:top w:type="dxa" w:w="60"/><w:left w:type="dxa" w:w="95"/><w:bottom w:type="dxa" w:w="60"/><w:right w:type="dxa" w:w="95"/></w:tcMar></w:tcPr><w:p><w:pPr><w:spacing w:after="0" w:line="254"/></w:pPr><w:r><w:rPr><w:b/><w:bCs/><w:color w:val="FFFFFF"/><w:sz w:val="18"/><w:szCs w:val="18"/></w:rPr><w:t xml:space="preserve">Item</w:t></w:r></w:p></w:tc><w:tc><w:tcPr><w:tcW w:type="dxa" w:w="2300"/><w:tcBorders><w:top w:val="single" w:color="D9D9D9" w:sz="4"/><w:left w:val="single" w:color="D9D9D9" w:sz="4"/><w:bottom w:val="single" w:color="D9D9D9" w:sz="4"/><w:right w:val="single" w:color="D9D9D9" w:sz="4"/></w:tcBorders><w:shd w:fill="1F3864" w:val="clear"/><w:tcMar><w:top w:type="dxa" w:w="60"/><w:left w:type="dxa" w:w="95"/><w:bottom w:type="dxa" w:w="60"/><w:right w:type="dxa" w:w="95"/></w:tcMar></w:tcPr><w:p><w:pPr><w:spacing w:after="0" w:line="254"/></w:pPr><w:r><w:rPr><w:b/><w:bCs/><w:color w:val="FFFFFF"/><w:sz w:val="18"/><w:szCs w:val="18"/></w:rPr><w:t xml:space="preserve">Notes</w:t></w:r></w:p></w:tc></w:tr><w:tr><w:tc><w:tcPr><w:tcW w:type="dxa" w:w="420"/><w:tcBorders><w:top w:val="single" w:color="D9D9D9" w:sz="4"/><w:left w:val="single" w:color="D9D9D9" w:sz="4"/><w:bottom w:val="single" w:color="D9D9D9" w:sz="4"/><w:right w:val="single" w:color="D9D9D9" w:sz="4"/></w:tcBorders><w:tcMar><w:top w:type="dxa" w:w="60"/><w:left w:type="dxa" w:w="95"/><w:bottom w:type="dxa" w:w="60"/><w:right w:type="dxa" w:w="95"/></w:tcMar></w:tcPr><w:p><w:pPr><w:spacing w:after="0" w:line="254"/></w:pPr><w:r><w:rPr><w:b/><w:bCs/><w:sz w:val="18"/><w:szCs w:val="18"/></w:rPr><w:t xml:space="preserve">☐</w:t></w:r></w:p></w:tc><w:tc><w:tcPr><w:tcW w:type="dxa" w:w="6180"/><w:tcBorders><w:top w:val="single" w:color="D9D9D9" w:sz="4"/><w:left w:val="single" w:color="D9D9D9" w:sz="4"/><w:bottom w:val="single" w:color="D9D9D9" w:sz="4"/><w:right w:val="single" w:color="D9D9D9" w:sz="4"/></w:tcBorders><w:tcMar><w:top w:type="dxa" w:w="60"/><w:left w:type="dxa" w:w="95"/><w:bottom w:type="dxa" w:w="60"/><w:right w:type="dxa" w:w="95"/></w:tcMar></w:tcPr><w:p><w:pPr><w:spacing w:after="0" w:line="254"/></w:pPr><w:r><w:rPr><w:sz w:val="18"/><w:szCs w:val="18"/></w:rPr><w:t xml:space="preserve">Create a pool as an ordinary (non-admin) account and confirm it succeeds</w:t></w:r></w:p></w:tc><w:tc><w:tcPr><w:tcW w:type="dxa" w:w="2300"/><w:tcBorders><w:top w:val="single" w:color="D9D9D9" w:sz="4"/><w:left w:val="single" w:color="D9D9D9" w:sz="4"/><w:bottom w:val="single" w:color="D9D9D9" w:sz="4"/><w:right w:val="single" w:color="D9D9D9" w:sz="4"/></w:tcBorders><w:tcMar><w:top w:type="dxa" w:w="60"/><w:left w:type="dxa" w:w="95"/><w:bottom w:type="dxa" w:w="60"/><w:right w:type="dxa" w:w="95"/></w:tcMar></w:tcPr><w:p><w:pPr><w:spacing w:after="0" w:line="254"/></w:pPr><w:r><w:rPr><w:sz w:val="18"/><w:szCs w:val="18"/></w:rPr><w:t xml:space="preserve">Was failing for every non-admin</w:t></w:r></w:p></w:tc></w:tr><w:tr><w:tc><w:tcPr><w:tcW w:type="dxa" w:w="420"/><w:tcBorders><w:top w:val="single" w:color="D9D9D9" w:sz="4"/><w:left w:val="single" w:color="D9D9D9" w:sz="4"/><w:bottom w:val="single" w:color="D9D9D9" w:sz="4"/><w:right w:val="single" w:color="D9D9D9" w:sz="4"/></w:tcBorders><w:shd w:fill="F4F6FA" w:val="clear"/><w:tcMar><w:top w:type="dxa" w:w="60"/><w:left w:type="dxa" w:w="95"/><w:bottom w:type="dxa" w:w="60"/><w:right w:type="dxa" w:w="95"/></w:tcMar></w:tcPr><w:p><w:pPr><w:spacing w:after="0" w:line="254"/></w:pPr><w:r><w:rPr><w:b/><w:bCs/><w:sz w:val="18"/><w:szCs w:val="18"/></w:rPr><w:t xml:space="preserve">☐</w:t></w:r></w:p></w:tc><w:tc><w:tcPr><w:tcW w:type="dxa" w:w="6180"/><w:tcBorders><w:top w:val="single" w:color="D9D9D9" w:sz="4"/><w:left w:val="single" w:color="D9D9D9" w:sz="4"/><w:bottom w:val="single" w:color="D9D9D9" w:sz="4"/><w:right w:val="single" w:color="D9D9D9" w:sz="4"/></w:tcBorders><w:shd w:fill="F4F6FA" w:val="clear"/><w:tcMar><w:top w:type="dxa" w:w="60"/><w:left w:type="dxa" w:w="95"/><w:bottom w:type="dxa" w:w="60"/><w:right w:type="dxa" w:w="95"/></w:tcMar></w:tcPr><w:p><w:pPr><w:spacing w:after="0" w:line="254"/></w:pPr><w:r><w:rPr><w:sz w:val="18"/><w:szCs w:val="18"/></w:rPr><w:t xml:space="preserve">Open a pool chat with two accounts and confirm both names render, not &apos;Unknown&apos;</w:t></w:r></w:p></w:tc><w:tc><w:tcPr><w:tcW w:type="dxa" w:w="2300"/><w:tcBorders><w:top w:val="single" w:color="D9D9D9" w:sz="4"/><w:left w:val="single" w:color="D9D9D9" w:sz="4"/><w:bottom w:val="single" w:color="D9D9D9" w:sz="4"/><w:right w:val="single" w:color="D9D9D9" w:sz="4"/></w:tcBorders><w:shd w:fill="F4F6FA" w:val="clear"/><w:tcMar><w:top w:type="dxa" w:w="60"/><w:left w:type="dxa" w:w="95"/><w:bottom w:type="dxa" w:w="60"/><w:right w:type="dxa" w:w="95"/></w:tcMar></w:tcPr><w:p><w:pPr><w:spacing w:after="0" w:line="254"/></w:pPr><w:r><w:rPr><w:sz w:val="18"/><w:szCs w:val="18"/></w:rPr><w:t xml:space="preserve">Display-name projection</w:t></w:r></w:p></w:tc></w:tr><w:tr><w:tc><w:tcPr><w:tcW w:type="dxa" w:w="420"/><w:tcBorders><w:top w:val="single" w:color="D9D9D9" w:sz="4"/><w:left w:val="single" w:color="D9D9D9" w:sz="4"/><w:bottom w:val="single" w:color="D9D9D9" w:sz="4"/><w:right w:val="single" w:color="D9D9D9" w:sz="4"/></w:tcBorders><w:tcMar><w:top w:type="dxa" w:w="60"/><w:left w:type="dxa" w:w="95"/><w:bottom w:type="dxa" w:w="60"/><w:right w:type="dxa" w:w="95"/></w:tcMar></w:tcPr><w:p><w:pPr><w:spacing w:after="0" w:line="254"/></w:pPr><w:r><w:rPr><w:b/><w:bCs/><w:sz w:val="18"/><w:szCs w:val="18"/></w:rPr><w:t xml:space="preserve">☐</w:t></w:r></w:p></w:tc><w:tc><w:tcPr><w:tcW w:type="dxa" w:w="6180"/><w:tcBorders><w:top w:val="single" w:color="D9D9D9" w:sz="4"/><w:left w:val="single" w:color="D9D9D9" w:sz="4"/><w:bottom w:val="single" w:color="D9D9D9" w:sz="4"/><w:right w:val="single" w:color="D9D9D9" w:sz="4"/></w:tcBorders><w:tcMar><w:top w:type="dxa" w:w="60"/><w:left w:type="dxa" w:w="95"/><w:bottom w:type="dxa" w:w="60"/><w:right w:type="dxa" w:w="95"/></w:tcMar></w:tcPr><w:p><w:pPr><w:spacing w:after="0" w:line="254"/></w:pPr><w:r><w:rPr><w:sz w:val="18"/><w:szCs w:val="18"/></w:rPr><w:t xml:space="preserve">Sign up with email confirmation enabled and confirm the response is a success, not a 500</w:t></w:r></w:p></w:tc><w:tc><w:tcPr><w:tcW w:type="dxa" w:w="2300"/><w:tcBorders><w:top w:val="single" w:color="D9D9D9" w:sz="4"/><w:left w:val="single" w:color="D9D9D9" w:sz="4"/><w:bottom w:val="single" w:color="D9D9D9" w:sz="4"/><w:right w:val="single" w:color="D9D9D9" w:sz="4"/></w:tcBorders><w:tcMar><w:top w:type="dxa" w:w="60"/><w:left w:type="dxa" w:w="95"/><w:bottom w:type="dxa" w:w="60"/><w:right w:type="dxa" w:w="95"/></w:tcMar></w:tcPr><w:p><w:pPr><w:spacing w:after="0" w:line="254"/></w:pPr><w:r><w:rPr><w:sz w:val="18"/><w:szCs w:val="18"/></w:rPr><w:t xml:space="preserve"></w:t></w:r></w:p></w:tc></w:tr><w:tr><w:tc><w:tcPr><w:tcW w:type="dxa" w:w="420"/><w:tcBorders><w:top w:val="single" w:color="D9D9D9" w:sz="4"/><w:left w:val="single" w:color="D9D9D9" w:sz="4"/><w:bottom w:val="single" w:color="D9D9D9" w:sz="4"/><w:right w:val="single" w:color="D9D9D9" w:sz="4"/></w:tcBorders><w:shd w:fill="F4F6FA" w:val="clear"/><w:tcMar><w:top w:type="dxa" w:w="60"/><w:left w:type="dxa" w:w="95"/><w:bottom w:type="dxa" w:w="60"/><w:right w:type="dxa" w:w="95"/></w:tcMar></w:tcPr><w:p><w:pPr><w:spacing w:after="0" w:line="254"/></w:pPr><w:r><w:rPr><w:b/><w:bCs/><w:sz w:val="18"/><w:szCs w:val="18"/></w:rPr><w:t xml:space="preserve">☐</w:t></w:r></w:p></w:tc><w:tc><w:tcPr><w:tcW w:type="dxa" w:w="6180"/><w:tcBorders><w:top w:val="single" w:color="D9D9D9" w:sz="4"/><w:left w:val="single" w:color="D9D9D9" w:sz="4"/><w:bottom w:val="single" w:color="D9D9D9" w:sz="4"/><w:right w:val="single" w:color="D9D9D9" w:sz="4"/></w:tcBorders><w:shd w:fill="F4F6FA" w:val="clear"/><w:tcMar><w:top w:type="dxa" w:w="60"/><w:left w:type="dxa" w:w="95"/><w:bottom w:type="dxa" w:w="60"/><w:right w:type="dxa" w:w="95"/></w:tcMar></w:tcPr><w:p><w:pPr><w:spacing w:after="0" w:line="254"/></w:pPr><w:r><w:rPr><w:sz w:val="18"/><w:szCs w:val="18"/></w:rPr><w:t xml:space="preserve">Confirm a player cannot invite themselves into someone else&apos;s private pool</w:t></w:r></w:p></w:tc><w:tc><w:tcPr><w:tcW w:type="dxa" w:w="2300"/><w:tcBorders><w:top w:val="single" w:color="D9D9D9" w:sz="4"/><w:left w:val="single" w:color="D9D9D9" w:sz="4"/><w:bottom w:val="single" w:color="D9D9D9" w:sz="4"/><w:right w:val="single" w:color="D9D9D9" w:sz="4"/></w:tcBorders><w:shd w:fill="F4F6FA" w:val="clear"/><w:tcMar><w:top w:type="dxa" w:w="60"/><w:left w:type="dxa" w:w="95"/><w:bottom w:type="dxa" w:w="60"/><w:right w:type="dxa" w:w="95"/></w:tcMar></w:tcPr><w:p><w:pPr><w:spacing w:after="0" w:line="254"/></w:pPr><w:r><w:rPr><w:sz w:val="18"/><w:szCs w:val="18"/></w:rPr><w:t xml:space="preserve">Invite bypass</w:t></w:r></w:p></w:tc></w:tr><w:tr><w:tc><w:tcPr><w:tcW w:type="dxa" w:w="420"/><w:tcBorders><w:top w:val="single" w:color="D9D9D9" w:sz="4"/><w:left w:val="single" w:color="D9D9D9" w:sz="4"/><w:bottom w:val="single" w:color="D9D9D9" w:sz="4"/><w:right w:val="single" w:color="D9D9D9" w:sz="4"/></w:tcBorders><w:tcMar><w:top w:type="dxa" w:w="60"/><w:left w:type="dxa" w:w="95"/><w:bottom w:type="dxa" w:w="60"/><w:right w:type="dxa" w:w="95"/></w:tcMar></w:tcPr><w:p><w:pPr><w:spacing w:after="0" w:line="254"/></w:pPr><w:r><w:rPr><w:b/><w:bCs/><w:sz w:val="18"/><w:szCs w:val="18"/></w:rPr><w:t xml:space="preserve">☐</w:t></w:r></w:p></w:tc><w:tc><w:tcPr><w:tcW w:type="dxa" w:w="6180"/><w:tcBorders><w:top w:val="single" w:color="D9D9D9" w:sz="4"/><w:left w:val="single" w:color="D9D9D9" w:sz="4"/><w:bottom w:val="single" w:color="D9D9D9" w:sz="4"/><w:right w:val="single" w:color="D9D9D9" w:sz="4"/></w:tcBorders><w:tcMar><w:top w:type="dxa" w:w="60"/><w:left w:type="dxa" w:w="95"/><w:bottom w:type="dxa" w:w="60"/><w:right w:type="dxa" w:w="95"/></w:tcMar></w:tcPr><w:p><w:pPr><w:spacing w:after="0" w:line="254"/></w:pPr><w:r><w:rPr><w:sz w:val="18"/><w:szCs w:val="18"/></w:rPr><w:t xml:space="preserve">Buy a card and confirm exactly one pool_transactions row appears with a correct platform_fee</w:t></w:r></w:p></w:tc><w:tc><w:tcPr><w:tcW w:type="dxa" w:w="2300"/><w:tcBorders><w:top w:val="single" w:color="D9D9D9" w:sz="4"/><w:left w:val="single" w:color="D9D9D9" w:sz="4"/><w:bottom w:val="single" w:color="D9D9D9" w:sz="4"/><w:right w:val="single" w:color="D9D9D9" w:sz="4"/></w:tcBorders><w:tcMar><w:top w:type="dxa" w:w="60"/><w:left w:type="dxa" w:w="95"/><w:bottom w:type="dxa" w:w="60"/><w:right w:type="dxa" w:w="95"/></w:tcMar></w:tcPr><w:p><w:pPr><w:spacing w:after="0" w:line="254"/></w:pPr><w:r><w:rPr><w:sz w:val="18"/><w:szCs w:val="18"/></w:rPr><w:t xml:space="preserve"></w:t></w:r></w:p></w:tc></w:tr><w:tr><w:tc><w:tcPr><w:tcW w:type="dxa" w:w="420"/><w:tcBorders><w:top w:val="single" w:color="D9D9D9" w:sz="4"/><w:left w:val="single" w:color="D9D9D9" w:sz="4"/><w:bottom w:val="single" w:color="D9D9D9" w:sz="4"/><w:right w:val="single" w:color="D9D9D9" w:sz="4"/></w:tcBorders><w:shd w:fill="F4F6FA" w:val="clear"/><w:tcMar><w:top w:type="dxa" w:w="60"/><w:left w:type="dxa" w:w="95"/><w:bottom w:type="dxa" w:w="60"/><w:right w:type="dxa" w:w="95"/></w:tcMar></w:tcPr><w:p><w:pPr><w:spacing w:after="0" w:line="254"/></w:pPr><w:r><w:rPr><w:b/><w:bCs/><w:sz w:val="18"/><w:szCs w:val="18"/></w:rPr><w:t xml:space="preserve">☐</w:t></w:r></w:p></w:tc><w:tc><w:tcPr><w:tcW w:type="dxa" w:w="6180"/><w:tcBorders><w:top w:val="single" w:color="D9D9D9" w:sz="4"/><w:left w:val="single" w:color="D9D9D9" w:sz="4"/><w:bottom w:val="single" w:color="D9D9D9" w:sz="4"/><w:right w:val="single" w:color="D9D9D9" w:sz="4"/></w:tcBorders><w:shd w:fill="F4F6FA" w:val="clear"/><w:tcMar><w:top w:type="dxa" w:w="60"/><w:left w:type="dxa" w:w="95"/><w:bottom w:type="dxa" w:w="60"/><w:right w:type="dxa" w:w="95"/></w:tcMar></w:tcPr><w:p><w:pPr><w:spacing w:after="0" w:line="254"/></w:pPr><w:r><w:rPr><w:sz w:val="18"/><w:szCs w:val="18"/></w:rPr><w:t xml:space="preserve">Confirm an unlocked card cannot be activated after its pool has settled, and that a settled pool cannot be re-scored</w:t></w:r></w:p></w:tc><w:tc><w:tcPr><w:tcW w:type="dxa" w:w="2300"/><w:tcBorders><w:top w:val="single" w:color="D9D9D9" w:sz="4"/><w:left w:val="single" w:color="D9D9D9" w:sz="4"/><w:bottom w:val="single" w:color="D9D9D9" w:sz="4"/><w:right w:val="single" w:color="D9D9D9" w:sz="4"/></w:tcBorders><w:shd w:fill="F4F6FA" w:val="clear"/><w:tcMar><w:top w:type="dxa" w:w="60"/><w:left w:type="dxa" w:w="95"/><w:bottom w:type="dxa" w:w="60"/><w:right w:type="dxa" w:w="95"/></w:tcMar></w:tcPr><w:p><w:pPr><w:spacing w:after="0" w:line="254"/></w:pPr><w:r><w:rPr><w:sz w:val="18"/><w:szCs w:val="18"/></w:rPr><w:t xml:space="preserve">Double-payout guard</w:t></w:r></w:p></w:tc></w:tr><w:tr><w:tc><w:tcPr><w:tcW w:type="dxa" w:w="420"/><w:tcBorders><w:top w:val="single" w:color="D9D9D9" w:sz="4"/><w:left w:val="single" w:color="D9D9D9" w:sz="4"/><w:bottom w:val="single" w:color="D9D9D9" w:sz="4"/><w:right w:val="single" w:color="D9D9D9" w:sz="4"/></w:tcBorders><w:tcMar><w:top w:type="dxa" w:w="60"/><w:left w:type="dxa" w:w="95"/><w:bottom w:type="dxa" w:w="60"/><w:right w:type="dxa" w:w="95"/></w:tcMar></w:tcPr><w:p><w:pPr><w:spacing w:after="0" w:line="254"/></w:pPr><w:r><w:rPr><w:b/><w:bCs/><w:sz w:val="18"/><w:szCs w:val="18"/></w:rPr><w:t xml:space="preserve">☐</w:t></w:r></w:p></w:tc><w:tc><w:tcPr><w:tcW w:type="dxa" w:w="6180"/><w:tcBorders><w:top w:val="single" w:color="D9D9D9" w:sz="4"/><w:left w:val="single" w:color="D9D9D9" w:sz="4"/><w:bottom w:val="single" w:color="D9D9D9" w:sz="4"/><w:right w:val="single" w:color="D9D9D9" w:sz="4"/></w:tcBorders><w:tcMar><w:top w:type="dxa" w:w="60"/><w:left w:type="dxa" w:w="95"/><w:bottom w:type="dxa" w:w="60"/><w:right w:type="dxa" w:w="95"/></w:tcMar></w:tcPr><w:p><w:pPr><w:spacing w:after="0" w:line="254"/></w:pPr><w:r><w:rPr><w:sz w:val="18"/><w:szCs w:val="18"/></w:rPr><w:t xml:space="preserve">Send an invitation by email address and confirm the invitee receives it</w:t></w:r></w:p></w:tc><w:tc><w:tcPr><w:tcW w:type="dxa" w:w="2300"/><w:tcBorders><w:top w:val="single" w:color="D9D9D9" w:sz="4"/><w:left w:val="single" w:color="D9D9D9" w:sz="4"/><w:bottom w:val="single" w:color="D9D9D9" w:sz="4"/><w:right w:val="single" w:color="D9D9D9" w:sz="4"/></w:tcBorders><w:tcMar><w:top w:type="dxa" w:w="60"/><w:left w:type="dxa" w:w="95"/><w:bottom w:type="dxa" w:w="60"/><w:right w:type="dxa" w:w="95"/></w:tcMar></w:tcPr><w:p><w:pPr><w:spacing w:after="0" w:line="254"/></w:pPr><w:r><w:rPr><w:sz w:val="18"/><w:szCs w:val="18"/></w:rPr><w:t xml:space="preserve">Was silently failing</w:t></w:r></w:p></w:tc></w:tr><w:tr><w:tc><w:tcPr><w:tcW w:type="dxa" w:w="420"/><w:tcBorders><w:top w:val="single" w:color="D9D9D9" w:sz="4"/><w:left w:val="single" w:color="D9D9D9" w:sz="4"/><w:bottom w:val="single" w:color="D9D9D9" w:sz="4"/><w:right w:val="single" w:color="D9D9D9" w:sz="4"/></w:tcBorders><w:shd w:fill="F4F6FA" w:val="clear"/><w:tcMar><w:top w:type="dxa" w:w="60"/><w:left w:type="dxa" w:w="95"/><w:bottom w:type="dxa" w:w="60"/><w:right w:type="dxa" w:w="95"/></w:tcMar></w:tcPr><w:p><w:pPr><w:spacing w:after="0" w:line="254"/></w:pPr><w:r><w:rPr><w:b/><w:bCs/><w:sz w:val="18"/><w:szCs w:val="18"/></w:rPr><w:t xml:space="preserve">☐</w:t></w:r></w:p></w:tc><w:tc><w:tcPr><w:tcW w:type="dxa" w:w="6180"/><w:tcBorders><w:top w:val="single" w:color="D9D9D9" w:sz="4"/><w:left w:val="single" w:color="D9D9D9" w:sz="4"/><w:bottom w:val="single" w:color="D9D9D9" w:sz="4"/><w:right w:val="single" w:color="D9D9D9" w:sz="4"/></w:tcBorders><w:shd w:fill="F4F6FA" w:val="clear"/><w:tcMar><w:top w:type="dxa" w:w="60"/><w:left w:type="dxa" w:w="95"/><w:bottom w:type="dxa" w:w="60"/><w:right w:type="dxa" w:w="95"/></w:tcMar></w:tcPr><w:p><w:pPr><w:spacing w:after="0" w:line="254"/></w:pPr><w:r><w:rPr><w:sz w:val="18"/><w:szCs w:val="18"/></w:rPr><w:t xml:space="preserve">Confirm the advertised net prize on a pool matches what settlement actually pays</w:t></w:r></w:p></w:tc><w:tc><w:tcPr><w:tcW w:type="dxa" w:w="2300"/><w:tcBorders><w:top w:val="single" w:color="D9D9D9" w:sz="4"/><w:left w:val="single" w:color="D9D9D9" w:sz="4"/><w:bottom w:val="single" w:color="D9D9D9" w:sz="4"/><w:right w:val="single" w:color="D9D9D9" w:sz="4"/></w:tcBorders><w:shd w:fill="F4F6FA" w:val="clear"/><w:tcMar><w:top w:type="dxa" w:w="60"/><w:left w:type="dxa" w:w="95"/><w:bottom w:type="dxa" w:w="60"/><w:right w:type="dxa" w:w="95"/></w:tcMar></w:tcPr><w:p><w:pPr><w:spacing w:after="0" w:line="254"/></w:pPr><w:r><w:rPr><w:sz w:val="18"/><w:szCs w:val="18"/></w:rPr><w:t xml:space="preserve"></w:t></w:r></w:p></w:tc></w:tr></w:tbl><w:p><w:pPr><w:pStyle w:val="Heading3"/><w:spacing w:after="70" w:before="170"/></w:pPr><w:r><w:t xml:space="preserve">Secrets and configuration</w:t></w:r></w:p><w:tbl><w:tblPr><w:tblW w:type="dxa" w:w="8900"/><w:tblBorders><w:top w:val="single" w:color="auto" w:sz="4"/><w:left w:val="single" w:color="auto" w:sz="4"/><w:bottom w:val="single" w:color="auto" w:sz="4"/><w:right w:val="single" w:color="auto" w:sz="4"/><w:insideH w:val="single" w:color="auto" w:sz="4"/><w:insideV w:val="single" w:color="auto" w:sz="4"/></w:tblBorders></w:tblPr><w:tblGrid><w:gridCol w:w="420"/><w:gridCol w:w="6180"/><w:gridCol w:w="2300"/></w:tblGrid><w:tr><w:trPr><w:tblHeader/></w:trPr><w:tc><w:tcPr><w:tcW w:type="dxa" w:w="420"/><w:tcBorders><w:top w:val="single" w:color="D9D9D9" w:sz="4"/><w:left w:val="single" w:color="D9D9D9" w:sz="4"/><w:bottom w:val="single" w:color="D9D9D9" w:sz="4"/><w:right w:val="single" w:color="D9D9D9" w:sz="4"/></w:tcBorders><w:shd w:fill="1F3864" w:val="clear"/><w:tcMar><w:top w:type="dxa" w:w="60"/><w:left w:type="dxa" w:w="95"/><w:bottom w:type="dxa" w:w="60"/><w:right w:type="dxa" w:w="95"/></w:tcMar></w:tcPr><w:p><w:pPr><w:spacing w:after="0" w:line="254"/></w:pPr><w:r><w:rPr><w:b/><w:bCs/><w:color w:val="FFFFFF"/><w:sz w:val="18"/><w:szCs w:val="18"/></w:rPr><w:t xml:space="preserve"></w:t></w:r></w:p></w:tc><w:tc><w:tcPr><w:tcW w:type="dxa" w:w="6180"/><w:tcBorders><w:top w:val="single" w:color="D9D9D9" w:sz="4"/><w:left w:val="single" w:color="D9D9D9" w:sz="4"/><w:bottom w:val="single" w:color="D9D9D9" w:sz="4"/><w:right w:val="single" w:color="D9D9D9" w:sz="4"/></w:tcBorders><w:shd w:fill="1F3864" w:val="clear"/><w:tcMar><w:top w:type="dxa" w:w="60"/><w:left w:type="dxa" w:w="95"/><w:bottom w:type="dxa" w:w="60"/><w:right w:type="dxa" w:w="95"/></w:tcMar></w:tcPr><w:p><w:pPr><w:spacing w:after="0" w:line="254"/></w:pPr><w:r><w:rPr><w:b/><w:bCs/><w:color w:val="FFFFFF"/><w:sz w:val="18"/><w:szCs w:val="18"/></w:rPr><w:t xml:space="preserve">Item</w:t></w:r></w:p></w:tc><w:tc><w:tcPr><w:tcW w:type="dxa" w:w="2300"/><w:tcBorders><w:top w:val="single" w:color="D9D9D9" w:sz="4"/><w:left w:val="single" w:color="D9D9D9" w:sz="4"/><w:bottom w:val="single" w:color="D9D9D9" w:sz="4"/><w:right w:val="single" w:color="D9D9D9" w:sz="4"/></w:tcBorders><w:shd w:fill="1F3864" w:val="clear"/><w:tcMar><w:top w:type="dxa" w:w="60"/><w:left w:type="dxa" w:w="95"/><w:bottom w:type="dxa" w:w="60"/><w:right w:type="dxa" w:w="95"/></w:tcMar></w:tcPr><w:p><w:pPr><w:spacing w:after="0" w:line="254"/></w:pPr><w:r><w:rPr><w:b/><w:bCs/><w:color w:val="FFFFFF"/><w:sz w:val="18"/><w:szCs w:val="18"/></w:rPr><w:t xml:space="preserve">Notes</w:t></w:r></w:p></w:tc></w:tr><w:tr><w:tc><w:tcPr><w:tcW w:type="dxa" w:w="420"/><w:tcBorders><w:top w:val="single" w:color="D9D9D9" w:sz="4"/><w:left w:val="single" w:color="D9D9D9" w:sz="4"/><w:bottom w:val="single" w:color="D9D9D9" w:sz="4"/><w:right w:val="single" w:color="D9D9D9" w:sz="4"/></w:tcBorders><w:tcMar><w:top w:type="dxa" w:w="60"/><w:left w:type="dxa" w:w="95"/><w:bottom w:type="dxa" w:w="60"/><w:right w:type="dxa" w:w="95"/></w:tcMar></w:tcPr><w:p><w:pPr><w:spacing w:after="0" w:line="254"/></w:pPr><w:r><w:rPr><w:b/><w:bCs/><w:sz w:val="18"/><w:szCs w:val="18"/></w:rPr><w:t xml:space="preserve">☐</w:t></w:r></w:p></w:tc><w:tc><w:tcPr><w:tcW w:type="dxa" w:w="6180"/><w:tcBorders><w:top w:val="single" w:color="D9D9D9" w:sz="4"/><w:left w:val="single" w:color="D9D9D9" w:sz="4"/><w:bottom w:val="single" w:color="D9D9D9" w:sz="4"/><w:right w:val="single" w:color="D9D9D9" w:sz="4"/></w:tcBorders><w:tcMar><w:top w:type="dxa" w:w="60"/><w:left w:type="dxa" w:w="95"/><w:bottom w:type="dxa" w:w="60"/><w:right w:type="dxa" w:w="95"/></w:tcMar></w:tcPr><w:p><w:pPr><w:spacing w:after="0" w:line="254"/></w:pPr><w:r><w:rPr><w:sz w:val="18"/><w:szCs w:val="18"/></w:rPr><w:t xml:space="preserve">Set every variable in .env.example on the production environment</w:t></w:r></w:p></w:tc><w:tc><w:tcPr><w:tcW w:type="dxa" w:w="2300"/><w:tcBorders><w:top w:val="single" w:color="D9D9D9" w:sz="4"/><w:left w:val="single" w:color="D9D9D9" w:sz="4"/><w:bottom w:val="single" w:color="D9D9D9" w:sz="4"/><w:right w:val="single" w:color="D9D9D9" w:sz="4"/></w:tcBorders><w:tcMar><w:top w:type="dxa" w:w="60"/><w:left w:type="dxa" w:w="95"/><w:bottom w:type="dxa" w:w="60"/><w:right w:type="dxa" w:w="95"/></w:tcMar></w:tcPr><w:p><w:pPr><w:spacing w:after="0" w:line="254"/></w:pPr><w:r><w:rPr><w:sz w:val="18"/><w:szCs w:val="18"/></w:rPr><w:t xml:space="preserve"></w:t></w:r></w:p></w:tc></w:tr><w:tr><w:tc><w:tcPr><w:tcW w:type="dxa" w:w="420"/><w:tcBorders><w:top w:val="single" w:color="D9D9D9" w:sz="4"/><w:left w:val="single" w:color="D9D9D9" w:sz="4"/><w:bottom w:val="single" w:color="D9D9D9" w:sz="4"/><w:right w:val="single" w:color="D9D9D9" w:sz="4"/></w:tcBorders><w:shd w:fill="F4F6FA" w:val="clear"/><w:tcMar><w:top w:type="dxa" w:w="60"/><w:left w:type="dxa" w:w="95"/><w:bottom w:type="dxa" w:w="60"/><w:right w:type="dxa" w:w="95"/></w:tcMar></w:tcPr><w:p><w:pPr><w:spacing w:after="0" w:line="254"/></w:pPr><w:r><w:rPr><w:b/><w:bCs/><w:sz w:val="18"/><w:szCs w:val="18"/></w:rPr><w:t xml:space="preserve">☐</w:t></w:r></w:p></w:tc><w:tc><w:tcPr><w:tcW w:type="dxa" w:w="6180"/><w:tcBorders><w:top w:val="single" w:color="D9D9D9" w:sz="4"/><w:left w:val="single" w:color="D9D9D9" w:sz="4"/><w:bottom w:val="single" w:color="D9D9D9" w:sz="4"/><w:right w:val="single" w:color="D9D9D9" w:sz="4"/></w:tcBorders><w:shd w:fill="F4F6FA" w:val="clear"/><w:tcMar><w:top w:type="dxa" w:w="60"/><w:left w:type="dxa" w:w="95"/><w:bottom w:type="dxa" w:w="60"/><w:right w:type="dxa" w:w="95"/></w:tcMar></w:tcPr><w:p><w:pPr><w:spacing w:after="0" w:line="254"/></w:pPr><w:r><w:rPr><w:sz w:val="18"/><w:szCs w:val="18"/></w:rPr><w:t xml:space="preserve">Confirm SUPABASE_SERVICE_ROLE_KEY is server-side only and never prefixed NEXT_PUBLIC_</w:t></w:r></w:p></w:tc><w:tc><w:tcPr><w:tcW w:type="dxa" w:w="2300"/><w:tcBorders><w:top w:val="single" w:color="D9D9D9" w:sz="4"/><w:left w:val="single" w:color="D9D9D9" w:sz="4"/><w:bottom w:val="single" w:color="D9D9D9" w:sz="4"/><w:right w:val="single" w:color="D9D9D9" w:sz="4"/></w:tcBorders><w:shd w:fill="F4F6FA" w:val="clear"/><w:tcMar><w:top w:type="dxa" w:w="60"/><w:left w:type="dxa" w:w="95"/><w:bottom w:type="dxa" w:w="60"/><w:right w:type="dxa" w:w="95"/></w:tcMar></w:tcPr><w:p><w:pPr><w:spacing w:after="0" w:line="254"/></w:pPr><w:r><w:rPr><w:sz w:val="18"/><w:szCs w:val="18"/></w:rPr><w:t xml:space="preserve">Bypasses all RLS</w:t></w:r></w:p></w:tc></w:tr><w:tr><w:tc><w:tcPr><w:tcW w:type="dxa" w:w="420"/><w:tcBorders><w:top w:val="single" w:color="D9D9D9" w:sz="4"/><w:left w:val="single" w:color="D9D9D9" w:sz="4"/><w:bottom w:val="single" w:color="D9D9D9" w:sz="4"/><w:right w:val="single" w:color="D9D9D9" w:sz="4"/></w:tcBorders><w:tcMar><w:top w:type="dxa" w:w="60"/><w:left w:type="dxa" w:w="95"/><w:bottom w:type="dxa" w:w="60"/><w:right w:type="dxa" w:w="95"/></w:tcMar></w:tcPr><w:p><w:pPr><w:spacing w:after="0" w:line="254"/></w:pPr><w:r><w:rPr><w:b/><w:bCs/><w:sz w:val="18"/><w:szCs w:val="18"/></w:rPr><w:t xml:space="preserve">☐</w:t></w:r></w:p></w:tc><w:tc><w:tcPr><w:tcW w:type="dxa" w:w="6180"/><w:tcBorders><w:top w:val="single" w:color="D9D9D9" w:sz="4"/><w:left w:val="single" w:color="D9D9D9" w:sz="4"/><w:bottom w:val="single" w:color="D9D9D9" w:sz="4"/><w:right w:val="single" w:color="D9D9D9" w:sz="4"/></w:tcBorders><w:tcMar><w:top w:type="dxa" w:w="60"/><w:left w:type="dxa" w:w="95"/><w:bottom w:type="dxa" w:w="60"/><w:right w:type="dxa" w:w="95"/></w:tcMar></w:tcPr><w:p><w:pPr><w:spacing w:after="0" w:line="254"/></w:pPr><w:r><w:rPr><w:sz w:val="18"/><w:szCs w:val="18"/></w:rPr><w:t xml:space="preserve">Set STRIPE_WEBHOOK_SECRET and register the webhook for checkout.session.completed</w:t></w:r></w:p></w:tc><w:tc><w:tcPr><w:tcW w:type="dxa" w:w="2300"/><w:tcBorders><w:top w:val="single" w:color="D9D9D9" w:sz="4"/><w:left w:val="single" w:color="D9D9D9" w:sz="4"/><w:bottom w:val="single" w:color="D9D9D9" w:sz="4"/><w:right w:val="single" w:color="D9D9D9" w:sz="4"/></w:tcBorders><w:tcMar><w:top w:type="dxa" w:w="60"/><w:left w:type="dxa" w:w="95"/><w:bottom w:type="dxa" w:w="60"/><w:right w:type="dxa" w:w="95"/></w:tcMar></w:tcPr><w:p><w:pPr><w:spacing w:after="0" w:line="254"/></w:pPr><w:r><w:rPr><w:sz w:val="18"/><w:szCs w:val="18"/></w:rPr><w:t xml:space="preserve">Without it players are charged and get nothing</w:t></w:r></w:p></w:tc></w:tr><w:tr><w:tc><w:tcPr><w:tcW w:type="dxa" w:w="420"/><w:tcBorders><w:top w:val="single" w:color="D9D9D9" w:sz="4"/><w:left w:val="single" w:color="D9D9D9" w:sz="4"/><w:bottom w:val="single" w:color="D9D9D9" w:sz="4"/><w:right w:val="single" w:color="D9D9D9" w:sz="4"/></w:tcBorders><w:shd w:fill="F4F6FA" w:val="clear"/><w:tcMar><w:top w:type="dxa" w:w="60"/><w:left w:type="dxa" w:w="95"/><w:bottom w:type="dxa" w:w="60"/><w:right w:type="dxa" w:w="95"/></w:tcMar></w:tcPr><w:p><w:pPr><w:spacing w:after="0" w:line="254"/></w:pPr><w:r><w:rPr><w:b/><w:bCs/><w:sz w:val="18"/><w:szCs w:val="18"/></w:rPr><w:t xml:space="preserve">☐</w:t></w:r></w:p></w:tc><w:tc><w:tcPr><w:tcW w:type="dxa" w:w="6180"/><w:tcBorders><w:top w:val="single" w:color="D9D9D9" w:sz="4"/><w:left w:val="single" w:color="D9D9D9" w:sz="4"/><w:bottom w:val="single" w:color="D9D9D9" w:sz="4"/><w:right w:val="single" w:color="D9D9D9" w:sz="4"/></w:tcBorders><w:shd w:fill="F4F6FA" w:val="clear"/><w:tcMar><w:top w:type="dxa" w:w="60"/><w:left w:type="dxa" w:w="95"/><w:bottom w:type="dxa" w:w="60"/><w:right w:type="dxa" w:w="95"/></w:tcMar></w:tcPr><w:p><w:pPr><w:spacing w:after="0" w:line="254"/></w:pPr><w:r><w:rPr><w:sz w:val="18"/><w:szCs w:val="18"/></w:rPr><w:t xml:space="preserve">Set CRON_SECRET on both Vercel and GitHub Actions, with identical values</w:t></w:r></w:p></w:tc><w:tc><w:tcPr><w:tcW w:type="dxa" w:w="2300"/><w:tcBorders><w:top w:val="single" w:color="D9D9D9" w:sz="4"/><w:left w:val="single" w:color="D9D9D9" w:sz="4"/><w:bottom w:val="single" w:color="D9D9D9" w:sz="4"/><w:right w:val="single" w:color="D9D9D9" w:sz="4"/></w:tcBorders><w:shd w:fill="F4F6FA" w:val="clear"/><w:tcMar><w:top w:type="dxa" w:w="60"/><w:left w:type="dxa" w:w="95"/><w:bottom w:type="dxa" w:w="60"/><w:right w:type="dxa" w:w="95"/></w:tcMar></w:tcPr><w:p><w:pPr><w:spacing w:after="0" w:line="254"/></w:pPr><w:r><w:rPr><w:sz w:val="18"/><w:szCs w:val="18"/></w:rPr><w:t xml:space="preserve">Unset means settlement never runs</w:t></w:r></w:p></w:tc></w:tr><w:tr><w:tc><w:tcPr><w:tcW w:type="dxa" w:w="420"/><w:tcBorders><w:top w:val="single" w:color="D9D9D9" w:sz="4"/><w:left w:val="single" w:color="D9D9D9" w:sz="4"/><w:bottom w:val="single" w:color="D9D9D9" w:sz="4"/><w:right w:val="single" w:color="D9D9D9" w:sz="4"/></w:tcBorders><w:tcMar><w:top w:type="dxa" w:w="60"/><w:left w:type="dxa" w:w="95"/><w:bottom w:type="dxa" w:w="60"/><w:right w:type="dxa" w:w="95"/></w:tcMar></w:tcPr><w:p><w:pPr><w:spacing w:after="0" w:line="254"/></w:pPr><w:r><w:rPr><w:b/><w:bCs/><w:sz w:val="18"/><w:szCs w:val="18"/></w:rPr><w:t xml:space="preserve">☐</w:t></w:r></w:p></w:tc><w:tc><w:tcPr><w:tcW w:type="dxa" w:w="6180"/><w:tcBorders><w:top w:val="single" w:color="D9D9D9" w:sz="4"/><w:left w:val="single" w:color="D9D9D9" w:sz="4"/><w:bottom w:val="single" w:color="D9D9D9" w:sz="4"/><w:right w:val="single" w:color="D9D9D9" w:sz="4"/></w:tcBorders><w:tcMar><w:top w:type="dxa" w:w="60"/><w:left w:type="dxa" w:w="95"/><w:bottom w:type="dxa" w:w="60"/><w:right w:type="dxa" w:w="95"/></w:tcMar></w:tcPr><w:p><w:pPr><w:spacing w:after="0" w:line="254"/></w:pPr><w:r><w:rPr><w:sz w:val="18"/><w:szCs w:val="18"/></w:rPr><w:t xml:space="preserve">Run the one-time admin bootstrap, then unset SETUP_SECRET</w:t></w:r></w:p></w:tc><w:tc><w:tcPr><w:tcW w:type="dxa" w:w="2300"/><w:tcBorders><w:top w:val="single" w:color="D9D9D9" w:sz="4"/><w:left w:val="single" w:color="D9D9D9" w:sz="4"/><w:bottom w:val="single" w:color="D9D9D9" w:sz="4"/><w:right w:val="single" w:color="D9D9D9" w:sz="4"/></w:tcBorders><w:tcMar><w:top w:type="dxa" w:w="60"/><w:left w:type="dxa" w:w="95"/><w:bottom w:type="dxa" w:w="60"/><w:right w:type="dxa" w:w="95"/></w:tcMar></w:tcPr><w:p><w:pPr><w:spacing w:after="0" w:line="254"/></w:pPr><w:r><w:rPr><w:sz w:val="18"/><w:szCs w:val="18"/></w:rPr><w:t xml:space="preserve"></w:t></w:r></w:p></w:tc></w:tr><w:tr><w:tc><w:tcPr><w:tcW w:type="dxa" w:w="420"/><w:tcBorders><w:top w:val="single" w:color="D9D9D9" w:sz="4"/><w:left w:val="single" w:color="D9D9D9" w:sz="4"/><w:bottom w:val="single" w:color="D9D9D9" w:sz="4"/><w:right w:val="single" w:color="D9D9D9" w:sz="4"/></w:tcBorders><w:shd w:fill="F4F6FA" w:val="clear"/><w:tcMar><w:top w:type="dxa" w:w="60"/><w:left w:type="dxa" w:w="95"/><w:bottom w:type="dxa" w:w="60"/><w:right w:type="dxa" w:w="95"/></w:tcMar></w:tcPr><w:p><w:pPr><w:spacing w:after="0" w:line="254"/></w:pPr><w:r><w:rPr><w:b/><w:bCs/><w:sz w:val="18"/><w:szCs w:val="18"/></w:rPr><w:t xml:space="preserve">☐</w:t></w:r></w:p></w:tc><w:tc><w:tcPr><w:tcW w:type="dxa" w:w="6180"/><w:tcBorders><w:top w:val="single" w:color="D9D9D9" w:sz="4"/><w:left w:val="single" w:color="D9D9D9" w:sz="4"/><w:bottom w:val="single" w:color="D9D9D9" w:sz="4"/><w:right w:val="single" w:color="D9D9D9" w:sz="4"/></w:tcBorders><w:shd w:fill="F4F6FA" w:val="clear"/><w:tcMar><w:top w:type="dxa" w:w="60"/><w:left w:type="dxa" w:w="95"/><w:bottom w:type="dxa" w:w="60"/><w:right w:type="dxa" w:w="95"/></w:tcMar></w:tcPr><w:p><w:pPr><w:spacing w:after="0" w:line="254"/></w:pPr><w:r><w:rPr><w:sz w:val="18"/><w:szCs w:val="18"/></w:rPr><w:t xml:space="preserve">Set PAYPAL_MODE to live and confirm the sandbox guard passes</w:t></w:r></w:p></w:tc><w:tc><w:tcPr><w:tcW w:type="dxa" w:w="2300"/><w:tcBorders><w:top w:val="single" w:color="D9D9D9" w:sz="4"/><w:left w:val="single" w:color="D9D9D9" w:sz="4"/><w:bottom w:val="single" w:color="D9D9D9" w:sz="4"/><w:right w:val="single" w:color="D9D9D9" w:sz="4"/></w:tcBorders><w:shd w:fill="F4F6FA" w:val="clear"/><w:tcMar><w:top w:type="dxa" w:w="60"/><w:left w:type="dxa" w:w="95"/><w:bottom w:type="dxa" w:w="60"/><w:right w:type="dxa" w:w="95"/></w:tcMar></w:tcPr><w:p><w:pPr><w:spacing w:after="0" w:line="254"/></w:pPr><w:r><w:rPr><w:sz w:val="18"/><w:szCs w:val="18"/></w:rPr><w:t xml:space="preserve"></w:t></w:r></w:p></w:tc></w:tr><w:tr><w:tc><w:tcPr><w:tcW w:type="dxa" w:w="420"/><w:tcBorders><w:top w:val="single" w:color="D9D9D9" w:sz="4"/><w:left w:val="single" w:color="D9D9D9" w:sz="4"/><w:bottom w:val="single" w:color="D9D9D9" w:sz="4"/><w:right w:val="single" w:color="D9D9D9" w:sz="4"/></w:tcBorders><w:tcMar><w:top w:type="dxa" w:w="60"/><w:left w:type="dxa" w:w="95"/><w:bottom w:type="dxa" w:w="60"/><w:right w:type="dxa" w:w="95"/></w:tcMar></w:tcPr><w:p><w:pPr><w:spacing w:after="0" w:line="254"/></w:pPr><w:r><w:rPr><w:b/><w:bCs/><w:sz w:val="18"/><w:szCs w:val="18"/></w:rPr><w:t xml:space="preserve">☐</w:t></w:r></w:p></w:tc><w:tc><w:tcPr><w:tcW w:type="dxa" w:w="6180"/><w:tcBorders><w:top w:val="single" w:color="D9D9D9" w:sz="4"/><w:left w:val="single" w:color="D9D9D9" w:sz="4"/><w:bottom w:val="single" w:color="D9D9D9" w:sz="4"/><w:right w:val="single" w:color="D9D9D9" w:sz="4"/></w:tcBorders><w:tcMar><w:top w:type="dxa" w:w="60"/><w:left w:type="dxa" w:w="95"/><w:bottom w:type="dxa" w:w="60"/><w:right w:type="dxa" w:w="95"/></w:tcMar></w:tcPr><w:p><w:pPr><w:spacing w:after="0" w:line="254"/></w:pPr><w:r><w:rPr><w:sz w:val="18"/><w:szCs w:val="18"/></w:rPr><w:t xml:space="preserve">Set UPSTASH_REDIS_REST_URL and _TOKEN so rate limits apply across instances</w:t></w:r></w:p></w:tc><w:tc><w:tcPr><w:tcW w:type="dxa" w:w="2300"/><w:tcBorders><w:top w:val="single" w:color="D9D9D9" w:sz="4"/><w:left w:val="single" w:color="D9D9D9" w:sz="4"/><w:bottom w:val="single" w:color="D9D9D9" w:sz="4"/><w:right w:val="single" w:color="D9D9D9" w:sz="4"/></w:tcBorders><w:tcMar><w:top w:type="dxa" w:w="60"/><w:left w:type="dxa" w:w="95"/><w:bottom w:type="dxa" w:w="60"/><w:right w:type="dxa" w:w="95"/></w:tcMar></w:tcPr><w:p><w:pPr><w:spacing w:after="0" w:line="254"/></w:pPr><w:r><w:rPr><w:sz w:val="18"/><w:szCs w:val="18"/></w:rPr><w:t xml:space="preserve">Otherwise per-instance only</w:t></w:r></w:p></w:tc></w:tr><w:tr><w:tc><w:tcPr><w:tcW w:type="dxa" w:w="420"/><w:tcBorders><w:top w:val="single" w:color="D9D9D9" w:sz="4"/><w:left w:val="single" w:color="D9D9D9" w:sz="4"/><w:bottom w:val="single" w:color="D9D9D9" w:sz="4"/><w:right w:val="single" w:color="D9D9D9" w:sz="4"/></w:tcBorders><w:shd w:fill="F4F6FA" w:val="clear"/><w:tcMar><w:top w:type="dxa" w:w="60"/><w:left w:type="dxa" w:w="95"/><w:bottom w:type="dxa" w:w="60"/><w:right w:type="dxa" w:w="95"/></w:tcMar></w:tcPr><w:p><w:pPr><w:spacing w:after="0" w:line="254"/></w:pPr><w:r><w:rPr><w:b/><w:bCs/><w:sz w:val="18"/><w:szCs w:val="18"/></w:rPr><w:t xml:space="preserve">☐</w:t></w:r></w:p></w:tc><w:tc><w:tcPr><w:tcW w:type="dxa" w:w="6180"/><w:tcBorders><w:top w:val="single" w:color="D9D9D9" w:sz="4"/><w:left w:val="single" w:color="D9D9D9" w:sz="4"/><w:bottom w:val="single" w:color="D9D9D9" w:sz="4"/><w:right w:val="single" w:color="D9D9D9" w:sz="4"/></w:tcBorders><w:shd w:fill="F4F6FA" w:val="clear"/><w:tcMar><w:top w:type="dxa" w:w="60"/><w:left w:type="dxa" w:w="95"/><w:bottom w:type="dxa" w:w="60"/><w:right w:type="dxa" w:w="95"/></w:tcMar></w:tcPr><w:p><w:pPr><w:spacing w:after="0" w:line="254"/></w:pPr><w:r><w:rPr><w:sz w:val="18"/><w:szCs w:val="18"/></w:rPr><w:t xml:space="preserve">Rotate any credential that was ever shared during development</w:t></w:r></w:p></w:tc><w:tc><w:tcPr><w:tcW w:type="dxa" w:w="2300"/><w:tcBorders><w:top w:val="single" w:color="D9D9D9" w:sz="4"/><w:left w:val="single" w:color="D9D9D9" w:sz="4"/><w:bottom w:val="single" w:color="D9D9D9" w:sz="4"/><w:right w:val="single" w:color="D9D9D9" w:sz="4"/></w:tcBorders><w:shd w:fill="F4F6FA" w:val="clear"/><w:tcMar><w:top w:type="dxa" w:w="60"/><w:left w:type="dxa" w:w="95"/><w:bottom w:type="dxa" w:w="60"/><w:right w:type="dxa" w:w="95"/></w:tcMar></w:tcPr><w:p><w:pPr><w:spacing w:after="0" w:line="254"/></w:pPr><w:r><w:rPr><w:sz w:val="18"/><w:szCs w:val="18"/></w:rPr><w:t xml:space="preserve"></w:t></w:r></w:p></w:tc></w:tr></w:tbl><w:p><w:pPr><w:pStyle w:val="Heading3"/><w:spacing w:after="70" w:before="170"/></w:pPr><w:r><w:t xml:space="preserve">Payments</w:t></w:r></w:p><w:tbl><w:tblPr><w:tblW w:type="dxa" w:w="8900"/><w:tblBorders><w:top w:val="single" w:color="auto" w:sz="4"/><w:left w:val="single" w:color="auto" w:sz="4"/><w:bottom w:val="single" w:color="auto" w:sz="4"/><w:right w:val="single" w:color="auto" w:sz="4"/><w:insideH w:val="single" w:color="auto" w:sz="4"/><w:insideV w:val="single" w:color="auto" w:sz="4"/></w:tblBorders></w:tblPr><w:tblGrid><w:gridCol w:w="420"/><w:gridCol w:w="6180"/><w:gridCol w:w="2300"/></w:tblGrid><w:tr><w:trPr><w:tblHeader/></w:trPr><w:tc><w:tcPr><w:tcW w:type="dxa" w:w="420"/><w:tcBorders><w:top w:val="single" w:color="D9D9D9" w:sz="4"/><w:left w:val="single" w:color="D9D9D9" w:sz="4"/><w:bottom w:val="single" w:color="D9D9D9" w:sz="4"/><w:right w:val="single" w:color="D9D9D9" w:sz="4"/></w:tcBorders><w:shd w:fill="1F3864" w:val="clear"/><w:tcMar><w:top w:type="dxa" w:w="60"/><w:left w:type="dxa" w:w="95"/><w:bottom w:type="dxa" w:w="60"/><w:right w:type="dxa" w:w="95"/></w:tcMar></w:tcPr><w:p><w:pPr><w:spacing w:after="0" w:line="254"/></w:pPr><w:r><w:rPr><w:b/><w:bCs/><w:color w:val="FFFFFF"/><w:sz w:val="18"/><w:szCs w:val="18"/></w:rPr><w:t xml:space="preserve"></w:t></w:r></w:p></w:tc><w:tc><w:tcPr><w:tcW w:type="dxa" w:w="6180"/><w:tcBorders><w:top w:val="single" w:color="D9D9D9" w:sz="4"/><w:left w:val="single" w:color="D9D9D9" w:sz="4"/><w:bottom w:val="single" w:color="D9D9D9" w:sz="4"/><w:right w:val="single" w:color="D9D9D9" w:sz="4"/></w:tcBorders><w:shd w:fill="1F3864" w:val="clear"/><w:tcMar><w:top w:type="dxa" w:w="60"/><w:left w:type="dxa" w:w="95"/><w:bottom w:type="dxa" w:w="60"/><w:right w:type="dxa" w:w="95"/></w:tcMar></w:tcPr><w:p><w:pPr><w:spacing w:after="0" w:line="254"/></w:pPr><w:r><w:rPr><w:b/><w:bCs/><w:color w:val="FFFFFF"/><w:sz w:val="18"/><w:szCs w:val="18"/></w:rPr><w:t xml:space="preserve">Item</w:t></w:r></w:p></w:tc><w:tc><w:tcPr><w:tcW w:type="dxa" w:w="2300"/><w:tcBorders><w:top w:val="single" w:color="D9D9D9" w:sz="4"/><w:left w:val="single" w:color="D9D9D9" w:sz="4"/><w:bottom w:val="single" w:color="D9D9D9" w:sz="4"/><w:right w:val="single" w:color="D9D9D9" w:sz="4"/></w:tcBorders><w:shd w:fill="1F3864" w:val="clear"/><w:tcMar><w:top w:type="dxa" w:w="60"/><w:left w:type="dxa" w:w="95"/><w:bottom w:type="dxa" w:w="60"/><w:right w:type="dxa" w:w="95"/></w:tcMar></w:tcPr><w:p><w:pPr><w:spacing w:after="0" w:line="254"/></w:pPr><w:r><w:rPr><w:b/><w:bCs/><w:color w:val="FFFFFF"/><w:sz w:val="18"/><w:szCs w:val="18"/></w:rPr><w:t xml:space="preserve">Notes</w:t></w:r></w:p></w:tc></w:tr><w:tr><w:tc><w:tcPr><w:tcW w:type="dxa" w:w="420"/><w:tcBorders><w:top w:val="single" w:color="D9D9D9" w:sz="4"/><w:left w:val="single" w:color="D9D9D9" w:sz="4"/><w:bottom w:val="single" w:color="D9D9D9" w:sz="4"/><w:right w:val="single" w:color="D9D9D9" w:sz="4"/></w:tcBorders><w:tcMar><w:top w:type="dxa" w:w="60"/><w:left w:type="dxa" w:w="95"/><w:bottom w:type="dxa" w:w="60"/><w:right w:type="dxa" w:w="95"/></w:tcMar></w:tcPr><w:p><w:pPr><w:spacing w:after="0" w:line="254"/></w:pPr><w:r><w:rPr><w:b/><w:bCs/><w:sz w:val="18"/><w:szCs w:val="18"/></w:rPr><w:t xml:space="preserve">☐</w:t></w:r></w:p></w:tc><w:tc><w:tcPr><w:tcW w:type="dxa" w:w="6180"/><w:tcBorders><w:top w:val="single" w:color="D9D9D9" w:sz="4"/><w:left w:val="single" w:color="D9D9D9" w:sz="4"/><w:bottom w:val="single" w:color="D9D9D9" w:sz="4"/><w:right w:val="single" w:color="D9D9D9" w:sz="4"/></w:tcBorders><w:tcMar><w:top w:type="dxa" w:w="60"/><w:left w:type="dxa" w:w="95"/><w:bottom w:type="dxa" w:w="60"/><w:right w:type="dxa" w:w="95"/></w:tcMar></w:tcPr><w:p><w:pPr><w:spacing w:after="0" w:line="254"/></w:pPr><w:r><w:rPr><w:sz w:val="18"/><w:szCs w:val="18"/></w:rPr><w:t xml:space="preserve">End-to-end test: buy a card with a real card and confirm exactly one card is issued</w:t></w:r></w:p></w:tc><w:tc><w:tcPr><w:tcW w:type="dxa" w:w="2300"/><w:tcBorders><w:top w:val="single" w:color="D9D9D9" w:sz="4"/><w:left w:val="single" w:color="D9D9D9" w:sz="4"/><w:bottom w:val="single" w:color="D9D9D9" w:sz="4"/><w:right w:val="single" w:color="D9D9D9" w:sz="4"/></w:tcBorders><w:tcMar><w:top w:type="dxa" w:w="60"/><w:left w:type="dxa" w:w="95"/><w:bottom w:type="dxa" w:w="60"/><w:right w:type="dxa" w:w="95"/></w:tcMar></w:tcPr><w:p><w:pPr><w:spacing w:after="0" w:line="254"/></w:pPr><w:r><w:rPr><w:sz w:val="18"/><w:szCs w:val="18"/></w:rPr><w:t xml:space="preserve"></w:t></w:r></w:p></w:tc></w:tr><w:tr><w:tc><w:tcPr><w:tcW w:type="dxa" w:w="420"/><w:tcBorders><w:top w:val="single" w:color="D9D9D9" w:sz="4"/><w:left w:val="single" w:color="D9D9D9" w:sz="4"/><w:bottom w:val="single" w:color="D9D9D9" w:sz="4"/><w:right w:val="single" w:color="D9D9D9" w:sz="4"/></w:tcBorders><w:shd w:fill="F4F6FA" w:val="clear"/><w:tcMar><w:top w:type="dxa" w:w="60"/><w:left w:type="dxa" w:w="95"/><w:bottom w:type="dxa" w:w="60"/><w:right w:type="dxa" w:w="95"/></w:tcMar></w:tcPr><w:p><w:pPr><w:spacing w:after="0" w:line="254"/></w:pPr><w:r><w:rPr><w:b/><w:bCs/><w:sz w:val="18"/><w:szCs w:val="18"/></w:rPr><w:t xml:space="preserve">☐</w:t></w:r></w:p></w:tc><w:tc><w:tcPr><w:tcW w:type="dxa" w:w="6180"/><w:tcBorders><w:top w:val="single" w:color="D9D9D9" w:sz="4"/><w:left w:val="single" w:color="D9D9D9" w:sz="4"/><w:bottom w:val="single" w:color="D9D9D9" w:sz="4"/><w:right w:val="single" w:color="D9D9D9" w:sz="4"/></w:tcBorders><w:shd w:fill="F4F6FA" w:val="clear"/><w:tcMar><w:top w:type="dxa" w:w="60"/><w:left w:type="dxa" w:w="95"/><w:bottom w:type="dxa" w:w="60"/><w:right w:type="dxa" w:w="95"/></w:tcMar></w:tcPr><w:p><w:pPr><w:spacing w:after="0" w:line="254"/></w:pPr><w:r><w:rPr><w:sz w:val="18"/><w:szCs w:val="18"/></w:rPr><w:t xml:space="preserve">Test the closed-tab case: complete payment, close the tab, confirm the webhook still issues the card</w:t></w:r></w:p></w:tc><w:tc><w:tcPr><w:tcW w:type="dxa" w:w="2300"/><w:tcBorders><w:top w:val="single" w:color="D9D9D9" w:sz="4"/><w:left w:val="single" w:color="D9D9D9" w:sz="4"/><w:bottom w:val="single" w:color="D9D9D9" w:sz="4"/><w:right w:val="single" w:color="D9D9D9" w:sz="4"/></w:tcBorders><w:shd w:fill="F4F6FA" w:val="clear"/><w:tcMar><w:top w:type="dxa" w:w="60"/><w:left w:type="dxa" w:w="95"/><w:bottom w:type="dxa" w:w="60"/><w:right w:type="dxa" w:w="95"/></w:tcMar></w:tcPr><w:p><w:pPr><w:spacing w:after="0" w:line="254"/></w:pPr><w:r><w:rPr><w:sz w:val="18"/><w:szCs w:val="18"/></w:rPr><w:t xml:space="preserve"></w:t></w:r></w:p></w:tc></w:tr><w:tr><w:tc><w:tcPr><w:tcW w:type="dxa" w:w="420"/><w:tcBorders><w:top w:val="single" w:color="D9D9D9" w:sz="4"/><w:left w:val="single" w:color="D9D9D9" w:sz="4"/><w:bottom w:val="single" w:color="D9D9D9" w:sz="4"/><w:right w:val="single" w:color="D9D9D9" w:sz="4"/></w:tcBorders><w:tcMar><w:top w:type="dxa" w:w="60"/><w:left w:type="dxa" w:w="95"/><w:bottom w:type="dxa" w:w="60"/><w:right w:type="dxa" w:w="95"/></w:tcMar></w:tcPr><w:p><w:pPr><w:spacing w:after="0" w:line="254"/></w:pPr><w:r><w:rPr><w:b/><w:bCs/><w:sz w:val="18"/><w:szCs w:val="18"/></w:rPr><w:t xml:space="preserve">☐</w:t></w:r></w:p></w:tc><w:tc><w:tcPr><w:tcW w:type="dxa" w:w="6180"/><w:tcBorders><w:top w:val="single" w:color="D9D9D9" w:sz="4"/><w:left w:val="single" w:color="D9D9D9" w:sz="4"/><w:bottom w:val="single" w:color="D9D9D9" w:sz="4"/><w:right w:val="single" w:color="D9D9D9" w:sz="4"/></w:tcBorders><w:tcMar><w:top w:type="dxa" w:w="60"/><w:left w:type="dxa" w:w="95"/><w:bottom w:type="dxa" w:w="60"/><w:right w:type="dxa" w:w="95"/></w:tcMar></w:tcPr><w:p><w:pPr><w:spacing w:after="0" w:line="254"/></w:pPr><w:r><w:rPr><w:sz w:val="18"/><w:szCs w:val="18"/></w:rPr><w:t xml:space="preserve">Confirm a duplicate webhook delivery does not create a second card</w:t></w:r></w:p></w:tc><w:tc><w:tcPr><w:tcW w:type="dxa" w:w="2300"/><w:tcBorders><w:top w:val="single" w:color="D9D9D9" w:sz="4"/><w:left w:val="single" w:color="D9D9D9" w:sz="4"/><w:bottom w:val="single" w:color="D9D9D9" w:sz="4"/><w:right w:val="single" w:color="D9D9D9" w:sz="4"/></w:tcBorders><w:tcMar><w:top w:type="dxa" w:w="60"/><w:left w:type="dxa" w:w="95"/><w:bottom w:type="dxa" w:w="60"/><w:right w:type="dxa" w:w="95"/></w:tcMar></w:tcPr><w:p><w:pPr><w:spacing w:after="0" w:line="254"/></w:pPr><w:r><w:rPr><w:sz w:val="18"/><w:szCs w:val="18"/></w:rPr><w:t xml:space="preserve"></w:t></w:r></w:p></w:tc></w:tr><w:tr><w:tc><w:tcPr><w:tcW w:type="dxa" w:w="420"/><w:tcBorders><w:top w:val="single" w:color="D9D9D9" w:sz="4"/><w:left w:val="single" w:color="D9D9D9" w:sz="4"/><w:bottom w:val="single" w:color="D9D9D9" w:sz="4"/><w:right w:val="single" w:color="D9D9D9" w:sz="4"/></w:tcBorders><w:shd w:fill="F4F6FA" w:val="clear"/><w:tcMar><w:top w:type="dxa" w:w="60"/><w:left w:type="dxa" w:w="95"/><w:bottom w:type="dxa" w:w="60"/><w:right w:type="dxa" w:w="95"/></w:tcMar></w:tcPr><w:p><w:pPr><w:spacing w:after="0" w:line="254"/></w:pPr><w:r><w:rPr><w:b/><w:bCs/><w:sz w:val="18"/><w:szCs w:val="18"/></w:rPr><w:t xml:space="preserve">☐</w:t></w:r></w:p></w:tc><w:tc><w:tcPr><w:tcW w:type="dxa" w:w="6180"/><w:tcBorders><w:top w:val="single" w:color="D9D9D9" w:sz="4"/><w:left w:val="single" w:color="D9D9D9" w:sz="4"/><w:bottom w:val="single" w:color="D9D9D9" w:sz="4"/><w:right w:val="single" w:color="D9D9D9" w:sz="4"/></w:tcBorders><w:shd w:fill="F4F6FA" w:val="clear"/><w:tcMar><w:top w:type="dxa" w:w="60"/><w:left w:type="dxa" w:w="95"/><w:bottom w:type="dxa" w:w="60"/><w:right w:type="dxa" w:w="95"/></w:tcMar></w:tcPr><w:p><w:pPr><w:spacing w:after="0" w:line="254"/></w:pPr><w:r><w:rPr><w:sz w:val="18"/><w:szCs w:val="18"/></w:rPr><w:t xml:space="preserve">End-to-end test: request and approve a withdrawal, and confirm the PayPal payout arrives</w:t></w:r></w:p></w:tc><w:tc><w:tcPr><w:tcW w:type="dxa" w:w="2300"/><w:tcBorders><w:top w:val="single" w:color="D9D9D9" w:sz="4"/><w:left w:val="single" w:color="D9D9D9" w:sz="4"/><w:bottom w:val="single" w:color="D9D9D9" w:sz="4"/><w:right w:val="single" w:color="D9D9D9" w:sz="4"/></w:tcBorders><w:shd w:fill="F4F6FA" w:val="clear"/><w:tcMar><w:top w:type="dxa" w:w="60"/><w:left w:type="dxa" w:w="95"/><w:bottom w:type="dxa" w:w="60"/><w:right w:type="dxa" w:w="95"/></w:tcMar></w:tcPr><w:p><w:pPr><w:spacing w:after="0" w:line="254"/></w:pPr><w:r><w:rPr><w:sz w:val="18"/><w:szCs w:val="18"/></w:rPr><w:t xml:space="preserve"></w:t></w:r></w:p></w:tc></w:tr><w:tr><w:tc><w:tcPr><w:tcW w:type="dxa" w:w="420"/><w:tcBorders><w:top w:val="single" w:color="D9D9D9" w:sz="4"/><w:left w:val="single" w:color="D9D9D9" w:sz="4"/><w:bottom w:val="single" w:color="D9D9D9" w:sz="4"/><w:right w:val="single" w:color="D9D9D9" w:sz="4"/></w:tcBorders><w:tcMar><w:top w:type="dxa" w:w="60"/><w:left w:type="dxa" w:w="95"/><w:bottom w:type="dxa" w:w="60"/><w:right w:type="dxa" w:w="95"/></w:tcMar></w:tcPr><w:p><w:pPr><w:spacing w:after="0" w:line="254"/></w:pPr><w:r><w:rPr><w:b/><w:bCs/><w:sz w:val="18"/><w:szCs w:val="18"/></w:rPr><w:t xml:space="preserve">☐</w:t></w:r></w:p></w:tc><w:tc><w:tcPr><w:tcW w:type="dxa" w:w="6180"/><w:tcBorders><w:top w:val="single" w:color="D9D9D9" w:sz="4"/><w:left w:val="single" w:color="D9D9D9" w:sz="4"/><w:bottom w:val="single" w:color="D9D9D9" w:sz="4"/><w:right w:val="single" w:color="D9D9D9" w:sz="4"/></w:tcBorders><w:tcMar><w:top w:type="dxa" w:w="60"/><w:left w:type="dxa" w:w="95"/><w:bottom w:type="dxa" w:w="60"/><w:right w:type="dxa" w:w="95"/></w:tcMar></w:tcPr><w:p><w:pPr><w:spacing w:after="0" w:line="254"/></w:pPr><w:r><w:rPr><w:sz w:val="18"/><w:szCs w:val="18"/></w:rPr><w:t xml:space="preserve">Confirm a failed PayPal payout returns the reserved funds to the balance</w:t></w:r></w:p></w:tc><w:tc><w:tcPr><w:tcW w:type="dxa" w:w="2300"/><w:tcBorders><w:top w:val="single" w:color="D9D9D9" w:sz="4"/><w:left w:val="single" w:color="D9D9D9" w:sz="4"/><w:bottom w:val="single" w:color="D9D9D9" w:sz="4"/><w:right w:val="single" w:color="D9D9D9" w:sz="4"/></w:tcBorders><w:tcMar><w:top w:type="dxa" w:w="60"/><w:left w:type="dxa" w:w="95"/><w:bottom w:type="dxa" w:w="60"/><w:right w:type="dxa" w:w="95"/></w:tcMar></w:tcPr><w:p><w:pPr><w:spacing w:after="0" w:line="254"/></w:pPr><w:r><w:rPr><w:sz w:val="18"/><w:szCs w:val="18"/></w:rPr><w:t xml:space="preserve"></w:t></w:r></w:p></w:tc></w:tr></w:tbl><w:p><w:pPr><w:pStyle w:val="Heading3"/><w:spacing w:after="70" w:before="170"/></w:pPr><w:r><w:t xml:space="preserve">Settlement</w:t></w:r></w:p><w:tbl><w:tblPr><w:tblW w:type="dxa" w:w="8900"/><w:tblBorders><w:top w:val="single" w:color="auto" w:sz="4"/><w:left w:val="single" w:color="auto" w:sz="4"/><w:bottom w:val="single" w:color="auto" w:sz="4"/><w:right w:val="single" w:color="auto" w:sz="4"/><w:insideH w:val="single" w:color="auto" w:sz="4"/><w:insideV w:val="single" w:color="auto" w:sz="4"/></w:tblBorders></w:tblPr><w:tblGrid><w:gridCol w:w="420"/><w:gridCol w:w="6180"/><w:gridCol w:w="2300"/></w:tblGrid><w:tr><w:trPr><w:tblHeader/></w:trPr><w:tc><w:tcPr><w:tcW w:type="dxa" w:w="420"/><w:tcBorders><w:top w:val="single" w:color="D9D9D9" w:sz="4"/><w:left w:val="single" w:color="D9D9D9" w:sz="4"/><w:bottom w:val="single" w:color="D9D9D9" w:sz="4"/><w:right w:val="single" w:color="D9D9D9" w:sz="4"/></w:tcBorders><w:shd w:fill="1F3864" w:val="clear"/><w:tcMar><w:top w:type="dxa" w:w="60"/><w:left w:type="dxa" w:w="95"/><w:bottom w:type="dxa" w:w="60"/><w:right w:type="dxa" w:w="95"/></w:tcMar></w:tcPr><w:p><w:pPr><w:spacing w:after="0" w:line="254"/></w:pPr><w:r><w:rPr><w:b/><w:bCs/><w:color w:val="FFFFFF"/><w:sz w:val="18"/><w:szCs w:val="18"/></w:rPr><w:t xml:space="preserve"></w:t></w:r></w:p></w:tc><w:tc><w:tcPr><w:tcW w:type="dxa" w:w="6180"/><w:tcBorders><w:top w:val="single" w:color="D9D9D9" w:sz="4"/><w:left w:val="single" w:color="D9D9D9" w:sz="4"/><w:bottom w:val="single" w:color="D9D9D9" w:sz="4"/><w:right w:val="single" w:color="D9D9D9" w:sz="4"/></w:tcBorders><w:shd w:fill="1F3864" w:val="clear"/><w:tcMar><w:top w:type="dxa" w:w="60"/><w:left w:type="dxa" w:w="95"/><w:bottom w:type="dxa" w:w="60"/><w:right w:type="dxa" w:w="95"/></w:tcMar></w:tcPr><w:p><w:pPr><w:spacing w:after="0" w:line="254"/></w:pPr><w:r><w:rPr><w:b/><w:bCs/><w:color w:val="FFFFFF"/><w:sz w:val="18"/><w:szCs w:val="18"/></w:rPr><w:t xml:space="preserve">Item</w:t></w:r></w:p></w:tc><w:tc><w:tcPr><w:tcW w:type="dxa" w:w="2300"/><w:tcBorders><w:top w:val="single" w:color="D9D9D9" w:sz="4"/><w:left w:val="single" w:color="D9D9D9" w:sz="4"/><w:bottom w:val="single" w:color="D9D9D9" w:sz="4"/><w:right w:val="single" w:color="D9D9D9" w:sz="4"/></w:tcBorders><w:shd w:fill="1F3864" w:val="clear"/><w:tcMar><w:top w:type="dxa" w:w="60"/><w:left w:type="dxa" w:w="95"/><w:bottom w:type="dxa" w:w="60"/><w:right w:type="dxa" w:w="95"/></w:tcMar></w:tcPr><w:p><w:pPr><w:spacing w:after="0" w:line="254"/></w:pPr><w:r><w:rPr><w:b/><w:bCs/><w:color w:val="FFFFFF"/><w:sz w:val="18"/><w:szCs w:val="18"/></w:rPr><w:t xml:space="preserve">Notes</w:t></w:r></w:p></w:tc></w:tr><w:tr><w:tc><w:tcPr><w:tcW w:type="dxa" w:w="420"/><w:tcBorders><w:top w:val="single" w:color="D9D9D9" w:sz="4"/><w:left w:val="single" w:color="D9D9D9" w:sz="4"/><w:bottom w:val="single" w:color="D9D9D9" w:sz="4"/><w:right w:val="single" w:color="D9D9D9" w:sz="4"/></w:tcBorders><w:tcMar><w:top w:type="dxa" w:w="60"/><w:left w:type="dxa" w:w="95"/><w:bottom w:type="dxa" w:w="60"/><w:right w:type="dxa" w:w="95"/></w:tcMar></w:tcPr><w:p><w:pPr><w:spacing w:after="0" w:line="254"/></w:pPr><w:r><w:rPr><w:b/><w:bCs/><w:sz w:val="18"/><w:szCs w:val="18"/></w:rPr><w:t xml:space="preserve">☐</w:t></w:r></w:p></w:tc><w:tc><w:tcPr><w:tcW w:type="dxa" w:w="6180"/><w:tcBorders><w:top w:val="single" w:color="D9D9D9" w:sz="4"/><w:left w:val="single" w:color="D9D9D9" w:sz="4"/><w:bottom w:val="single" w:color="D9D9D9" w:sz="4"/><w:right w:val="single" w:color="D9D9D9" w:sz="4"/></w:tcBorders><w:tcMar><w:top w:type="dxa" w:w="60"/><w:left w:type="dxa" w:w="95"/><w:bottom w:type="dxa" w:w="60"/><w:right w:type="dxa" w:w="95"/></w:tcMar></w:tcPr><w:p><w:pPr><w:spacing w:after="0" w:line="254"/></w:pPr><w:r><w:rPr><w:sz w:val="18"/><w:szCs w:val="18"/></w:rPr><w:t xml:space="preserve">Run a full pool through settlement on staging and reconcile every payout to the cent</w:t></w:r></w:p></w:tc><w:tc><w:tcPr><w:tcW w:type="dxa" w:w="2300"/><w:tcBorders><w:top w:val="single" w:color="D9D9D9" w:sz="4"/><w:left w:val="single" w:color="D9D9D9" w:sz="4"/><w:bottom w:val="single" w:color="D9D9D9" w:sz="4"/><w:right w:val="single" w:color="D9D9D9" w:sz="4"/></w:tcBorders><w:tcMar><w:top w:type="dxa" w:w="60"/><w:left w:type="dxa" w:w="95"/><w:bottom w:type="dxa" w:w="60"/><w:right w:type="dxa" w:w="95"/></w:tcMar></w:tcPr><w:p><w:pPr><w:spacing w:after="0" w:line="254"/></w:pPr><w:r><w:rPr><w:sz w:val="18"/><w:szCs w:val="18"/></w:rPr><w:t xml:space="preserve"></w:t></w:r></w:p></w:tc></w:tr><w:tr><w:tc><w:tcPr><w:tcW w:type="dxa" w:w="420"/><w:tcBorders><w:top w:val="single" w:color="D9D9D9" w:sz="4"/><w:left w:val="single" w:color="D9D9D9" w:sz="4"/><w:bottom w:val="single" w:color="D9D9D9" w:sz="4"/><w:right w:val="single" w:color="D9D9D9" w:sz="4"/></w:tcBorders><w:shd w:fill="F4F6FA" w:val="clear"/><w:tcMar><w:top w:type="dxa" w:w="60"/><w:left w:type="dxa" w:w="95"/><w:bottom w:type="dxa" w:w="60"/><w:right w:type="dxa" w:w="95"/></w:tcMar></w:tcPr><w:p><w:pPr><w:spacing w:after="0" w:line="254"/></w:pPr><w:r><w:rPr><w:b/><w:bCs/><w:sz w:val="18"/><w:szCs w:val="18"/></w:rPr><w:t xml:space="preserve">☐</w:t></w:r></w:p></w:tc><w:tc><w:tcPr><w:tcW w:type="dxa" w:w="6180"/><w:tcBorders><w:top w:val="single" w:color="D9D9D9" w:sz="4"/><w:left w:val="single" w:color="D9D9D9" w:sz="4"/><w:bottom w:val="single" w:color="D9D9D9" w:sz="4"/><w:right w:val="single" w:color="D9D9D9" w:sz="4"/></w:tcBorders><w:shd w:fill="F4F6FA" w:val="clear"/><w:tcMar><w:top w:type="dxa" w:w="60"/><w:left w:type="dxa" w:w="95"/><w:bottom w:type="dxa" w:w="60"/><w:right w:type="dxa" w:w="95"/></w:tcMar></w:tcPr><w:p><w:pPr><w:spacing w:after="0" w:line="254"/></w:pPr><w:r><w:rPr><w:sz w:val="18"/><w:szCs w:val="18"/></w:rPr><w:t xml:space="preserve">Confirm the scheduled job runs and authenticates (check the Actions run and Vercel logs)</w:t></w:r></w:p></w:tc><w:tc><w:tcPr><w:tcW w:type="dxa" w:w="2300"/><w:tcBorders><w:top w:val="single" w:color="D9D9D9" w:sz="4"/><w:left w:val="single" w:color="D9D9D9" w:sz="4"/><w:bottom w:val="single" w:color="D9D9D9" w:sz="4"/><w:right w:val="single" w:color="D9D9D9" w:sz="4"/></w:tcBorders><w:shd w:fill="F4F6FA" w:val="clear"/><w:tcMar><w:top w:type="dxa" w:w="60"/><w:left w:type="dxa" w:w="95"/><w:bottom w:type="dxa" w:w="60"/><w:right w:type="dxa" w:w="95"/></w:tcMar></w:tcPr><w:p><w:pPr><w:spacing w:after="0" w:line="254"/></w:pPr><w:r><w:rPr><w:sz w:val="18"/><w:szCs w:val="18"/></w:rPr><w:t xml:space="preserve"></w:t></w:r></w:p></w:tc></w:tr><w:tr><w:tc><w:tcPr><w:tcW w:type="dxa" w:w="420"/><w:tcBorders><w:top w:val="single" w:color="D9D9D9" w:sz="4"/><w:left w:val="single" w:color="D9D9D9" w:sz="4"/><w:bottom w:val="single" w:color="D9D9D9" w:sz="4"/><w:right w:val="single" w:color="D9D9D9" w:sz="4"/></w:tcBorders><w:tcMar><w:top w:type="dxa" w:w="60"/><w:left w:type="dxa" w:w="95"/><w:bottom w:type="dxa" w:w="60"/><w:right w:type="dxa" w:w="95"/></w:tcMar></w:tcPr><w:p><w:pPr><w:spacing w:after="0" w:line="254"/></w:pPr><w:r><w:rPr><w:b/><w:bCs/><w:sz w:val="18"/><w:szCs w:val="18"/></w:rPr><w:t xml:space="preserve">☐</w:t></w:r></w:p></w:tc><w:tc><w:tcPr><w:tcW w:type="dxa" w:w="6180"/><w:tcBorders><w:top w:val="single" w:color="D9D9D9" w:sz="4"/><w:left w:val="single" w:color="D9D9D9" w:sz="4"/><w:bottom w:val="single" w:color="D9D9D9" w:sz="4"/><w:right w:val="single" w:color="D9D9D9" w:sz="4"/></w:tcBorders><w:tcMar><w:top w:type="dxa" w:w="60"/><w:left w:type="dxa" w:w="95"/><w:bottom w:type="dxa" w:w="60"/><w:right w:type="dxa" w:w="95"/></w:tcMar></w:tcPr><w:p><w:pPr><w:spacing w:after="0" w:line="254"/></w:pPr><w:r><w:rPr><w:sz w:val="18"/><w:szCs w:val="18"/></w:rPr><w:t xml:space="preserve">Confirm a pool with a game finishing after the ESPN week rolls over still settles</w:t></w:r></w:p></w:tc><w:tc><w:tcPr><w:tcW w:type="dxa" w:w="2300"/><w:tcBorders><w:top w:val="single" w:color="D9D9D9" w:sz="4"/><w:left w:val="single" w:color="D9D9D9" w:sz="4"/><w:bottom w:val="single" w:color="D9D9D9" w:sz="4"/><w:right w:val="single" w:color="D9D9D9" w:sz="4"/></w:tcBorders><w:tcMar><w:top w:type="dxa" w:w="60"/><w:left w:type="dxa" w:w="95"/><w:bottom w:type="dxa" w:w="60"/><w:right w:type="dxa" w:w="95"/></w:tcMar></w:tcPr><w:p><w:pPr><w:spacing w:after="0" w:line="254"/></w:pPr><w:r><w:rPr><w:sz w:val="18"/><w:szCs w:val="18"/></w:rPr><w:t xml:space="preserve">The fix in §9.3</w:t></w:r></w:p></w:tc></w:tr><w:tr><w:tc><w:tcPr><w:tcW w:type="dxa" w:w="420"/><w:tcBorders><w:top w:val="single" w:color="D9D9D9" w:sz="4"/><w:left w:val="single" w:color="D9D9D9" w:sz="4"/><w:bottom w:val="single" w:color="D9D9D9" w:sz="4"/><w:right w:val="single" w:color="D9D9D9" w:sz="4"/></w:tcBorders><w:shd w:fill="F4F6FA" w:val="clear"/><w:tcMar><w:top w:type="dxa" w:w="60"/><w:left w:type="dxa" w:w="95"/><w:bottom w:type="dxa" w:w="60"/><w:right w:type="dxa" w:w="95"/></w:tcMar></w:tcPr><w:p><w:pPr><w:spacing w:after="0" w:line="254"/></w:pPr><w:r><w:rPr><w:b/><w:bCs/><w:sz w:val="18"/><w:szCs w:val="18"/></w:rPr><w:t xml:space="preserve">☐</w:t></w:r></w:p></w:tc><w:tc><w:tcPr><w:tcW w:type="dxa" w:w="6180"/><w:tcBorders><w:top w:val="single" w:color="D9D9D9" w:sz="4"/><w:left w:val="single" w:color="D9D9D9" w:sz="4"/><w:bottom w:val="single" w:color="D9D9D9" w:sz="4"/><w:right w:val="single" w:color="D9D9D9" w:sz="4"/></w:tcBorders><w:shd w:fill="F4F6FA" w:val="clear"/><w:tcMar><w:top w:type="dxa" w:w="60"/><w:left w:type="dxa" w:w="95"/><w:bottom w:type="dxa" w:w="60"/><w:right w:type="dxa" w:w="95"/></w:tcMar></w:tcPr><w:p><w:pPr><w:spacing w:after="0" w:line="254"/></w:pPr><w:r><w:rPr><w:sz w:val="18"/><w:szCs w:val="18"/></w:rPr><w:t xml:space="preserve">Agree who monitors settlement warnings, and where they are surfaced</w:t></w:r></w:p></w:tc><w:tc><w:tcPr><w:tcW w:type="dxa" w:w="2300"/><w:tcBorders><w:top w:val="single" w:color="D9D9D9" w:sz="4"/><w:left w:val="single" w:color="D9D9D9" w:sz="4"/><w:bottom w:val="single" w:color="D9D9D9" w:sz="4"/><w:right w:val="single" w:color="D9D9D9" w:sz="4"/></w:tcBorders><w:shd w:fill="F4F6FA" w:val="clear"/><w:tcMar><w:top w:type="dxa" w:w="60"/><w:left w:type="dxa" w:w="95"/><w:bottom w:type="dxa" w:w="60"/><w:right w:type="dxa" w:w="95"/></w:tcMar></w:tcPr><w:p><w:pPr><w:spacing w:after="0" w:line="254"/></w:pPr><w:r><w:rPr><w:sz w:val="18"/><w:szCs w:val="18"/></w:rPr><w:t xml:space="preserve">Held funds are logged as warnings</w:t></w:r></w:p></w:tc></w:tr></w:tbl><w:p><w:pPr><w:pStyle w:val="Heading3"/><w:spacing w:after="70" w:before="170"/></w:pPr><w:r><w:t xml:space="preserve">Security</w:t></w:r></w:p><w:tbl><w:tblPr><w:tblW w:type="dxa" w:w="8900"/><w:tblBorders><w:top w:val="single" w:color="auto" w:sz="4"/><w:left w:val="single" w:color="auto" w:sz="4"/><w:bottom w:val="single" w:color="auto" w:sz="4"/><w:right w:val="single" w:color="auto" w:sz="4"/><w:insideH w:val="single" w:color="auto" w:sz="4"/><w:insideV w:val="single" w:color="auto" w:sz="4"/></w:tblBorders></w:tblPr><w:tblGrid><w:gridCol w:w="420"/><w:gridCol w:w="6180"/><w:gridCol w:w="2300"/></w:tblGrid><w:tr><w:trPr><w:tblHeader/></w:trPr><w:tc><w:tcPr><w:tcW w:type="dxa" w:w="420"/><w:tcBorders><w:top w:val="single" w:color="D9D9D9" w:sz="4"/><w:left w:val="single" w:color="D9D9D9" w:sz="4"/><w:bottom w:val="single" w:color="D9D9D9" w:sz="4"/><w:right w:val="single" w:color="D9D9D9" w:sz="4"/></w:tcBorders><w:shd w:fill="1F3864" w:val="clear"/><w:tcMar><w:top w:type="dxa" w:w="60"/><w:left w:type="dxa" w:w="95"/><w:bottom w:type="dxa" w:w="60"/><w:right w:type="dxa" w:w="95"/></w:tcMar></w:tcPr><w:p><w:pPr><w:spacing w:after="0" w:line="254"/></w:pPr><w:r><w:rPr><w:b/><w:bCs/><w:color w:val="FFFFFF"/><w:sz w:val="18"/><w:szCs w:val="18"/></w:rPr><w:t xml:space="preserve"></w:t></w:r></w:p></w:tc><w:tc><w:tcPr><w:tcW w:type="dxa" w:w="6180"/><w:tcBorders><w:top w:val="single" w:color="D9D9D9" w:sz="4"/><w:left w:val="single" w:color="D9D9D9" w:sz="4"/><w:bottom w:val="single" w:color="D9D9D9" w:sz="4"/><w:right w:val="single" w:color="D9D9D9" w:sz="4"/></w:tcBorders><w:shd w:fill="1F3864" w:val="clear"/><w:tcMar><w:top w:type="dxa" w:w="60"/><w:left w:type="dxa" w:w="95"/><w:bottom w:type="dxa" w:w="60"/><w:right w:type="dxa" w:w="95"/></w:tcMar></w:tcPr><w:p><w:pPr><w:spacing w:after="0" w:line="254"/></w:pPr><w:r><w:rPr><w:b/><w:bCs/><w:color w:val="FFFFFF"/><w:sz w:val="18"/><w:szCs w:val="18"/></w:rPr><w:t xml:space="preserve">Item</w:t></w:r></w:p></w:tc><w:tc><w:tcPr><w:tcW w:type="dxa" w:w="2300"/><w:tcBorders><w:top w:val="single" w:color="D9D9D9" w:sz="4"/><w:left w:val="single" w:color="D9D9D9" w:sz="4"/><w:bottom w:val="single" w:color="D9D9D9" w:sz="4"/><w:right w:val="single" w:color="D9D9D9" w:sz="4"/></w:tcBorders><w:shd w:fill="1F3864" w:val="clear"/><w:tcMar><w:top w:type="dxa" w:w="60"/><w:left w:type="dxa" w:w="95"/><w:bottom w:type="dxa" w:w="60"/><w:right w:type="dxa" w:w="95"/></w:tcMar></w:tcPr><w:p><w:pPr><w:spacing w:after="0" w:line="254"/></w:pPr><w:r><w:rPr><w:b/><w:bCs/><w:color w:val="FFFFFF"/><w:sz w:val="18"/><w:szCs w:val="18"/></w:rPr><w:t xml:space="preserve">Notes</w:t></w:r></w:p></w:tc></w:tr><w:tr><w:tc><w:tcPr><w:tcW w:type="dxa" w:w="420"/><w:tcBorders><w:top w:val="single" w:color="D9D9D9" w:sz="4"/><w:left w:val="single" w:color="D9D9D9" w:sz="4"/><w:bottom w:val="single" w:color="D9D9D9" w:sz="4"/><w:right w:val="single" w:color="D9D9D9" w:sz="4"/></w:tcBorders><w:tcMar><w:top w:type="dxa" w:w="60"/><w:left w:type="dxa" w:w="95"/><w:bottom w:type="dxa" w:w="60"/><w:right w:type="dxa" w:w="95"/></w:tcMar></w:tcPr><w:p><w:pPr><w:spacing w:after="0" w:line="254"/></w:pPr><w:r><w:rPr><w:b/><w:bCs/><w:sz w:val="18"/><w:szCs w:val="18"/></w:rPr><w:t xml:space="preserve">☐</w:t></w:r></w:p></w:tc><w:tc><w:tcPr><w:tcW w:type="dxa" w:w="6180"/><w:tcBorders><w:top w:val="single" w:color="D9D9D9" w:sz="4"/><w:left w:val="single" w:color="D9D9D9" w:sz="4"/><w:bottom w:val="single" w:color="D9D9D9" w:sz="4"/><w:right w:val="single" w:color="D9D9D9" w:sz="4"/></w:tcBorders><w:tcMar><w:top w:type="dxa" w:w="60"/><w:left w:type="dxa" w:w="95"/><w:bottom w:type="dxa" w:w="60"/><w:right w:type="dxa" w:w="95"/></w:tcMar></w:tcPr><w:p><w:pPr><w:spacing w:after="0" w:line="254"/></w:pPr><w:r><w:rPr><w:sz w:val="18"/><w:szCs w:val="18"/></w:rPr><w:t xml:space="preserve">Confirm RLS is enabled on every table and the hardening migration applied without raising</w:t></w:r></w:p></w:tc><w:tc><w:tcPr><w:tcW w:type="dxa" w:w="2300"/><w:tcBorders><w:top w:val="single" w:color="D9D9D9" w:sz="4"/><w:left w:val="single" w:color="D9D9D9" w:sz="4"/><w:bottom w:val="single" w:color="D9D9D9" w:sz="4"/><w:right w:val="single" w:color="D9D9D9" w:sz="4"/></w:tcBorders><w:tcMar><w:top w:type="dxa" w:w="60"/><w:left w:type="dxa" w:w="95"/><w:bottom w:type="dxa" w:w="60"/><w:right w:type="dxa" w:w="95"/></w:tcMar></w:tcPr><w:p><w:pPr><w:spacing w:after="0" w:line="254"/></w:pPr><w:r><w:rPr><w:sz w:val="18"/><w:szCs w:val="18"/></w:rPr><w:t xml:space="preserve"></w:t></w:r></w:p></w:tc></w:tr><w:tr><w:tc><w:tcPr><w:tcW w:type="dxa" w:w="420"/><w:tcBorders><w:top w:val="single" w:color="D9D9D9" w:sz="4"/><w:left w:val="single" w:color="D9D9D9" w:sz="4"/><w:bottom w:val="single" w:color="D9D9D9" w:sz="4"/><w:right w:val="single" w:color="D9D9D9" w:sz="4"/></w:tcBorders><w:shd w:fill="F4F6FA" w:val="clear"/><w:tcMar><w:top w:type="dxa" w:w="60"/><w:left w:type="dxa" w:w="95"/><w:bottom w:type="dxa" w:w="60"/><w:right w:type="dxa" w:w="95"/></w:tcMar></w:tcPr><w:p><w:pPr><w:spacing w:after="0" w:line="254"/></w:pPr><w:r><w:rPr><w:b/><w:bCs/><w:sz w:val="18"/><w:szCs w:val="18"/></w:rPr><w:t xml:space="preserve">☐</w:t></w:r></w:p></w:tc><w:tc><w:tcPr><w:tcW w:type="dxa" w:w="6180"/><w:tcBorders><w:top w:val="single" w:color="D9D9D9" w:sz="4"/><w:left w:val="single" w:color="D9D9D9" w:sz="4"/><w:bottom w:val="single" w:color="D9D9D9" w:sz="4"/><w:right w:val="single" w:color="D9D9D9" w:sz="4"/></w:tcBorders><w:shd w:fill="F4F6FA" w:val="clear"/><w:tcMar><w:top w:type="dxa" w:w="60"/><w:left w:type="dxa" w:w="95"/><w:bottom w:type="dxa" w:w="60"/><w:right w:type="dxa" w:w="95"/></w:tcMar></w:tcPr><w:p><w:pPr><w:spacing w:after="0" w:line="254"/></w:pPr><w:r><w:rPr><w:sz w:val="18"/><w:szCs w:val="18"/></w:rPr><w:t xml:space="preserve">Verify with a second account that you cannot read another player&apos;s cards or picks</w:t></w:r></w:p></w:tc><w:tc><w:tcPr><w:tcW w:type="dxa" w:w="2300"/><w:tcBorders><w:top w:val="single" w:color="D9D9D9" w:sz="4"/><w:left w:val="single" w:color="D9D9D9" w:sz="4"/><w:bottom w:val="single" w:color="D9D9D9" w:sz="4"/><w:right w:val="single" w:color="D9D9D9" w:sz="4"/></w:tcBorders><w:shd w:fill="F4F6FA" w:val="clear"/><w:tcMar><w:top w:type="dxa" w:w="60"/><w:left w:type="dxa" w:w="95"/><w:bottom w:type="dxa" w:w="60"/><w:right w:type="dxa" w:w="95"/></w:tcMar></w:tcPr><w:p><w:pPr><w:spacing w:after="0" w:line="254"/></w:pPr><w:r><w:rPr><w:sz w:val="18"/><w:szCs w:val="18"/></w:rPr><w:t xml:space="preserve"></w:t></w:r></w:p></w:tc></w:tr><w:tr><w:tc><w:tcPr><w:tcW w:type="dxa" w:w="420"/><w:tcBorders><w:top w:val="single" w:color="D9D9D9" w:sz="4"/><w:left w:val="single" w:color="D9D9D9" w:sz="4"/><w:bottom w:val="single" w:color="D9D9D9" w:sz="4"/><w:right w:val="single" w:color="D9D9D9" w:sz="4"/></w:tcBorders><w:tcMar><w:top w:type="dxa" w:w="60"/><w:left w:type="dxa" w:w="95"/><w:bottom w:type="dxa" w:w="60"/><w:right w:type="dxa" w:w="95"/></w:tcMar></w:tcPr><w:p><w:pPr><w:spacing w:after="0" w:line="254"/></w:pPr><w:r><w:rPr><w:b/><w:bCs/><w:sz w:val="18"/><w:szCs w:val="18"/></w:rPr><w:t xml:space="preserve">☐</w:t></w:r></w:p></w:tc><w:tc><w:tcPr><w:tcW w:type="dxa" w:w="6180"/><w:tcBorders><w:top w:val="single" w:color="D9D9D9" w:sz="4"/><w:left w:val="single" w:color="D9D9D9" w:sz="4"/><w:bottom w:val="single" w:color="D9D9D9" w:sz="4"/><w:right w:val="single" w:color="D9D9D9" w:sz="4"/></w:tcBorders><w:tcMar><w:top w:type="dxa" w:w="60"/><w:left w:type="dxa" w:w="95"/><w:bottom w:type="dxa" w:w="60"/><w:right w:type="dxa" w:w="95"/></w:tcMar></w:tcPr><w:p><w:pPr><w:spacing w:after="0" w:line="254"/></w:pPr><w:r><w:rPr><w:sz w:val="18"/><w:szCs w:val="18"/></w:rPr><w:t xml:space="preserve">Confirm the anonymous key cannot read the users table</w:t></w:r></w:p></w:tc><w:tc><w:tcPr><w:tcW w:type="dxa" w:w="2300"/><w:tcBorders><w:top w:val="single" w:color="D9D9D9" w:sz="4"/><w:left w:val="single" w:color="D9D9D9" w:sz="4"/><w:bottom w:val="single" w:color="D9D9D9" w:sz="4"/><w:right w:val="single" w:color="D9D9D9" w:sz="4"/></w:tcBorders><w:tcMar><w:top w:type="dxa" w:w="60"/><w:left w:type="dxa" w:w="95"/><w:bottom w:type="dxa" w:w="60"/><w:right w:type="dxa" w:w="95"/></w:tcMar></w:tcPr><w:p><w:pPr><w:spacing w:after="0" w:line="254"/></w:pPr><w:r><w:rPr><w:sz w:val="18"/><w:szCs w:val="18"/></w:rPr><w:t xml:space="preserve"></w:t></w:r></w:p></w:tc></w:tr><w:tr><w:tc><w:tcPr><w:tcW w:type="dxa" w:w="420"/><w:tcBorders><w:top w:val="single" w:color="D9D9D9" w:sz="4"/><w:left w:val="single" w:color="D9D9D9" w:sz="4"/><w:bottom w:val="single" w:color="D9D9D9" w:sz="4"/><w:right w:val="single" w:color="D9D9D9" w:sz="4"/></w:tcBorders><w:shd w:fill="F4F6FA" w:val="clear"/><w:tcMar><w:top w:type="dxa" w:w="60"/><w:left w:type="dxa" w:w="95"/><w:bottom w:type="dxa" w:w="60"/><w:right w:type="dxa" w:w="95"/></w:tcMar></w:tcPr><w:p><w:pPr><w:spacing w:after="0" w:line="254"/></w:pPr><w:r><w:rPr><w:b/><w:bCs/><w:sz w:val="18"/><w:szCs w:val="18"/></w:rPr><w:t xml:space="preserve">☐</w:t></w:r></w:p></w:tc><w:tc><w:tcPr><w:tcW w:type="dxa" w:w="6180"/><w:tcBorders><w:top w:val="single" w:color="D9D9D9" w:sz="4"/><w:left w:val="single" w:color="D9D9D9" w:sz="4"/><w:bottom w:val="single" w:color="D9D9D9" w:sz="4"/><w:right w:val="single" w:color="D9D9D9" w:sz="4"/></w:tcBorders><w:shd w:fill="F4F6FA" w:val="clear"/><w:tcMar><w:top w:type="dxa" w:w="60"/><w:left w:type="dxa" w:w="95"/><w:bottom w:type="dxa" w:w="60"/><w:right w:type="dxa" w:w="95"/></w:tcMar></w:tcPr><w:p><w:pPr><w:spacing w:after="0" w:line="254"/></w:pPr><w:r><w:rPr><w:sz w:val="18"/><w:szCs w:val="18"/></w:rPr><w:t xml:space="preserve">Confirm admin routes reject a non-admin session</w:t></w:r></w:p></w:tc><w:tc><w:tcPr><w:tcW w:type="dxa" w:w="2300"/><w:tcBorders><w:top w:val="single" w:color="D9D9D9" w:sz="4"/><w:left w:val="single" w:color="D9D9D9" w:sz="4"/><w:bottom w:val="single" w:color="D9D9D9" w:sz="4"/><w:right w:val="single" w:color="D9D9D9" w:sz="4"/></w:tcBorders><w:shd w:fill="F4F6FA" w:val="clear"/><w:tcMar><w:top w:type="dxa" w:w="60"/><w:left w:type="dxa" w:w="95"/><w:bottom w:type="dxa" w:w="60"/><w:right w:type="dxa" w:w="95"/></w:tcMar></w:tcPr><w:p><w:pPr><w:spacing w:after="0" w:line="254"/></w:pPr><w:r><w:rPr><w:sz w:val="18"/><w:szCs w:val="18"/></w:rPr><w:t xml:space="preserve"></w:t></w:r></w:p></w:tc></w:tr><w:tr><w:tc><w:tcPr><w:tcW w:type="dxa" w:w="420"/><w:tcBorders><w:top w:val="single" w:color="D9D9D9" w:sz="4"/><w:left w:val="single" w:color="D9D9D9" w:sz="4"/><w:bottom w:val="single" w:color="D9D9D9" w:sz="4"/><w:right w:val="single" w:color="D9D9D9" w:sz="4"/></w:tcBorders><w:tcMar><w:top w:type="dxa" w:w="60"/><w:left w:type="dxa" w:w="95"/><w:bottom w:type="dxa" w:w="60"/><w:right w:type="dxa" w:w="95"/></w:tcMar></w:tcPr><w:p><w:pPr><w:spacing w:after="0" w:line="254"/></w:pPr><w:r><w:rPr><w:b/><w:bCs/><w:sz w:val="18"/><w:szCs w:val="18"/></w:rPr><w:t xml:space="preserve">☐</w:t></w:r></w:p></w:tc><w:tc><w:tcPr><w:tcW w:type="dxa" w:w="6180"/><w:tcBorders><w:top w:val="single" w:color="D9D9D9" w:sz="4"/><w:left w:val="single" w:color="D9D9D9" w:sz="4"/><w:bottom w:val="single" w:color="D9D9D9" w:sz="4"/><w:right w:val="single" w:color="D9D9D9" w:sz="4"/></w:tcBorders><w:tcMar><w:top w:type="dxa" w:w="60"/><w:left w:type="dxa" w:w="95"/><w:bottom w:type="dxa" w:w="60"/><w:right w:type="dxa" w:w="95"/></w:tcMar></w:tcPr><w:p><w:pPr><w:spacing w:after="0" w:line="254"/></w:pPr><w:r><w:rPr><w:sz w:val="18"/><w:szCs w:val="18"/></w:rPr><w:t xml:space="preserve">Review who holds admin, and remove anyone who should not</w:t></w:r></w:p></w:tc><w:tc><w:tcPr><w:tcW w:type="dxa" w:w="2300"/><w:tcBorders><w:top w:val="single" w:color="D9D9D9" w:sz="4"/><w:left w:val="single" w:color="D9D9D9" w:sz="4"/><w:bottom w:val="single" w:color="D9D9D9" w:sz="4"/><w:right w:val="single" w:color="D9D9D9" w:sz="4"/></w:tcBorders><w:tcMar><w:top w:type="dxa" w:w="60"/><w:left w:type="dxa" w:w="95"/><w:bottom w:type="dxa" w:w="60"/><w:right w:type="dxa" w:w="95"/></w:tcMar></w:tcPr><w:p><w:pPr><w:spacing w:after="0" w:line="254"/></w:pPr><w:r><w:rPr><w:sz w:val="18"/><w:szCs w:val="18"/></w:rPr><w:t xml:space="preserve"></w:t></w:r></w:p></w:tc></w:tr></w:tbl><w:p><w:pPr><w:pStyle w:val="Heading2"/><w:spacing w:after="100" w:before="240"/></w:pPr><w:r><w:t xml:space="preserve">10.2 Operational readiness</w:t></w:r></w:p><w:tbl><w:tblPr><w:tblW w:type="dxa" w:w="8900"/><w:tblBorders><w:top w:val="single" w:color="auto" w:sz="4"/><w:left w:val="single" w:color="auto" w:sz="4"/><w:bottom w:val="single" w:color="auto" w:sz="4"/><w:right w:val="single" w:color="auto" w:sz="4"/><w:insideH w:val="single" w:color="auto" w:sz="4"/><w:insideV w:val="single" w:color="auto" w:sz="4"/></w:tblBorders></w:tblPr><w:tblGrid><w:gridCol w:w="420"/><w:gridCol w:w="6180"/><w:gridCol w:w="2300"/></w:tblGrid><w:tr><w:trPr><w:tblHeader/></w:trPr><w:tc><w:tcPr><w:tcW w:type="dxa" w:w="420"/><w:tcBorders><w:top w:val="single" w:color="D9D9D9" w:sz="4"/><w:left w:val="single" w:color="D9D9D9" w:sz="4"/><w:bottom w:val="single" w:color="D9D9D9" w:sz="4"/><w:right w:val="single" w:color="D9D9D9" w:sz="4"/></w:tcBorders><w:shd w:fill="1F3864" w:val="clear"/><w:tcMar><w:top w:type="dxa" w:w="60"/><w:left w:type="dxa" w:w="95"/><w:bottom w:type="dxa" w:w="60"/><w:right w:type="dxa" w:w="95"/></w:tcMar></w:tcPr><w:p><w:pPr><w:spacing w:after="0" w:line="254"/></w:pPr><w:r><w:rPr><w:b/><w:bCs/><w:color w:val="FFFFFF"/><w:sz w:val="18"/><w:szCs w:val="18"/></w:rPr><w:t xml:space="preserve"></w:t></w:r></w:p></w:tc><w:tc><w:tcPr><w:tcW w:type="dxa" w:w="6180"/><w:tcBorders><w:top w:val="single" w:color="D9D9D9" w:sz="4"/><w:left w:val="single" w:color="D9D9D9" w:sz="4"/><w:bottom w:val="single" w:color="D9D9D9" w:sz="4"/><w:right w:val="single" w:color="D9D9D9" w:sz="4"/></w:tcBorders><w:shd w:fill="1F3864" w:val="clear"/><w:tcMar><w:top w:type="dxa" w:w="60"/><w:left w:type="dxa" w:w="95"/><w:bottom w:type="dxa" w:w="60"/><w:right w:type="dxa" w:w="95"/></w:tcMar></w:tcPr><w:p><w:pPr><w:spacing w:after="0" w:line="254"/></w:pPr><w:r><w:rPr><w:b/><w:bCs/><w:color w:val="FFFFFF"/><w:sz w:val="18"/><w:szCs w:val="18"/></w:rPr><w:t xml:space="preserve">Item</w:t></w:r></w:p></w:tc><w:tc><w:tcPr><w:tcW w:type="dxa" w:w="2300"/><w:tcBorders><w:top w:val="single" w:color="D9D9D9" w:sz="4"/><w:left w:val="single" w:color="D9D9D9" w:sz="4"/><w:bottom w:val="single" w:color="D9D9D9" w:sz="4"/><w:right w:val="single" w:color="D9D9D9" w:sz="4"/></w:tcBorders><w:shd w:fill="1F3864" w:val="clear"/><w:tcMar><w:top w:type="dxa" w:w="60"/><w:left w:type="dxa" w:w="95"/><w:bottom w:type="dxa" w:w="60"/><w:right w:type="dxa" w:w="95"/></w:tcMar></w:tcPr><w:p><w:pPr><w:spacing w:after="0" w:line="254"/></w:pPr><w:r><w:rPr><w:b/><w:bCs/><w:color w:val="FFFFFF"/><w:sz w:val="18"/><w:szCs w:val="18"/></w:rPr><w:t xml:space="preserve">Notes</w:t></w:r></w:p></w:tc></w:tr><w:tr><w:tc><w:tcPr><w:tcW w:type="dxa" w:w="420"/><w:tcBorders><w:top w:val="single" w:color="D9D9D9" w:sz="4"/><w:left w:val="single" w:color="D9D9D9" w:sz="4"/><w:bottom w:val="single" w:color="D9D9D9" w:sz="4"/><w:right w:val="single" w:color="D9D9D9" w:sz="4"/></w:tcBorders><w:tcMar><w:top w:type="dxa" w:w="60"/><w:left w:type="dxa" w:w="95"/><w:bottom w:type="dxa" w:w="60"/><w:right w:type="dxa" w:w="95"/></w:tcMar></w:tcPr><w:p><w:pPr><w:spacing w:after="0" w:line="254"/></w:pPr><w:r><w:rPr><w:b/><w:bCs/><w:sz w:val="18"/><w:szCs w:val="18"/></w:rPr><w:t xml:space="preserve">☐</w:t></w:r></w:p></w:tc><w:tc><w:tcPr><w:tcW w:type="dxa" w:w="6180"/><w:tcBorders><w:top w:val="single" w:color="D9D9D9" w:sz="4"/><w:left w:val="single" w:color="D9D9D9" w:sz="4"/><w:bottom w:val="single" w:color="D9D9D9" w:sz="4"/><w:right w:val="single" w:color="D9D9D9" w:sz="4"/></w:tcBorders><w:tcMar><w:top w:type="dxa" w:w="60"/><w:left w:type="dxa" w:w="95"/><w:bottom w:type="dxa" w:w="60"/><w:right w:type="dxa" w:w="95"/></w:tcMar></w:tcPr><w:p><w:pPr><w:spacing w:after="0" w:line="254"/></w:pPr><w:r><w:rPr><w:sz w:val="18"/><w:szCs w:val="18"/></w:rPr><w:t xml:space="preserve">Transfer ownership of the Vercel project, Supabase project, Stripe and PayPal accounts</w:t></w:r></w:p></w:tc><w:tc><w:tcPr><w:tcW w:type="dxa" w:w="2300"/><w:tcBorders><w:top w:val="single" w:color="D9D9D9" w:sz="4"/><w:left w:val="single" w:color="D9D9D9" w:sz="4"/><w:bottom w:val="single" w:color="D9D9D9" w:sz="4"/><w:right w:val="single" w:color="D9D9D9" w:sz="4"/></w:tcBorders><w:tcMar><w:top w:type="dxa" w:w="60"/><w:left w:type="dxa" w:w="95"/><w:bottom w:type="dxa" w:w="60"/><w:right w:type="dxa" w:w="95"/></w:tcMar></w:tcPr><w:p><w:pPr><w:spacing w:after="0" w:line="254"/></w:pPr><w:r><w:rPr><w:sz w:val="18"/><w:szCs w:val="18"/></w:rPr><w:t xml:space="preserve"></w:t></w:r></w:p></w:tc></w:tr><w:tr><w:tc><w:tcPr><w:tcW w:type="dxa" w:w="420"/><w:tcBorders><w:top w:val="single" w:color="D9D9D9" w:sz="4"/><w:left w:val="single" w:color="D9D9D9" w:sz="4"/><w:bottom w:val="single" w:color="D9D9D9" w:sz="4"/><w:right w:val="single" w:color="D9D9D9" w:sz="4"/></w:tcBorders><w:shd w:fill="F4F6FA" w:val="clear"/><w:tcMar><w:top w:type="dxa" w:w="60"/><w:left w:type="dxa" w:w="95"/><w:bottom w:type="dxa" w:w="60"/><w:right w:type="dxa" w:w="95"/></w:tcMar></w:tcPr><w:p><w:pPr><w:spacing w:after="0" w:line="254"/></w:pPr><w:r><w:rPr><w:b/><w:bCs/><w:sz w:val="18"/><w:szCs w:val="18"/></w:rPr><w:t xml:space="preserve">☐</w:t></w:r></w:p></w:tc><w:tc><w:tcPr><w:tcW w:type="dxa" w:w="6180"/><w:tcBorders><w:top w:val="single" w:color="D9D9D9" w:sz="4"/><w:left w:val="single" w:color="D9D9D9" w:sz="4"/><w:bottom w:val="single" w:color="D9D9D9" w:sz="4"/><w:right w:val="single" w:color="D9D9D9" w:sz="4"/></w:tcBorders><w:shd w:fill="F4F6FA" w:val="clear"/><w:tcMar><w:top w:type="dxa" w:w="60"/><w:left w:type="dxa" w:w="95"/><w:bottom w:type="dxa" w:w="60"/><w:right w:type="dxa" w:w="95"/></w:tcMar></w:tcPr><w:p><w:pPr><w:spacing w:after="0" w:line="254"/></w:pPr><w:r><w:rPr><w:sz w:val="18"/><w:szCs w:val="18"/></w:rPr><w:t xml:space="preserve">Transfer the GitHub repository and configure branch protection on main to require CI</w:t></w:r></w:p></w:tc><w:tc><w:tcPr><w:tcW w:type="dxa" w:w="2300"/><w:tcBorders><w:top w:val="single" w:color="D9D9D9" w:sz="4"/><w:left w:val="single" w:color="D9D9D9" w:sz="4"/><w:bottom w:val="single" w:color="D9D9D9" w:sz="4"/><w:right w:val="single" w:color="D9D9D9" w:sz="4"/></w:tcBorders><w:shd w:fill="F4F6FA" w:val="clear"/><w:tcMar><w:top w:type="dxa" w:w="60"/><w:left w:type="dxa" w:w="95"/><w:bottom w:type="dxa" w:w="60"/><w:right w:type="dxa" w:w="95"/></w:tcMar></w:tcPr><w:p><w:pPr><w:spacing w:after="0" w:line="254"/></w:pPr><w:r><w:rPr><w:sz w:val="18"/><w:szCs w:val="18"/></w:rPr><w:t xml:space="preserve"></w:t></w:r></w:p></w:tc></w:tr><w:tr><w:tc><w:tcPr><w:tcW w:type="dxa" w:w="420"/><w:tcBorders><w:top w:val="single" w:color="D9D9D9" w:sz="4"/><w:left w:val="single" w:color="D9D9D9" w:sz="4"/><w:bottom w:val="single" w:color="D9D9D9" w:sz="4"/><w:right w:val="single" w:color="D9D9D9" w:sz="4"/></w:tcBorders><w:tcMar><w:top w:type="dxa" w:w="60"/><w:left w:type="dxa" w:w="95"/><w:bottom w:type="dxa" w:w="60"/><w:right w:type="dxa" w:w="95"/></w:tcMar></w:tcPr><w:p><w:pPr><w:spacing w:after="0" w:line="254"/></w:pPr><w:r><w:rPr><w:b/><w:bCs/><w:sz w:val="18"/><w:szCs w:val="18"/></w:rPr><w:t xml:space="preserve">☐</w:t></w:r></w:p></w:tc><w:tc><w:tcPr><w:tcW w:type="dxa" w:w="6180"/><w:tcBorders><w:top w:val="single" w:color="D9D9D9" w:sz="4"/><w:left w:val="single" w:color="D9D9D9" w:sz="4"/><w:bottom w:val="single" w:color="D9D9D9" w:sz="4"/><w:right w:val="single" w:color="D9D9D9" w:sz="4"/></w:tcBorders><w:tcMar><w:top w:type="dxa" w:w="60"/><w:left w:type="dxa" w:w="95"/><w:bottom w:type="dxa" w:w="60"/><w:right w:type="dxa" w:w="95"/></w:tcMar></w:tcPr><w:p><w:pPr><w:spacing w:after="0" w:line="254"/></w:pPr><w:r><w:rPr><w:sz w:val="18"/><w:szCs w:val="18"/></w:rPr><w:t xml:space="preserve">Confirm CI passes on main after transfer</w:t></w:r></w:p></w:tc><w:tc><w:tcPr><w:tcW w:type="dxa" w:w="2300"/><w:tcBorders><w:top w:val="single" w:color="D9D9D9" w:sz="4"/><w:left w:val="single" w:color="D9D9D9" w:sz="4"/><w:bottom w:val="single" w:color="D9D9D9" w:sz="4"/><w:right w:val="single" w:color="D9D9D9" w:sz="4"/></w:tcBorders><w:tcMar><w:top w:type="dxa" w:w="60"/><w:left w:type="dxa" w:w="95"/><w:bottom w:type="dxa" w:w="60"/><w:right w:type="dxa" w:w="95"/></w:tcMar></w:tcPr><w:p><w:pPr><w:spacing w:after="0" w:line="254"/></w:pPr><w:r><w:rPr><w:sz w:val="18"/><w:szCs w:val="18"/></w:rPr><w:t xml:space="preserve"></w:t></w:r></w:p></w:tc></w:tr><w:tr><w:tc><w:tcPr><w:tcW w:type="dxa" w:w="420"/><w:tcBorders><w:top w:val="single" w:color="D9D9D9" w:sz="4"/><w:left w:val="single" w:color="D9D9D9" w:sz="4"/><w:bottom w:val="single" w:color="D9D9D9" w:sz="4"/><w:right w:val="single" w:color="D9D9D9" w:sz="4"/></w:tcBorders><w:shd w:fill="F4F6FA" w:val="clear"/><w:tcMar><w:top w:type="dxa" w:w="60"/><w:left w:type="dxa" w:w="95"/><w:bottom w:type="dxa" w:w="60"/><w:right w:type="dxa" w:w="95"/></w:tcMar></w:tcPr><w:p><w:pPr><w:spacing w:after="0" w:line="254"/></w:pPr><w:r><w:rPr><w:b/><w:bCs/><w:sz w:val="18"/><w:szCs w:val="18"/></w:rPr><w:t xml:space="preserve">☐</w:t></w:r></w:p></w:tc><w:tc><w:tcPr><w:tcW w:type="dxa" w:w="6180"/><w:tcBorders><w:top w:val="single" w:color="D9D9D9" w:sz="4"/><w:left w:val="single" w:color="D9D9D9" w:sz="4"/><w:bottom w:val="single" w:color="D9D9D9" w:sz="4"/><w:right w:val="single" w:color="D9D9D9" w:sz="4"/></w:tcBorders><w:shd w:fill="F4F6FA" w:val="clear"/><w:tcMar><w:top w:type="dxa" w:w="60"/><w:left w:type="dxa" w:w="95"/><w:bottom w:type="dxa" w:w="60"/><w:right w:type="dxa" w:w="95"/></w:tcMar></w:tcPr><w:p><w:pPr><w:spacing w:after="0" w:line="254"/></w:pPr><w:r><w:rPr><w:sz w:val="18"/><w:szCs w:val="18"/></w:rPr><w:t xml:space="preserve">Set up error monitoring and alerting on the money paths</w:t></w:r></w:p></w:tc><w:tc><w:tcPr><w:tcW w:type="dxa" w:w="2300"/><w:tcBorders><w:top w:val="single" w:color="D9D9D9" w:sz="4"/><w:left w:val="single" w:color="D9D9D9" w:sz="4"/><w:bottom w:val="single" w:color="D9D9D9" w:sz="4"/><w:right w:val="single" w:color="D9D9D9" w:sz="4"/></w:tcBorders><w:shd w:fill="F4F6FA" w:val="clear"/><w:tcMar><w:top w:type="dxa" w:w="60"/><w:left w:type="dxa" w:w="95"/><w:bottom w:type="dxa" w:w="60"/><w:right w:type="dxa" w:w="95"/></w:tcMar></w:tcPr><w:p><w:pPr><w:spacing w:after="0" w:line="254"/></w:pPr><w:r><w:rPr><w:sz w:val="18"/><w:szCs w:val="18"/></w:rPr><w:t xml:space="preserve">Grep the logs for CRITICAL</w:t></w:r></w:p></w:tc></w:tr><w:tr><w:tc><w:tcPr><w:tcW w:type="dxa" w:w="420"/><w:tcBorders><w:top w:val="single" w:color="D9D9D9" w:sz="4"/><w:left w:val="single" w:color="D9D9D9" w:sz="4"/><w:bottom w:val="single" w:color="D9D9D9" w:sz="4"/><w:right w:val="single" w:color="D9D9D9" w:sz="4"/></w:tcBorders><w:tcMar><w:top w:type="dxa" w:w="60"/><w:left w:type="dxa" w:w="95"/><w:bottom w:type="dxa" w:w="60"/><w:right w:type="dxa" w:w="95"/></w:tcMar></w:tcPr><w:p><w:pPr><w:spacing w:after="0" w:line="254"/></w:pPr><w:r><w:rPr><w:b/><w:bCs/><w:sz w:val="18"/><w:szCs w:val="18"/></w:rPr><w:t xml:space="preserve">☐</w:t></w:r></w:p></w:tc><w:tc><w:tcPr><w:tcW w:type="dxa" w:w="6180"/><w:tcBorders><w:top w:val="single" w:color="D9D9D9" w:sz="4"/><w:left w:val="single" w:color="D9D9D9" w:sz="4"/><w:bottom w:val="single" w:color="D9D9D9" w:sz="4"/><w:right w:val="single" w:color="D9D9D9" w:sz="4"/></w:tcBorders><w:tcMar><w:top w:type="dxa" w:w="60"/><w:left w:type="dxa" w:w="95"/><w:bottom w:type="dxa" w:w="60"/><w:right w:type="dxa" w:w="95"/></w:tcMar></w:tcPr><w:p><w:pPr><w:spacing w:after="0" w:line="254"/></w:pPr><w:r><w:rPr><w:sz w:val="18"/><w:szCs w:val="18"/></w:rPr><w:t xml:space="preserve">Document who is on call for a failed settlement or payout</w:t></w:r></w:p></w:tc><w:tc><w:tcPr><w:tcW w:type="dxa" w:w="2300"/><w:tcBorders><w:top w:val="single" w:color="D9D9D9" w:sz="4"/><w:left w:val="single" w:color="D9D9D9" w:sz="4"/><w:bottom w:val="single" w:color="D9D9D9" w:sz="4"/><w:right w:val="single" w:color="D9D9D9" w:sz="4"/></w:tcBorders><w:tcMar><w:top w:type="dxa" w:w="60"/><w:left w:type="dxa" w:w="95"/><w:bottom w:type="dxa" w:w="60"/><w:right w:type="dxa" w:w="95"/></w:tcMar></w:tcPr><w:p><w:pPr><w:spacing w:after="0" w:line="254"/></w:pPr><w:r><w:rPr><w:sz w:val="18"/><w:szCs w:val="18"/></w:rPr><w:t xml:space="preserve"></w:t></w:r></w:p></w:tc></w:tr><w:tr><w:tc><w:tcPr><w:tcW w:type="dxa" w:w="420"/><w:tcBorders><w:top w:val="single" w:color="D9D9D9" w:sz="4"/><w:left w:val="single" w:color="D9D9D9" w:sz="4"/><w:bottom w:val="single" w:color="D9D9D9" w:sz="4"/><w:right w:val="single" w:color="D9D9D9" w:sz="4"/></w:tcBorders><w:shd w:fill="F4F6FA" w:val="clear"/><w:tcMar><w:top w:type="dxa" w:w="60"/><w:left w:type="dxa" w:w="95"/><w:bottom w:type="dxa" w:w="60"/><w:right w:type="dxa" w:w="95"/></w:tcMar></w:tcPr><w:p><w:pPr><w:spacing w:after="0" w:line="254"/></w:pPr><w:r><w:rPr><w:b/><w:bCs/><w:sz w:val="18"/><w:szCs w:val="18"/></w:rPr><w:t xml:space="preserve">☐</w:t></w:r></w:p></w:tc><w:tc><w:tcPr><w:tcW w:type="dxa" w:w="6180"/><w:tcBorders><w:top w:val="single" w:color="D9D9D9" w:sz="4"/><w:left w:val="single" w:color="D9D9D9" w:sz="4"/><w:bottom w:val="single" w:color="D9D9D9" w:sz="4"/><w:right w:val="single" w:color="D9D9D9" w:sz="4"/></w:tcBorders><w:shd w:fill="F4F6FA" w:val="clear"/><w:tcMar><w:top w:type="dxa" w:w="60"/><w:left w:type="dxa" w:w="95"/><w:bottom w:type="dxa" w:w="60"/><w:right w:type="dxa" w:w="95"/></w:tcMar></w:tcPr><w:p><w:pPr><w:spacing w:after="0" w:line="254"/></w:pPr><w:r><w:rPr><w:sz w:val="18"/><w:szCs w:val="18"/></w:rPr><w:t xml:space="preserve">Confirm the daily Vercel cron and the 30-minute Actions cadence are both active</w:t></w:r></w:p></w:tc><w:tc><w:tcPr><w:tcW w:type="dxa" w:w="2300"/><w:tcBorders><w:top w:val="single" w:color="D9D9D9" w:sz="4"/><w:left w:val="single" w:color="D9D9D9" w:sz="4"/><w:bottom w:val="single" w:color="D9D9D9" w:sz="4"/><w:right w:val="single" w:color="D9D9D9" w:sz="4"/></w:tcBorders><w:shd w:fill="F4F6FA" w:val="clear"/><w:tcMar><w:top w:type="dxa" w:w="60"/><w:left w:type="dxa" w:w="95"/><w:bottom w:type="dxa" w:w="60"/><w:right w:type="dxa" w:w="95"/></w:tcMar></w:tcPr><w:p><w:pPr><w:spacing w:after="0" w:line="254"/></w:pPr><w:r><w:rPr><w:sz w:val="18"/><w:szCs w:val="18"/></w:rPr><w:t xml:space="preserve"></w:t></w:r></w:p></w:tc></w:tr></w:tbl><w:p><w:pPr><w:pStyle w:val="Heading2"/><w:spacing w:after="100" w:before="240"/></w:pPr><w:r><w:t xml:space="preserve">10.3 Legal and compliance</w:t></w:r></w:p><w:tbl><w:tblPr><w:tblW w:type="dxa" w:w="8900"/><w:tblBorders><w:top w:val="single" w:color="auto" w:sz="4"/><w:left w:val="single" w:color="auto" w:sz="4"/><w:bottom w:val="single" w:color="auto" w:sz="4"/><w:right w:val="single" w:color="auto" w:sz="4"/><w:insideH w:val="single" w:color="auto" w:sz="4"/><w:insideV w:val="single" w:color="auto" w:sz="4"/></w:tblBorders></w:tblPr><w:tblGrid><w:gridCol w:w="8900"/></w:tblGrid><w:tr><w:tc><w:tcPr><w:tcW w:type="dxa" w:w="8900"/><w:tcBorders><w:top w:val="none"/><w:left w:val="single" w:color="B22222" w:sz="18"/><w:bottom w:val="none"/><w:right w:val="none"/></w:tcBorders><w:shd w:fill="FBECEC" w:val="clear"/><w:tcMar><w:top w:type="dxa" w:w="115"/><w:left w:type="dxa" w:w="155"/><w:bottom w:type="dxa" w:w="115"/><w:right w:type="dxa" w:w="155"/></w:tcMar></w:tcPr><w:p><w:pPr><w:spacing w:after="45"/></w:pPr><w:r><w:rPr><w:b/><w:bCs/><w:color w:val="1F3864"/><w:sz w:val="20"/><w:szCs w:val="20"/></w:rPr><w:t xml:space="preserve">Outside the scope of this engineering handover</w:t></w:r></w:p><w:p><w:pPr><w:spacing w:after="0" w:line="274"/></w:pPr><w:r><w:rPr><w:sz w:val="21"/><w:szCs w:val="21"/></w:rPr><w:t xml:space="preserve">This platform takes entry fees and pays cash prizes. Real-money contest regulation varies by jurisdiction and can require licensing, age and location verification, KYC/AML checks, tax reporting and specific terms. </w:t></w:r><w:r><w:rPr><w:b/><w:bCs/><w:sz w:val="21"/><w:szCs w:val="21"/></w:rPr><w:t xml:space="preserve">None of that was assessed here and none of it is implemented.</w:t></w:r><w:r><w:rPr><w:sz w:val="21"/><w:szCs w:val="21"/></w:rPr><w:t xml:space="preserve"> Obtain qualified legal advice for every market you intend to operate in before accepting real money.</w:t></w:r></w:p></w:tc></w:tr></w:tbl><w:tbl><w:tblPr><w:tblW w:type="dxa" w:w="8900"/><w:tblBorders><w:top w:val="single" w:color="auto" w:sz="4"/><w:left w:val="single" w:color="auto" w:sz="4"/><w:bottom w:val="single" w:color="auto" w:sz="4"/><w:right w:val="single" w:color="auto" w:sz="4"/><w:insideH w:val="single" w:color="auto" w:sz="4"/><w:insideV w:val="single" w:color="auto" w:sz="4"/></w:tblBorders></w:tblPr><w:tblGrid><w:gridCol w:w="420"/><w:gridCol w:w="6180"/><w:gridCol w:w="2300"/></w:tblGrid><w:tr><w:trPr><w:tblHeader/></w:trPr><w:tc><w:tcPr><w:tcW w:type="dxa" w:w="420"/><w:tcBorders><w:top w:val="single" w:color="D9D9D9" w:sz="4"/><w:left w:val="single" w:color="D9D9D9" w:sz="4"/><w:bottom w:val="single" w:color="D9D9D9" w:sz="4"/><w:right w:val="single" w:color="D9D9D9" w:sz="4"/></w:tcBorders><w:shd w:fill="1F3864" w:val="clear"/><w:tcMar><w:top w:type="dxa" w:w="60"/><w:left w:type="dxa" w:w="95"/><w:bottom w:type="dxa" w:w="60"/><w:right w:type="dxa" w:w="95"/></w:tcMar></w:tcPr><w:p><w:pPr><w:spacing w:after="0" w:line="254"/></w:pPr><w:r><w:rPr><w:b/><w:bCs/><w:color w:val="FFFFFF"/><w:sz w:val="18"/><w:szCs w:val="18"/></w:rPr><w:t xml:space="preserve"></w:t></w:r></w:p></w:tc><w:tc><w:tcPr><w:tcW w:type="dxa" w:w="6180"/><w:tcBorders><w:top w:val="single" w:color="D9D9D9" w:sz="4"/><w:left w:val="single" w:color="D9D9D9" w:sz="4"/><w:bottom w:val="single" w:color="D9D9D9" w:sz="4"/><w:right w:val="single" w:color="D9D9D9" w:sz="4"/></w:tcBorders><w:shd w:fill="1F3864" w:val="clear"/><w:tcMar><w:top w:type="dxa" w:w="60"/><w:left w:type="dxa" w:w="95"/><w:bottom w:type="dxa" w:w="60"/><w:right w:type="dxa" w:w="95"/></w:tcMar></w:tcPr><w:p><w:pPr><w:spacing w:after="0" w:line="254"/></w:pPr><w:r><w:rPr><w:b/><w:bCs/><w:color w:val="FFFFFF"/><w:sz w:val="18"/><w:szCs w:val="18"/></w:rPr><w:t xml:space="preserve">Item</w:t></w:r></w:p></w:tc><w:tc><w:tcPr><w:tcW w:type="dxa" w:w="2300"/><w:tcBorders><w:top w:val="single" w:color="D9D9D9" w:sz="4"/><w:left w:val="single" w:color="D9D9D9" w:sz="4"/><w:bottom w:val="single" w:color="D9D9D9" w:sz="4"/><w:right w:val="single" w:color="D9D9D9" w:sz="4"/></w:tcBorders><w:shd w:fill="1F3864" w:val="clear"/><w:tcMar><w:top w:type="dxa" w:w="60"/><w:left w:type="dxa" w:w="95"/><w:bottom w:type="dxa" w:w="60"/><w:right w:type="dxa" w:w="95"/></w:tcMar></w:tcPr><w:p><w:pPr><w:spacing w:after="0" w:line="254"/></w:pPr><w:r><w:rPr><w:b/><w:bCs/><w:color w:val="FFFFFF"/><w:sz w:val="18"/><w:szCs w:val="18"/></w:rPr><w:t xml:space="preserve">Notes</w:t></w:r></w:p></w:tc></w:tr><w:tr><w:tc><w:tcPr><w:tcW w:type="dxa" w:w="420"/><w:tcBorders><w:top w:val="single" w:color="D9D9D9" w:sz="4"/><w:left w:val="single" w:color="D9D9D9" w:sz="4"/><w:bottom w:val="single" w:color="D9D9D9" w:sz="4"/><w:right w:val="single" w:color="D9D9D9" w:sz="4"/></w:tcBorders><w:tcMar><w:top w:type="dxa" w:w="60"/><w:left w:type="dxa" w:w="95"/><w:bottom w:type="dxa" w:w="60"/><w:right w:type="dxa" w:w="95"/></w:tcMar></w:tcPr><w:p><w:pPr><w:spacing w:after="0" w:line="254"/></w:pPr><w:r><w:rPr><w:b/><w:bCs/><w:sz w:val="18"/><w:szCs w:val="18"/></w:rPr><w:t xml:space="preserve">☐</w:t></w:r></w:p></w:tc><w:tc><w:tcPr><w:tcW w:type="dxa" w:w="6180"/><w:tcBorders><w:top w:val="single" w:color="D9D9D9" w:sz="4"/><w:left w:val="single" w:color="D9D9D9" w:sz="4"/><w:bottom w:val="single" w:color="D9D9D9" w:sz="4"/><w:right w:val="single" w:color="D9D9D9" w:sz="4"/></w:tcBorders><w:tcMar><w:top w:type="dxa" w:w="60"/><w:left w:type="dxa" w:w="95"/><w:bottom w:type="dxa" w:w="60"/><w:right w:type="dxa" w:w="95"/></w:tcMar></w:tcPr><w:p><w:pPr><w:spacing w:after="0" w:line="254"/></w:pPr><w:r><w:rPr><w:sz w:val="18"/><w:szCs w:val="18"/></w:rPr><w:t xml:space="preserve">Obtain legal advice on real-money contest regulation in each target market</w:t></w:r></w:p></w:tc><w:tc><w:tcPr><w:tcW w:type="dxa" w:w="2300"/><w:tcBorders><w:top w:val="single" w:color="D9D9D9" w:sz="4"/><w:left w:val="single" w:color="D9D9D9" w:sz="4"/><w:bottom w:val="single" w:color="D9D9D9" w:sz="4"/><w:right w:val="single" w:color="D9D9D9" w:sz="4"/></w:tcBorders><w:tcMar><w:top w:type="dxa" w:w="60"/><w:left w:type="dxa" w:w="95"/><w:bottom w:type="dxa" w:w="60"/><w:right w:type="dxa" w:w="95"/></w:tcMar></w:tcPr><w:p><w:pPr><w:spacing w:after="0" w:line="254"/></w:pPr><w:r><w:rPr><w:sz w:val="18"/><w:szCs w:val="18"/></w:rPr><w:t xml:space="preserve">Not assessed</w:t></w:r></w:p></w:tc></w:tr><w:tr><w:tc><w:tcPr><w:tcW w:type="dxa" w:w="420"/><w:tcBorders><w:top w:val="single" w:color="D9D9D9" w:sz="4"/><w:left w:val="single" w:color="D9D9D9" w:sz="4"/><w:bottom w:val="single" w:color="D9D9D9" w:sz="4"/><w:right w:val="single" w:color="D9D9D9" w:sz="4"/></w:tcBorders><w:shd w:fill="F4F6FA" w:val="clear"/><w:tcMar><w:top w:type="dxa" w:w="60"/><w:left w:type="dxa" w:w="95"/><w:bottom w:type="dxa" w:w="60"/><w:right w:type="dxa" w:w="95"/></w:tcMar></w:tcPr><w:p><w:pPr><w:spacing w:after="0" w:line="254"/></w:pPr><w:r><w:rPr><w:b/><w:bCs/><w:sz w:val="18"/><w:szCs w:val="18"/></w:rPr><w:t xml:space="preserve">☐</w:t></w:r></w:p></w:tc><w:tc><w:tcPr><w:tcW w:type="dxa" w:w="6180"/><w:tcBorders><w:top w:val="single" w:color="D9D9D9" w:sz="4"/><w:left w:val="single" w:color="D9D9D9" w:sz="4"/><w:bottom w:val="single" w:color="D9D9D9" w:sz="4"/><w:right w:val="single" w:color="D9D9D9" w:sz="4"/></w:tcBorders><w:shd w:fill="F4F6FA" w:val="clear"/><w:tcMar><w:top w:type="dxa" w:w="60"/><w:left w:type="dxa" w:w="95"/><w:bottom w:type="dxa" w:w="60"/><w:right w:type="dxa" w:w="95"/></w:tcMar></w:tcPr><w:p><w:pPr><w:spacing w:after="0" w:line="254"/></w:pPr><w:r><w:rPr><w:sz w:val="18"/><w:szCs w:val="18"/></w:rPr><w:t xml:space="preserve">Decide on age and location verification requirements</w:t></w:r></w:p></w:tc><w:tc><w:tcPr><w:tcW w:type="dxa" w:w="2300"/><w:tcBorders><w:top w:val="single" w:color="D9D9D9" w:sz="4"/><w:left w:val="single" w:color="D9D9D9" w:sz="4"/><w:bottom w:val="single" w:color="D9D9D9" w:sz="4"/><w:right w:val="single" w:color="D9D9D9" w:sz="4"/></w:tcBorders><w:shd w:fill="F4F6FA" w:val="clear"/><w:tcMar><w:top w:type="dxa" w:w="60"/><w:left w:type="dxa" w:w="95"/><w:bottom w:type="dxa" w:w="60"/><w:right w:type="dxa" w:w="95"/></w:tcMar></w:tcPr><w:p><w:pPr><w:spacing w:after="0" w:line="254"/></w:pPr><w:r><w:rPr><w:sz w:val="18"/><w:szCs w:val="18"/></w:rPr><w:t xml:space="preserve">Not implemented</w:t></w:r></w:p></w:tc></w:tr><w:tr><w:tc><w:tcPr><w:tcW w:type="dxa" w:w="420"/><w:tcBorders><w:top w:val="single" w:color="D9D9D9" w:sz="4"/><w:left w:val="single" w:color="D9D9D9" w:sz="4"/><w:bottom w:val="single" w:color="D9D9D9" w:sz="4"/><w:right w:val="single" w:color="D9D9D9" w:sz="4"/></w:tcBorders><w:tcMar><w:top w:type="dxa" w:w="60"/><w:left w:type="dxa" w:w="95"/><w:bottom w:type="dxa" w:w="60"/><w:right w:type="dxa" w:w="95"/></w:tcMar></w:tcPr><w:p><w:pPr><w:spacing w:after="0" w:line="254"/></w:pPr><w:r><w:rPr><w:b/><w:bCs/><w:sz w:val="18"/><w:szCs w:val="18"/></w:rPr><w:t xml:space="preserve">☐</w:t></w:r></w:p></w:tc><w:tc><w:tcPr><w:tcW w:type="dxa" w:w="6180"/><w:tcBorders><w:top w:val="single" w:color="D9D9D9" w:sz="4"/><w:left w:val="single" w:color="D9D9D9" w:sz="4"/><w:bottom w:val="single" w:color="D9D9D9" w:sz="4"/><w:right w:val="single" w:color="D9D9D9" w:sz="4"/></w:tcBorders><w:tcMar><w:top w:type="dxa" w:w="60"/><w:left w:type="dxa" w:w="95"/><w:bottom w:type="dxa" w:w="60"/><w:right w:type="dxa" w:w="95"/></w:tcMar></w:tcPr><w:p><w:pPr><w:spacing w:after="0" w:line="254"/></w:pPr><w:r><w:rPr><w:sz w:val="18"/><w:szCs w:val="18"/></w:rPr><w:t xml:space="preserve">Decide on KYC/AML obligations for payouts</w:t></w:r></w:p></w:tc><w:tc><w:tcPr><w:tcW w:type="dxa" w:w="2300"/><w:tcBorders><w:top w:val="single" w:color="D9D9D9" w:sz="4"/><w:left w:val="single" w:color="D9D9D9" w:sz="4"/><w:bottom w:val="single" w:color="D9D9D9" w:sz="4"/><w:right w:val="single" w:color="D9D9D9" w:sz="4"/></w:tcBorders><w:tcMar><w:top w:type="dxa" w:w="60"/><w:left w:type="dxa" w:w="95"/><w:bottom w:type="dxa" w:w="60"/><w:right w:type="dxa" w:w="95"/></w:tcMar></w:tcPr><w:p><w:pPr><w:spacing w:after="0" w:line="254"/></w:pPr><w:r><w:rPr><w:sz w:val="18"/><w:szCs w:val="18"/></w:rPr><w:t xml:space="preserve">Not implemented</w:t></w:r></w:p></w:tc></w:tr><w:tr><w:tc><w:tcPr><w:tcW w:type="dxa" w:w="420"/><w:tcBorders><w:top w:val="single" w:color="D9D9D9" w:sz="4"/><w:left w:val="single" w:color="D9D9D9" w:sz="4"/><w:bottom w:val="single" w:color="D9D9D9" w:sz="4"/><w:right w:val="single" w:color="D9D9D9" w:sz="4"/></w:tcBorders><w:shd w:fill="F4F6FA" w:val="clear"/><w:tcMar><w:top w:type="dxa" w:w="60"/><w:left w:type="dxa" w:w="95"/><w:bottom w:type="dxa" w:w="60"/><w:right w:type="dxa" w:w="95"/></w:tcMar></w:tcPr><w:p><w:pPr><w:spacing w:after="0" w:line="254"/></w:pPr><w:r><w:rPr><w:b/><w:bCs/><w:sz w:val="18"/><w:szCs w:val="18"/></w:rPr><w:t xml:space="preserve">☐</w:t></w:r></w:p></w:tc><w:tc><w:tcPr><w:tcW w:type="dxa" w:w="6180"/><w:tcBorders><w:top w:val="single" w:color="D9D9D9" w:sz="4"/><w:left w:val="single" w:color="D9D9D9" w:sz="4"/><w:bottom w:val="single" w:color="D9D9D9" w:sz="4"/><w:right w:val="single" w:color="D9D9D9" w:sz="4"/></w:tcBorders><w:shd w:fill="F4F6FA" w:val="clear"/><w:tcMar><w:top w:type="dxa" w:w="60"/><w:left w:type="dxa" w:w="95"/><w:bottom w:type="dxa" w:w="60"/><w:right w:type="dxa" w:w="95"/></w:tcMar></w:tcPr><w:p><w:pPr><w:spacing w:after="0" w:line="254"/></w:pPr><w:r><w:rPr><w:sz w:val="18"/><w:szCs w:val="18"/></w:rPr><w:t xml:space="preserve">Have the terms, privacy policy and responsible-play content reviewed</w:t></w:r></w:p></w:tc><w:tc><w:tcPr><w:tcW w:type="dxa" w:w="2300"/><w:tcBorders><w:top w:val="single" w:color="D9D9D9" w:sz="4"/><w:left w:val="single" w:color="D9D9D9" w:sz="4"/><w:bottom w:val="single" w:color="D9D9D9" w:sz="4"/><w:right w:val="single" w:color="D9D9D9" w:sz="4"/></w:tcBorders><w:shd w:fill="F4F6FA" w:val="clear"/><w:tcMar><w:top w:type="dxa" w:w="60"/><w:left w:type="dxa" w:w="95"/><w:bottom w:type="dxa" w:w="60"/><w:right w:type="dxa" w:w="95"/></w:tcMar></w:tcPr><w:p><w:pPr><w:spacing w:after="0" w:line="254"/></w:pPr><w:r><w:rPr><w:sz w:val="18"/><w:szCs w:val="18"/></w:rPr><w:t xml:space="preserve">Placeholder pages exist</w:t></w:r></w:p></w:tc></w:tr><w:tr><w:tc><w:tcPr><w:tcW w:type="dxa" w:w="420"/><w:tcBorders><w:top w:val="single" w:color="D9D9D9" w:sz="4"/><w:left w:val="single" w:color="D9D9D9" w:sz="4"/><w:bottom w:val="single" w:color="D9D9D9" w:sz="4"/><w:right w:val="single" w:color="D9D9D9" w:sz="4"/></w:tcBorders><w:tcMar><w:top w:type="dxa" w:w="60"/><w:left w:type="dxa" w:w="95"/><w:bottom w:type="dxa" w:w="60"/><w:right w:type="dxa" w:w="95"/></w:tcMar></w:tcPr><w:p><w:pPr><w:spacing w:after="0" w:line="254"/></w:pPr><w:r><w:rPr><w:b/><w:bCs/><w:sz w:val="18"/><w:szCs w:val="18"/></w:rPr><w:t xml:space="preserve">☐</w:t></w:r></w:p></w:tc><w:tc><w:tcPr><w:tcW w:type="dxa" w:w="6180"/><w:tcBorders><w:top w:val="single" w:color="D9D9D9" w:sz="4"/><w:left w:val="single" w:color="D9D9D9" w:sz="4"/><w:bottom w:val="single" w:color="D9D9D9" w:sz="4"/><w:right w:val="single" w:color="D9D9D9" w:sz="4"/></w:tcBorders><w:tcMar><w:top w:type="dxa" w:w="60"/><w:left w:type="dxa" w:w="95"/><w:bottom w:type="dxa" w:w="60"/><w:right w:type="dxa" w:w="95"/></w:tcMar></w:tcPr><w:p><w:pPr><w:spacing w:after="0" w:line="254"/></w:pPr><w:r><w:rPr><w:sz w:val="18"/><w:szCs w:val="18"/></w:rPr><w:t xml:space="preserve">Confirm tax reporting obligations for winnings</w:t></w:r></w:p></w:tc><w:tc><w:tcPr><w:tcW w:type="dxa" w:w="2300"/><w:tcBorders><w:top w:val="single" w:color="D9D9D9" w:sz="4"/><w:left w:val="single" w:color="D9D9D9" w:sz="4"/><w:bottom w:val="single" w:color="D9D9D9" w:sz="4"/><w:right w:val="single" w:color="D9D9D9" w:sz="4"/></w:tcBorders><w:tcMar><w:top w:type="dxa" w:w="60"/><w:left w:type="dxa" w:w="95"/><w:bottom w:type="dxa" w:w="60"/><w:right w:type="dxa" w:w="95"/></w:tcMar></w:tcPr><w:p><w:pPr><w:spacing w:after="0" w:line="254"/></w:pPr><w:r><w:rPr><w:sz w:val="18"/><w:szCs w:val="18"/></w:rPr><w:t xml:space="preserve"></w:t></w:r></w:p></w:tc></w:tr></w:tbl><w:p><w:pPr><w:pStyle w:val="Heading2"/><w:spacing w:after="100" w:before="240"/></w:pPr><w:r><w:t xml:space="preserve">10.4 Recommended follow-up work</w:t></w:r></w:p><w:p><w:pPr><w:spacing w:after="130" w:line="280"/></w:pPr><w:r><w:rPr><w:sz w:val="21"/><w:szCs w:val="21"/></w:rPr><w:t xml:space="preserve">None of these block handover, but each is worth scheduling.</w:t></w:r></w:p><w:tbl><w:tblPr><w:tblW w:type="dxa" w:w="8900"/><w:tblBorders><w:top w:val="single" w:color="auto" w:sz="4"/><w:left w:val="single" w:color="auto" w:sz="4"/><w:bottom w:val="single" w:color="auto" w:sz="4"/><w:right w:val="single" w:color="auto" w:sz="4"/><w:insideH w:val="single" w:color="auto" w:sz="4"/><w:insideV w:val="single" w:color="auto" w:sz="4"/></w:tblBorders></w:tblPr><w:tblGrid><w:gridCol w:w="420"/><w:gridCol w:w="6180"/><w:gridCol w:w="2300"/></w:tblGrid><w:tr><w:trPr><w:tblHeader/></w:trPr><w:tc><w:tcPr><w:tcW w:type="dxa" w:w="420"/><w:tcBorders><w:top w:val="single" w:color="D9D9D9" w:sz="4"/><w:left w:val="single" w:color="D9D9D9" w:sz="4"/><w:bottom w:val="single" w:color="D9D9D9" w:sz="4"/><w:right w:val="single" w:color="D9D9D9" w:sz="4"/></w:tcBorders><w:shd w:fill="1F3864" w:val="clear"/><w:tcMar><w:top w:type="dxa" w:w="60"/><w:left w:type="dxa" w:w="95"/><w:bottom w:type="dxa" w:w="60"/><w:right w:type="dxa" w:w="95"/></w:tcMar></w:tcPr><w:p><w:pPr><w:spacing w:after="0" w:line="254"/></w:pPr><w:r><w:rPr><w:b/><w:bCs/><w:color w:val="FFFFFF"/><w:sz w:val="18"/><w:szCs w:val="18"/></w:rPr><w:t xml:space="preserve"></w:t></w:r></w:p></w:tc><w:tc><w:tcPr><w:tcW w:type="dxa" w:w="6180"/><w:tcBorders><w:top w:val="single" w:color="D9D9D9" w:sz="4"/><w:left w:val="single" w:color="D9D9D9" w:sz="4"/><w:bottom w:val="single" w:color="D9D9D9" w:sz="4"/><w:right w:val="single" w:color="D9D9D9" w:sz="4"/></w:tcBorders><w:shd w:fill="1F3864" w:val="clear"/><w:tcMar><w:top w:type="dxa" w:w="60"/><w:left w:type="dxa" w:w="95"/><w:bottom w:type="dxa" w:w="60"/><w:right w:type="dxa" w:w="95"/></w:tcMar></w:tcPr><w:p><w:pPr><w:spacing w:after="0" w:line="254"/></w:pPr><w:r><w:rPr><w:b/><w:bCs/><w:color w:val="FFFFFF"/><w:sz w:val="18"/><w:szCs w:val="18"/></w:rPr><w:t xml:space="preserve">Item</w:t></w:r></w:p></w:tc><w:tc><w:tcPr><w:tcW w:type="dxa" w:w="2300"/><w:tcBorders><w:top w:val="single" w:color="D9D9D9" w:sz="4"/><w:left w:val="single" w:color="D9D9D9" w:sz="4"/><w:bottom w:val="single" w:color="D9D9D9" w:sz="4"/><w:right w:val="single" w:color="D9D9D9" w:sz="4"/></w:tcBorders><w:shd w:fill="1F3864" w:val="clear"/><w:tcMar><w:top w:type="dxa" w:w="60"/><w:left w:type="dxa" w:w="95"/><w:bottom w:type="dxa" w:w="60"/><w:right w:type="dxa" w:w="95"/></w:tcMar></w:tcPr><w:p><w:pPr><w:spacing w:after="0" w:line="254"/></w:pPr><w:r><w:rPr><w:b/><w:bCs/><w:color w:val="FFFFFF"/><w:sz w:val="18"/><w:szCs w:val="18"/></w:rPr><w:t xml:space="preserve">Notes</w:t></w:r></w:p></w:tc></w:tr><w:tr><w:tc><w:tcPr><w:tcW w:type="dxa" w:w="420"/><w:tcBorders><w:top w:val="single" w:color="D9D9D9" w:sz="4"/><w:left w:val="single" w:color="D9D9D9" w:sz="4"/><w:bottom w:val="single" w:color="D9D9D9" w:sz="4"/><w:right w:val="single" w:color="D9D9D9" w:sz="4"/></w:tcBorders><w:tcMar><w:top w:type="dxa" w:w="60"/><w:left w:type="dxa" w:w="95"/><w:bottom w:type="dxa" w:w="60"/><w:right w:type="dxa" w:w="95"/></w:tcMar></w:tcPr><w:p><w:pPr><w:spacing w:after="0" w:line="254"/></w:pPr><w:r><w:rPr><w:b/><w:bCs/><w:sz w:val="18"/><w:szCs w:val="18"/></w:rPr><w:t xml:space="preserve">☐</w:t></w:r></w:p></w:tc><w:tc><w:tcPr><w:tcW w:type="dxa" w:w="6180"/><w:tcBorders><w:top w:val="single" w:color="D9D9D9" w:sz="4"/><w:left w:val="single" w:color="D9D9D9" w:sz="4"/><w:bottom w:val="single" w:color="D9D9D9" w:sz="4"/><w:right w:val="single" w:color="D9D9D9" w:sz="4"/></w:tcBorders><w:tcMar><w:top w:type="dxa" w:w="60"/><w:left w:type="dxa" w:w="95"/><w:bottom w:type="dxa" w:w="60"/><w:right w:type="dxa" w:w="95"/></w:tcMar></w:tcPr><w:p><w:pPr><w:spacing w:after="0" w:line="254"/></w:pPr><w:r><w:rPr><w:sz w:val="18"/><w:szCs w:val="18"/></w:rPr><w:t xml:space="preserve">Dump the live claim_pool_payout and get_public_winners and replace the reconstructed definitions</w:t></w:r></w:p></w:tc><w:tc><w:tcPr><w:tcW w:type="dxa" w:w="2300"/><w:tcBorders><w:top w:val="single" w:color="D9D9D9" w:sz="4"/><w:left w:val="single" w:color="D9D9D9" w:sz="4"/><w:bottom w:val="single" w:color="D9D9D9" w:sz="4"/><w:right w:val="single" w:color="D9D9D9" w:sz="4"/></w:tcBorders><w:tcMar><w:top w:type="dxa" w:w="60"/><w:left w:type="dxa" w:w="95"/><w:bottom w:type="dxa" w:w="60"/><w:right w:type="dxa" w:w="95"/></w:tcMar></w:tcPr><w:p><w:pPr><w:spacing w:after="0" w:line="254"/></w:pPr><w:r><w:rPr><w:sz w:val="18"/><w:szCs w:val="18"/></w:rPr><w:t xml:space="preserve">Makes the committed version authoritative</w:t></w:r></w:p></w:tc></w:tr><w:tr><w:tc><w:tcPr><w:tcW w:type="dxa" w:w="420"/><w:tcBorders><w:top w:val="single" w:color="D9D9D9" w:sz="4"/><w:left w:val="single" w:color="D9D9D9" w:sz="4"/><w:bottom w:val="single" w:color="D9D9D9" w:sz="4"/><w:right w:val="single" w:color="D9D9D9" w:sz="4"/></w:tcBorders><w:shd w:fill="F4F6FA" w:val="clear"/><w:tcMar><w:top w:type="dxa" w:w="60"/><w:left w:type="dxa" w:w="95"/><w:bottom w:type="dxa" w:w="60"/><w:right w:type="dxa" w:w="95"/></w:tcMar></w:tcPr><w:p><w:pPr><w:spacing w:after="0" w:line="254"/></w:pPr><w:r><w:rPr><w:b/><w:bCs/><w:sz w:val="18"/><w:szCs w:val="18"/></w:rPr><w:t xml:space="preserve">☐</w:t></w:r></w:p></w:tc><w:tc><w:tcPr><w:tcW w:type="dxa" w:w="6180"/><w:tcBorders><w:top w:val="single" w:color="D9D9D9" w:sz="4"/><w:left w:val="single" w:color="D9D9D9" w:sz="4"/><w:bottom w:val="single" w:color="D9D9D9" w:sz="4"/><w:right w:val="single" w:color="D9D9D9" w:sz="4"/></w:tcBorders><w:shd w:fill="F4F6FA" w:val="clear"/><w:tcMar><w:top w:type="dxa" w:w="60"/><w:left w:type="dxa" w:w="95"/><w:bottom w:type="dxa" w:w="60"/><w:right w:type="dxa" w:w="95"/></w:tcMar></w:tcPr><w:p><w:pPr><w:spacing w:after="0" w:line="254"/></w:pPr><w:r><w:rPr><w:sz w:val="18"/><w:szCs w:val="18"/></w:rPr><w:t xml:space="preserve">Regenerate src/lib/supabase/types.ts and wire the Database generic into the clients</w:t></w:r></w:p></w:tc><w:tc><w:tcPr><w:tcW w:type="dxa" w:w="2300"/><w:tcBorders><w:top w:val="single" w:color="D9D9D9" w:sz="4"/><w:left w:val="single" w:color="D9D9D9" w:sz="4"/><w:bottom w:val="single" w:color="D9D9D9" w:sz="4"/><w:right w:val="single" w:color="D9D9D9" w:sz="4"/></w:tcBorders><w:shd w:fill="F4F6FA" w:val="clear"/><w:tcMar><w:top w:type="dxa" w:w="60"/><w:left w:type="dxa" w:w="95"/><w:bottom w:type="dxa" w:w="60"/><w:right w:type="dxa" w:w="95"/></w:tcMar></w:tcPr><w:p><w:pPr><w:spacing w:after="0" w:line="254"/></w:pPr><w:r><w:rPr><w:sz w:val="18"/><w:szCs w:val="18"/></w:rPr><w:t xml:space="preserve">Currently stale and unused</w:t></w:r></w:p></w:tc></w:tr><w:tr><w:tc><w:tcPr><w:tcW w:type="dxa" w:w="420"/><w:tcBorders><w:top w:val="single" w:color="D9D9D9" w:sz="4"/><w:left w:val="single" w:color="D9D9D9" w:sz="4"/><w:bottom w:val="single" w:color="D9D9D9" w:sz="4"/><w:right w:val="single" w:color="D9D9D9" w:sz="4"/></w:tcBorders><w:tcMar><w:top w:type="dxa" w:w="60"/><w:left w:type="dxa" w:w="95"/><w:bottom w:type="dxa" w:w="60"/><w:right w:type="dxa" w:w="95"/></w:tcMar></w:tcPr><w:p><w:pPr><w:spacing w:after="0" w:line="254"/></w:pPr><w:r><w:rPr><w:b/><w:bCs/><w:sz w:val="18"/><w:szCs w:val="18"/></w:rPr><w:t xml:space="preserve">☐</w:t></w:r></w:p></w:tc><w:tc><w:tcPr><w:tcW w:type="dxa" w:w="6180"/><w:tcBorders><w:top w:val="single" w:color="D9D9D9" w:sz="4"/><w:left w:val="single" w:color="D9D9D9" w:sz="4"/><w:bottom w:val="single" w:color="D9D9D9" w:sz="4"/><w:right w:val="single" w:color="D9D9D9" w:sz="4"/></w:tcBorders><w:tcMar><w:top w:type="dxa" w:w="60"/><w:left w:type="dxa" w:w="95"/><w:bottom w:type="dxa" w:w="60"/><w:right w:type="dxa" w:w="95"/></w:tcMar></w:tcPr><w:p><w:pPr><w:spacing w:after="0" w:line="254"/></w:pPr><w:r><w:rPr><w:sz w:val="18"/><w:szCs w:val="18"/></w:rPr><w:t xml:space="preserve">Add a unique constraint on user_transactions(reference_type, reference_id)</w:t></w:r></w:p></w:tc><w:tc><w:tcPr><w:tcW w:type="dxa" w:w="2300"/><w:tcBorders><w:top w:val="single" w:color="D9D9D9" w:sz="4"/><w:left w:val="single" w:color="D9D9D9" w:sz="4"/><w:bottom w:val="single" w:color="D9D9D9" w:sz="4"/><w:right w:val="single" w:color="D9D9D9" w:sz="4"/></w:tcBorders><w:tcMar><w:top w:type="dxa" w:w="60"/><w:left w:type="dxa" w:w="95"/><w:bottom w:type="dxa" w:w="60"/><w:right w:type="dxa" w:w="95"/></w:tcMar></w:tcPr><w:p><w:pPr><w:spacing w:after="0" w:line="254"/></w:pPr><w:r><w:rPr><w:sz w:val="18"/><w:szCs w:val="18"/></w:rPr><w:t xml:space="preserve">Enforces payout single-processing in the database</w:t></w:r></w:p></w:tc></w:tr><w:tr><w:tc><w:tcPr><w:tcW w:type="dxa" w:w="420"/><w:tcBorders><w:top w:val="single" w:color="D9D9D9" w:sz="4"/><w:left w:val="single" w:color="D9D9D9" w:sz="4"/><w:bottom w:val="single" w:color="D9D9D9" w:sz="4"/><w:right w:val="single" w:color="D9D9D9" w:sz="4"/></w:tcBorders><w:shd w:fill="F4F6FA" w:val="clear"/><w:tcMar><w:top w:type="dxa" w:w="60"/><w:left w:type="dxa" w:w="95"/><w:bottom w:type="dxa" w:w="60"/><w:right w:type="dxa" w:w="95"/></w:tcMar></w:tcPr><w:p><w:pPr><w:spacing w:after="0" w:line="254"/></w:pPr><w:r><w:rPr><w:b/><w:bCs/><w:sz w:val="18"/><w:szCs w:val="18"/></w:rPr><w:t xml:space="preserve">☐</w:t></w:r></w:p></w:tc><w:tc><w:tcPr><w:tcW w:type="dxa" w:w="6180"/><w:tcBorders><w:top w:val="single" w:color="D9D9D9" w:sz="4"/><w:left w:val="single" w:color="D9D9D9" w:sz="4"/><w:bottom w:val="single" w:color="D9D9D9" w:sz="4"/><w:right w:val="single" w:color="D9D9D9" w:sz="4"/></w:tcBorders><w:shd w:fill="F4F6FA" w:val="clear"/><w:tcMar><w:top w:type="dxa" w:w="60"/><w:left w:type="dxa" w:w="95"/><w:bottom w:type="dxa" w:w="60"/><w:right w:type="dxa" w:w="95"/></w:tcMar></w:tcPr><w:p><w:pPr><w:spacing w:after="0" w:line="254"/></w:pPr><w:r><w:rPr><w:sz w:val="18"/><w:szCs w:val="18"/></w:rPr><w:t xml:space="preserve">Fix the seven set-state-in-effect findings and re-enable the rule as an error</w:t></w:r></w:p></w:tc><w:tc><w:tcPr><w:tcW w:type="dxa" w:w="2300"/><w:tcBorders><w:top w:val="single" w:color="D9D9D9" w:sz="4"/><w:left w:val="single" w:color="D9D9D9" w:sz="4"/><w:bottom w:val="single" w:color="D9D9D9" w:sz="4"/><w:right w:val="single" w:color="D9D9D9" w:sz="4"/></w:tcBorders><w:shd w:fill="F4F6FA" w:val="clear"/><w:tcMar><w:top w:type="dxa" w:w="60"/><w:left w:type="dxa" w:w="95"/><w:bottom w:type="dxa" w:w="60"/><w:right w:type="dxa" w:w="95"/></w:tcMar></w:tcPr><w:p><w:pPr><w:spacing w:after="0" w:line="254"/></w:pPr><w:r><w:rPr><w:sz w:val="18"/><w:szCs w:val="18"/></w:rPr><w:t xml:space="preserve">Needs browser verification</w:t></w:r></w:p></w:tc></w:tr><w:tr><w:tc><w:tcPr><w:tcW w:type="dxa" w:w="420"/><w:tcBorders><w:top w:val="single" w:color="D9D9D9" w:sz="4"/><w:left w:val="single" w:color="D9D9D9" w:sz="4"/><w:bottom w:val="single" w:color="D9D9D9" w:sz="4"/><w:right w:val="single" w:color="D9D9D9" w:sz="4"/></w:tcBorders><w:tcMar><w:top w:type="dxa" w:w="60"/><w:left w:type="dxa" w:w="95"/><w:bottom w:type="dxa" w:w="60"/><w:right w:type="dxa" w:w="95"/></w:tcMar></w:tcPr><w:p><w:pPr><w:spacing w:after="0" w:line="254"/></w:pPr><w:r><w:rPr><w:b/><w:bCs/><w:sz w:val="18"/><w:szCs w:val="18"/></w:rPr><w:t xml:space="preserve">☐</w:t></w:r></w:p></w:tc><w:tc><w:tcPr><w:tcW w:type="dxa" w:w="6180"/><w:tcBorders><w:top w:val="single" w:color="D9D9D9" w:sz="4"/><w:left w:val="single" w:color="D9D9D9" w:sz="4"/><w:bottom w:val="single" w:color="D9D9D9" w:sz="4"/><w:right w:val="single" w:color="D9D9D9" w:sz="4"/></w:tcBorders><w:tcMar><w:top w:type="dxa" w:w="60"/><w:left w:type="dxa" w:w="95"/><w:bottom w:type="dxa" w:w="60"/><w:right w:type="dxa" w:w="95"/></w:tcMar></w:tcPr><w:p><w:pPr><w:spacing w:after="0" w:line="254"/></w:pPr><w:r><w:rPr><w:sz w:val="18"/><w:szCs w:val="18"/></w:rPr><w:t xml:space="preserve">Type the ESPN payload and shared models, then restore no-explicit-any to error</w:t></w:r></w:p></w:tc><w:tc><w:tcPr><w:tcW w:type="dxa" w:w="2300"/><w:tcBorders><w:top w:val="single" w:color="D9D9D9" w:sz="4"/><w:left w:val="single" w:color="D9D9D9" w:sz="4"/><w:bottom w:val="single" w:color="D9D9D9" w:sz="4"/><w:right w:val="single" w:color="D9D9D9" w:sz="4"/></w:tcBorders><w:tcMar><w:top w:type="dxa" w:w="60"/><w:left w:type="dxa" w:w="95"/><w:bottom w:type="dxa" w:w="60"/><w:right w:type="dxa" w:w="95"/></w:tcMar></w:tcPr><w:p><w:pPr><w:spacing w:after="0" w:line="254"/></w:pPr><w:r><w:rPr><w:sz w:val="18"/><w:szCs w:val="18"/></w:rPr><w:t xml:space="preserve">~150 instances</w:t></w:r></w:p></w:tc></w:tr><w:tr><w:tc><w:tcPr><w:tcW w:type="dxa" w:w="420"/><w:tcBorders><w:top w:val="single" w:color="D9D9D9" w:sz="4"/><w:left w:val="single" w:color="D9D9D9" w:sz="4"/><w:bottom w:val="single" w:color="D9D9D9" w:sz="4"/><w:right w:val="single" w:color="D9D9D9" w:sz="4"/></w:tcBorders><w:shd w:fill="F4F6FA" w:val="clear"/><w:tcMar><w:top w:type="dxa" w:w="60"/><w:left w:type="dxa" w:w="95"/><w:bottom w:type="dxa" w:w="60"/><w:right w:type="dxa" w:w="95"/></w:tcMar></w:tcPr><w:p><w:pPr><w:spacing w:after="0" w:line="254"/></w:pPr><w:r><w:rPr><w:b/><w:bCs/><w:sz w:val="18"/><w:szCs w:val="18"/></w:rPr><w:t xml:space="preserve">☐</w:t></w:r></w:p></w:tc><w:tc><w:tcPr><w:tcW w:type="dxa" w:w="6180"/><w:tcBorders><w:top w:val="single" w:color="D9D9D9" w:sz="4"/><w:left w:val="single" w:color="D9D9D9" w:sz="4"/><w:bottom w:val="single" w:color="D9D9D9" w:sz="4"/><w:right w:val="single" w:color="D9D9D9" w:sz="4"/></w:tcBorders><w:shd w:fill="F4F6FA" w:val="clear"/><w:tcMar><w:top w:type="dxa" w:w="60"/><w:left w:type="dxa" w:w="95"/><w:bottom w:type="dxa" w:w="60"/><w:right w:type="dxa" w:w="95"/></w:tcMar></w:tcPr><w:p><w:pPr><w:spacing w:after="0" w:line="254"/></w:pPr><w:r><w:rPr><w:sz w:val="18"/><w:szCs w:val="18"/></w:rPr><w:t xml:space="preserve">Add a settlement scheduler to the Docker compose stack</w:t></w:r></w:p></w:tc><w:tc><w:tcPr><w:tcW w:type="dxa" w:w="2300"/><w:tcBorders><w:top w:val="single" w:color="D9D9D9" w:sz="4"/><w:left w:val="single" w:color="D9D9D9" w:sz="4"/><w:bottom w:val="single" w:color="D9D9D9" w:sz="4"/><w:right w:val="single" w:color="D9D9D9" w:sz="4"/></w:tcBorders><w:shd w:fill="F4F6FA" w:val="clear"/><w:tcMar><w:top w:type="dxa" w:w="60"/><w:left w:type="dxa" w:w="95"/><w:bottom w:type="dxa" w:w="60"/><w:right w:type="dxa" w:w="95"/></w:tcMar></w:tcPr><w:p><w:pPr><w:spacing w:after="0" w:line="254"/></w:pPr><w:r><w:rPr><w:sz w:val="18"/><w:szCs w:val="18"/></w:rPr><w:t xml:space="preserve">Self-host has none</w:t></w:r></w:p></w:tc></w:tr><w:tr><w:tc><w:tcPr><w:tcW w:type="dxa" w:w="420"/><w:tcBorders><w:top w:val="single" w:color="D9D9D9" w:sz="4"/><w:left w:val="single" w:color="D9D9D9" w:sz="4"/><w:bottom w:val="single" w:color="D9D9D9" w:sz="4"/><w:right w:val="single" w:color="D9D9D9" w:sz="4"/></w:tcBorders><w:tcMar><w:top w:type="dxa" w:w="60"/><w:left w:type="dxa" w:w="95"/><w:bottom w:type="dxa" w:w="60"/><w:right w:type="dxa" w:w="95"/></w:tcMar></w:tcPr><w:p><w:pPr><w:spacing w:after="0" w:line="254"/></w:pPr><w:r><w:rPr><w:b/><w:bCs/><w:sz w:val="18"/><w:szCs w:val="18"/></w:rPr><w:t xml:space="preserve">☐</w:t></w:r></w:p></w:tc><w:tc><w:tcPr><w:tcW w:type="dxa" w:w="6180"/><w:tcBorders><w:top w:val="single" w:color="D9D9D9" w:sz="4"/><w:left w:val="single" w:color="D9D9D9" w:sz="4"/><w:bottom w:val="single" w:color="D9D9D9" w:sz="4"/><w:right w:val="single" w:color="D9D9D9" w:sz="4"/></w:tcBorders><w:tcMar><w:top w:type="dxa" w:w="60"/><w:left w:type="dxa" w:w="95"/><w:bottom w:type="dxa" w:w="60"/><w:right w:type="dxa" w:w="95"/></w:tcMar></w:tcPr><w:p><w:pPr><w:spacing w:after="0" w:line="254"/></w:pPr><w:r><w:rPr><w:sz w:val="18"/><w:szCs w:val="18"/></w:rPr><w:t xml:space="preserve">Drop the legacy picks table once nothing reads it</w:t></w:r></w:p></w:tc><w:tc><w:tcPr><w:tcW w:type="dxa" w:w="2300"/><w:tcBorders><w:top w:val="single" w:color="D9D9D9" w:sz="4"/><w:left w:val="single" w:color="D9D9D9" w:sz="4"/><w:bottom w:val="single" w:color="D9D9D9" w:sz="4"/><w:right w:val="single" w:color="D9D9D9" w:sz="4"/></w:tcBorders><w:tcMar><w:top w:type="dxa" w:w="60"/><w:left w:type="dxa" w:w="95"/><w:bottom w:type="dxa" w:w="60"/><w:right w:type="dxa" w:w="95"/></w:tcMar></w:tcPr><w:p><w:pPr><w:spacing w:after="0" w:line="254"/></w:pPr><w:r><w:rPr><w:sz w:val="18"/><w:szCs w:val="18"/></w:rPr><w:t xml:space="preserve">Its write route is already 410</w:t></w:r></w:p></w:tc></w:tr><w:tr><w:tc><w:tcPr><w:tcW w:type="dxa" w:w="420"/><w:tcBorders><w:top w:val="single" w:color="D9D9D9" w:sz="4"/><w:left w:val="single" w:color="D9D9D9" w:sz="4"/><w:bottom w:val="single" w:color="D9D9D9" w:sz="4"/><w:right w:val="single" w:color="D9D9D9" w:sz="4"/></w:tcBorders><w:shd w:fill="F4F6FA" w:val="clear"/><w:tcMar><w:top w:type="dxa" w:w="60"/><w:left w:type="dxa" w:w="95"/><w:bottom w:type="dxa" w:w="60"/><w:right w:type="dxa" w:w="95"/></w:tcMar></w:tcPr><w:p><w:pPr><w:spacing w:after="0" w:line="254"/></w:pPr><w:r><w:rPr><w:b/><w:bCs/><w:sz w:val="18"/><w:szCs w:val="18"/></w:rPr><w:t xml:space="preserve">☐</w:t></w:r></w:p></w:tc><w:tc><w:tcPr><w:tcW w:type="dxa" w:w="6180"/><w:tcBorders><w:top w:val="single" w:color="D9D9D9" w:sz="4"/><w:left w:val="single" w:color="D9D9D9" w:sz="4"/><w:bottom w:val="single" w:color="D9D9D9" w:sz="4"/><w:right w:val="single" w:color="D9D9D9" w:sz="4"/></w:tcBorders><w:shd w:fill="F4F6FA" w:val="clear"/><w:tcMar><w:top w:type="dxa" w:w="60"/><w:left w:type="dxa" w:w="95"/><w:bottom w:type="dxa" w:w="60"/><w:right w:type="dxa" w:w="95"/></w:tcMar></w:tcPr><w:p><w:pPr><w:spacing w:after="0" w:line="254"/></w:pPr><w:r><w:rPr><w:sz w:val="18"/><w:szCs w:val="18"/></w:rPr><w:t xml:space="preserve">Add end-to-end tests for purchase and withdrawal</w:t></w:r></w:p></w:tc><w:tc><w:tcPr><w:tcW w:type="dxa" w:w="2300"/><w:tcBorders><w:top w:val="single" w:color="D9D9D9" w:sz="4"/><w:left w:val="single" w:color="D9D9D9" w:sz="4"/><w:bottom w:val="single" w:color="D9D9D9" w:sz="4"/><w:right w:val="single" w:color="D9D9D9" w:sz="4"/></w:tcBorders><w:shd w:fill="F4F6FA" w:val="clear"/><w:tcMar><w:top w:type="dxa" w:w="60"/><w:left w:type="dxa" w:w="95"/><w:bottom w:type="dxa" w:w="60"/><w:right w:type="dxa" w:w="95"/></w:tcMar></w:tcPr><w:p><w:pPr><w:spacing w:after="0" w:line="254"/></w:pPr><w:r><w:rPr><w:sz w:val="18"/><w:szCs w:val="18"/></w:rPr><w:t xml:space="preserve">Only settlement is covered today</w:t></w:r></w:p></w:tc></w:tr><w:tr><w:tc><w:tcPr><w:tcW w:type="dxa" w:w="420"/><w:tcBorders><w:top w:val="single" w:color="D9D9D9" w:sz="4"/><w:left w:val="single" w:color="D9D9D9" w:sz="4"/><w:bottom w:val="single" w:color="D9D9D9" w:sz="4"/><w:right w:val="single" w:color="D9D9D9" w:sz="4"/></w:tcBorders><w:tcMar><w:top w:type="dxa" w:w="60"/><w:left w:type="dxa" w:w="95"/><w:bottom w:type="dxa" w:w="60"/><w:right w:type="dxa" w:w="95"/></w:tcMar></w:tcPr><w:p><w:pPr><w:spacing w:after="0" w:line="254"/></w:pPr><w:r><w:rPr><w:b/><w:bCs/><w:sz w:val="18"/><w:szCs w:val="18"/></w:rPr><w:t xml:space="preserve">☐</w:t></w:r></w:p></w:tc><w:tc><w:tcPr><w:tcW w:type="dxa" w:w="6180"/><w:tcBorders><w:top w:val="single" w:color="D9D9D9" w:sz="4"/><w:left w:val="single" w:color="D9D9D9" w:sz="4"/><w:bottom w:val="single" w:color="D9D9D9" w:sz="4"/><w:right w:val="single" w:color="D9D9D9" w:sz="4"/></w:tcBorders><w:tcMar><w:top w:type="dxa" w:w="60"/><w:left w:type="dxa" w:w="95"/><w:bottom w:type="dxa" w:w="60"/><w:right w:type="dxa" w:w="95"/></w:tcMar></w:tcPr><w:p><w:pPr><w:spacing w:after="0" w:line="254"/></w:pPr><w:r><w:rPr><w:sz w:val="18"/><w:szCs w:val="18"/></w:rPr><w:t xml:space="preserve">Replace the CSP&apos;s &apos;unsafe-inline&apos; script policy with a per-request nonce</w:t></w:r></w:p></w:tc><w:tc><w:tcPr><w:tcW w:type="dxa" w:w="2300"/><w:tcBorders><w:top w:val="single" w:color="D9D9D9" w:sz="4"/><w:left w:val="single" w:color="D9D9D9" w:sz="4"/><w:bottom w:val="single" w:color="D9D9D9" w:sz="4"/><w:right w:val="single" w:color="D9D9D9" w:sz="4"/></w:tcBorders><w:tcMar><w:top w:type="dxa" w:w="60"/><w:left w:type="dxa" w:w="95"/><w:bottom w:type="dxa" w:w="60"/><w:right w:type="dxa" w:w="95"/></w:tcMar></w:tcPr><w:p><w:pPr><w:spacing w:after="0" w:line="254"/></w:pPr><w:r><w:rPr><w:sz w:val="18"/><w:szCs w:val="18"/></w:rPr><w:t xml:space="preserve">Until then script-src gives little XSS protection; needs browser verification</w:t></w:r></w:p></w:tc></w:tr><w:tr><w:tc><w:tcPr><w:tcW w:type="dxa" w:w="420"/><w:tcBorders><w:top w:val="single" w:color="D9D9D9" w:sz="4"/><w:left w:val="single" w:color="D9D9D9" w:sz="4"/><w:bottom w:val="single" w:color="D9D9D9" w:sz="4"/><w:right w:val="single" w:color="D9D9D9" w:sz="4"/></w:tcBorders><w:shd w:fill="F4F6FA" w:val="clear"/><w:tcMar><w:top w:type="dxa" w:w="60"/><w:left w:type="dxa" w:w="95"/><w:bottom w:type="dxa" w:w="60"/><w:right w:type="dxa" w:w="95"/></w:tcMar></w:tcPr><w:p><w:pPr><w:spacing w:after="0" w:line="254"/></w:pPr><w:r><w:rPr><w:b/><w:bCs/><w:sz w:val="18"/><w:szCs w:val="18"/></w:rPr><w:t xml:space="preserve">☐</w:t></w:r></w:p></w:tc><w:tc><w:tcPr><w:tcW w:type="dxa" w:w="6180"/><w:tcBorders><w:top w:val="single" w:color="D9D9D9" w:sz="4"/><w:left w:val="single" w:color="D9D9D9" w:sz="4"/><w:bottom w:val="single" w:color="D9D9D9" w:sz="4"/><w:right w:val="single" w:color="D9D9D9" w:sz="4"/></w:tcBorders><w:shd w:fill="F4F6FA" w:val="clear"/><w:tcMar><w:top w:type="dxa" w:w="60"/><w:left w:type="dxa" w:w="95"/><w:bottom w:type="dxa" w:w="60"/><w:right w:type="dxa" w:w="95"/></w:tcMar></w:tcPr><w:p><w:pPr><w:spacing w:after="0" w:line="254"/></w:pPr><w:r><w:rPr><w:sz w:val="18"/><w:szCs w:val="18"/></w:rPr><w:t xml:space="preserve">Review the dependency advisories reported by npm audit</w:t></w:r></w:p></w:tc><w:tc><w:tcPr><w:tcW w:type="dxa" w:w="2300"/><w:tcBorders><w:top w:val="single" w:color="D9D9D9" w:sz="4"/><w:left w:val="single" w:color="D9D9D9" w:sz="4"/><w:bottom w:val="single" w:color="D9D9D9" w:sz="4"/><w:right w:val="single" w:color="D9D9D9" w:sz="4"/></w:tcBorders><w:shd w:fill="F4F6FA" w:val="clear"/><w:tcMar><w:top w:type="dxa" w:w="60"/><w:left w:type="dxa" w:w="95"/><w:bottom w:type="dxa" w:w="60"/><w:right w:type="dxa" w:w="95"/></w:tcMar></w:tcPr><w:p><w:pPr><w:spacing w:after="0" w:line="254"/></w:pPr><w:r><w:rPr><w:sz w:val="18"/><w:szCs w:val="18"/></w:rPr><w:t xml:space="preserve">Several high-severity advisories in production dependencies; the fix needs a framework bump and a regression pass</w:t></w:r></w:p></w:tc></w:tr><w:tr><w:tc><w:tcPr><w:tcW w:type="dxa" w:w="420"/><w:tcBorders><w:top w:val="single" w:color="D9D9D9" w:sz="4"/><w:left w:val="single" w:color="D9D9D9" w:sz="4"/><w:bottom w:val="single" w:color="D9D9D9" w:sz="4"/><w:right w:val="single" w:color="D9D9D9" w:sz="4"/></w:tcBorders><w:tcMar><w:top w:type="dxa" w:w="60"/><w:left w:type="dxa" w:w="95"/><w:bottom w:type="dxa" w:w="60"/><w:right w:type="dxa" w:w="95"/></w:tcMar></w:tcPr><w:p><w:pPr><w:spacing w:after="0" w:line="254"/></w:pPr><w:r><w:rPr><w:b/><w:bCs/><w:sz w:val="18"/><w:szCs w:val="18"/></w:rPr><w:t xml:space="preserve">☐</w:t></w:r></w:p></w:tc><w:tc><w:tcPr><w:tcW w:type="dxa" w:w="6180"/><w:tcBorders><w:top w:val="single" w:color="D9D9D9" w:sz="4"/><w:left w:val="single" w:color="D9D9D9" w:sz="4"/><w:bottom w:val="single" w:color="D9D9D9" w:sz="4"/><w:right w:val="single" w:color="D9D9D9" w:sz="4"/></w:tcBorders><w:tcMar><w:top w:type="dxa" w:w="60"/><w:left w:type="dxa" w:w="95"/><w:bottom w:type="dxa" w:w="60"/><w:right w:type="dxa" w:w="95"/></w:tcMar></w:tcPr><w:p><w:pPr><w:spacing w:after="0" w:line="254"/></w:pPr><w:r><w:rPr><w:sz w:val="18"/><w:szCs w:val="18"/></w:rPr><w:t xml:space="preserve">Make the Docker compose stack self-contained</w:t></w:r></w:p></w:tc><w:tc><w:tcPr><w:tcW w:type="dxa" w:w="2300"/><w:tcBorders><w:top w:val="single" w:color="D9D9D9" w:sz="4"/><w:left w:val="single" w:color="D9D9D9" w:sz="4"/><w:bottom w:val="single" w:color="D9D9D9" w:sz="4"/><w:right w:val="single" w:color="D9D9D9" w:sz="4"/></w:tcBorders><w:tcMar><w:top w:type="dxa" w:w="60"/><w:left w:type="dxa" w:w="95"/><w:bottom w:type="dxa" w:w="60"/><w:right w:type="dxa" w:w="95"/></w:tcMar></w:tcPr><w:p><w:pPr><w:spacing w:after="0" w:line="254"/></w:pPr><w:r><w:rPr><w:sz w:val="18"/><w:szCs w:val="18"/></w:rPr><w:t xml:space="preserve">It mounts gateway config from a directory outside the repo, needs a pre-existing external network, and publishes no ports</w:t></w:r></w:p></w:tc></w:tr><w:tr><w:tc><w:tcPr><w:tcW w:type="dxa" w:w="420"/><w:tcBorders><w:top w:val="single" w:color="D9D9D9" w:sz="4"/><w:left w:val="single" w:color="D9D9D9" w:sz="4"/><w:bottom w:val="single" w:color="D9D9D9" w:sz="4"/><w:right w:val="single" w:color="D9D9D9" w:sz="4"/></w:tcBorders><w:shd w:fill="F4F6FA" w:val="clear"/><w:tcMar><w:top w:type="dxa" w:w="60"/><w:left w:type="dxa" w:w="95"/><w:bottom w:type="dxa" w:w="60"/><w:right w:type="dxa" w:w="95"/></w:tcMar></w:tcPr><w:p><w:pPr><w:spacing w:after="0" w:line="254"/></w:pPr><w:r><w:rPr><w:b/><w:bCs/><w:sz w:val="18"/><w:szCs w:val="18"/></w:rPr><w:t xml:space="preserve">☐</w:t></w:r></w:p></w:tc><w:tc><w:tcPr><w:tcW w:type="dxa" w:w="6180"/><w:tcBorders><w:top w:val="single" w:color="D9D9D9" w:sz="4"/><w:left w:val="single" w:color="D9D9D9" w:sz="4"/><w:bottom w:val="single" w:color="D9D9D9" w:sz="4"/><w:right w:val="single" w:color="D9D9D9" w:sz="4"/></w:tcBorders><w:shd w:fill="F4F6FA" w:val="clear"/><w:tcMar><w:top w:type="dxa" w:w="60"/><w:left w:type="dxa" w:w="95"/><w:bottom w:type="dxa" w:w="60"/><w:right w:type="dxa" w:w="95"/></w:tcMar></w:tcPr><w:p><w:pPr><w:spacing w:after="0" w:line="254"/></w:pPr><w:r><w:rPr><w:sz w:val="18"/><w:szCs w:val="18"/></w:rPr><w:t xml:space="preserve">Point the seed scripts at the same env file the README tells you to create</w:t></w:r></w:p></w:tc><w:tc><w:tcPr><w:tcW w:type="dxa" w:w="2300"/><w:tcBorders><w:top w:val="single" w:color="D9D9D9" w:sz="4"/><w:left w:val="single" w:color="D9D9D9" w:sz="4"/><w:bottom w:val="single" w:color="D9D9D9" w:sz="4"/><w:right w:val="single" w:color="D9D9D9" w:sz="4"/></w:tcBorders><w:shd w:fill="F4F6FA" w:val="clear"/><w:tcMar><w:top w:type="dxa" w:w="60"/><w:left w:type="dxa" w:w="95"/><w:bottom w:type="dxa" w:w="60"/><w:right w:type="dxa" w:w="95"/></w:tcMar></w:tcPr><w:p><w:pPr><w:spacing w:after="0" w:line="254"/></w:pPr><w:r><w:rPr><w:sz w:val="18"/><w:szCs w:val="18"/></w:rPr><w:t xml:space="preserve">They read .env; the README says .env.local</w:t></w:r></w:p></w:tc></w:tr><w:tr><w:tc><w:tcPr><w:tcW w:type="dxa" w:w="420"/><w:tcBorders><w:top w:val="single" w:color="D9D9D9" w:sz="4"/><w:left w:val="single" w:color="D9D9D9" w:sz="4"/><w:bottom w:val="single" w:color="D9D9D9" w:sz="4"/><w:right w:val="single" w:color="D9D9D9" w:sz="4"/></w:tcBorders><w:tcMar><w:top w:type="dxa" w:w="60"/><w:left w:type="dxa" w:w="95"/><w:bottom w:type="dxa" w:w="60"/><w:right w:type="dxa" w:w="95"/></w:tcMar></w:tcPr><w:p><w:pPr><w:spacing w:after="0" w:line="254"/></w:pPr><w:r><w:rPr><w:b/><w:bCs/><w:sz w:val="18"/><w:szCs w:val="18"/></w:rPr><w:t xml:space="preserve">☐</w:t></w:r></w:p></w:tc><w:tc><w:tcPr><w:tcW w:type="dxa" w:w="6180"/><w:tcBorders><w:top w:val="single" w:color="D9D9D9" w:sz="4"/><w:left w:val="single" w:color="D9D9D9" w:sz="4"/><w:bottom w:val="single" w:color="D9D9D9" w:sz="4"/><w:right w:val="single" w:color="D9D9D9" w:sz="4"/></w:tcBorders><w:tcMar><w:top w:type="dxa" w:w="60"/><w:left w:type="dxa" w:w="95"/><w:bottom w:type="dxa" w:w="60"/><w:right w:type="dxa" w:w="95"/></w:tcMar></w:tcPr><w:p><w:pPr><w:spacing w:after="0" w:line="254"/></w:pPr><w:r><w:rPr><w:sz w:val="18"/><w:szCs w:val="18"/></w:rPr><w:t xml:space="preserve">Prune the unused UI dependencies and delete the dead component files</w:t></w:r></w:p></w:tc><w:tc><w:tcPr><w:tcW w:type="dxa" w:w="2300"/><w:tcBorders><w:top w:val="single" w:color="D9D9D9" w:sz="4"/><w:left w:val="single" w:color="D9D9D9" w:sz="4"/><w:bottom w:val="single" w:color="D9D9D9" w:sz="4"/><w:right w:val="single" w:color="D9D9D9" w:sz="4"/></w:tcBorders><w:tcMar><w:top w:type="dxa" w:w="60"/><w:left w:type="dxa" w:w="95"/><w:bottom w:type="dxa" w:w="60"/><w:right w:type="dxa" w:w="95"/></w:tcMar></w:tcPr><w:p><w:pPr><w:spacing w:after="0" w:line="254"/></w:pPr><w:r><w:rPr><w:sz w:val="18"/><w:szCs w:val="18"/></w:rPr><w:t xml:space="preserve">Roughly 30 unused packages and a complete unused toast stack, left from scaffolding</w:t></w:r></w:p></w:tc></w:tr><w:tr><w:tc><w:tcPr><w:tcW w:type="dxa" w:w="420"/><w:tcBorders><w:top w:val="single" w:color="D9D9D9" w:sz="4"/><w:left w:val="single" w:color="D9D9D9" w:sz="4"/><w:bottom w:val="single" w:color="D9D9D9" w:sz="4"/><w:right w:val="single" w:color="D9D9D9" w:sz="4"/></w:tcBorders><w:shd w:fill="F4F6FA" w:val="clear"/><w:tcMar><w:top w:type="dxa" w:w="60"/><w:left w:type="dxa" w:w="95"/><w:bottom w:type="dxa" w:w="60"/><w:right w:type="dxa" w:w="95"/></w:tcMar></w:tcPr><w:p><w:pPr><w:spacing w:after="0" w:line="254"/></w:pPr><w:r><w:rPr><w:b/><w:bCs/><w:sz w:val="18"/><w:szCs w:val="18"/></w:rPr><w:t xml:space="preserve">☐</w:t></w:r></w:p></w:tc><w:tc><w:tcPr><w:tcW w:type="dxa" w:w="6180"/><w:tcBorders><w:top w:val="single" w:color="D9D9D9" w:sz="4"/><w:left w:val="single" w:color="D9D9D9" w:sz="4"/><w:bottom w:val="single" w:color="D9D9D9" w:sz="4"/><w:right w:val="single" w:color="D9D9D9" w:sz="4"/></w:tcBorders><w:shd w:fill="F4F6FA" w:val="clear"/><w:tcMar><w:top w:type="dxa" w:w="60"/><w:left w:type="dxa" w:w="95"/><w:bottom w:type="dxa" w:w="60"/><w:right w:type="dxa" w:w="95"/></w:tcMar></w:tcPr><w:p><w:pPr><w:spacing w:after="0" w:line="254"/></w:pPr><w:r><w:rPr><w:sz w:val="18"/><w:szCs w:val="18"/></w:rPr><w:t xml:space="preserve">Gate or document the mock scoreboard endpoint</w:t></w:r></w:p></w:tc><w:tc><w:tcPr><w:tcW w:type="dxa" w:w="2300"/><w:tcBorders><w:top w:val="single" w:color="D9D9D9" w:sz="4"/><w:left w:val="single" w:color="D9D9D9" w:sz="4"/><w:bottom w:val="single" w:color="D9D9D9" w:sz="4"/><w:right w:val="single" w:color="D9D9D9" w:sz="4"/></w:tcBorders><w:shd w:fill="F4F6FA" w:val="clear"/><w:tcMar><w:top w:type="dxa" w:w="60"/><w:left w:type="dxa" w:w="95"/><w:bottom w:type="dxa" w:w="60"/><w:right w:type="dxa" w:w="95"/></w:tcMar></w:tcPr><w:p><w:pPr><w:spacing w:after="0" w:line="254"/></w:pPr><w:r><w:rPr><w:sz w:val="18"/><w:szCs w:val="18"/></w:rPr><w:t xml:space="preserve">It serves fabricated fixtures and is live in production builds</w:t></w:r></w:p></w:tc></w:tr></w:tbl><w:p><w:r><w:br w:type="page"/></w:r></w:p><w:p><w:pPr><w:pStyle w:val="Heading1"/><w:spacing w:after="140" w:before="300"/></w:pPr><w:r><w:t xml:space="preserve">11. Known technical debt</w:t></w:r></w:p><w:p><w:pPr><w:spacing w:after="130" w:line="280"/></w:pPr><w:r><w:rPr><w:sz w:val="21"/><w:szCs w:val="21"/></w:rPr><w:t xml:space="preserve">Recorded deliberately, with the reasoning, so the next team inherits the judgement and not just the code.</w:t></w:r></w:p><w:tbl><w:tblPr><w:tblW w:type="dxa" w:w="8800"/><w:tblBorders><w:top w:val="single" w:color="auto" w:sz="4"/><w:left w:val="single" w:color="auto" w:sz="4"/><w:bottom w:val="single" w:color="auto" w:sz="4"/><w:right w:val="single" w:color="auto" w:sz="4"/><w:insideH w:val="single" w:color="auto" w:sz="4"/><w:insideV w:val="single" w:color="auto" w:sz="4"/></w:tblBorders></w:tblPr><w:tblGrid><w:gridCol w:w="2700"/><w:gridCol w:w="6100"/></w:tblGrid><w:tr><w:trPr><w:tblHeader/></w:trPr><w:tc><w:tcPr><w:tcW w:type="dxa" w:w="2700"/><w:tcBorders><w:top w:val="single" w:color="D9D9D9" w:sz="4"/><w:left w:val="single" w:color="D9D9D9" w:sz="4"/><w:bottom w:val="single" w:color="D9D9D9" w:sz="4"/><w:right w:val="single" w:color="D9D9D9" w:sz="4"/></w:tcBorders><w:shd w:fill="1F3864" w:val="clear"/><w:tcMar><w:top w:type="dxa" w:w="60"/><w:left w:type="dxa" w:w="95"/><w:bottom w:type="dxa" w:w="60"/><w:right w:type="dxa" w:w="95"/></w:tcMar></w:tcPr><w:p><w:pPr><w:spacing w:after="0" w:line="254"/></w:pPr><w:r><w:rPr><w:b/><w:bCs/><w:color w:val="FFFFFF"/><w:sz w:val="18"/><w:szCs w:val="18"/></w:rPr><w:t xml:space="preserve">Item</w:t></w:r></w:p></w:tc><w:tc><w:tcPr><w:tcW w:type="dxa" w:w="6100"/><w:tcBorders><w:top w:val="single" w:color="D9D9D9" w:sz="4"/><w:left w:val="single" w:color="D9D9D9" w:sz="4"/><w:bottom w:val="single" w:color="D9D9D9" w:sz="4"/><w:right w:val="single" w:color="D9D9D9" w:sz="4"/></w:tcBorders><w:shd w:fill="1F3864" w:val="clear"/><w:tcMar><w:top w:type="dxa" w:w="60"/><w:left w:type="dxa" w:w="95"/><w:bottom w:type="dxa" w:w="60"/><w:right w:type="dxa" w:w="95"/></w:tcMar></w:tcPr><w:p><w:pPr><w:spacing w:after="0" w:line="254"/></w:pPr><w:r><w:rPr><w:b/><w:bCs/><w:color w:val="FFFFFF"/><w:sz w:val="18"/><w:szCs w:val="18"/></w:rPr><w:t xml:space="preserve">Why it was left</w:t></w:r></w:p></w:tc></w:tr><w:tr><w:tc><w:tcPr><w:tcW w:type="dxa" w:w="2700"/><w:tcBorders><w:top w:val="single" w:color="D9D9D9" w:sz="4"/><w:left w:val="single" w:color="D9D9D9" w:sz="4"/><w:bottom w:val="single" w:color="D9D9D9" w:sz="4"/><w:right w:val="single" w:color="D9D9D9" w:sz="4"/></w:tcBorders><w:tcMar><w:top w:type="dxa" w:w="60"/><w:left w:type="dxa" w:w="95"/><w:bottom w:type="dxa" w:w="60"/><w:right w:type="dxa" w:w="95"/></w:tcMar></w:tcPr><w:p><w:pPr><w:spacing w:after="0" w:line="254"/></w:pPr><w:r><w:rPr><w:sz w:val="18"/><w:szCs w:val="18"/></w:rPr><w:t xml:space="preserve">~150 `any` annotations</w:t></w:r></w:p></w:tc><w:tc><w:tcPr><w:tcW w:type="dxa" w:w="6100"/><w:tcBorders><w:top w:val="single" w:color="D9D9D9" w:sz="4"/><w:left w:val="single" w:color="D9D9D9" w:sz="4"/><w:bottom w:val="single" w:color="D9D9D9" w:sz="4"/><w:right w:val="single" w:color="D9D9D9" w:sz="4"/></w:tcBorders><w:tcMar><w:top w:type="dxa" w:w="60"/><w:left w:type="dxa" w:w="95"/><w:bottom w:type="dxa" w:w="60"/><w:right w:type="dxa" w:w="95"/></w:tcMar></w:tcPr><w:p><w:pPr><w:spacing w:after="0" w:line="254"/></w:pPr><w:r><w:rPr><w:sz w:val="18"/><w:szCs w:val="18"/></w:rPr><w:t xml:space="preserve">Mostly the untyped ESPN payload and shared domain models. Rewriting them at handover is a regression risk with no functional gain; kept visible as warnings.</w:t></w:r></w:p></w:tc></w:tr><w:tr><w:tc><w:tcPr><w:tcW w:type="dxa" w:w="2700"/><w:tcBorders><w:top w:val="single" w:color="D9D9D9" w:sz="4"/><w:left w:val="single" w:color="D9D9D9" w:sz="4"/><w:bottom w:val="single" w:color="D9D9D9" w:sz="4"/><w:right w:val="single" w:color="D9D9D9" w:sz="4"/></w:tcBorders><w:shd w:fill="F4F6FA" w:val="clear"/><w:tcMar><w:top w:type="dxa" w:w="60"/><w:left w:type="dxa" w:w="95"/><w:bottom w:type="dxa" w:w="60"/><w:right w:type="dxa" w:w="95"/></w:tcMar></w:tcPr><w:p><w:pPr><w:spacing w:after="0" w:line="254"/></w:pPr><w:r><w:rPr><w:sz w:val="18"/><w:szCs w:val="18"/></w:rPr><w:t xml:space="preserve">Seven set-state-in-effect findings</w:t></w:r></w:p></w:tc><w:tc><w:tcPr><w:tcW w:type="dxa" w:w="6100"/><w:tcBorders><w:top w:val="single" w:color="D9D9D9" w:sz="4"/><w:left w:val="single" w:color="D9D9D9" w:sz="4"/><w:bottom w:val="single" w:color="D9D9D9" w:sz="4"/><w:right w:val="single" w:color="D9D9D9" w:sz="4"/></w:tcBorders><w:shd w:fill="F4F6FA" w:val="clear"/><w:tcMar><w:top w:type="dxa" w:w="60"/><w:left w:type="dxa" w:w="95"/><w:bottom w:type="dxa" w:w="60"/><w:right w:type="dxa" w:w="95"/></w:tcMar></w:tcPr><w:p><w:pPr><w:spacing w:after="0" w:line="254"/></w:pPr><w:r><w:rPr><w:sz w:val="18"/><w:szCs w:val="18"/></w:rPr><w:t xml:space="preserve">A UI-behaviour refactor across five pages. Each needs to be exercised in a browser to confirm pagination and filtering still behave; doing it blind trades a real regression for a performance nit.</w:t></w:r></w:p></w:tc></w:tr><w:tr><w:tc><w:tcPr><w:tcW w:type="dxa" w:w="2700"/><w:tcBorders><w:top w:val="single" w:color="D9D9D9" w:sz="4"/><w:left w:val="single" w:color="D9D9D9" w:sz="4"/><w:bottom w:val="single" w:color="D9D9D9" w:sz="4"/><w:right w:val="single" w:color="D9D9D9" w:sz="4"/></w:tcBorders><w:tcMar><w:top w:type="dxa" w:w="60"/><w:left w:type="dxa" w:w="95"/><w:bottom w:type="dxa" w:w="60"/><w:right w:type="dxa" w:w="95"/></w:tcMar></w:tcPr><w:p><w:pPr><w:spacing w:after="0" w:line="254"/></w:pPr><w:r><w:rPr><w:sz w:val="18"/><w:szCs w:val="18"/></w:rPr><w:t xml:space="preserve">Duplicate migration timestamp</w:t></w:r></w:p></w:tc><w:tc><w:tcPr><w:tcW w:type="dxa" w:w="6100"/><w:tcBorders><w:top w:val="single" w:color="D9D9D9" w:sz="4"/><w:left w:val="single" w:color="D9D9D9" w:sz="4"/><w:bottom w:val="single" w:color="D9D9D9" w:sz="4"/><w:right w:val="single" w:color="D9D9D9" w:sz="4"/></w:tcBorders><w:tcMar><w:top w:type="dxa" w:w="60"/><w:left w:type="dxa" w:w="95"/><w:bottom w:type="dxa" w:w="60"/><w:right w:type="dxa" w:w="95"/></w:tcMar></w:tcPr><w:p><w:pPr><w:spacing w:after="0" w:line="254"/></w:pPr><w:r><w:rPr><w:sz w:val="18"/><w:szCs w:val="18"/></w:rPr><w:t xml:space="preserve">Two files share a prefix. They are already applied, and renaming an applied migration breaks Supabase&apos;s history — so they are left alone. Use distinct timestamps for new migrations.</w:t></w:r></w:p></w:tc></w:tr><w:tr><w:tc><w:tcPr><w:tcW w:type="dxa" w:w="2700"/><w:tcBorders><w:top w:val="single" w:color="D9D9D9" w:sz="4"/><w:left w:val="single" w:color="D9D9D9" w:sz="4"/><w:bottom w:val="single" w:color="D9D9D9" w:sz="4"/><w:right w:val="single" w:color="D9D9D9" w:sz="4"/></w:tcBorders><w:shd w:fill="F4F6FA" w:val="clear"/><w:tcMar><w:top w:type="dxa" w:w="60"/><w:left w:type="dxa" w:w="95"/><w:bottom w:type="dxa" w:w="60"/><w:right w:type="dxa" w:w="95"/></w:tcMar></w:tcPr><w:p><w:pPr><w:spacing w:after="0" w:line="254"/></w:pPr><w:r><w:rPr><w:sz w:val="18"/><w:szCs w:val="18"/></w:rPr><w:t xml:space="preserve">schema.sql</w:t></w:r></w:p></w:tc><w:tc><w:tcPr><w:tcW w:type="dxa" w:w="6100"/><w:tcBorders><w:top w:val="single" w:color="D9D9D9" w:sz="4"/><w:left w:val="single" w:color="D9D9D9" w:sz="4"/><w:bottom w:val="single" w:color="D9D9D9" w:sz="4"/><w:right w:val="single" w:color="D9D9D9" w:sz="4"/></w:tcBorders><w:shd w:fill="F4F6FA" w:val="clear"/><w:tcMar><w:top w:type="dxa" w:w="60"/><w:left w:type="dxa" w:w="95"/><w:bottom w:type="dxa" w:w="60"/><w:right w:type="dxa" w:w="95"/></w:tcMar></w:tcPr><w:p><w:pPr><w:spacing w:after="0" w:line="254"/></w:pPr><w:r><w:rPr><w:sz w:val="18"/><w:szCs w:val="18"/></w:rPr><w:t xml:space="preserve">Retained for historical reference, clearly marked as not authoritative.</w:t></w:r></w:p></w:tc></w:tr><w:tr><w:tc><w:tcPr><w:tcW w:type="dxa" w:w="2700"/><w:tcBorders><w:top w:val="single" w:color="D9D9D9" w:sz="4"/><w:left w:val="single" w:color="D9D9D9" w:sz="4"/><w:bottom w:val="single" w:color="D9D9D9" w:sz="4"/><w:right w:val="single" w:color="D9D9D9" w:sz="4"/></w:tcBorders><w:tcMar><w:top w:type="dxa" w:w="60"/><w:left w:type="dxa" w:w="95"/><w:bottom w:type="dxa" w:w="60"/><w:right w:type="dxa" w:w="95"/></w:tcMar></w:tcPr><w:p><w:pPr><w:spacing w:after="0" w:line="254"/></w:pPr><w:r><w:rPr><w:sz w:val="18"/><w:szCs w:val="18"/></w:rPr><w:t xml:space="preserve">Legacy picks table</w:t></w:r></w:p></w:tc><w:tc><w:tcPr><w:tcW w:type="dxa" w:w="6100"/><w:tcBorders><w:top w:val="single" w:color="D9D9D9" w:sz="4"/><w:left w:val="single" w:color="D9D9D9" w:sz="4"/><w:bottom w:val="single" w:color="D9D9D9" w:sz="4"/><w:right w:val="single" w:color="D9D9D9" w:sz="4"/></w:tcBorders><w:tcMar><w:top w:type="dxa" w:w="60"/><w:left w:type="dxa" w:w="95"/><w:bottom w:type="dxa" w:w="60"/><w:right w:type="dxa" w:w="95"/></w:tcMar></w:tcPr><w:p><w:pPr><w:spacing w:after="0" w:line="254"/></w:pPr><w:r><w:rPr><w:sz w:val="18"/><w:szCs w:val="18"/></w:rPr><w:t xml:space="preserve">Superseded by card_picks. Its write route is already 410; the table can be dropped once nothing reads it.</w:t></w:r></w:p></w:tc></w:tr><w:tr><w:tc><w:tcPr><w:tcW w:type="dxa" w:w="2700"/><w:tcBorders><w:top w:val="single" w:color="D9D9D9" w:sz="4"/><w:left w:val="single" w:color="D9D9D9" w:sz="4"/><w:bottom w:val="single" w:color="D9D9D9" w:sz="4"/><w:right w:val="single" w:color="D9D9D9" w:sz="4"/></w:tcBorders><w:shd w:fill="F4F6FA" w:val="clear"/><w:tcMar><w:top w:type="dxa" w:w="60"/><w:left w:type="dxa" w:w="95"/><w:bottom w:type="dxa" w:w="60"/><w:right w:type="dxa" w:w="95"/></w:tcMar></w:tcPr><w:p><w:pPr><w:spacing w:after="0" w:line="254"/></w:pPr><w:r><w:rPr><w:sz w:val="18"/><w:szCs w:val="18"/></w:rPr><w:t xml:space="preserve">Unwired generated types</w:t></w:r></w:p></w:tc><w:tc><w:tcPr><w:tcW w:type="dxa" w:w="6100"/><w:tcBorders><w:top w:val="single" w:color="D9D9D9" w:sz="4"/><w:left w:val="single" w:color="D9D9D9" w:sz="4"/><w:bottom w:val="single" w:color="D9D9D9" w:sz="4"/><w:right w:val="single" w:color="D9D9D9" w:sz="4"/></w:tcBorders><w:shd w:fill="F4F6FA" w:val="clear"/><w:tcMar><w:top w:type="dxa" w:w="60"/><w:left w:type="dxa" w:w="95"/><w:bottom w:type="dxa" w:w="60"/><w:right w:type="dxa" w:w="95"/></w:tcMar></w:tcPr><w:p><w:pPr><w:spacing w:after="0" w:line="254"/></w:pPr><w:r><w:rPr><w:sz w:val="18"/><w:szCs w:val="18"/></w:rPr><w:t xml:space="preserve">Regenerating requires a live database connection, which was not available during the audit.</w:t></w:r></w:p></w:tc></w:tr></w:tbl><w:p><w:pPr><w:pStyle w:val="Heading1"/><w:spacing w:after="140" w:before="300"/></w:pPr><w:r><w:t xml:space="preserve">12. Operations runbook</w:t></w:r></w:p><w:p><w:pPr><w:pStyle w:val="Heading2"/><w:spacing w:after="100" w:before="240"/></w:pPr><w:r><w:t xml:space="preserve">12.1 Everyday commands</w:t></w:r></w:p><w:p><w:pPr><w:pBdr><w:left w:val="single" w:color="C4CDD5" w:sz="14" w:space="8"/></w:pBdr><w:shd w:fill="F6F8FA" w:val="clear"/><w:spacing w:after="0" w:line="236"/></w:pPr><w:r><w:rPr><w:rFonts w:ascii="Consolas" w:cs="Consolas" w:eastAsia="Consolas" w:hAnsi="Consolas"/><w:color w:val="24292E"/><w:sz w:val="17"/><w:szCs w:val="17"/></w:rPr><w:t xml:space="preserve">npm ci                 install exactly what the lockfile pins</w:t></w:r></w:p><w:p><w:pPr><w:pBdr><w:left w:val="single" w:color="C4CDD5" w:sz="14" w:space="8"/></w:pBdr><w:shd w:fill="F6F8FA" w:val="clear"/><w:spacing w:after="0" w:line="236"/></w:pPr><w:r><w:rPr><w:rFonts w:ascii="Consolas" w:cs="Consolas" w:eastAsia="Consolas" w:hAnsi="Consolas"/><w:color w:val="24292E"/><w:sz w:val="17"/><w:szCs w:val="17"/></w:rPr><w:t xml:space="preserve">npm run dev            development server</w:t></w:r></w:p><w:p><w:pPr><w:pBdr><w:left w:val="single" w:color="C4CDD5" w:sz="14" w:space="8"/></w:pBdr><w:shd w:fill="F6F8FA" w:val="clear"/><w:spacing w:after="0" w:line="236"/></w:pPr><w:r><w:rPr><w:rFonts w:ascii="Consolas" w:cs="Consolas" w:eastAsia="Consolas" w:hAnsi="Consolas"/><w:color w:val="24292E"/><w:sz w:val="17"/><w:szCs w:val="17"/></w:rPr><w:t xml:space="preserve">npm run check          typecheck + settlement tests + lint  (run before pushing)</w:t></w:r></w:p><w:p><w:pPr><w:pBdr><w:left w:val="single" w:color="C4CDD5" w:sz="14" w:space="8"/></w:pBdr><w:shd w:fill="F6F8FA" w:val="clear"/><w:spacing w:after="0" w:line="236"/></w:pPr><w:r><w:rPr><w:rFonts w:ascii="Consolas" w:cs="Consolas" w:eastAsia="Consolas" w:hAnsi="Consolas"/><w:color w:val="24292E"/><w:sz w:val="17"/><w:szCs w:val="17"/></w:rPr><w:t xml:space="preserve">npm run build          production build</w:t></w:r></w:p><w:p><w:pPr><w:pBdr><w:left w:val="single" w:color="C4CDD5" w:sz="14" w:space="8"/></w:pBdr><w:shd w:fill="F6F8FA" w:val="clear"/><w:spacing w:after="0" w:line="236"/></w:pPr><w:r><w:rPr><w:rFonts w:ascii="Consolas" w:cs="Consolas" w:eastAsia="Consolas" w:hAnsi="Consolas"/><w:color w:val="24292E"/><w:sz w:val="17"/><w:szCs w:val="17"/></w:rPr><w:t xml:space="preserve">npm run db:migrate     apply migrations</w:t></w:r></w:p><w:p><w:pPr><w:pBdr><w:left w:val="single" w:color="C4CDD5" w:sz="14" w:space="8"/></w:pBdr><w:shd w:fill="F6F8FA" w:val="clear"/><w:spacing w:after="130" w:line="236"/></w:pPr><w:r><w:rPr><w:rFonts w:ascii="Consolas" w:cs="Consolas" w:eastAsia="Consolas" w:hAnsi="Consolas"/><w:color w:val="24292E"/><w:sz w:val="17"/><w:szCs w:val="17"/></w:rPr><w:t xml:space="preserve">npm run seed:admin     promote the configured admin account</w:t></w:r></w:p><w:p><w:pPr><w:pStyle w:val="Heading2"/><w:spacing w:after="100" w:before="240"/></w:pPr><w:r><w:t xml:space="preserve">12.2 Incident: a pool completed but nobody was paid</w:t></w:r></w:p><w:p><w:pPr><w:pStyle w:val="ListParagraph"/><w:numPr><w:ilvl w:val="0"/><w:numId w:val="3"/></w:numPr><w:spacing w:after="95" w:line="272"/></w:pPr><w:r><w:rPr><w:sz w:val="21"/><w:szCs w:val="21"/></w:rPr><w:t xml:space="preserve">Check the settlement logs for a warning naming that pool. A completed pool with no winners is reported explicitly, because it means player money is being held.</w:t></w:r></w:p><w:p><w:pPr><w:pStyle w:val="ListParagraph"/><w:numPr><w:ilvl w:val="0"/><w:numId w:val="3"/></w:numPr><w:spacing w:after="95" w:line="272"/></w:pPr><w:r><w:rPr><w:sz w:val="21"/><w:szCs w:val="21"/></w:rPr><w:t xml:space="preserve">Confirm every game in the pool has a finished status and both scores. Settlement deliberately refuses to score an incomplete slate.</w:t></w:r></w:p><w:p><w:pPr><w:pStyle w:val="ListParagraph"/><w:numPr><w:ilvl w:val="0"/><w:numId w:val="3"/></w:numPr><w:spacing w:after="95" w:line="272"/></w:pPr><w:r><w:rPr><w:sz w:val="21"/><w:szCs w:val="21"/></w:rPr><w:t xml:space="preserve">Confirm the prize pot is non-zero. Settlement refuses to pay a zero pot when paid cards exist rather than silently paying nothing.</w:t></w:r></w:p><w:p><w:pPr><w:pStyle w:val="ListParagraph"/><w:numPr><w:ilvl w:val="0"/><w:numId w:val="3"/></w:numPr><w:spacing w:after="95" w:line="272"/></w:pPr><w:r><w:rPr><w:sz w:val="21"/><w:szCs w:val="21"/></w:rPr><w:t xml:space="preserve">Once the underlying data is corrected, the next scheduled run settles it — the job is idempotent and safe to re-run.</w:t></w:r></w:p><w:p><w:pPr><w:pStyle w:val="Heading2"/><w:spacing w:after="100" w:before="240"/></w:pPr><w:r><w:t xml:space="preserve">12.3 Incident: a player was charged but has no card</w:t></w:r></w:p><w:p><w:pPr><w:pStyle w:val="ListParagraph"/><w:numPr><w:ilvl w:val="0"/><w:numId w:val="3"/></w:numPr><w:spacing w:after="95" w:line="272"/></w:pPr><w:r><w:rPr><w:sz w:val="21"/><w:szCs w:val="21"/></w:rPr><w:t xml:space="preserve">Search the logs for FULFILMENT FAILED, which the webhook logs with the Stripe session id.</w:t></w:r></w:p><w:p><w:pPr><w:pStyle w:val="ListParagraph"/><w:numPr><w:ilvl w:val="0"/><w:numId w:val="3"/></w:numPr><w:spacing w:after="95" w:line="272"/></w:pPr><w:r><w:rPr><w:sz w:val="21"/><w:szCs w:val="21"/></w:rPr><w:t xml:space="preserve">The usual causes are a pool that closed between payment and fulfilment, or the player already holding three cards. Both need an operator refund in Stripe.</w:t></w:r></w:p><w:p><w:pPr><w:pStyle w:val="ListParagraph"/><w:numPr><w:ilvl w:val="0"/><w:numId w:val="3"/></w:numPr><w:spacing w:after="95" w:line="272"/></w:pPr><w:r><w:rPr><w:sz w:val="21"/><w:szCs w:val="21"/></w:rPr><w:t xml:space="preserve">If this happens on every purchase, the fee trigger or column defaults are missing — verify migration 20260807000001 is applied.</w:t></w:r></w:p><w:p><w:pPr><w:pStyle w:val="Heading2"/><w:spacing w:after="100" w:before="240"/></w:pPr><w:r><w:t xml:space="preserve">12.4 Incident: settlement is not running</w:t></w:r></w:p><w:p><w:pPr><w:pStyle w:val="ListParagraph"/><w:numPr><w:ilvl w:val="0"/><w:numId w:val="3"/></w:numPr><w:spacing w:after="95" w:line="272"/></w:pPr><w:r><w:rPr><w:sz w:val="21"/><w:szCs w:val="21"/></w:rPr><w:t xml:space="preserve">A 503 from /api/cron/settle means CRON_SECRET is unset on the host — the endpoint fails closed by design.</w:t></w:r></w:p><w:p><w:pPr><w:pStyle w:val="ListParagraph"/><w:numPr><w:ilvl w:val="0"/><w:numId w:val="3"/></w:numPr><w:spacing w:after="95" w:line="272"/></w:pPr><w:r><w:rPr><w:sz w:val="21"/><w:szCs w:val="21"/></w:rPr><w:t xml:space="preserve">A 401 means the scheduler&apos;s secret does not match the host&apos;s.</w:t></w:r></w:p><w:p><w:pPr><w:pStyle w:val="ListParagraph"/><w:numPr><w:ilvl w:val="0"/><w:numId w:val="3"/></w:numPr><w:spacing w:after="95" w:line="272"/></w:pPr><w:r><w:rPr><w:sz w:val="21"/><w:szCs w:val="21"/></w:rPr><w:t xml:space="preserve">If the GitHub Actions run skipped with a warning, its CRON_SECRET secret is missing; the daily Vercel cron is still covering settlement in the meantime.</w:t></w:r></w:p><w:p><w:pPr><w:pStyle w:val="Heading1"/><w:spacing w:after="140" w:before="300"/></w:pPr><w:r><w:t xml:space="preserve">13. Quick reference</w:t></w:r></w:p><w:p><w:pPr><w:pStyle w:val="Heading2"/><w:spacing w:after="100" w:before="240"/></w:pPr><w:r><w:t xml:space="preserve">13.1 Endpoints by auth posture</w:t></w:r></w:p><w:tbl><w:tblPr><w:tblW w:type="dxa" w:w="8800"/><w:tblBorders><w:top w:val="single" w:color="auto" w:sz="4"/><w:left w:val="single" w:color="auto" w:sz="4"/><w:bottom w:val="single" w:color="auto" w:sz="4"/><w:right w:val="single" w:color="auto" w:sz="4"/><w:insideH w:val="single" w:color="auto" w:sz="4"/><w:insideV w:val="single" w:color="auto" w:sz="4"/></w:tblBorders></w:tblPr><w:tblGrid><w:gridCol w:w="3300"/><w:gridCol w:w="5500"/></w:tblGrid><w:tr><w:trPr><w:tblHeader/></w:trPr><w:tc><w:tcPr><w:tcW w:type="dxa" w:w="3300"/><w:tcBorders><w:top w:val="single" w:color="D9D9D9" w:sz="4"/><w:left w:val="single" w:color="D9D9D9" w:sz="4"/><w:bottom w:val="single" w:color="D9D9D9" w:sz="4"/><w:right w:val="single" w:color="D9D9D9" w:sz="4"/></w:tcBorders><w:shd w:fill="1F3864" w:val="clear"/><w:tcMar><w:top w:type="dxa" w:w="60"/><w:left w:type="dxa" w:w="95"/><w:bottom w:type="dxa" w:w="60"/><w:right w:type="dxa" w:w="95"/></w:tcMar></w:tcPr><w:p><w:pPr><w:spacing w:after="0" w:line="254"/></w:pPr><w:r><w:rPr><w:b/><w:bCs/><w:color w:val="FFFFFF"/><w:sz w:val="18"/><w:szCs w:val="18"/></w:rPr><w:t xml:space="preserve">Posture</w:t></w:r></w:p></w:tc><w:tc><w:tcPr><w:tcW w:type="dxa" w:w="5500"/><w:tcBorders><w:top w:val="single" w:color="D9D9D9" w:sz="4"/><w:left w:val="single" w:color="D9D9D9" w:sz="4"/><w:bottom w:val="single" w:color="D9D9D9" w:sz="4"/><w:right w:val="single" w:color="D9D9D9" w:sz="4"/></w:tcBorders><w:shd w:fill="1F3864" w:val="clear"/><w:tcMar><w:top w:type="dxa" w:w="60"/><w:left w:type="dxa" w:w="95"/><w:bottom w:type="dxa" w:w="60"/><w:right w:type="dxa" w:w="95"/></w:tcMar></w:tcPr><w:p><w:pPr><w:spacing w:after="0" w:line="254"/></w:pPr><w:r><w:rPr><w:b/><w:bCs/><w:color w:val="FFFFFF"/><w:sz w:val="18"/><w:szCs w:val="18"/></w:rPr><w:t xml:space="preserve">Endpoints</w:t></w:r></w:p></w:tc></w:tr><w:tr><w:tc><w:tcPr><w:tcW w:type="dxa" w:w="3300"/><w:tcBorders><w:top w:val="single" w:color="D9D9D9" w:sz="4"/><w:left w:val="single" w:color="D9D9D9" w:sz="4"/><w:bottom w:val="single" w:color="D9D9D9" w:sz="4"/><w:right w:val="single" w:color="D9D9D9" w:sz="4"/></w:tcBorders><w:tcMar><w:top w:type="dxa" w:w="60"/><w:left w:type="dxa" w:w="95"/><w:bottom w:type="dxa" w:w="60"/><w:right w:type="dxa" w:w="95"/></w:tcMar></w:tcPr><w:p><w:pPr><w:spacing w:after="0" w:line="254"/></w:pPr><w:r><w:rPr><w:sz w:val="18"/><w:szCs w:val="18"/></w:rPr><w:t xml:space="preserve">Public</w:t></w:r></w:p></w:tc><w:tc><w:tcPr><w:tcW w:type="dxa" w:w="5500"/><w:tcBorders><w:top w:val="single" w:color="D9D9D9" w:sz="4"/><w:left w:val="single" w:color="D9D9D9" w:sz="4"/><w:bottom w:val="single" w:color="D9D9D9" w:sz="4"/><w:right w:val="single" w:color="D9D9D9" w:sz="4"/></w:tcBorders><w:tcMar><w:top w:type="dxa" w:w="60"/><w:left w:type="dxa" w:w="95"/><w:bottom w:type="dxa" w:w="60"/><w:right w:type="dxa" w:w="95"/></w:tcMar></w:tcPr><w:p><w:pPr><w:spacing w:after="0" w:line="254"/></w:pPr><w:r><w:rPr><w:sz w:val="18"/><w:szCs w:val="18"/></w:rPr><w:t xml:space="preserve">GET /api/pools, /api/pools/[id], /api/games, /api/games/[id], /api/winners; POST /api/newsletter/subscribe</w:t></w:r></w:p></w:tc></w:tr><w:tr><w:tc><w:tcPr><w:tcW w:type="dxa" w:w="3300"/><w:tcBorders><w:top w:val="single" w:color="D9D9D9" w:sz="4"/><w:left w:val="single" w:color="D9D9D9" w:sz="4"/><w:bottom w:val="single" w:color="D9D9D9" w:sz="4"/><w:right w:val="single" w:color="D9D9D9" w:sz="4"/></w:tcBorders><w:shd w:fill="F4F6FA" w:val="clear"/><w:tcMar><w:top w:type="dxa" w:w="60"/><w:left w:type="dxa" w:w="95"/><w:bottom w:type="dxa" w:w="60"/><w:right w:type="dxa" w:w="95"/></w:tcMar></w:tcPr><w:p><w:pPr><w:spacing w:after="0" w:line="254"/></w:pPr><w:r><w:rPr><w:sz w:val="18"/><w:szCs w:val="18"/></w:rPr><w:t xml:space="preserve">Authenticated</w:t></w:r></w:p></w:tc><w:tc><w:tcPr><w:tcW w:type="dxa" w:w="5500"/><w:tcBorders><w:top w:val="single" w:color="D9D9D9" w:sz="4"/><w:left w:val="single" w:color="D9D9D9" w:sz="4"/><w:bottom w:val="single" w:color="D9D9D9" w:sz="4"/><w:right w:val="single" w:color="D9D9D9" w:sz="4"/></w:tcBorders><w:shd w:fill="F4F6FA" w:val="clear"/><w:tcMar><w:top w:type="dxa" w:w="60"/><w:left w:type="dxa" w:w="95"/><w:bottom w:type="dxa" w:w="60"/><w:right w:type="dxa" w:w="95"/></w:tcMar></w:tcPr><w:p><w:pPr><w:spacing w:after="0" w:line="254"/></w:pPr><w:r><w:rPr><w:sz w:val="18"/><w:szCs w:val="18"/></w:rPr><w:t xml:space="preserve">/api/auth/*, /api/me/* , POST /api/pools, /api/pools/[id]/cards*, /api/pools/[id]/chat, /api/invitations/*, /api/stripe/create-checkout-session, /api/stripe/confirm-payment</w:t></w:r></w:p></w:tc></w:tr><w:tr><w:tc><w:tcPr><w:tcW w:type="dxa" w:w="3300"/><w:tcBorders><w:top w:val="single" w:color="D9D9D9" w:sz="4"/><w:left w:val="single" w:color="D9D9D9" w:sz="4"/><w:bottom w:val="single" w:color="D9D9D9" w:sz="4"/><w:right w:val="single" w:color="D9D9D9" w:sz="4"/></w:tcBorders><w:tcMar><w:top w:type="dxa" w:w="60"/><w:left w:type="dxa" w:w="95"/><w:bottom w:type="dxa" w:w="60"/><w:right w:type="dxa" w:w="95"/></w:tcMar></w:tcPr><w:p><w:pPr><w:spacing w:after="0" w:line="254"/></w:pPr><w:r><w:rPr><w:sz w:val="18"/><w:szCs w:val="18"/></w:rPr><w:t xml:space="preserve">Admin only</w:t></w:r></w:p></w:tc><w:tc><w:tcPr><w:tcW w:type="dxa" w:w="5500"/><w:tcBorders><w:top w:val="single" w:color="D9D9D9" w:sz="4"/><w:left w:val="single" w:color="D9D9D9" w:sz="4"/><w:bottom w:val="single" w:color="D9D9D9" w:sz="4"/><w:right w:val="single" w:color="D9D9D9" w:sz="4"/></w:tcBorders><w:tcMar><w:top w:type="dxa" w:w="60"/><w:left w:type="dxa" w:w="95"/><w:bottom w:type="dxa" w:w="60"/><w:right w:type="dxa" w:w="95"/></w:tcMar></w:tcPr><w:p><w:pPr><w:spacing w:after="0" w:line="254"/></w:pPr><w:r><w:rPr><w:sz w:val="18"/><w:szCs w:val="18"/></w:rPr><w:t xml:space="preserve">/api/admin/*, /api/games/[id]/outcome, /api/sync/nfl-games, /api/pools/complete-finished</w:t></w:r></w:p></w:tc></w:tr><w:tr><w:tc><w:tcPr><w:tcW w:type="dxa" w:w="3300"/><w:tcBorders><w:top w:val="single" w:color="D9D9D9" w:sz="4"/><w:left w:val="single" w:color="D9D9D9" w:sz="4"/><w:bottom w:val="single" w:color="D9D9D9" w:sz="4"/><w:right w:val="single" w:color="D9D9D9" w:sz="4"/></w:tcBorders><w:shd w:fill="F4F6FA" w:val="clear"/><w:tcMar><w:top w:type="dxa" w:w="60"/><w:left w:type="dxa" w:w="95"/><w:bottom w:type="dxa" w:w="60"/><w:right w:type="dxa" w:w="95"/></w:tcMar></w:tcPr><w:p><w:pPr><w:spacing w:after="0" w:line="254"/></w:pPr><w:r><w:rPr><w:sz w:val="18"/><w:szCs w:val="18"/></w:rPr><w:t xml:space="preserve">Secret-gated</w:t></w:r></w:p></w:tc><w:tc><w:tcPr><w:tcW w:type="dxa" w:w="5500"/><w:tcBorders><w:top w:val="single" w:color="D9D9D9" w:sz="4"/><w:left w:val="single" w:color="D9D9D9" w:sz="4"/><w:bottom w:val="single" w:color="D9D9D9" w:sz="4"/><w:right w:val="single" w:color="D9D9D9" w:sz="4"/></w:tcBorders><w:shd w:fill="F4F6FA" w:val="clear"/><w:tcMar><w:top w:type="dxa" w:w="60"/><w:left w:type="dxa" w:w="95"/><w:bottom w:type="dxa" w:w="60"/><w:right w:type="dxa" w:w="95"/></w:tcMar></w:tcPr><w:p><w:pPr><w:spacing w:after="0" w:line="254"/></w:pPr><w:r><w:rPr><w:sz w:val="18"/><w:szCs w:val="18"/></w:rPr><w:t xml:space="preserve">/api/cron/settle (CRON_SECRET), /api/seed-admin (SETUP_SECRET)</w:t></w:r></w:p></w:tc></w:tr><w:tr><w:tc><w:tcPr><w:tcW w:type="dxa" w:w="3300"/><w:tcBorders><w:top w:val="single" w:color="D9D9D9" w:sz="4"/><w:left w:val="single" w:color="D9D9D9" w:sz="4"/><w:bottom w:val="single" w:color="D9D9D9" w:sz="4"/><w:right w:val="single" w:color="D9D9D9" w:sz="4"/></w:tcBorders><w:tcMar><w:top w:type="dxa" w:w="60"/><w:left w:type="dxa" w:w="95"/><w:bottom w:type="dxa" w:w="60"/><w:right w:type="dxa" w:w="95"/></w:tcMar></w:tcPr><w:p><w:pPr><w:spacing w:after="0" w:line="254"/></w:pPr><w:r><w:rPr><w:sz w:val="18"/><w:szCs w:val="18"/></w:rPr><w:t xml:space="preserve">Signature-gated</w:t></w:r></w:p></w:tc><w:tc><w:tcPr><w:tcW w:type="dxa" w:w="5500"/><w:tcBorders><w:top w:val="single" w:color="D9D9D9" w:sz="4"/><w:left w:val="single" w:color="D9D9D9" w:sz="4"/><w:bottom w:val="single" w:color="D9D9D9" w:sz="4"/><w:right w:val="single" w:color="D9D9D9" w:sz="4"/></w:tcBorders><w:tcMar><w:top w:type="dxa" w:w="60"/><w:left w:type="dxa" w:w="95"/><w:bottom w:type="dxa" w:w="60"/><w:right w:type="dxa" w:w="95"/></w:tcMar></w:tcPr><w:p><w:pPr><w:spacing w:after="0" w:line="254"/></w:pPr><w:r><w:rPr><w:sz w:val="18"/><w:szCs w:val="18"/></w:rPr><w:t xml:space="preserve">/api/stripe/webhook — the Stripe signature is its authentication</w:t></w:r></w:p></w:tc></w:tr><w:tr><w:tc><w:tcPr><w:tcW w:type="dxa" w:w="3300"/><w:tcBorders><w:top w:val="single" w:color="D9D9D9" w:sz="4"/><w:left w:val="single" w:color="D9D9D9" w:sz="4"/><w:bottom w:val="single" w:color="D9D9D9" w:sz="4"/><w:right w:val="single" w:color="D9D9D9" w:sz="4"/></w:tcBorders><w:shd w:fill="F4F6FA" w:val="clear"/><w:tcMar><w:top w:type="dxa" w:w="60"/><w:left w:type="dxa" w:w="95"/><w:bottom w:type="dxa" w:w="60"/><w:right w:type="dxa" w:w="95"/></w:tcMar></w:tcPr><w:p><w:pPr><w:spacing w:after="0" w:line="254"/></w:pPr><w:r><w:rPr><w:sz w:val="18"/><w:szCs w:val="18"/></w:rPr><w:t xml:space="preserve">Removed (410 Gone)</w:t></w:r></w:p></w:tc><w:tc><w:tcPr><w:tcW w:type="dxa" w:w="5500"/><w:tcBorders><w:top w:val="single" w:color="D9D9D9" w:sz="4"/><w:left w:val="single" w:color="D9D9D9" w:sz="4"/><w:bottom w:val="single" w:color="D9D9D9" w:sz="4"/><w:right w:val="single" w:color="D9D9D9" w:sz="4"/></w:tcBorders><w:shd w:fill="F4F6FA" w:val="clear"/><w:tcMar><w:top w:type="dxa" w:w="60"/><w:left w:type="dxa" w:w="95"/><w:bottom w:type="dxa" w:w="60"/><w:right w:type="dxa" w:w="95"/></w:tcMar></w:tcPr><w:p><w:pPr><w:spacing w:after="0" w:line="254"/></w:pPr><w:r><w:rPr><w:sz w:val="18"/><w:szCs w:val="18"/></w:rPr><w:t xml:space="preserve">/api/pools/[id]/cards/purchase, /api/pools/[id]/cards/[cardId]/submit</w:t></w:r></w:p></w:tc></w:tr></w:tbl><w:p><w:pPr><w:pStyle w:val="Heading2"/><w:spacing w:after="100" w:before="240"/></w:pPr><w:r><w:t xml:space="preserve">13.2 Environment variables that have no safe default</w:t></w:r></w:p><w:tbl><w:tblPr><w:tblW w:type="dxa" w:w="8800"/><w:tblBorders><w:top w:val="single" w:color="auto" w:sz="4"/><w:left w:val="single" w:color="auto" w:sz="4"/><w:bottom w:val="single" w:color="auto" w:sz="4"/><w:right w:val="single" w:color="auto" w:sz="4"/><w:insideH w:val="single" w:color="auto" w:sz="4"/><w:insideV w:val="single" w:color="auto" w:sz="4"/></w:tblBorders></w:tblPr><w:tblGrid><w:gridCol w:w="3300"/><w:gridCol w:w="5500"/></w:tblGrid><w:tr><w:trPr><w:tblHeader/></w:trPr><w:tc><w:tcPr><w:tcW w:type="dxa" w:w="3300"/><w:tcBorders><w:top w:val="single" w:color="D9D9D9" w:sz="4"/><w:left w:val="single" w:color="D9D9D9" w:sz="4"/><w:bottom w:val="single" w:color="D9D9D9" w:sz="4"/><w:right w:val="single" w:color="D9D9D9" w:sz="4"/></w:tcBorders><w:shd w:fill="1F3864" w:val="clear"/><w:tcMar><w:top w:type="dxa" w:w="60"/><w:left w:type="dxa" w:w="95"/><w:bottom w:type="dxa" w:w="60"/><w:right w:type="dxa" w:w="95"/></w:tcMar></w:tcPr><w:p><w:pPr><w:spacing w:after="0" w:line="254"/></w:pPr><w:r><w:rPr><w:b/><w:bCs/><w:color w:val="FFFFFF"/><w:sz w:val="18"/><w:szCs w:val="18"/></w:rPr><w:t xml:space="preserve">Variable</w:t></w:r></w:p></w:tc><w:tc><w:tcPr><w:tcW w:type="dxa" w:w="5500"/><w:tcBorders><w:top w:val="single" w:color="D9D9D9" w:sz="4"/><w:left w:val="single" w:color="D9D9D9" w:sz="4"/><w:bottom w:val="single" w:color="D9D9D9" w:sz="4"/><w:right w:val="single" w:color="D9D9D9" w:sz="4"/></w:tcBorders><w:shd w:fill="1F3864" w:val="clear"/><w:tcMar><w:top w:type="dxa" w:w="60"/><w:left w:type="dxa" w:w="95"/><w:bottom w:type="dxa" w:w="60"/><w:right w:type="dxa" w:w="95"/></w:tcMar></w:tcPr><w:p><w:pPr><w:spacing w:after="0" w:line="254"/></w:pPr><w:r><w:rPr><w:b/><w:bCs/><w:color w:val="FFFFFF"/><w:sz w:val="18"/><w:szCs w:val="18"/></w:rPr><w:t xml:space="preserve">Consequence if wrong or missing</w:t></w:r></w:p></w:tc></w:tr><w:tr><w:tc><w:tcPr><w:tcW w:type="dxa" w:w="3300"/><w:tcBorders><w:top w:val="single" w:color="D9D9D9" w:sz="4"/><w:left w:val="single" w:color="D9D9D9" w:sz="4"/><w:bottom w:val="single" w:color="D9D9D9" w:sz="4"/><w:right w:val="single" w:color="D9D9D9" w:sz="4"/></w:tcBorders><w:tcMar><w:top w:type="dxa" w:w="60"/><w:left w:type="dxa" w:w="95"/><w:bottom w:type="dxa" w:w="60"/><w:right w:type="dxa" w:w="95"/></w:tcMar></w:tcPr><w:p><w:pPr><w:spacing w:after="0" w:line="254"/></w:pPr><w:r><w:rPr><w:sz w:val="18"/><w:szCs w:val="18"/></w:rPr><w:t xml:space="preserve">SUPABASE_SERVICE_ROLE_KEY</w:t></w:r></w:p></w:tc><w:tc><w:tcPr><w:tcW w:type="dxa" w:w="5500"/><w:tcBorders><w:top w:val="single" w:color="D9D9D9" w:sz="4"/><w:left w:val="single" w:color="D9D9D9" w:sz="4"/><w:bottom w:val="single" w:color="D9D9D9" w:sz="4"/><w:right w:val="single" w:color="D9D9D9" w:sz="4"/></w:tcBorders><w:tcMar><w:top w:type="dxa" w:w="60"/><w:left w:type="dxa" w:w="95"/><w:bottom w:type="dxa" w:w="60"/><w:right w:type="dxa" w:w="95"/></w:tcMar></w:tcPr><w:p><w:pPr><w:spacing w:after="0" w:line="254"/></w:pPr><w:r><w:rPr><w:sz w:val="18"/><w:szCs w:val="18"/></w:rPr><w:t xml:space="preserve">Bypasses all RLS. Never expose to the browser.</w:t></w:r></w:p></w:tc></w:tr><w:tr><w:tc><w:tcPr><w:tcW w:type="dxa" w:w="3300"/><w:tcBorders><w:top w:val="single" w:color="D9D9D9" w:sz="4"/><w:left w:val="single" w:color="D9D9D9" w:sz="4"/><w:bottom w:val="single" w:color="D9D9D9" w:sz="4"/><w:right w:val="single" w:color="D9D9D9" w:sz="4"/></w:tcBorders><w:shd w:fill="F4F6FA" w:val="clear"/><w:tcMar><w:top w:type="dxa" w:w="60"/><w:left w:type="dxa" w:w="95"/><w:bottom w:type="dxa" w:w="60"/><w:right w:type="dxa" w:w="95"/></w:tcMar></w:tcPr><w:p><w:pPr><w:spacing w:after="0" w:line="254"/></w:pPr><w:r><w:rPr><w:sz w:val="18"/><w:szCs w:val="18"/></w:rPr><w:t xml:space="preserve">STRIPE_WEBHOOK_SECRET</w:t></w:r></w:p></w:tc><w:tc><w:tcPr><w:tcW w:type="dxa" w:w="5500"/><w:tcBorders><w:top w:val="single" w:color="D9D9D9" w:sz="4"/><w:left w:val="single" w:color="D9D9D9" w:sz="4"/><w:bottom w:val="single" w:color="D9D9D9" w:sz="4"/><w:right w:val="single" w:color="D9D9D9" w:sz="4"/></w:tcBorders><w:shd w:fill="F4F6FA" w:val="clear"/><w:tcMar><w:top w:type="dxa" w:w="60"/><w:left w:type="dxa" w:w="95"/><w:bottom w:type="dxa" w:w="60"/><w:right w:type="dxa" w:w="95"/></w:tcMar></w:tcPr><w:p><w:pPr><w:spacing w:after="0" w:line="254"/></w:pPr><w:r><w:rPr><w:sz w:val="18"/><w:szCs w:val="18"/></w:rPr><w:t xml:space="preserve">Webhook fails closed — players are charged and receive no card.</w:t></w:r></w:p></w:tc></w:tr><w:tr><w:tc><w:tcPr><w:tcW w:type="dxa" w:w="3300"/><w:tcBorders><w:top w:val="single" w:color="D9D9D9" w:sz="4"/><w:left w:val="single" w:color="D9D9D9" w:sz="4"/><w:bottom w:val="single" w:color="D9D9D9" w:sz="4"/><w:right w:val="single" w:color="D9D9D9" w:sz="4"/></w:tcBorders><w:tcMar><w:top w:type="dxa" w:w="60"/><w:left w:type="dxa" w:w="95"/><w:bottom w:type="dxa" w:w="60"/><w:right w:type="dxa" w:w="95"/></w:tcMar></w:tcPr><w:p><w:pPr><w:spacing w:after="0" w:line="254"/></w:pPr><w:r><w:rPr><w:sz w:val="18"/><w:szCs w:val="18"/></w:rPr><w:t xml:space="preserve">CRON_SECRET</w:t></w:r></w:p></w:tc><w:tc><w:tcPr><w:tcW w:type="dxa" w:w="5500"/><w:tcBorders><w:top w:val="single" w:color="D9D9D9" w:sz="4"/><w:left w:val="single" w:color="D9D9D9" w:sz="4"/><w:bottom w:val="single" w:color="D9D9D9" w:sz="4"/><w:right w:val="single" w:color="D9D9D9" w:sz="4"/></w:tcBorders><w:tcMar><w:top w:type="dxa" w:w="60"/><w:left w:type="dxa" w:w="95"/><w:bottom w:type="dxa" w:w="60"/><w:right w:type="dxa" w:w="95"/></w:tcMar></w:tcPr><w:p><w:pPr><w:spacing w:after="0" w:line="254"/></w:pPr><w:r><w:rPr><w:sz w:val="18"/><w:szCs w:val="18"/></w:rPr><w:t xml:space="preserve">Settlement returns 503 and never runs; winners are never paid.</w:t></w:r></w:p></w:tc></w:tr><w:tr><w:tc><w:tcPr><w:tcW w:type="dxa" w:w="3300"/><w:tcBorders><w:top w:val="single" w:color="D9D9D9" w:sz="4"/><w:left w:val="single" w:color="D9D9D9" w:sz="4"/><w:bottom w:val="single" w:color="D9D9D9" w:sz="4"/><w:right w:val="single" w:color="D9D9D9" w:sz="4"/></w:tcBorders><w:shd w:fill="F4F6FA" w:val="clear"/><w:tcMar><w:top w:type="dxa" w:w="60"/><w:left w:type="dxa" w:w="95"/><w:bottom w:type="dxa" w:w="60"/><w:right w:type="dxa" w:w="95"/></w:tcMar></w:tcPr><w:p><w:pPr><w:spacing w:after="0" w:line="254"/></w:pPr><w:r><w:rPr><w:sz w:val="18"/><w:szCs w:val="18"/></w:rPr><w:t xml:space="preserve">SETUP_SECRET</w:t></w:r></w:p></w:tc><w:tc><w:tcPr><w:tcW w:type="dxa" w:w="5500"/><w:tcBorders><w:top w:val="single" w:color="D9D9D9" w:sz="4"/><w:left w:val="single" w:color="D9D9D9" w:sz="4"/><w:bottom w:val="single" w:color="D9D9D9" w:sz="4"/><w:right w:val="single" w:color="D9D9D9" w:sz="4"/></w:tcBorders><w:shd w:fill="F4F6FA" w:val="clear"/><w:tcMar><w:top w:type="dxa" w:w="60"/><w:left w:type="dxa" w:w="95"/><w:bottom w:type="dxa" w:w="60"/><w:right w:type="dxa" w:w="95"/></w:tcMar></w:tcPr><w:p><w:pPr><w:spacing w:after="0" w:line="254"/></w:pPr><w:r><w:rPr><w:sz w:val="18"/><w:szCs w:val="18"/></w:rPr><w:t xml:space="preserve">Admin bootstrap disabled. Unset it again once the admin exists.</w:t></w:r></w:p></w:tc></w:tr><w:tr><w:tc><w:tcPr><w:tcW w:type="dxa" w:w="3300"/><w:tcBorders><w:top w:val="single" w:color="D9D9D9" w:sz="4"/><w:left w:val="single" w:color="D9D9D9" w:sz="4"/><w:bottom w:val="single" w:color="D9D9D9" w:sz="4"/><w:right w:val="single" w:color="D9D9D9" w:sz="4"/></w:tcBorders><w:tcMar><w:top w:type="dxa" w:w="60"/><w:left w:type="dxa" w:w="95"/><w:bottom w:type="dxa" w:w="60"/><w:right w:type="dxa" w:w="95"/></w:tcMar></w:tcPr><w:p><w:pPr><w:spacing w:after="0" w:line="254"/></w:pPr><w:r><w:rPr><w:sz w:val="18"/><w:szCs w:val="18"/></w:rPr><w:t xml:space="preserve">PAYPAL_MODE</w:t></w:r></w:p></w:tc><w:tc><w:tcPr><w:tcW w:type="dxa" w:w="5500"/><w:tcBorders><w:top w:val="single" w:color="D9D9D9" w:sz="4"/><w:left w:val="single" w:color="D9D9D9" w:sz="4"/><w:bottom w:val="single" w:color="D9D9D9" w:sz="4"/><w:right w:val="single" w:color="D9D9D9" w:sz="4"/></w:tcBorders><w:tcMar><w:top w:type="dxa" w:w="60"/><w:left w:type="dxa" w:w="95"/><w:bottom w:type="dxa" w:w="60"/><w:right w:type="dxa" w:w="95"/></w:tcMar></w:tcPr><w:p><w:pPr><w:spacing w:after="0" w:line="254"/></w:pPr><w:r><w:rPr><w:sz w:val="18"/><w:szCs w:val="18"/></w:rPr><w:t xml:space="preserve">Sandbox in production is refused by an explicit guard.</w:t></w:r></w:p></w:tc></w:tr><w:tr><w:tc><w:tcPr><w:tcW w:type="dxa" w:w="3300"/><w:tcBorders><w:top w:val="single" w:color="D9D9D9" w:sz="4"/><w:left w:val="single" w:color="D9D9D9" w:sz="4"/><w:bottom w:val="single" w:color="D9D9D9" w:sz="4"/><w:right w:val="single" w:color="D9D9D9" w:sz="4"/></w:tcBorders><w:shd w:fill="F4F6FA" w:val="clear"/><w:tcMar><w:top w:type="dxa" w:w="60"/><w:left w:type="dxa" w:w="95"/><w:bottom w:type="dxa" w:w="60"/><w:right w:type="dxa" w:w="95"/></w:tcMar></w:tcPr><w:p><w:pPr><w:spacing w:after="0" w:line="254"/></w:pPr><w:r><w:rPr><w:sz w:val="18"/><w:szCs w:val="18"/></w:rPr><w:t xml:space="preserve">NEXT_PUBLIC_APP_URL</w:t></w:r></w:p></w:tc><w:tc><w:tcPr><w:tcW w:type="dxa" w:w="5500"/><w:tcBorders><w:top w:val="single" w:color="D9D9D9" w:sz="4"/><w:left w:val="single" w:color="D9D9D9" w:sz="4"/><w:bottom w:val="single" w:color="D9D9D9" w:sz="4"/><w:right w:val="single" w:color="D9D9D9" w:sz="4"/></w:tcBorders><w:shd w:fill="F4F6FA" w:val="clear"/><w:tcMar><w:top w:type="dxa" w:w="60"/><w:left w:type="dxa" w:w="95"/><w:bottom w:type="dxa" w:w="60"/><w:right w:type="dxa" w:w="95"/></w:tcMar></w:tcPr><w:p><w:pPr><w:spacing w:after="0" w:line="254"/></w:pPr><w:r><w:rPr><w:sz w:val="18"/><w:szCs w:val="18"/></w:rPr><w:t xml:space="preserve">Stripe redirects and auth emails point at the wrong host.</w:t></w:r></w:p></w:tc></w:tr></w:tbl><w:p><w:pPr><w:pBdr><w:top w:val="single" w:color="CCCCCC" w:sz="6" w:space="8"/></w:pBdr><w:spacing w:before="320"/></w:pPr><w:r><w:rPr><w:i/><w:iCs/><w:color w:val="595959"/><w:sz w:val="17"/><w:szCs w:val="17"/></w:rPr><w:t xml:space="preserve">Prepared as part of the final pre-handover audit. Companion documents: the backend security audit report, the technical architecture reference, and the plain-English overview.</w:t></w:r></w:p><w:sectPr><w:pgSz w:w="12240" w:h="15840" w:orient="portrait"/><w:pgMar w:top="1200" w:right="1300" w:bottom="1150" w:left="1300" w:header="708" w:footer="708" w:gutter="0"/><w:pgNumType/><w:docGrid w:linePitch="360"/></w:sectPr></w:body></w:document>
+</w:t></w:r><w:r><w:rPr><w:b/><w:bCs/><w:sz w:val="21"/><w:szCs w:val="21"/></w:rPr><w:t xml:space="preserve">2. A crafted pool could mint prize money. </w:t></w:r><w:r><w:rPr><w:sz w:val="21"/><w:szCs w:val="21"/></w:rPr><w:t xml:space="preserve">The platform fee is multiplied into the payout, and the column that holds it was writable on insert and unclamped — a pool created with a fee of −100 would have paid out twice its pot. Both are fixed; see §9.</w:t></w:r></w:p></w:tc></w:tr></w:tbl><w:p><w:pPr><w:pStyle w:val="Heading1"/><w:spacing w:after="140" w:before="300"/></w:pPr><w:r><w:t xml:space="preserve">2. What the product does</w:t></w:r></w:p><w:p><w:pPr><w:spacing w:after="130" w:line="280"/></w:pPr><w:r><w:rPr><w:sz w:val="21"/><w:szCs w:val="21"/></w:rPr><w:t xml:space="preserve">The domain has three core objects:</w:t></w:r></w:p><w:p><w:pPr><w:pStyle w:val="ListParagraph"/><w:numPr><w:ilvl w:val="0"/><w:numId w:val="2"/></w:numPr><w:spacing w:after="85" w:line="272"/></w:pPr><w:r><w:rPr><w:b/><w:bCs/><w:sz w:val="21"/><w:szCs w:val="21"/></w:rPr><w:t xml:space="preserve">Pool</w:t></w:r><w:r><w:rPr><w:sz w:val="21"/><w:szCs w:val="21"/></w:rPr><w:t xml:space="preserve"> — a contest over a slate of 6–9 NFL games from a single week, with a fixed entry fee. Pools are public (anyone may join) or private (invitation only).</w:t></w:r></w:p><w:p><w:pPr><w:pStyle w:val="ListParagraph"/><w:numPr><w:ilvl w:val="0"/><w:numId w:val="2"/></w:numPr><w:spacing w:after="85" w:line="272"/></w:pPr><w:r><w:rPr><w:b/><w:bCs/><w:sz w:val="21"/><w:szCs w:val="21"/></w:rPr><w:t xml:space="preserve">Parlay card</w:t></w:r><w:r><w:rPr><w:sz w:val="21"/><w:szCs w:val="21"/></w:rPr><w:t xml:space="preserve"> — a paid entry. A player may hold up to three per pool, each with its own set of predictions.</w:t></w:r></w:p><w:p><w:pPr><w:pStyle w:val="ListParagraph"/><w:numPr><w:ilvl w:val="0"/><w:numId w:val="2"/></w:numPr><w:spacing w:after="85" w:line="272"/></w:pPr><w:r><w:rPr><w:b/><w:bCs/><w:sz w:val="21"/><w:szCs w:val="21"/></w:rPr><w:t xml:space="preserve">Prize pot</w:t></w:r><w:r><w:rPr><w:sz w:val="21"/><w:szCs w:val="21"/></w:rPr><w:t xml:space="preserve"> — the sum of entry fees. At settlement the platform fee is deducted and the remainder is split between the winners.</w:t></w:r></w:p><w:p><w:pPr><w:pStyle w:val="Heading2"/><w:spacing w:after="100" w:before="240"/></w:pPr><w:r><w:t xml:space="preserve">2.1 The player journey</w:t></w:r></w:p><w:p><w:pPr><w:pStyle w:val="ListParagraph"/><w:numPr><w:ilvl w:val="0"/><w:numId w:val="3"/></w:numPr><w:spacing w:after="95" w:line="272"/></w:pPr><w:r><w:rPr><w:b/><w:bCs/><w:sz w:val="21"/><w:szCs w:val="21"/></w:rPr><w:t xml:space="preserve">Sign up</w:t></w:r><w:r><w:rPr><w:sz w:val="21"/><w:szCs w:val="21"/></w:rPr><w:t xml:space="preserve"> — email and password via Supabase Auth (minimum 10 characters, mixed case and a digit).</w:t></w:r></w:p><w:p><w:pPr><w:pStyle w:val="ListParagraph"/><w:numPr><w:ilvl w:val="0"/><w:numId w:val="3"/></w:numPr><w:spacing w:after="95" w:line="272"/></w:pPr><w:r><w:rPr><w:b/><w:bCs/><w:sz w:val="21"/><w:szCs w:val="21"/></w:rPr><w:t xml:space="preserve">Browse and join</w:t></w:r><w:r><w:rPr><w:sz w:val="21"/><w:szCs w:val="21"/></w:rPr><w:t xml:space="preserve"> — choose a pool and pay the entry fee through Stripe Checkout. The price is fixed by the pool server-side; the client cannot influence it.</w:t></w:r></w:p><w:p><w:pPr><w:pStyle w:val="ListParagraph"/><w:numPr><w:ilvl w:val="0"/><w:numId w:val="3"/></w:numPr><w:spacing w:after="95" w:line="272"/></w:pPr><w:r><w:rPr><w:b/><w:bCs/><w:sz w:val="21"/><w:szCs w:val="21"/></w:rPr><w:t xml:space="preserve">Receive a card</w:t></w:r><w:r><w:rPr><w:sz w:val="21"/><w:szCs w:val="21"/></w:rPr><w:t xml:space="preserve"> — issued only after Stripe confirms the payment. The webhook is the source of truth, so a closed tab or lost connection cannot cost a player their entry.</w:t></w:r></w:p><w:p><w:pPr><w:pStyle w:val="ListParagraph"/><w:numPr><w:ilvl w:val="0"/><w:numId w:val="3"/></w:numPr><w:spacing w:after="95" w:line="272"/></w:pPr><w:r><w:rPr><w:b/><w:bCs/><w:sz w:val="21"/><w:szCs w:val="21"/></w:rPr><w:t xml:space="preserve">Make predictions</w:t></w:r><w:r><w:rPr><w:sz w:val="21"/><w:szCs w:val="21"/></w:rPr><w:t xml:space="preserve"> — pick each game&apos;s outcome plus a total-score tiebreaker. Picks stay editable until that game kicks off, then lock.</w:t></w:r></w:p><w:p><w:pPr><w:pStyle w:val="ListParagraph"/><w:numPr><w:ilvl w:val="0"/><w:numId w:val="3"/></w:numPr><w:spacing w:after="95" w:line="272"/></w:pPr><w:r><w:rPr><w:b/><w:bCs/><w:sz w:val="21"/><w:szCs w:val="21"/></w:rPr><w:t xml:space="preserve">Games are played</w:t></w:r><w:r><w:rPr><w:sz w:val="21"/><w:szCs w:val="21"/></w:rPr><w:t xml:space="preserve"> — final scores are pulled automatically from the ESPN scoreboard feed.</w:t></w:r></w:p><w:p><w:pPr><w:pStyle w:val="ListParagraph"/><w:numPr><w:ilvl w:val="0"/><w:numId w:val="3"/></w:numPr><w:spacing w:after="95" w:line="272"/></w:pPr><w:r><w:rPr><w:b/><w:bCs/><w:sz w:val="21"/><w:szCs w:val="21"/></w:rPr><w:t xml:space="preserve">Settlement</w:t></w:r><w:r><w:rPr><w:sz w:val="21"/><w:szCs w:val="21"/></w:rPr><w:t xml:space="preserve"> — once every game in the pool has finished, all cards are scored, the winner (or winners) determined, and their share credited to their balance.</w:t></w:r></w:p><w:p><w:pPr><w:pStyle w:val="ListParagraph"/><w:numPr><w:ilvl w:val="0"/><w:numId w:val="3"/></w:numPr><w:spacing w:after="95" w:line="272"/></w:pPr><w:r><w:rPr><w:b/><w:bCs/><w:sz w:val="21"/><w:szCs w:val="21"/></w:rPr><w:t xml:space="preserve">Withdrawal</w:t></w:r><w:r><w:rPr><w:sz w:val="21"/><w:szCs w:val="21"/></w:rPr><w:t xml:space="preserve"> — the player links a PayPal address and requests a payout; an administrator approves it and the funds are sent.</w:t></w:r></w:p><w:p><w:pPr><w:pStyle w:val="Heading2"/><w:spacing w:after="100" w:before="240"/></w:pPr><w:r><w:t xml:space="preserve">2.2 How a winner is decided</w:t></w:r></w:p><w:p><w:pPr><w:spacing w:after="130" w:line="280"/></w:pPr><w:r><w:rPr><w:sz w:val="21"/><w:szCs w:val="21"/></w:rPr><w:t xml:space="preserve">A card is eligible only if it has a pick for every finished game in the pool. Cards are ranked by percentage of correct predictions. Ties are broken by the smallest total error across total-score predictions; a card that supplied no total-score prediction is treated as worst-case so it cannot win a tie by default. Where a genuine tie remains, the pot is split.</w:t></w:r></w:p><w:p><w:pPr><w:spacing w:after="130" w:line="280"/></w:pPr><w:r><w:rPr><w:sz w:val="21"/><w:szCs w:val="21"/></w:rPr><w:t xml:space="preserve">Cancelled or postponed games count as correct for every player, so a disrupted fixture cannot arbitrarily eliminate anyone.</w:t></w:r></w:p><w:tbl><w:tblPr><w:tblW w:type="dxa" w:w="8900"/><w:tblBorders><w:top w:val="single" w:color="auto" w:sz="4"/><w:left w:val="single" w:color="auto" w:sz="4"/><w:bottom w:val="single" w:color="auto" w:sz="4"/><w:right w:val="single" w:color="auto" w:sz="4"/><w:insideH w:val="single" w:color="auto" w:sz="4"/><w:insideV w:val="single" w:color="auto" w:sz="4"/></w:tblBorders></w:tblPr><w:tblGrid><w:gridCol w:w="8900"/></w:tblGrid><w:tr><w:tc><w:tcPr><w:tcW w:type="dxa" w:w="8900"/><w:tcBorders><w:top w:val="none"/><w:left w:val="single" w:color="1E7A3E" w:sz="18"/><w:bottom w:val="none"/><w:right w:val="none"/></w:tcBorders><w:shd w:fill="EAF2EA" w:val="clear"/><w:tcMar><w:top w:type="dxa" w:w="115"/><w:left w:type="dxa" w:w="155"/><w:bottom w:type="dxa" w:w="115"/><w:right w:type="dxa" w:w="155"/></w:tcMar></w:tcPr><w:p><w:pPr><w:spacing w:after="45"/></w:pPr><w:r><w:rPr><w:b/><w:bCs/><w:color w:val="1F3864"/><w:sz w:val="20"/><w:szCs w:val="20"/></w:rPr><w:t xml:space="preserve">Money precision</w:t></w:r></w:p><w:p><w:pPr><w:spacing w:after="0" w:line="274"/></w:pPr><w:r><w:rPr><w:sz w:val="21"/><w:szCs w:val="21"/></w:rPr><w:t xml:space="preserve">The pot is divided in integer cents, with any indivisible remainder distributed one cent at a time in a deterministic order. Payouts therefore sum to exactly the net pot for every pot size and winner count — verified by an automated sweep across 243 combinations.</w:t></w:r></w:p></w:tc></w:tr></w:tbl><w:p><w:r><w:br w:type="page"/></w:r></w:p><w:p><w:pPr><w:pStyle w:val="Heading1"/><w:spacing w:after="140" w:before="300"/></w:pPr><w:r><w:t xml:space="preserve">3. Architecture</w:t></w:r></w:p><w:p><w:pPr><w:spacing w:after="130" w:line="280"/></w:pPr><w:r><w:rPr><w:sz w:val="21"/><w:szCs w:val="21"/></w:rPr><w:t xml:space="preserve">Gridiron is a single Next.js application. There is no separate backend service: the API is a set of App Router route handlers that execute server-side, deployed as serverless functions.</w:t></w:r></w:p><w:tbl><w:tblPr><w:tblW w:type="dxa" w:w="8800"/><w:tblBorders><w:top w:val="single" w:color="auto" w:sz="4"/><w:left w:val="single" w:color="auto" w:sz="4"/><w:bottom w:val="single" w:color="auto" w:sz="4"/><w:right w:val="single" w:color="auto" w:sz="4"/><w:insideH w:val="single" w:color="auto" w:sz="4"/><w:insideV w:val="single" w:color="auto" w:sz="4"/></w:tblBorders></w:tblPr><w:tblGrid><w:gridCol w:w="2400"/><w:gridCol w:w="6400"/></w:tblGrid><w:tr><w:trPr><w:tblHeader/></w:trPr><w:tc><w:tcPr><w:tcW w:type="dxa" w:w="2400"/><w:tcBorders><w:top w:val="single" w:color="D9D9D9" w:sz="4"/><w:left w:val="single" w:color="D9D9D9" w:sz="4"/><w:bottom w:val="single" w:color="D9D9D9" w:sz="4"/><w:right w:val="single" w:color="D9D9D9" w:sz="4"/></w:tcBorders><w:shd w:fill="1F3864" w:val="clear"/><w:tcMar><w:top w:type="dxa" w:w="60"/><w:left w:type="dxa" w:w="95"/><w:bottom w:type="dxa" w:w="60"/><w:right w:type="dxa" w:w="95"/></w:tcMar></w:tcPr><w:p><w:pPr><w:spacing w:after="0" w:line="254"/></w:pPr><w:r><w:rPr><w:b/><w:bCs/><w:color w:val="FFFFFF"/><w:sz w:val="18"/><w:szCs w:val="18"/></w:rPr><w:t xml:space="preserve">Component</w:t></w:r></w:p></w:tc><w:tc><w:tcPr><w:tcW w:type="dxa" w:w="6400"/><w:tcBorders><w:top w:val="single" w:color="D9D9D9" w:sz="4"/><w:left w:val="single" w:color="D9D9D9" w:sz="4"/><w:bottom w:val="single" w:color="D9D9D9" w:sz="4"/><w:right w:val="single" w:color="D9D9D9" w:sz="4"/></w:tcBorders><w:shd w:fill="1F3864" w:val="clear"/><w:tcMar><w:top w:type="dxa" w:w="60"/><w:left w:type="dxa" w:w="95"/><w:bottom w:type="dxa" w:w="60"/><w:right w:type="dxa" w:w="95"/></w:tcMar></w:tcPr><w:p><w:pPr><w:spacing w:after="0" w:line="254"/></w:pPr><w:r><w:rPr><w:b/><w:bCs/><w:color w:val="FFFFFF"/><w:sz w:val="18"/><w:szCs w:val="18"/></w:rPr><w:t xml:space="preserve">Role</w:t></w:r></w:p></w:tc></w:tr><w:tr><w:tc><w:tcPr><w:tcW w:type="dxa" w:w="2400"/><w:tcBorders><w:top w:val="single" w:color="D9D9D9" w:sz="4"/><w:left w:val="single" w:color="D9D9D9" w:sz="4"/><w:bottom w:val="single" w:color="D9D9D9" w:sz="4"/><w:right w:val="single" w:color="D9D9D9" w:sz="4"/></w:tcBorders><w:tcMar><w:top w:type="dxa" w:w="60"/><w:left w:type="dxa" w:w="95"/><w:bottom w:type="dxa" w:w="60"/><w:right w:type="dxa" w:w="95"/></w:tcMar></w:tcPr><w:p><w:pPr><w:spacing w:after="0" w:line="254"/></w:pPr><w:r><w:rPr><w:sz w:val="18"/><w:szCs w:val="18"/></w:rPr><w:t xml:space="preserve">Next.js 16 (App Router)</w:t></w:r></w:p></w:tc><w:tc><w:tcPr><w:tcW w:type="dxa" w:w="6400"/><w:tcBorders><w:top w:val="single" w:color="D9D9D9" w:sz="4"/><w:left w:val="single" w:color="D9D9D9" w:sz="4"/><w:bottom w:val="single" w:color="D9D9D9" w:sz="4"/><w:right w:val="single" w:color="D9D9D9" w:sz="4"/></w:tcBorders><w:tcMar><w:top w:type="dxa" w:w="60"/><w:left w:type="dxa" w:w="95"/><w:bottom w:type="dxa" w:w="60"/><w:right w:type="dxa" w:w="95"/></w:tcMar></w:tcPr><w:p><w:pPr><w:spacing w:after="0" w:line="254"/></w:pPr><w:r><w:rPr><w:sz w:val="18"/><w:szCs w:val="18"/></w:rPr><w:t xml:space="preserve">UI and API in one deployment. Route handlers under src/app/api are the backend.</w:t></w:r></w:p></w:tc></w:tr><w:tr><w:tc><w:tcPr><w:tcW w:type="dxa" w:w="2400"/><w:tcBorders><w:top w:val="single" w:color="D9D9D9" w:sz="4"/><w:left w:val="single" w:color="D9D9D9" w:sz="4"/><w:bottom w:val="single" w:color="D9D9D9" w:sz="4"/><w:right w:val="single" w:color="D9D9D9" w:sz="4"/></w:tcBorders><w:shd w:fill="F4F6FA" w:val="clear"/><w:tcMar><w:top w:type="dxa" w:w="60"/><w:left w:type="dxa" w:w="95"/><w:bottom w:type="dxa" w:w="60"/><w:right w:type="dxa" w:w="95"/></w:tcMar></w:tcPr><w:p><w:pPr><w:spacing w:after="0" w:line="254"/></w:pPr><w:r><w:rPr><w:sz w:val="18"/><w:szCs w:val="18"/></w:rPr><w:t xml:space="preserve">Supabase Postgres</w:t></w:r></w:p></w:tc><w:tc><w:tcPr><w:tcW w:type="dxa" w:w="6400"/><w:tcBorders><w:top w:val="single" w:color="D9D9D9" w:sz="4"/><w:left w:val="single" w:color="D9D9D9" w:sz="4"/><w:bottom w:val="single" w:color="D9D9D9" w:sz="4"/><w:right w:val="single" w:color="D9D9D9" w:sz="4"/></w:tcBorders><w:shd w:fill="F4F6FA" w:val="clear"/><w:tcMar><w:top w:type="dxa" w:w="60"/><w:left w:type="dxa" w:w="95"/><w:bottom w:type="dxa" w:w="60"/><w:right w:type="dxa" w:w="95"/></w:tcMar></w:tcPr><w:p><w:pPr><w:spacing w:after="0" w:line="254"/></w:pPr><w:r><w:rPr><w:sz w:val="18"/><w:szCs w:val="18"/></w:rPr><w:t xml:space="preserve">System of record. Row Level Security is the authorization boundary.</w:t></w:r></w:p></w:tc></w:tr><w:tr><w:tc><w:tcPr><w:tcW w:type="dxa" w:w="2400"/><w:tcBorders><w:top w:val="single" w:color="D9D9D9" w:sz="4"/><w:left w:val="single" w:color="D9D9D9" w:sz="4"/><w:bottom w:val="single" w:color="D9D9D9" w:sz="4"/><w:right w:val="single" w:color="D9D9D9" w:sz="4"/></w:tcBorders><w:tcMar><w:top w:type="dxa" w:w="60"/><w:left w:type="dxa" w:w="95"/><w:bottom w:type="dxa" w:w="60"/><w:right w:type="dxa" w:w="95"/></w:tcMar></w:tcPr><w:p><w:pPr><w:spacing w:after="0" w:line="254"/></w:pPr><w:r><w:rPr><w:sz w:val="18"/><w:szCs w:val="18"/></w:rPr><w:t xml:space="preserve">Supabase Auth (GoTrue)</w:t></w:r></w:p></w:tc><w:tc><w:tcPr><w:tcW w:type="dxa" w:w="6400"/><w:tcBorders><w:top w:val="single" w:color="D9D9D9" w:sz="4"/><w:left w:val="single" w:color="D9D9D9" w:sz="4"/><w:bottom w:val="single" w:color="D9D9D9" w:sz="4"/><w:right w:val="single" w:color="D9D9D9" w:sz="4"/></w:tcBorders><w:tcMar><w:top w:type="dxa" w:w="60"/><w:left w:type="dxa" w:w="95"/><w:bottom w:type="dxa" w:w="60"/><w:right w:type="dxa" w:w="95"/></w:tcMar></w:tcPr><w:p><w:pPr><w:spacing w:after="0" w:line="254"/></w:pPr><w:r><w:rPr><w:sz w:val="18"/><w:szCs w:val="18"/></w:rPr><w:t xml:space="preserve">Identity. JWT delivered in HTTP-only cookies.</w:t></w:r></w:p></w:tc></w:tr><w:tr><w:tc><w:tcPr><w:tcW w:type="dxa" w:w="2400"/><w:tcBorders><w:top w:val="single" w:color="D9D9D9" w:sz="4"/><w:left w:val="single" w:color="D9D9D9" w:sz="4"/><w:bottom w:val="single" w:color="D9D9D9" w:sz="4"/><w:right w:val="single" w:color="D9D9D9" w:sz="4"/></w:tcBorders><w:shd w:fill="F4F6FA" w:val="clear"/><w:tcMar><w:top w:type="dxa" w:w="60"/><w:left w:type="dxa" w:w="95"/><w:bottom w:type="dxa" w:w="60"/><w:right w:type="dxa" w:w="95"/></w:tcMar></w:tcPr><w:p><w:pPr><w:spacing w:after="0" w:line="254"/></w:pPr><w:r><w:rPr><w:sz w:val="18"/><w:szCs w:val="18"/></w:rPr><w:t xml:space="preserve">Stripe</w:t></w:r></w:p></w:tc><w:tc><w:tcPr><w:tcW w:type="dxa" w:w="6400"/><w:tcBorders><w:top w:val="single" w:color="D9D9D9" w:sz="4"/><w:left w:val="single" w:color="D9D9D9" w:sz="4"/><w:bottom w:val="single" w:color="D9D9D9" w:sz="4"/><w:right w:val="single" w:color="D9D9D9" w:sz="4"/></w:tcBorders><w:shd w:fill="F4F6FA" w:val="clear"/><w:tcMar><w:top w:type="dxa" w:w="60"/><w:left w:type="dxa" w:w="95"/><w:bottom w:type="dxa" w:w="60"/><w:right w:type="dxa" w:w="95"/></w:tcMar></w:tcPr><w:p><w:pPr><w:spacing w:after="0" w:line="254"/></w:pPr><w:r><w:rPr><w:sz w:val="18"/><w:szCs w:val="18"/></w:rPr><w:t xml:space="preserve">Card payments in. The webhook is the authoritative fulfilment trigger.</w:t></w:r></w:p></w:tc></w:tr><w:tr><w:tc><w:tcPr><w:tcW w:type="dxa" w:w="2400"/><w:tcBorders><w:top w:val="single" w:color="D9D9D9" w:sz="4"/><w:left w:val="single" w:color="D9D9D9" w:sz="4"/><w:bottom w:val="single" w:color="D9D9D9" w:sz="4"/><w:right w:val="single" w:color="D9D9D9" w:sz="4"/></w:tcBorders><w:tcMar><w:top w:type="dxa" w:w="60"/><w:left w:type="dxa" w:w="95"/><w:bottom w:type="dxa" w:w="60"/><w:right w:type="dxa" w:w="95"/></w:tcMar></w:tcPr><w:p><w:pPr><w:spacing w:after="0" w:line="254"/></w:pPr><w:r><w:rPr><w:sz w:val="18"/><w:szCs w:val="18"/></w:rPr><w:t xml:space="preserve">PayPal Payouts</w:t></w:r></w:p></w:tc><w:tc><w:tcPr><w:tcW w:type="dxa" w:w="6400"/><w:tcBorders><w:top w:val="single" w:color="D9D9D9" w:sz="4"/><w:left w:val="single" w:color="D9D9D9" w:sz="4"/><w:bottom w:val="single" w:color="D9D9D9" w:sz="4"/><w:right w:val="single" w:color="D9D9D9" w:sz="4"/></w:tcBorders><w:tcMar><w:top w:type="dxa" w:w="60"/><w:left w:type="dxa" w:w="95"/><w:bottom w:type="dxa" w:w="60"/><w:right w:type="dxa" w:w="95"/></w:tcMar></w:tcPr><w:p><w:pPr><w:spacing w:after="0" w:line="254"/></w:pPr><w:r><w:rPr><w:sz w:val="18"/><w:szCs w:val="18"/></w:rPr><w:t xml:space="preserve">Withdrawals out.</w:t></w:r></w:p></w:tc></w:tr><w:tr><w:tc><w:tcPr><w:tcW w:type="dxa" w:w="2400"/><w:tcBorders><w:top w:val="single" w:color="D9D9D9" w:sz="4"/><w:left w:val="single" w:color="D9D9D9" w:sz="4"/><w:bottom w:val="single" w:color="D9D9D9" w:sz="4"/><w:right w:val="single" w:color="D9D9D9" w:sz="4"/></w:tcBorders><w:shd w:fill="F4F6FA" w:val="clear"/><w:tcMar><w:top w:type="dxa" w:w="60"/><w:left w:type="dxa" w:w="95"/><w:bottom w:type="dxa" w:w="60"/><w:right w:type="dxa" w:w="95"/></w:tcMar></w:tcPr><w:p><w:pPr><w:spacing w:after="0" w:line="254"/></w:pPr><w:r><w:rPr><w:sz w:val="18"/><w:szCs w:val="18"/></w:rPr><w:t xml:space="preserve">ESPN scoreboard API</w:t></w:r></w:p></w:tc><w:tc><w:tcPr><w:tcW w:type="dxa" w:w="6400"/><w:tcBorders><w:top w:val="single" w:color="D9D9D9" w:sz="4"/><w:left w:val="single" w:color="D9D9D9" w:sz="4"/><w:bottom w:val="single" w:color="D9D9D9" w:sz="4"/><w:right w:val="single" w:color="D9D9D9" w:sz="4"/></w:tcBorders><w:shd w:fill="F4F6FA" w:val="clear"/><w:tcMar><w:top w:type="dxa" w:w="60"/><w:left w:type="dxa" w:w="95"/><w:bottom w:type="dxa" w:w="60"/><w:right w:type="dxa" w:w="95"/></w:tcMar></w:tcPr><w:p><w:pPr><w:spacing w:after="0" w:line="254"/></w:pPr><w:r><w:rPr><w:sz w:val="18"/><w:szCs w:val="18"/></w:rPr><w:t xml:space="preserve">Fixtures, live status and final scores.</w:t></w:r></w:p></w:tc></w:tr><w:tr><w:tc><w:tcPr><w:tcW w:type="dxa" w:w="2400"/><w:tcBorders><w:top w:val="single" w:color="D9D9D9" w:sz="4"/><w:left w:val="single" w:color="D9D9D9" w:sz="4"/><w:bottom w:val="single" w:color="D9D9D9" w:sz="4"/><w:right w:val="single" w:color="D9D9D9" w:sz="4"/></w:tcBorders><w:tcMar><w:top w:type="dxa" w:w="60"/><w:left w:type="dxa" w:w="95"/><w:bottom w:type="dxa" w:w="60"/><w:right w:type="dxa" w:w="95"/></w:tcMar></w:tcPr><w:p><w:pPr><w:spacing w:after="0" w:line="254"/></w:pPr><w:r><w:rPr><w:sz w:val="18"/><w:szCs w:val="18"/></w:rPr><w:t xml:space="preserve">Vercel Cron + GitHub Actions</w:t></w:r></w:p></w:tc><w:tc><w:tcPr><w:tcW w:type="dxa" w:w="6400"/><w:tcBorders><w:top w:val="single" w:color="D9D9D9" w:sz="4"/><w:left w:val="single" w:color="D9D9D9" w:sz="4"/><w:bottom w:val="single" w:color="D9D9D9" w:sz="4"/><w:right w:val="single" w:color="D9D9D9" w:sz="4"/></w:tcBorders><w:tcMar><w:top w:type="dxa" w:w="60"/><w:left w:type="dxa" w:w="95"/><w:bottom w:type="dxa" w:w="60"/><w:right w:type="dxa" w:w="95"/></w:tcMar></w:tcPr><w:p><w:pPr><w:spacing w:after="0" w:line="254"/></w:pPr><w:r><w:rPr><w:sz w:val="18"/><w:szCs w:val="18"/></w:rPr><w:t xml:space="preserve">Scheduled settlement (daily and every 30 minutes respectively).</w:t></w:r></w:p></w:tc></w:tr><w:tr><w:tc><w:tcPr><w:tcW w:type="dxa" w:w="2400"/><w:tcBorders><w:top w:val="single" w:color="D9D9D9" w:sz="4"/><w:left w:val="single" w:color="D9D9D9" w:sz="4"/><w:bottom w:val="single" w:color="D9D9D9" w:sz="4"/><w:right w:val="single" w:color="D9D9D9" w:sz="4"/></w:tcBorders><w:shd w:fill="F4F6FA" w:val="clear"/><w:tcMar><w:top w:type="dxa" w:w="60"/><w:left w:type="dxa" w:w="95"/><w:bottom w:type="dxa" w:w="60"/><w:right w:type="dxa" w:w="95"/></w:tcMar></w:tcPr><w:p><w:pPr><w:spacing w:after="0" w:line="254"/></w:pPr><w:r><w:rPr><w:sz w:val="18"/><w:szCs w:val="18"/></w:rPr><w:t xml:space="preserve">Upstash Redis (optional)</w:t></w:r></w:p></w:tc><w:tc><w:tcPr><w:tcW w:type="dxa" w:w="6400"/><w:tcBorders><w:top w:val="single" w:color="D9D9D9" w:sz="4"/><w:left w:val="single" w:color="D9D9D9" w:sz="4"/><w:bottom w:val="single" w:color="D9D9D9" w:sz="4"/><w:right w:val="single" w:color="D9D9D9" w:sz="4"/></w:tcBorders><w:shd w:fill="F4F6FA" w:val="clear"/><w:tcMar><w:top w:type="dxa" w:w="60"/><w:left w:type="dxa" w:w="95"/><w:bottom w:type="dxa" w:w="60"/><w:right w:type="dxa" w:w="95"/></w:tcMar></w:tcPr><w:p><w:pPr><w:spacing w:after="0" w:line="254"/></w:pPr><w:r><w:rPr><w:sz w:val="18"/><w:szCs w:val="18"/></w:rPr><w:t xml:space="preserve">Shared-store rate limiting across serverless instances.</w:t></w:r></w:p></w:tc></w:tr></w:tbl><w:p><w:pPr><w:pStyle w:val="Heading2"/><w:spacing w:after="100" w:before="240"/></w:pPr><w:r><w:t xml:space="preserve">3.1 The two database clients</w:t></w:r></w:p><w:p><w:pPr><w:spacing w:after="130" w:line="280"/></w:pPr><w:r><w:rPr><w:sz w:val="21"/><w:szCs w:val="21"/></w:rPr><w:t xml:space="preserve">Choosing correctly between these is the backbone of the access-control model, and is the first thing to check in any review:</w:t></w:r></w:p><w:tbl><w:tblPr><w:tblW w:type="dxa" w:w="8800"/><w:tblBorders><w:top w:val="single" w:color="auto" w:sz="4"/><w:left w:val="single" w:color="auto" w:sz="4"/><w:bottom w:val="single" w:color="auto" w:sz="4"/><w:right w:val="single" w:color="auto" w:sz="4"/><w:insideH w:val="single" w:color="auto" w:sz="4"/><w:insideV w:val="single" w:color="auto" w:sz="4"/></w:tblBorders></w:tblPr><w:tblGrid><w:gridCol w:w="2700"/><w:gridCol w:w="6100"/></w:tblGrid><w:tr><w:trPr><w:tblHeader/></w:trPr><w:tc><w:tcPr><w:tcW w:type="dxa" w:w="2700"/><w:tcBorders><w:top w:val="single" w:color="D9D9D9" w:sz="4"/><w:left w:val="single" w:color="D9D9D9" w:sz="4"/><w:bottom w:val="single" w:color="D9D9D9" w:sz="4"/><w:right w:val="single" w:color="D9D9D9" w:sz="4"/></w:tcBorders><w:shd w:fill="1F3864" w:val="clear"/><w:tcMar><w:top w:type="dxa" w:w="60"/><w:left w:type="dxa" w:w="95"/><w:bottom w:type="dxa" w:w="60"/><w:right w:type="dxa" w:w="95"/></w:tcMar></w:tcPr><w:p><w:pPr><w:spacing w:after="0" w:line="254"/></w:pPr><w:r><w:rPr><w:b/><w:bCs/><w:color w:val="FFFFFF"/><w:sz w:val="18"/><w:szCs w:val="18"/></w:rPr><w:t xml:space="preserve">Client</w:t></w:r></w:p></w:tc><w:tc><w:tcPr><w:tcW w:type="dxa" w:w="6100"/><w:tcBorders><w:top w:val="single" w:color="D9D9D9" w:sz="4"/><w:left w:val="single" w:color="D9D9D9" w:sz="4"/><w:bottom w:val="single" w:color="D9D9D9" w:sz="4"/><w:right w:val="single" w:color="D9D9D9" w:sz="4"/></w:tcBorders><w:shd w:fill="1F3864" w:val="clear"/><w:tcMar><w:top w:type="dxa" w:w="60"/><w:left w:type="dxa" w:w="95"/><w:bottom w:type="dxa" w:w="60"/><w:right w:type="dxa" w:w="95"/></w:tcMar></w:tcPr><w:p><w:pPr><w:spacing w:after="0" w:line="254"/></w:pPr><w:r><w:rPr><w:b/><w:bCs/><w:color w:val="FFFFFF"/><w:sz w:val="18"/><w:szCs w:val="18"/></w:rPr><w:t xml:space="preserve">Semantics</w:t></w:r></w:p></w:tc></w:tr><w:tr><w:tc><w:tcPr><w:tcW w:type="dxa" w:w="2700"/><w:tcBorders><w:top w:val="single" w:color="D9D9D9" w:sz="4"/><w:left w:val="single" w:color="D9D9D9" w:sz="4"/><w:bottom w:val="single" w:color="D9D9D9" w:sz="4"/><w:right w:val="single" w:color="D9D9D9" w:sz="4"/></w:tcBorders><w:tcMar><w:top w:type="dxa" w:w="60"/><w:left w:type="dxa" w:w="95"/><w:bottom w:type="dxa" w:w="60"/><w:right w:type="dxa" w:w="95"/></w:tcMar></w:tcPr><w:p><w:pPr><w:spacing w:after="0" w:line="254"/></w:pPr><w:r><w:rPr><w:sz w:val="18"/><w:szCs w:val="18"/></w:rPr><w:t xml:space="preserve">createClient() — src/lib/supabase/server.ts</w:t></w:r></w:p></w:tc><w:tc><w:tcPr><w:tcW w:type="dxa" w:w="6100"/><w:tcBorders><w:top w:val="single" w:color="D9D9D9" w:sz="4"/><w:left w:val="single" w:color="D9D9D9" w:sz="4"/><w:bottom w:val="single" w:color="D9D9D9" w:sz="4"/><w:right w:val="single" w:color="D9D9D9" w:sz="4"/></w:tcBorders><w:tcMar><w:top w:type="dxa" w:w="60"/><w:left w:type="dxa" w:w="95"/><w:bottom w:type="dxa" w:w="60"/><w:right w:type="dxa" w:w="95"/></w:tcMar></w:tcPr><w:p><w:pPr><w:spacing w:after="0" w:line="254"/></w:pPr><w:r><w:rPr><w:sz w:val="18"/><w:szCs w:val="18"/></w:rPr><w:t xml:space="preserve">Bound to the request cookies; runs as the signed-in user (or anonymous). RLS applies. The default for anything user-facing.</w:t></w:r></w:p></w:tc></w:tr><w:tr><w:tc><w:tcPr><w:tcW w:type="dxa" w:w="2700"/><w:tcBorders><w:top w:val="single" w:color="D9D9D9" w:sz="4"/><w:left w:val="single" w:color="D9D9D9" w:sz="4"/><w:bottom w:val="single" w:color="D9D9D9" w:sz="4"/><w:right w:val="single" w:color="D9D9D9" w:sz="4"/></w:tcBorders><w:shd w:fill="F4F6FA" w:val="clear"/><w:tcMar><w:top w:type="dxa" w:w="60"/><w:left w:type="dxa" w:w="95"/><w:bottom w:type="dxa" w:w="60"/><w:right w:type="dxa" w:w="95"/></w:tcMar></w:tcPr><w:p><w:pPr><w:spacing w:after="0" w:line="254"/></w:pPr><w:r><w:rPr><w:sz w:val="18"/><w:szCs w:val="18"/></w:rPr><w:t xml:space="preserve">createAdminClient() — src/lib/supabase/admin.ts</w:t></w:r></w:p></w:tc><w:tc><w:tcPr><w:tcW w:type="dxa" w:w="6100"/><w:tcBorders><w:top w:val="single" w:color="D9D9D9" w:sz="4"/><w:left w:val="single" w:color="D9D9D9" w:sz="4"/><w:bottom w:val="single" w:color="D9D9D9" w:sz="4"/><w:right w:val="single" w:color="D9D9D9" w:sz="4"/></w:tcBorders><w:shd w:fill="F4F6FA" w:val="clear"/><w:tcMar><w:top w:type="dxa" w:w="60"/><w:left w:type="dxa" w:w="95"/><w:bottom w:type="dxa" w:w="60"/><w:right w:type="dxa" w:w="95"/></w:tcMar></w:tcPr><w:p><w:pPr><w:spacing w:after="0" w:line="254"/></w:pPr><w:r><w:rPr><w:sz w:val="18"/><w:szCs w:val="18"/></w:rPr><w:t xml:space="preserve">Service-role. Bypasses RLS entirely. Permitted only where there is no user session (Stripe webhook, cron) or immediately after an explicit authorization gate.</w:t></w:r></w:p></w:tc></w:tr></w:tbl><w:p><w:pPr><w:pStyle w:val="Heading2"/><w:spacing w:after="100" w:before="240"/></w:pPr><w:r><w:t xml:space="preserve">3.2 Request lifecycle</w:t></w:r></w:p><w:p><w:pPr><w:pBdr><w:left w:val="single" w:color="C4CDD5" w:sz="14" w:space="8"/></w:pBdr><w:shd w:fill="F6F8FA" w:val="clear"/><w:spacing w:after="0" w:line="236"/></w:pPr><w:r><w:rPr><w:rFonts w:ascii="Consolas" w:cs="Consolas" w:eastAsia="Consolas" w:hAnsi="Consolas"/><w:color w:val="24292E"/><w:sz w:val="17"/><w:szCs w:val="17"/></w:rPr><w:t xml:space="preserve">1. Route handler invoked</w:t></w:r></w:p><w:p><w:pPr><w:pBdr><w:left w:val="single" w:color="C4CDD5" w:sz="14" w:space="8"/></w:pBdr><w:shd w:fill="F6F8FA" w:val="clear"/><w:spacing w:after="0" w:line="236"/></w:pPr><w:r><w:rPr><w:rFonts w:ascii="Consolas" w:cs="Consolas" w:eastAsia="Consolas" w:hAnsi="Consolas"/><w:color w:val="24292E"/><w:sz w:val="17"/><w:szCs w:val="17"/></w:rPr><w:t xml:space="preserve">2. supabase = await createClient()             // cookie-bound session client</w:t></w:r></w:p><w:p><w:pPr><w:pBdr><w:left w:val="single" w:color="C4CDD5" w:sz="14" w:space="8"/></w:pBdr><w:shd w:fill="F6F8FA" w:val="clear"/><w:spacing w:after="0" w:line="236"/></w:pPr><w:r><w:rPr><w:rFonts w:ascii="Consolas" w:cs="Consolas" w:eastAsia="Consolas" w:hAnsi="Consolas"/><w:color w:val="24292E"/><w:sz w:val="17"/><w:szCs w:val="17"/></w:rPr><w:t xml:space="preserve">3. supabase.auth.getUser()                     // verify the JWT</w:t></w:r></w:p><w:p><w:pPr><w:pBdr><w:left w:val="single" w:color="C4CDD5" w:sz="14" w:space="8"/></w:pBdr><w:shd w:fill="F6F8FA" w:val="clear"/><w:spacing w:after="0" w:line="236"/></w:pPr><w:r><w:rPr><w:rFonts w:ascii="Consolas" w:cs="Consolas" w:eastAsia="Consolas" w:hAnsi="Consolas"/><w:color w:val="24292E"/><w:sz w:val="17"/><w:szCs w:val="17"/></w:rPr><w:t xml:space="preserve">4. not signed in -&gt; 401</w:t></w:r></w:p><w:p><w:pPr><w:pBdr><w:left w:val="single" w:color="C4CDD5" w:sz="14" w:space="8"/></w:pBdr><w:shd w:fill="F6F8FA" w:val="clear"/><w:spacing w:after="0" w:line="236"/></w:pPr><w:r><w:rPr><w:rFonts w:ascii="Consolas" w:cs="Consolas" w:eastAsia="Consolas" w:hAnsi="Consolas"/><w:color w:val="24292E"/><w:sz w:val="17"/><w:szCs w:val="17"/></w:rPr><w:t xml:space="preserve">5. authorize: bind the object to the caller, and/or requireAdmin()</w:t></w:r></w:p><w:p><w:pPr><w:pBdr><w:left w:val="single" w:color="C4CDD5" w:sz="14" w:space="8"/></w:pBdr><w:shd w:fill="F6F8FA" w:val="clear"/><w:spacing w:after="0" w:line="236"/></w:pPr><w:r><w:rPr><w:rFonts w:ascii="Consolas" w:cs="Consolas" w:eastAsia="Consolas" w:hAnsi="Consolas"/><w:color w:val="24292E"/><w:sz w:val="17"/><w:szCs w:val="17"/></w:rPr><w:t xml:space="preserve">6. validate: zod .parse() / .safeParse() on body and params</w:t></w:r></w:p><w:p><w:pPr><w:pBdr><w:left w:val="single" w:color="C4CDD5" w:sz="14" w:space="8"/></w:pBdr><w:shd w:fill="F6F8FA" w:val="clear"/><w:spacing w:after="0" w:line="236"/></w:pPr><w:r><w:rPr><w:rFonts w:ascii="Consolas" w:cs="Consolas" w:eastAsia="Consolas" w:hAnsi="Consolas"/><w:color w:val="24292E"/><w:sz w:val="17"/><w:szCs w:val="17"/></w:rPr><w:t xml:space="preserve">7. guards: assertSameOrigin() + rate limit on money mutations</w:t></w:r></w:p><w:p><w:pPr><w:pBdr><w:left w:val="single" w:color="C4CDD5" w:sz="14" w:space="8"/></w:pBdr><w:shd w:fill="F6F8FA" w:val="clear"/><w:spacing w:after="0" w:line="236"/></w:pPr><w:r><w:rPr><w:rFonts w:ascii="Consolas" w:cs="Consolas" w:eastAsia="Consolas" w:hAnsi="Consolas"/><w:color w:val="24292E"/><w:sz w:val="17"/><w:szCs w:val="17"/></w:rPr><w:t xml:space="preserve">8. execute under RLS  (or service-role, only after step 5)</w:t></w:r></w:p><w:p><w:pPr><w:pBdr><w:left w:val="single" w:color="C4CDD5" w:sz="14" w:space="8"/></w:pBdr><w:shd w:fill="F6F8FA" w:val="clear"/><w:spacing w:after="130" w:line="236"/></w:pPr><w:r><w:rPr><w:rFonts w:ascii="Consolas" w:cs="Consolas" w:eastAsia="Consolas" w:hAnsi="Consolas"/><w:color w:val="24292E"/><w:sz w:val="17"/><w:szCs w:val="17"/></w:rPr><w:t xml:space="preserve">9. RLS independently re-checks the same rule in the database</w:t></w:r></w:p><w:p><w:pPr><w:pStyle w:val="Heading1"/><w:spacing w:after="140" w:before="300"/></w:pPr><w:r><w:t xml:space="preserve">4. Repository structure</w:t></w:r></w:p><w:p><w:pPr><w:pBdr><w:left w:val="single" w:color="C4CDD5" w:sz="14" w:space="8"/></w:pBdr><w:shd w:fill="F6F8FA" w:val="clear"/><w:spacing w:after="0" w:line="236"/></w:pPr><w:r><w:rPr><w:rFonts w:ascii="Consolas" w:cs="Consolas" w:eastAsia="Consolas" w:hAnsi="Consolas"/><w:color w:val="24292E"/><w:sz w:val="17"/><w:szCs w:val="17"/></w:rPr><w:t xml:space="preserve">src/</w:t></w:r></w:p><w:p><w:pPr><w:pBdr><w:left w:val="single" w:color="C4CDD5" w:sz="14" w:space="8"/></w:pBdr><w:shd w:fill="F6F8FA" w:val="clear"/><w:spacing w:after="0" w:line="236"/></w:pPr><w:r><w:rPr><w:rFonts w:ascii="Consolas" w:cs="Consolas" w:eastAsia="Consolas" w:hAnsi="Consolas"/><w:color w:val="24292E"/><w:sz w:val="17"/><w:szCs w:val="17"/></w:rPr><w:t xml:space="preserve">├── app/</w:t></w:r></w:p><w:p><w:pPr><w:pBdr><w:left w:val="single" w:color="C4CDD5" w:sz="14" w:space="8"/></w:pBdr><w:shd w:fill="F6F8FA" w:val="clear"/><w:spacing w:after="0" w:line="236"/></w:pPr><w:r><w:rPr><w:rFonts w:ascii="Consolas" w:cs="Consolas" w:eastAsia="Consolas" w:hAnsi="Consolas"/><w:color w:val="24292E"/><w:sz w:val="17"/><w:szCs w:val="17"/></w:rPr><w:t xml:space="preserve">│   ├── (marketing)/        public landing, terms, privacy, contact</w:t></w:r></w:p><w:p><w:pPr><w:pBdr><w:left w:val="single" w:color="C4CDD5" w:sz="14" w:space="8"/></w:pBdr><w:shd w:fill="F6F8FA" w:val="clear"/><w:spacing w:after="0" w:line="236"/></w:pPr><w:r><w:rPr><w:rFonts w:ascii="Consolas" w:cs="Consolas" w:eastAsia="Consolas" w:hAnsi="Consolas"/><w:color w:val="24292E"/><w:sz w:val="17"/><w:szCs w:val="17"/></w:rPr><w:t xml:space="preserve">│   ├── (auth)/             login, signup, auth/callback</w:t></w:r></w:p><w:p><w:pPr><w:pBdr><w:left w:val="single" w:color="C4CDD5" w:sz="14" w:space="8"/></w:pBdr><w:shd w:fill="F6F8FA" w:val="clear"/><w:spacing w:after="0" w:line="236"/></w:pPr><w:r><w:rPr><w:rFonts w:ascii="Consolas" w:cs="Consolas" w:eastAsia="Consolas" w:hAnsi="Consolas"/><w:color w:val="24292E"/><w:sz w:val="17"/><w:szCs w:val="17"/></w:rPr><w:t xml:space="preserve">│   ├── (app)/              dashboard, pools, my-games, winnings, admin</w:t></w:r></w:p><w:p><w:pPr><w:pBdr><w:left w:val="single" w:color="C4CDD5" w:sz="14" w:space="8"/></w:pBdr><w:shd w:fill="F6F8FA" w:val="clear"/><w:spacing w:after="0" w:line="236"/></w:pPr><w:r><w:rPr><w:rFonts w:ascii="Consolas" w:cs="Consolas" w:eastAsia="Consolas" w:hAnsi="Consolas"/><w:color w:val="24292E"/><w:sz w:val="17"/><w:szCs w:val="17"/></w:rPr><w:t xml:space="preserve">│   └── api/                43 route handlers — this is the backend</w:t></w:r></w:p><w:p><w:pPr><w:pBdr><w:left w:val="single" w:color="C4CDD5" w:sz="14" w:space="8"/></w:pBdr><w:shd w:fill="F6F8FA" w:val="clear"/><w:spacing w:after="0" w:line="236"/></w:pPr><w:r><w:rPr><w:rFonts w:ascii="Consolas" w:cs="Consolas" w:eastAsia="Consolas" w:hAnsi="Consolas"/><w:color w:val="24292E"/><w:sz w:val="17"/><w:szCs w:val="17"/></w:rPr><w:t xml:space="preserve">├── components/             62 components, grouped by feature</w:t></w:r></w:p><w:p><w:pPr><w:pBdr><w:left w:val="single" w:color="C4CDD5" w:sz="14" w:space="8"/></w:pBdr><w:shd w:fill="F6F8FA" w:val="clear"/><w:spacing w:after="0" w:line="236"/></w:pPr><w:r><w:rPr><w:rFonts w:ascii="Consolas" w:cs="Consolas" w:eastAsia="Consolas" w:hAnsi="Consolas"/><w:color w:val="24292E"/><w:sz w:val="17"/><w:szCs w:val="17"/></w:rPr><w:t xml:space="preserve">├── lib/</w:t></w:r></w:p><w:p><w:pPr><w:pBdr><w:left w:val="single" w:color="C4CDD5" w:sz="14" w:space="8"/></w:pBdr><w:shd w:fill="F6F8FA" w:val="clear"/><w:spacing w:after="0" w:line="236"/></w:pPr><w:r><w:rPr><w:rFonts w:ascii="Consolas" w:cs="Consolas" w:eastAsia="Consolas" w:hAnsi="Consolas"/><w:color w:val="24292E"/><w:sz w:val="17"/><w:szCs w:val="17"/></w:rPr><w:t xml:space="preserve">│   ├── hooks/              React Query data hooks</w:t></w:r></w:p><w:p><w:pPr><w:pBdr><w:left w:val="single" w:color="C4CDD5" w:sz="14" w:space="8"/></w:pBdr><w:shd w:fill="F6F8FA" w:val="clear"/><w:spacing w:after="0" w:line="236"/></w:pPr><w:r><w:rPr><w:rFonts w:ascii="Consolas" w:cs="Consolas" w:eastAsia="Consolas" w:hAnsi="Consolas"/><w:color w:val="24292E"/><w:sz w:val="17"/><w:szCs w:val="17"/></w:rPr><w:t xml:space="preserve">│   ├── supabase/           server (RLS) + admin (service-role) clients</w:t></w:r></w:p><w:p><w:pPr><w:pBdr><w:left w:val="single" w:color="C4CDD5" w:sz="14" w:space="8"/></w:pBdr><w:shd w:fill="F6F8FA" w:val="clear"/><w:spacing w:after="0" w:line="236"/></w:pPr><w:r><w:rPr><w:rFonts w:ascii="Consolas" w:cs="Consolas" w:eastAsia="Consolas" w:hAnsi="Consolas"/><w:color w:val="24292E"/><w:sz w:val="17"/><w:szCs w:val="17"/></w:rPr><w:t xml:space="preserve">│   ├── winners.ts             scoring and pot split        &lt;- money</w:t></w:r></w:p><w:p><w:pPr><w:pBdr><w:left w:val="single" w:color="C4CDD5" w:sz="14" w:space="8"/></w:pBdr><w:shd w:fill="F6F8FA" w:val="clear"/><w:spacing w:after="0" w:line="236"/></w:pPr><w:r><w:rPr><w:rFonts w:ascii="Consolas" w:cs="Consolas" w:eastAsia="Consolas" w:hAnsi="Consolas"/><w:color w:val="24292E"/><w:sz w:val="17"/><w:szCs w:val="17"/></w:rPr><w:t xml:space="preserve">│   ├── settle-pools.ts        settlement pipeline          &lt;- money</w:t></w:r></w:p><w:p><w:pPr><w:pBdr><w:left w:val="single" w:color="C4CDD5" w:sz="14" w:space="8"/></w:pBdr><w:shd w:fill="F6F8FA" w:val="clear"/><w:spacing w:after="0" w:line="236"/></w:pPr><w:r><w:rPr><w:rFonts w:ascii="Consolas" w:cs="Consolas" w:eastAsia="Consolas" w:hAnsi="Consolas"/><w:color w:val="24292E"/><w:sz w:val="17"/><w:szCs w:val="17"/></w:rPr><w:t xml:space="preserve">│   ├── materialize-winners.ts winner persistence           &lt;- money</w:t></w:r></w:p><w:p><w:pPr><w:pBdr><w:left w:val="single" w:color="C4CDD5" w:sz="14" w:space="8"/></w:pBdr><w:shd w:fill="F6F8FA" w:val="clear"/><w:spacing w:after="0" w:line="236"/></w:pPr><w:r><w:rPr><w:rFonts w:ascii="Consolas" w:cs="Consolas" w:eastAsia="Consolas" w:hAnsi="Consolas"/><w:color w:val="24292E"/><w:sz w:val="17"/><w:szCs w:val="17"/></w:rPr><w:t xml:space="preserve">│   ├── fulfill-card-purchase.ts Stripe fulfilment          &lt;- money</w:t></w:r></w:p><w:p><w:pPr><w:pBdr><w:left w:val="single" w:color="C4CDD5" w:sz="14" w:space="8"/></w:pBdr><w:shd w:fill="F6F8FA" w:val="clear"/><w:spacing w:after="0" w:line="236"/></w:pPr><w:r><w:rPr><w:rFonts w:ascii="Consolas" w:cs="Consolas" w:eastAsia="Consolas" w:hAnsi="Consolas"/><w:color w:val="24292E"/><w:sz w:val="17"/><w:szCs w:val="17"/></w:rPr><w:t xml:space="preserve">│   ├── rate-limit.ts          Upstash + in-memory limiter</w:t></w:r></w:p><w:p><w:pPr><w:pBdr><w:left w:val="single" w:color="C4CDD5" w:sz="14" w:space="8"/></w:pBdr><w:shd w:fill="F6F8FA" w:val="clear"/><w:spacing w:after="0" w:line="236"/></w:pPr><w:r><w:rPr><w:rFonts w:ascii="Consolas" w:cs="Consolas" w:eastAsia="Consolas" w:hAnsi="Consolas"/><w:color w:val="24292E"/><w:sz w:val="17"/><w:szCs w:val="17"/></w:rPr><w:t xml:space="preserve">│   ├── request-guards.ts      CSRF / same-origin</w:t></w:r></w:p><w:p><w:pPr><w:pBdr><w:left w:val="single" w:color="C4CDD5" w:sz="14" w:space="8"/></w:pBdr><w:shd w:fill="F6F8FA" w:val="clear"/><w:spacing w:after="0" w:line="236"/></w:pPr><w:r><w:rPr><w:rFonts w:ascii="Consolas" w:cs="Consolas" w:eastAsia="Consolas" w:hAnsi="Consolas"/><w:color w:val="24292E"/><w:sz w:val="17"/><w:szCs w:val="17"/></w:rPr><w:t xml:space="preserve">│   └── validations.ts         Zod schemas</w:t></w:r></w:p><w:p><w:pPr><w:pBdr><w:left w:val="single" w:color="C4CDD5" w:sz="14" w:space="8"/></w:pBdr><w:shd w:fill="F6F8FA" w:val="clear"/><w:spacing w:after="0" w:line="236"/></w:pPr><w:r><w:rPr><w:rFonts w:ascii="Consolas" w:cs="Consolas" w:eastAsia="Consolas" w:hAnsi="Consolas"/><w:color w:val="24292E"/><w:sz w:val="17"/><w:szCs w:val="17"/></w:rPr><w:t xml:space="preserve">└── proxy.ts                route protection (Next 16 renamed middleware.ts)</w:t></w:r></w:p><w:p><w:pPr><w:pBdr><w:left w:val="single" w:color="C4CDD5" w:sz="14" w:space="8"/></w:pBdr><w:shd w:fill="F6F8FA" w:val="clear"/><w:spacing w:after="0" w:line="236"/></w:pPr><w:r><w:rPr><w:rFonts w:ascii="Consolas" w:cs="Consolas" w:eastAsia="Consolas" w:hAnsi="Consolas"/><w:color w:val="24292E"/><w:sz w:val="17"/><w:szCs w:val="17"/></w:rPr><w:t xml:space="preserve"> </w:t></w:r></w:p><w:p><w:pPr><w:pBdr><w:left w:val="single" w:color="C4CDD5" w:sz="14" w:space="8"/></w:pBdr><w:shd w:fill="F6F8FA" w:val="clear"/><w:spacing w:after="0" w:line="236"/></w:pPr><w:r><w:rPr><w:rFonts w:ascii="Consolas" w:cs="Consolas" w:eastAsia="Consolas" w:hAnsi="Consolas"/><w:color w:val="24292E"/><w:sz w:val="17"/><w:szCs w:val="17"/></w:rPr><w:t xml:space="preserve">supabase/migrations/        34 files — the source of truth for the database</w:t></w:r></w:p><w:p><w:pPr><w:pBdr><w:left w:val="single" w:color="C4CDD5" w:sz="14" w:space="8"/></w:pBdr><w:shd w:fill="F6F8FA" w:val="clear"/><w:spacing w:after="0" w:line="236"/></w:pPr><w:r><w:rPr><w:rFonts w:ascii="Consolas" w:cs="Consolas" w:eastAsia="Consolas" w:hAnsi="Consolas"/><w:color w:val="24292E"/><w:sz w:val="17"/><w:szCs w:val="17"/></w:rPr><w:t xml:space="preserve">scripts/                    seeds + the settlement regression suite</w:t></w:r></w:p><w:p><w:pPr><w:pBdr><w:left w:val="single" w:color="C4CDD5" w:sz="14" w:space="8"/></w:pBdr><w:shd w:fill="F6F8FA" w:val="clear"/><w:spacing w:after="130" w:line="236"/></w:pPr><w:r><w:rPr><w:rFonts w:ascii="Consolas" w:cs="Consolas" w:eastAsia="Consolas" w:hAnsi="Consolas"/><w:color w:val="24292E"/><w:sz w:val="17"/><w:szCs w:val="17"/></w:rPr><w:t xml:space="preserve">.github/workflows/          ci.yml (7 gates) + settle-pools.yml + alert.yml</w:t></w:r></w:p><w:tbl><w:tblPr><w:tblW w:type="dxa" w:w="8900"/><w:tblBorders><w:top w:val="single" w:color="auto" w:sz="4"/><w:left w:val="single" w:color="auto" w:sz="4"/><w:bottom w:val="single" w:color="auto" w:sz="4"/><w:right w:val="single" w:color="auto" w:sz="4"/><w:insideH w:val="single" w:color="auto" w:sz="4"/><w:insideV w:val="single" w:color="auto" w:sz="4"/></w:tblBorders></w:tblPr><w:tblGrid><w:gridCol w:w="8900"/></w:tblGrid><w:tr><w:tc><w:tcPr><w:tcW w:type="dxa" w:w="8900"/><w:tcBorders><w:top w:val="none"/><w:left w:val="single" w:color="B8860B" w:sz="18"/><w:bottom w:val="none"/><w:right w:val="none"/></w:tcBorders><w:shd w:fill="FBF3E6" w:val="clear"/><w:tcMar><w:top w:type="dxa" w:w="115"/><w:left w:type="dxa" w:w="155"/><w:bottom w:type="dxa" w:w="115"/><w:right w:type="dxa" w:w="155"/></w:tcMar></w:tcPr><w:p><w:pPr><w:spacing w:after="45"/></w:pPr><w:r><w:rPr><w:b/><w:bCs/><w:color w:val="1F3864"/><w:sz w:val="20"/><w:szCs w:val="20"/></w:rPr><w:t xml:space="preserve">Files that are deliberately not authoritative</w:t></w:r></w:p><w:p><w:pPr><w:spacing w:after="0" w:line="274"/></w:pPr><w:r><w:rPr><w:rFonts w:ascii="Consolas" w:cs="Consolas" w:eastAsia="Consolas" w:hAnsi="Consolas"/><w:color w:val="1A4D2E"/><w:sz w:val="18"/><w:szCs w:val="18"/></w:rPr><w:t xml:space="preserve">schema.sql</w:t></w:r><w:r><w:rPr><w:sz w:val="21"/><w:szCs w:val="21"/></w:rPr><w:t xml:space="preserve"> is a stale early snapshot missing the entire money subsystem — never provision from it. </w:t></w:r><w:r><w:rPr><w:rFonts w:ascii="Consolas" w:cs="Consolas" w:eastAsia="Consolas" w:hAnsi="Consolas"/><w:color w:val="1A4D2E"/><w:sz w:val="18"/><w:szCs w:val="18"/></w:rPr><w:t xml:space="preserve">src/lib/supabase/types.ts</w:t></w:r><w:r><w:rPr><w:sz w:val="21"/><w:szCs w:val="21"/></w:rPr><w:t xml:space="preserve"> is generated but both out of date and unwired (the clients do not use the </w:t></w:r><w:r><w:rPr><w:rFonts w:ascii="Consolas" w:cs="Consolas" w:eastAsia="Consolas" w:hAnsi="Consolas"/><w:color w:val="1A4D2E"/><w:sz w:val="18"/><w:szCs w:val="18"/></w:rPr><w:t xml:space="preserve">Database</w:t></w:r><w:r><w:rPr><w:sz w:val="21"/><w:szCs w:val="21"/></w:rPr><w:t xml:space="preserve"> generic), so it does not actually type-check queries. Both carry warning headers in the code.</w:t></w:r></w:p></w:tc></w:tr></w:tbl><w:p><w:pPr><w:pStyle w:val="Heading1"/><w:spacing w:after="140" w:before="300"/></w:pPr><w:r><w:t xml:space="preserve">5. Data model</w:t></w:r></w:p><w:tbl><w:tblPr><w:tblW w:type="dxa" w:w="8800"/><w:tblBorders><w:top w:val="single" w:color="auto" w:sz="4"/><w:left w:val="single" w:color="auto" w:sz="4"/><w:bottom w:val="single" w:color="auto" w:sz="4"/><w:right w:val="single" w:color="auto" w:sz="4"/><w:insideH w:val="single" w:color="auto" w:sz="4"/><w:insideV w:val="single" w:color="auto" w:sz="4"/></w:tblBorders></w:tblPr><w:tblGrid><w:gridCol w:w="2400"/><w:gridCol w:w="6400"/></w:tblGrid><w:tr><w:trPr><w:tblHeader/></w:trPr><w:tc><w:tcPr><w:tcW w:type="dxa" w:w="2400"/><w:tcBorders><w:top w:val="single" w:color="D9D9D9" w:sz="4"/><w:left w:val="single" w:color="D9D9D9" w:sz="4"/><w:bottom w:val="single" w:color="D9D9D9" w:sz="4"/><w:right w:val="single" w:color="D9D9D9" w:sz="4"/></w:tcBorders><w:shd w:fill="1F3864" w:val="clear"/><w:tcMar><w:top w:type="dxa" w:w="60"/><w:left w:type="dxa" w:w="95"/><w:bottom w:type="dxa" w:w="60"/><w:right w:type="dxa" w:w="95"/></w:tcMar></w:tcPr><w:p><w:pPr><w:spacing w:after="0" w:line="254"/></w:pPr><w:r><w:rPr><w:b/><w:bCs/><w:color w:val="FFFFFF"/><w:sz w:val="18"/><w:szCs w:val="18"/></w:rPr><w:t xml:space="preserve">Table</w:t></w:r></w:p></w:tc><w:tc><w:tcPr><w:tcW w:type="dxa" w:w="6400"/><w:tcBorders><w:top w:val="single" w:color="D9D9D9" w:sz="4"/><w:left w:val="single" w:color="D9D9D9" w:sz="4"/><w:bottom w:val="single" w:color="D9D9D9" w:sz="4"/><w:right w:val="single" w:color="D9D9D9" w:sz="4"/></w:tcBorders><w:shd w:fill="1F3864" w:val="clear"/><w:tcMar><w:top w:type="dxa" w:w="60"/><w:left w:type="dxa" w:w="95"/><w:bottom w:type="dxa" w:w="60"/><w:right w:type="dxa" w:w="95"/></w:tcMar></w:tcPr><w:p><w:pPr><w:spacing w:after="0" w:line="254"/></w:pPr><w:r><w:rPr><w:b/><w:bCs/><w:color w:val="FFFFFF"/><w:sz w:val="18"/><w:szCs w:val="18"/></w:rPr><w:t xml:space="preserve">Role and sensitivity</w:t></w:r></w:p></w:tc></w:tr><w:tr><w:tc><w:tcPr><w:tcW w:type="dxa" w:w="2400"/><w:tcBorders><w:top w:val="single" w:color="D9D9D9" w:sz="4"/><w:left w:val="single" w:color="D9D9D9" w:sz="4"/><w:bottom w:val="single" w:color="D9D9D9" w:sz="4"/><w:right w:val="single" w:color="D9D9D9" w:sz="4"/></w:tcBorders><w:tcMar><w:top w:type="dxa" w:w="60"/><w:left w:type="dxa" w:w="95"/><w:bottom w:type="dxa" w:w="60"/><w:right w:type="dxa" w:w="95"/></w:tcMar></w:tcPr><w:p><w:pPr><w:spacing w:after="0" w:line="254"/></w:pPr><w:r><w:rPr><w:sz w:val="18"/><w:szCs w:val="18"/></w:rPr><w:t xml:space="preserve">users</w:t></w:r></w:p></w:tc><w:tc><w:tcPr><w:tcW w:type="dxa" w:w="6400"/><w:tcBorders><w:top w:val="single" w:color="D9D9D9" w:sz="4"/><w:left w:val="single" w:color="D9D9D9" w:sz="4"/><w:bottom w:val="single" w:color="D9D9D9" w:sz="4"/><w:right w:val="single" w:color="D9D9D9" w:sz="4"/></w:tcBorders><w:tcMar><w:top w:type="dxa" w:w="60"/><w:left w:type="dxa" w:w="95"/><w:bottom w:type="dxa" w:w="60"/><w:right w:type="dxa" w:w="95"/></w:tcMar></w:tcPr><w:p><w:pPr><w:spacing w:after="0" w:line="254"/></w:pPr><w:r><w:rPr><w:sz w:val="18"/><w:szCs w:val="18"/></w:rPr><w:t xml:space="preserve">Profile, role and cash balance. Own-row read only; role and balance are immutable from the client.</w:t></w:r></w:p></w:tc></w:tr><w:tr><w:tc><w:tcPr><w:tcW w:type="dxa" w:w="2400"/><w:tcBorders><w:top w:val="single" w:color="D9D9D9" w:sz="4"/><w:left w:val="single" w:color="D9D9D9" w:sz="4"/><w:bottom w:val="single" w:color="D9D9D9" w:sz="4"/><w:right w:val="single" w:color="D9D9D9" w:sz="4"/></w:tcBorders><w:shd w:fill="F4F6FA" w:val="clear"/><w:tcMar><w:top w:type="dxa" w:w="60"/><w:left w:type="dxa" w:w="95"/><w:bottom w:type="dxa" w:w="60"/><w:right w:type="dxa" w:w="95"/></w:tcMar></w:tcPr><w:p><w:pPr><w:spacing w:after="0" w:line="254"/></w:pPr><w:r><w:rPr><w:sz w:val="18"/><w:szCs w:val="18"/></w:rPr><w:t xml:space="preserve">pools / pool_games / pool_participants</w:t></w:r></w:p></w:tc><w:tc><w:tcPr><w:tcW w:type="dxa" w:w="6400"/><w:tcBorders><w:top w:val="single" w:color="D9D9D9" w:sz="4"/><w:left w:val="single" w:color="D9D9D9" w:sz="4"/><w:bottom w:val="single" w:color="D9D9D9" w:sz="4"/><w:right w:val="single" w:color="D9D9D9" w:sz="4"/></w:tcBorders><w:shd w:fill="F4F6FA" w:val="clear"/><w:tcMar><w:top w:type="dxa" w:w="60"/><w:left w:type="dxa" w:w="95"/><w:bottom w:type="dxa" w:w="60"/><w:right w:type="dxa" w:w="95"/></w:tcMar></w:tcPr><w:p><w:pPr><w:spacing w:after="0" w:line="254"/></w:pPr><w:r><w:rPr><w:sz w:val="18"/><w:szCs w:val="18"/></w:rPr><w:t xml:space="preserve">Pool definition, its slate, and membership. Participation gates private-pool access.</w:t></w:r></w:p></w:tc></w:tr><w:tr><w:tc><w:tcPr><w:tcW w:type="dxa" w:w="2400"/><w:tcBorders><w:top w:val="single" w:color="D9D9D9" w:sz="4"/><w:left w:val="single" w:color="D9D9D9" w:sz="4"/><w:bottom w:val="single" w:color="D9D9D9" w:sz="4"/><w:right w:val="single" w:color="D9D9D9" w:sz="4"/></w:tcBorders><w:tcMar><w:top w:type="dxa" w:w="60"/><w:left w:type="dxa" w:w="95"/><w:bottom w:type="dxa" w:w="60"/><w:right w:type="dxa" w:w="95"/></w:tcMar></w:tcPr><w:p><w:pPr><w:spacing w:after="0" w:line="254"/></w:pPr><w:r><w:rPr><w:sz w:val="18"/><w:szCs w:val="18"/></w:rPr><w:t xml:space="preserve">parlay_cards / card_picks</w:t></w:r></w:p></w:tc><w:tc><w:tcPr><w:tcW w:type="dxa" w:w="6400"/><w:tcBorders><w:top w:val="single" w:color="D9D9D9" w:sz="4"/><w:left w:val="single" w:color="D9D9D9" w:sz="4"/><w:bottom w:val="single" w:color="D9D9D9" w:sz="4"/><w:right w:val="single" w:color="D9D9D9" w:sz="4"/></w:tcBorders><w:tcMar><w:top w:type="dxa" w:w="60"/><w:left w:type="dxa" w:w="95"/><w:bottom w:type="dxa" w:w="60"/><w:right w:type="dxa" w:w="95"/></w:tcMar></w:tcPr><w:p><w:pPr><w:spacing w:after="0" w:line="254"/></w:pPr><w:r><w:rPr><w:sz w:val="18"/><w:szCs w:val="18"/></w:rPr><w:t xml:space="preserve">A player&apos;s paid entry and their predictions. The strictest privacy requirement in the product: holder-only.</w:t></w:r></w:p></w:tc></w:tr><w:tr><w:tc><w:tcPr><w:tcW w:type="dxa" w:w="2400"/><w:tcBorders><w:top w:val="single" w:color="D9D9D9" w:sz="4"/><w:left w:val="single" w:color="D9D9D9" w:sz="4"/><w:bottom w:val="single" w:color="D9D9D9" w:sz="4"/><w:right w:val="single" w:color="D9D9D9" w:sz="4"/></w:tcBorders><w:shd w:fill="F4F6FA" w:val="clear"/><w:tcMar><w:top w:type="dxa" w:w="60"/><w:left w:type="dxa" w:w="95"/><w:bottom w:type="dxa" w:w="60"/><w:right w:type="dxa" w:w="95"/></w:tcMar></w:tcPr><w:p><w:pPr><w:spacing w:after="0" w:line="254"/></w:pPr><w:r><w:rPr><w:sz w:val="18"/><w:szCs w:val="18"/></w:rPr><w:t xml:space="preserve">pool_transactions</w:t></w:r></w:p></w:tc><w:tc><w:tcPr><w:tcW w:type="dxa" w:w="6400"/><w:tcBorders><w:top w:val="single" w:color="D9D9D9" w:sz="4"/><w:left w:val="single" w:color="D9D9D9" w:sz="4"/><w:bottom w:val="single" w:color="D9D9D9" w:sz="4"/><w:right w:val="single" w:color="D9D9D9" w:sz="4"/></w:tcBorders><w:shd w:fill="F4F6FA" w:val="clear"/><w:tcMar><w:top w:type="dxa" w:w="60"/><w:left w:type="dxa" w:w="95"/><w:bottom w:type="dxa" w:w="60"/><w:right w:type="dxa" w:w="95"/></w:tcMar></w:tcPr><w:p><w:pPr><w:spacing w:after="0" w:line="254"/></w:pPr><w:r><w:rPr><w:sz w:val="18"/><w:szCs w:val="18"/></w:rPr><w:t xml:space="preserve">Entry payments; feeds the prize pot. Service-role writes only, with a unique constraint on the Stripe session.</w:t></w:r></w:p></w:tc></w:tr><w:tr><w:tc><w:tcPr><w:tcW w:type="dxa" w:w="2400"/><w:tcBorders><w:top w:val="single" w:color="D9D9D9" w:sz="4"/><w:left w:val="single" w:color="D9D9D9" w:sz="4"/><w:bottom w:val="single" w:color="D9D9D9" w:sz="4"/><w:right w:val="single" w:color="D9D9D9" w:sz="4"/></w:tcBorders><w:tcMar><w:top w:type="dxa" w:w="60"/><w:left w:type="dxa" w:w="95"/><w:bottom w:type="dxa" w:w="60"/><w:right w:type="dxa" w:w="95"/></w:tcMar></w:tcPr><w:p><w:pPr><w:spacing w:after="0" w:line="254"/></w:pPr><w:r><w:rPr><w:sz w:val="18"/><w:szCs w:val="18"/></w:rPr><w:t xml:space="preserve">pool_winners / payout_approvals</w:t></w:r></w:p></w:tc><w:tc><w:tcPr><w:tcW w:type="dxa" w:w="6400"/><w:tcBorders><w:top w:val="single" w:color="D9D9D9" w:sz="4"/><w:left w:val="single" w:color="D9D9D9" w:sz="4"/><w:bottom w:val="single" w:color="D9D9D9" w:sz="4"/><w:right w:val="single" w:color="D9D9D9" w:sz="4"/></w:tcBorders><w:tcMar><w:top w:type="dxa" w:w="60"/><w:left w:type="dxa" w:w="95"/><w:bottom w:type="dxa" w:w="60"/><w:right w:type="dxa" w:w="95"/></w:tcMar></w:tcPr><w:p><w:pPr><w:spacing w:after="0" w:line="254"/></w:pPr><w:r><w:rPr><w:sz w:val="18"/><w:szCs w:val="18"/></w:rPr><w:t xml:space="preserve">Materialised settlement results and claim state.</w:t></w:r></w:p></w:tc></w:tr><w:tr><w:tc><w:tcPr><w:tcW w:type="dxa" w:w="2400"/><w:tcBorders><w:top w:val="single" w:color="D9D9D9" w:sz="4"/><w:left w:val="single" w:color="D9D9D9" w:sz="4"/><w:bottom w:val="single" w:color="D9D9D9" w:sz="4"/><w:right w:val="single" w:color="D9D9D9" w:sz="4"/></w:tcBorders><w:shd w:fill="F4F6FA" w:val="clear"/><w:tcMar><w:top w:type="dxa" w:w="60"/><w:left w:type="dxa" w:w="95"/><w:bottom w:type="dxa" w:w="60"/><w:right w:type="dxa" w:w="95"/></w:tcMar></w:tcPr><w:p><w:pPr><w:spacing w:after="0" w:line="254"/></w:pPr><w:r><w:rPr><w:sz w:val="18"/><w:szCs w:val="18"/></w:rPr><w:t xml:space="preserve">payout_requests</w:t></w:r></w:p></w:tc><w:tc><w:tcPr><w:tcW w:type="dxa" w:w="6400"/><w:tcBorders><w:top w:val="single" w:color="D9D9D9" w:sz="4"/><w:left w:val="single" w:color="D9D9D9" w:sz="4"/><w:bottom w:val="single" w:color="D9D9D9" w:sz="4"/><w:right w:val="single" w:color="D9D9D9" w:sz="4"/></w:tcBorders><w:shd w:fill="F4F6FA" w:val="clear"/><w:tcMar><w:top w:type="dxa" w:w="60"/><w:left w:type="dxa" w:w="95"/><w:bottom w:type="dxa" w:w="60"/><w:right w:type="dxa" w:w="95"/></w:tcMar></w:tcPr><w:p><w:pPr><w:spacing w:after="0" w:line="254"/></w:pPr><w:r><w:rPr><w:sz w:val="18"/><w:szCs w:val="18"/></w:rPr><w:t xml:space="preserve">Withdrawal requests. The player may insert their own, bounded by their balance in RLS; status transitions are service-role only.</w:t></w:r></w:p></w:tc></w:tr><w:tr><w:tc><w:tcPr><w:tcW w:type="dxa" w:w="2400"/><w:tcBorders><w:top w:val="single" w:color="D9D9D9" w:sz="4"/><w:left w:val="single" w:color="D9D9D9" w:sz="4"/><w:bottom w:val="single" w:color="D9D9D9" w:sz="4"/><w:right w:val="single" w:color="D9D9D9" w:sz="4"/></w:tcBorders><w:tcMar><w:top w:type="dxa" w:w="60"/><w:left w:type="dxa" w:w="95"/><w:bottom w:type="dxa" w:w="60"/><w:right w:type="dxa" w:w="95"/></w:tcMar></w:tcPr><w:p><w:pPr><w:spacing w:after="0" w:line="254"/></w:pPr><w:r><w:rPr><w:sz w:val="18"/><w:szCs w:val="18"/></w:rPr><w:t xml:space="preserve">user_transactions</w:t></w:r></w:p></w:tc><w:tc><w:tcPr><w:tcW w:type="dxa" w:w="6400"/><w:tcBorders><w:top w:val="single" w:color="D9D9D9" w:sz="4"/><w:left w:val="single" w:color="D9D9D9" w:sz="4"/><w:bottom w:val="single" w:color="D9D9D9" w:sz="4"/><w:right w:val="single" w:color="D9D9D9" w:sz="4"/></w:tcBorders><w:tcMar><w:top w:type="dxa" w:w="60"/><w:left w:type="dxa" w:w="95"/><w:bottom w:type="dxa" w:w="60"/><w:right w:type="dxa" w:w="95"/></w:tcMar></w:tcPr><w:p><w:pPr><w:spacing w:after="0" w:line="254"/></w:pPr><w:r><w:rPr><w:sz w:val="18"/><w:szCs w:val="18"/></w:rPr><w:t xml:space="preserve">Append-only ledger of every balance movement. A unique index prevents crediting the same pool win twice.</w:t></w:r></w:p></w:tc></w:tr><w:tr><w:tc><w:tcPr><w:tcW w:type="dxa" w:w="2400"/><w:tcBorders><w:top w:val="single" w:color="D9D9D9" w:sz="4"/><w:left w:val="single" w:color="D9D9D9" w:sz="4"/><w:bottom w:val="single" w:color="D9D9D9" w:sz="4"/><w:right w:val="single" w:color="D9D9D9" w:sz="4"/></w:tcBorders><w:shd w:fill="F4F6FA" w:val="clear"/><w:tcMar><w:top w:type="dxa" w:w="60"/><w:left w:type="dxa" w:w="95"/><w:bottom w:type="dxa" w:w="60"/><w:right w:type="dxa" w:w="95"/></w:tcMar></w:tcPr><w:p><w:pPr><w:spacing w:after="0" w:line="254"/></w:pPr><w:r><w:rPr><w:sz w:val="18"/><w:szCs w:val="18"/></w:rPr><w:t xml:space="preserve">comments</w:t></w:r></w:p></w:tc><w:tc><w:tcPr><w:tcW w:type="dxa" w:w="6400"/><w:tcBorders><w:top w:val="single" w:color="D9D9D9" w:sz="4"/><w:left w:val="single" w:color="D9D9D9" w:sz="4"/><w:bottom w:val="single" w:color="D9D9D9" w:sz="4"/><w:right w:val="single" w:color="D9D9D9" w:sz="4"/></w:tcBorders><w:shd w:fill="F4F6FA" w:val="clear"/><w:tcMar><w:top w:type="dxa" w:w="60"/><w:left w:type="dxa" w:w="95"/><w:bottom w:type="dxa" w:w="60"/><w:right w:type="dxa" w:w="95"/></w:tcMar></w:tcPr><w:p><w:pPr><w:spacing w:after="0" w:line="254"/></w:pPr><w:r><w:rPr><w:sz w:val="18"/><w:szCs w:val="18"/></w:rPr><w:t xml:space="preserve">Pool chat, restricted to card holders and participants.</w:t></w:r></w:p></w:tc></w:tr><w:tr><w:tc><w:tcPr><w:tcW w:type="dxa" w:w="2400"/><w:tcBorders><w:top w:val="single" w:color="D9D9D9" w:sz="4"/><w:left w:val="single" w:color="D9D9D9" w:sz="4"/><w:bottom w:val="single" w:color="D9D9D9" w:sz="4"/><w:right w:val="single" w:color="D9D9D9" w:sz="4"/></w:tcBorders><w:tcMar><w:top w:type="dxa" w:w="60"/><w:left w:type="dxa" w:w="95"/><w:bottom w:type="dxa" w:w="60"/><w:right w:type="dxa" w:w="95"/></w:tcMar></w:tcPr><w:p><w:pPr><w:spacing w:after="0" w:line="254"/></w:pPr><w:r><w:rPr><w:sz w:val="18"/><w:szCs w:val="18"/></w:rPr><w:t xml:space="preserve">games / teams</w:t></w:r></w:p></w:tc><w:tc><w:tcPr><w:tcW w:type="dxa" w:w="6400"/><w:tcBorders><w:top w:val="single" w:color="D9D9D9" w:sz="4"/><w:left w:val="single" w:color="D9D9D9" w:sz="4"/><w:bottom w:val="single" w:color="D9D9D9" w:sz="4"/><w:right w:val="single" w:color="D9D9D9" w:sz="4"/></w:tcBorders><w:tcMar><w:top w:type="dxa" w:w="60"/><w:left w:type="dxa" w:w="95"/><w:bottom w:type="dxa" w:w="60"/><w:right w:type="dxa" w:w="95"/></w:tcMar></w:tcPr><w:p><w:pPr><w:spacing w:after="0" w:line="254"/></w:pPr><w:r><w:rPr><w:sz w:val="18"/><w:szCs w:val="18"/></w:rPr><w:t xml:space="preserve">Reference data and live scores. Admin-only writes, because scores decide the money.</w:t></w:r></w:p></w:tc></w:tr><w:tr><w:tc><w:tcPr><w:tcW w:type="dxa" w:w="2400"/><w:tcBorders><w:top w:val="single" w:color="D9D9D9" w:sz="4"/><w:left w:val="single" w:color="D9D9D9" w:sz="4"/><w:bottom w:val="single" w:color="D9D9D9" w:sz="4"/><w:right w:val="single" w:color="D9D9D9" w:sz="4"/></w:tcBorders><w:shd w:fill="F4F6FA" w:val="clear"/><w:tcMar><w:top w:type="dxa" w:w="60"/><w:left w:type="dxa" w:w="95"/><w:bottom w:type="dxa" w:w="60"/><w:right w:type="dxa" w:w="95"/></w:tcMar></w:tcPr><w:p><w:pPr><w:spacing w:after="0" w:line="254"/></w:pPr><w:r><w:rPr><w:sz w:val="18"/><w:szCs w:val="18"/></w:rPr><w:t xml:space="preserve">platform_settings</w:t></w:r></w:p></w:tc><w:tc><w:tcPr><w:tcW w:type="dxa" w:w="6400"/><w:tcBorders><w:top w:val="single" w:color="D9D9D9" w:sz="4"/><w:left w:val="single" w:color="D9D9D9" w:sz="4"/><w:bottom w:val="single" w:color="D9D9D9" w:sz="4"/><w:right w:val="single" w:color="D9D9D9" w:sz="4"/></w:tcBorders><w:shd w:fill="F4F6FA" w:val="clear"/><w:tcMar><w:top w:type="dxa" w:w="60"/><w:left w:type="dxa" w:w="95"/><w:bottom w:type="dxa" w:w="60"/><w:right w:type="dxa" w:w="95"/></w:tcMar></w:tcPr><w:p><w:pPr><w:spacing w:after="0" w:line="254"/></w:pPr><w:r><w:rPr><w:sz w:val="18"/><w:szCs w:val="18"/></w:rPr><w:t xml:space="preserve">Platform fee percentage and minimum entry fee.</w:t></w:r></w:p></w:tc></w:tr><w:tr><w:tc><w:tcPr><w:tcW w:type="dxa" w:w="2400"/><w:tcBorders><w:top w:val="single" w:color="D9D9D9" w:sz="4"/><w:left w:val="single" w:color="D9D9D9" w:sz="4"/><w:bottom w:val="single" w:color="D9D9D9" w:sz="4"/><w:right w:val="single" w:color="D9D9D9" w:sz="4"/></w:tcBorders><w:tcMar><w:top w:type="dxa" w:w="60"/><w:left w:type="dxa" w:w="95"/><w:bottom w:type="dxa" w:w="60"/><w:right w:type="dxa" w:w="95"/></w:tcMar></w:tcPr><w:p><w:pPr><w:spacing w:after="0" w:line="254"/></w:pPr><w:r><w:rPr><w:sz w:val="18"/><w:szCs w:val="18"/></w:rPr><w:t xml:space="preserve">user_compliance</w:t></w:r></w:p></w:tc><w:tc><w:tcPr><w:tcW w:type="dxa" w:w="6400"/><w:tcBorders><w:top w:val="single" w:color="D9D9D9" w:sz="4"/><w:left w:val="single" w:color="D9D9D9" w:sz="4"/><w:bottom w:val="single" w:color="D9D9D9" w:sz="4"/><w:right w:val="single" w:color="D9D9D9" w:sz="4"/></w:tcBorders><w:tcMar><w:top w:type="dxa" w:w="60"/><w:left w:type="dxa" w:w="95"/><w:bottom w:type="dxa" w:w="60"/><w:right w:type="dxa" w:w="95"/></w:tcMar></w:tcPr><w:p><w:pPr><w:spacing w:after="0" w:line="254"/></w:pPr><w:r><w:rPr><w:sz w:val="18"/><w:szCs w:val="18"/></w:rPr><w:t xml:space="preserve">Per-player regulatory state: date of birth, KYC status, deposit and pending limits, self-exclusion and cooling-off expiry. Written only through SECURITY DEFINER RPCs that derive identity from the session, never by a client UPDATE.</w:t></w:r></w:p></w:tc></w:tr><w:tr><w:tc><w:tcPr><w:tcW w:type="dxa" w:w="2400"/><w:tcBorders><w:top w:val="single" w:color="D9D9D9" w:sz="4"/><w:left w:val="single" w:color="D9D9D9" w:sz="4"/><w:bottom w:val="single" w:color="D9D9D9" w:sz="4"/><w:right w:val="single" w:color="D9D9D9" w:sz="4"/></w:tcBorders><w:shd w:fill="F4F6FA" w:val="clear"/><w:tcMar><w:top w:type="dxa" w:w="60"/><w:left w:type="dxa" w:w="95"/><w:bottom w:type="dxa" w:w="60"/><w:right w:type="dxa" w:w="95"/></w:tcMar></w:tcPr><w:p><w:pPr><w:spacing w:after="0" w:line="254"/></w:pPr><w:r><w:rPr><w:sz w:val="18"/><w:szCs w:val="18"/></w:rPr><w:t xml:space="preserve">compliance_settings</w:t></w:r></w:p></w:tc><w:tc><w:tcPr><w:tcW w:type="dxa" w:w="6400"/><w:tcBorders><w:top w:val="single" w:color="D9D9D9" w:sz="4"/><w:left w:val="single" w:color="D9D9D9" w:sz="4"/><w:bottom w:val="single" w:color="D9D9D9" w:sz="4"/><w:right w:val="single" w:color="D9D9D9" w:sz="4"/></w:tcBorders><w:shd w:fill="F4F6FA" w:val="clear"/><w:tcMar><w:top w:type="dxa" w:w="60"/><w:left w:type="dxa" w:w="95"/><w:bottom w:type="dxa" w:w="60"/><w:right w:type="dxa" w:w="95"/></w:tcMar></w:tcPr><w:p><w:pPr><w:spacing w:after="0" w:line="254"/></w:pPr><w:r><w:rPr><w:sz w:val="18"/><w:szCs w:val="18"/></w:rPr><w:t xml:space="preserve">Operator-set thresholds — minimum age, KYC trigger amount, limit cooling-off period. Deliberately data, not code: changing a threshold is a row update, not a redeploy.</w:t></w:r></w:p></w:tc></w:tr><w:tr><w:tc><w:tcPr><w:tcW w:type="dxa" w:w="2400"/><w:tcBorders><w:top w:val="single" w:color="D9D9D9" w:sz="4"/><w:left w:val="single" w:color="D9D9D9" w:sz="4"/><w:bottom w:val="single" w:color="D9D9D9" w:sz="4"/><w:right w:val="single" w:color="D9D9D9" w:sz="4"/></w:tcBorders><w:tcMar><w:top w:type="dxa" w:w="60"/><w:left w:type="dxa" w:w="95"/><w:bottom w:type="dxa" w:w="60"/><w:right w:type="dxa" w:w="95"/></w:tcMar></w:tcPr><w:p><w:pPr><w:spacing w:after="0" w:line="254"/></w:pPr><w:r><w:rPr><w:sz w:val="18"/><w:szCs w:val="18"/></w:rPr><w:t xml:space="preserve">jurisdiction_rules</w:t></w:r></w:p></w:tc><w:tc><w:tcPr><w:tcW w:type="dxa" w:w="6400"/><w:tcBorders><w:top w:val="single" w:color="D9D9D9" w:sz="4"/><w:left w:val="single" w:color="D9D9D9" w:sz="4"/><w:bottom w:val="single" w:color="D9D9D9" w:sz="4"/><w:right w:val="single" w:color="D9D9D9" w:sz="4"/></w:tcBorders><w:tcMar><w:top w:type="dxa" w:w="60"/><w:left w:type="dxa" w:w="95"/><w:bottom w:type="dxa" w:w="60"/><w:right w:type="dxa" w:w="95"/></w:tcMar></w:tcPr><w:p><w:pPr><w:spacing w:after="0" w:line="254"/></w:pPr><w:r><w:rPr><w:sz w:val="18"/><w:szCs w:val="18"/></w:rPr><w:t xml:space="preserve">Which territories may play, keyed by country and region. Ships as a conservative placeholder explicitly marked as such. Applying counsel&apos;s answer is an UPDATE here.</w:t></w:r></w:p></w:tc></w:tr><w:tr><w:tc><w:tcPr><w:tcW w:type="dxa" w:w="2400"/><w:tcBorders><w:top w:val="single" w:color="D9D9D9" w:sz="4"/><w:left w:val="single" w:color="D9D9D9" w:sz="4"/><w:bottom w:val="single" w:color="D9D9D9" w:sz="4"/><w:right w:val="single" w:color="D9D9D9" w:sz="4"/></w:tcBorders><w:shd w:fill="F4F6FA" w:val="clear"/><w:tcMar><w:top w:type="dxa" w:w="60"/><w:left w:type="dxa" w:w="95"/><w:bottom w:type="dxa" w:w="60"/><w:right w:type="dxa" w:w="95"/></w:tcMar></w:tcPr><w:p><w:pPr><w:spacing w:after="0" w:line="254"/></w:pPr><w:r><w:rPr><w:sz w:val="18"/><w:szCs w:val="18"/></w:rPr><w:t xml:space="preserve">compliance_events</w:t></w:r></w:p></w:tc><w:tc><w:tcPr><w:tcW w:type="dxa" w:w="6400"/><w:tcBorders><w:top w:val="single" w:color="D9D9D9" w:sz="4"/><w:left w:val="single" w:color="D9D9D9" w:sz="4"/><w:bottom w:val="single" w:color="D9D9D9" w:sz="4"/><w:right w:val="single" w:color="D9D9D9" w:sz="4"/></w:tcBorders><w:shd w:fill="F4F6FA" w:val="clear"/><w:tcMar><w:top w:type="dxa" w:w="60"/><w:left w:type="dxa" w:w="95"/><w:bottom w:type="dxa" w:w="60"/><w:right w:type="dxa" w:w="95"/></w:tcMar></w:tcPr><w:p><w:pPr><w:spacing w:after="0" w:line="254"/></w:pPr><w:r><w:rPr><w:sz w:val="18"/><w:szCs w:val="18"/></w:rPr><w:t xml:space="preserve">Append-only record of every compliance decision: what was attempted, the verdict, the reason, and the resolved jurisdiction. This is the evidence in a regulatory question.</w:t></w:r></w:p></w:tc></w:tr><w:tr><w:tc><w:tcPr><w:tcW w:type="dxa" w:w="2400"/><w:tcBorders><w:top w:val="single" w:color="D9D9D9" w:sz="4"/><w:left w:val="single" w:color="D9D9D9" w:sz="4"/><w:bottom w:val="single" w:color="D9D9D9" w:sz="4"/><w:right w:val="single" w:color="D9D9D9" w:sz="4"/></w:tcBorders><w:tcMar><w:top w:type="dxa" w:w="60"/><w:left w:type="dxa" w:w="95"/><w:bottom w:type="dxa" w:w="60"/><w:right w:type="dxa" w:w="95"/></w:tcMar></w:tcPr><w:p><w:pPr><w:spacing w:after="0" w:line="254"/></w:pPr><w:r><w:rPr><w:sz w:val="18"/><w:szCs w:val="18"/></w:rPr><w:t xml:space="preserve">admin_audit_log</w:t></w:r></w:p></w:tc><w:tc><w:tcPr><w:tcW w:type="dxa" w:w="6400"/><w:tcBorders><w:top w:val="single" w:color="D9D9D9" w:sz="4"/><w:left w:val="single" w:color="D9D9D9" w:sz="4"/><w:bottom w:val="single" w:color="D9D9D9" w:sz="4"/><w:right w:val="single" w:color="D9D9D9" w:sz="4"/></w:tcBorders><w:tcMar><w:top w:type="dxa" w:w="60"/><w:left w:type="dxa" w:w="95"/><w:bottom w:type="dxa" w:w="60"/><w:right w:type="dxa" w:w="95"/></w:tcMar></w:tcPr><w:p><w:pPr><w:spacing w:after="0" w:line="254"/></w:pPr><w:r><w:rPr><w:sz w:val="18"/><w:szCs w:val="18"/></w:rPr><w:t xml:space="preserve">Actor, action, target and before/after state for every privileged write — payout completion, platform-fee change, role change, MFA enrolment. Financial disputes are resolved from an audit trail.</w:t></w:r></w:p></w:tc></w:tr><w:tr><w:tc><w:tcPr><w:tcW w:type="dxa" w:w="2400"/><w:tcBorders><w:top w:val="single" w:color="D9D9D9" w:sz="4"/><w:left w:val="single" w:color="D9D9D9" w:sz="4"/><w:bottom w:val="single" w:color="D9D9D9" w:sz="4"/><w:right w:val="single" w:color="D9D9D9" w:sz="4"/></w:tcBorders><w:shd w:fill="F4F6FA" w:val="clear"/><w:tcMar><w:top w:type="dxa" w:w="60"/><w:left w:type="dxa" w:w="95"/><w:bottom w:type="dxa" w:w="60"/><w:right w:type="dxa" w:w="95"/></w:tcMar></w:tcPr><w:p><w:pPr><w:spacing w:after="0" w:line="254"/></w:pPr><w:r><w:rPr><w:sz w:val="18"/><w:szCs w:val="18"/></w:rPr><w:t xml:space="preserve">app_errors</w:t></w:r></w:p></w:tc><w:tc><w:tcPr><w:tcW w:type="dxa" w:w="6400"/><w:tcBorders><w:top w:val="single" w:color="D9D9D9" w:sz="4"/><w:left w:val="single" w:color="D9D9D9" w:sz="4"/><w:bottom w:val="single" w:color="D9D9D9" w:sz="4"/><w:right w:val="single" w:color="D9D9D9" w:sz="4"/></w:tcBorders><w:shd w:fill="F4F6FA" w:val="clear"/><w:tcMar><w:top w:type="dxa" w:w="60"/><w:left w:type="dxa" w:w="95"/><w:bottom w:type="dxa" w:w="60"/><w:right w:type="dxa" w:w="95"/></w:tcMar></w:tcPr><w:p><w:pPr><w:spacing w:after="0" w:line="254"/></w:pPr><w:r><w:rPr><w:sz w:val="18"/><w:szCs w:val="18"/></w:rPr><w:t xml:space="preserve">Server money-path failures, client crashes and reconciliation mismatches. Service-role only: RLS enabled with zero policies and zero client grants. Watched by the alert digest.</w:t></w:r></w:p></w:tc></w:tr></w:tbl><w:tbl><w:tblPr><w:tblW w:type="dxa" w:w="8900"/><w:tblBorders><w:top w:val="single" w:color="auto" w:sz="4"/><w:left w:val="single" w:color="auto" w:sz="4"/><w:bottom w:val="single" w:color="auto" w:sz="4"/><w:right w:val="single" w:color="auto" w:sz="4"/><w:insideH w:val="single" w:color="auto" w:sz="4"/><w:insideV w:val="single" w:color="auto" w:sz="4"/></w:tblBorders></w:tblPr><w:tblGrid><w:gridCol w:w="8900"/></w:tblGrid><w:tr><w:tc><w:tcPr><w:tcW w:type="dxa" w:w="8900"/><w:tcBorders><w:top w:val="none"/><w:left w:val="single" w:color="1E7A3E" w:sz="18"/><w:bottom w:val="none"/><w:right w:val="none"/></w:tcBorders><w:shd w:fill="EAF2EA" w:val="clear"/><w:tcMar><w:top w:type="dxa" w:w="115"/><w:left w:type="dxa" w:w="155"/><w:bottom w:type="dxa" w:w="115"/><w:right w:type="dxa" w:w="155"/></w:tcMar></w:tcPr><w:p><w:pPr><w:spacing w:after="45"/></w:pPr><w:r><w:rPr><w:b/><w:bCs/><w:color w:val="1F3864"/><w:sz w:val="20"/><w:szCs w:val="20"/></w:rPr><w:t xml:space="preserve">The compliance layer is enforced in the database, not the UI</w:t></w:r></w:p><w:p><w:pPr><w:spacing w:after="0" w:line="274"/></w:pPr><w:r><w:rPr><w:sz w:val="21"/><w:szCs w:val="21"/></w:rPr><w:t xml:space="preserve">Age, jurisdiction, self-exclusion, deposit limits and KYC thresholds are re-checked server-side at every money boundary, and the state that drives them is only writable through SECURITY DEFINER functions. A self-exclusion can be extended but never shortened - </w:t></w:r><w:r><w:rPr><w:rFonts w:ascii="Consolas" w:cs="Consolas" w:eastAsia="Consolas" w:hAnsi="Consolas"/><w:sz w:val="21"/><w:szCs w:val="21"/></w:rPr><w:t xml:space="preserve">greatest()</w:t></w:r><w:r><w:rPr><w:sz w:val="21"/><w:szCs w:val="21"/></w:rPr><w:t xml:space="preserve"> makes that a property of the function rather than a rule someone must remember. This was tested adversarially against the live database: an explicit attempt to cut a 365-day exclusion left it unchanged.</w:t></w:r></w:p></w:tc></w:tr></w:tbl><w:p><w:pPr><w:pStyle w:val="Heading2"/><w:spacing w:after="100" w:before="240"/></w:pPr><w:r><w:t xml:space="preserve">5.1 Database functions</w:t></w:r></w:p><w:p><w:pPr><w:spacing w:after="130" w:line="280"/></w:pPr><w:r><w:rPr><w:sz w:val="21"/><w:szCs w:val="21"/></w:rPr><w:t xml:space="preserve">Money never moves through a read-then-write in application code. It moves through these, so concurrent callers serialise on a row lock:</w:t></w:r></w:p><w:tbl><w:tblPr><w:tblW w:type="dxa" w:w="8800"/><w:tblBorders><w:top w:val="single" w:color="auto" w:sz="4"/><w:left w:val="single" w:color="auto" w:sz="4"/><w:bottom w:val="single" w:color="auto" w:sz="4"/><w:right w:val="single" w:color="auto" w:sz="4"/><w:insideH w:val="single" w:color="auto" w:sz="4"/><w:insideV w:val="single" w:color="auto" w:sz="4"/></w:tblBorders></w:tblPr><w:tblGrid><w:gridCol w:w="2900"/><w:gridCol w:w="5900"/></w:tblGrid><w:tr><w:trPr><w:tblHeader/></w:trPr><w:tc><w:tcPr><w:tcW w:type="dxa" w:w="2900"/><w:tcBorders><w:top w:val="single" w:color="D9D9D9" w:sz="4"/><w:left w:val="single" w:color="D9D9D9" w:sz="4"/><w:bottom w:val="single" w:color="D9D9D9" w:sz="4"/><w:right w:val="single" w:color="D9D9D9" w:sz="4"/></w:tcBorders><w:shd w:fill="1F3864" w:val="clear"/><w:tcMar><w:top w:type="dxa" w:w="60"/><w:left w:type="dxa" w:w="95"/><w:bottom w:type="dxa" w:w="60"/><w:right w:type="dxa" w:w="95"/></w:tcMar></w:tcPr><w:p><w:pPr><w:spacing w:after="0" w:line="254"/></w:pPr><w:r><w:rPr><w:b/><w:bCs/><w:color w:val="FFFFFF"/><w:sz w:val="18"/><w:szCs w:val="18"/></w:rPr><w:t xml:space="preserve">Function</w:t></w:r></w:p></w:tc><w:tc><w:tcPr><w:tcW w:type="dxa" w:w="5900"/><w:tcBorders><w:top w:val="single" w:color="D9D9D9" w:sz="4"/><w:left w:val="single" w:color="D9D9D9" w:sz="4"/><w:bottom w:val="single" w:color="D9D9D9" w:sz="4"/><w:right w:val="single" w:color="D9D9D9" w:sz="4"/></w:tcBorders><w:shd w:fill="1F3864" w:val="clear"/><w:tcMar><w:top w:type="dxa" w:w="60"/><w:left w:type="dxa" w:w="95"/><w:bottom w:type="dxa" w:w="60"/><w:right w:type="dxa" w:w="95"/></w:tcMar></w:tcPr><w:p><w:pPr><w:spacing w:after="0" w:line="254"/></w:pPr><w:r><w:rPr><w:b/><w:bCs/><w:color w:val="FFFFFF"/><w:sz w:val="18"/><w:szCs w:val="18"/></w:rPr><w:t xml:space="preserve">Purpose</w:t></w:r></w:p></w:tc></w:tr><w:tr><w:tc><w:tcPr><w:tcW w:type="dxa" w:w="2900"/><w:tcBorders><w:top w:val="single" w:color="D9D9D9" w:sz="4"/><w:left w:val="single" w:color="D9D9D9" w:sz="4"/><w:bottom w:val="single" w:color="D9D9D9" w:sz="4"/><w:right w:val="single" w:color="D9D9D9" w:sz="4"/></w:tcBorders><w:tcMar><w:top w:type="dxa" w:w="60"/><w:left w:type="dxa" w:w="95"/><w:bottom w:type="dxa" w:w="60"/><w:right w:type="dxa" w:w="95"/></w:tcMar></w:tcPr><w:p><w:pPr><w:spacing w:after="0" w:line="254"/></w:pPr><w:r><w:rPr><w:sz w:val="18"/><w:szCs w:val="18"/></w:rPr><w:t xml:space="preserve">debit_user_balance</w:t></w:r></w:p></w:tc><w:tc><w:tcPr><w:tcW w:type="dxa" w:w="5900"/><w:tcBorders><w:top w:val="single" w:color="D9D9D9" w:sz="4"/><w:left w:val="single" w:color="D9D9D9" w:sz="4"/><w:bottom w:val="single" w:color="D9D9D9" w:sz="4"/><w:right w:val="single" w:color="D9D9D9" w:sz="4"/></w:tcBorders><w:tcMar><w:top w:type="dxa" w:w="60"/><w:left w:type="dxa" w:w="95"/><w:bottom w:type="dxa" w:w="60"/><w:right w:type="dxa" w:w="95"/></w:tcMar></w:tcPr><w:p><w:pPr><w:spacing w:after="0" w:line="254"/></w:pPr><w:r><w:rPr><w:sz w:val="18"/><w:szCs w:val="18"/></w:rPr><w:t xml:space="preserve">Single conditional UPDATE ... WHERE balance &gt;= amount. Returns NULL when funds are insufficient — the caller must treat NULL as &apos;do not send money&apos;.</w:t></w:r></w:p></w:tc></w:tr><w:tr><w:tc><w:tcPr><w:tcW w:type="dxa" w:w="2900"/><w:tcBorders><w:top w:val="single" w:color="D9D9D9" w:sz="4"/><w:left w:val="single" w:color="D9D9D9" w:sz="4"/><w:bottom w:val="single" w:color="D9D9D9" w:sz="4"/><w:right w:val="single" w:color="D9D9D9" w:sz="4"/></w:tcBorders><w:shd w:fill="F4F6FA" w:val="clear"/><w:tcMar><w:top w:type="dxa" w:w="60"/><w:left w:type="dxa" w:w="95"/><w:bottom w:type="dxa" w:w="60"/><w:right w:type="dxa" w:w="95"/></w:tcMar></w:tcPr><w:p><w:pPr><w:spacing w:after="0" w:line="254"/></w:pPr><w:r><w:rPr><w:sz w:val="18"/><w:szCs w:val="18"/></w:rPr><w:t xml:space="preserve">credit_user_balance</w:t></w:r></w:p></w:tc><w:tc><w:tcPr><w:tcW w:type="dxa" w:w="5900"/><w:tcBorders><w:top w:val="single" w:color="D9D9D9" w:sz="4"/><w:left w:val="single" w:color="D9D9D9" w:sz="4"/><w:bottom w:val="single" w:color="D9D9D9" w:sz="4"/><w:right w:val="single" w:color="D9D9D9" w:sz="4"/></w:tcBorders><w:shd w:fill="F4F6FA" w:val="clear"/><w:tcMar><w:top w:type="dxa" w:w="60"/><w:left w:type="dxa" w:w="95"/><w:bottom w:type="dxa" w:w="60"/><w:right w:type="dxa" w:w="95"/></w:tcMar></w:tcPr><w:p><w:pPr><w:spacing w:after="0" w:line="254"/></w:pPr><w:r><w:rPr><w:sz w:val="18"/><w:szCs w:val="18"/></w:rPr><w:t xml:space="preserve">Relative increment, so a concurrent change is never clobbered.</w:t></w:r></w:p></w:tc></w:tr><w:tr><w:tc><w:tcPr><w:tcW w:type="dxa" w:w="2900"/><w:tcBorders><w:top w:val="single" w:color="D9D9D9" w:sz="4"/><w:left w:val="single" w:color="D9D9D9" w:sz="4"/><w:bottom w:val="single" w:color="D9D9D9" w:sz="4"/><w:right w:val="single" w:color="D9D9D9" w:sz="4"/></w:tcBorders><w:tcMar><w:top w:type="dxa" w:w="60"/><w:left w:type="dxa" w:w="95"/><w:bottom w:type="dxa" w:w="60"/><w:right w:type="dxa" w:w="95"/></w:tcMar></w:tcPr><w:p><w:pPr><w:spacing w:after="0" w:line="254"/></w:pPr><w:r><w:rPr><w:sz w:val="18"/><w:szCs w:val="18"/></w:rPr><w:t xml:space="preserve">claim_pool_payout</w:t></w:r></w:p></w:tc><w:tc><w:tcPr><w:tcW w:type="dxa" w:w="5900"/><w:tcBorders><w:top w:val="single" w:color="D9D9D9" w:sz="4"/><w:left w:val="single" w:color="D9D9D9" w:sz="4"/><w:bottom w:val="single" w:color="D9D9D9" w:sz="4"/><w:right w:val="single" w:color="D9D9D9" w:sz="4"/></w:tcBorders><w:tcMar><w:top w:type="dxa" w:w="60"/><w:left w:type="dxa" w:w="95"/><w:bottom w:type="dxa" w:w="60"/><w:right w:type="dxa" w:w="95"/></w:tcMar></w:tcPr><w:p><w:pPr><w:spacing w:after="0" w:line="254"/></w:pPr><w:r><w:rPr><w:sz w:val="18"/><w:szCs w:val="18"/></w:rPr><w:t xml:space="preserve">Runs an entire winnings claim in one transaction, deriving the claimant from auth.uid() rather than a client-supplied id.</w:t></w:r></w:p></w:tc></w:tr><w:tr><w:tc><w:tcPr><w:tcW w:type="dxa" w:w="2900"/><w:tcBorders><w:top w:val="single" w:color="D9D9D9" w:sz="4"/><w:left w:val="single" w:color="D9D9D9" w:sz="4"/><w:bottom w:val="single" w:color="D9D9D9" w:sz="4"/><w:right w:val="single" w:color="D9D9D9" w:sz="4"/></w:tcBorders><w:shd w:fill="F4F6FA" w:val="clear"/><w:tcMar><w:top w:type="dxa" w:w="60"/><w:left w:type="dxa" w:w="95"/><w:bottom w:type="dxa" w:w="60"/><w:right w:type="dxa" w:w="95"/></w:tcMar></w:tcPr><w:p><w:pPr><w:spacing w:after="0" w:line="254"/></w:pPr><w:r><w:rPr><w:sz w:val="18"/><w:szCs w:val="18"/></w:rPr><w:t xml:space="preserve">get_pool_financials / get_pools_financials</w:t></w:r></w:p></w:tc><w:tc><w:tcPr><w:tcW w:type="dxa" w:w="5900"/><w:tcBorders><w:top w:val="single" w:color="D9D9D9" w:sz="4"/><w:left w:val="single" w:color="D9D9D9" w:sz="4"/><w:bottom w:val="single" w:color="D9D9D9" w:sz="4"/><w:right w:val="single" w:color="D9D9D9" w:sz="4"/></w:tcBorders><w:shd w:fill="F4F6FA" w:val="clear"/><w:tcMar><w:top w:type="dxa" w:w="60"/><w:left w:type="dxa" w:w="95"/><w:bottom w:type="dxa" w:w="60"/><w:right w:type="dxa" w:w="95"/></w:tcMar></w:tcPr><w:p><w:pPr><w:spacing w:after="0" w:line="254"/></w:pPr><w:r><w:rPr><w:sz w:val="18"/><w:szCs w:val="18"/></w:rPr><w:t xml:space="preserve">Computes prize pot and participant counts from completed transactions.</w:t></w:r></w:p></w:tc></w:tr><w:tr><w:tc><w:tcPr><w:tcW w:type="dxa" w:w="2900"/><w:tcBorders><w:top w:val="single" w:color="D9D9D9" w:sz="4"/><w:left w:val="single" w:color="D9D9D9" w:sz="4"/><w:bottom w:val="single" w:color="D9D9D9" w:sz="4"/><w:right w:val="single" w:color="D9D9D9" w:sz="4"/></w:tcBorders><w:tcMar><w:top w:type="dxa" w:w="60"/><w:left w:type="dxa" w:w="95"/><w:bottom w:type="dxa" w:w="60"/><w:right w:type="dxa" w:w="95"/></w:tcMar></w:tcPr><w:p><w:pPr><w:spacing w:after="0" w:line="254"/></w:pPr><w:r><w:rPr><w:sz w:val="18"/><w:szCs w:val="18"/></w:rPr><w:t xml:space="preserve">get_public_winners</w:t></w:r></w:p></w:tc><w:tc><w:tcPr><w:tcW w:type="dxa" w:w="5900"/><w:tcBorders><w:top w:val="single" w:color="D9D9D9" w:sz="4"/><w:left w:val="single" w:color="D9D9D9" w:sz="4"/><w:bottom w:val="single" w:color="D9D9D9" w:sz="4"/><w:right w:val="single" w:color="D9D9D9" w:sz="4"/></w:tcBorders><w:tcMar><w:top w:type="dxa" w:w="60"/><w:left w:type="dxa" w:w="95"/><w:bottom w:type="dxa" w:w="60"/><w:right w:type="dxa" w:w="95"/></w:tcMar></w:tcPr><w:p><w:pPr><w:spacing w:after="0" w:line="254"/></w:pPr><w:r><w:rPr><w:sz w:val="18"/><w:szCs w:val="18"/></w:rPr><w:t xml:space="preserve">Public ticker projection — completed pools only, no user identifiers.</w:t></w:r></w:p></w:tc></w:tr><w:tr><w:tc><w:tcPr><w:tcW w:type="dxa" w:w="2900"/><w:tcBorders><w:top w:val="single" w:color="D9D9D9" w:sz="4"/><w:left w:val="single" w:color="D9D9D9" w:sz="4"/><w:bottom w:val="single" w:color="D9D9D9" w:sz="4"/><w:right w:val="single" w:color="D9D9D9" w:sz="4"/></w:tcBorders><w:shd w:fill="F4F6FA" w:val="clear"/><w:tcMar><w:top w:type="dxa" w:w="60"/><w:left w:type="dxa" w:w="95"/><w:bottom w:type="dxa" w:w="60"/><w:right w:type="dxa" w:w="95"/></w:tcMar></w:tcPr><w:p><w:pPr><w:spacing w:after="0" w:line="254"/></w:pPr><w:r><w:rPr><w:sz w:val="18"/><w:szCs w:val="18"/></w:rPr><w:t xml:space="preserve">is_admin</w:t></w:r></w:p></w:tc><w:tc><w:tcPr><w:tcW w:type="dxa" w:w="5900"/><w:tcBorders><w:top w:val="single" w:color="D9D9D9" w:sz="4"/><w:left w:val="single" w:color="D9D9D9" w:sz="4"/><w:bottom w:val="single" w:color="D9D9D9" w:sz="4"/><w:right w:val="single" w:color="D9D9D9" w:sz="4"/></w:tcBorders><w:shd w:fill="F4F6FA" w:val="clear"/><w:tcMar><w:top w:type="dxa" w:w="60"/><w:left w:type="dxa" w:w="95"/><w:bottom w:type="dxa" w:w="60"/><w:right w:type="dxa" w:w="95"/></w:tcMar></w:tcPr><w:p><w:pPr><w:spacing w:after="0" w:line="254"/></w:pPr><w:r><w:rPr><w:sz w:val="18"/><w:szCs w:val="18"/></w:rPr><w:t xml:space="preserve">Central role check used by RLS policies.</w:t></w:r></w:p></w:tc></w:tr></w:tbl><w:p><w:r><w:br w:type="page"/></w:r></w:p><w:p><w:pPr><w:pStyle w:val="Heading1"/><w:spacing w:after="140" w:before="300"/></w:pPr><w:r><w:t xml:space="preserve">6. Critical server flows</w:t></w:r></w:p><w:p><w:pPr><w:pStyle w:val="Heading2"/><w:spacing w:after="100" w:before="240"/></w:pPr><w:r><w:t xml:space="preserve">6.1 Buying a card</w:t></w:r></w:p><w:p><w:pPr><w:pBdr><w:left w:val="single" w:color="C4CDD5" w:sz="14" w:space="8"/></w:pBdr><w:shd w:fill="F6F8FA" w:val="clear"/><w:spacing w:after="0" w:line="236"/></w:pPr><w:r><w:rPr><w:rFonts w:ascii="Consolas" w:cs="Consolas" w:eastAsia="Consolas" w:hAnsi="Consolas"/><w:color w:val="24292E"/><w:sz w:val="17"/><w:szCs w:val="17"/></w:rPr><w:t xml:space="preserve">POST /api/stripe/create-checkout-session</w:t></w:r></w:p><w:p><w:pPr><w:pBdr><w:left w:val="single" w:color="C4CDD5" w:sz="14" w:space="8"/></w:pBdr><w:shd w:fill="F6F8FA" w:val="clear"/><w:spacing w:after="0" w:line="236"/></w:pPr><w:r><w:rPr><w:rFonts w:ascii="Consolas" w:cs="Consolas" w:eastAsia="Consolas" w:hAnsi="Consolas"/><w:color w:val="24292E"/><w:sz w:val="17"/><w:szCs w:val="17"/></w:rPr><w:t xml:space="preserve">  auth -&gt; zod -&gt; load pool</w:t></w:r></w:p><w:p><w:pPr><w:pBdr><w:left w:val="single" w:color="C4CDD5" w:sz="14" w:space="8"/></w:pBdr><w:shd w:fill="F6F8FA" w:val="clear"/><w:spacing w:after="0" w:line="236"/></w:pPr><w:r><w:rPr><w:rFonts w:ascii="Consolas" w:cs="Consolas" w:eastAsia="Consolas" w:hAnsi="Consolas"/><w:color w:val="24292E"/><w:sz w:val="17"/><w:szCs w:val="17"/></w:rPr><w:t xml:space="preserve">  price = pool.entry_fee            &lt;- server-authoritative, never the client&apos;s</w:t></w:r></w:p><w:p><w:pPr><w:pBdr><w:left w:val="single" w:color="C4CDD5" w:sz="14" w:space="8"/></w:pBdr><w:shd w:fill="F6F8FA" w:val="clear"/><w:spacing w:after="0" w:line="236"/></w:pPr><w:r><w:rPr><w:rFonts w:ascii="Consolas" w:cs="Consolas" w:eastAsia="Consolas" w:hAnsi="Consolas"/><w:color w:val="24292E"/><w:sz w:val="17"/><w:szCs w:val="17"/></w:rPr><w:t xml:space="preserve">  checks: pool open, &lt; 3 cards held, capacity, &gt;= platform minimum</w:t></w:r></w:p><w:p><w:pPr><w:pBdr><w:left w:val="single" w:color="C4CDD5" w:sz="14" w:space="8"/></w:pBdr><w:shd w:fill="F6F8FA" w:val="clear"/><w:spacing w:after="0" w:line="236"/></w:pPr><w:r><w:rPr><w:rFonts w:ascii="Consolas" w:cs="Consolas" w:eastAsia="Consolas" w:hAnsi="Consolas"/><w:color w:val="24292E"/><w:sz w:val="17"/><w:szCs w:val="17"/></w:rPr><w:t xml:space="preserve">  stripe.checkout.sessions.create({ metadata: { poolId, userId, entryFee } })</w:t></w:r></w:p><w:p><w:pPr><w:pBdr><w:left w:val="single" w:color="C4CDD5" w:sz="14" w:space="8"/></w:pBdr><w:shd w:fill="F6F8FA" w:val="clear"/><w:spacing w:after="0" w:line="236"/></w:pPr><w:r><w:rPr><w:rFonts w:ascii="Consolas" w:cs="Consolas" w:eastAsia="Consolas" w:hAnsi="Consolas"/><w:color w:val="24292E"/><w:sz w:val="17"/><w:szCs w:val="17"/></w:rPr><w:t xml:space="preserve"> </w:t></w:r></w:p><w:p><w:pPr><w:pBdr><w:left w:val="single" w:color="C4CDD5" w:sz="14" w:space="8"/></w:pBdr><w:shd w:fill="F6F8FA" w:val="clear"/><w:spacing w:after="0" w:line="236"/></w:pPr><w:r><w:rPr><w:rFonts w:ascii="Consolas" w:cs="Consolas" w:eastAsia="Consolas" w:hAnsi="Consolas"/><w:color w:val="24292E"/><w:sz w:val="17"/><w:szCs w:val="17"/></w:rPr><w:t xml:space="preserve">Stripe -&gt; POST /api/stripe/webhook          [SOURCE OF TRUTH]</w:t></w:r></w:p><w:p><w:pPr><w:pBdr><w:left w:val="single" w:color="C4CDD5" w:sz="14" w:space="8"/></w:pBdr><w:shd w:fill="F6F8FA" w:val="clear"/><w:spacing w:after="0" w:line="236"/></w:pPr><w:r><w:rPr><w:rFonts w:ascii="Consolas" w:cs="Consolas" w:eastAsia="Consolas" w:hAnsi="Consolas"/><w:color w:val="24292E"/><w:sz w:val="17"/><w:szCs w:val="17"/></w:rPr><w:t xml:space="preserve">  verify signature over the RAW body; re-retrieve the session from Stripe</w:t></w:r></w:p><w:p><w:pPr><w:pBdr><w:left w:val="single" w:color="C4CDD5" w:sz="14" w:space="8"/></w:pBdr><w:shd w:fill="F6F8FA" w:val="clear"/><w:spacing w:after="0" w:line="236"/></w:pPr><w:r><w:rPr><w:rFonts w:ascii="Consolas" w:cs="Consolas" w:eastAsia="Consolas" w:hAnsi="Consolas"/><w:color w:val="24292E"/><w:sz w:val="17"/><w:szCs w:val="17"/></w:rPr><w:t xml:space="preserve">  fulfillCardPurchase(serviceRole, session)</w:t></w:r></w:p><w:p><w:pPr><w:pBdr><w:left w:val="single" w:color="C4CDD5" w:sz="14" w:space="8"/></w:pBdr><w:shd w:fill="F6F8FA" w:val="clear"/><w:spacing w:after="0" w:line="236"/></w:pPr><w:r><w:rPr><w:rFonts w:ascii="Consolas" w:cs="Consolas" w:eastAsia="Consolas" w:hAnsi="Consolas"/><w:color w:val="24292E"/><w:sz w:val="17"/><w:szCs w:val="17"/></w:rPr><w:t xml:space="preserve"> </w:t></w:r></w:p><w:p><w:pPr><w:pBdr><w:left w:val="single" w:color="C4CDD5" w:sz="14" w:space="8"/></w:pBdr><w:shd w:fill="F6F8FA" w:val="clear"/><w:spacing w:after="0" w:line="236"/></w:pPr><w:r><w:rPr><w:rFonts w:ascii="Consolas" w:cs="Consolas" w:eastAsia="Consolas" w:hAnsi="Consolas"/><w:color w:val="24292E"/><w:sz w:val="17"/><w:szCs w:val="17"/></w:rPr><w:t xml:space="preserve">Browser returns -&gt; POST /api/stripe/confirm-payment    [fast path]</w:t></w:r></w:p><w:p><w:pPr><w:pBdr><w:left w:val="single" w:color="C4CDD5" w:sz="14" w:space="8"/></w:pBdr><w:shd w:fill="F6F8FA" w:val="clear"/><w:spacing w:after="0" w:line="236"/></w:pPr><w:r><w:rPr><w:rFonts w:ascii="Consolas" w:cs="Consolas" w:eastAsia="Consolas" w:hAnsi="Consolas"/><w:color w:val="24292E"/><w:sz w:val="17"/><w:szCs w:val="17"/></w:rPr><w:t xml:space="preserve">  assert session.metadata.userId === caller  (else 403)</w:t></w:r></w:p><w:p><w:pPr><w:pBdr><w:left w:val="single" w:color="C4CDD5" w:sz="14" w:space="8"/></w:pBdr><w:shd w:fill="F6F8FA" w:val="clear"/><w:spacing w:after="0" w:line="236"/></w:pPr><w:r><w:rPr><w:rFonts w:ascii="Consolas" w:cs="Consolas" w:eastAsia="Consolas" w:hAnsi="Consolas"/><w:color w:val="24292E"/><w:sz w:val="17"/><w:szCs w:val="17"/></w:rPr><w:t xml:space="preserve">  fulfillCardPurchase(...)                   // same function, idempotent</w:t></w:r></w:p><w:p><w:pPr><w:pBdr><w:left w:val="single" w:color="C4CDD5" w:sz="14" w:space="8"/></w:pBdr><w:shd w:fill="F6F8FA" w:val="clear"/><w:spacing w:after="0" w:line="236"/></w:pPr><w:r><w:rPr><w:rFonts w:ascii="Consolas" w:cs="Consolas" w:eastAsia="Consolas" w:hAnsi="Consolas"/><w:color w:val="24292E"/><w:sz w:val="17"/><w:szCs w:val="17"/></w:rPr><w:t xml:space="preserve"> </w:t></w:r></w:p><w:p><w:pPr><w:pBdr><w:left w:val="single" w:color="C4CDD5" w:sz="14" w:space="8"/></w:pBdr><w:shd w:fill="F6F8FA" w:val="clear"/><w:spacing w:after="0" w:line="236"/></w:pPr><w:r><w:rPr><w:rFonts w:ascii="Consolas" w:cs="Consolas" w:eastAsia="Consolas" w:hAnsi="Consolas"/><w:color w:val="24292E"/><w:sz w:val="17"/><w:szCs w:val="17"/></w:rPr><w:t xml:space="preserve">fulfillCardPurchase:</w:t></w:r></w:p><w:p><w:pPr><w:pBdr><w:left w:val="single" w:color="C4CDD5" w:sz="14" w:space="8"/></w:pBdr><w:shd w:fill="F6F8FA" w:val="clear"/><w:spacing w:after="0" w:line="236"/></w:pPr><w:r><w:rPr><w:rFonts w:ascii="Consolas" w:cs="Consolas" w:eastAsia="Consolas" w:hAnsi="Consolas"/><w:color w:val="24292E"/><w:sz w:val="17"/><w:szCs w:val="17"/></w:rPr><w:t xml:space="preserve">  require payment_status === &apos;paid&apos;</w:t></w:r></w:p><w:p><w:pPr><w:pBdr><w:left w:val="single" w:color="C4CDD5" w:sz="14" w:space="8"/></w:pBdr><w:shd w:fill="F6F8FA" w:val="clear"/><w:spacing w:after="0" w:line="236"/></w:pPr><w:r><w:rPr><w:rFonts w:ascii="Consolas" w:cs="Consolas" w:eastAsia="Consolas" w:hAnsi="Consolas"/><w:color w:val="24292E"/><w:sz w:val="17"/><w:szCs w:val="17"/></w:rPr><w:t xml:space="preserve">  require amount_total === round(entryFee * 100)   // trust Stripe, not metadata</w:t></w:r></w:p><w:p><w:pPr><w:pBdr><w:left w:val="single" w:color="C4CDD5" w:sz="14" w:space="8"/></w:pBdr><w:shd w:fill="F6F8FA" w:val="clear"/><w:spacing w:after="0" w:line="236"/></w:pPr><w:r><w:rPr><w:rFonts w:ascii="Consolas" w:cs="Consolas" w:eastAsia="Consolas" w:hAnsi="Consolas"/><w:color w:val="24292E"/><w:sz w:val="17"/><w:szCs w:val="17"/></w:rPr><w:t xml:space="preserve">  idempotency (a) lookup on stripe_session_id</w:t></w:r></w:p><w:p><w:pPr><w:pBdr><w:left w:val="single" w:color="C4CDD5" w:sz="14" w:space="8"/></w:pBdr><w:shd w:fill="F6F8FA" w:val="clear"/><w:spacing w:after="0" w:line="236"/></w:pPr><w:r><w:rPr><w:rFonts w:ascii="Consolas" w:cs="Consolas" w:eastAsia="Consolas" w:hAnsi="Consolas"/><w:color w:val="24292E"/><w:sz w:val="17"/><w:szCs w:val="17"/></w:rPr><w:t xml:space="preserve">              (b) UNIQUE constraint; violation is treated as success</w:t></w:r></w:p><w:p><w:pPr><w:pBdr><w:left w:val="single" w:color="C4CDD5" w:sz="14" w:space="8"/></w:pBdr><w:shd w:fill="F6F8FA" w:val="clear"/><w:spacing w:after="130" w:line="236"/></w:pPr><w:r><w:rPr><w:rFonts w:ascii="Consolas" w:cs="Consolas" w:eastAsia="Consolas" w:hAnsi="Consolas"/><w:color w:val="24292E"/><w:sz w:val="17"/><w:szCs w:val="17"/></w:rPr><w:t xml:space="preserve">  insert parlay_card + pool_transaction (fee set by DB trigger)</w:t></w:r></w:p><w:p><w:pPr><w:spacing w:after="130" w:line="280"/></w:pPr><w:r><w:rPr><w:sz w:val="21"/><w:szCs w:val="21"/></w:rPr><w:t xml:space="preserve">The two callers can race. Layer (b) is what makes that safe: without the unique constraint both could pass the lookup and issue two cards for one payment.</w:t></w:r></w:p><w:p><w:pPr><w:pStyle w:val="Heading2"/><w:spacing w:after="100" w:before="240"/></w:pPr><w:r><w:t xml:space="preserve">6.2 Settlement</w:t></w:r></w:p><w:p><w:pPr><w:pBdr><w:left w:val="single" w:color="C4CDD5" w:sz="14" w:space="8"/></w:pBdr><w:shd w:fill="F6F8FA" w:val="clear"/><w:spacing w:after="0" w:line="236"/></w:pPr><w:r><w:rPr><w:rFonts w:ascii="Consolas" w:cs="Consolas" w:eastAsia="Consolas" w:hAnsi="Consolas"/><w:color w:val="24292E"/><w:sz w:val="17"/><w:szCs w:val="17"/></w:rPr><w:t xml:space="preserve">GET /api/cron/settle       [CRON_SECRET, fails closed with 503 if unset]</w:t></w:r></w:p><w:p><w:pPr><w:pBdr><w:left w:val="single" w:color="C4CDD5" w:sz="14" w:space="8"/></w:pBdr><w:shd w:fill="F6F8FA" w:val="clear"/><w:spacing w:after="0" w:line="236"/></w:pPr><w:r><w:rPr><w:rFonts w:ascii="Consolas" w:cs="Consolas" w:eastAsia="Consolas" w:hAnsi="Consolas"/><w:color w:val="24292E"/><w:sz w:val="17"/><w:szCs w:val="17"/></w:rPr><w:t xml:space="preserve"> </w:t></w:r></w:p><w:p><w:pPr><w:pBdr><w:left w:val="single" w:color="C4CDD5" w:sz="14" w:space="8"/></w:pBdr><w:shd w:fill="F6F8FA" w:val="clear"/><w:spacing w:after="0" w:line="236"/></w:pPr><w:r><w:rPr><w:rFonts w:ascii="Consolas" w:cs="Consolas" w:eastAsia="Consolas" w:hAnsi="Consolas"/><w:color w:val="24292E"/><w:sz w:val="17"/><w:szCs w:val="17"/></w:rPr><w:t xml:space="preserve">1. refreshGameScores()</w:t></w:r></w:p><w:p><w:pPr><w:pBdr><w:left w:val="single" w:color="C4CDD5" w:sz="14" w:space="8"/></w:pBdr><w:shd w:fill="F6F8FA" w:val="clear"/><w:spacing w:after="0" w:line="236"/></w:pPr><w:r><w:rPr><w:rFonts w:ascii="Consolas" w:cs="Consolas" w:eastAsia="Consolas" w:hAnsi="Consolas"/><w:color w:val="24292E"/><w:sz w:val="17"/><w:szCs w:val="17"/></w:rPr><w:t xml:space="preserve">     for each pending (season, week): pull finals from ESPN</w:t></w:r></w:p><w:p><w:pPr><w:pBdr><w:left w:val="single" w:color="C4CDD5" w:sz="14" w:space="8"/></w:pBdr><w:shd w:fill="F6F8FA" w:val="clear"/><w:spacing w:after="0" w:line="236"/></w:pPr><w:r><w:rPr><w:rFonts w:ascii="Consolas" w:cs="Consolas" w:eastAsia="Consolas" w:hAnsi="Consolas"/><w:color w:val="24292E"/><w:sz w:val="17"/><w:szCs w:val="17"/></w:rPr><w:t xml:space="preserve">     never write &apos;finished&apos; without both scores</w:t></w:r></w:p><w:p><w:pPr><w:pBdr><w:left w:val="single" w:color="C4CDD5" w:sz="14" w:space="8"/></w:pBdr><w:shd w:fill="F6F8FA" w:val="clear"/><w:spacing w:after="0" w:line="236"/></w:pPr><w:r><w:rPr><w:rFonts w:ascii="Consolas" w:cs="Consolas" w:eastAsia="Consolas" w:hAnsi="Consolas"/><w:color w:val="24292E"/><w:sz w:val="17"/><w:szCs w:val="17"/></w:rPr><w:t xml:space="preserve">2. settleReadyPools()</w:t></w:r></w:p><w:p><w:pPr><w:pBdr><w:left w:val="single" w:color="C4CDD5" w:sz="14" w:space="8"/></w:pBdr><w:shd w:fill="F6F8FA" w:val="clear"/><w:spacing w:after="0" w:line="236"/></w:pPr><w:r><w:rPr><w:rFonts w:ascii="Consolas" w:cs="Consolas" w:eastAsia="Consolas" w:hAnsi="Consolas"/><w:color w:val="24292E"/><w:sz w:val="17"/><w:szCs w:val="17"/></w:rPr><w:t xml:space="preserve">     completePoolIfAllGamesFinished()   &lt;- the slate must be whole</w:t></w:r></w:p><w:p><w:pPr><w:pBdr><w:left w:val="single" w:color="C4CDD5" w:sz="14" w:space="8"/></w:pBdr><w:shd w:fill="F6F8FA" w:val="clear"/><w:spacing w:after="0" w:line="236"/></w:pPr><w:r><w:rPr><w:rFonts w:ascii="Consolas" w:cs="Consolas" w:eastAsia="Consolas" w:hAnsi="Consolas"/><w:color w:val="24292E"/><w:sz w:val="17"/><w:szCs w:val="17"/></w:rPr><w:t xml:space="preserve">     refuse to settle a zero pot that has paid cards (warn instead)</w:t></w:r></w:p><w:p><w:pPr><w:pBdr><w:left w:val="single" w:color="C4CDD5" w:sz="14" w:space="8"/></w:pBdr><w:shd w:fill="F6F8FA" w:val="clear"/><w:spacing w:after="0" w:line="236"/></w:pPr><w:r><w:rPr><w:rFonts w:ascii="Consolas" w:cs="Consolas" w:eastAsia="Consolas" w:hAnsi="Consolas"/><w:color w:val="24292E"/><w:sz w:val="17"/><w:szCs w:val="17"/></w:rPr><w:t xml:space="preserve">3. materializePoolWinners()</w:t></w:r></w:p><w:p><w:pPr><w:pBdr><w:left w:val="single" w:color="C4CDD5" w:sz="14" w:space="8"/></w:pBdr><w:shd w:fill="F6F8FA" w:val="clear"/><w:spacing w:after="0" w:line="236"/></w:pPr><w:r><w:rPr><w:rFonts w:ascii="Consolas" w:cs="Consolas" w:eastAsia="Consolas" w:hAnsi="Consolas"/><w:color w:val="24292E"/><w:sz w:val="17"/><w:szCs w:val="17"/></w:rPr><w:t xml:space="preserve">     score card_picks against finished games</w:t></w:r></w:p><w:p><w:pPr><w:pBdr><w:left w:val="single" w:color="C4CDD5" w:sz="14" w:space="8"/></w:pBdr><w:shd w:fill="F6F8FA" w:val="clear"/><w:spacing w:after="0" w:line="236"/></w:pPr><w:r><w:rPr><w:rFonts w:ascii="Consolas" w:cs="Consolas" w:eastAsia="Consolas" w:hAnsi="Consolas"/><w:color w:val="24292E"/><w:sz w:val="17"/><w:szCs w:val="17"/></w:rPr><w:t xml:space="preserve">     split the net pot in exact cents; insert pool_winners + approvals</w:t></w:r></w:p><w:p><w:pPr><w:pBdr><w:left w:val="single" w:color="C4CDD5" w:sz="14" w:space="8"/></w:pBdr><w:shd w:fill="F6F8FA" w:val="clear"/><w:spacing w:after="130" w:line="236"/></w:pPr><w:r><w:rPr><w:rFonts w:ascii="Consolas" w:cs="Consolas" w:eastAsia="Consolas" w:hAnsi="Consolas"/><w:color w:val="24292E"/><w:sz w:val="17"/><w:szCs w:val="17"/></w:rPr><w:t xml:space="preserve">     credit balances atomically; idempotent via a unique ledger index</w:t></w:r></w:p><w:tbl><w:tblPr><w:tblW w:type="dxa" w:w="8900"/><w:tblBorders><w:top w:val="single" w:color="auto" w:sz="4"/><w:left w:val="single" w:color="auto" w:sz="4"/><w:bottom w:val="single" w:color="auto" w:sz="4"/><w:right w:val="single" w:color="auto" w:sz="4"/><w:insideH w:val="single" w:color="auto" w:sz="4"/><w:insideV w:val="single" w:color="auto" w:sz="4"/></w:tblBorders></w:tblPr><w:tblGrid><w:gridCol w:w="8900"/></w:tblGrid><w:tr><w:tc><w:tcPr><w:tcW w:type="dxa" w:w="8900"/><w:tcBorders><w:top w:val="none"/><w:left w:val="single" w:color="B22222" w:sz="18"/><w:bottom w:val="none"/><w:right w:val="none"/></w:tcBorders><w:shd w:fill="FBECEC" w:val="clear"/><w:tcMar><w:top w:type="dxa" w:w="115"/><w:left w:type="dxa" w:w="155"/><w:bottom w:type="dxa" w:w="115"/><w:right w:type="dxa" w:w="155"/></w:tcMar></w:tcPr><w:p><w:pPr><w:spacing w:after="45"/></w:pPr><w:r><w:rPr><w:b/><w:bCs/><w:color w:val="1F3864"/><w:sz w:val="20"/><w:szCs w:val="20"/></w:rPr><w:t xml:space="preserve">Why the ordering is not negotiable</w:t></w:r></w:p><w:p><w:pPr><w:spacing w:after="0" w:line="274"/></w:pPr><w:r><w:rPr><w:sz w:val="21"/><w:szCs w:val="21"/></w:rPr><w:t xml:space="preserve">Phase 3 must never run before phase 2. Scoring only considers finished games, so on a partial slate it would crown whoever happened to lead after the early kickoffs and pay out the entire pot. The pool-completed gate is what makes the slate whole.</w:t></w:r></w:p></w:tc></w:tr></w:tbl><w:p><w:pPr><w:pStyle w:val="Heading2"/><w:spacing w:after="100" w:before="240"/></w:pPr><w:r><w:t xml:space="preserve">6.3 Withdrawal</w:t></w:r></w:p><w:p><w:pPr><w:pBdr><w:left w:val="single" w:color="C4CDD5" w:sz="14" w:space="8"/></w:pBdr><w:shd w:fill="F6F8FA" w:val="clear"/><w:spacing w:after="0" w:line="236"/></w:pPr><w:r><w:rPr><w:rFonts w:ascii="Consolas" w:cs="Consolas" w:eastAsia="Consolas" w:hAnsi="Consolas"/><w:color w:val="24292E"/><w:sz w:val="17"/><w:szCs w:val="17"/></w:rPr><w:t xml:space="preserve">POST /api/me/payout-request      auth + same-origin + rate limit</w:t></w:r></w:p><w:p><w:pPr><w:pBdr><w:left w:val="single" w:color="C4CDD5" w:sz="14" w:space="8"/></w:pBdr><w:shd w:fill="F6F8FA" w:val="clear"/><w:spacing w:after="0" w:line="236"/></w:pPr><w:r><w:rPr><w:rFonts w:ascii="Consolas" w:cs="Consolas" w:eastAsia="Consolas" w:hAnsi="Consolas"/><w:color w:val="24292E"/><w:sz w:val="17"/><w:szCs w:val="17"/></w:rPr><w:t xml:space="preserve">  amount &gt;= minimum, balance &gt;= amount, PayPal account linked</w:t></w:r></w:p><w:p><w:pPr><w:pBdr><w:left w:val="single" w:color="C4CDD5" w:sz="14" w:space="8"/></w:pBdr><w:shd w:fill="F6F8FA" w:val="clear"/><w:spacing w:after="0" w:line="236"/></w:pPr><w:r><w:rPr><w:rFonts w:ascii="Consolas" w:cs="Consolas" w:eastAsia="Consolas" w:hAnsi="Consolas"/><w:color w:val="24292E"/><w:sz w:val="17"/><w:szCs w:val="17"/></w:rPr><w:t xml:space="preserve">  insert status &apos;pending&apos;   (RLS also caps amount &lt;= actual balance)</w:t></w:r></w:p><w:p><w:pPr><w:pBdr><w:left w:val="single" w:color="C4CDD5" w:sz="14" w:space="8"/></w:pBdr><w:shd w:fill="F6F8FA" w:val="clear"/><w:spacing w:after="0" w:line="236"/></w:pPr><w:r><w:rPr><w:rFonts w:ascii="Consolas" w:cs="Consolas" w:eastAsia="Consolas" w:hAnsi="Consolas"/><w:color w:val="24292E"/><w:sz w:val="17"/><w:szCs w:val="17"/></w:rPr><w:t xml:space="preserve"> </w:t></w:r></w:p><w:p><w:pPr><w:pBdr><w:left w:val="single" w:color="C4CDD5" w:sz="14" w:space="8"/></w:pBdr><w:shd w:fill="F6F8FA" w:val="clear"/><w:spacing w:after="0" w:line="236"/></w:pPr><w:r><w:rPr><w:rFonts w:ascii="Consolas" w:cs="Consolas" w:eastAsia="Consolas" w:hAnsi="Consolas"/><w:color w:val="24292E"/><w:sz w:val="17"/><w:szCs w:val="17"/></w:rPr><w:t xml:space="preserve">PATCH /api/admin/payout-requests/[id]/complete     requireAdmin</w:t></w:r></w:p><w:p><w:pPr><w:pBdr><w:left w:val="single" w:color="C4CDD5" w:sz="14" w:space="8"/></w:pBdr><w:shd w:fill="F6F8FA" w:val="clear"/><w:spacing w:after="0" w:line="236"/></w:pPr><w:r><w:rPr><w:rFonts w:ascii="Consolas" w:cs="Consolas" w:eastAsia="Consolas" w:hAnsi="Consolas"/><w:color w:val="24292E"/><w:sz w:val="17"/><w:szCs w:val="17"/></w:rPr><w:t xml:space="preserve">  idempotency check on the ledger reference</w:t></w:r></w:p><w:p><w:pPr><w:pBdr><w:left w:val="single" w:color="C4CDD5" w:sz="14" w:space="8"/></w:pBdr><w:shd w:fill="F6F8FA" w:val="clear"/><w:spacing w:after="0" w:line="236"/></w:pPr><w:r><w:rPr><w:rFonts w:ascii="Consolas" w:cs="Consolas" w:eastAsia="Consolas" w:hAnsi="Consolas"/><w:color w:val="24292E"/><w:sz w:val="17"/><w:szCs w:val="17"/></w:rPr><w:t xml:space="preserve">  1. debit_user_balance(...)      &lt;- RESERVE atomically, before any money moves</w:t></w:r></w:p><w:p><w:pPr><w:pBdr><w:left w:val="single" w:color="C4CDD5" w:sz="14" w:space="8"/></w:pBdr><w:shd w:fill="F6F8FA" w:val="clear"/><w:spacing w:after="0" w:line="236"/></w:pPr><w:r><w:rPr><w:rFonts w:ascii="Consolas" w:cs="Consolas" w:eastAsia="Consolas" w:hAnsi="Consolas"/><w:color w:val="24292E"/><w:sz w:val="17"/><w:szCs w:val="17"/></w:rPr><w:t xml:space="preserve">  2. createPayPalPayout(...)      &lt;- send only if the reservation succeeded</w:t></w:r></w:p><w:p><w:pPr><w:pBdr><w:left w:val="single" w:color="C4CDD5" w:sz="14" w:space="8"/></w:pBdr><w:shd w:fill="F6F8FA" w:val="clear"/><w:spacing w:after="0" w:line="236"/></w:pPr><w:r><w:rPr><w:rFonts w:ascii="Consolas" w:cs="Consolas" w:eastAsia="Consolas" w:hAnsi="Consolas"/><w:color w:val="24292E"/><w:sz w:val="17"/><w:szCs w:val="17"/></w:rPr><w:t xml:space="preserve">  3. on PayPal failure: credit_user_balance(...)   (compensate)</w:t></w:r></w:p><w:p><w:pPr><w:pBdr><w:left w:val="single" w:color="C4CDD5" w:sz="14" w:space="8"/></w:pBdr><w:shd w:fill="F6F8FA" w:val="clear"/><w:spacing w:after="130" w:line="236"/></w:pPr><w:r><w:rPr><w:rFonts w:ascii="Consolas" w:cs="Consolas" w:eastAsia="Consolas" w:hAnsi="Consolas"/><w:color w:val="24292E"/><w:sz w:val="17"/><w:szCs w:val="17"/></w:rPr><w:t xml:space="preserve">  4. on success: mark completed, then write the audit row best-effort</w:t></w:r></w:p><w:p><w:pPr><w:spacing w:after="130" w:line="280"/></w:pPr><w:r><w:rPr><w:sz w:val="21"/><w:szCs w:val="21"/></w:rPr><w:t xml:space="preserve">Reserve, then send, then compensate. The reverse order — sending first and checking the balance afterwards — allowed concurrent approvals to each pay out before any of them verified funds.</w:t></w:r></w:p><w:p><w:r><w:br w:type="page"/></w:r></w:p><w:p><w:pPr><w:pStyle w:val="Heading1"/><w:spacing w:after="140" w:before="300"/></w:pPr><w:r><w:t xml:space="preserve">7. Security model</w:t></w:r></w:p><w:p><w:pPr><w:spacing w:after="130" w:line="280"/></w:pPr><w:r><w:rPr><w:sz w:val="21"/><w:szCs w:val="21"/></w:rPr><w:t xml:space="preserve">Seven layers of defence in depth. Each independently stops its class of attack, so a single-layer failure is not exploitable.</w:t></w:r></w:p><w:tbl><w:tblPr><w:tblW w:type="dxa" w:w="8800"/><w:tblBorders><w:top w:val="single" w:color="auto" w:sz="4"/><w:left w:val="single" w:color="auto" w:sz="4"/><w:bottom w:val="single" w:color="auto" w:sz="4"/><w:right w:val="single" w:color="auto" w:sz="4"/><w:insideH w:val="single" w:color="auto" w:sz="4"/><w:insideV w:val="single" w:color="auto" w:sz="4"/></w:tblBorders></w:tblPr><w:tblGrid><w:gridCol w:w="500"/><w:gridCol w:w="2500"/><w:gridCol w:w="5800"/></w:tblGrid><w:tr><w:trPr><w:tblHeader/></w:trPr><w:tc><w:tcPr><w:tcW w:type="dxa" w:w="500"/><w:tcBorders><w:top w:val="single" w:color="D9D9D9" w:sz="4"/><w:left w:val="single" w:color="D9D9D9" w:sz="4"/><w:bottom w:val="single" w:color="D9D9D9" w:sz="4"/><w:right w:val="single" w:color="D9D9D9" w:sz="4"/></w:tcBorders><w:shd w:fill="1F3864" w:val="clear"/><w:tcMar><w:top w:type="dxa" w:w="60"/><w:left w:type="dxa" w:w="95"/><w:bottom w:type="dxa" w:w="60"/><w:right w:type="dxa" w:w="95"/></w:tcMar></w:tcPr><w:p><w:pPr><w:spacing w:after="0" w:line="254"/></w:pPr><w:r><w:rPr><w:b/><w:bCs/><w:color w:val="FFFFFF"/><w:sz w:val="18"/><w:szCs w:val="18"/></w:rPr><w:t xml:space="preserve">#</w:t></w:r></w:p></w:tc><w:tc><w:tcPr><w:tcW w:type="dxa" w:w="2500"/><w:tcBorders><w:top w:val="single" w:color="D9D9D9" w:sz="4"/><w:left w:val="single" w:color="D9D9D9" w:sz="4"/><w:bottom w:val="single" w:color="D9D9D9" w:sz="4"/><w:right w:val="single" w:color="D9D9D9" w:sz="4"/></w:tcBorders><w:shd w:fill="1F3864" w:val="clear"/><w:tcMar><w:top w:type="dxa" w:w="60"/><w:left w:type="dxa" w:w="95"/><w:bottom w:type="dxa" w:w="60"/><w:right w:type="dxa" w:w="95"/></w:tcMar></w:tcPr><w:p><w:pPr><w:spacing w:after="0" w:line="254"/></w:pPr><w:r><w:rPr><w:b/><w:bCs/><w:color w:val="FFFFFF"/><w:sz w:val="18"/><w:szCs w:val="18"/></w:rPr><w:t xml:space="preserve">Layer</w:t></w:r></w:p></w:tc><w:tc><w:tcPr><w:tcW w:type="dxa" w:w="5800"/><w:tcBorders><w:top w:val="single" w:color="D9D9D9" w:sz="4"/><w:left w:val="single" w:color="D9D9D9" w:sz="4"/><w:bottom w:val="single" w:color="D9D9D9" w:sz="4"/><w:right w:val="single" w:color="D9D9D9" w:sz="4"/></w:tcBorders><w:shd w:fill="1F3864" w:val="clear"/><w:tcMar><w:top w:type="dxa" w:w="60"/><w:left w:type="dxa" w:w="95"/><w:bottom w:type="dxa" w:w="60"/><w:right w:type="dxa" w:w="95"/></w:tcMar></w:tcPr><w:p><w:pPr><w:spacing w:after="0" w:line="254"/></w:pPr><w:r><w:rPr><w:b/><w:bCs/><w:color w:val="FFFFFF"/><w:sz w:val="18"/><w:szCs w:val="18"/></w:rPr><w:t xml:space="preserve">Mechanism</w:t></w:r></w:p></w:tc></w:tr><w:tr><w:tc><w:tcPr><w:tcW w:type="dxa" w:w="500"/><w:tcBorders><w:top w:val="single" w:color="D9D9D9" w:sz="4"/><w:left w:val="single" w:color="D9D9D9" w:sz="4"/><w:bottom w:val="single" w:color="D9D9D9" w:sz="4"/><w:right w:val="single" w:color="D9D9D9" w:sz="4"/></w:tcBorders><w:tcMar><w:top w:type="dxa" w:w="60"/><w:left w:type="dxa" w:w="95"/><w:bottom w:type="dxa" w:w="60"/><w:right w:type="dxa" w:w="95"/></w:tcMar></w:tcPr><w:p><w:pPr><w:spacing w:after="0" w:line="254"/></w:pPr><w:r><w:rPr><w:sz w:val="18"/><w:szCs w:val="18"/></w:rPr><w:t xml:space="preserve">1</w:t></w:r></w:p></w:tc><w:tc><w:tcPr><w:tcW w:type="dxa" w:w="2500"/><w:tcBorders><w:top w:val="single" w:color="D9D9D9" w:sz="4"/><w:left w:val="single" w:color="D9D9D9" w:sz="4"/><w:bottom w:val="single" w:color="D9D9D9" w:sz="4"/><w:right w:val="single" w:color="D9D9D9" w:sz="4"/></w:tcBorders><w:tcMar><w:top w:type="dxa" w:w="60"/><w:left w:type="dxa" w:w="95"/><w:bottom w:type="dxa" w:w="60"/><w:right w:type="dxa" w:w="95"/></w:tcMar></w:tcPr><w:p><w:pPr><w:spacing w:after="0" w:line="254"/></w:pPr><w:r><w:rPr><w:sz w:val="18"/><w:szCs w:val="18"/></w:rPr><w:t xml:space="preserve">Authentication</w:t></w:r></w:p></w:tc><w:tc><w:tcPr><w:tcW w:type="dxa" w:w="5800"/><w:tcBorders><w:top w:val="single" w:color="D9D9D9" w:sz="4"/><w:left w:val="single" w:color="D9D9D9" w:sz="4"/><w:bottom w:val="single" w:color="D9D9D9" w:sz="4"/><w:right w:val="single" w:color="D9D9D9" w:sz="4"/></w:tcBorders><w:tcMar><w:top w:type="dxa" w:w="60"/><w:left w:type="dxa" w:w="95"/><w:bottom w:type="dxa" w:w="60"/><w:right w:type="dxa" w:w="95"/></w:tcMar></w:tcPr><w:p><w:pPr><w:spacing w:after="0" w:line="254"/></w:pPr><w:r><w:rPr><w:sz w:val="18"/><w:szCs w:val="18"/></w:rPr><w:t xml:space="preserve">Supabase JWT in HTTP-only cookies, verified server-side on every protected handler. Password policy enforced by Zod.</w:t></w:r></w:p></w:tc></w:tr><w:tr><w:tc><w:tcPr><w:tcW w:type="dxa" w:w="500"/><w:tcBorders><w:top w:val="single" w:color="D9D9D9" w:sz="4"/><w:left w:val="single" w:color="D9D9D9" w:sz="4"/><w:bottom w:val="single" w:color="D9D9D9" w:sz="4"/><w:right w:val="single" w:color="D9D9D9" w:sz="4"/></w:tcBorders><w:shd w:fill="F4F6FA" w:val="clear"/><w:tcMar><w:top w:type="dxa" w:w="60"/><w:left w:type="dxa" w:w="95"/><w:bottom w:type="dxa" w:w="60"/><w:right w:type="dxa" w:w="95"/></w:tcMar></w:tcPr><w:p><w:pPr><w:spacing w:after="0" w:line="254"/></w:pPr><w:r><w:rPr><w:sz w:val="18"/><w:szCs w:val="18"/></w:rPr><w:t xml:space="preserve">2</w:t></w:r></w:p></w:tc><w:tc><w:tcPr><w:tcW w:type="dxa" w:w="2500"/><w:tcBorders><w:top w:val="single" w:color="D9D9D9" w:sz="4"/><w:left w:val="single" w:color="D9D9D9" w:sz="4"/><w:bottom w:val="single" w:color="D9D9D9" w:sz="4"/><w:right w:val="single" w:color="D9D9D9" w:sz="4"/></w:tcBorders><w:shd w:fill="F4F6FA" w:val="clear"/><w:tcMar><w:top w:type="dxa" w:w="60"/><w:left w:type="dxa" w:w="95"/><w:bottom w:type="dxa" w:w="60"/><w:right w:type="dxa" w:w="95"/></w:tcMar></w:tcPr><w:p><w:pPr><w:spacing w:after="0" w:line="254"/></w:pPr><w:r><w:rPr><w:sz w:val="18"/><w:szCs w:val="18"/></w:rPr><w:t xml:space="preserve">Authorization</w:t></w:r></w:p></w:tc><w:tc><w:tcPr><w:tcW w:type="dxa" w:w="5800"/><w:tcBorders><w:top w:val="single" w:color="D9D9D9" w:sz="4"/><w:left w:val="single" w:color="D9D9D9" w:sz="4"/><w:bottom w:val="single" w:color="D9D9D9" w:sz="4"/><w:right w:val="single" w:color="D9D9D9" w:sz="4"/></w:tcBorders><w:shd w:fill="F4F6FA" w:val="clear"/><w:tcMar><w:top w:type="dxa" w:w="60"/><w:left w:type="dxa" w:w="95"/><w:bottom w:type="dxa" w:w="60"/><w:right w:type="dxa" w:w="95"/></w:tcMar></w:tcPr><w:p><w:pPr><w:spacing w:after="0" w:line="254"/></w:pPr><w:r><w:rPr><w:sz w:val="18"/><w:szCs w:val="18"/></w:rPr><w:t xml:space="preserve">requireAdmin() for role gates; every object bound to the caller in the query, so a foreign id returns 404 rather than someone else&apos;s data.</w:t></w:r></w:p></w:tc></w:tr><w:tr><w:tc><w:tcPr><w:tcW w:type="dxa" w:w="500"/><w:tcBorders><w:top w:val="single" w:color="D9D9D9" w:sz="4"/><w:left w:val="single" w:color="D9D9D9" w:sz="4"/><w:bottom w:val="single" w:color="D9D9D9" w:sz="4"/><w:right w:val="single" w:color="D9D9D9" w:sz="4"/></w:tcBorders><w:tcMar><w:top w:type="dxa" w:w="60"/><w:left w:type="dxa" w:w="95"/><w:bottom w:type="dxa" w:w="60"/><w:right w:type="dxa" w:w="95"/></w:tcMar></w:tcPr><w:p><w:pPr><w:spacing w:after="0" w:line="254"/></w:pPr><w:r><w:rPr><w:sz w:val="18"/><w:szCs w:val="18"/></w:rPr><w:t xml:space="preserve">3</w:t></w:r></w:p></w:tc><w:tc><w:tcPr><w:tcW w:type="dxa" w:w="2500"/><w:tcBorders><w:top w:val="single" w:color="D9D9D9" w:sz="4"/><w:left w:val="single" w:color="D9D9D9" w:sz="4"/><w:bottom w:val="single" w:color="D9D9D9" w:sz="4"/><w:right w:val="single" w:color="D9D9D9" w:sz="4"/></w:tcBorders><w:tcMar><w:top w:type="dxa" w:w="60"/><w:left w:type="dxa" w:w="95"/><w:bottom w:type="dxa" w:w="60"/><w:right w:type="dxa" w:w="95"/></w:tcMar></w:tcPr><w:p><w:pPr><w:spacing w:after="0" w:line="254"/></w:pPr><w:r><w:rPr><w:sz w:val="18"/><w:szCs w:val="18"/></w:rPr><w:t xml:space="preserve">Row Level Security</w:t></w:r></w:p></w:tc><w:tc><w:tcPr><w:tcW w:type="dxa" w:w="5800"/><w:tcBorders><w:top w:val="single" w:color="D9D9D9" w:sz="4"/><w:left w:val="single" w:color="D9D9D9" w:sz="4"/><w:bottom w:val="single" w:color="D9D9D9" w:sz="4"/><w:right w:val="single" w:color="D9D9D9" w:sz="4"/></w:tcBorders><w:tcMar><w:top w:type="dxa" w:w="60"/><w:left w:type="dxa" w:w="95"/><w:bottom w:type="dxa" w:w="60"/><w:right w:type="dxa" w:w="95"/></w:tcMar></w:tcPr><w:p><w:pPr><w:spacing w:after="0" w:line="254"/></w:pPr><w:r><w:rPr><w:sz w:val="18"/><w:szCs w:val="18"/></w:rPr><w:t xml:space="preserve">Holder-only cards and picks; own-row profiles with role and balance pinned; money tables closed to client writes. The migration ends with an assertion that fails if an unexpected SELECT policy exists.</w:t></w:r></w:p></w:tc></w:tr><w:tr><w:tc><w:tcPr><w:tcW w:type="dxa" w:w="500"/><w:tcBorders><w:top w:val="single" w:color="D9D9D9" w:sz="4"/><w:left w:val="single" w:color="D9D9D9" w:sz="4"/><w:bottom w:val="single" w:color="D9D9D9" w:sz="4"/><w:right w:val="single" w:color="D9D9D9" w:sz="4"/></w:tcBorders><w:shd w:fill="F4F6FA" w:val="clear"/><w:tcMar><w:top w:type="dxa" w:w="60"/><w:left w:type="dxa" w:w="95"/><w:bottom w:type="dxa" w:w="60"/><w:right w:type="dxa" w:w="95"/></w:tcMar></w:tcPr><w:p><w:pPr><w:spacing w:after="0" w:line="254"/></w:pPr><w:r><w:rPr><w:sz w:val="18"/><w:szCs w:val="18"/></w:rPr><w:t xml:space="preserve">4</w:t></w:r></w:p></w:tc><w:tc><w:tcPr><w:tcW w:type="dxa" w:w="2500"/><w:tcBorders><w:top w:val="single" w:color="D9D9D9" w:sz="4"/><w:left w:val="single" w:color="D9D9D9" w:sz="4"/><w:bottom w:val="single" w:color="D9D9D9" w:sz="4"/><w:right w:val="single" w:color="D9D9D9" w:sz="4"/></w:tcBorders><w:shd w:fill="F4F6FA" w:val="clear"/><w:tcMar><w:top w:type="dxa" w:w="60"/><w:left w:type="dxa" w:w="95"/><w:bottom w:type="dxa" w:w="60"/><w:right w:type="dxa" w:w="95"/></w:tcMar></w:tcPr><w:p><w:pPr><w:spacing w:after="0" w:line="254"/></w:pPr><w:r><w:rPr><w:sz w:val="18"/><w:szCs w:val="18"/></w:rPr><w:t xml:space="preserve">Money integrity</w:t></w:r></w:p></w:tc><w:tc><w:tcPr><w:tcW w:type="dxa" w:w="5800"/><w:tcBorders><w:top w:val="single" w:color="D9D9D9" w:sz="4"/><w:left w:val="single" w:color="D9D9D9" w:sz="4"/><w:bottom w:val="single" w:color="D9D9D9" w:sz="4"/><w:right w:val="single" w:color="D9D9D9" w:sz="4"/></w:tcBorders><w:shd w:fill="F4F6FA" w:val="clear"/><w:tcMar><w:top w:type="dxa" w:w="60"/><w:left w:type="dxa" w:w="95"/><w:bottom w:type="dxa" w:w="60"/><w:right w:type="dxa" w:w="95"/></w:tcMar></w:tcPr><w:p><w:pPr><w:spacing w:after="0" w:line="254"/></w:pPr><w:r><w:rPr><w:sz w:val="18"/><w:szCs w:val="18"/></w:rPr><w:t xml:space="preserve">Server-set prices, Stripe signature verification, two-layer idempotency, atomic balance RPCs, cent-exact splits.</w:t></w:r></w:p></w:tc></w:tr><w:tr><w:tc><w:tcPr><w:tcW w:type="dxa" w:w="500"/><w:tcBorders><w:top w:val="single" w:color="D9D9D9" w:sz="4"/><w:left w:val="single" w:color="D9D9D9" w:sz="4"/><w:bottom w:val="single" w:color="D9D9D9" w:sz="4"/><w:right w:val="single" w:color="D9D9D9" w:sz="4"/></w:tcBorders><w:tcMar><w:top w:type="dxa" w:w="60"/><w:left w:type="dxa" w:w="95"/><w:bottom w:type="dxa" w:w="60"/><w:right w:type="dxa" w:w="95"/></w:tcMar></w:tcPr><w:p><w:pPr><w:spacing w:after="0" w:line="254"/></w:pPr><w:r><w:rPr><w:sz w:val="18"/><w:szCs w:val="18"/></w:rPr><w:t xml:space="preserve">5</w:t></w:r></w:p></w:tc><w:tc><w:tcPr><w:tcW w:type="dxa" w:w="2500"/><w:tcBorders><w:top w:val="single" w:color="D9D9D9" w:sz="4"/><w:left w:val="single" w:color="D9D9D9" w:sz="4"/><w:bottom w:val="single" w:color="D9D9D9" w:sz="4"/><w:right w:val="single" w:color="D9D9D9" w:sz="4"/></w:tcBorders><w:tcMar><w:top w:type="dxa" w:w="60"/><w:left w:type="dxa" w:w="95"/><w:bottom w:type="dxa" w:w="60"/><w:right w:type="dxa" w:w="95"/></w:tcMar></w:tcPr><w:p><w:pPr><w:spacing w:after="0" w:line="254"/></w:pPr><w:r><w:rPr><w:sz w:val="18"/><w:szCs w:val="18"/></w:rPr><w:t xml:space="preserve">Game integrity</w:t></w:r></w:p></w:tc><w:tc><w:tcPr><w:tcW w:type="dxa" w:w="5800"/><w:tcBorders><w:top w:val="single" w:color="D9D9D9" w:sz="4"/><w:left w:val="single" w:color="D9D9D9" w:sz="4"/><w:bottom w:val="single" w:color="D9D9D9" w:sz="4"/><w:right w:val="single" w:color="D9D9D9" w:sz="4"/></w:tcBorders><w:tcMar><w:top w:type="dxa" w:w="60"/><w:left w:type="dxa" w:w="95"/><w:bottom w:type="dxa" w:w="60"/><w:right w:type="dxa" w:w="95"/></w:tcMar></w:tcPr><w:p><w:pPr><w:spacing w:after="0" w:line="254"/></w:pPr><w:r><w:rPr><w:sz w:val="18"/><w:szCs w:val="18"/></w:rPr><w:t xml:space="preserve">Picks are private to the holder and lock at kickoff — enforced in the API and mirrored in RLS.</w:t></w:r></w:p></w:tc></w:tr><w:tr><w:tc><w:tcPr><w:tcW w:type="dxa" w:w="500"/><w:tcBorders><w:top w:val="single" w:color="D9D9D9" w:sz="4"/><w:left w:val="single" w:color="D9D9D9" w:sz="4"/><w:bottom w:val="single" w:color="D9D9D9" w:sz="4"/><w:right w:val="single" w:color="D9D9D9" w:sz="4"/></w:tcBorders><w:shd w:fill="F4F6FA" w:val="clear"/><w:tcMar><w:top w:type="dxa" w:w="60"/><w:left w:type="dxa" w:w="95"/><w:bottom w:type="dxa" w:w="60"/><w:right w:type="dxa" w:w="95"/></w:tcMar></w:tcPr><w:p><w:pPr><w:spacing w:after="0" w:line="254"/></w:pPr><w:r><w:rPr><w:sz w:val="18"/><w:szCs w:val="18"/></w:rPr><w:t xml:space="preserve">6</w:t></w:r></w:p></w:tc><w:tc><w:tcPr><w:tcW w:type="dxa" w:w="2500"/><w:tcBorders><w:top w:val="single" w:color="D9D9D9" w:sz="4"/><w:left w:val="single" w:color="D9D9D9" w:sz="4"/><w:bottom w:val="single" w:color="D9D9D9" w:sz="4"/><w:right w:val="single" w:color="D9D9D9" w:sz="4"/></w:tcBorders><w:shd w:fill="F4F6FA" w:val="clear"/><w:tcMar><w:top w:type="dxa" w:w="60"/><w:left w:type="dxa" w:w="95"/><w:bottom w:type="dxa" w:w="60"/><w:right w:type="dxa" w:w="95"/></w:tcMar></w:tcPr><w:p><w:pPr><w:spacing w:after="0" w:line="254"/></w:pPr><w:r><w:rPr><w:sz w:val="18"/><w:szCs w:val="18"/></w:rPr><w:t xml:space="preserve">Secrets &amp; automation</w:t></w:r></w:p></w:tc><w:tc><w:tcPr><w:tcW w:type="dxa" w:w="5800"/><w:tcBorders><w:top w:val="single" w:color="D9D9D9" w:sz="4"/><w:left w:val="single" w:color="D9D9D9" w:sz="4"/><w:bottom w:val="single" w:color="D9D9D9" w:sz="4"/><w:right w:val="single" w:color="D9D9D9" w:sz="4"/></w:tcBorders><w:shd w:fill="F4F6FA" w:val="clear"/><w:tcMar><w:top w:type="dxa" w:w="60"/><w:left w:type="dxa" w:w="95"/><w:bottom w:type="dxa" w:w="60"/><w:right w:type="dxa" w:w="95"/></w:tcMar></w:tcPr><w:p><w:pPr><w:spacing w:after="0" w:line="254"/></w:pPr><w:r><w:rPr><w:sz w:val="18"/><w:szCs w:val="18"/></w:rPr><w:t xml:space="preserve">requireSecret() fails closed and compares timing-safely; scheduled jobs and admin bootstrap are secret-gated.</w:t></w:r></w:p></w:tc></w:tr><w:tr><w:tc><w:tcPr><w:tcW w:type="dxa" w:w="500"/><w:tcBorders><w:top w:val="single" w:color="D9D9D9" w:sz="4"/><w:left w:val="single" w:color="D9D9D9" w:sz="4"/><w:bottom w:val="single" w:color="D9D9D9" w:sz="4"/><w:right w:val="single" w:color="D9D9D9" w:sz="4"/></w:tcBorders><w:tcMar><w:top w:type="dxa" w:w="60"/><w:left w:type="dxa" w:w="95"/><w:bottom w:type="dxa" w:w="60"/><w:right w:type="dxa" w:w="95"/></w:tcMar></w:tcPr><w:p><w:pPr><w:spacing w:after="0" w:line="254"/></w:pPr><w:r><w:rPr><w:sz w:val="18"/><w:szCs w:val="18"/></w:rPr><w:t xml:space="preserve">7</w:t></w:r></w:p></w:tc><w:tc><w:tcPr><w:tcW w:type="dxa" w:w="2500"/><w:tcBorders><w:top w:val="single" w:color="D9D9D9" w:sz="4"/><w:left w:val="single" w:color="D9D9D9" w:sz="4"/><w:bottom w:val="single" w:color="D9D9D9" w:sz="4"/><w:right w:val="single" w:color="D9D9D9" w:sz="4"/></w:tcBorders><w:tcMar><w:top w:type="dxa" w:w="60"/><w:left w:type="dxa" w:w="95"/><w:bottom w:type="dxa" w:w="60"/><w:right w:type="dxa" w:w="95"/></w:tcMar></w:tcPr><w:p><w:pPr><w:spacing w:after="0" w:line="254"/></w:pPr><w:r><w:rPr><w:sz w:val="18"/><w:szCs w:val="18"/></w:rPr><w:t xml:space="preserve">Input &amp; transport</w:t></w:r></w:p></w:tc><w:tc><w:tcPr><w:tcW w:type="dxa" w:w="5800"/><w:tcBorders><w:top w:val="single" w:color="D9D9D9" w:sz="4"/><w:left w:val="single" w:color="D9D9D9" w:sz="4"/><w:bottom w:val="single" w:color="D9D9D9" w:sz="4"/><w:right w:val="single" w:color="D9D9D9" w:sz="4"/></w:tcBorders><w:tcMar><w:top w:type="dxa" w:w="60"/><w:left w:type="dxa" w:w="95"/><w:bottom w:type="dxa" w:w="60"/><w:right w:type="dxa" w:w="95"/></w:tcMar></w:tcPr><w:p><w:pPr><w:spacing w:after="0" w:line="254"/></w:pPr><w:r><w:rPr><w:sz w:val="18"/><w:szCs w:val="18"/></w:rPr><w:t xml:space="preserve">Zod validation, UUID checks, PostgREST filter sanitisation, rate limiting, same-origin (CSRF) checks, CSP and security headers.</w:t></w:r></w:p></w:tc></w:tr></w:tbl><w:tbl><w:tblPr><w:tblW w:type="dxa" w:w="8900"/><w:tblBorders><w:top w:val="single" w:color="auto" w:sz="4"/><w:left w:val="single" w:color="auto" w:sz="4"/><w:bottom w:val="single" w:color="auto" w:sz="4"/><w:right w:val="single" w:color="auto" w:sz="4"/><w:insideH w:val="single" w:color="auto" w:sz="4"/><w:insideV w:val="single" w:color="auto" w:sz="4"/></w:tblBorders></w:tblPr><w:tblGrid><w:gridCol w:w="8900"/></w:tblGrid><w:tr><w:tc><w:tcPr><w:tcW w:type="dxa" w:w="8900"/><w:tcBorders><w:top w:val="none"/><w:left w:val="single" w:color="2E4A7A" w:sz="18"/><w:bottom w:val="none"/><w:right w:val="none"/></w:tcBorders><w:shd w:fill="EAF2FB" w:val="clear"/><w:tcMar><w:top w:type="dxa" w:w="115"/><w:left w:type="dxa" w:w="155"/><w:bottom w:type="dxa" w:w="115"/><w:right w:type="dxa" w:w="155"/></w:tcMar></w:tcPr><w:p><w:pPr><w:spacing w:after="45"/></w:pPr><w:r><w:rPr><w:b/><w:bCs/><w:color w:val="1F3864"/><w:sz w:val="20"/><w:szCs w:val="20"/></w:rPr><w:t xml:space="preserve">The permissive-OR pitfall — worth knowing before editing any policy</w:t></w:r></w:p><w:p><w:pPr><w:spacing w:after="0" w:line="274"/></w:pPr><w:r><w:rPr><w:sz w:val="21"/><w:szCs w:val="21"/></w:rPr><w:t xml:space="preserve">Postgres RLS policies are permissive and OR-ed together, so one loose policy silently defeats every strict policy beside it. That is exactly how card privacy was lost originally: a single broad SELECT policy exposed every opponent&apos;s picks. The hardening migration therefore drops the known-bad policies </w:t></w:r><w:r><w:rPr><w:b/><w:bCs/><w:sz w:val="21"/><w:szCs w:val="21"/></w:rPr><w:t xml:space="preserve">and then asserts the end state</w:t></w:r><w:r><w:rPr><w:sz w:val="21"/><w:szCs w:val="21"/></w:rPr><w:t xml:space="preserve">, raising an exception that rolls the migration back if anything unexpected survives.</w:t></w:r></w:p></w:tc></w:tr></w:tbl><w:p><w:pPr><w:pStyle w:val="Heading3"/><w:spacing w:after="70" w:before="170"/></w:pPr><w:r><w:t xml:space="preserve">Attack classes explicitly tested and defended</w:t></w:r></w:p><w:p><w:pPr><w:spacing w:after="130" w:line="280"/></w:pPr><w:r><w:rPr><w:sz w:val="21"/><w:szCs w:val="21"/></w:rPr><w:t xml:space="preserve">Free or unpaid cards · entry-fee tampering · double fulfilment races · confirming another player&apos;s payment session · self-promotion to admin · rewriting a final score to choose the winner · self-settling a pool · reading opponents&apos; picks · submitting a pick after kickoff · withdrawing more than the balance · draining the float via concurrent payout approvals · joining a private pool uninvited · harvesting the user table · triggering settlement anonymously · forging a Stripe webhook · open redirect · filter injection · SSRF and prompt injection through chat moderation.</w:t></w:r></w:p><w:p><w:pPr><w:pStyle w:val="Heading1"/><w:spacing w:after="140" w:before="300"/></w:pPr><w:r><w:t xml:space="preserve">8. Quality gates and CI</w:t></w:r></w:p><w:p><w:pPr><w:spacing w:after="130" w:line="280"/></w:pPr><w:r><w:rPr><w:sz w:val="21"/><w:szCs w:val="21"/></w:rPr><w:t xml:space="preserve">Continuous integration runs on every push to main and every pull request, and blocks the merge on all seven gates:</w:t></w:r></w:p><w:tbl><w:tblPr><w:tblW w:type="dxa" w:w="8800"/><w:tblBorders><w:top w:val="single" w:color="auto" w:sz="4"/><w:left w:val="single" w:color="auto" w:sz="4"/><w:bottom w:val="single" w:color="auto" w:sz="4"/><w:right w:val="single" w:color="auto" w:sz="4"/><w:insideH w:val="single" w:color="auto" w:sz="4"/><w:insideV w:val="single" w:color="auto" w:sz="4"/></w:tblBorders></w:tblPr><w:tblGrid><w:gridCol w:w="2400"/><w:gridCol w:w="6400"/></w:tblGrid><w:tr><w:trPr><w:tblHeader/></w:trPr><w:tc><w:tcPr><w:tcW w:type="dxa" w:w="2400"/><w:tcBorders><w:top w:val="single" w:color="D9D9D9" w:sz="4"/><w:left w:val="single" w:color="D9D9D9" w:sz="4"/><w:bottom w:val="single" w:color="D9D9D9" w:sz="4"/><w:right w:val="single" w:color="D9D9D9" w:sz="4"/></w:tcBorders><w:shd w:fill="1F3864" w:val="clear"/><w:tcMar><w:top w:type="dxa" w:w="60"/><w:left w:type="dxa" w:w="95"/><w:bottom w:type="dxa" w:w="60"/><w:right w:type="dxa" w:w="95"/></w:tcMar></w:tcPr><w:p><w:pPr><w:spacing w:after="0" w:line="254"/></w:pPr><w:r><w:rPr><w:b/><w:bCs/><w:color w:val="FFFFFF"/><w:sz w:val="18"/><w:szCs w:val="18"/></w:rPr><w:t xml:space="preserve">Gate</w:t></w:r></w:p></w:tc><w:tc><w:tcPr><w:tcW w:type="dxa" w:w="6400"/><w:tcBorders><w:top w:val="single" w:color="D9D9D9" w:sz="4"/><w:left w:val="single" w:color="D9D9D9" w:sz="4"/><w:bottom w:val="single" w:color="D9D9D9" w:sz="4"/><w:right w:val="single" w:color="D9D9D9" w:sz="4"/></w:tcBorders><w:shd w:fill="1F3864" w:val="clear"/><w:tcMar><w:top w:type="dxa" w:w="60"/><w:left w:type="dxa" w:w="95"/><w:bottom w:type="dxa" w:w="60"/><w:right w:type="dxa" w:w="95"/></w:tcMar></w:tcPr><w:p><w:pPr><w:spacing w:after="0" w:line="254"/></w:pPr><w:r><w:rPr><w:b/><w:bCs/><w:color w:val="FFFFFF"/><w:sz w:val="18"/><w:szCs w:val="18"/></w:rPr><w:t xml:space="preserve">Why it blocks</w:t></w:r></w:p></w:tc></w:tr><w:tr><w:tc><w:tcPr><w:tcW w:type="dxa" w:w="2400"/><w:tcBorders><w:top w:val="single" w:color="D9D9D9" w:sz="4"/><w:left w:val="single" w:color="D9D9D9" w:sz="4"/><w:bottom w:val="single" w:color="D9D9D9" w:sz="4"/><w:right w:val="single" w:color="D9D9D9" w:sz="4"/></w:tcBorders><w:tcMar><w:top w:type="dxa" w:w="60"/><w:left w:type="dxa" w:w="95"/><w:bottom w:type="dxa" w:w="60"/><w:right w:type="dxa" w:w="95"/></w:tcMar></w:tcPr><w:p><w:pPr><w:spacing w:after="0" w:line="254"/></w:pPr><w:r><w:rPr><w:sz w:val="18"/><w:szCs w:val="18"/></w:rPr><w:t xml:space="preserve">npm run typecheck</w:t></w:r></w:p></w:tc><w:tc><w:tcPr><w:tcW w:type="dxa" w:w="6400"/><w:tcBorders><w:top w:val="single" w:color="D9D9D9" w:sz="4"/><w:left w:val="single" w:color="D9D9D9" w:sz="4"/><w:bottom w:val="single" w:color="D9D9D9" w:sz="4"/><w:right w:val="single" w:color="D9D9D9" w:sz="4"/></w:tcBorders><w:tcMar><w:top w:type="dxa" w:w="60"/><w:left w:type="dxa" w:w="95"/><w:bottom w:type="dxa" w:w="60"/><w:right w:type="dxa" w:w="95"/></w:tcMar></w:tcPr><w:p><w:pPr><w:spacing w:after="0" w:line="254"/></w:pPr><w:r><w:rPr><w:sz w:val="18"/><w:szCs w:val="18"/></w:rPr><w:t xml:space="preserve">Catches real breakage — wrong shapes, dead symbols, bad refactors.</w:t></w:r></w:p></w:tc></w:tr><w:tr><w:tc><w:tcPr><w:tcW w:type="dxa" w:w="2400"/><w:tcBorders><w:top w:val="single" w:color="D9D9D9" w:sz="4"/><w:left w:val="single" w:color="D9D9D9" w:sz="4"/><w:bottom w:val="single" w:color="D9D9D9" w:sz="4"/><w:right w:val="single" w:color="D9D9D9" w:sz="4"/></w:tcBorders><w:shd w:fill="F4F6FA" w:val="clear"/><w:tcMar><w:top w:type="dxa" w:w="60"/><w:left w:type="dxa" w:w="95"/><w:bottom w:type="dxa" w:w="60"/><w:right w:type="dxa" w:w="95"/></w:tcMar></w:tcPr><w:p><w:pPr><w:spacing w:after="0" w:line="254"/></w:pPr><w:r><w:rPr><w:sz w:val="18"/><w:szCs w:val="18"/></w:rPr><w:t xml:space="preserve">npm run check:migrations</w:t></w:r></w:p></w:tc><w:tc><w:tcPr><w:tcW w:type="dxa" w:w="6400"/><w:tcBorders><w:top w:val="single" w:color="D9D9D9" w:sz="4"/><w:left w:val="single" w:color="D9D9D9" w:sz="4"/><w:bottom w:val="single" w:color="D9D9D9" w:sz="4"/><w:right w:val="single" w:color="D9D9D9" w:sz="4"/></w:tcBorders><w:shd w:fill="F4F6FA" w:val="clear"/><w:tcMar><w:top w:type="dxa" w:w="60"/><w:left w:type="dxa" w:w="95"/><w:bottom w:type="dxa" w:w="60"/><w:right w:type="dxa" w:w="95"/></w:tcMar></w:tcPr><w:p><w:pPr><w:spacing w:after="0" w:line="254"/></w:pPr><w:r><w:rPr><w:sz w:val="18"/><w:szCs w:val="18"/></w:rPr><w:t xml:space="preserve">Supabase keys applied migrations by the numeric filename prefix, so two files sharing a prefix are ONE migration to the ledger and the second is silently skipped. Three prefixes were duplicated here. Production survived it (those changes had been applied by hand under other names), but a fresh provision would have come up missing three migrations&apos; worth of RPCs and grants while reporting success.</w:t></w:r></w:p></w:tc></w:tr><w:tr><w:tc><w:tcPr><w:tcW w:type="dxa" w:w="2400"/><w:tcBorders><w:top w:val="single" w:color="D9D9D9" w:sz="4"/><w:left w:val="single" w:color="D9D9D9" w:sz="4"/><w:bottom w:val="single" w:color="D9D9D9" w:sz="4"/><w:right w:val="single" w:color="D9D9D9" w:sz="4"/></w:tcBorders><w:tcMar><w:top w:type="dxa" w:w="60"/><w:left w:type="dxa" w:w="95"/><w:bottom w:type="dxa" w:w="60"/><w:right w:type="dxa" w:w="95"/></w:tcMar></w:tcPr><w:p><w:pPr><w:spacing w:after="0" w:line="254"/></w:pPr><w:r><w:rPr><w:sz w:val="18"/><w:szCs w:val="18"/></w:rPr><w:t xml:space="preserve">npm run check:crons</w:t></w:r></w:p></w:tc><w:tc><w:tcPr><w:tcW w:type="dxa" w:w="6400"/><w:tcBorders><w:top w:val="single" w:color="D9D9D9" w:sz="4"/><w:left w:val="single" w:color="D9D9D9" w:sz="4"/><w:bottom w:val="single" w:color="D9D9D9" w:sz="4"/><w:right w:val="single" w:color="D9D9D9" w:sz="4"/></w:tcBorders><w:tcMar><w:top w:type="dxa" w:w="60"/><w:left w:type="dxa" w:w="95"/><w:bottom w:type="dxa" w:w="60"/><w:right w:type="dxa" w:w="95"/></w:tcMar></w:tcPr><w:p><w:pPr><w:spacing w:after="0" w:line="254"/></w:pPr><w:r><w:rPr><w:sz w:val="18"/><w:szCs w:val="18"/></w:rPr><w:t xml:space="preserve">The gate that would have prevented the project&apos;s worst incident. Blocks any sub-daily cron schedule in vercel.json, and any unknown top-level key — both make Vercel refuse a deployment outright on the Hobby plan, producing no build and no error to read.</w:t></w:r></w:p></w:tc></w:tr><w:tr><w:tc><w:tcPr><w:tcW w:type="dxa" w:w="2400"/><w:tcBorders><w:top w:val="single" w:color="D9D9D9" w:sz="4"/><w:left w:val="single" w:color="D9D9D9" w:sz="4"/><w:bottom w:val="single" w:color="D9D9D9" w:sz="4"/><w:right w:val="single" w:color="D9D9D9" w:sz="4"/></w:tcBorders><w:shd w:fill="F4F6FA" w:val="clear"/><w:tcMar><w:top w:type="dxa" w:w="60"/><w:left w:type="dxa" w:w="95"/><w:bottom w:type="dxa" w:w="60"/><w:right w:type="dxa" w:w="95"/></w:tcMar></w:tcPr><w:p><w:pPr><w:spacing w:after="0" w:line="254"/></w:pPr><w:r><w:rPr><w:sz w:val="18"/><w:szCs w:val="18"/></w:rPr><w:t xml:space="preserve">npm test</w:t></w:r></w:p></w:tc><w:tc><w:tcPr><w:tcW w:type="dxa" w:w="6400"/><w:tcBorders><w:top w:val="single" w:color="D9D9D9" w:sz="4"/><w:left w:val="single" w:color="D9D9D9" w:sz="4"/><w:bottom w:val="single" w:color="D9D9D9" w:sz="4"/><w:right w:val="single" w:color="D9D9D9" w:sz="4"/></w:tcBorders><w:shd w:fill="F4F6FA" w:val="clear"/><w:tcMar><w:top w:type="dxa" w:w="60"/><w:left w:type="dxa" w:w="95"/><w:bottom w:type="dxa" w:w="60"/><w:right w:type="dxa" w:w="95"/></w:tcMar></w:tcPr><w:p><w:pPr><w:spacing w:after="0" w:line="254"/></w:pPr><w:r><w:rPr><w:sz w:val="18"/><w:szCs w:val="18"/></w:rPr><w:t xml:space="preserve">The money path: scoring, tie-breaks and the cent-exact split, plus 34 unit tests over the shared guard layer. A failure here is a release blocker.</w:t></w:r></w:p></w:tc></w:tr><w:tr><w:tc><w:tcPr><w:tcW w:type="dxa" w:w="2400"/><w:tcBorders><w:top w:val="single" w:color="D9D9D9" w:sz="4"/><w:left w:val="single" w:color="D9D9D9" w:sz="4"/><w:bottom w:val="single" w:color="D9D9D9" w:sz="4"/><w:right w:val="single" w:color="D9D9D9" w:sz="4"/></w:tcBorders><w:tcMar><w:top w:type="dxa" w:w="60"/><w:left w:type="dxa" w:w="95"/><w:bottom w:type="dxa" w:w="60"/><w:right w:type="dxa" w:w="95"/></w:tcMar></w:tcPr><w:p><w:pPr><w:spacing w:after="0" w:line="254"/></w:pPr><w:r><w:rPr><w:sz w:val="18"/><w:szCs w:val="18"/></w:rPr><w:t xml:space="preserve">npm run build</w:t></w:r></w:p></w:tc><w:tc><w:tcPr><w:tcW w:type="dxa" w:w="6400"/><w:tcBorders><w:top w:val="single" w:color="D9D9D9" w:sz="4"/><w:left w:val="single" w:color="D9D9D9" w:sz="4"/><w:bottom w:val="single" w:color="D9D9D9" w:sz="4"/><w:right w:val="single" w:color="D9D9D9" w:sz="4"/></w:tcBorders><w:tcMar><w:top w:type="dxa" w:w="60"/><w:left w:type="dxa" w:w="95"/><w:bottom w:type="dxa" w:w="60"/><w:right w:type="dxa" w:w="95"/></w:tcMar></w:tcPr><w:p><w:pPr><w:spacing w:after="0" w:line="254"/></w:pPr><w:r><w:rPr><w:sz w:val="18"/><w:szCs w:val="18"/></w:rPr><w:t xml:space="preserve">Last defence against a failure that would only appear at deploy time.</w:t></w:r></w:p></w:tc></w:tr><w:tr><w:tc><w:tcPr><w:tcW w:type="dxa" w:w="2400"/><w:tcBorders><w:top w:val="single" w:color="D9D9D9" w:sz="4"/><w:left w:val="single" w:color="D9D9D9" w:sz="4"/><w:bottom w:val="single" w:color="D9D9D9" w:sz="4"/><w:right w:val="single" w:color="D9D9D9" w:sz="4"/></w:tcBorders><w:shd w:fill="F4F6FA" w:val="clear"/><w:tcMar><w:top w:type="dxa" w:w="60"/><w:left w:type="dxa" w:w="95"/><w:bottom w:type="dxa" w:w="60"/><w:right w:type="dxa" w:w="95"/></w:tcMar></w:tcPr><w:p><w:pPr><w:spacing w:after="0" w:line="254"/></w:pPr><w:r><w:rPr><w:sz w:val="18"/><w:szCs w:val="18"/></w:rPr><w:t xml:space="preserve">npm run lint</w:t></w:r></w:p></w:tc><w:tc><w:tcPr><w:tcW w:type="dxa" w:w="6400"/><w:tcBorders><w:top w:val="single" w:color="D9D9D9" w:sz="4"/><w:left w:val="single" w:color="D9D9D9" w:sz="4"/><w:bottom w:val="single" w:color="D9D9D9" w:sz="4"/><w:right w:val="single" w:color="D9D9D9" w:sz="4"/></w:tcBorders><w:shd w:fill="F4F6FA" w:val="clear"/><w:tcMar><w:top w:type="dxa" w:w="60"/><w:left w:type="dxa" w:w="95"/><w:bottom w:type="dxa" w:w="60"/><w:right w:type="dxa" w:w="95"/></w:tcMar></w:tcPr><w:p><w:pPr><w:spacing w:after="0" w:line="254"/></w:pPr><w:r><w:rPr><w:sz w:val="18"/><w:szCs w:val="18"/></w:rPr><w:t xml:space="preserve">Blocking, including 21 jsx-a11y rules at error severity.</w:t></w:r></w:p></w:tc></w:tr><w:tr><w:tc><w:tcPr><w:tcW w:type="dxa" w:w="2400"/><w:tcBorders><w:top w:val="single" w:color="D9D9D9" w:sz="4"/><w:left w:val="single" w:color="D9D9D9" w:sz="4"/><w:bottom w:val="single" w:color="D9D9D9" w:sz="4"/><w:right w:val="single" w:color="D9D9D9" w:sz="4"/></w:tcBorders><w:tcMar><w:top w:type="dxa" w:w="60"/><w:left w:type="dxa" w:w="95"/><w:bottom w:type="dxa" w:w="60"/><w:right w:type="dxa" w:w="95"/></w:tcMar></w:tcPr><w:p><w:pPr><w:spacing w:after="0" w:line="254"/></w:pPr><w:r><w:rPr><w:sz w:val="18"/><w:szCs w:val="18"/></w:rPr><w:t xml:space="preserve">npm audit --audit-level=high</w:t></w:r></w:p></w:tc><w:tc><w:tcPr><w:tcW w:type="dxa" w:w="6400"/><w:tcBorders><w:top w:val="single" w:color="D9D9D9" w:sz="4"/><w:left w:val="single" w:color="D9D9D9" w:sz="4"/><w:bottom w:val="single" w:color="D9D9D9" w:sz="4"/><w:right w:val="single" w:color="D9D9D9" w:sz="4"/></w:tcBorders><w:tcMar><w:top w:type="dxa" w:w="60"/><w:left w:type="dxa" w:w="95"/><w:bottom w:type="dxa" w:w="60"/><w:right w:type="dxa" w:w="95"/></w:tcMar></w:tcPr><w:p><w:pPr><w:spacing w:after="0" w:line="254"/></w:pPr><w:r><w:rPr><w:sz w:val="18"/><w:szCs w:val="18"/></w:rPr><w:t xml:space="preserve">Advisories were cleared by hand once and nothing re-checked them. Dependabot proposes the upgrades weekly, grouped so the PR is small enough to be read, with Next and the money/auth packages isolated.</w:t></w:r></w:p></w:tc></w:tr></w:tbl><w:p><w:pPr><w:spacing w:after="130" w:line="280"/></w:pPr><w:r><w:rPr><w:sz w:val="21"/><w:szCs w:val="21"/></w:rPr><w:t xml:space="preserve">Run everything locally with </w:t></w:r><w:r><w:rPr><w:rFonts w:ascii="Consolas" w:cs="Consolas" w:eastAsia="Consolas" w:hAnsi="Consolas"/><w:color w:val="1A4D2E"/><w:sz w:val="18"/><w:szCs w:val="18"/></w:rPr><w:t xml:space="preserve">npm run check</w:t></w:r><w:r><w:rPr><w:sz w:val="21"/><w:szCs w:val="21"/></w:rPr><w:t xml:space="preserve"> before pushing.</w:t></w:r></w:p><w:p><w:pPr><w:pStyle w:val="Heading2"/><w:spacing w:after="100" w:before="240"/></w:pPr><w:r><w:t xml:space="preserve">8.1 The end-to-end smoke suite</w:t></w:r></w:p><w:p><w:pPr><w:spacing w:after="130" w:line="280"/></w:pPr><w:r><w:rPr><w:sz w:val="21"/><w:szCs w:val="21"/></w:rPr><w:t xml:space="preserve">Separately from CI, </w:t></w:r><w:r><w:rPr><w:rFonts w:ascii="Consolas" w:cs="Consolas" w:eastAsia="Consolas" w:hAnsi="Consolas"/><w:color w:val="1A4D2E"/><w:sz w:val="18"/><w:szCs w:val="18"/></w:rPr><w:t xml:space="preserve">tests/e2e/smoke.test.ts</w:t></w:r><w:r><w:rPr><w:sz w:val="21"/><w:szCs w:val="21"/></w:rPr><w:t xml:space="preserve"> runs black-box against a RUNNING deployment — preview, staging or production:</w:t></w:r></w:p><w:p><w:pPr><w:spacing w:after="130" w:line="280"/></w:pPr><w:r><w:rPr><w:rFonts w:ascii="Consolas" w:cs="Consolas" w:eastAsia="Consolas" w:hAnsi="Consolas"/><w:color w:val="1A4D2E"/><w:sz w:val="18"/><w:szCs w:val="18"/></w:rPr><w:t xml:space="preserve">E2E_BASE_URL=https://sports-pool.vercel.app npm run test:e2e</w:t></w:r></w:p><w:p><w:pPr><w:spacing w:after="130" w:line="280"/></w:pPr><w:r><w:rPr><w:sz w:val="21"/><w:szCs w:val="21"/></w:rPr><w:t xml:space="preserve">It asserts the CSP carries a nonce and no unsafe-inline, that framing is denied and sniffing disabled, the health endpoint&apos;s two response shapes, anonymous rejection on four money routes, that a cross-origin state change is refused, that the retired card endpoints still answer 410 rather than 404, and that an unknown API path 404s across every HTTP method.</w:t></w:r></w:p><w:p><w:pPr><w:spacing w:after="130" w:line="280"/></w:pPr><w:r><w:rPr><w:sz w:val="21"/><w:szCs w:val="21"/></w:rPr><w:t xml:space="preserve">Without E2E_BASE_URL every test SKIPS rather than fails, so it can never become a green test that checks nothing. It found a real production defect on its first run: unmatched API paths were answering HTTP 200 with HTML to any non-GET method, so a client posting to a renamed money endpoint saw a success.</w:t></w:r></w:p><w:tbl><w:tblPr><w:tblW w:type="dxa" w:w="8900"/><w:tblBorders><w:top w:val="single" w:color="auto" w:sz="4"/><w:left w:val="single" w:color="auto" w:sz="4"/><w:bottom w:val="single" w:color="auto" w:sz="4"/><w:right w:val="single" w:color="auto" w:sz="4"/><w:insideH w:val="single" w:color="auto" w:sz="4"/><w:insideV w:val="single" w:color="auto" w:sz="4"/></w:tblBorders></w:tblPr><w:tblGrid><w:gridCol w:w="8900"/></w:tblGrid><w:tr><w:tc><w:tcPr><w:tcW w:type="dxa" w:w="8900"/><w:tcBorders><w:top w:val="none"/><w:left w:val="single" w:color="8A5A00" w:sz="18"/><w:bottom w:val="none"/><w:right w:val="none"/></w:tcBorders><w:shd w:fill="FFF4E5" w:val="clear"/><w:tcMar><w:top w:type="dxa" w:w="115"/><w:left w:type="dxa" w:w="155"/><w:bottom w:type="dxa" w:w="115"/><w:right w:type="dxa" w:w="155"/></w:tcMar></w:tcPr><w:p><w:pPr><w:spacing w:after="45"/></w:pPr><w:r><w:rPr><w:b/><w:bCs/><w:color w:val="1F3864"/><w:sz w:val="20"/><w:szCs w:val="20"/></w:rPr><w:t xml:space="preserve">What this suite is NOT</w:t></w:r></w:p><w:p><w:pPr><w:spacing w:after="0" w:line="274"/></w:pPr><w:r><w:rPr><w:sz w:val="21"/><w:szCs w:val="21"/></w:rPr><w:t xml:space="preserve">It is not the money-path run. Purchase, webhook, card issue, picks, settlement and payout against real Stripe and PayPal test infrastructure has never been executed end to end, and needs live test-mode credentials. Nor is it a browser test — there is no DOM, so keyboard and screen-reader behaviour remain a manual pass. Stating both boundaries matters: a smoke suite mistaken for full coverage is worse than none, because it retires a risk that is still live.</w:t></w:r></w:p></w:tc></w:tr></w:tbl><w:p><w:r><w:br w:type="page"/></w:r></w:p><w:p><w:pPr><w:pStyle w:val="Heading1"/><w:spacing w:after="140" w:before="300"/></w:pPr><w:r><w:t xml:space="preserve">9. What the audit changed</w:t></w:r></w:p><w:p><w:pPr><w:spacing w:after="130" w:line="280"/></w:pPr><w:r><w:rPr><w:sz w:val="21"/><w:szCs w:val="21"/></w:rPr><w:t xml:space="preserve">A staged audit — security, then correctness, then handover readiness — was run across the backend, frontend, database and build. Findings were adversarially verified before any change was made. The material fixes:</w:t></w:r></w:p><w:p><w:pPr><w:pStyle w:val="Heading2"/><w:spacing w:after="100" w:before="240"/></w:pPr><w:r><w:t xml:space="preserve">9.1 Critical</w:t></w:r></w:p><w:tbl><w:tblPr><w:tblW w:type="dxa" w:w="8800"/><w:tblBorders><w:top w:val="single" w:color="auto" w:sz="4"/><w:left w:val="single" w:color="auto" w:sz="4"/><w:bottom w:val="single" w:color="auto" w:sz="4"/><w:right w:val="single" w:color="auto" w:sz="4"/><w:insideH w:val="single" w:color="auto" w:sz="4"/><w:insideV w:val="single" w:color="auto" w:sz="4"/></w:tblBorders></w:tblPr><w:tblGrid><w:gridCol w:w="2900"/><w:gridCol w:w="5900"/></w:tblGrid><w:tr><w:trPr><w:tblHeader/></w:trPr><w:tc><w:tcPr><w:tcW w:type="dxa" w:w="2900"/><w:tcBorders><w:top w:val="single" w:color="D9D9D9" w:sz="4"/><w:left w:val="single" w:color="D9D9D9" w:sz="4"/><w:bottom w:val="single" w:color="D9D9D9" w:sz="4"/><w:right w:val="single" w:color="D9D9D9" w:sz="4"/></w:tcBorders><w:shd w:fill="1F3864" w:val="clear"/><w:tcMar><w:top w:type="dxa" w:w="60"/><w:left w:type="dxa" w:w="95"/><w:bottom w:type="dxa" w:w="60"/><w:right w:type="dxa" w:w="95"/></w:tcMar></w:tcPr><w:p><w:pPr><w:spacing w:after="0" w:line="254"/></w:pPr><w:r><w:rPr><w:b/><w:bCs/><w:color w:val="FFFFFF"/><w:sz w:val="18"/><w:szCs w:val="18"/></w:rPr><w:t xml:space="preserve">Issue</w:t></w:r></w:p></w:tc><w:tc><w:tcPr><w:tcW w:type="dxa" w:w="5900"/><w:tcBorders><w:top w:val="single" w:color="D9D9D9" w:sz="4"/><w:left w:val="single" w:color="D9D9D9" w:sz="4"/><w:bottom w:val="single" w:color="D9D9D9" w:sz="4"/><w:right w:val="single" w:color="D9D9D9" w:sz="4"/></w:tcBorders><w:shd w:fill="1F3864" w:val="clear"/><w:tcMar><w:top w:type="dxa" w:w="60"/><w:left w:type="dxa" w:w="95"/><w:bottom w:type="dxa" w:w="60"/><w:right w:type="dxa" w:w="95"/></w:tcMar></w:tcPr><w:p><w:pPr><w:spacing w:after="0" w:line="254"/></w:pPr><w:r><w:rPr><w:b/><w:bCs/><w:color w:val="FFFFFF"/><w:sz w:val="18"/><w:szCs w:val="18"/></w:rPr><w:t xml:space="preserve">Resolution</w:t></w:r></w:p></w:tc></w:tr><w:tr><w:tc><w:tcPr><w:tcW w:type="dxa" w:w="2900"/><w:tcBorders><w:top w:val="single" w:color="D9D9D9" w:sz="4"/><w:left w:val="single" w:color="D9D9D9" w:sz="4"/><w:bottom w:val="single" w:color="D9D9D9" w:sz="4"/><w:right w:val="single" w:color="D9D9D9" w:sz="4"/></w:tcBorders><w:tcMar><w:top w:type="dxa" w:w="60"/><w:left w:type="dxa" w:w="95"/><w:bottom w:type="dxa" w:w="60"/><w:right w:type="dxa" w:w="95"/></w:tcMar></w:tcPr><w:p><w:pPr><w:spacing w:after="0" w:line="254"/></w:pPr><w:r><w:rPr><w:sz w:val="18"/><w:szCs w:val="18"/></w:rPr><w:t xml:space="preserve">Card purchases failed on any rebuilt database, charging the player and issuing nothing</w:t></w:r></w:p></w:tc><w:tc><w:tcPr><w:tcW w:type="dxa" w:w="5900"/><w:tcBorders><w:top w:val="single" w:color="D9D9D9" w:sz="4"/><w:left w:val="single" w:color="D9D9D9" w:sz="4"/><w:bottom w:val="single" w:color="D9D9D9" w:sz="4"/><w:right w:val="single" w:color="D9D9D9" w:sz="4"/></w:tcBorders><w:tcMar><w:top w:type="dxa" w:w="60"/><w:left w:type="dxa" w:w="95"/><w:bottom w:type="dxa" w:w="60"/><w:right w:type="dxa" w:w="95"/></w:tcMar></w:tcPr><w:p><w:pPr><w:spacing w:after="0" w:line="254"/></w:pPr><w:r><w:rPr><w:sz w:val="18"/><w:szCs w:val="18"/></w:rPr><w:t xml:space="preserve">platform_fee / net_amount were NOT NULL with no default and no trigger supplied them. Migration 20260807000001 adds the defaults and creates the trigger, which also finally records the platform&apos;s cut per sale.</w:t></w:r></w:p></w:tc></w:tr><w:tr><w:tc><w:tcPr><w:tcW w:type="dxa" w:w="2900"/><w:tcBorders><w:top w:val="single" w:color="D9D9D9" w:sz="4"/><w:left w:val="single" w:color="D9D9D9" w:sz="4"/><w:bottom w:val="single" w:color="D9D9D9" w:sz="4"/><w:right w:val="single" w:color="D9D9D9" w:sz="4"/></w:tcBorders><w:shd w:fill="F4F6FA" w:val="clear"/><w:tcMar><w:top w:type="dxa" w:w="60"/><w:left w:type="dxa" w:w="95"/><w:bottom w:type="dxa" w:w="60"/><w:right w:type="dxa" w:w="95"/></w:tcMar></w:tcPr><w:p><w:pPr><w:spacing w:after="0" w:line="254"/></w:pPr><w:r><w:rPr><w:sz w:val="18"/><w:szCs w:val="18"/></w:rPr><w:t xml:space="preserve">A crafted pool could mint prize money</w:t></w:r></w:p></w:tc><w:tc><w:tcPr><w:tcW w:type="dxa" w:w="5900"/><w:tcBorders><w:top w:val="single" w:color="D9D9D9" w:sz="4"/><w:left w:val="single" w:color="D9D9D9" w:sz="4"/><w:bottom w:val="single" w:color="D9D9D9" w:sz="4"/><w:right w:val="single" w:color="D9D9D9" w:sz="4"/></w:tcBorders><w:shd w:fill="F4F6FA" w:val="clear"/><w:tcMar><w:top w:type="dxa" w:w="60"/><w:left w:type="dxa" w:w="95"/><w:bottom w:type="dxa" w:w="60"/><w:right w:type="dxa" w:w="95"/></w:tcMar></w:tcPr><w:p><w:pPr><w:spacing w:after="0" w:line="254"/></w:pPr><w:r><w:rPr><w:sz w:val="18"/><w:szCs w:val="18"/></w:rPr><w:t xml:space="preserve">The pool&apos;s fee percentage is multiplied into the payout, and the column was writable on insert and never clamped, so a negative value paid out more than the pot. The fee is now stamped unconditionally by trigger, constrained to 0–100 by the database, and clamped again in code before use.</w:t></w:r></w:p></w:tc></w:tr><w:tr><w:tc><w:tcPr><w:tcW w:type="dxa" w:w="2900"/><w:tcBorders><w:top w:val="single" w:color="D9D9D9" w:sz="4"/><w:left w:val="single" w:color="D9D9D9" w:sz="4"/><w:bottom w:val="single" w:color="D9D9D9" w:sz="4"/><w:right w:val="single" w:color="D9D9D9" w:sz="4"/></w:tcBorders><w:tcMar><w:top w:type="dxa" w:w="60"/><w:left w:type="dxa" w:w="95"/><w:bottom w:type="dxa" w:w="60"/><w:right w:type="dxa" w:w="95"/></w:tcMar></w:tcPr><w:p><w:pPr><w:spacing w:after="0" w:line="254"/></w:pPr><w:r><w:rPr><w:sz w:val="18"/><w:szCs w:val="18"/></w:rPr><w:t xml:space="preserve">A settled pool could be made to pay its pot a second time</w:t></w:r></w:p></w:tc><w:tc><w:tcPr><w:tcW w:type="dxa" w:w="5900"/><w:tcBorders><w:top w:val="single" w:color="D9D9D9" w:sz="4"/><w:left w:val="single" w:color="D9D9D9" w:sz="4"/><w:bottom w:val="single" w:color="D9D9D9" w:sz="4"/><w:right w:val="single" w:color="D9D9D9" w:sz="4"/></w:tcBorders><w:tcMar><w:top w:type="dxa" w:w="60"/><w:left w:type="dxa" w:w="95"/><w:bottom w:type="dxa" w:w="60"/><w:right w:type="dxa" w:w="95"/></w:tcMar></w:tcPr><w:p><w:pPr><w:spacing w:after="0" w:line="254"/></w:pPr><w:r><w:rPr><w:sz w:val="18"/><w:szCs w:val="18"/></w:rPr><w:t xml:space="preserve">Three things lined up: a card could still be activated after its pool had settled, the winnings page re-ran settlement for any pool where the viewer had no winner row, and re-running deletes and rewrites the winners without reversing money already paid. A player could therefore fill in picks, never lock the card, wait for the results, then activate it and be paid — while the original winner kept their credit. All three are closed: settlement now refuses to run on a pool that already has winners or has moved money, the winnings page is read-only, and the database blocks activation once a pool is no longer open.</w:t></w:r></w:p></w:tc></w:tr><w:tr><w:tc><w:tcPr><w:tcW w:type="dxa" w:w="2900"/><w:tcBorders><w:top w:val="single" w:color="D9D9D9" w:sz="4"/><w:left w:val="single" w:color="D9D9D9" w:sz="4"/><w:bottom w:val="single" w:color="D9D9D9" w:sz="4"/><w:right w:val="single" w:color="D9D9D9" w:sz="4"/></w:tcBorders><w:shd w:fill="F4F6FA" w:val="clear"/><w:tcMar><w:top w:type="dxa" w:w="60"/><w:left w:type="dxa" w:w="95"/><w:bottom w:type="dxa" w:w="60"/><w:right w:type="dxa" w:w="95"/></w:tcMar></w:tcPr><w:p><w:pPr><w:spacing w:after="0" w:line="254"/></w:pPr><w:r><w:rPr><w:sz w:val="18"/><w:szCs w:val="18"/></w:rPr><w:t xml:space="preserve">No database could be provisioned from the repository at all</w:t></w:r></w:p></w:tc><w:tc><w:tcPr><w:tcW w:type="dxa" w:w="5900"/><w:tcBorders><w:top w:val="single" w:color="D9D9D9" w:sz="4"/><w:left w:val="single" w:color="D9D9D9" w:sz="4"/><w:bottom w:val="single" w:color="D9D9D9" w:sz="4"/><w:right w:val="single" w:color="D9D9D9" w:sz="4"/></w:tcBorders><w:shd w:fill="F4F6FA" w:val="clear"/><w:tcMar><w:top w:type="dxa" w:w="60"/><w:left w:type="dxa" w:w="95"/><w:bottom w:type="dxa" w:w="60"/><w:right w:type="dxa" w:w="95"/></w:tcMar></w:tcPr><w:p><w:pPr><w:spacing w:after="0" w:line="254"/></w:pPr><w:r><w:rPr><w:sz w:val="18"/><w:szCs w:val="18"/></w:rPr><w:t xml:space="preserve">The security-hardening migration ends with an assertion that fails the migration if an unexpected read policy survives — and a leftover policy from an earlier migration triggered it, aborting the migration and everything after it. Verified fixed by applying all 23 migrations to a scratch database.</w:t></w:r></w:p></w:tc></w:tr><w:tr><w:tc><w:tcPr><w:tcW w:type="dxa" w:w="2900"/><w:tcBorders><w:top w:val="single" w:color="D9D9D9" w:sz="4"/><w:left w:val="single" w:color="D9D9D9" w:sz="4"/><w:bottom w:val="single" w:color="D9D9D9" w:sz="4"/><w:right w:val="single" w:color="D9D9D9" w:sz="4"/></w:tcBorders><w:tcMar><w:top w:type="dxa" w:w="60"/><w:left w:type="dxa" w:w="95"/><w:bottom w:type="dxa" w:w="60"/><w:right w:type="dxa" w:w="95"/></w:tcMar></w:tcPr><w:p><w:pPr><w:spacing w:after="0" w:line="254"/></w:pPr><w:r><w:rPr><w:sz w:val="18"/><w:szCs w:val="18"/></w:rPr><w:t xml:space="preserve">Two RPCs existed only in the live database</w:t></w:r></w:p></w:tc><w:tc><w:tcPr><w:tcW w:type="dxa" w:w="5900"/><w:tcBorders><w:top w:val="single" w:color="D9D9D9" w:sz="4"/><w:left w:val="single" w:color="D9D9D9" w:sz="4"/><w:bottom w:val="single" w:color="D9D9D9" w:sz="4"/><w:right w:val="single" w:color="D9D9D9" w:sz="4"/></w:tcBorders><w:tcMar><w:top w:type="dxa" w:w="60"/><w:left w:type="dxa" w:w="95"/><w:bottom w:type="dxa" w:w="60"/><w:right w:type="dxa" w:w="95"/></w:tcMar></w:tcPr><w:p><w:pPr><w:spacing w:after="0" w:line="254"/></w:pPr><w:r><w:rPr><w:sz w:val="18"/><w:szCs w:val="18"/></w:rPr><w:t xml:space="preserve">claim_pool_payout and get_public_winners were called in code but committed to no migration, so withdrawals and the winners ticker broke on a fresh environment. Added, guarded so they cannot overwrite the live definitions.</w:t></w:r></w:p></w:tc></w:tr><w:tr><w:tc><w:tcPr><w:tcW w:type="dxa" w:w="2900"/><w:tcBorders><w:top w:val="single" w:color="D9D9D9" w:sz="4"/><w:left w:val="single" w:color="D9D9D9" w:sz="4"/><w:bottom w:val="single" w:color="D9D9D9" w:sz="4"/><w:right w:val="single" w:color="D9D9D9" w:sz="4"/></w:tcBorders><w:shd w:fill="F4F6FA" w:val="clear"/><w:tcMar><w:top w:type="dxa" w:w="60"/><w:left w:type="dxa" w:w="95"/><w:bottom w:type="dxa" w:w="60"/><w:right w:type="dxa" w:w="95"/></w:tcMar></w:tcPr><w:p><w:pPr><w:spacing w:after="0" w:line="254"/></w:pPr><w:r><w:rPr><w:sz w:val="18"/><w:szCs w:val="18"/></w:rPr><w:t xml:space="preserve">ESLint could not start, and would break the build</w:t></w:r></w:p></w:tc><w:tc><w:tcPr><w:tcW w:type="dxa" w:w="5900"/><w:tcBorders><w:top w:val="single" w:color="D9D9D9" w:sz="4"/><w:left w:val="single" w:color="D9D9D9" w:sz="4"/><w:bottom w:val="single" w:color="D9D9D9" w:sz="4"/><w:right w:val="single" w:color="D9D9D9" w:sz="4"/></w:tcBorders><w:shd w:fill="F4F6FA" w:val="clear"/><w:tcMar><w:top w:type="dxa" w:w="60"/><w:left w:type="dxa" w:w="95"/><w:bottom w:type="dxa" w:w="60"/><w:right w:type="dxa" w:w="95"/></w:tcMar></w:tcPr><w:p><w:pPr><w:spacing w:after="0" w:line="254"/></w:pPr><w:r><w:rPr><w:sz w:val="18"/><w:szCs w:val="18"/></w:rPr><w:t xml:space="preserve">A dependency conflict made the linter crash. Removed the dead dependency and pinned the transitive one.</w:t></w:r></w:p></w:tc></w:tr></w:tbl><w:p><w:pPr><w:pStyle w:val="Heading2"/><w:spacing w:after="100" w:before="240"/></w:pPr><w:r><w:t xml:space="preserve">9.2 Security</w:t></w:r></w:p><w:tbl><w:tblPr><w:tblW w:type="dxa" w:w="8800"/><w:tblBorders><w:top w:val="single" w:color="auto" w:sz="4"/><w:left w:val="single" w:color="auto" w:sz="4"/><w:bottom w:val="single" w:color="auto" w:sz="4"/><w:right w:val="single" w:color="auto" w:sz="4"/><w:insideH w:val="single" w:color="auto" w:sz="4"/><w:insideV w:val="single" w:color="auto" w:sz="4"/></w:tblBorders></w:tblPr><w:tblGrid><w:gridCol w:w="2900"/><w:gridCol w:w="5900"/></w:tblGrid><w:tr><w:trPr><w:tblHeader/></w:trPr><w:tc><w:tcPr><w:tcW w:type="dxa" w:w="2900"/><w:tcBorders><w:top w:val="single" w:color="D9D9D9" w:sz="4"/><w:left w:val="single" w:color="D9D9D9" w:sz="4"/><w:bottom w:val="single" w:color="D9D9D9" w:sz="4"/><w:right w:val="single" w:color="D9D9D9" w:sz="4"/></w:tcBorders><w:shd w:fill="1F3864" w:val="clear"/><w:tcMar><w:top w:type="dxa" w:w="60"/><w:left w:type="dxa" w:w="95"/><w:bottom w:type="dxa" w:w="60"/><w:right w:type="dxa" w:w="95"/></w:tcMar></w:tcPr><w:p><w:pPr><w:spacing w:after="0" w:line="254"/></w:pPr><w:r><w:rPr><w:b/><w:bCs/><w:color w:val="FFFFFF"/><w:sz w:val="18"/><w:szCs w:val="18"/></w:rPr><w:t xml:space="preserve">Issue</w:t></w:r></w:p></w:tc><w:tc><w:tcPr><w:tcW w:type="dxa" w:w="5900"/><w:tcBorders><w:top w:val="single" w:color="D9D9D9" w:sz="4"/><w:left w:val="single" w:color="D9D9D9" w:sz="4"/><w:bottom w:val="single" w:color="D9D9D9" w:sz="4"/><w:right w:val="single" w:color="D9D9D9" w:sz="4"/></w:tcBorders><w:shd w:fill="1F3864" w:val="clear"/><w:tcMar><w:top w:type="dxa" w:w="60"/><w:left w:type="dxa" w:w="95"/><w:bottom w:type="dxa" w:w="60"/><w:right w:type="dxa" w:w="95"/></w:tcMar></w:tcPr><w:p><w:pPr><w:spacing w:after="0" w:line="254"/></w:pPr><w:r><w:rPr><w:b/><w:bCs/><w:color w:val="FFFFFF"/><w:sz w:val="18"/><w:szCs w:val="18"/></w:rPr><w:t xml:space="preserve">Resolution</w:t></w:r></w:p></w:tc></w:tr><w:tr><w:tc><w:tcPr><w:tcW w:type="dxa" w:w="2900"/><w:tcBorders><w:top w:val="single" w:color="D9D9D9" w:sz="4"/><w:left w:val="single" w:color="D9D9D9" w:sz="4"/><w:bottom w:val="single" w:color="D9D9D9" w:sz="4"/><w:right w:val="single" w:color="D9D9D9" w:sz="4"/></w:tcBorders><w:tcMar><w:top w:type="dxa" w:w="60"/><w:left w:type="dxa" w:w="95"/><w:bottom w:type="dxa" w:w="60"/><w:right w:type="dxa" w:w="95"/></w:tcMar></w:tcPr><w:p><w:pPr><w:spacing w:after="0" w:line="254"/></w:pPr><w:r><w:rPr><w:sz w:val="18"/><w:szCs w:val="18"/></w:rPr><w:t xml:space="preserve">Open redirect after login</w:t></w:r></w:p></w:tc><w:tc><w:tcPr><w:tcW w:type="dxa" w:w="5900"/><w:tcBorders><w:top w:val="single" w:color="D9D9D9" w:sz="4"/><w:left w:val="single" w:color="D9D9D9" w:sz="4"/><w:bottom w:val="single" w:color="D9D9D9" w:sz="4"/><w:right w:val="single" w:color="D9D9D9" w:sz="4"/></w:tcBorders><w:tcMar><w:top w:type="dxa" w:w="60"/><w:left w:type="dxa" w:w="95"/><w:bottom w:type="dxa" w:w="60"/><w:right w:type="dxa" w:w="95"/></w:tcMar></w:tcPr><w:p><w:pPr><w:spacing w:after="0" w:line="254"/></w:pPr><w:r><w:rPr><w:sz w:val="18"/><w:szCs w:val="18"/></w:rPr><w:t xml:space="preserve">The post-login target came from an unvalidated query parameter, allowing a phishing hop off a trusted domain. Now restricted to same-origin relative paths with an origin guard.</w:t></w:r></w:p></w:tc></w:tr><w:tr><w:tc><w:tcPr><w:tcW w:type="dxa" w:w="2900"/><w:tcBorders><w:top w:val="single" w:color="D9D9D9" w:sz="4"/><w:left w:val="single" w:color="D9D9D9" w:sz="4"/><w:bottom w:val="single" w:color="D9D9D9" w:sz="4"/><w:right w:val="single" w:color="D9D9D9" w:sz="4"/></w:tcBorders><w:shd w:fill="F4F6FA" w:val="clear"/><w:tcMar><w:top w:type="dxa" w:w="60"/><w:left w:type="dxa" w:w="95"/><w:bottom w:type="dxa" w:w="60"/><w:right w:type="dxa" w:w="95"/></w:tcMar></w:tcPr><w:p><w:pPr><w:spacing w:after="0" w:line="254"/></w:pPr><w:r><w:rPr><w:sz w:val="18"/><w:szCs w:val="18"/></w:rPr><w:t xml:space="preserve">Filter injection in admin search</w:t></w:r></w:p></w:tc><w:tc><w:tcPr><w:tcW w:type="dxa" w:w="5900"/><w:tcBorders><w:top w:val="single" w:color="D9D9D9" w:sz="4"/><w:left w:val="single" w:color="D9D9D9" w:sz="4"/><w:bottom w:val="single" w:color="D9D9D9" w:sz="4"/><w:right w:val="single" w:color="D9D9D9" w:sz="4"/></w:tcBorders><w:shd w:fill="F4F6FA" w:val="clear"/><w:tcMar><w:top w:type="dxa" w:w="60"/><w:left w:type="dxa" w:w="95"/><w:bottom w:type="dxa" w:w="60"/><w:right w:type="dxa" w:w="95"/></w:tcMar></w:tcPr><w:p><w:pPr><w:spacing w:after="0" w:line="254"/></w:pPr><w:r><w:rPr><w:sz w:val="18"/><w:szCs w:val="18"/></w:rPr><w:t xml:space="preserve">Search text was interpolated into a PostgREST filter expression. Structural metacharacters are now stripped.</w:t></w:r></w:p></w:tc></w:tr><w:tr><w:tc><w:tcPr><w:tcW w:type="dxa" w:w="2900"/><w:tcBorders><w:top w:val="single" w:color="D9D9D9" w:sz="4"/><w:left w:val="single" w:color="D9D9D9" w:sz="4"/><w:bottom w:val="single" w:color="D9D9D9" w:sz="4"/><w:right w:val="single" w:color="D9D9D9" w:sz="4"/></w:tcBorders><w:tcMar><w:top w:type="dxa" w:w="60"/><w:left w:type="dxa" w:w="95"/><w:bottom w:type="dxa" w:w="60"/><w:right w:type="dxa" w:w="95"/></w:tcMar></w:tcPr><w:p><w:pPr><w:spacing w:after="0" w:line="254"/></w:pPr><w:r><w:rPr><w:sz w:val="18"/><w:szCs w:val="18"/></w:rPr><w:t xml:space="preserve">No rate limiting anywhere</w:t></w:r></w:p></w:tc><w:tc><w:tcPr><w:tcW w:type="dxa" w:w="5900"/><w:tcBorders><w:top w:val="single" w:color="D9D9D9" w:sz="4"/><w:left w:val="single" w:color="D9D9D9" w:sz="4"/><w:bottom w:val="single" w:color="D9D9D9" w:sz="4"/><w:right w:val="single" w:color="D9D9D9" w:sz="4"/></w:tcBorders><w:tcMar><w:top w:type="dxa" w:w="60"/><w:left w:type="dxa" w:w="95"/><w:bottom w:type="dxa" w:w="60"/><w:right w:type="dxa" w:w="95"/></w:tcMar></w:tcPr><w:p><w:pPr><w:spacing w:after="0" w:line="254"/></w:pPr><w:r><w:rPr><w:sz w:val="18"/><w:szCs w:val="18"/></w:rPr><w:t xml:space="preserve">Credential stuffing and floods were unthrottled. Added a limiter backed by Upstash Redis (global across instances) with an in-memory fallback, applied to auth, newsletter, payout and checkout routes.</w:t></w:r></w:p></w:tc></w:tr><w:tr><w:tc><w:tcPr><w:tcW w:type="dxa" w:w="2900"/><w:tcBorders><w:top w:val="single" w:color="D9D9D9" w:sz="4"/><w:left w:val="single" w:color="D9D9D9" w:sz="4"/><w:bottom w:val="single" w:color="D9D9D9" w:sz="4"/><w:right w:val="single" w:color="D9D9D9" w:sz="4"/></w:tcBorders><w:shd w:fill="F4F6FA" w:val="clear"/><w:tcMar><w:top w:type="dxa" w:w="60"/><w:left w:type="dxa" w:w="95"/><w:bottom w:type="dxa" w:w="60"/><w:right w:type="dxa" w:w="95"/></w:tcMar></w:tcPr><w:p><w:pPr><w:spacing w:after="0" w:line="254"/></w:pPr><w:r><w:rPr><w:sz w:val="18"/><w:szCs w:val="18"/></w:rPr><w:t xml:space="preserve">No CSRF defence on money mutations</w:t></w:r></w:p></w:tc><w:tc><w:tcPr><w:tcW w:type="dxa" w:w="5900"/><w:tcBorders><w:top w:val="single" w:color="D9D9D9" w:sz="4"/><w:left w:val="single" w:color="D9D9D9" w:sz="4"/><w:bottom w:val="single" w:color="D9D9D9" w:sz="4"/><w:right w:val="single" w:color="D9D9D9" w:sz="4"/></w:tcBorders><w:shd w:fill="F4F6FA" w:val="clear"/><w:tcMar><w:top w:type="dxa" w:w="60"/><w:left w:type="dxa" w:w="95"/><w:bottom w:type="dxa" w:w="60"/><w:right w:type="dxa" w:w="95"/></w:tcMar></w:tcPr><w:p><w:pPr><w:spacing w:after="0" w:line="254"/></w:pPr><w:r><w:rPr><w:sz w:val="18"/><w:szCs w:val="18"/></w:rPr><w:t xml:space="preserve">SameSite cookies were the only control. Added an explicit same-origin check on the money routes, and later extended it to every remaining privileged state-changing route.</w:t></w:r></w:p></w:tc></w:tr><w:tr><w:tc><w:tcPr><w:tcW w:type="dxa" w:w="2900"/><w:tcBorders><w:top w:val="single" w:color="D9D9D9" w:sz="4"/><w:left w:val="single" w:color="D9D9D9" w:sz="4"/><w:bottom w:val="single" w:color="D9D9D9" w:sz="4"/><w:right w:val="single" w:color="D9D9D9" w:sz="4"/></w:tcBorders><w:tcMar><w:top w:type="dxa" w:w="60"/><w:left w:type="dxa" w:w="95"/><w:bottom w:type="dxa" w:w="60"/><w:right w:type="dxa" w:w="95"/></w:tcMar></w:tcPr><w:p><w:pPr><w:spacing w:after="0" w:line="254"/></w:pPr><w:r><w:rPr><w:sz w:val="18"/><w:szCs w:val="18"/></w:rPr><w:t xml:space="preserve">A self-issued invitation still unlocked any private pool</w:t></w:r></w:p></w:tc><w:tc><w:tcPr><w:tcW w:type="dxa" w:w="5900"/><w:tcBorders><w:top w:val="single" w:color="D9D9D9" w:sz="4"/><w:left w:val="single" w:color="D9D9D9" w:sz="4"/><w:bottom w:val="single" w:color="D9D9D9" w:sz="4"/><w:right w:val="single" w:color="D9D9D9" w:sz="4"/></w:tcBorders><w:tcMar><w:top w:type="dxa" w:w="60"/><w:left w:type="dxa" w:w="95"/><w:bottom w:type="dxa" w:w="60"/><w:right w:type="dxa" w:w="95"/></w:tcMar></w:tcPr><w:p><w:pPr><w:spacing w:after="0" w:line="254"/></w:pPr><w:r><w:rPr><w:sz w:val="18"/><w:szCs w:val="18"/></w:rPr><w:t xml:space="preserve">Self-joining was blocked, but the invitation table itself was not: a player could invite themselves into any private pool and accept it. Only the pool owner may now invite, and never themselves.</w:t></w:r></w:p></w:tc></w:tr><w:tr><w:tc><w:tcPr><w:tcW w:type="dxa" w:w="2900"/><w:tcBorders><w:top w:val="single" w:color="D9D9D9" w:sz="4"/><w:left w:val="single" w:color="D9D9D9" w:sz="4"/><w:bottom w:val="single" w:color="D9D9D9" w:sz="4"/><w:right w:val="single" w:color="D9D9D9" w:sz="4"/></w:tcBorders><w:shd w:fill="F4F6FA" w:val="clear"/><w:tcMar><w:top w:type="dxa" w:w="60"/><w:left w:type="dxa" w:w="95"/><w:bottom w:type="dxa" w:w="60"/><w:right w:type="dxa" w:w="95"/></w:tcMar></w:tcPr><w:p><w:pPr><w:spacing w:after="0" w:line="254"/></w:pPr><w:r><w:rPr><w:sz w:val="18"/><w:szCs w:val="18"/></w:rPr><w:t xml:space="preserve">Rate limiting could be bypassed with a forged header</w:t></w:r></w:p></w:tc><w:tc><w:tcPr><w:tcW w:type="dxa" w:w="5900"/><w:tcBorders><w:top w:val="single" w:color="D9D9D9" w:sz="4"/><w:left w:val="single" w:color="D9D9D9" w:sz="4"/><w:bottom w:val="single" w:color="D9D9D9" w:sz="4"/><w:right w:val="single" w:color="D9D9D9" w:sz="4"/></w:tcBorders><w:shd w:fill="F4F6FA" w:val="clear"/><w:tcMar><w:top w:type="dxa" w:w="60"/><w:left w:type="dxa" w:w="95"/><w:bottom w:type="dxa" w:w="60"/><w:right w:type="dxa" w:w="95"/></w:tcMar></w:tcPr><w:p><w:pPr><w:spacing w:after="0" w:line="254"/></w:pPr><w:r><w:rPr><w:sz w:val="18"/><w:szCs w:val="18"/></w:rPr><w:t xml:space="preserve">The limiter keyed off the leftmost X-Forwarded-For entry, which the caller controls, so a random value per request gave each one its own bucket. It now prefers platform headers the edge overwrites, then the rightmost hop.</w:t></w:r></w:p></w:tc></w:tr><w:tr><w:tc><w:tcPr><w:tcW w:type="dxa" w:w="2900"/><w:tcBorders><w:top w:val="single" w:color="D9D9D9" w:sz="4"/><w:left w:val="single" w:color="D9D9D9" w:sz="4"/><w:bottom w:val="single" w:color="D9D9D9" w:sz="4"/><w:right w:val="single" w:color="D9D9D9" w:sz="4"/></w:tcBorders><w:tcMar><w:top w:type="dxa" w:w="60"/><w:left w:type="dxa" w:w="95"/><w:bottom w:type="dxa" w:w="60"/><w:right w:type="dxa" w:w="95"/></w:tcMar></w:tcPr><w:p><w:pPr><w:spacing w:after="0" w:line="254"/></w:pPr><w:r><w:rPr><w:sz w:val="18"/><w:szCs w:val="18"/></w:rPr><w:t xml:space="preserve">Reference data was writable by any signed-in account</w:t></w:r></w:p></w:tc><w:tc><w:tcPr><w:tcW w:type="dxa" w:w="5900"/><w:tcBorders><w:top w:val="single" w:color="D9D9D9" w:sz="4"/><w:left w:val="single" w:color="D9D9D9" w:sz="4"/><w:bottom w:val="single" w:color="D9D9D9" w:sz="4"/><w:right w:val="single" w:color="D9D9D9" w:sz="4"/></w:tcBorders><w:tcMar><w:top w:type="dxa" w:w="60"/><w:left w:type="dxa" w:w="95"/><w:bottom w:type="dxa" w:w="60"/><w:right w:type="dxa" w:w="95"/></w:tcMar></w:tcPr><w:p><w:pPr><w:spacing w:after="0" w:line="254"/></w:pPr><w:r><w:rPr><w:sz w:val="18"/><w:szCs w:val="18"/></w:rPr><w:t xml:space="preserve">Team rows were insert/update-able by anyone, despite deciding every game&apos;s identity. Now admin-only, matching games.</w:t></w:r></w:p></w:tc></w:tr><w:tr><w:tc><w:tcPr><w:tcW w:type="dxa" w:w="2900"/><w:tcBorders><w:top w:val="single" w:color="D9D9D9" w:sz="4"/><w:left w:val="single" w:color="D9D9D9" w:sz="4"/><w:bottom w:val="single" w:color="D9D9D9" w:sz="4"/><w:right w:val="single" w:color="D9D9D9" w:sz="4"/></w:tcBorders><w:shd w:fill="F4F6FA" w:val="clear"/><w:tcMar><w:top w:type="dxa" w:w="60"/><w:left w:type="dxa" w:w="95"/><w:bottom w:type="dxa" w:w="60"/><w:right w:type="dxa" w:w="95"/></w:tcMar></w:tcPr><w:p><w:pPr><w:spacing w:after="0" w:line="254"/></w:pPr><w:r><w:rPr><w:sz w:val="18"/><w:szCs w:val="18"/></w:rPr><w:t xml:space="preserve">A demoted admin kept database-level admin</w:t></w:r></w:p></w:tc><w:tc><w:tcPr><w:tcW w:type="dxa" w:w="5900"/><w:tcBorders><w:top w:val="single" w:color="D9D9D9" w:sz="4"/><w:left w:val="single" w:color="D9D9D9" w:sz="4"/><w:bottom w:val="single" w:color="D9D9D9" w:sz="4"/><w:right w:val="single" w:color="D9D9D9" w:sz="4"/></w:tcBorders><w:shd w:fill="F4F6FA" w:val="clear"/><w:tcMar><w:top w:type="dxa" w:w="60"/><w:left w:type="dxa" w:w="95"/><w:bottom w:type="dxa" w:w="60"/><w:right w:type="dxa" w:w="95"/></w:tcMar></w:tcPr><w:p><w:pPr><w:spacing w:after="0" w:line="254"/></w:pPr><w:r><w:rPr><w:sz w:val="18"/><w:szCs w:val="18"/></w:rPr><w:t xml:space="preserve">The role check trusted the token&apos;s claim over the users table, so revoking admin had no effect until the token expired. The table is now authoritative.</w:t></w:r></w:p></w:tc></w:tr><w:tr><w:tc><w:tcPr><w:tcW w:type="dxa" w:w="2900"/><w:tcBorders><w:top w:val="single" w:color="D9D9D9" w:sz="4"/><w:left w:val="single" w:color="D9D9D9" w:sz="4"/><w:bottom w:val="single" w:color="D9D9D9" w:sz="4"/><w:right w:val="single" w:color="D9D9D9" w:sz="4"/></w:tcBorders><w:tcMar><w:top w:type="dxa" w:w="60"/><w:left w:type="dxa" w:w="95"/><w:bottom w:type="dxa" w:w="60"/><w:right w:type="dxa" w:w="95"/></w:tcMar></w:tcPr><w:p><w:pPr><w:spacing w:after="0" w:line="254"/></w:pPr><w:r><w:rPr><w:sz w:val="18"/><w:szCs w:val="18"/></w:rPr><w:t xml:space="preserve">Sign-in returned the refresh token in the response body</w:t></w:r></w:p></w:tc><w:tc><w:tcPr><w:tcW w:type="dxa" w:w="5900"/><w:tcBorders><w:top w:val="single" w:color="D9D9D9" w:sz="4"/><w:left w:val="single" w:color="D9D9D9" w:sz="4"/><w:bottom w:val="single" w:color="D9D9D9" w:sz="4"/><w:right w:val="single" w:color="D9D9D9" w:sz="4"/></w:tcBorders><w:tcMar><w:top w:type="dxa" w:w="60"/><w:left w:type="dxa" w:w="95"/><w:bottom w:type="dxa" w:w="60"/><w:right w:type="dxa" w:w="95"/></w:tcMar></w:tcPr><w:p><w:pPr><w:spacing w:after="0" w:line="254"/></w:pPr><w:r><w:rPr><w:sz w:val="18"/><w:szCs w:val="18"/></w:rPr><w:t xml:space="preserve">A long-lived credential was echoed into JSON when it already travels safely as an HTTP-only cookie. Removed.</w:t></w:r></w:p></w:tc></w:tr><w:tr><w:tc><w:tcPr><w:tcW w:type="dxa" w:w="2900"/><w:tcBorders><w:top w:val="single" w:color="D9D9D9" w:sz="4"/><w:left w:val="single" w:color="D9D9D9" w:sz="4"/><w:bottom w:val="single" w:color="D9D9D9" w:sz="4"/><w:right w:val="single" w:color="D9D9D9" w:sz="4"/></w:tcBorders><w:shd w:fill="F4F6FA" w:val="clear"/><w:tcMar><w:top w:type="dxa" w:w="60"/><w:left w:type="dxa" w:w="95"/><w:bottom w:type="dxa" w:w="60"/><w:right w:type="dxa" w:w="95"/></w:tcMar></w:tcPr><w:p><w:pPr><w:spacing w:after="0" w:line="254"/></w:pPr><w:r><w:rPr><w:sz w:val="18"/><w:szCs w:val="18"/></w:rPr><w:t xml:space="preserve">Winner rows were directly readable by anonymous callers</w:t></w:r></w:p></w:tc><w:tc><w:tcPr><w:tcW w:type="dxa" w:w="5900"/><w:tcBorders><w:top w:val="single" w:color="D9D9D9" w:sz="4"/><w:left w:val="single" w:color="D9D9D9" w:sz="4"/><w:bottom w:val="single" w:color="D9D9D9" w:sz="4"/><w:right w:val="single" w:color="D9D9D9" w:sz="4"/></w:tcBorders><w:shd w:fill="F4F6FA" w:val="clear"/><w:tcMar><w:top w:type="dxa" w:w="60"/><w:left w:type="dxa" w:w="95"/><w:bottom w:type="dxa" w:w="60"/><w:right w:type="dxa" w:w="95"/></w:tcMar></w:tcPr><w:p><w:pPr><w:spacing w:after="0" w:line="254"/></w:pPr><w:r><w:rPr><w:sz w:val="18"/><w:szCs w:val="18"/></w:rPr><w:t xml:space="preserve">Exposed user identifiers and private-pool results. The public ticker now goes only through its minimal projection.</w:t></w:r></w:p></w:tc></w:tr><w:tr><w:tc><w:tcPr><w:tcW w:type="dxa" w:w="2900"/><w:tcBorders><w:top w:val="single" w:color="D9D9D9" w:sz="4"/><w:left w:val="single" w:color="D9D9D9" w:sz="4"/><w:bottom w:val="single" w:color="D9D9D9" w:sz="4"/><w:right w:val="single" w:color="D9D9D9" w:sz="4"/></w:tcBorders><w:tcMar><w:top w:type="dxa" w:w="60"/><w:left w:type="dxa" w:w="95"/><w:bottom w:type="dxa" w:w="60"/><w:right w:type="dxa" w:w="95"/></w:tcMar></w:tcPr><w:p><w:pPr><w:spacing w:after="0" w:line="254"/></w:pPr><w:r><w:rPr><w:sz w:val="18"/><w:szCs w:val="18"/></w:rPr><w:t xml:space="preserve">Chat could be used to exhaust a paid dependency and disable itself globally</w:t></w:r></w:p></w:tc><w:tc><w:tcPr><w:tcW w:type="dxa" w:w="5900"/><w:tcBorders><w:top w:val="single" w:color="D9D9D9" w:sz="4"/><w:left w:val="single" w:color="D9D9D9" w:sz="4"/><w:bottom w:val="single" w:color="D9D9D9" w:sz="4"/><w:right w:val="single" w:color="D9D9D9" w:sz="4"/></w:tcBorders><w:tcMar><w:top w:type="dxa" w:w="60"/><w:left w:type="dxa" w:w="95"/><w:bottom w:type="dxa" w:w="60"/><w:right w:type="dxa" w:w="95"/></w:tcMar></w:tcPr><w:p><w:pPr><w:spacing w:after="0" w:line="254"/></w:pPr><w:r><w:rPr><w:sz w:val="18"/><w:szCs w:val="18"/></w:rPr><w:t xml:space="preserve">Every message triggers a moderation API call, unthrottled — and moderation fails closed, so tripping the provider&apos;s own rate limit would have blocked chat in every pool at once. Now rate limited and origin-checked.</w:t></w:r></w:p></w:tc></w:tr><w:tr><w:tc><w:tcPr><w:tcW w:type="dxa" w:w="2900"/><w:tcBorders><w:top w:val="single" w:color="D9D9D9" w:sz="4"/><w:left w:val="single" w:color="D9D9D9" w:sz="4"/><w:bottom w:val="single" w:color="D9D9D9" w:sz="4"/><w:right w:val="single" w:color="D9D9D9" w:sz="4"/></w:tcBorders><w:shd w:fill="F4F6FA" w:val="clear"/><w:tcMar><w:top w:type="dxa" w:w="60"/><w:left w:type="dxa" w:w="95"/><w:bottom w:type="dxa" w:w="60"/><w:right w:type="dxa" w:w="95"/></w:tcMar></w:tcPr><w:p><w:pPr><w:spacing w:after="0" w:line="254"/></w:pPr><w:r><w:rPr><w:sz w:val="18"/><w:szCs w:val="18"/></w:rPr><w:t xml:space="preserve">A demoted admin kept API access until their token expired</w:t></w:r></w:p></w:tc><w:tc><w:tcPr><w:tcW w:type="dxa" w:w="5900"/><w:tcBorders><w:top w:val="single" w:color="D9D9D9" w:sz="4"/><w:left w:val="single" w:color="D9D9D9" w:sz="4"/><w:bottom w:val="single" w:color="D9D9D9" w:sz="4"/><w:right w:val="single" w:color="D9D9D9" w:sz="4"/></w:tcBorders><w:shd w:fill="F4F6FA" w:val="clear"/><w:tcMar><w:top w:type="dxa" w:w="60"/><w:left w:type="dxa" w:w="95"/><w:bottom w:type="dxa" w:w="60"/><w:right w:type="dxa" w:w="95"/></w:tcMar></w:tcPr><w:p><w:pPr><w:spacing w:after="0" w:line="254"/></w:pPr><w:r><w:rPr><w:sz w:val="18"/><w:szCs w:val="18"/></w:rPr><w:t xml:space="preserve">The admin check honoured the token&apos;s role claim, which cannot be revoked early. The database table is now the sole authority at the API layer too, matching the database&apos;s own check.</w:t></w:r></w:p></w:tc></w:tr></w:tbl><w:p><w:pPr><w:pStyle w:val="Heading2"/><w:spacing w:after="100" w:before="240"/></w:pPr><w:r><w:t xml:space="preserve">9.3 Correctness</w:t></w:r></w:p><w:tbl><w:tblPr><w:tblW w:type="dxa" w:w="8800"/><w:tblBorders><w:top w:val="single" w:color="auto" w:sz="4"/><w:left w:val="single" w:color="auto" w:sz="4"/><w:bottom w:val="single" w:color="auto" w:sz="4"/><w:right w:val="single" w:color="auto" w:sz="4"/><w:insideH w:val="single" w:color="auto" w:sz="4"/><w:insideV w:val="single" w:color="auto" w:sz="4"/></w:tblBorders></w:tblPr><w:tblGrid><w:gridCol w:w="2900"/><w:gridCol w:w="5900"/></w:tblGrid><w:tr><w:trPr><w:tblHeader/></w:trPr><w:tc><w:tcPr><w:tcW w:type="dxa" w:w="2900"/><w:tcBorders><w:top w:val="single" w:color="D9D9D9" w:sz="4"/><w:left w:val="single" w:color="D9D9D9" w:sz="4"/><w:bottom w:val="single" w:color="D9D9D9" w:sz="4"/><w:right w:val="single" w:color="D9D9D9" w:sz="4"/></w:tcBorders><w:shd w:fill="1F3864" w:val="clear"/><w:tcMar><w:top w:type="dxa" w:w="60"/><w:left w:type="dxa" w:w="95"/><w:bottom w:type="dxa" w:w="60"/><w:right w:type="dxa" w:w="95"/></w:tcMar></w:tcPr><w:p><w:pPr><w:spacing w:after="0" w:line="254"/></w:pPr><w:r><w:rPr><w:b/><w:bCs/><w:color w:val="FFFFFF"/><w:sz w:val="18"/><w:szCs w:val="18"/></w:rPr><w:t xml:space="preserve">Issue</w:t></w:r></w:p></w:tc><w:tc><w:tcPr><w:tcW w:type="dxa" w:w="5900"/><w:tcBorders><w:top w:val="single" w:color="D9D9D9" w:sz="4"/><w:left w:val="single" w:color="D9D9D9" w:sz="4"/><w:bottom w:val="single" w:color="D9D9D9" w:sz="4"/><w:right w:val="single" w:color="D9D9D9" w:sz="4"/></w:tcBorders><w:shd w:fill="1F3864" w:val="clear"/><w:tcMar><w:top w:type="dxa" w:w="60"/><w:left w:type="dxa" w:w="95"/><w:bottom w:type="dxa" w:w="60"/><w:right w:type="dxa" w:w="95"/></w:tcMar></w:tcPr><w:p><w:pPr><w:spacing w:after="0" w:line="254"/></w:pPr><w:r><w:rPr><w:b/><w:bCs/><w:color w:val="FFFFFF"/><w:sz w:val="18"/><w:szCs w:val="18"/></w:rPr><w:t xml:space="preserve">Resolution</w:t></w:r></w:p></w:tc></w:tr><w:tr><w:tc><w:tcPr><w:tcW w:type="dxa" w:w="2900"/><w:tcBorders><w:top w:val="single" w:color="D9D9D9" w:sz="4"/><w:left w:val="single" w:color="D9D9D9" w:sz="4"/><w:bottom w:val="single" w:color="D9D9D9" w:sz="4"/><w:right w:val="single" w:color="D9D9D9" w:sz="4"/></w:tcBorders><w:tcMar><w:top w:type="dxa" w:w="60"/><w:left w:type="dxa" w:w="95"/><w:bottom w:type="dxa" w:w="60"/><w:right w:type="dxa" w:w="95"/></w:tcMar></w:tcPr><w:p><w:pPr><w:spacing w:after="0" w:line="254"/></w:pPr><w:r><w:rPr><w:sz w:val="18"/><w:szCs w:val="18"/></w:rPr><w:t xml:space="preserve">Platform fee applied at settlement, not at sale</w:t></w:r></w:p></w:tc><w:tc><w:tcPr><w:tcW w:type="dxa" w:w="5900"/><w:tcBorders><w:top w:val="single" w:color="D9D9D9" w:sz="4"/><w:left w:val="single" w:color="D9D9D9" w:sz="4"/><w:bottom w:val="single" w:color="D9D9D9" w:sz="4"/><w:right w:val="single" w:color="D9D9D9" w:sz="4"/></w:tcBorders><w:tcMar><w:top w:type="dxa" w:w="60"/><w:left w:type="dxa" w:w="95"/><w:bottom w:type="dxa" w:w="60"/><w:right w:type="dxa" w:w="95"/></w:tcMar></w:tcPr><w:p><w:pPr><w:spacing w:after="0" w:line="254"/></w:pPr><w:r><w:rPr><w:sz w:val="18"/><w:szCs w:val="18"/></w:rPr><w:t xml:space="preserve">Changing the global rate mid-pool re-split an in-flight pot against a rate nobody was charged. The fee is now locked on the pool at creation and settlement uses that.</w:t></w:r></w:p></w:tc></w:tr><w:tr><w:tc><w:tcPr><w:tcW w:type="dxa" w:w="2900"/><w:tcBorders><w:top w:val="single" w:color="D9D9D9" w:sz="4"/><w:left w:val="single" w:color="D9D9D9" w:sz="4"/><w:bottom w:val="single" w:color="D9D9D9" w:sz="4"/><w:right w:val="single" w:color="D9D9D9" w:sz="4"/></w:tcBorders><w:shd w:fill="F4F6FA" w:val="clear"/><w:tcMar><w:top w:type="dxa" w:w="60"/><w:left w:type="dxa" w:w="95"/><w:bottom w:type="dxa" w:w="60"/><w:right w:type="dxa" w:w="95"/></w:tcMar></w:tcPr><w:p><w:pPr><w:spacing w:after="0" w:line="254"/></w:pPr><w:r><w:rPr><w:sz w:val="18"/><w:szCs w:val="18"/></w:rPr><w:t xml:space="preserve">Pools could be left permanently unsettled</w:t></w:r></w:p></w:tc><w:tc><w:tcPr><w:tcW w:type="dxa" w:w="5900"/><w:tcBorders><w:top w:val="single" w:color="D9D9D9" w:sz="4"/><w:left w:val="single" w:color="D9D9D9" w:sz="4"/><w:bottom w:val="single" w:color="D9D9D9" w:sz="4"/><w:right w:val="single" w:color="D9D9D9" w:sz="4"/></w:tcBorders><w:shd w:fill="F4F6FA" w:val="clear"/><w:tcMar><w:top w:type="dxa" w:w="60"/><w:left w:type="dxa" w:w="95"/><w:bottom w:type="dxa" w:w="60"/><w:right w:type="dxa" w:w="95"/></w:tcMar></w:tcPr><w:p><w:pPr><w:spacing w:after="0" w:line="254"/></w:pPr><w:r><w:rPr><w:sz w:val="18"/><w:szCs w:val="18"/></w:rPr><w:t xml:space="preserve">Score refresh only ever fetched ESPN&apos;s current week, so a game that finalised late was never updated again and its pool held player money indefinitely. Now fetches each pending week.</w:t></w:r></w:p></w:tc></w:tr><w:tr><w:tc><w:tcPr><w:tcW w:type="dxa" w:w="2900"/><w:tcBorders><w:top w:val="single" w:color="D9D9D9" w:sz="4"/><w:left w:val="single" w:color="D9D9D9" w:sz="4"/><w:bottom w:val="single" w:color="D9D9D9" w:sz="4"/><w:right w:val="single" w:color="D9D9D9" w:sz="4"/></w:tcBorders><w:tcMar><w:top w:type="dxa" w:w="60"/><w:left w:type="dxa" w:w="95"/><w:bottom w:type="dxa" w:w="60"/><w:right w:type="dxa" w:w="95"/></w:tcMar></w:tcPr><w:p><w:pPr><w:spacing w:after="0" w:line="254"/></w:pPr><w:r><w:rPr><w:sz w:val="18"/><w:szCs w:val="18"/></w:rPr><w:t xml:space="preserve">Winners&apos; payout figures displayed as $0</w:t></w:r></w:p></w:tc><w:tc><w:tcPr><w:tcW w:type="dxa" w:w="5900"/><w:tcBorders><w:top w:val="single" w:color="D9D9D9" w:sz="4"/><w:left w:val="single" w:color="D9D9D9" w:sz="4"/><w:bottom w:val="single" w:color="D9D9D9" w:sz="4"/><w:right w:val="single" w:color="D9D9D9" w:sz="4"/></w:tcBorders><w:tcMar><w:top w:type="dxa" w:w="60"/><w:left w:type="dxa" w:w="95"/><w:bottom w:type="dxa" w:w="60"/><w:right w:type="dxa" w:w="95"/></w:tcMar></w:tcPr><w:p><w:pPr><w:spacing w:after="0" w:line="254"/></w:pPr><w:r><w:rPr><w:sz w:val="18"/><w:szCs w:val="18"/></w:rPr><w:t xml:space="preserve">The financials RPC never returned the fee fields the display code read. Now derived from the pool&apos;s fee.</w:t></w:r></w:p></w:tc></w:tr><w:tr><w:tc><w:tcPr><w:tcW w:type="dxa" w:w="2900"/><w:tcBorders><w:top w:val="single" w:color="D9D9D9" w:sz="4"/><w:left w:val="single" w:color="D9D9D9" w:sz="4"/><w:bottom w:val="single" w:color="D9D9D9" w:sz="4"/><w:right w:val="single" w:color="D9D9D9" w:sz="4"/></w:tcBorders><w:shd w:fill="F4F6FA" w:val="clear"/><w:tcMar><w:top w:type="dxa" w:w="60"/><w:left w:type="dxa" w:w="95"/><w:bottom w:type="dxa" w:w="60"/><w:right w:type="dxa" w:w="95"/></w:tcMar></w:tcPr><w:p><w:pPr><w:spacing w:after="0" w:line="254"/></w:pPr><w:r><w:rPr><w:sz w:val="18"/><w:szCs w:val="18"/></w:rPr><w:t xml:space="preserve">Tie-break rewarded players who skipped the tiebreaker</w:t></w:r></w:p></w:tc><w:tc><w:tcPr><w:tcW w:type="dxa" w:w="5900"/><w:tcBorders><w:top w:val="single" w:color="D9D9D9" w:sz="4"/><w:left w:val="single" w:color="D9D9D9" w:sz="4"/><w:bottom w:val="single" w:color="D9D9D9" w:sz="4"/><w:right w:val="single" w:color="D9D9D9" w:sz="4"/></w:tcBorders><w:shd w:fill="F4F6FA" w:val="clear"/><w:tcMar><w:top w:type="dxa" w:w="60"/><w:left w:type="dxa" w:w="95"/><w:bottom w:type="dxa" w:w="60"/><w:right w:type="dxa" w:w="95"/></w:tcMar></w:tcPr><w:p><w:pPr><w:spacing w:after="0" w:line="254"/></w:pPr><w:r><w:rPr><w:sz w:val="18"/><w:szCs w:val="18"/></w:rPr><w:t xml:space="preserve">A missing total-score prediction scored zero error — the best possible. Now treated as worst-case.</w:t></w:r></w:p></w:tc></w:tr><w:tr><w:tc><w:tcPr><w:tcW w:type="dxa" w:w="2900"/><w:tcBorders><w:top w:val="single" w:color="D9D9D9" w:sz="4"/><w:left w:val="single" w:color="D9D9D9" w:sz="4"/><w:bottom w:val="single" w:color="D9D9D9" w:sz="4"/><w:right w:val="single" w:color="D9D9D9" w:sz="4"/></w:tcBorders><w:tcMar><w:top w:type="dxa" w:w="60"/><w:left w:type="dxa" w:w="95"/><w:bottom w:type="dxa" w:w="60"/><w:right w:type="dxa" w:w="95"/></w:tcMar></w:tcPr><w:p><w:pPr><w:spacing w:after="0" w:line="254"/></w:pPr><w:r><w:rPr><w:sz w:val="18"/><w:szCs w:val="18"/></w:rPr><w:t xml:space="preserve">Successful payouts could report failure</w:t></w:r></w:p></w:tc><w:tc><w:tcPr><w:tcW w:type="dxa" w:w="5900"/><w:tcBorders><w:top w:val="single" w:color="D9D9D9" w:sz="4"/><w:left w:val="single" w:color="D9D9D9" w:sz="4"/><w:bottom w:val="single" w:color="D9D9D9" w:sz="4"/><w:right w:val="single" w:color="D9D9D9" w:sz="4"/></w:tcBorders><w:tcMar><w:top w:type="dxa" w:w="60"/><w:left w:type="dxa" w:w="95"/><w:bottom w:type="dxa" w:w="60"/><w:right w:type="dxa" w:w="95"/></w:tcMar></w:tcPr><w:p><w:pPr><w:spacing w:after="0" w:line="254"/></w:pPr><w:r><w:rPr><w:sz w:val="18"/><w:szCs w:val="18"/></w:rPr><w:t xml:space="preserve">An audit-write failure after PayPal had already sent the money returned an error and left the request pending, inviting a re-debit. The completion is now recorded first.</w:t></w:r></w:p></w:tc></w:tr><w:tr><w:tc><w:tcPr><w:tcW w:type="dxa" w:w="2900"/><w:tcBorders><w:top w:val="single" w:color="D9D9D9" w:sz="4"/><w:left w:val="single" w:color="D9D9D9" w:sz="4"/><w:bottom w:val="single" w:color="D9D9D9" w:sz="4"/><w:right w:val="single" w:color="D9D9D9" w:sz="4"/></w:tcBorders><w:shd w:fill="F4F6FA" w:val="clear"/><w:tcMar><w:top w:type="dxa" w:w="60"/><w:left w:type="dxa" w:w="95"/><w:bottom w:type="dxa" w:w="60"/><w:right w:type="dxa" w:w="95"/></w:tcMar></w:tcPr><w:p><w:pPr><w:spacing w:after="0" w:line="254"/></w:pPr><w:r><w:rPr><w:sz w:val="18"/><w:szCs w:val="18"/></w:rPr><w:t xml:space="preserve">Balance credit could be clobbered</w:t></w:r></w:p></w:tc><w:tc><w:tcPr><w:tcW w:type="dxa" w:w="5900"/><w:tcBorders><w:top w:val="single" w:color="D9D9D9" w:sz="4"/><w:left w:val="single" w:color="D9D9D9" w:sz="4"/><w:bottom w:val="single" w:color="D9D9D9" w:sz="4"/><w:right w:val="single" w:color="D9D9D9" w:sz="4"/></w:tcBorders><w:shd w:fill="F4F6FA" w:val="clear"/><w:tcMar><w:top w:type="dxa" w:w="60"/><w:left w:type="dxa" w:w="95"/><w:bottom w:type="dxa" w:w="60"/><w:right w:type="dxa" w:w="95"/></w:tcMar></w:tcPr><w:p><w:pPr><w:spacing w:after="0" w:line="254"/></w:pPr><w:r><w:rPr><w:sz w:val="18"/><w:szCs w:val="18"/></w:rPr><w:t xml:space="preserve">Settlement wrote an absolute balance computed before the write. Now an atomic relative credit, consistent with the other money paths.</w:t></w:r></w:p></w:tc></w:tr><w:tr><w:tc><w:tcPr><w:tcW w:type="dxa" w:w="2900"/><w:tcBorders><w:top w:val="single" w:color="D9D9D9" w:sz="4"/><w:left w:val="single" w:color="D9D9D9" w:sz="4"/><w:bottom w:val="single" w:color="D9D9D9" w:sz="4"/><w:right w:val="single" w:color="D9D9D9" w:sz="4"/></w:tcBorders><w:tcMar><w:top w:type="dxa" w:w="60"/><w:left w:type="dxa" w:w="95"/><w:bottom w:type="dxa" w:w="60"/><w:right w:type="dxa" w:w="95"/></w:tcMar></w:tcPr><w:p><w:pPr><w:spacing w:after="0" w:line="254"/></w:pPr><w:r><w:rPr><w:sz w:val="18"/><w:szCs w:val="18"/></w:rPr><w:t xml:space="preserve">Pools could not be created for a future week</w:t></w:r></w:p></w:tc><w:tc><w:tcPr><w:tcW w:type="dxa" w:w="5900"/><w:tcBorders><w:top w:val="single" w:color="D9D9D9" w:sz="4"/><w:left w:val="single" w:color="D9D9D9" w:sz="4"/><w:bottom w:val="single" w:color="D9D9D9" w:sz="4"/><w:right w:val="single" w:color="D9D9D9" w:sz="4"/></w:tcBorders><w:tcMar><w:top w:type="dxa" w:w="60"/><w:left w:type="dxa" w:w="95"/><w:bottom w:type="dxa" w:w="60"/><w:right w:type="dxa" w:w="95"/></w:tcMar></w:tcPr><w:p><w:pPr><w:spacing w:after="0" w:line="254"/></w:pPr><w:r><w:rPr><w:sz w:val="18"/><w:szCs w:val="18"/></w:rPr><w:t xml:space="preserve">Game lookup fetched only the current week, so the insert failed and rolled the pool back.</w:t></w:r></w:p></w:tc></w:tr><w:tr><w:tc><w:tcPr><w:tcW w:type="dxa" w:w="2900"/><w:tcBorders><w:top w:val="single" w:color="D9D9D9" w:sz="4"/><w:left w:val="single" w:color="D9D9D9" w:sz="4"/><w:bottom w:val="single" w:color="D9D9D9" w:sz="4"/><w:right w:val="single" w:color="D9D9D9" w:sz="4"/></w:tcBorders><w:shd w:fill="F4F6FA" w:val="clear"/><w:tcMar><w:top w:type="dxa" w:w="60"/><w:left w:type="dxa" w:w="95"/><w:bottom w:type="dxa" w:w="60"/><w:right w:type="dxa" w:w="95"/></w:tcMar></w:tcPr><w:p><w:pPr><w:spacing w:after="0" w:line="254"/></w:pPr><w:r><w:rPr><w:sz w:val="18"/><w:szCs w:val="18"/></w:rPr><w:t xml:space="preserve">No ordinary player could create a pool at all</w:t></w:r></w:p></w:tc><w:tc><w:tcPr><w:tcW w:type="dxa" w:w="5900"/><w:tcBorders><w:top w:val="single" w:color="D9D9D9" w:sz="4"/><w:left w:val="single" w:color="D9D9D9" w:sz="4"/><w:bottom w:val="single" w:color="D9D9D9" w:sz="4"/><w:right w:val="single" w:color="D9D9D9" w:sz="4"/></w:tcBorders><w:shd w:fill="F4F6FA" w:val="clear"/><w:tcMar><w:top w:type="dxa" w:w="60"/><w:left w:type="dxa" w:w="95"/><w:bottom w:type="dxa" w:w="60"/><w:right w:type="dxa" w:w="95"/></w:tcMar></w:tcPr><w:p><w:pPr><w:spacing w:after="0" w:line="254"/></w:pPr><w:r><w:rPr><w:sz w:val="18"/><w:szCs w:val="18"/></w:rPr><w:t xml:space="preserve">Pool creation writes reference data (teams and games), which the security hardening had correctly restricted to admins — so the write was denied and the whole pool was rolled back. That write is now performed with elevated rights after the caller is authenticated, using values that come from the sports feed rather than the request.</w:t></w:r></w:p></w:tc></w:tr><w:tr><w:tc><w:tcPr><w:tcW w:type="dxa" w:w="2900"/><w:tcBorders><w:top w:val="single" w:color="D9D9D9" w:sz="4"/><w:left w:val="single" w:color="D9D9D9" w:sz="4"/><w:bottom w:val="single" w:color="D9D9D9" w:sz="4"/><w:right w:val="single" w:color="D9D9D9" w:sz="4"/></w:tcBorders><w:tcMar><w:top w:type="dxa" w:w="60"/><w:left w:type="dxa" w:w="95"/><w:bottom w:type="dxa" w:w="60"/><w:right w:type="dxa" w:w="95"/></w:tcMar></w:tcPr><w:p><w:pPr><w:spacing w:after="0" w:line="254"/></w:pPr><w:r><w:rPr><w:sz w:val="18"/><w:szCs w:val="18"/></w:rPr><w:t xml:space="preserve">Every other player&apos;s name displayed as &apos;Unknown&apos;</w:t></w:r></w:p></w:tc><w:tc><w:tcPr><w:tcW w:type="dxa" w:w="5900"/><w:tcBorders><w:top w:val="single" w:color="D9D9D9" w:sz="4"/><w:left w:val="single" w:color="D9D9D9" w:sz="4"/><w:bottom w:val="single" w:color="D9D9D9" w:sz="4"/><w:right w:val="single" w:color="D9D9D9" w:sz="4"/></w:tcBorders><w:tcMar><w:top w:type="dxa" w:w="60"/><w:left w:type="dxa" w:w="95"/><w:bottom w:type="dxa" w:w="60"/><w:right w:type="dxa" w:w="95"/></w:tcMar></w:tcPr><w:p><w:pPr><w:spacing w:after="0" w:line="254"/></w:pPr><w:r><w:rPr><w:sz w:val="18"/><w:szCs w:val="18"/></w:rPr><w:t xml:space="preserve">Locking the users table to own-row reads — correct, since it holds email, role and balance — silently broke every display-name lookup in chat, participant lists and pool headers. These now read from the public name projection that was built for the purpose but never wired up.</w:t></w:r></w:p></w:tc></w:tr><w:tr><w:tc><w:tcPr><w:tcW w:type="dxa" w:w="2900"/><w:tcBorders><w:top w:val="single" w:color="D9D9D9" w:sz="4"/><w:left w:val="single" w:color="D9D9D9" w:sz="4"/><w:bottom w:val="single" w:color="D9D9D9" w:sz="4"/><w:right w:val="single" w:color="D9D9D9" w:sz="4"/></w:tcBorders><w:shd w:fill="F4F6FA" w:val="clear"/><w:tcMar><w:top w:type="dxa" w:w="60"/><w:left w:type="dxa" w:w="95"/><w:bottom w:type="dxa" w:w="60"/><w:right w:type="dxa" w:w="95"/></w:tcMar></w:tcPr><w:p><w:pPr><w:spacing w:after="0" w:line="254"/></w:pPr><w:r><w:rPr><w:sz w:val="18"/><w:szCs w:val="18"/></w:rPr><w:t xml:space="preserve">Signing up reported failure after succeeding</w:t></w:r></w:p></w:tc><w:tc><w:tcPr><w:tcW w:type="dxa" w:w="5900"/><w:tcBorders><w:top w:val="single" w:color="D9D9D9" w:sz="4"/><w:left w:val="single" w:color="D9D9D9" w:sz="4"/><w:bottom w:val="single" w:color="D9D9D9" w:sz="4"/><w:right w:val="single" w:color="D9D9D9" w:sz="4"/></w:tcBorders><w:shd w:fill="F4F6FA" w:val="clear"/><w:tcMar><w:top w:type="dxa" w:w="60"/><w:left w:type="dxa" w:w="95"/><w:bottom w:type="dxa" w:w="60"/><w:right w:type="dxa" w:w="95"/></w:tcMar></w:tcPr><w:p><w:pPr><w:spacing w:after="0" w:line="254"/></w:pPr><w:r><w:rPr><w:sz w:val="18"/><w:szCs w:val="18"/></w:rPr><w:t xml:space="preserve">With email confirmation enabled there is no session yet, so the verification read after account creation came back empty and the request returned a server error — on a signup that had fully succeeded and already sent its confirmation email.</w:t></w:r></w:p></w:tc></w:tr><w:tr><w:tc><w:tcPr><w:tcW w:type="dxa" w:w="2900"/><w:tcBorders><w:top w:val="single" w:color="D9D9D9" w:sz="4"/><w:left w:val="single" w:color="D9D9D9" w:sz="4"/><w:bottom w:val="single" w:color="D9D9D9" w:sz="4"/><w:right w:val="single" w:color="D9D9D9" w:sz="4"/></w:tcBorders><w:tcMar><w:top w:type="dxa" w:w="60"/><w:left w:type="dxa" w:w="95"/><w:bottom w:type="dxa" w:w="60"/><w:right w:type="dxa" w:w="95"/></w:tcMar></w:tcPr><w:p><w:pPr><w:spacing w:after="0" w:line="254"/></w:pPr><w:r><w:rPr><w:sz w:val="18"/><w:szCs w:val="18"/></w:rPr><w:t xml:space="preserve">The newsletter table existed in no migration</w:t></w:r></w:p></w:tc><w:tc><w:tcPr><w:tcW w:type="dxa" w:w="5900"/><w:tcBorders><w:top w:val="single" w:color="D9D9D9" w:sz="4"/><w:left w:val="single" w:color="D9D9D9" w:sz="4"/><w:bottom w:val="single" w:color="D9D9D9" w:sz="4"/><w:right w:val="single" w:color="D9D9D9" w:sz="4"/></w:tcBorders><w:tcMar><w:top w:type="dxa" w:w="60"/><w:left w:type="dxa" w:w="95"/><w:bottom w:type="dxa" w:w="60"/><w:right w:type="dxa" w:w="95"/></w:tcMar></w:tcPr><w:p><w:pPr><w:spacing w:after="0" w:line="254"/></w:pPr><w:r><w:rPr><w:sz w:val="18"/><w:szCs w:val="18"/></w:rPr><w:t xml:space="preserve">Subscribing would fail outright on a freshly provisioned database.</w:t></w:r></w:p></w:tc></w:tr><w:tr><w:tc><w:tcPr><w:tcW w:type="dxa" w:w="2900"/><w:tcBorders><w:top w:val="single" w:color="D9D9D9" w:sz="4"/><w:left w:val="single" w:color="D9D9D9" w:sz="4"/><w:bottom w:val="single" w:color="D9D9D9" w:sz="4"/><w:right w:val="single" w:color="D9D9D9" w:sz="4"/></w:tcBorders><w:shd w:fill="F4F6FA" w:val="clear"/><w:tcMar><w:top w:type="dxa" w:w="60"/><w:left w:type="dxa" w:w="95"/><w:bottom w:type="dxa" w:w="60"/><w:right w:type="dxa" w:w="95"/></w:tcMar></w:tcPr><w:p><w:pPr><w:spacing w:after="0" w:line="254"/></w:pPr><w:r><w:rPr><w:sz w:val="18"/><w:szCs w:val="18"/></w:rPr><w:t xml:space="preserve">The tie-breaker rewarded predicting less</w:t></w:r></w:p></w:tc><w:tc><w:tcPr><w:tcW w:type="dxa" w:w="5900"/><w:tcBorders><w:top w:val="single" w:color="D9D9D9" w:sz="4"/><w:left w:val="single" w:color="D9D9D9" w:sz="4"/><w:bottom w:val="single" w:color="D9D9D9" w:sz="4"/><w:right w:val="single" w:color="D9D9D9" w:sz="4"/></w:tcBorders><w:shd w:fill="F4F6FA" w:val="clear"/><w:tcMar><w:top w:type="dxa" w:w="60"/><w:left w:type="dxa" w:w="95"/><w:bottom w:type="dxa" w:w="60"/><w:right w:type="dxa" w:w="95"/></w:tcMar></w:tcPr><w:p><w:pPr><w:spacing w:after="0" w:line="254"/></w:pPr><w:r><w:rPr><w:sz w:val="18"/><w:szCs w:val="18"/></w:rPr><w:t xml:space="preserve">Total-score error was summed only over the games a player actually predicted, so one lucky prediction beat full, more accurate coverage — making &apos;predict exactly one total&apos; the dominant strategy. Missing predictions are now charged a worst-case penalty, with a regression test.</w:t></w:r></w:p></w:tc></w:tr><w:tr><w:tc><w:tcPr><w:tcW w:type="dxa" w:w="2900"/><w:tcBorders><w:top w:val="single" w:color="D9D9D9" w:sz="4"/><w:left w:val="single" w:color="D9D9D9" w:sz="4"/><w:bottom w:val="single" w:color="D9D9D9" w:sz="4"/><w:right w:val="single" w:color="D9D9D9" w:sz="4"/></w:tcBorders><w:tcMar><w:top w:type="dxa" w:w="60"/><w:left w:type="dxa" w:w="95"/><w:bottom w:type="dxa" w:w="60"/><w:right w:type="dxa" w:w="95"/></w:tcMar></w:tcPr><w:p><w:pPr><w:spacing w:after="0" w:line="254"/></w:pPr><w:r><w:rPr><w:sz w:val="18"/><w:szCs w:val="18"/></w:rPr><w:t xml:space="preserve">Invitations by email silently never worked</w:t></w:r></w:p></w:tc><w:tc><w:tcPr><w:tcW w:type="dxa" w:w="5900"/><w:tcBorders><w:top w:val="single" w:color="D9D9D9" w:sz="4"/><w:left w:val="single" w:color="D9D9D9" w:sz="4"/><w:bottom w:val="single" w:color="D9D9D9" w:sz="4"/><w:right w:val="single" w:color="D9D9D9" w:sz="4"/></w:tcBorders><w:tcMar><w:top w:type="dxa" w:w="60"/><w:left w:type="dxa" w:w="95"/><w:bottom w:type="dxa" w:w="60"/><w:right w:type="dxa" w:w="95"/></w:tcMar></w:tcPr><w:p><w:pPr><w:spacing w:after="0" w:line="254"/></w:pPr><w:r><w:rPr><w:sz w:val="18"/><w:szCs w:val="18"/></w:rPr><w:t xml:space="preserve">Resolving an email to an account ran under the caller&apos;s own restricted view, which matches nobody else, so every email invite was dropped with &apos;no users found&apos;.</w:t></w:r></w:p></w:tc></w:tr><w:tr><w:tc><w:tcPr><w:tcW w:type="dxa" w:w="2900"/><w:tcBorders><w:top w:val="single" w:color="D9D9D9" w:sz="4"/><w:left w:val="single" w:color="D9D9D9" w:sz="4"/><w:bottom w:val="single" w:color="D9D9D9" w:sz="4"/><w:right w:val="single" w:color="D9D9D9" w:sz="4"/></w:tcBorders><w:shd w:fill="F4F6FA" w:val="clear"/><w:tcMar><w:top w:type="dxa" w:w="60"/><w:left w:type="dxa" w:w="95"/><w:bottom w:type="dxa" w:w="60"/><w:right w:type="dxa" w:w="95"/></w:tcMar></w:tcPr><w:p><w:pPr><w:spacing w:after="0" w:line="254"/></w:pPr><w:r><w:rPr><w:sz w:val="18"/><w:szCs w:val="18"/></w:rPr><w:t xml:space="preserve">Advertised prize differed from the amount actually paid</w:t></w:r></w:p></w:tc><w:tc><w:tcPr><w:tcW w:type="dxa" w:w="5900"/><w:tcBorders><w:top w:val="single" w:color="D9D9D9" w:sz="4"/><w:left w:val="single" w:color="D9D9D9" w:sz="4"/><w:bottom w:val="single" w:color="D9D9D9" w:sz="4"/><w:right w:val="single" w:color="D9D9D9" w:sz="4"/></w:tcBorders><w:shd w:fill="F4F6FA" w:val="clear"/><w:tcMar><w:top w:type="dxa" w:w="60"/><w:left w:type="dxa" w:w="95"/><w:bottom w:type="dxa" w:w="60"/><w:right w:type="dxa" w:w="95"/></w:tcMar></w:tcPr><w:p><w:pPr><w:spacing w:after="0" w:line="254"/></w:pPr><w:r><w:rPr><w:sz w:val="18"/><w:szCs w:val="18"/></w:rPr><w:t xml:space="preserve">The displayed net pot used the live platform fee while settlement used the pool&apos;s locked fee, so changing the rate mid-pool overstated the prize on a real-money product.</w:t></w:r></w:p></w:tc></w:tr><w:tr><w:tc><w:tcPr><w:tcW w:type="dxa" w:w="2900"/><w:tcBorders><w:top w:val="single" w:color="D9D9D9" w:sz="4"/><w:left w:val="single" w:color="D9D9D9" w:sz="4"/><w:bottom w:val="single" w:color="D9D9D9" w:sz="4"/><w:right w:val="single" w:color="D9D9D9" w:sz="4"/></w:tcBorders><w:tcMar><w:top w:type="dxa" w:w="60"/><w:left w:type="dxa" w:w="95"/><w:bottom w:type="dxa" w:w="60"/><w:right w:type="dxa" w:w="95"/></w:tcMar></w:tcPr><w:p><w:pPr><w:spacing w:after="0" w:line="254"/></w:pPr><w:r><w:rPr><w:sz w:val="18"/><w:szCs w:val="18"/></w:rPr><w:t xml:space="preserve">Documentation and tooling gaps</w:t></w:r></w:p></w:tc><w:tc><w:tcPr><w:tcW w:type="dxa" w:w="5900"/><w:tcBorders><w:top w:val="single" w:color="D9D9D9" w:sz="4"/><w:left w:val="single" w:color="D9D9D9" w:sz="4"/><w:bottom w:val="single" w:color="D9D9D9" w:sz="4"/><w:right w:val="single" w:color="D9D9D9" w:sz="4"/></w:tcBorders><w:tcMar><w:top w:type="dxa" w:w="60"/><w:left w:type="dxa" w:w="95"/><w:bottom w:type="dxa" w:w="60"/><w:right w:type="dxa" w:w="95"/></w:tcMar></w:tcPr><w:p><w:pPr><w:spacing w:after="0" w:line="254"/></w:pPr><w:r><w:rPr><w:sz w:val="18"/><w:szCs w:val="18"/></w:rPr><w:t xml:space="preserve">The Docker environment template was silently excluded from the repository by a gitignore rule, and the document generators depended on a package that was never declared — so neither survived a fresh clone.</w:t></w:r></w:p></w:tc></w:tr></w:tbl><w:p><w:pPr><w:pStyle w:val="Heading2"/><w:spacing w:after="100" w:before="240"/></w:pPr><w:r><w:t xml:space="preserve">9.4 Handover and maintainability</w:t></w:r></w:p><w:p><w:pPr><w:pStyle w:val="ListParagraph"/><w:numPr><w:ilvl w:val="0"/><w:numId w:val="2"/></w:numPr><w:spacing w:after="85" w:line="272"/></w:pPr><w:r><w:rPr><w:sz w:val="21"/><w:szCs w:val="21"/></w:rPr><w:t xml:space="preserve">Added CI covering typecheck, settlement tests, build and lint — previously there was no quality gate at all.</w:t></w:r></w:p><w:p><w:pPr><w:pStyle w:val="ListParagraph"/><w:numPr><w:ilvl w:val="0"/><w:numId w:val="2"/></w:numPr><w:spacing w:after="85" w:line="272"/></w:pPr><w:r><w:rPr><w:sz w:val="21"/><w:szCs w:val="21"/></w:rPr><w:t xml:space="preserve">Added </w:t></w:r><w:r><w:rPr><w:rFonts w:ascii="Consolas" w:cs="Consolas" w:eastAsia="Consolas" w:hAnsi="Consolas"/><w:color w:val="1A4D2E"/><w:sz w:val="18"/><w:szCs w:val="18"/></w:rPr><w:t xml:space="preserve">typecheck</w:t></w:r><w:r><w:rPr><w:sz w:val="21"/><w:szCs w:val="21"/></w:rPr><w:t xml:space="preserve">, </w:t></w:r><w:r><w:rPr><w:rFonts w:ascii="Consolas" w:cs="Consolas" w:eastAsia="Consolas" w:hAnsi="Consolas"/><w:color w:val="1A4D2E"/><w:sz w:val="18"/><w:szCs w:val="18"/></w:rPr><w:t xml:space="preserve">test</w:t></w:r><w:r><w:rPr><w:sz w:val="21"/><w:szCs w:val="21"/></w:rPr><w:t xml:space="preserve"> and </w:t></w:r><w:r><w:rPr><w:rFonts w:ascii="Consolas" w:cs="Consolas" w:eastAsia="Consolas" w:hAnsi="Consolas"/><w:color w:val="1A4D2E"/><w:sz w:val="18"/><w:szCs w:val="18"/></w:rPr><w:t xml:space="preserve">check</w:t></w:r><w:r><w:rPr><w:sz w:val="21"/><w:szCs w:val="21"/></w:rPr><w:t xml:space="preserve"> scripts.</w:t></w:r></w:p><w:p><w:pPr><w:pStyle w:val="ListParagraph"/><w:numPr><w:ilvl w:val="0"/><w:numId w:val="2"/></w:numPr><w:spacing w:after="85" w:line="272"/></w:pPr><w:r><w:rPr><w:sz w:val="21"/><w:szCs w:val="21"/></w:rPr><w:t xml:space="preserve">Reduced ESLint from 170 blocking errors to zero, by excluding Node scripts, auto-fixing safe rules, and demoting inherited debt to documented warnings.</w:t></w:r></w:p><w:p><w:pPr><w:pStyle w:val="ListParagraph"/><w:numPr><w:ilvl w:val="0"/><w:numId w:val="2"/></w:numPr><w:spacing w:after="85" w:line="272"/></w:pPr><w:r><w:rPr><w:sz w:val="21"/><w:szCs w:val="21"/></w:rPr><w:t xml:space="preserve">Standardised on a single package manager and removed the duplicate lockfile.</w:t></w:r></w:p><w:p><w:pPr><w:pStyle w:val="ListParagraph"/><w:numPr><w:ilvl w:val="0"/><w:numId w:val="2"/></w:numPr><w:spacing w:after="85" w:line="272"/></w:pPr><w:r><w:rPr><w:sz w:val="21"/><w:szCs w:val="21"/></w:rPr><w:t xml:space="preserve">Documented the self-hosted Docker path, including the pre-build requirement and its missing settlement scheduler.</w:t></w:r></w:p><w:p><w:pPr><w:pStyle w:val="ListParagraph"/><w:numPr><w:ilvl w:val="0"/><w:numId w:val="2"/></w:numPr><w:spacing w:after="85" w:line="272"/></w:pPr><w:r><w:rPr><w:sz w:val="21"/><w:szCs w:val="21"/></w:rPr><w:t xml:space="preserve">Rewrote the README, which referenced several files that do not exist and a directory layout that is not this repository&apos;s.</w:t></w:r></w:p><w:p><w:pPr><w:pStyle w:val="ListParagraph"/><w:numPr><w:ilvl w:val="0"/><w:numId w:val="2"/></w:numPr><w:spacing w:after="85" w:line="272"/></w:pPr><w:r><w:rPr><w:sz w:val="21"/><w:szCs w:val="21"/></w:rPr><w:t xml:space="preserve">Marked the stale schema snapshot and the unwired generated types with explicit warnings, and removed dead hooks and legacy routes.</w:t></w:r></w:p><w:p><w:r><w:br w:type="page"/></w:r></w:p><w:p><w:pPr><w:pStyle w:val="Heading1"/><w:spacing w:after="140" w:before="300"/></w:pPr><w:r><w:t xml:space="preserve">10. Handover checklist</w:t></w:r></w:p><w:p><w:pPr><w:spacing w:after="130" w:line="280"/></w:pPr><w:r><w:rPr><w:sz w:val="21"/><w:szCs w:val="21"/></w:rPr><w:t xml:space="preserve">Work top to bottom. Everything in §10.1 must be true before the platform takes real money.</w:t></w:r></w:p><w:p><w:pPr><w:pStyle w:val="Heading2"/><w:spacing w:after="100" w:before="240"/></w:pPr><w:r><w:t xml:space="preserve">10.1 What the client must do — the entire technical handover</w:t></w:r></w:p><w:p><w:pPr><w:spacing w:after="130" w:line="280"/></w:pPr><w:r><w:rPr><w:sz w:val="21"/><w:szCs w:val="21"/></w:rPr><w:t xml:space="preserve">Nothing in this subsection needs an engineer. It is credentials and one verification URL.</w:t></w:r></w:p><w:tbl><w:tblPr><w:tblW w:type="dxa" w:w="8900"/><w:tblBorders><w:top w:val="single" w:color="auto" w:sz="4"/><w:left w:val="single" w:color="auto" w:sz="4"/><w:bottom w:val="single" w:color="auto" w:sz="4"/><w:right w:val="single" w:color="auto" w:sz="4"/><w:insideH w:val="single" w:color="auto" w:sz="4"/><w:insideV w:val="single" w:color="auto" w:sz="4"/></w:tblBorders></w:tblPr><w:tblGrid><w:gridCol w:w="420"/><w:gridCol w:w="6180"/><w:gridCol w:w="2300"/></w:tblGrid><w:tr><w:trPr><w:tblHeader/></w:trPr><w:tc><w:tcPr><w:tcW w:type="dxa" w:w="420"/><w:tcBorders><w:top w:val="single" w:color="D9D9D9" w:sz="4"/><w:left w:val="single" w:color="D9D9D9" w:sz="4"/><w:bottom w:val="single" w:color="D9D9D9" w:sz="4"/><w:right w:val="single" w:color="D9D9D9" w:sz="4"/></w:tcBorders><w:shd w:fill="1F3864" w:val="clear"/><w:tcMar><w:top w:type="dxa" w:w="60"/><w:left w:type="dxa" w:w="95"/><w:bottom w:type="dxa" w:w="60"/><w:right w:type="dxa" w:w="95"/></w:tcMar></w:tcPr><w:p><w:pPr><w:spacing w:after="0" w:line="254"/></w:pPr><w:r><w:rPr><w:b/><w:bCs/><w:color w:val="FFFFFF"/><w:sz w:val="18"/><w:szCs w:val="18"/></w:rPr><w:t xml:space="preserve"></w:t></w:r></w:p></w:tc><w:tc><w:tcPr><w:tcW w:type="dxa" w:w="6180"/><w:tcBorders><w:top w:val="single" w:color="D9D9D9" w:sz="4"/><w:left w:val="single" w:color="D9D9D9" w:sz="4"/><w:bottom w:val="single" w:color="D9D9D9" w:sz="4"/><w:right w:val="single" w:color="D9D9D9" w:sz="4"/></w:tcBorders><w:shd w:fill="1F3864" w:val="clear"/><w:tcMar><w:top w:type="dxa" w:w="60"/><w:left w:type="dxa" w:w="95"/><w:bottom w:type="dxa" w:w="60"/><w:right w:type="dxa" w:w="95"/></w:tcMar></w:tcPr><w:p><w:pPr><w:spacing w:after="0" w:line="254"/></w:pPr><w:r><w:rPr><w:b/><w:bCs/><w:color w:val="FFFFFF"/><w:sz w:val="18"/><w:szCs w:val="18"/></w:rPr><w:t xml:space="preserve">Item</w:t></w:r></w:p></w:tc><w:tc><w:tcPr><w:tcW w:type="dxa" w:w="2300"/><w:tcBorders><w:top w:val="single" w:color="D9D9D9" w:sz="4"/><w:left w:val="single" w:color="D9D9D9" w:sz="4"/><w:bottom w:val="single" w:color="D9D9D9" w:sz="4"/><w:right w:val="single" w:color="D9D9D9" w:sz="4"/></w:tcBorders><w:shd w:fill="1F3864" w:val="clear"/><w:tcMar><w:top w:type="dxa" w:w="60"/><w:left w:type="dxa" w:w="95"/><w:bottom w:type="dxa" w:w="60"/><w:right w:type="dxa" w:w="95"/></w:tcMar></w:tcPr><w:p><w:pPr><w:spacing w:after="0" w:line="254"/></w:pPr><w:r><w:rPr><w:b/><w:bCs/><w:color w:val="FFFFFF"/><w:sz w:val="18"/><w:szCs w:val="18"/></w:rPr><w:t xml:space="preserve">Notes</w:t></w:r></w:p></w:tc></w:tr><w:tr><w:tc><w:tcPr><w:tcW w:type="dxa" w:w="420"/><w:tcBorders><w:top w:val="single" w:color="D9D9D9" w:sz="4"/><w:left w:val="single" w:color="D9D9D9" w:sz="4"/><w:bottom w:val="single" w:color="D9D9D9" w:sz="4"/><w:right w:val="single" w:color="D9D9D9" w:sz="4"/></w:tcBorders><w:tcMar><w:top w:type="dxa" w:w="60"/><w:left w:type="dxa" w:w="95"/><w:bottom w:type="dxa" w:w="60"/><w:right w:type="dxa" w:w="95"/></w:tcMar></w:tcPr><w:p><w:pPr><w:spacing w:after="0" w:line="254"/></w:pPr><w:r><w:rPr><w:b/><w:bCs/><w:sz w:val="18"/><w:szCs w:val="18"/></w:rPr><w:t xml:space="preserve">☐</w:t></w:r></w:p></w:tc><w:tc><w:tcPr><w:tcW w:type="dxa" w:w="6180"/><w:tcBorders><w:top w:val="single" w:color="D9D9D9" w:sz="4"/><w:left w:val="single" w:color="D9D9D9" w:sz="4"/><w:bottom w:val="single" w:color="D9D9D9" w:sz="4"/><w:right w:val="single" w:color="D9D9D9" w:sz="4"/></w:tcBorders><w:tcMar><w:top w:type="dxa" w:w="60"/><w:left w:type="dxa" w:w="95"/><w:bottom w:type="dxa" w:w="60"/><w:right w:type="dxa" w:w="95"/></w:tcMar></w:tcPr><w:p><w:pPr><w:spacing w:after="0" w:line="254"/></w:pPr><w:r><w:rPr><w:sz w:val="18"/><w:szCs w:val="18"/></w:rPr><w:t xml:space="preserve">Set the production credentials on Vercel</w:t></w:r></w:p></w:tc><w:tc><w:tcPr><w:tcW w:type="dxa" w:w="2300"/><w:tcBorders><w:top w:val="single" w:color="D9D9D9" w:sz="4"/><w:left w:val="single" w:color="D9D9D9" w:sz="4"/><w:bottom w:val="single" w:color="D9D9D9" w:sz="4"/><w:right w:val="single" w:color="D9D9D9" w:sz="4"/></w:tcBorders><w:tcMar><w:top w:type="dxa" w:w="60"/><w:left w:type="dxa" w:w="95"/><w:bottom w:type="dxa" w:w="60"/><w:right w:type="dxa" w:w="95"/></w:tcMar></w:tcPr><w:p><w:pPr><w:spacing w:after="0" w:line="254"/></w:pPr><w:r><w:rPr><w:sz w:val="18"/><w:szCs w:val="18"/></w:rPr><w:t xml:space="preserve">SUPABASE_SERVICE_ROLE_KEY, STRIPE_SECRET_KEY, NEXT_PUBLIC_STRIPE_PUBLISHABLE_KEY, STRIPE_WEBHOOK_SECRET, PAYPAL_MODE=live plus PayPal client id/secret, CRON_SECRET, and the two Upstash variables. docs/RUNBOOK.md section 3 is the table: where each value comes from and what breaks without it</w:t></w:r></w:p></w:tc></w:tr><w:tr><w:tc><w:tcPr><w:tcW w:type="dxa" w:w="420"/><w:tcBorders><w:top w:val="single" w:color="D9D9D9" w:sz="4"/><w:left w:val="single" w:color="D9D9D9" w:sz="4"/><w:bottom w:val="single" w:color="D9D9D9" w:sz="4"/><w:right w:val="single" w:color="D9D9D9" w:sz="4"/></w:tcBorders><w:shd w:fill="F4F6FA" w:val="clear"/><w:tcMar><w:top w:type="dxa" w:w="60"/><w:left w:type="dxa" w:w="95"/><w:bottom w:type="dxa" w:w="60"/><w:right w:type="dxa" w:w="95"/></w:tcMar></w:tcPr><w:p><w:pPr><w:spacing w:after="0" w:line="254"/></w:pPr><w:r><w:rPr><w:b/><w:bCs/><w:sz w:val="18"/><w:szCs w:val="18"/></w:rPr><w:t xml:space="preserve">☐</w:t></w:r></w:p></w:tc><w:tc><w:tcPr><w:tcW w:type="dxa" w:w="6180"/><w:tcBorders><w:top w:val="single" w:color="D9D9D9" w:sz="4"/><w:left w:val="single" w:color="D9D9D9" w:sz="4"/><w:bottom w:val="single" w:color="D9D9D9" w:sz="4"/><w:right w:val="single" w:color="D9D9D9" w:sz="4"/></w:tcBorders><w:shd w:fill="F4F6FA" w:val="clear"/><w:tcMar><w:top w:type="dxa" w:w="60"/><w:left w:type="dxa" w:w="95"/><w:bottom w:type="dxa" w:w="60"/><w:right w:type="dxa" w:w="95"/></w:tcMar></w:tcPr><w:p><w:pPr><w:spacing w:after="0" w:line="254"/></w:pPr><w:r><w:rPr><w:sz w:val="18"/><w:szCs w:val="18"/></w:rPr><w:t xml:space="preserve">REDEPLOY after setting them</w:t></w:r></w:p></w:tc><w:tc><w:tcPr><w:tcW w:type="dxa" w:w="2300"/><w:tcBorders><w:top w:val="single" w:color="D9D9D9" w:sz="4"/><w:left w:val="single" w:color="D9D9D9" w:sz="4"/><w:bottom w:val="single" w:color="D9D9D9" w:sz="4"/><w:right w:val="single" w:color="D9D9D9" w:sz="4"/></w:tcBorders><w:shd w:fill="F4F6FA" w:val="clear"/><w:tcMar><w:top w:type="dxa" w:w="60"/><w:left w:type="dxa" w:w="95"/><w:bottom w:type="dxa" w:w="60"/><w:right w:type="dxa" w:w="95"/></w:tcMar></w:tcPr><w:p><w:pPr><w:spacing w:after="0" w:line="254"/></w:pPr><w:r><w:rPr><w:sz w:val="18"/><w:szCs w:val="18"/></w:rPr><w:t xml:space="preserve">Vercel snapshots environment variables into a deployment. Adding one changes nothing until a new build exists. This step is missed constantly and it is the single most likely reason a correctly-set key appears not to work</w:t></w:r></w:p></w:tc></w:tr><w:tr><w:tc><w:tcPr><w:tcW w:type="dxa" w:w="420"/><w:tcBorders><w:top w:val="single" w:color="D9D9D9" w:sz="4"/><w:left w:val="single" w:color="D9D9D9" w:sz="4"/><w:bottom w:val="single" w:color="D9D9D9" w:sz="4"/><w:right w:val="single" w:color="D9D9D9" w:sz="4"/></w:tcBorders><w:tcMar><w:top w:type="dxa" w:w="60"/><w:left w:type="dxa" w:w="95"/><w:bottom w:type="dxa" w:w="60"/><w:right w:type="dxa" w:w="95"/></w:tcMar></w:tcPr><w:p><w:pPr><w:spacing w:after="0" w:line="254"/></w:pPr><w:r><w:rPr><w:b/><w:bCs/><w:sz w:val="18"/><w:szCs w:val="18"/></w:rPr><w:t xml:space="preserve">☐</w:t></w:r></w:p></w:tc><w:tc><w:tcPr><w:tcW w:type="dxa" w:w="6180"/><w:tcBorders><w:top w:val="single" w:color="D9D9D9" w:sz="4"/><w:left w:val="single" w:color="D9D9D9" w:sz="4"/><w:bottom w:val="single" w:color="D9D9D9" w:sz="4"/><w:right w:val="single" w:color="D9D9D9" w:sz="4"/></w:tcBorders><w:tcMar><w:top w:type="dxa" w:w="60"/><w:left w:type="dxa" w:w="95"/><w:bottom w:type="dxa" w:w="60"/><w:right w:type="dxa" w:w="95"/></w:tcMar></w:tcPr><w:p><w:pPr><w:spacing w:after="0" w:line="254"/></w:pPr><w:r><w:rPr><w:sz w:val="18"/><w:szCs w:val="18"/></w:rPr><w:t xml:space="preserve">Mirror CRON_SECRET into GitHub Actions secrets</w:t></w:r></w:p></w:tc><w:tc><w:tcPr><w:tcW w:type="dxa" w:w="2300"/><w:tcBorders><w:top w:val="single" w:color="D9D9D9" w:sz="4"/><w:left w:val="single" w:color="D9D9D9" w:sz="4"/><w:bottom w:val="single" w:color="D9D9D9" w:sz="4"/><w:right w:val="single" w:color="D9D9D9" w:sz="4"/></w:tcBorders><w:tcMar><w:top w:type="dxa" w:w="60"/><w:left w:type="dxa" w:w="95"/><w:bottom w:type="dxa" w:w="60"/><w:right w:type="dxa" w:w="95"/></w:tcMar></w:tcPr><w:p><w:pPr><w:spacing w:after="0" w:line="254"/></w:pPr><w:r><w:rPr><w:sz w:val="18"/><w:szCs w:val="18"/></w:rPr><w:t xml:space="preserve">Same value, second place. Without it settle-pools.yml and alert.yml SKIP and still report success - a green workflow doing nothing. Verify by running either workflow manually and confirming its trigger step says success, not skipped</w:t></w:r></w:p></w:tc></w:tr><w:tr><w:tc><w:tcPr><w:tcW w:type="dxa" w:w="420"/><w:tcBorders><w:top w:val="single" w:color="D9D9D9" w:sz="4"/><w:left w:val="single" w:color="D9D9D9" w:sz="4"/><w:bottom w:val="single" w:color="D9D9D9" w:sz="4"/><w:right w:val="single" w:color="D9D9D9" w:sz="4"/></w:tcBorders><w:shd w:fill="F4F6FA" w:val="clear"/><w:tcMar><w:top w:type="dxa" w:w="60"/><w:left w:type="dxa" w:w="95"/><w:bottom w:type="dxa" w:w="60"/><w:right w:type="dxa" w:w="95"/></w:tcMar></w:tcPr><w:p><w:pPr><w:spacing w:after="0" w:line="254"/></w:pPr><w:r><w:rPr><w:b/><w:bCs/><w:sz w:val="18"/><w:szCs w:val="18"/></w:rPr><w:t xml:space="preserve">☐</w:t></w:r></w:p></w:tc><w:tc><w:tcPr><w:tcW w:type="dxa" w:w="6180"/><w:tcBorders><w:top w:val="single" w:color="D9D9D9" w:sz="4"/><w:left w:val="single" w:color="D9D9D9" w:sz="4"/><w:bottom w:val="single" w:color="D9D9D9" w:sz="4"/><w:right w:val="single" w:color="D9D9D9" w:sz="4"/></w:tcBorders><w:shd w:fill="F4F6FA" w:val="clear"/><w:tcMar><w:top w:type="dxa" w:w="60"/><w:left w:type="dxa" w:w="95"/><w:bottom w:type="dxa" w:w="60"/><w:right w:type="dxa" w:w="95"/></w:tcMar></w:tcPr><w:p><w:pPr><w:spacing w:after="0" w:line="254"/></w:pPr><w:r><w:rPr><w:sz w:val="18"/><w:szCs w:val="18"/></w:rPr><w:t xml:space="preserve">Register the Stripe webhook</w:t></w:r></w:p></w:tc><w:tc><w:tcPr><w:tcW w:type="dxa" w:w="2300"/><w:tcBorders><w:top w:val="single" w:color="D9D9D9" w:sz="4"/><w:left w:val="single" w:color="D9D9D9" w:sz="4"/><w:bottom w:val="single" w:color="D9D9D9" w:sz="4"/><w:right w:val="single" w:color="D9D9D9" w:sz="4"/></w:tcBorders><w:shd w:fill="F4F6FA" w:val="clear"/><w:tcMar><w:top w:type="dxa" w:w="60"/><w:left w:type="dxa" w:w="95"/><w:bottom w:type="dxa" w:w="60"/><w:right w:type="dxa" w:w="95"/></w:tcMar></w:tcPr><w:p><w:pPr><w:spacing w:after="0" w:line="254"/></w:pPr><w:r><w:rPr><w:sz w:val="18"/><w:szCs w:val="18"/></w:rPr><w:t xml:space="preserve">Endpoint /api/stripe/webhook subscribed to checkout.session.completed, then put its signing secret in STRIPE_WEBHOOK_SECRET. Unset is verifiable from outside: the endpoint answers 503 Webhook not configured instead of 400 Missing stripe-signature</w:t></w:r></w:p></w:tc></w:tr><w:tr><w:tc><w:tcPr><w:tcW w:type="dxa" w:w="420"/><w:tcBorders><w:top w:val="single" w:color="D9D9D9" w:sz="4"/><w:left w:val="single" w:color="D9D9D9" w:sz="4"/><w:bottom w:val="single" w:color="D9D9D9" w:sz="4"/><w:right w:val="single" w:color="D9D9D9" w:sz="4"/></w:tcBorders><w:tcMar><w:top w:type="dxa" w:w="60"/><w:left w:type="dxa" w:w="95"/><w:bottom w:type="dxa" w:w="60"/><w:right w:type="dxa" w:w="95"/></w:tcMar></w:tcPr><w:p><w:pPr><w:spacing w:after="0" w:line="254"/></w:pPr><w:r><w:rPr><w:b/><w:bCs/><w:sz w:val="18"/><w:szCs w:val="18"/></w:rPr><w:t xml:space="preserve">☐</w:t></w:r></w:p></w:tc><w:tc><w:tcPr><w:tcW w:type="dxa" w:w="6180"/><w:tcBorders><w:top w:val="single" w:color="D9D9D9" w:sz="4"/><w:left w:val="single" w:color="D9D9D9" w:sz="4"/><w:bottom w:val="single" w:color="D9D9D9" w:sz="4"/><w:right w:val="single" w:color="D9D9D9" w:sz="4"/></w:tcBorders><w:tcMar><w:top w:type="dxa" w:w="60"/><w:left w:type="dxa" w:w="95"/><w:bottom w:type="dxa" w:w="60"/><w:right w:type="dxa" w:w="95"/></w:tcMar></w:tcPr><w:p><w:pPr><w:spacing w:after="0" w:line="254"/></w:pPr><w:r><w:rPr><w:sz w:val="18"/><w:szCs w:val="18"/></w:rPr><w:t xml:space="preserve">Check one URL until it says ok</w:t></w:r></w:p></w:tc><w:tc><w:tcPr><w:tcW w:type="dxa" w:w="2300"/><w:tcBorders><w:top w:val="single" w:color="D9D9D9" w:sz="4"/><w:left w:val="single" w:color="D9D9D9" w:sz="4"/><w:bottom w:val="single" w:color="D9D9D9" w:sz="4"/><w:right w:val="single" w:color="D9D9D9" w:sz="4"/></w:tcBorders><w:tcMar><w:top w:type="dxa" w:w="60"/><w:left w:type="dxa" w:w="95"/><w:bottom w:type="dxa" w:w="60"/><w:right w:type="dxa" w:w="95"/></w:tcMar></w:tcPr><w:p><w:pPr><w:spacing w:after="0" w:line="254"/></w:pPr><w:r><w:rPr><w:sz w:val="18"/><w:szCs w:val="18"/></w:rPr><w:t xml:space="preserve">curl -H &quot;Authorization: Bearer $CRON_SECRET&quot; https://&lt;domain&gt;/api/health returns a component-by-component breakdown naming every unset variable and what it costs. This is the readiness test and it needs no engineer to interpret</w:t></w:r></w:p></w:tc></w:tr><w:tr><w:tc><w:tcPr><w:tcW w:type="dxa" w:w="420"/><w:tcBorders><w:top w:val="single" w:color="D9D9D9" w:sz="4"/><w:left w:val="single" w:color="D9D9D9" w:sz="4"/><w:bottom w:val="single" w:color="D9D9D9" w:sz="4"/><w:right w:val="single" w:color="D9D9D9" w:sz="4"/></w:tcBorders><w:shd w:fill="F4F6FA" w:val="clear"/><w:tcMar><w:top w:type="dxa" w:w="60"/><w:left w:type="dxa" w:w="95"/><w:bottom w:type="dxa" w:w="60"/><w:right w:type="dxa" w:w="95"/></w:tcMar></w:tcPr><w:p><w:pPr><w:spacing w:after="0" w:line="254"/></w:pPr><w:r><w:rPr><w:b/><w:bCs/><w:sz w:val="18"/><w:szCs w:val="18"/></w:rPr><w:t xml:space="preserve">☐</w:t></w:r></w:p></w:tc><w:tc><w:tcPr><w:tcW w:type="dxa" w:w="6180"/><w:tcBorders><w:top w:val="single" w:color="D9D9D9" w:sz="4"/><w:left w:val="single" w:color="D9D9D9" w:sz="4"/><w:bottom w:val="single" w:color="D9D9D9" w:sz="4"/><w:right w:val="single" w:color="D9D9D9" w:sz="4"/></w:tcBorders><w:shd w:fill="F4F6FA" w:val="clear"/><w:tcMar><w:top w:type="dxa" w:w="60"/><w:left w:type="dxa" w:w="95"/><w:bottom w:type="dxa" w:w="60"/><w:right w:type="dxa" w:w="95"/></w:tcMar></w:tcPr><w:p><w:pPr><w:spacing w:after="0" w:line="254"/></w:pPr><w:r><w:rPr><w:sz w:val="18"/><w:szCs w:val="18"/></w:rPr><w:t xml:space="preserve">Run the money path once in Stripe test mode</w:t></w:r></w:p></w:tc><w:tc><w:tcPr><w:tcW w:type="dxa" w:w="2300"/><w:tcBorders><w:top w:val="single" w:color="D9D9D9" w:sz="4"/><w:left w:val="single" w:color="D9D9D9" w:sz="4"/><w:bottom w:val="single" w:color="D9D9D9" w:sz="4"/><w:right w:val="single" w:color="D9D9D9" w:sz="4"/></w:tcBorders><w:shd w:fill="F4F6FA" w:val="clear"/><w:tcMar><w:top w:type="dxa" w:w="60"/><w:left w:type="dxa" w:w="95"/><w:bottom w:type="dxa" w:w="60"/><w:right w:type="dxa" w:w="95"/></w:tcMar></w:tcPr><w:p><w:pPr><w:spacing w:after="0" w:line="254"/></w:pPr><w:r><w:rPr><w:sz w:val="18"/><w:szCs w:val="18"/></w:rPr><w:t xml:space="preserve">Purchase, webhook, card issued, picks, settlement, balance credit, PayPal payout - including a deliberately duplicated webhook delivery to prove idempotency under real conditions rather than by inspection. This is the one item that genuinely cannot be closed without live processor credentials</w:t></w:r></w:p></w:tc></w:tr></w:tbl><w:tbl><w:tblPr><w:tblW w:type="dxa" w:w="8900"/><w:tblBorders><w:top w:val="single" w:color="auto" w:sz="4"/><w:left w:val="single" w:color="auto" w:sz="4"/><w:bottom w:val="single" w:color="auto" w:sz="4"/><w:right w:val="single" w:color="auto" w:sz="4"/><w:insideH w:val="single" w:color="auto" w:sz="4"/><w:insideV w:val="single" w:color="auto" w:sz="4"/></w:tblBorders></w:tblPr><w:tblGrid><w:gridCol w:w="8900"/></w:tblGrid><w:tr><w:tc><w:tcPr><w:tcW w:type="dxa" w:w="8900"/><w:tcBorders><w:top w:val="none"/><w:left w:val="single" w:color="1E7A3E" w:sz="18"/><w:bottom w:val="none"/><w:right w:val="none"/></w:tcBorders><w:shd w:fill="EAF2EA" w:val="clear"/><w:tcMar><w:top w:type="dxa" w:w="115"/><w:left w:type="dxa" w:w="155"/><w:bottom w:type="dxa" w:w="115"/><w:right w:type="dxa" w:w="155"/></w:tcMar></w:tcPr><w:p><w:pPr><w:spacing w:after="45"/></w:pPr><w:r><w:rPr><w:b/><w:bCs/><w:color w:val="1F3864"/><w:sz w:val="20"/><w:szCs w:val="20"/></w:rPr><w:t xml:space="preserve">How to read the health endpoint</w:t></w:r></w:p><w:p><w:pPr><w:spacing w:after="0" w:line="274"/></w:pPr><w:r><w:rPr><w:sz w:val="21"/><w:szCs w:val="21"/></w:rPr><w:t xml:space="preserve">Anonymous callers get a status word and nothing else - a public health endpoint is a reconnaissance surface during an outage. With CRON_SECRET you get the full breakdown.</w:t></w:r><w:r><w:rPr><w:sz w:val="21"/><w:szCs w:val="21"/></w:rPr><w:t xml:space="preserve">Severity is deliberately split. Missing money-path credentials report DEGRADED at HTTP 200, not 503, because the site genuinely serves without them and a probe that screams through the entire provisioning period is one nobody reads on the day it matters. 503 is reserved for core configuration failure or a genuinely unreachable database. status ok means fully provisioned.</w:t></w:r></w:p></w:tc></w:tr></w:tbl><w:p><w:pPr><w:pStyle w:val="Heading2"/><w:spacing w:after="100" w:before="240"/></w:pPr><w:r><w:t xml:space="preserve">10.2 Not code, and not the client&apos;s engineer either</w:t></w:r></w:p><w:p><w:pPr><w:spacing w:after="130" w:line="280"/></w:pPr><w:r><w:rPr><w:sz w:val="21"/><w:szCs w:val="21"/></w:rPr><w:t xml:space="preserve">These gate launch, but no amount of engineering closes them:</w:t></w:r></w:p><w:tbl><w:tblPr><w:tblW w:type="dxa" w:w="8900"/><w:tblBorders><w:top w:val="single" w:color="auto" w:sz="4"/><w:left w:val="single" w:color="auto" w:sz="4"/><w:bottom w:val="single" w:color="auto" w:sz="4"/><w:right w:val="single" w:color="auto" w:sz="4"/><w:insideH w:val="single" w:color="auto" w:sz="4"/><w:insideV w:val="single" w:color="auto" w:sz="4"/></w:tblBorders></w:tblPr><w:tblGrid><w:gridCol w:w="420"/><w:gridCol w:w="6180"/><w:gridCol w:w="2300"/></w:tblGrid><w:tr><w:trPr><w:tblHeader/></w:trPr><w:tc><w:tcPr><w:tcW w:type="dxa" w:w="420"/><w:tcBorders><w:top w:val="single" w:color="D9D9D9" w:sz="4"/><w:left w:val="single" w:color="D9D9D9" w:sz="4"/><w:bottom w:val="single" w:color="D9D9D9" w:sz="4"/><w:right w:val="single" w:color="D9D9D9" w:sz="4"/></w:tcBorders><w:shd w:fill="1F3864" w:val="clear"/><w:tcMar><w:top w:type="dxa" w:w="60"/><w:left w:type="dxa" w:w="95"/><w:bottom w:type="dxa" w:w="60"/><w:right w:type="dxa" w:w="95"/></w:tcMar></w:tcPr><w:p><w:pPr><w:spacing w:after="0" w:line="254"/></w:pPr><w:r><w:rPr><w:b/><w:bCs/><w:color w:val="FFFFFF"/><w:sz w:val="18"/><w:szCs w:val="18"/></w:rPr><w:t xml:space="preserve"></w:t></w:r></w:p></w:tc><w:tc><w:tcPr><w:tcW w:type="dxa" w:w="6180"/><w:tcBorders><w:top w:val="single" w:color="D9D9D9" w:sz="4"/><w:left w:val="single" w:color="D9D9D9" w:sz="4"/><w:bottom w:val="single" w:color="D9D9D9" w:sz="4"/><w:right w:val="single" w:color="D9D9D9" w:sz="4"/></w:tcBorders><w:shd w:fill="1F3864" w:val="clear"/><w:tcMar><w:top w:type="dxa" w:w="60"/><w:left w:type="dxa" w:w="95"/><w:bottom w:type="dxa" w:w="60"/><w:right w:type="dxa" w:w="95"/></w:tcMar></w:tcPr><w:p><w:pPr><w:spacing w:after="0" w:line="254"/></w:pPr><w:r><w:rPr><w:b/><w:bCs/><w:color w:val="FFFFFF"/><w:sz w:val="18"/><w:szCs w:val="18"/></w:rPr><w:t xml:space="preserve">Item</w:t></w:r></w:p></w:tc><w:tc><w:tcPr><w:tcW w:type="dxa" w:w="2300"/><w:tcBorders><w:top w:val="single" w:color="D9D9D9" w:sz="4"/><w:left w:val="single" w:color="D9D9D9" w:sz="4"/><w:bottom w:val="single" w:color="D9D9D9" w:sz="4"/><w:right w:val="single" w:color="D9D9D9" w:sz="4"/></w:tcBorders><w:shd w:fill="1F3864" w:val="clear"/><w:tcMar><w:top w:type="dxa" w:w="60"/><w:left w:type="dxa" w:w="95"/><w:bottom w:type="dxa" w:w="60"/><w:right w:type="dxa" w:w="95"/></w:tcMar></w:tcPr><w:p><w:pPr><w:spacing w:after="0" w:line="254"/></w:pPr><w:r><w:rPr><w:b/><w:bCs/><w:color w:val="FFFFFF"/><w:sz w:val="18"/><w:szCs w:val="18"/></w:rPr><w:t xml:space="preserve">Notes</w:t></w:r></w:p></w:tc></w:tr><w:tr><w:tc><w:tcPr><w:tcW w:type="dxa" w:w="420"/><w:tcBorders><w:top w:val="single" w:color="D9D9D9" w:sz="4"/><w:left w:val="single" w:color="D9D9D9" w:sz="4"/><w:bottom w:val="single" w:color="D9D9D9" w:sz="4"/><w:right w:val="single" w:color="D9D9D9" w:sz="4"/></w:tcBorders><w:tcMar><w:top w:type="dxa" w:w="60"/><w:left w:type="dxa" w:w="95"/><w:bottom w:type="dxa" w:w="60"/><w:right w:type="dxa" w:w="95"/></w:tcMar></w:tcPr><w:p><w:pPr><w:spacing w:after="0" w:line="254"/></w:pPr><w:r><w:rPr><w:b/><w:bCs/><w:sz w:val="18"/><w:szCs w:val="18"/></w:rPr><w:t xml:space="preserve">☐</w:t></w:r></w:p></w:tc><w:tc><w:tcPr><w:tcW w:type="dxa" w:w="6180"/><w:tcBorders><w:top w:val="single" w:color="D9D9D9" w:sz="4"/><w:left w:val="single" w:color="D9D9D9" w:sz="4"/><w:bottom w:val="single" w:color="D9D9D9" w:sz="4"/><w:right w:val="single" w:color="D9D9D9" w:sz="4"/></w:tcBorders><w:tcMar><w:top w:type="dxa" w:w="60"/><w:left w:type="dxa" w:w="95"/><w:bottom w:type="dxa" w:w="60"/><w:right w:type="dxa" w:w="95"/></w:tcMar></w:tcPr><w:p><w:pPr><w:spacing w:after="0" w:line="254"/></w:pPr><w:r><w:rPr><w:sz w:val="18"/><w:szCs w:val="18"/></w:rPr><w:t xml:space="preserve">Obtain a legal opinion on operating jurisdictions, then set jurisdiction_rules</w:t></w:r></w:p></w:tc><w:tc><w:tcPr><w:tcW w:type="dxa" w:w="2300"/><w:tcBorders><w:top w:val="single" w:color="D9D9D9" w:sz="4"/><w:left w:val="single" w:color="D9D9D9" w:sz="4"/><w:bottom w:val="single" w:color="D9D9D9" w:sz="4"/><w:right w:val="single" w:color="D9D9D9" w:sz="4"/></w:tcBorders><w:tcMar><w:top w:type="dxa" w:w="60"/><w:left w:type="dxa" w:w="95"/><w:bottom w:type="dxa" w:w="60"/><w:right w:type="dxa" w:w="95"/></w:tcMar></w:tcPr><w:p><w:pPr><w:spacing w:after="0" w:line="254"/></w:pPr><w:r><w:rPr><w:sz w:val="18"/><w:szCs w:val="18"/></w:rPr><w:t xml:space="preserve">Paid-entry contests with cash prizes on sporting outcomes are regulated differently in every US state and most other countries. The enforcement is built and tested; the rows ship as a conservative placeholder explicitly marked as such in the database. Applying counsel&apos;s answer is a data UPDATE, not a deploy</w:t></w:r></w:p></w:tc></w:tr><w:tr><w:tc><w:tcPr><w:tcW w:type="dxa" w:w="420"/><w:tcBorders><w:top w:val="single" w:color="D9D9D9" w:sz="4"/><w:left w:val="single" w:color="D9D9D9" w:sz="4"/><w:bottom w:val="single" w:color="D9D9D9" w:sz="4"/><w:right w:val="single" w:color="D9D9D9" w:sz="4"/></w:tcBorders><w:shd w:fill="F4F6FA" w:val="clear"/><w:tcMar><w:top w:type="dxa" w:w="60"/><w:left w:type="dxa" w:w="95"/><w:bottom w:type="dxa" w:w="60"/><w:right w:type="dxa" w:w="95"/></w:tcMar></w:tcPr><w:p><w:pPr><w:spacing w:after="0" w:line="254"/></w:pPr><w:r><w:rPr><w:b/><w:bCs/><w:sz w:val="18"/><w:szCs w:val="18"/></w:rPr><w:t xml:space="preserve">☐</w:t></w:r></w:p></w:tc><w:tc><w:tcPr><w:tcW w:type="dxa" w:w="6180"/><w:tcBorders><w:top w:val="single" w:color="D9D9D9" w:sz="4"/><w:left w:val="single" w:color="D9D9D9" w:sz="4"/><w:bottom w:val="single" w:color="D9D9D9" w:sz="4"/><w:right w:val="single" w:color="D9D9D9" w:sz="4"/></w:tcBorders><w:shd w:fill="F4F6FA" w:val="clear"/><w:tcMar><w:top w:type="dxa" w:w="60"/><w:left w:type="dxa" w:w="95"/><w:bottom w:type="dxa" w:w="60"/><w:right w:type="dxa" w:w="95"/></w:tcMar></w:tcPr><w:p><w:pPr><w:spacing w:after="0" w:line="254"/></w:pPr><w:r><w:rPr><w:sz w:val="18"/><w:szCs w:val="18"/></w:rPr><w:t xml:space="preserve">Get written confirmation from Stripe and PayPal that they permit this use case</w:t></w:r></w:p></w:tc><w:tc><w:tcPr><w:tcW w:type="dxa" w:w="2300"/><w:tcBorders><w:top w:val="single" w:color="D9D9D9" w:sz="4"/><w:left w:val="single" w:color="D9D9D9" w:sz="4"/><w:bottom w:val="single" w:color="D9D9D9" w:sz="4"/><w:right w:val="single" w:color="D9D9D9" w:sz="4"/></w:tcBorders><w:shd w:fill="F4F6FA" w:val="clear"/><w:tcMar><w:top w:type="dxa" w:w="60"/><w:left w:type="dxa" w:w="95"/><w:bottom w:type="dxa" w:w="60"/><w:right w:type="dxa" w:w="95"/></w:tcMar></w:tcPr><w:p><w:pPr><w:spacing w:after="0" w:line="254"/></w:pPr><w:r><w:rPr><w:sz w:val="18"/><w:szCs w:val="18"/></w:rPr><w:t xml:space="preserve">Both restrict gambling and contest-adjacent businesses and require prior approval. Operating outside the agreed category risks abrupt account termination while holding player funds</w:t></w:r></w:p></w:tc></w:tr><w:tr><w:tc><w:tcPr><w:tcW w:type="dxa" w:w="420"/><w:tcBorders><w:top w:val="single" w:color="D9D9D9" w:sz="4"/><w:left w:val="single" w:color="D9D9D9" w:sz="4"/><w:bottom w:val="single" w:color="D9D9D9" w:sz="4"/><w:right w:val="single" w:color="D9D9D9" w:sz="4"/></w:tcBorders><w:tcMar><w:top w:type="dxa" w:w="60"/><w:left w:type="dxa" w:w="95"/><w:bottom w:type="dxa" w:w="60"/><w:right w:type="dxa" w:w="95"/></w:tcMar></w:tcPr><w:p><w:pPr><w:spacing w:after="0" w:line="254"/></w:pPr><w:r><w:rPr><w:b/><w:bCs/><w:sz w:val="18"/><w:szCs w:val="18"/></w:rPr><w:t xml:space="preserve">☐</w:t></w:r></w:p></w:tc><w:tc><w:tcPr><w:tcW w:type="dxa" w:w="6180"/><w:tcBorders><w:top w:val="single" w:color="D9D9D9" w:sz="4"/><w:left w:val="single" w:color="D9D9D9" w:sz="4"/><w:bottom w:val="single" w:color="D9D9D9" w:sz="4"/><w:right w:val="single" w:color="D9D9D9" w:sz="4"/></w:tcBorders><w:tcMar><w:top w:type="dxa" w:w="60"/><w:left w:type="dxa" w:w="95"/><w:bottom w:type="dxa" w:w="60"/><w:right w:type="dxa" w:w="95"/></w:tcMar></w:tcPr><w:p><w:pPr><w:spacing w:after="0" w:line="254"/></w:pPr><w:r><w:rPr><w:sz w:val="18"/><w:szCs w:val="18"/></w:rPr><w:t xml:space="preserve">Have counsel review the Terms, Privacy Policy and Contest Rules</w:t></w:r></w:p></w:tc><w:tc><w:tcPr><w:tcW w:type="dxa" w:w="2300"/><w:tcBorders><w:top w:val="single" w:color="D9D9D9" w:sz="4"/><w:left w:val="single" w:color="D9D9D9" w:sz="4"/><w:bottom w:val="single" w:color="D9D9D9" w:sz="4"/><w:right w:val="single" w:color="D9D9D9" w:sz="4"/></w:tcBorders><w:tcMar><w:top w:type="dxa" w:w="60"/><w:left w:type="dxa" w:w="95"/><w:bottom w:type="dxa" w:w="60"/><w:right w:type="dxa" w:w="95"/></w:tcMar></w:tcPr><w:p><w:pPr><w:spacing w:after="0" w:line="254"/></w:pPr><w:r><w:rPr><w:sz w:val="18"/><w:szCs w:val="18"/></w:rPr><w:t xml:space="preserve">The Contest Rules now describe the implementation accurately, which makes the review far cheaper than it would have been. Accurate is not the same as compliant, and only counsel can say which</w:t></w:r></w:p></w:tc></w:tr><w:tr><w:tc><w:tcPr><w:tcW w:type="dxa" w:w="420"/><w:tcBorders><w:top w:val="single" w:color="D9D9D9" w:sz="4"/><w:left w:val="single" w:color="D9D9D9" w:sz="4"/><w:bottom w:val="single" w:color="D9D9D9" w:sz="4"/><w:right w:val="single" w:color="D9D9D9" w:sz="4"/></w:tcBorders><w:shd w:fill="F4F6FA" w:val="clear"/><w:tcMar><w:top w:type="dxa" w:w="60"/><w:left w:type="dxa" w:w="95"/><w:bottom w:type="dxa" w:w="60"/><w:right w:type="dxa" w:w="95"/></w:tcMar></w:tcPr><w:p><w:pPr><w:spacing w:after="0" w:line="254"/></w:pPr><w:r><w:rPr><w:b/><w:bCs/><w:sz w:val="18"/><w:szCs w:val="18"/></w:rPr><w:t xml:space="preserve">☐</w:t></w:r></w:p></w:tc><w:tc><w:tcPr><w:tcW w:type="dxa" w:w="6180"/><w:tcBorders><w:top w:val="single" w:color="D9D9D9" w:sz="4"/><w:left w:val="single" w:color="D9D9D9" w:sz="4"/><w:bottom w:val="single" w:color="D9D9D9" w:sz="4"/><w:right w:val="single" w:color="D9D9D9" w:sz="4"/></w:tcBorders><w:shd w:fill="F4F6FA" w:val="clear"/><w:tcMar><w:top w:type="dxa" w:w="60"/><w:left w:type="dxa" w:w="95"/><w:bottom w:type="dxa" w:w="60"/><w:right w:type="dxa" w:w="95"/></w:tcMar></w:tcPr><w:p><w:pPr><w:spacing w:after="0" w:line="254"/></w:pPr><w:r><w:rPr><w:sz w:val="18"/><w:szCs w:val="18"/></w:rPr><w:t xml:space="preserve">Enable PITR and rehearse one restore</w:t></w:r></w:p></w:tc><w:tc><w:tcPr><w:tcW w:type="dxa" w:w="2300"/><w:tcBorders><w:top w:val="single" w:color="D9D9D9" w:sz="4"/><w:left w:val="single" w:color="D9D9D9" w:sz="4"/><w:bottom w:val="single" w:color="D9D9D9" w:sz="4"/><w:right w:val="single" w:color="D9D9D9" w:sz="4"/></w:tcBorders><w:shd w:fill="F4F6FA" w:val="clear"/><w:tcMar><w:top w:type="dxa" w:w="60"/><w:left w:type="dxa" w:w="95"/><w:bottom w:type="dxa" w:w="60"/><w:right w:type="dxa" w:w="95"/></w:tcMar></w:tcPr><w:p><w:pPr><w:spacing w:after="0" w:line="254"/></w:pPr><w:r><w:rPr><w:sz w:val="18"/><w:szCs w:val="18"/></w:rPr><w:t xml:space="preserve">A dashboard toggle plus an hour. A daily snapshot alone can lose up to 24 hours of money movements. Procedure including the post-restore reconciliation step is in docs/RUNBOOK.md section 2</w:t></w:r></w:p></w:tc></w:tr></w:tbl><w:p><w:pPr><w:pStyle w:val="Heading2"/><w:spacing w:after="100" w:before="240"/></w:pPr><w:r><w:t xml:space="preserve">10.3 Engineering work that remains</w:t></w:r></w:p><w:p><w:pPr><w:spacing w:after="130" w:line="280"/></w:pPr><w:r><w:rPr><w:sz w:val="21"/><w:szCs w:val="21"/></w:rPr><w:t xml:space="preserve">Stated honestly rather than quietly dropped. None of it blocks launch; all of it would reduce risk.</w:t></w:r></w:p><w:tbl><w:tblPr><w:tblW w:type="dxa" w:w="8800"/><w:tblBorders><w:top w:val="single" w:color="auto" w:sz="4"/><w:left w:val="single" w:color="auto" w:sz="4"/><w:bottom w:val="single" w:color="auto" w:sz="4"/><w:right w:val="single" w:color="auto" w:sz="4"/><w:insideH w:val="single" w:color="auto" w:sz="4"/><w:insideV w:val="single" w:color="auto" w:sz="4"/></w:tblBorders></w:tblPr><w:tblGrid><w:gridCol w:w="2700"/><w:gridCol w:w="6100"/></w:tblGrid><w:tr><w:trPr><w:tblHeader/></w:trPr><w:tc><w:tcPr><w:tcW w:type="dxa" w:w="2700"/><w:tcBorders><w:top w:val="single" w:color="D9D9D9" w:sz="4"/><w:left w:val="single" w:color="D9D9D9" w:sz="4"/><w:bottom w:val="single" w:color="D9D9D9" w:sz="4"/><w:right w:val="single" w:color="D9D9D9" w:sz="4"/></w:tcBorders><w:shd w:fill="1F3864" w:val="clear"/><w:tcMar><w:top w:type="dxa" w:w="60"/><w:left w:type="dxa" w:w="95"/><w:bottom w:type="dxa" w:w="60"/><w:right w:type="dxa" w:w="95"/></w:tcMar></w:tcPr><w:p><w:pPr><w:spacing w:after="0" w:line="254"/></w:pPr><w:r><w:rPr><w:b/><w:bCs/><w:color w:val="FFFFFF"/><w:sz w:val="18"/><w:szCs w:val="18"/></w:rPr><w:t xml:space="preserve">Item</w:t></w:r></w:p></w:tc><w:tc><w:tcPr><w:tcW w:type="dxa" w:w="6100"/><w:tcBorders><w:top w:val="single" w:color="D9D9D9" w:sz="4"/><w:left w:val="single" w:color="D9D9D9" w:sz="4"/><w:bottom w:val="single" w:color="D9D9D9" w:sz="4"/><w:right w:val="single" w:color="D9D9D9" w:sz="4"/></w:tcBorders><w:shd w:fill="1F3864" w:val="clear"/><w:tcMar><w:top w:type="dxa" w:w="60"/><w:left w:type="dxa" w:w="95"/><w:bottom w:type="dxa" w:w="60"/><w:right w:type="dxa" w:w="95"/></w:tcMar></w:tcPr><w:p><w:pPr><w:spacing w:after="0" w:line="254"/></w:pPr><w:r><w:rPr><w:b/><w:bCs/><w:color w:val="FFFFFF"/><w:sz w:val="18"/><w:szCs w:val="18"/></w:rPr><w:t xml:space="preserve">Assessment</w:t></w:r></w:p></w:tc></w:tr><w:tr><w:tc><w:tcPr><w:tcW w:type="dxa" w:w="2700"/><w:tcBorders><w:top w:val="single" w:color="D9D9D9" w:sz="4"/><w:left w:val="single" w:color="D9D9D9" w:sz="4"/><w:bottom w:val="single" w:color="D9D9D9" w:sz="4"/><w:right w:val="single" w:color="D9D9D9" w:sz="4"/></w:tcBorders><w:tcMar><w:top w:type="dxa" w:w="60"/><w:left w:type="dxa" w:w="95"/><w:bottom w:type="dxa" w:w="60"/><w:right w:type="dxa" w:w="95"/></w:tcMar></w:tcPr><w:p><w:pPr><w:spacing w:after="0" w:line="254"/></w:pPr><w:r><w:rPr><w:sz w:val="18"/><w:szCs w:val="18"/></w:rPr><w:t xml:space="preserve">Browser-level journey tests</w:t></w:r></w:p></w:tc><w:tc><w:tcPr><w:tcW w:type="dxa" w:w="6100"/><w:tcBorders><w:top w:val="single" w:color="D9D9D9" w:sz="4"/><w:left w:val="single" w:color="D9D9D9" w:sz="4"/><w:bottom w:val="single" w:color="D9D9D9" w:sz="4"/><w:right w:val="single" w:color="D9D9D9" w:sz="4"/></w:tcBorders><w:tcMar><w:top w:type="dxa" w:w="60"/><w:left w:type="dxa" w:w="95"/><w:bottom w:type="dxa" w:w="60"/><w:right w:type="dxa" w:w="95"/></w:tcMar></w:tcPr><w:p><w:pPr><w:spacing w:after="0" w:line="254"/></w:pPr><w:r><w:rPr><w:sz w:val="18"/><w:szCs w:val="18"/></w:rPr><w:t xml:space="preserve">HIGH. The HTTP smoke suite covers the anonymous attack surface, but signup, purchase, picks and withdrawal are not driven through a real browser.</w:t></w:r></w:p></w:tc></w:tr><w:tr><w:tc><w:tcPr><w:tcW w:type="dxa" w:w="2700"/><w:tcBorders><w:top w:val="single" w:color="D9D9D9" w:sz="4"/><w:left w:val="single" w:color="D9D9D9" w:sz="4"/><w:bottom w:val="single" w:color="D9D9D9" w:sz="4"/><w:right w:val="single" w:color="D9D9D9" w:sz="4"/></w:tcBorders><w:shd w:fill="F4F6FA" w:val="clear"/><w:tcMar><w:top w:type="dxa" w:w="60"/><w:left w:type="dxa" w:w="95"/><w:bottom w:type="dxa" w:w="60"/><w:right w:type="dxa" w:w="95"/></w:tcMar></w:tcPr><w:p><w:pPr><w:spacing w:after="0" w:line="254"/></w:pPr><w:r><w:rPr><w:sz w:val="18"/><w:szCs w:val="18"/></w:rPr><w:t xml:space="preserve">Per-route test coverage</w:t></w:r></w:p></w:tc><w:tc><w:tcPr><w:tcW w:type="dxa" w:w="6100"/><w:tcBorders><w:top w:val="single" w:color="D9D9D9" w:sz="4"/><w:left w:val="single" w:color="D9D9D9" w:sz="4"/><w:bottom w:val="single" w:color="D9D9D9" w:sz="4"/><w:right w:val="single" w:color="D9D9D9" w:sz="4"/></w:tcBorders><w:shd w:fill="F4F6FA" w:val="clear"/><w:tcMar><w:top w:type="dxa" w:w="60"/><w:left w:type="dxa" w:w="95"/><w:bottom w:type="dxa" w:w="60"/><w:right w:type="dxa" w:w="95"/></w:tcMar></w:tcPr><w:p><w:pPr><w:spacing w:after="0" w:line="254"/></w:pPr><w:r><w:rPr><w:sz w:val="18"/><w:szCs w:val="18"/></w:rPr><w:t xml:space="preserve">MEDIUM. The shared guard layer is pinned by 34 unit tests, which is the highest-leverage seam. Per-route auth and ownership tests would catch wiring mistakes the guard tests structurally cannot.</w:t></w:r></w:p></w:tc></w:tr><w:tr><w:tc><w:tcPr><w:tcW w:type="dxa" w:w="2700"/><w:tcBorders><w:top w:val="single" w:color="D9D9D9" w:sz="4"/><w:left w:val="single" w:color="D9D9D9" w:sz="4"/><w:bottom w:val="single" w:color="D9D9D9" w:sz="4"/><w:right w:val="single" w:color="D9D9D9" w:sz="4"/></w:tcBorders><w:tcMar><w:top w:type="dxa" w:w="60"/><w:left w:type="dxa" w:w="95"/><w:bottom w:type="dxa" w:w="60"/><w:right w:type="dxa" w:w="95"/></w:tcMar></w:tcPr><w:p><w:pPr><w:spacing w:after="0" w:line="254"/></w:pPr><w:r><w:rPr><w:sz w:val="18"/><w:szCs w:val="18"/></w:rPr><w:t xml:space="preserve">Manual screen-reader pass</w:t></w:r></w:p></w:tc><w:tc><w:tcPr><w:tcW w:type="dxa" w:w="6100"/><w:tcBorders><w:top w:val="single" w:color="D9D9D9" w:sz="4"/><w:left w:val="single" w:color="D9D9D9" w:sz="4"/><w:bottom w:val="single" w:color="D9D9D9" w:sz="4"/><w:right w:val="single" w:color="D9D9D9" w:sz="4"/></w:tcBorders><w:tcMar><w:top w:type="dxa" w:w="60"/><w:left w:type="dxa" w:w="95"/><w:bottom w:type="dxa" w:w="60"/><w:right w:type="dxa" w:w="95"/></w:tcMar></w:tcPr><w:p><w:pPr><w:spacing w:after="0" w:line="254"/></w:pPr><w:r><w:rPr><w:sz w:val="18"/><w:szCs w:val="18"/></w:rPr><w:t xml:space="preserve">MEDIUM. 21 jsx-a11y rules block CI at error severity and 23 defects were fixed, but an automated floor is not a usability verdict. One session with VoiceOver or NVDA across signup, purchase and picks closes it.</w:t></w:r></w:p></w:tc></w:tr><w:tr><w:tc><w:tcPr><w:tcW w:type="dxa" w:w="2700"/><w:tcBorders><w:top w:val="single" w:color="D9D9D9" w:sz="4"/><w:left w:val="single" w:color="D9D9D9" w:sz="4"/><w:bottom w:val="single" w:color="D9D9D9" w:sz="4"/><w:right w:val="single" w:color="D9D9D9" w:sz="4"/></w:tcBorders><w:shd w:fill="F4F6FA" w:val="clear"/><w:tcMar><w:top w:type="dxa" w:w="60"/><w:left w:type="dxa" w:w="95"/><w:bottom w:type="dxa" w:w="60"/><w:right w:type="dxa" w:w="95"/></w:tcMar></w:tcPr><w:p><w:pPr><w:spacing w:after="0" w:line="254"/></w:pPr><w:r><w:rPr><w:sz w:val="18"/><w:szCs w:val="18"/></w:rPr><w:t xml:space="preserve">One interactive sign-in</w:t></w:r></w:p></w:tc><w:tc><w:tcPr><w:tcW w:type="dxa" w:w="6100"/><w:tcBorders><w:top w:val="single" w:color="D9D9D9" w:sz="4"/><w:left w:val="single" w:color="D9D9D9" w:sz="4"/><w:bottom w:val="single" w:color="D9D9D9" w:sz="4"/><w:right w:val="single" w:color="D9D9D9" w:sz="4"/></w:tcBorders><w:shd w:fill="F4F6FA" w:val="clear"/><w:tcMar><w:top w:type="dxa" w:w="60"/><w:left w:type="dxa" w:w="95"/><w:bottom w:type="dxa" w:w="60"/><w:right w:type="dxa" w:w="95"/></w:tcMar></w:tcPr><w:p><w:pPr><w:spacing w:after="0" w:line="254"/></w:pPr><w:r><w:rPr><w:sz w:val="18"/><w:szCs w:val="18"/></w:rPr><w:t xml:space="preserve">MEDIUM. The @supabase/ssr 0.5 to 0.12 upgrade changed session cookie handling. Anonymous rejection is verified against production; a successful login is not.</w:t></w:r></w:p></w:tc></w:tr><w:tr><w:tc><w:tcPr><w:tcW w:type="dxa" w:w="2700"/><w:tcBorders><w:top w:val="single" w:color="D9D9D9" w:sz="4"/><w:left w:val="single" w:color="D9D9D9" w:sz="4"/><w:bottom w:val="single" w:color="D9D9D9" w:sz="4"/><w:right w:val="single" w:color="D9D9D9" w:sz="4"/></w:tcBorders><w:tcMar><w:top w:type="dxa" w:w="60"/><w:left w:type="dxa" w:w="95"/><w:bottom w:type="dxa" w:w="60"/><w:right w:type="dxa" w:w="95"/></w:tcMar></w:tcPr><w:p><w:pPr><w:spacing w:after="0" w:line="254"/></w:pPr><w:r><w:rPr><w:sz w:val="18"/><w:szCs w:val="18"/></w:rPr><w:t xml:space="preserve">Staging environment</w:t></w:r></w:p></w:tc><w:tc><w:tcPr><w:tcW w:type="dxa" w:w="6100"/><w:tcBorders><w:top w:val="single" w:color="D9D9D9" w:sz="4"/><w:left w:val="single" w:color="D9D9D9" w:sz="4"/><w:bottom w:val="single" w:color="D9D9D9" w:sz="4"/><w:right w:val="single" w:color="D9D9D9" w:sz="4"/></w:tcBorders><w:tcMar><w:top w:type="dxa" w:w="60"/><w:left w:type="dxa" w:w="95"/><w:bottom w:type="dxa" w:w="60"/><w:right w:type="dxa" w:w="95"/></w:tcMar></w:tcPr><w:p><w:pPr><w:spacing w:after="0" w:line="254"/></w:pPr><w:r><w:rPr><w:sz w:val="18"/><w:szCs w:val="18"/></w:rPr><w:t xml:space="preserve">MEDIUM. Money-path changes should be exercised somewhere real before they reach users.</w:t></w:r></w:p></w:tc></w:tr><w:tr><w:tc><w:tcPr><w:tcW w:type="dxa" w:w="2700"/><w:tcBorders><w:top w:val="single" w:color="D9D9D9" w:sz="4"/><w:left w:val="single" w:color="D9D9D9" w:sz="4"/><w:bottom w:val="single" w:color="D9D9D9" w:sz="4"/><w:right w:val="single" w:color="D9D9D9" w:sz="4"/></w:tcBorders><w:shd w:fill="F4F6FA" w:val="clear"/><w:tcMar><w:top w:type="dxa" w:w="60"/><w:left w:type="dxa" w:w="95"/><w:bottom w:type="dxa" w:w="60"/><w:right w:type="dxa" w:w="95"/></w:tcMar></w:tcPr><w:p><w:pPr><w:spacing w:after="0" w:line="254"/></w:pPr><w:r><w:rPr><w:sz w:val="18"/><w:szCs w:val="18"/></w:rPr><w:t xml:space="preserve">Recover static generation</w:t></w:r></w:p></w:tc><w:tc><w:tcPr><w:tcW w:type="dxa" w:w="6100"/><w:tcBorders><w:top w:val="single" w:color="D9D9D9" w:sz="4"/><w:left w:val="single" w:color="D9D9D9" w:sz="4"/><w:bottom w:val="single" w:color="D9D9D9" w:sz="4"/><w:right w:val="single" w:color="D9D9D9" w:sz="4"/></w:tcBorders><w:shd w:fill="F4F6FA" w:val="clear"/><w:tcMar><w:top w:type="dxa" w:w="60"/><w:left w:type="dxa" w:w="95"/><w:bottom w:type="dxa" w:w="60"/><w:right w:type="dxa" w:w="95"/></w:tcMar></w:tcPr><w:p><w:pPr><w:spacing w:after="0" w:line="254"/></w:pPr><w:r><w:rPr><w:sz w:val="18"/><w:szCs w:val="18"/></w:rPr><w:t xml:space="preserve">LOW. force-dynamic is global for the CSP nonce, an accepted trade. If marketing SEO becomes a priority, serve public pages a nonce-free CSP and scope force-dynamic to authenticated routes.</w:t></w:r></w:p></w:tc></w:tr></w:tbl><w:p><w:pPr><w:pStyle w:val="Heading2"/><w:spacing w:after="100" w:before="240"/></w:pPr><w:r><w:t xml:space="preserve">10.4 Verified on 13 August, so you need not re-check</w:t></w:r></w:p><w:p><w:pPr><w:spacing w:after="130" w:line="280"/></w:pPr><w:r><w:rPr><w:sz w:val="21"/><w:szCs w:val="21"/></w:rPr><w:t xml:space="preserve">Each of these was confirmed against the live system rather than inferred from the repository:</w:t></w:r></w:p><w:p><w:pPr><w:pStyle w:val="ListParagraph"/><w:numPr><w:ilvl w:val="0"/><w:numId w:val="2"/></w:numPr><w:spacing w:after="85" w:line="272"/></w:pPr><w:r><w:rPr><w:sz w:val="21"/><w:szCs w:val="21"/></w:rPr><w:t xml:space="preserve">Production deploys again, and the config class that silently stopped deployments is blocked in CI.</w:t></w:r></w:p><w:p><w:pPr><w:pStyle w:val="ListParagraph"/><w:numPr><w:ilvl w:val="0"/><w:numId w:val="2"/></w:numPr><w:spacing w:after="85" w:line="272"/></w:pPr><w:r><w:rPr><w:sz w:val="21"/><w:szCs w:val="21"/></w:rPr><w:t xml:space="preserve">13 of 13 end-to-end assertions pass against production: CSP and nonce, clickjacking and sniffing headers, the health contract, anonymous rejection on four money routes, CSRF refusal, both 410 tombstones, and 404 on unknown API paths across five methods.</w:t></w:r></w:p><w:p><w:pPr><w:pStyle w:val="ListParagraph"/><w:numPr><w:ilvl w:val="0"/><w:numId w:val="2"/></w:numPr><w:spacing w:after="85" w:line="272"/></w:pPr><w:r><w:rPr><w:sz w:val="21"/><w:szCs w:val="21"/></w:rPr><w:t xml:space="preserve">Self-exclusion cannot be shortened - an explicit attempt to cut a 365-day exclusion left it unchanged in the live database.</w:t></w:r></w:p><w:p><w:pPr><w:pStyle w:val="ListParagraph"/><w:numPr><w:ilvl w:val="0"/><w:numId w:val="2"/></w:numPr><w:spacing w:after="85" w:line="272"/></w:pPr><w:r><w:rPr><w:sz w:val="21"/><w:szCs w:val="21"/></w:rPr><w:t xml:space="preserve">No client write path exists to the money tables; the migration ledger, RLS policies and RPC grants were queried directly.</w:t></w:r></w:p><w:p><w:pPr><w:pStyle w:val="ListParagraph"/><w:numPr><w:ilvl w:val="0"/><w:numId w:val="2"/></w:numPr><w:spacing w:after="85" w:line="272"/></w:pPr><w:r><w:rPr><w:sz w:val="21"/><w:szCs w:val="21"/></w:rPr><w:t xml:space="preserve">Admin MFA is enforced on payout completion, role changes and platform-fee edits, and the TOTP enrolment screen exists so no admin can be locked out of enrolling.</w:t></w:r></w:p><w:p><w:pPr><w:pStyle w:val="ListParagraph"/><w:numPr><w:ilvl w:val="0"/><w:numId w:val="2"/></w:numPr><w:spacing w:after="85" w:line="272"/></w:pPr><w:r><w:rPr><w:sz w:val="21"/><w:szCs w:val="21"/></w:rPr><w:t xml:space="preserve">The bootstrap endpoint self-disables: it answers 410 once any admin exists, so a forgotten SETUP_SECRET is no longer a hole.</w:t></w:r></w:p><w:p><w:r><w:br w:type="page"/></w:r></w:p><w:p><w:pPr><w:pStyle w:val="Heading1"/><w:spacing w:after="140" w:before="300"/></w:pPr><w:r><w:t xml:space="preserve">11. Known technical debt</w:t></w:r></w:p><w:p><w:pPr><w:spacing w:after="130" w:line="280"/></w:pPr><w:r><w:rPr><w:sz w:val="21"/><w:szCs w:val="21"/></w:rPr><w:t xml:space="preserve">Recorded deliberately, with the reasoning, so the next team inherits the judgement and not just the code.</w:t></w:r></w:p><w:tbl><w:tblPr><w:tblW w:type="dxa" w:w="8800"/><w:tblBorders><w:top w:val="single" w:color="auto" w:sz="4"/><w:left w:val="single" w:color="auto" w:sz="4"/><w:bottom w:val="single" w:color="auto" w:sz="4"/><w:right w:val="single" w:color="auto" w:sz="4"/><w:insideH w:val="single" w:color="auto" w:sz="4"/><w:insideV w:val="single" w:color="auto" w:sz="4"/></w:tblBorders></w:tblPr><w:tblGrid><w:gridCol w:w="2700"/><w:gridCol w:w="6100"/></w:tblGrid><w:tr><w:trPr><w:tblHeader/></w:trPr><w:tc><w:tcPr><w:tcW w:type="dxa" w:w="2700"/><w:tcBorders><w:top w:val="single" w:color="D9D9D9" w:sz="4"/><w:left w:val="single" w:color="D9D9D9" w:sz="4"/><w:bottom w:val="single" w:color="D9D9D9" w:sz="4"/><w:right w:val="single" w:color="D9D9D9" w:sz="4"/></w:tcBorders><w:shd w:fill="1F3864" w:val="clear"/><w:tcMar><w:top w:type="dxa" w:w="60"/><w:left w:type="dxa" w:w="95"/><w:bottom w:type="dxa" w:w="60"/><w:right w:type="dxa" w:w="95"/></w:tcMar></w:tcPr><w:p><w:pPr><w:spacing w:after="0" w:line="254"/></w:pPr><w:r><w:rPr><w:b/><w:bCs/><w:color w:val="FFFFFF"/><w:sz w:val="18"/><w:szCs w:val="18"/></w:rPr><w:t xml:space="preserve">Item</w:t></w:r></w:p></w:tc><w:tc><w:tcPr><w:tcW w:type="dxa" w:w="6100"/><w:tcBorders><w:top w:val="single" w:color="D9D9D9" w:sz="4"/><w:left w:val="single" w:color="D9D9D9" w:sz="4"/><w:bottom w:val="single" w:color="D9D9D9" w:sz="4"/><w:right w:val="single" w:color="D9D9D9" w:sz="4"/></w:tcBorders><w:shd w:fill="1F3864" w:val="clear"/><w:tcMar><w:top w:type="dxa" w:w="60"/><w:left w:type="dxa" w:w="95"/><w:bottom w:type="dxa" w:w="60"/><w:right w:type="dxa" w:w="95"/></w:tcMar></w:tcPr><w:p><w:pPr><w:spacing w:after="0" w:line="254"/></w:pPr><w:r><w:rPr><w:b/><w:bCs/><w:color w:val="FFFFFF"/><w:sz w:val="18"/><w:szCs w:val="18"/></w:rPr><w:t xml:space="preserve">Why it was left</w:t></w:r></w:p></w:tc></w:tr><w:tr><w:tc><w:tcPr><w:tcW w:type="dxa" w:w="2700"/><w:tcBorders><w:top w:val="single" w:color="D9D9D9" w:sz="4"/><w:left w:val="single" w:color="D9D9D9" w:sz="4"/><w:bottom w:val="single" w:color="D9D9D9" w:sz="4"/><w:right w:val="single" w:color="D9D9D9" w:sz="4"/></w:tcBorders><w:tcMar><w:top w:type="dxa" w:w="60"/><w:left w:type="dxa" w:w="95"/><w:bottom w:type="dxa" w:w="60"/><w:right w:type="dxa" w:w="95"/></w:tcMar></w:tcPr><w:p><w:pPr><w:spacing w:after="0" w:line="254"/></w:pPr><w:r><w:rPr><w:sz w:val="18"/><w:szCs w:val="18"/></w:rPr><w:t xml:space="preserve">~150 `any` annotations</w:t></w:r></w:p></w:tc><w:tc><w:tcPr><w:tcW w:type="dxa" w:w="6100"/><w:tcBorders><w:top w:val="single" w:color="D9D9D9" w:sz="4"/><w:left w:val="single" w:color="D9D9D9" w:sz="4"/><w:bottom w:val="single" w:color="D9D9D9" w:sz="4"/><w:right w:val="single" w:color="D9D9D9" w:sz="4"/></w:tcBorders><w:tcMar><w:top w:type="dxa" w:w="60"/><w:left w:type="dxa" w:w="95"/><w:bottom w:type="dxa" w:w="60"/><w:right w:type="dxa" w:w="95"/></w:tcMar></w:tcPr><w:p><w:pPr><w:spacing w:after="0" w:line="254"/></w:pPr><w:r><w:rPr><w:sz w:val="18"/><w:szCs w:val="18"/></w:rPr><w:t xml:space="preserve">Mostly the untyped ESPN payload and shared domain models. Rewriting them at handover is a regression risk with no functional gain; kept visible as warnings.</w:t></w:r></w:p></w:tc></w:tr><w:tr><w:tc><w:tcPr><w:tcW w:type="dxa" w:w="2700"/><w:tcBorders><w:top w:val="single" w:color="D9D9D9" w:sz="4"/><w:left w:val="single" w:color="D9D9D9" w:sz="4"/><w:bottom w:val="single" w:color="D9D9D9" w:sz="4"/><w:right w:val="single" w:color="D9D9D9" w:sz="4"/></w:tcBorders><w:shd w:fill="F4F6FA" w:val="clear"/><w:tcMar><w:top w:type="dxa" w:w="60"/><w:left w:type="dxa" w:w="95"/><w:bottom w:type="dxa" w:w="60"/><w:right w:type="dxa" w:w="95"/></w:tcMar></w:tcPr><w:p><w:pPr><w:spacing w:after="0" w:line="254"/></w:pPr><w:r><w:rPr><w:sz w:val="18"/><w:szCs w:val="18"/></w:rPr><w:t xml:space="preserve">Seven set-state-in-effect findings</w:t></w:r></w:p></w:tc><w:tc><w:tcPr><w:tcW w:type="dxa" w:w="6100"/><w:tcBorders><w:top w:val="single" w:color="D9D9D9" w:sz="4"/><w:left w:val="single" w:color="D9D9D9" w:sz="4"/><w:bottom w:val="single" w:color="D9D9D9" w:sz="4"/><w:right w:val="single" w:color="D9D9D9" w:sz="4"/></w:tcBorders><w:shd w:fill="F4F6FA" w:val="clear"/><w:tcMar><w:top w:type="dxa" w:w="60"/><w:left w:type="dxa" w:w="95"/><w:bottom w:type="dxa" w:w="60"/><w:right w:type="dxa" w:w="95"/></w:tcMar></w:tcPr><w:p><w:pPr><w:spacing w:after="0" w:line="254"/></w:pPr><w:r><w:rPr><w:sz w:val="18"/><w:szCs w:val="18"/></w:rPr><w:t xml:space="preserve">A UI-behaviour refactor across five pages. Each needs to be exercised in a browser to confirm pagination and filtering still behave; doing it blind trades a real regression for a performance nit.</w:t></w:r></w:p></w:tc></w:tr><w:tr><w:tc><w:tcPr><w:tcW w:type="dxa" w:w="2700"/><w:tcBorders><w:top w:val="single" w:color="D9D9D9" w:sz="4"/><w:left w:val="single" w:color="D9D9D9" w:sz="4"/><w:bottom w:val="single" w:color="D9D9D9" w:sz="4"/><w:right w:val="single" w:color="D9D9D9" w:sz="4"/></w:tcBorders><w:tcMar><w:top w:type="dxa" w:w="60"/><w:left w:type="dxa" w:w="95"/><w:bottom w:type="dxa" w:w="60"/><w:right w:type="dxa" w:w="95"/></w:tcMar></w:tcPr><w:p><w:pPr><w:spacing w:after="0" w:line="254"/></w:pPr><w:r><w:rPr><w:sz w:val="18"/><w:szCs w:val="18"/></w:rPr><w:t xml:space="preserve">Duplicate migration timestamp</w:t></w:r></w:p></w:tc><w:tc><w:tcPr><w:tcW w:type="dxa" w:w="6100"/><w:tcBorders><w:top w:val="single" w:color="D9D9D9" w:sz="4"/><w:left w:val="single" w:color="D9D9D9" w:sz="4"/><w:bottom w:val="single" w:color="D9D9D9" w:sz="4"/><w:right w:val="single" w:color="D9D9D9" w:sz="4"/></w:tcBorders><w:tcMar><w:top w:type="dxa" w:w="60"/><w:left w:type="dxa" w:w="95"/><w:bottom w:type="dxa" w:w="60"/><w:right w:type="dxa" w:w="95"/></w:tcMar></w:tcPr><w:p><w:pPr><w:spacing w:after="0" w:line="254"/></w:pPr><w:r><w:rPr><w:sz w:val="18"/><w:szCs w:val="18"/></w:rPr><w:t xml:space="preserve">Two files share a prefix. They are already applied, and renaming an applied migration breaks Supabase&apos;s history — so they are left alone. Use distinct timestamps for new migrations.</w:t></w:r></w:p></w:tc></w:tr><w:tr><w:tc><w:tcPr><w:tcW w:type="dxa" w:w="2700"/><w:tcBorders><w:top w:val="single" w:color="D9D9D9" w:sz="4"/><w:left w:val="single" w:color="D9D9D9" w:sz="4"/><w:bottom w:val="single" w:color="D9D9D9" w:sz="4"/><w:right w:val="single" w:color="D9D9D9" w:sz="4"/></w:tcBorders><w:shd w:fill="F4F6FA" w:val="clear"/><w:tcMar><w:top w:type="dxa" w:w="60"/><w:left w:type="dxa" w:w="95"/><w:bottom w:type="dxa" w:w="60"/><w:right w:type="dxa" w:w="95"/></w:tcMar></w:tcPr><w:p><w:pPr><w:spacing w:after="0" w:line="254"/></w:pPr><w:r><w:rPr><w:sz w:val="18"/><w:szCs w:val="18"/></w:rPr><w:t xml:space="preserve">schema.sql</w:t></w:r></w:p></w:tc><w:tc><w:tcPr><w:tcW w:type="dxa" w:w="6100"/><w:tcBorders><w:top w:val="single" w:color="D9D9D9" w:sz="4"/><w:left w:val="single" w:color="D9D9D9" w:sz="4"/><w:bottom w:val="single" w:color="D9D9D9" w:sz="4"/><w:right w:val="single" w:color="D9D9D9" w:sz="4"/></w:tcBorders><w:shd w:fill="F4F6FA" w:val="clear"/><w:tcMar><w:top w:type="dxa" w:w="60"/><w:left w:type="dxa" w:w="95"/><w:bottom w:type="dxa" w:w="60"/><w:right w:type="dxa" w:w="95"/></w:tcMar></w:tcPr><w:p><w:pPr><w:spacing w:after="0" w:line="254"/></w:pPr><w:r><w:rPr><w:sz w:val="18"/><w:szCs w:val="18"/></w:rPr><w:t xml:space="preserve">Retained for historical reference, clearly marked as not authoritative.</w:t></w:r></w:p></w:tc></w:tr><w:tr><w:tc><w:tcPr><w:tcW w:type="dxa" w:w="2700"/><w:tcBorders><w:top w:val="single" w:color="D9D9D9" w:sz="4"/><w:left w:val="single" w:color="D9D9D9" w:sz="4"/><w:bottom w:val="single" w:color="D9D9D9" w:sz="4"/><w:right w:val="single" w:color="D9D9D9" w:sz="4"/></w:tcBorders><w:tcMar><w:top w:type="dxa" w:w="60"/><w:left w:type="dxa" w:w="95"/><w:bottom w:type="dxa" w:w="60"/><w:right w:type="dxa" w:w="95"/></w:tcMar></w:tcPr><w:p><w:pPr><w:spacing w:after="0" w:line="254"/></w:pPr><w:r><w:rPr><w:sz w:val="18"/><w:szCs w:val="18"/></w:rPr><w:t xml:space="preserve">Legacy picks table</w:t></w:r></w:p></w:tc><w:tc><w:tcPr><w:tcW w:type="dxa" w:w="6100"/><w:tcBorders><w:top w:val="single" w:color="D9D9D9" w:sz="4"/><w:left w:val="single" w:color="D9D9D9" w:sz="4"/><w:bottom w:val="single" w:color="D9D9D9" w:sz="4"/><w:right w:val="single" w:color="D9D9D9" w:sz="4"/></w:tcBorders><w:tcMar><w:top w:type="dxa" w:w="60"/><w:left w:type="dxa" w:w="95"/><w:bottom w:type="dxa" w:w="60"/><w:right w:type="dxa" w:w="95"/></w:tcMar></w:tcPr><w:p><w:pPr><w:spacing w:after="0" w:line="254"/></w:pPr><w:r><w:rPr><w:sz w:val="18"/><w:szCs w:val="18"/></w:rPr><w:t xml:space="preserve">Superseded by card_picks. Its write route is already 410; the table can be dropped once nothing reads it.</w:t></w:r></w:p></w:tc></w:tr><w:tr><w:tc><w:tcPr><w:tcW w:type="dxa" w:w="2700"/><w:tcBorders><w:top w:val="single" w:color="D9D9D9" w:sz="4"/><w:left w:val="single" w:color="D9D9D9" w:sz="4"/><w:bottom w:val="single" w:color="D9D9D9" w:sz="4"/><w:right w:val="single" w:color="D9D9D9" w:sz="4"/></w:tcBorders><w:shd w:fill="F4F6FA" w:val="clear"/><w:tcMar><w:top w:type="dxa" w:w="60"/><w:left w:type="dxa" w:w="95"/><w:bottom w:type="dxa" w:w="60"/><w:right w:type="dxa" w:w="95"/></w:tcMar></w:tcPr><w:p><w:pPr><w:spacing w:after="0" w:line="254"/></w:pPr><w:r><w:rPr><w:sz w:val="18"/><w:szCs w:val="18"/></w:rPr><w:t xml:space="preserve">Unwired generated types</w:t></w:r></w:p></w:tc><w:tc><w:tcPr><w:tcW w:type="dxa" w:w="6100"/><w:tcBorders><w:top w:val="single" w:color="D9D9D9" w:sz="4"/><w:left w:val="single" w:color="D9D9D9" w:sz="4"/><w:bottom w:val="single" w:color="D9D9D9" w:sz="4"/><w:right w:val="single" w:color="D9D9D9" w:sz="4"/></w:tcBorders><w:shd w:fill="F4F6FA" w:val="clear"/><w:tcMar><w:top w:type="dxa" w:w="60"/><w:left w:type="dxa" w:w="95"/><w:bottom w:type="dxa" w:w="60"/><w:right w:type="dxa" w:w="95"/></w:tcMar></w:tcPr><w:p><w:pPr><w:spacing w:after="0" w:line="254"/></w:pPr><w:r><w:rPr><w:sz w:val="18"/><w:szCs w:val="18"/></w:rPr><w:t xml:space="preserve">Regenerating requires a live database connection, which was not available during the audit.</w:t></w:r></w:p></w:tc></w:tr></w:tbl><w:p><w:pPr><w:pStyle w:val="Heading1"/><w:spacing w:after="140" w:before="300"/></w:pPr><w:r><w:t xml:space="preserve">12. Operations runbook</w:t></w:r></w:p><w:p><w:pPr><w:pStyle w:val="Heading2"/><w:spacing w:after="100" w:before="240"/></w:pPr><w:r><w:t xml:space="preserve">12.1 Everyday commands</w:t></w:r></w:p><w:p><w:pPr><w:pBdr><w:left w:val="single" w:color="C4CDD5" w:sz="14" w:space="8"/></w:pBdr><w:shd w:fill="F6F8FA" w:val="clear"/><w:spacing w:after="0" w:line="236"/></w:pPr><w:r><w:rPr><w:rFonts w:ascii="Consolas" w:cs="Consolas" w:eastAsia="Consolas" w:hAnsi="Consolas"/><w:color w:val="24292E"/><w:sz w:val="17"/><w:szCs w:val="17"/></w:rPr><w:t xml:space="preserve">npm ci                 install exactly what the lockfile pins</w:t></w:r></w:p><w:p><w:pPr><w:pBdr><w:left w:val="single" w:color="C4CDD5" w:sz="14" w:space="8"/></w:pBdr><w:shd w:fill="F6F8FA" w:val="clear"/><w:spacing w:after="0" w:line="236"/></w:pPr><w:r><w:rPr><w:rFonts w:ascii="Consolas" w:cs="Consolas" w:eastAsia="Consolas" w:hAnsi="Consolas"/><w:color w:val="24292E"/><w:sz w:val="17"/><w:szCs w:val="17"/></w:rPr><w:t xml:space="preserve">npm run dev            development server</w:t></w:r></w:p><w:p><w:pPr><w:pBdr><w:left w:val="single" w:color="C4CDD5" w:sz="14" w:space="8"/></w:pBdr><w:shd w:fill="F6F8FA" w:val="clear"/><w:spacing w:after="0" w:line="236"/></w:pPr><w:r><w:rPr><w:rFonts w:ascii="Consolas" w:cs="Consolas" w:eastAsia="Consolas" w:hAnsi="Consolas"/><w:color w:val="24292E"/><w:sz w:val="17"/><w:szCs w:val="17"/></w:rPr><w:t xml:space="preserve">npm run check          typecheck + settlement tests + lint  (run before pushing)</w:t></w:r></w:p><w:p><w:pPr><w:pBdr><w:left w:val="single" w:color="C4CDD5" w:sz="14" w:space="8"/></w:pBdr><w:shd w:fill="F6F8FA" w:val="clear"/><w:spacing w:after="0" w:line="236"/></w:pPr><w:r><w:rPr><w:rFonts w:ascii="Consolas" w:cs="Consolas" w:eastAsia="Consolas" w:hAnsi="Consolas"/><w:color w:val="24292E"/><w:sz w:val="17"/><w:szCs w:val="17"/></w:rPr><w:t xml:space="preserve">npm run build          production build</w:t></w:r></w:p><w:p><w:pPr><w:pBdr><w:left w:val="single" w:color="C4CDD5" w:sz="14" w:space="8"/></w:pBdr><w:shd w:fill="F6F8FA" w:val="clear"/><w:spacing w:after="0" w:line="236"/></w:pPr><w:r><w:rPr><w:rFonts w:ascii="Consolas" w:cs="Consolas" w:eastAsia="Consolas" w:hAnsi="Consolas"/><w:color w:val="24292E"/><w:sz w:val="17"/><w:szCs w:val="17"/></w:rPr><w:t xml:space="preserve">npm run db:migrate     apply migrations</w:t></w:r></w:p><w:p><w:pPr><w:pBdr><w:left w:val="single" w:color="C4CDD5" w:sz="14" w:space="8"/></w:pBdr><w:shd w:fill="F6F8FA" w:val="clear"/><w:spacing w:after="130" w:line="236"/></w:pPr><w:r><w:rPr><w:rFonts w:ascii="Consolas" w:cs="Consolas" w:eastAsia="Consolas" w:hAnsi="Consolas"/><w:color w:val="24292E"/><w:sz w:val="17"/><w:szCs w:val="17"/></w:rPr><w:t xml:space="preserve">npm run seed:admin     promote the configured admin account</w:t></w:r></w:p><w:p><w:pPr><w:pStyle w:val="Heading2"/><w:spacing w:after="100" w:before="240"/></w:pPr><w:r><w:t xml:space="preserve">12.2 Incident: a pool completed but nobody was paid</w:t></w:r></w:p><w:p><w:pPr><w:pStyle w:val="ListParagraph"/><w:numPr><w:ilvl w:val="0"/><w:numId w:val="3"/></w:numPr><w:spacing w:after="95" w:line="272"/></w:pPr><w:r><w:rPr><w:sz w:val="21"/><w:szCs w:val="21"/></w:rPr><w:t xml:space="preserve">Check the settlement logs for a warning naming that pool. A completed pool with no winners is reported explicitly, because it means player money is being held.</w:t></w:r></w:p><w:p><w:pPr><w:pStyle w:val="ListParagraph"/><w:numPr><w:ilvl w:val="0"/><w:numId w:val="3"/></w:numPr><w:spacing w:after="95" w:line="272"/></w:pPr><w:r><w:rPr><w:sz w:val="21"/><w:szCs w:val="21"/></w:rPr><w:t xml:space="preserve">Confirm every game in the pool has a finished status and both scores. Settlement deliberately refuses to score an incomplete slate.</w:t></w:r></w:p><w:p><w:pPr><w:pStyle w:val="ListParagraph"/><w:numPr><w:ilvl w:val="0"/><w:numId w:val="3"/></w:numPr><w:spacing w:after="95" w:line="272"/></w:pPr><w:r><w:rPr><w:sz w:val="21"/><w:szCs w:val="21"/></w:rPr><w:t xml:space="preserve">Confirm the prize pot is non-zero. Settlement refuses to pay a zero pot when paid cards exist rather than silently paying nothing.</w:t></w:r></w:p><w:p><w:pPr><w:pStyle w:val="ListParagraph"/><w:numPr><w:ilvl w:val="0"/><w:numId w:val="3"/></w:numPr><w:spacing w:after="95" w:line="272"/></w:pPr><w:r><w:rPr><w:sz w:val="21"/><w:szCs w:val="21"/></w:rPr><w:t xml:space="preserve">Once the underlying data is corrected, the next scheduled run settles it — the job is idempotent and safe to re-run.</w:t></w:r></w:p><w:p><w:pPr><w:pStyle w:val="Heading2"/><w:spacing w:after="100" w:before="240"/></w:pPr><w:r><w:t xml:space="preserve">12.3 Incident: a player was charged but has no card</w:t></w:r></w:p><w:p><w:pPr><w:pStyle w:val="ListParagraph"/><w:numPr><w:ilvl w:val="0"/><w:numId w:val="3"/></w:numPr><w:spacing w:after="95" w:line="272"/></w:pPr><w:r><w:rPr><w:sz w:val="21"/><w:szCs w:val="21"/></w:rPr><w:t xml:space="preserve">Search the logs for FULFILMENT FAILED, which the webhook logs with the Stripe session id.</w:t></w:r></w:p><w:p><w:pPr><w:pStyle w:val="ListParagraph"/><w:numPr><w:ilvl w:val="0"/><w:numId w:val="3"/></w:numPr><w:spacing w:after="95" w:line="272"/></w:pPr><w:r><w:rPr><w:sz w:val="21"/><w:szCs w:val="21"/></w:rPr><w:t xml:space="preserve">The usual causes are a pool that closed between payment and fulfilment, or the player already holding three cards. Both need an operator refund in Stripe.</w:t></w:r></w:p><w:p><w:pPr><w:pStyle w:val="ListParagraph"/><w:numPr><w:ilvl w:val="0"/><w:numId w:val="3"/></w:numPr><w:spacing w:after="95" w:line="272"/></w:pPr><w:r><w:rPr><w:sz w:val="21"/><w:szCs w:val="21"/></w:rPr><w:t xml:space="preserve">If this happens on every purchase, the fee trigger or column defaults are missing — verify migration 20260807000001 is applied.</w:t></w:r></w:p><w:p><w:pPr><w:pStyle w:val="Heading2"/><w:spacing w:after="100" w:before="240"/></w:pPr><w:r><w:t xml:space="preserve">12.4 Incident: settlement is not running</w:t></w:r></w:p><w:p><w:pPr><w:pStyle w:val="ListParagraph"/><w:numPr><w:ilvl w:val="0"/><w:numId w:val="3"/></w:numPr><w:spacing w:after="95" w:line="272"/></w:pPr><w:r><w:rPr><w:sz w:val="21"/><w:szCs w:val="21"/></w:rPr><w:t xml:space="preserve">A 503 from /api/cron/settle means CRON_SECRET is unset on the host — the endpoint fails closed by design.</w:t></w:r></w:p><w:p><w:pPr><w:pStyle w:val="ListParagraph"/><w:numPr><w:ilvl w:val="0"/><w:numId w:val="3"/></w:numPr><w:spacing w:after="95" w:line="272"/></w:pPr><w:r><w:rPr><w:sz w:val="21"/><w:szCs w:val="21"/></w:rPr><w:t xml:space="preserve">A 401 means the scheduler&apos;s secret does not match the host&apos;s.</w:t></w:r></w:p><w:p><w:pPr><w:pStyle w:val="ListParagraph"/><w:numPr><w:ilvl w:val="0"/><w:numId w:val="3"/></w:numPr><w:spacing w:after="95" w:line="272"/></w:pPr><w:r><w:rPr><w:sz w:val="21"/><w:szCs w:val="21"/></w:rPr><w:t xml:space="preserve">If the GitHub Actions run skipped with a warning, its CRON_SECRET secret is missing; the daily Vercel cron is still covering settlement in the meantime.</w:t></w:r></w:p><w:p><w:pPr><w:pStyle w:val="Heading1"/><w:spacing w:after="140" w:before="300"/></w:pPr><w:r><w:t xml:space="preserve">13. Quick reference</w:t></w:r></w:p><w:p><w:pPr><w:pStyle w:val="Heading2"/><w:spacing w:after="100" w:before="240"/></w:pPr><w:r><w:t xml:space="preserve">13.1 Endpoints by auth posture</w:t></w:r></w:p><w:tbl><w:tblPr><w:tblW w:type="dxa" w:w="8800"/><w:tblBorders><w:top w:val="single" w:color="auto" w:sz="4"/><w:left w:val="single" w:color="auto" w:sz="4"/><w:bottom w:val="single" w:color="auto" w:sz="4"/><w:right w:val="single" w:color="auto" w:sz="4"/><w:insideH w:val="single" w:color="auto" w:sz="4"/><w:insideV w:val="single" w:color="auto" w:sz="4"/></w:tblBorders></w:tblPr><w:tblGrid><w:gridCol w:w="3300"/><w:gridCol w:w="5500"/></w:tblGrid><w:tr><w:trPr><w:tblHeader/></w:trPr><w:tc><w:tcPr><w:tcW w:type="dxa" w:w="3300"/><w:tcBorders><w:top w:val="single" w:color="D9D9D9" w:sz="4"/><w:left w:val="single" w:color="D9D9D9" w:sz="4"/><w:bottom w:val="single" w:color="D9D9D9" w:sz="4"/><w:right w:val="single" w:color="D9D9D9" w:sz="4"/></w:tcBorders><w:shd w:fill="1F3864" w:val="clear"/><w:tcMar><w:top w:type="dxa" w:w="60"/><w:left w:type="dxa" w:w="95"/><w:bottom w:type="dxa" w:w="60"/><w:right w:type="dxa" w:w="95"/></w:tcMar></w:tcPr><w:p><w:pPr><w:spacing w:after="0" w:line="254"/></w:pPr><w:r><w:rPr><w:b/><w:bCs/><w:color w:val="FFFFFF"/><w:sz w:val="18"/><w:szCs w:val="18"/></w:rPr><w:t xml:space="preserve">Posture</w:t></w:r></w:p></w:tc><w:tc><w:tcPr><w:tcW w:type="dxa" w:w="5500"/><w:tcBorders><w:top w:val="single" w:color="D9D9D9" w:sz="4"/><w:left w:val="single" w:color="D9D9D9" w:sz="4"/><w:bottom w:val="single" w:color="D9D9D9" w:sz="4"/><w:right w:val="single" w:color="D9D9D9" w:sz="4"/></w:tcBorders><w:shd w:fill="1F3864" w:val="clear"/><w:tcMar><w:top w:type="dxa" w:w="60"/><w:left w:type="dxa" w:w="95"/><w:bottom w:type="dxa" w:w="60"/><w:right w:type="dxa" w:w="95"/></w:tcMar></w:tcPr><w:p><w:pPr><w:spacing w:after="0" w:line="254"/></w:pPr><w:r><w:rPr><w:b/><w:bCs/><w:color w:val="FFFFFF"/><w:sz w:val="18"/><w:szCs w:val="18"/></w:rPr><w:t xml:space="preserve">Endpoints</w:t></w:r></w:p></w:tc></w:tr><w:tr><w:tc><w:tcPr><w:tcW w:type="dxa" w:w="3300"/><w:tcBorders><w:top w:val="single" w:color="D9D9D9" w:sz="4"/><w:left w:val="single" w:color="D9D9D9" w:sz="4"/><w:bottom w:val="single" w:color="D9D9D9" w:sz="4"/><w:right w:val="single" w:color="D9D9D9" w:sz="4"/></w:tcBorders><w:tcMar><w:top w:type="dxa" w:w="60"/><w:left w:type="dxa" w:w="95"/><w:bottom w:type="dxa" w:w="60"/><w:right w:type="dxa" w:w="95"/></w:tcMar></w:tcPr><w:p><w:pPr><w:spacing w:after="0" w:line="254"/></w:pPr><w:r><w:rPr><w:sz w:val="18"/><w:szCs w:val="18"/></w:rPr><w:t xml:space="preserve">Public</w:t></w:r></w:p></w:tc><w:tc><w:tcPr><w:tcW w:type="dxa" w:w="5500"/><w:tcBorders><w:top w:val="single" w:color="D9D9D9" w:sz="4"/><w:left w:val="single" w:color="D9D9D9" w:sz="4"/><w:bottom w:val="single" w:color="D9D9D9" w:sz="4"/><w:right w:val="single" w:color="D9D9D9" w:sz="4"/></w:tcBorders><w:tcMar><w:top w:type="dxa" w:w="60"/><w:left w:type="dxa" w:w="95"/><w:bottom w:type="dxa" w:w="60"/><w:right w:type="dxa" w:w="95"/></w:tcMar></w:tcPr><w:p><w:pPr><w:spacing w:after="0" w:line="254"/></w:pPr><w:r><w:rPr><w:sz w:val="18"/><w:szCs w:val="18"/></w:rPr><w:t xml:space="preserve">GET /api/pools, /api/pools/[id], /api/games, /api/games/[id], /api/winners; POST /api/newsletter/subscribe</w:t></w:r></w:p></w:tc></w:tr><w:tr><w:tc><w:tcPr><w:tcW w:type="dxa" w:w="3300"/><w:tcBorders><w:top w:val="single" w:color="D9D9D9" w:sz="4"/><w:left w:val="single" w:color="D9D9D9" w:sz="4"/><w:bottom w:val="single" w:color="D9D9D9" w:sz="4"/><w:right w:val="single" w:color="D9D9D9" w:sz="4"/></w:tcBorders><w:shd w:fill="F4F6FA" w:val="clear"/><w:tcMar><w:top w:type="dxa" w:w="60"/><w:left w:type="dxa" w:w="95"/><w:bottom w:type="dxa" w:w="60"/><w:right w:type="dxa" w:w="95"/></w:tcMar></w:tcPr><w:p><w:pPr><w:spacing w:after="0" w:line="254"/></w:pPr><w:r><w:rPr><w:sz w:val="18"/><w:szCs w:val="18"/></w:rPr><w:t xml:space="preserve">Authenticated</w:t></w:r></w:p></w:tc><w:tc><w:tcPr><w:tcW w:type="dxa" w:w="5500"/><w:tcBorders><w:top w:val="single" w:color="D9D9D9" w:sz="4"/><w:left w:val="single" w:color="D9D9D9" w:sz="4"/><w:bottom w:val="single" w:color="D9D9D9" w:sz="4"/><w:right w:val="single" w:color="D9D9D9" w:sz="4"/></w:tcBorders><w:shd w:fill="F4F6FA" w:val="clear"/><w:tcMar><w:top w:type="dxa" w:w="60"/><w:left w:type="dxa" w:w="95"/><w:bottom w:type="dxa" w:w="60"/><w:right w:type="dxa" w:w="95"/></w:tcMar></w:tcPr><w:p><w:pPr><w:spacing w:after="0" w:line="254"/></w:pPr><w:r><w:rPr><w:sz w:val="18"/><w:szCs w:val="18"/></w:rPr><w:t xml:space="preserve">/api/auth/*, /api/me/* , POST /api/pools, /api/pools/[id]/cards*, /api/pools/[id]/chat, /api/invitations/*, /api/stripe/create-checkout-session, /api/stripe/confirm-payment</w:t></w:r></w:p></w:tc></w:tr><w:tr><w:tc><w:tcPr><w:tcW w:type="dxa" w:w="3300"/><w:tcBorders><w:top w:val="single" w:color="D9D9D9" w:sz="4"/><w:left w:val="single" w:color="D9D9D9" w:sz="4"/><w:bottom w:val="single" w:color="D9D9D9" w:sz="4"/><w:right w:val="single" w:color="D9D9D9" w:sz="4"/></w:tcBorders><w:tcMar><w:top w:type="dxa" w:w="60"/><w:left w:type="dxa" w:w="95"/><w:bottom w:type="dxa" w:w="60"/><w:right w:type="dxa" w:w="95"/></w:tcMar></w:tcPr><w:p><w:pPr><w:spacing w:after="0" w:line="254"/></w:pPr><w:r><w:rPr><w:sz w:val="18"/><w:szCs w:val="18"/></w:rPr><w:t xml:space="preserve">Admin only</w:t></w:r></w:p></w:tc><w:tc><w:tcPr><w:tcW w:type="dxa" w:w="5500"/><w:tcBorders><w:top w:val="single" w:color="D9D9D9" w:sz="4"/><w:left w:val="single" w:color="D9D9D9" w:sz="4"/><w:bottom w:val="single" w:color="D9D9D9" w:sz="4"/><w:right w:val="single" w:color="D9D9D9" w:sz="4"/></w:tcBorders><w:tcMar><w:top w:type="dxa" w:w="60"/><w:left w:type="dxa" w:w="95"/><w:bottom w:type="dxa" w:w="60"/><w:right w:type="dxa" w:w="95"/></w:tcMar></w:tcPr><w:p><w:pPr><w:spacing w:after="0" w:line="254"/></w:pPr><w:r><w:rPr><w:sz w:val="18"/><w:szCs w:val="18"/></w:rPr><w:t xml:space="preserve">/api/admin/*, /api/games/[id]/outcome, /api/sync/nfl-games, /api/pools/complete-finished</w:t></w:r></w:p></w:tc></w:tr><w:tr><w:tc><w:tcPr><w:tcW w:type="dxa" w:w="3300"/><w:tcBorders><w:top w:val="single" w:color="D9D9D9" w:sz="4"/><w:left w:val="single" w:color="D9D9D9" w:sz="4"/><w:bottom w:val="single" w:color="D9D9D9" w:sz="4"/><w:right w:val="single" w:color="D9D9D9" w:sz="4"/></w:tcBorders><w:shd w:fill="F4F6FA" w:val="clear"/><w:tcMar><w:top w:type="dxa" w:w="60"/><w:left w:type="dxa" w:w="95"/><w:bottom w:type="dxa" w:w="60"/><w:right w:type="dxa" w:w="95"/></w:tcMar></w:tcPr><w:p><w:pPr><w:spacing w:after="0" w:line="254"/></w:pPr><w:r><w:rPr><w:sz w:val="18"/><w:szCs w:val="18"/></w:rPr><w:t xml:space="preserve">Secret-gated</w:t></w:r></w:p></w:tc><w:tc><w:tcPr><w:tcW w:type="dxa" w:w="5500"/><w:tcBorders><w:top w:val="single" w:color="D9D9D9" w:sz="4"/><w:left w:val="single" w:color="D9D9D9" w:sz="4"/><w:bottom w:val="single" w:color="D9D9D9" w:sz="4"/><w:right w:val="single" w:color="D9D9D9" w:sz="4"/></w:tcBorders><w:shd w:fill="F4F6FA" w:val="clear"/><w:tcMar><w:top w:type="dxa" w:w="60"/><w:left w:type="dxa" w:w="95"/><w:bottom w:type="dxa" w:w="60"/><w:right w:type="dxa" w:w="95"/></w:tcMar></w:tcPr><w:p><w:pPr><w:spacing w:after="0" w:line="254"/></w:pPr><w:r><w:rPr><w:sz w:val="18"/><w:szCs w:val="18"/></w:rPr><w:t xml:space="preserve">/api/cron/settle (CRON_SECRET), /api/seed-admin (SETUP_SECRET)</w:t></w:r></w:p></w:tc></w:tr><w:tr><w:tc><w:tcPr><w:tcW w:type="dxa" w:w="3300"/><w:tcBorders><w:top w:val="single" w:color="D9D9D9" w:sz="4"/><w:left w:val="single" w:color="D9D9D9" w:sz="4"/><w:bottom w:val="single" w:color="D9D9D9" w:sz="4"/><w:right w:val="single" w:color="D9D9D9" w:sz="4"/></w:tcBorders><w:tcMar><w:top w:type="dxa" w:w="60"/><w:left w:type="dxa" w:w="95"/><w:bottom w:type="dxa" w:w="60"/><w:right w:type="dxa" w:w="95"/></w:tcMar></w:tcPr><w:p><w:pPr><w:spacing w:after="0" w:line="254"/></w:pPr><w:r><w:rPr><w:sz w:val="18"/><w:szCs w:val="18"/></w:rPr><w:t xml:space="preserve">Signature-gated</w:t></w:r></w:p></w:tc><w:tc><w:tcPr><w:tcW w:type="dxa" w:w="5500"/><w:tcBorders><w:top w:val="single" w:color="D9D9D9" w:sz="4"/><w:left w:val="single" w:color="D9D9D9" w:sz="4"/><w:bottom w:val="single" w:color="D9D9D9" w:sz="4"/><w:right w:val="single" w:color="D9D9D9" w:sz="4"/></w:tcBorders><w:tcMar><w:top w:type="dxa" w:w="60"/><w:left w:type="dxa" w:w="95"/><w:bottom w:type="dxa" w:w="60"/><w:right w:type="dxa" w:w="95"/></w:tcMar></w:tcPr><w:p><w:pPr><w:spacing w:after="0" w:line="254"/></w:pPr><w:r><w:rPr><w:sz w:val="18"/><w:szCs w:val="18"/></w:rPr><w:t xml:space="preserve">/api/stripe/webhook — the Stripe signature is its authentication</w:t></w:r></w:p></w:tc></w:tr><w:tr><w:tc><w:tcPr><w:tcW w:type="dxa" w:w="3300"/><w:tcBorders><w:top w:val="single" w:color="D9D9D9" w:sz="4"/><w:left w:val="single" w:color="D9D9D9" w:sz="4"/><w:bottom w:val="single" w:color="D9D9D9" w:sz="4"/><w:right w:val="single" w:color="D9D9D9" w:sz="4"/></w:tcBorders><w:shd w:fill="F4F6FA" w:val="clear"/><w:tcMar><w:top w:type="dxa" w:w="60"/><w:left w:type="dxa" w:w="95"/><w:bottom w:type="dxa" w:w="60"/><w:right w:type="dxa" w:w="95"/></w:tcMar></w:tcPr><w:p><w:pPr><w:spacing w:after="0" w:line="254"/></w:pPr><w:r><w:rPr><w:sz w:val="18"/><w:szCs w:val="18"/></w:rPr><w:t xml:space="preserve">Removed (410 Gone)</w:t></w:r></w:p></w:tc><w:tc><w:tcPr><w:tcW w:type="dxa" w:w="5500"/><w:tcBorders><w:top w:val="single" w:color="D9D9D9" w:sz="4"/><w:left w:val="single" w:color="D9D9D9" w:sz="4"/><w:bottom w:val="single" w:color="D9D9D9" w:sz="4"/><w:right w:val="single" w:color="D9D9D9" w:sz="4"/></w:tcBorders><w:shd w:fill="F4F6FA" w:val="clear"/><w:tcMar><w:top w:type="dxa" w:w="60"/><w:left w:type="dxa" w:w="95"/><w:bottom w:type="dxa" w:w="60"/><w:right w:type="dxa" w:w="95"/></w:tcMar></w:tcPr><w:p><w:pPr><w:spacing w:after="0" w:line="254"/></w:pPr><w:r><w:rPr><w:sz w:val="18"/><w:szCs w:val="18"/></w:rPr><w:t xml:space="preserve">/api/pools/[id]/cards/purchase, /api/pools/[id]/cards/[cardId]/submit</w:t></w:r></w:p></w:tc></w:tr></w:tbl><w:p><w:pPr><w:pStyle w:val="Heading2"/><w:spacing w:after="100" w:before="240"/></w:pPr><w:r><w:t xml:space="preserve">13.2 Environment variables that have no safe default</w:t></w:r></w:p><w:tbl><w:tblPr><w:tblW w:type="dxa" w:w="8800"/><w:tblBorders><w:top w:val="single" w:color="auto" w:sz="4"/><w:left w:val="single" w:color="auto" w:sz="4"/><w:bottom w:val="single" w:color="auto" w:sz="4"/><w:right w:val="single" w:color="auto" w:sz="4"/><w:insideH w:val="single" w:color="auto" w:sz="4"/><w:insideV w:val="single" w:color="auto" w:sz="4"/></w:tblBorders></w:tblPr><w:tblGrid><w:gridCol w:w="3300"/><w:gridCol w:w="5500"/></w:tblGrid><w:tr><w:trPr><w:tblHeader/></w:trPr><w:tc><w:tcPr><w:tcW w:type="dxa" w:w="3300"/><w:tcBorders><w:top w:val="single" w:color="D9D9D9" w:sz="4"/><w:left w:val="single" w:color="D9D9D9" w:sz="4"/><w:bottom w:val="single" w:color="D9D9D9" w:sz="4"/><w:right w:val="single" w:color="D9D9D9" w:sz="4"/></w:tcBorders><w:shd w:fill="1F3864" w:val="clear"/><w:tcMar><w:top w:type="dxa" w:w="60"/><w:left w:type="dxa" w:w="95"/><w:bottom w:type="dxa" w:w="60"/><w:right w:type="dxa" w:w="95"/></w:tcMar></w:tcPr><w:p><w:pPr><w:spacing w:after="0" w:line="254"/></w:pPr><w:r><w:rPr><w:b/><w:bCs/><w:color w:val="FFFFFF"/><w:sz w:val="18"/><w:szCs w:val="18"/></w:rPr><w:t xml:space="preserve">Variable</w:t></w:r></w:p></w:tc><w:tc><w:tcPr><w:tcW w:type="dxa" w:w="5500"/><w:tcBorders><w:top w:val="single" w:color="D9D9D9" w:sz="4"/><w:left w:val="single" w:color="D9D9D9" w:sz="4"/><w:bottom w:val="single" w:color="D9D9D9" w:sz="4"/><w:right w:val="single" w:color="D9D9D9" w:sz="4"/></w:tcBorders><w:shd w:fill="1F3864" w:val="clear"/><w:tcMar><w:top w:type="dxa" w:w="60"/><w:left w:type="dxa" w:w="95"/><w:bottom w:type="dxa" w:w="60"/><w:right w:type="dxa" w:w="95"/></w:tcMar></w:tcPr><w:p><w:pPr><w:spacing w:after="0" w:line="254"/></w:pPr><w:r><w:rPr><w:b/><w:bCs/><w:color w:val="FFFFFF"/><w:sz w:val="18"/><w:szCs w:val="18"/></w:rPr><w:t xml:space="preserve">Consequence if wrong or missing</w:t></w:r></w:p></w:tc></w:tr><w:tr><w:tc><w:tcPr><w:tcW w:type="dxa" w:w="3300"/><w:tcBorders><w:top w:val="single" w:color="D9D9D9" w:sz="4"/><w:left w:val="single" w:color="D9D9D9" w:sz="4"/><w:bottom w:val="single" w:color="D9D9D9" w:sz="4"/><w:right w:val="single" w:color="D9D9D9" w:sz="4"/></w:tcBorders><w:tcMar><w:top w:type="dxa" w:w="60"/><w:left w:type="dxa" w:w="95"/><w:bottom w:type="dxa" w:w="60"/><w:right w:type="dxa" w:w="95"/></w:tcMar></w:tcPr><w:p><w:pPr><w:spacing w:after="0" w:line="254"/></w:pPr><w:r><w:rPr><w:sz w:val="18"/><w:szCs w:val="18"/></w:rPr><w:t xml:space="preserve">SUPABASE_SERVICE_ROLE_KEY</w:t></w:r></w:p></w:tc><w:tc><w:tcPr><w:tcW w:type="dxa" w:w="5500"/><w:tcBorders><w:top w:val="single" w:color="D9D9D9" w:sz="4"/><w:left w:val="single" w:color="D9D9D9" w:sz="4"/><w:bottom w:val="single" w:color="D9D9D9" w:sz="4"/><w:right w:val="single" w:color="D9D9D9" w:sz="4"/></w:tcBorders><w:tcMar><w:top w:type="dxa" w:w="60"/><w:left w:type="dxa" w:w="95"/><w:bottom w:type="dxa" w:w="60"/><w:right w:type="dxa" w:w="95"/></w:tcMar></w:tcPr><w:p><w:pPr><w:spacing w:after="0" w:line="254"/></w:pPr><w:r><w:rPr><w:sz w:val="18"/><w:szCs w:val="18"/></w:rPr><w:t xml:space="preserve">Bypasses all RLS. Never expose to the browser.</w:t></w:r></w:p></w:tc></w:tr><w:tr><w:tc><w:tcPr><w:tcW w:type="dxa" w:w="3300"/><w:tcBorders><w:top w:val="single" w:color="D9D9D9" w:sz="4"/><w:left w:val="single" w:color="D9D9D9" w:sz="4"/><w:bottom w:val="single" w:color="D9D9D9" w:sz="4"/><w:right w:val="single" w:color="D9D9D9" w:sz="4"/></w:tcBorders><w:shd w:fill="F4F6FA" w:val="clear"/><w:tcMar><w:top w:type="dxa" w:w="60"/><w:left w:type="dxa" w:w="95"/><w:bottom w:type="dxa" w:w="60"/><w:right w:type="dxa" w:w="95"/></w:tcMar></w:tcPr><w:p><w:pPr><w:spacing w:after="0" w:line="254"/></w:pPr><w:r><w:rPr><w:sz w:val="18"/><w:szCs w:val="18"/></w:rPr><w:t xml:space="preserve">STRIPE_WEBHOOK_SECRET</w:t></w:r></w:p></w:tc><w:tc><w:tcPr><w:tcW w:type="dxa" w:w="5500"/><w:tcBorders><w:top w:val="single" w:color="D9D9D9" w:sz="4"/><w:left w:val="single" w:color="D9D9D9" w:sz="4"/><w:bottom w:val="single" w:color="D9D9D9" w:sz="4"/><w:right w:val="single" w:color="D9D9D9" w:sz="4"/></w:tcBorders><w:shd w:fill="F4F6FA" w:val="clear"/><w:tcMar><w:top w:type="dxa" w:w="60"/><w:left w:type="dxa" w:w="95"/><w:bottom w:type="dxa" w:w="60"/><w:right w:type="dxa" w:w="95"/></w:tcMar></w:tcPr><w:p><w:pPr><w:spacing w:after="0" w:line="254"/></w:pPr><w:r><w:rPr><w:sz w:val="18"/><w:szCs w:val="18"/></w:rPr><w:t xml:space="preserve">Webhook fails closed — players are charged and receive no card.</w:t></w:r></w:p></w:tc></w:tr><w:tr><w:tc><w:tcPr><w:tcW w:type="dxa" w:w="3300"/><w:tcBorders><w:top w:val="single" w:color="D9D9D9" w:sz="4"/><w:left w:val="single" w:color="D9D9D9" w:sz="4"/><w:bottom w:val="single" w:color="D9D9D9" w:sz="4"/><w:right w:val="single" w:color="D9D9D9" w:sz="4"/></w:tcBorders><w:tcMar><w:top w:type="dxa" w:w="60"/><w:left w:type="dxa" w:w="95"/><w:bottom w:type="dxa" w:w="60"/><w:right w:type="dxa" w:w="95"/></w:tcMar></w:tcPr><w:p><w:pPr><w:spacing w:after="0" w:line="254"/></w:pPr><w:r><w:rPr><w:sz w:val="18"/><w:szCs w:val="18"/></w:rPr><w:t xml:space="preserve">CRON_SECRET</w:t></w:r></w:p></w:tc><w:tc><w:tcPr><w:tcW w:type="dxa" w:w="5500"/><w:tcBorders><w:top w:val="single" w:color="D9D9D9" w:sz="4"/><w:left w:val="single" w:color="D9D9D9" w:sz="4"/><w:bottom w:val="single" w:color="D9D9D9" w:sz="4"/><w:right w:val="single" w:color="D9D9D9" w:sz="4"/></w:tcBorders><w:tcMar><w:top w:type="dxa" w:w="60"/><w:left w:type="dxa" w:w="95"/><w:bottom w:type="dxa" w:w="60"/><w:right w:type="dxa" w:w="95"/></w:tcMar></w:tcPr><w:p><w:pPr><w:spacing w:after="0" w:line="254"/></w:pPr><w:r><w:rPr><w:sz w:val="18"/><w:szCs w:val="18"/></w:rPr><w:t xml:space="preserve">Settlement returns 503 and never runs; winners are never paid.</w:t></w:r></w:p></w:tc></w:tr><w:tr><w:tc><w:tcPr><w:tcW w:type="dxa" w:w="3300"/><w:tcBorders><w:top w:val="single" w:color="D9D9D9" w:sz="4"/><w:left w:val="single" w:color="D9D9D9" w:sz="4"/><w:bottom w:val="single" w:color="D9D9D9" w:sz="4"/><w:right w:val="single" w:color="D9D9D9" w:sz="4"/></w:tcBorders><w:shd w:fill="F4F6FA" w:val="clear"/><w:tcMar><w:top w:type="dxa" w:w="60"/><w:left w:type="dxa" w:w="95"/><w:bottom w:type="dxa" w:w="60"/><w:right w:type="dxa" w:w="95"/></w:tcMar></w:tcPr><w:p><w:pPr><w:spacing w:after="0" w:line="254"/></w:pPr><w:r><w:rPr><w:sz w:val="18"/><w:szCs w:val="18"/></w:rPr><w:t xml:space="preserve">SETUP_SECRET</w:t></w:r></w:p></w:tc><w:tc><w:tcPr><w:tcW w:type="dxa" w:w="5500"/><w:tcBorders><w:top w:val="single" w:color="D9D9D9" w:sz="4"/><w:left w:val="single" w:color="D9D9D9" w:sz="4"/><w:bottom w:val="single" w:color="D9D9D9" w:sz="4"/><w:right w:val="single" w:color="D9D9D9" w:sz="4"/></w:tcBorders><w:shd w:fill="F4F6FA" w:val="clear"/><w:tcMar><w:top w:type="dxa" w:w="60"/><w:left w:type="dxa" w:w="95"/><w:bottom w:type="dxa" w:w="60"/><w:right w:type="dxa" w:w="95"/></w:tcMar></w:tcPr><w:p><w:pPr><w:spacing w:after="0" w:line="254"/></w:pPr><w:r><w:rPr><w:sz w:val="18"/><w:szCs w:val="18"/></w:rPr><w:t xml:space="preserve">Admin bootstrap disabled. Unset it again once the admin exists.</w:t></w:r></w:p></w:tc></w:tr><w:tr><w:tc><w:tcPr><w:tcW w:type="dxa" w:w="3300"/><w:tcBorders><w:top w:val="single" w:color="D9D9D9" w:sz="4"/><w:left w:val="single" w:color="D9D9D9" w:sz="4"/><w:bottom w:val="single" w:color="D9D9D9" w:sz="4"/><w:right w:val="single" w:color="D9D9D9" w:sz="4"/></w:tcBorders><w:tcMar><w:top w:type="dxa" w:w="60"/><w:left w:type="dxa" w:w="95"/><w:bottom w:type="dxa" w:w="60"/><w:right w:type="dxa" w:w="95"/></w:tcMar></w:tcPr><w:p><w:pPr><w:spacing w:after="0" w:line="254"/></w:pPr><w:r><w:rPr><w:sz w:val="18"/><w:szCs w:val="18"/></w:rPr><w:t xml:space="preserve">PAYPAL_MODE</w:t></w:r></w:p></w:tc><w:tc><w:tcPr><w:tcW w:type="dxa" w:w="5500"/><w:tcBorders><w:top w:val="single" w:color="D9D9D9" w:sz="4"/><w:left w:val="single" w:color="D9D9D9" w:sz="4"/><w:bottom w:val="single" w:color="D9D9D9" w:sz="4"/><w:right w:val="single" w:color="D9D9D9" w:sz="4"/></w:tcBorders><w:tcMar><w:top w:type="dxa" w:w="60"/><w:left w:type="dxa" w:w="95"/><w:bottom w:type="dxa" w:w="60"/><w:right w:type="dxa" w:w="95"/></w:tcMar></w:tcPr><w:p><w:pPr><w:spacing w:after="0" w:line="254"/></w:pPr><w:r><w:rPr><w:sz w:val="18"/><w:szCs w:val="18"/></w:rPr><w:t xml:space="preserve">Sandbox in production is refused by an explicit guard.</w:t></w:r></w:p></w:tc></w:tr><w:tr><w:tc><w:tcPr><w:tcW w:type="dxa" w:w="3300"/><w:tcBorders><w:top w:val="single" w:color="D9D9D9" w:sz="4"/><w:left w:val="single" w:color="D9D9D9" w:sz="4"/><w:bottom w:val="single" w:color="D9D9D9" w:sz="4"/><w:right w:val="single" w:color="D9D9D9" w:sz="4"/></w:tcBorders><w:shd w:fill="F4F6FA" w:val="clear"/><w:tcMar><w:top w:type="dxa" w:w="60"/><w:left w:type="dxa" w:w="95"/><w:bottom w:type="dxa" w:w="60"/><w:right w:type="dxa" w:w="95"/></w:tcMar></w:tcPr><w:p><w:pPr><w:spacing w:after="0" w:line="254"/></w:pPr><w:r><w:rPr><w:sz w:val="18"/><w:szCs w:val="18"/></w:rPr><w:t xml:space="preserve">NEXT_PUBLIC_APP_URL</w:t></w:r></w:p></w:tc><w:tc><w:tcPr><w:tcW w:type="dxa" w:w="5500"/><w:tcBorders><w:top w:val="single" w:color="D9D9D9" w:sz="4"/><w:left w:val="single" w:color="D9D9D9" w:sz="4"/><w:bottom w:val="single" w:color="D9D9D9" w:sz="4"/><w:right w:val="single" w:color="D9D9D9" w:sz="4"/></w:tcBorders><w:shd w:fill="F4F6FA" w:val="clear"/><w:tcMar><w:top w:type="dxa" w:w="60"/><w:left w:type="dxa" w:w="95"/><w:bottom w:type="dxa" w:w="60"/><w:right w:type="dxa" w:w="95"/></w:tcMar></w:tcPr><w:p><w:pPr><w:spacing w:after="0" w:line="254"/></w:pPr><w:r><w:rPr><w:sz w:val="18"/><w:szCs w:val="18"/></w:rPr><w:t xml:space="preserve">Stripe redirects and auth emails point at the wrong host.</w:t></w:r></w:p></w:tc></w:tr></w:tbl><w:p><w:pPr><w:pBdr><w:top w:val="single" w:color="CCCCCC" w:sz="6" w:space="8"/></w:pBdr><w:spacing w:before="320"/></w:pPr><w:r><w:rPr><w:i/><w:iCs/><w:color w:val="595959"/><w:sz w:val="17"/><w:szCs w:val="17"/></w:rPr><w:t xml:space="preserve">Prepared as part of the final pre-handover audit. Companion documents: the backend security audit report, the technical architecture reference, and the plain-English overview.</w:t></w:r></w:p><w:sectPr><w:pgSz w:w="12240" w:h="15840" w:orient="portrait"/><w:pgMar w:top="1200" w:right="1300" w:bottom="1150" w:left="1300" w:header="708" w:footer="708" w:gutter="0"/><w:pgNumType/><w:docGrid w:linePitch="360"/></w:sectPr></w:body></w:document>
 </file>
 
 <file path=word/comments.xml><?xml version="1.0" encoding="utf-8"?>

--- a/Gridiron_Project_Handover.docx
+++ b/Gridiron_Project_Handover.docx
@@ -282,7 +282,7 @@
                 <w:sz w:val="18"/>
                 <w:szCs w:val="18"/>
               </w:rPr>
-              <w:t xml:space="preserve">13 August 2026 (supersedes the 8 August edition)</w:t>
+              <w:t xml:space="preserve">20 August 2026 (supersedes the 13 August edition)</w:t>
             </w:r>
           </w:p>
         </w:tc>
@@ -464,7 +464,7 @@
                 <w:sz w:val="18"/>
                 <w:szCs w:val="18"/>
               </w:rPr>
-              <w:t xml:space="preserve">Next.js 16.3 · TypeScript 6 · Supabase (Postgres + RLS) · Stripe · PayPal · Vercel</w:t>
+              <w:t xml:space="preserve">Next.js 16.3 · TypeScript 6 · Supabase (Postgres + RLS) · Stripe · PayPal · Vercel or self-hosted Docker</w:t>
             </w:r>
           </w:p>
         </w:tc>
@@ -586,7 +586,7 @@
                 <w:sz w:val="18"/>
                 <w:szCs w:val="18"/>
               </w:rPr>
-              <w:t xml:space="preserve">Deployed and verified live; 13 of 13 end-to-end assertions pass against it</w:t>
+              <w:t xml:space="preserve">Deployed and verified live on Vercel; now being retargeted to a self-hosted Docker stack on a client-operated VPS. Both paths are covered in §10.1</w:t>
             </w:r>
           </w:p>
         </w:tc>
@@ -2815,7 +2815,7 @@
                 <w:sz w:val="18"/>
                 <w:szCs w:val="18"/>
               </w:rPr>
-              <w:t xml:space="preserve">Vercel Cron + GitHub Actions</w:t>
+              <w:t xml:space="preserve">Scheduled jobs</w:t>
             </w:r>
           </w:p>
         </w:tc>
@@ -2844,7 +2844,7 @@
                 <w:sz w:val="18"/>
                 <w:szCs w:val="18"/>
               </w:rPr>
-              <w:t xml:space="preserve">Scheduled settlement (daily and every 30 minutes respectively).</w:t>
+              <w:t xml:space="preserve">Settlement and payment reconciliation. On Vercel: vercel.json crons plus GitHub Actions. Self-hosted: the settle-cron and reconcile-cron compose services. See §10.1.</w:t>
             </w:r>
           </w:p>
         </w:tc>
@@ -7824,7 +7824,7 @@
           <w:sz w:val="18"/>
           <w:szCs w:val="18"/>
         </w:rPr>
-        <w:t xml:space="preserve">E2E_BASE_URL=https://sports-pool.vercel.app npm run test:e2e</w:t>
+        <w:t xml:space="preserve">E2E_BASE_URL=https://&lt;your-domain&gt; npm run test:e2e</w:t>
       </w:r>
     </w:p>
     <w:p>
@@ -10463,7 +10463,19 @@
           <w:sz w:val="21"/>
           <w:szCs w:val="21"/>
         </w:rPr>
-        <w:t xml:space="preserve">Nothing in this subsection needs an engineer. It is credentials and one verification URL.</w:t>
+        <w:t xml:space="preserve">Nothing in this subsection needs an engineer beyond whoever administers the server. It is credentials and one verification URL.</w:t>
+      </w:r>
+    </w:p>
+    <w:p>
+      <w:pPr>
+        <w:spacing w:after="130" w:line="280"/>
+      </w:pPr>
+      <w:r>
+        <w:rPr>
+          <w:sz w:val="21"/>
+          <w:szCs w:val="21"/>
+        </w:rPr>
+        <w:t xml:space="preserve">Two deployment shapes are supported and the steps differ slightly. Where an item says HOST, read it as the Vercel project's environment variables, or as the .env.docker file on a self-hosted VPS. The self-hosted path is the one currently being provisioned.</w:t>
       </w:r>
     </w:p>
     <w:tbl>
@@ -10644,7 +10656,7 @@
                 <w:sz w:val="18"/>
                 <w:szCs w:val="18"/>
               </w:rPr>
-              <w:t xml:space="preserve">Set the production credentials on Vercel</w:t>
+              <w:t xml:space="preserve">Set the production credentials on the HOST</w:t>
             </w:r>
           </w:p>
         </w:tc>
@@ -10737,7 +10749,7 @@
                 <w:sz w:val="18"/>
                 <w:szCs w:val="18"/>
               </w:rPr>
-              <w:t xml:space="preserve">REDEPLOY after setting them</w:t>
+              <w:t xml:space="preserve">Self-hosted only: set TRUSTED_PROXY=cloudflare</w:t>
             </w:r>
           </w:p>
         </w:tc>
@@ -10767,7 +10779,7 @@
                 <w:sz w:val="18"/>
                 <w:szCs w:val="18"/>
               </w:rPr>
-              <w:t xml:space="preserve">Vercel snapshots environment variables into a deployment. Adding one changes nothing until a new build exists. This step is missed constantly and it is the single most likely reason a correctly-set key appears not to work</w:t>
+              <w:t xml:space="preserve">Load-bearing, and it fails silently. The stack sits behind a Cloudflare tunnel, and this is what tells the app to trust that edge for the visitor's location. Without it every location is unverifiable, so the compliance gate refuses every purchase while the site otherwise looks healthy. Do not set it if the server is ever reachable directly, bypassing the tunnel</w:t>
             </w:r>
           </w:p>
         </w:tc>
@@ -10829,7 +10841,7 @@
                 <w:sz w:val="18"/>
                 <w:szCs w:val="18"/>
               </w:rPr>
-              <w:t xml:space="preserve">Mirror CRON_SECRET into GitHub Actions secrets</w:t>
+              <w:t xml:space="preserve">RESTART or REDEPLOY after setting them</w:t>
             </w:r>
           </w:p>
         </w:tc>
@@ -10858,7 +10870,7 @@
                 <w:sz w:val="18"/>
                 <w:szCs w:val="18"/>
               </w:rPr>
-              <w:t xml:space="preserve">Same value, second place. Without it settle-pools.yml and alert.yml SKIP and still report success - a green workflow doing nothing. Verify by running either workflow manually and confirming its trigger step says success, not skipped</w:t>
+              <w:t xml:space="preserve">Environment variables are read at start-up, not live. On Vercel: Deployments, latest, Redeploy, because variables are snapshotted into a build. Self-hosted: docker compose up -d to recreate the containers. This step is missed constantly and it is the single most likely reason a correctly-set key appears not to work</w:t>
             </w:r>
           </w:p>
         </w:tc>
@@ -10922,7 +10934,7 @@
                 <w:sz w:val="18"/>
                 <w:szCs w:val="18"/>
               </w:rPr>
-              <w:t xml:space="preserve">Register the Stripe webhook</w:t>
+              <w:t xml:space="preserve">Confirm both scheduled jobs are running</w:t>
             </w:r>
           </w:p>
         </w:tc>
@@ -10952,7 +10964,7 @@
                 <w:sz w:val="18"/>
                 <w:szCs w:val="18"/>
               </w:rPr>
-              <w:t xml:space="preserve">Endpoint /api/stripe/webhook subscribed to checkout.session.completed, then put its signing secret in STRIPE_WEBHOOK_SECRET. Unset is verifiable from outside: the endpoint answers 503 Webhook not configured instead of 400 Missing stripe-signature</w:t>
+              <w:t xml:space="preserve">Settlement pays pools out and reconciliation catches payment-to-ledger divergence. On Vercel these are the two vercel.json crons plus the GitHub Actions workflows, and CRON_SECRET must be mirrored into GitHub Actions secrets or settle-pools.yml and alert.yml SKIP while still reporting success - a green workflow doing nothing. Self-hosted: the settle-cron and reconcile-cron compose services carry both, and only the error-digest workflow still needs the Actions secret. Verify with docker compose logs settle-cron, or by running a workflow manually and confirming its trigger step says success, not skipped</w:t>
             </w:r>
           </w:p>
         </w:tc>
@@ -11014,7 +11026,7 @@
                 <w:sz w:val="18"/>
                 <w:szCs w:val="18"/>
               </w:rPr>
-              <w:t xml:space="preserve">Check one URL until it says ok</w:t>
+              <w:t xml:space="preserve">Register the Stripe webhook</w:t>
             </w:r>
           </w:p>
         </w:tc>
@@ -11043,7 +11055,7 @@
                 <w:sz w:val="18"/>
                 <w:szCs w:val="18"/>
               </w:rPr>
-              <w:t xml:space="preserve">curl -H "Authorization: Bearer $CRON_SECRET" https://&lt;domain&gt;/api/health returns a component-by-component breakdown naming every unset variable and what it costs. This is the readiness test and it needs no engineer to interpret</w:t>
+              <w:t xml:space="preserve">Endpoint /api/stripe/webhook subscribed to checkout.session.completed, then put its signing secret in STRIPE_WEBHOOK_SECRET. Unset is verifiable from outside: the endpoint answers 503 Webhook not configured instead of 400 Missing stripe-signature</w:t>
             </w:r>
           </w:p>
         </w:tc>
@@ -11107,6 +11119,98 @@
                 <w:sz w:val="18"/>
                 <w:szCs w:val="18"/>
               </w:rPr>
+              <w:t xml:space="preserve">Check one URL until it says ok</w:t>
+            </w:r>
+          </w:p>
+        </w:tc>
+        <w:tc>
+          <w:tcPr>
+            <w:tcW w:type="dxa" w:w="2300"/>
+            <w:tcBorders>
+              <w:top w:val="single" w:color="D9D9D9" w:sz="4"/>
+              <w:left w:val="single" w:color="D9D9D9" w:sz="4"/>
+              <w:bottom w:val="single" w:color="D9D9D9" w:sz="4"/>
+              <w:right w:val="single" w:color="D9D9D9" w:sz="4"/>
+            </w:tcBorders>
+            <w:shd w:fill="F4F6FA" w:val="clear"/>
+            <w:tcMar>
+              <w:top w:type="dxa" w:w="60"/>
+              <w:left w:type="dxa" w:w="95"/>
+              <w:bottom w:type="dxa" w:w="60"/>
+              <w:right w:type="dxa" w:w="95"/>
+            </w:tcMar>
+          </w:tcPr>
+          <w:p>
+            <w:pPr>
+              <w:spacing w:after="0" w:line="254"/>
+            </w:pPr>
+            <w:r>
+              <w:rPr>
+                <w:sz w:val="18"/>
+                <w:szCs w:val="18"/>
+              </w:rPr>
+              <w:t xml:space="preserve">curl -H "Authorization: Bearer $CRON_SECRET" https://&lt;domain&gt;/api/health returns a component-by-component breakdown naming every unset variable and what it costs. This is the readiness test and it needs no engineer to interpret</w:t>
+            </w:r>
+          </w:p>
+        </w:tc>
+      </w:tr>
+      <w:tr>
+        <w:tc>
+          <w:tcPr>
+            <w:tcW w:type="dxa" w:w="420"/>
+            <w:tcBorders>
+              <w:top w:val="single" w:color="D9D9D9" w:sz="4"/>
+              <w:left w:val="single" w:color="D9D9D9" w:sz="4"/>
+              <w:bottom w:val="single" w:color="D9D9D9" w:sz="4"/>
+              <w:right w:val="single" w:color="D9D9D9" w:sz="4"/>
+            </w:tcBorders>
+            <w:tcMar>
+              <w:top w:type="dxa" w:w="60"/>
+              <w:left w:type="dxa" w:w="95"/>
+              <w:bottom w:type="dxa" w:w="60"/>
+              <w:right w:type="dxa" w:w="95"/>
+            </w:tcMar>
+          </w:tcPr>
+          <w:p>
+            <w:pPr>
+              <w:spacing w:after="0" w:line="254"/>
+            </w:pPr>
+            <w:r>
+              <w:rPr>
+                <w:b/>
+                <w:bCs/>
+                <w:sz w:val="18"/>
+                <w:szCs w:val="18"/>
+              </w:rPr>
+              <w:t xml:space="preserve">☐</w:t>
+            </w:r>
+          </w:p>
+        </w:tc>
+        <w:tc>
+          <w:tcPr>
+            <w:tcW w:type="dxa" w:w="6180"/>
+            <w:tcBorders>
+              <w:top w:val="single" w:color="D9D9D9" w:sz="4"/>
+              <w:left w:val="single" w:color="D9D9D9" w:sz="4"/>
+              <w:bottom w:val="single" w:color="D9D9D9" w:sz="4"/>
+              <w:right w:val="single" w:color="D9D9D9" w:sz="4"/>
+            </w:tcBorders>
+            <w:tcMar>
+              <w:top w:type="dxa" w:w="60"/>
+              <w:left w:type="dxa" w:w="95"/>
+              <w:bottom w:type="dxa" w:w="60"/>
+              <w:right w:type="dxa" w:w="95"/>
+            </w:tcMar>
+          </w:tcPr>
+          <w:p>
+            <w:pPr>
+              <w:spacing w:after="0" w:line="254"/>
+            </w:pPr>
+            <w:r>
+              <w:rPr>
+                <w:sz w:val="18"/>
+                <w:szCs w:val="18"/>
+              </w:rPr>
               <w:t xml:space="preserve">Run the money path once in Stripe test mode</w:t>
             </w:r>
           </w:p>
@@ -11120,7 +11224,6 @@
               <w:bottom w:val="single" w:color="D9D9D9" w:sz="4"/>
               <w:right w:val="single" w:color="D9D9D9" w:sz="4"/>
             </w:tcBorders>
-            <w:shd w:fill="F4F6FA" w:val="clear"/>
             <w:tcMar>
               <w:top w:type="dxa" w:w="60"/>
               <w:left w:type="dxa" w:w="95"/>
@@ -13124,7 +13227,24 @@
           <w:sz w:val="21"/>
           <w:szCs w:val="21"/>
         </w:rPr>
-        <w:t xml:space="preserve">If the GitHub Actions run skipped with a warning, its CRON_SECRET secret is missing; the daily Vercel cron is still covering settlement in the meantime.</w:t>
+        <w:t xml:space="preserve">On Vercel: if the GitHub Actions run skipped with a warning, its CRON_SECRET secret is missing; the daily vercel.json cron still covers settlement in the meantime.</w:t>
+      </w:r>
+    </w:p>
+    <w:p>
+      <w:pPr>
+        <w:pStyle w:val="ListParagraph"/>
+        <w:numPr>
+          <w:ilvl w:val="0"/>
+          <w:numId w:val="3"/>
+        </w:numPr>
+        <w:spacing w:after="95" w:line="272"/>
+      </w:pPr>
+      <w:r>
+        <w:rPr>
+          <w:sz w:val="21"/>
+          <w:szCs w:val="21"/>
+        </w:rPr>
+        <w:t xml:space="preserve">Self-hosted: check the scheduler container with docker compose logs settle-cron, which prints one line per invocation with its HTTP status. If docker compose ps does not list the service at all, nothing is calling settlement and pools are holding player money — bring the full stack up rather than the app alone.</w:t>
       </w:r>
     </w:p>
     <w:p>

--- a/Gridiron_Project_Handover.docx
+++ b/Gridiron_Project_Handover.docx
@@ -10475,7 +10475,7 @@
           <w:sz w:val="21"/>
           <w:szCs w:val="21"/>
         </w:rPr>
-        <w:t xml:space="preserve">Two deployment shapes are supported and the steps differ slightly. Where an item says HOST, read it as the Vercel project's environment variables, or as the .env.docker file on a self-hosted VPS. The self-hosted path is the one currently being provisioned.</w:t>
+        <w:t xml:space="preserve">The platform is moving from Vercel to a client-operated VPS, which runs the app and both scheduled jobs in containers against the existing managed Supabase database. Where an item below says HOST, read it as the .env.docker file beside docker-compose.yml. The Vercel equivalent is named where it differs, because the Vercel deployment stays live until the VPS has served real traffic.</w:t>
       </w:r>
     </w:p>
     <w:tbl>
